--- a/docs/Development.docx
+++ b/docs/Development.docx
@@ -3668,15 +3668,7 @@
     </w:p>
     <w:p>
       <w:r>
-        <w:t xml:space="preserve">I updated the level model to hold this occupancy information directly within the page tile grids, which up until this point just held tile indices (values </w:t>
-      </w:r>
-      <w:proofErr w:type="gramStart"/>
-      <w:r>
-        <w:t>0..</w:t>
-      </w:r>
-      <w:proofErr w:type="gramEnd"/>
-      <w:r>
-        <w:t xml:space="preserve">31).  I used one of the three unused </w:t>
+        <w:t xml:space="preserve">I updated the level model to hold this occupancy information directly within the page tile grids, which up until this point just held tile indices (values 0..31).  I used one of the three unused </w:t>
       </w:r>
       <w:r>
         <w:t xml:space="preserve">high </w:t>
@@ -4488,16 +4480,11 @@
       <w:r>
         <w:t xml:space="preserve">Object’s </w:t>
       </w:r>
-      <w:proofErr w:type="gramStart"/>
       <w:r>
         <w:t xml:space="preserve">top </w:t>
       </w:r>
       <w:r>
-        <w:t>level</w:t>
-      </w:r>
-      <w:proofErr w:type="gramEnd"/>
-      <w:r>
-        <w:t xml:space="preserve"> </w:t>
+        <w:t xml:space="preserve">level </w:t>
       </w:r>
       <w:r>
         <w:t>coordinate</w:t>
@@ -5958,23 +5945,7 @@
         <w:t>by something</w:t>
       </w:r>
       <w:r>
-        <w:t xml:space="preserve">, and bits </w:t>
-      </w:r>
-      <w:proofErr w:type="gramStart"/>
-      <w:r>
-        <w:t>0..</w:t>
-      </w:r>
-      <w:proofErr w:type="gramEnd"/>
-      <w:r>
-        <w:t xml:space="preserve">5 hold the tile index (values </w:t>
-      </w:r>
-      <w:proofErr w:type="gramStart"/>
-      <w:r>
-        <w:t>0..</w:t>
-      </w:r>
-      <w:proofErr w:type="gramEnd"/>
-      <w:r>
-        <w:t>31).</w:t>
+        <w:t>, and bits 0..5 hold the tile index (values 0..31).</w:t>
       </w:r>
       <w:r>
         <w:t xml:space="preserve"> </w:t>
@@ -6384,12 +6355,10 @@
         <w:t xml:space="preserve">and show this information in a </w:t>
       </w:r>
       <w:proofErr w:type="spellStart"/>
-      <w:proofErr w:type="gramStart"/>
       <w:r>
         <w:t>gamebar</w:t>
       </w:r>
       <w:proofErr w:type="spellEnd"/>
-      <w:proofErr w:type="gramEnd"/>
       <w:r>
         <w:t>, located at the top right of the screen.</w:t>
       </w:r>
@@ -6613,12 +6582,10 @@
         <w:t xml:space="preserve"> </w:t>
       </w:r>
       <w:proofErr w:type="spellStart"/>
-      <w:proofErr w:type="gramStart"/>
       <w:r>
         <w:t>gamebar</w:t>
       </w:r>
       <w:proofErr w:type="spellEnd"/>
-      <w:proofErr w:type="gramEnd"/>
       <w:r>
         <w:t>.</w:t>
       </w:r>
@@ -6771,12 +6738,10 @@
         <w:t xml:space="preserve">draw the </w:t>
       </w:r>
       <w:proofErr w:type="spellStart"/>
-      <w:proofErr w:type="gramStart"/>
       <w:r>
         <w:t>gamebar</w:t>
       </w:r>
       <w:proofErr w:type="spellEnd"/>
-      <w:proofErr w:type="gramEnd"/>
       <w:r>
         <w:t xml:space="preserve"> and </w:t>
       </w:r>
@@ -6812,37 +6777,16 @@
         <w:t xml:space="preserve">code to show the </w:t>
       </w:r>
       <w:r>
-        <w:t xml:space="preserve">current level </w:t>
-      </w:r>
-      <w:proofErr w:type="gramStart"/>
-      <w:r>
-        <w:t>number</w:t>
-      </w:r>
-      <w:r>
-        <w:t>, and</w:t>
-      </w:r>
-      <w:proofErr w:type="gramEnd"/>
-      <w:r>
-        <w:t xml:space="preserve"> </w:t>
-      </w:r>
-      <w:r>
-        <w:t>extended the number of supported digits from four (</w:t>
-      </w:r>
-      <w:proofErr w:type="gramStart"/>
-      <w:r>
-        <w:t>0..</w:t>
-      </w:r>
-      <w:proofErr w:type="gramEnd"/>
-      <w:r>
-        <w:t>3) to ten (</w:t>
-      </w:r>
-      <w:proofErr w:type="gramStart"/>
-      <w:r>
-        <w:t>0..</w:t>
-      </w:r>
-      <w:proofErr w:type="gramEnd"/>
-      <w:r>
-        <w:t>9).</w:t>
+        <w:t>current level number</w:t>
+      </w:r>
+      <w:r>
+        <w:t xml:space="preserve">, and </w:t>
+      </w:r>
+      <w:r>
+        <w:t>extended the number of supported digits from four (0..3) to ten (</w:t>
+      </w:r>
+      <w:r>
+        <w:t>0..9).</w:t>
       </w:r>
       <w:r>
         <w:t xml:space="preserve">  Numerous code size optimizations were needed to free up sufficient space for the</w:t>
@@ -8608,7 +8552,6 @@
         <w:t xml:space="preserve">the </w:t>
       </w:r>
       <w:proofErr w:type="spellStart"/>
-      <w:proofErr w:type="gramStart"/>
       <w:r>
         <w:rPr>
           <w:i/>
@@ -8617,7 +8560,6 @@
         <w:t>objectState</w:t>
       </w:r>
       <w:proofErr w:type="spellEnd"/>
-      <w:proofErr w:type="gramEnd"/>
       <w:r>
         <w:t xml:space="preserve"> variable</w:t>
       </w:r>
@@ -10652,11 +10594,7 @@
         <w:t xml:space="preserve">o-page (transient variables) </w:t>
       </w:r>
       <w:r>
-        <w:t xml:space="preserve">for </w:t>
-      </w:r>
-      <w:proofErr w:type="gramStart"/>
-      <w:r>
-        <w:t xml:space="preserve">the </w:t>
+        <w:t xml:space="preserve">for the </w:t>
       </w:r>
       <w:r>
         <w:rPr>
@@ -10665,7 +10603,6 @@
         </w:rPr>
         <w:t>counts</w:t>
       </w:r>
-      <w:proofErr w:type="gramEnd"/>
       <w:r>
         <w:t xml:space="preserve"> </w:t>
       </w:r>
@@ -12007,13 +11944,8 @@
       <w:r>
         <w:t xml:space="preserve">final list of </w:t>
       </w:r>
-      <w:proofErr w:type="gramStart"/>
-      <w:r>
-        <w:t>pursue</w:t>
-      </w:r>
-      <w:proofErr w:type="gramEnd"/>
-      <w:r>
-        <w:t xml:space="preserve"> behavior</w:t>
+      <w:r>
+        <w:t>pursue behavior</w:t>
       </w:r>
       <w:r>
         <w:t>al</w:t>
@@ -12080,7 +12012,6 @@
         <w:t xml:space="preserve"> </w:t>
       </w:r>
       <w:proofErr w:type="spellStart"/>
-      <w:proofErr w:type="gramStart"/>
       <w:r>
         <w:rPr>
           <w:b/>
@@ -12101,11 +12032,7 @@
         <w:t xml:space="preserve"> </w:t>
       </w:r>
       <w:r>
-        <w:t xml:space="preserve"> –</w:t>
-      </w:r>
-      <w:proofErr w:type="gramEnd"/>
-      <w:r>
-        <w:t xml:space="preserve"> </w:t>
+        <w:t xml:space="preserve"> – </w:t>
       </w:r>
       <w:r>
         <w:t xml:space="preserve">Daleks </w:t>
@@ -12231,7 +12158,6 @@
         <w:t xml:space="preserve"> </w:t>
       </w:r>
       <w:proofErr w:type="spellStart"/>
-      <w:proofErr w:type="gramStart"/>
       <w:r>
         <w:rPr>
           <w:b/>
@@ -12252,11 +12178,7 @@
         <w:t xml:space="preserve"> </w:t>
       </w:r>
       <w:r>
-        <w:t xml:space="preserve"> –</w:t>
-      </w:r>
-      <w:proofErr w:type="gramEnd"/>
-      <w:r>
-        <w:t xml:space="preserve"> Daleks </w:t>
+        <w:t xml:space="preserve"> – Daleks </w:t>
       </w:r>
       <w:r>
         <w:t>move quickly left or right</w:t>
@@ -12752,7 +12674,6 @@
       <w:r>
         <w:t xml:space="preserve">Daleks whose action is </w:t>
       </w:r>
-      <w:proofErr w:type="gramStart"/>
       <w:r>
         <w:rPr>
           <w:b/>
@@ -12762,7 +12683,6 @@
         </w:rPr>
         <w:t>pursue</w:t>
       </w:r>
-      <w:proofErr w:type="gramEnd"/>
       <w:r>
         <w:t xml:space="preserve"> are downgraded to </w:t>
       </w:r>
@@ -12986,14 +12906,12 @@
       <w:r>
         <w:t xml:space="preserve"> </w:t>
       </w:r>
-      <w:proofErr w:type="gramStart"/>
       <w:r>
         <w:t xml:space="preserve">the  </w:t>
       </w:r>
       <w:r>
         <w:t>Dalek’s</w:t>
       </w:r>
-      <w:proofErr w:type="gramEnd"/>
       <w:r>
         <w:t xml:space="preserve"> </w:t>
       </w:r>
@@ -13305,7 +13223,6 @@
         <w:t xml:space="preserve">e to support this.  Fortunately, the low nibble of the elevator’s </w:t>
       </w:r>
       <w:proofErr w:type="spellStart"/>
-      <w:proofErr w:type="gramStart"/>
       <w:r>
         <w:rPr>
           <w:i/>
@@ -13314,7 +13231,6 @@
         <w:t>objectState</w:t>
       </w:r>
       <w:proofErr w:type="spellEnd"/>
-      <w:proofErr w:type="gramEnd"/>
       <w:r>
         <w:t xml:space="preserve"> variable </w:t>
       </w:r>
@@ -13390,15 +13306,7 @@
         <w:t>s</w:t>
       </w:r>
       <w:r>
-        <w:t xml:space="preserve"> in their </w:t>
-      </w:r>
-      <w:proofErr w:type="gramStart"/>
-      <w:r>
-        <w:t>draw</w:t>
-      </w:r>
-      <w:proofErr w:type="gramEnd"/>
-      <w:r>
-        <w:t xml:space="preserve"> order</w:t>
+        <w:t xml:space="preserve"> in their draw order</w:t>
       </w:r>
       <w:r>
         <w:t xml:space="preserve">, as descending elevators need to be rendered before </w:t>
@@ -13542,31 +13450,18 @@
         <w:t xml:space="preserve"> - When one or more Daleks are in pursuit of K9, a </w:t>
       </w:r>
       <w:proofErr w:type="spellStart"/>
-      <w:proofErr w:type="gramStart"/>
       <w:r>
         <w:t>PacMan</w:t>
       </w:r>
       <w:proofErr w:type="spellEnd"/>
       <w:r>
-        <w:t xml:space="preserve"> like</w:t>
-      </w:r>
-      <w:proofErr w:type="gramEnd"/>
-      <w:r>
-        <w:t xml:space="preserve"> sound effect plays, giving the player a sense of pressure.  The sound effect provide</w:t>
+        <w:t xml:space="preserve"> like sound effect plays, giving the player a sense of pressure.  The sound effect provide</w:t>
       </w:r>
       <w:r>
         <w:t>s</w:t>
       </w:r>
       <w:r>
-        <w:t xml:space="preserve"> an important </w:t>
-      </w:r>
-      <w:proofErr w:type="gramStart"/>
-      <w:r>
-        <w:t>que</w:t>
-      </w:r>
-      <w:proofErr w:type="gramEnd"/>
-      <w:r>
-        <w:t xml:space="preserve"> as there may be times when a Dalek sees K9 before the player sees the Dalek!</w:t>
+        <w:t xml:space="preserve"> an important que as there may be times when a Dalek sees K9 before the player sees the Dalek!</w:t>
       </w:r>
     </w:p>
     <w:p>
@@ -13688,15 +13583,7 @@
         <w:t>K9 is hurt</w:t>
       </w:r>
       <w:r>
-        <w:t xml:space="preserve"> – when K9 is damaged by </w:t>
-      </w:r>
-      <w:proofErr w:type="gramStart"/>
-      <w:r>
-        <w:t>an</w:t>
-      </w:r>
-      <w:proofErr w:type="gramEnd"/>
-      <w:r>
-        <w:t xml:space="preserve"> Dalek weapon, an annoying white noise sound effect is played, which is quite unpleasant.  It </w:t>
+        <w:t xml:space="preserve"> – when K9 is damaged by an Dalek weapon, an annoying white noise sound effect is played, which is quite unpleasant.  It </w:t>
       </w:r>
       <w:r>
         <w:t xml:space="preserve">is </w:t>
@@ -13833,16 +13720,11 @@
         <w:t>‘</w:t>
       </w:r>
       <w:r>
-        <w:t xml:space="preserve">in </w:t>
-      </w:r>
-      <w:proofErr w:type="gramStart"/>
-      <w:r>
-        <w:t>pursuit</w:t>
+        <w:t>in pursuit</w:t>
       </w:r>
       <w:r>
         <w:t>’</w:t>
       </w:r>
-      <w:proofErr w:type="gramEnd"/>
       <w:r>
         <w:t xml:space="preserve"> sound effect.</w:t>
       </w:r>
@@ -14454,15 +14336,7 @@
         <w:t xml:space="preserve">in size </w:t>
       </w:r>
       <w:r>
-        <w:t xml:space="preserve">and uses 41 bytes of data (health bar atlas + </w:t>
-      </w:r>
-      <w:proofErr w:type="gramStart"/>
-      <w:r>
-        <w:t>sprite</w:t>
-      </w:r>
-      <w:proofErr w:type="gramEnd"/>
-      <w:r>
-        <w:t xml:space="preserve"> array).  The total memory required was 226 bytes</w:t>
+        <w:t>and uses 41 bytes of data (health bar atlas + sprite array).  The total memory required was 226 bytes</w:t>
       </w:r>
       <w:r>
         <w:t>.</w:t>
@@ -15680,15 +15554,7 @@
         <w:t>SN76489</w:t>
       </w:r>
       <w:r>
-        <w:t xml:space="preserve"> to output its highest frequency (125KHz), and 2) toggle the volume at twice the desired frequency.  </w:t>
-      </w:r>
-      <w:proofErr w:type="gramStart"/>
-      <w:r>
-        <w:t>Timer2</w:t>
-      </w:r>
-      <w:proofErr w:type="gramEnd"/>
-      <w:r>
-        <w:t xml:space="preserve"> can be used for the latter, in one-shot mode.</w:t>
+        <w:t xml:space="preserve"> to output its highest frequency (125KHz), and 2) toggle the volume at twice the desired frequency.  Timer2 can be used for the latter, in one-shot mode.</w:t>
       </w:r>
     </w:p>
     <w:p>
@@ -16139,11 +16005,9 @@
         <w:lastRenderedPageBreak/>
         <w:t xml:space="preserve">I spent quite a bit of time tweaking the envelope definitions to get a more interesting sound. Of course, I was not able to replicate the original sound given </w:t>
       </w:r>
-      <w:proofErr w:type="gramStart"/>
       <w:r>
         <w:t>the Beeb’s</w:t>
       </w:r>
-      <w:proofErr w:type="gramEnd"/>
       <w:r>
         <w:t xml:space="preserve"> limited capabilities.  </w:t>
       </w:r>
@@ -16190,14 +16054,12 @@
       <w:r>
         <w:t xml:space="preserve">which </w:t>
       </w:r>
-      <w:proofErr w:type="gramStart"/>
       <w:r>
         <w:t>appear</w:t>
       </w:r>
       <w:r>
         <w:t>s</w:t>
       </w:r>
-      <w:proofErr w:type="gramEnd"/>
       <w:r>
         <w:t xml:space="preserve"> before the </w:t>
       </w:r>
@@ -16371,13 +16233,8 @@
       <w:r>
         <w:t xml:space="preserve">ly there was </w:t>
       </w:r>
-      <w:proofErr w:type="gramStart"/>
-      <w:r>
-        <w:t>no</w:t>
-      </w:r>
-      <w:proofErr w:type="gramEnd"/>
-      <w:r>
-        <w:t xml:space="preserve"> enough</w:t>
+      <w:r>
+        <w:t>no enough</w:t>
       </w:r>
       <w:r>
         <w:t xml:space="preserve"> room to fit </w:t>
@@ -16527,10 +16384,31 @@
     </w:p>
     <w:p>
       <w:pPr>
-        <w:pStyle w:val="Heading1"/>
-      </w:pPr>
-      <w:r>
-        <w:t>‘Exterminate’</w:t>
+        <w:pStyle w:val="Heading2"/>
+      </w:pPr>
+      <w:r>
+        <w:rPr>
+          <w:i/>
+          <w:iCs/>
+        </w:rPr>
+        <w:t>“</w:t>
+      </w:r>
+      <w:r>
+        <w:rPr>
+          <w:i/>
+          <w:iCs/>
+        </w:rPr>
+        <w:t>Exterminate</w:t>
+      </w:r>
+      <w:r>
+        <w:rPr>
+          <w:i/>
+          <w:iCs/>
+        </w:rPr>
+        <w:t>”</w:t>
+      </w:r>
+      <w:r>
+        <w:t xml:space="preserve"> sound effect</w:t>
       </w:r>
     </w:p>
     <w:p>
@@ -16585,10 +16463,7 @@
         <w:t>Unfortunately, the Dalek voice, which is created using a ring modulator box, does not encode very well using LPC, which was designed specifically to encode human voices</w:t>
       </w:r>
       <w:r>
-        <w:t xml:space="preserve">, and </w:t>
-      </w:r>
-      <w:r>
-        <w:t xml:space="preserve">  Daleks don’t have a human voice.</w:t>
+        <w:t>.</w:t>
       </w:r>
     </w:p>
     <w:p>
@@ -16663,7 +16538,13 @@
         <w:t xml:space="preserve">then </w:t>
       </w:r>
       <w:r>
-        <w:t xml:space="preserve">modulating the volume using the PCM </w:t>
+        <w:t>modulat</w:t>
+      </w:r>
+      <w:r>
+        <w:t>e</w:t>
+      </w:r>
+      <w:r>
+        <w:t xml:space="preserve"> the volume using PCM </w:t>
       </w:r>
       <w:r>
         <w:t>sample</w:t>
@@ -16683,7 +16564,13 @@
         <w:t xml:space="preserve"> good </w:t>
       </w:r>
       <w:r>
-        <w:t xml:space="preserve">quality </w:t>
+        <w:t>quality</w:t>
+      </w:r>
+      <w:r>
+        <w:t>,</w:t>
+      </w:r>
+      <w:r>
+        <w:t xml:space="preserve"> </w:t>
       </w:r>
       <w:r>
         <w:t>for several reasons.</w:t>
@@ -16700,15 +16587,19 @@
         <w:t xml:space="preserve"> 160 times a frame. </w:t>
       </w:r>
       <w:r>
-        <w:t xml:space="preserve"> If the update code takes 50 cycles to execute (a reasonable estimate), there will be </w:t>
-      </w:r>
-      <w:proofErr w:type="gramStart"/>
-      <w:r>
-        <w:t>20</w:t>
-      </w:r>
-      <w:proofErr w:type="gramEnd"/>
-      <w:r>
-        <w:t>% impact on game performance</w:t>
+        <w:t xml:space="preserve"> If the update code takes 50 cycles to execute (a reasonable estimate), there </w:t>
+      </w:r>
+      <w:r>
+        <w:t>is</w:t>
+      </w:r>
+      <w:r>
+        <w:t xml:space="preserve"> </w:t>
+      </w:r>
+      <w:r>
+        <w:t xml:space="preserve">a </w:t>
+      </w:r>
+      <w:r>
+        <w:t>20% impact on game performance</w:t>
       </w:r>
       <w:r>
         <w:t>, which is not good.</w:t>
@@ -16737,16 +16628,28 @@
         <w:t xml:space="preserve">it only has </w:t>
       </w:r>
       <w:r>
-        <w:t>sixteen volume levels.</w:t>
+        <w:t>sixteen levels</w:t>
+      </w:r>
+      <w:r>
+        <w:t xml:space="preserve"> of volume</w:t>
+      </w:r>
+      <w:r>
+        <w:t>.</w:t>
       </w:r>
       <w:r>
         <w:t xml:space="preserve">  </w:t>
       </w:r>
       <w:r>
-        <w:t>If 8-bit samples are used, half the bits are thrown away!  One can improve the quality by over-sampling at twice the frequency, but this doubles the impact</w:t>
-      </w:r>
-      <w:r>
-        <w:t xml:space="preserve"> on performance.</w:t>
+        <w:t xml:space="preserve">If 8-bit samples are used, half the bits are thrown away!  One can improve the quality by over-sampling at twice the frequency, but this doubles the </w:t>
+      </w:r>
+      <w:r>
+        <w:t xml:space="preserve">performance </w:t>
+      </w:r>
+      <w:r>
+        <w:t>impact</w:t>
+      </w:r>
+      <w:r>
+        <w:t>.</w:t>
       </w:r>
     </w:p>
     <w:p>
@@ -16757,7 +16660,13 @@
         <w:t xml:space="preserve">sampled </w:t>
       </w:r>
       <w:r>
-        <w:t>data is large.  “</w:t>
+        <w:t xml:space="preserve">data is large.  </w:t>
+      </w:r>
+      <w:r>
+        <w:t xml:space="preserve">An </w:t>
+      </w:r>
+      <w:r>
+        <w:t>“</w:t>
       </w:r>
       <w:r>
         <w:rPr>
@@ -16774,39 +16683,110 @@
         <w:t>xterminate</w:t>
       </w:r>
       <w:r>
-        <w:t xml:space="preserve">” encoded at 8-bit/8KHz takes up </w:t>
-      </w:r>
-      <w:r>
-        <w:t xml:space="preserve">around </w:t>
-      </w:r>
-      <w:r>
-        <w:t>16K, uncompressed</w:t>
+        <w:t xml:space="preserve">” </w:t>
+      </w:r>
+      <w:r>
+        <w:t xml:space="preserve">sample </w:t>
+      </w:r>
+      <w:r>
+        <w:t xml:space="preserve">encoded at 8-bit/8KHz </w:t>
+      </w:r>
+      <w:r>
+        <w:t>is</w:t>
+      </w:r>
+      <w:r>
+        <w:t xml:space="preserve"> </w:t>
+      </w:r>
+      <w:r>
+        <w:t>1</w:t>
+      </w:r>
+      <w:r>
+        <w:t>6</w:t>
+      </w:r>
+      <w:r>
+        <w:t>K, uncompressed</w:t>
       </w:r>
       <w:r>
         <w:t>.</w:t>
       </w:r>
       <w:r>
-        <w:t xml:space="preserve">  </w:t>
-      </w:r>
-      <w:r>
-        <w:t xml:space="preserve">At least it will </w:t>
-      </w:r>
-      <w:r>
-        <w:t>fit on a 16K sideway RAM chip</w:t>
-      </w:r>
-      <w:r>
-        <w:t>, which is good.</w:t>
-      </w:r>
-    </w:p>
-    <w:p>
-      <w:pPr>
+        <w:t xml:space="preserve">  That’s a lot of memory for two seconds of </w:t>
+      </w:r>
+      <w:r>
+        <w:t xml:space="preserve">sampled </w:t>
+      </w:r>
+      <w:r>
+        <w:t>sound</w:t>
+      </w:r>
+      <w:r>
+        <w:t>!</w:t>
+      </w:r>
+    </w:p>
+    <w:p>
+      <w:r>
+        <w:t>That being said, I felt the feature was worth pursuing, as the sound data would fit on 16K of sideways RAM, if it was installed.  I</w:t>
+      </w:r>
+      <w:r>
+        <w:t xml:space="preserve"> could</w:t>
+      </w:r>
+      <w:r>
+        <w:t xml:space="preserve"> make the feature dependent on </w:t>
+      </w:r>
+      <w:r>
+        <w:t>that.</w:t>
+      </w:r>
+    </w:p>
+    <w:p>
+      <w:pPr>
+        <w:pStyle w:val="Heading3"/>
+      </w:pPr>
+      <w:r>
+        <w:t>Implementation</w:t>
+      </w:r>
+    </w:p>
+    <w:p>
+      <w:r>
+        <w:t xml:space="preserve">The first thing I did was to use Audacity </w:t>
+      </w:r>
+      <w:r>
+        <w:t xml:space="preserve">to create an 8/8K WAV file from an </w:t>
+      </w:r>
+      <w:r>
         <w:rPr>
           <w:b/>
           <w:bCs/>
           <w:i/>
           <w:iCs/>
         </w:rPr>
-      </w:pPr>
+        <w:t>exterminate.mp3</w:t>
+      </w:r>
+      <w:r>
+        <w:t xml:space="preserve"> file I downloaded from the </w:t>
+      </w:r>
+      <w:r>
+        <w:t>internet</w:t>
+      </w:r>
+      <w:r>
+        <w:t xml:space="preserve">.  I then created </w:t>
+      </w:r>
+      <w:r>
+        <w:t xml:space="preserve">a </w:t>
+      </w:r>
+      <w:r>
+        <w:t>WAV converter console app which extracted the PCM data</w:t>
+      </w:r>
+      <w:r>
+        <w:t xml:space="preserve"> from the WAV file</w:t>
+      </w:r>
+      <w:r>
+        <w:t xml:space="preserve">, </w:t>
+      </w:r>
+      <w:r>
+        <w:t xml:space="preserve">writing it to </w:t>
+      </w:r>
+      <w:r>
+        <w:t xml:space="preserve">a </w:t>
+      </w:r>
       <w:r>
         <w:rPr>
           <w:b/>
@@ -16814,7 +16794,1267 @@
           <w:i/>
           <w:iCs/>
         </w:rPr>
-        <w:t>Fill in details</w:t>
+        <w:t>pcm.dat</w:t>
+      </w:r>
+      <w:r>
+        <w:t xml:space="preserve"> file.</w:t>
+      </w:r>
+    </w:p>
+    <w:p>
+      <w:r>
+        <w:t xml:space="preserve">I </w:t>
+      </w:r>
+      <w:r>
+        <w:t xml:space="preserve">then </w:t>
+      </w:r>
+      <w:r>
+        <w:t>needed to figure out how to load this data into sideways RAM, which resides a</w:t>
+      </w:r>
+      <w:r>
+        <w:t>t</w:t>
+      </w:r>
+      <w:r>
+        <w:t xml:space="preserve"> address &amp;8000</w:t>
+      </w:r>
+      <w:r>
+        <w:t>, when selected.</w:t>
+      </w:r>
+    </w:p>
+    <w:p>
+      <w:r>
+        <w:t>One can</w:t>
+      </w:r>
+      <w:r>
+        <w:t>not</w:t>
+      </w:r>
+      <w:r>
+        <w:t xml:space="preserve"> include </w:t>
+      </w:r>
+      <w:r>
+        <w:t xml:space="preserve">the data </w:t>
+      </w:r>
+      <w:r>
+        <w:t>in the game</w:t>
+      </w:r>
+      <w:r>
+        <w:t xml:space="preserve"> binary</w:t>
+      </w:r>
+      <w:r>
+        <w:t xml:space="preserve"> directly, as the disc filing system </w:t>
+      </w:r>
+      <w:r>
+        <w:t xml:space="preserve">ROM </w:t>
+      </w:r>
+      <w:r>
+        <w:t xml:space="preserve">resides at &amp;8000 when </w:t>
+      </w:r>
+      <w:r>
+        <w:t>it’s</w:t>
+      </w:r>
+      <w:r>
+        <w:t xml:space="preserve"> </w:t>
+      </w:r>
+      <w:r>
+        <w:t>running</w:t>
+      </w:r>
+      <w:r>
+        <w:t xml:space="preserve">, so the </w:t>
+      </w:r>
+      <w:r>
+        <w:t>PCM</w:t>
+      </w:r>
+      <w:r>
+        <w:t xml:space="preserve"> data </w:t>
+      </w:r>
+      <w:r>
+        <w:t xml:space="preserve">must </w:t>
+      </w:r>
+      <w:r>
+        <w:t xml:space="preserve">first </w:t>
+      </w:r>
+      <w:r>
+        <w:t xml:space="preserve">be loaded </w:t>
+      </w:r>
+      <w:r>
+        <w:t xml:space="preserve">to regular memory </w:t>
+      </w:r>
+      <w:r>
+        <w:t xml:space="preserve">before being </w:t>
+      </w:r>
+      <w:r>
+        <w:t>copied to sideways RAM.</w:t>
+      </w:r>
+    </w:p>
+    <w:p>
+      <w:r>
+        <w:lastRenderedPageBreak/>
+        <w:t xml:space="preserve">During startup, there is sufficient </w:t>
+      </w:r>
+      <w:r>
+        <w:t>free</w:t>
+      </w:r>
+      <w:r>
+        <w:t xml:space="preserve"> memory to allow the data to be loaded in five chunks.</w:t>
+      </w:r>
+      <w:r>
+        <w:t xml:space="preserve">  </w:t>
+      </w:r>
+      <w:r>
+        <w:t xml:space="preserve">I </w:t>
+      </w:r>
+      <w:r>
+        <w:t xml:space="preserve">therefore </w:t>
+      </w:r>
+      <w:r>
+        <w:t xml:space="preserve">updated </w:t>
+      </w:r>
+      <w:r>
+        <w:rPr>
+          <w:b/>
+          <w:bCs/>
+        </w:rPr>
+        <w:t>program.6502</w:t>
+      </w:r>
+      <w:r>
+        <w:t xml:space="preserve"> </w:t>
+      </w:r>
+      <w:r>
+        <w:t xml:space="preserve">to </w:t>
+      </w:r>
+      <w:r>
+        <w:t>binary include and package the data in</w:t>
+      </w:r>
+      <w:r>
+        <w:t xml:space="preserve">to </w:t>
+      </w:r>
+      <w:r>
+        <w:t>five</w:t>
+      </w:r>
+      <w:r>
+        <w:t xml:space="preserve"> distinct files </w:t>
+      </w:r>
+      <w:r>
+        <w:t>(pcm1..pcn5)</w:t>
+      </w:r>
+      <w:r>
+        <w:t xml:space="preserve"> in the disc image.</w:t>
+      </w:r>
+    </w:p>
+    <w:p>
+      <w:r>
+        <w:t xml:space="preserve">I </w:t>
+      </w:r>
+      <w:r>
+        <w:t xml:space="preserve">then modified the </w:t>
+      </w:r>
+      <w:r>
+        <w:t xml:space="preserve">startup code to detect and populate sideways RAM as described.  </w:t>
+      </w:r>
+      <w:r>
+        <w:t xml:space="preserve">I </w:t>
+      </w:r>
+      <w:r>
+        <w:t xml:space="preserve">also </w:t>
+      </w:r>
+      <w:r>
+        <w:t>updated the title screen to display "</w:t>
+      </w:r>
+      <w:r>
+        <w:rPr>
+          <w:i/>
+        </w:rPr>
+        <w:t>press space to continue</w:t>
+      </w:r>
+      <w:r>
+        <w:t xml:space="preserve">" after the data </w:t>
+      </w:r>
+      <w:r>
+        <w:t xml:space="preserve">completes </w:t>
+      </w:r>
+      <w:r>
+        <w:t>loading, as this process can take several seconds.</w:t>
+      </w:r>
+    </w:p>
+    <w:p>
+      <w:r>
+        <w:t xml:space="preserve">To play the sample, </w:t>
+      </w:r>
+      <w:r>
+        <w:t>I repurposed t</w:t>
+      </w:r>
+      <w:r>
+        <w:t>one generator 3</w:t>
+      </w:r>
+      <w:r>
+        <w:t>.</w:t>
+      </w:r>
+      <w:r>
+        <w:t xml:space="preserve">  This is normally used to play the Dalek pursuit sound effect which isn’t needed </w:t>
+      </w:r>
+      <w:r>
+        <w:t>since</w:t>
+      </w:r>
+      <w:r>
+        <w:t xml:space="preserve"> “exterminate” </w:t>
+      </w:r>
+      <w:r>
+        <w:t>will be</w:t>
+      </w:r>
+      <w:r>
+        <w:t xml:space="preserve"> sounded instead.</w:t>
+      </w:r>
+    </w:p>
+    <w:p>
+      <w:r>
+        <w:t xml:space="preserve">On entering a level, </w:t>
+      </w:r>
+      <w:r>
+        <w:t xml:space="preserve">the </w:t>
+      </w:r>
+      <w:r>
+        <w:t>tone generator</w:t>
+      </w:r>
+      <w:r>
+        <w:t>’s</w:t>
+      </w:r>
+      <w:r>
+        <w:t xml:space="preserve"> frequency </w:t>
+      </w:r>
+      <w:r>
+        <w:t xml:space="preserve">is set </w:t>
+      </w:r>
+      <w:r>
+        <w:t xml:space="preserve">to 125KHz and its volume </w:t>
+      </w:r>
+      <w:r>
+        <w:t xml:space="preserve">is set </w:t>
+      </w:r>
+      <w:r>
+        <w:t>to silence.</w:t>
+      </w:r>
+      <w:r>
+        <w:t xml:space="preserve"> </w:t>
+      </w:r>
+      <w:r>
+        <w:t xml:space="preserve"> </w:t>
+      </w:r>
+    </w:p>
+    <w:p>
+      <w:r>
+        <w:t xml:space="preserve">The </w:t>
+      </w:r>
+      <w:r>
+        <w:t xml:space="preserve">tone generator’s volume </w:t>
+      </w:r>
+      <w:r>
+        <w:t xml:space="preserve">is then modulated </w:t>
+      </w:r>
+      <w:r>
+        <w:t>one PCM sample at a time, using an 8KHz timer (User-VIA Timer1).</w:t>
+      </w:r>
+      <w:r>
+        <w:t xml:space="preserve">  I extended the existing in-game interrupt routine to do this.</w:t>
+      </w:r>
+    </w:p>
+    <w:p>
+      <w:r>
+        <w:t>Code was then added to play the sample instead of invoking the pursuit sound effect.</w:t>
+      </w:r>
+    </w:p>
+    <w:p>
+      <w:r>
+        <w:t>The resultant “</w:t>
+      </w:r>
+      <w:r>
+        <w:rPr>
+          <w:i/>
+          <w:iCs/>
+        </w:rPr>
+        <w:t>exterminate</w:t>
+      </w:r>
+      <w:r>
+        <w:t xml:space="preserve">” sound was much better than I expected, and better still, the performance </w:t>
+      </w:r>
+      <w:r>
+        <w:t>impact was acceptable</w:t>
+      </w:r>
+      <w:r>
+        <w:t xml:space="preserve">.  </w:t>
+      </w:r>
+      <w:r>
+        <w:t>This was very encouraging.</w:t>
+      </w:r>
+    </w:p>
+    <w:p>
+      <w:pPr>
+        <w:pStyle w:val="Heading3"/>
+      </w:pPr>
+      <w:r>
+        <w:t>Adding a</w:t>
+      </w:r>
+      <w:r>
+        <w:t>dditional samples</w:t>
+      </w:r>
+    </w:p>
+    <w:p>
+      <w:r>
+        <w:t xml:space="preserve">Given the results, I wanted to add </w:t>
+      </w:r>
+      <w:r>
+        <w:t xml:space="preserve">more samples… a </w:t>
+      </w:r>
+      <w:r>
+        <w:t xml:space="preserve">Dalek </w:t>
+      </w:r>
+      <w:r>
+        <w:t xml:space="preserve">groan </w:t>
+      </w:r>
+      <w:r>
+        <w:t xml:space="preserve">and </w:t>
+      </w:r>
+      <w:r>
+        <w:t xml:space="preserve">a </w:t>
+      </w:r>
+      <w:r>
+        <w:t xml:space="preserve">Dalek </w:t>
+      </w:r>
+      <w:r>
+        <w:t xml:space="preserve">weapon </w:t>
+      </w:r>
+      <w:r>
+        <w:t>sound effect</w:t>
+      </w:r>
+      <w:r>
+        <w:t xml:space="preserve">.  </w:t>
+      </w:r>
+      <w:r>
+        <w:t>To do this I needed to compress the PCM data.</w:t>
+      </w:r>
+    </w:p>
+    <w:p>
+      <w:r>
+        <w:t xml:space="preserve">Fortunately, the 8-bit PCM data </w:t>
+      </w:r>
+      <w:r>
+        <w:t xml:space="preserve">was very compressible since </w:t>
+      </w:r>
+      <w:r>
+        <w:t xml:space="preserve">only half the bits </w:t>
+      </w:r>
+      <w:r>
+        <w:t>were</w:t>
+      </w:r>
+      <w:r>
+        <w:t xml:space="preserve"> </w:t>
+      </w:r>
+      <w:r>
+        <w:t xml:space="preserve">actually </w:t>
+      </w:r>
+      <w:r>
+        <w:t xml:space="preserve">used.  </w:t>
+      </w:r>
+      <w:r>
+        <w:t>T</w:t>
+      </w:r>
+      <w:r>
+        <w:t xml:space="preserve">he </w:t>
+      </w:r>
+      <w:r>
+        <w:t>SN76489</w:t>
+      </w:r>
+      <w:r>
+        <w:t xml:space="preserve"> </w:t>
+      </w:r>
+      <w:r>
+        <w:t xml:space="preserve">sound chip </w:t>
+      </w:r>
+      <w:r>
+        <w:t xml:space="preserve">has sixteen </w:t>
+      </w:r>
+      <w:r>
+        <w:t xml:space="preserve">volume </w:t>
+      </w:r>
+      <w:r>
+        <w:t>levels</w:t>
+      </w:r>
+      <w:r>
+        <w:t xml:space="preserve"> (4-bits of resolution)</w:t>
+      </w:r>
+      <w:r>
+        <w:t>.</w:t>
+      </w:r>
+      <w:r>
+        <w:t xml:space="preserve">  The PCM samples </w:t>
+      </w:r>
+      <w:r>
+        <w:t xml:space="preserve">could be </w:t>
+      </w:r>
+      <w:r>
+        <w:t>stored in low and high nibbles</w:t>
+      </w:r>
+      <w:r>
+        <w:t>,</w:t>
+      </w:r>
+      <w:r>
+        <w:t xml:space="preserve"> doubling the capacity</w:t>
+      </w:r>
+      <w:r>
+        <w:t xml:space="preserve">.  </w:t>
+      </w:r>
+      <w:r>
+        <w:t>The additional samples would fit!</w:t>
+      </w:r>
+    </w:p>
+    <w:p>
+      <w:r>
+        <w:t xml:space="preserve">However, updating the in-game interrupt routine to efficiently read </w:t>
+      </w:r>
+      <w:r>
+        <w:t xml:space="preserve">the </w:t>
+      </w:r>
+      <w:r>
+        <w:t xml:space="preserve">low and high nibbles was </w:t>
+      </w:r>
+      <w:r>
+        <w:t>challenging.</w:t>
+      </w:r>
+    </w:p>
+    <w:p>
+      <w:r>
+        <w:t xml:space="preserve">The solution I landed on was </w:t>
+      </w:r>
+      <w:r>
+        <w:t xml:space="preserve">to encode the first half of the sample in the low nibbles, and the second half </w:t>
+      </w:r>
+      <w:r>
+        <w:t xml:space="preserve">of the sample </w:t>
+      </w:r>
+      <w:r>
+        <w:t xml:space="preserve">in the high nibbles, and </w:t>
+      </w:r>
+      <w:r>
+        <w:t xml:space="preserve">then run over the data in two passes, </w:t>
+      </w:r>
+      <w:r>
+        <w:t xml:space="preserve">rewriting the </w:t>
+      </w:r>
+      <w:r>
+        <w:t xml:space="preserve">sample </w:t>
+      </w:r>
+      <w:r>
+        <w:t xml:space="preserve">extraction </w:t>
+      </w:r>
+      <w:r>
+        <w:t xml:space="preserve">code </w:t>
+      </w:r>
+      <w:r>
+        <w:t xml:space="preserve">prior to each </w:t>
+      </w:r>
+      <w:r>
+        <w:t>pass.</w:t>
+      </w:r>
+      <w:r>
+        <w:t xml:space="preserve">  </w:t>
+      </w:r>
+    </w:p>
+    <w:p>
+      <w:r>
+        <w:t xml:space="preserve">In the first pass, </w:t>
+      </w:r>
+      <w:r>
+        <w:rPr>
+          <w:b/>
+          <w:bCs/>
+        </w:rPr>
+        <w:t>AND #&amp;0F</w:t>
+      </w:r>
+      <w:r>
+        <w:rPr>
+          <w:b/>
+          <w:bCs/>
+        </w:rPr>
+        <w:t xml:space="preserve"> : </w:t>
+      </w:r>
+      <w:r>
+        <w:rPr>
+          <w:b/>
+          <w:bCs/>
+        </w:rPr>
+        <w:t>AND #&amp;0F</w:t>
+      </w:r>
+      <w:r>
+        <w:t xml:space="preserve"> is </w:t>
+      </w:r>
+      <w:r>
+        <w:t>written</w:t>
+      </w:r>
+      <w:r>
+        <w:t xml:space="preserve"> </w:t>
+      </w:r>
+      <w:r>
+        <w:t xml:space="preserve">and used </w:t>
+      </w:r>
+      <w:r>
+        <w:t>to extract the low nibbles</w:t>
+      </w:r>
+      <w:r>
+        <w:t xml:space="preserve">, in the second pass, </w:t>
+      </w:r>
+      <w:r>
+        <w:rPr>
+          <w:b/>
+          <w:bCs/>
+        </w:rPr>
+        <w:t xml:space="preserve">LSR A : </w:t>
+      </w:r>
+      <w:r>
+        <w:rPr>
+          <w:b/>
+          <w:bCs/>
+        </w:rPr>
+        <w:t>LSR A :</w:t>
+      </w:r>
+      <w:r>
+        <w:rPr>
+          <w:b/>
+          <w:bCs/>
+        </w:rPr>
+        <w:t xml:space="preserve"> </w:t>
+      </w:r>
+      <w:r>
+        <w:rPr>
+          <w:b/>
+          <w:bCs/>
+        </w:rPr>
+        <w:t>LSR A :</w:t>
+      </w:r>
+      <w:r>
+        <w:rPr>
+          <w:b/>
+          <w:bCs/>
+        </w:rPr>
+        <w:t xml:space="preserve"> </w:t>
+      </w:r>
+      <w:r>
+        <w:rPr>
+          <w:b/>
+          <w:bCs/>
+        </w:rPr>
+        <w:t>LSR A</w:t>
+      </w:r>
+      <w:r>
+        <w:t xml:space="preserve"> is </w:t>
+      </w:r>
+      <w:r>
+        <w:t>written</w:t>
+      </w:r>
+      <w:r>
+        <w:t xml:space="preserve"> </w:t>
+      </w:r>
+      <w:r>
+        <w:t xml:space="preserve">and used </w:t>
+      </w:r>
+      <w:r>
+        <w:t>to extract the high nibbles.</w:t>
+      </w:r>
+    </w:p>
+    <w:p>
+      <w:r>
+        <w:t xml:space="preserve">The WAV converter console app was then updated to read the additional WAV files that I </w:t>
+      </w:r>
+      <w:r>
+        <w:t xml:space="preserve">also </w:t>
+      </w:r>
+      <w:r>
+        <w:t xml:space="preserve">created in Audacity, stacking these in the generated </w:t>
+      </w:r>
+      <w:r>
+        <w:rPr>
+          <w:b/>
+          <w:bCs/>
+        </w:rPr>
+        <w:t>pcm.dat</w:t>
+      </w:r>
+      <w:r>
+        <w:t xml:space="preserve"> file.  The app was also </w:t>
+      </w:r>
+      <w:r>
+        <w:lastRenderedPageBreak/>
+        <w:t xml:space="preserve">updated to write </w:t>
+      </w:r>
+      <w:r>
+        <w:t xml:space="preserve">a </w:t>
+      </w:r>
+      <w:r>
+        <w:t>start</w:t>
+      </w:r>
+      <w:r>
+        <w:t>/</w:t>
+      </w:r>
+      <w:r>
+        <w:t xml:space="preserve"> end address</w:t>
+      </w:r>
+      <w:r>
+        <w:t xml:space="preserve"> table for </w:t>
+      </w:r>
+      <w:r>
+        <w:t xml:space="preserve">the encoded </w:t>
+      </w:r>
+      <w:r>
+        <w:t>sample</w:t>
+      </w:r>
+      <w:r>
+        <w:t>s</w:t>
+      </w:r>
+      <w:r>
+        <w:t>, which the runtime used to play the appropriate sample.</w:t>
+      </w:r>
+    </w:p>
+    <w:p>
+      <w:pPr>
+        <w:pStyle w:val="Heading3"/>
+      </w:pPr>
+      <w:r>
+        <w:t>Optimizations</w:t>
+      </w:r>
+    </w:p>
+    <w:p>
+      <w:r>
+        <w:t xml:space="preserve">Modulating a tone generator’s volume at 8K (160 times a frame) </w:t>
+      </w:r>
+      <w:r>
+        <w:t xml:space="preserve">without impacting game performance </w:t>
+      </w:r>
+      <w:r>
+        <w:t xml:space="preserve">was </w:t>
+      </w:r>
+      <w:r>
+        <w:t>essential</w:t>
+      </w:r>
+      <w:r>
+        <w:t xml:space="preserve">.  Every instruction executed in the interrupt routine is executed 160 times </w:t>
+      </w:r>
+      <w:r>
+        <w:t xml:space="preserve">a </w:t>
+      </w:r>
+      <w:r>
+        <w:t xml:space="preserve">frame.  Minimizing the number of instructions </w:t>
+      </w:r>
+      <w:r>
+        <w:t>was</w:t>
+      </w:r>
+      <w:r>
+        <w:t xml:space="preserve"> thus paramount.</w:t>
+      </w:r>
+    </w:p>
+    <w:p>
+      <w:r>
+        <w:t xml:space="preserve">The first thing I did was to ensure that the routine first tests </w:t>
+      </w:r>
+      <w:r>
+        <w:t xml:space="preserve">for the 8KHz timer, only branching if the interrupt </w:t>
+      </w:r>
+      <w:r>
+        <w:t xml:space="preserve">is </w:t>
+      </w:r>
+      <w:r>
+        <w:t xml:space="preserve">for something else.  Falling through a branch </w:t>
+      </w:r>
+      <w:r>
+        <w:t xml:space="preserve">takes less cycles than </w:t>
+      </w:r>
+      <w:r>
+        <w:t>branching.</w:t>
+      </w:r>
+    </w:p>
+    <w:p>
+      <w:r>
+        <w:t>I then implemented the two</w:t>
+      </w:r>
+      <w:r>
+        <w:t>-</w:t>
+      </w:r>
+      <w:r>
+        <w:t>pass approach outlined above to extract the low and high nibbles.</w:t>
+      </w:r>
+      <w:r>
+        <w:t xml:space="preserve">  The average cost of these instructions is six cycles.</w:t>
+      </w:r>
+    </w:p>
+    <w:p>
+      <w:r>
+        <w:t xml:space="preserve">The code included a 16-cycle spin loop, which was needed to write data to the </w:t>
+      </w:r>
+      <w:r>
+        <w:t>SN76489</w:t>
+      </w:r>
+      <w:r>
+        <w:t xml:space="preserve"> sound chip.  The write enable line must be </w:t>
+      </w:r>
+      <w:r>
+        <w:t xml:space="preserve">kept low for at </w:t>
+      </w:r>
+      <w:r>
+        <w:t>least 16 cycles</w:t>
+      </w:r>
+      <w:r>
+        <w:t xml:space="preserve"> before it is set high again.</w:t>
+      </w:r>
+    </w:p>
+    <w:p>
+      <w:r>
+        <w:t xml:space="preserve">I replaced the spin loop with code moved from above, to advance the PCM cursor, test for a page boundary, and restore Y. </w:t>
+      </w:r>
+    </w:p>
+    <w:p>
+      <w:r>
+        <w:t xml:space="preserve">I also </w:t>
+      </w:r>
+      <w:r>
+        <w:t>‘</w:t>
+      </w:r>
+      <w:r>
+        <w:rPr>
+          <w:i/>
+          <w:iCs/>
+        </w:rPr>
+        <w:t>end aligned</w:t>
+      </w:r>
+      <w:r>
+        <w:t xml:space="preserve">’ </w:t>
+      </w:r>
+      <w:r>
+        <w:t xml:space="preserve">the PCM data </w:t>
+      </w:r>
+      <w:r>
+        <w:t>at</w:t>
+      </w:r>
+      <w:r>
+        <w:t xml:space="preserve"> page boundaries, allowing for more efficient </w:t>
+      </w:r>
+      <w:r>
+        <w:t>‘</w:t>
+      </w:r>
+      <w:r>
+        <w:rPr>
+          <w:i/>
+          <w:iCs/>
+        </w:rPr>
+        <w:t>end of half</w:t>
+      </w:r>
+      <w:r>
+        <w:t>’ testing.  The tests are only performed at page boundar</w:t>
+      </w:r>
+      <w:r>
+        <w:t>ies</w:t>
+      </w:r>
+      <w:r>
+        <w:t xml:space="preserve">, with </w:t>
+      </w:r>
+      <w:r>
+        <w:t xml:space="preserve">just </w:t>
+      </w:r>
+      <w:r>
+        <w:t>the high byte tested.</w:t>
+      </w:r>
+    </w:p>
+    <w:p>
+      <w:pPr>
+        <w:pStyle w:val="Heading3"/>
+      </w:pPr>
+      <w:r>
+        <w:t>I</w:t>
+      </w:r>
+      <w:r>
+        <w:t>ntegration</w:t>
+      </w:r>
+    </w:p>
+    <w:p>
+      <w:r>
+        <w:t>Five sound vectors were introduced to decouple sounds from their implementation</w:t>
+      </w:r>
+      <w:r>
+        <w:t xml:space="preserve">. The vectors are </w:t>
+      </w:r>
+      <w:r>
+        <w:t>set during level initialization</w:t>
+      </w:r>
+      <w:r>
+        <w:t xml:space="preserve">, </w:t>
+      </w:r>
+      <w:r>
+        <w:t xml:space="preserve">and the game code was </w:t>
+      </w:r>
+      <w:r>
+        <w:t xml:space="preserve">updated to indirect through </w:t>
+      </w:r>
+      <w:r>
+        <w:t>the vectors</w:t>
+      </w:r>
+      <w:r>
+        <w:t>.</w:t>
+      </w:r>
+    </w:p>
+    <w:tbl>
+      <w:tblPr>
+        <w:tblStyle w:val="ListTable3-Accent1"/>
+        <w:tblW w:w="0" w:type="auto"/>
+        <w:tblLook w:val="04A0" w:firstRow="1" w:lastRow="0" w:firstColumn="1" w:lastColumn="0" w:noHBand="0" w:noVBand="1"/>
+      </w:tblPr>
+      <w:tblGrid>
+        <w:gridCol w:w="3327"/>
+        <w:gridCol w:w="2950"/>
+        <w:gridCol w:w="3073"/>
+      </w:tblGrid>
+      <w:tr>
+        <w:trPr>
+          <w:cnfStyle w:val="100000000000" w:firstRow="1" w:lastRow="0" w:firstColumn="0" w:lastColumn="0" w:oddVBand="0" w:evenVBand="0" w:oddHBand="0" w:evenHBand="0" w:firstRowFirstColumn="0" w:firstRowLastColumn="0" w:lastRowFirstColumn="0" w:lastRowLastColumn="0"/>
+        </w:trPr>
+        <w:tc>
+          <w:tcPr>
+            <w:cnfStyle w:val="001000000100" w:firstRow="0" w:lastRow="0" w:firstColumn="1" w:lastColumn="0" w:oddVBand="0" w:evenVBand="0" w:oddHBand="0" w:evenHBand="0" w:firstRowFirstColumn="1" w:firstRowLastColumn="0" w:lastRowFirstColumn="0" w:lastRowLastColumn="0"/>
+            <w:tcW w:w="3116" w:type="dxa"/>
+          </w:tcPr>
+          <w:p>
+            <w:pPr>
+              <w:rPr>
+                <w:b w:val="0"/>
+                <w:bCs w:val="0"/>
+              </w:rPr>
+            </w:pPr>
+            <w:r>
+              <w:rPr>
+                <w:b w:val="0"/>
+                <w:bCs w:val="0"/>
+              </w:rPr>
+              <w:t>Vector</w:t>
+            </w:r>
+          </w:p>
+        </w:tc>
+        <w:tc>
+          <w:tcPr>
+            <w:tcW w:w="3117" w:type="dxa"/>
+          </w:tcPr>
+          <w:p>
+            <w:pPr>
+              <w:cnfStyle w:val="100000000000" w:firstRow="1" w:lastRow="0" w:firstColumn="0" w:lastColumn="0" w:oddVBand="0" w:evenVBand="0" w:oddHBand="0" w:evenHBand="0" w:firstRowFirstColumn="0" w:firstRowLastColumn="0" w:lastRowFirstColumn="0" w:lastRowLastColumn="0"/>
+              <w:rPr>
+                <w:b w:val="0"/>
+                <w:bCs w:val="0"/>
+              </w:rPr>
+            </w:pPr>
+            <w:r>
+              <w:rPr>
+                <w:b w:val="0"/>
+                <w:bCs w:val="0"/>
+              </w:rPr>
+              <w:t>Normal implementation</w:t>
+            </w:r>
+          </w:p>
+        </w:tc>
+        <w:tc>
+          <w:tcPr>
+            <w:tcW w:w="3117" w:type="dxa"/>
+          </w:tcPr>
+          <w:p>
+            <w:pPr>
+              <w:cnfStyle w:val="100000000000" w:firstRow="1" w:lastRow="0" w:firstColumn="0" w:lastColumn="0" w:oddVBand="0" w:evenVBand="0" w:oddHBand="0" w:evenHBand="0" w:firstRowFirstColumn="0" w:firstRowLastColumn="0" w:lastRowFirstColumn="0" w:lastRowLastColumn="0"/>
+              <w:rPr>
+                <w:b w:val="0"/>
+                <w:bCs w:val="0"/>
+              </w:rPr>
+            </w:pPr>
+            <w:r>
+              <w:rPr>
+                <w:b w:val="0"/>
+                <w:bCs w:val="0"/>
+              </w:rPr>
+              <w:t>Sample implementation</w:t>
+            </w:r>
+          </w:p>
+        </w:tc>
+      </w:tr>
+      <w:tr>
+        <w:trPr>
+          <w:cnfStyle w:val="000000100000" w:firstRow="0" w:lastRow="0" w:firstColumn="0" w:lastColumn="0" w:oddVBand="0" w:evenVBand="0" w:oddHBand="1" w:evenHBand="0" w:firstRowFirstColumn="0" w:firstRowLastColumn="0" w:lastRowFirstColumn="0" w:lastRowLastColumn="0"/>
+        </w:trPr>
+        <w:tc>
+          <w:tcPr>
+            <w:cnfStyle w:val="001000000000" w:firstRow="0" w:lastRow="0" w:firstColumn="1" w:lastColumn="0" w:oddVBand="0" w:evenVBand="0" w:oddHBand="0" w:evenHBand="0" w:firstRowFirstColumn="0" w:firstRowLastColumn="0" w:lastRowFirstColumn="0" w:lastRowLastColumn="0"/>
+            <w:tcW w:w="3116" w:type="dxa"/>
+          </w:tcPr>
+          <w:p>
+            <w:proofErr w:type="spellStart"/>
+            <w:r>
+              <w:t>soundVector_beginPursuit</w:t>
+            </w:r>
+            <w:proofErr w:type="spellEnd"/>
+          </w:p>
+        </w:tc>
+        <w:tc>
+          <w:tcPr>
+            <w:tcW w:w="3117" w:type="dxa"/>
+          </w:tcPr>
+          <w:p>
+            <w:pPr>
+              <w:cnfStyle w:val="000000100000" w:firstRow="0" w:lastRow="0" w:firstColumn="0" w:lastColumn="0" w:oddVBand="0" w:evenVBand="0" w:oddHBand="1" w:evenHBand="0" w:firstRowFirstColumn="0" w:firstRowLastColumn="0" w:lastRowFirstColumn="0" w:lastRowLastColumn="0"/>
+            </w:pPr>
+            <w:proofErr w:type="spellStart"/>
+            <w:r>
+              <w:t>soundEffect_pursuitOff</w:t>
+            </w:r>
+            <w:proofErr w:type="spellEnd"/>
+          </w:p>
+        </w:tc>
+        <w:tc>
+          <w:tcPr>
+            <w:tcW w:w="3117" w:type="dxa"/>
+          </w:tcPr>
+          <w:p>
+            <w:pPr>
+              <w:cnfStyle w:val="000000100000" w:firstRow="0" w:lastRow="0" w:firstColumn="0" w:lastColumn="0" w:oddVBand="0" w:evenVBand="0" w:oddHBand="1" w:evenHBand="0" w:firstRowFirstColumn="0" w:firstRowLastColumn="0" w:lastRowFirstColumn="0" w:lastRowLastColumn="0"/>
+            </w:pPr>
+            <w:proofErr w:type="spellStart"/>
+            <w:r>
+              <w:t>sample_</w:t>
+            </w:r>
+            <w:r>
+              <w:t>soundExterminate</w:t>
+            </w:r>
+            <w:proofErr w:type="spellEnd"/>
+          </w:p>
+        </w:tc>
+      </w:tr>
+      <w:tr>
+        <w:tc>
+          <w:tcPr>
+            <w:cnfStyle w:val="001000000000" w:firstRow="0" w:lastRow="0" w:firstColumn="1" w:lastColumn="0" w:oddVBand="0" w:evenVBand="0" w:oddHBand="0" w:evenHBand="0" w:firstRowFirstColumn="0" w:firstRowLastColumn="0" w:lastRowFirstColumn="0" w:lastRowLastColumn="0"/>
+            <w:tcW w:w="3116" w:type="dxa"/>
+          </w:tcPr>
+          <w:p>
+            <w:proofErr w:type="spellStart"/>
+            <w:r>
+              <w:t>soundVector_</w:t>
+            </w:r>
+            <w:r>
+              <w:t>update</w:t>
+            </w:r>
+            <w:r>
+              <w:t>Pursuit</w:t>
+            </w:r>
+            <w:proofErr w:type="spellEnd"/>
+          </w:p>
+        </w:tc>
+        <w:tc>
+          <w:tcPr>
+            <w:tcW w:w="3117" w:type="dxa"/>
+          </w:tcPr>
+          <w:p>
+            <w:pPr>
+              <w:cnfStyle w:val="000000000000" w:firstRow="0" w:lastRow="0" w:firstColumn="0" w:lastColumn="0" w:oddVBand="0" w:evenVBand="0" w:oddHBand="0" w:evenHBand="0" w:firstRowFirstColumn="0" w:firstRowLastColumn="0" w:lastRowFirstColumn="0" w:lastRowLastColumn="0"/>
+            </w:pPr>
+            <w:r>
+              <w:t>RTS</w:t>
+            </w:r>
+          </w:p>
+        </w:tc>
+        <w:tc>
+          <w:tcPr>
+            <w:tcW w:w="3117" w:type="dxa"/>
+          </w:tcPr>
+          <w:p>
+            <w:pPr>
+              <w:cnfStyle w:val="000000000000" w:firstRow="0" w:lastRow="0" w:firstColumn="0" w:lastColumn="0" w:oddVBand="0" w:evenVBand="0" w:oddHBand="0" w:evenHBand="0" w:firstRowFirstColumn="0" w:firstRowLastColumn="0" w:lastRowFirstColumn="0" w:lastRowLastColumn="0"/>
+            </w:pPr>
+            <w:proofErr w:type="spellStart"/>
+            <w:r>
+              <w:t>sample_</w:t>
+            </w:r>
+            <w:r>
+              <w:t>updatePursuit</w:t>
+            </w:r>
+            <w:proofErr w:type="spellEnd"/>
+          </w:p>
+        </w:tc>
+      </w:tr>
+      <w:tr>
+        <w:trPr>
+          <w:cnfStyle w:val="000000100000" w:firstRow="0" w:lastRow="0" w:firstColumn="0" w:lastColumn="0" w:oddVBand="0" w:evenVBand="0" w:oddHBand="1" w:evenHBand="0" w:firstRowFirstColumn="0" w:firstRowLastColumn="0" w:lastRowFirstColumn="0" w:lastRowLastColumn="0"/>
+        </w:trPr>
+        <w:tc>
+          <w:tcPr>
+            <w:cnfStyle w:val="001000000000" w:firstRow="0" w:lastRow="0" w:firstColumn="1" w:lastColumn="0" w:oddVBand="0" w:evenVBand="0" w:oddHBand="0" w:evenHBand="0" w:firstRowFirstColumn="0" w:firstRowLastColumn="0" w:lastRowFirstColumn="0" w:lastRowLastColumn="0"/>
+            <w:tcW w:w="3116" w:type="dxa"/>
+          </w:tcPr>
+          <w:p>
+            <w:proofErr w:type="spellStart"/>
+            <w:r>
+              <w:t>soundVector_</w:t>
+            </w:r>
+            <w:r>
+              <w:t>end</w:t>
+            </w:r>
+            <w:r>
+              <w:t>Pursuit</w:t>
+            </w:r>
+            <w:proofErr w:type="spellEnd"/>
+          </w:p>
+        </w:tc>
+        <w:tc>
+          <w:tcPr>
+            <w:tcW w:w="3117" w:type="dxa"/>
+          </w:tcPr>
+          <w:p>
+            <w:pPr>
+              <w:cnfStyle w:val="000000100000" w:firstRow="0" w:lastRow="0" w:firstColumn="0" w:lastColumn="0" w:oddVBand="0" w:evenVBand="0" w:oddHBand="1" w:evenHBand="0" w:firstRowFirstColumn="0" w:firstRowLastColumn="0" w:lastRowFirstColumn="0" w:lastRowLastColumn="0"/>
+            </w:pPr>
+            <w:proofErr w:type="spellStart"/>
+            <w:r>
+              <w:t>soundEffect_pursuitOff</w:t>
+            </w:r>
+            <w:proofErr w:type="spellEnd"/>
+          </w:p>
+        </w:tc>
+        <w:tc>
+          <w:tcPr>
+            <w:tcW w:w="3117" w:type="dxa"/>
+          </w:tcPr>
+          <w:p>
+            <w:pPr>
+              <w:cnfStyle w:val="000000100000" w:firstRow="0" w:lastRow="0" w:firstColumn="0" w:lastColumn="0" w:oddVBand="0" w:evenVBand="0" w:oddHBand="1" w:evenHBand="0" w:firstRowFirstColumn="0" w:firstRowLastColumn="0" w:lastRowFirstColumn="0" w:lastRowLastColumn="0"/>
+            </w:pPr>
+            <w:proofErr w:type="spellStart"/>
+            <w:r>
+              <w:t>sample_</w:t>
+            </w:r>
+            <w:r>
+              <w:t>stop</w:t>
+            </w:r>
+            <w:proofErr w:type="spellEnd"/>
+          </w:p>
+        </w:tc>
+      </w:tr>
+      <w:tr>
+        <w:tc>
+          <w:tcPr>
+            <w:cnfStyle w:val="001000000000" w:firstRow="0" w:lastRow="0" w:firstColumn="1" w:lastColumn="0" w:oddVBand="0" w:evenVBand="0" w:oddHBand="0" w:evenHBand="0" w:firstRowFirstColumn="0" w:firstRowLastColumn="0" w:lastRowFirstColumn="0" w:lastRowLastColumn="0"/>
+            <w:tcW w:w="3116" w:type="dxa"/>
+          </w:tcPr>
+          <w:p>
+            <w:proofErr w:type="spellStart"/>
+            <w:r>
+              <w:t>soundVector_</w:t>
+            </w:r>
+            <w:r>
+              <w:t>enemyLasered</w:t>
+            </w:r>
+            <w:proofErr w:type="spellEnd"/>
+          </w:p>
+        </w:tc>
+        <w:tc>
+          <w:tcPr>
+            <w:tcW w:w="3117" w:type="dxa"/>
+          </w:tcPr>
+          <w:p>
+            <w:pPr>
+              <w:cnfStyle w:val="000000000000" w:firstRow="0" w:lastRow="0" w:firstColumn="0" w:lastColumn="0" w:oddVBand="0" w:evenVBand="0" w:oddHBand="0" w:evenHBand="0" w:firstRowFirstColumn="0" w:firstRowLastColumn="0" w:lastRowFirstColumn="0" w:lastRowLastColumn="0"/>
+            </w:pPr>
+            <w:r>
+              <w:t>RTS</w:t>
+            </w:r>
+          </w:p>
+        </w:tc>
+        <w:tc>
+          <w:tcPr>
+            <w:tcW w:w="3117" w:type="dxa"/>
+          </w:tcPr>
+          <w:p>
+            <w:pPr>
+              <w:cnfStyle w:val="000000000000" w:firstRow="0" w:lastRow="0" w:firstColumn="0" w:lastColumn="0" w:oddVBand="0" w:evenVBand="0" w:oddHBand="0" w:evenHBand="0" w:firstRowFirstColumn="0" w:firstRowLastColumn="0" w:lastRowFirstColumn="0" w:lastRowLastColumn="0"/>
+            </w:pPr>
+            <w:proofErr w:type="spellStart"/>
+            <w:r>
+              <w:t>sample_soundGrown</w:t>
+            </w:r>
+            <w:proofErr w:type="spellEnd"/>
+          </w:p>
+        </w:tc>
+      </w:tr>
+      <w:tr>
+        <w:trPr>
+          <w:cnfStyle w:val="000000100000" w:firstRow="0" w:lastRow="0" w:firstColumn="0" w:lastColumn="0" w:oddVBand="0" w:evenVBand="0" w:oddHBand="1" w:evenHBand="0" w:firstRowFirstColumn="0" w:firstRowLastColumn="0" w:lastRowFirstColumn="0" w:lastRowLastColumn="0"/>
+        </w:trPr>
+        <w:tc>
+          <w:tcPr>
+            <w:cnfStyle w:val="001000000000" w:firstRow="0" w:lastRow="0" w:firstColumn="1" w:lastColumn="0" w:oddVBand="0" w:evenVBand="0" w:oddHBand="0" w:evenHBand="0" w:firstRowFirstColumn="0" w:firstRowLastColumn="0" w:lastRowFirstColumn="0" w:lastRowLastColumn="0"/>
+            <w:tcW w:w="3116" w:type="dxa"/>
+          </w:tcPr>
+          <w:p>
+            <w:proofErr w:type="spellStart"/>
+            <w:r>
+              <w:t>soundVector_</w:t>
+            </w:r>
+            <w:r>
+              <w:t>weaponFired</w:t>
+            </w:r>
+            <w:proofErr w:type="spellEnd"/>
+          </w:p>
+        </w:tc>
+        <w:tc>
+          <w:tcPr>
+            <w:tcW w:w="3117" w:type="dxa"/>
+          </w:tcPr>
+          <w:p>
+            <w:pPr>
+              <w:cnfStyle w:val="000000100000" w:firstRow="0" w:lastRow="0" w:firstColumn="0" w:lastColumn="0" w:oddVBand="0" w:evenVBand="0" w:oddHBand="1" w:evenHBand="0" w:firstRowFirstColumn="0" w:firstRowLastColumn="0" w:lastRowFirstColumn="0" w:lastRowLastColumn="0"/>
+            </w:pPr>
+            <w:proofErr w:type="spellStart"/>
+            <w:r>
+              <w:t>soundEffect_pain</w:t>
+            </w:r>
+            <w:proofErr w:type="spellEnd"/>
+          </w:p>
+        </w:tc>
+        <w:tc>
+          <w:tcPr>
+            <w:tcW w:w="3117" w:type="dxa"/>
+          </w:tcPr>
+          <w:p>
+            <w:pPr>
+              <w:cnfStyle w:val="000000100000" w:firstRow="0" w:lastRow="0" w:firstColumn="0" w:lastColumn="0" w:oddVBand="0" w:evenVBand="0" w:oddHBand="1" w:evenHBand="0" w:firstRowFirstColumn="0" w:firstRowLastColumn="0" w:lastRowFirstColumn="0" w:lastRowLastColumn="0"/>
+            </w:pPr>
+            <w:proofErr w:type="spellStart"/>
+            <w:r>
+              <w:t>sample_soundWeapon</w:t>
+            </w:r>
+            <w:proofErr w:type="spellEnd"/>
+          </w:p>
+        </w:tc>
+      </w:tr>
+    </w:tbl>
+    <w:p>
+      <w:r>
+        <w:br/>
+      </w:r>
+      <w:r>
+        <w:t xml:space="preserve">All the </w:t>
+      </w:r>
+      <w:r>
+        <w:t xml:space="preserve">runtime sample functionality </w:t>
+      </w:r>
+      <w:r>
+        <w:t xml:space="preserve">was then </w:t>
+      </w:r>
+      <w:r>
+        <w:t>moved to a new source file (</w:t>
+      </w:r>
+      <w:r>
+        <w:rPr>
+          <w:b/>
+        </w:rPr>
+        <w:t>sample.6502</w:t>
+      </w:r>
+      <w:r>
+        <w:t>)</w:t>
+      </w:r>
+      <w:r>
+        <w:t>.</w:t>
+      </w:r>
+      <w:r>
+        <w:t xml:space="preserve">  This includes an alternative in-game interrupt routine which contains the sampling functionality. The routine jumps into the regular in-game interrupt routine to process other </w:t>
+      </w:r>
+      <w:r>
+        <w:lastRenderedPageBreak/>
+        <w:t>interrupts.  The routine is installed in place of the regular in-game routine when sideways RAM is detected.</w:t>
+      </w:r>
+    </w:p>
+    <w:p>
+      <w:r>
+        <w:t xml:space="preserve">With the game bar </w:t>
+      </w:r>
+      <w:r>
+        <w:t xml:space="preserve">code reinstated (it was </w:t>
+      </w:r>
+      <w:r>
+        <w:t xml:space="preserve">previously </w:t>
+      </w:r>
+      <w:r>
+        <w:t>commented out</w:t>
+      </w:r>
+      <w:r>
+        <w:t>)</w:t>
+      </w:r>
+      <w:r>
+        <w:t xml:space="preserve">, there </w:t>
+      </w:r>
+      <w:r>
+        <w:t>was</w:t>
+      </w:r>
+      <w:r>
+        <w:t xml:space="preserve"> </w:t>
+      </w:r>
+      <w:r>
+        <w:t>in</w:t>
+      </w:r>
+      <w:r>
+        <w:t xml:space="preserve">sufficient memory for sample.6502 to be </w:t>
+      </w:r>
+      <w:r>
+        <w:t>loaded.  This was not a surprise as there were only a few bytes available before all the sample code was written.</w:t>
+      </w:r>
+    </w:p>
+    <w:p>
+      <w:r>
+        <w:t>One option would be to load sample.6502 in sideways RAM</w:t>
+      </w:r>
+      <w:r>
+        <w:t>, and execute the code from there.</w:t>
+      </w:r>
+      <w:r>
+        <w:t xml:space="preserve">  A better option </w:t>
+      </w:r>
+      <w:r>
+        <w:t>would be</w:t>
+      </w:r>
+      <w:r>
+        <w:t xml:space="preserve"> to move a game </w:t>
+      </w:r>
+      <w:r>
+        <w:t xml:space="preserve">sprite </w:t>
+      </w:r>
+      <w:r>
+        <w:t xml:space="preserve">atlas to sideways RAM and load </w:t>
+      </w:r>
+      <w:r>
+        <w:t>sample.6502</w:t>
+      </w:r>
+      <w:r>
+        <w:t xml:space="preserve"> where the asset </w:t>
+      </w:r>
+      <w:r>
+        <w:t>previously</w:t>
+      </w:r>
+      <w:r>
+        <w:t xml:space="preserve"> reside</w:t>
+      </w:r>
+      <w:r>
+        <w:t>d</w:t>
+      </w:r>
+      <w:r>
+        <w:t>.</w:t>
+      </w:r>
+      <w:r>
+        <w:t xml:space="preserve">  The game-bar asset (224-bytes) was the ideal choice, being slightly larger than the sample code.</w:t>
+      </w:r>
+    </w:p>
+    <w:p>
+      <w:r>
+        <w:t>The changes to affect this change were straightforward, though I did need to reduce the size of the pcm.dat file by 224 bytes.</w:t>
+      </w:r>
+    </w:p>
+    <w:p>
+      <w:r>
+        <w:t>I also updated the level editor adding a setting which specifies whether sample sounds should be played or not.  One can imagine a level which does not contain Daleks.</w:t>
       </w:r>
     </w:p>
     <w:p>
@@ -16893,7 +18133,6 @@
     </w:p>
     <w:p>
       <w:r>
-        <w:lastRenderedPageBreak/>
         <w:t>The limited memory on the BBC micro creates a lot of challenges, so finding ways to eke out and repurpose memory is essential.  Thankfully, there are great resources online that help here.</w:t>
       </w:r>
       <w:r>
@@ -17069,6 +18308,7 @@
               <w:jc w:val="center"/>
             </w:pPr>
             <w:r>
+              <w:lastRenderedPageBreak/>
               <w:t>00</w:t>
             </w:r>
             <w:r>
@@ -18295,7 +19535,6 @@
         </w:numPr>
       </w:pPr>
       <w:r>
-        <w:lastRenderedPageBreak/>
         <w:t xml:space="preserve">Blue rows depict memory MOS and DFS uses but </w:t>
       </w:r>
       <w:r>
@@ -18414,15 +19653,7 @@
         <w:t>available</w:t>
       </w:r>
       <w:r>
-        <w:t xml:space="preserve">.  MOS/DFS </w:t>
-      </w:r>
-      <w:proofErr w:type="gramStart"/>
-      <w:r>
-        <w:t>use</w:t>
-      </w:r>
-      <w:proofErr w:type="gramEnd"/>
-      <w:r>
-        <w:t xml:space="preserve"> 896 bytes</w:t>
+        <w:t>.  MOS/DFS use 896 bytes</w:t>
       </w:r>
       <w:r>
         <w:t>.</w:t>
@@ -18464,6 +19695,7 @@
               <w:jc w:val="center"/>
             </w:pPr>
             <w:r>
+              <w:lastRenderedPageBreak/>
               <w:t>Address (hex)</w:t>
             </w:r>
           </w:p>
@@ -19204,7 +20436,6 @@
     </w:p>
     <w:p>
       <w:r>
-        <w:lastRenderedPageBreak/>
         <w:t>During startup the title screen</w:t>
       </w:r>
       <w:r>
@@ -19388,9 +20619,9 @@
         </w:numPr>
       </w:pPr>
       <w:r>
+        <w:lastRenderedPageBreak/>
         <w:t xml:space="preserve">The use of an object </w:t>
       </w:r>
-      <w:proofErr w:type="gramStart"/>
       <w:r>
         <w:rPr>
           <w:i/>
@@ -19398,7 +20629,6 @@
         </w:rPr>
         <w:t>redraw</w:t>
       </w:r>
-      <w:proofErr w:type="gramEnd"/>
       <w:r>
         <w:t xml:space="preserve"> flag ensure</w:t>
       </w:r>
@@ -19556,15 +20786,7 @@
         <w:t xml:space="preserve"> that sweeps across screen memory</w:t>
       </w:r>
       <w:r>
-        <w:t>. The code is executed every 32 frames (approx. twice a second</w:t>
-      </w:r>
-      <w:proofErr w:type="gramStart"/>
-      <w:r>
-        <w:t>)</w:t>
-      </w:r>
-      <w:proofErr w:type="gramEnd"/>
-      <w:r>
-        <w:t xml:space="preserve"> so it has a negligible impact on overall performance.  The algorithm is also quite efficient over small datasets which are already sorted, or close to being sorted.  Tests showed that the algorithm re-sorts the </w:t>
+        <w:t xml:space="preserve">. The code is executed every 32 frames (approx. twice a second) so it has a negligible impact on overall performance.  The algorithm is also quite efficient over small datasets which are already sorted, or close to being sorted.  Tests showed that the algorithm re-sorts the </w:t>
       </w:r>
       <w:r>
         <w:rPr>
@@ -19680,7 +20902,6 @@
         </w:rPr>
       </w:pPr>
       <w:r>
-        <w:lastRenderedPageBreak/>
         <w:t xml:space="preserve">And here is a list </w:t>
       </w:r>
       <w:r>
@@ -19985,6 +21206,7 @@
         </w:numPr>
       </w:pPr>
       <w:r>
+        <w:lastRenderedPageBreak/>
         <w:t xml:space="preserve">Factored out </w:t>
       </w:r>
       <w:r>
@@ -20438,7 +21660,6 @@
         </w:numPr>
       </w:pPr>
       <w:r>
-        <w:lastRenderedPageBreak/>
         <w:t>Overlap s</w:t>
       </w:r>
       <w:r>
@@ -20782,6 +22003,7 @@
     </w:p>
     <w:p>
       <w:r>
+        <w:lastRenderedPageBreak/>
         <w:t xml:space="preserve">Routines always define a new scope (a wonderful </w:t>
       </w:r>
       <w:proofErr w:type="spellStart"/>
@@ -21236,254 +22458,243 @@
         <w:t>presenting occasional surprises</w:t>
       </w:r>
       <w:r>
-        <w:t xml:space="preserve"> and </w:t>
-      </w:r>
+        <w:t xml:space="preserve"> and changing thi</w:t>
+      </w:r>
+      <w:r>
+        <w:t>ng</w:t>
+      </w:r>
+      <w:r>
+        <w:t>s</w:t>
+      </w:r>
+      <w:r>
+        <w:t xml:space="preserve"> up</w:t>
+      </w:r>
+      <w:r>
+        <w:t xml:space="preserve"> on the player</w:t>
+      </w:r>
+      <w:r>
+        <w:t>.</w:t>
+      </w:r>
+      <w:r>
+        <w:t xml:space="preserve">  </w:t>
+      </w:r>
+      <w:r>
+        <w:t xml:space="preserve">And </w:t>
+      </w:r>
+      <w:r>
+        <w:t xml:space="preserve">above all, the </w:t>
+      </w:r>
+      <w:r>
+        <w:t xml:space="preserve">player </w:t>
+      </w:r>
+      <w:r>
+        <w:t xml:space="preserve">should not be </w:t>
+      </w:r>
+      <w:r>
+        <w:t>punished</w:t>
+      </w:r>
+      <w:r>
+        <w:t xml:space="preserve"> for playing the game</w:t>
+      </w:r>
+      <w:r>
+        <w:t>.</w:t>
+      </w:r>
+      <w:r>
+        <w:t xml:space="preserve">  The game must </w:t>
+      </w:r>
+      <w:r>
+        <w:t xml:space="preserve">be robust (not crash) and </w:t>
+      </w:r>
+      <w:r>
+        <w:t xml:space="preserve">its difficulty should </w:t>
+      </w:r>
+      <w:r>
+        <w:t xml:space="preserve">increase </w:t>
+      </w:r>
+      <w:r>
+        <w:t>in a reasonable manner.</w:t>
+      </w:r>
+    </w:p>
+    <w:p>
+      <w:r>
+        <w:t>The following choices were made to make th</w:t>
+      </w:r>
+      <w:r>
+        <w:t>is</w:t>
+      </w:r>
+      <w:r>
+        <w:t xml:space="preserve"> game feel more modern.</w:t>
+      </w:r>
+    </w:p>
+    <w:p>
+      <w:r>
+        <w:t xml:space="preserve">Unlike many 1980’s games, </w:t>
+      </w:r>
+      <w:r>
+        <w:t>K9 does not have three lives</w:t>
+      </w:r>
+      <w:r>
+        <w:t xml:space="preserve"> and there isn’t a notion of </w:t>
+      </w:r>
+      <w:r>
+        <w:t xml:space="preserve">score or points.   The goal of the game is </w:t>
+      </w:r>
+      <w:r>
+        <w:t xml:space="preserve">to </w:t>
+      </w:r>
+      <w:r>
+        <w:t xml:space="preserve">just successfully </w:t>
+      </w:r>
+      <w:r>
+        <w:t>navigate</w:t>
+      </w:r>
+      <w:r>
+        <w:t xml:space="preserve"> K9 t</w:t>
+      </w:r>
+      <w:r>
+        <w:t>h</w:t>
+      </w:r>
+      <w:r>
+        <w:t>r</w:t>
+      </w:r>
+      <w:r>
+        <w:t xml:space="preserve">ough all the </w:t>
+      </w:r>
+      <w:r>
+        <w:t>levels</w:t>
+      </w:r>
+      <w:r>
+        <w:t>.</w:t>
+      </w:r>
+    </w:p>
+    <w:p>
+      <w:r>
+        <w:t xml:space="preserve">K9 dies when </w:t>
+      </w:r>
+      <w:r>
+        <w:t xml:space="preserve">K9’s </w:t>
+      </w:r>
+      <w:r>
+        <w:t xml:space="preserve">health </w:t>
+      </w:r>
+      <w:r>
+        <w:t xml:space="preserve">becomes zero.  K9 gains health by collecting jewels, and loses health when using </w:t>
+      </w:r>
+      <w:r>
+        <w:t xml:space="preserve">the laser, or </w:t>
+      </w:r>
+      <w:r>
+        <w:t xml:space="preserve">when </w:t>
+      </w:r>
+      <w:r>
+        <w:t>attacked</w:t>
+      </w:r>
+      <w:r>
+        <w:t xml:space="preserve"> by a Dalek</w:t>
+      </w:r>
+      <w:r>
+        <w:t>.</w:t>
+      </w:r>
+      <w:r>
+        <w:t xml:space="preserve">  When K9’s health is low, the laser cannot be used and the health bar in the game bar changes color.  To reinforce low health, a </w:t>
+      </w:r>
+      <w:r>
+        <w:t>heart rate monitor beep is sounded every second or so.  This becomes a continuous tone if K9 dies.</w:t>
+      </w:r>
+    </w:p>
+    <w:p>
       <w:r>
         <w:lastRenderedPageBreak/>
-        <w:t>changing thi</w:t>
-      </w:r>
-      <w:r>
-        <w:t>ng</w:t>
+        <w:t>If K9 dies, the current level is restated.  The user can also choose to restart the current level if they become stuck</w:t>
+      </w:r>
+      <w:r>
+        <w:t>, by pressing the ‘R’ key.</w:t>
+      </w:r>
+    </w:p>
+    <w:p>
+      <w:r>
+        <w:t>And unlike many 1980’s games, t</w:t>
+      </w:r>
+      <w:r>
+        <w:t xml:space="preserve">he player </w:t>
+      </w:r>
+      <w:r>
+        <w:t xml:space="preserve">direction </w:t>
+      </w:r>
+      <w:r>
+        <w:t xml:space="preserve">keys </w:t>
+      </w:r>
+      <w:r>
+        <w:t xml:space="preserve">are </w:t>
+      </w:r>
+      <w:r>
+        <w:t>W</w:t>
+      </w:r>
+      <w:r>
+        <w:t>ASD</w:t>
+      </w:r>
+      <w:r>
+        <w:t>.</w:t>
+      </w:r>
+    </w:p>
+    <w:p>
+      <w:r>
+        <w:t>Locked doors and keys are used to add a puzzle element to the game.</w:t>
+      </w:r>
+      <w:r>
+        <w:t xml:space="preserve">  Key</w:t>
       </w:r>
       <w:r>
         <w:t>s</w:t>
       </w:r>
       <w:r>
-        <w:t xml:space="preserve"> up</w:t>
-      </w:r>
-      <w:r>
-        <w:t xml:space="preserve"> on the player</w:t>
-      </w:r>
-      <w:r>
-        <w:t>.</w:t>
+        <w:t xml:space="preserve"> can be collected and then used to </w:t>
+      </w:r>
+      <w:r>
+        <w:t xml:space="preserve">pass </w:t>
+      </w:r>
+      <w:r>
+        <w:t xml:space="preserve">through </w:t>
+      </w:r>
+      <w:r>
+        <w:t xml:space="preserve">locked </w:t>
+      </w:r>
+      <w:r>
+        <w:t xml:space="preserve">doors, </w:t>
+      </w:r>
+      <w:r>
+        <w:t>after which they are used.</w:t>
       </w:r>
       <w:r>
         <w:t xml:space="preserve">  </w:t>
       </w:r>
       <w:r>
-        <w:t xml:space="preserve">And </w:t>
-      </w:r>
-      <w:r>
-        <w:t xml:space="preserve">above all, the </w:t>
-      </w:r>
-      <w:r>
-        <w:t xml:space="preserve">player </w:t>
-      </w:r>
-      <w:r>
-        <w:t xml:space="preserve">should not be </w:t>
-      </w:r>
-      <w:r>
-        <w:t>punished</w:t>
-      </w:r>
-      <w:r>
-        <w:t xml:space="preserve"> for playing the game</w:t>
-      </w:r>
-      <w:r>
-        <w:t>.</w:t>
-      </w:r>
-      <w:r>
-        <w:t xml:space="preserve">  The game must </w:t>
-      </w:r>
-      <w:r>
-        <w:t>be robust (not crash</w:t>
-      </w:r>
-      <w:proofErr w:type="gramStart"/>
-      <w:r>
-        <w:t>)</w:t>
-      </w:r>
-      <w:proofErr w:type="gramEnd"/>
-      <w:r>
-        <w:t xml:space="preserve"> and </w:t>
-      </w:r>
-      <w:r>
-        <w:t xml:space="preserve">its difficulty should </w:t>
-      </w:r>
-      <w:r>
-        <w:t xml:space="preserve">increase </w:t>
-      </w:r>
-      <w:r>
-        <w:t>in a reasonable manner.</w:t>
-      </w:r>
-    </w:p>
-    <w:p>
-      <w:r>
-        <w:t>The following choices were made to make th</w:t>
-      </w:r>
-      <w:r>
-        <w:t>is</w:t>
-      </w:r>
-      <w:r>
-        <w:t xml:space="preserve"> game feel more modern.</w:t>
-      </w:r>
-    </w:p>
-    <w:p>
-      <w:r>
-        <w:t xml:space="preserve">Unlike many 1980’s games, </w:t>
-      </w:r>
-      <w:r>
-        <w:t>K9 does not have three lives</w:t>
-      </w:r>
-      <w:r>
-        <w:t xml:space="preserve"> and there isn’t a notion of </w:t>
-      </w:r>
-      <w:r>
-        <w:t xml:space="preserve">score or points.   The goal of the game is </w:t>
-      </w:r>
-      <w:r>
-        <w:t xml:space="preserve">to </w:t>
-      </w:r>
-      <w:r>
-        <w:t xml:space="preserve">just successfully </w:t>
-      </w:r>
-      <w:r>
-        <w:t>navigate</w:t>
-      </w:r>
-      <w:r>
-        <w:t xml:space="preserve"> K9 t</w:t>
-      </w:r>
-      <w:r>
-        <w:t>h</w:t>
-      </w:r>
-      <w:r>
-        <w:t>r</w:t>
-      </w:r>
-      <w:r>
-        <w:t xml:space="preserve">ough all the </w:t>
-      </w:r>
-      <w:r>
-        <w:t>levels</w:t>
-      </w:r>
-      <w:r>
-        <w:t>.</w:t>
-      </w:r>
-    </w:p>
-    <w:p>
-      <w:r>
-        <w:t xml:space="preserve">K9 dies when </w:t>
-      </w:r>
-      <w:r>
-        <w:t xml:space="preserve">K9’s </w:t>
-      </w:r>
-      <w:r>
-        <w:t xml:space="preserve">health </w:t>
-      </w:r>
-      <w:r>
-        <w:t xml:space="preserve">becomes zero.  K9 gains health by collecting jewels, and loses health when using </w:t>
-      </w:r>
-      <w:r>
-        <w:t xml:space="preserve">the laser, or </w:t>
-      </w:r>
-      <w:r>
-        <w:t xml:space="preserve">when </w:t>
-      </w:r>
-      <w:r>
-        <w:t>attacked</w:t>
-      </w:r>
-      <w:r>
-        <w:t xml:space="preserve"> by a Dalek</w:t>
-      </w:r>
-      <w:r>
-        <w:t>.</w:t>
-      </w:r>
-      <w:r>
-        <w:t xml:space="preserve">  When K9’s health is low, the laser cannot be used and the health bar in the game bar changes color.  To reinforce low health, a </w:t>
-      </w:r>
-      <w:r>
-        <w:t>heart rate monitor beep is sounded every second or so.  This becomes a continuous tone if K9 dies.</w:t>
-      </w:r>
-    </w:p>
-    <w:p>
-      <w:r>
-        <w:t>If K9 dies, the current level is restated.  The user can also choose to restart the current level if they become stuck</w:t>
-      </w:r>
-      <w:r>
-        <w:t>, by pressing the ‘R’ key.</w:t>
-      </w:r>
-    </w:p>
-    <w:p>
-      <w:r>
-        <w:t>And unlike many 1980’s games, t</w:t>
-      </w:r>
-      <w:r>
-        <w:t xml:space="preserve">he player </w:t>
-      </w:r>
-      <w:r>
-        <w:t xml:space="preserve">direction </w:t>
-      </w:r>
-      <w:r>
-        <w:t xml:space="preserve">keys </w:t>
-      </w:r>
-      <w:r>
-        <w:t xml:space="preserve">are </w:t>
-      </w:r>
-      <w:r>
-        <w:t>W</w:t>
-      </w:r>
-      <w:r>
-        <w:t>ASD</w:t>
-      </w:r>
-      <w:r>
-        <w:t>.</w:t>
-      </w:r>
-    </w:p>
-    <w:p>
-      <w:r>
-        <w:t>Locked doors and keys are used to add a puzzle element to the game.</w:t>
-      </w:r>
-      <w:r>
-        <w:t xml:space="preserve">  Key</w:t>
+        <w:t xml:space="preserve">Doors stay unlocked until a Darek uses them.  </w:t>
+      </w:r>
+      <w:r>
+        <w:t>Alternatively</w:t>
+      </w:r>
+      <w:r>
+        <w:t xml:space="preserve">, </w:t>
+      </w:r>
+      <w:r>
+        <w:t xml:space="preserve">K9 can follow a Dalek </w:t>
+      </w:r>
+      <w:r>
+        <w:t>through a door.</w:t>
+      </w:r>
+    </w:p>
+    <w:p>
+      <w:r>
+        <w:t>Other</w:t>
+      </w:r>
+      <w:r>
+        <w:t xml:space="preserve"> puzzle element</w:t>
       </w:r>
       <w:r>
         <w:t>s</w:t>
       </w:r>
       <w:r>
-        <w:t xml:space="preserve"> can be collected and then used to </w:t>
-      </w:r>
-      <w:r>
-        <w:t xml:space="preserve">pass </w:t>
-      </w:r>
-      <w:r>
-        <w:t xml:space="preserve">through </w:t>
-      </w:r>
-      <w:r>
-        <w:t xml:space="preserve">locked </w:t>
-      </w:r>
-      <w:r>
-        <w:t xml:space="preserve">doors, </w:t>
-      </w:r>
-      <w:r>
-        <w:t>after which they are used.</w:t>
-      </w:r>
-      <w:r>
-        <w:t xml:space="preserve">  </w:t>
-      </w:r>
-      <w:r>
-        <w:t xml:space="preserve">Doors stay unlocked until a Darek uses them.  </w:t>
-      </w:r>
-      <w:r>
-        <w:t>Alternatively</w:t>
-      </w:r>
-      <w:r>
-        <w:t xml:space="preserve">, </w:t>
-      </w:r>
-      <w:r>
-        <w:t xml:space="preserve">K9 can follow a Dalek </w:t>
-      </w:r>
-      <w:r>
-        <w:t>through a door.</w:t>
-      </w:r>
-    </w:p>
-    <w:p>
-      <w:r>
-        <w:t>Other</w:t>
-      </w:r>
-      <w:r>
-        <w:t xml:space="preserve"> puzzle element</w:t>
-      </w:r>
-      <w:r>
-        <w:t>s</w:t>
-      </w:r>
-      <w:r>
         <w:t xml:space="preserve"> of the game </w:t>
       </w:r>
       <w:r>
@@ -21540,20 +22751,11 @@
     </w:p>
     <w:p>
       <w:r>
-        <w:t xml:space="preserve">From reading this document, it may appear that every decision taken was a good one, and things were fully thought though before implementation began, and that coding was purely a </w:t>
-      </w:r>
-      <w:proofErr w:type="gramStart"/>
-      <w:r>
-        <w:t>typing exercise</w:t>
-      </w:r>
-      <w:proofErr w:type="gramEnd"/>
-      <w:r>
-        <w:t>, and that development proceeded without detours or missteps.  This was not the case.</w:t>
-      </w:r>
-    </w:p>
-    <w:p>
-      <w:r>
-        <w:lastRenderedPageBreak/>
+        <w:t>From reading this document, it may appear that every decision taken was a good one, and things were fully thought though before implementation began, and that coding was purely a typing exercise, and that development proceeded without detours or missteps.  This was not the case.</w:t>
+      </w:r>
+    </w:p>
+    <w:p>
+      <w:r>
         <w:t xml:space="preserve">The reality is that developing code is an iterative process (at least for me) where I build out a spike of functionality, flush it out, build on it, rework it, and then refine it.  I then pursue another area of functionality in a similar manner occasionally going back to </w:t>
       </w:r>
       <w:r>
@@ -21605,7 +22807,11 @@
         <w:t>Page grids</w:t>
       </w:r>
       <w:r>
-        <w:t xml:space="preserve">.  Early in the development of the game I came up with a level model that allowed for an arbitrary arrangement of pages.  From a data structure perspective, the model was simple and provided for a wide range of interesting level topologies.  However, any code that traversed tiles had to deal with potential page boundaries.  The mistake I made was not realizing that choosing such a data structure would require that I adopt an abstraction (function-based or macro-based) to traverse it, which was something I was </w:t>
+        <w:t xml:space="preserve">.  Early in the development of the game I came up with a level model that allowed for an arbitrary arrangement of pages.  From a data structure perspective, </w:t>
+      </w:r>
+      <w:r>
+        <w:lastRenderedPageBreak/>
+        <w:t xml:space="preserve">the model was simple and provided for a wide range of interesting level topologies.  However, any code that traversed tiles had to deal with potential page boundaries.  The mistake I made was not realizing that choosing such a data structure would require that I adopt an abstraction (function-based or macro-based) to traverse it, which was something I was </w:t>
       </w:r>
       <w:r>
         <w:t xml:space="preserve">not </w:t>
@@ -21778,7 +22984,6 @@
         <w:t xml:space="preserve">I realized that I was </w:t>
       </w:r>
       <w:r>
-        <w:lastRenderedPageBreak/>
         <w:t xml:space="preserve">essentially </w:t>
       </w:r>
       <w:r>
@@ -21889,24 +23094,14 @@
       <w:r>
         <w:t>#</w:t>
       </w:r>
-      <w:proofErr w:type="gramStart"/>
-      <w:r>
-        <w:t>HI(</w:t>
-      </w:r>
-      <w:proofErr w:type="gramEnd"/>
-      <w:r>
-        <w:t xml:space="preserve">…) or </w:t>
+      <w:r>
+        <w:t xml:space="preserve">HI(…) or </w:t>
       </w:r>
       <w:r>
         <w:t>#</w:t>
       </w:r>
-      <w:proofErr w:type="gramStart"/>
-      <w:r>
-        <w:t>LO(</w:t>
-      </w:r>
-      <w:proofErr w:type="gramEnd"/>
-      <w:r>
-        <w:t>…).</w:t>
+      <w:r>
+        <w:t>LO(…).</w:t>
       </w:r>
     </w:p>
     <w:p/>
@@ -21922,16 +23117,11 @@
       <w:r>
         <w:t xml:space="preserve">6502 </w:t>
       </w:r>
-      <w:proofErr w:type="gramStart"/>
       <w:r>
         <w:t>i</w:t>
       </w:r>
       <w:r>
-        <w:t>nstruction</w:t>
-      </w:r>
-      <w:proofErr w:type="gramEnd"/>
-      <w:r>
-        <w:t xml:space="preserve"> set - </w:t>
+        <w:t xml:space="preserve">nstruction set - </w:t>
       </w:r>
       <w:hyperlink r:id="rId19" w:history="1">
         <w:r>
@@ -22051,7 +23241,7 @@
     <mc:AlternateContent>
       <mc:Choice Requires="v">
         <w:pict>
-          <v:shapetype w14:anchorId="06144C25" id="_x0000_t75" coordsize="21600,21600" o:spt="75" o:preferrelative="t" path="m@4@5l@4@11@9@11@9@5xe" filled="f" stroked="f">
+          <v:shapetype w14:anchorId="58B89E59" id="_x0000_t75" coordsize="21600,21600" o:spt="75" o:preferrelative="t" path="m@4@5l@4@11@9@11@9@5xe" filled="f" stroked="f">
             <v:stroke joinstyle="miter"/>
             <v:formulas>
               <v:f eqn="if lineDrawn pixelLineWidth 0"/>
@@ -22077,10 +23267,10 @@
       </mc:Choice>
       <mc:Fallback>
         <w:drawing>
-          <wp:inline distT="0" distB="0" distL="0" distR="0" wp14:anchorId="0F0A144F" wp14:editId="10B9CC28">
+          <wp:inline distT="0" distB="0" distL="0" distR="0" wp14:anchorId="69007E5A" wp14:editId="52FC21DA">
             <wp:extent cx="194650" cy="145988"/>
             <wp:effectExtent l="0" t="0" r="0" b="6985"/>
-            <wp:docPr id="1026721579" name="Picture 1"/>
+            <wp:docPr id="168808257" name="Picture 1"/>
             <wp:cNvGraphicFramePr>
               <a:graphicFrameLocks xmlns:a="http://schemas.openxmlformats.org/drawingml/2006/main" noChangeAspect="1"/>
             </wp:cNvGraphicFramePr>
@@ -22118,17 +23308,17 @@
     <mc:AlternateContent>
       <mc:Choice Requires="v">
         <w:pict>
-          <v:shape w14:anchorId="12ADDF77" id="Picture 1" o:spid="_x0000_i1025" type="#_x0000_t75" style="width:15.7pt;height:11.75pt;visibility:visible;mso-wrap-style:square">
+          <v:shape w14:anchorId="48016A09" id="Picture 1" o:spid="_x0000_i1025" type="#_x0000_t75" style="width:15.7pt;height:11.75pt;visibility:visible;mso-wrap-style:square">
             <v:imagedata r:id="rId3" o:title=""/>
           </v:shape>
         </w:pict>
       </mc:Choice>
       <mc:Fallback>
         <w:drawing>
-          <wp:inline distT="0" distB="0" distL="0" distR="0" wp14:anchorId="42D9C983" wp14:editId="38147C29">
+          <wp:inline distT="0" distB="0" distL="0" distR="0" wp14:anchorId="2DAB9C43" wp14:editId="2B9677AE">
             <wp:extent cx="199177" cy="149383"/>
             <wp:effectExtent l="0" t="0" r="0" b="3175"/>
-            <wp:docPr id="1863282040" name="Picture 1"/>
+            <wp:docPr id="178131054" name="Picture 1"/>
             <wp:cNvGraphicFramePr>
               <a:graphicFrameLocks xmlns:a="http://schemas.openxmlformats.org/drawingml/2006/main" noChangeAspect="1"/>
             </wp:cNvGraphicFramePr>
@@ -22839,6 +24029,95 @@
     </w:lvl>
   </w:abstractNum>
   <w:abstractNum w:abstractNumId="6" w15:restartNumberingAfterBreak="0">
+    <w:nsid w:val="132D6706"/>
+    <w:multiLevelType w:val="hybridMultilevel"/>
+    <w:tmpl w:val="6106C0EE"/>
+    <w:lvl w:ilvl="0" w:tplc="0409000F">
+      <w:start w:val="1"/>
+      <w:numFmt w:val="decimal"/>
+      <w:lvlText w:val="%1."/>
+      <w:lvlJc w:val="left"/>
+      <w:pPr>
+        <w:ind w:left="720" w:hanging="360"/>
+      </w:pPr>
+      <w:rPr>
+        <w:rFonts w:hint="default"/>
+      </w:rPr>
+    </w:lvl>
+    <w:lvl w:ilvl="1" w:tplc="04090019" w:tentative="1">
+      <w:start w:val="1"/>
+      <w:numFmt w:val="lowerLetter"/>
+      <w:lvlText w:val="%2."/>
+      <w:lvlJc w:val="left"/>
+      <w:pPr>
+        <w:ind w:left="1440" w:hanging="360"/>
+      </w:pPr>
+    </w:lvl>
+    <w:lvl w:ilvl="2" w:tplc="0409001B" w:tentative="1">
+      <w:start w:val="1"/>
+      <w:numFmt w:val="lowerRoman"/>
+      <w:lvlText w:val="%3."/>
+      <w:lvlJc w:val="right"/>
+      <w:pPr>
+        <w:ind w:left="2160" w:hanging="180"/>
+      </w:pPr>
+    </w:lvl>
+    <w:lvl w:ilvl="3" w:tplc="0409000F" w:tentative="1">
+      <w:start w:val="1"/>
+      <w:numFmt w:val="decimal"/>
+      <w:lvlText w:val="%4."/>
+      <w:lvlJc w:val="left"/>
+      <w:pPr>
+        <w:ind w:left="2880" w:hanging="360"/>
+      </w:pPr>
+    </w:lvl>
+    <w:lvl w:ilvl="4" w:tplc="04090019" w:tentative="1">
+      <w:start w:val="1"/>
+      <w:numFmt w:val="lowerLetter"/>
+      <w:lvlText w:val="%5."/>
+      <w:lvlJc w:val="left"/>
+      <w:pPr>
+        <w:ind w:left="3600" w:hanging="360"/>
+      </w:pPr>
+    </w:lvl>
+    <w:lvl w:ilvl="5" w:tplc="0409001B" w:tentative="1">
+      <w:start w:val="1"/>
+      <w:numFmt w:val="lowerRoman"/>
+      <w:lvlText w:val="%6."/>
+      <w:lvlJc w:val="right"/>
+      <w:pPr>
+        <w:ind w:left="4320" w:hanging="180"/>
+      </w:pPr>
+    </w:lvl>
+    <w:lvl w:ilvl="6" w:tplc="0409000F" w:tentative="1">
+      <w:start w:val="1"/>
+      <w:numFmt w:val="decimal"/>
+      <w:lvlText w:val="%7."/>
+      <w:lvlJc w:val="left"/>
+      <w:pPr>
+        <w:ind w:left="5040" w:hanging="360"/>
+      </w:pPr>
+    </w:lvl>
+    <w:lvl w:ilvl="7" w:tplc="04090019" w:tentative="1">
+      <w:start w:val="1"/>
+      <w:numFmt w:val="lowerLetter"/>
+      <w:lvlText w:val="%8."/>
+      <w:lvlJc w:val="left"/>
+      <w:pPr>
+        <w:ind w:left="5760" w:hanging="360"/>
+      </w:pPr>
+    </w:lvl>
+    <w:lvl w:ilvl="8" w:tplc="0409001B" w:tentative="1">
+      <w:start w:val="1"/>
+      <w:numFmt w:val="lowerRoman"/>
+      <w:lvlText w:val="%9."/>
+      <w:lvlJc w:val="right"/>
+      <w:pPr>
+        <w:ind w:left="6480" w:hanging="180"/>
+      </w:pPr>
+    </w:lvl>
+  </w:abstractNum>
+  <w:abstractNum w:abstractNumId="7" w15:restartNumberingAfterBreak="0">
     <w:nsid w:val="179E2F14"/>
     <w:multiLevelType w:val="hybridMultilevel"/>
     <w:tmpl w:val="17D4936E"/>
@@ -22950,7 +24229,7 @@
       </w:rPr>
     </w:lvl>
   </w:abstractNum>
-  <w:abstractNum w:abstractNumId="7" w15:restartNumberingAfterBreak="0">
+  <w:abstractNum w:abstractNumId="8" w15:restartNumberingAfterBreak="0">
     <w:nsid w:val="24BE37E8"/>
     <w:multiLevelType w:val="hybridMultilevel"/>
     <w:tmpl w:val="F490E5F2"/>
@@ -23063,7 +24342,184 @@
       </w:rPr>
     </w:lvl>
   </w:abstractNum>
-  <w:abstractNum w:abstractNumId="8" w15:restartNumberingAfterBreak="0">
+  <w:abstractNum w:abstractNumId="9" w15:restartNumberingAfterBreak="0">
+    <w:nsid w:val="25643894"/>
+    <w:multiLevelType w:val="hybridMultilevel"/>
+    <w:tmpl w:val="1E84FF8E"/>
+    <w:lvl w:ilvl="0" w:tplc="E6305F1C">
+      <w:numFmt w:val="bullet"/>
+      <w:lvlText w:val="-"/>
+      <w:lvlJc w:val="left"/>
+      <w:pPr>
+        <w:ind w:left="720" w:hanging="360"/>
+      </w:pPr>
+      <w:rPr>
+        <w:rFonts w:ascii="Aptos" w:eastAsiaTheme="minorHAnsi" w:hAnsi="Aptos" w:cstheme="minorBidi" w:hint="default"/>
+      </w:rPr>
+    </w:lvl>
+    <w:lvl w:ilvl="1" w:tplc="FFFFFFFF" w:tentative="1">
+      <w:start w:val="1"/>
+      <w:numFmt w:val="lowerLetter"/>
+      <w:lvlText w:val="%2."/>
+      <w:lvlJc w:val="left"/>
+      <w:pPr>
+        <w:ind w:left="1440" w:hanging="360"/>
+      </w:pPr>
+    </w:lvl>
+    <w:lvl w:ilvl="2" w:tplc="FFFFFFFF" w:tentative="1">
+      <w:start w:val="1"/>
+      <w:numFmt w:val="lowerRoman"/>
+      <w:lvlText w:val="%3."/>
+      <w:lvlJc w:val="right"/>
+      <w:pPr>
+        <w:ind w:left="2160" w:hanging="180"/>
+      </w:pPr>
+    </w:lvl>
+    <w:lvl w:ilvl="3" w:tplc="FFFFFFFF" w:tentative="1">
+      <w:start w:val="1"/>
+      <w:numFmt w:val="decimal"/>
+      <w:lvlText w:val="%4."/>
+      <w:lvlJc w:val="left"/>
+      <w:pPr>
+        <w:ind w:left="2880" w:hanging="360"/>
+      </w:pPr>
+    </w:lvl>
+    <w:lvl w:ilvl="4" w:tplc="FFFFFFFF" w:tentative="1">
+      <w:start w:val="1"/>
+      <w:numFmt w:val="lowerLetter"/>
+      <w:lvlText w:val="%5."/>
+      <w:lvlJc w:val="left"/>
+      <w:pPr>
+        <w:ind w:left="3600" w:hanging="360"/>
+      </w:pPr>
+    </w:lvl>
+    <w:lvl w:ilvl="5" w:tplc="FFFFFFFF" w:tentative="1">
+      <w:start w:val="1"/>
+      <w:numFmt w:val="lowerRoman"/>
+      <w:lvlText w:val="%6."/>
+      <w:lvlJc w:val="right"/>
+      <w:pPr>
+        <w:ind w:left="4320" w:hanging="180"/>
+      </w:pPr>
+    </w:lvl>
+    <w:lvl w:ilvl="6" w:tplc="FFFFFFFF" w:tentative="1">
+      <w:start w:val="1"/>
+      <w:numFmt w:val="decimal"/>
+      <w:lvlText w:val="%7."/>
+      <w:lvlJc w:val="left"/>
+      <w:pPr>
+        <w:ind w:left="5040" w:hanging="360"/>
+      </w:pPr>
+    </w:lvl>
+    <w:lvl w:ilvl="7" w:tplc="FFFFFFFF" w:tentative="1">
+      <w:start w:val="1"/>
+      <w:numFmt w:val="lowerLetter"/>
+      <w:lvlText w:val="%8."/>
+      <w:lvlJc w:val="left"/>
+      <w:pPr>
+        <w:ind w:left="5760" w:hanging="360"/>
+      </w:pPr>
+    </w:lvl>
+    <w:lvl w:ilvl="8" w:tplc="FFFFFFFF" w:tentative="1">
+      <w:start w:val="1"/>
+      <w:numFmt w:val="lowerRoman"/>
+      <w:lvlText w:val="%9."/>
+      <w:lvlJc w:val="right"/>
+      <w:pPr>
+        <w:ind w:left="6480" w:hanging="180"/>
+      </w:pPr>
+    </w:lvl>
+  </w:abstractNum>
+  <w:abstractNum w:abstractNumId="10" w15:restartNumberingAfterBreak="0">
+    <w:nsid w:val="28D1255A"/>
+    <w:multiLevelType w:val="hybridMultilevel"/>
+    <w:tmpl w:val="83DE4740"/>
+    <w:lvl w:ilvl="0" w:tplc="0409000F">
+      <w:start w:val="1"/>
+      <w:numFmt w:val="decimal"/>
+      <w:lvlText w:val="%1."/>
+      <w:lvlJc w:val="left"/>
+      <w:pPr>
+        <w:ind w:left="720" w:hanging="360"/>
+      </w:pPr>
+      <w:rPr>
+        <w:rFonts w:hint="default"/>
+      </w:rPr>
+    </w:lvl>
+    <w:lvl w:ilvl="1" w:tplc="04090019" w:tentative="1">
+      <w:start w:val="1"/>
+      <w:numFmt w:val="lowerLetter"/>
+      <w:lvlText w:val="%2."/>
+      <w:lvlJc w:val="left"/>
+      <w:pPr>
+        <w:ind w:left="1440" w:hanging="360"/>
+      </w:pPr>
+    </w:lvl>
+    <w:lvl w:ilvl="2" w:tplc="0409001B" w:tentative="1">
+      <w:start w:val="1"/>
+      <w:numFmt w:val="lowerRoman"/>
+      <w:lvlText w:val="%3."/>
+      <w:lvlJc w:val="right"/>
+      <w:pPr>
+        <w:ind w:left="2160" w:hanging="180"/>
+      </w:pPr>
+    </w:lvl>
+    <w:lvl w:ilvl="3" w:tplc="0409000F" w:tentative="1">
+      <w:start w:val="1"/>
+      <w:numFmt w:val="decimal"/>
+      <w:lvlText w:val="%4."/>
+      <w:lvlJc w:val="left"/>
+      <w:pPr>
+        <w:ind w:left="2880" w:hanging="360"/>
+      </w:pPr>
+    </w:lvl>
+    <w:lvl w:ilvl="4" w:tplc="04090019" w:tentative="1">
+      <w:start w:val="1"/>
+      <w:numFmt w:val="lowerLetter"/>
+      <w:lvlText w:val="%5."/>
+      <w:lvlJc w:val="left"/>
+      <w:pPr>
+        <w:ind w:left="3600" w:hanging="360"/>
+      </w:pPr>
+    </w:lvl>
+    <w:lvl w:ilvl="5" w:tplc="0409001B" w:tentative="1">
+      <w:start w:val="1"/>
+      <w:numFmt w:val="lowerRoman"/>
+      <w:lvlText w:val="%6."/>
+      <w:lvlJc w:val="right"/>
+      <w:pPr>
+        <w:ind w:left="4320" w:hanging="180"/>
+      </w:pPr>
+    </w:lvl>
+    <w:lvl w:ilvl="6" w:tplc="0409000F" w:tentative="1">
+      <w:start w:val="1"/>
+      <w:numFmt w:val="decimal"/>
+      <w:lvlText w:val="%7."/>
+      <w:lvlJc w:val="left"/>
+      <w:pPr>
+        <w:ind w:left="5040" w:hanging="360"/>
+      </w:pPr>
+    </w:lvl>
+    <w:lvl w:ilvl="7" w:tplc="04090019" w:tentative="1">
+      <w:start w:val="1"/>
+      <w:numFmt w:val="lowerLetter"/>
+      <w:lvlText w:val="%8."/>
+      <w:lvlJc w:val="left"/>
+      <w:pPr>
+        <w:ind w:left="5760" w:hanging="360"/>
+      </w:pPr>
+    </w:lvl>
+    <w:lvl w:ilvl="8" w:tplc="0409001B" w:tentative="1">
+      <w:start w:val="1"/>
+      <w:numFmt w:val="lowerRoman"/>
+      <w:lvlText w:val="%9."/>
+      <w:lvlJc w:val="right"/>
+      <w:pPr>
+        <w:ind w:left="6480" w:hanging="180"/>
+      </w:pPr>
+    </w:lvl>
+  </w:abstractNum>
+  <w:abstractNum w:abstractNumId="11" w15:restartNumberingAfterBreak="0">
     <w:nsid w:val="2B2D1713"/>
     <w:multiLevelType w:val="hybridMultilevel"/>
     <w:tmpl w:val="DF625400"/>
@@ -23176,7 +24632,7 @@
       </w:rPr>
     </w:lvl>
   </w:abstractNum>
-  <w:abstractNum w:abstractNumId="9" w15:restartNumberingAfterBreak="0">
+  <w:abstractNum w:abstractNumId="12" w15:restartNumberingAfterBreak="0">
     <w:nsid w:val="2EEA7524"/>
     <w:multiLevelType w:val="hybridMultilevel"/>
     <w:tmpl w:val="531E29E6"/>
@@ -23288,7 +24744,7 @@
       </w:rPr>
     </w:lvl>
   </w:abstractNum>
-  <w:abstractNum w:abstractNumId="10" w15:restartNumberingAfterBreak="0">
+  <w:abstractNum w:abstractNumId="13" w15:restartNumberingAfterBreak="0">
     <w:nsid w:val="457E3DA8"/>
     <w:multiLevelType w:val="hybridMultilevel"/>
     <w:tmpl w:val="4ED82A1E"/>
@@ -23377,7 +24833,7 @@
       </w:pPr>
     </w:lvl>
   </w:abstractNum>
-  <w:abstractNum w:abstractNumId="11" w15:restartNumberingAfterBreak="0">
+  <w:abstractNum w:abstractNumId="14" w15:restartNumberingAfterBreak="0">
     <w:nsid w:val="4A143613"/>
     <w:multiLevelType w:val="hybridMultilevel"/>
     <w:tmpl w:val="4FC80CA6"/>
@@ -23490,7 +24946,7 @@
       </w:rPr>
     </w:lvl>
   </w:abstractNum>
-  <w:abstractNum w:abstractNumId="12" w15:restartNumberingAfterBreak="0">
+  <w:abstractNum w:abstractNumId="15" w15:restartNumberingAfterBreak="0">
     <w:nsid w:val="4A6D7F7F"/>
     <w:multiLevelType w:val="hybridMultilevel"/>
     <w:tmpl w:val="28F0F6CA"/>
@@ -23602,7 +25058,7 @@
       </w:rPr>
     </w:lvl>
   </w:abstractNum>
-  <w:abstractNum w:abstractNumId="13" w15:restartNumberingAfterBreak="0">
+  <w:abstractNum w:abstractNumId="16" w15:restartNumberingAfterBreak="0">
     <w:nsid w:val="53052754"/>
     <w:multiLevelType w:val="hybridMultilevel"/>
     <w:tmpl w:val="980C9B5E"/>
@@ -23714,7 +25170,7 @@
       </w:rPr>
     </w:lvl>
   </w:abstractNum>
-  <w:abstractNum w:abstractNumId="14" w15:restartNumberingAfterBreak="0">
+  <w:abstractNum w:abstractNumId="17" w15:restartNumberingAfterBreak="0">
     <w:nsid w:val="57BB6A34"/>
     <w:multiLevelType w:val="hybridMultilevel"/>
     <w:tmpl w:val="CEB21378"/>
@@ -23803,7 +25259,7 @@
       </w:pPr>
     </w:lvl>
   </w:abstractNum>
-  <w:abstractNum w:abstractNumId="15" w15:restartNumberingAfterBreak="0">
+  <w:abstractNum w:abstractNumId="18" w15:restartNumberingAfterBreak="0">
     <w:nsid w:val="5E2E4816"/>
     <w:multiLevelType w:val="hybridMultilevel"/>
     <w:tmpl w:val="7D1ADD1C"/>
@@ -23916,7 +25372,7 @@
       </w:rPr>
     </w:lvl>
   </w:abstractNum>
-  <w:abstractNum w:abstractNumId="16" w15:restartNumberingAfterBreak="0">
+  <w:abstractNum w:abstractNumId="19" w15:restartNumberingAfterBreak="0">
     <w:nsid w:val="64C52750"/>
     <w:multiLevelType w:val="hybridMultilevel"/>
     <w:tmpl w:val="B860ABDA"/>
@@ -24029,7 +25485,7 @@
       </w:rPr>
     </w:lvl>
   </w:abstractNum>
-  <w:abstractNum w:abstractNumId="17" w15:restartNumberingAfterBreak="0">
+  <w:abstractNum w:abstractNumId="20" w15:restartNumberingAfterBreak="0">
     <w:nsid w:val="6FCE08F8"/>
     <w:multiLevelType w:val="hybridMultilevel"/>
     <w:tmpl w:val="865CEDCA"/>
@@ -24115,7 +25571,7 @@
       </w:pPr>
     </w:lvl>
   </w:abstractNum>
-  <w:abstractNum w:abstractNumId="18" w15:restartNumberingAfterBreak="0">
+  <w:abstractNum w:abstractNumId="21" w15:restartNumberingAfterBreak="0">
     <w:nsid w:val="719E0923"/>
     <w:multiLevelType w:val="hybridMultilevel"/>
     <w:tmpl w:val="22E86822"/>
@@ -24228,7 +25684,7 @@
       </w:rPr>
     </w:lvl>
   </w:abstractNum>
-  <w:abstractNum w:abstractNumId="19" w15:restartNumberingAfterBreak="0">
+  <w:abstractNum w:abstractNumId="22" w15:restartNumberingAfterBreak="0">
     <w:nsid w:val="71C023C8"/>
     <w:multiLevelType w:val="hybridMultilevel"/>
     <w:tmpl w:val="CAF47F62"/>
@@ -24341,7 +25797,7 @@
       </w:rPr>
     </w:lvl>
   </w:abstractNum>
-  <w:abstractNum w:abstractNumId="20" w15:restartNumberingAfterBreak="0">
+  <w:abstractNum w:abstractNumId="23" w15:restartNumberingAfterBreak="0">
     <w:nsid w:val="7525577B"/>
     <w:multiLevelType w:val="hybridMultilevel"/>
     <w:tmpl w:val="B830AF46"/>
@@ -24454,7 +25910,7 @@
       </w:rPr>
     </w:lvl>
   </w:abstractNum>
-  <w:abstractNum w:abstractNumId="21" w15:restartNumberingAfterBreak="0">
+  <w:abstractNum w:abstractNumId="24" w15:restartNumberingAfterBreak="0">
     <w:nsid w:val="7ACB2100"/>
     <w:multiLevelType w:val="hybridMultilevel"/>
     <w:tmpl w:val="6BEA828E"/>
@@ -24573,64 +26029,73 @@
     <w:abstractNumId w:val="4"/>
   </w:num>
   <w:num w:numId="3" w16cid:durableId="1186597203">
-    <w:abstractNumId w:val="13"/>
+    <w:abstractNumId w:val="16"/>
   </w:num>
   <w:num w:numId="4" w16cid:durableId="1038775837">
-    <w:abstractNumId w:val="6"/>
+    <w:abstractNumId w:val="7"/>
   </w:num>
   <w:num w:numId="5" w16cid:durableId="471559901">
-    <w:abstractNumId w:val="14"/>
+    <w:abstractNumId w:val="17"/>
   </w:num>
   <w:num w:numId="6" w16cid:durableId="1294485144">
-    <w:abstractNumId w:val="17"/>
+    <w:abstractNumId w:val="20"/>
   </w:num>
   <w:num w:numId="7" w16cid:durableId="90247628">
-    <w:abstractNumId w:val="16"/>
+    <w:abstractNumId w:val="19"/>
   </w:num>
   <w:num w:numId="8" w16cid:durableId="1406299513">
     <w:abstractNumId w:val="5"/>
   </w:num>
   <w:num w:numId="9" w16cid:durableId="1465924744">
-    <w:abstractNumId w:val="21"/>
+    <w:abstractNumId w:val="24"/>
   </w:num>
   <w:num w:numId="10" w16cid:durableId="320810464">
-    <w:abstractNumId w:val="10"/>
+    <w:abstractNumId w:val="13"/>
   </w:num>
   <w:num w:numId="11" w16cid:durableId="704719656">
-    <w:abstractNumId w:val="15"/>
+    <w:abstractNumId w:val="18"/>
   </w:num>
   <w:num w:numId="12" w16cid:durableId="1713075570">
-    <w:abstractNumId w:val="20"/>
+    <w:abstractNumId w:val="23"/>
   </w:num>
   <w:num w:numId="13" w16cid:durableId="1666863145">
     <w:abstractNumId w:val="2"/>
   </w:num>
   <w:num w:numId="14" w16cid:durableId="1323779000">
-    <w:abstractNumId w:val="8"/>
+    <w:abstractNumId w:val="11"/>
   </w:num>
   <w:num w:numId="15" w16cid:durableId="1628273300">
-    <w:abstractNumId w:val="11"/>
+    <w:abstractNumId w:val="14"/>
   </w:num>
   <w:num w:numId="16" w16cid:durableId="1174422558">
     <w:abstractNumId w:val="0"/>
   </w:num>
   <w:num w:numId="17" w16cid:durableId="2130970516">
-    <w:abstractNumId w:val="7"/>
+    <w:abstractNumId w:val="8"/>
   </w:num>
   <w:num w:numId="18" w16cid:durableId="465784155">
-    <w:abstractNumId w:val="12"/>
+    <w:abstractNumId w:val="15"/>
   </w:num>
   <w:num w:numId="19" w16cid:durableId="797146743">
-    <w:abstractNumId w:val="9"/>
+    <w:abstractNumId w:val="12"/>
   </w:num>
   <w:num w:numId="20" w16cid:durableId="2023047767">
     <w:abstractNumId w:val="3"/>
   </w:num>
   <w:num w:numId="21" w16cid:durableId="1191802424">
-    <w:abstractNumId w:val="18"/>
+    <w:abstractNumId w:val="21"/>
   </w:num>
   <w:num w:numId="22" w16cid:durableId="925726924">
-    <w:abstractNumId w:val="19"/>
+    <w:abstractNumId w:val="22"/>
+  </w:num>
+  <w:num w:numId="23" w16cid:durableId="561335449">
+    <w:abstractNumId w:val="10"/>
+  </w:num>
+  <w:num w:numId="24" w16cid:durableId="184029309">
+    <w:abstractNumId w:val="6"/>
+  </w:num>
+  <w:num w:numId="25" w16cid:durableId="1115640707">
+    <w:abstractNumId w:val="9"/>
   </w:num>
 </w:numbering>
 </file>
@@ -25235,7 +26700,6 @@
   <w:style w:type="character" w:default="1" w:styleId="DefaultParagraphFont">
     <w:name w:val="Default Paragraph Font"/>
     <w:uiPriority w:val="1"/>
-    <w:semiHidden/>
     <w:unhideWhenUsed/>
   </w:style>
   <w:style w:type="table" w:default="1" w:styleId="TableNormal">
@@ -25909,6 +27373,16 @@
       <w:u w:val="single"/>
     </w:rPr>
   </w:style>
+  <w:style w:type="character" w:styleId="PlaceholderText">
+    <w:name w:val="Placeholder Text"/>
+    <w:basedOn w:val="DefaultParagraphFont"/>
+    <w:uiPriority w:val="99"/>
+    <w:semiHidden/>
+    <w:rsid w:val="00D74CCF"/>
+    <w:rPr>
+      <w:color w:val="666666"/>
+    </w:rPr>
+  </w:style>
 </w:styles>
 </file>
 

--- a/docs/Development.docx
+++ b/docs/Development.docx
@@ -470,7 +470,6 @@
       <w:r>
         <w:t xml:space="preserve"> </w:t>
       </w:r>
-      <w:proofErr w:type="spellStart"/>
       <w:r>
         <w:rPr>
           <w:b/>
@@ -480,7 +479,6 @@
         </w:rPr>
         <w:t>beebasm</w:t>
       </w:r>
-      <w:proofErr w:type="spellEnd"/>
       <w:r>
         <w:t>, an excellent assembler th</w:t>
       </w:r>
@@ -490,7 +488,6 @@
       <w:r>
         <w:t xml:space="preserve">I could use on Windows to produce an SSD, which I could then run in </w:t>
       </w:r>
-      <w:proofErr w:type="spellStart"/>
       <w:r>
         <w:rPr>
           <w:b/>
@@ -501,7 +498,6 @@
         <w:lastRenderedPageBreak/>
         <w:t>beebem</w:t>
       </w:r>
-      <w:proofErr w:type="spellEnd"/>
       <w:r>
         <w:t>, an emulator</w:t>
       </w:r>
@@ -603,7 +599,6 @@
       <w:r>
         <w:t xml:space="preserve">After looking at some examples that were installed with </w:t>
       </w:r>
-      <w:proofErr w:type="spellStart"/>
       <w:r>
         <w:rPr>
           <w:b/>
@@ -622,7 +617,6 @@
         </w:rPr>
         <w:t>asm</w:t>
       </w:r>
-      <w:proofErr w:type="spellEnd"/>
       <w:r>
         <w:t xml:space="preserve">, I </w:t>
       </w:r>
@@ -757,7 +751,6 @@
       <w:r>
         <w:t xml:space="preserve">The prototype was based on one of the </w:t>
       </w:r>
-      <w:proofErr w:type="spellStart"/>
       <w:r>
         <w:rPr>
           <w:b/>
@@ -767,7 +760,6 @@
         </w:rPr>
         <w:t>beebasm</w:t>
       </w:r>
-      <w:proofErr w:type="spellEnd"/>
       <w:r>
         <w:t xml:space="preserve"> </w:t>
       </w:r>
@@ -1105,14 +1097,27 @@
       <w:r>
         <w:t xml:space="preserve">Figure </w:t>
       </w:r>
-      <w:fldSimple w:instr=" SEQ Figure \* ARABIC ">
-        <w:r>
-          <w:rPr>
-            <w:noProof/>
-          </w:rPr>
-          <w:t>1</w:t>
-        </w:r>
-      </w:fldSimple>
+      <w:r>
+        <w:fldChar w:fldCharType="begin"/>
+      </w:r>
+      <w:r>
+        <w:instrText xml:space="preserve"> SEQ Figure \* ARABIC </w:instrText>
+      </w:r>
+      <w:r>
+        <w:fldChar w:fldCharType="separate"/>
+      </w:r>
+      <w:r>
+        <w:rPr>
+          <w:noProof/>
+        </w:rPr>
+        <w:t>1</w:t>
+      </w:r>
+      <w:r>
+        <w:rPr>
+          <w:noProof/>
+        </w:rPr>
+        <w:fldChar w:fldCharType="end"/>
+      </w:r>
     </w:p>
     <w:p>
       <w:r>
@@ -2361,7 +2366,6 @@
       <w:r>
         <w:t xml:space="preserve"> and </w:t>
       </w:r>
-      <w:proofErr w:type="spellStart"/>
       <w:r>
         <w:rPr>
           <w:b/>
@@ -2380,7 +2384,6 @@
         </w:rPr>
         <w:t>lekAnimate</w:t>
       </w:r>
-      <w:proofErr w:type="spellEnd"/>
       <w:r>
         <w:t xml:space="preserve"> </w:t>
       </w:r>
@@ -2667,14 +2670,27 @@
       <w:r>
         <w:t xml:space="preserve">Figure </w:t>
       </w:r>
-      <w:fldSimple w:instr=" SEQ Figure \* ARABIC ">
-        <w:r>
-          <w:rPr>
-            <w:noProof/>
-          </w:rPr>
-          <w:t>2</w:t>
-        </w:r>
-      </w:fldSimple>
+      <w:r>
+        <w:fldChar w:fldCharType="begin"/>
+      </w:r>
+      <w:r>
+        <w:instrText xml:space="preserve"> SEQ Figure \* ARABIC </w:instrText>
+      </w:r>
+      <w:r>
+        <w:fldChar w:fldCharType="separate"/>
+      </w:r>
+      <w:r>
+        <w:rPr>
+          <w:noProof/>
+        </w:rPr>
+        <w:t>2</w:t>
+      </w:r>
+      <w:r>
+        <w:rPr>
+          <w:noProof/>
+        </w:rPr>
+        <w:fldChar w:fldCharType="end"/>
+      </w:r>
     </w:p>
     <w:p>
       <w:r>
@@ -2704,7 +2720,6 @@
       <w:r>
         <w:t xml:space="preserve"> using the </w:t>
       </w:r>
-      <w:proofErr w:type="spellStart"/>
       <w:r>
         <w:rPr>
           <w:b/>
@@ -2719,15 +2734,7 @@
           <w:b/>
           <w:bCs/>
         </w:rPr>
-        <w:t>’s</w:t>
-      </w:r>
-      <w:proofErr w:type="spellEnd"/>
-      <w:r>
-        <w:rPr>
-          <w:b/>
-          <w:bCs/>
-        </w:rPr>
-        <w:t xml:space="preserve"> </w:t>
+        <w:t xml:space="preserve">’s </w:t>
       </w:r>
       <w:r>
         <w:rPr>
@@ -4381,7 +4388,6 @@
           <w:bCs/>
         </w:rPr>
       </w:pPr>
-      <w:proofErr w:type="spellStart"/>
       <w:r>
         <w:rPr>
           <w:b/>
@@ -4389,7 +4395,6 @@
         </w:rPr>
         <w:t>objectXLo</w:t>
       </w:r>
-      <w:proofErr w:type="spellEnd"/>
       <w:r>
         <w:rPr>
           <w:b/>
@@ -4397,7 +4402,6 @@
         </w:rPr>
         <w:t xml:space="preserve"> &amp; </w:t>
       </w:r>
-      <w:proofErr w:type="spellStart"/>
       <w:r>
         <w:rPr>
           <w:b/>
@@ -4405,7 +4409,6 @@
         </w:rPr>
         <w:t>objectXHi</w:t>
       </w:r>
-      <w:proofErr w:type="spellEnd"/>
       <w:r>
         <w:rPr>
           <w:b/>
@@ -4438,38 +4441,27 @@
           <w:bCs/>
         </w:rPr>
       </w:pPr>
-      <w:proofErr w:type="spellStart"/>
       <w:r>
         <w:rPr>
           <w:b/>
           <w:bCs/>
         </w:rPr>
-        <w:t>objectYLo</w:t>
-      </w:r>
-      <w:proofErr w:type="spellEnd"/>
+        <w:t xml:space="preserve">objectYLo </w:t>
+      </w:r>
       <w:r>
         <w:rPr>
           <w:b/>
           <w:bCs/>
         </w:rPr>
-        <w:t xml:space="preserve"> </w:t>
+        <w:t xml:space="preserve">&amp; </w:t>
       </w:r>
       <w:r>
         <w:rPr>
           <w:b/>
           <w:bCs/>
         </w:rPr>
-        <w:t xml:space="preserve">&amp; </w:t>
-      </w:r>
-      <w:proofErr w:type="spellStart"/>
-      <w:r>
-        <w:rPr>
-          <w:b/>
-          <w:bCs/>
-        </w:rPr>
         <w:t>objectYHi</w:t>
       </w:r>
-      <w:proofErr w:type="spellEnd"/>
       <w:r>
         <w:rPr>
           <w:b/>
@@ -4505,31 +4497,13 @@
           <w:bCs/>
         </w:rPr>
       </w:pPr>
-      <w:proofErr w:type="spellStart"/>
       <w:r>
         <w:rPr>
           <w:b/>
           <w:bCs/>
         </w:rPr>
-        <w:t>objectWidth</w:t>
-      </w:r>
-      <w:proofErr w:type="spellEnd"/>
-      <w:r>
-        <w:rPr>
-          <w:b/>
-          <w:bCs/>
-        </w:rPr>
-        <w:t xml:space="preserve"> &amp; </w:t>
-      </w:r>
-      <w:proofErr w:type="spellStart"/>
-      <w:r>
-        <w:rPr>
-          <w:b/>
-          <w:bCs/>
-        </w:rPr>
-        <w:t>objectHeight</w:t>
-      </w:r>
-      <w:proofErr w:type="spellEnd"/>
+        <w:t>objectWidth &amp; objectHeight</w:t>
+      </w:r>
       <w:r>
         <w:rPr>
           <w:b/>
@@ -4556,7 +4530,6 @@
           <w:bCs/>
         </w:rPr>
       </w:pPr>
-      <w:proofErr w:type="spellStart"/>
       <w:r>
         <w:rPr>
           <w:b/>
@@ -4564,7 +4537,6 @@
         </w:rPr>
         <w:t>objectAnimation</w:t>
       </w:r>
-      <w:proofErr w:type="spellEnd"/>
       <w:r>
         <w:rPr>
           <w:b/>
@@ -4597,7 +4569,6 @@
           <w:bCs/>
         </w:rPr>
       </w:pPr>
-      <w:proofErr w:type="spellStart"/>
       <w:r>
         <w:rPr>
           <w:b/>
@@ -4605,7 +4576,6 @@
         </w:rPr>
         <w:t>objectState</w:t>
       </w:r>
-      <w:proofErr w:type="spellEnd"/>
       <w:r>
         <w:rPr>
           <w:b/>
@@ -4697,7 +4667,6 @@
           <w:bCs/>
         </w:rPr>
       </w:pPr>
-      <w:proofErr w:type="spellStart"/>
       <w:r>
         <w:rPr>
           <w:b/>
@@ -4705,7 +4674,6 @@
         </w:rPr>
         <w:t>objectSpriteIndex</w:t>
       </w:r>
-      <w:proofErr w:type="spellEnd"/>
       <w:r>
         <w:rPr>
           <w:b/>
@@ -4740,31 +4708,13 @@
           <w:numId w:val="8"/>
         </w:numPr>
       </w:pPr>
-      <w:proofErr w:type="spellStart"/>
       <w:r>
         <w:rPr>
           <w:b/>
           <w:bCs/>
         </w:rPr>
-        <w:t>objectFrameCallbackLo</w:t>
-      </w:r>
-      <w:proofErr w:type="spellEnd"/>
-      <w:r>
-        <w:rPr>
-          <w:b/>
-          <w:bCs/>
-        </w:rPr>
-        <w:t xml:space="preserve"> &amp; </w:t>
-      </w:r>
-      <w:proofErr w:type="spellStart"/>
-      <w:r>
-        <w:rPr>
-          <w:b/>
-          <w:bCs/>
-        </w:rPr>
-        <w:t>objectFrameCallbackHi</w:t>
-      </w:r>
-      <w:proofErr w:type="spellEnd"/>
+        <w:t>objectFrameCallbackLo &amp; objectFrameCallbackHi</w:t>
+      </w:r>
       <w:r>
         <w:rPr>
           <w:b/>
@@ -4812,7 +4762,6 @@
           <w:bCs/>
         </w:rPr>
       </w:pPr>
-      <w:proofErr w:type="spellStart"/>
       <w:r>
         <w:rPr>
           <w:b/>
@@ -4820,7 +4769,6 @@
         </w:rPr>
         <w:t>objectFrameCounter</w:t>
       </w:r>
-      <w:proofErr w:type="spellEnd"/>
       <w:r>
         <w:rPr>
           <w:b/>
@@ -6117,7 +6065,6 @@
       <w:r>
         <w:t xml:space="preserve">setting </w:t>
       </w:r>
-      <w:proofErr w:type="spellStart"/>
       <w:r>
         <w:rPr>
           <w:i/>
@@ -6139,7 +6086,6 @@
         </w:rPr>
         <w:t>Addr</w:t>
       </w:r>
-      <w:proofErr w:type="spellEnd"/>
       <w:r>
         <w:t xml:space="preserve"> </w:t>
       </w:r>
@@ -6239,7 +6185,6 @@
       <w:r>
         <w:t xml:space="preserve">in the low nibble of </w:t>
       </w:r>
-      <w:proofErr w:type="spellStart"/>
       <w:r>
         <w:rPr>
           <w:i/>
@@ -6247,7 +6192,6 @@
         </w:rPr>
         <w:t>objectState</w:t>
       </w:r>
-      <w:proofErr w:type="spellEnd"/>
       <w:r>
         <w:t xml:space="preserve"> array</w:t>
       </w:r>
@@ -6332,11 +6276,9 @@
       <w:r>
         <w:t>‘</w:t>
       </w:r>
-      <w:proofErr w:type="spellStart"/>
       <w:r>
         <w:t>Gamebar</w:t>
       </w:r>
-      <w:proofErr w:type="spellEnd"/>
       <w:r>
         <w:t>’</w:t>
       </w:r>
@@ -6354,11 +6296,9 @@
       <w:r>
         <w:t xml:space="preserve">and show this information in a </w:t>
       </w:r>
-      <w:proofErr w:type="spellStart"/>
       <w:r>
         <w:t>gamebar</w:t>
       </w:r>
-      <w:proofErr w:type="spellEnd"/>
       <w:r>
         <w:t>, located at the top right of the screen.</w:t>
       </w:r>
@@ -6502,7 +6442,6 @@
       <w:r>
         <w:t xml:space="preserve"> </w:t>
       </w:r>
-      <w:proofErr w:type="spellStart"/>
       <w:r>
         <w:rPr>
           <w:i/>
@@ -6510,7 +6449,6 @@
         </w:rPr>
         <w:t>clearTile</w:t>
       </w:r>
-      <w:proofErr w:type="spellEnd"/>
       <w:r>
         <w:t xml:space="preserve"> </w:t>
       </w:r>
@@ -6525,7 +6463,6 @@
       <w:r>
         <w:t xml:space="preserve">The </w:t>
       </w:r>
-      <w:proofErr w:type="spellStart"/>
       <w:r>
         <w:rPr>
           <w:i/>
@@ -6533,7 +6470,6 @@
         </w:rPr>
         <w:t>clearTile</w:t>
       </w:r>
-      <w:proofErr w:type="spellEnd"/>
       <w:r>
         <w:t xml:space="preserve"> </w:t>
       </w:r>
@@ -6581,24 +6517,14 @@
       <w:r>
         <w:t xml:space="preserve"> </w:t>
       </w:r>
-      <w:proofErr w:type="spellStart"/>
       <w:r>
         <w:t>gamebar</w:t>
       </w:r>
-      <w:proofErr w:type="spellEnd"/>
       <w:r>
         <w:t>.</w:t>
       </w:r>
       <w:r>
-        <w:t xml:space="preserve">  As before, I created a </w:t>
-      </w:r>
-      <w:proofErr w:type="spellStart"/>
-      <w:r>
-        <w:t>gamebar</w:t>
-      </w:r>
-      <w:proofErr w:type="spellEnd"/>
-      <w:r>
-        <w:t xml:space="preserve"> sprite using </w:t>
+        <w:t xml:space="preserve">  As before, I created a gamebar sprite using </w:t>
       </w:r>
       <w:r>
         <w:rPr>
@@ -6660,15 +6586,7 @@
         <w:t>rote</w:t>
       </w:r>
       <w:r>
-        <w:t xml:space="preserve"> code to render the </w:t>
-      </w:r>
-      <w:proofErr w:type="spellStart"/>
-      <w:r>
-        <w:t>gamebar</w:t>
-      </w:r>
-      <w:proofErr w:type="spellEnd"/>
-      <w:r>
-        <w:t xml:space="preserve">, </w:t>
+        <w:t xml:space="preserve"> code to render the gamebar, </w:t>
       </w:r>
       <w:r>
         <w:t>which show</w:t>
@@ -6692,15 +6610,7 @@
         <w:t xml:space="preserve">.  </w:t>
       </w:r>
       <w:r>
-        <w:t xml:space="preserve">To </w:t>
-      </w:r>
-      <w:proofErr w:type="spellStart"/>
-      <w:r>
-        <w:t>gamebar</w:t>
-      </w:r>
-      <w:proofErr w:type="spellEnd"/>
-      <w:r>
-        <w:t xml:space="preserve"> </w:t>
+        <w:t xml:space="preserve">To gamebar </w:t>
       </w:r>
       <w:r>
         <w:t xml:space="preserve">is </w:t>
@@ -6735,15 +6645,7 @@
         <w:t>re</w:t>
       </w:r>
       <w:r>
-        <w:t xml:space="preserve">draw the </w:t>
-      </w:r>
-      <w:proofErr w:type="spellStart"/>
-      <w:r>
-        <w:t>gamebar</w:t>
-      </w:r>
-      <w:proofErr w:type="spellEnd"/>
-      <w:r>
-        <w:t xml:space="preserve"> and </w:t>
+        <w:t xml:space="preserve">draw the gamebar and </w:t>
       </w:r>
       <w:r>
         <w:t xml:space="preserve">draw </w:t>
@@ -6763,15 +6665,7 @@
     </w:p>
     <w:p>
       <w:r>
-        <w:t xml:space="preserve">I later revisited the </w:t>
-      </w:r>
-      <w:proofErr w:type="spellStart"/>
-      <w:r>
-        <w:t>gamebar</w:t>
-      </w:r>
-      <w:proofErr w:type="spellEnd"/>
-      <w:r>
-        <w:t xml:space="preserve"> adding </w:t>
+        <w:t xml:space="preserve">I later revisited the gamebar adding </w:t>
       </w:r>
       <w:r>
         <w:t xml:space="preserve">code to show the </w:t>
@@ -7227,15 +7121,7 @@
         <w:t>the elevator stops.</w:t>
       </w:r>
       <w:r>
-        <w:t xml:space="preserve">  The </w:t>
-      </w:r>
-      <w:proofErr w:type="spellStart"/>
-      <w:r>
-        <w:t>objectFrameCount</w:t>
-      </w:r>
-      <w:proofErr w:type="spellEnd"/>
-      <w:r>
-        <w:t xml:space="preserve"> is repurposed for this.</w:t>
+        <w:t xml:space="preserve">  The objectFrameCount is repurposed for this.</w:t>
       </w:r>
     </w:p>
     <w:p>
@@ -7247,15 +7133,7 @@
         </w:numPr>
       </w:pPr>
       <w:r>
-        <w:t xml:space="preserve">Mark K9 and the elevator game objects as both ascending or descending by populating their respective </w:t>
-      </w:r>
-      <w:proofErr w:type="spellStart"/>
-      <w:r>
-        <w:t>objectState’s</w:t>
-      </w:r>
-      <w:proofErr w:type="spellEnd"/>
-      <w:r>
-        <w:t xml:space="preserve"> </w:t>
+        <w:t xml:space="preserve">Mark K9 and the elevator game objects as both ascending or descending by populating their respective objectState’s </w:t>
       </w:r>
       <w:r>
         <w:rPr>
@@ -7642,7 +7520,6 @@
       <w:r>
         <w:t xml:space="preserve">stored in </w:t>
       </w:r>
-      <w:proofErr w:type="spellStart"/>
       <w:r>
         <w:rPr>
           <w:i/>
@@ -7651,7 +7528,6 @@
         </w:rPr>
         <w:t>objectFrameCounter</w:t>
       </w:r>
-      <w:proofErr w:type="spellEnd"/>
       <w:r>
         <w:t xml:space="preserve"> variable</w:t>
       </w:r>
@@ -7815,7 +7691,6 @@
       <w:r>
         <w:t xml:space="preserve">checking the erase-above and erase-below </w:t>
       </w:r>
-      <w:proofErr w:type="spellStart"/>
       <w:r>
         <w:rPr>
           <w:i/>
@@ -7830,7 +7705,6 @@
         </w:rPr>
         <w:t>’s</w:t>
       </w:r>
-      <w:proofErr w:type="spellEnd"/>
       <w:r>
         <w:t xml:space="preserve"> render flags</w:t>
       </w:r>
@@ -8431,7 +8305,6 @@
       <w:r>
         <w:t xml:space="preserve">A zero-page </w:t>
       </w:r>
-      <w:proofErr w:type="spellStart"/>
       <w:r>
         <w:rPr>
           <w:i/>
@@ -8439,7 +8312,6 @@
         </w:rPr>
         <w:t>laserFrameCount</w:t>
       </w:r>
-      <w:proofErr w:type="spellEnd"/>
       <w:r>
         <w:t xml:space="preserve"> variable was introduced which controls laser rendering.  </w:t>
       </w:r>
@@ -8467,7 +8339,6 @@
       <w:r>
         <w:t xml:space="preserve">sets </w:t>
       </w:r>
-      <w:proofErr w:type="spellStart"/>
       <w:r>
         <w:rPr>
           <w:i/>
@@ -8475,7 +8346,6 @@
         </w:rPr>
         <w:t>laserFrameCount</w:t>
       </w:r>
-      <w:proofErr w:type="spellEnd"/>
       <w:r>
         <w:rPr>
           <w:i/>
@@ -8492,7 +8362,6 @@
       <w:r>
         <w:t xml:space="preserve">and </w:t>
       </w:r>
-      <w:proofErr w:type="spellStart"/>
       <w:r>
         <w:rPr>
           <w:i/>
@@ -8500,7 +8369,6 @@
         </w:rPr>
         <w:t>laserFrameCount</w:t>
       </w:r>
-      <w:proofErr w:type="spellEnd"/>
       <w:r>
         <w:rPr>
           <w:i/>
@@ -8551,7 +8419,6 @@
       <w:r>
         <w:t xml:space="preserve">the </w:t>
       </w:r>
-      <w:proofErr w:type="spellStart"/>
       <w:r>
         <w:rPr>
           <w:i/>
@@ -8559,7 +8426,6 @@
         </w:rPr>
         <w:t>objectState</w:t>
       </w:r>
-      <w:proofErr w:type="spellEnd"/>
       <w:r>
         <w:t xml:space="preserve"> variable</w:t>
       </w:r>
@@ -8664,7 +8530,6 @@
       <w:r>
         <w:t xml:space="preserve"> above. This is the fourth render flag in the high nibble of the </w:t>
       </w:r>
-      <w:proofErr w:type="spellStart"/>
       <w:r>
         <w:rPr>
           <w:i/>
@@ -8672,7 +8537,6 @@
         </w:rPr>
         <w:t>objectState</w:t>
       </w:r>
-      <w:proofErr w:type="spellEnd"/>
       <w:r>
         <w:t xml:space="preserve"> variable.</w:t>
       </w:r>
@@ -8795,7 +8659,6 @@
       <w:r>
         <w:t xml:space="preserve"> </w:t>
       </w:r>
-      <w:proofErr w:type="spellStart"/>
       <w:r>
         <w:rPr>
           <w:i/>
@@ -8803,7 +8666,6 @@
         </w:rPr>
         <w:t>debugTileGridFlags</w:t>
       </w:r>
-      <w:proofErr w:type="spellEnd"/>
       <w:r>
         <w:t xml:space="preserve"> routine that rendered a little box </w:t>
       </w:r>
@@ -8861,15 +8723,7 @@
         <w:t xml:space="preserve">  T</w:t>
       </w:r>
       <w:r>
-        <w:t xml:space="preserve">he </w:t>
-      </w:r>
-      <w:proofErr w:type="spellStart"/>
-      <w:r>
-        <w:t>gamebar</w:t>
-      </w:r>
-      <w:proofErr w:type="spellEnd"/>
-      <w:r>
-        <w:t xml:space="preserve"> </w:t>
+        <w:t xml:space="preserve">he gamebar </w:t>
       </w:r>
       <w:r>
         <w:t xml:space="preserve">is not shown then the </w:t>
@@ -8895,7 +8749,6 @@
       <w:r>
         <w:t xml:space="preserve">to allow </w:t>
       </w:r>
-      <w:proofErr w:type="spellStart"/>
       <w:r>
         <w:rPr>
           <w:i/>
@@ -8903,7 +8756,6 @@
         </w:rPr>
         <w:t>debugTileGridFlags</w:t>
       </w:r>
-      <w:proofErr w:type="spellEnd"/>
       <w:r>
         <w:rPr>
           <w:i/>
@@ -8998,14 +8850,27 @@
       <w:r>
         <w:t xml:space="preserve">Figure </w:t>
       </w:r>
-      <w:fldSimple w:instr=" SEQ Figure \* ARABIC ">
-        <w:r>
-          <w:rPr>
-            <w:noProof/>
-          </w:rPr>
-          <w:t>3</w:t>
-        </w:r>
-      </w:fldSimple>
+      <w:r>
+        <w:fldChar w:fldCharType="begin"/>
+      </w:r>
+      <w:r>
+        <w:instrText xml:space="preserve"> SEQ Figure \* ARABIC </w:instrText>
+      </w:r>
+      <w:r>
+        <w:fldChar w:fldCharType="separate"/>
+      </w:r>
+      <w:r>
+        <w:rPr>
+          <w:noProof/>
+        </w:rPr>
+        <w:t>3</w:t>
+      </w:r>
+      <w:r>
+        <w:rPr>
+          <w:noProof/>
+        </w:rPr>
+        <w:fldChar w:fldCharType="end"/>
+      </w:r>
     </w:p>
     <w:p>
       <w:pPr>
@@ -10183,7 +10048,6 @@
       <w:r>
         <w:t xml:space="preserve">replaced </w:t>
       </w:r>
-      <w:proofErr w:type="spellStart"/>
       <w:r>
         <w:rPr>
           <w:i/>
@@ -10191,11 +10055,9 @@
         </w:rPr>
         <w:t>objectWidth</w:t>
       </w:r>
-      <w:proofErr w:type="spellEnd"/>
       <w:r>
         <w:t xml:space="preserve"> and </w:t>
       </w:r>
-      <w:proofErr w:type="spellStart"/>
       <w:r>
         <w:rPr>
           <w:i/>
@@ -10203,7 +10065,6 @@
         </w:rPr>
         <w:t>objectHeight</w:t>
       </w:r>
-      <w:proofErr w:type="spellEnd"/>
       <w:r>
         <w:t xml:space="preserve"> game object arrays with a function</w:t>
       </w:r>
@@ -10239,7 +10100,6 @@
       <w:r>
         <w:t xml:space="preserve">, and </w:t>
       </w:r>
-      <w:proofErr w:type="spellStart"/>
       <w:r>
         <w:rPr>
           <w:i/>
@@ -10247,11 +10107,9 @@
         </w:rPr>
         <w:t>widthMinusOne</w:t>
       </w:r>
-      <w:proofErr w:type="spellEnd"/>
       <w:r>
         <w:t xml:space="preserve"> and </w:t>
       </w:r>
-      <w:proofErr w:type="spellStart"/>
       <w:r>
         <w:rPr>
           <w:i/>
@@ -10259,7 +10117,6 @@
         </w:rPr>
         <w:t>heightMinisOne</w:t>
       </w:r>
-      <w:proofErr w:type="spellEnd"/>
       <w:r>
         <w:t>.</w:t>
       </w:r>
@@ -10308,15 +10165,7 @@
         <w:t xml:space="preserve"> I </w:t>
       </w:r>
       <w:r>
-        <w:t xml:space="preserve">stored the object type in the </w:t>
-      </w:r>
-      <w:proofErr w:type="spellStart"/>
-      <w:r>
-        <w:t>objectAnimation</w:t>
-      </w:r>
-      <w:proofErr w:type="spellEnd"/>
-      <w:r>
-        <w:t xml:space="preserve"> game object array, </w:t>
+        <w:t xml:space="preserve">stored the object type in the objectAnimation game object array, </w:t>
       </w:r>
       <w:r>
         <w:t xml:space="preserve">shifting up the other values, and </w:t>
@@ -10334,13 +10183,8 @@
         <w:t xml:space="preserve">array </w:t>
       </w:r>
       <w:r>
-        <w:t xml:space="preserve">to </w:t>
-      </w:r>
-      <w:proofErr w:type="spellStart"/>
-      <w:r>
-        <w:t>objectType</w:t>
-      </w:r>
-      <w:proofErr w:type="spellEnd"/>
+        <w:t>to objectType</w:t>
+      </w:r>
       <w:r>
         <w:t>.</w:t>
       </w:r>
@@ -10929,7 +10773,6 @@
       <w:r>
         <w:t xml:space="preserve">I then wrote a </w:t>
       </w:r>
-      <w:proofErr w:type="spellStart"/>
       <w:r>
         <w:rPr>
           <w:i/>
@@ -10937,7 +10780,6 @@
         </w:rPr>
         <w:t>loadLevel</w:t>
       </w:r>
-      <w:proofErr w:type="spellEnd"/>
       <w:r>
         <w:t xml:space="preserve"> </w:t>
       </w:r>
@@ -10968,7 +10810,6 @@
       <w:r>
         <w:t xml:space="preserve">the loaded </w:t>
       </w:r>
-      <w:proofErr w:type="spellStart"/>
       <w:r>
         <w:rPr>
           <w:i/>
@@ -10976,7 +10817,6 @@
         </w:rPr>
         <w:t>initializeLevel</w:t>
       </w:r>
-      <w:proofErr w:type="spellEnd"/>
       <w:r>
         <w:t xml:space="preserve"> </w:t>
       </w:r>
@@ -10989,7 +10829,6 @@
       <w:r>
         <w:t xml:space="preserve">  A </w:t>
       </w:r>
-      <w:proofErr w:type="spellStart"/>
       <w:r>
         <w:rPr>
           <w:i/>
@@ -10997,7 +10836,6 @@
         </w:rPr>
         <w:t>showLevel</w:t>
       </w:r>
-      <w:proofErr w:type="spellEnd"/>
       <w:r>
         <w:t xml:space="preserve"> routine </w:t>
       </w:r>
@@ -11039,7 +10877,6 @@
       <w:r>
         <w:t xml:space="preserve">MOS </w:t>
       </w:r>
-      <w:proofErr w:type="spellStart"/>
       <w:r>
         <w:rPr>
           <w:b/>
@@ -11047,7 +10884,6 @@
         </w:rPr>
         <w:t>osfile</w:t>
       </w:r>
-      <w:proofErr w:type="spellEnd"/>
       <w:r>
         <w:t xml:space="preserve"> routine</w:t>
       </w:r>
@@ -11074,7 +10910,6 @@
       <w:r>
         <w:t xml:space="preserve">calling the </w:t>
       </w:r>
-      <w:proofErr w:type="spellStart"/>
       <w:r>
         <w:rPr>
           <w:b/>
@@ -11082,7 +10917,6 @@
         </w:rPr>
         <w:t>osfile</w:t>
       </w:r>
-      <w:proofErr w:type="spellEnd"/>
       <w:r>
         <w:t xml:space="preserve"> routine</w:t>
       </w:r>
@@ -11239,7 +11073,6 @@
       <w:r>
         <w:t xml:space="preserve">and the pages cleared before the </w:t>
       </w:r>
-      <w:proofErr w:type="spellStart"/>
       <w:r>
         <w:rPr>
           <w:b/>
@@ -11247,7 +11080,6 @@
         </w:rPr>
         <w:t>osfile</w:t>
       </w:r>
-      <w:proofErr w:type="spellEnd"/>
       <w:r>
         <w:t xml:space="preserve"> function is called.  The </w:t>
       </w:r>
@@ -11269,7 +11101,6 @@
       <w:r>
         <w:t xml:space="preserve">n ASSERT is used to ensure that the </w:t>
       </w:r>
-      <w:proofErr w:type="spellStart"/>
       <w:r>
         <w:rPr>
           <w:i/>
@@ -11277,7 +11108,6 @@
         </w:rPr>
         <w:t>loadLevel</w:t>
       </w:r>
-      <w:proofErr w:type="spellEnd"/>
       <w:r>
         <w:t xml:space="preserve"> </w:t>
       </w:r>
@@ -11318,7 +11148,6 @@
       <w:r>
         <w:t xml:space="preserve"> a level, and a ‘R’ key handler was implemented to call the </w:t>
       </w:r>
-      <w:proofErr w:type="spellStart"/>
       <w:r>
         <w:rPr>
           <w:i/>
@@ -11326,14 +11155,12 @@
         </w:rPr>
         <w:t>loadLevel</w:t>
       </w:r>
-      <w:proofErr w:type="spellEnd"/>
       <w:r>
         <w:t xml:space="preserve"> </w:t>
       </w:r>
       <w:r>
         <w:t xml:space="preserve">routine indirectly through a </w:t>
       </w:r>
-      <w:proofErr w:type="spellStart"/>
       <w:r>
         <w:rPr>
           <w:i/>
@@ -11341,7 +11168,6 @@
         </w:rPr>
         <w:t>reloadLevel</w:t>
       </w:r>
-      <w:proofErr w:type="spellEnd"/>
       <w:r>
         <w:t xml:space="preserve"> routine.</w:t>
       </w:r>
@@ -11868,7 +11694,6 @@
       <w:r>
         <w:t xml:space="preserve"> action became </w:t>
       </w:r>
-      <w:proofErr w:type="spellStart"/>
       <w:r>
         <w:rPr>
           <w:b/>
@@ -11878,11 +11703,9 @@
         </w:rPr>
         <w:t>PursueLeft</w:t>
       </w:r>
-      <w:proofErr w:type="spellEnd"/>
       <w:r>
         <w:t xml:space="preserve">, </w:t>
       </w:r>
-      <w:proofErr w:type="spellStart"/>
       <w:r>
         <w:rPr>
           <w:b/>
@@ -11892,11 +11715,9 @@
         </w:rPr>
         <w:t>PursueRight</w:t>
       </w:r>
-      <w:proofErr w:type="spellEnd"/>
       <w:r>
         <w:t xml:space="preserve">, </w:t>
       </w:r>
-      <w:proofErr w:type="spellStart"/>
       <w:r>
         <w:rPr>
           <w:b/>
@@ -11906,14 +11727,12 @@
         </w:rPr>
         <w:t>PursueUp</w:t>
       </w:r>
-      <w:proofErr w:type="spellEnd"/>
       <w:r>
         <w:t xml:space="preserve">, </w:t>
       </w:r>
       <w:r>
         <w:t xml:space="preserve">or </w:t>
       </w:r>
-      <w:proofErr w:type="spellStart"/>
       <w:r>
         <w:rPr>
           <w:b/>
@@ -11923,7 +11742,6 @@
         </w:rPr>
         <w:t>PursueDown</w:t>
       </w:r>
-      <w:proofErr w:type="spellEnd"/>
       <w:r>
         <w:t>.</w:t>
       </w:r>
@@ -11970,7 +11788,6 @@
         </w:rPr>
         <w:tab/>
       </w:r>
-      <w:proofErr w:type="spellStart"/>
       <w:r>
         <w:rPr>
           <w:b/>
@@ -11987,9 +11804,11 @@
           <w:i/>
           <w:iCs/>
         </w:rPr>
-        <w:t>Left</w:t>
-      </w:r>
-      <w:proofErr w:type="spellEnd"/>
+        <w:t xml:space="preserve">Left </w:t>
+      </w:r>
+      <w:r>
+        <w:t>and</w:t>
+      </w:r>
       <w:r>
         <w:rPr>
           <w:b/>
@@ -11997,10 +11816,7 @@
           <w:i/>
           <w:iCs/>
         </w:rPr>
-        <w:t xml:space="preserve"> </w:t>
-      </w:r>
-      <w:r>
-        <w:t>and</w:t>
+        <w:t xml:space="preserve"> PursueRight</w:t>
       </w:r>
       <w:r>
         <w:rPr>
@@ -12011,7 +11827,57 @@
         </w:rPr>
         <w:t xml:space="preserve"> </w:t>
       </w:r>
-      <w:proofErr w:type="spellStart"/>
+      <w:r>
+        <w:t xml:space="preserve"> – </w:t>
+      </w:r>
+      <w:r>
+        <w:t xml:space="preserve">Daleks </w:t>
+      </w:r>
+      <w:r>
+        <w:t>move quickly left or right</w:t>
+      </w:r>
+      <w:r>
+        <w:t>, or vice versa</w:t>
+      </w:r>
+      <w:r>
+        <w:t xml:space="preserve">. </w:t>
+      </w:r>
+      <w:r>
+        <w:t xml:space="preserve">If </w:t>
+      </w:r>
+      <w:r>
+        <w:t>a Dalek</w:t>
+      </w:r>
+      <w:r>
+        <w:t xml:space="preserve"> encounters a wall, the </w:t>
+      </w:r>
+      <w:r>
+        <w:t xml:space="preserve">Dalek </w:t>
+      </w:r>
+      <w:r>
+        <w:t>turns</w:t>
+      </w:r>
+      <w:r>
+        <w:t>,</w:t>
+      </w:r>
+      <w:r>
+        <w:t xml:space="preserve"> and the </w:t>
+      </w:r>
+      <w:r>
+        <w:t xml:space="preserve">action </w:t>
+      </w:r>
+      <w:r>
+        <w:t xml:space="preserve">is </w:t>
+      </w:r>
+      <w:r>
+        <w:t>change</w:t>
+      </w:r>
+      <w:r>
+        <w:t xml:space="preserve">d </w:t>
+      </w:r>
+      <w:r>
+        <w:t xml:space="preserve">to </w:t>
+      </w:r>
       <w:r>
         <w:rPr>
           <w:b/>
@@ -12019,9 +11885,11 @@
           <w:i/>
           <w:iCs/>
         </w:rPr>
-        <w:t>PursueRight</w:t>
-      </w:r>
-      <w:proofErr w:type="spellEnd"/>
+        <w:t>PursueUp</w:t>
+      </w:r>
+      <w:r>
+        <w:t xml:space="preserve"> or </w:t>
+      </w:r>
       <w:r>
         <w:rPr>
           <w:b/>
@@ -12029,60 +11897,16 @@
           <w:i/>
           <w:iCs/>
         </w:rPr>
-        <w:t xml:space="preserve"> </w:t>
-      </w:r>
-      <w:r>
-        <w:t xml:space="preserve"> – </w:t>
-      </w:r>
-      <w:r>
-        <w:t xml:space="preserve">Daleks </w:t>
-      </w:r>
-      <w:r>
-        <w:t>move quickly left or right</w:t>
-      </w:r>
-      <w:r>
-        <w:t>, or vice versa</w:t>
-      </w:r>
-      <w:r>
-        <w:t xml:space="preserve">. </w:t>
-      </w:r>
-      <w:r>
-        <w:t xml:space="preserve">If </w:t>
-      </w:r>
-      <w:r>
-        <w:t>a Dalek</w:t>
-      </w:r>
-      <w:r>
-        <w:t xml:space="preserve"> encounters a wall, the </w:t>
-      </w:r>
-      <w:r>
-        <w:t xml:space="preserve">Dalek </w:t>
-      </w:r>
-      <w:r>
-        <w:t>turns</w:t>
-      </w:r>
-      <w:r>
-        <w:t>,</w:t>
-      </w:r>
-      <w:r>
-        <w:t xml:space="preserve"> and the </w:t>
-      </w:r>
-      <w:r>
-        <w:t xml:space="preserve">action </w:t>
-      </w:r>
-      <w:r>
-        <w:t xml:space="preserve">is </w:t>
-      </w:r>
-      <w:r>
-        <w:t>change</w:t>
-      </w:r>
-      <w:r>
-        <w:t xml:space="preserve">d </w:t>
-      </w:r>
-      <w:r>
-        <w:t xml:space="preserve">to </w:t>
-      </w:r>
-      <w:proofErr w:type="spellStart"/>
+        <w:t>PursueDown</w:t>
+      </w:r>
+      <w:r>
+        <w:t>.</w:t>
+      </w:r>
+    </w:p>
+    <w:p>
+      <w:pPr>
+        <w:ind w:left="720"/>
+      </w:pPr>
       <w:r>
         <w:rPr>
           <w:b/>
@@ -12090,13 +11914,9 @@
           <w:i/>
           <w:iCs/>
         </w:rPr>
-        <w:t>PursueUp</w:t>
-      </w:r>
-      <w:proofErr w:type="spellEnd"/>
-      <w:r>
-        <w:t xml:space="preserve"> or </w:t>
-      </w:r>
-      <w:proofErr w:type="spellStart"/>
+        <w:lastRenderedPageBreak/>
+        <w:t>Pursue</w:t>
+      </w:r>
       <w:r>
         <w:rPr>
           <w:b/>
@@ -12104,18 +11924,11 @@
           <w:i/>
           <w:iCs/>
         </w:rPr>
-        <w:t>PursueDown</w:t>
-      </w:r>
-      <w:proofErr w:type="spellEnd"/>
-      <w:r>
-        <w:t>.</w:t>
-      </w:r>
-    </w:p>
-    <w:p>
-      <w:pPr>
-        <w:ind w:left="720"/>
-      </w:pPr>
-      <w:proofErr w:type="spellStart"/>
+        <w:t xml:space="preserve">Up </w:t>
+      </w:r>
+      <w:r>
+        <w:t>and</w:t>
+      </w:r>
       <w:r>
         <w:rPr>
           <w:b/>
@@ -12123,8 +11936,34 @@
           <w:i/>
           <w:iCs/>
         </w:rPr>
-        <w:lastRenderedPageBreak/>
-        <w:t>Pursue</w:t>
+        <w:t xml:space="preserve"> PursueDown </w:t>
+      </w:r>
+      <w:r>
+        <w:t xml:space="preserve"> – Daleks </w:t>
+      </w:r>
+      <w:r>
+        <w:t>move quickly left or right</w:t>
+      </w:r>
+      <w:r>
+        <w:t xml:space="preserve">, or vice versa, looking for an elevator to ride up or down. </w:t>
+      </w:r>
+      <w:r>
+        <w:t xml:space="preserve">If a Dalek encounters a wall, </w:t>
+      </w:r>
+      <w:r>
+        <w:t xml:space="preserve">the Dalek </w:t>
+      </w:r>
+      <w:r>
+        <w:t>turns,</w:t>
+      </w:r>
+      <w:r>
+        <w:t xml:space="preserve"> and the </w:t>
+      </w:r>
+      <w:r>
+        <w:t xml:space="preserve">action </w:t>
+      </w:r>
+      <w:r>
+        <w:t xml:space="preserve">is toggled between </w:t>
       </w:r>
       <w:r>
         <w:rPr>
@@ -12133,9 +11972,17 @@
           <w:i/>
           <w:iCs/>
         </w:rPr>
-        <w:t>Up</w:t>
-      </w:r>
-      <w:proofErr w:type="spellEnd"/>
+        <w:t>PursueUp</w:t>
+      </w:r>
+      <w:r>
+        <w:t xml:space="preserve"> </w:t>
+      </w:r>
+      <w:r>
+        <w:t>and</w:t>
+      </w:r>
+      <w:r>
+        <w:t xml:space="preserve"> </w:t>
+      </w:r>
       <w:r>
         <w:rPr>
           <w:b/>
@@ -12143,98 +11990,8 @@
           <w:i/>
           <w:iCs/>
         </w:rPr>
-        <w:t xml:space="preserve"> </w:t>
-      </w:r>
-      <w:r>
-        <w:t>and</w:t>
-      </w:r>
-      <w:r>
-        <w:rPr>
-          <w:b/>
-          <w:bCs/>
-          <w:i/>
-          <w:iCs/>
-        </w:rPr>
-        <w:t xml:space="preserve"> </w:t>
-      </w:r>
-      <w:proofErr w:type="spellStart"/>
-      <w:r>
-        <w:rPr>
-          <w:b/>
-          <w:bCs/>
-          <w:i/>
-          <w:iCs/>
-        </w:rPr>
         <w:t>PursueDown</w:t>
       </w:r>
-      <w:proofErr w:type="spellEnd"/>
-      <w:r>
-        <w:rPr>
-          <w:b/>
-          <w:bCs/>
-          <w:i/>
-          <w:iCs/>
-        </w:rPr>
-        <w:t xml:space="preserve"> </w:t>
-      </w:r>
-      <w:r>
-        <w:t xml:space="preserve"> – Daleks </w:t>
-      </w:r>
-      <w:r>
-        <w:t>move quickly left or right</w:t>
-      </w:r>
-      <w:r>
-        <w:t xml:space="preserve">, or vice versa, looking for an elevator to ride up or down. </w:t>
-      </w:r>
-      <w:r>
-        <w:t xml:space="preserve">If a Dalek encounters a wall, </w:t>
-      </w:r>
-      <w:r>
-        <w:t xml:space="preserve">the Dalek </w:t>
-      </w:r>
-      <w:r>
-        <w:t>turns,</w:t>
-      </w:r>
-      <w:r>
-        <w:t xml:space="preserve"> and the </w:t>
-      </w:r>
-      <w:r>
-        <w:t xml:space="preserve">action </w:t>
-      </w:r>
-      <w:r>
-        <w:t xml:space="preserve">is toggled between </w:t>
-      </w:r>
-      <w:proofErr w:type="spellStart"/>
-      <w:r>
-        <w:rPr>
-          <w:b/>
-          <w:bCs/>
-          <w:i/>
-          <w:iCs/>
-        </w:rPr>
-        <w:t>PursueUp</w:t>
-      </w:r>
-      <w:proofErr w:type="spellEnd"/>
-      <w:r>
-        <w:t xml:space="preserve"> </w:t>
-      </w:r>
-      <w:r>
-        <w:t>and</w:t>
-      </w:r>
-      <w:r>
-        <w:t xml:space="preserve"> </w:t>
-      </w:r>
-      <w:proofErr w:type="spellStart"/>
-      <w:r>
-        <w:rPr>
-          <w:b/>
-          <w:bCs/>
-          <w:i/>
-          <w:iCs/>
-        </w:rPr>
-        <w:t>PursueDown</w:t>
-      </w:r>
-      <w:proofErr w:type="spellEnd"/>
       <w:r>
         <w:rPr>
           <w:b/>
@@ -12363,7 +12120,6 @@
       <w:r>
         <w:t xml:space="preserve">set to </w:t>
       </w:r>
-      <w:proofErr w:type="spellStart"/>
       <w:r>
         <w:rPr>
           <w:b/>
@@ -12373,11 +12129,9 @@
         </w:rPr>
         <w:t>pursueLeft</w:t>
       </w:r>
-      <w:proofErr w:type="spellEnd"/>
       <w:r>
         <w:t xml:space="preserve"> or </w:t>
       </w:r>
-      <w:proofErr w:type="spellStart"/>
       <w:r>
         <w:rPr>
           <w:b/>
@@ -12396,7 +12150,6 @@
         </w:rPr>
         <w:t>ueRight</w:t>
       </w:r>
-      <w:proofErr w:type="spellEnd"/>
       <w:r>
         <w:t>.</w:t>
       </w:r>
@@ -12406,7 +12159,6 @@
       <w:r>
         <w:t xml:space="preserve">action is set to </w:t>
       </w:r>
-      <w:proofErr w:type="spellStart"/>
       <w:r>
         <w:rPr>
           <w:b/>
@@ -12425,11 +12177,9 @@
         </w:rPr>
         <w:t>Up</w:t>
       </w:r>
-      <w:proofErr w:type="spellEnd"/>
       <w:r>
         <w:t xml:space="preserve"> or </w:t>
       </w:r>
-      <w:proofErr w:type="spellStart"/>
       <w:r>
         <w:rPr>
           <w:b/>
@@ -12448,7 +12198,6 @@
         </w:rPr>
         <w:t>Down</w:t>
       </w:r>
-      <w:proofErr w:type="spellEnd"/>
       <w:r>
         <w:t>.</w:t>
       </w:r>
@@ -12745,7 +12494,6 @@
       <w:r>
         <w:t xml:space="preserve">, </w:t>
       </w:r>
-      <w:proofErr w:type="spellStart"/>
       <w:r>
         <w:rPr>
           <w:b/>
@@ -12755,7 +12503,6 @@
         </w:rPr>
         <w:t>pursueLeft</w:t>
       </w:r>
-      <w:proofErr w:type="spellEnd"/>
       <w:r>
         <w:rPr>
           <w:b/>
@@ -12777,7 +12524,6 @@
         </w:rPr>
         <w:t xml:space="preserve"> </w:t>
       </w:r>
-      <w:proofErr w:type="spellStart"/>
       <w:r>
         <w:rPr>
           <w:b/>
@@ -12794,9 +12540,11 @@
           <w:i/>
           <w:iCs/>
         </w:rPr>
-        <w:t>Right</w:t>
-      </w:r>
-      <w:proofErr w:type="spellEnd"/>
+        <w:t xml:space="preserve">Right </w:t>
+      </w:r>
+      <w:r>
+        <w:t>related</w:t>
+      </w:r>
       <w:r>
         <w:rPr>
           <w:b/>
@@ -12807,7 +12555,102 @@
         <w:t xml:space="preserve"> </w:t>
       </w:r>
       <w:r>
-        <w:t>related</w:t>
+        <w:t>rules</w:t>
+      </w:r>
+      <w:r>
+        <w:t>.</w:t>
+      </w:r>
+    </w:p>
+    <w:p>
+      <w:r>
+        <w:t xml:space="preserve">I </w:t>
+      </w:r>
+      <w:r>
+        <w:t xml:space="preserve">implemented </w:t>
+      </w:r>
+      <w:r>
+        <w:t xml:space="preserve">a </w:t>
+      </w:r>
+      <w:r>
+        <w:rPr>
+          <w:i/>
+          <w:iCs/>
+        </w:rPr>
+        <w:t>dalekAI</w:t>
+      </w:r>
+      <w:r>
+        <w:t xml:space="preserve"> function that </w:t>
+      </w:r>
+      <w:r>
+        <w:t xml:space="preserve">encapsulated the </w:t>
+      </w:r>
+      <w:r>
+        <w:t xml:space="preserve">common </w:t>
+      </w:r>
+      <w:r>
+        <w:t>behavioral rules</w:t>
+      </w:r>
+      <w:r>
+        <w:t xml:space="preserve">, </w:t>
+      </w:r>
+      <w:r>
+        <w:t xml:space="preserve">running these against </w:t>
+      </w:r>
+      <w:r>
+        <w:t xml:space="preserve">each </w:t>
+      </w:r>
+      <w:r>
+        <w:t>Dalek every 16 frames.</w:t>
+      </w:r>
+      <w:r>
+        <w:t xml:space="preserve">  </w:t>
+      </w:r>
+      <w:r>
+        <w:t xml:space="preserve">It’s invoked from the game loop. </w:t>
+      </w:r>
+    </w:p>
+    <w:p>
+      <w:r>
+        <w:t xml:space="preserve">The </w:t>
+      </w:r>
+      <w:r>
+        <w:t xml:space="preserve">routine checks </w:t>
+      </w:r>
+      <w:r>
+        <w:t xml:space="preserve">to see if K9 </w:t>
+      </w:r>
+      <w:r>
+        <w:t xml:space="preserve">is </w:t>
+      </w:r>
+      <w:r>
+        <w:t>in sight</w:t>
+      </w:r>
+      <w:r>
+        <w:t xml:space="preserve"> (using a helper routine)</w:t>
+      </w:r>
+      <w:r>
+        <w:t>,</w:t>
+      </w:r>
+      <w:r>
+        <w:t xml:space="preserve"> promot</w:t>
+      </w:r>
+      <w:r>
+        <w:t>ing</w:t>
+      </w:r>
+      <w:r>
+        <w:t xml:space="preserve"> </w:t>
+      </w:r>
+      <w:r>
+        <w:t xml:space="preserve">the  </w:t>
+      </w:r>
+      <w:r>
+        <w:t>Dalek’s</w:t>
+      </w:r>
+      <w:r>
+        <w:t xml:space="preserve"> </w:t>
+      </w:r>
+      <w:r>
+        <w:t xml:space="preserve">action to </w:t>
       </w:r>
       <w:r>
         <w:rPr>
@@ -12816,109 +12659,8 @@
           <w:i/>
           <w:iCs/>
         </w:rPr>
-        <w:t xml:space="preserve"> </w:t>
-      </w:r>
-      <w:r>
-        <w:t>rules</w:t>
-      </w:r>
-      <w:r>
-        <w:t>.</w:t>
-      </w:r>
-    </w:p>
-    <w:p>
-      <w:r>
-        <w:t xml:space="preserve">I </w:t>
-      </w:r>
-      <w:r>
-        <w:t xml:space="preserve">implemented </w:t>
-      </w:r>
-      <w:r>
-        <w:t xml:space="preserve">a </w:t>
-      </w:r>
-      <w:proofErr w:type="spellStart"/>
-      <w:r>
-        <w:rPr>
-          <w:i/>
-          <w:iCs/>
-        </w:rPr>
-        <w:t>dalekAI</w:t>
-      </w:r>
-      <w:proofErr w:type="spellEnd"/>
-      <w:r>
-        <w:t xml:space="preserve"> function that </w:t>
-      </w:r>
-      <w:r>
-        <w:t xml:space="preserve">encapsulated the </w:t>
-      </w:r>
-      <w:r>
-        <w:t xml:space="preserve">common </w:t>
-      </w:r>
-      <w:r>
-        <w:t>behavioral rules</w:t>
-      </w:r>
-      <w:r>
-        <w:t xml:space="preserve">, </w:t>
-      </w:r>
-      <w:r>
-        <w:t xml:space="preserve">running these against </w:t>
-      </w:r>
-      <w:r>
-        <w:t xml:space="preserve">each </w:t>
-      </w:r>
-      <w:r>
-        <w:t>Dalek every 16 frames.</w:t>
-      </w:r>
-      <w:r>
-        <w:t xml:space="preserve">  </w:t>
-      </w:r>
-      <w:r>
-        <w:t xml:space="preserve">It’s invoked from the game loop. </w:t>
-      </w:r>
-    </w:p>
-    <w:p>
-      <w:r>
-        <w:t xml:space="preserve">The </w:t>
-      </w:r>
-      <w:r>
-        <w:t xml:space="preserve">routine checks </w:t>
-      </w:r>
-      <w:r>
-        <w:t xml:space="preserve">to see if K9 </w:t>
-      </w:r>
-      <w:r>
-        <w:t xml:space="preserve">is </w:t>
-      </w:r>
-      <w:r>
-        <w:t>in sight</w:t>
-      </w:r>
-      <w:r>
-        <w:t xml:space="preserve"> (using a helper routine)</w:t>
-      </w:r>
-      <w:r>
-        <w:t>,</w:t>
-      </w:r>
-      <w:r>
-        <w:t xml:space="preserve"> promot</w:t>
-      </w:r>
-      <w:r>
-        <w:t>ing</w:t>
-      </w:r>
-      <w:r>
-        <w:t xml:space="preserve"> </w:t>
-      </w:r>
-      <w:r>
-        <w:t xml:space="preserve">the  </w:t>
-      </w:r>
-      <w:r>
-        <w:t>Dalek’s</w:t>
-      </w:r>
-      <w:r>
-        <w:t xml:space="preserve"> </w:t>
-      </w:r>
-      <w:r>
-        <w:t xml:space="preserve">action to </w:t>
-      </w:r>
-      <w:proofErr w:type="spellStart"/>
+        <w:t>PursueLeft</w:t>
+      </w:r>
       <w:r>
         <w:rPr>
           <w:b/>
@@ -12926,9 +12668,11 @@
           <w:i/>
           <w:iCs/>
         </w:rPr>
-        <w:t>PursueLeft</w:t>
-      </w:r>
-      <w:proofErr w:type="spellEnd"/>
+        <w:t xml:space="preserve"> </w:t>
+      </w:r>
+      <w:r>
+        <w:t>or</w:t>
+      </w:r>
       <w:r>
         <w:rPr>
           <w:b/>
@@ -12936,10 +12680,209 @@
           <w:i/>
           <w:iCs/>
         </w:rPr>
+        <w:t xml:space="preserve"> PursueRight</w:t>
+      </w:r>
+      <w:r>
+        <w:t xml:space="preserve"> if so.</w:t>
+      </w:r>
+      <w:r>
+        <w:t xml:space="preserve"> The function also </w:t>
+      </w:r>
+      <w:r>
+        <w:t>checks to see if K9 is within weapon’s range</w:t>
+      </w:r>
+      <w:r>
+        <w:t>, firing its weapon if it is.</w:t>
+      </w:r>
+    </w:p>
+    <w:p>
+      <w:r>
+        <w:t xml:space="preserve">I then updated </w:t>
+      </w:r>
+      <w:r>
+        <w:t xml:space="preserve">the </w:t>
+      </w:r>
+      <w:r>
+        <w:rPr>
+          <w:i/>
+          <w:iCs/>
+        </w:rPr>
+        <w:t>dalekAnimate</w:t>
+      </w:r>
+      <w:r>
+        <w:t xml:space="preserve"> and all the </w:t>
+      </w:r>
+      <w:r>
+        <w:t xml:space="preserve">Dalek </w:t>
+      </w:r>
+      <w:r>
+        <w:t xml:space="preserve">frame callback functions </w:t>
+      </w:r>
+      <w:r>
+        <w:t xml:space="preserve">to </w:t>
+      </w:r>
+      <w:r>
+        <w:t xml:space="preserve">amend their </w:t>
+      </w:r>
+      <w:r>
+        <w:t>behaviors</w:t>
+      </w:r>
+      <w:r>
+        <w:t xml:space="preserve"> based on </w:t>
+      </w:r>
+      <w:r>
+        <w:t xml:space="preserve">the </w:t>
+      </w:r>
+      <w:r>
+        <w:t>current action.</w:t>
+      </w:r>
+      <w:r>
+        <w:t xml:space="preserve">  The challenge was keeping the impact (increased code-size) to a </w:t>
+      </w:r>
+      <w:r>
+        <w:t>minimum</w:t>
+      </w:r>
+      <w:r>
+        <w:t>.</w:t>
+      </w:r>
+      <w:r>
+        <w:t xml:space="preserve"> A lot of time was spent refactoring these functio</w:t>
+      </w:r>
+      <w:r>
+        <w:t>ns to use as few code bytes as possible.</w:t>
+      </w:r>
+    </w:p>
+    <w:p>
+      <w:r>
+        <w:t>On</w:t>
+      </w:r>
+      <w:r>
+        <w:t>e</w:t>
+      </w:r>
+      <w:r>
+        <w:t xml:space="preserve"> notable challenge was how best to </w:t>
+      </w:r>
+      <w:r>
+        <w:t xml:space="preserve">show </w:t>
+      </w:r>
+      <w:r>
+        <w:t>damage being inflicted on K9.</w:t>
+      </w:r>
+      <w:r>
+        <w:t xml:space="preserve">  After brainstorming many ideas, I ended up implementing a simple </w:t>
+      </w:r>
+      <w:r>
+        <w:t>first-person</w:t>
+      </w:r>
+      <w:r>
         <w:t xml:space="preserve"> </w:t>
       </w:r>
       <w:r>
-        <w:t>or</w:t>
+        <w:t xml:space="preserve">effect where </w:t>
+      </w:r>
+      <w:r>
+        <w:t xml:space="preserve">the </w:t>
+      </w:r>
+      <w:r>
+        <w:lastRenderedPageBreak/>
+        <w:t xml:space="preserve">screen </w:t>
+      </w:r>
+      <w:r>
+        <w:t xml:space="preserve">is flashed </w:t>
+      </w:r>
+      <w:r>
+        <w:t>black</w:t>
+      </w:r>
+      <w:r>
+        <w:t>,</w:t>
+      </w:r>
+      <w:r>
+        <w:t xml:space="preserve"> </w:t>
+      </w:r>
+      <w:r>
+        <w:t>at a</w:t>
+      </w:r>
+      <w:r>
+        <w:t xml:space="preserve"> low frequence</w:t>
+      </w:r>
+      <w:r>
+        <w:t>,</w:t>
+      </w:r>
+      <w:r>
+        <w:t xml:space="preserve"> </w:t>
+      </w:r>
+      <w:r>
+        <w:t>and a</w:t>
+      </w:r>
+      <w:r>
+        <w:t>n obnoxious sound</w:t>
+      </w:r>
+      <w:r>
+        <w:t xml:space="preserve"> is </w:t>
+      </w:r>
+      <w:r>
+        <w:t>played</w:t>
+      </w:r>
+      <w:r>
+        <w:t>.</w:t>
+      </w:r>
+      <w:r>
+        <w:t xml:space="preserve">  The effect is quite </w:t>
+      </w:r>
+      <w:r>
+        <w:t>e</w:t>
+      </w:r>
+      <w:r>
+        <w:t>ffective</w:t>
+      </w:r>
+      <w:r>
+        <w:t>!</w:t>
+      </w:r>
+    </w:p>
+    <w:p>
+      <w:r>
+        <w:t xml:space="preserve">I also added a Mode 7 </w:t>
+      </w:r>
+      <w:r>
+        <w:t xml:space="preserve">incomplete level </w:t>
+      </w:r>
+      <w:r>
+        <w:t xml:space="preserve">screen, which </w:t>
+      </w:r>
+      <w:r>
+        <w:t>shows</w:t>
+      </w:r>
+      <w:r>
+        <w:t xml:space="preserve"> </w:t>
+      </w:r>
+      <w:r>
+        <w:t xml:space="preserve">if </w:t>
+      </w:r>
+      <w:r>
+        <w:t>K</w:t>
+      </w:r>
+      <w:r>
+        <w:t xml:space="preserve">9’s health </w:t>
+      </w:r>
+      <w:r>
+        <w:t xml:space="preserve">becomes </w:t>
+      </w:r>
+      <w:r>
+        <w:t>zero</w:t>
+      </w:r>
+      <w:r>
+        <w:t>.  Pressing space restarts the level.</w:t>
+      </w:r>
+    </w:p>
+    <w:p>
+      <w:r>
+        <w:t xml:space="preserve">I then turned to </w:t>
+      </w:r>
+      <w:r>
+        <w:t>implementing</w:t>
+      </w:r>
+      <w:r>
+        <w:t xml:space="preserve"> the </w:t>
       </w:r>
       <w:r>
         <w:rPr>
@@ -12948,9 +12891,11 @@
           <w:i/>
           <w:iCs/>
         </w:rPr>
-        <w:t xml:space="preserve"> </w:t>
-      </w:r>
-      <w:proofErr w:type="spellStart"/>
+        <w:t>PursueUp</w:t>
+      </w:r>
+      <w:r>
+        <w:t xml:space="preserve"> and </w:t>
+      </w:r>
       <w:r>
         <w:rPr>
           <w:b/>
@@ -12958,250 +12903,20 @@
           <w:i/>
           <w:iCs/>
         </w:rPr>
-        <w:t>PursueRight</w:t>
-      </w:r>
-      <w:proofErr w:type="spellEnd"/>
-      <w:r>
-        <w:t xml:space="preserve"> if so.</w:t>
-      </w:r>
-      <w:r>
-        <w:t xml:space="preserve"> The function also </w:t>
-      </w:r>
-      <w:r>
-        <w:t>checks to see if K9 is within weapon’s range</w:t>
-      </w:r>
-      <w:r>
-        <w:t>, firing its weapon if it is.</w:t>
-      </w:r>
-    </w:p>
-    <w:p>
-      <w:r>
-        <w:t xml:space="preserve">I then updated </w:t>
-      </w:r>
-      <w:r>
-        <w:t xml:space="preserve">the </w:t>
-      </w:r>
-      <w:proofErr w:type="spellStart"/>
-      <w:r>
-        <w:rPr>
-          <w:i/>
-          <w:iCs/>
-        </w:rPr>
-        <w:t>dalekAnimate</w:t>
-      </w:r>
-      <w:proofErr w:type="spellEnd"/>
-      <w:r>
-        <w:t xml:space="preserve"> and all the </w:t>
-      </w:r>
-      <w:r>
-        <w:t xml:space="preserve">Dalek </w:t>
-      </w:r>
-      <w:r>
-        <w:t xml:space="preserve">frame callback functions </w:t>
-      </w:r>
-      <w:r>
-        <w:t xml:space="preserve">to </w:t>
-      </w:r>
-      <w:r>
-        <w:t xml:space="preserve">amend their </w:t>
-      </w:r>
-      <w:r>
-        <w:t>behaviors</w:t>
-      </w:r>
-      <w:r>
-        <w:t xml:space="preserve"> based on </w:t>
-      </w:r>
-      <w:r>
-        <w:t xml:space="preserve">the </w:t>
-      </w:r>
-      <w:r>
-        <w:t>current action.</w:t>
-      </w:r>
-      <w:r>
-        <w:t xml:space="preserve">  The challenge was keeping the impact (increased code-size) to a </w:t>
-      </w:r>
-      <w:r>
-        <w:t>minimum</w:t>
+        <w:t>PursueDown</w:t>
+      </w:r>
+      <w:r>
+        <w:t xml:space="preserve"> behavior</w:t>
+      </w:r>
+      <w:r>
+        <w:t>al rule</w:t>
+      </w:r>
+      <w:r>
+        <w:t>s</w:t>
       </w:r>
       <w:r>
         <w:t>.</w:t>
       </w:r>
-      <w:r>
-        <w:t xml:space="preserve"> A lot of time was spent refactoring these functio</w:t>
-      </w:r>
-      <w:r>
-        <w:t>ns to use as few code bytes as possible.</w:t>
-      </w:r>
-    </w:p>
-    <w:p>
-      <w:r>
-        <w:t>On</w:t>
-      </w:r>
-      <w:r>
-        <w:t>e</w:t>
-      </w:r>
-      <w:r>
-        <w:t xml:space="preserve"> notable challenge was how best to </w:t>
-      </w:r>
-      <w:r>
-        <w:t xml:space="preserve">show </w:t>
-      </w:r>
-      <w:r>
-        <w:t>damage being inflicted on K9.</w:t>
-      </w:r>
-      <w:r>
-        <w:t xml:space="preserve">  After brainstorming many ideas, I ended up implementing a simple </w:t>
-      </w:r>
-      <w:r>
-        <w:t>first-person</w:t>
-      </w:r>
-      <w:r>
-        <w:t xml:space="preserve"> </w:t>
-      </w:r>
-      <w:r>
-        <w:t xml:space="preserve">effect where </w:t>
-      </w:r>
-      <w:r>
-        <w:t xml:space="preserve">the </w:t>
-      </w:r>
-      <w:r>
-        <w:lastRenderedPageBreak/>
-        <w:t xml:space="preserve">screen </w:t>
-      </w:r>
-      <w:r>
-        <w:t xml:space="preserve">is flashed </w:t>
-      </w:r>
-      <w:r>
-        <w:t>black</w:t>
-      </w:r>
-      <w:r>
-        <w:t>,</w:t>
-      </w:r>
-      <w:r>
-        <w:t xml:space="preserve"> </w:t>
-      </w:r>
-      <w:r>
-        <w:t>at a</w:t>
-      </w:r>
-      <w:r>
-        <w:t xml:space="preserve"> low frequence</w:t>
-      </w:r>
-      <w:r>
-        <w:t>,</w:t>
-      </w:r>
-      <w:r>
-        <w:t xml:space="preserve"> </w:t>
-      </w:r>
-      <w:r>
-        <w:t>and a</w:t>
-      </w:r>
-      <w:r>
-        <w:t>n obnoxious sound</w:t>
-      </w:r>
-      <w:r>
-        <w:t xml:space="preserve"> is </w:t>
-      </w:r>
-      <w:r>
-        <w:t>played</w:t>
-      </w:r>
-      <w:r>
-        <w:t>.</w:t>
-      </w:r>
-      <w:r>
-        <w:t xml:space="preserve">  The effect is quite </w:t>
-      </w:r>
-      <w:r>
-        <w:t>e</w:t>
-      </w:r>
-      <w:r>
-        <w:t>ffective</w:t>
-      </w:r>
-      <w:r>
-        <w:t>!</w:t>
-      </w:r>
-    </w:p>
-    <w:p>
-      <w:r>
-        <w:t xml:space="preserve">I also added a Mode 7 </w:t>
-      </w:r>
-      <w:r>
-        <w:t xml:space="preserve">incomplete level </w:t>
-      </w:r>
-      <w:r>
-        <w:t xml:space="preserve">screen, which </w:t>
-      </w:r>
-      <w:r>
-        <w:t>shows</w:t>
-      </w:r>
-      <w:r>
-        <w:t xml:space="preserve"> </w:t>
-      </w:r>
-      <w:r>
-        <w:t xml:space="preserve">if </w:t>
-      </w:r>
-      <w:r>
-        <w:t>K</w:t>
-      </w:r>
-      <w:r>
-        <w:t xml:space="preserve">9’s health </w:t>
-      </w:r>
-      <w:r>
-        <w:t xml:space="preserve">becomes </w:t>
-      </w:r>
-      <w:r>
-        <w:t>zero</w:t>
-      </w:r>
-      <w:r>
-        <w:t>.  Pressing space restarts the level.</w:t>
-      </w:r>
-    </w:p>
-    <w:p>
-      <w:r>
-        <w:t xml:space="preserve">I then turned to </w:t>
-      </w:r>
-      <w:r>
-        <w:t>implementing</w:t>
-      </w:r>
-      <w:r>
-        <w:t xml:space="preserve"> the </w:t>
-      </w:r>
-      <w:proofErr w:type="spellStart"/>
-      <w:r>
-        <w:rPr>
-          <w:b/>
-          <w:bCs/>
-          <w:i/>
-          <w:iCs/>
-        </w:rPr>
-        <w:t>PursueUp</w:t>
-      </w:r>
-      <w:proofErr w:type="spellEnd"/>
-      <w:r>
-        <w:t xml:space="preserve"> and </w:t>
-      </w:r>
-      <w:proofErr w:type="spellStart"/>
-      <w:r>
-        <w:rPr>
-          <w:b/>
-          <w:bCs/>
-          <w:i/>
-          <w:iCs/>
-        </w:rPr>
-        <w:t>PursueDown</w:t>
-      </w:r>
-      <w:proofErr w:type="spellEnd"/>
-      <w:r>
-        <w:t xml:space="preserve"> behavior</w:t>
-      </w:r>
-      <w:r>
-        <w:t>al rule</w:t>
-      </w:r>
-      <w:r>
-        <w:t>s</w:t>
-      </w:r>
-      <w:r>
-        <w:t>.</w:t>
-      </w:r>
     </w:p>
     <w:p>
       <w:r>
@@ -13222,7 +12937,6 @@
       <w:r>
         <w:t xml:space="preserve">e to support this.  Fortunately, the low nibble of the elevator’s </w:t>
       </w:r>
-      <w:proofErr w:type="spellStart"/>
       <w:r>
         <w:rPr>
           <w:i/>
@@ -13230,7 +12944,6 @@
         </w:rPr>
         <w:t>objectState</w:t>
       </w:r>
-      <w:proofErr w:type="spellEnd"/>
       <w:r>
         <w:t xml:space="preserve"> variable </w:t>
       </w:r>
@@ -13447,15 +13160,7 @@
         <w:t>Daleks in pursuit</w:t>
       </w:r>
       <w:r>
-        <w:t xml:space="preserve"> - When one or more Daleks are in pursuit of K9, a </w:t>
-      </w:r>
-      <w:proofErr w:type="spellStart"/>
-      <w:r>
-        <w:t>PacMan</w:t>
-      </w:r>
-      <w:proofErr w:type="spellEnd"/>
-      <w:r>
-        <w:t xml:space="preserve"> like sound effect plays, giving the player a sense of pressure.  The sound effect provide</w:t>
+        <w:t xml:space="preserve"> - When one or more Daleks are in pursuit of K9, a PacMan like sound effect plays, giving the player a sense of pressure.  The sound effect provide</w:t>
       </w:r>
       <w:r>
         <w:t>s</w:t>
@@ -13680,7 +13385,6 @@
       <w:r>
         <w:t xml:space="preserve">Channel 2 is used for the collect key/jewel, door locked, and K9 movement sound effects.  These sound effects are mutually exclusive except for the movement sound effect.  The game uses a </w:t>
       </w:r>
-      <w:proofErr w:type="spellStart"/>
       <w:r>
         <w:rPr>
           <w:i/>
@@ -13688,7 +13392,6 @@
         </w:rPr>
         <w:t>frameCount</w:t>
       </w:r>
-      <w:proofErr w:type="spellEnd"/>
       <w:r>
         <w:t xml:space="preserve"> based timer to inhibit playing the movement sound effect when the other sound effects are playing.</w:t>
       </w:r>
@@ -14128,14 +13831,27 @@
       <w:r>
         <w:t xml:space="preserve">Figure </w:t>
       </w:r>
-      <w:fldSimple w:instr=" SEQ Figure \* ARABIC ">
-        <w:r>
-          <w:rPr>
-            <w:noProof/>
-          </w:rPr>
-          <w:t>5</w:t>
-        </w:r>
-      </w:fldSimple>
+      <w:r>
+        <w:fldChar w:fldCharType="begin"/>
+      </w:r>
+      <w:r>
+        <w:instrText xml:space="preserve"> SEQ Figure \* ARABIC </w:instrText>
+      </w:r>
+      <w:r>
+        <w:fldChar w:fldCharType="separate"/>
+      </w:r>
+      <w:r>
+        <w:rPr>
+          <w:noProof/>
+        </w:rPr>
+        <w:t>5</w:t>
+      </w:r>
+      <w:r>
+        <w:rPr>
+          <w:noProof/>
+        </w:rPr>
+        <w:fldChar w:fldCharType="end"/>
+      </w:r>
     </w:p>
     <w:p>
       <w:r>
@@ -14268,14 +13984,27 @@
       <w:r>
         <w:t xml:space="preserve">Figure </w:t>
       </w:r>
-      <w:fldSimple w:instr=" SEQ Figure \* ARABIC ">
-        <w:r>
-          <w:rPr>
-            <w:noProof/>
-          </w:rPr>
-          <w:t>6</w:t>
-        </w:r>
-      </w:fldSimple>
+      <w:r>
+        <w:fldChar w:fldCharType="begin"/>
+      </w:r>
+      <w:r>
+        <w:instrText xml:space="preserve"> SEQ Figure \* ARABIC </w:instrText>
+      </w:r>
+      <w:r>
+        <w:fldChar w:fldCharType="separate"/>
+      </w:r>
+      <w:r>
+        <w:rPr>
+          <w:noProof/>
+        </w:rPr>
+        <w:t>6</w:t>
+      </w:r>
+      <w:r>
+        <w:rPr>
+          <w:noProof/>
+        </w:rPr>
+        <w:fldChar w:fldCharType="end"/>
+      </w:r>
     </w:p>
     <w:p>
       <w:r>
@@ -14287,7 +14016,6 @@
       <w:r>
         <w:t xml:space="preserve"> into the sprite data and let the </w:t>
       </w:r>
-      <w:proofErr w:type="spellStart"/>
       <w:r>
         <w:rPr>
           <w:i/>
@@ -14295,7 +14023,6 @@
         </w:rPr>
         <w:t>drawSprite</w:t>
       </w:r>
-      <w:proofErr w:type="spellEnd"/>
       <w:r>
         <w:t xml:space="preserve"> routine do all the work of putting the pixels on the screen, however this would result in the ‘</w:t>
       </w:r>
@@ -14718,7 +14445,6 @@
       <w:r>
         <w:t xml:space="preserve">from </w:t>
       </w:r>
-      <w:proofErr w:type="spellStart"/>
       <w:r>
         <w:rPr>
           <w:i/>
@@ -14726,11 +14452,9 @@
         </w:rPr>
         <w:t>drawObject</w:t>
       </w:r>
-      <w:proofErr w:type="spellEnd"/>
       <w:r>
         <w:t xml:space="preserve"> and </w:t>
       </w:r>
-      <w:proofErr w:type="spellStart"/>
       <w:r>
         <w:rPr>
           <w:i/>
@@ -14738,7 +14462,6 @@
         </w:rPr>
         <w:t>drawLaserOn</w:t>
       </w:r>
-      <w:proofErr w:type="spellEnd"/>
       <w:r>
         <w:rPr>
           <w:i/>
@@ -15709,14 +15432,27 @@
       <w:r>
         <w:t xml:space="preserve">Figure </w:t>
       </w:r>
-      <w:fldSimple w:instr=" SEQ Figure \* ARABIC ">
-        <w:r>
-          <w:rPr>
-            <w:noProof/>
-          </w:rPr>
-          <w:t>4</w:t>
-        </w:r>
-      </w:fldSimple>
+      <w:r>
+        <w:fldChar w:fldCharType="begin"/>
+      </w:r>
+      <w:r>
+        <w:instrText xml:space="preserve"> SEQ Figure \* ARABIC </w:instrText>
+      </w:r>
+      <w:r>
+        <w:fldChar w:fldCharType="separate"/>
+      </w:r>
+      <w:r>
+        <w:rPr>
+          <w:noProof/>
+        </w:rPr>
+        <w:t>4</w:t>
+      </w:r>
+      <w:r>
+        <w:rPr>
+          <w:noProof/>
+        </w:rPr>
+        <w:fldChar w:fldCharType="end"/>
+      </w:r>
     </w:p>
     <w:p>
       <w:r>
@@ -15881,7 +15617,6 @@
       <w:r>
         <w:t xml:space="preserve">The title functionality starts and stops playback by invoking the </w:t>
       </w:r>
-      <w:proofErr w:type="spellStart"/>
       <w:r>
         <w:rPr>
           <w:b/>
@@ -15891,11 +15626,9 @@
         </w:rPr>
         <w:t>playMusic</w:t>
       </w:r>
-      <w:proofErr w:type="spellEnd"/>
       <w:r>
         <w:t xml:space="preserve"> and </w:t>
       </w:r>
-      <w:proofErr w:type="spellStart"/>
       <w:r>
         <w:rPr>
           <w:b/>
@@ -15905,7 +15638,6 @@
         </w:rPr>
         <w:t>stopMusic</w:t>
       </w:r>
-      <w:proofErr w:type="spellEnd"/>
       <w:r>
         <w:t xml:space="preserve"> routines.  These routines start and stop the music, which is played in the </w:t>
       </w:r>
@@ -16387,28 +16119,20 @@
         <w:pStyle w:val="Heading2"/>
       </w:pPr>
       <w:r>
-        <w:rPr>
-          <w:i/>
-          <w:iCs/>
-        </w:rPr>
-        <w:t>“</w:t>
-      </w:r>
-      <w:r>
-        <w:rPr>
-          <w:i/>
-          <w:iCs/>
-        </w:rPr>
-        <w:t>Exterminate</w:t>
-      </w:r>
-      <w:r>
-        <w:rPr>
-          <w:i/>
-          <w:iCs/>
-        </w:rPr>
-        <w:t>”</w:t>
-      </w:r>
-      <w:r>
-        <w:t xml:space="preserve"> sound effect</w:t>
+        <w:t>Sample based</w:t>
+      </w:r>
+      <w:r>
+        <w:rPr>
+          <w:i/>
+          <w:iCs/>
+        </w:rPr>
+        <w:t xml:space="preserve"> </w:t>
+      </w:r>
+      <w:r>
+        <w:t>sound effect</w:t>
+      </w:r>
+      <w:r>
+        <w:t>s</w:t>
       </w:r>
     </w:p>
     <w:p>
@@ -16602,7 +16326,13 @@
         <w:t>20% impact on game performance</w:t>
       </w:r>
       <w:r>
-        <w:t>, which is not good.</w:t>
+        <w:t xml:space="preserve">, which is </w:t>
+      </w:r>
+      <w:r>
+        <w:t xml:space="preserve">clearly </w:t>
+      </w:r>
+      <w:r>
+        <w:t>not good.</w:t>
       </w:r>
     </w:p>
     <w:p>
@@ -16966,7 +16696,13 @@
         <w:t>press space to continue</w:t>
       </w:r>
       <w:r>
-        <w:t xml:space="preserve">" after the data </w:t>
+        <w:t xml:space="preserve">" after the </w:t>
+      </w:r>
+      <w:r>
+        <w:t xml:space="preserve">PCM </w:t>
+      </w:r>
+      <w:r>
+        <w:t xml:space="preserve">data </w:t>
       </w:r>
       <w:r>
         <w:t xml:space="preserve">completes </w:t>
@@ -17030,18 +16766,10 @@
         <w:t xml:space="preserve">is set </w:t>
       </w:r>
       <w:r>
-        <w:t>to silence.</w:t>
-      </w:r>
-      <w:r>
-        <w:t xml:space="preserve"> </w:t>
-      </w:r>
-      <w:r>
-        <w:t xml:space="preserve"> </w:t>
-      </w:r>
-    </w:p>
-    <w:p>
-      <w:r>
-        <w:t xml:space="preserve">The </w:t>
+        <w:t xml:space="preserve">to silence. </w:t>
+      </w:r>
+      <w:r>
+        <w:t xml:space="preserve"> The </w:t>
       </w:r>
       <w:r>
         <w:t xml:space="preserve">tone generator’s volume </w:t>
@@ -17076,7 +16804,10 @@
         <w:t xml:space="preserve">” sound was much better than I expected, and better still, the performance </w:t>
       </w:r>
       <w:r>
-        <w:t>impact was acceptable</w:t>
+        <w:t xml:space="preserve">impact was </w:t>
+      </w:r>
+      <w:r>
+        <w:t>not too bad</w:t>
       </w:r>
       <w:r>
         <w:t xml:space="preserve">.  </w:t>
@@ -17305,57 +17036,84 @@
           <w:b/>
           <w:bCs/>
         </w:rPr>
-        <w:t xml:space="preserve">LSR A : </w:t>
+        <w:t>LSR A : LSR A : LSR A : LSR A</w:t>
+      </w:r>
+      <w:r>
+        <w:t xml:space="preserve"> is </w:t>
+      </w:r>
+      <w:r>
+        <w:t>written</w:t>
+      </w:r>
+      <w:r>
+        <w:t xml:space="preserve"> </w:t>
+      </w:r>
+      <w:r>
+        <w:t xml:space="preserve">and used </w:t>
+      </w:r>
+      <w:r>
+        <w:t>to extract the high nibbles.</w:t>
+      </w:r>
+      <w:r>
+        <w:t xml:space="preserve">  </w:t>
       </w:r>
       <w:r>
         <w:rPr>
           <w:b/>
           <w:bCs/>
         </w:rPr>
-        <w:t>LSR A :</w:t>
+        <w:t xml:space="preserve">AND </w:t>
       </w:r>
       <w:r>
         <w:rPr>
           <w:b/>
           <w:bCs/>
         </w:rPr>
+        <w:t>#&amp;0F</w:t>
+      </w:r>
+      <w:r>
+        <w:t xml:space="preserve"> is repeated</w:t>
+      </w:r>
+      <w:r>
+        <w:t xml:space="preserve"> to fill </w:t>
+      </w:r>
+      <w:r>
+        <w:t xml:space="preserve">the </w:t>
+      </w:r>
+      <w:r>
+        <w:t>4 code bytes</w:t>
+      </w:r>
+      <w:r>
         <w:t xml:space="preserve"> </w:t>
+      </w:r>
+      <w:r>
+        <w:t xml:space="preserve">that </w:t>
       </w:r>
       <w:r>
         <w:rPr>
           <w:b/>
           <w:bCs/>
         </w:rPr>
-        <w:t>LSR A :</w:t>
+        <w:t>4 x</w:t>
+      </w:r>
+      <w:r>
+        <w:t xml:space="preserve"> </w:t>
       </w:r>
       <w:r>
         <w:rPr>
           <w:b/>
           <w:bCs/>
         </w:rPr>
-        <w:t xml:space="preserve"> </w:t>
+        <w:t>LSR A</w:t>
       </w:r>
       <w:r>
         <w:rPr>
           <w:b/>
           <w:bCs/>
         </w:rPr>
-        <w:t>LSR A</w:t>
-      </w:r>
-      <w:r>
-        <w:t xml:space="preserve"> is </w:t>
-      </w:r>
-      <w:r>
-        <w:t>written</w:t>
-      </w:r>
-      <w:r>
         <w:t xml:space="preserve"> </w:t>
       </w:r>
       <w:r>
-        <w:t xml:space="preserve">and used </w:t>
-      </w:r>
-      <w:r>
-        <w:t>to extract the high nibbles.</w:t>
+        <w:t>uses.</w:t>
       </w:r>
     </w:p>
     <w:p>
@@ -17386,16 +17144,35 @@
         <w:t xml:space="preserve">a </w:t>
       </w:r>
       <w:r>
+        <w:rPr>
+          <w:b/>
+          <w:bCs/>
+        </w:rPr>
         <w:t>start</w:t>
       </w:r>
       <w:r>
+        <w:rPr>
+          <w:b/>
+          <w:bCs/>
+        </w:rPr>
         <w:t>/</w:t>
       </w:r>
       <w:r>
-        <w:t xml:space="preserve"> end address</w:t>
-      </w:r>
-      <w:r>
-        <w:t xml:space="preserve"> table for </w:t>
+        <w:rPr>
+          <w:b/>
+          <w:bCs/>
+        </w:rPr>
+        <w:t>end address</w:t>
+      </w:r>
+      <w:r>
+        <w:rPr>
+          <w:b/>
+          <w:bCs/>
+        </w:rPr>
+        <w:t xml:space="preserve"> table</w:t>
+      </w:r>
+      <w:r>
+        <w:t xml:space="preserve"> for </w:t>
       </w:r>
       <w:r>
         <w:t xml:space="preserve">the encoded </w:t>
@@ -17407,7 +17184,13 @@
         <w:t>s</w:t>
       </w:r>
       <w:r>
-        <w:t>, which the runtime used to play the appropriate sample.</w:t>
+        <w:t>, which the runtime use</w:t>
+      </w:r>
+      <w:r>
+        <w:t>s</w:t>
+      </w:r>
+      <w:r>
+        <w:t xml:space="preserve"> to play the appropriate sample.</w:t>
       </w:r>
     </w:p>
     <w:p>
@@ -17449,7 +17232,20 @@
     </w:p>
     <w:p>
       <w:r>
-        <w:t xml:space="preserve">The first thing I did was to ensure that the routine first tests </w:t>
+        <w:t xml:space="preserve">The first thing I did was to ensure that the </w:t>
+      </w:r>
+      <w:r>
+        <w:rPr>
+          <w:b/>
+          <w:bCs/>
+        </w:rPr>
+        <w:t>User-VIA Timer1</w:t>
+      </w:r>
+      <w:r>
+        <w:t xml:space="preserve"> interrupt is active only when samples are played.  I then ensured that the </w:t>
+      </w:r>
+      <w:r>
+        <w:t xml:space="preserve">routine first tests </w:t>
       </w:r>
       <w:r>
         <w:t xml:space="preserve">for the 8KHz timer, only branching if the interrupt </w:t>
@@ -17461,10 +17257,16 @@
         <w:t xml:space="preserve">for something else.  Falling through a branch </w:t>
       </w:r>
       <w:r>
-        <w:t xml:space="preserve">takes less cycles than </w:t>
-      </w:r>
-      <w:r>
-        <w:t>branching.</w:t>
+        <w:t>takes</w:t>
+      </w:r>
+      <w:r>
+        <w:t xml:space="preserve"> one </w:t>
+      </w:r>
+      <w:r>
+        <w:t>less cycle</w:t>
+      </w:r>
+      <w:r>
+        <w:t xml:space="preserve"> than branching.</w:t>
       </w:r>
     </w:p>
     <w:p>
@@ -17480,6 +17282,21 @@
       <w:r>
         <w:t xml:space="preserve">  The average cost of these instructions is six cycles.</w:t>
       </w:r>
+      <w:r>
+        <w:t xml:space="preserve">  An additional two cycles are needed to set the </w:t>
+      </w:r>
+      <w:r>
+        <w:t xml:space="preserve">top four </w:t>
+      </w:r>
+      <w:r>
+        <w:t>SN76489</w:t>
+      </w:r>
+      <w:r>
+        <w:t xml:space="preserve"> </w:t>
+      </w:r>
+      <w:r>
+        <w:t>control bits.</w:t>
+      </w:r>
     </w:p>
     <w:p>
       <w:r>
@@ -17541,6 +17358,20 @@
           <w:iCs/>
         </w:rPr>
         <w:t>end of half</w:t>
+      </w:r>
+      <w:r>
+        <w:rPr>
+          <w:i/>
+          <w:iCs/>
+        </w:rPr>
+        <w:t xml:space="preserve"> </w:t>
+      </w:r>
+      <w:r>
+        <w:rPr>
+          <w:i/>
+          <w:iCs/>
+        </w:rPr>
+        <w:t>sample</w:t>
       </w:r>
       <w:r>
         <w:t>’ testing.  The tests are only performed at page boundar</w:t>
@@ -17684,11 +17515,9 @@
             <w:tcW w:w="3116" w:type="dxa"/>
           </w:tcPr>
           <w:p>
-            <w:proofErr w:type="spellStart"/>
             <w:r>
               <w:t>soundVector_beginPursuit</w:t>
             </w:r>
-            <w:proofErr w:type="spellEnd"/>
           </w:p>
         </w:tc>
         <w:tc>
@@ -17699,11 +17528,9 @@
             <w:pPr>
               <w:cnfStyle w:val="000000100000" w:firstRow="0" w:lastRow="0" w:firstColumn="0" w:lastColumn="0" w:oddVBand="0" w:evenVBand="0" w:oddHBand="1" w:evenHBand="0" w:firstRowFirstColumn="0" w:firstRowLastColumn="0" w:lastRowFirstColumn="0" w:lastRowLastColumn="0"/>
             </w:pPr>
-            <w:proofErr w:type="spellStart"/>
             <w:r>
               <w:t>soundEffect_pursuitOff</w:t>
             </w:r>
-            <w:proofErr w:type="spellEnd"/>
           </w:p>
         </w:tc>
         <w:tc>
@@ -17714,14 +17541,12 @@
             <w:pPr>
               <w:cnfStyle w:val="000000100000" w:firstRow="0" w:lastRow="0" w:firstColumn="0" w:lastColumn="0" w:oddVBand="0" w:evenVBand="0" w:oddHBand="1" w:evenHBand="0" w:firstRowFirstColumn="0" w:firstRowLastColumn="0" w:lastRowFirstColumn="0" w:lastRowLastColumn="0"/>
             </w:pPr>
-            <w:proofErr w:type="spellStart"/>
             <w:r>
               <w:t>sample_</w:t>
             </w:r>
             <w:r>
               <w:t>soundExterminate</w:t>
             </w:r>
-            <w:proofErr w:type="spellEnd"/>
           </w:p>
         </w:tc>
       </w:tr>
@@ -17732,17 +17557,9 @@
             <w:tcW w:w="3116" w:type="dxa"/>
           </w:tcPr>
           <w:p>
-            <w:proofErr w:type="spellStart"/>
             <w:r>
-              <w:t>soundVector_</w:t>
+              <w:t>soundVector_updatePursuit</w:t>
             </w:r>
-            <w:r>
-              <w:t>update</w:t>
-            </w:r>
-            <w:r>
-              <w:t>Pursuit</w:t>
-            </w:r>
-            <w:proofErr w:type="spellEnd"/>
           </w:p>
         </w:tc>
         <w:tc>
@@ -17756,6 +17573,9 @@
             <w:r>
               <w:t>RTS</w:t>
             </w:r>
+            <w:r>
+              <w:t xml:space="preserve"> (no sound effect)</w:t>
+            </w:r>
           </w:p>
         </w:tc>
         <w:tc>
@@ -17766,14 +17586,9 @@
             <w:pPr>
               <w:cnfStyle w:val="000000000000" w:firstRow="0" w:lastRow="0" w:firstColumn="0" w:lastColumn="0" w:oddVBand="0" w:evenVBand="0" w:oddHBand="0" w:evenHBand="0" w:firstRowFirstColumn="0" w:firstRowLastColumn="0" w:lastRowFirstColumn="0" w:lastRowLastColumn="0"/>
             </w:pPr>
-            <w:proofErr w:type="spellStart"/>
             <w:r>
-              <w:t>sample_</w:t>
+              <w:t>sample_updatePursuit</w:t>
             </w:r>
-            <w:r>
-              <w:t>updatePursuit</w:t>
-            </w:r>
-            <w:proofErr w:type="spellEnd"/>
           </w:p>
         </w:tc>
       </w:tr>
@@ -17787,17 +17602,9 @@
             <w:tcW w:w="3116" w:type="dxa"/>
           </w:tcPr>
           <w:p>
-            <w:proofErr w:type="spellStart"/>
             <w:r>
-              <w:t>soundVector_</w:t>
+              <w:t>soundVector_endPursuit</w:t>
             </w:r>
-            <w:r>
-              <w:t>end</w:t>
-            </w:r>
-            <w:r>
-              <w:t>Pursuit</w:t>
-            </w:r>
-            <w:proofErr w:type="spellEnd"/>
           </w:p>
         </w:tc>
         <w:tc>
@@ -17808,11 +17615,9 @@
             <w:pPr>
               <w:cnfStyle w:val="000000100000" w:firstRow="0" w:lastRow="0" w:firstColumn="0" w:lastColumn="0" w:oddVBand="0" w:evenVBand="0" w:oddHBand="1" w:evenHBand="0" w:firstRowFirstColumn="0" w:firstRowLastColumn="0" w:lastRowFirstColumn="0" w:lastRowLastColumn="0"/>
             </w:pPr>
-            <w:proofErr w:type="spellStart"/>
             <w:r>
               <w:t>soundEffect_pursuitOff</w:t>
             </w:r>
-            <w:proofErr w:type="spellEnd"/>
           </w:p>
         </w:tc>
         <w:tc>
@@ -17823,14 +17628,9 @@
             <w:pPr>
               <w:cnfStyle w:val="000000100000" w:firstRow="0" w:lastRow="0" w:firstColumn="0" w:lastColumn="0" w:oddVBand="0" w:evenVBand="0" w:oddHBand="1" w:evenHBand="0" w:firstRowFirstColumn="0" w:firstRowLastColumn="0" w:lastRowFirstColumn="0" w:lastRowLastColumn="0"/>
             </w:pPr>
-            <w:proofErr w:type="spellStart"/>
             <w:r>
-              <w:t>sample_</w:t>
+              <w:t>sample_stop</w:t>
             </w:r>
-            <w:r>
-              <w:t>stop</w:t>
-            </w:r>
-            <w:proofErr w:type="spellEnd"/>
           </w:p>
         </w:tc>
       </w:tr>
@@ -17841,14 +17641,9 @@
             <w:tcW w:w="3116" w:type="dxa"/>
           </w:tcPr>
           <w:p>
-            <w:proofErr w:type="spellStart"/>
             <w:r>
-              <w:t>soundVector_</w:t>
+              <w:t>soundVector_enemyLasered</w:t>
             </w:r>
-            <w:r>
-              <w:t>enemyLasered</w:t>
-            </w:r>
-            <w:proofErr w:type="spellEnd"/>
           </w:p>
         </w:tc>
         <w:tc>
@@ -17862,6 +17657,18 @@
             <w:r>
               <w:t>RTS</w:t>
             </w:r>
+            <w:r>
+              <w:t xml:space="preserve"> </w:t>
+            </w:r>
+            <w:r>
+              <w:t>(no sound</w:t>
+            </w:r>
+            <w:r>
+              <w:t xml:space="preserve"> </w:t>
+            </w:r>
+            <w:r>
+              <w:t>effect)</w:t>
+            </w:r>
           </w:p>
         </w:tc>
         <w:tc>
@@ -17872,11 +17679,9 @@
             <w:pPr>
               <w:cnfStyle w:val="000000000000" w:firstRow="0" w:lastRow="0" w:firstColumn="0" w:lastColumn="0" w:oddVBand="0" w:evenVBand="0" w:oddHBand="0" w:evenHBand="0" w:firstRowFirstColumn="0" w:firstRowLastColumn="0" w:lastRowFirstColumn="0" w:lastRowLastColumn="0"/>
             </w:pPr>
-            <w:proofErr w:type="spellStart"/>
             <w:r>
               <w:t>sample_soundGrown</w:t>
             </w:r>
-            <w:proofErr w:type="spellEnd"/>
           </w:p>
         </w:tc>
       </w:tr>
@@ -17890,14 +17695,9 @@
             <w:tcW w:w="3116" w:type="dxa"/>
           </w:tcPr>
           <w:p>
-            <w:proofErr w:type="spellStart"/>
             <w:r>
-              <w:t>soundVector_</w:t>
+              <w:t>soundVector_weaponFired</w:t>
             </w:r>
-            <w:r>
-              <w:t>weaponFired</w:t>
-            </w:r>
-            <w:proofErr w:type="spellEnd"/>
           </w:p>
         </w:tc>
         <w:tc>
@@ -17908,11 +17708,9 @@
             <w:pPr>
               <w:cnfStyle w:val="000000100000" w:firstRow="0" w:lastRow="0" w:firstColumn="0" w:lastColumn="0" w:oddVBand="0" w:evenVBand="0" w:oddHBand="1" w:evenHBand="0" w:firstRowFirstColumn="0" w:firstRowLastColumn="0" w:lastRowFirstColumn="0" w:lastRowLastColumn="0"/>
             </w:pPr>
-            <w:proofErr w:type="spellStart"/>
             <w:r>
               <w:t>soundEffect_pain</w:t>
             </w:r>
-            <w:proofErr w:type="spellEnd"/>
           </w:p>
         </w:tc>
         <w:tc>
@@ -17923,11 +17721,9 @@
             <w:pPr>
               <w:cnfStyle w:val="000000100000" w:firstRow="0" w:lastRow="0" w:firstColumn="0" w:lastColumn="0" w:oddVBand="0" w:evenVBand="0" w:oddHBand="1" w:evenHBand="0" w:firstRowFirstColumn="0" w:firstRowLastColumn="0" w:lastRowFirstColumn="0" w:lastRowLastColumn="0"/>
             </w:pPr>
-            <w:proofErr w:type="spellStart"/>
             <w:r>
               <w:t>sample_soundWeapon</w:t>
             </w:r>
-            <w:proofErr w:type="spellEnd"/>
           </w:p>
         </w:tc>
       </w:tr>
@@ -17961,11 +17757,11 @@
         <w:t>.</w:t>
       </w:r>
       <w:r>
-        <w:t xml:space="preserve">  This includes an alternative in-game interrupt routine which contains the sampling functionality. The routine jumps into the regular in-game interrupt routine to process other </w:t>
+        <w:t xml:space="preserve">  This includes an alternative in-game interrupt routine which contains the sampling </w:t>
       </w:r>
       <w:r>
         <w:lastRenderedPageBreak/>
-        <w:t>interrupts.  The routine is installed in place of the regular in-game routine when sideways RAM is detected.</w:t>
+        <w:t>functionality. The routine jumps into the regular in-game interrupt routine to process other interrupts.  The routine is installed in place of the regular in-game routine when sideways RAM is detected.</w:t>
       </w:r>
     </w:p>
     <w:p>
@@ -18014,22 +17810,19 @@
         <w:t xml:space="preserve">  A better option </w:t>
       </w:r>
       <w:r>
-        <w:t>would be</w:t>
-      </w:r>
-      <w:r>
-        <w:t xml:space="preserve"> to move a game </w:t>
+        <w:t>was</w:t>
+      </w:r>
+      <w:r>
+        <w:t xml:space="preserve"> </w:t>
+      </w:r>
+      <w:r>
+        <w:t xml:space="preserve">to move a game </w:t>
       </w:r>
       <w:r>
         <w:t xml:space="preserve">sprite </w:t>
       </w:r>
       <w:r>
-        <w:t xml:space="preserve">atlas to sideways RAM and load </w:t>
-      </w:r>
-      <w:r>
-        <w:t>sample.6502</w:t>
-      </w:r>
-      <w:r>
-        <w:t xml:space="preserve"> where the asset </w:t>
+        <w:t xml:space="preserve">atlas to sideways RAM and load sample.6502 where the asset </w:t>
       </w:r>
       <w:r>
         <w:t>previously</w:t>
@@ -18049,7 +17842,13 @@
     </w:p>
     <w:p>
       <w:r>
-        <w:t>The changes to affect this change were straightforward, though I did need to reduce the size of the pcm.dat file by 224 bytes.</w:t>
+        <w:t xml:space="preserve">The changes to affect this change were straightforward, though I did need to reduce the size of the pcm.dat file by </w:t>
+      </w:r>
+      <w:r>
+        <w:t xml:space="preserve">256 </w:t>
+      </w:r>
+      <w:r>
+        <w:t>bytes.</w:t>
       </w:r>
     </w:p>
     <w:p>
@@ -18057,6 +17856,527 @@
         <w:t>I also updated the level editor adding a setting which specifies whether sample sounds should be played or not.  One can imagine a level which does not contain Daleks.</w:t>
       </w:r>
     </w:p>
+    <w:p>
+      <w:pPr>
+        <w:pStyle w:val="Heading3"/>
+      </w:pPr>
+      <w:r>
+        <w:t xml:space="preserve">Adding </w:t>
+      </w:r>
+      <w:r>
+        <w:t xml:space="preserve">yet </w:t>
+      </w:r>
+      <w:r>
+        <w:t>more samples</w:t>
+      </w:r>
+    </w:p>
+    <w:p>
+      <w:r>
+        <w:t>After getting positive feedback on the sample sounds, I wanted to add more sound effects. I could leverage a second 16K of sideways RAM if available.</w:t>
+      </w:r>
+    </w:p>
+    <w:p>
+      <w:r>
+        <w:t xml:space="preserve">I </w:t>
+      </w:r>
+      <w:r>
+        <w:t xml:space="preserve">initially </w:t>
+      </w:r>
+      <w:r>
+        <w:t xml:space="preserve">tried to implement a TARDIS sound effect for entering and leaving levels by looping a sample and fading it out </w:t>
+      </w:r>
+      <w:r>
+        <w:t xml:space="preserve">using </w:t>
+      </w:r>
+      <w:r>
+        <w:t xml:space="preserve">an attenuation table. </w:t>
+      </w:r>
+      <w:r>
+        <w:t xml:space="preserve"> This </w:t>
+      </w:r>
+      <w:r>
+        <w:t xml:space="preserve">worked </w:t>
+      </w:r>
+      <w:r>
+        <w:t xml:space="preserve">reasonably well </w:t>
+      </w:r>
+      <w:r>
+        <w:t>in BeebEm</w:t>
+      </w:r>
+      <w:r>
+        <w:t xml:space="preserve">, though there was a </w:t>
+      </w:r>
+      <w:r>
+        <w:t>noticeabl</w:t>
+      </w:r>
+      <w:r>
+        <w:t xml:space="preserve">e </w:t>
+      </w:r>
+      <w:r>
+        <w:t>performance</w:t>
+      </w:r>
+      <w:r>
+        <w:t xml:space="preserve"> </w:t>
+      </w:r>
+      <w:r>
+        <w:t>hit.  Unfortunately, o</w:t>
+      </w:r>
+      <w:r>
+        <w:t xml:space="preserve">n the BBC Micro </w:t>
+      </w:r>
+      <w:r>
+        <w:t xml:space="preserve">an </w:t>
+      </w:r>
+      <w:r>
+        <w:t>audible hiss</w:t>
+      </w:r>
+      <w:r>
+        <w:t xml:space="preserve"> was present.</w:t>
+      </w:r>
+    </w:p>
+    <w:p>
+      <w:r>
+        <w:t>I tried several things to reduce the hiss, and had some success, but was not able to reduce</w:t>
+      </w:r>
+      <w:r>
+        <w:t xml:space="preserve"> it to an acceptable level.  I concluded it would be better to play different samples instead.</w:t>
+      </w:r>
+    </w:p>
+    <w:p>
+      <w:r>
+        <w:t xml:space="preserve">I found three good </w:t>
+      </w:r>
+      <w:r>
+        <w:t xml:space="preserve">MP3 </w:t>
+      </w:r>
+      <w:r>
+        <w:t>samples</w:t>
+      </w:r>
+      <w:r>
+        <w:t xml:space="preserve"> on the internet… </w:t>
+      </w:r>
+      <w:r>
+        <w:t xml:space="preserve"> </w:t>
+      </w:r>
+      <w:r>
+        <w:t xml:space="preserve">two of K9 saying </w:t>
+      </w:r>
+      <w:r>
+        <w:t>“</w:t>
+      </w:r>
+      <w:r>
+        <w:rPr>
+          <w:i/>
+          <w:iCs/>
+        </w:rPr>
+        <w:t>a</w:t>
+      </w:r>
+      <w:r>
+        <w:rPr>
+          <w:i/>
+          <w:iCs/>
+        </w:rPr>
+        <w:t>ffirmative</w:t>
+      </w:r>
+      <w:r>
+        <w:t xml:space="preserve">” </w:t>
+      </w:r>
+      <w:r>
+        <w:t>and “</w:t>
+      </w:r>
+      <w:r>
+        <w:rPr>
+          <w:i/>
+          <w:iCs/>
+        </w:rPr>
+        <w:t>insufficient data</w:t>
+      </w:r>
+      <w:r>
+        <w:t xml:space="preserve">”, and one of the TARDIS doors being opened.  The latter could be played when a level is completed.  </w:t>
+      </w:r>
+      <w:r>
+        <w:t xml:space="preserve">And </w:t>
+      </w:r>
+      <w:r>
+        <w:t xml:space="preserve">K9 could say </w:t>
+      </w:r>
+      <w:r>
+        <w:t>“</w:t>
+      </w:r>
+      <w:r>
+        <w:rPr>
+          <w:i/>
+          <w:iCs/>
+        </w:rPr>
+        <w:t>insufficient data</w:t>
+      </w:r>
+      <w:r>
+        <w:t>”</w:t>
+      </w:r>
+      <w:r>
+        <w:t xml:space="preserve"> at the start of a level and </w:t>
+      </w:r>
+      <w:r>
+        <w:t>“</w:t>
+      </w:r>
+      <w:r>
+        <w:rPr>
+          <w:i/>
+          <w:iCs/>
+        </w:rPr>
+        <w:t>affirmative</w:t>
+      </w:r>
+      <w:r>
+        <w:t>”</w:t>
+      </w:r>
+      <w:r>
+        <w:t xml:space="preserve"> after destroying a Dalek.</w:t>
+      </w:r>
+    </w:p>
+    <w:p>
+      <w:r>
+        <w:t xml:space="preserve">Audacity was used to convert the three MP3 files to 8/8k WAV files, and the WAV converter console app was </w:t>
+      </w:r>
+      <w:r>
+        <w:t>updated</w:t>
+      </w:r>
+      <w:r>
+        <w:t xml:space="preserve"> to convert and encode these</w:t>
+      </w:r>
+      <w:r>
+        <w:t xml:space="preserve"> files</w:t>
+      </w:r>
+      <w:r>
+        <w:t xml:space="preserve"> into a second </w:t>
+      </w:r>
+      <w:r>
+        <w:t>PCM</w:t>
+      </w:r>
+      <w:r>
+        <w:t xml:space="preserve"> </w:t>
+      </w:r>
+      <w:r>
+        <w:t xml:space="preserve">data </w:t>
+      </w:r>
+      <w:r>
+        <w:t>file</w:t>
+      </w:r>
+      <w:r>
+        <w:t xml:space="preserve"> which </w:t>
+      </w:r>
+      <w:r>
+        <w:t xml:space="preserve">was then </w:t>
+      </w:r>
+      <w:r>
+        <w:t xml:space="preserve">packaged in the </w:t>
+      </w:r>
+      <w:r>
+        <w:t xml:space="preserve">game </w:t>
+      </w:r>
+      <w:r>
+        <w:t xml:space="preserve">image </w:t>
+      </w:r>
+      <w:r>
+        <w:t>as five additional files.</w:t>
+      </w:r>
+    </w:p>
+    <w:p>
+      <w:r>
+        <w:t xml:space="preserve">The </w:t>
+      </w:r>
+      <w:r>
+        <w:t xml:space="preserve">game </w:t>
+      </w:r>
+      <w:r>
+        <w:t>startup code was then updated to load the second set of PCM data files</w:t>
+      </w:r>
+      <w:r>
+        <w:t xml:space="preserve"> into a</w:t>
+      </w:r>
+      <w:r>
+        <w:t xml:space="preserve"> second 16K of sideways RAM, if present.  A </w:t>
+      </w:r>
+      <w:r>
+        <w:t xml:space="preserve">secondary </w:t>
+      </w:r>
+      <w:r>
+        <w:t xml:space="preserve">set of </w:t>
+      </w:r>
+      <w:r>
+        <w:t>sound vectors</w:t>
+      </w:r>
+      <w:r>
+        <w:t xml:space="preserve"> were also </w:t>
+      </w:r>
+      <w:r>
+        <w:lastRenderedPageBreak/>
+        <w:t>introduced</w:t>
+      </w:r>
+      <w:r>
+        <w:t xml:space="preserve">, </w:t>
+      </w:r>
+      <w:r>
+        <w:t>as shown below</w:t>
+      </w:r>
+      <w:r>
+        <w:t>.</w:t>
+      </w:r>
+      <w:r>
+        <w:t xml:space="preserve">  The game code was updated to </w:t>
+      </w:r>
+      <w:r>
+        <w:t>use these new vectors</w:t>
+      </w:r>
+      <w:r>
+        <w:t>.</w:t>
+      </w:r>
+      <w:r>
+        <w:t xml:space="preserve"> </w:t>
+      </w:r>
+      <w:r>
+        <w:t>The sample code was also updated to play the new sounds</w:t>
+      </w:r>
+      <w:r>
+        <w:t>.</w:t>
+      </w:r>
+    </w:p>
+    <w:tbl>
+      <w:tblPr>
+        <w:tblStyle w:val="ListTable3-Accent1"/>
+        <w:tblW w:w="0" w:type="auto"/>
+        <w:tblLook w:val="04A0" w:firstRow="1" w:lastRow="0" w:firstColumn="1" w:lastColumn="0" w:noHBand="0" w:noVBand="1"/>
+      </w:tblPr>
+      <w:tblGrid>
+        <w:gridCol w:w="2586"/>
+        <w:gridCol w:w="3096"/>
+        <w:gridCol w:w="3668"/>
+      </w:tblGrid>
+      <w:tr>
+        <w:trPr>
+          <w:cnfStyle w:val="100000000000" w:firstRow="1" w:lastRow="0" w:firstColumn="0" w:lastColumn="0" w:oddVBand="0" w:evenVBand="0" w:oddHBand="0" w:evenHBand="0" w:firstRowFirstColumn="0" w:firstRowLastColumn="0" w:lastRowFirstColumn="0" w:lastRowLastColumn="0"/>
+        </w:trPr>
+        <w:tc>
+          <w:tcPr>
+            <w:cnfStyle w:val="001000000100" w:firstRow="0" w:lastRow="0" w:firstColumn="1" w:lastColumn="0" w:oddVBand="0" w:evenVBand="0" w:oddHBand="0" w:evenHBand="0" w:firstRowFirstColumn="1" w:firstRowLastColumn="0" w:lastRowFirstColumn="0" w:lastRowLastColumn="0"/>
+            <w:tcW w:w="2586" w:type="dxa"/>
+          </w:tcPr>
+          <w:p>
+            <w:pPr>
+              <w:rPr>
+                <w:b w:val="0"/>
+                <w:bCs w:val="0"/>
+              </w:rPr>
+            </w:pPr>
+            <w:r>
+              <w:rPr>
+                <w:b w:val="0"/>
+                <w:bCs w:val="0"/>
+              </w:rPr>
+              <w:t xml:space="preserve">Secondary </w:t>
+            </w:r>
+            <w:r>
+              <w:rPr>
+                <w:b w:val="0"/>
+                <w:bCs w:val="0"/>
+              </w:rPr>
+              <w:t>Vector</w:t>
+            </w:r>
+          </w:p>
+        </w:tc>
+        <w:tc>
+          <w:tcPr>
+            <w:tcW w:w="3096" w:type="dxa"/>
+          </w:tcPr>
+          <w:p>
+            <w:pPr>
+              <w:cnfStyle w:val="100000000000" w:firstRow="1" w:lastRow="0" w:firstColumn="0" w:lastColumn="0" w:oddVBand="0" w:evenVBand="0" w:oddHBand="0" w:evenHBand="0" w:firstRowFirstColumn="0" w:firstRowLastColumn="0" w:lastRowFirstColumn="0" w:lastRowLastColumn="0"/>
+              <w:rPr>
+                <w:b w:val="0"/>
+                <w:bCs w:val="0"/>
+              </w:rPr>
+            </w:pPr>
+            <w:r>
+              <w:rPr>
+                <w:b w:val="0"/>
+                <w:bCs w:val="0"/>
+              </w:rPr>
+              <w:t>Normal implementation</w:t>
+            </w:r>
+          </w:p>
+        </w:tc>
+        <w:tc>
+          <w:tcPr>
+            <w:tcW w:w="3668" w:type="dxa"/>
+          </w:tcPr>
+          <w:p>
+            <w:pPr>
+              <w:cnfStyle w:val="100000000000" w:firstRow="1" w:lastRow="0" w:firstColumn="0" w:lastColumn="0" w:oddVBand="0" w:evenVBand="0" w:oddHBand="0" w:evenHBand="0" w:firstRowFirstColumn="0" w:firstRowLastColumn="0" w:lastRowFirstColumn="0" w:lastRowLastColumn="0"/>
+              <w:rPr>
+                <w:b w:val="0"/>
+                <w:bCs w:val="0"/>
+              </w:rPr>
+            </w:pPr>
+            <w:r>
+              <w:rPr>
+                <w:b w:val="0"/>
+                <w:bCs w:val="0"/>
+              </w:rPr>
+              <w:t>Sample implementation</w:t>
+            </w:r>
+          </w:p>
+        </w:tc>
+      </w:tr>
+      <w:tr>
+        <w:trPr>
+          <w:cnfStyle w:val="000000100000" w:firstRow="0" w:lastRow="0" w:firstColumn="0" w:lastColumn="0" w:oddVBand="0" w:evenVBand="0" w:oddHBand="1" w:evenHBand="0" w:firstRowFirstColumn="0" w:firstRowLastColumn="0" w:lastRowFirstColumn="0" w:lastRowLastColumn="0"/>
+        </w:trPr>
+        <w:tc>
+          <w:tcPr>
+            <w:cnfStyle w:val="001000000000" w:firstRow="0" w:lastRow="0" w:firstColumn="1" w:lastColumn="0" w:oddVBand="0" w:evenVBand="0" w:oddHBand="0" w:evenHBand="0" w:firstRowFirstColumn="0" w:firstRowLastColumn="0" w:lastRowFirstColumn="0" w:lastRowLastColumn="0"/>
+            <w:tcW w:w="2586" w:type="dxa"/>
+          </w:tcPr>
+          <w:p>
+            <w:r>
+              <w:t>enemyDestroyed</w:t>
+            </w:r>
+          </w:p>
+        </w:tc>
+        <w:tc>
+          <w:tcPr>
+            <w:tcW w:w="3096" w:type="dxa"/>
+          </w:tcPr>
+          <w:p>
+            <w:pPr>
+              <w:cnfStyle w:val="000000100000" w:firstRow="0" w:lastRow="0" w:firstColumn="0" w:lastColumn="0" w:oddVBand="0" w:evenVBand="0" w:oddHBand="1" w:evenHBand="0" w:firstRowFirstColumn="0" w:firstRowLastColumn="0" w:lastRowFirstColumn="0" w:lastRowLastColumn="0"/>
+            </w:pPr>
+            <w:r>
+              <w:t>RTS</w:t>
+            </w:r>
+            <w:r>
+              <w:t xml:space="preserve"> </w:t>
+            </w:r>
+            <w:r>
+              <w:t>(no sound effect)</w:t>
+            </w:r>
+          </w:p>
+        </w:tc>
+        <w:tc>
+          <w:tcPr>
+            <w:tcW w:w="3668" w:type="dxa"/>
+          </w:tcPr>
+          <w:p>
+            <w:pPr>
+              <w:cnfStyle w:val="000000100000" w:firstRow="0" w:lastRow="0" w:firstColumn="0" w:lastColumn="0" w:oddVBand="0" w:evenVBand="0" w:oddHBand="1" w:evenHBand="0" w:firstRowFirstColumn="0" w:firstRowLastColumn="0" w:lastRowFirstColumn="0" w:lastRowLastColumn="0"/>
+            </w:pPr>
+            <w:r>
+              <w:t>sample_soundK9</w:t>
+            </w:r>
+            <w:r>
+              <w:t>Affirmative</w:t>
+            </w:r>
+          </w:p>
+        </w:tc>
+      </w:tr>
+      <w:tr>
+        <w:tc>
+          <w:tcPr>
+            <w:cnfStyle w:val="001000000000" w:firstRow="0" w:lastRow="0" w:firstColumn="1" w:lastColumn="0" w:oddVBand="0" w:evenVBand="0" w:oddHBand="0" w:evenHBand="0" w:firstRowFirstColumn="0" w:firstRowLastColumn="0" w:lastRowFirstColumn="0" w:lastRowLastColumn="0"/>
+            <w:tcW w:w="2586" w:type="dxa"/>
+          </w:tcPr>
+          <w:p>
+            <w:r>
+              <w:t>startLevel</w:t>
+            </w:r>
+          </w:p>
+        </w:tc>
+        <w:tc>
+          <w:tcPr>
+            <w:tcW w:w="3096" w:type="dxa"/>
+          </w:tcPr>
+          <w:p>
+            <w:pPr>
+              <w:cnfStyle w:val="000000000000" w:firstRow="0" w:lastRow="0" w:firstColumn="0" w:lastColumn="0" w:oddVBand="0" w:evenVBand="0" w:oddHBand="0" w:evenHBand="0" w:firstRowFirstColumn="0" w:firstRowLastColumn="0" w:lastRowFirstColumn="0" w:lastRowLastColumn="0"/>
+            </w:pPr>
+            <w:r>
+              <w:t>RTS</w:t>
+            </w:r>
+            <w:r>
+              <w:t xml:space="preserve"> </w:t>
+            </w:r>
+            <w:r>
+              <w:t>(no sound effect)</w:t>
+            </w:r>
+          </w:p>
+        </w:tc>
+        <w:tc>
+          <w:tcPr>
+            <w:tcW w:w="3668" w:type="dxa"/>
+          </w:tcPr>
+          <w:p>
+            <w:pPr>
+              <w:cnfStyle w:val="000000000000" w:firstRow="0" w:lastRow="0" w:firstColumn="0" w:lastColumn="0" w:oddVBand="0" w:evenVBand="0" w:oddHBand="0" w:evenHBand="0" w:firstRowFirstColumn="0" w:firstRowLastColumn="0" w:lastRowFirstColumn="0" w:lastRowLastColumn="0"/>
+            </w:pPr>
+            <w:r>
+              <w:t>sample_</w:t>
+            </w:r>
+            <w:r>
+              <w:t>soundK9</w:t>
+            </w:r>
+            <w:r>
+              <w:t>InsufficientData</w:t>
+            </w:r>
+          </w:p>
+        </w:tc>
+      </w:tr>
+      <w:tr>
+        <w:trPr>
+          <w:cnfStyle w:val="000000100000" w:firstRow="0" w:lastRow="0" w:firstColumn="0" w:lastColumn="0" w:oddVBand="0" w:evenVBand="0" w:oddHBand="1" w:evenHBand="0" w:firstRowFirstColumn="0" w:firstRowLastColumn="0" w:lastRowFirstColumn="0" w:lastRowLastColumn="0"/>
+        </w:trPr>
+        <w:tc>
+          <w:tcPr>
+            <w:cnfStyle w:val="001000000000" w:firstRow="0" w:lastRow="0" w:firstColumn="1" w:lastColumn="0" w:oddVBand="0" w:evenVBand="0" w:oddHBand="0" w:evenHBand="0" w:firstRowFirstColumn="0" w:firstRowLastColumn="0" w:lastRowFirstColumn="0" w:lastRowLastColumn="0"/>
+            <w:tcW w:w="2586" w:type="dxa"/>
+          </w:tcPr>
+          <w:p>
+            <w:r>
+              <w:t>completeLevel</w:t>
+            </w:r>
+          </w:p>
+        </w:tc>
+        <w:tc>
+          <w:tcPr>
+            <w:tcW w:w="3096" w:type="dxa"/>
+          </w:tcPr>
+          <w:p>
+            <w:pPr>
+              <w:cnfStyle w:val="000000100000" w:firstRow="0" w:lastRow="0" w:firstColumn="0" w:lastColumn="0" w:oddVBand="0" w:evenVBand="0" w:oddHBand="1" w:evenHBand="0" w:firstRowFirstColumn="0" w:firstRowLastColumn="0" w:lastRowFirstColumn="0" w:lastRowLastColumn="0"/>
+            </w:pPr>
+            <w:r>
+              <w:t>soundEffect_</w:t>
+            </w:r>
+            <w:r>
+              <w:t>levelComplete</w:t>
+            </w:r>
+          </w:p>
+        </w:tc>
+        <w:tc>
+          <w:tcPr>
+            <w:tcW w:w="3668" w:type="dxa"/>
+          </w:tcPr>
+          <w:p>
+            <w:pPr>
+              <w:cnfStyle w:val="000000100000" w:firstRow="0" w:lastRow="0" w:firstColumn="0" w:lastColumn="0" w:oddVBand="0" w:evenVBand="0" w:oddHBand="1" w:evenHBand="0" w:firstRowFirstColumn="0" w:firstRowLastColumn="0" w:lastRowFirstColumn="0" w:lastRowLastColumn="0"/>
+            </w:pPr>
+            <w:r>
+              <w:t>sample_</w:t>
+            </w:r>
+            <w:r>
+              <w:t>soundTardisDoor</w:t>
+            </w:r>
+          </w:p>
+        </w:tc>
+      </w:tr>
+    </w:tbl>
     <w:p>
       <w:pPr>
         <w:pStyle w:val="Heading1"/>
@@ -18308,7 +18628,6 @@
               <w:jc w:val="center"/>
             </w:pPr>
             <w:r>
-              <w:lastRenderedPageBreak/>
               <w:t>00</w:t>
             </w:r>
             <w:r>
@@ -18897,6 +19216,7 @@
               <w:jc w:val="center"/>
             </w:pPr>
             <w:r>
+              <w:lastRenderedPageBreak/>
               <w:t>0</w:t>
             </w:r>
             <w:r>
@@ -19324,6 +19644,9 @@
             <w:r>
               <w:t>Game sprite data</w:t>
             </w:r>
+            <w:r>
+              <w:t>*</w:t>
+            </w:r>
           </w:p>
         </w:tc>
         <w:tc>
@@ -19660,6 +19983,54 @@
       </w:r>
     </w:p>
     <w:p>
+      <w:pPr>
+        <w:pStyle w:val="ListParagraph"/>
+        <w:numPr>
+          <w:ilvl w:val="0"/>
+          <w:numId w:val="4"/>
+        </w:numPr>
+      </w:pPr>
+      <w:r>
+        <w:t>*</w:t>
+      </w:r>
+      <w:r>
+        <w:t xml:space="preserve">On machines with 16K+ of sideways RAM, sampling code (sample.6502) replaces the </w:t>
+      </w:r>
+      <w:r>
+        <w:rPr>
+          <w:b/>
+        </w:rPr>
+        <w:t>game-bar</w:t>
+      </w:r>
+      <w:r>
+        <w:t xml:space="preserve"> sprite atlas at &amp;2F60, </w:t>
+      </w:r>
+      <w:r>
+        <w:t xml:space="preserve">which is </w:t>
+      </w:r>
+      <w:r>
+        <w:t>reloca</w:t>
+      </w:r>
+      <w:r>
+        <w:t>ted to</w:t>
+      </w:r>
+      <w:r>
+        <w:t xml:space="preserve"> </w:t>
+      </w:r>
+      <w:r>
+        <w:t>&amp;BF20</w:t>
+      </w:r>
+      <w:r>
+        <w:t xml:space="preserve"> </w:t>
+      </w:r>
+      <w:r>
+        <w:t xml:space="preserve">in </w:t>
+      </w:r>
+      <w:r>
+        <w:t>sideways RAM.</w:t>
+      </w:r>
+    </w:p>
+    <w:p>
       <w:r>
         <w:t xml:space="preserve">The 16K </w:t>
       </w:r>
@@ -19695,7 +20066,6 @@
               <w:jc w:val="center"/>
             </w:pPr>
             <w:r>
-              <w:lastRenderedPageBreak/>
               <w:t>Address (hex)</w:t>
             </w:r>
           </w:p>
@@ -19987,7 +20357,10 @@
               <w:cnfStyle w:val="000000000000" w:firstRow="0" w:lastRow="0" w:firstColumn="0" w:lastColumn="0" w:oddVBand="0" w:evenVBand="0" w:oddHBand="0" w:evenHBand="0" w:firstRowFirstColumn="0" w:firstRowLastColumn="0" w:lastRowFirstColumn="0" w:lastRowLastColumn="0"/>
             </w:pPr>
             <w:r>
-              <w:t>Level coefficients</w:t>
+              <w:t xml:space="preserve">Level </w:t>
+            </w:r>
+            <w:r>
+              <w:t>settings</w:t>
             </w:r>
           </w:p>
         </w:tc>
@@ -20022,6 +20395,7 @@
               <w:jc w:val="center"/>
             </w:pPr>
             <w:r>
+              <w:lastRenderedPageBreak/>
               <w:t>40</w:t>
             </w:r>
             <w:r>
@@ -20164,7 +20538,7 @@
               <w:t>1</w:t>
             </w:r>
             <w:r>
-              <w:t>329</w:t>
+              <w:t>569</w:t>
             </w:r>
           </w:p>
         </w:tc>
@@ -20174,21 +20548,21 @@
           <w:tcPr>
             <w:cnfStyle w:val="001000000000" w:firstRow="0" w:lastRow="0" w:firstColumn="1" w:lastColumn="0" w:oddVBand="0" w:evenVBand="0" w:oddHBand="0" w:evenHBand="0" w:firstRowFirstColumn="0" w:firstRowLastColumn="0" w:lastRowFirstColumn="0" w:lastRowLastColumn="0"/>
             <w:tcW w:w="1345" w:type="dxa"/>
-            <w:shd w:val="clear" w:color="auto" w:fill="CAEDFB" w:themeFill="accent4" w:themeFillTint="33"/>
+            <w:shd w:val="clear" w:color="auto" w:fill="DAE9F7" w:themeFill="text2" w:themeFillTint="1A"/>
           </w:tcPr>
           <w:p>
             <w:pPr>
               <w:jc w:val="center"/>
             </w:pPr>
             <w:r>
-              <w:t>5418</w:t>
+              <w:t>5508</w:t>
             </w:r>
           </w:p>
         </w:tc>
         <w:tc>
           <w:tcPr>
             <w:tcW w:w="6570" w:type="dxa"/>
-            <w:shd w:val="clear" w:color="auto" w:fill="CAEDFB" w:themeFill="accent4" w:themeFillTint="33"/>
+            <w:shd w:val="clear" w:color="auto" w:fill="DAE9F7" w:themeFill="text2" w:themeFillTint="1A"/>
           </w:tcPr>
           <w:p>
             <w:pPr>
@@ -20202,7 +20576,7 @@
         <w:tc>
           <w:tcPr>
             <w:tcW w:w="1260" w:type="dxa"/>
-            <w:shd w:val="clear" w:color="auto" w:fill="CAEDFB" w:themeFill="accent4" w:themeFillTint="33"/>
+            <w:shd w:val="clear" w:color="auto" w:fill="DAE9F7" w:themeFill="text2" w:themeFillTint="1A"/>
           </w:tcPr>
           <w:p>
             <w:pPr>
@@ -20210,10 +20584,10 @@
               <w:cnfStyle w:val="000000000000" w:firstRow="0" w:lastRow="0" w:firstColumn="0" w:lastColumn="0" w:oddVBand="0" w:evenVBand="0" w:oddHBand="0" w:evenHBand="0" w:firstRowFirstColumn="0" w:firstRowLastColumn="0" w:lastRowFirstColumn="0" w:lastRowLastColumn="0"/>
             </w:pPr>
             <w:r>
-              <w:t>23</w:t>
+              <w:t>2</w:t>
             </w:r>
             <w:r>
-              <w:t>48</w:t>
+              <w:t>712</w:t>
             </w:r>
           </w:p>
         </w:tc>
@@ -20226,21 +20600,21 @@
           <w:tcPr>
             <w:cnfStyle w:val="001000000000" w:firstRow="0" w:lastRow="0" w:firstColumn="1" w:lastColumn="0" w:oddVBand="0" w:evenVBand="0" w:oddHBand="0" w:evenHBand="0" w:firstRowFirstColumn="0" w:firstRowLastColumn="0" w:lastRowFirstColumn="0" w:lastRowLastColumn="0"/>
             <w:tcW w:w="1345" w:type="dxa"/>
-            <w:shd w:val="clear" w:color="auto" w:fill="CAEDFB" w:themeFill="accent4" w:themeFillTint="33"/>
+            <w:shd w:val="clear" w:color="auto" w:fill="DAE9F7" w:themeFill="text2" w:themeFillTint="1A"/>
           </w:tcPr>
           <w:p>
             <w:pPr>
               <w:jc w:val="center"/>
             </w:pPr>
             <w:r>
-              <w:t>5D44</w:t>
+              <w:t>5FA0</w:t>
             </w:r>
           </w:p>
         </w:tc>
         <w:tc>
           <w:tcPr>
             <w:tcW w:w="6570" w:type="dxa"/>
-            <w:shd w:val="clear" w:color="auto" w:fill="CAEDFB" w:themeFill="accent4" w:themeFillTint="33"/>
+            <w:shd w:val="clear" w:color="auto" w:fill="DAE9F7" w:themeFill="text2" w:themeFillTint="1A"/>
           </w:tcPr>
           <w:p>
             <w:pPr>
@@ -20254,7 +20628,7 @@
         <w:tc>
           <w:tcPr>
             <w:tcW w:w="1260" w:type="dxa"/>
-            <w:shd w:val="clear" w:color="auto" w:fill="CAEDFB" w:themeFill="accent4" w:themeFillTint="33"/>
+            <w:shd w:val="clear" w:color="auto" w:fill="DAE9F7" w:themeFill="text2" w:themeFillTint="1A"/>
           </w:tcPr>
           <w:p>
             <w:pPr>
@@ -20268,7 +20642,7 @@
               <w:t>1</w:t>
             </w:r>
             <w:r>
-              <w:t>4</w:t>
+              <w:t>3</w:t>
             </w:r>
           </w:p>
         </w:tc>
@@ -20278,27 +20652,38 @@
           <w:tcPr>
             <w:cnfStyle w:val="001000000000" w:firstRow="0" w:lastRow="0" w:firstColumn="1" w:lastColumn="0" w:oddVBand="0" w:evenVBand="0" w:oddHBand="0" w:evenHBand="0" w:firstRowFirstColumn="0" w:firstRowLastColumn="0" w:lastRowFirstColumn="0" w:lastRowLastColumn="0"/>
             <w:tcW w:w="1345" w:type="dxa"/>
-            <w:shd w:val="clear" w:color="auto" w:fill="C1F0C7" w:themeFill="accent3" w:themeFillTint="33"/>
+            <w:shd w:val="clear" w:color="auto" w:fill="auto"/>
           </w:tcPr>
           <w:p>
             <w:pPr>
               <w:jc w:val="center"/>
             </w:pPr>
             <w:r>
-              <w:t>69D2</w:t>
+              <w:t>6C2</w:t>
+            </w:r>
+            <w:r>
+              <w:t>D</w:t>
             </w:r>
           </w:p>
         </w:tc>
         <w:tc>
           <w:tcPr>
             <w:tcW w:w="6570" w:type="dxa"/>
-            <w:shd w:val="clear" w:color="auto" w:fill="C1F0C7" w:themeFill="accent3" w:themeFillTint="33"/>
+            <w:shd w:val="clear" w:color="auto" w:fill="auto"/>
           </w:tcPr>
           <w:p>
             <w:pPr>
               <w:cnfStyle w:val="000000000000" w:firstRow="0" w:lastRow="0" w:firstColumn="0" w:lastColumn="0" w:oddVBand="0" w:evenVBand="0" w:oddHBand="0" w:evenHBand="0" w:firstRowFirstColumn="0" w:firstRowLastColumn="0" w:lastRowFirstColumn="0" w:lastRowLastColumn="0"/>
+              <w:rPr>
+                <w:i/>
+                <w:iCs/>
+              </w:rPr>
             </w:pPr>
             <w:r>
+              <w:rPr>
+                <w:i/>
+                <w:iCs/>
+              </w:rPr>
               <w:t>Unused memory</w:t>
             </w:r>
           </w:p>
@@ -20306,7 +20691,117 @@
         <w:tc>
           <w:tcPr>
             <w:tcW w:w="1260" w:type="dxa"/>
-            <w:shd w:val="clear" w:color="auto" w:fill="C1F0C7" w:themeFill="accent3" w:themeFillTint="33"/>
+            <w:shd w:val="clear" w:color="auto" w:fill="auto"/>
+          </w:tcPr>
+          <w:p>
+            <w:pPr>
+              <w:jc w:val="center"/>
+              <w:cnfStyle w:val="000000000000" w:firstRow="0" w:lastRow="0" w:firstColumn="0" w:lastColumn="0" w:oddVBand="0" w:evenVBand="0" w:oddHBand="0" w:evenHBand="0" w:firstRowFirstColumn="0" w:firstRowLastColumn="0" w:lastRowFirstColumn="0" w:lastRowLastColumn="0"/>
+              <w:rPr>
+                <w:color w:val="FFFFFF" w:themeColor="background1"/>
+              </w:rPr>
+            </w:pPr>
+            <w:r>
+              <w:t>313</w:t>
+            </w:r>
+          </w:p>
+        </w:tc>
+      </w:tr>
+      <w:tr>
+        <w:trPr>
+          <w:cnfStyle w:val="000000100000" w:firstRow="0" w:lastRow="0" w:firstColumn="0" w:lastColumn="0" w:oddVBand="0" w:evenVBand="0" w:oddHBand="1" w:evenHBand="0" w:firstRowFirstColumn="0" w:firstRowLastColumn="0" w:lastRowFirstColumn="0" w:lastRowLastColumn="0"/>
+        </w:trPr>
+        <w:tc>
+          <w:tcPr>
+            <w:cnfStyle w:val="001000000000" w:firstRow="0" w:lastRow="0" w:firstColumn="1" w:lastColumn="0" w:oddVBand="0" w:evenVBand="0" w:oddHBand="0" w:evenHBand="0" w:firstRowFirstColumn="0" w:firstRowLastColumn="0" w:lastRowFirstColumn="0" w:lastRowLastColumn="0"/>
+            <w:tcW w:w="1345" w:type="dxa"/>
+            <w:shd w:val="clear" w:color="auto" w:fill="DAE9F7" w:themeFill="text2" w:themeFillTint="1A"/>
+          </w:tcPr>
+          <w:p>
+            <w:pPr>
+              <w:jc w:val="center"/>
+            </w:pPr>
+            <w:r>
+              <w:t>6</w:t>
+            </w:r>
+            <w:r>
+              <w:t>D</w:t>
+            </w:r>
+            <w:r>
+              <w:t>66</w:t>
+            </w:r>
+          </w:p>
+        </w:tc>
+        <w:tc>
+          <w:tcPr>
+            <w:tcW w:w="6570" w:type="dxa"/>
+            <w:shd w:val="clear" w:color="auto" w:fill="DAE9F7" w:themeFill="text2" w:themeFillTint="1A"/>
+          </w:tcPr>
+          <w:p>
+            <w:pPr>
+              <w:cnfStyle w:val="000000100000" w:firstRow="0" w:lastRow="0" w:firstColumn="0" w:lastColumn="0" w:oddVBand="0" w:evenVBand="0" w:oddHBand="1" w:evenHBand="0" w:firstRowFirstColumn="0" w:firstRowLastColumn="0" w:lastRowFirstColumn="0" w:lastRowLastColumn="0"/>
+            </w:pPr>
+            <w:r>
+              <w:t>PCM load buffer (used to load PCM data to sideways RAM)</w:t>
+            </w:r>
+          </w:p>
+        </w:tc>
+        <w:tc>
+          <w:tcPr>
+            <w:tcW w:w="1260" w:type="dxa"/>
+            <w:shd w:val="clear" w:color="auto" w:fill="DAE9F7" w:themeFill="text2" w:themeFillTint="1A"/>
+          </w:tcPr>
+          <w:p>
+            <w:pPr>
+              <w:jc w:val="center"/>
+              <w:cnfStyle w:val="000000100000" w:firstRow="0" w:lastRow="0" w:firstColumn="0" w:lastColumn="0" w:oddVBand="0" w:evenVBand="0" w:oddHBand="1" w:evenHBand="0" w:firstRowFirstColumn="0" w:firstRowLastColumn="0" w:lastRowFirstColumn="0" w:lastRowLastColumn="0"/>
+            </w:pPr>
+            <w:r>
+              <w:t>3226</w:t>
+            </w:r>
+          </w:p>
+        </w:tc>
+      </w:tr>
+      <w:tr>
+        <w:tc>
+          <w:tcPr>
+            <w:cnfStyle w:val="001000000000" w:firstRow="0" w:lastRow="0" w:firstColumn="1" w:lastColumn="0" w:oddVBand="0" w:evenVBand="0" w:oddHBand="0" w:evenHBand="0" w:firstRowFirstColumn="0" w:firstRowLastColumn="0" w:lastRowFirstColumn="0" w:lastRowLastColumn="0"/>
+            <w:tcW w:w="1345" w:type="dxa"/>
+            <w:shd w:val="clear" w:color="auto" w:fill="F2CEED" w:themeFill="accent5" w:themeFillTint="33"/>
+          </w:tcPr>
+          <w:p>
+            <w:pPr>
+              <w:jc w:val="center"/>
+            </w:pPr>
+            <w:r>
+              <w:t>7A00</w:t>
+            </w:r>
+          </w:p>
+        </w:tc>
+        <w:tc>
+          <w:tcPr>
+            <w:tcW w:w="6570" w:type="dxa"/>
+            <w:shd w:val="clear" w:color="auto" w:fill="F2CEED" w:themeFill="accent5" w:themeFillTint="33"/>
+          </w:tcPr>
+          <w:p>
+            <w:pPr>
+              <w:cnfStyle w:val="000000000000" w:firstRow="0" w:lastRow="0" w:firstColumn="0" w:lastColumn="0" w:oddVBand="0" w:evenVBand="0" w:oddHBand="0" w:evenHBand="0" w:firstRowFirstColumn="0" w:firstRowLastColumn="0" w:lastRowFirstColumn="0" w:lastRowLastColumn="0"/>
+            </w:pPr>
+            <w:r>
+              <w:t>P</w:t>
+            </w:r>
+            <w:r>
+              <w:t>age backups</w:t>
+            </w:r>
+            <w:r>
+              <w:t xml:space="preserve"> (used during loading)</w:t>
+            </w:r>
+          </w:p>
+        </w:tc>
+        <w:tc>
+          <w:tcPr>
+            <w:tcW w:w="1260" w:type="dxa"/>
+            <w:shd w:val="clear" w:color="auto" w:fill="F2CEED" w:themeFill="accent5" w:themeFillTint="33"/>
           </w:tcPr>
           <w:p>
             <w:pPr>
@@ -20314,10 +20809,7 @@
               <w:cnfStyle w:val="000000000000" w:firstRow="0" w:lastRow="0" w:firstColumn="0" w:lastColumn="0" w:oddVBand="0" w:evenVBand="0" w:oddHBand="0" w:evenHBand="0" w:firstRowFirstColumn="0" w:firstRowLastColumn="0" w:lastRowFirstColumn="0" w:lastRowLastColumn="0"/>
             </w:pPr>
             <w:r>
-              <w:t>46</w:t>
-            </w:r>
-            <w:r>
-              <w:t>54</w:t>
+              <w:t>512</w:t>
             </w:r>
           </w:p>
         </w:tc>
@@ -20383,6 +20875,15 @@
       <w:r>
         <w:t>locations and populates the game object data structures from the metadata and object descriptors.</w:t>
       </w:r>
+      <w:r>
+        <w:t xml:space="preserve">  On machines with 16K+ of sideways RAM, the code also copies the 224-byte gamebar asset to </w:t>
+      </w:r>
+      <w:r>
+        <w:t>&amp;BF20</w:t>
+      </w:r>
+      <w:r>
+        <w:t>.</w:t>
+      </w:r>
     </w:p>
     <w:p>
       <w:r>
@@ -20433,6 +20934,44 @@
       <w:r>
         <w:t xml:space="preserve"> theme music.</w:t>
       </w:r>
+      <w:r>
+        <w:t xml:space="preserve"> </w:t>
+      </w:r>
+    </w:p>
+    <w:p>
+      <w:r>
+        <w:t xml:space="preserve">The light purple row shows where pages &amp;17 and &amp;18 are </w:t>
+      </w:r>
+      <w:r>
+        <w:t xml:space="preserve">backed up </w:t>
+      </w:r>
+      <w:r>
+        <w:t xml:space="preserve">to while </w:t>
+      </w:r>
+      <w:r>
+        <w:t>level</w:t>
+      </w:r>
+      <w:r>
+        <w:t>s</w:t>
+      </w:r>
+      <w:r>
+        <w:t xml:space="preserve"> and sample</w:t>
+      </w:r>
+      <w:r>
+        <w:t>s</w:t>
+      </w:r>
+      <w:r>
+        <w:t xml:space="preserve"> </w:t>
+      </w:r>
+      <w:r>
+        <w:t xml:space="preserve">are </w:t>
+      </w:r>
+      <w:r>
+        <w:t>load</w:t>
+      </w:r>
+      <w:r>
+        <w:t>ed.</w:t>
+      </w:r>
     </w:p>
     <w:p>
       <w:r>
@@ -20460,13 +20999,22 @@
         <w:t xml:space="preserve"> </w:t>
       </w:r>
       <w:r>
-        <w:t xml:space="preserve">7, so the data/code above &amp;4000 is not visible.  </w:t>
+        <w:t xml:space="preserve">7, so the data/code </w:t>
+      </w:r>
+      <w:r>
+        <w:t xml:space="preserve">below &amp;7C00 </w:t>
+      </w:r>
+      <w:r>
+        <w:t xml:space="preserve">is not visible.  </w:t>
       </w:r>
       <w:r>
         <w:t>D</w:t>
       </w:r>
       <w:r>
-        <w:t>uring level loading, the palette colors are set to black.</w:t>
+        <w:t>uring level loading, the palette colors are set to black</w:t>
+      </w:r>
+      <w:r>
+        <w:t xml:space="preserve"> to achieve the same result.</w:t>
       </w:r>
     </w:p>
     <w:p>
@@ -20619,7 +21167,6 @@
         </w:numPr>
       </w:pPr>
       <w:r>
-        <w:lastRenderedPageBreak/>
         <w:t xml:space="preserve">The use of an object </w:t>
       </w:r>
       <w:r>
@@ -20648,6 +21195,7 @@
         </w:numPr>
       </w:pPr>
       <w:r>
+        <w:lastRenderedPageBreak/>
         <w:t xml:space="preserve">Broad clipping is performed </w:t>
       </w:r>
       <w:r>
@@ -20946,7 +21494,6 @@
       <w:r>
         <w:t xml:space="preserve">Removed </w:t>
       </w:r>
-      <w:proofErr w:type="spellStart"/>
       <w:r>
         <w:rPr>
           <w:i/>
@@ -20954,11 +21501,9 @@
         </w:rPr>
         <w:t>objectWidth</w:t>
       </w:r>
-      <w:proofErr w:type="spellEnd"/>
       <w:r>
         <w:t xml:space="preserve"> &amp; </w:t>
       </w:r>
-      <w:proofErr w:type="spellStart"/>
       <w:r>
         <w:rPr>
           <w:i/>
@@ -20966,7 +21511,6 @@
         </w:rPr>
         <w:t>objectHeight</w:t>
       </w:r>
-      <w:proofErr w:type="spellEnd"/>
       <w:r>
         <w:t xml:space="preserve"> arrays</w:t>
       </w:r>
@@ -20996,7 +21540,6 @@
       <w:r>
         <w:t xml:space="preserve">, </w:t>
       </w:r>
-      <w:proofErr w:type="spellStart"/>
       <w:r>
         <w:rPr>
           <w:i/>
@@ -21004,14 +21547,12 @@
         </w:rPr>
         <w:t>widthMinusOne</w:t>
       </w:r>
-      <w:proofErr w:type="spellEnd"/>
       <w:r>
         <w:t xml:space="preserve">, </w:t>
       </w:r>
       <w:r>
         <w:t xml:space="preserve">and </w:t>
       </w:r>
-      <w:proofErr w:type="spellStart"/>
       <w:r>
         <w:rPr>
           <w:i/>
@@ -21019,7 +21560,6 @@
         </w:rPr>
         <w:t>heightMinusOne</w:t>
       </w:r>
-      <w:proofErr w:type="spellEnd"/>
       <w:r>
         <w:t xml:space="preserve">.  </w:t>
       </w:r>
@@ -21041,7 +21581,6 @@
       <w:r>
         <w:t xml:space="preserve"> which were previously subtracting one from </w:t>
       </w:r>
-      <w:proofErr w:type="spellStart"/>
       <w:r>
         <w:rPr>
           <w:i/>
@@ -21049,11 +21588,9 @@
         </w:rPr>
         <w:t>objectWidth</w:t>
       </w:r>
-      <w:proofErr w:type="spellEnd"/>
       <w:r>
         <w:t xml:space="preserve"> &amp; </w:t>
       </w:r>
-      <w:proofErr w:type="spellStart"/>
       <w:r>
         <w:rPr>
           <w:i/>
@@ -21075,7 +21612,6 @@
         </w:rPr>
         <w:t>ght</w:t>
       </w:r>
-      <w:proofErr w:type="spellEnd"/>
       <w:r>
         <w:t xml:space="preserve">.  </w:t>
       </w:r>
@@ -21091,7 +21627,6 @@
       <w:r>
         <w:t xml:space="preserve">Bit-packed </w:t>
       </w:r>
-      <w:proofErr w:type="spellStart"/>
       <w:r>
         <w:rPr>
           <w:i/>
@@ -21099,11 +21634,9 @@
         </w:rPr>
         <w:t>objectType</w:t>
       </w:r>
-      <w:proofErr w:type="spellEnd"/>
       <w:r>
         <w:t xml:space="preserve"> and </w:t>
       </w:r>
-      <w:proofErr w:type="spellStart"/>
       <w:r>
         <w:rPr>
           <w:i/>
@@ -21111,7 +21644,6 @@
         </w:rPr>
         <w:t>objectState</w:t>
       </w:r>
-      <w:proofErr w:type="spellEnd"/>
       <w:r>
         <w:t xml:space="preserve"> array</w:t>
       </w:r>
@@ -21206,7 +21738,6 @@
         </w:numPr>
       </w:pPr>
       <w:r>
-        <w:lastRenderedPageBreak/>
         <w:t xml:space="preserve">Factored out </w:t>
       </w:r>
       <w:r>
@@ -21243,6 +21774,7 @@
         </w:numPr>
       </w:pPr>
       <w:r>
+        <w:lastRenderedPageBreak/>
         <w:t>Only c</w:t>
       </w:r>
       <w:r>
@@ -21451,7 +21983,6 @@
       <w:r>
         <w:t xml:space="preserve">JMP </w:t>
       </w:r>
-      <w:proofErr w:type="spellStart"/>
       <w:r>
         <w:rPr>
           <w:i/>
@@ -21460,13 +21991,8 @@
         <w:t>xxx</w:t>
       </w:r>
       <w:r>
-        <w:t>x</w:t>
-      </w:r>
-      <w:proofErr w:type="spellEnd"/>
-      <w:r>
-        <w:t xml:space="preserve"> instead of JSR </w:t>
-      </w:r>
-      <w:proofErr w:type="spellStart"/>
+        <w:t xml:space="preserve">x instead of JSR </w:t>
+      </w:r>
       <w:r>
         <w:rPr>
           <w:i/>
@@ -21474,7 +22000,6 @@
         </w:rPr>
         <w:t>xxxx</w:t>
       </w:r>
-      <w:proofErr w:type="spellEnd"/>
       <w:r>
         <w:t xml:space="preserve">, </w:t>
       </w:r>
@@ -21638,7 +22163,6 @@
       <w:r>
         <w:t xml:space="preserve"> and </w:t>
       </w:r>
-      <w:proofErr w:type="spellStart"/>
       <w:r>
         <w:rPr>
           <w:i/>
@@ -21646,7 +22170,6 @@
         </w:rPr>
         <w:t>dalekAnimate</w:t>
       </w:r>
-      <w:proofErr w:type="spellEnd"/>
       <w:r>
         <w:t xml:space="preserve"> routines do this.</w:t>
       </w:r>
@@ -21671,7 +22194,6 @@
       <w:r>
         <w:t xml:space="preserve">  For example, the </w:t>
       </w:r>
-      <w:proofErr w:type="spellStart"/>
       <w:r>
         <w:rPr>
           <w:i/>
@@ -21700,11 +22222,9 @@
         </w:rPr>
         <w:t>lock</w:t>
       </w:r>
-      <w:proofErr w:type="spellEnd"/>
       <w:r>
         <w:t xml:space="preserve"> and </w:t>
       </w:r>
-      <w:proofErr w:type="spellStart"/>
       <w:r>
         <w:rPr>
           <w:i/>
@@ -21712,7 +22232,6 @@
         </w:rPr>
         <w:t>vduCommands</w:t>
       </w:r>
-      <w:proofErr w:type="spellEnd"/>
       <w:r>
         <w:t xml:space="preserve"> buffer</w:t>
       </w:r>
@@ -21731,7 +22250,6 @@
       <w:r>
         <w:t xml:space="preserve">with </w:t>
       </w:r>
-      <w:proofErr w:type="spellStart"/>
       <w:r>
         <w:rPr>
           <w:i/>
@@ -21739,7 +22257,6 @@
         </w:rPr>
         <w:t>vduCommands</w:t>
       </w:r>
-      <w:proofErr w:type="spellEnd"/>
       <w:r>
         <w:rPr>
           <w:i/>
@@ -21889,18 +22406,8 @@
           <w:sz w:val="18"/>
           <w:szCs w:val="18"/>
         </w:rPr>
-        <w:t xml:space="preserve"> </w:t>
-      </w:r>
-      <w:proofErr w:type="spellStart"/>
-      <w:r>
-        <w:rPr>
-          <w:rFonts w:ascii="Cascadia Code" w:hAnsi="Cascadia Code"/>
-          <w:sz w:val="18"/>
-          <w:szCs w:val="18"/>
-        </w:rPr>
-        <w:t>Bh</w:t>
-      </w:r>
-      <w:proofErr w:type="spellEnd"/>
+        <w:t xml:space="preserve"> Bh</w:t>
+      </w:r>
       <w:r>
         <w:rPr>
           <w:rFonts w:ascii="Cascadia Code" w:hAnsi="Cascadia Code"/>
@@ -22003,10 +22510,8 @@
     </w:p>
     <w:p>
       <w:r>
-        <w:lastRenderedPageBreak/>
         <w:t xml:space="preserve">Routines always define a new scope (a wonderful </w:t>
       </w:r>
-      <w:proofErr w:type="spellStart"/>
       <w:r>
         <w:rPr>
           <w:b/>
@@ -22016,13 +22521,13 @@
         </w:rPr>
         <w:t>beebasm</w:t>
       </w:r>
-      <w:proofErr w:type="spellEnd"/>
       <w:r>
         <w:t xml:space="preserve"> feature) to limit the scope of contained labels and local data. Nested scopes are not used.</w:t>
       </w:r>
     </w:p>
     <w:p>
       <w:r>
+        <w:lastRenderedPageBreak/>
         <w:t xml:space="preserve">Control flow </w:t>
       </w:r>
       <w:r>
@@ -22604,15 +23109,15 @@
     </w:p>
     <w:p>
       <w:r>
+        <w:t>If K9 dies, the current level is restated.  The user can also choose to restart the current level if they become stuck</w:t>
+      </w:r>
+      <w:r>
+        <w:t>, by pressing the ‘R’ key.</w:t>
+      </w:r>
+    </w:p>
+    <w:p>
+      <w:r>
         <w:lastRenderedPageBreak/>
-        <w:t>If K9 dies, the current level is restated.  The user can also choose to restart the current level if they become stuck</w:t>
-      </w:r>
-      <w:r>
-        <w:t>, by pressing the ‘R’ key.</w:t>
-      </w:r>
-    </w:p>
-    <w:p>
-      <w:r>
         <w:t>And unlike many 1980’s games, t</w:t>
       </w:r>
       <w:r>
@@ -22807,11 +23312,11 @@
         <w:t>Page grids</w:t>
       </w:r>
       <w:r>
-        <w:t xml:space="preserve">.  Early in the development of the game I came up with a level model that allowed for an arbitrary arrangement of pages.  From a data structure perspective, </w:t>
+        <w:t xml:space="preserve">.  Early in the development of the game I came up with a level model that allowed for an arbitrary arrangement of pages.  From a data structure perspective, the model was simple and provided for a wide range of interesting level topologies.  However, any code that traversed tiles had to deal with potential page boundaries.  </w:t>
       </w:r>
       <w:r>
         <w:lastRenderedPageBreak/>
-        <w:t xml:space="preserve">the model was simple and provided for a wide range of interesting level topologies.  However, any code that traversed tiles had to deal with potential page boundaries.  The mistake I made was not realizing that choosing such a data structure would require that I adopt an abstraction (function-based or macro-based) to traverse it, which was something I was </w:t>
+        <w:t xml:space="preserve">The mistake I made was not realizing that choosing such a data structure would require that I adopt an abstraction (function-based or macro-based) to traverse it, which was something I was </w:t>
       </w:r>
       <w:r>
         <w:t xml:space="preserve">not </w:t>
@@ -22865,15 +23370,7 @@
         <w:t xml:space="preserve"> </w:t>
       </w:r>
       <w:r>
-        <w:t xml:space="preserve">1 overlays, rendering the graphics and text directly over the gameplay screen.  To do this I needed to write custom </w:t>
-      </w:r>
-      <w:proofErr w:type="spellStart"/>
-      <w:r>
-        <w:t>drawText</w:t>
-      </w:r>
-      <w:proofErr w:type="spellEnd"/>
-      <w:r>
-        <w:t xml:space="preserve"> routines that used the MOS’s character definitions stored at &amp;8000.  Although this worked well, the draw code took up precious bytes and I was forced to</w:t>
+        <w:t>1 overlays, rendering the graphics and text directly over the gameplay screen.  To do this I needed to write custom drawText routines that used the MOS’s character definitions stored at &amp;8000.  Although this worked well, the draw code took up precious bytes and I was forced to</w:t>
       </w:r>
       <w:r>
         <w:t xml:space="preserve"> </w:t>
@@ -23110,6 +23607,7 @@
         <w:pStyle w:val="Heading2"/>
       </w:pPr>
       <w:r>
+        <w:lastRenderedPageBreak/>
         <w:t>Resources</w:t>
       </w:r>
     </w:p>
@@ -23167,16 +23665,8 @@
           <w:rPr>
             <w:rStyle w:val="Hyperlink"/>
           </w:rPr>
-          <w:t>mdfs.net/Docs/Comp/BBC/</w:t>
+          <w:t>mdfs.net/Docs/Comp/BBC/AllMem</w:t>
         </w:r>
-        <w:proofErr w:type="spellStart"/>
-        <w:r>
-          <w:rPr>
-            <w:rStyle w:val="Hyperlink"/>
-          </w:rPr>
-          <w:t>AllMem</w:t>
-        </w:r>
-        <w:proofErr w:type="spellEnd"/>
       </w:hyperlink>
     </w:p>
     <w:p>
@@ -23194,16 +23684,8 @@
           <w:rPr>
             <w:rStyle w:val="Hyperlink"/>
           </w:rPr>
-          <w:t>mdfs.net/Docs/Comp/BBC/Disk/</w:t>
+          <w:t>mdfs.net/Docs/Comp/BBC/Disk/DFSMem</w:t>
         </w:r>
-        <w:proofErr w:type="spellStart"/>
-        <w:r>
-          <w:rPr>
-            <w:rStyle w:val="Hyperlink"/>
-          </w:rPr>
-          <w:t>DFSMem</w:t>
-        </w:r>
-        <w:proofErr w:type="spellEnd"/>
       </w:hyperlink>
     </w:p>
     <w:p>
@@ -23241,7 +23723,7 @@
     <mc:AlternateContent>
       <mc:Choice Requires="v">
         <w:pict>
-          <v:shapetype w14:anchorId="58B89E59" id="_x0000_t75" coordsize="21600,21600" o:spt="75" o:preferrelative="t" path="m@4@5l@4@11@9@11@9@5xe" filled="f" stroked="f">
+          <v:shapetype w14:anchorId="1707C8C3" id="_x0000_t75" coordsize="21600,21600" o:spt="75" o:preferrelative="t" path="m@4@5l@4@11@9@11@9@5xe" filled="f" stroked="f">
             <v:stroke joinstyle="miter"/>
             <v:formulas>
               <v:f eqn="if lineDrawn pixelLineWidth 0"/>
@@ -23267,10 +23749,10 @@
       </mc:Choice>
       <mc:Fallback>
         <w:drawing>
-          <wp:inline distT="0" distB="0" distL="0" distR="0" wp14:anchorId="69007E5A" wp14:editId="52FC21DA">
+          <wp:inline distT="0" distB="0" distL="0" distR="0" wp14:anchorId="14996892" wp14:editId="5C4D77A3">
             <wp:extent cx="194650" cy="145988"/>
             <wp:effectExtent l="0" t="0" r="0" b="6985"/>
-            <wp:docPr id="168808257" name="Picture 1"/>
+            <wp:docPr id="727037417" name="Picture 1"/>
             <wp:cNvGraphicFramePr>
               <a:graphicFrameLocks xmlns:a="http://schemas.openxmlformats.org/drawingml/2006/main" noChangeAspect="1"/>
             </wp:cNvGraphicFramePr>
@@ -23308,17 +23790,17 @@
     <mc:AlternateContent>
       <mc:Choice Requires="v">
         <w:pict>
-          <v:shape w14:anchorId="48016A09" id="Picture 1" o:spid="_x0000_i1025" type="#_x0000_t75" style="width:15.7pt;height:11.75pt;visibility:visible;mso-wrap-style:square">
+          <v:shape w14:anchorId="18DB75E9" id="Picture 1" o:spid="_x0000_i1025" type="#_x0000_t75" style="width:15.7pt;height:11.75pt;visibility:visible;mso-wrap-style:square">
             <v:imagedata r:id="rId3" o:title=""/>
           </v:shape>
         </w:pict>
       </mc:Choice>
       <mc:Fallback>
         <w:drawing>
-          <wp:inline distT="0" distB="0" distL="0" distR="0" wp14:anchorId="2DAB9C43" wp14:editId="2B9677AE">
+          <wp:inline distT="0" distB="0" distL="0" distR="0" wp14:anchorId="22F396D0" wp14:editId="75ED60EE">
             <wp:extent cx="199177" cy="149383"/>
             <wp:effectExtent l="0" t="0" r="0" b="3175"/>
-            <wp:docPr id="178131054" name="Picture 1"/>
+            <wp:docPr id="1569381748" name="Picture 1"/>
             <wp:cNvGraphicFramePr>
               <a:graphicFrameLocks xmlns:a="http://schemas.openxmlformats.org/drawingml/2006/main" noChangeAspect="1"/>
             </wp:cNvGraphicFramePr>
@@ -24834,16 +25316,16 @@
     </w:lvl>
   </w:abstractNum>
   <w:abstractNum w:abstractNumId="14" w15:restartNumberingAfterBreak="0">
-    <w:nsid w:val="4A143613"/>
+    <w:nsid w:val="49143FB0"/>
     <w:multiLevelType w:val="hybridMultilevel"/>
-    <w:tmpl w:val="4FC80CA6"/>
+    <w:tmpl w:val="038EC8CE"/>
     <w:lvl w:ilvl="0" w:tplc="04090001">
       <w:start w:val="1"/>
       <w:numFmt w:val="bullet"/>
       <w:lvlText w:val=""/>
       <w:lvlJc w:val="left"/>
       <w:pPr>
-        <w:ind w:left="720" w:hanging="360"/>
+        <w:ind w:left="1440" w:hanging="360"/>
       </w:pPr>
       <w:rPr>
         <w:rFonts w:ascii="Symbol" w:hAnsi="Symbol" w:hint="default"/>
@@ -24855,7 +25337,7 @@
       <w:lvlText w:val="o"/>
       <w:lvlJc w:val="left"/>
       <w:pPr>
-        <w:ind w:left="1440" w:hanging="360"/>
+        <w:ind w:left="2160" w:hanging="360"/>
       </w:pPr>
       <w:rPr>
         <w:rFonts w:ascii="Courier New" w:hAnsi="Courier New" w:cs="Courier New" w:hint="default"/>
@@ -24867,7 +25349,7 @@
       <w:lvlText w:val=""/>
       <w:lvlJc w:val="left"/>
       <w:pPr>
-        <w:ind w:left="2160" w:hanging="360"/>
+        <w:ind w:left="2880" w:hanging="360"/>
       </w:pPr>
       <w:rPr>
         <w:rFonts w:ascii="Wingdings" w:hAnsi="Wingdings" w:hint="default"/>
@@ -24879,7 +25361,7 @@
       <w:lvlText w:val=""/>
       <w:lvlJc w:val="left"/>
       <w:pPr>
-        <w:ind w:left="2880" w:hanging="360"/>
+        <w:ind w:left="3600" w:hanging="360"/>
       </w:pPr>
       <w:rPr>
         <w:rFonts w:ascii="Symbol" w:hAnsi="Symbol" w:hint="default"/>
@@ -24891,7 +25373,7 @@
       <w:lvlText w:val="o"/>
       <w:lvlJc w:val="left"/>
       <w:pPr>
-        <w:ind w:left="3600" w:hanging="360"/>
+        <w:ind w:left="4320" w:hanging="360"/>
       </w:pPr>
       <w:rPr>
         <w:rFonts w:ascii="Courier New" w:hAnsi="Courier New" w:cs="Courier New" w:hint="default"/>
@@ -24903,7 +25385,7 @@
       <w:lvlText w:val=""/>
       <w:lvlJc w:val="left"/>
       <w:pPr>
-        <w:ind w:left="4320" w:hanging="360"/>
+        <w:ind w:left="5040" w:hanging="360"/>
       </w:pPr>
       <w:rPr>
         <w:rFonts w:ascii="Wingdings" w:hAnsi="Wingdings" w:hint="default"/>
@@ -24915,7 +25397,7 @@
       <w:lvlText w:val=""/>
       <w:lvlJc w:val="left"/>
       <w:pPr>
-        <w:ind w:left="5040" w:hanging="360"/>
+        <w:ind w:left="5760" w:hanging="360"/>
       </w:pPr>
       <w:rPr>
         <w:rFonts w:ascii="Symbol" w:hAnsi="Symbol" w:hint="default"/>
@@ -24927,7 +25409,7 @@
       <w:lvlText w:val="o"/>
       <w:lvlJc w:val="left"/>
       <w:pPr>
-        <w:ind w:left="5760" w:hanging="360"/>
+        <w:ind w:left="6480" w:hanging="360"/>
       </w:pPr>
       <w:rPr>
         <w:rFonts w:ascii="Courier New" w:hAnsi="Courier New" w:cs="Courier New" w:hint="default"/>
@@ -24939,7 +25421,7 @@
       <w:lvlText w:val=""/>
       <w:lvlJc w:val="left"/>
       <w:pPr>
-        <w:ind w:left="6480" w:hanging="360"/>
+        <w:ind w:left="7200" w:hanging="360"/>
       </w:pPr>
       <w:rPr>
         <w:rFonts w:ascii="Wingdings" w:hAnsi="Wingdings" w:hint="default"/>
@@ -24947,6 +25429,119 @@
     </w:lvl>
   </w:abstractNum>
   <w:abstractNum w:abstractNumId="15" w15:restartNumberingAfterBreak="0">
+    <w:nsid w:val="4A143613"/>
+    <w:multiLevelType w:val="hybridMultilevel"/>
+    <w:tmpl w:val="4FC80CA6"/>
+    <w:lvl w:ilvl="0" w:tplc="04090001">
+      <w:start w:val="1"/>
+      <w:numFmt w:val="bullet"/>
+      <w:lvlText w:val=""/>
+      <w:lvlJc w:val="left"/>
+      <w:pPr>
+        <w:ind w:left="720" w:hanging="360"/>
+      </w:pPr>
+      <w:rPr>
+        <w:rFonts w:ascii="Symbol" w:hAnsi="Symbol" w:hint="default"/>
+      </w:rPr>
+    </w:lvl>
+    <w:lvl w:ilvl="1" w:tplc="04090003" w:tentative="1">
+      <w:start w:val="1"/>
+      <w:numFmt w:val="bullet"/>
+      <w:lvlText w:val="o"/>
+      <w:lvlJc w:val="left"/>
+      <w:pPr>
+        <w:ind w:left="1440" w:hanging="360"/>
+      </w:pPr>
+      <w:rPr>
+        <w:rFonts w:ascii="Courier New" w:hAnsi="Courier New" w:cs="Courier New" w:hint="default"/>
+      </w:rPr>
+    </w:lvl>
+    <w:lvl w:ilvl="2" w:tplc="04090005" w:tentative="1">
+      <w:start w:val="1"/>
+      <w:numFmt w:val="bullet"/>
+      <w:lvlText w:val=""/>
+      <w:lvlJc w:val="left"/>
+      <w:pPr>
+        <w:ind w:left="2160" w:hanging="360"/>
+      </w:pPr>
+      <w:rPr>
+        <w:rFonts w:ascii="Wingdings" w:hAnsi="Wingdings" w:hint="default"/>
+      </w:rPr>
+    </w:lvl>
+    <w:lvl w:ilvl="3" w:tplc="04090001" w:tentative="1">
+      <w:start w:val="1"/>
+      <w:numFmt w:val="bullet"/>
+      <w:lvlText w:val=""/>
+      <w:lvlJc w:val="left"/>
+      <w:pPr>
+        <w:ind w:left="2880" w:hanging="360"/>
+      </w:pPr>
+      <w:rPr>
+        <w:rFonts w:ascii="Symbol" w:hAnsi="Symbol" w:hint="default"/>
+      </w:rPr>
+    </w:lvl>
+    <w:lvl w:ilvl="4" w:tplc="04090003" w:tentative="1">
+      <w:start w:val="1"/>
+      <w:numFmt w:val="bullet"/>
+      <w:lvlText w:val="o"/>
+      <w:lvlJc w:val="left"/>
+      <w:pPr>
+        <w:ind w:left="3600" w:hanging="360"/>
+      </w:pPr>
+      <w:rPr>
+        <w:rFonts w:ascii="Courier New" w:hAnsi="Courier New" w:cs="Courier New" w:hint="default"/>
+      </w:rPr>
+    </w:lvl>
+    <w:lvl w:ilvl="5" w:tplc="04090005" w:tentative="1">
+      <w:start w:val="1"/>
+      <w:numFmt w:val="bullet"/>
+      <w:lvlText w:val=""/>
+      <w:lvlJc w:val="left"/>
+      <w:pPr>
+        <w:ind w:left="4320" w:hanging="360"/>
+      </w:pPr>
+      <w:rPr>
+        <w:rFonts w:ascii="Wingdings" w:hAnsi="Wingdings" w:hint="default"/>
+      </w:rPr>
+    </w:lvl>
+    <w:lvl w:ilvl="6" w:tplc="04090001" w:tentative="1">
+      <w:start w:val="1"/>
+      <w:numFmt w:val="bullet"/>
+      <w:lvlText w:val=""/>
+      <w:lvlJc w:val="left"/>
+      <w:pPr>
+        <w:ind w:left="5040" w:hanging="360"/>
+      </w:pPr>
+      <w:rPr>
+        <w:rFonts w:ascii="Symbol" w:hAnsi="Symbol" w:hint="default"/>
+      </w:rPr>
+    </w:lvl>
+    <w:lvl w:ilvl="7" w:tplc="04090003" w:tentative="1">
+      <w:start w:val="1"/>
+      <w:numFmt w:val="bullet"/>
+      <w:lvlText w:val="o"/>
+      <w:lvlJc w:val="left"/>
+      <w:pPr>
+        <w:ind w:left="5760" w:hanging="360"/>
+      </w:pPr>
+      <w:rPr>
+        <w:rFonts w:ascii="Courier New" w:hAnsi="Courier New" w:cs="Courier New" w:hint="default"/>
+      </w:rPr>
+    </w:lvl>
+    <w:lvl w:ilvl="8" w:tplc="04090005" w:tentative="1">
+      <w:start w:val="1"/>
+      <w:numFmt w:val="bullet"/>
+      <w:lvlText w:val=""/>
+      <w:lvlJc w:val="left"/>
+      <w:pPr>
+        <w:ind w:left="6480" w:hanging="360"/>
+      </w:pPr>
+      <w:rPr>
+        <w:rFonts w:ascii="Wingdings" w:hAnsi="Wingdings" w:hint="default"/>
+      </w:rPr>
+    </w:lvl>
+  </w:abstractNum>
+  <w:abstractNum w:abstractNumId="16" w15:restartNumberingAfterBreak="0">
     <w:nsid w:val="4A6D7F7F"/>
     <w:multiLevelType w:val="hybridMultilevel"/>
     <w:tmpl w:val="28F0F6CA"/>
@@ -25058,7 +25653,7 @@
       </w:rPr>
     </w:lvl>
   </w:abstractNum>
-  <w:abstractNum w:abstractNumId="16" w15:restartNumberingAfterBreak="0">
+  <w:abstractNum w:abstractNumId="17" w15:restartNumberingAfterBreak="0">
     <w:nsid w:val="53052754"/>
     <w:multiLevelType w:val="hybridMultilevel"/>
     <w:tmpl w:val="980C9B5E"/>
@@ -25170,7 +25765,7 @@
       </w:rPr>
     </w:lvl>
   </w:abstractNum>
-  <w:abstractNum w:abstractNumId="17" w15:restartNumberingAfterBreak="0">
+  <w:abstractNum w:abstractNumId="18" w15:restartNumberingAfterBreak="0">
     <w:nsid w:val="57BB6A34"/>
     <w:multiLevelType w:val="hybridMultilevel"/>
     <w:tmpl w:val="CEB21378"/>
@@ -25259,7 +25854,7 @@
       </w:pPr>
     </w:lvl>
   </w:abstractNum>
-  <w:abstractNum w:abstractNumId="18" w15:restartNumberingAfterBreak="0">
+  <w:abstractNum w:abstractNumId="19" w15:restartNumberingAfterBreak="0">
     <w:nsid w:val="5E2E4816"/>
     <w:multiLevelType w:val="hybridMultilevel"/>
     <w:tmpl w:val="7D1ADD1C"/>
@@ -25372,7 +25967,7 @@
       </w:rPr>
     </w:lvl>
   </w:abstractNum>
-  <w:abstractNum w:abstractNumId="19" w15:restartNumberingAfterBreak="0">
+  <w:abstractNum w:abstractNumId="20" w15:restartNumberingAfterBreak="0">
     <w:nsid w:val="64C52750"/>
     <w:multiLevelType w:val="hybridMultilevel"/>
     <w:tmpl w:val="B860ABDA"/>
@@ -25485,7 +26080,7 @@
       </w:rPr>
     </w:lvl>
   </w:abstractNum>
-  <w:abstractNum w:abstractNumId="20" w15:restartNumberingAfterBreak="0">
+  <w:abstractNum w:abstractNumId="21" w15:restartNumberingAfterBreak="0">
     <w:nsid w:val="6FCE08F8"/>
     <w:multiLevelType w:val="hybridMultilevel"/>
     <w:tmpl w:val="865CEDCA"/>
@@ -25571,7 +26166,7 @@
       </w:pPr>
     </w:lvl>
   </w:abstractNum>
-  <w:abstractNum w:abstractNumId="21" w15:restartNumberingAfterBreak="0">
+  <w:abstractNum w:abstractNumId="22" w15:restartNumberingAfterBreak="0">
     <w:nsid w:val="719E0923"/>
     <w:multiLevelType w:val="hybridMultilevel"/>
     <w:tmpl w:val="22E86822"/>
@@ -25684,7 +26279,7 @@
       </w:rPr>
     </w:lvl>
   </w:abstractNum>
-  <w:abstractNum w:abstractNumId="22" w15:restartNumberingAfterBreak="0">
+  <w:abstractNum w:abstractNumId="23" w15:restartNumberingAfterBreak="0">
     <w:nsid w:val="71C023C8"/>
     <w:multiLevelType w:val="hybridMultilevel"/>
     <w:tmpl w:val="CAF47F62"/>
@@ -25797,7 +26392,7 @@
       </w:rPr>
     </w:lvl>
   </w:abstractNum>
-  <w:abstractNum w:abstractNumId="23" w15:restartNumberingAfterBreak="0">
+  <w:abstractNum w:abstractNumId="24" w15:restartNumberingAfterBreak="0">
     <w:nsid w:val="7525577B"/>
     <w:multiLevelType w:val="hybridMultilevel"/>
     <w:tmpl w:val="B830AF46"/>
@@ -25910,7 +26505,7 @@
       </w:rPr>
     </w:lvl>
   </w:abstractNum>
-  <w:abstractNum w:abstractNumId="24" w15:restartNumberingAfterBreak="0">
+  <w:abstractNum w:abstractNumId="25" w15:restartNumberingAfterBreak="0">
     <w:nsid w:val="7ACB2100"/>
     <w:multiLevelType w:val="hybridMultilevel"/>
     <w:tmpl w:val="6BEA828E"/>
@@ -26029,34 +26624,34 @@
     <w:abstractNumId w:val="4"/>
   </w:num>
   <w:num w:numId="3" w16cid:durableId="1186597203">
-    <w:abstractNumId w:val="16"/>
+    <w:abstractNumId w:val="17"/>
   </w:num>
   <w:num w:numId="4" w16cid:durableId="1038775837">
     <w:abstractNumId w:val="7"/>
   </w:num>
   <w:num w:numId="5" w16cid:durableId="471559901">
-    <w:abstractNumId w:val="17"/>
+    <w:abstractNumId w:val="18"/>
   </w:num>
   <w:num w:numId="6" w16cid:durableId="1294485144">
-    <w:abstractNumId w:val="20"/>
+    <w:abstractNumId w:val="21"/>
   </w:num>
   <w:num w:numId="7" w16cid:durableId="90247628">
-    <w:abstractNumId w:val="19"/>
+    <w:abstractNumId w:val="20"/>
   </w:num>
   <w:num w:numId="8" w16cid:durableId="1406299513">
     <w:abstractNumId w:val="5"/>
   </w:num>
   <w:num w:numId="9" w16cid:durableId="1465924744">
-    <w:abstractNumId w:val="24"/>
+    <w:abstractNumId w:val="25"/>
   </w:num>
   <w:num w:numId="10" w16cid:durableId="320810464">
     <w:abstractNumId w:val="13"/>
   </w:num>
   <w:num w:numId="11" w16cid:durableId="704719656">
-    <w:abstractNumId w:val="18"/>
+    <w:abstractNumId w:val="19"/>
   </w:num>
   <w:num w:numId="12" w16cid:durableId="1713075570">
-    <w:abstractNumId w:val="23"/>
+    <w:abstractNumId w:val="24"/>
   </w:num>
   <w:num w:numId="13" w16cid:durableId="1666863145">
     <w:abstractNumId w:val="2"/>
@@ -26065,7 +26660,7 @@
     <w:abstractNumId w:val="11"/>
   </w:num>
   <w:num w:numId="15" w16cid:durableId="1628273300">
-    <w:abstractNumId w:val="14"/>
+    <w:abstractNumId w:val="15"/>
   </w:num>
   <w:num w:numId="16" w16cid:durableId="1174422558">
     <w:abstractNumId w:val="0"/>
@@ -26074,7 +26669,7 @@
     <w:abstractNumId w:val="8"/>
   </w:num>
   <w:num w:numId="18" w16cid:durableId="465784155">
-    <w:abstractNumId w:val="15"/>
+    <w:abstractNumId w:val="16"/>
   </w:num>
   <w:num w:numId="19" w16cid:durableId="797146743">
     <w:abstractNumId w:val="12"/>
@@ -26083,10 +26678,10 @@
     <w:abstractNumId w:val="3"/>
   </w:num>
   <w:num w:numId="21" w16cid:durableId="1191802424">
-    <w:abstractNumId w:val="21"/>
+    <w:abstractNumId w:val="22"/>
   </w:num>
   <w:num w:numId="22" w16cid:durableId="925726924">
-    <w:abstractNumId w:val="22"/>
+    <w:abstractNumId w:val="23"/>
   </w:num>
   <w:num w:numId="23" w16cid:durableId="561335449">
     <w:abstractNumId w:val="10"/>
@@ -26096,6 +26691,9 @@
   </w:num>
   <w:num w:numId="25" w16cid:durableId="1115640707">
     <w:abstractNumId w:val="9"/>
+  </w:num>
+  <w:num w:numId="26" w16cid:durableId="598292735">
+    <w:abstractNumId w:val="14"/>
   </w:num>
 </w:numbering>
 </file>

--- a/docs/Development.docx
+++ b/docs/Development.docx
@@ -470,6 +470,7 @@
       <w:r>
         <w:t xml:space="preserve"> </w:t>
       </w:r>
+      <w:proofErr w:type="spellStart"/>
       <w:r>
         <w:rPr>
           <w:b/>
@@ -479,6 +480,7 @@
         </w:rPr>
         <w:t>beebasm</w:t>
       </w:r>
+      <w:proofErr w:type="spellEnd"/>
       <w:r>
         <w:t>, an excellent assembler th</w:t>
       </w:r>
@@ -488,6 +490,7 @@
       <w:r>
         <w:t xml:space="preserve">I could use on Windows to produce an SSD, which I could then run in </w:t>
       </w:r>
+      <w:proofErr w:type="spellStart"/>
       <w:r>
         <w:rPr>
           <w:b/>
@@ -498,6 +501,7 @@
         <w:lastRenderedPageBreak/>
         <w:t>beebem</w:t>
       </w:r>
+      <w:proofErr w:type="spellEnd"/>
       <w:r>
         <w:t>, an emulator</w:t>
       </w:r>
@@ -599,6 +603,7 @@
       <w:r>
         <w:t xml:space="preserve">After looking at some examples that were installed with </w:t>
       </w:r>
+      <w:proofErr w:type="spellStart"/>
       <w:r>
         <w:rPr>
           <w:b/>
@@ -617,6 +622,7 @@
         </w:rPr>
         <w:t>asm</w:t>
       </w:r>
+      <w:proofErr w:type="spellEnd"/>
       <w:r>
         <w:t xml:space="preserve">, I </w:t>
       </w:r>
@@ -751,6 +757,7 @@
       <w:r>
         <w:t xml:space="preserve">The prototype was based on one of the </w:t>
       </w:r>
+      <w:proofErr w:type="spellStart"/>
       <w:r>
         <w:rPr>
           <w:b/>
@@ -760,6 +767,7 @@
         </w:rPr>
         <w:t>beebasm</w:t>
       </w:r>
+      <w:proofErr w:type="spellEnd"/>
       <w:r>
         <w:t xml:space="preserve"> </w:t>
       </w:r>
@@ -1097,27 +1105,14 @@
       <w:r>
         <w:t xml:space="preserve">Figure </w:t>
       </w:r>
-      <w:r>
-        <w:fldChar w:fldCharType="begin"/>
-      </w:r>
-      <w:r>
-        <w:instrText xml:space="preserve"> SEQ Figure \* ARABIC </w:instrText>
-      </w:r>
-      <w:r>
-        <w:fldChar w:fldCharType="separate"/>
-      </w:r>
-      <w:r>
-        <w:rPr>
-          <w:noProof/>
-        </w:rPr>
-        <w:t>1</w:t>
-      </w:r>
-      <w:r>
-        <w:rPr>
-          <w:noProof/>
-        </w:rPr>
-        <w:fldChar w:fldCharType="end"/>
-      </w:r>
+      <w:fldSimple w:instr=" SEQ Figure \* ARABIC ">
+        <w:r>
+          <w:rPr>
+            <w:noProof/>
+          </w:rPr>
+          <w:t>1</w:t>
+        </w:r>
+      </w:fldSimple>
     </w:p>
     <w:p>
       <w:r>
@@ -2366,6 +2361,7 @@
       <w:r>
         <w:t xml:space="preserve"> and </w:t>
       </w:r>
+      <w:proofErr w:type="spellStart"/>
       <w:r>
         <w:rPr>
           <w:b/>
@@ -2384,6 +2380,7 @@
         </w:rPr>
         <w:t>lekAnimate</w:t>
       </w:r>
+      <w:proofErr w:type="spellEnd"/>
       <w:r>
         <w:t xml:space="preserve"> </w:t>
       </w:r>
@@ -2670,27 +2667,14 @@
       <w:r>
         <w:t xml:space="preserve">Figure </w:t>
       </w:r>
-      <w:r>
-        <w:fldChar w:fldCharType="begin"/>
-      </w:r>
-      <w:r>
-        <w:instrText xml:space="preserve"> SEQ Figure \* ARABIC </w:instrText>
-      </w:r>
-      <w:r>
-        <w:fldChar w:fldCharType="separate"/>
-      </w:r>
-      <w:r>
-        <w:rPr>
-          <w:noProof/>
-        </w:rPr>
-        <w:t>2</w:t>
-      </w:r>
-      <w:r>
-        <w:rPr>
-          <w:noProof/>
-        </w:rPr>
-        <w:fldChar w:fldCharType="end"/>
-      </w:r>
+      <w:fldSimple w:instr=" SEQ Figure \* ARABIC ">
+        <w:r>
+          <w:rPr>
+            <w:noProof/>
+          </w:rPr>
+          <w:t>2</w:t>
+        </w:r>
+      </w:fldSimple>
     </w:p>
     <w:p>
       <w:r>
@@ -2720,6 +2704,7 @@
       <w:r>
         <w:t xml:space="preserve"> using the </w:t>
       </w:r>
+      <w:proofErr w:type="spellStart"/>
       <w:r>
         <w:rPr>
           <w:b/>
@@ -2734,7 +2719,15 @@
           <w:b/>
           <w:bCs/>
         </w:rPr>
-        <w:t xml:space="preserve">’s </w:t>
+        <w:t>’s</w:t>
+      </w:r>
+      <w:proofErr w:type="spellEnd"/>
+      <w:r>
+        <w:rPr>
+          <w:b/>
+          <w:bCs/>
+        </w:rPr>
+        <w:t xml:space="preserve"> </w:t>
       </w:r>
       <w:r>
         <w:rPr>
@@ -4388,6 +4381,7 @@
           <w:bCs/>
         </w:rPr>
       </w:pPr>
+      <w:proofErr w:type="spellStart"/>
       <w:r>
         <w:rPr>
           <w:b/>
@@ -4395,6 +4389,7 @@
         </w:rPr>
         <w:t>objectXLo</w:t>
       </w:r>
+      <w:proofErr w:type="spellEnd"/>
       <w:r>
         <w:rPr>
           <w:b/>
@@ -4402,6 +4397,7 @@
         </w:rPr>
         <w:t xml:space="preserve"> &amp; </w:t>
       </w:r>
+      <w:proofErr w:type="spellStart"/>
       <w:r>
         <w:rPr>
           <w:b/>
@@ -4409,6 +4405,7 @@
         </w:rPr>
         <w:t>objectXHi</w:t>
       </w:r>
+      <w:proofErr w:type="spellEnd"/>
       <w:r>
         <w:rPr>
           <w:b/>
@@ -4441,27 +4438,38 @@
           <w:bCs/>
         </w:rPr>
       </w:pPr>
+      <w:proofErr w:type="spellStart"/>
       <w:r>
         <w:rPr>
           <w:b/>
           <w:bCs/>
         </w:rPr>
-        <w:t xml:space="preserve">objectYLo </w:t>
-      </w:r>
+        <w:t>objectYLo</w:t>
+      </w:r>
+      <w:proofErr w:type="spellEnd"/>
       <w:r>
         <w:rPr>
           <w:b/>
           <w:bCs/>
         </w:rPr>
-        <w:t xml:space="preserve">&amp; </w:t>
+        <w:t xml:space="preserve"> </w:t>
       </w:r>
       <w:r>
         <w:rPr>
           <w:b/>
           <w:bCs/>
         </w:rPr>
+        <w:t xml:space="preserve">&amp; </w:t>
+      </w:r>
+      <w:proofErr w:type="spellStart"/>
+      <w:r>
+        <w:rPr>
+          <w:b/>
+          <w:bCs/>
+        </w:rPr>
         <w:t>objectYHi</w:t>
       </w:r>
+      <w:proofErr w:type="spellEnd"/>
       <w:r>
         <w:rPr>
           <w:b/>
@@ -4497,13 +4505,31 @@
           <w:bCs/>
         </w:rPr>
       </w:pPr>
+      <w:proofErr w:type="spellStart"/>
       <w:r>
         <w:rPr>
           <w:b/>
           <w:bCs/>
         </w:rPr>
-        <w:t>objectWidth &amp; objectHeight</w:t>
-      </w:r>
+        <w:t>objectWidth</w:t>
+      </w:r>
+      <w:proofErr w:type="spellEnd"/>
+      <w:r>
+        <w:rPr>
+          <w:b/>
+          <w:bCs/>
+        </w:rPr>
+        <w:t xml:space="preserve"> &amp; </w:t>
+      </w:r>
+      <w:proofErr w:type="spellStart"/>
+      <w:r>
+        <w:rPr>
+          <w:b/>
+          <w:bCs/>
+        </w:rPr>
+        <w:t>objectHeight</w:t>
+      </w:r>
+      <w:proofErr w:type="spellEnd"/>
       <w:r>
         <w:rPr>
           <w:b/>
@@ -4530,6 +4556,7 @@
           <w:bCs/>
         </w:rPr>
       </w:pPr>
+      <w:proofErr w:type="spellStart"/>
       <w:r>
         <w:rPr>
           <w:b/>
@@ -4537,6 +4564,7 @@
         </w:rPr>
         <w:t>objectAnimation</w:t>
       </w:r>
+      <w:proofErr w:type="spellEnd"/>
       <w:r>
         <w:rPr>
           <w:b/>
@@ -4569,6 +4597,7 @@
           <w:bCs/>
         </w:rPr>
       </w:pPr>
+      <w:proofErr w:type="spellStart"/>
       <w:r>
         <w:rPr>
           <w:b/>
@@ -4576,6 +4605,7 @@
         </w:rPr>
         <w:t>objectState</w:t>
       </w:r>
+      <w:proofErr w:type="spellEnd"/>
       <w:r>
         <w:rPr>
           <w:b/>
@@ -4667,6 +4697,7 @@
           <w:bCs/>
         </w:rPr>
       </w:pPr>
+      <w:proofErr w:type="spellStart"/>
       <w:r>
         <w:rPr>
           <w:b/>
@@ -4674,6 +4705,7 @@
         </w:rPr>
         <w:t>objectSpriteIndex</w:t>
       </w:r>
+      <w:proofErr w:type="spellEnd"/>
       <w:r>
         <w:rPr>
           <w:b/>
@@ -4708,13 +4740,31 @@
           <w:numId w:val="8"/>
         </w:numPr>
       </w:pPr>
+      <w:proofErr w:type="spellStart"/>
       <w:r>
         <w:rPr>
           <w:b/>
           <w:bCs/>
         </w:rPr>
-        <w:t>objectFrameCallbackLo &amp; objectFrameCallbackHi</w:t>
-      </w:r>
+        <w:t>objectFrameCallbackLo</w:t>
+      </w:r>
+      <w:proofErr w:type="spellEnd"/>
+      <w:r>
+        <w:rPr>
+          <w:b/>
+          <w:bCs/>
+        </w:rPr>
+        <w:t xml:space="preserve"> &amp; </w:t>
+      </w:r>
+      <w:proofErr w:type="spellStart"/>
+      <w:r>
+        <w:rPr>
+          <w:b/>
+          <w:bCs/>
+        </w:rPr>
+        <w:t>objectFrameCallbackHi</w:t>
+      </w:r>
+      <w:proofErr w:type="spellEnd"/>
       <w:r>
         <w:rPr>
           <w:b/>
@@ -4762,6 +4812,7 @@
           <w:bCs/>
         </w:rPr>
       </w:pPr>
+      <w:proofErr w:type="spellStart"/>
       <w:r>
         <w:rPr>
           <w:b/>
@@ -4769,6 +4820,7 @@
         </w:rPr>
         <w:t>objectFrameCounter</w:t>
       </w:r>
+      <w:proofErr w:type="spellEnd"/>
       <w:r>
         <w:rPr>
           <w:b/>
@@ -6065,6 +6117,7 @@
       <w:r>
         <w:t xml:space="preserve">setting </w:t>
       </w:r>
+      <w:proofErr w:type="spellStart"/>
       <w:r>
         <w:rPr>
           <w:i/>
@@ -6086,6 +6139,7 @@
         </w:rPr>
         <w:t>Addr</w:t>
       </w:r>
+      <w:proofErr w:type="spellEnd"/>
       <w:r>
         <w:t xml:space="preserve"> </w:t>
       </w:r>
@@ -6185,6 +6239,7 @@
       <w:r>
         <w:t xml:space="preserve">in the low nibble of </w:t>
       </w:r>
+      <w:proofErr w:type="spellStart"/>
       <w:r>
         <w:rPr>
           <w:i/>
@@ -6192,6 +6247,7 @@
         </w:rPr>
         <w:t>objectState</w:t>
       </w:r>
+      <w:proofErr w:type="spellEnd"/>
       <w:r>
         <w:t xml:space="preserve"> array</w:t>
       </w:r>
@@ -6276,9 +6332,11 @@
       <w:r>
         <w:t>‘</w:t>
       </w:r>
+      <w:proofErr w:type="spellStart"/>
       <w:r>
         <w:t>Gamebar</w:t>
       </w:r>
+      <w:proofErr w:type="spellEnd"/>
       <w:r>
         <w:t>’</w:t>
       </w:r>
@@ -6296,9 +6354,11 @@
       <w:r>
         <w:t xml:space="preserve">and show this information in a </w:t>
       </w:r>
+      <w:proofErr w:type="spellStart"/>
       <w:r>
         <w:t>gamebar</w:t>
       </w:r>
+      <w:proofErr w:type="spellEnd"/>
       <w:r>
         <w:t>, located at the top right of the screen.</w:t>
       </w:r>
@@ -6442,6 +6502,7 @@
       <w:r>
         <w:t xml:space="preserve"> </w:t>
       </w:r>
+      <w:proofErr w:type="spellStart"/>
       <w:r>
         <w:rPr>
           <w:i/>
@@ -6449,6 +6510,7 @@
         </w:rPr>
         <w:t>clearTile</w:t>
       </w:r>
+      <w:proofErr w:type="spellEnd"/>
       <w:r>
         <w:t xml:space="preserve"> </w:t>
       </w:r>
@@ -6463,6 +6525,7 @@
       <w:r>
         <w:t xml:space="preserve">The </w:t>
       </w:r>
+      <w:proofErr w:type="spellStart"/>
       <w:r>
         <w:rPr>
           <w:i/>
@@ -6470,6 +6533,7 @@
         </w:rPr>
         <w:t>clearTile</w:t>
       </w:r>
+      <w:proofErr w:type="spellEnd"/>
       <w:r>
         <w:t xml:space="preserve"> </w:t>
       </w:r>
@@ -6517,14 +6581,24 @@
       <w:r>
         <w:t xml:space="preserve"> </w:t>
       </w:r>
+      <w:proofErr w:type="spellStart"/>
       <w:r>
         <w:t>gamebar</w:t>
       </w:r>
+      <w:proofErr w:type="spellEnd"/>
       <w:r>
         <w:t>.</w:t>
       </w:r>
       <w:r>
-        <w:t xml:space="preserve">  As before, I created a gamebar sprite using </w:t>
+        <w:t xml:space="preserve">  As before, I created a </w:t>
+      </w:r>
+      <w:proofErr w:type="spellStart"/>
+      <w:r>
+        <w:t>gamebar</w:t>
+      </w:r>
+      <w:proofErr w:type="spellEnd"/>
+      <w:r>
+        <w:t xml:space="preserve"> sprite using </w:t>
       </w:r>
       <w:r>
         <w:rPr>
@@ -6586,7 +6660,15 @@
         <w:t>rote</w:t>
       </w:r>
       <w:r>
-        <w:t xml:space="preserve"> code to render the gamebar, </w:t>
+        <w:t xml:space="preserve"> code to render the </w:t>
+      </w:r>
+      <w:proofErr w:type="spellStart"/>
+      <w:r>
+        <w:t>gamebar</w:t>
+      </w:r>
+      <w:proofErr w:type="spellEnd"/>
+      <w:r>
+        <w:t xml:space="preserve">, </w:t>
       </w:r>
       <w:r>
         <w:t>which show</w:t>
@@ -6610,7 +6692,15 @@
         <w:t xml:space="preserve">.  </w:t>
       </w:r>
       <w:r>
-        <w:t xml:space="preserve">To gamebar </w:t>
+        <w:t xml:space="preserve">To </w:t>
+      </w:r>
+      <w:proofErr w:type="spellStart"/>
+      <w:r>
+        <w:t>gamebar</w:t>
+      </w:r>
+      <w:proofErr w:type="spellEnd"/>
+      <w:r>
+        <w:t xml:space="preserve"> </w:t>
       </w:r>
       <w:r>
         <w:t xml:space="preserve">is </w:t>
@@ -6645,7 +6735,15 @@
         <w:t>re</w:t>
       </w:r>
       <w:r>
-        <w:t xml:space="preserve">draw the gamebar and </w:t>
+        <w:t xml:space="preserve">draw the </w:t>
+      </w:r>
+      <w:proofErr w:type="spellStart"/>
+      <w:r>
+        <w:t>gamebar</w:t>
+      </w:r>
+      <w:proofErr w:type="spellEnd"/>
+      <w:r>
+        <w:t xml:space="preserve"> and </w:t>
       </w:r>
       <w:r>
         <w:t xml:space="preserve">draw </w:t>
@@ -6665,7 +6763,15 @@
     </w:p>
     <w:p>
       <w:r>
-        <w:t xml:space="preserve">I later revisited the gamebar adding </w:t>
+        <w:t xml:space="preserve">I later revisited the </w:t>
+      </w:r>
+      <w:proofErr w:type="spellStart"/>
+      <w:r>
+        <w:t>gamebar</w:t>
+      </w:r>
+      <w:proofErr w:type="spellEnd"/>
+      <w:r>
+        <w:t xml:space="preserve"> adding </w:t>
       </w:r>
       <w:r>
         <w:t xml:space="preserve">code to show the </w:t>
@@ -7121,7 +7227,15 @@
         <w:t>the elevator stops.</w:t>
       </w:r>
       <w:r>
-        <w:t xml:space="preserve">  The objectFrameCount is repurposed for this.</w:t>
+        <w:t xml:space="preserve">  The </w:t>
+      </w:r>
+      <w:proofErr w:type="spellStart"/>
+      <w:r>
+        <w:t>objectFrameCount</w:t>
+      </w:r>
+      <w:proofErr w:type="spellEnd"/>
+      <w:r>
+        <w:t xml:space="preserve"> is repurposed for this.</w:t>
       </w:r>
     </w:p>
     <w:p>
@@ -7133,7 +7247,15 @@
         </w:numPr>
       </w:pPr>
       <w:r>
-        <w:t xml:space="preserve">Mark K9 and the elevator game objects as both ascending or descending by populating their respective objectState’s </w:t>
+        <w:t xml:space="preserve">Mark K9 and the elevator game objects as both ascending or descending by populating their respective </w:t>
+      </w:r>
+      <w:proofErr w:type="spellStart"/>
+      <w:r>
+        <w:t>objectState’s</w:t>
+      </w:r>
+      <w:proofErr w:type="spellEnd"/>
+      <w:r>
+        <w:t xml:space="preserve"> </w:t>
       </w:r>
       <w:r>
         <w:rPr>
@@ -7520,6 +7642,7 @@
       <w:r>
         <w:t xml:space="preserve">stored in </w:t>
       </w:r>
+      <w:proofErr w:type="spellStart"/>
       <w:r>
         <w:rPr>
           <w:i/>
@@ -7528,6 +7651,7 @@
         </w:rPr>
         <w:t>objectFrameCounter</w:t>
       </w:r>
+      <w:proofErr w:type="spellEnd"/>
       <w:r>
         <w:t xml:space="preserve"> variable</w:t>
       </w:r>
@@ -7691,6 +7815,7 @@
       <w:r>
         <w:t xml:space="preserve">checking the erase-above and erase-below </w:t>
       </w:r>
+      <w:proofErr w:type="spellStart"/>
       <w:r>
         <w:rPr>
           <w:i/>
@@ -7705,6 +7830,7 @@
         </w:rPr>
         <w:t>’s</w:t>
       </w:r>
+      <w:proofErr w:type="spellEnd"/>
       <w:r>
         <w:t xml:space="preserve"> render flags</w:t>
       </w:r>
@@ -8305,6 +8431,7 @@
       <w:r>
         <w:t xml:space="preserve">A zero-page </w:t>
       </w:r>
+      <w:proofErr w:type="spellStart"/>
       <w:r>
         <w:rPr>
           <w:i/>
@@ -8312,6 +8439,7 @@
         </w:rPr>
         <w:t>laserFrameCount</w:t>
       </w:r>
+      <w:proofErr w:type="spellEnd"/>
       <w:r>
         <w:t xml:space="preserve"> variable was introduced which controls laser rendering.  </w:t>
       </w:r>
@@ -8339,6 +8467,7 @@
       <w:r>
         <w:t xml:space="preserve">sets </w:t>
       </w:r>
+      <w:proofErr w:type="spellStart"/>
       <w:r>
         <w:rPr>
           <w:i/>
@@ -8346,6 +8475,7 @@
         </w:rPr>
         <w:t>laserFrameCount</w:t>
       </w:r>
+      <w:proofErr w:type="spellEnd"/>
       <w:r>
         <w:rPr>
           <w:i/>
@@ -8362,6 +8492,7 @@
       <w:r>
         <w:t xml:space="preserve">and </w:t>
       </w:r>
+      <w:proofErr w:type="spellStart"/>
       <w:r>
         <w:rPr>
           <w:i/>
@@ -8369,6 +8500,7 @@
         </w:rPr>
         <w:t>laserFrameCount</w:t>
       </w:r>
+      <w:proofErr w:type="spellEnd"/>
       <w:r>
         <w:rPr>
           <w:i/>
@@ -8419,6 +8551,7 @@
       <w:r>
         <w:t xml:space="preserve">the </w:t>
       </w:r>
+      <w:proofErr w:type="spellStart"/>
       <w:r>
         <w:rPr>
           <w:i/>
@@ -8426,6 +8559,7 @@
         </w:rPr>
         <w:t>objectState</w:t>
       </w:r>
+      <w:proofErr w:type="spellEnd"/>
       <w:r>
         <w:t xml:space="preserve"> variable</w:t>
       </w:r>
@@ -8530,6 +8664,7 @@
       <w:r>
         <w:t xml:space="preserve"> above. This is the fourth render flag in the high nibble of the </w:t>
       </w:r>
+      <w:proofErr w:type="spellStart"/>
       <w:r>
         <w:rPr>
           <w:i/>
@@ -8537,6 +8672,7 @@
         </w:rPr>
         <w:t>objectState</w:t>
       </w:r>
+      <w:proofErr w:type="spellEnd"/>
       <w:r>
         <w:t xml:space="preserve"> variable.</w:t>
       </w:r>
@@ -8659,6 +8795,7 @@
       <w:r>
         <w:t xml:space="preserve"> </w:t>
       </w:r>
+      <w:proofErr w:type="spellStart"/>
       <w:r>
         <w:rPr>
           <w:i/>
@@ -8666,6 +8803,7 @@
         </w:rPr>
         <w:t>debugTileGridFlags</w:t>
       </w:r>
+      <w:proofErr w:type="spellEnd"/>
       <w:r>
         <w:t xml:space="preserve"> routine that rendered a little box </w:t>
       </w:r>
@@ -8723,7 +8861,15 @@
         <w:t xml:space="preserve">  T</w:t>
       </w:r>
       <w:r>
-        <w:t xml:space="preserve">he gamebar </w:t>
+        <w:t xml:space="preserve">he </w:t>
+      </w:r>
+      <w:proofErr w:type="spellStart"/>
+      <w:r>
+        <w:t>gamebar</w:t>
+      </w:r>
+      <w:proofErr w:type="spellEnd"/>
+      <w:r>
+        <w:t xml:space="preserve"> </w:t>
       </w:r>
       <w:r>
         <w:t xml:space="preserve">is not shown then the </w:t>
@@ -8749,6 +8895,7 @@
       <w:r>
         <w:t xml:space="preserve">to allow </w:t>
       </w:r>
+      <w:proofErr w:type="spellStart"/>
       <w:r>
         <w:rPr>
           <w:i/>
@@ -8756,6 +8903,7 @@
         </w:rPr>
         <w:t>debugTileGridFlags</w:t>
       </w:r>
+      <w:proofErr w:type="spellEnd"/>
       <w:r>
         <w:rPr>
           <w:i/>
@@ -8850,27 +8998,14 @@
       <w:r>
         <w:t xml:space="preserve">Figure </w:t>
       </w:r>
-      <w:r>
-        <w:fldChar w:fldCharType="begin"/>
-      </w:r>
-      <w:r>
-        <w:instrText xml:space="preserve"> SEQ Figure \* ARABIC </w:instrText>
-      </w:r>
-      <w:r>
-        <w:fldChar w:fldCharType="separate"/>
-      </w:r>
-      <w:r>
-        <w:rPr>
-          <w:noProof/>
-        </w:rPr>
-        <w:t>3</w:t>
-      </w:r>
-      <w:r>
-        <w:rPr>
-          <w:noProof/>
-        </w:rPr>
-        <w:fldChar w:fldCharType="end"/>
-      </w:r>
+      <w:fldSimple w:instr=" SEQ Figure \* ARABIC ">
+        <w:r>
+          <w:rPr>
+            <w:noProof/>
+          </w:rPr>
+          <w:t>3</w:t>
+        </w:r>
+      </w:fldSimple>
     </w:p>
     <w:p>
       <w:pPr>
@@ -10048,6 +10183,7 @@
       <w:r>
         <w:t xml:space="preserve">replaced </w:t>
       </w:r>
+      <w:proofErr w:type="spellStart"/>
       <w:r>
         <w:rPr>
           <w:i/>
@@ -10055,9 +10191,11 @@
         </w:rPr>
         <w:t>objectWidth</w:t>
       </w:r>
+      <w:proofErr w:type="spellEnd"/>
       <w:r>
         <w:t xml:space="preserve"> and </w:t>
       </w:r>
+      <w:proofErr w:type="spellStart"/>
       <w:r>
         <w:rPr>
           <w:i/>
@@ -10065,6 +10203,7 @@
         </w:rPr>
         <w:t>objectHeight</w:t>
       </w:r>
+      <w:proofErr w:type="spellEnd"/>
       <w:r>
         <w:t xml:space="preserve"> game object arrays with a function</w:t>
       </w:r>
@@ -10100,6 +10239,7 @@
       <w:r>
         <w:t xml:space="preserve">, and </w:t>
       </w:r>
+      <w:proofErr w:type="spellStart"/>
       <w:r>
         <w:rPr>
           <w:i/>
@@ -10107,9 +10247,11 @@
         </w:rPr>
         <w:t>widthMinusOne</w:t>
       </w:r>
+      <w:proofErr w:type="spellEnd"/>
       <w:r>
         <w:t xml:space="preserve"> and </w:t>
       </w:r>
+      <w:proofErr w:type="spellStart"/>
       <w:r>
         <w:rPr>
           <w:i/>
@@ -10117,6 +10259,7 @@
         </w:rPr>
         <w:t>heightMinisOne</w:t>
       </w:r>
+      <w:proofErr w:type="spellEnd"/>
       <w:r>
         <w:t>.</w:t>
       </w:r>
@@ -10165,7 +10308,15 @@
         <w:t xml:space="preserve"> I </w:t>
       </w:r>
       <w:r>
-        <w:t xml:space="preserve">stored the object type in the objectAnimation game object array, </w:t>
+        <w:t xml:space="preserve">stored the object type in the </w:t>
+      </w:r>
+      <w:proofErr w:type="spellStart"/>
+      <w:r>
+        <w:t>objectAnimation</w:t>
+      </w:r>
+      <w:proofErr w:type="spellEnd"/>
+      <w:r>
+        <w:t xml:space="preserve"> game object array, </w:t>
       </w:r>
       <w:r>
         <w:t xml:space="preserve">shifting up the other values, and </w:t>
@@ -10183,8 +10334,13 @@
         <w:t xml:space="preserve">array </w:t>
       </w:r>
       <w:r>
-        <w:t>to objectType</w:t>
-      </w:r>
+        <w:t xml:space="preserve">to </w:t>
+      </w:r>
+      <w:proofErr w:type="spellStart"/>
+      <w:r>
+        <w:t>objectType</w:t>
+      </w:r>
+      <w:proofErr w:type="spellEnd"/>
       <w:r>
         <w:t>.</w:t>
       </w:r>
@@ -10773,6 +10929,7 @@
       <w:r>
         <w:t xml:space="preserve">I then wrote a </w:t>
       </w:r>
+      <w:proofErr w:type="spellStart"/>
       <w:r>
         <w:rPr>
           <w:i/>
@@ -10780,6 +10937,7 @@
         </w:rPr>
         <w:t>loadLevel</w:t>
       </w:r>
+      <w:proofErr w:type="spellEnd"/>
       <w:r>
         <w:t xml:space="preserve"> </w:t>
       </w:r>
@@ -10810,6 +10968,7 @@
       <w:r>
         <w:t xml:space="preserve">the loaded </w:t>
       </w:r>
+      <w:proofErr w:type="spellStart"/>
       <w:r>
         <w:rPr>
           <w:i/>
@@ -10817,6 +10976,7 @@
         </w:rPr>
         <w:t>initializeLevel</w:t>
       </w:r>
+      <w:proofErr w:type="spellEnd"/>
       <w:r>
         <w:t xml:space="preserve"> </w:t>
       </w:r>
@@ -10829,6 +10989,7 @@
       <w:r>
         <w:t xml:space="preserve">  A </w:t>
       </w:r>
+      <w:proofErr w:type="spellStart"/>
       <w:r>
         <w:rPr>
           <w:i/>
@@ -10836,6 +10997,7 @@
         </w:rPr>
         <w:t>showLevel</w:t>
       </w:r>
+      <w:proofErr w:type="spellEnd"/>
       <w:r>
         <w:t xml:space="preserve"> routine </w:t>
       </w:r>
@@ -10857,74 +11019,54 @@
     </w:p>
     <w:p>
       <w:r>
-        <w:t xml:space="preserve">The level </w:t>
-      </w:r>
-      <w:r>
-        <w:t xml:space="preserve">file </w:t>
-      </w:r>
-      <w:r>
-        <w:t xml:space="preserve">is loaded by first switching to DFS </w:t>
-      </w:r>
-      <w:r>
-        <w:t>(</w:t>
-      </w:r>
-      <w:r>
-        <w:t>by invoking the ‘DISK’ command</w:t>
-      </w:r>
-      <w:r>
-        <w:t xml:space="preserve">) and then calling the </w:t>
-      </w:r>
-      <w:r>
-        <w:t xml:space="preserve">MOS </w:t>
+        <w:t>The level file is loaded by first invoking the ‘</w:t>
       </w:r>
       <w:r>
         <w:rPr>
           <w:b/>
           <w:bCs/>
         </w:rPr>
-        <w:t>osfile</w:t>
-      </w:r>
-      <w:r>
-        <w:t xml:space="preserve"> routine</w:t>
-      </w:r>
-      <w:r>
-        <w:t xml:space="preserve"> </w:t>
-      </w:r>
-      <w:r>
-        <w:t xml:space="preserve">which </w:t>
-      </w:r>
-      <w:r>
-        <w:t>instruct</w:t>
-      </w:r>
-      <w:r>
-        <w:t>s</w:t>
-      </w:r>
-      <w:r>
-        <w:t xml:space="preserve"> DFS to load the file.</w:t>
-      </w:r>
-    </w:p>
-    <w:p>
-      <w:r>
-        <w:t xml:space="preserve">It should be noted that </w:t>
-      </w:r>
-      <w:r>
-        <w:t xml:space="preserve">calling the </w:t>
+        <w:t>DISK</w:t>
+      </w:r>
+      <w:r>
+        <w:t>’ command, which switches to DFS. The ‘</w:t>
       </w:r>
       <w:r>
         <w:rPr>
           <w:b/>
           <w:bCs/>
         </w:rPr>
-        <w:t>osfile</w:t>
-      </w:r>
-      <w:r>
-        <w:t xml:space="preserve"> routine</w:t>
-      </w:r>
-      <w:r>
-        <w:t xml:space="preserve"> </w:t>
-      </w:r>
-      <w:r>
-        <w:t xml:space="preserve">caused multiple </w:t>
+        <w:t>LOAD &lt;filename&gt;</w:t>
+      </w:r>
+      <w:r>
+        <w:t>’ command is then executed to load the level file.</w:t>
+      </w:r>
+    </w:p>
+    <w:p>
+      <w:r>
+        <w:t xml:space="preserve">It should be noted that </w:t>
+      </w:r>
+      <w:r>
+        <w:t xml:space="preserve">the </w:t>
+      </w:r>
+      <w:r>
+        <w:rPr>
+          <w:b/>
+          <w:bCs/>
+        </w:rPr>
+        <w:t xml:space="preserve">LOAD </w:t>
+      </w:r>
+      <w:r>
+        <w:t xml:space="preserve">command </w:t>
+      </w:r>
+      <w:r>
+        <w:t>cause</w:t>
+      </w:r>
+      <w:r>
+        <w:t>s</w:t>
+      </w:r>
+      <w:r>
+        <w:t xml:space="preserve"> multiple </w:t>
       </w:r>
       <w:r>
         <w:t xml:space="preserve">reads and </w:t>
@@ -10954,25 +11096,1067 @@
         <w:t>ha</w:t>
       </w:r>
       <w:r>
+        <w:t>s</w:t>
+      </w:r>
+      <w:r>
+        <w:t xml:space="preserve"> </w:t>
+      </w:r>
+      <w:r>
+        <w:t>repurpose</w:t>
+      </w:r>
+      <w:r>
         <w:t>d</w:t>
       </w:r>
       <w:r>
-        <w:t xml:space="preserve"> </w:t>
-      </w:r>
-      <w:r>
-        <w:t>repurpose</w:t>
-      </w:r>
-      <w:r>
-        <w:t>d</w:t>
-      </w:r>
-      <w:r>
         <w:t>.</w:t>
       </w:r>
       <w:r>
-        <w:t xml:space="preserve">  Specifically</w:t>
-      </w:r>
-      <w:r>
-        <w:t xml:space="preserve">: </w:t>
+        <w:t xml:space="preserve">  For example, d</w:t>
+      </w:r>
+      <w:r>
+        <w:t xml:space="preserve">isc catalog </w:t>
+      </w:r>
+      <w:r>
+        <w:t xml:space="preserve">information </w:t>
+      </w:r>
+      <w:r>
+        <w:t>is written to page &amp;</w:t>
+      </w:r>
+      <w:r>
+        <w:t>0</w:t>
+      </w:r>
+      <w:r>
+        <w:t>E</w:t>
+      </w:r>
+      <w:r>
+        <w:t xml:space="preserve"> </w:t>
+      </w:r>
+      <w:r>
+        <w:t xml:space="preserve">(DFS workspace) </w:t>
+      </w:r>
+      <w:r>
+        <w:t xml:space="preserve">overwriting </w:t>
+      </w:r>
+      <w:r>
+        <w:t xml:space="preserve">existing </w:t>
+      </w:r>
+      <w:r>
+        <w:t>sprite data.  This is not a</w:t>
+      </w:r>
+      <w:r>
+        <w:t xml:space="preserve">n issue </w:t>
+      </w:r>
+      <w:r>
+        <w:t xml:space="preserve">because the </w:t>
+      </w:r>
+      <w:r>
+        <w:t xml:space="preserve">level </w:t>
+      </w:r>
+      <w:r>
+        <w:t xml:space="preserve">sprite data </w:t>
+      </w:r>
+      <w:r>
+        <w:t xml:space="preserve">is </w:t>
+      </w:r>
+      <w:r>
+        <w:t xml:space="preserve">refreshed in this </w:t>
+      </w:r>
+      <w:r>
+        <w:t xml:space="preserve">page </w:t>
+      </w:r>
+      <w:r>
+        <w:t>during level initialization</w:t>
+      </w:r>
+      <w:r>
+        <w:t>.</w:t>
+      </w:r>
+    </w:p>
+    <w:p>
+      <w:r>
+        <w:t>The palette colors are all set to black during the loading process.</w:t>
+      </w:r>
+    </w:p>
+    <w:p>
+      <w:r>
+        <w:t xml:space="preserve">The title screen was updated with instructions for how to </w:t>
+      </w:r>
+      <w:r>
+        <w:t>restart</w:t>
+      </w:r>
+      <w:r>
+        <w:t xml:space="preserve"> a level, and a ‘R’ key handler was implemented to call the </w:t>
+      </w:r>
+      <w:proofErr w:type="spellStart"/>
+      <w:r>
+        <w:rPr>
+          <w:i/>
+          <w:iCs/>
+        </w:rPr>
+        <w:t>loadLevel</w:t>
+      </w:r>
+      <w:proofErr w:type="spellEnd"/>
+      <w:r>
+        <w:t xml:space="preserve"> </w:t>
+      </w:r>
+      <w:r>
+        <w:t xml:space="preserve">routine indirectly through a </w:t>
+      </w:r>
+      <w:proofErr w:type="spellStart"/>
+      <w:r>
+        <w:rPr>
+          <w:i/>
+          <w:iCs/>
+        </w:rPr>
+        <w:t>reloadLevel</w:t>
+      </w:r>
+      <w:proofErr w:type="spellEnd"/>
+      <w:r>
+        <w:t xml:space="preserve"> routine.</w:t>
+      </w:r>
+    </w:p>
+    <w:p>
+      <w:r>
+        <w:t xml:space="preserve">There was insufficient memory to implement </w:t>
+      </w:r>
+      <w:r>
+        <w:t xml:space="preserve">all the </w:t>
+      </w:r>
+      <w:r>
+        <w:t xml:space="preserve">changes so more memory needed to be freed up.  After reviewing the sources multiple </w:t>
+      </w:r>
+      <w:r>
+        <w:t>times,</w:t>
+      </w:r>
+      <w:r>
+        <w:t xml:space="preserve"> I concluded that </w:t>
+      </w:r>
+      <w:r>
+        <w:t xml:space="preserve">the best way to reclaim memory was </w:t>
+      </w:r>
+      <w:r>
+        <w:t>to use Mode</w:t>
+      </w:r>
+      <w:r>
+        <w:t xml:space="preserve"> </w:t>
+      </w:r>
+      <w:r>
+        <w:t>7 level complete screens</w:t>
+      </w:r>
+      <w:r>
+        <w:t>, which allow</w:t>
+      </w:r>
+      <w:r>
+        <w:t>ed</w:t>
+      </w:r>
+      <w:r>
+        <w:t xml:space="preserve"> me to delete all the Mode</w:t>
+      </w:r>
+      <w:r>
+        <w:t xml:space="preserve"> </w:t>
+      </w:r>
+      <w:r>
+        <w:t xml:space="preserve">1 text routines I’d </w:t>
+      </w:r>
+      <w:r>
+        <w:t xml:space="preserve">previously </w:t>
+      </w:r>
+      <w:r>
+        <w:t>written</w:t>
+      </w:r>
+      <w:r>
+        <w:t>.  I was forced to make the trade.</w:t>
+      </w:r>
+    </w:p>
+    <w:p>
+      <w:r>
+        <w:t>I could now re</w:t>
+      </w:r>
+      <w:r>
+        <w:t xml:space="preserve">start the current level by pressing </w:t>
+      </w:r>
+      <w:r>
+        <w:t xml:space="preserve">the </w:t>
+      </w:r>
+      <w:r>
+        <w:t>‘R’</w:t>
+      </w:r>
+      <w:r>
+        <w:t xml:space="preserve"> key. Yeah!</w:t>
+      </w:r>
+    </w:p>
+    <w:p>
+      <w:r>
+        <w:t>The next step was to create two more level</w:t>
+      </w:r>
+      <w:r>
+        <w:t>s and update the level complete screen to load the next level</w:t>
+      </w:r>
+      <w:r>
+        <w:t xml:space="preserve"> or show a new game complete screen when the last level was completed.</w:t>
+      </w:r>
+      <w:r>
+        <w:t xml:space="preserve"> </w:t>
+      </w:r>
+    </w:p>
+    <w:p>
+      <w:r>
+        <w:lastRenderedPageBreak/>
+        <w:t xml:space="preserve">Later in development, I extended </w:t>
+      </w:r>
+      <w:r>
+        <w:t>‘</w:t>
+      </w:r>
+      <w:r>
+        <w:rPr>
+          <w:i/>
+          <w:iCs/>
+        </w:rPr>
+        <w:t>god</w:t>
+      </w:r>
+      <w:r>
+        <w:rPr>
+          <w:i/>
+          <w:iCs/>
+        </w:rPr>
+        <w:t xml:space="preserve"> </w:t>
+      </w:r>
+      <w:r>
+        <w:rPr>
+          <w:i/>
+          <w:iCs/>
+        </w:rPr>
+        <w:t>mode</w:t>
+      </w:r>
+      <w:r>
+        <w:t>’</w:t>
+      </w:r>
+      <w:r>
+        <w:t xml:space="preserve"> to load a specific level</w:t>
+      </w:r>
+      <w:r>
+        <w:t xml:space="preserve"> </w:t>
+      </w:r>
+      <w:r>
+        <w:t>i</w:t>
+      </w:r>
+      <w:r>
+        <w:t xml:space="preserve">f its corresponding digit key was </w:t>
+      </w:r>
+      <w:r>
+        <w:t>press</w:t>
+      </w:r>
+      <w:r>
+        <w:t xml:space="preserve">ed (e.g. </w:t>
+      </w:r>
+      <w:r>
+        <w:t>‘1’, ‘2’, or ‘3’</w:t>
+      </w:r>
+      <w:r>
+        <w:t>)</w:t>
+      </w:r>
+      <w:r>
+        <w:t>.</w:t>
+      </w:r>
+    </w:p>
+    <w:p>
+      <w:pPr>
+        <w:pStyle w:val="Heading2"/>
+      </w:pPr>
+      <w:r>
+        <w:t>Darek behavior</w:t>
+      </w:r>
+    </w:p>
+    <w:p>
+      <w:r>
+        <w:t xml:space="preserve">The last big piece of functionality I needed to implement was Dalek </w:t>
+      </w:r>
+      <w:r>
+        <w:t>behavior</w:t>
+      </w:r>
+      <w:r>
+        <w:t xml:space="preserve">.  </w:t>
+      </w:r>
+      <w:r>
+        <w:t>M</w:t>
+      </w:r>
+      <w:r>
+        <w:t xml:space="preserve">aking </w:t>
+      </w:r>
+      <w:r>
+        <w:t>Daleks behave like Daleks.</w:t>
+      </w:r>
+    </w:p>
+    <w:p>
+      <w:r>
+        <w:t xml:space="preserve">I </w:t>
+      </w:r>
+      <w:r>
+        <w:t xml:space="preserve">landed on the idea that Daleks </w:t>
+      </w:r>
+      <w:r>
+        <w:t xml:space="preserve">would be directed by an </w:t>
+      </w:r>
+      <w:r>
+        <w:t>‘</w:t>
+      </w:r>
+      <w:r>
+        <w:rPr>
+          <w:b/>
+          <w:bCs/>
+          <w:i/>
+          <w:iCs/>
+        </w:rPr>
+        <w:t>action</w:t>
+      </w:r>
+      <w:r>
+        <w:t>’</w:t>
+      </w:r>
+      <w:r>
+        <w:t xml:space="preserve">, which </w:t>
+      </w:r>
+      <w:r>
+        <w:t xml:space="preserve">could be either </w:t>
+      </w:r>
+      <w:r>
+        <w:rPr>
+          <w:b/>
+          <w:bCs/>
+          <w:i/>
+          <w:iCs/>
+        </w:rPr>
+        <w:t>look</w:t>
+      </w:r>
+      <w:r>
+        <w:t xml:space="preserve">, </w:t>
+      </w:r>
+      <w:r>
+        <w:rPr>
+          <w:b/>
+          <w:bCs/>
+          <w:i/>
+          <w:iCs/>
+        </w:rPr>
+        <w:t>pace</w:t>
+      </w:r>
+      <w:r>
+        <w:t>,</w:t>
+      </w:r>
+      <w:r>
+        <w:t xml:space="preserve"> </w:t>
+      </w:r>
+      <w:r>
+        <w:t xml:space="preserve">or </w:t>
+      </w:r>
+      <w:r>
+        <w:rPr>
+          <w:b/>
+          <w:bCs/>
+          <w:i/>
+          <w:iCs/>
+        </w:rPr>
+        <w:t>pursue</w:t>
+      </w:r>
+      <w:r>
+        <w:t>.</w:t>
+      </w:r>
+      <w:r>
+        <w:t xml:space="preserve">  </w:t>
+      </w:r>
+      <w:r>
+        <w:t>The basic b</w:t>
+      </w:r>
+      <w:r>
+        <w:t xml:space="preserve">ehavior </w:t>
+      </w:r>
+      <w:r>
+        <w:t>of a Dalek could then be built around these</w:t>
+      </w:r>
+      <w:r>
+        <w:t>.</w:t>
+      </w:r>
+      <w:r>
+        <w:t xml:space="preserve">  The</w:t>
+      </w:r>
+      <w:r>
+        <w:t xml:space="preserve"> behaviors being</w:t>
+      </w:r>
+      <w:r>
+        <w:t>:</w:t>
+      </w:r>
+    </w:p>
+    <w:p>
+      <w:pPr>
+        <w:ind w:firstLine="720"/>
+      </w:pPr>
+      <w:r>
+        <w:rPr>
+          <w:b/>
+          <w:bCs/>
+          <w:i/>
+          <w:iCs/>
+        </w:rPr>
+        <w:t>Look</w:t>
+      </w:r>
+      <w:r>
+        <w:t xml:space="preserve"> – Dalek is </w:t>
+      </w:r>
+      <w:r>
+        <w:t xml:space="preserve">motionless, looking </w:t>
+      </w:r>
+      <w:r>
+        <w:t>either left or right</w:t>
+      </w:r>
+      <w:r>
+        <w:t>.</w:t>
+      </w:r>
+    </w:p>
+    <w:p>
+      <w:r>
+        <w:t xml:space="preserve"> </w:t>
+      </w:r>
+      <w:r>
+        <w:tab/>
+      </w:r>
+      <w:r>
+        <w:rPr>
+          <w:b/>
+          <w:bCs/>
+          <w:i/>
+          <w:iCs/>
+        </w:rPr>
+        <w:t>Pace</w:t>
+      </w:r>
+      <w:r>
+        <w:t xml:space="preserve"> – Dalek </w:t>
+      </w:r>
+      <w:r>
+        <w:t>paces slowly left and right, turning if it encounters a wall.</w:t>
+      </w:r>
+    </w:p>
+    <w:p>
+      <w:pPr>
+        <w:ind w:left="720" w:hanging="720"/>
+        <w:rPr>
+          <w:i/>
+          <w:iCs/>
+        </w:rPr>
+      </w:pPr>
+      <w:r>
+        <w:tab/>
+      </w:r>
+      <w:r>
+        <w:rPr>
+          <w:b/>
+          <w:bCs/>
+          <w:i/>
+          <w:iCs/>
+        </w:rPr>
+        <w:t>Pursue</w:t>
+      </w:r>
+      <w:r>
+        <w:t xml:space="preserve"> – Dalek moves quickly towards K9</w:t>
+      </w:r>
+      <w:r>
+        <w:t xml:space="preserve"> </w:t>
+      </w:r>
+      <w:r>
+        <w:t>and fires it</w:t>
+      </w:r>
+      <w:r>
+        <w:t>s</w:t>
+      </w:r>
+      <w:r>
+        <w:t xml:space="preserve"> weapon </w:t>
+      </w:r>
+      <w:r>
+        <w:t>if K9 is in range</w:t>
+      </w:r>
+      <w:r>
+        <w:t>.</w:t>
+      </w:r>
+      <w:r>
+        <w:t xml:space="preserve"> </w:t>
+      </w:r>
+    </w:p>
+    <w:p>
+      <w:r>
+        <w:t xml:space="preserve">If a </w:t>
+      </w:r>
+      <w:r>
+        <w:t>Dalek see</w:t>
+      </w:r>
+      <w:r>
+        <w:t xml:space="preserve">s K9, the action is promoted to </w:t>
+      </w:r>
+      <w:r>
+        <w:rPr>
+          <w:b/>
+          <w:bCs/>
+          <w:i/>
+          <w:iCs/>
+        </w:rPr>
+        <w:t>Pursue</w:t>
+      </w:r>
+      <w:r>
+        <w:t xml:space="preserve">, and if a </w:t>
+      </w:r>
+      <w:r>
+        <w:t xml:space="preserve">pursuing </w:t>
+      </w:r>
+      <w:r>
+        <w:t xml:space="preserve">Dalek </w:t>
+      </w:r>
+      <w:r>
+        <w:t xml:space="preserve">loses K9, the action is demoted to </w:t>
+      </w:r>
+      <w:r>
+        <w:rPr>
+          <w:b/>
+          <w:bCs/>
+          <w:i/>
+          <w:iCs/>
+        </w:rPr>
+        <w:t>Pace</w:t>
+      </w:r>
+      <w:r>
+        <w:t>.</w:t>
+      </w:r>
+    </w:p>
+    <w:p>
+      <w:r>
+        <w:t xml:space="preserve">I </w:t>
+      </w:r>
+      <w:r>
+        <w:t xml:space="preserve">then </w:t>
+      </w:r>
+      <w:r>
+        <w:t>lay</w:t>
+      </w:r>
+      <w:r>
+        <w:t xml:space="preserve">ered on </w:t>
+      </w:r>
+      <w:r>
+        <w:t xml:space="preserve">more </w:t>
+      </w:r>
+      <w:r>
+        <w:t>behaviors</w:t>
+      </w:r>
+      <w:r>
+        <w:t>, such as if a Dalek is lasered from behind, it turns</w:t>
+      </w:r>
+      <w:r>
+        <w:t>.</w:t>
+      </w:r>
+    </w:p>
+    <w:p>
+      <w:r>
+        <w:t xml:space="preserve">I spent some time </w:t>
+      </w:r>
+      <w:r>
+        <w:t>developing idea</w:t>
+      </w:r>
+      <w:r>
+        <w:t>s</w:t>
+      </w:r>
+      <w:r>
+        <w:t xml:space="preserve"> for </w:t>
+      </w:r>
+      <w:r>
+        <w:t xml:space="preserve">how Daleks could pursue K9 </w:t>
+      </w:r>
+      <w:r>
+        <w:t>in a more believable way</w:t>
+      </w:r>
+      <w:r>
+        <w:t xml:space="preserve">, </w:t>
+      </w:r>
+      <w:r>
+        <w:t xml:space="preserve">pursuing </w:t>
+      </w:r>
+      <w:r>
+        <w:t>K9 up or down elevat</w:t>
+      </w:r>
+      <w:r>
+        <w:t>ors</w:t>
+      </w:r>
+      <w:r>
+        <w:t>, search</w:t>
+      </w:r>
+      <w:r>
+        <w:t>ing</w:t>
+      </w:r>
+      <w:r>
+        <w:t xml:space="preserve"> for K9 </w:t>
+      </w:r>
+      <w:r>
+        <w:t xml:space="preserve">when </w:t>
+      </w:r>
+      <w:r>
+        <w:t>he’s no longer visible</w:t>
+      </w:r>
+      <w:r>
+        <w:t xml:space="preserve"> etc.</w:t>
+      </w:r>
+      <w:r>
+        <w:t xml:space="preserve">  I concluded that the easiest way to </w:t>
+      </w:r>
+      <w:r>
+        <w:t xml:space="preserve">accomplish </w:t>
+      </w:r>
+      <w:r>
+        <w:t xml:space="preserve">this would be to add a directional component to the </w:t>
+      </w:r>
+      <w:r>
+        <w:rPr>
+          <w:b/>
+          <w:bCs/>
+          <w:i/>
+          <w:iCs/>
+        </w:rPr>
+        <w:t>Pursue</w:t>
+      </w:r>
+      <w:r>
+        <w:t xml:space="preserve"> action</w:t>
+      </w:r>
+      <w:r>
+        <w:t xml:space="preserve"> which indicated the direction that K9 was last seen in</w:t>
+      </w:r>
+      <w:r>
+        <w:t xml:space="preserve">.  The </w:t>
+      </w:r>
+      <w:r>
+        <w:rPr>
+          <w:b/>
+          <w:bCs/>
+          <w:i/>
+          <w:iCs/>
+        </w:rPr>
+        <w:t>Pursue</w:t>
+      </w:r>
+      <w:r>
+        <w:t xml:space="preserve"> action became </w:t>
+      </w:r>
+      <w:proofErr w:type="spellStart"/>
+      <w:r>
+        <w:rPr>
+          <w:b/>
+          <w:bCs/>
+          <w:i/>
+          <w:iCs/>
+        </w:rPr>
+        <w:t>PursueLeft</w:t>
+      </w:r>
+      <w:proofErr w:type="spellEnd"/>
+      <w:r>
+        <w:t xml:space="preserve">, </w:t>
+      </w:r>
+      <w:proofErr w:type="spellStart"/>
+      <w:r>
+        <w:rPr>
+          <w:b/>
+          <w:bCs/>
+          <w:i/>
+          <w:iCs/>
+        </w:rPr>
+        <w:t>PursueRight</w:t>
+      </w:r>
+      <w:proofErr w:type="spellEnd"/>
+      <w:r>
+        <w:t xml:space="preserve">, </w:t>
+      </w:r>
+      <w:proofErr w:type="spellStart"/>
+      <w:r>
+        <w:rPr>
+          <w:b/>
+          <w:bCs/>
+          <w:i/>
+          <w:iCs/>
+        </w:rPr>
+        <w:t>PursueUp</w:t>
+      </w:r>
+      <w:proofErr w:type="spellEnd"/>
+      <w:r>
+        <w:t xml:space="preserve">, </w:t>
+      </w:r>
+      <w:r>
+        <w:t xml:space="preserve">or </w:t>
+      </w:r>
+      <w:proofErr w:type="spellStart"/>
+      <w:r>
+        <w:rPr>
+          <w:b/>
+          <w:bCs/>
+          <w:i/>
+          <w:iCs/>
+        </w:rPr>
+        <w:t>PursueDown</w:t>
+      </w:r>
+      <w:proofErr w:type="spellEnd"/>
+      <w:r>
+        <w:t>.</w:t>
+      </w:r>
+    </w:p>
+    <w:p>
+      <w:pPr>
+        <w:ind w:left="720" w:hanging="720"/>
+      </w:pPr>
+      <w:r>
+        <w:t xml:space="preserve">Here </w:t>
+      </w:r>
+      <w:r>
+        <w:t>is</w:t>
+      </w:r>
+      <w:r>
+        <w:t xml:space="preserve"> the </w:t>
+      </w:r>
+      <w:r>
+        <w:t xml:space="preserve">final list of </w:t>
+      </w:r>
+      <w:r>
+        <w:t>pursue behavior</w:t>
+      </w:r>
+      <w:r>
+        <w:t>al</w:t>
+      </w:r>
+      <w:r>
+        <w:t xml:space="preserve"> rules</w:t>
+      </w:r>
+      <w:r>
+        <w:t>:</w:t>
+      </w:r>
+    </w:p>
+    <w:p>
+      <w:pPr>
+        <w:ind w:left="720" w:hanging="720"/>
+      </w:pPr>
+      <w:r>
+        <w:rPr>
+          <w:b/>
+          <w:bCs/>
+          <w:i/>
+          <w:iCs/>
+        </w:rPr>
+        <w:tab/>
+      </w:r>
+      <w:proofErr w:type="spellStart"/>
+      <w:r>
+        <w:rPr>
+          <w:b/>
+          <w:bCs/>
+          <w:i/>
+          <w:iCs/>
+        </w:rPr>
+        <w:t>Pursue</w:t>
+      </w:r>
+      <w:r>
+        <w:rPr>
+          <w:b/>
+          <w:bCs/>
+          <w:i/>
+          <w:iCs/>
+        </w:rPr>
+        <w:t>Left</w:t>
+      </w:r>
+      <w:proofErr w:type="spellEnd"/>
+      <w:r>
+        <w:rPr>
+          <w:b/>
+          <w:bCs/>
+          <w:i/>
+          <w:iCs/>
+        </w:rPr>
+        <w:t xml:space="preserve"> </w:t>
+      </w:r>
+      <w:r>
+        <w:t>and</w:t>
+      </w:r>
+      <w:r>
+        <w:rPr>
+          <w:b/>
+          <w:bCs/>
+          <w:i/>
+          <w:iCs/>
+        </w:rPr>
+        <w:t xml:space="preserve"> </w:t>
+      </w:r>
+      <w:proofErr w:type="spellStart"/>
+      <w:r>
+        <w:rPr>
+          <w:b/>
+          <w:bCs/>
+          <w:i/>
+          <w:iCs/>
+        </w:rPr>
+        <w:t>PursueRight</w:t>
+      </w:r>
+      <w:proofErr w:type="spellEnd"/>
+      <w:r>
+        <w:rPr>
+          <w:b/>
+          <w:bCs/>
+          <w:i/>
+          <w:iCs/>
+        </w:rPr>
+        <w:t xml:space="preserve"> </w:t>
+      </w:r>
+      <w:r>
+        <w:t xml:space="preserve"> – </w:t>
+      </w:r>
+      <w:r>
+        <w:t xml:space="preserve">Daleks </w:t>
+      </w:r>
+      <w:r>
+        <w:t>move quickly left or right</w:t>
+      </w:r>
+      <w:r>
+        <w:t>, or vice versa</w:t>
+      </w:r>
+      <w:r>
+        <w:t xml:space="preserve">. </w:t>
+      </w:r>
+      <w:r>
+        <w:t xml:space="preserve">If </w:t>
+      </w:r>
+      <w:r>
+        <w:t>a Dalek</w:t>
+      </w:r>
+      <w:r>
+        <w:t xml:space="preserve"> encounters a wall, the </w:t>
+      </w:r>
+      <w:r>
+        <w:t xml:space="preserve">Dalek </w:t>
+      </w:r>
+      <w:r>
+        <w:t>turns</w:t>
+      </w:r>
+      <w:r>
+        <w:t>,</w:t>
+      </w:r>
+      <w:r>
+        <w:t xml:space="preserve"> and the </w:t>
+      </w:r>
+      <w:r>
+        <w:t xml:space="preserve">action </w:t>
+      </w:r>
+      <w:r>
+        <w:t xml:space="preserve">is </w:t>
+      </w:r>
+      <w:r>
+        <w:t>change</w:t>
+      </w:r>
+      <w:r>
+        <w:t xml:space="preserve">d </w:t>
+      </w:r>
+      <w:r>
+        <w:t xml:space="preserve">to </w:t>
+      </w:r>
+      <w:proofErr w:type="spellStart"/>
+      <w:r>
+        <w:rPr>
+          <w:b/>
+          <w:bCs/>
+          <w:i/>
+          <w:iCs/>
+        </w:rPr>
+        <w:t>PursueUp</w:t>
+      </w:r>
+      <w:proofErr w:type="spellEnd"/>
+      <w:r>
+        <w:t xml:space="preserve"> or </w:t>
+      </w:r>
+      <w:proofErr w:type="spellStart"/>
+      <w:r>
+        <w:rPr>
+          <w:b/>
+          <w:bCs/>
+          <w:i/>
+          <w:iCs/>
+        </w:rPr>
+        <w:t>PursueDown</w:t>
+      </w:r>
+      <w:proofErr w:type="spellEnd"/>
+      <w:r>
+        <w:t>.</w:t>
+      </w:r>
+    </w:p>
+    <w:p>
+      <w:pPr>
+        <w:ind w:left="720"/>
+      </w:pPr>
+      <w:proofErr w:type="spellStart"/>
+      <w:r>
+        <w:rPr>
+          <w:b/>
+          <w:bCs/>
+          <w:i/>
+          <w:iCs/>
+        </w:rPr>
+        <w:t>Pursue</w:t>
+      </w:r>
+      <w:r>
+        <w:rPr>
+          <w:b/>
+          <w:bCs/>
+          <w:i/>
+          <w:iCs/>
+        </w:rPr>
+        <w:t>Up</w:t>
+      </w:r>
+      <w:proofErr w:type="spellEnd"/>
+      <w:r>
+        <w:rPr>
+          <w:b/>
+          <w:bCs/>
+          <w:i/>
+          <w:iCs/>
+        </w:rPr>
+        <w:t xml:space="preserve"> </w:t>
+      </w:r>
+      <w:r>
+        <w:t>and</w:t>
+      </w:r>
+      <w:r>
+        <w:rPr>
+          <w:b/>
+          <w:bCs/>
+          <w:i/>
+          <w:iCs/>
+        </w:rPr>
+        <w:t xml:space="preserve"> </w:t>
+      </w:r>
+      <w:proofErr w:type="spellStart"/>
+      <w:r>
+        <w:rPr>
+          <w:b/>
+          <w:bCs/>
+          <w:i/>
+          <w:iCs/>
+        </w:rPr>
+        <w:t>PursueDown</w:t>
+      </w:r>
+      <w:proofErr w:type="spellEnd"/>
+      <w:r>
+        <w:rPr>
+          <w:b/>
+          <w:bCs/>
+          <w:i/>
+          <w:iCs/>
+        </w:rPr>
+        <w:t xml:space="preserve"> </w:t>
+      </w:r>
+      <w:r>
+        <w:t xml:space="preserve"> – Daleks </w:t>
+      </w:r>
+      <w:r>
+        <w:t>move quickly left or right</w:t>
+      </w:r>
+      <w:r>
+        <w:t xml:space="preserve">, or vice versa, looking for an elevator to ride up or down. </w:t>
+      </w:r>
+      <w:r>
+        <w:t xml:space="preserve">If a Dalek encounters a wall, </w:t>
+      </w:r>
+      <w:r>
+        <w:t xml:space="preserve">the Dalek </w:t>
+      </w:r>
+      <w:r>
+        <w:t>turns,</w:t>
+      </w:r>
+      <w:r>
+        <w:t xml:space="preserve"> and the </w:t>
+      </w:r>
+      <w:r>
+        <w:t xml:space="preserve">action </w:t>
+      </w:r>
+      <w:r>
+        <w:t xml:space="preserve">is toggled between </w:t>
+      </w:r>
+      <w:proofErr w:type="spellStart"/>
+      <w:r>
+        <w:rPr>
+          <w:b/>
+          <w:bCs/>
+          <w:i/>
+          <w:iCs/>
+        </w:rPr>
+        <w:t>PursueUp</w:t>
+      </w:r>
+      <w:proofErr w:type="spellEnd"/>
+      <w:r>
+        <w:t xml:space="preserve"> </w:t>
+      </w:r>
+      <w:r>
+        <w:t>and</w:t>
+      </w:r>
+      <w:r>
+        <w:t xml:space="preserve"> </w:t>
+      </w:r>
+      <w:proofErr w:type="spellStart"/>
+      <w:r>
+        <w:rPr>
+          <w:b/>
+          <w:bCs/>
+          <w:i/>
+          <w:iCs/>
+        </w:rPr>
+        <w:t>PursueDown</w:t>
+      </w:r>
+      <w:proofErr w:type="spellEnd"/>
+      <w:r>
+        <w:rPr>
+          <w:b/>
+          <w:bCs/>
+          <w:i/>
+          <w:iCs/>
+        </w:rPr>
+        <w:t xml:space="preserve">.  </w:t>
+      </w:r>
+      <w:r>
+        <w:t>Daleks</w:t>
+      </w:r>
+      <w:r>
+        <w:rPr>
+          <w:b/>
+          <w:bCs/>
+          <w:i/>
+          <w:iCs/>
+        </w:rPr>
+        <w:t xml:space="preserve"> </w:t>
+      </w:r>
+      <w:r>
+        <w:t>wait if the elevator it wants to ascend or descend</w:t>
+      </w:r>
+      <w:r>
+        <w:t xml:space="preserve"> on</w:t>
+      </w:r>
+      <w:r>
+        <w:t xml:space="preserve"> is </w:t>
+      </w:r>
+      <w:r>
+        <w:t xml:space="preserve">blocked from </w:t>
+      </w:r>
+      <w:r>
+        <w:t>mov</w:t>
+      </w:r>
+      <w:r>
+        <w:t>ing.</w:t>
+      </w:r>
+    </w:p>
+    <w:p>
+      <w:r>
+        <w:t xml:space="preserve">And </w:t>
+      </w:r>
+      <w:r>
+        <w:t xml:space="preserve">here is the list of </w:t>
+      </w:r>
+      <w:r>
+        <w:t>common behavior</w:t>
+      </w:r>
+      <w:r>
+        <w:t>al rules</w:t>
+      </w:r>
+      <w:r>
+        <w:t>:</w:t>
       </w:r>
     </w:p>
     <w:p>
@@ -10984,61 +12168,37 @@
         </w:numPr>
       </w:pPr>
       <w:r>
-        <w:t>D</w:t>
-      </w:r>
-      <w:r>
-        <w:t xml:space="preserve">isc catalog </w:t>
-      </w:r>
-      <w:r>
-        <w:t xml:space="preserve">information </w:t>
-      </w:r>
-      <w:r>
-        <w:t>is written to page &amp;</w:t>
-      </w:r>
-      <w:r>
-        <w:t>0</w:t>
-      </w:r>
-      <w:r>
-        <w:t>E</w:t>
-      </w:r>
-      <w:r>
-        <w:t xml:space="preserve"> </w:t>
-      </w:r>
-      <w:r>
-        <w:t xml:space="preserve">(DFS workspace) </w:t>
-      </w:r>
-      <w:r>
-        <w:t xml:space="preserve">overwriting </w:t>
-      </w:r>
-      <w:r>
-        <w:t xml:space="preserve">existing </w:t>
-      </w:r>
-      <w:r>
-        <w:t>sprite data.  This is not a</w:t>
-      </w:r>
-      <w:r>
-        <w:t xml:space="preserve">n issue </w:t>
-      </w:r>
-      <w:r>
-        <w:t xml:space="preserve">because the </w:t>
-      </w:r>
-      <w:r>
-        <w:t xml:space="preserve">level </w:t>
-      </w:r>
-      <w:r>
-        <w:t xml:space="preserve">sprite data will be </w:t>
-      </w:r>
-      <w:r>
-        <w:t xml:space="preserve">refreshed in this </w:t>
-      </w:r>
-      <w:r>
-        <w:t xml:space="preserve">page </w:t>
-      </w:r>
-      <w:r>
-        <w:t>during level initialization</w:t>
-      </w:r>
-      <w:r>
-        <w:t>.</w:t>
+        <w:t xml:space="preserve">If </w:t>
+      </w:r>
+      <w:r>
+        <w:t xml:space="preserve">a Dalek </w:t>
+      </w:r>
+      <w:r>
+        <w:t xml:space="preserve">does not have sufficient health to move or use </w:t>
+      </w:r>
+      <w:r>
+        <w:t xml:space="preserve">its </w:t>
+      </w:r>
+      <w:r>
+        <w:t xml:space="preserve">weapon, </w:t>
+      </w:r>
+      <w:r>
+        <w:t xml:space="preserve">the </w:t>
+      </w:r>
+      <w:r>
+        <w:t xml:space="preserve">Dalek’s </w:t>
+      </w:r>
+      <w:r>
+        <w:t xml:space="preserve">action is set to </w:t>
+      </w:r>
+      <w:r>
+        <w:rPr>
+          <w:b/>
+          <w:bCs/>
+          <w:i/>
+          <w:iCs/>
+        </w:rPr>
+        <w:t>Look</w:t>
       </w:r>
     </w:p>
     <w:p>
@@ -11050,1003 +12210,7 @@
         </w:numPr>
       </w:pPr>
       <w:r>
-        <w:t>Page</w:t>
-      </w:r>
-      <w:r>
-        <w:t xml:space="preserve">s &amp;17 and &amp;18 (DFS workspace) are </w:t>
-      </w:r>
-      <w:r>
-        <w:t xml:space="preserve">also </w:t>
-      </w:r>
-      <w:r>
-        <w:t xml:space="preserve">read and </w:t>
-      </w:r>
-      <w:r>
-        <w:t>modified</w:t>
-      </w:r>
-      <w:r>
-        <w:t xml:space="preserve">.  Game code resides in these pages.  To avoid issues, the code is saved </w:t>
-      </w:r>
-      <w:r>
-        <w:t xml:space="preserve">elsewhere </w:t>
-      </w:r>
-      <w:r>
-        <w:t xml:space="preserve">and the pages cleared before the </w:t>
-      </w:r>
-      <w:r>
-        <w:rPr>
-          <w:b/>
-          <w:bCs/>
-        </w:rPr>
-        <w:t>osfile</w:t>
-      </w:r>
-      <w:r>
-        <w:t xml:space="preserve"> function is called.  The </w:t>
-      </w:r>
-      <w:r>
-        <w:t xml:space="preserve">game code is </w:t>
-      </w:r>
-      <w:r>
-        <w:t xml:space="preserve">then </w:t>
-      </w:r>
-      <w:r>
-        <w:t>restore</w:t>
-      </w:r>
-      <w:r>
-        <w:t>d after the call.</w:t>
-      </w:r>
-      <w:r>
-        <w:t xml:space="preserve">  A</w:t>
-      </w:r>
-      <w:r>
-        <w:t xml:space="preserve">n ASSERT is used to ensure that the </w:t>
-      </w:r>
-      <w:r>
-        <w:rPr>
-          <w:i/>
-          <w:iCs/>
-        </w:rPr>
-        <w:t>loadLevel</w:t>
-      </w:r>
-      <w:r>
-        <w:t xml:space="preserve"> </w:t>
-      </w:r>
-      <w:r>
-        <w:t xml:space="preserve">code </w:t>
-      </w:r>
-      <w:r>
-        <w:t xml:space="preserve">is not </w:t>
-      </w:r>
-      <w:r>
-        <w:t xml:space="preserve">assembled within </w:t>
-      </w:r>
-      <w:r>
-        <w:t xml:space="preserve">these </w:t>
-      </w:r>
-      <w:r>
-        <w:t>p</w:t>
-      </w:r>
-      <w:r>
-        <w:t>ages</w:t>
-      </w:r>
-      <w:r>
-        <w:t>, which would be bad.</w:t>
-      </w:r>
-    </w:p>
-    <w:p>
-      <w:r>
-        <w:t>The palette colors are all set to black during the loading process.</w:t>
-      </w:r>
-    </w:p>
-    <w:p>
-      <w:r>
-        <w:t xml:space="preserve">The title screen was updated with instructions for how to </w:t>
-      </w:r>
-      <w:r>
-        <w:t>restart</w:t>
-      </w:r>
-      <w:r>
-        <w:t xml:space="preserve"> a level, and a ‘R’ key handler was implemented to call the </w:t>
-      </w:r>
-      <w:r>
-        <w:rPr>
-          <w:i/>
-          <w:iCs/>
-        </w:rPr>
-        <w:t>loadLevel</w:t>
-      </w:r>
-      <w:r>
-        <w:t xml:space="preserve"> </w:t>
-      </w:r>
-      <w:r>
-        <w:t xml:space="preserve">routine indirectly through a </w:t>
-      </w:r>
-      <w:r>
-        <w:rPr>
-          <w:i/>
-          <w:iCs/>
-        </w:rPr>
-        <w:t>reloadLevel</w:t>
-      </w:r>
-      <w:r>
-        <w:t xml:space="preserve"> routine.</w:t>
-      </w:r>
-    </w:p>
-    <w:p>
-      <w:r>
-        <w:lastRenderedPageBreak/>
-        <w:t xml:space="preserve">There was insufficient memory to implement </w:t>
-      </w:r>
-      <w:r>
-        <w:t xml:space="preserve">all the </w:t>
-      </w:r>
-      <w:r>
-        <w:t xml:space="preserve">changes so more memory needed to be freed up.  After reviewing the sources multiple </w:t>
-      </w:r>
-      <w:r>
-        <w:t>times,</w:t>
-      </w:r>
-      <w:r>
-        <w:t xml:space="preserve"> I concluded that </w:t>
-      </w:r>
-      <w:r>
-        <w:t xml:space="preserve">the best way to reclaim memory was </w:t>
-      </w:r>
-      <w:r>
-        <w:t>to use Mode</w:t>
-      </w:r>
-      <w:r>
-        <w:t xml:space="preserve"> </w:t>
-      </w:r>
-      <w:r>
-        <w:t>7 level complete screens</w:t>
-      </w:r>
-      <w:r>
-        <w:t>, which allow</w:t>
-      </w:r>
-      <w:r>
-        <w:t>ed</w:t>
-      </w:r>
-      <w:r>
-        <w:t xml:space="preserve"> me to delete all the Mode</w:t>
-      </w:r>
-      <w:r>
-        <w:t xml:space="preserve"> </w:t>
-      </w:r>
-      <w:r>
-        <w:t xml:space="preserve">1 text routines I’d </w:t>
-      </w:r>
-      <w:r>
-        <w:t xml:space="preserve">previously </w:t>
-      </w:r>
-      <w:r>
-        <w:t>written</w:t>
-      </w:r>
-      <w:r>
-        <w:t>.  I was forced to make the trade.</w:t>
-      </w:r>
-    </w:p>
-    <w:p>
-      <w:r>
-        <w:t>I could now re</w:t>
-      </w:r>
-      <w:r>
-        <w:t xml:space="preserve">start the current level by pressing </w:t>
-      </w:r>
-      <w:r>
-        <w:t xml:space="preserve">the </w:t>
-      </w:r>
-      <w:r>
-        <w:t>‘R’</w:t>
-      </w:r>
-      <w:r>
-        <w:t xml:space="preserve"> key. Yeah!</w:t>
-      </w:r>
-    </w:p>
-    <w:p>
-      <w:r>
-        <w:t>The next step was to create two more level</w:t>
-      </w:r>
-      <w:r>
-        <w:t>s and update the level complete screen to load the next level</w:t>
-      </w:r>
-      <w:r>
-        <w:t xml:space="preserve"> or show a new game complete screen when the last level was completed.</w:t>
-      </w:r>
-      <w:r>
-        <w:t xml:space="preserve"> </w:t>
-      </w:r>
-    </w:p>
-    <w:p>
-      <w:r>
-        <w:t xml:space="preserve">Later in development, I extended </w:t>
-      </w:r>
-      <w:r>
-        <w:t>‘</w:t>
-      </w:r>
-      <w:r>
-        <w:rPr>
-          <w:i/>
-          <w:iCs/>
-        </w:rPr>
-        <w:t>god</w:t>
-      </w:r>
-      <w:r>
-        <w:rPr>
-          <w:i/>
-          <w:iCs/>
-        </w:rPr>
-        <w:t xml:space="preserve"> </w:t>
-      </w:r>
-      <w:r>
-        <w:rPr>
-          <w:i/>
-          <w:iCs/>
-        </w:rPr>
-        <w:t>mode</w:t>
-      </w:r>
-      <w:r>
-        <w:t>’</w:t>
-      </w:r>
-      <w:r>
-        <w:t xml:space="preserve"> to load a specific level</w:t>
-      </w:r>
-      <w:r>
-        <w:t xml:space="preserve"> </w:t>
-      </w:r>
-      <w:r>
-        <w:t>i</w:t>
-      </w:r>
-      <w:r>
-        <w:t xml:space="preserve">f its corresponding digit key was </w:t>
-      </w:r>
-      <w:r>
-        <w:t>press</w:t>
-      </w:r>
-      <w:r>
-        <w:t xml:space="preserve">ed (e.g. </w:t>
-      </w:r>
-      <w:r>
-        <w:t>‘1’, ‘2’, or ‘3’</w:t>
-      </w:r>
-      <w:r>
-        <w:t>)</w:t>
-      </w:r>
-      <w:r>
-        <w:t>.</w:t>
-      </w:r>
-    </w:p>
-    <w:p>
-      <w:pPr>
-        <w:pStyle w:val="Heading2"/>
-      </w:pPr>
-      <w:r>
-        <w:t>Darek behavior</w:t>
-      </w:r>
-    </w:p>
-    <w:p>
-      <w:r>
-        <w:t xml:space="preserve">The last big piece of functionality I needed to implement was Dalek </w:t>
-      </w:r>
-      <w:r>
-        <w:t>behavior</w:t>
-      </w:r>
-      <w:r>
-        <w:t xml:space="preserve">.  </w:t>
-      </w:r>
-      <w:r>
-        <w:t>M</w:t>
-      </w:r>
-      <w:r>
-        <w:t xml:space="preserve">aking </w:t>
-      </w:r>
-      <w:r>
-        <w:t>Daleks behave like Daleks.</w:t>
-      </w:r>
-    </w:p>
-    <w:p>
-      <w:r>
-        <w:t xml:space="preserve">I </w:t>
-      </w:r>
-      <w:r>
-        <w:t xml:space="preserve">landed on the idea that Daleks </w:t>
-      </w:r>
-      <w:r>
-        <w:t xml:space="preserve">would be directed by an </w:t>
-      </w:r>
-      <w:r>
-        <w:t>‘</w:t>
-      </w:r>
-      <w:r>
-        <w:rPr>
-          <w:b/>
-          <w:bCs/>
-          <w:i/>
-          <w:iCs/>
-        </w:rPr>
-        <w:t>action</w:t>
-      </w:r>
-      <w:r>
-        <w:t>’</w:t>
-      </w:r>
-      <w:r>
-        <w:t xml:space="preserve">, which </w:t>
-      </w:r>
-      <w:r>
-        <w:t xml:space="preserve">could be either </w:t>
-      </w:r>
-      <w:r>
-        <w:rPr>
-          <w:b/>
-          <w:bCs/>
-          <w:i/>
-          <w:iCs/>
-        </w:rPr>
-        <w:t>look</w:t>
-      </w:r>
-      <w:r>
-        <w:t xml:space="preserve">, </w:t>
-      </w:r>
-      <w:r>
-        <w:rPr>
-          <w:b/>
-          <w:bCs/>
-          <w:i/>
-          <w:iCs/>
-        </w:rPr>
-        <w:t>pace</w:t>
-      </w:r>
-      <w:r>
-        <w:t>,</w:t>
-      </w:r>
-      <w:r>
-        <w:t xml:space="preserve"> </w:t>
-      </w:r>
-      <w:r>
-        <w:t xml:space="preserve">or </w:t>
-      </w:r>
-      <w:r>
-        <w:rPr>
-          <w:b/>
-          <w:bCs/>
-          <w:i/>
-          <w:iCs/>
-        </w:rPr>
-        <w:t>pursue</w:t>
-      </w:r>
-      <w:r>
-        <w:t>.</w:t>
-      </w:r>
-      <w:r>
-        <w:t xml:space="preserve">  </w:t>
-      </w:r>
-      <w:r>
-        <w:t>The basic b</w:t>
-      </w:r>
-      <w:r>
-        <w:t xml:space="preserve">ehavior </w:t>
-      </w:r>
-      <w:r>
-        <w:t>of a Dalek could then be built around these</w:t>
-      </w:r>
-      <w:r>
-        <w:t>.</w:t>
-      </w:r>
-      <w:r>
-        <w:t xml:space="preserve">  The</w:t>
-      </w:r>
-      <w:r>
-        <w:t xml:space="preserve"> behaviors being</w:t>
-      </w:r>
-      <w:r>
-        <w:t>:</w:t>
-      </w:r>
-    </w:p>
-    <w:p>
-      <w:pPr>
-        <w:ind w:firstLine="720"/>
-      </w:pPr>
-      <w:r>
-        <w:rPr>
-          <w:b/>
-          <w:bCs/>
-          <w:i/>
-          <w:iCs/>
-        </w:rPr>
-        <w:t>Look</w:t>
-      </w:r>
-      <w:r>
-        <w:t xml:space="preserve"> – Dalek is </w:t>
-      </w:r>
-      <w:r>
-        <w:t xml:space="preserve">motionless, looking </w:t>
-      </w:r>
-      <w:r>
-        <w:t>either left or right</w:t>
-      </w:r>
-      <w:r>
-        <w:t>.</w:t>
-      </w:r>
-    </w:p>
-    <w:p>
-      <w:r>
-        <w:t xml:space="preserve"> </w:t>
-      </w:r>
-      <w:r>
-        <w:tab/>
-      </w:r>
-      <w:r>
-        <w:rPr>
-          <w:b/>
-          <w:bCs/>
-          <w:i/>
-          <w:iCs/>
-        </w:rPr>
-        <w:t>Pace</w:t>
-      </w:r>
-      <w:r>
-        <w:t xml:space="preserve"> – Dalek </w:t>
-      </w:r>
-      <w:r>
-        <w:t>paces slowly left and right, turning if it encounters a wall.</w:t>
-      </w:r>
-    </w:p>
-    <w:p>
-      <w:pPr>
-        <w:ind w:left="720" w:hanging="720"/>
-        <w:rPr>
-          <w:i/>
-          <w:iCs/>
-        </w:rPr>
-      </w:pPr>
-      <w:r>
-        <w:tab/>
-      </w:r>
-      <w:r>
-        <w:rPr>
-          <w:b/>
-          <w:bCs/>
-          <w:i/>
-          <w:iCs/>
-        </w:rPr>
-        <w:t>Pursue</w:t>
-      </w:r>
-      <w:r>
-        <w:t xml:space="preserve"> – Dalek moves quickly towards K9</w:t>
-      </w:r>
-      <w:r>
-        <w:t xml:space="preserve"> </w:t>
-      </w:r>
-      <w:r>
-        <w:t>and fires it</w:t>
-      </w:r>
-      <w:r>
-        <w:t>s</w:t>
-      </w:r>
-      <w:r>
-        <w:t xml:space="preserve"> weapon </w:t>
-      </w:r>
-      <w:r>
-        <w:t>if K9 is in range</w:t>
-      </w:r>
-      <w:r>
-        <w:t>.</w:t>
-      </w:r>
-      <w:r>
-        <w:t xml:space="preserve"> </w:t>
-      </w:r>
-    </w:p>
-    <w:p>
-      <w:r>
-        <w:t xml:space="preserve">If a </w:t>
-      </w:r>
-      <w:r>
-        <w:t>Dalek see</w:t>
-      </w:r>
-      <w:r>
-        <w:t xml:space="preserve">s K9, the action is promoted to </w:t>
-      </w:r>
-      <w:r>
-        <w:rPr>
-          <w:b/>
-          <w:bCs/>
-          <w:i/>
-          <w:iCs/>
-        </w:rPr>
-        <w:t>Pursue</w:t>
-      </w:r>
-      <w:r>
-        <w:t xml:space="preserve">, and if a </w:t>
-      </w:r>
-      <w:r>
-        <w:t xml:space="preserve">pursuing </w:t>
-      </w:r>
-      <w:r>
-        <w:t xml:space="preserve">Dalek </w:t>
-      </w:r>
-      <w:r>
-        <w:t xml:space="preserve">loses K9, the action is demoted to </w:t>
-      </w:r>
-      <w:r>
-        <w:rPr>
-          <w:b/>
-          <w:bCs/>
-          <w:i/>
-          <w:iCs/>
-        </w:rPr>
-        <w:t>Pace</w:t>
-      </w:r>
-      <w:r>
-        <w:t>.</w:t>
-      </w:r>
-    </w:p>
-    <w:p>
-      <w:r>
-        <w:t xml:space="preserve">I </w:t>
-      </w:r>
-      <w:r>
-        <w:t xml:space="preserve">then </w:t>
-      </w:r>
-      <w:r>
-        <w:t>lay</w:t>
-      </w:r>
-      <w:r>
-        <w:t xml:space="preserve">ered on </w:t>
-      </w:r>
-      <w:r>
-        <w:t xml:space="preserve">more </w:t>
-      </w:r>
-      <w:r>
-        <w:t>behaviors</w:t>
-      </w:r>
-      <w:r>
-        <w:t>, such as if a Dalek is lasered from behind, it turns</w:t>
-      </w:r>
-      <w:r>
-        <w:t>.</w:t>
-      </w:r>
-    </w:p>
-    <w:p>
-      <w:r>
-        <w:t xml:space="preserve">I spent some time </w:t>
-      </w:r>
-      <w:r>
-        <w:t>developing idea</w:t>
-      </w:r>
-      <w:r>
-        <w:t>s</w:t>
-      </w:r>
-      <w:r>
-        <w:t xml:space="preserve"> for </w:t>
-      </w:r>
-      <w:r>
-        <w:t xml:space="preserve">how Daleks could pursue K9 </w:t>
-      </w:r>
-      <w:r>
-        <w:t>in a more believable way</w:t>
-      </w:r>
-      <w:r>
-        <w:t xml:space="preserve">, </w:t>
-      </w:r>
-      <w:r>
-        <w:t xml:space="preserve">pursuing </w:t>
-      </w:r>
-      <w:r>
-        <w:t>K9 up or down elevat</w:t>
-      </w:r>
-      <w:r>
-        <w:t>ors</w:t>
-      </w:r>
-      <w:r>
-        <w:t>, search</w:t>
-      </w:r>
-      <w:r>
-        <w:t>ing</w:t>
-      </w:r>
-      <w:r>
-        <w:t xml:space="preserve"> for K9 </w:t>
-      </w:r>
-      <w:r>
-        <w:t xml:space="preserve">when </w:t>
-      </w:r>
-      <w:r>
-        <w:t>he’s no longer visible</w:t>
-      </w:r>
-      <w:r>
-        <w:t xml:space="preserve"> etc.</w:t>
-      </w:r>
-      <w:r>
-        <w:t xml:space="preserve">  I concluded that the easiest way to </w:t>
-      </w:r>
-      <w:r>
-        <w:t xml:space="preserve">accomplish </w:t>
-      </w:r>
-      <w:r>
-        <w:t xml:space="preserve">this would be to add a directional component to the </w:t>
-      </w:r>
-      <w:r>
-        <w:rPr>
-          <w:b/>
-          <w:bCs/>
-          <w:i/>
-          <w:iCs/>
-        </w:rPr>
-        <w:t>Pursue</w:t>
-      </w:r>
-      <w:r>
-        <w:t xml:space="preserve"> action</w:t>
-      </w:r>
-      <w:r>
-        <w:t xml:space="preserve"> which indicated the direction that K9 was last seen in</w:t>
-      </w:r>
-      <w:r>
-        <w:t xml:space="preserve">.  The </w:t>
-      </w:r>
-      <w:r>
-        <w:rPr>
-          <w:b/>
-          <w:bCs/>
-          <w:i/>
-          <w:iCs/>
-        </w:rPr>
-        <w:t>Pursue</w:t>
-      </w:r>
-      <w:r>
-        <w:t xml:space="preserve"> action became </w:t>
-      </w:r>
-      <w:r>
-        <w:rPr>
-          <w:b/>
-          <w:bCs/>
-          <w:i/>
-          <w:iCs/>
-        </w:rPr>
-        <w:t>PursueLeft</w:t>
-      </w:r>
-      <w:r>
-        <w:t xml:space="preserve">, </w:t>
-      </w:r>
-      <w:r>
-        <w:rPr>
-          <w:b/>
-          <w:bCs/>
-          <w:i/>
-          <w:iCs/>
-        </w:rPr>
-        <w:t>PursueRight</w:t>
-      </w:r>
-      <w:r>
-        <w:t xml:space="preserve">, </w:t>
-      </w:r>
-      <w:r>
-        <w:rPr>
-          <w:b/>
-          <w:bCs/>
-          <w:i/>
-          <w:iCs/>
-        </w:rPr>
-        <w:t>PursueUp</w:t>
-      </w:r>
-      <w:r>
-        <w:t xml:space="preserve">, </w:t>
-      </w:r>
-      <w:r>
-        <w:t xml:space="preserve">or </w:t>
-      </w:r>
-      <w:r>
-        <w:rPr>
-          <w:b/>
-          <w:bCs/>
-          <w:i/>
-          <w:iCs/>
-        </w:rPr>
-        <w:t>PursueDown</w:t>
-      </w:r>
-      <w:r>
-        <w:t>.</w:t>
-      </w:r>
-    </w:p>
-    <w:p>
-      <w:pPr>
-        <w:ind w:left="720" w:hanging="720"/>
-      </w:pPr>
-      <w:r>
-        <w:t xml:space="preserve">Here </w:t>
-      </w:r>
-      <w:r>
-        <w:t>is</w:t>
-      </w:r>
-      <w:r>
-        <w:t xml:space="preserve"> the </w:t>
-      </w:r>
-      <w:r>
-        <w:t xml:space="preserve">final list of </w:t>
-      </w:r>
-      <w:r>
-        <w:t>pursue behavior</w:t>
-      </w:r>
-      <w:r>
-        <w:t>al</w:t>
-      </w:r>
-      <w:r>
-        <w:t xml:space="preserve"> rules</w:t>
-      </w:r>
-      <w:r>
-        <w:t>:</w:t>
-      </w:r>
-    </w:p>
-    <w:p>
-      <w:pPr>
-        <w:ind w:left="720" w:hanging="720"/>
-      </w:pPr>
-      <w:r>
-        <w:rPr>
-          <w:b/>
-          <w:bCs/>
-          <w:i/>
-          <w:iCs/>
-        </w:rPr>
-        <w:tab/>
-      </w:r>
-      <w:r>
-        <w:rPr>
-          <w:b/>
-          <w:bCs/>
-          <w:i/>
-          <w:iCs/>
-        </w:rPr>
-        <w:t>Pursue</w:t>
-      </w:r>
-      <w:r>
-        <w:rPr>
-          <w:b/>
-          <w:bCs/>
-          <w:i/>
-          <w:iCs/>
-        </w:rPr>
-        <w:t xml:space="preserve">Left </w:t>
-      </w:r>
-      <w:r>
-        <w:t>and</w:t>
-      </w:r>
-      <w:r>
-        <w:rPr>
-          <w:b/>
-          <w:bCs/>
-          <w:i/>
-          <w:iCs/>
-        </w:rPr>
-        <w:t xml:space="preserve"> PursueRight</w:t>
-      </w:r>
-      <w:r>
-        <w:rPr>
-          <w:b/>
-          <w:bCs/>
-          <w:i/>
-          <w:iCs/>
-        </w:rPr>
-        <w:t xml:space="preserve"> </w:t>
-      </w:r>
-      <w:r>
-        <w:t xml:space="preserve"> – </w:t>
-      </w:r>
-      <w:r>
-        <w:t xml:space="preserve">Daleks </w:t>
-      </w:r>
-      <w:r>
-        <w:t>move quickly left or right</w:t>
-      </w:r>
-      <w:r>
-        <w:t>, or vice versa</w:t>
-      </w:r>
-      <w:r>
-        <w:t xml:space="preserve">. </w:t>
-      </w:r>
-      <w:r>
-        <w:t xml:space="preserve">If </w:t>
-      </w:r>
-      <w:r>
-        <w:t>a Dalek</w:t>
-      </w:r>
-      <w:r>
-        <w:t xml:space="preserve"> encounters a wall, the </w:t>
-      </w:r>
-      <w:r>
-        <w:t xml:space="preserve">Dalek </w:t>
-      </w:r>
-      <w:r>
-        <w:t>turns</w:t>
-      </w:r>
-      <w:r>
-        <w:t>,</w:t>
-      </w:r>
-      <w:r>
-        <w:t xml:space="preserve"> and the </w:t>
-      </w:r>
-      <w:r>
-        <w:t xml:space="preserve">action </w:t>
-      </w:r>
-      <w:r>
-        <w:t xml:space="preserve">is </w:t>
-      </w:r>
-      <w:r>
-        <w:t>change</w:t>
-      </w:r>
-      <w:r>
-        <w:t xml:space="preserve">d </w:t>
-      </w:r>
-      <w:r>
-        <w:t xml:space="preserve">to </w:t>
-      </w:r>
-      <w:r>
-        <w:rPr>
-          <w:b/>
-          <w:bCs/>
-          <w:i/>
-          <w:iCs/>
-        </w:rPr>
-        <w:t>PursueUp</w:t>
-      </w:r>
-      <w:r>
-        <w:t xml:space="preserve"> or </w:t>
-      </w:r>
-      <w:r>
-        <w:rPr>
-          <w:b/>
-          <w:bCs/>
-          <w:i/>
-          <w:iCs/>
-        </w:rPr>
-        <w:t>PursueDown</w:t>
-      </w:r>
-      <w:r>
-        <w:t>.</w:t>
-      </w:r>
-    </w:p>
-    <w:p>
-      <w:pPr>
-        <w:ind w:left="720"/>
-      </w:pPr>
-      <w:r>
-        <w:rPr>
-          <w:b/>
-          <w:bCs/>
-          <w:i/>
-          <w:iCs/>
-        </w:rPr>
-        <w:lastRenderedPageBreak/>
-        <w:t>Pursue</w:t>
-      </w:r>
-      <w:r>
-        <w:rPr>
-          <w:b/>
-          <w:bCs/>
-          <w:i/>
-          <w:iCs/>
-        </w:rPr>
-        <w:t xml:space="preserve">Up </w:t>
-      </w:r>
-      <w:r>
-        <w:t>and</w:t>
-      </w:r>
-      <w:r>
-        <w:rPr>
-          <w:b/>
-          <w:bCs/>
-          <w:i/>
-          <w:iCs/>
-        </w:rPr>
-        <w:t xml:space="preserve"> PursueDown </w:t>
-      </w:r>
-      <w:r>
-        <w:t xml:space="preserve"> – Daleks </w:t>
-      </w:r>
-      <w:r>
-        <w:t>move quickly left or right</w:t>
-      </w:r>
-      <w:r>
-        <w:t xml:space="preserve">, or vice versa, looking for an elevator to ride up or down. </w:t>
-      </w:r>
-      <w:r>
-        <w:t xml:space="preserve">If a Dalek encounters a wall, </w:t>
-      </w:r>
-      <w:r>
-        <w:t xml:space="preserve">the Dalek </w:t>
-      </w:r>
-      <w:r>
-        <w:t>turns,</w:t>
-      </w:r>
-      <w:r>
-        <w:t xml:space="preserve"> and the </w:t>
-      </w:r>
-      <w:r>
-        <w:t xml:space="preserve">action </w:t>
-      </w:r>
-      <w:r>
-        <w:t xml:space="preserve">is toggled between </w:t>
-      </w:r>
-      <w:r>
-        <w:rPr>
-          <w:b/>
-          <w:bCs/>
-          <w:i/>
-          <w:iCs/>
-        </w:rPr>
-        <w:t>PursueUp</w:t>
-      </w:r>
-      <w:r>
-        <w:t xml:space="preserve"> </w:t>
-      </w:r>
-      <w:r>
-        <w:t>and</w:t>
-      </w:r>
-      <w:r>
-        <w:t xml:space="preserve"> </w:t>
-      </w:r>
-      <w:r>
-        <w:rPr>
-          <w:b/>
-          <w:bCs/>
-          <w:i/>
-          <w:iCs/>
-        </w:rPr>
-        <w:t>PursueDown</w:t>
-      </w:r>
-      <w:r>
-        <w:rPr>
-          <w:b/>
-          <w:bCs/>
-          <w:i/>
-          <w:iCs/>
-        </w:rPr>
-        <w:t xml:space="preserve">.  </w:t>
-      </w:r>
-      <w:r>
-        <w:t>Daleks</w:t>
-      </w:r>
-      <w:r>
-        <w:rPr>
-          <w:b/>
-          <w:bCs/>
-          <w:i/>
-          <w:iCs/>
-        </w:rPr>
-        <w:t xml:space="preserve"> </w:t>
-      </w:r>
-      <w:r>
-        <w:t>wait if the elevator it wants to ascend or descend</w:t>
-      </w:r>
-      <w:r>
-        <w:t xml:space="preserve"> on</w:t>
-      </w:r>
-      <w:r>
-        <w:t xml:space="preserve"> is </w:t>
-      </w:r>
-      <w:r>
-        <w:t xml:space="preserve">blocked from </w:t>
-      </w:r>
-      <w:r>
-        <w:t>mov</w:t>
-      </w:r>
-      <w:r>
-        <w:t>ing.</w:t>
-      </w:r>
-    </w:p>
-    <w:p>
-      <w:r>
-        <w:t xml:space="preserve">And </w:t>
-      </w:r>
-      <w:r>
-        <w:t xml:space="preserve">here is the list of </w:t>
-      </w:r>
-      <w:r>
-        <w:t>common behavior</w:t>
-      </w:r>
-      <w:r>
-        <w:t>al rules</w:t>
-      </w:r>
-      <w:r>
-        <w:t>:</w:t>
+        <w:t>If a Dalek is lasered from behind, the Dalek turns.</w:t>
       </w:r>
     </w:p>
     <w:p>
@@ -12058,29 +12222,16 @@
         </w:numPr>
       </w:pPr>
       <w:r>
-        <w:t xml:space="preserve">If </w:t>
-      </w:r>
-      <w:r>
-        <w:t xml:space="preserve">a Dalek </w:t>
-      </w:r>
-      <w:r>
-        <w:t xml:space="preserve">does not have sufficient health to move or use </w:t>
-      </w:r>
-      <w:r>
-        <w:t xml:space="preserve">its </w:t>
-      </w:r>
-      <w:r>
-        <w:t xml:space="preserve">weapon, </w:t>
-      </w:r>
-      <w:r>
-        <w:t xml:space="preserve">the </w:t>
-      </w:r>
-      <w:r>
-        <w:t xml:space="preserve">Dalek’s </w:t>
-      </w:r>
-      <w:r>
-        <w:t xml:space="preserve">action is set to </w:t>
-      </w:r>
+        <w:lastRenderedPageBreak/>
+        <w:t xml:space="preserve">If k9 is in sight, </w:t>
+      </w:r>
+      <w:r>
+        <w:t xml:space="preserve">the action is </w:t>
+      </w:r>
+      <w:r>
+        <w:t xml:space="preserve">set to </w:t>
+      </w:r>
+      <w:proofErr w:type="spellStart"/>
       <w:r>
         <w:rPr>
           <w:b/>
@@ -12088,7 +12239,86 @@
           <w:i/>
           <w:iCs/>
         </w:rPr>
-        <w:t>Look</w:t>
+        <w:t>pursueLeft</w:t>
+      </w:r>
+      <w:proofErr w:type="spellEnd"/>
+      <w:r>
+        <w:t xml:space="preserve"> or </w:t>
+      </w:r>
+      <w:proofErr w:type="spellStart"/>
+      <w:r>
+        <w:rPr>
+          <w:b/>
+          <w:bCs/>
+          <w:i/>
+          <w:iCs/>
+        </w:rPr>
+        <w:t>purs</w:t>
+      </w:r>
+      <w:r>
+        <w:rPr>
+          <w:b/>
+          <w:bCs/>
+          <w:i/>
+          <w:iCs/>
+        </w:rPr>
+        <w:t>ueRight</w:t>
+      </w:r>
+      <w:proofErr w:type="spellEnd"/>
+      <w:r>
+        <w:t>.</w:t>
+      </w:r>
+      <w:r>
+        <w:t xml:space="preserve"> If K9 is seen on an elevator, the </w:t>
+      </w:r>
+      <w:r>
+        <w:t xml:space="preserve">action is set to </w:t>
+      </w:r>
+      <w:proofErr w:type="spellStart"/>
+      <w:r>
+        <w:rPr>
+          <w:b/>
+          <w:bCs/>
+          <w:i/>
+          <w:iCs/>
+        </w:rPr>
+        <w:t>pursue</w:t>
+      </w:r>
+      <w:r>
+        <w:rPr>
+          <w:b/>
+          <w:bCs/>
+          <w:i/>
+          <w:iCs/>
+        </w:rPr>
+        <w:t>Up</w:t>
+      </w:r>
+      <w:proofErr w:type="spellEnd"/>
+      <w:r>
+        <w:t xml:space="preserve"> or </w:t>
+      </w:r>
+      <w:proofErr w:type="spellStart"/>
+      <w:r>
+        <w:rPr>
+          <w:b/>
+          <w:bCs/>
+          <w:i/>
+          <w:iCs/>
+        </w:rPr>
+        <w:t>pursue</w:t>
+      </w:r>
+      <w:r>
+        <w:rPr>
+          <w:b/>
+          <w:bCs/>
+          <w:i/>
+          <w:iCs/>
+        </w:rPr>
+        <w:t>Down</w:t>
+      </w:r>
+      <w:proofErr w:type="spellEnd"/>
+      <w:r>
+        <w:t>.</w:t>
       </w:r>
     </w:p>
     <w:p>
@@ -12100,7 +12330,70 @@
         </w:numPr>
       </w:pPr>
       <w:r>
-        <w:t>If a Dalek is lasered from behind, the Dalek turns.</w:t>
+        <w:t>A p</w:t>
+      </w:r>
+      <w:r>
+        <w:t xml:space="preserve">ursuing </w:t>
+      </w:r>
+      <w:r>
+        <w:t xml:space="preserve">Dalek </w:t>
+      </w:r>
+      <w:r>
+        <w:t>slows</w:t>
+      </w:r>
+      <w:r>
+        <w:t xml:space="preserve"> </w:t>
+      </w:r>
+      <w:r>
+        <w:t xml:space="preserve">down when </w:t>
+      </w:r>
+      <w:r>
+        <w:t xml:space="preserve">its </w:t>
+      </w:r>
+      <w:r>
+        <w:t xml:space="preserve">health is </w:t>
+      </w:r>
+      <w:r>
+        <w:t>less tha</w:t>
+      </w:r>
+      <w:r>
+        <w:t>n</w:t>
+      </w:r>
+      <w:r>
+        <w:t xml:space="preserve"> </w:t>
+      </w:r>
+      <w:r>
+        <w:t>50% and</w:t>
+      </w:r>
+      <w:r>
+        <w:t xml:space="preserve"> can’t move o</w:t>
+      </w:r>
+      <w:r>
+        <w:t>r</w:t>
+      </w:r>
+      <w:r>
+        <w:t xml:space="preserve"> use </w:t>
+      </w:r>
+      <w:r>
+        <w:t xml:space="preserve">its </w:t>
+      </w:r>
+      <w:r>
+        <w:t xml:space="preserve">weapon </w:t>
+      </w:r>
+      <w:r>
+        <w:t xml:space="preserve">if </w:t>
+      </w:r>
+      <w:r>
+        <w:t xml:space="preserve">its </w:t>
+      </w:r>
+      <w:r>
+        <w:t>health is less tha</w:t>
+      </w:r>
+      <w:r>
+        <w:t>n</w:t>
+      </w:r>
+      <w:r>
+        <w:t xml:space="preserve"> 25%.</w:t>
       </w:r>
     </w:p>
     <w:p>
@@ -12112,94 +12405,43 @@
         </w:numPr>
       </w:pPr>
       <w:r>
-        <w:t xml:space="preserve">If k9 is in sight, </w:t>
-      </w:r>
-      <w:r>
-        <w:t xml:space="preserve">the action is </w:t>
-      </w:r>
-      <w:r>
-        <w:t xml:space="preserve">set to </w:t>
-      </w:r>
-      <w:r>
-        <w:rPr>
-          <w:b/>
-          <w:bCs/>
-          <w:i/>
-          <w:iCs/>
-        </w:rPr>
-        <w:t>pursueLeft</w:t>
-      </w:r>
-      <w:r>
-        <w:t xml:space="preserve"> or </w:t>
-      </w:r>
-      <w:r>
-        <w:rPr>
-          <w:b/>
-          <w:bCs/>
-          <w:i/>
-          <w:iCs/>
-        </w:rPr>
-        <w:t>purs</w:t>
-      </w:r>
-      <w:r>
-        <w:rPr>
-          <w:b/>
-          <w:bCs/>
-          <w:i/>
-          <w:iCs/>
-        </w:rPr>
-        <w:t>ueRight</w:t>
-      </w:r>
-      <w:r>
-        <w:t>.</w:t>
-      </w:r>
-      <w:r>
-        <w:t xml:space="preserve"> If K9 is seen on an elevator, the </w:t>
-      </w:r>
-      <w:r>
-        <w:t xml:space="preserve">action is set to </w:t>
-      </w:r>
-      <w:r>
-        <w:rPr>
-          <w:b/>
-          <w:bCs/>
-          <w:i/>
-          <w:iCs/>
-        </w:rPr>
-        <w:t>pursue</w:t>
-      </w:r>
-      <w:r>
-        <w:rPr>
-          <w:b/>
-          <w:bCs/>
-          <w:i/>
-          <w:iCs/>
-        </w:rPr>
-        <w:t>Up</w:t>
-      </w:r>
-      <w:r>
-        <w:t xml:space="preserve"> or </w:t>
-      </w:r>
-      <w:r>
-        <w:rPr>
-          <w:b/>
-          <w:bCs/>
-          <w:i/>
-          <w:iCs/>
-        </w:rPr>
-        <w:t>pursue</w:t>
-      </w:r>
-      <w:r>
-        <w:rPr>
-          <w:b/>
-          <w:bCs/>
-          <w:i/>
-          <w:iCs/>
-        </w:rPr>
-        <w:t>Down</w:t>
-      </w:r>
-      <w:r>
-        <w:t>.</w:t>
+        <w:t>If a Dalek is obstructed by</w:t>
+      </w:r>
+      <w:r>
+        <w:t xml:space="preserve"> something</w:t>
+      </w:r>
+      <w:r>
+        <w:t xml:space="preserve">, but </w:t>
+      </w:r>
+      <w:r>
+        <w:t xml:space="preserve">not a wall, it waits for the obstruction to </w:t>
+      </w:r>
+      <w:r>
+        <w:t>clear or</w:t>
+      </w:r>
+      <w:r>
+        <w:t xml:space="preserve"> </w:t>
+      </w:r>
+      <w:r>
+        <w:t>turn</w:t>
+      </w:r>
+      <w:r>
+        <w:t xml:space="preserve"> </w:t>
+      </w:r>
+      <w:r>
+        <w:t xml:space="preserve">around </w:t>
+      </w:r>
+      <w:r>
+        <w:t xml:space="preserve">if </w:t>
+      </w:r>
+      <w:r>
+        <w:t xml:space="preserve">three </w:t>
+      </w:r>
+      <w:r>
+        <w:t>seconds’</w:t>
+      </w:r>
+      <w:r>
+        <w:t xml:space="preserve"> elapse.</w:t>
       </w:r>
     </w:p>
     <w:p>
@@ -12211,70 +12453,31 @@
         </w:numPr>
       </w:pPr>
       <w:r>
-        <w:t>A p</w:t>
-      </w:r>
-      <w:r>
-        <w:t xml:space="preserve">ursuing </w:t>
-      </w:r>
-      <w:r>
-        <w:t xml:space="preserve">Dalek </w:t>
-      </w:r>
-      <w:r>
-        <w:t>slows</w:t>
-      </w:r>
-      <w:r>
-        <w:t xml:space="preserve"> </w:t>
-      </w:r>
-      <w:r>
-        <w:t xml:space="preserve">down when </w:t>
+        <w:t xml:space="preserve">If k9 is within weapons range, </w:t>
+      </w:r>
+      <w:r>
+        <w:t xml:space="preserve">the Dalek </w:t>
+      </w:r>
+      <w:r>
+        <w:t xml:space="preserve">fires </w:t>
       </w:r>
       <w:r>
         <w:t xml:space="preserve">its </w:t>
       </w:r>
       <w:r>
-        <w:t xml:space="preserve">health is </w:t>
-      </w:r>
-      <w:r>
-        <w:t>less tha</w:t>
-      </w:r>
-      <w:r>
-        <w:t>n</w:t>
-      </w:r>
-      <w:r>
-        <w:t xml:space="preserve"> </w:t>
-      </w:r>
-      <w:r>
-        <w:t>50% and</w:t>
-      </w:r>
-      <w:r>
-        <w:t xml:space="preserve"> can’t move o</w:t>
-      </w:r>
-      <w:r>
-        <w:t>r</w:t>
-      </w:r>
-      <w:r>
-        <w:t xml:space="preserve"> use </w:t>
-      </w:r>
-      <w:r>
-        <w:t xml:space="preserve">its </w:t>
-      </w:r>
-      <w:r>
-        <w:t xml:space="preserve">weapon </w:t>
-      </w:r>
-      <w:r>
-        <w:t xml:space="preserve">if </w:t>
-      </w:r>
-      <w:r>
-        <w:t xml:space="preserve">its </w:t>
-      </w:r>
-      <w:r>
-        <w:t>health is less tha</w:t>
-      </w:r>
-      <w:r>
-        <w:t>n</w:t>
-      </w:r>
-      <w:r>
-        <w:t xml:space="preserve"> 25%.</w:t>
+        <w:t xml:space="preserve">weapon.  </w:t>
+      </w:r>
+      <w:r>
+        <w:t xml:space="preserve">Daleks do not </w:t>
+      </w:r>
+      <w:r>
+        <w:t xml:space="preserve">move when using </w:t>
+      </w:r>
+      <w:r>
+        <w:t xml:space="preserve">their </w:t>
+      </w:r>
+      <w:r>
+        <w:t>weapon.</w:t>
       </w:r>
     </w:p>
     <w:p>
@@ -12286,43 +12489,37 @@
         </w:numPr>
       </w:pPr>
       <w:r>
-        <w:t>If a Dalek is obstructed by</w:t>
-      </w:r>
-      <w:r>
-        <w:t xml:space="preserve"> something</w:t>
-      </w:r>
-      <w:r>
-        <w:t xml:space="preserve">, but </w:t>
-      </w:r>
-      <w:r>
-        <w:t xml:space="preserve">not a wall, it waits for the obstruction to </w:t>
-      </w:r>
-      <w:r>
-        <w:t>clear or</w:t>
-      </w:r>
-      <w:r>
-        <w:t xml:space="preserve"> </w:t>
-      </w:r>
-      <w:r>
-        <w:t>turn</w:t>
-      </w:r>
-      <w:r>
-        <w:t xml:space="preserve"> </w:t>
-      </w:r>
-      <w:r>
-        <w:t xml:space="preserve">around </w:t>
-      </w:r>
-      <w:r>
-        <w:t xml:space="preserve">if </w:t>
-      </w:r>
-      <w:r>
-        <w:t xml:space="preserve">three </w:t>
-      </w:r>
-      <w:r>
-        <w:t>seconds’</w:t>
-      </w:r>
-      <w:r>
-        <w:t xml:space="preserve"> elapse.</w:t>
+        <w:t xml:space="preserve">If </w:t>
+      </w:r>
+      <w:r>
+        <w:t xml:space="preserve">the </w:t>
+      </w:r>
+      <w:r>
+        <w:t xml:space="preserve">elevator </w:t>
+      </w:r>
+      <w:r>
+        <w:t xml:space="preserve">a Dalek is on </w:t>
+      </w:r>
+      <w:r>
+        <w:t xml:space="preserve">stops, </w:t>
+      </w:r>
+      <w:r>
+        <w:t xml:space="preserve">the Dalek </w:t>
+      </w:r>
+      <w:r>
+        <w:t xml:space="preserve">looks for k9 and turns if not seen.  If K9 </w:t>
+      </w:r>
+      <w:r>
+        <w:t xml:space="preserve">is </w:t>
+      </w:r>
+      <w:r>
+        <w:t xml:space="preserve">still not seen, </w:t>
+      </w:r>
+      <w:r>
+        <w:t xml:space="preserve">the Dalek </w:t>
+      </w:r>
+      <w:r>
+        <w:t>will try to descend/ascend again.</w:t>
       </w:r>
     </w:p>
     <w:p>
@@ -12334,84 +12531,6 @@
         </w:numPr>
       </w:pPr>
       <w:r>
-        <w:t xml:space="preserve">If k9 is within weapons range, </w:t>
-      </w:r>
-      <w:r>
-        <w:t xml:space="preserve">the Dalek </w:t>
-      </w:r>
-      <w:r>
-        <w:t xml:space="preserve">fires </w:t>
-      </w:r>
-      <w:r>
-        <w:t xml:space="preserve">its </w:t>
-      </w:r>
-      <w:r>
-        <w:t xml:space="preserve">weapon.  </w:t>
-      </w:r>
-      <w:r>
-        <w:t xml:space="preserve">Daleks do not </w:t>
-      </w:r>
-      <w:r>
-        <w:t xml:space="preserve">move when using </w:t>
-      </w:r>
-      <w:r>
-        <w:t xml:space="preserve">their </w:t>
-      </w:r>
-      <w:r>
-        <w:t>weapon.</w:t>
-      </w:r>
-    </w:p>
-    <w:p>
-      <w:pPr>
-        <w:pStyle w:val="ListParagraph"/>
-        <w:numPr>
-          <w:ilvl w:val="0"/>
-          <w:numId w:val="12"/>
-        </w:numPr>
-      </w:pPr>
-      <w:r>
-        <w:t xml:space="preserve">If </w:t>
-      </w:r>
-      <w:r>
-        <w:t xml:space="preserve">the </w:t>
-      </w:r>
-      <w:r>
-        <w:t xml:space="preserve">elevator </w:t>
-      </w:r>
-      <w:r>
-        <w:t xml:space="preserve">a Dalek is on </w:t>
-      </w:r>
-      <w:r>
-        <w:t xml:space="preserve">stops, </w:t>
-      </w:r>
-      <w:r>
-        <w:t xml:space="preserve">the Dalek </w:t>
-      </w:r>
-      <w:r>
-        <w:t xml:space="preserve">looks for k9 and turns if not seen.  If K9 </w:t>
-      </w:r>
-      <w:r>
-        <w:t xml:space="preserve">is </w:t>
-      </w:r>
-      <w:r>
-        <w:t xml:space="preserve">still not seen, </w:t>
-      </w:r>
-      <w:r>
-        <w:t xml:space="preserve">the Dalek </w:t>
-      </w:r>
-      <w:r>
-        <w:t>will try to descend/ascend again.</w:t>
-      </w:r>
-    </w:p>
-    <w:p>
-      <w:pPr>
-        <w:pStyle w:val="ListParagraph"/>
-        <w:numPr>
-          <w:ilvl w:val="0"/>
-          <w:numId w:val="12"/>
-        </w:numPr>
-      </w:pPr>
-      <w:r>
         <w:t xml:space="preserve">If k9 is not seen by any </w:t>
       </w:r>
       <w:r>
@@ -12494,6 +12613,7 @@
       <w:r>
         <w:t xml:space="preserve">, </w:t>
       </w:r>
+      <w:proofErr w:type="spellStart"/>
       <w:r>
         <w:rPr>
           <w:b/>
@@ -12503,6 +12623,7 @@
         </w:rPr>
         <w:t>pursueLeft</w:t>
       </w:r>
+      <w:proofErr w:type="spellEnd"/>
       <w:r>
         <w:rPr>
           <w:b/>
@@ -12524,6 +12645,7 @@
         </w:rPr>
         <w:t xml:space="preserve"> </w:t>
       </w:r>
+      <w:proofErr w:type="spellStart"/>
       <w:r>
         <w:rPr>
           <w:b/>
@@ -12540,11 +12662,9 @@
           <w:i/>
           <w:iCs/>
         </w:rPr>
-        <w:t xml:space="preserve">Right </w:t>
-      </w:r>
-      <w:r>
-        <w:t>related</w:t>
-      </w:r>
+        <w:t>Right</w:t>
+      </w:r>
+      <w:proofErr w:type="spellEnd"/>
       <w:r>
         <w:rPr>
           <w:b/>
@@ -12555,102 +12675,7 @@
         <w:t xml:space="preserve"> </w:t>
       </w:r>
       <w:r>
-        <w:t>rules</w:t>
-      </w:r>
-      <w:r>
-        <w:t>.</w:t>
-      </w:r>
-    </w:p>
-    <w:p>
-      <w:r>
-        <w:t xml:space="preserve">I </w:t>
-      </w:r>
-      <w:r>
-        <w:t xml:space="preserve">implemented </w:t>
-      </w:r>
-      <w:r>
-        <w:t xml:space="preserve">a </w:t>
-      </w:r>
-      <w:r>
-        <w:rPr>
-          <w:i/>
-          <w:iCs/>
-        </w:rPr>
-        <w:t>dalekAI</w:t>
-      </w:r>
-      <w:r>
-        <w:t xml:space="preserve"> function that </w:t>
-      </w:r>
-      <w:r>
-        <w:t xml:space="preserve">encapsulated the </w:t>
-      </w:r>
-      <w:r>
-        <w:t xml:space="preserve">common </w:t>
-      </w:r>
-      <w:r>
-        <w:t>behavioral rules</w:t>
-      </w:r>
-      <w:r>
-        <w:t xml:space="preserve">, </w:t>
-      </w:r>
-      <w:r>
-        <w:t xml:space="preserve">running these against </w:t>
-      </w:r>
-      <w:r>
-        <w:t xml:space="preserve">each </w:t>
-      </w:r>
-      <w:r>
-        <w:t>Dalek every 16 frames.</w:t>
-      </w:r>
-      <w:r>
-        <w:t xml:space="preserve">  </w:t>
-      </w:r>
-      <w:r>
-        <w:t xml:space="preserve">It’s invoked from the game loop. </w:t>
-      </w:r>
-    </w:p>
-    <w:p>
-      <w:r>
-        <w:t xml:space="preserve">The </w:t>
-      </w:r>
-      <w:r>
-        <w:t xml:space="preserve">routine checks </w:t>
-      </w:r>
-      <w:r>
-        <w:t xml:space="preserve">to see if K9 </w:t>
-      </w:r>
-      <w:r>
-        <w:t xml:space="preserve">is </w:t>
-      </w:r>
-      <w:r>
-        <w:t>in sight</w:t>
-      </w:r>
-      <w:r>
-        <w:t xml:space="preserve"> (using a helper routine)</w:t>
-      </w:r>
-      <w:r>
-        <w:t>,</w:t>
-      </w:r>
-      <w:r>
-        <w:t xml:space="preserve"> promot</w:t>
-      </w:r>
-      <w:r>
-        <w:t>ing</w:t>
-      </w:r>
-      <w:r>
-        <w:t xml:space="preserve"> </w:t>
-      </w:r>
-      <w:r>
-        <w:t xml:space="preserve">the  </w:t>
-      </w:r>
-      <w:r>
-        <w:t>Dalek’s</w:t>
-      </w:r>
-      <w:r>
-        <w:t xml:space="preserve"> </w:t>
-      </w:r>
-      <w:r>
-        <w:t xml:space="preserve">action to </w:t>
+        <w:t>related</w:t>
       </w:r>
       <w:r>
         <w:rPr>
@@ -12659,8 +12684,109 @@
           <w:i/>
           <w:iCs/>
         </w:rPr>
-        <w:t>PursueLeft</w:t>
-      </w:r>
+        <w:t xml:space="preserve"> </w:t>
+      </w:r>
+      <w:r>
+        <w:t>rules</w:t>
+      </w:r>
+      <w:r>
+        <w:t>.</w:t>
+      </w:r>
+    </w:p>
+    <w:p>
+      <w:r>
+        <w:t xml:space="preserve">I </w:t>
+      </w:r>
+      <w:r>
+        <w:t xml:space="preserve">implemented </w:t>
+      </w:r>
+      <w:r>
+        <w:t xml:space="preserve">a </w:t>
+      </w:r>
+      <w:proofErr w:type="spellStart"/>
+      <w:r>
+        <w:rPr>
+          <w:i/>
+          <w:iCs/>
+        </w:rPr>
+        <w:t>dalekAI</w:t>
+      </w:r>
+      <w:proofErr w:type="spellEnd"/>
+      <w:r>
+        <w:t xml:space="preserve"> function that </w:t>
+      </w:r>
+      <w:r>
+        <w:t xml:space="preserve">encapsulated the </w:t>
+      </w:r>
+      <w:r>
+        <w:t xml:space="preserve">common </w:t>
+      </w:r>
+      <w:r>
+        <w:t>behavioral rules</w:t>
+      </w:r>
+      <w:r>
+        <w:t xml:space="preserve">, </w:t>
+      </w:r>
+      <w:r>
+        <w:t xml:space="preserve">running these against </w:t>
+      </w:r>
+      <w:r>
+        <w:t xml:space="preserve">each </w:t>
+      </w:r>
+      <w:r>
+        <w:t>Dalek every 16 frames.</w:t>
+      </w:r>
+      <w:r>
+        <w:t xml:space="preserve">  </w:t>
+      </w:r>
+      <w:r>
+        <w:t xml:space="preserve">It’s invoked from the game loop. </w:t>
+      </w:r>
+    </w:p>
+    <w:p>
+      <w:r>
+        <w:t xml:space="preserve">The </w:t>
+      </w:r>
+      <w:r>
+        <w:t xml:space="preserve">routine checks </w:t>
+      </w:r>
+      <w:r>
+        <w:t xml:space="preserve">to see if K9 </w:t>
+      </w:r>
+      <w:r>
+        <w:t xml:space="preserve">is </w:t>
+      </w:r>
+      <w:r>
+        <w:t>in sight</w:t>
+      </w:r>
+      <w:r>
+        <w:t xml:space="preserve"> (using a helper routine)</w:t>
+      </w:r>
+      <w:r>
+        <w:t>,</w:t>
+      </w:r>
+      <w:r>
+        <w:t xml:space="preserve"> promot</w:t>
+      </w:r>
+      <w:r>
+        <w:t>ing</w:t>
+      </w:r>
+      <w:r>
+        <w:t xml:space="preserve"> </w:t>
+      </w:r>
+      <w:r>
+        <w:t xml:space="preserve">the  </w:t>
+      </w:r>
+      <w:r>
+        <w:t>Dalek’s</w:t>
+      </w:r>
+      <w:r>
+        <w:t xml:space="preserve"> </w:t>
+      </w:r>
+      <w:r>
+        <w:t xml:space="preserve">action to </w:t>
+      </w:r>
+      <w:proofErr w:type="spellStart"/>
       <w:r>
         <w:rPr>
           <w:b/>
@@ -12668,11 +12794,9 @@
           <w:i/>
           <w:iCs/>
         </w:rPr>
-        <w:t xml:space="preserve"> </w:t>
-      </w:r>
-      <w:r>
-        <w:t>or</w:t>
-      </w:r>
+        <w:t>PursueLeft</w:t>
+      </w:r>
+      <w:proofErr w:type="spellEnd"/>
       <w:r>
         <w:rPr>
           <w:b/>
@@ -12680,209 +12804,10 @@
           <w:i/>
           <w:iCs/>
         </w:rPr>
-        <w:t xml:space="preserve"> PursueRight</w:t>
-      </w:r>
-      <w:r>
-        <w:t xml:space="preserve"> if so.</w:t>
-      </w:r>
-      <w:r>
-        <w:t xml:space="preserve"> The function also </w:t>
-      </w:r>
-      <w:r>
-        <w:t>checks to see if K9 is within weapon’s range</w:t>
-      </w:r>
-      <w:r>
-        <w:t>, firing its weapon if it is.</w:t>
-      </w:r>
-    </w:p>
-    <w:p>
-      <w:r>
-        <w:t xml:space="preserve">I then updated </w:t>
-      </w:r>
-      <w:r>
-        <w:t xml:space="preserve">the </w:t>
-      </w:r>
-      <w:r>
-        <w:rPr>
-          <w:i/>
-          <w:iCs/>
-        </w:rPr>
-        <w:t>dalekAnimate</w:t>
-      </w:r>
-      <w:r>
-        <w:t xml:space="preserve"> and all the </w:t>
-      </w:r>
-      <w:r>
-        <w:t xml:space="preserve">Dalek </w:t>
-      </w:r>
-      <w:r>
-        <w:t xml:space="preserve">frame callback functions </w:t>
-      </w:r>
-      <w:r>
-        <w:t xml:space="preserve">to </w:t>
-      </w:r>
-      <w:r>
-        <w:t xml:space="preserve">amend their </w:t>
-      </w:r>
-      <w:r>
-        <w:t>behaviors</w:t>
-      </w:r>
-      <w:r>
-        <w:t xml:space="preserve"> based on </w:t>
-      </w:r>
-      <w:r>
-        <w:t xml:space="preserve">the </w:t>
-      </w:r>
-      <w:r>
-        <w:t>current action.</w:t>
-      </w:r>
-      <w:r>
-        <w:t xml:space="preserve">  The challenge was keeping the impact (increased code-size) to a </w:t>
-      </w:r>
-      <w:r>
-        <w:t>minimum</w:t>
-      </w:r>
-      <w:r>
-        <w:t>.</w:t>
-      </w:r>
-      <w:r>
-        <w:t xml:space="preserve"> A lot of time was spent refactoring these functio</w:t>
-      </w:r>
-      <w:r>
-        <w:t>ns to use as few code bytes as possible.</w:t>
-      </w:r>
-    </w:p>
-    <w:p>
-      <w:r>
-        <w:t>On</w:t>
-      </w:r>
-      <w:r>
-        <w:t>e</w:t>
-      </w:r>
-      <w:r>
-        <w:t xml:space="preserve"> notable challenge was how best to </w:t>
-      </w:r>
-      <w:r>
-        <w:t xml:space="preserve">show </w:t>
-      </w:r>
-      <w:r>
-        <w:t>damage being inflicted on K9.</w:t>
-      </w:r>
-      <w:r>
-        <w:t xml:space="preserve">  After brainstorming many ideas, I ended up implementing a simple </w:t>
-      </w:r>
-      <w:r>
-        <w:t>first-person</w:t>
-      </w:r>
-      <w:r>
-        <w:t xml:space="preserve"> </w:t>
-      </w:r>
-      <w:r>
-        <w:t xml:space="preserve">effect where </w:t>
-      </w:r>
-      <w:r>
-        <w:t xml:space="preserve">the </w:t>
-      </w:r>
-      <w:r>
-        <w:lastRenderedPageBreak/>
-        <w:t xml:space="preserve">screen </w:t>
-      </w:r>
-      <w:r>
-        <w:t xml:space="preserve">is flashed </w:t>
-      </w:r>
-      <w:r>
-        <w:t>black</w:t>
-      </w:r>
-      <w:r>
-        <w:t>,</w:t>
-      </w:r>
-      <w:r>
-        <w:t xml:space="preserve"> </w:t>
-      </w:r>
-      <w:r>
-        <w:t>at a</w:t>
-      </w:r>
-      <w:r>
-        <w:t xml:space="preserve"> low frequence</w:t>
-      </w:r>
-      <w:r>
-        <w:t>,</w:t>
-      </w:r>
-      <w:r>
-        <w:t xml:space="preserve"> </w:t>
-      </w:r>
-      <w:r>
-        <w:t>and a</w:t>
-      </w:r>
-      <w:r>
-        <w:t>n obnoxious sound</w:t>
-      </w:r>
-      <w:r>
-        <w:t xml:space="preserve"> is </w:t>
-      </w:r>
-      <w:r>
-        <w:t>played</w:t>
-      </w:r>
-      <w:r>
-        <w:t>.</w:t>
-      </w:r>
-      <w:r>
-        <w:t xml:space="preserve">  The effect is quite </w:t>
-      </w:r>
-      <w:r>
-        <w:t>e</w:t>
-      </w:r>
-      <w:r>
-        <w:t>ffective</w:t>
-      </w:r>
-      <w:r>
-        <w:t>!</w:t>
-      </w:r>
-    </w:p>
-    <w:p>
-      <w:r>
-        <w:t xml:space="preserve">I also added a Mode 7 </w:t>
-      </w:r>
-      <w:r>
-        <w:t xml:space="preserve">incomplete level </w:t>
-      </w:r>
-      <w:r>
-        <w:t xml:space="preserve">screen, which </w:t>
-      </w:r>
-      <w:r>
-        <w:t>shows</w:t>
-      </w:r>
-      <w:r>
-        <w:t xml:space="preserve"> </w:t>
-      </w:r>
-      <w:r>
-        <w:t xml:space="preserve">if </w:t>
-      </w:r>
-      <w:r>
-        <w:t>K</w:t>
-      </w:r>
-      <w:r>
-        <w:t xml:space="preserve">9’s health </w:t>
-      </w:r>
-      <w:r>
-        <w:t xml:space="preserve">becomes </w:t>
-      </w:r>
-      <w:r>
-        <w:t>zero</w:t>
-      </w:r>
-      <w:r>
-        <w:t>.  Pressing space restarts the level.</w:t>
-      </w:r>
-    </w:p>
-    <w:p>
-      <w:r>
-        <w:t xml:space="preserve">I then turned to </w:t>
-      </w:r>
-      <w:r>
-        <w:t>implementing</w:t>
-      </w:r>
-      <w:r>
-        <w:t xml:space="preserve"> the </w:t>
+        <w:t xml:space="preserve"> </w:t>
+      </w:r>
+      <w:r>
+        <w:t>or</w:t>
       </w:r>
       <w:r>
         <w:rPr>
@@ -12891,11 +12816,9 @@
           <w:i/>
           <w:iCs/>
         </w:rPr>
-        <w:t>PursueUp</w:t>
-      </w:r>
-      <w:r>
-        <w:t xml:space="preserve"> and </w:t>
-      </w:r>
+        <w:t xml:space="preserve"> </w:t>
+      </w:r>
+      <w:proofErr w:type="spellStart"/>
       <w:r>
         <w:rPr>
           <w:b/>
@@ -12903,8 +12826,237 @@
           <w:i/>
           <w:iCs/>
         </w:rPr>
+        <w:t>PursueRight</w:t>
+      </w:r>
+      <w:proofErr w:type="spellEnd"/>
+      <w:r>
+        <w:t xml:space="preserve"> if so.</w:t>
+      </w:r>
+      <w:r>
+        <w:t xml:space="preserve"> The function also </w:t>
+      </w:r>
+      <w:r>
+        <w:t>checks to see if K9 is within weapon’s range</w:t>
+      </w:r>
+      <w:r>
+        <w:t>, firing its weapon if it is.</w:t>
+      </w:r>
+    </w:p>
+    <w:p>
+      <w:r>
+        <w:t xml:space="preserve">I then updated </w:t>
+      </w:r>
+      <w:r>
+        <w:t xml:space="preserve">the </w:t>
+      </w:r>
+      <w:proofErr w:type="spellStart"/>
+      <w:r>
+        <w:rPr>
+          <w:i/>
+          <w:iCs/>
+        </w:rPr>
+        <w:t>dalekAnimate</w:t>
+      </w:r>
+      <w:proofErr w:type="spellEnd"/>
+      <w:r>
+        <w:t xml:space="preserve"> and all the </w:t>
+      </w:r>
+      <w:r>
+        <w:t xml:space="preserve">Dalek </w:t>
+      </w:r>
+      <w:r>
+        <w:t xml:space="preserve">frame callback functions </w:t>
+      </w:r>
+      <w:r>
+        <w:t xml:space="preserve">to </w:t>
+      </w:r>
+      <w:r>
+        <w:t xml:space="preserve">amend their </w:t>
+      </w:r>
+      <w:r>
+        <w:t>behaviors</w:t>
+      </w:r>
+      <w:r>
+        <w:t xml:space="preserve"> based on </w:t>
+      </w:r>
+      <w:r>
+        <w:t xml:space="preserve">the </w:t>
+      </w:r>
+      <w:r>
+        <w:t>current action.</w:t>
+      </w:r>
+      <w:r>
+        <w:t xml:space="preserve">  The challenge was keeping the impact (increased code-size) to a </w:t>
+      </w:r>
+      <w:r>
+        <w:t>minimum</w:t>
+      </w:r>
+      <w:r>
+        <w:t>.</w:t>
+      </w:r>
+      <w:r>
+        <w:t xml:space="preserve"> A lot of time was spent refactoring these functio</w:t>
+      </w:r>
+      <w:r>
+        <w:t>ns to use as few code bytes as possible.</w:t>
+      </w:r>
+    </w:p>
+    <w:p>
+      <w:r>
+        <w:t>On</w:t>
+      </w:r>
+      <w:r>
+        <w:t>e</w:t>
+      </w:r>
+      <w:r>
+        <w:t xml:space="preserve"> notable challenge was how best to </w:t>
+      </w:r>
+      <w:r>
+        <w:t xml:space="preserve">show </w:t>
+      </w:r>
+      <w:r>
+        <w:t>damage being inflicted on K9.</w:t>
+      </w:r>
+      <w:r>
+        <w:t xml:space="preserve">  After brainstorming many ideas, I ended up implementing a simple </w:t>
+      </w:r>
+      <w:r>
+        <w:t>first-person</w:t>
+      </w:r>
+      <w:r>
+        <w:t xml:space="preserve"> </w:t>
+      </w:r>
+      <w:r>
+        <w:t xml:space="preserve">effect where </w:t>
+      </w:r>
+      <w:r>
+        <w:t xml:space="preserve">the </w:t>
+      </w:r>
+      <w:r>
+        <w:t xml:space="preserve">screen </w:t>
+      </w:r>
+      <w:r>
+        <w:t xml:space="preserve">is flashed </w:t>
+      </w:r>
+      <w:r>
+        <w:t>black</w:t>
+      </w:r>
+      <w:r>
+        <w:t>,</w:t>
+      </w:r>
+      <w:r>
+        <w:t xml:space="preserve"> </w:t>
+      </w:r>
+      <w:r>
+        <w:t>at a</w:t>
+      </w:r>
+      <w:r>
+        <w:t xml:space="preserve"> low frequence</w:t>
+      </w:r>
+      <w:r>
+        <w:t>,</w:t>
+      </w:r>
+      <w:r>
+        <w:t xml:space="preserve"> </w:t>
+      </w:r>
+      <w:r>
+        <w:t>and a</w:t>
+      </w:r>
+      <w:r>
+        <w:t>n obnoxious sound</w:t>
+      </w:r>
+      <w:r>
+        <w:t xml:space="preserve"> is </w:t>
+      </w:r>
+      <w:r>
+        <w:t>played</w:t>
+      </w:r>
+      <w:r>
+        <w:t>.</w:t>
+      </w:r>
+      <w:r>
+        <w:t xml:space="preserve">  The effect is quite </w:t>
+      </w:r>
+      <w:r>
+        <w:t>e</w:t>
+      </w:r>
+      <w:r>
+        <w:t>ffective</w:t>
+      </w:r>
+      <w:r>
+        <w:t>!</w:t>
+      </w:r>
+    </w:p>
+    <w:p>
+      <w:r>
+        <w:t xml:space="preserve">I also added a Mode 7 </w:t>
+      </w:r>
+      <w:r>
+        <w:t xml:space="preserve">incomplete level </w:t>
+      </w:r>
+      <w:r>
+        <w:t xml:space="preserve">screen, which </w:t>
+      </w:r>
+      <w:r>
+        <w:t>shows</w:t>
+      </w:r>
+      <w:r>
+        <w:t xml:space="preserve"> </w:t>
+      </w:r>
+      <w:r>
+        <w:t xml:space="preserve">if </w:t>
+      </w:r>
+      <w:r>
+        <w:t>K</w:t>
+      </w:r>
+      <w:r>
+        <w:t xml:space="preserve">9’s health </w:t>
+      </w:r>
+      <w:r>
+        <w:t xml:space="preserve">becomes </w:t>
+      </w:r>
+      <w:r>
+        <w:t>zero</w:t>
+      </w:r>
+      <w:r>
+        <w:t>.  Pressing space restarts the level.</w:t>
+      </w:r>
+    </w:p>
+    <w:p>
+      <w:r>
+        <w:t xml:space="preserve">I then turned to </w:t>
+      </w:r>
+      <w:r>
+        <w:t>implementing</w:t>
+      </w:r>
+      <w:r>
+        <w:t xml:space="preserve"> the </w:t>
+      </w:r>
+      <w:proofErr w:type="spellStart"/>
+      <w:r>
+        <w:rPr>
+          <w:b/>
+          <w:bCs/>
+          <w:i/>
+          <w:iCs/>
+        </w:rPr>
+        <w:t>PursueUp</w:t>
+      </w:r>
+      <w:proofErr w:type="spellEnd"/>
+      <w:r>
+        <w:t xml:space="preserve"> and </w:t>
+      </w:r>
+      <w:proofErr w:type="spellStart"/>
+      <w:r>
+        <w:rPr>
+          <w:b/>
+          <w:bCs/>
+          <w:i/>
+          <w:iCs/>
+        </w:rPr>
         <w:t>PursueDown</w:t>
       </w:r>
+      <w:proofErr w:type="spellEnd"/>
       <w:r>
         <w:t xml:space="preserve"> behavior</w:t>
       </w:r>
@@ -12937,6 +13089,7 @@
       <w:r>
         <w:t xml:space="preserve">e to support this.  Fortunately, the low nibble of the elevator’s </w:t>
       </w:r>
+      <w:proofErr w:type="spellStart"/>
       <w:r>
         <w:rPr>
           <w:i/>
@@ -12944,6 +13097,7 @@
         </w:rPr>
         <w:t>objectState</w:t>
       </w:r>
+      <w:proofErr w:type="spellEnd"/>
       <w:r>
         <w:t xml:space="preserve"> variable </w:t>
       </w:r>
@@ -12954,7 +13108,11 @@
         <w:t>not used so I could store the passenger’s object index</w:t>
       </w:r>
       <w:r>
-        <w:t xml:space="preserve"> there.  This restricted the number of Daleks </w:t>
+        <w:t xml:space="preserve"> there.  This restricted the number of </w:t>
+      </w:r>
+      <w:r>
+        <w:lastRenderedPageBreak/>
+        <w:t xml:space="preserve">Daleks </w:t>
       </w:r>
       <w:r>
         <w:t xml:space="preserve">within </w:t>
@@ -13160,7 +13318,15 @@
         <w:t>Daleks in pursuit</w:t>
       </w:r>
       <w:r>
-        <w:t xml:space="preserve"> - When one or more Daleks are in pursuit of K9, a PacMan like sound effect plays, giving the player a sense of pressure.  The sound effect provide</w:t>
+        <w:t xml:space="preserve"> - When one or more Daleks are in pursuit of K9, a </w:t>
+      </w:r>
+      <w:proofErr w:type="spellStart"/>
+      <w:r>
+        <w:t>PacMan</w:t>
+      </w:r>
+      <w:proofErr w:type="spellEnd"/>
+      <w:r>
+        <w:t xml:space="preserve"> like sound effect plays, giving the player a sense of pressure.  The sound effect provide</w:t>
       </w:r>
       <w:r>
         <w:t>s</w:t>
@@ -13284,7 +13450,6 @@
           <w:b/>
           <w:bCs/>
         </w:rPr>
-        <w:lastRenderedPageBreak/>
         <w:t>K9 is hurt</w:t>
       </w:r>
       <w:r>
@@ -13371,6 +13536,7 @@
         </w:numPr>
       </w:pPr>
       <w:r>
+        <w:lastRenderedPageBreak/>
         <w:t xml:space="preserve">Channel 1 is used for the laser, low-health, K9 died, and level-completed sound effects.  These sound effects are mutually exclusive so there is no conflict. </w:t>
       </w:r>
     </w:p>
@@ -13385,6 +13551,7 @@
       <w:r>
         <w:t xml:space="preserve">Channel 2 is used for the collect key/jewel, door locked, and K9 movement sound effects.  These sound effects are mutually exclusive except for the movement sound effect.  The game uses a </w:t>
       </w:r>
+      <w:proofErr w:type="spellStart"/>
       <w:r>
         <w:rPr>
           <w:i/>
@@ -13392,6 +13559,7 @@
         </w:rPr>
         <w:t>frameCount</w:t>
       </w:r>
+      <w:proofErr w:type="spellEnd"/>
       <w:r>
         <w:t xml:space="preserve"> based timer to inhibit playing the movement sound effect when the other sound effects are playing.</w:t>
       </w:r>
@@ -13612,7 +13780,6 @@
         </w:numPr>
       </w:pPr>
       <w:r>
-        <w:lastRenderedPageBreak/>
         <w:t>Add a Tardis sound effect when entering and leaving a level.</w:t>
       </w:r>
     </w:p>
@@ -13709,6 +13876,7 @@
         <w:pStyle w:val="Heading2"/>
       </w:pPr>
       <w:r>
+        <w:lastRenderedPageBreak/>
         <w:t>Adding enemy health bars</w:t>
       </w:r>
     </w:p>
@@ -13831,27 +13999,14 @@
       <w:r>
         <w:t xml:space="preserve">Figure </w:t>
       </w:r>
-      <w:r>
-        <w:fldChar w:fldCharType="begin"/>
-      </w:r>
-      <w:r>
-        <w:instrText xml:space="preserve"> SEQ Figure \* ARABIC </w:instrText>
-      </w:r>
-      <w:r>
-        <w:fldChar w:fldCharType="separate"/>
-      </w:r>
-      <w:r>
-        <w:rPr>
-          <w:noProof/>
-        </w:rPr>
-        <w:t>5</w:t>
-      </w:r>
-      <w:r>
-        <w:rPr>
-          <w:noProof/>
-        </w:rPr>
-        <w:fldChar w:fldCharType="end"/>
-      </w:r>
+      <w:fldSimple w:instr=" SEQ Figure \* ARABIC ">
+        <w:r>
+          <w:rPr>
+            <w:noProof/>
+          </w:rPr>
+          <w:t>5</w:t>
+        </w:r>
+      </w:fldSimple>
     </w:p>
     <w:p>
       <w:r>
@@ -13901,7 +14056,6 @@
     </w:p>
     <w:p>
       <w:r>
-        <w:lastRenderedPageBreak/>
         <w:t xml:space="preserve">To display a health bar, I needed to write an eight-pixel strip (two bytes) to the screen, with clipping etc.  To do this efficiently I pick the appropriate pixel strip from </w:t>
       </w:r>
       <w:r>
@@ -13984,30 +14138,18 @@
       <w:r>
         <w:t xml:space="preserve">Figure </w:t>
       </w:r>
-      <w:r>
-        <w:fldChar w:fldCharType="begin"/>
-      </w:r>
-      <w:r>
-        <w:instrText xml:space="preserve"> SEQ Figure \* ARABIC </w:instrText>
-      </w:r>
-      <w:r>
-        <w:fldChar w:fldCharType="separate"/>
-      </w:r>
-      <w:r>
-        <w:rPr>
-          <w:noProof/>
-        </w:rPr>
-        <w:t>6</w:t>
-      </w:r>
-      <w:r>
-        <w:rPr>
-          <w:noProof/>
-        </w:rPr>
-        <w:fldChar w:fldCharType="end"/>
-      </w:r>
-    </w:p>
-    <w:p>
-      <w:r>
+      <w:fldSimple w:instr=" SEQ Figure \* ARABIC ">
+        <w:r>
+          <w:rPr>
+            <w:noProof/>
+          </w:rPr>
+          <w:t>6</w:t>
+        </w:r>
+      </w:fldSimple>
+    </w:p>
+    <w:p>
+      <w:r>
+        <w:lastRenderedPageBreak/>
         <w:t>I considered writing the health bar bytes</w:t>
       </w:r>
       <w:r>
@@ -14016,6 +14158,7 @@
       <w:r>
         <w:t xml:space="preserve"> into the sprite data and let the </w:t>
       </w:r>
+      <w:proofErr w:type="spellStart"/>
       <w:r>
         <w:rPr>
           <w:i/>
@@ -14023,6 +14166,7 @@
         </w:rPr>
         <w:t>drawSprite</w:t>
       </w:r>
+      <w:proofErr w:type="spellEnd"/>
       <w:r>
         <w:t xml:space="preserve"> routine do all the work of putting the pixels on the screen, however this would result in the ‘</w:t>
       </w:r>
@@ -14445,6 +14589,7 @@
       <w:r>
         <w:t xml:space="preserve">from </w:t>
       </w:r>
+      <w:proofErr w:type="spellStart"/>
       <w:r>
         <w:rPr>
           <w:i/>
@@ -14452,9 +14597,11 @@
         </w:rPr>
         <w:t>drawObject</w:t>
       </w:r>
+      <w:proofErr w:type="spellEnd"/>
       <w:r>
         <w:t xml:space="preserve"> and </w:t>
       </w:r>
+      <w:proofErr w:type="spellStart"/>
       <w:r>
         <w:rPr>
           <w:i/>
@@ -14462,6 +14609,7 @@
         </w:rPr>
         <w:t>drawLaserOn</w:t>
       </w:r>
+      <w:proofErr w:type="spellEnd"/>
       <w:r>
         <w:rPr>
           <w:i/>
@@ -14494,7 +14642,6 @@
         <w:pStyle w:val="Heading2"/>
       </w:pPr>
       <w:r>
-        <w:lastRenderedPageBreak/>
         <w:t xml:space="preserve">Doctor Who </w:t>
       </w:r>
       <w:r>
@@ -14596,6 +14743,7 @@
     </w:p>
     <w:p>
       <w:r>
+        <w:lastRenderedPageBreak/>
         <w:t>A larger issue is that the score contains many bass notes whose frequency is</w:t>
       </w:r>
       <w:r>
@@ -14967,7 +15115,6 @@
           <w:i/>
           <w:iCs/>
         </w:rPr>
-        <w:lastRenderedPageBreak/>
         <w:t>&lt;delta-time&gt;</w:t>
       </w:r>
       <w:r>
@@ -15124,6 +15271,7 @@
     </w:p>
     <w:p>
       <w:r>
+        <w:lastRenderedPageBreak/>
         <w:t xml:space="preserve">The events are terminated with </w:t>
       </w:r>
       <w:r>
@@ -15386,7 +15534,6 @@
         <w:rPr>
           <w:noProof/>
         </w:rPr>
-        <w:lastRenderedPageBreak/>
         <w:drawing>
           <wp:inline distT="0" distB="0" distL="0" distR="0" wp14:anchorId="7BAF8B86" wp14:editId="67E241BF">
             <wp:extent cx="3329981" cy="947764"/>
@@ -15432,27 +15579,14 @@
       <w:r>
         <w:t xml:space="preserve">Figure </w:t>
       </w:r>
-      <w:r>
-        <w:fldChar w:fldCharType="begin"/>
-      </w:r>
-      <w:r>
-        <w:instrText xml:space="preserve"> SEQ Figure \* ARABIC </w:instrText>
-      </w:r>
-      <w:r>
-        <w:fldChar w:fldCharType="separate"/>
-      </w:r>
-      <w:r>
-        <w:rPr>
-          <w:noProof/>
-        </w:rPr>
-        <w:t>4</w:t>
-      </w:r>
-      <w:r>
-        <w:rPr>
-          <w:noProof/>
-        </w:rPr>
-        <w:fldChar w:fldCharType="end"/>
-      </w:r>
+      <w:fldSimple w:instr=" SEQ Figure \* ARABIC ">
+        <w:r>
+          <w:rPr>
+            <w:noProof/>
+          </w:rPr>
+          <w:t>4</w:t>
+        </w:r>
+      </w:fldSimple>
     </w:p>
     <w:p>
       <w:r>
@@ -15505,6 +15639,7 @@
         <w:pStyle w:val="Heading3"/>
       </w:pPr>
       <w:r>
+        <w:lastRenderedPageBreak/>
         <w:t>Run-time implementation</w:t>
       </w:r>
     </w:p>
@@ -15617,6 +15752,7 @@
       <w:r>
         <w:t xml:space="preserve">The title functionality starts and stops playback by invoking the </w:t>
       </w:r>
+      <w:proofErr w:type="spellStart"/>
       <w:r>
         <w:rPr>
           <w:b/>
@@ -15626,9 +15762,11 @@
         </w:rPr>
         <w:t>playMusic</w:t>
       </w:r>
+      <w:proofErr w:type="spellEnd"/>
       <w:r>
         <w:t xml:space="preserve"> and </w:t>
       </w:r>
+      <w:proofErr w:type="spellStart"/>
       <w:r>
         <w:rPr>
           <w:b/>
@@ -15638,6 +15776,7 @@
         </w:rPr>
         <w:t>stopMusic</w:t>
       </w:r>
+      <w:proofErr w:type="spellEnd"/>
       <w:r>
         <w:t xml:space="preserve"> routines.  These routines start and stop the music, which is played in the </w:t>
       </w:r>
@@ -15734,132 +15873,135 @@
     </w:p>
     <w:p>
       <w:r>
+        <w:t xml:space="preserve">I spent quite a bit of time tweaking the envelope definitions to get a more interesting sound. Of course, I was not able to replicate the original sound given </w:t>
+      </w:r>
+      <w:r>
+        <w:t>the Beeb’s</w:t>
+      </w:r>
+      <w:r>
+        <w:t xml:space="preserve"> limited capabilities.  </w:t>
+      </w:r>
+      <w:r>
+        <w:t xml:space="preserve">I did </w:t>
+      </w:r>
+      <w:r>
+        <w:t xml:space="preserve">though </w:t>
+      </w:r>
+      <w:r>
+        <w:t>get to a point where I felt the arrangement was representative</w:t>
+      </w:r>
+      <w:r>
+        <w:t xml:space="preserve">, at least in spirit and was </w:t>
+      </w:r>
+      <w:r>
+        <w:t>recognizable.  Hopefully you agree.</w:t>
+      </w:r>
+    </w:p>
+    <w:p>
+      <w:pPr>
+        <w:pStyle w:val="Heading2"/>
+      </w:pPr>
+      <w:r>
+        <w:t>Titles screen</w:t>
+      </w:r>
+    </w:p>
+    <w:p>
+      <w:r>
+        <w:t xml:space="preserve">After adding the Doctor Who theme music, </w:t>
+      </w:r>
+      <w:r>
+        <w:t xml:space="preserve">I added a </w:t>
+      </w:r>
+      <w:r>
+        <w:t xml:space="preserve">new title page, </w:t>
+      </w:r>
+      <w:r>
+        <w:t>like</w:t>
+      </w:r>
+      <w:r>
+        <w:t xml:space="preserve"> the ones shown in ACORNSOFT games, </w:t>
+      </w:r>
+      <w:r>
+        <w:t xml:space="preserve">which </w:t>
+      </w:r>
+      <w:r>
+        <w:t>appear</w:t>
+      </w:r>
+      <w:r>
+        <w:t>s</w:t>
+      </w:r>
+      <w:r>
+        <w:t xml:space="preserve"> before the </w:t>
+      </w:r>
+      <w:r>
+        <w:t xml:space="preserve">game </w:t>
+      </w:r>
+      <w:r>
+        <w:t>instruction</w:t>
+      </w:r>
+      <w:r>
+        <w:t>s</w:t>
+      </w:r>
+      <w:r>
+        <w:t>.</w:t>
+      </w:r>
+      <w:r>
+        <w:t xml:space="preserve"> This turned out to be quite straightforward as there is an excellent online teletext editor (</w:t>
+      </w:r>
+      <w:r>
+        <w:rPr>
+          <w:i/>
+          <w:iCs/>
+        </w:rPr>
+        <w:t>zxnet.co.uk</w:t>
+      </w:r>
+      <w:r>
+        <w:t>) which can export a BBC Micro Mode 7 screen memory dump</w:t>
+      </w:r>
+      <w:r>
+        <w:t xml:space="preserve">, which can then be binary included and copied to </w:t>
+      </w:r>
+      <w:r>
+        <w:t xml:space="preserve">the </w:t>
+      </w:r>
+      <w:r>
+        <w:t>Mode 7 screen memory</w:t>
+      </w:r>
+      <w:r>
+        <w:t xml:space="preserve"> region</w:t>
+      </w:r>
+      <w:r>
+        <w:t>.</w:t>
+      </w:r>
+    </w:p>
+    <w:p>
+      <w:r>
+        <w:t>The hardest part was coming up with a name for the game and designing the screen for it.</w:t>
+      </w:r>
+    </w:p>
+    <w:p>
+      <w:r>
+        <w:t>I spent some time reviewing Doctor Who episode names, but for some reason the phase ‘</w:t>
+      </w:r>
+      <w:r>
+        <w:rPr>
+          <w:i/>
+          <w:iCs/>
+        </w:rPr>
+        <w:t>Adventures in Time</w:t>
+      </w:r>
+      <w:r>
+        <w:t xml:space="preserve">’ kept </w:t>
+      </w:r>
+      <w:r>
+        <w:t>popping</w:t>
+      </w:r>
+      <w:r>
+        <w:t xml:space="preserve"> into my head. There was a Doctor Who film made in 2013 </w:t>
+      </w:r>
+      <w:r>
         <w:lastRenderedPageBreak/>
-        <w:t xml:space="preserve">I spent quite a bit of time tweaking the envelope definitions to get a more interesting sound. Of course, I was not able to replicate the original sound given </w:t>
-      </w:r>
-      <w:r>
-        <w:t>the Beeb’s</w:t>
-      </w:r>
-      <w:r>
-        <w:t xml:space="preserve"> limited capabilities.  </w:t>
-      </w:r>
-      <w:r>
-        <w:t xml:space="preserve">I did </w:t>
-      </w:r>
-      <w:r>
-        <w:t xml:space="preserve">though </w:t>
-      </w:r>
-      <w:r>
-        <w:t>get to a point where I felt the arrangement was representative</w:t>
-      </w:r>
-      <w:r>
-        <w:t xml:space="preserve">, at least in spirit and was </w:t>
-      </w:r>
-      <w:r>
-        <w:t>recognizable.  Hopefully you agree.</w:t>
-      </w:r>
-    </w:p>
-    <w:p>
-      <w:pPr>
-        <w:pStyle w:val="Heading2"/>
-      </w:pPr>
-      <w:r>
-        <w:t>Titles screen</w:t>
-      </w:r>
-    </w:p>
-    <w:p>
-      <w:r>
-        <w:t xml:space="preserve">After adding the Doctor Who theme music, </w:t>
-      </w:r>
-      <w:r>
-        <w:t xml:space="preserve">I added a </w:t>
-      </w:r>
-      <w:r>
-        <w:t xml:space="preserve">new title page, </w:t>
-      </w:r>
-      <w:r>
-        <w:t>like</w:t>
-      </w:r>
-      <w:r>
-        <w:t xml:space="preserve"> the ones shown in ACORNSOFT games, </w:t>
-      </w:r>
-      <w:r>
-        <w:t xml:space="preserve">which </w:t>
-      </w:r>
-      <w:r>
-        <w:t>appear</w:t>
-      </w:r>
-      <w:r>
-        <w:t>s</w:t>
-      </w:r>
-      <w:r>
-        <w:t xml:space="preserve"> before the </w:t>
-      </w:r>
-      <w:r>
-        <w:t xml:space="preserve">game </w:t>
-      </w:r>
-      <w:r>
-        <w:t>instruction</w:t>
-      </w:r>
-      <w:r>
-        <w:t>s</w:t>
-      </w:r>
-      <w:r>
-        <w:t>.</w:t>
-      </w:r>
-      <w:r>
-        <w:t xml:space="preserve"> This turned out to be quite straightforward as there is an excellent online teletext editor (</w:t>
-      </w:r>
-      <w:r>
-        <w:rPr>
-          <w:i/>
-          <w:iCs/>
-        </w:rPr>
-        <w:t>zxnet.co.uk</w:t>
-      </w:r>
-      <w:r>
-        <w:t>) which can export a BBC Micro Mode 7 screen memory dump</w:t>
-      </w:r>
-      <w:r>
-        <w:t xml:space="preserve">, which can then be binary included and copied to </w:t>
-      </w:r>
-      <w:r>
-        <w:t xml:space="preserve">the </w:t>
-      </w:r>
-      <w:r>
-        <w:t>Mode 7 screen memory</w:t>
-      </w:r>
-      <w:r>
-        <w:t xml:space="preserve"> region</w:t>
-      </w:r>
-      <w:r>
-        <w:t>.</w:t>
-      </w:r>
-    </w:p>
-    <w:p>
-      <w:r>
-        <w:t>The hardest part was coming up with a name for the game and designing the screen for it.</w:t>
-      </w:r>
-    </w:p>
-    <w:p>
-      <w:r>
-        <w:t>I spent some time reviewing Doctor Who episode names, but for some reason the phase ‘</w:t>
-      </w:r>
-      <w:r>
-        <w:rPr>
-          <w:i/>
-          <w:iCs/>
-        </w:rPr>
-        <w:t>Adventures in Time</w:t>
-      </w:r>
-      <w:r>
-        <w:t xml:space="preserve">’ kept </w:t>
-      </w:r>
-      <w:r>
-        <w:t>popping</w:t>
-      </w:r>
-      <w:r>
-        <w:t xml:space="preserve"> into my head. There was a Doctor Who film made in 2013 named ‘</w:t>
+        <w:t>named ‘</w:t>
       </w:r>
       <w:r>
         <w:rPr>
@@ -16152,166 +16294,169 @@
     </w:p>
     <w:p>
       <w:r>
+        <w:t xml:space="preserve">To do </w:t>
+      </w:r>
+      <w:r>
+        <w:t>this, “</w:t>
+      </w:r>
+      <w:r>
+        <w:rPr>
+          <w:i/>
+          <w:iCs/>
+        </w:rPr>
+        <w:t>exterminate</w:t>
+      </w:r>
+      <w:r>
+        <w:rPr>
+          <w:i/>
+          <w:iCs/>
+        </w:rPr>
+        <w:t xml:space="preserve">" </w:t>
+      </w:r>
+      <w:r>
+        <w:t xml:space="preserve">needed to be encoded/compressed using LPC (Linear Predictive Coding), a speech compression format that the Texas Instruments TMS-5220 speech chip in the BBC Micro </w:t>
+      </w:r>
+      <w:r>
+        <w:t>uses</w:t>
+      </w:r>
+      <w:r>
+        <w:t>.</w:t>
+      </w:r>
+    </w:p>
+    <w:p>
+      <w:r>
+        <w:t>Unfortunately, the Dalek voice, which is created using a ring modulator box, does not encode very well using LPC, which was designed specifically to encode human voices</w:t>
+      </w:r>
+      <w:r>
+        <w:t>.</w:t>
+      </w:r>
+    </w:p>
+    <w:p>
+      <w:r>
+        <w:t xml:space="preserve">I was </w:t>
+      </w:r>
+      <w:r>
+        <w:t xml:space="preserve">therefore </w:t>
+      </w:r>
+      <w:r>
+        <w:t xml:space="preserve">left with the choice of not implementing the </w:t>
+      </w:r>
+      <w:r>
+        <w:t>feature or</w:t>
+      </w:r>
+      <w:r>
+        <w:t xml:space="preserve"> trying to play </w:t>
+      </w:r>
+      <w:r>
+        <w:t>an “</w:t>
+      </w:r>
+      <w:r>
+        <w:rPr>
+          <w:i/>
+          <w:iCs/>
+        </w:rPr>
+        <w:t>exterminate</w:t>
+      </w:r>
+      <w:r>
+        <w:rPr>
+          <w:i/>
+          <w:iCs/>
+        </w:rPr>
+        <w:t>”</w:t>
+      </w:r>
+      <w:r>
+        <w:t xml:space="preserve"> sample instead</w:t>
+      </w:r>
+      <w:r>
+        <w:t xml:space="preserve">, which I knew would </w:t>
+      </w:r>
+      <w:r>
+        <w:t xml:space="preserve">have its own </w:t>
+      </w:r>
+      <w:r>
+        <w:t>challen</w:t>
+      </w:r>
+      <w:r>
+        <w:t>ges</w:t>
+      </w:r>
+      <w:r>
+        <w:t>.</w:t>
+      </w:r>
+    </w:p>
+    <w:p>
+      <w:r>
+        <w:t xml:space="preserve">Sampled music can be played on the BBC Micro </w:t>
+      </w:r>
+      <w:r>
+        <w:t xml:space="preserve">by </w:t>
+      </w:r>
+      <w:r>
+        <w:t xml:space="preserve">configuring the </w:t>
+      </w:r>
+      <w:r>
+        <w:t>SN76489</w:t>
+      </w:r>
+      <w:r>
+        <w:t xml:space="preserve"> to output its highest frequency (125KHz) and </w:t>
+      </w:r>
+      <w:r>
+        <w:t xml:space="preserve">then </w:t>
+      </w:r>
+      <w:r>
+        <w:t>modulat</w:t>
+      </w:r>
+      <w:r>
+        <w:t>e</w:t>
+      </w:r>
+      <w:r>
+        <w:t xml:space="preserve"> the volume using PCM </w:t>
+      </w:r>
+      <w:r>
+        <w:t>sample</w:t>
+      </w:r>
+      <w:r>
+        <w:t xml:space="preserve"> data, at the frequency of the PCM encoding.</w:t>
+      </w:r>
+    </w:p>
+    <w:p>
+      <w:r>
+        <w:t xml:space="preserve">While doable, it’s quite hard to reproduce samples </w:t>
+      </w:r>
+      <w:r>
+        <w:t>at</w:t>
+      </w:r>
+      <w:r>
+        <w:t xml:space="preserve"> good </w:t>
+      </w:r>
+      <w:r>
+        <w:t>quality</w:t>
+      </w:r>
+      <w:r>
+        <w:t>,</w:t>
+      </w:r>
+      <w:r>
+        <w:t xml:space="preserve"> </w:t>
+      </w:r>
+      <w:r>
+        <w:t>for several reasons.</w:t>
+      </w:r>
+    </w:p>
+    <w:p>
+      <w:r>
+        <w:t>Firstly, the sound chip’s volume has to be updated at the encoding frequency.  For 8-bit/8KHz samples (a reasonable format to use), this happen</w:t>
+      </w:r>
+      <w:r>
+        <w:t>s</w:t>
+      </w:r>
+      <w:r>
+        <w:t xml:space="preserve"> 160 times a frame. </w:t>
+      </w:r>
+      <w:r>
+        <w:t xml:space="preserve"> If the </w:t>
+      </w:r>
+      <w:r>
         <w:lastRenderedPageBreak/>
-        <w:t xml:space="preserve">To do </w:t>
-      </w:r>
-      <w:r>
-        <w:t>this, “</w:t>
-      </w:r>
-      <w:r>
-        <w:rPr>
-          <w:i/>
-          <w:iCs/>
-        </w:rPr>
-        <w:t>exterminate</w:t>
-      </w:r>
-      <w:r>
-        <w:rPr>
-          <w:i/>
-          <w:iCs/>
-        </w:rPr>
-        <w:t xml:space="preserve">" </w:t>
-      </w:r>
-      <w:r>
-        <w:t xml:space="preserve">needed to be encoded/compressed using LPC (Linear Predictive Coding), a speech compression format that the Texas Instruments TMS-5220 speech chip in the BBC Micro </w:t>
-      </w:r>
-      <w:r>
-        <w:t>uses</w:t>
-      </w:r>
-      <w:r>
-        <w:t>.</w:t>
-      </w:r>
-    </w:p>
-    <w:p>
-      <w:r>
-        <w:t>Unfortunately, the Dalek voice, which is created using a ring modulator box, does not encode very well using LPC, which was designed specifically to encode human voices</w:t>
-      </w:r>
-      <w:r>
-        <w:t>.</w:t>
-      </w:r>
-    </w:p>
-    <w:p>
-      <w:r>
-        <w:t xml:space="preserve">I was </w:t>
-      </w:r>
-      <w:r>
-        <w:t xml:space="preserve">therefore </w:t>
-      </w:r>
-      <w:r>
-        <w:t xml:space="preserve">left with the choice of not implementing the </w:t>
-      </w:r>
-      <w:r>
-        <w:t>feature or</w:t>
-      </w:r>
-      <w:r>
-        <w:t xml:space="preserve"> trying to play </w:t>
-      </w:r>
-      <w:r>
-        <w:t>an “</w:t>
-      </w:r>
-      <w:r>
-        <w:rPr>
-          <w:i/>
-          <w:iCs/>
-        </w:rPr>
-        <w:t>exterminate</w:t>
-      </w:r>
-      <w:r>
-        <w:rPr>
-          <w:i/>
-          <w:iCs/>
-        </w:rPr>
-        <w:t>”</w:t>
-      </w:r>
-      <w:r>
-        <w:t xml:space="preserve"> sample instead</w:t>
-      </w:r>
-      <w:r>
-        <w:t xml:space="preserve">, which I knew would </w:t>
-      </w:r>
-      <w:r>
-        <w:t xml:space="preserve">have its own </w:t>
-      </w:r>
-      <w:r>
-        <w:t>challen</w:t>
-      </w:r>
-      <w:r>
-        <w:t>ges</w:t>
-      </w:r>
-      <w:r>
-        <w:t>.</w:t>
-      </w:r>
-    </w:p>
-    <w:p>
-      <w:r>
-        <w:t xml:space="preserve">Sampled music can be played on the BBC Micro </w:t>
-      </w:r>
-      <w:r>
-        <w:t xml:space="preserve">by </w:t>
-      </w:r>
-      <w:r>
-        <w:t xml:space="preserve">configuring the </w:t>
-      </w:r>
-      <w:r>
-        <w:t>SN76489</w:t>
-      </w:r>
-      <w:r>
-        <w:t xml:space="preserve"> to output its highest frequency (125KHz) and </w:t>
-      </w:r>
-      <w:r>
-        <w:t xml:space="preserve">then </w:t>
-      </w:r>
-      <w:r>
-        <w:t>modulat</w:t>
-      </w:r>
-      <w:r>
-        <w:t>e</w:t>
-      </w:r>
-      <w:r>
-        <w:t xml:space="preserve"> the volume using PCM </w:t>
-      </w:r>
-      <w:r>
-        <w:t>sample</w:t>
-      </w:r>
-      <w:r>
-        <w:t xml:space="preserve"> data, at the frequency of the PCM encoding.</w:t>
-      </w:r>
-    </w:p>
-    <w:p>
-      <w:r>
-        <w:t xml:space="preserve">While doable, it’s quite hard to reproduce samples </w:t>
-      </w:r>
-      <w:r>
-        <w:t>at</w:t>
-      </w:r>
-      <w:r>
-        <w:t xml:space="preserve"> good </w:t>
-      </w:r>
-      <w:r>
-        <w:t>quality</w:t>
-      </w:r>
-      <w:r>
-        <w:t>,</w:t>
-      </w:r>
-      <w:r>
-        <w:t xml:space="preserve"> </w:t>
-      </w:r>
-      <w:r>
-        <w:t>for several reasons.</w:t>
-      </w:r>
-    </w:p>
-    <w:p>
-      <w:r>
-        <w:t>Firstly, the sound chip’s volume has to be updated at the encoding frequency.  For 8-bit/8KHz samples (a reasonable format to use), this happen</w:t>
-      </w:r>
-      <w:r>
-        <w:t>s</w:t>
-      </w:r>
-      <w:r>
-        <w:t xml:space="preserve"> 160 times a frame. </w:t>
-      </w:r>
-      <w:r>
-        <w:t xml:space="preserve"> If the update code takes 50 cycles to execute (a reasonable estimate), there </w:t>
+        <w:t xml:space="preserve">update code takes 50 cycles to execute (a reasonable estimate), there </w:t>
       </w:r>
       <w:r>
         <w:t>is</w:t>
@@ -16617,7 +16762,6 @@
     </w:p>
     <w:p>
       <w:r>
-        <w:lastRenderedPageBreak/>
         <w:t xml:space="preserve">During startup, there is sufficient </w:t>
       </w:r>
       <w:r>
@@ -16791,6 +16935,7 @@
     </w:p>
     <w:p>
       <w:r>
+        <w:lastRenderedPageBreak/>
         <w:t>The resultant “</w:t>
       </w:r>
       <w:r>
@@ -17061,184 +17206,173 @@
           <w:b/>
           <w:bCs/>
         </w:rPr>
-        <w:t xml:space="preserve">AND </w:t>
+        <w:t>AND #&amp;0F</w:t>
+      </w:r>
+      <w:r>
+        <w:t xml:space="preserve"> is repeated</w:t>
+      </w:r>
+      <w:r>
+        <w:t xml:space="preserve"> to fill </w:t>
+      </w:r>
+      <w:r>
+        <w:t xml:space="preserve">the </w:t>
+      </w:r>
+      <w:r>
+        <w:t>4 code bytes</w:t>
+      </w:r>
+      <w:r>
+        <w:t xml:space="preserve"> </w:t>
+      </w:r>
+      <w:r>
+        <w:t xml:space="preserve">that </w:t>
       </w:r>
       <w:r>
         <w:rPr>
           <w:b/>
           <w:bCs/>
         </w:rPr>
-        <w:t>#&amp;0F</w:t>
-      </w:r>
-      <w:r>
-        <w:t xml:space="preserve"> is repeated</w:t>
-      </w:r>
-      <w:r>
-        <w:t xml:space="preserve"> to fill </w:t>
-      </w:r>
-      <w:r>
-        <w:t xml:space="preserve">the </w:t>
-      </w:r>
-      <w:r>
-        <w:t>4 code bytes</w:t>
-      </w:r>
-      <w:r>
-        <w:t xml:space="preserve"> </w:t>
-      </w:r>
-      <w:r>
-        <w:t xml:space="preserve">that </w:t>
+        <w:t>4 x</w:t>
+      </w:r>
+      <w:r>
+        <w:t xml:space="preserve"> </w:t>
       </w:r>
       <w:r>
         <w:rPr>
           <w:b/>
           <w:bCs/>
         </w:rPr>
-        <w:t>4 x</w:t>
-      </w:r>
-      <w:r>
-        <w:t xml:space="preserve"> </w:t>
+        <w:t>LSR A</w:t>
       </w:r>
       <w:r>
         <w:rPr>
           <w:b/>
           <w:bCs/>
         </w:rPr>
-        <w:t>LSR A</w:t>
+        <w:t xml:space="preserve"> </w:t>
+      </w:r>
+      <w:r>
+        <w:t>uses.</w:t>
+      </w:r>
+    </w:p>
+    <w:p>
+      <w:r>
+        <w:t xml:space="preserve">The WAV converter console app was then updated to read the additional WAV files that I </w:t>
+      </w:r>
+      <w:r>
+        <w:t xml:space="preserve">also </w:t>
+      </w:r>
+      <w:r>
+        <w:t xml:space="preserve">created in Audacity, stacking these in the generated </w:t>
       </w:r>
       <w:r>
         <w:rPr>
           <w:b/>
           <w:bCs/>
         </w:rPr>
-        <w:t xml:space="preserve"> </w:t>
-      </w:r>
-      <w:r>
-        <w:t>uses.</w:t>
-      </w:r>
-    </w:p>
-    <w:p>
-      <w:r>
-        <w:t xml:space="preserve">The WAV converter console app was then updated to read the additional WAV files that I </w:t>
-      </w:r>
-      <w:r>
-        <w:t xml:space="preserve">also </w:t>
-      </w:r>
-      <w:r>
-        <w:t xml:space="preserve">created in Audacity, stacking these in the generated </w:t>
+        <w:t>pcm.dat</w:t>
+      </w:r>
+      <w:r>
+        <w:t xml:space="preserve"> file.  The app was also updated to write </w:t>
+      </w:r>
+      <w:r>
+        <w:t xml:space="preserve">a </w:t>
       </w:r>
       <w:r>
         <w:rPr>
           <w:b/>
           <w:bCs/>
         </w:rPr>
-        <w:t>pcm.dat</w:t>
-      </w:r>
-      <w:r>
-        <w:t xml:space="preserve"> file.  The app was also </w:t>
-      </w:r>
-      <w:r>
-        <w:lastRenderedPageBreak/>
-        <w:t xml:space="preserve">updated to write </w:t>
-      </w:r>
-      <w:r>
-        <w:t xml:space="preserve">a </w:t>
+        <w:t>start</w:t>
       </w:r>
       <w:r>
         <w:rPr>
           <w:b/>
           <w:bCs/>
         </w:rPr>
-        <w:t>start</w:t>
+        <w:t>/</w:t>
       </w:r>
       <w:r>
         <w:rPr>
           <w:b/>
           <w:bCs/>
         </w:rPr>
-        <w:t>/</w:t>
+        <w:t>end address</w:t>
       </w:r>
       <w:r>
         <w:rPr>
           <w:b/>
           <w:bCs/>
         </w:rPr>
-        <w:t>end address</w:t>
+        <w:t xml:space="preserve"> table</w:t>
+      </w:r>
+      <w:r>
+        <w:t xml:space="preserve"> for </w:t>
+      </w:r>
+      <w:r>
+        <w:t xml:space="preserve">the encoded </w:t>
+      </w:r>
+      <w:r>
+        <w:t>sample</w:t>
+      </w:r>
+      <w:r>
+        <w:t>s</w:t>
+      </w:r>
+      <w:r>
+        <w:t>, which the runtime use</w:t>
+      </w:r>
+      <w:r>
+        <w:t>s</w:t>
+      </w:r>
+      <w:r>
+        <w:t xml:space="preserve"> to play the appropriate sample.</w:t>
+      </w:r>
+    </w:p>
+    <w:p>
+      <w:pPr>
+        <w:pStyle w:val="Heading3"/>
+      </w:pPr>
+      <w:r>
+        <w:t>Optimizations</w:t>
+      </w:r>
+    </w:p>
+    <w:p>
+      <w:r>
+        <w:t xml:space="preserve">Modulating a tone generator’s volume at 8K (160 times a frame) </w:t>
+      </w:r>
+      <w:r>
+        <w:t xml:space="preserve">without impacting game performance </w:t>
+      </w:r>
+      <w:r>
+        <w:t xml:space="preserve">was </w:t>
+      </w:r>
+      <w:r>
+        <w:t>essential</w:t>
+      </w:r>
+      <w:r>
+        <w:t xml:space="preserve">.  Every instruction executed in the interrupt routine is executed 160 times </w:t>
+      </w:r>
+      <w:r>
+        <w:t xml:space="preserve">a </w:t>
+      </w:r>
+      <w:r>
+        <w:t xml:space="preserve">frame.  Minimizing the number of instructions </w:t>
+      </w:r>
+      <w:r>
+        <w:t>was</w:t>
+      </w:r>
+      <w:r>
+        <w:t xml:space="preserve"> thus paramount.</w:t>
+      </w:r>
+    </w:p>
+    <w:p>
+      <w:r>
+        <w:t xml:space="preserve">The first thing I did was to ensure that the </w:t>
       </w:r>
       <w:r>
         <w:rPr>
           <w:b/>
           <w:bCs/>
         </w:rPr>
-        <w:t xml:space="preserve"> table</w:t>
-      </w:r>
-      <w:r>
-        <w:t xml:space="preserve"> for </w:t>
-      </w:r>
-      <w:r>
-        <w:t xml:space="preserve">the encoded </w:t>
-      </w:r>
-      <w:r>
-        <w:t>sample</w:t>
-      </w:r>
-      <w:r>
-        <w:t>s</w:t>
-      </w:r>
-      <w:r>
-        <w:t>, which the runtime use</w:t>
-      </w:r>
-      <w:r>
-        <w:t>s</w:t>
-      </w:r>
-      <w:r>
-        <w:t xml:space="preserve"> to play the appropriate sample.</w:t>
-      </w:r>
-    </w:p>
-    <w:p>
-      <w:pPr>
-        <w:pStyle w:val="Heading3"/>
-      </w:pPr>
-      <w:r>
-        <w:t>Optimizations</w:t>
-      </w:r>
-    </w:p>
-    <w:p>
-      <w:r>
-        <w:t xml:space="preserve">Modulating a tone generator’s volume at 8K (160 times a frame) </w:t>
-      </w:r>
-      <w:r>
-        <w:t xml:space="preserve">without impacting game performance </w:t>
-      </w:r>
-      <w:r>
-        <w:t xml:space="preserve">was </w:t>
-      </w:r>
-      <w:r>
-        <w:t>essential</w:t>
-      </w:r>
-      <w:r>
-        <w:t xml:space="preserve">.  Every instruction executed in the interrupt routine is executed 160 times </w:t>
-      </w:r>
-      <w:r>
-        <w:t xml:space="preserve">a </w:t>
-      </w:r>
-      <w:r>
-        <w:t xml:space="preserve">frame.  Minimizing the number of instructions </w:t>
-      </w:r>
-      <w:r>
-        <w:t>was</w:t>
-      </w:r>
-      <w:r>
-        <w:t xml:space="preserve"> thus paramount.</w:t>
-      </w:r>
-    </w:p>
-    <w:p>
-      <w:r>
-        <w:t xml:space="preserve">The first thing I did was to ensure that the </w:t>
-      </w:r>
-      <w:r>
-        <w:rPr>
-          <w:b/>
-          <w:bCs/>
-        </w:rPr>
         <w:t>User-VIA Timer1</w:t>
       </w:r>
       <w:r>
@@ -17300,6 +17434,7 @@
     </w:p>
     <w:p>
       <w:r>
+        <w:lastRenderedPageBreak/>
         <w:t xml:space="preserve">The code included a 16-cycle spin loop, which was needed to write data to the </w:t>
       </w:r>
       <w:r>
@@ -17364,14 +17499,7 @@
           <w:i/>
           <w:iCs/>
         </w:rPr>
-        <w:t xml:space="preserve"> </w:t>
-      </w:r>
-      <w:r>
-        <w:rPr>
-          <w:i/>
-          <w:iCs/>
-        </w:rPr>
-        <w:t>sample</w:t>
+        <w:t xml:space="preserve"> sample</w:t>
       </w:r>
       <w:r>
         <w:t>’ testing.  The tests are only performed at page boundar</w:t>
@@ -17515,9 +17643,11 @@
             <w:tcW w:w="3116" w:type="dxa"/>
           </w:tcPr>
           <w:p>
+            <w:proofErr w:type="spellStart"/>
             <w:r>
               <w:t>soundVector_beginPursuit</w:t>
             </w:r>
+            <w:proofErr w:type="spellEnd"/>
           </w:p>
         </w:tc>
         <w:tc>
@@ -17528,9 +17658,11 @@
             <w:pPr>
               <w:cnfStyle w:val="000000100000" w:firstRow="0" w:lastRow="0" w:firstColumn="0" w:lastColumn="0" w:oddVBand="0" w:evenVBand="0" w:oddHBand="1" w:evenHBand="0" w:firstRowFirstColumn="0" w:firstRowLastColumn="0" w:lastRowFirstColumn="0" w:lastRowLastColumn="0"/>
             </w:pPr>
+            <w:proofErr w:type="spellStart"/>
             <w:r>
               <w:t>soundEffect_pursuitOff</w:t>
             </w:r>
+            <w:proofErr w:type="spellEnd"/>
           </w:p>
         </w:tc>
         <w:tc>
@@ -17541,12 +17673,14 @@
             <w:pPr>
               <w:cnfStyle w:val="000000100000" w:firstRow="0" w:lastRow="0" w:firstColumn="0" w:lastColumn="0" w:oddVBand="0" w:evenVBand="0" w:oddHBand="1" w:evenHBand="0" w:firstRowFirstColumn="0" w:firstRowLastColumn="0" w:lastRowFirstColumn="0" w:lastRowLastColumn="0"/>
             </w:pPr>
+            <w:proofErr w:type="spellStart"/>
             <w:r>
               <w:t>sample_</w:t>
             </w:r>
             <w:r>
               <w:t>soundExterminate</w:t>
             </w:r>
+            <w:proofErr w:type="spellEnd"/>
           </w:p>
         </w:tc>
       </w:tr>
@@ -17557,9 +17691,11 @@
             <w:tcW w:w="3116" w:type="dxa"/>
           </w:tcPr>
           <w:p>
+            <w:proofErr w:type="spellStart"/>
             <w:r>
               <w:t>soundVector_updatePursuit</w:t>
             </w:r>
+            <w:proofErr w:type="spellEnd"/>
           </w:p>
         </w:tc>
         <w:tc>
@@ -17586,9 +17722,11 @@
             <w:pPr>
               <w:cnfStyle w:val="000000000000" w:firstRow="0" w:lastRow="0" w:firstColumn="0" w:lastColumn="0" w:oddVBand="0" w:evenVBand="0" w:oddHBand="0" w:evenHBand="0" w:firstRowFirstColumn="0" w:firstRowLastColumn="0" w:lastRowFirstColumn="0" w:lastRowLastColumn="0"/>
             </w:pPr>
+            <w:proofErr w:type="spellStart"/>
             <w:r>
               <w:t>sample_updatePursuit</w:t>
             </w:r>
+            <w:proofErr w:type="spellEnd"/>
           </w:p>
         </w:tc>
       </w:tr>
@@ -17602,9 +17740,11 @@
             <w:tcW w:w="3116" w:type="dxa"/>
           </w:tcPr>
           <w:p>
+            <w:proofErr w:type="spellStart"/>
             <w:r>
               <w:t>soundVector_endPursuit</w:t>
             </w:r>
+            <w:proofErr w:type="spellEnd"/>
           </w:p>
         </w:tc>
         <w:tc>
@@ -17615,9 +17755,11 @@
             <w:pPr>
               <w:cnfStyle w:val="000000100000" w:firstRow="0" w:lastRow="0" w:firstColumn="0" w:lastColumn="0" w:oddVBand="0" w:evenVBand="0" w:oddHBand="1" w:evenHBand="0" w:firstRowFirstColumn="0" w:firstRowLastColumn="0" w:lastRowFirstColumn="0" w:lastRowLastColumn="0"/>
             </w:pPr>
+            <w:proofErr w:type="spellStart"/>
             <w:r>
               <w:t>soundEffect_pursuitOff</w:t>
             </w:r>
+            <w:proofErr w:type="spellEnd"/>
           </w:p>
         </w:tc>
         <w:tc>
@@ -17628,9 +17770,11 @@
             <w:pPr>
               <w:cnfStyle w:val="000000100000" w:firstRow="0" w:lastRow="0" w:firstColumn="0" w:lastColumn="0" w:oddVBand="0" w:evenVBand="0" w:oddHBand="1" w:evenHBand="0" w:firstRowFirstColumn="0" w:firstRowLastColumn="0" w:lastRowFirstColumn="0" w:lastRowLastColumn="0"/>
             </w:pPr>
+            <w:proofErr w:type="spellStart"/>
             <w:r>
               <w:t>sample_stop</w:t>
             </w:r>
+            <w:proofErr w:type="spellEnd"/>
           </w:p>
         </w:tc>
       </w:tr>
@@ -17641,9 +17785,11 @@
             <w:tcW w:w="3116" w:type="dxa"/>
           </w:tcPr>
           <w:p>
+            <w:proofErr w:type="spellStart"/>
             <w:r>
               <w:t>soundVector_enemyLasered</w:t>
             </w:r>
+            <w:proofErr w:type="spellEnd"/>
           </w:p>
         </w:tc>
         <w:tc>
@@ -17658,16 +17804,7 @@
               <w:t>RTS</w:t>
             </w:r>
             <w:r>
-              <w:t xml:space="preserve"> </w:t>
-            </w:r>
-            <w:r>
-              <w:t>(no sound</w:t>
-            </w:r>
-            <w:r>
-              <w:t xml:space="preserve"> </w:t>
-            </w:r>
-            <w:r>
-              <w:t>effect)</w:t>
+              <w:t xml:space="preserve"> (no sound effect)</w:t>
             </w:r>
           </w:p>
         </w:tc>
@@ -17679,9 +17816,11 @@
             <w:pPr>
               <w:cnfStyle w:val="000000000000" w:firstRow="0" w:lastRow="0" w:firstColumn="0" w:lastColumn="0" w:oddVBand="0" w:evenVBand="0" w:oddHBand="0" w:evenHBand="0" w:firstRowFirstColumn="0" w:firstRowLastColumn="0" w:lastRowFirstColumn="0" w:lastRowLastColumn="0"/>
             </w:pPr>
+            <w:proofErr w:type="spellStart"/>
             <w:r>
               <w:t>sample_soundGrown</w:t>
             </w:r>
+            <w:proofErr w:type="spellEnd"/>
           </w:p>
         </w:tc>
       </w:tr>
@@ -17695,9 +17834,11 @@
             <w:tcW w:w="3116" w:type="dxa"/>
           </w:tcPr>
           <w:p>
+            <w:proofErr w:type="spellStart"/>
             <w:r>
               <w:t>soundVector_weaponFired</w:t>
             </w:r>
+            <w:proofErr w:type="spellEnd"/>
           </w:p>
         </w:tc>
         <w:tc>
@@ -17708,9 +17849,11 @@
             <w:pPr>
               <w:cnfStyle w:val="000000100000" w:firstRow="0" w:lastRow="0" w:firstColumn="0" w:lastColumn="0" w:oddVBand="0" w:evenVBand="0" w:oddHBand="1" w:evenHBand="0" w:firstRowFirstColumn="0" w:firstRowLastColumn="0" w:lastRowFirstColumn="0" w:lastRowLastColumn="0"/>
             </w:pPr>
+            <w:proofErr w:type="spellStart"/>
             <w:r>
               <w:t>soundEffect_pain</w:t>
             </w:r>
+            <w:proofErr w:type="spellEnd"/>
           </w:p>
         </w:tc>
         <w:tc>
@@ -17721,9 +17864,11 @@
             <w:pPr>
               <w:cnfStyle w:val="000000100000" w:firstRow="0" w:lastRow="0" w:firstColumn="0" w:lastColumn="0" w:oddVBand="0" w:evenVBand="0" w:oddHBand="1" w:evenHBand="0" w:firstRowFirstColumn="0" w:firstRowLastColumn="0" w:lastRowFirstColumn="0" w:lastRowLastColumn="0"/>
             </w:pPr>
+            <w:proofErr w:type="spellStart"/>
             <w:r>
               <w:t>sample_soundWeapon</w:t>
             </w:r>
+            <w:proofErr w:type="spellEnd"/>
           </w:p>
         </w:tc>
       </w:tr>
@@ -17757,102 +17902,99 @@
         <w:t>.</w:t>
       </w:r>
       <w:r>
-        <w:t xml:space="preserve">  This includes an alternative in-game interrupt routine which contains the sampling </w:t>
-      </w:r>
+        <w:t xml:space="preserve">  This includes an alternative in-game interrupt routine which contains the sampling functionality. The routine jumps into the regular in-game interrupt routine to process other interrupts.  The routine is installed in place of the regular in-game routine when sideways RAM is detected.</w:t>
+      </w:r>
+    </w:p>
+    <w:p>
+      <w:r>
+        <w:t xml:space="preserve">With the game bar </w:t>
+      </w:r>
+      <w:r>
+        <w:t xml:space="preserve">code reinstated (it was </w:t>
+      </w:r>
+      <w:r>
+        <w:t xml:space="preserve">previously </w:t>
+      </w:r>
+      <w:r>
+        <w:t>commented out</w:t>
+      </w:r>
+      <w:r>
+        <w:t>)</w:t>
+      </w:r>
+      <w:r>
+        <w:t xml:space="preserve">, there </w:t>
+      </w:r>
+      <w:r>
+        <w:t>was</w:t>
+      </w:r>
+      <w:r>
+        <w:t xml:space="preserve"> </w:t>
+      </w:r>
+      <w:r>
+        <w:t>in</w:t>
+      </w:r>
+      <w:r>
+        <w:t xml:space="preserve">sufficient memory for sample.6502 to be </w:t>
+      </w:r>
+      <w:r>
+        <w:t>loaded.  This was not a surprise as there were only a few bytes available before all the sample code was written.</w:t>
+      </w:r>
+    </w:p>
+    <w:p>
+      <w:r>
+        <w:t>One option would be to load sample.6502 in sideways RAM</w:t>
+      </w:r>
+      <w:r>
+        <w:t>, and execute the code from there.</w:t>
+      </w:r>
+      <w:r>
+        <w:t xml:space="preserve">  A better option </w:t>
+      </w:r>
+      <w:r>
+        <w:t>was</w:t>
+      </w:r>
+      <w:r>
+        <w:t xml:space="preserve"> </w:t>
+      </w:r>
+      <w:r>
+        <w:t xml:space="preserve">to move a game </w:t>
+      </w:r>
+      <w:r>
+        <w:t xml:space="preserve">sprite </w:t>
+      </w:r>
+      <w:r>
+        <w:t xml:space="preserve">atlas to sideways RAM and load sample.6502 where the asset </w:t>
+      </w:r>
+      <w:r>
+        <w:t>previously</w:t>
+      </w:r>
+      <w:r>
+        <w:t xml:space="preserve"> reside</w:t>
+      </w:r>
+      <w:r>
+        <w:t>d</w:t>
+      </w:r>
+      <w:r>
+        <w:t>.</w:t>
+      </w:r>
+      <w:r>
+        <w:t xml:space="preserve">  The game-bar asset (224-bytes) was the ideal choice, being slightly larger than the sample code.</w:t>
+      </w:r>
+    </w:p>
+    <w:p>
+      <w:r>
+        <w:t xml:space="preserve">The changes to affect this change were straightforward, though I did need to reduce the size of the pcm.dat file by </w:t>
+      </w:r>
+      <w:r>
+        <w:t xml:space="preserve">256 </w:t>
+      </w:r>
+      <w:r>
+        <w:t>bytes.</w:t>
+      </w:r>
+    </w:p>
+    <w:p>
       <w:r>
         <w:lastRenderedPageBreak/>
-        <w:t>functionality. The routine jumps into the regular in-game interrupt routine to process other interrupts.  The routine is installed in place of the regular in-game routine when sideways RAM is detected.</w:t>
-      </w:r>
-    </w:p>
-    <w:p>
-      <w:r>
-        <w:t xml:space="preserve">With the game bar </w:t>
-      </w:r>
-      <w:r>
-        <w:t xml:space="preserve">code reinstated (it was </w:t>
-      </w:r>
-      <w:r>
-        <w:t xml:space="preserve">previously </w:t>
-      </w:r>
-      <w:r>
-        <w:t>commented out</w:t>
-      </w:r>
-      <w:r>
-        <w:t>)</w:t>
-      </w:r>
-      <w:r>
-        <w:t xml:space="preserve">, there </w:t>
-      </w:r>
-      <w:r>
-        <w:t>was</w:t>
-      </w:r>
-      <w:r>
-        <w:t xml:space="preserve"> </w:t>
-      </w:r>
-      <w:r>
-        <w:t>in</w:t>
-      </w:r>
-      <w:r>
-        <w:t xml:space="preserve">sufficient memory for sample.6502 to be </w:t>
-      </w:r>
-      <w:r>
-        <w:t>loaded.  This was not a surprise as there were only a few bytes available before all the sample code was written.</w:t>
-      </w:r>
-    </w:p>
-    <w:p>
-      <w:r>
-        <w:t>One option would be to load sample.6502 in sideways RAM</w:t>
-      </w:r>
-      <w:r>
-        <w:t>, and execute the code from there.</w:t>
-      </w:r>
-      <w:r>
-        <w:t xml:space="preserve">  A better option </w:t>
-      </w:r>
-      <w:r>
-        <w:t>was</w:t>
-      </w:r>
-      <w:r>
-        <w:t xml:space="preserve"> </w:t>
-      </w:r>
-      <w:r>
-        <w:t xml:space="preserve">to move a game </w:t>
-      </w:r>
-      <w:r>
-        <w:t xml:space="preserve">sprite </w:t>
-      </w:r>
-      <w:r>
-        <w:t xml:space="preserve">atlas to sideways RAM and load sample.6502 where the asset </w:t>
-      </w:r>
-      <w:r>
-        <w:t>previously</w:t>
-      </w:r>
-      <w:r>
-        <w:t xml:space="preserve"> reside</w:t>
-      </w:r>
-      <w:r>
-        <w:t>d</w:t>
-      </w:r>
-      <w:r>
-        <w:t>.</w:t>
-      </w:r>
-      <w:r>
-        <w:t xml:space="preserve">  The game-bar asset (224-bytes) was the ideal choice, being slightly larger than the sample code.</w:t>
-      </w:r>
-    </w:p>
-    <w:p>
-      <w:r>
-        <w:t xml:space="preserve">The changes to affect this change were straightforward, though I did need to reduce the size of the pcm.dat file by </w:t>
-      </w:r>
-      <w:r>
-        <w:t xml:space="preserve">256 </w:t>
-      </w:r>
-      <w:r>
-        <w:t>bytes.</w:t>
-      </w:r>
-    </w:p>
-    <w:p>
-      <w:r>
         <w:t>I also updated the level editor adding a setting which specifies whether sample sounds should be played or not.  One can imagine a level which does not contain Daleks.</w:t>
       </w:r>
     </w:p>
@@ -17901,8 +18043,13 @@
         <w:t xml:space="preserve">reasonably well </w:t>
       </w:r>
       <w:r>
-        <w:t>in BeebEm</w:t>
-      </w:r>
+        <w:t xml:space="preserve">in </w:t>
+      </w:r>
+      <w:proofErr w:type="spellStart"/>
+      <w:r>
+        <w:t>BeebEm</w:t>
+      </w:r>
+      <w:proofErr w:type="spellEnd"/>
       <w:r>
         <w:t xml:space="preserve">, though there was a </w:t>
       </w:r>
@@ -17998,7 +18145,17 @@
         <w:t xml:space="preserve">And </w:t>
       </w:r>
       <w:r>
-        <w:t xml:space="preserve">K9 could say </w:t>
+        <w:t>K9 could say “</w:t>
+      </w:r>
+      <w:r>
+        <w:rPr>
+          <w:i/>
+          <w:iCs/>
+        </w:rPr>
+        <w:t>insufficient data</w:t>
+      </w:r>
+      <w:r>
+        <w:t xml:space="preserve">” at the start of a level and </w:t>
       </w:r>
       <w:r>
         <w:t>“</w:t>
@@ -18008,28 +18165,12 @@
           <w:i/>
           <w:iCs/>
         </w:rPr>
-        <w:t>insufficient data</w:t>
+        <w:t>affirmative</w:t>
       </w:r>
       <w:r>
         <w:t>”</w:t>
       </w:r>
       <w:r>
-        <w:t xml:space="preserve"> at the start of a level and </w:t>
-      </w:r>
-      <w:r>
-        <w:t>“</w:t>
-      </w:r>
-      <w:r>
-        <w:rPr>
-          <w:i/>
-          <w:iCs/>
-        </w:rPr>
-        <w:t>affirmative</w:t>
-      </w:r>
-      <w:r>
-        <w:t>”</w:t>
-      </w:r>
-      <w:r>
         <w:t xml:space="preserve"> after destroying a Dalek.</w:t>
       </w:r>
     </w:p>
@@ -18106,11 +18247,7 @@
         <w:t>sound vectors</w:t>
       </w:r>
       <w:r>
-        <w:t xml:space="preserve"> were also </w:t>
-      </w:r>
-      <w:r>
-        <w:lastRenderedPageBreak/>
-        <w:t>introduced</w:t>
+        <w:t xml:space="preserve"> were also introduced</w:t>
       </w:r>
       <w:r>
         <w:t xml:space="preserve">, </w:t>
@@ -18236,9 +18373,11 @@
             <w:tcW w:w="2586" w:type="dxa"/>
           </w:tcPr>
           <w:p>
+            <w:proofErr w:type="spellStart"/>
             <w:r>
               <w:t>enemyDestroyed</w:t>
             </w:r>
+            <w:proofErr w:type="spellEnd"/>
           </w:p>
         </w:tc>
         <w:tc>
@@ -18250,10 +18389,7 @@
               <w:cnfStyle w:val="000000100000" w:firstRow="0" w:lastRow="0" w:firstColumn="0" w:lastColumn="0" w:oddVBand="0" w:evenVBand="0" w:oddHBand="1" w:evenHBand="0" w:firstRowFirstColumn="0" w:firstRowLastColumn="0" w:lastRowFirstColumn="0" w:lastRowLastColumn="0"/>
             </w:pPr>
             <w:r>
-              <w:t>RTS</w:t>
-            </w:r>
-            <w:r>
-              <w:t xml:space="preserve"> </w:t>
+              <w:t xml:space="preserve">RTS </w:t>
             </w:r>
             <w:r>
               <w:t>(no sound effect)</w:t>
@@ -18269,10 +18405,7 @@
               <w:cnfStyle w:val="000000100000" w:firstRow="0" w:lastRow="0" w:firstColumn="0" w:lastColumn="0" w:oddVBand="0" w:evenVBand="0" w:oddHBand="1" w:evenHBand="0" w:firstRowFirstColumn="0" w:firstRowLastColumn="0" w:lastRowFirstColumn="0" w:lastRowLastColumn="0"/>
             </w:pPr>
             <w:r>
-              <w:t>sample_soundK9</w:t>
-            </w:r>
-            <w:r>
-              <w:t>Affirmative</w:t>
+              <w:t>sample_soundK9Affirmative</w:t>
             </w:r>
           </w:p>
         </w:tc>
@@ -18284,9 +18417,11 @@
             <w:tcW w:w="2586" w:type="dxa"/>
           </w:tcPr>
           <w:p>
+            <w:proofErr w:type="spellStart"/>
             <w:r>
               <w:t>startLevel</w:t>
             </w:r>
+            <w:proofErr w:type="spellEnd"/>
           </w:p>
         </w:tc>
         <w:tc>
@@ -18301,10 +18436,7 @@
               <w:t>RTS</w:t>
             </w:r>
             <w:r>
-              <w:t xml:space="preserve"> </w:t>
-            </w:r>
-            <w:r>
-              <w:t>(no sound effect)</w:t>
+              <w:t xml:space="preserve"> (no sound effect)</w:t>
             </w:r>
           </w:p>
         </w:tc>
@@ -18317,10 +18449,7 @@
               <w:cnfStyle w:val="000000000000" w:firstRow="0" w:lastRow="0" w:firstColumn="0" w:lastColumn="0" w:oddVBand="0" w:evenVBand="0" w:oddHBand="0" w:evenHBand="0" w:firstRowFirstColumn="0" w:firstRowLastColumn="0" w:lastRowFirstColumn="0" w:lastRowLastColumn="0"/>
             </w:pPr>
             <w:r>
-              <w:t>sample_</w:t>
-            </w:r>
-            <w:r>
-              <w:t>soundK9</w:t>
+              <w:t>sample_soundK9</w:t>
             </w:r>
             <w:r>
               <w:t>InsufficientData</w:t>
@@ -18338,9 +18467,11 @@
             <w:tcW w:w="2586" w:type="dxa"/>
           </w:tcPr>
           <w:p>
+            <w:proofErr w:type="spellStart"/>
             <w:r>
               <w:t>completeLevel</w:t>
             </w:r>
+            <w:proofErr w:type="spellEnd"/>
           </w:p>
         </w:tc>
         <w:tc>
@@ -18351,12 +18482,11 @@
             <w:pPr>
               <w:cnfStyle w:val="000000100000" w:firstRow="0" w:lastRow="0" w:firstColumn="0" w:lastColumn="0" w:oddVBand="0" w:evenVBand="0" w:oddHBand="1" w:evenHBand="0" w:firstRowFirstColumn="0" w:firstRowLastColumn="0" w:lastRowFirstColumn="0" w:lastRowLastColumn="0"/>
             </w:pPr>
+            <w:proofErr w:type="spellStart"/>
             <w:r>
-              <w:t>soundEffect_</w:t>
+              <w:t>soundEffect_levelComplete</w:t>
             </w:r>
-            <w:r>
-              <w:t>levelComplete</w:t>
-            </w:r>
+            <w:proofErr w:type="spellEnd"/>
           </w:p>
         </w:tc>
         <w:tc>
@@ -18367,12 +18497,14 @@
             <w:pPr>
               <w:cnfStyle w:val="000000100000" w:firstRow="0" w:lastRow="0" w:firstColumn="0" w:lastColumn="0" w:oddVBand="0" w:evenVBand="0" w:oddHBand="1" w:evenHBand="0" w:firstRowFirstColumn="0" w:firstRowLastColumn="0" w:lastRowFirstColumn="0" w:lastRowLastColumn="0"/>
             </w:pPr>
+            <w:proofErr w:type="spellStart"/>
             <w:r>
               <w:t>sample_</w:t>
             </w:r>
             <w:r>
               <w:t>soundTardisDoor</w:t>
             </w:r>
+            <w:proofErr w:type="spellEnd"/>
           </w:p>
         </w:tc>
       </w:tr>
@@ -18453,6 +18585,7 @@
     </w:p>
     <w:p>
       <w:r>
+        <w:lastRenderedPageBreak/>
         <w:t>The limited memory on the BBC micro creates a lot of challenges, so finding ways to eke out and repurpose memory is essential.  Thankfully, there are great resources online that help here.</w:t>
       </w:r>
       <w:r>
@@ -19216,7 +19349,6 @@
               <w:jc w:val="center"/>
             </w:pPr>
             <w:r>
-              <w:lastRenderedPageBreak/>
               <w:t>0</w:t>
             </w:r>
             <w:r>
@@ -19858,6 +19990,7 @@
         </w:numPr>
       </w:pPr>
       <w:r>
+        <w:lastRenderedPageBreak/>
         <w:t xml:space="preserve">Blue rows depict memory MOS and DFS uses but </w:t>
       </w:r>
       <w:r>
@@ -20395,7 +20528,6 @@
               <w:jc w:val="center"/>
             </w:pPr>
             <w:r>
-              <w:lastRenderedPageBreak/>
               <w:t>40</w:t>
             </w:r>
             <w:r>
@@ -20587,7 +20719,7 @@
               <w:t>2</w:t>
             </w:r>
             <w:r>
-              <w:t>712</w:t>
+              <w:t>621</w:t>
             </w:r>
           </w:p>
         </w:tc>
@@ -20607,7 +20739,7 @@
               <w:jc w:val="center"/>
             </w:pPr>
             <w:r>
-              <w:t>5FA0</w:t>
+              <w:t>5F45</w:t>
             </w:r>
           </w:p>
         </w:tc>
@@ -20657,12 +20789,16 @@
           <w:p>
             <w:pPr>
               <w:jc w:val="center"/>
+              <w:rPr>
+                <w:b w:val="0"/>
+                <w:bCs w:val="0"/>
+              </w:rPr>
             </w:pPr>
             <w:r>
-              <w:t>6C2</w:t>
+              <w:t>6BD</w:t>
             </w:r>
             <w:r>
-              <w:t>D</w:t>
+              <w:t>2</w:t>
             </w:r>
           </w:p>
         </w:tc>
@@ -20702,7 +20838,7 @@
               </w:rPr>
             </w:pPr>
             <w:r>
-              <w:t>313</w:t>
+              <w:t>916</w:t>
             </w:r>
           </w:p>
         </w:tc>
@@ -20725,7 +20861,7 @@
               <w:t>6</w:t>
             </w:r>
             <w:r>
-              <w:t>D</w:t>
+              <w:t>F</w:t>
             </w:r>
             <w:r>
               <w:t>66</w:t>
@@ -20767,61 +20903,6 @@
           <w:tcPr>
             <w:cnfStyle w:val="001000000000" w:firstRow="0" w:lastRow="0" w:firstColumn="1" w:lastColumn="0" w:oddVBand="0" w:evenVBand="0" w:oddHBand="0" w:evenHBand="0" w:firstRowFirstColumn="0" w:firstRowLastColumn="0" w:lastRowFirstColumn="0" w:lastRowLastColumn="0"/>
             <w:tcW w:w="1345" w:type="dxa"/>
-            <w:shd w:val="clear" w:color="auto" w:fill="F2CEED" w:themeFill="accent5" w:themeFillTint="33"/>
-          </w:tcPr>
-          <w:p>
-            <w:pPr>
-              <w:jc w:val="center"/>
-            </w:pPr>
-            <w:r>
-              <w:t>7A00</w:t>
-            </w:r>
-          </w:p>
-        </w:tc>
-        <w:tc>
-          <w:tcPr>
-            <w:tcW w:w="6570" w:type="dxa"/>
-            <w:shd w:val="clear" w:color="auto" w:fill="F2CEED" w:themeFill="accent5" w:themeFillTint="33"/>
-          </w:tcPr>
-          <w:p>
-            <w:pPr>
-              <w:cnfStyle w:val="000000000000" w:firstRow="0" w:lastRow="0" w:firstColumn="0" w:lastColumn="0" w:oddVBand="0" w:evenVBand="0" w:oddHBand="0" w:evenHBand="0" w:firstRowFirstColumn="0" w:firstRowLastColumn="0" w:lastRowFirstColumn="0" w:lastRowLastColumn="0"/>
-            </w:pPr>
-            <w:r>
-              <w:t>P</w:t>
-            </w:r>
-            <w:r>
-              <w:t>age backups</w:t>
-            </w:r>
-            <w:r>
-              <w:t xml:space="preserve"> (used during loading)</w:t>
-            </w:r>
-          </w:p>
-        </w:tc>
-        <w:tc>
-          <w:tcPr>
-            <w:tcW w:w="1260" w:type="dxa"/>
-            <w:shd w:val="clear" w:color="auto" w:fill="F2CEED" w:themeFill="accent5" w:themeFillTint="33"/>
-          </w:tcPr>
-          <w:p>
-            <w:pPr>
-              <w:jc w:val="center"/>
-              <w:cnfStyle w:val="000000000000" w:firstRow="0" w:lastRow="0" w:firstColumn="0" w:lastColumn="0" w:oddVBand="0" w:evenVBand="0" w:oddHBand="0" w:evenHBand="0" w:firstRowFirstColumn="0" w:firstRowLastColumn="0" w:lastRowFirstColumn="0" w:lastRowLastColumn="0"/>
-            </w:pPr>
-            <w:r>
-              <w:t>512</w:t>
-            </w:r>
-          </w:p>
-        </w:tc>
-      </w:tr>
-      <w:tr>
-        <w:trPr>
-          <w:cnfStyle w:val="000000100000" w:firstRow="0" w:lastRow="0" w:firstColumn="0" w:lastColumn="0" w:oddVBand="0" w:evenVBand="0" w:oddHBand="1" w:evenHBand="0" w:firstRowFirstColumn="0" w:firstRowLastColumn="0" w:lastRowFirstColumn="0" w:lastRowLastColumn="0"/>
-        </w:trPr>
-        <w:tc>
-          <w:tcPr>
-            <w:cnfStyle w:val="001000000000" w:firstRow="0" w:lastRow="0" w:firstColumn="1" w:lastColumn="0" w:oddVBand="0" w:evenVBand="0" w:oddHBand="0" w:evenHBand="0" w:firstRowFirstColumn="0" w:firstRowLastColumn="0" w:lastRowFirstColumn="0" w:lastRowLastColumn="0"/>
-            <w:tcW w:w="1345" w:type="dxa"/>
             <w:shd w:val="clear" w:color="auto" w:fill="C1F0C7" w:themeFill="accent3" w:themeFillTint="33"/>
           </w:tcPr>
           <w:p>
@@ -20840,7 +20921,7 @@
           </w:tcPr>
           <w:p>
             <w:pPr>
-              <w:cnfStyle w:val="000000100000" w:firstRow="0" w:lastRow="0" w:firstColumn="0" w:lastColumn="0" w:oddVBand="0" w:evenVBand="0" w:oddHBand="1" w:evenHBand="0" w:firstRowFirstColumn="0" w:firstRowLastColumn="0" w:lastRowFirstColumn="0" w:lastRowLastColumn="0"/>
+              <w:cnfStyle w:val="000000000000" w:firstRow="0" w:lastRow="0" w:firstColumn="0" w:lastColumn="0" w:oddVBand="0" w:evenVBand="0" w:oddHBand="0" w:evenHBand="0" w:firstRowFirstColumn="0" w:firstRowLastColumn="0" w:lastRowFirstColumn="0" w:lastRowLastColumn="0"/>
             </w:pPr>
             <w:r>
               <w:t>Mode 7 screen</w:t>
@@ -20855,7 +20936,7 @@
           <w:p>
             <w:pPr>
               <w:jc w:val="center"/>
-              <w:cnfStyle w:val="000000100000" w:firstRow="0" w:lastRow="0" w:firstColumn="0" w:lastColumn="0" w:oddVBand="0" w:evenVBand="0" w:oddHBand="1" w:evenHBand="0" w:firstRowFirstColumn="0" w:firstRowLastColumn="0" w:lastRowFirstColumn="0" w:lastRowLastColumn="0"/>
+              <w:cnfStyle w:val="000000000000" w:firstRow="0" w:lastRow="0" w:firstColumn="0" w:lastColumn="0" w:oddVBand="0" w:evenVBand="0" w:oddHBand="0" w:evenHBand="0" w:firstRowFirstColumn="0" w:firstRowLastColumn="0" w:lastRowFirstColumn="0" w:lastRowLastColumn="0"/>
             </w:pPr>
             <w:r>
               <w:t>1024</w:t>
@@ -20876,7 +20957,15 @@
         <w:t>locations and populates the game object data structures from the metadata and object descriptors.</w:t>
       </w:r>
       <w:r>
-        <w:t xml:space="preserve">  On machines with 16K+ of sideways RAM, the code also copies the 224-byte gamebar asset to </w:t>
+        <w:t xml:space="preserve">  On machines with 16K+ of sideways RAM, the code also copies the 224-byte </w:t>
+      </w:r>
+      <w:proofErr w:type="spellStart"/>
+      <w:r>
+        <w:t>gamebar</w:t>
+      </w:r>
+      <w:proofErr w:type="spellEnd"/>
+      <w:r>
+        <w:t xml:space="preserve"> asset to </w:t>
       </w:r>
       <w:r>
         <w:t>&amp;BF20</w:t>
@@ -20887,6 +20976,7 @@
     </w:p>
     <w:p>
       <w:r>
+        <w:lastRenderedPageBreak/>
         <w:t xml:space="preserve">The light blue row shows the game initialization </w:t>
       </w:r>
       <w:r>
@@ -20936,41 +21026,6 @@
       </w:r>
       <w:r>
         <w:t xml:space="preserve"> </w:t>
-      </w:r>
-    </w:p>
-    <w:p>
-      <w:r>
-        <w:t xml:space="preserve">The light purple row shows where pages &amp;17 and &amp;18 are </w:t>
-      </w:r>
-      <w:r>
-        <w:t xml:space="preserve">backed up </w:t>
-      </w:r>
-      <w:r>
-        <w:t xml:space="preserve">to while </w:t>
-      </w:r>
-      <w:r>
-        <w:t>level</w:t>
-      </w:r>
-      <w:r>
-        <w:t>s</w:t>
-      </w:r>
-      <w:r>
-        <w:t xml:space="preserve"> and sample</w:t>
-      </w:r>
-      <w:r>
-        <w:t>s</w:t>
-      </w:r>
-      <w:r>
-        <w:t xml:space="preserve"> </w:t>
-      </w:r>
-      <w:r>
-        <w:t xml:space="preserve">are </w:t>
-      </w:r>
-      <w:r>
-        <w:t>load</w:t>
-      </w:r>
-      <w:r>
-        <w:t>ed.</w:t>
       </w:r>
     </w:p>
     <w:p>
@@ -21195,7 +21250,6 @@
         </w:numPr>
       </w:pPr>
       <w:r>
-        <w:lastRenderedPageBreak/>
         <w:t xml:space="preserve">Broad clipping is performed </w:t>
       </w:r>
       <w:r>
@@ -21388,7 +21442,11 @@
         <w:t xml:space="preserve">callback functions.  Also </w:t>
       </w:r>
       <w:r>
-        <w:t>modified conditional branch offset</w:t>
+        <w:t xml:space="preserve">modified conditional branch </w:t>
+      </w:r>
+      <w:r>
+        <w:lastRenderedPageBreak/>
+        <w:t>offset</w:t>
       </w:r>
       <w:r>
         <w:t>s</w:t>
@@ -21494,6 +21552,7 @@
       <w:r>
         <w:t xml:space="preserve">Removed </w:t>
       </w:r>
+      <w:proofErr w:type="spellStart"/>
       <w:r>
         <w:rPr>
           <w:i/>
@@ -21501,9 +21560,11 @@
         </w:rPr>
         <w:t>objectWidth</w:t>
       </w:r>
+      <w:proofErr w:type="spellEnd"/>
       <w:r>
         <w:t xml:space="preserve"> &amp; </w:t>
       </w:r>
+      <w:proofErr w:type="spellStart"/>
       <w:r>
         <w:rPr>
           <w:i/>
@@ -21511,6 +21572,7 @@
         </w:rPr>
         <w:t>objectHeight</w:t>
       </w:r>
+      <w:proofErr w:type="spellEnd"/>
       <w:r>
         <w:t xml:space="preserve"> arrays</w:t>
       </w:r>
@@ -21540,6 +21602,7 @@
       <w:r>
         <w:t xml:space="preserve">, </w:t>
       </w:r>
+      <w:proofErr w:type="spellStart"/>
       <w:r>
         <w:rPr>
           <w:i/>
@@ -21547,12 +21610,14 @@
         </w:rPr>
         <w:t>widthMinusOne</w:t>
       </w:r>
+      <w:proofErr w:type="spellEnd"/>
       <w:r>
         <w:t xml:space="preserve">, </w:t>
       </w:r>
       <w:r>
         <w:t xml:space="preserve">and </w:t>
       </w:r>
+      <w:proofErr w:type="spellStart"/>
       <w:r>
         <w:rPr>
           <w:i/>
@@ -21560,6 +21625,7 @@
         </w:rPr>
         <w:t>heightMinusOne</w:t>
       </w:r>
+      <w:proofErr w:type="spellEnd"/>
       <w:r>
         <w:t xml:space="preserve">.  </w:t>
       </w:r>
@@ -21581,6 +21647,7 @@
       <w:r>
         <w:t xml:space="preserve"> which were previously subtracting one from </w:t>
       </w:r>
+      <w:proofErr w:type="spellStart"/>
       <w:r>
         <w:rPr>
           <w:i/>
@@ -21588,9 +21655,11 @@
         </w:rPr>
         <w:t>objectWidth</w:t>
       </w:r>
+      <w:proofErr w:type="spellEnd"/>
       <w:r>
         <w:t xml:space="preserve"> &amp; </w:t>
       </w:r>
+      <w:proofErr w:type="spellStart"/>
       <w:r>
         <w:rPr>
           <w:i/>
@@ -21612,6 +21681,7 @@
         </w:rPr>
         <w:t>ght</w:t>
       </w:r>
+      <w:proofErr w:type="spellEnd"/>
       <w:r>
         <w:t xml:space="preserve">.  </w:t>
       </w:r>
@@ -21627,6 +21697,7 @@
       <w:r>
         <w:t xml:space="preserve">Bit-packed </w:t>
       </w:r>
+      <w:proofErr w:type="spellStart"/>
       <w:r>
         <w:rPr>
           <w:i/>
@@ -21634,9 +21705,11 @@
         </w:rPr>
         <w:t>objectType</w:t>
       </w:r>
+      <w:proofErr w:type="spellEnd"/>
       <w:r>
         <w:t xml:space="preserve"> and </w:t>
       </w:r>
+      <w:proofErr w:type="spellStart"/>
       <w:r>
         <w:rPr>
           <w:i/>
@@ -21644,6 +21717,7 @@
         </w:rPr>
         <w:t>objectState</w:t>
       </w:r>
+      <w:proofErr w:type="spellEnd"/>
       <w:r>
         <w:t xml:space="preserve"> array</w:t>
       </w:r>
@@ -21774,7 +21848,6 @@
         </w:numPr>
       </w:pPr>
       <w:r>
-        <w:lastRenderedPageBreak/>
         <w:t>Only c</w:t>
       </w:r>
       <w:r>
@@ -21983,6 +22056,7 @@
       <w:r>
         <w:t xml:space="preserve">JMP </w:t>
       </w:r>
+      <w:proofErr w:type="spellStart"/>
       <w:r>
         <w:rPr>
           <w:i/>
@@ -21991,8 +22065,13 @@
         <w:t>xxx</w:t>
       </w:r>
       <w:r>
-        <w:t xml:space="preserve">x instead of JSR </w:t>
-      </w:r>
+        <w:t>x</w:t>
+      </w:r>
+      <w:proofErr w:type="spellEnd"/>
+      <w:r>
+        <w:t xml:space="preserve"> instead of JSR </w:t>
+      </w:r>
+      <w:proofErr w:type="spellStart"/>
       <w:r>
         <w:rPr>
           <w:i/>
@@ -22000,6 +22079,7 @@
         </w:rPr>
         <w:t>xxxx</w:t>
       </w:r>
+      <w:proofErr w:type="spellEnd"/>
       <w:r>
         <w:t xml:space="preserve">, </w:t>
       </w:r>
@@ -22097,6 +22177,7 @@
         </w:numPr>
       </w:pPr>
       <w:r>
+        <w:lastRenderedPageBreak/>
         <w:t>Factor</w:t>
       </w:r>
       <w:r>
@@ -22163,6 +22244,7 @@
       <w:r>
         <w:t xml:space="preserve"> and </w:t>
       </w:r>
+      <w:proofErr w:type="spellStart"/>
       <w:r>
         <w:rPr>
           <w:i/>
@@ -22170,6 +22252,7 @@
         </w:rPr>
         <w:t>dalekAnimate</w:t>
       </w:r>
+      <w:proofErr w:type="spellEnd"/>
       <w:r>
         <w:t xml:space="preserve"> routines do this.</w:t>
       </w:r>
@@ -22194,6 +22277,7 @@
       <w:r>
         <w:t xml:space="preserve">  For example, the </w:t>
       </w:r>
+      <w:proofErr w:type="spellStart"/>
       <w:r>
         <w:rPr>
           <w:i/>
@@ -22222,9 +22306,11 @@
         </w:rPr>
         <w:t>lock</w:t>
       </w:r>
+      <w:proofErr w:type="spellEnd"/>
       <w:r>
         <w:t xml:space="preserve"> and </w:t>
       </w:r>
+      <w:proofErr w:type="spellStart"/>
       <w:r>
         <w:rPr>
           <w:i/>
@@ -22232,6 +22318,7 @@
         </w:rPr>
         <w:t>vduCommands</w:t>
       </w:r>
+      <w:proofErr w:type="spellEnd"/>
       <w:r>
         <w:t xml:space="preserve"> buffer</w:t>
       </w:r>
@@ -22250,6 +22337,7 @@
       <w:r>
         <w:t xml:space="preserve">with </w:t>
       </w:r>
+      <w:proofErr w:type="spellStart"/>
       <w:r>
         <w:rPr>
           <w:i/>
@@ -22257,6 +22345,7 @@
         </w:rPr>
         <w:t>vduCommands</w:t>
       </w:r>
+      <w:proofErr w:type="spellEnd"/>
       <w:r>
         <w:rPr>
           <w:i/>
@@ -22406,8 +22495,18 @@
           <w:sz w:val="18"/>
           <w:szCs w:val="18"/>
         </w:rPr>
-        <w:t xml:space="preserve"> Bh</w:t>
-      </w:r>
+        <w:t xml:space="preserve"> </w:t>
+      </w:r>
+      <w:proofErr w:type="spellStart"/>
+      <w:r>
+        <w:rPr>
+          <w:rFonts w:ascii="Cascadia Code" w:hAnsi="Cascadia Code"/>
+          <w:sz w:val="18"/>
+          <w:szCs w:val="18"/>
+        </w:rPr>
+        <w:t>Bh</w:t>
+      </w:r>
+      <w:proofErr w:type="spellEnd"/>
       <w:r>
         <w:rPr>
           <w:rFonts w:ascii="Cascadia Code" w:hAnsi="Cascadia Code"/>
@@ -22512,6 +22611,7 @@
       <w:r>
         <w:t xml:space="preserve">Routines always define a new scope (a wonderful </w:t>
       </w:r>
+      <w:proofErr w:type="spellStart"/>
       <w:r>
         <w:rPr>
           <w:b/>
@@ -22521,13 +22621,13 @@
         </w:rPr>
         <w:t>beebasm</w:t>
       </w:r>
+      <w:proofErr w:type="spellEnd"/>
       <w:r>
         <w:t xml:space="preserve"> feature) to limit the scope of contained labels and local data. Nested scopes are not used.</w:t>
       </w:r>
     </w:p>
     <w:p>
       <w:r>
-        <w:lastRenderedPageBreak/>
         <w:t xml:space="preserve">Control flow </w:t>
       </w:r>
       <w:r>
@@ -22892,6 +22992,7 @@
         <w:pStyle w:val="Heading2"/>
       </w:pPr>
       <w:r>
+        <w:lastRenderedPageBreak/>
         <w:t>Game design</w:t>
       </w:r>
     </w:p>
@@ -23117,140 +23218,140 @@
     </w:p>
     <w:p>
       <w:r>
+        <w:t>And unlike many 1980’s games, t</w:t>
+      </w:r>
+      <w:r>
+        <w:t xml:space="preserve">he player </w:t>
+      </w:r>
+      <w:r>
+        <w:t xml:space="preserve">direction </w:t>
+      </w:r>
+      <w:r>
+        <w:t xml:space="preserve">keys </w:t>
+      </w:r>
+      <w:r>
+        <w:t xml:space="preserve">are </w:t>
+      </w:r>
+      <w:r>
+        <w:t>W</w:t>
+      </w:r>
+      <w:r>
+        <w:t>ASD</w:t>
+      </w:r>
+      <w:r>
+        <w:t>.</w:t>
+      </w:r>
+    </w:p>
+    <w:p>
+      <w:r>
+        <w:t>Locked doors and keys are used to add a puzzle element to the game.</w:t>
+      </w:r>
+      <w:r>
+        <w:t xml:space="preserve">  Key</w:t>
+      </w:r>
+      <w:r>
+        <w:t>s</w:t>
+      </w:r>
+      <w:r>
+        <w:t xml:space="preserve"> can be collected and then used to </w:t>
+      </w:r>
+      <w:r>
+        <w:t xml:space="preserve">pass </w:t>
+      </w:r>
+      <w:r>
+        <w:t xml:space="preserve">through </w:t>
+      </w:r>
+      <w:r>
+        <w:t xml:space="preserve">locked </w:t>
+      </w:r>
+      <w:r>
+        <w:t xml:space="preserve">doors, </w:t>
+      </w:r>
+      <w:r>
+        <w:t>after which they are used.</w:t>
+      </w:r>
+      <w:r>
+        <w:t xml:space="preserve">  </w:t>
+      </w:r>
+      <w:r>
+        <w:t xml:space="preserve">Doors stay unlocked until a Darek uses them.  </w:t>
+      </w:r>
+      <w:r>
+        <w:t>Alternatively</w:t>
+      </w:r>
+      <w:r>
+        <w:t xml:space="preserve">, </w:t>
+      </w:r>
+      <w:r>
+        <w:t xml:space="preserve">K9 can follow a Dalek </w:t>
+      </w:r>
+      <w:r>
+        <w:t>through a door.</w:t>
+      </w:r>
+    </w:p>
+    <w:p>
+      <w:r>
+        <w:t>Other</w:t>
+      </w:r>
+      <w:r>
+        <w:t xml:space="preserve"> puzzle element</w:t>
+      </w:r>
+      <w:r>
+        <w:t>s</w:t>
+      </w:r>
+      <w:r>
+        <w:t xml:space="preserve"> of the game </w:t>
+      </w:r>
+      <w:r>
+        <w:t xml:space="preserve">include getting a Dalek to follow K9, and then hiding K9 behind a door, blocking a Dalek from using an elevator for a specific amount of time, </w:t>
+      </w:r>
+      <w:r>
+        <w:t>and using a Dalek to hide from another one.</w:t>
+      </w:r>
+    </w:p>
+    <w:p>
+      <w:r>
+        <w:t>To hold the attention of the player, each level can have its own palette and sprite definitions.</w:t>
+      </w:r>
+      <w:r>
+        <w:t xml:space="preserve">  The relative strength of jewels and Daleks can also be configured.</w:t>
+      </w:r>
+    </w:p>
+    <w:p>
+      <w:r>
+        <w:t xml:space="preserve">The above choices hopefully give the game a more modern feeling, where gameplay is more open, and the consequences of dying </w:t>
+      </w:r>
+      <w:r>
+        <w:t xml:space="preserve">less </w:t>
+      </w:r>
+      <w:r>
+        <w:t>severe.</w:t>
+      </w:r>
+      <w:r>
+        <w:t xml:space="preserve">  That said, there are no saved </w:t>
+      </w:r>
+      <w:r>
+        <w:t>checkpoints,</w:t>
+      </w:r>
+      <w:r>
+        <w:t xml:space="preserve"> </w:t>
+      </w:r>
+      <w:r>
+        <w:t xml:space="preserve">so the game </w:t>
+      </w:r>
+      <w:r>
+        <w:t>must</w:t>
+      </w:r>
+      <w:r>
+        <w:t xml:space="preserve"> be played from start to finish in one go (unless an emulator is used).</w:t>
+      </w:r>
+    </w:p>
+    <w:p>
+      <w:pPr>
+        <w:pStyle w:val="Heading2"/>
+      </w:pPr>
+      <w:r>
         <w:lastRenderedPageBreak/>
-        <w:t>And unlike many 1980’s games, t</w:t>
-      </w:r>
-      <w:r>
-        <w:t xml:space="preserve">he player </w:t>
-      </w:r>
-      <w:r>
-        <w:t xml:space="preserve">direction </w:t>
-      </w:r>
-      <w:r>
-        <w:t xml:space="preserve">keys </w:t>
-      </w:r>
-      <w:r>
-        <w:t xml:space="preserve">are </w:t>
-      </w:r>
-      <w:r>
-        <w:t>W</w:t>
-      </w:r>
-      <w:r>
-        <w:t>ASD</w:t>
-      </w:r>
-      <w:r>
-        <w:t>.</w:t>
-      </w:r>
-    </w:p>
-    <w:p>
-      <w:r>
-        <w:t>Locked doors and keys are used to add a puzzle element to the game.</w:t>
-      </w:r>
-      <w:r>
-        <w:t xml:space="preserve">  Key</w:t>
-      </w:r>
-      <w:r>
-        <w:t>s</w:t>
-      </w:r>
-      <w:r>
-        <w:t xml:space="preserve"> can be collected and then used to </w:t>
-      </w:r>
-      <w:r>
-        <w:t xml:space="preserve">pass </w:t>
-      </w:r>
-      <w:r>
-        <w:t xml:space="preserve">through </w:t>
-      </w:r>
-      <w:r>
-        <w:t xml:space="preserve">locked </w:t>
-      </w:r>
-      <w:r>
-        <w:t xml:space="preserve">doors, </w:t>
-      </w:r>
-      <w:r>
-        <w:t>after which they are used.</w:t>
-      </w:r>
-      <w:r>
-        <w:t xml:space="preserve">  </w:t>
-      </w:r>
-      <w:r>
-        <w:t xml:space="preserve">Doors stay unlocked until a Darek uses them.  </w:t>
-      </w:r>
-      <w:r>
-        <w:t>Alternatively</w:t>
-      </w:r>
-      <w:r>
-        <w:t xml:space="preserve">, </w:t>
-      </w:r>
-      <w:r>
-        <w:t xml:space="preserve">K9 can follow a Dalek </w:t>
-      </w:r>
-      <w:r>
-        <w:t>through a door.</w:t>
-      </w:r>
-    </w:p>
-    <w:p>
-      <w:r>
-        <w:t>Other</w:t>
-      </w:r>
-      <w:r>
-        <w:t xml:space="preserve"> puzzle element</w:t>
-      </w:r>
-      <w:r>
-        <w:t>s</w:t>
-      </w:r>
-      <w:r>
-        <w:t xml:space="preserve"> of the game </w:t>
-      </w:r>
-      <w:r>
-        <w:t xml:space="preserve">include getting a Dalek to follow K9, and then hiding K9 behind a door, blocking a Dalek from using an elevator for a specific amount of time, </w:t>
-      </w:r>
-      <w:r>
-        <w:t>and using a Dalek to hide from another one.</w:t>
-      </w:r>
-    </w:p>
-    <w:p>
-      <w:r>
-        <w:t>To hold the attention of the player, each level can have its own palette and sprite definitions.</w:t>
-      </w:r>
-      <w:r>
-        <w:t xml:space="preserve">  The relative strength of jewels and Daleks can also be configured.</w:t>
-      </w:r>
-    </w:p>
-    <w:p>
-      <w:r>
-        <w:t xml:space="preserve">The above choices hopefully give the game a more modern feeling, where gameplay is more open, and the consequences of dying </w:t>
-      </w:r>
-      <w:r>
-        <w:t xml:space="preserve">less </w:t>
-      </w:r>
-      <w:r>
-        <w:t>severe.</w:t>
-      </w:r>
-      <w:r>
-        <w:t xml:space="preserve">  That said, there are no saved </w:t>
-      </w:r>
-      <w:r>
-        <w:t>checkpoints,</w:t>
-      </w:r>
-      <w:r>
-        <w:t xml:space="preserve"> </w:t>
-      </w:r>
-      <w:r>
-        <w:t xml:space="preserve">so the game </w:t>
-      </w:r>
-      <w:r>
-        <w:t>must</w:t>
-      </w:r>
-      <w:r>
-        <w:t xml:space="preserve"> be played from start to finish in one go (unless an emulator is used).</w:t>
-      </w:r>
-    </w:p>
-    <w:p>
-      <w:pPr>
-        <w:pStyle w:val="Heading2"/>
-      </w:pPr>
-      <w:r>
         <w:t>Missteps</w:t>
       </w:r>
     </w:p>
@@ -23312,11 +23413,7 @@
         <w:t>Page grids</w:t>
       </w:r>
       <w:r>
-        <w:t xml:space="preserve">.  Early in the development of the game I came up with a level model that allowed for an arbitrary arrangement of pages.  From a data structure perspective, the model was simple and provided for a wide range of interesting level topologies.  However, any code that traversed tiles had to deal with potential page boundaries.  </w:t>
-      </w:r>
-      <w:r>
-        <w:lastRenderedPageBreak/>
-        <w:t xml:space="preserve">The mistake I made was not realizing that choosing such a data structure would require that I adopt an abstraction (function-based or macro-based) to traverse it, which was something I was </w:t>
+        <w:t xml:space="preserve">.  Early in the development of the game I came up with a level model that allowed for an arbitrary arrangement of pages.  From a data structure perspective, the model was simple and provided for a wide range of interesting level topologies.  However, any code that traversed tiles had to deal with potential page boundaries.  The mistake I made was not realizing that choosing such a data structure would require that I adopt an abstraction (function-based or macro-based) to traverse it, which was something I was </w:t>
       </w:r>
       <w:r>
         <w:t xml:space="preserve">not </w:t>
@@ -23370,7 +23467,15 @@
         <w:t xml:space="preserve"> </w:t>
       </w:r>
       <w:r>
-        <w:t>1 overlays, rendering the graphics and text directly over the gameplay screen.  To do this I needed to write custom drawText routines that used the MOS’s character definitions stored at &amp;8000.  Although this worked well, the draw code took up precious bytes and I was forced to</w:t>
+        <w:t xml:space="preserve">1 overlays, rendering the graphics and text directly over the gameplay screen.  To do this I needed to write custom </w:t>
+      </w:r>
+      <w:proofErr w:type="spellStart"/>
+      <w:r>
+        <w:t>drawText</w:t>
+      </w:r>
+      <w:proofErr w:type="spellEnd"/>
+      <w:r>
+        <w:t xml:space="preserve"> routines that used the MOS’s character definitions stored at &amp;8000.  Although this worked well, the draw code took up precious bytes and I was forced to</w:t>
       </w:r>
       <w:r>
         <w:t xml:space="preserve"> </w:t>
@@ -23388,7 +23493,11 @@
         <w:t>switch</w:t>
       </w:r>
       <w:r>
-        <w:t xml:space="preserve">ed the screens to </w:t>
+        <w:t xml:space="preserve">ed </w:t>
+      </w:r>
+      <w:r>
+        <w:lastRenderedPageBreak/>
+        <w:t xml:space="preserve">the screens to </w:t>
       </w:r>
       <w:r>
         <w:t xml:space="preserve">use </w:t>
@@ -23607,7 +23716,6 @@
         <w:pStyle w:val="Heading2"/>
       </w:pPr>
       <w:r>
-        <w:lastRenderedPageBreak/>
         <w:t>Resources</w:t>
       </w:r>
     </w:p>
@@ -23665,8 +23773,16 @@
           <w:rPr>
             <w:rStyle w:val="Hyperlink"/>
           </w:rPr>
-          <w:t>mdfs.net/Docs/Comp/BBC/AllMem</w:t>
+          <w:t>mdfs.net/Docs/Comp/BBC/</w:t>
         </w:r>
+        <w:proofErr w:type="spellStart"/>
+        <w:r>
+          <w:rPr>
+            <w:rStyle w:val="Hyperlink"/>
+          </w:rPr>
+          <w:t>AllMem</w:t>
+        </w:r>
+        <w:proofErr w:type="spellEnd"/>
       </w:hyperlink>
     </w:p>
     <w:p>
@@ -23684,8 +23800,16 @@
           <w:rPr>
             <w:rStyle w:val="Hyperlink"/>
           </w:rPr>
-          <w:t>mdfs.net/Docs/Comp/BBC/Disk/DFSMem</w:t>
+          <w:t>mdfs.net/Docs/Comp/BBC/Disk/</w:t>
         </w:r>
+        <w:proofErr w:type="spellStart"/>
+        <w:r>
+          <w:rPr>
+            <w:rStyle w:val="Hyperlink"/>
+          </w:rPr>
+          <w:t>DFSMem</w:t>
+        </w:r>
+        <w:proofErr w:type="spellEnd"/>
       </w:hyperlink>
     </w:p>
     <w:p>
@@ -23723,7 +23847,7 @@
     <mc:AlternateContent>
       <mc:Choice Requires="v">
         <w:pict>
-          <v:shapetype w14:anchorId="1707C8C3" id="_x0000_t75" coordsize="21600,21600" o:spt="75" o:preferrelative="t" path="m@4@5l@4@11@9@11@9@5xe" filled="f" stroked="f">
+          <v:shapetype w14:anchorId="091B403E" id="_x0000_t75" coordsize="21600,21600" o:spt="75" o:preferrelative="t" path="m@4@5l@4@11@9@11@9@5xe" filled="f" stroked="f">
             <v:stroke joinstyle="miter"/>
             <v:formulas>
               <v:f eqn="if lineDrawn pixelLineWidth 0"/>
@@ -23749,10 +23873,10 @@
       </mc:Choice>
       <mc:Fallback>
         <w:drawing>
-          <wp:inline distT="0" distB="0" distL="0" distR="0" wp14:anchorId="14996892" wp14:editId="5C4D77A3">
+          <wp:inline distT="0" distB="0" distL="0" distR="0" wp14:anchorId="1936EE20" wp14:editId="6B59FA45">
             <wp:extent cx="194650" cy="145988"/>
             <wp:effectExtent l="0" t="0" r="0" b="6985"/>
-            <wp:docPr id="727037417" name="Picture 1"/>
+            <wp:docPr id="229799421" name="Picture 1"/>
             <wp:cNvGraphicFramePr>
               <a:graphicFrameLocks xmlns:a="http://schemas.openxmlformats.org/drawingml/2006/main" noChangeAspect="1"/>
             </wp:cNvGraphicFramePr>
@@ -23790,17 +23914,17 @@
     <mc:AlternateContent>
       <mc:Choice Requires="v">
         <w:pict>
-          <v:shape w14:anchorId="18DB75E9" id="Picture 1" o:spid="_x0000_i1025" type="#_x0000_t75" style="width:15.7pt;height:11.75pt;visibility:visible;mso-wrap-style:square">
+          <v:shape w14:anchorId="10F762F0" id="Picture 1" o:spid="_x0000_i1025" type="#_x0000_t75" style="width:15.7pt;height:11.75pt;visibility:visible;mso-wrap-style:square">
             <v:imagedata r:id="rId3" o:title=""/>
           </v:shape>
         </w:pict>
       </mc:Choice>
       <mc:Fallback>
         <w:drawing>
-          <wp:inline distT="0" distB="0" distL="0" distR="0" wp14:anchorId="22F396D0" wp14:editId="75ED60EE">
+          <wp:inline distT="0" distB="0" distL="0" distR="0" wp14:anchorId="75E30F31" wp14:editId="22CABAD2">
             <wp:extent cx="199177" cy="149383"/>
             <wp:effectExtent l="0" t="0" r="0" b="3175"/>
-            <wp:docPr id="1569381748" name="Picture 1"/>
+            <wp:docPr id="845719079" name="Picture 1"/>
             <wp:cNvGraphicFramePr>
               <a:graphicFrameLocks xmlns:a="http://schemas.openxmlformats.org/drawingml/2006/main" noChangeAspect="1"/>
             </wp:cNvGraphicFramePr>
@@ -27298,6 +27422,7 @@
   <w:style w:type="character" w:default="1" w:styleId="DefaultParagraphFont">
     <w:name w:val="Default Paragraph Font"/>
     <w:uiPriority w:val="1"/>
+    <w:semiHidden/>
     <w:unhideWhenUsed/>
   </w:style>
   <w:style w:type="table" w:default="1" w:styleId="TableNormal">

--- a/docs/Development.docx
+++ b/docs/Development.docx
@@ -470,7 +470,6 @@
       <w:r>
         <w:t xml:space="preserve"> </w:t>
       </w:r>
-      <w:proofErr w:type="spellStart"/>
       <w:r>
         <w:rPr>
           <w:b/>
@@ -480,7 +479,6 @@
         </w:rPr>
         <w:t>beebasm</w:t>
       </w:r>
-      <w:proofErr w:type="spellEnd"/>
       <w:r>
         <w:t>, an excellent assembler th</w:t>
       </w:r>
@@ -490,7 +488,6 @@
       <w:r>
         <w:t xml:space="preserve">I could use on Windows to produce an SSD, which I could then run in </w:t>
       </w:r>
-      <w:proofErr w:type="spellStart"/>
       <w:r>
         <w:rPr>
           <w:b/>
@@ -501,7 +498,6 @@
         <w:lastRenderedPageBreak/>
         <w:t>beebem</w:t>
       </w:r>
-      <w:proofErr w:type="spellEnd"/>
       <w:r>
         <w:t>, an emulator</w:t>
       </w:r>
@@ -603,7 +599,6 @@
       <w:r>
         <w:t xml:space="preserve">After looking at some examples that were installed with </w:t>
       </w:r>
-      <w:proofErr w:type="spellStart"/>
       <w:r>
         <w:rPr>
           <w:b/>
@@ -622,7 +617,6 @@
         </w:rPr>
         <w:t>asm</w:t>
       </w:r>
-      <w:proofErr w:type="spellEnd"/>
       <w:r>
         <w:t xml:space="preserve">, I </w:t>
       </w:r>
@@ -757,7 +751,6 @@
       <w:r>
         <w:t xml:space="preserve">The prototype was based on one of the </w:t>
       </w:r>
-      <w:proofErr w:type="spellStart"/>
       <w:r>
         <w:rPr>
           <w:b/>
@@ -767,7 +760,6 @@
         </w:rPr>
         <w:t>beebasm</w:t>
       </w:r>
-      <w:proofErr w:type="spellEnd"/>
       <w:r>
         <w:t xml:space="preserve"> </w:t>
       </w:r>
@@ -2361,7 +2353,6 @@
       <w:r>
         <w:t xml:space="preserve"> and </w:t>
       </w:r>
-      <w:proofErr w:type="spellStart"/>
       <w:r>
         <w:rPr>
           <w:b/>
@@ -2380,7 +2371,6 @@
         </w:rPr>
         <w:t>lekAnimate</w:t>
       </w:r>
-      <w:proofErr w:type="spellEnd"/>
       <w:r>
         <w:t xml:space="preserve"> </w:t>
       </w:r>
@@ -2704,7 +2694,6 @@
       <w:r>
         <w:t xml:space="preserve"> using the </w:t>
       </w:r>
-      <w:proofErr w:type="spellStart"/>
       <w:r>
         <w:rPr>
           <w:b/>
@@ -2719,15 +2708,7 @@
           <w:b/>
           <w:bCs/>
         </w:rPr>
-        <w:t>’s</w:t>
-      </w:r>
-      <w:proofErr w:type="spellEnd"/>
-      <w:r>
-        <w:rPr>
-          <w:b/>
-          <w:bCs/>
-        </w:rPr>
-        <w:t xml:space="preserve"> </w:t>
+        <w:t xml:space="preserve">’s </w:t>
       </w:r>
       <w:r>
         <w:rPr>
@@ -4381,7 +4362,6 @@
           <w:bCs/>
         </w:rPr>
       </w:pPr>
-      <w:proofErr w:type="spellStart"/>
       <w:r>
         <w:rPr>
           <w:b/>
@@ -4389,7 +4369,6 @@
         </w:rPr>
         <w:t>objectXLo</w:t>
       </w:r>
-      <w:proofErr w:type="spellEnd"/>
       <w:r>
         <w:rPr>
           <w:b/>
@@ -4397,7 +4376,6 @@
         </w:rPr>
         <w:t xml:space="preserve"> &amp; </w:t>
       </w:r>
-      <w:proofErr w:type="spellStart"/>
       <w:r>
         <w:rPr>
           <w:b/>
@@ -4405,7 +4383,6 @@
         </w:rPr>
         <w:t>objectXHi</w:t>
       </w:r>
-      <w:proofErr w:type="spellEnd"/>
       <w:r>
         <w:rPr>
           <w:b/>
@@ -4438,38 +4415,27 @@
           <w:bCs/>
         </w:rPr>
       </w:pPr>
-      <w:proofErr w:type="spellStart"/>
       <w:r>
         <w:rPr>
           <w:b/>
           <w:bCs/>
         </w:rPr>
-        <w:t>objectYLo</w:t>
-      </w:r>
-      <w:proofErr w:type="spellEnd"/>
+        <w:t xml:space="preserve">objectYLo </w:t>
+      </w:r>
       <w:r>
         <w:rPr>
           <w:b/>
           <w:bCs/>
         </w:rPr>
-        <w:t xml:space="preserve"> </w:t>
+        <w:t xml:space="preserve">&amp; </w:t>
       </w:r>
       <w:r>
         <w:rPr>
           <w:b/>
           <w:bCs/>
         </w:rPr>
-        <w:t xml:space="preserve">&amp; </w:t>
-      </w:r>
-      <w:proofErr w:type="spellStart"/>
-      <w:r>
-        <w:rPr>
-          <w:b/>
-          <w:bCs/>
-        </w:rPr>
         <w:t>objectYHi</w:t>
       </w:r>
-      <w:proofErr w:type="spellEnd"/>
       <w:r>
         <w:rPr>
           <w:b/>
@@ -4505,31 +4471,13 @@
           <w:bCs/>
         </w:rPr>
       </w:pPr>
-      <w:proofErr w:type="spellStart"/>
       <w:r>
         <w:rPr>
           <w:b/>
           <w:bCs/>
         </w:rPr>
-        <w:t>objectWidth</w:t>
-      </w:r>
-      <w:proofErr w:type="spellEnd"/>
-      <w:r>
-        <w:rPr>
-          <w:b/>
-          <w:bCs/>
-        </w:rPr>
-        <w:t xml:space="preserve"> &amp; </w:t>
-      </w:r>
-      <w:proofErr w:type="spellStart"/>
-      <w:r>
-        <w:rPr>
-          <w:b/>
-          <w:bCs/>
-        </w:rPr>
-        <w:t>objectHeight</w:t>
-      </w:r>
-      <w:proofErr w:type="spellEnd"/>
+        <w:t>objectWidth &amp; objectHeight</w:t>
+      </w:r>
       <w:r>
         <w:rPr>
           <w:b/>
@@ -4556,7 +4504,6 @@
           <w:bCs/>
         </w:rPr>
       </w:pPr>
-      <w:proofErr w:type="spellStart"/>
       <w:r>
         <w:rPr>
           <w:b/>
@@ -4564,7 +4511,6 @@
         </w:rPr>
         <w:t>objectAnimation</w:t>
       </w:r>
-      <w:proofErr w:type="spellEnd"/>
       <w:r>
         <w:rPr>
           <w:b/>
@@ -4597,7 +4543,6 @@
           <w:bCs/>
         </w:rPr>
       </w:pPr>
-      <w:proofErr w:type="spellStart"/>
       <w:r>
         <w:rPr>
           <w:b/>
@@ -4605,7 +4550,6 @@
         </w:rPr>
         <w:t>objectState</w:t>
       </w:r>
-      <w:proofErr w:type="spellEnd"/>
       <w:r>
         <w:rPr>
           <w:b/>
@@ -4697,7 +4641,6 @@
           <w:bCs/>
         </w:rPr>
       </w:pPr>
-      <w:proofErr w:type="spellStart"/>
       <w:r>
         <w:rPr>
           <w:b/>
@@ -4705,7 +4648,6 @@
         </w:rPr>
         <w:t>objectSpriteIndex</w:t>
       </w:r>
-      <w:proofErr w:type="spellEnd"/>
       <w:r>
         <w:rPr>
           <w:b/>
@@ -4740,31 +4682,13 @@
           <w:numId w:val="8"/>
         </w:numPr>
       </w:pPr>
-      <w:proofErr w:type="spellStart"/>
       <w:r>
         <w:rPr>
           <w:b/>
           <w:bCs/>
         </w:rPr>
-        <w:t>objectFrameCallbackLo</w:t>
-      </w:r>
-      <w:proofErr w:type="spellEnd"/>
-      <w:r>
-        <w:rPr>
-          <w:b/>
-          <w:bCs/>
-        </w:rPr>
-        <w:t xml:space="preserve"> &amp; </w:t>
-      </w:r>
-      <w:proofErr w:type="spellStart"/>
-      <w:r>
-        <w:rPr>
-          <w:b/>
-          <w:bCs/>
-        </w:rPr>
-        <w:t>objectFrameCallbackHi</w:t>
-      </w:r>
-      <w:proofErr w:type="spellEnd"/>
+        <w:t>objectFrameCallbackLo &amp; objectFrameCallbackHi</w:t>
+      </w:r>
       <w:r>
         <w:rPr>
           <w:b/>
@@ -4812,7 +4736,6 @@
           <w:bCs/>
         </w:rPr>
       </w:pPr>
-      <w:proofErr w:type="spellStart"/>
       <w:r>
         <w:rPr>
           <w:b/>
@@ -4820,7 +4743,6 @@
         </w:rPr>
         <w:t>objectFrameCounter</w:t>
       </w:r>
-      <w:proofErr w:type="spellEnd"/>
       <w:r>
         <w:rPr>
           <w:b/>
@@ -6117,7 +6039,6 @@
       <w:r>
         <w:t xml:space="preserve">setting </w:t>
       </w:r>
-      <w:proofErr w:type="spellStart"/>
       <w:r>
         <w:rPr>
           <w:i/>
@@ -6139,7 +6060,6 @@
         </w:rPr>
         <w:t>Addr</w:t>
       </w:r>
-      <w:proofErr w:type="spellEnd"/>
       <w:r>
         <w:t xml:space="preserve"> </w:t>
       </w:r>
@@ -6239,7 +6159,6 @@
       <w:r>
         <w:t xml:space="preserve">in the low nibble of </w:t>
       </w:r>
-      <w:proofErr w:type="spellStart"/>
       <w:r>
         <w:rPr>
           <w:i/>
@@ -6247,7 +6166,6 @@
         </w:rPr>
         <w:t>objectState</w:t>
       </w:r>
-      <w:proofErr w:type="spellEnd"/>
       <w:r>
         <w:t xml:space="preserve"> array</w:t>
       </w:r>
@@ -6332,11 +6250,9 @@
       <w:r>
         <w:t>‘</w:t>
       </w:r>
-      <w:proofErr w:type="spellStart"/>
       <w:r>
         <w:t>Gamebar</w:t>
       </w:r>
-      <w:proofErr w:type="spellEnd"/>
       <w:r>
         <w:t>’</w:t>
       </w:r>
@@ -6354,11 +6270,9 @@
       <w:r>
         <w:t xml:space="preserve">and show this information in a </w:t>
       </w:r>
-      <w:proofErr w:type="spellStart"/>
       <w:r>
         <w:t>gamebar</w:t>
       </w:r>
-      <w:proofErr w:type="spellEnd"/>
       <w:r>
         <w:t>, located at the top right of the screen.</w:t>
       </w:r>
@@ -6502,7 +6416,6 @@
       <w:r>
         <w:t xml:space="preserve"> </w:t>
       </w:r>
-      <w:proofErr w:type="spellStart"/>
       <w:r>
         <w:rPr>
           <w:i/>
@@ -6510,7 +6423,6 @@
         </w:rPr>
         <w:t>clearTile</w:t>
       </w:r>
-      <w:proofErr w:type="spellEnd"/>
       <w:r>
         <w:t xml:space="preserve"> </w:t>
       </w:r>
@@ -6525,7 +6437,6 @@
       <w:r>
         <w:t xml:space="preserve">The </w:t>
       </w:r>
-      <w:proofErr w:type="spellStart"/>
       <w:r>
         <w:rPr>
           <w:i/>
@@ -6533,7 +6444,6 @@
         </w:rPr>
         <w:t>clearTile</w:t>
       </w:r>
-      <w:proofErr w:type="spellEnd"/>
       <w:r>
         <w:t xml:space="preserve"> </w:t>
       </w:r>
@@ -6581,24 +6491,14 @@
       <w:r>
         <w:t xml:space="preserve"> </w:t>
       </w:r>
-      <w:proofErr w:type="spellStart"/>
       <w:r>
         <w:t>gamebar</w:t>
       </w:r>
-      <w:proofErr w:type="spellEnd"/>
       <w:r>
         <w:t>.</w:t>
       </w:r>
       <w:r>
-        <w:t xml:space="preserve">  As before, I created a </w:t>
-      </w:r>
-      <w:proofErr w:type="spellStart"/>
-      <w:r>
-        <w:t>gamebar</w:t>
-      </w:r>
-      <w:proofErr w:type="spellEnd"/>
-      <w:r>
-        <w:t xml:space="preserve"> sprite using </w:t>
+        <w:t xml:space="preserve">  As before, I created a gamebar sprite using </w:t>
       </w:r>
       <w:r>
         <w:rPr>
@@ -6660,15 +6560,7 @@
         <w:t>rote</w:t>
       </w:r>
       <w:r>
-        <w:t xml:space="preserve"> code to render the </w:t>
-      </w:r>
-      <w:proofErr w:type="spellStart"/>
-      <w:r>
-        <w:t>gamebar</w:t>
-      </w:r>
-      <w:proofErr w:type="spellEnd"/>
-      <w:r>
-        <w:t xml:space="preserve">, </w:t>
+        <w:t xml:space="preserve"> code to render the gamebar, </w:t>
       </w:r>
       <w:r>
         <w:t>which show</w:t>
@@ -6692,15 +6584,7 @@
         <w:t xml:space="preserve">.  </w:t>
       </w:r>
       <w:r>
-        <w:t xml:space="preserve">To </w:t>
-      </w:r>
-      <w:proofErr w:type="spellStart"/>
-      <w:r>
-        <w:t>gamebar</w:t>
-      </w:r>
-      <w:proofErr w:type="spellEnd"/>
-      <w:r>
-        <w:t xml:space="preserve"> </w:t>
+        <w:t xml:space="preserve">To gamebar </w:t>
       </w:r>
       <w:r>
         <w:t xml:space="preserve">is </w:t>
@@ -6735,15 +6619,7 @@
         <w:t>re</w:t>
       </w:r>
       <w:r>
-        <w:t xml:space="preserve">draw the </w:t>
-      </w:r>
-      <w:proofErr w:type="spellStart"/>
-      <w:r>
-        <w:t>gamebar</w:t>
-      </w:r>
-      <w:proofErr w:type="spellEnd"/>
-      <w:r>
-        <w:t xml:space="preserve"> and </w:t>
+        <w:t xml:space="preserve">draw the gamebar and </w:t>
       </w:r>
       <w:r>
         <w:t xml:space="preserve">draw </w:t>
@@ -6763,15 +6639,7 @@
     </w:p>
     <w:p>
       <w:r>
-        <w:t xml:space="preserve">I later revisited the </w:t>
-      </w:r>
-      <w:proofErr w:type="spellStart"/>
-      <w:r>
-        <w:t>gamebar</w:t>
-      </w:r>
-      <w:proofErr w:type="spellEnd"/>
-      <w:r>
-        <w:t xml:space="preserve"> adding </w:t>
+        <w:t xml:space="preserve">I later revisited the gamebar adding </w:t>
       </w:r>
       <w:r>
         <w:t xml:space="preserve">code to show the </w:t>
@@ -7227,15 +7095,7 @@
         <w:t>the elevator stops.</w:t>
       </w:r>
       <w:r>
-        <w:t xml:space="preserve">  The </w:t>
-      </w:r>
-      <w:proofErr w:type="spellStart"/>
-      <w:r>
-        <w:t>objectFrameCount</w:t>
-      </w:r>
-      <w:proofErr w:type="spellEnd"/>
-      <w:r>
-        <w:t xml:space="preserve"> is repurposed for this.</w:t>
+        <w:t xml:space="preserve">  The objectFrameCount is repurposed for this.</w:t>
       </w:r>
     </w:p>
     <w:p>
@@ -7247,15 +7107,7 @@
         </w:numPr>
       </w:pPr>
       <w:r>
-        <w:t xml:space="preserve">Mark K9 and the elevator game objects as both ascending or descending by populating their respective </w:t>
-      </w:r>
-      <w:proofErr w:type="spellStart"/>
-      <w:r>
-        <w:t>objectState’s</w:t>
-      </w:r>
-      <w:proofErr w:type="spellEnd"/>
-      <w:r>
-        <w:t xml:space="preserve"> </w:t>
+        <w:t xml:space="preserve">Mark K9 and the elevator game objects as both ascending or descending by populating their respective objectState’s </w:t>
       </w:r>
       <w:r>
         <w:rPr>
@@ -7642,7 +7494,6 @@
       <w:r>
         <w:t xml:space="preserve">stored in </w:t>
       </w:r>
-      <w:proofErr w:type="spellStart"/>
       <w:r>
         <w:rPr>
           <w:i/>
@@ -7651,7 +7502,6 @@
         </w:rPr>
         <w:t>objectFrameCounter</w:t>
       </w:r>
-      <w:proofErr w:type="spellEnd"/>
       <w:r>
         <w:t xml:space="preserve"> variable</w:t>
       </w:r>
@@ -7815,7 +7665,6 @@
       <w:r>
         <w:t xml:space="preserve">checking the erase-above and erase-below </w:t>
       </w:r>
-      <w:proofErr w:type="spellStart"/>
       <w:r>
         <w:rPr>
           <w:i/>
@@ -7830,7 +7679,6 @@
         </w:rPr>
         <w:t>’s</w:t>
       </w:r>
-      <w:proofErr w:type="spellEnd"/>
       <w:r>
         <w:t xml:space="preserve"> render flags</w:t>
       </w:r>
@@ -8431,7 +8279,6 @@
       <w:r>
         <w:t xml:space="preserve">A zero-page </w:t>
       </w:r>
-      <w:proofErr w:type="spellStart"/>
       <w:r>
         <w:rPr>
           <w:i/>
@@ -8439,7 +8286,6 @@
         </w:rPr>
         <w:t>laserFrameCount</w:t>
       </w:r>
-      <w:proofErr w:type="spellEnd"/>
       <w:r>
         <w:t xml:space="preserve"> variable was introduced which controls laser rendering.  </w:t>
       </w:r>
@@ -8467,7 +8313,6 @@
       <w:r>
         <w:t xml:space="preserve">sets </w:t>
       </w:r>
-      <w:proofErr w:type="spellStart"/>
       <w:r>
         <w:rPr>
           <w:i/>
@@ -8475,7 +8320,6 @@
         </w:rPr>
         <w:t>laserFrameCount</w:t>
       </w:r>
-      <w:proofErr w:type="spellEnd"/>
       <w:r>
         <w:rPr>
           <w:i/>
@@ -8492,7 +8336,6 @@
       <w:r>
         <w:t xml:space="preserve">and </w:t>
       </w:r>
-      <w:proofErr w:type="spellStart"/>
       <w:r>
         <w:rPr>
           <w:i/>
@@ -8500,7 +8343,6 @@
         </w:rPr>
         <w:t>laserFrameCount</w:t>
       </w:r>
-      <w:proofErr w:type="spellEnd"/>
       <w:r>
         <w:rPr>
           <w:i/>
@@ -8551,7 +8393,6 @@
       <w:r>
         <w:t xml:space="preserve">the </w:t>
       </w:r>
-      <w:proofErr w:type="spellStart"/>
       <w:r>
         <w:rPr>
           <w:i/>
@@ -8559,7 +8400,6 @@
         </w:rPr>
         <w:t>objectState</w:t>
       </w:r>
-      <w:proofErr w:type="spellEnd"/>
       <w:r>
         <w:t xml:space="preserve"> variable</w:t>
       </w:r>
@@ -8664,7 +8504,6 @@
       <w:r>
         <w:t xml:space="preserve"> above. This is the fourth render flag in the high nibble of the </w:t>
       </w:r>
-      <w:proofErr w:type="spellStart"/>
       <w:r>
         <w:rPr>
           <w:i/>
@@ -8672,7 +8511,6 @@
         </w:rPr>
         <w:t>objectState</w:t>
       </w:r>
-      <w:proofErr w:type="spellEnd"/>
       <w:r>
         <w:t xml:space="preserve"> variable.</w:t>
       </w:r>
@@ -8795,7 +8633,6 @@
       <w:r>
         <w:t xml:space="preserve"> </w:t>
       </w:r>
-      <w:proofErr w:type="spellStart"/>
       <w:r>
         <w:rPr>
           <w:i/>
@@ -8803,7 +8640,6 @@
         </w:rPr>
         <w:t>debugTileGridFlags</w:t>
       </w:r>
-      <w:proofErr w:type="spellEnd"/>
       <w:r>
         <w:t xml:space="preserve"> routine that rendered a little box </w:t>
       </w:r>
@@ -8861,15 +8697,7 @@
         <w:t xml:space="preserve">  T</w:t>
       </w:r>
       <w:r>
-        <w:t xml:space="preserve">he </w:t>
-      </w:r>
-      <w:proofErr w:type="spellStart"/>
-      <w:r>
-        <w:t>gamebar</w:t>
-      </w:r>
-      <w:proofErr w:type="spellEnd"/>
-      <w:r>
-        <w:t xml:space="preserve"> </w:t>
+        <w:t xml:space="preserve">he gamebar </w:t>
       </w:r>
       <w:r>
         <w:t xml:space="preserve">is not shown then the </w:t>
@@ -8895,7 +8723,6 @@
       <w:r>
         <w:t xml:space="preserve">to allow </w:t>
       </w:r>
-      <w:proofErr w:type="spellStart"/>
       <w:r>
         <w:rPr>
           <w:i/>
@@ -8903,7 +8730,6 @@
         </w:rPr>
         <w:t>debugTileGridFlags</w:t>
       </w:r>
-      <w:proofErr w:type="spellEnd"/>
       <w:r>
         <w:rPr>
           <w:i/>
@@ -10183,7 +10009,6 @@
       <w:r>
         <w:t xml:space="preserve">replaced </w:t>
       </w:r>
-      <w:proofErr w:type="spellStart"/>
       <w:r>
         <w:rPr>
           <w:i/>
@@ -10191,11 +10016,9 @@
         </w:rPr>
         <w:t>objectWidth</w:t>
       </w:r>
-      <w:proofErr w:type="spellEnd"/>
       <w:r>
         <w:t xml:space="preserve"> and </w:t>
       </w:r>
-      <w:proofErr w:type="spellStart"/>
       <w:r>
         <w:rPr>
           <w:i/>
@@ -10203,7 +10026,6 @@
         </w:rPr>
         <w:t>objectHeight</w:t>
       </w:r>
-      <w:proofErr w:type="spellEnd"/>
       <w:r>
         <w:t xml:space="preserve"> game object arrays with a function</w:t>
       </w:r>
@@ -10239,7 +10061,6 @@
       <w:r>
         <w:t xml:space="preserve">, and </w:t>
       </w:r>
-      <w:proofErr w:type="spellStart"/>
       <w:r>
         <w:rPr>
           <w:i/>
@@ -10247,11 +10068,9 @@
         </w:rPr>
         <w:t>widthMinusOne</w:t>
       </w:r>
-      <w:proofErr w:type="spellEnd"/>
       <w:r>
         <w:t xml:space="preserve"> and </w:t>
       </w:r>
-      <w:proofErr w:type="spellStart"/>
       <w:r>
         <w:rPr>
           <w:i/>
@@ -10259,7 +10078,6 @@
         </w:rPr>
         <w:t>heightMinisOne</w:t>
       </w:r>
-      <w:proofErr w:type="spellEnd"/>
       <w:r>
         <w:t>.</w:t>
       </w:r>
@@ -10308,15 +10126,7 @@
         <w:t xml:space="preserve"> I </w:t>
       </w:r>
       <w:r>
-        <w:t xml:space="preserve">stored the object type in the </w:t>
-      </w:r>
-      <w:proofErr w:type="spellStart"/>
-      <w:r>
-        <w:t>objectAnimation</w:t>
-      </w:r>
-      <w:proofErr w:type="spellEnd"/>
-      <w:r>
-        <w:t xml:space="preserve"> game object array, </w:t>
+        <w:t xml:space="preserve">stored the object type in the objectAnimation game object array, </w:t>
       </w:r>
       <w:r>
         <w:t xml:space="preserve">shifting up the other values, and </w:t>
@@ -10334,13 +10144,8 @@
         <w:t xml:space="preserve">array </w:t>
       </w:r>
       <w:r>
-        <w:t xml:space="preserve">to </w:t>
-      </w:r>
-      <w:proofErr w:type="spellStart"/>
-      <w:r>
-        <w:t>objectType</w:t>
-      </w:r>
-      <w:proofErr w:type="spellEnd"/>
+        <w:t>to objectType</w:t>
+      </w:r>
       <w:r>
         <w:t>.</w:t>
       </w:r>
@@ -10929,7 +10734,6 @@
       <w:r>
         <w:t xml:space="preserve">I then wrote a </w:t>
       </w:r>
-      <w:proofErr w:type="spellStart"/>
       <w:r>
         <w:rPr>
           <w:i/>
@@ -10937,7 +10741,6 @@
         </w:rPr>
         <w:t>loadLevel</w:t>
       </w:r>
-      <w:proofErr w:type="spellEnd"/>
       <w:r>
         <w:t xml:space="preserve"> </w:t>
       </w:r>
@@ -10968,7 +10771,6 @@
       <w:r>
         <w:t xml:space="preserve">the loaded </w:t>
       </w:r>
-      <w:proofErr w:type="spellStart"/>
       <w:r>
         <w:rPr>
           <w:i/>
@@ -10976,7 +10778,6 @@
         </w:rPr>
         <w:t>initializeLevel</w:t>
       </w:r>
-      <w:proofErr w:type="spellEnd"/>
       <w:r>
         <w:t xml:space="preserve"> </w:t>
       </w:r>
@@ -10989,7 +10790,6 @@
       <w:r>
         <w:t xml:space="preserve">  A </w:t>
       </w:r>
-      <w:proofErr w:type="spellStart"/>
       <w:r>
         <w:rPr>
           <w:i/>
@@ -10997,7 +10797,6 @@
         </w:rPr>
         <w:t>showLevel</w:t>
       </w:r>
-      <w:proofErr w:type="spellEnd"/>
       <w:r>
         <w:t xml:space="preserve"> routine </w:t>
       </w:r>
@@ -11186,7 +10985,6 @@
       <w:r>
         <w:t xml:space="preserve"> a level, and a ‘R’ key handler was implemented to call the </w:t>
       </w:r>
-      <w:proofErr w:type="spellStart"/>
       <w:r>
         <w:rPr>
           <w:i/>
@@ -11194,14 +10992,12 @@
         </w:rPr>
         <w:t>loadLevel</w:t>
       </w:r>
-      <w:proofErr w:type="spellEnd"/>
       <w:r>
         <w:t xml:space="preserve"> </w:t>
       </w:r>
       <w:r>
         <w:t xml:space="preserve">routine indirectly through a </w:t>
       </w:r>
-      <w:proofErr w:type="spellStart"/>
       <w:r>
         <w:rPr>
           <w:i/>
@@ -11209,7 +11005,6 @@
         </w:rPr>
         <w:t>reloadLevel</w:t>
       </w:r>
-      <w:proofErr w:type="spellEnd"/>
       <w:r>
         <w:t xml:space="preserve"> routine.</w:t>
       </w:r>
@@ -11736,7 +11531,6 @@
       <w:r>
         <w:t xml:space="preserve"> action became </w:t>
       </w:r>
-      <w:proofErr w:type="spellStart"/>
       <w:r>
         <w:rPr>
           <w:b/>
@@ -11746,11 +11540,9 @@
         </w:rPr>
         <w:t>PursueLeft</w:t>
       </w:r>
-      <w:proofErr w:type="spellEnd"/>
       <w:r>
         <w:t xml:space="preserve">, </w:t>
       </w:r>
-      <w:proofErr w:type="spellStart"/>
       <w:r>
         <w:rPr>
           <w:b/>
@@ -11760,11 +11552,9 @@
         </w:rPr>
         <w:t>PursueRight</w:t>
       </w:r>
-      <w:proofErr w:type="spellEnd"/>
       <w:r>
         <w:t xml:space="preserve">, </w:t>
       </w:r>
-      <w:proofErr w:type="spellStart"/>
       <w:r>
         <w:rPr>
           <w:b/>
@@ -11774,14 +11564,12 @@
         </w:rPr>
         <w:t>PursueUp</w:t>
       </w:r>
-      <w:proofErr w:type="spellEnd"/>
       <w:r>
         <w:t xml:space="preserve">, </w:t>
       </w:r>
       <w:r>
         <w:t xml:space="preserve">or </w:t>
       </w:r>
-      <w:proofErr w:type="spellStart"/>
       <w:r>
         <w:rPr>
           <w:b/>
@@ -11791,7 +11579,6 @@
         </w:rPr>
         <w:t>PursueDown</w:t>
       </w:r>
-      <w:proofErr w:type="spellEnd"/>
       <w:r>
         <w:t>.</w:t>
       </w:r>
@@ -11838,7 +11625,6 @@
         </w:rPr>
         <w:tab/>
       </w:r>
-      <w:proofErr w:type="spellStart"/>
       <w:r>
         <w:rPr>
           <w:b/>
@@ -11855,9 +11641,11 @@
           <w:i/>
           <w:iCs/>
         </w:rPr>
-        <w:t>Left</w:t>
-      </w:r>
-      <w:proofErr w:type="spellEnd"/>
+        <w:t xml:space="preserve">Left </w:t>
+      </w:r>
+      <w:r>
+        <w:t>and</w:t>
+      </w:r>
       <w:r>
         <w:rPr>
           <w:b/>
@@ -11865,10 +11653,7 @@
           <w:i/>
           <w:iCs/>
         </w:rPr>
-        <w:t xml:space="preserve"> </w:t>
-      </w:r>
-      <w:r>
-        <w:t>and</w:t>
+        <w:t xml:space="preserve"> PursueRight</w:t>
       </w:r>
       <w:r>
         <w:rPr>
@@ -11879,7 +11664,57 @@
         </w:rPr>
         <w:t xml:space="preserve"> </w:t>
       </w:r>
-      <w:proofErr w:type="spellStart"/>
+      <w:r>
+        <w:t xml:space="preserve"> – </w:t>
+      </w:r>
+      <w:r>
+        <w:t xml:space="preserve">Daleks </w:t>
+      </w:r>
+      <w:r>
+        <w:t>move quickly left or right</w:t>
+      </w:r>
+      <w:r>
+        <w:t>, or vice versa</w:t>
+      </w:r>
+      <w:r>
+        <w:t xml:space="preserve">. </w:t>
+      </w:r>
+      <w:r>
+        <w:t xml:space="preserve">If </w:t>
+      </w:r>
+      <w:r>
+        <w:t>a Dalek</w:t>
+      </w:r>
+      <w:r>
+        <w:t xml:space="preserve"> encounters a wall, the </w:t>
+      </w:r>
+      <w:r>
+        <w:t xml:space="preserve">Dalek </w:t>
+      </w:r>
+      <w:r>
+        <w:t>turns</w:t>
+      </w:r>
+      <w:r>
+        <w:t>,</w:t>
+      </w:r>
+      <w:r>
+        <w:t xml:space="preserve"> and the </w:t>
+      </w:r>
+      <w:r>
+        <w:t xml:space="preserve">action </w:t>
+      </w:r>
+      <w:r>
+        <w:t xml:space="preserve">is </w:t>
+      </w:r>
+      <w:r>
+        <w:t>change</w:t>
+      </w:r>
+      <w:r>
+        <w:t xml:space="preserve">d </w:t>
+      </w:r>
+      <w:r>
+        <w:t xml:space="preserve">to </w:t>
+      </w:r>
       <w:r>
         <w:rPr>
           <w:b/>
@@ -11887,9 +11722,11 @@
           <w:i/>
           <w:iCs/>
         </w:rPr>
-        <w:t>PursueRight</w:t>
-      </w:r>
-      <w:proofErr w:type="spellEnd"/>
+        <w:t>PursueUp</w:t>
+      </w:r>
+      <w:r>
+        <w:t xml:space="preserve"> or </w:t>
+      </w:r>
       <w:r>
         <w:rPr>
           <w:b/>
@@ -11897,60 +11734,16 @@
           <w:i/>
           <w:iCs/>
         </w:rPr>
-        <w:t xml:space="preserve"> </w:t>
-      </w:r>
-      <w:r>
-        <w:t xml:space="preserve"> – </w:t>
-      </w:r>
-      <w:r>
-        <w:t xml:space="preserve">Daleks </w:t>
-      </w:r>
-      <w:r>
-        <w:t>move quickly left or right</w:t>
-      </w:r>
-      <w:r>
-        <w:t>, or vice versa</w:t>
-      </w:r>
-      <w:r>
-        <w:t xml:space="preserve">. </w:t>
-      </w:r>
-      <w:r>
-        <w:t xml:space="preserve">If </w:t>
-      </w:r>
-      <w:r>
-        <w:t>a Dalek</w:t>
-      </w:r>
-      <w:r>
-        <w:t xml:space="preserve"> encounters a wall, the </w:t>
-      </w:r>
-      <w:r>
-        <w:t xml:space="preserve">Dalek </w:t>
-      </w:r>
-      <w:r>
-        <w:t>turns</w:t>
-      </w:r>
-      <w:r>
-        <w:t>,</w:t>
-      </w:r>
-      <w:r>
-        <w:t xml:space="preserve"> and the </w:t>
-      </w:r>
-      <w:r>
-        <w:t xml:space="preserve">action </w:t>
-      </w:r>
-      <w:r>
-        <w:t xml:space="preserve">is </w:t>
-      </w:r>
-      <w:r>
-        <w:t>change</w:t>
-      </w:r>
-      <w:r>
-        <w:t xml:space="preserve">d </w:t>
-      </w:r>
-      <w:r>
-        <w:t xml:space="preserve">to </w:t>
-      </w:r>
-      <w:proofErr w:type="spellStart"/>
+        <w:t>PursueDown</w:t>
+      </w:r>
+      <w:r>
+        <w:t>.</w:t>
+      </w:r>
+    </w:p>
+    <w:p>
+      <w:pPr>
+        <w:ind w:left="720"/>
+      </w:pPr>
       <w:r>
         <w:rPr>
           <w:b/>
@@ -11958,13 +11751,8 @@
           <w:i/>
           <w:iCs/>
         </w:rPr>
-        <w:t>PursueUp</w:t>
-      </w:r>
-      <w:proofErr w:type="spellEnd"/>
-      <w:r>
-        <w:t xml:space="preserve"> or </w:t>
-      </w:r>
-      <w:proofErr w:type="spellStart"/>
+        <w:t>Pursue</w:t>
+      </w:r>
       <w:r>
         <w:rPr>
           <w:b/>
@@ -11972,18 +11760,11 @@
           <w:i/>
           <w:iCs/>
         </w:rPr>
-        <w:t>PursueDown</w:t>
-      </w:r>
-      <w:proofErr w:type="spellEnd"/>
-      <w:r>
-        <w:t>.</w:t>
-      </w:r>
-    </w:p>
-    <w:p>
-      <w:pPr>
-        <w:ind w:left="720"/>
-      </w:pPr>
-      <w:proofErr w:type="spellStart"/>
+        <w:t xml:space="preserve">Up </w:t>
+      </w:r>
+      <w:r>
+        <w:t>and</w:t>
+      </w:r>
       <w:r>
         <w:rPr>
           <w:b/>
@@ -11991,7 +11772,34 @@
           <w:i/>
           <w:iCs/>
         </w:rPr>
-        <w:t>Pursue</w:t>
+        <w:t xml:space="preserve"> PursueDown </w:t>
+      </w:r>
+      <w:r>
+        <w:t xml:space="preserve"> – Daleks </w:t>
+      </w:r>
+      <w:r>
+        <w:t>move quickly left or right</w:t>
+      </w:r>
+      <w:r>
+        <w:t xml:space="preserve">, or vice versa, looking for an elevator to ride up or down. </w:t>
+      </w:r>
+      <w:r>
+        <w:t xml:space="preserve">If a Dalek encounters a wall, </w:t>
+      </w:r>
+      <w:r>
+        <w:t xml:space="preserve">the Dalek </w:t>
+      </w:r>
+      <w:r>
+        <w:t>turns,</w:t>
+      </w:r>
+      <w:r>
+        <w:t xml:space="preserve"> and the </w:t>
+      </w:r>
+      <w:r>
+        <w:t xml:space="preserve">action </w:t>
+      </w:r>
+      <w:r>
+        <w:t xml:space="preserve">is toggled between </w:t>
       </w:r>
       <w:r>
         <w:rPr>
@@ -12000,9 +11808,17 @@
           <w:i/>
           <w:iCs/>
         </w:rPr>
-        <w:t>Up</w:t>
-      </w:r>
-      <w:proofErr w:type="spellEnd"/>
+        <w:t>PursueUp</w:t>
+      </w:r>
+      <w:r>
+        <w:t xml:space="preserve"> </w:t>
+      </w:r>
+      <w:r>
+        <w:t>and</w:t>
+      </w:r>
+      <w:r>
+        <w:t xml:space="preserve"> </w:t>
+      </w:r>
       <w:r>
         <w:rPr>
           <w:b/>
@@ -12010,98 +11826,8 @@
           <w:i/>
           <w:iCs/>
         </w:rPr>
-        <w:t xml:space="preserve"> </w:t>
-      </w:r>
-      <w:r>
-        <w:t>and</w:t>
-      </w:r>
-      <w:r>
-        <w:rPr>
-          <w:b/>
-          <w:bCs/>
-          <w:i/>
-          <w:iCs/>
-        </w:rPr>
-        <w:t xml:space="preserve"> </w:t>
-      </w:r>
-      <w:proofErr w:type="spellStart"/>
-      <w:r>
-        <w:rPr>
-          <w:b/>
-          <w:bCs/>
-          <w:i/>
-          <w:iCs/>
-        </w:rPr>
         <w:t>PursueDown</w:t>
       </w:r>
-      <w:proofErr w:type="spellEnd"/>
-      <w:r>
-        <w:rPr>
-          <w:b/>
-          <w:bCs/>
-          <w:i/>
-          <w:iCs/>
-        </w:rPr>
-        <w:t xml:space="preserve"> </w:t>
-      </w:r>
-      <w:r>
-        <w:t xml:space="preserve"> – Daleks </w:t>
-      </w:r>
-      <w:r>
-        <w:t>move quickly left or right</w:t>
-      </w:r>
-      <w:r>
-        <w:t xml:space="preserve">, or vice versa, looking for an elevator to ride up or down. </w:t>
-      </w:r>
-      <w:r>
-        <w:t xml:space="preserve">If a Dalek encounters a wall, </w:t>
-      </w:r>
-      <w:r>
-        <w:t xml:space="preserve">the Dalek </w:t>
-      </w:r>
-      <w:r>
-        <w:t>turns,</w:t>
-      </w:r>
-      <w:r>
-        <w:t xml:space="preserve"> and the </w:t>
-      </w:r>
-      <w:r>
-        <w:t xml:space="preserve">action </w:t>
-      </w:r>
-      <w:r>
-        <w:t xml:space="preserve">is toggled between </w:t>
-      </w:r>
-      <w:proofErr w:type="spellStart"/>
-      <w:r>
-        <w:rPr>
-          <w:b/>
-          <w:bCs/>
-          <w:i/>
-          <w:iCs/>
-        </w:rPr>
-        <w:t>PursueUp</w:t>
-      </w:r>
-      <w:proofErr w:type="spellEnd"/>
-      <w:r>
-        <w:t xml:space="preserve"> </w:t>
-      </w:r>
-      <w:r>
-        <w:t>and</w:t>
-      </w:r>
-      <w:r>
-        <w:t xml:space="preserve"> </w:t>
-      </w:r>
-      <w:proofErr w:type="spellStart"/>
-      <w:r>
-        <w:rPr>
-          <w:b/>
-          <w:bCs/>
-          <w:i/>
-          <w:iCs/>
-        </w:rPr>
-        <w:t>PursueDown</w:t>
-      </w:r>
-      <w:proofErr w:type="spellEnd"/>
       <w:r>
         <w:rPr>
           <w:b/>
@@ -12231,7 +11957,6 @@
       <w:r>
         <w:t xml:space="preserve">set to </w:t>
       </w:r>
-      <w:proofErr w:type="spellStart"/>
       <w:r>
         <w:rPr>
           <w:b/>
@@ -12241,11 +11966,9 @@
         </w:rPr>
         <w:t>pursueLeft</w:t>
       </w:r>
-      <w:proofErr w:type="spellEnd"/>
       <w:r>
         <w:t xml:space="preserve"> or </w:t>
       </w:r>
-      <w:proofErr w:type="spellStart"/>
       <w:r>
         <w:rPr>
           <w:b/>
@@ -12264,7 +11987,6 @@
         </w:rPr>
         <w:t>ueRight</w:t>
       </w:r>
-      <w:proofErr w:type="spellEnd"/>
       <w:r>
         <w:t>.</w:t>
       </w:r>
@@ -12274,7 +11996,6 @@
       <w:r>
         <w:t xml:space="preserve">action is set to </w:t>
       </w:r>
-      <w:proofErr w:type="spellStart"/>
       <w:r>
         <w:rPr>
           <w:b/>
@@ -12293,11 +12014,9 @@
         </w:rPr>
         <w:t>Up</w:t>
       </w:r>
-      <w:proofErr w:type="spellEnd"/>
       <w:r>
         <w:t xml:space="preserve"> or </w:t>
       </w:r>
-      <w:proofErr w:type="spellStart"/>
       <w:r>
         <w:rPr>
           <w:b/>
@@ -12316,7 +12035,6 @@
         </w:rPr>
         <w:t>Down</w:t>
       </w:r>
-      <w:proofErr w:type="spellEnd"/>
       <w:r>
         <w:t>.</w:t>
       </w:r>
@@ -12613,7 +12331,6 @@
       <w:r>
         <w:t xml:space="preserve">, </w:t>
       </w:r>
-      <w:proofErr w:type="spellStart"/>
       <w:r>
         <w:rPr>
           <w:b/>
@@ -12623,7 +12340,6 @@
         </w:rPr>
         <w:t>pursueLeft</w:t>
       </w:r>
-      <w:proofErr w:type="spellEnd"/>
       <w:r>
         <w:rPr>
           <w:b/>
@@ -12645,7 +12361,6 @@
         </w:rPr>
         <w:t xml:space="preserve"> </w:t>
       </w:r>
-      <w:proofErr w:type="spellStart"/>
       <w:r>
         <w:rPr>
           <w:b/>
@@ -12662,9 +12377,11 @@
           <w:i/>
           <w:iCs/>
         </w:rPr>
-        <w:t>Right</w:t>
-      </w:r>
-      <w:proofErr w:type="spellEnd"/>
+        <w:t xml:space="preserve">Right </w:t>
+      </w:r>
+      <w:r>
+        <w:t>related</w:t>
+      </w:r>
       <w:r>
         <w:rPr>
           <w:b/>
@@ -12675,7 +12392,102 @@
         <w:t xml:space="preserve"> </w:t>
       </w:r>
       <w:r>
-        <w:t>related</w:t>
+        <w:t>rules</w:t>
+      </w:r>
+      <w:r>
+        <w:t>.</w:t>
+      </w:r>
+    </w:p>
+    <w:p>
+      <w:r>
+        <w:t xml:space="preserve">I </w:t>
+      </w:r>
+      <w:r>
+        <w:t xml:space="preserve">implemented </w:t>
+      </w:r>
+      <w:r>
+        <w:t xml:space="preserve">a </w:t>
+      </w:r>
+      <w:r>
+        <w:rPr>
+          <w:i/>
+          <w:iCs/>
+        </w:rPr>
+        <w:t>dalekAI</w:t>
+      </w:r>
+      <w:r>
+        <w:t xml:space="preserve"> function that </w:t>
+      </w:r>
+      <w:r>
+        <w:t xml:space="preserve">encapsulated the </w:t>
+      </w:r>
+      <w:r>
+        <w:t xml:space="preserve">common </w:t>
+      </w:r>
+      <w:r>
+        <w:t>behavioral rules</w:t>
+      </w:r>
+      <w:r>
+        <w:t xml:space="preserve">, </w:t>
+      </w:r>
+      <w:r>
+        <w:t xml:space="preserve">running these against </w:t>
+      </w:r>
+      <w:r>
+        <w:t xml:space="preserve">each </w:t>
+      </w:r>
+      <w:r>
+        <w:t>Dalek every 16 frames.</w:t>
+      </w:r>
+      <w:r>
+        <w:t xml:space="preserve">  </w:t>
+      </w:r>
+      <w:r>
+        <w:t xml:space="preserve">It’s invoked from the game loop. </w:t>
+      </w:r>
+    </w:p>
+    <w:p>
+      <w:r>
+        <w:t xml:space="preserve">The </w:t>
+      </w:r>
+      <w:r>
+        <w:t xml:space="preserve">routine checks </w:t>
+      </w:r>
+      <w:r>
+        <w:t xml:space="preserve">to see if K9 </w:t>
+      </w:r>
+      <w:r>
+        <w:t xml:space="preserve">is </w:t>
+      </w:r>
+      <w:r>
+        <w:t>in sight</w:t>
+      </w:r>
+      <w:r>
+        <w:t xml:space="preserve"> (using a helper routine)</w:t>
+      </w:r>
+      <w:r>
+        <w:t>,</w:t>
+      </w:r>
+      <w:r>
+        <w:t xml:space="preserve"> promot</w:t>
+      </w:r>
+      <w:r>
+        <w:t>ing</w:t>
+      </w:r>
+      <w:r>
+        <w:t xml:space="preserve"> </w:t>
+      </w:r>
+      <w:r>
+        <w:t xml:space="preserve">the  </w:t>
+      </w:r>
+      <w:r>
+        <w:t>Dalek’s</w:t>
+      </w:r>
+      <w:r>
+        <w:t xml:space="preserve"> </w:t>
+      </w:r>
+      <w:r>
+        <w:t xml:space="preserve">action to </w:t>
       </w:r>
       <w:r>
         <w:rPr>
@@ -12684,109 +12496,8 @@
           <w:i/>
           <w:iCs/>
         </w:rPr>
-        <w:t xml:space="preserve"> </w:t>
-      </w:r>
-      <w:r>
-        <w:t>rules</w:t>
-      </w:r>
-      <w:r>
-        <w:t>.</w:t>
-      </w:r>
-    </w:p>
-    <w:p>
-      <w:r>
-        <w:t xml:space="preserve">I </w:t>
-      </w:r>
-      <w:r>
-        <w:t xml:space="preserve">implemented </w:t>
-      </w:r>
-      <w:r>
-        <w:t xml:space="preserve">a </w:t>
-      </w:r>
-      <w:proofErr w:type="spellStart"/>
-      <w:r>
-        <w:rPr>
-          <w:i/>
-          <w:iCs/>
-        </w:rPr>
-        <w:t>dalekAI</w:t>
-      </w:r>
-      <w:proofErr w:type="spellEnd"/>
-      <w:r>
-        <w:t xml:space="preserve"> function that </w:t>
-      </w:r>
-      <w:r>
-        <w:t xml:space="preserve">encapsulated the </w:t>
-      </w:r>
-      <w:r>
-        <w:t xml:space="preserve">common </w:t>
-      </w:r>
-      <w:r>
-        <w:t>behavioral rules</w:t>
-      </w:r>
-      <w:r>
-        <w:t xml:space="preserve">, </w:t>
-      </w:r>
-      <w:r>
-        <w:t xml:space="preserve">running these against </w:t>
-      </w:r>
-      <w:r>
-        <w:t xml:space="preserve">each </w:t>
-      </w:r>
-      <w:r>
-        <w:t>Dalek every 16 frames.</w:t>
-      </w:r>
-      <w:r>
-        <w:t xml:space="preserve">  </w:t>
-      </w:r>
-      <w:r>
-        <w:t xml:space="preserve">It’s invoked from the game loop. </w:t>
-      </w:r>
-    </w:p>
-    <w:p>
-      <w:r>
-        <w:t xml:space="preserve">The </w:t>
-      </w:r>
-      <w:r>
-        <w:t xml:space="preserve">routine checks </w:t>
-      </w:r>
-      <w:r>
-        <w:t xml:space="preserve">to see if K9 </w:t>
-      </w:r>
-      <w:r>
-        <w:t xml:space="preserve">is </w:t>
-      </w:r>
-      <w:r>
-        <w:t>in sight</w:t>
-      </w:r>
-      <w:r>
-        <w:t xml:space="preserve"> (using a helper routine)</w:t>
-      </w:r>
-      <w:r>
-        <w:t>,</w:t>
-      </w:r>
-      <w:r>
-        <w:t xml:space="preserve"> promot</w:t>
-      </w:r>
-      <w:r>
-        <w:t>ing</w:t>
-      </w:r>
-      <w:r>
-        <w:t xml:space="preserve"> </w:t>
-      </w:r>
-      <w:r>
-        <w:t xml:space="preserve">the  </w:t>
-      </w:r>
-      <w:r>
-        <w:t>Dalek’s</w:t>
-      </w:r>
-      <w:r>
-        <w:t xml:space="preserve"> </w:t>
-      </w:r>
-      <w:r>
-        <w:t xml:space="preserve">action to </w:t>
-      </w:r>
-      <w:proofErr w:type="spellStart"/>
+        <w:t>PursueLeft</w:t>
+      </w:r>
       <w:r>
         <w:rPr>
           <w:b/>
@@ -12794,9 +12505,11 @@
           <w:i/>
           <w:iCs/>
         </w:rPr>
-        <w:t>PursueLeft</w:t>
-      </w:r>
-      <w:proofErr w:type="spellEnd"/>
+        <w:t xml:space="preserve"> </w:t>
+      </w:r>
+      <w:r>
+        <w:t>or</w:t>
+      </w:r>
       <w:r>
         <w:rPr>
           <w:b/>
@@ -12804,10 +12517,208 @@
           <w:i/>
           <w:iCs/>
         </w:rPr>
+        <w:t xml:space="preserve"> PursueRight</w:t>
+      </w:r>
+      <w:r>
+        <w:t xml:space="preserve"> if so.</w:t>
+      </w:r>
+      <w:r>
+        <w:t xml:space="preserve"> The function also </w:t>
+      </w:r>
+      <w:r>
+        <w:t>checks to see if K9 is within weapon’s range</w:t>
+      </w:r>
+      <w:r>
+        <w:t>, firing its weapon if it is.</w:t>
+      </w:r>
+    </w:p>
+    <w:p>
+      <w:r>
+        <w:t xml:space="preserve">I then updated </w:t>
+      </w:r>
+      <w:r>
+        <w:t xml:space="preserve">the </w:t>
+      </w:r>
+      <w:r>
+        <w:rPr>
+          <w:i/>
+          <w:iCs/>
+        </w:rPr>
+        <w:t>dalekAnimate</w:t>
+      </w:r>
+      <w:r>
+        <w:t xml:space="preserve"> and all the </w:t>
+      </w:r>
+      <w:r>
+        <w:t xml:space="preserve">Dalek </w:t>
+      </w:r>
+      <w:r>
+        <w:t xml:space="preserve">frame callback functions </w:t>
+      </w:r>
+      <w:r>
+        <w:t xml:space="preserve">to </w:t>
+      </w:r>
+      <w:r>
+        <w:t xml:space="preserve">amend their </w:t>
+      </w:r>
+      <w:r>
+        <w:t>behaviors</w:t>
+      </w:r>
+      <w:r>
+        <w:t xml:space="preserve"> based on </w:t>
+      </w:r>
+      <w:r>
+        <w:t xml:space="preserve">the </w:t>
+      </w:r>
+      <w:r>
+        <w:t>current action.</w:t>
+      </w:r>
+      <w:r>
+        <w:t xml:space="preserve">  The challenge was keeping the impact (increased code-size) to a </w:t>
+      </w:r>
+      <w:r>
+        <w:t>minimum</w:t>
+      </w:r>
+      <w:r>
+        <w:t>.</w:t>
+      </w:r>
+      <w:r>
+        <w:t xml:space="preserve"> A lot of time was spent refactoring these functio</w:t>
+      </w:r>
+      <w:r>
+        <w:t>ns to use as few code bytes as possible.</w:t>
+      </w:r>
+    </w:p>
+    <w:p>
+      <w:r>
+        <w:t>On</w:t>
+      </w:r>
+      <w:r>
+        <w:t>e</w:t>
+      </w:r>
+      <w:r>
+        <w:t xml:space="preserve"> notable challenge was how best to </w:t>
+      </w:r>
+      <w:r>
+        <w:t xml:space="preserve">show </w:t>
+      </w:r>
+      <w:r>
+        <w:t>damage being inflicted on K9.</w:t>
+      </w:r>
+      <w:r>
+        <w:t xml:space="preserve">  After brainstorming many ideas, I ended up implementing a simple </w:t>
+      </w:r>
+      <w:r>
+        <w:t>first-person</w:t>
+      </w:r>
+      <w:r>
         <w:t xml:space="preserve"> </w:t>
       </w:r>
       <w:r>
-        <w:t>or</w:t>
+        <w:t xml:space="preserve">effect where </w:t>
+      </w:r>
+      <w:r>
+        <w:t xml:space="preserve">the </w:t>
+      </w:r>
+      <w:r>
+        <w:t xml:space="preserve">screen </w:t>
+      </w:r>
+      <w:r>
+        <w:t xml:space="preserve">is flashed </w:t>
+      </w:r>
+      <w:r>
+        <w:t>black</w:t>
+      </w:r>
+      <w:r>
+        <w:t>,</w:t>
+      </w:r>
+      <w:r>
+        <w:t xml:space="preserve"> </w:t>
+      </w:r>
+      <w:r>
+        <w:t>at a</w:t>
+      </w:r>
+      <w:r>
+        <w:t xml:space="preserve"> low frequence</w:t>
+      </w:r>
+      <w:r>
+        <w:t>,</w:t>
+      </w:r>
+      <w:r>
+        <w:t xml:space="preserve"> </w:t>
+      </w:r>
+      <w:r>
+        <w:t>and a</w:t>
+      </w:r>
+      <w:r>
+        <w:t>n obnoxious sound</w:t>
+      </w:r>
+      <w:r>
+        <w:t xml:space="preserve"> is </w:t>
+      </w:r>
+      <w:r>
+        <w:t>played</w:t>
+      </w:r>
+      <w:r>
+        <w:t>.</w:t>
+      </w:r>
+      <w:r>
+        <w:t xml:space="preserve">  The effect is quite </w:t>
+      </w:r>
+      <w:r>
+        <w:t>e</w:t>
+      </w:r>
+      <w:r>
+        <w:t>ffective</w:t>
+      </w:r>
+      <w:r>
+        <w:t>!</w:t>
+      </w:r>
+    </w:p>
+    <w:p>
+      <w:r>
+        <w:t xml:space="preserve">I also added a Mode 7 </w:t>
+      </w:r>
+      <w:r>
+        <w:t xml:space="preserve">incomplete level </w:t>
+      </w:r>
+      <w:r>
+        <w:t xml:space="preserve">screen, which </w:t>
+      </w:r>
+      <w:r>
+        <w:t>shows</w:t>
+      </w:r>
+      <w:r>
+        <w:t xml:space="preserve"> </w:t>
+      </w:r>
+      <w:r>
+        <w:t xml:space="preserve">if </w:t>
+      </w:r>
+      <w:r>
+        <w:t>K</w:t>
+      </w:r>
+      <w:r>
+        <w:t xml:space="preserve">9’s health </w:t>
+      </w:r>
+      <w:r>
+        <w:t xml:space="preserve">becomes </w:t>
+      </w:r>
+      <w:r>
+        <w:t>zero</w:t>
+      </w:r>
+      <w:r>
+        <w:t>.  Pressing space restarts the level.</w:t>
+      </w:r>
+    </w:p>
+    <w:p>
+      <w:r>
+        <w:t xml:space="preserve">I then turned to </w:t>
+      </w:r>
+      <w:r>
+        <w:t>implementing</w:t>
+      </w:r>
+      <w:r>
+        <w:t xml:space="preserve"> the </w:t>
       </w:r>
       <w:r>
         <w:rPr>
@@ -12816,9 +12727,11 @@
           <w:i/>
           <w:iCs/>
         </w:rPr>
-        <w:t xml:space="preserve"> </w:t>
-      </w:r>
-      <w:proofErr w:type="spellStart"/>
+        <w:t>PursueUp</w:t>
+      </w:r>
+      <w:r>
+        <w:t xml:space="preserve"> and </w:t>
+      </w:r>
       <w:r>
         <w:rPr>
           <w:b/>
@@ -12826,249 +12739,20 @@
           <w:i/>
           <w:iCs/>
         </w:rPr>
-        <w:t>PursueRight</w:t>
-      </w:r>
-      <w:proofErr w:type="spellEnd"/>
-      <w:r>
-        <w:t xml:space="preserve"> if so.</w:t>
-      </w:r>
-      <w:r>
-        <w:t xml:space="preserve"> The function also </w:t>
-      </w:r>
-      <w:r>
-        <w:t>checks to see if K9 is within weapon’s range</w:t>
-      </w:r>
-      <w:r>
-        <w:t>, firing its weapon if it is.</w:t>
-      </w:r>
-    </w:p>
-    <w:p>
-      <w:r>
-        <w:t xml:space="preserve">I then updated </w:t>
-      </w:r>
-      <w:r>
-        <w:t xml:space="preserve">the </w:t>
-      </w:r>
-      <w:proofErr w:type="spellStart"/>
-      <w:r>
-        <w:rPr>
-          <w:i/>
-          <w:iCs/>
-        </w:rPr>
-        <w:t>dalekAnimate</w:t>
-      </w:r>
-      <w:proofErr w:type="spellEnd"/>
-      <w:r>
-        <w:t xml:space="preserve"> and all the </w:t>
-      </w:r>
-      <w:r>
-        <w:t xml:space="preserve">Dalek </w:t>
-      </w:r>
-      <w:r>
-        <w:t xml:space="preserve">frame callback functions </w:t>
-      </w:r>
-      <w:r>
-        <w:t xml:space="preserve">to </w:t>
-      </w:r>
-      <w:r>
-        <w:t xml:space="preserve">amend their </w:t>
-      </w:r>
-      <w:r>
-        <w:t>behaviors</w:t>
-      </w:r>
-      <w:r>
-        <w:t xml:space="preserve"> based on </w:t>
-      </w:r>
-      <w:r>
-        <w:t xml:space="preserve">the </w:t>
-      </w:r>
-      <w:r>
-        <w:t>current action.</w:t>
-      </w:r>
-      <w:r>
-        <w:t xml:space="preserve">  The challenge was keeping the impact (increased code-size) to a </w:t>
-      </w:r>
-      <w:r>
-        <w:t>minimum</w:t>
+        <w:t>PursueDown</w:t>
+      </w:r>
+      <w:r>
+        <w:t xml:space="preserve"> behavior</w:t>
+      </w:r>
+      <w:r>
+        <w:t>al rule</w:t>
+      </w:r>
+      <w:r>
+        <w:t>s</w:t>
       </w:r>
       <w:r>
         <w:t>.</w:t>
       </w:r>
-      <w:r>
-        <w:t xml:space="preserve"> A lot of time was spent refactoring these functio</w:t>
-      </w:r>
-      <w:r>
-        <w:t>ns to use as few code bytes as possible.</w:t>
-      </w:r>
-    </w:p>
-    <w:p>
-      <w:r>
-        <w:t>On</w:t>
-      </w:r>
-      <w:r>
-        <w:t>e</w:t>
-      </w:r>
-      <w:r>
-        <w:t xml:space="preserve"> notable challenge was how best to </w:t>
-      </w:r>
-      <w:r>
-        <w:t xml:space="preserve">show </w:t>
-      </w:r>
-      <w:r>
-        <w:t>damage being inflicted on K9.</w:t>
-      </w:r>
-      <w:r>
-        <w:t xml:space="preserve">  After brainstorming many ideas, I ended up implementing a simple </w:t>
-      </w:r>
-      <w:r>
-        <w:t>first-person</w:t>
-      </w:r>
-      <w:r>
-        <w:t xml:space="preserve"> </w:t>
-      </w:r>
-      <w:r>
-        <w:t xml:space="preserve">effect where </w:t>
-      </w:r>
-      <w:r>
-        <w:t xml:space="preserve">the </w:t>
-      </w:r>
-      <w:r>
-        <w:t xml:space="preserve">screen </w:t>
-      </w:r>
-      <w:r>
-        <w:t xml:space="preserve">is flashed </w:t>
-      </w:r>
-      <w:r>
-        <w:t>black</w:t>
-      </w:r>
-      <w:r>
-        <w:t>,</w:t>
-      </w:r>
-      <w:r>
-        <w:t xml:space="preserve"> </w:t>
-      </w:r>
-      <w:r>
-        <w:t>at a</w:t>
-      </w:r>
-      <w:r>
-        <w:t xml:space="preserve"> low frequence</w:t>
-      </w:r>
-      <w:r>
-        <w:t>,</w:t>
-      </w:r>
-      <w:r>
-        <w:t xml:space="preserve"> </w:t>
-      </w:r>
-      <w:r>
-        <w:t>and a</w:t>
-      </w:r>
-      <w:r>
-        <w:t>n obnoxious sound</w:t>
-      </w:r>
-      <w:r>
-        <w:t xml:space="preserve"> is </w:t>
-      </w:r>
-      <w:r>
-        <w:t>played</w:t>
-      </w:r>
-      <w:r>
-        <w:t>.</w:t>
-      </w:r>
-      <w:r>
-        <w:t xml:space="preserve">  The effect is quite </w:t>
-      </w:r>
-      <w:r>
-        <w:t>e</w:t>
-      </w:r>
-      <w:r>
-        <w:t>ffective</w:t>
-      </w:r>
-      <w:r>
-        <w:t>!</w:t>
-      </w:r>
-    </w:p>
-    <w:p>
-      <w:r>
-        <w:t xml:space="preserve">I also added a Mode 7 </w:t>
-      </w:r>
-      <w:r>
-        <w:t xml:space="preserve">incomplete level </w:t>
-      </w:r>
-      <w:r>
-        <w:t xml:space="preserve">screen, which </w:t>
-      </w:r>
-      <w:r>
-        <w:t>shows</w:t>
-      </w:r>
-      <w:r>
-        <w:t xml:space="preserve"> </w:t>
-      </w:r>
-      <w:r>
-        <w:t xml:space="preserve">if </w:t>
-      </w:r>
-      <w:r>
-        <w:t>K</w:t>
-      </w:r>
-      <w:r>
-        <w:t xml:space="preserve">9’s health </w:t>
-      </w:r>
-      <w:r>
-        <w:t xml:space="preserve">becomes </w:t>
-      </w:r>
-      <w:r>
-        <w:t>zero</w:t>
-      </w:r>
-      <w:r>
-        <w:t>.  Pressing space restarts the level.</w:t>
-      </w:r>
-    </w:p>
-    <w:p>
-      <w:r>
-        <w:t xml:space="preserve">I then turned to </w:t>
-      </w:r>
-      <w:r>
-        <w:t>implementing</w:t>
-      </w:r>
-      <w:r>
-        <w:t xml:space="preserve"> the </w:t>
-      </w:r>
-      <w:proofErr w:type="spellStart"/>
-      <w:r>
-        <w:rPr>
-          <w:b/>
-          <w:bCs/>
-          <w:i/>
-          <w:iCs/>
-        </w:rPr>
-        <w:t>PursueUp</w:t>
-      </w:r>
-      <w:proofErr w:type="spellEnd"/>
-      <w:r>
-        <w:t xml:space="preserve"> and </w:t>
-      </w:r>
-      <w:proofErr w:type="spellStart"/>
-      <w:r>
-        <w:rPr>
-          <w:b/>
-          <w:bCs/>
-          <w:i/>
-          <w:iCs/>
-        </w:rPr>
-        <w:t>PursueDown</w:t>
-      </w:r>
-      <w:proofErr w:type="spellEnd"/>
-      <w:r>
-        <w:t xml:space="preserve"> behavior</w:t>
-      </w:r>
-      <w:r>
-        <w:t>al rule</w:t>
-      </w:r>
-      <w:r>
-        <w:t>s</w:t>
-      </w:r>
-      <w:r>
-        <w:t>.</w:t>
-      </w:r>
     </w:p>
     <w:p>
       <w:r>
@@ -13089,7 +12773,6 @@
       <w:r>
         <w:t xml:space="preserve">e to support this.  Fortunately, the low nibble of the elevator’s </w:t>
       </w:r>
-      <w:proofErr w:type="spellStart"/>
       <w:r>
         <w:rPr>
           <w:i/>
@@ -13097,7 +12780,6 @@
         </w:rPr>
         <w:t>objectState</w:t>
       </w:r>
-      <w:proofErr w:type="spellEnd"/>
       <w:r>
         <w:t xml:space="preserve"> variable </w:t>
       </w:r>
@@ -13318,15 +13000,7 @@
         <w:t>Daleks in pursuit</w:t>
       </w:r>
       <w:r>
-        <w:t xml:space="preserve"> - When one or more Daleks are in pursuit of K9, a </w:t>
-      </w:r>
-      <w:proofErr w:type="spellStart"/>
-      <w:r>
-        <w:t>PacMan</w:t>
-      </w:r>
-      <w:proofErr w:type="spellEnd"/>
-      <w:r>
-        <w:t xml:space="preserve"> like sound effect plays, giving the player a sense of pressure.  The sound effect provide</w:t>
+        <w:t xml:space="preserve"> - When one or more Daleks are in pursuit of K9, a PacMan like sound effect plays, giving the player a sense of pressure.  The sound effect provide</w:t>
       </w:r>
       <w:r>
         <w:t>s</w:t>
@@ -13551,7 +13225,6 @@
       <w:r>
         <w:t xml:space="preserve">Channel 2 is used for the collect key/jewel, door locked, and K9 movement sound effects.  These sound effects are mutually exclusive except for the movement sound effect.  The game uses a </w:t>
       </w:r>
-      <w:proofErr w:type="spellStart"/>
       <w:r>
         <w:rPr>
           <w:i/>
@@ -13559,7 +13232,6 @@
         </w:rPr>
         <w:t>frameCount</w:t>
       </w:r>
-      <w:proofErr w:type="spellEnd"/>
       <w:r>
         <w:t xml:space="preserve"> based timer to inhibit playing the movement sound effect when the other sound effects are playing.</w:t>
       </w:r>
@@ -14158,7 +13830,6 @@
       <w:r>
         <w:t xml:space="preserve"> into the sprite data and let the </w:t>
       </w:r>
-      <w:proofErr w:type="spellStart"/>
       <w:r>
         <w:rPr>
           <w:i/>
@@ -14166,7 +13837,6 @@
         </w:rPr>
         <w:t>drawSprite</w:t>
       </w:r>
-      <w:proofErr w:type="spellEnd"/>
       <w:r>
         <w:t xml:space="preserve"> routine do all the work of putting the pixels on the screen, however this would result in the ‘</w:t>
       </w:r>
@@ -14589,7 +14259,6 @@
       <w:r>
         <w:t xml:space="preserve">from </w:t>
       </w:r>
-      <w:proofErr w:type="spellStart"/>
       <w:r>
         <w:rPr>
           <w:i/>
@@ -14597,11 +14266,9 @@
         </w:rPr>
         <w:t>drawObject</w:t>
       </w:r>
-      <w:proofErr w:type="spellEnd"/>
       <w:r>
         <w:t xml:space="preserve"> and </w:t>
       </w:r>
-      <w:proofErr w:type="spellStart"/>
       <w:r>
         <w:rPr>
           <w:i/>
@@ -14609,7 +14276,6 @@
         </w:rPr>
         <w:t>drawLaserOn</w:t>
       </w:r>
-      <w:proofErr w:type="spellEnd"/>
       <w:r>
         <w:rPr>
           <w:i/>
@@ -15752,7 +15418,6 @@
       <w:r>
         <w:t xml:space="preserve">The title functionality starts and stops playback by invoking the </w:t>
       </w:r>
-      <w:proofErr w:type="spellStart"/>
       <w:r>
         <w:rPr>
           <w:b/>
@@ -15762,11 +15427,9 @@
         </w:rPr>
         <w:t>playMusic</w:t>
       </w:r>
-      <w:proofErr w:type="spellEnd"/>
       <w:r>
         <w:t xml:space="preserve"> and </w:t>
       </w:r>
-      <w:proofErr w:type="spellStart"/>
       <w:r>
         <w:rPr>
           <w:b/>
@@ -15776,7 +15439,6 @@
         </w:rPr>
         <w:t>stopMusic</w:t>
       </w:r>
-      <w:proofErr w:type="spellEnd"/>
       <w:r>
         <w:t xml:space="preserve"> routines.  These routines start and stop the music, which is played in the </w:t>
       </w:r>
@@ -17643,11 +17305,9 @@
             <w:tcW w:w="3116" w:type="dxa"/>
           </w:tcPr>
           <w:p>
-            <w:proofErr w:type="spellStart"/>
             <w:r>
               <w:t>soundVector_beginPursuit</w:t>
             </w:r>
-            <w:proofErr w:type="spellEnd"/>
           </w:p>
         </w:tc>
         <w:tc>
@@ -17658,11 +17318,9 @@
             <w:pPr>
               <w:cnfStyle w:val="000000100000" w:firstRow="0" w:lastRow="0" w:firstColumn="0" w:lastColumn="0" w:oddVBand="0" w:evenVBand="0" w:oddHBand="1" w:evenHBand="0" w:firstRowFirstColumn="0" w:firstRowLastColumn="0" w:lastRowFirstColumn="0" w:lastRowLastColumn="0"/>
             </w:pPr>
-            <w:proofErr w:type="spellStart"/>
             <w:r>
               <w:t>soundEffect_pursuitOff</w:t>
             </w:r>
-            <w:proofErr w:type="spellEnd"/>
           </w:p>
         </w:tc>
         <w:tc>
@@ -17673,14 +17331,12 @@
             <w:pPr>
               <w:cnfStyle w:val="000000100000" w:firstRow="0" w:lastRow="0" w:firstColumn="0" w:lastColumn="0" w:oddVBand="0" w:evenVBand="0" w:oddHBand="1" w:evenHBand="0" w:firstRowFirstColumn="0" w:firstRowLastColumn="0" w:lastRowFirstColumn="0" w:lastRowLastColumn="0"/>
             </w:pPr>
-            <w:proofErr w:type="spellStart"/>
             <w:r>
               <w:t>sample_</w:t>
             </w:r>
             <w:r>
               <w:t>soundExterminate</w:t>
             </w:r>
-            <w:proofErr w:type="spellEnd"/>
           </w:p>
         </w:tc>
       </w:tr>
@@ -17691,11 +17347,9 @@
             <w:tcW w:w="3116" w:type="dxa"/>
           </w:tcPr>
           <w:p>
-            <w:proofErr w:type="spellStart"/>
             <w:r>
               <w:t>soundVector_updatePursuit</w:t>
             </w:r>
-            <w:proofErr w:type="spellEnd"/>
           </w:p>
         </w:tc>
         <w:tc>
@@ -17722,11 +17376,9 @@
             <w:pPr>
               <w:cnfStyle w:val="000000000000" w:firstRow="0" w:lastRow="0" w:firstColumn="0" w:lastColumn="0" w:oddVBand="0" w:evenVBand="0" w:oddHBand="0" w:evenHBand="0" w:firstRowFirstColumn="0" w:firstRowLastColumn="0" w:lastRowFirstColumn="0" w:lastRowLastColumn="0"/>
             </w:pPr>
-            <w:proofErr w:type="spellStart"/>
             <w:r>
               <w:t>sample_updatePursuit</w:t>
             </w:r>
-            <w:proofErr w:type="spellEnd"/>
           </w:p>
         </w:tc>
       </w:tr>
@@ -17740,11 +17392,9 @@
             <w:tcW w:w="3116" w:type="dxa"/>
           </w:tcPr>
           <w:p>
-            <w:proofErr w:type="spellStart"/>
             <w:r>
               <w:t>soundVector_endPursuit</w:t>
             </w:r>
-            <w:proofErr w:type="spellEnd"/>
           </w:p>
         </w:tc>
         <w:tc>
@@ -17755,11 +17405,9 @@
             <w:pPr>
               <w:cnfStyle w:val="000000100000" w:firstRow="0" w:lastRow="0" w:firstColumn="0" w:lastColumn="0" w:oddVBand="0" w:evenVBand="0" w:oddHBand="1" w:evenHBand="0" w:firstRowFirstColumn="0" w:firstRowLastColumn="0" w:lastRowFirstColumn="0" w:lastRowLastColumn="0"/>
             </w:pPr>
-            <w:proofErr w:type="spellStart"/>
             <w:r>
               <w:t>soundEffect_pursuitOff</w:t>
             </w:r>
-            <w:proofErr w:type="spellEnd"/>
           </w:p>
         </w:tc>
         <w:tc>
@@ -17770,11 +17418,9 @@
             <w:pPr>
               <w:cnfStyle w:val="000000100000" w:firstRow="0" w:lastRow="0" w:firstColumn="0" w:lastColumn="0" w:oddVBand="0" w:evenVBand="0" w:oddHBand="1" w:evenHBand="0" w:firstRowFirstColumn="0" w:firstRowLastColumn="0" w:lastRowFirstColumn="0" w:lastRowLastColumn="0"/>
             </w:pPr>
-            <w:proofErr w:type="spellStart"/>
             <w:r>
               <w:t>sample_stop</w:t>
             </w:r>
-            <w:proofErr w:type="spellEnd"/>
           </w:p>
         </w:tc>
       </w:tr>
@@ -17785,11 +17431,9 @@
             <w:tcW w:w="3116" w:type="dxa"/>
           </w:tcPr>
           <w:p>
-            <w:proofErr w:type="spellStart"/>
             <w:r>
               <w:t>soundVector_enemyLasered</w:t>
             </w:r>
-            <w:proofErr w:type="spellEnd"/>
           </w:p>
         </w:tc>
         <w:tc>
@@ -17816,11 +17460,9 @@
             <w:pPr>
               <w:cnfStyle w:val="000000000000" w:firstRow="0" w:lastRow="0" w:firstColumn="0" w:lastColumn="0" w:oddVBand="0" w:evenVBand="0" w:oddHBand="0" w:evenHBand="0" w:firstRowFirstColumn="0" w:firstRowLastColumn="0" w:lastRowFirstColumn="0" w:lastRowLastColumn="0"/>
             </w:pPr>
-            <w:proofErr w:type="spellStart"/>
             <w:r>
               <w:t>sample_soundGrown</w:t>
             </w:r>
-            <w:proofErr w:type="spellEnd"/>
           </w:p>
         </w:tc>
       </w:tr>
@@ -17834,11 +17476,9 @@
             <w:tcW w:w="3116" w:type="dxa"/>
           </w:tcPr>
           <w:p>
-            <w:proofErr w:type="spellStart"/>
             <w:r>
               <w:t>soundVector_weaponFired</w:t>
             </w:r>
-            <w:proofErr w:type="spellEnd"/>
           </w:p>
         </w:tc>
         <w:tc>
@@ -17849,11 +17489,9 @@
             <w:pPr>
               <w:cnfStyle w:val="000000100000" w:firstRow="0" w:lastRow="0" w:firstColumn="0" w:lastColumn="0" w:oddVBand="0" w:evenVBand="0" w:oddHBand="1" w:evenHBand="0" w:firstRowFirstColumn="0" w:firstRowLastColumn="0" w:lastRowFirstColumn="0" w:lastRowLastColumn="0"/>
             </w:pPr>
-            <w:proofErr w:type="spellStart"/>
             <w:r>
               <w:t>soundEffect_pain</w:t>
             </w:r>
-            <w:proofErr w:type="spellEnd"/>
           </w:p>
         </w:tc>
         <w:tc>
@@ -17864,11 +17502,9 @@
             <w:pPr>
               <w:cnfStyle w:val="000000100000" w:firstRow="0" w:lastRow="0" w:firstColumn="0" w:lastColumn="0" w:oddVBand="0" w:evenVBand="0" w:oddHBand="1" w:evenHBand="0" w:firstRowFirstColumn="0" w:firstRowLastColumn="0" w:lastRowFirstColumn="0" w:lastRowLastColumn="0"/>
             </w:pPr>
-            <w:proofErr w:type="spellStart"/>
             <w:r>
               <w:t>sample_soundWeapon</w:t>
             </w:r>
-            <w:proofErr w:type="spellEnd"/>
           </w:p>
         </w:tc>
       </w:tr>
@@ -18043,13 +17679,8 @@
         <w:t xml:space="preserve">reasonably well </w:t>
       </w:r>
       <w:r>
-        <w:t xml:space="preserve">in </w:t>
-      </w:r>
-      <w:proofErr w:type="spellStart"/>
-      <w:r>
-        <w:t>BeebEm</w:t>
-      </w:r>
-      <w:proofErr w:type="spellEnd"/>
+        <w:t>in BeebEm</w:t>
+      </w:r>
       <w:r>
         <w:t xml:space="preserve">, though there was a </w:t>
       </w:r>
@@ -18271,7 +17902,16 @@
         <w:t xml:space="preserve"> </w:t>
       </w:r>
       <w:r>
-        <w:t>The sample code was also updated to play the new sounds</w:t>
+        <w:t>The sample</w:t>
+      </w:r>
+      <w:r>
+        <w:t>.</w:t>
+      </w:r>
+      <w:r>
+        <w:t>6502</w:t>
+      </w:r>
+      <w:r>
+        <w:t xml:space="preserve"> code was also updated to play the new sounds</w:t>
       </w:r>
       <w:r>
         <w:t>.</w:t>
@@ -18373,11 +18013,9 @@
             <w:tcW w:w="2586" w:type="dxa"/>
           </w:tcPr>
           <w:p>
-            <w:proofErr w:type="spellStart"/>
             <w:r>
               <w:t>enemyDestroyed</w:t>
             </w:r>
-            <w:proofErr w:type="spellEnd"/>
           </w:p>
         </w:tc>
         <w:tc>
@@ -18417,11 +18055,9 @@
             <w:tcW w:w="2586" w:type="dxa"/>
           </w:tcPr>
           <w:p>
-            <w:proofErr w:type="spellStart"/>
             <w:r>
               <w:t>startLevel</w:t>
             </w:r>
-            <w:proofErr w:type="spellEnd"/>
           </w:p>
         </w:tc>
         <w:tc>
@@ -18467,11 +18103,9 @@
             <w:tcW w:w="2586" w:type="dxa"/>
           </w:tcPr>
           <w:p>
-            <w:proofErr w:type="spellStart"/>
             <w:r>
               <w:t>completeLevel</w:t>
             </w:r>
-            <w:proofErr w:type="spellEnd"/>
           </w:p>
         </w:tc>
         <w:tc>
@@ -18482,11 +18116,9 @@
             <w:pPr>
               <w:cnfStyle w:val="000000100000" w:firstRow="0" w:lastRow="0" w:firstColumn="0" w:lastColumn="0" w:oddVBand="0" w:evenVBand="0" w:oddHBand="1" w:evenHBand="0" w:firstRowFirstColumn="0" w:firstRowLastColumn="0" w:lastRowFirstColumn="0" w:lastRowLastColumn="0"/>
             </w:pPr>
-            <w:proofErr w:type="spellStart"/>
             <w:r>
               <w:t>soundEffect_levelComplete</w:t>
             </w:r>
-            <w:proofErr w:type="spellEnd"/>
           </w:p>
         </w:tc>
         <w:tc>
@@ -18497,14 +18129,12 @@
             <w:pPr>
               <w:cnfStyle w:val="000000100000" w:firstRow="0" w:lastRow="0" w:firstColumn="0" w:lastColumn="0" w:oddVBand="0" w:evenVBand="0" w:oddHBand="1" w:evenHBand="0" w:firstRowFirstColumn="0" w:firstRowLastColumn="0" w:lastRowFirstColumn="0" w:lastRowLastColumn="0"/>
             </w:pPr>
-            <w:proofErr w:type="spellStart"/>
             <w:r>
               <w:t>sample_</w:t>
             </w:r>
             <w:r>
               <w:t>soundTardisDoor</w:t>
             </w:r>
-            <w:proofErr w:type="spellEnd"/>
           </w:p>
         </w:tc>
       </w:tr>
@@ -20957,15 +20587,7 @@
         <w:t>locations and populates the game object data structures from the metadata and object descriptors.</w:t>
       </w:r>
       <w:r>
-        <w:t xml:space="preserve">  On machines with 16K+ of sideways RAM, the code also copies the 224-byte </w:t>
-      </w:r>
-      <w:proofErr w:type="spellStart"/>
-      <w:r>
-        <w:t>gamebar</w:t>
-      </w:r>
-      <w:proofErr w:type="spellEnd"/>
-      <w:r>
-        <w:t xml:space="preserve"> asset to </w:t>
+        <w:t xml:space="preserve">  On machines with 16K+ of sideways RAM, the code also copies the 224-byte gamebar asset to </w:t>
       </w:r>
       <w:r>
         <w:t>&amp;BF20</w:t>
@@ -21552,7 +21174,6 @@
       <w:r>
         <w:t xml:space="preserve">Removed </w:t>
       </w:r>
-      <w:proofErr w:type="spellStart"/>
       <w:r>
         <w:rPr>
           <w:i/>
@@ -21560,11 +21181,9 @@
         </w:rPr>
         <w:t>objectWidth</w:t>
       </w:r>
-      <w:proofErr w:type="spellEnd"/>
       <w:r>
         <w:t xml:space="preserve"> &amp; </w:t>
       </w:r>
-      <w:proofErr w:type="spellStart"/>
       <w:r>
         <w:rPr>
           <w:i/>
@@ -21572,7 +21191,6 @@
         </w:rPr>
         <w:t>objectHeight</w:t>
       </w:r>
-      <w:proofErr w:type="spellEnd"/>
       <w:r>
         <w:t xml:space="preserve"> arrays</w:t>
       </w:r>
@@ -21602,7 +21220,6 @@
       <w:r>
         <w:t xml:space="preserve">, </w:t>
       </w:r>
-      <w:proofErr w:type="spellStart"/>
       <w:r>
         <w:rPr>
           <w:i/>
@@ -21610,14 +21227,12 @@
         </w:rPr>
         <w:t>widthMinusOne</w:t>
       </w:r>
-      <w:proofErr w:type="spellEnd"/>
       <w:r>
         <w:t xml:space="preserve">, </w:t>
       </w:r>
       <w:r>
         <w:t xml:space="preserve">and </w:t>
       </w:r>
-      <w:proofErr w:type="spellStart"/>
       <w:r>
         <w:rPr>
           <w:i/>
@@ -21625,7 +21240,6 @@
         </w:rPr>
         <w:t>heightMinusOne</w:t>
       </w:r>
-      <w:proofErr w:type="spellEnd"/>
       <w:r>
         <w:t xml:space="preserve">.  </w:t>
       </w:r>
@@ -21647,7 +21261,6 @@
       <w:r>
         <w:t xml:space="preserve"> which were previously subtracting one from </w:t>
       </w:r>
-      <w:proofErr w:type="spellStart"/>
       <w:r>
         <w:rPr>
           <w:i/>
@@ -21655,11 +21268,9 @@
         </w:rPr>
         <w:t>objectWidth</w:t>
       </w:r>
-      <w:proofErr w:type="spellEnd"/>
       <w:r>
         <w:t xml:space="preserve"> &amp; </w:t>
       </w:r>
-      <w:proofErr w:type="spellStart"/>
       <w:r>
         <w:rPr>
           <w:i/>
@@ -21681,7 +21292,6 @@
         </w:rPr>
         <w:t>ght</w:t>
       </w:r>
-      <w:proofErr w:type="spellEnd"/>
       <w:r>
         <w:t xml:space="preserve">.  </w:t>
       </w:r>
@@ -21697,7 +21307,6 @@
       <w:r>
         <w:t xml:space="preserve">Bit-packed </w:t>
       </w:r>
-      <w:proofErr w:type="spellStart"/>
       <w:r>
         <w:rPr>
           <w:i/>
@@ -21705,11 +21314,9 @@
         </w:rPr>
         <w:t>objectType</w:t>
       </w:r>
-      <w:proofErr w:type="spellEnd"/>
       <w:r>
         <w:t xml:space="preserve"> and </w:t>
       </w:r>
-      <w:proofErr w:type="spellStart"/>
       <w:r>
         <w:rPr>
           <w:i/>
@@ -21717,7 +21324,6 @@
         </w:rPr>
         <w:t>objectState</w:t>
       </w:r>
-      <w:proofErr w:type="spellEnd"/>
       <w:r>
         <w:t xml:space="preserve"> array</w:t>
       </w:r>
@@ -22056,7 +21662,6 @@
       <w:r>
         <w:t xml:space="preserve">JMP </w:t>
       </w:r>
-      <w:proofErr w:type="spellStart"/>
       <w:r>
         <w:rPr>
           <w:i/>
@@ -22065,13 +21670,8 @@
         <w:t>xxx</w:t>
       </w:r>
       <w:r>
-        <w:t>x</w:t>
-      </w:r>
-      <w:proofErr w:type="spellEnd"/>
-      <w:r>
-        <w:t xml:space="preserve"> instead of JSR </w:t>
-      </w:r>
-      <w:proofErr w:type="spellStart"/>
+        <w:t xml:space="preserve">x instead of JSR </w:t>
+      </w:r>
       <w:r>
         <w:rPr>
           <w:i/>
@@ -22079,7 +21679,6 @@
         </w:rPr>
         <w:t>xxxx</w:t>
       </w:r>
-      <w:proofErr w:type="spellEnd"/>
       <w:r>
         <w:t xml:space="preserve">, </w:t>
       </w:r>
@@ -22244,7 +21843,6 @@
       <w:r>
         <w:t xml:space="preserve"> and </w:t>
       </w:r>
-      <w:proofErr w:type="spellStart"/>
       <w:r>
         <w:rPr>
           <w:i/>
@@ -22252,7 +21850,6 @@
         </w:rPr>
         <w:t>dalekAnimate</w:t>
       </w:r>
-      <w:proofErr w:type="spellEnd"/>
       <w:r>
         <w:t xml:space="preserve"> routines do this.</w:t>
       </w:r>
@@ -22277,7 +21874,6 @@
       <w:r>
         <w:t xml:space="preserve">  For example, the </w:t>
       </w:r>
-      <w:proofErr w:type="spellStart"/>
       <w:r>
         <w:rPr>
           <w:i/>
@@ -22306,11 +21902,9 @@
         </w:rPr>
         <w:t>lock</w:t>
       </w:r>
-      <w:proofErr w:type="spellEnd"/>
       <w:r>
         <w:t xml:space="preserve"> and </w:t>
       </w:r>
-      <w:proofErr w:type="spellStart"/>
       <w:r>
         <w:rPr>
           <w:i/>
@@ -22318,7 +21912,6 @@
         </w:rPr>
         <w:t>vduCommands</w:t>
       </w:r>
-      <w:proofErr w:type="spellEnd"/>
       <w:r>
         <w:t xml:space="preserve"> buffer</w:t>
       </w:r>
@@ -22337,7 +21930,6 @@
       <w:r>
         <w:t xml:space="preserve">with </w:t>
       </w:r>
-      <w:proofErr w:type="spellStart"/>
       <w:r>
         <w:rPr>
           <w:i/>
@@ -22345,7 +21937,6 @@
         </w:rPr>
         <w:t>vduCommands</w:t>
       </w:r>
-      <w:proofErr w:type="spellEnd"/>
       <w:r>
         <w:rPr>
           <w:i/>
@@ -22495,18 +22086,8 @@
           <w:sz w:val="18"/>
           <w:szCs w:val="18"/>
         </w:rPr>
-        <w:t xml:space="preserve"> </w:t>
-      </w:r>
-      <w:proofErr w:type="spellStart"/>
-      <w:r>
-        <w:rPr>
-          <w:rFonts w:ascii="Cascadia Code" w:hAnsi="Cascadia Code"/>
-          <w:sz w:val="18"/>
-          <w:szCs w:val="18"/>
-        </w:rPr>
-        <w:t>Bh</w:t>
-      </w:r>
-      <w:proofErr w:type="spellEnd"/>
+        <w:t xml:space="preserve"> Bh</w:t>
+      </w:r>
       <w:r>
         <w:rPr>
           <w:rFonts w:ascii="Cascadia Code" w:hAnsi="Cascadia Code"/>
@@ -22611,7 +22192,6 @@
       <w:r>
         <w:t xml:space="preserve">Routines always define a new scope (a wonderful </w:t>
       </w:r>
-      <w:proofErr w:type="spellStart"/>
       <w:r>
         <w:rPr>
           <w:b/>
@@ -22621,7 +22201,6 @@
         </w:rPr>
         <w:t>beebasm</w:t>
       </w:r>
-      <w:proofErr w:type="spellEnd"/>
       <w:r>
         <w:t xml:space="preserve"> feature) to limit the scope of contained labels and local data. Nested scopes are not used.</w:t>
       </w:r>
@@ -23467,15 +23046,7 @@
         <w:t xml:space="preserve"> </w:t>
       </w:r>
       <w:r>
-        <w:t xml:space="preserve">1 overlays, rendering the graphics and text directly over the gameplay screen.  To do this I needed to write custom </w:t>
-      </w:r>
-      <w:proofErr w:type="spellStart"/>
-      <w:r>
-        <w:t>drawText</w:t>
-      </w:r>
-      <w:proofErr w:type="spellEnd"/>
-      <w:r>
-        <w:t xml:space="preserve"> routines that used the MOS’s character definitions stored at &amp;8000.  Although this worked well, the draw code took up precious bytes and I was forced to</w:t>
+        <w:t>1 overlays, rendering the graphics and text directly over the gameplay screen.  To do this I needed to write custom drawText routines that used the MOS’s character definitions stored at &amp;8000.  Although this worked well, the draw code took up precious bytes and I was forced to</w:t>
       </w:r>
       <w:r>
         <w:t xml:space="preserve"> </w:t>
@@ -23773,16 +23344,8 @@
           <w:rPr>
             <w:rStyle w:val="Hyperlink"/>
           </w:rPr>
-          <w:t>mdfs.net/Docs/Comp/BBC/</w:t>
+          <w:t>mdfs.net/Docs/Comp/BBC/AllMem</w:t>
         </w:r>
-        <w:proofErr w:type="spellStart"/>
-        <w:r>
-          <w:rPr>
-            <w:rStyle w:val="Hyperlink"/>
-          </w:rPr>
-          <w:t>AllMem</w:t>
-        </w:r>
-        <w:proofErr w:type="spellEnd"/>
       </w:hyperlink>
     </w:p>
     <w:p>
@@ -23800,16 +23363,8 @@
           <w:rPr>
             <w:rStyle w:val="Hyperlink"/>
           </w:rPr>
-          <w:t>mdfs.net/Docs/Comp/BBC/Disk/</w:t>
+          <w:t>mdfs.net/Docs/Comp/BBC/Disk/DFSMem</w:t>
         </w:r>
-        <w:proofErr w:type="spellStart"/>
-        <w:r>
-          <w:rPr>
-            <w:rStyle w:val="Hyperlink"/>
-          </w:rPr>
-          <w:t>DFSMem</w:t>
-        </w:r>
-        <w:proofErr w:type="spellEnd"/>
       </w:hyperlink>
     </w:p>
     <w:p>
@@ -23847,7 +23402,7 @@
     <mc:AlternateContent>
       <mc:Choice Requires="v">
         <w:pict>
-          <v:shapetype w14:anchorId="091B403E" id="_x0000_t75" coordsize="21600,21600" o:spt="75" o:preferrelative="t" path="m@4@5l@4@11@9@11@9@5xe" filled="f" stroked="f">
+          <v:shapetype w14:anchorId="560CB565" id="_x0000_t75" coordsize="21600,21600" o:spt="75" o:preferrelative="t" path="m@4@5l@4@11@9@11@9@5xe" filled="f" stroked="f">
             <v:stroke joinstyle="miter"/>
             <v:formulas>
               <v:f eqn="if lineDrawn pixelLineWidth 0"/>
@@ -23873,10 +23428,10 @@
       </mc:Choice>
       <mc:Fallback>
         <w:drawing>
-          <wp:inline distT="0" distB="0" distL="0" distR="0" wp14:anchorId="1936EE20" wp14:editId="6B59FA45">
+          <wp:inline distT="0" distB="0" distL="0" distR="0" wp14:anchorId="4C73A38E" wp14:editId="0B566C49">
             <wp:extent cx="194650" cy="145988"/>
             <wp:effectExtent l="0" t="0" r="0" b="6985"/>
-            <wp:docPr id="229799421" name="Picture 1"/>
+            <wp:docPr id="405442093" name="Picture 1"/>
             <wp:cNvGraphicFramePr>
               <a:graphicFrameLocks xmlns:a="http://schemas.openxmlformats.org/drawingml/2006/main" noChangeAspect="1"/>
             </wp:cNvGraphicFramePr>
@@ -23914,17 +23469,17 @@
     <mc:AlternateContent>
       <mc:Choice Requires="v">
         <w:pict>
-          <v:shape w14:anchorId="10F762F0" id="Picture 1" o:spid="_x0000_i1025" type="#_x0000_t75" style="width:15.7pt;height:11.75pt;visibility:visible;mso-wrap-style:square">
+          <v:shape w14:anchorId="5F064C9F" id="Picture 1" o:spid="_x0000_i1025" type="#_x0000_t75" style="width:15.7pt;height:11.75pt;visibility:visible;mso-wrap-style:square">
             <v:imagedata r:id="rId3" o:title=""/>
           </v:shape>
         </w:pict>
       </mc:Choice>
       <mc:Fallback>
         <w:drawing>
-          <wp:inline distT="0" distB="0" distL="0" distR="0" wp14:anchorId="75E30F31" wp14:editId="22CABAD2">
+          <wp:inline distT="0" distB="0" distL="0" distR="0" wp14:anchorId="0D84E877" wp14:editId="3ED6DCB2">
             <wp:extent cx="199177" cy="149383"/>
             <wp:effectExtent l="0" t="0" r="0" b="3175"/>
-            <wp:docPr id="845719079" name="Picture 1"/>
+            <wp:docPr id="1817009755" name="Picture 1"/>
             <wp:cNvGraphicFramePr>
               <a:graphicFrameLocks xmlns:a="http://schemas.openxmlformats.org/drawingml/2006/main" noChangeAspect="1"/>
             </wp:cNvGraphicFramePr>

--- a/docs/Development.docx
+++ b/docs/Development.docx
@@ -15920,6 +15920,11 @@
     </w:p>
     <w:p>
       <w:pPr>
+        <w:jc w:val="center"/>
+      </w:pPr>
+    </w:p>
+    <w:p>
+      <w:pPr>
         <w:pStyle w:val="Heading2"/>
       </w:pPr>
       <w:r>
@@ -16105,6 +16110,7 @@
     </w:p>
     <w:p>
       <w:r>
+        <w:lastRenderedPageBreak/>
         <w:t>Firstly, the sound chip’s volume has to be updated at the encoding frequency.  For 8-bit/8KHz samples (a reasonable format to use), this happen</w:t>
       </w:r>
       <w:r>
@@ -16114,11 +16120,7 @@
         <w:t xml:space="preserve"> 160 times a frame. </w:t>
       </w:r>
       <w:r>
-        <w:t xml:space="preserve"> If the </w:t>
-      </w:r>
-      <w:r>
-        <w:lastRenderedPageBreak/>
-        <w:t xml:space="preserve">update code takes 50 cycles to execute (a reasonable estimate), there </w:t>
+        <w:t xml:space="preserve"> If the update code takes 50 cycles to execute (a reasonable estimate), there </w:t>
       </w:r>
       <w:r>
         <w:t>is</w:t>
@@ -16592,12 +16594,12 @@
     </w:p>
     <w:p>
       <w:r>
+        <w:lastRenderedPageBreak/>
         <w:t>Code was then added to play the sample instead of invoking the pursuit sound effect.</w:t>
       </w:r>
     </w:p>
     <w:p>
       <w:r>
-        <w:lastRenderedPageBreak/>
         <w:t>The resultant “</w:t>
       </w:r>
       <w:r>
@@ -17067,6 +17069,7 @@
     </w:p>
     <w:p>
       <w:r>
+        <w:lastRenderedPageBreak/>
         <w:t>I then implemented the two</w:t>
       </w:r>
       <w:r>
@@ -17096,7 +17099,6 @@
     </w:p>
     <w:p>
       <w:r>
-        <w:lastRenderedPageBreak/>
         <w:t xml:space="preserve">The code included a 16-cycle spin loop, which was needed to write data to the </w:t>
       </w:r>
       <w:r>
@@ -17619,6 +17621,7 @@
     </w:p>
     <w:p>
       <w:r>
+        <w:lastRenderedPageBreak/>
         <w:t xml:space="preserve">The changes to affect this change were straightforward, though I did need to reduce the size of the pcm.dat file by </w:t>
       </w:r>
       <w:r>
@@ -17630,7 +17633,6 @@
     </w:p>
     <w:p>
       <w:r>
-        <w:lastRenderedPageBreak/>
         <w:t>I also updated the level editor adding a setting which specifies whether sample sounds should be played or not.  One can imagine a level which does not contain Daleks.</w:t>
       </w:r>
     </w:p>
@@ -18141,6 +18143,234 @@
     </w:tbl>
     <w:p>
       <w:pPr>
+        <w:pStyle w:val="Heading2"/>
+      </w:pPr>
+      <w:r>
+        <w:t>Game complete</w:t>
+      </w:r>
+      <w:r>
+        <w:t xml:space="preserve"> screen</w:t>
+      </w:r>
+    </w:p>
+    <w:p>
+      <w:r>
+        <w:t>Another sugges</w:t>
+      </w:r>
+      <w:r>
+        <w:t xml:space="preserve">tion was to improve the </w:t>
+      </w:r>
+      <w:r>
+        <w:t>‘</w:t>
+      </w:r>
+      <w:r>
+        <w:rPr>
+          <w:i/>
+          <w:iCs/>
+        </w:rPr>
+        <w:t>game complete</w:t>
+      </w:r>
+      <w:r>
+        <w:rPr>
+          <w:i/>
+          <w:iCs/>
+        </w:rPr>
+        <w:t>’</w:t>
+      </w:r>
+      <w:r>
+        <w:t xml:space="preserve"> experience, which just displayed a couple of lines of text. The suggestion was to display ‘</w:t>
+      </w:r>
+      <w:r>
+        <w:rPr>
+          <w:b/>
+          <w:bCs/>
+          <w:i/>
+          <w:iCs/>
+        </w:rPr>
+        <w:t>Congrats</w:t>
+      </w:r>
+      <w:r>
+        <w:rPr>
+          <w:b/>
+          <w:bCs/>
+          <w:i/>
+          <w:iCs/>
+        </w:rPr>
+        <w:t>! Y</w:t>
+      </w:r>
+      <w:r>
+        <w:rPr>
+          <w:b/>
+          <w:bCs/>
+          <w:i/>
+          <w:iCs/>
+        </w:rPr>
+        <w:t>ou have completed the game</w:t>
+      </w:r>
+      <w:r>
+        <w:rPr>
+          <w:b/>
+          <w:bCs/>
+          <w:i/>
+          <w:iCs/>
+        </w:rPr>
+        <w:t>.</w:t>
+      </w:r>
+      <w:r>
+        <w:t xml:space="preserve">’ in a more graphical way, whilst </w:t>
+      </w:r>
+      <w:r>
+        <w:t xml:space="preserve">playing the </w:t>
+      </w:r>
+      <w:r>
+        <w:t>Doctor Who theme music.</w:t>
+      </w:r>
+    </w:p>
+    <w:p>
+      <w:r>
+        <w:lastRenderedPageBreak/>
+        <w:t>The feature was implemented by first creating a new teletext screen</w:t>
+      </w:r>
+      <w:r>
+        <w:t xml:space="preserve"> (shown below) and then creating a new source file (finale.6502) </w:t>
+      </w:r>
+      <w:r>
+        <w:t xml:space="preserve">which </w:t>
+      </w:r>
+      <w:r>
+        <w:t>contain</w:t>
+      </w:r>
+      <w:r>
+        <w:t xml:space="preserve">s </w:t>
+      </w:r>
+      <w:r>
+        <w:t xml:space="preserve">a </w:t>
+      </w:r>
+      <w:r>
+        <w:rPr>
+          <w:b/>
+          <w:bCs/>
+          <w:i/>
+          <w:iCs/>
+        </w:rPr>
+        <w:t>finale</w:t>
+      </w:r>
+      <w:r>
+        <w:t xml:space="preserve"> routine which displays the screen, starts playback, and loops forever.</w:t>
+      </w:r>
+    </w:p>
+    <w:p>
+      <w:pPr>
+        <w:jc w:val="center"/>
+      </w:pPr>
+      <w:r>
+        <w:drawing>
+          <wp:inline distT="0" distB="0" distL="0" distR="0" wp14:anchorId="405D87CE" wp14:editId="342541F2">
+            <wp:extent cx="2474844" cy="1979875"/>
+            <wp:effectExtent l="38100" t="38100" r="97155" b="97155"/>
+            <wp:docPr id="1508563675" name="Picture 1" descr="A black background with colorful text&#10;&#10;AI-generated content may be incorrect."/>
+            <wp:cNvGraphicFramePr>
+              <a:graphicFrameLocks xmlns:a="http://schemas.openxmlformats.org/drawingml/2006/main" noChangeAspect="1"/>
+            </wp:cNvGraphicFramePr>
+            <a:graphic xmlns:a="http://schemas.openxmlformats.org/drawingml/2006/main">
+              <a:graphicData uri="http://schemas.openxmlformats.org/drawingml/2006/picture">
+                <pic:pic xmlns:pic="http://schemas.openxmlformats.org/drawingml/2006/picture">
+                  <pic:nvPicPr>
+                    <pic:cNvPr id="1508563675" name="Picture 1" descr="A black background with colorful text&#10;&#10;AI-generated content may be incorrect."/>
+                    <pic:cNvPicPr/>
+                  </pic:nvPicPr>
+                  <pic:blipFill>
+                    <a:blip r:embed="rId18"/>
+                    <a:stretch>
+                      <a:fillRect/>
+                    </a:stretch>
+                  </pic:blipFill>
+                  <pic:spPr>
+                    <a:xfrm>
+                      <a:off x="0" y="0"/>
+                      <a:ext cx="2516282" cy="2013026"/>
+                    </a:xfrm>
+                    <a:prstGeom prst="rect">
+                      <a:avLst/>
+                    </a:prstGeom>
+                    <a:effectLst>
+                      <a:outerShdw blurRad="50800" dist="38100" dir="2700000" algn="tl" rotWithShape="0">
+                        <a:prstClr val="black">
+                          <a:alpha val="40000"/>
+                        </a:prstClr>
+                      </a:outerShdw>
+                    </a:effectLst>
+                  </pic:spPr>
+                </pic:pic>
+              </a:graphicData>
+            </a:graphic>
+          </wp:inline>
+        </w:drawing>
+      </w:r>
+    </w:p>
+    <w:p>
+      <w:r>
+        <w:t>The code is then assembled and packaged with music.6502 to create a new file in the image</w:t>
+      </w:r>
+      <w:r>
+        <w:t xml:space="preserve">.  </w:t>
+      </w:r>
+      <w:r>
+        <w:t xml:space="preserve">The </w:t>
+      </w:r>
+      <w:r>
+        <w:t xml:space="preserve">existing </w:t>
+      </w:r>
+      <w:r>
+        <w:rPr>
+          <w:b/>
+          <w:bCs/>
+          <w:i/>
+          <w:iCs/>
+        </w:rPr>
+        <w:t>load</w:t>
+      </w:r>
+      <w:r>
+        <w:rPr>
+          <w:b/>
+          <w:bCs/>
+          <w:i/>
+          <w:iCs/>
+        </w:rPr>
+        <w:t>C</w:t>
+      </w:r>
+      <w:r>
+        <w:rPr>
+          <w:b/>
+          <w:bCs/>
+          <w:i/>
+          <w:iCs/>
+        </w:rPr>
+        <w:t>omplete</w:t>
+      </w:r>
+      <w:r>
+        <w:t xml:space="preserve"> </w:t>
+      </w:r>
+      <w:r>
+        <w:t xml:space="preserve">routine </w:t>
+      </w:r>
+      <w:r>
+        <w:t xml:space="preserve">code was updated to load and </w:t>
+      </w:r>
+      <w:r>
+        <w:t xml:space="preserve">execute </w:t>
+      </w:r>
+      <w:r>
+        <w:t xml:space="preserve">the </w:t>
+      </w:r>
+      <w:r>
+        <w:t xml:space="preserve">new </w:t>
+      </w:r>
+      <w:r>
+        <w:t>file.</w:t>
+      </w:r>
+    </w:p>
+    <w:p>
+      <w:pPr>
         <w:pStyle w:val="Heading1"/>
       </w:pPr>
       <w:r>
@@ -18215,7 +18445,6 @@
     </w:p>
     <w:p>
       <w:r>
-        <w:lastRenderedPageBreak/>
         <w:t>The limited memory on the BBC micro creates a lot of challenges, so finding ways to eke out and repurpose memory is essential.  Thankfully, there are great resources online that help here.</w:t>
       </w:r>
       <w:r>
@@ -18297,6 +18526,7 @@
               <w:jc w:val="center"/>
             </w:pPr>
             <w:r>
+              <w:lastRenderedPageBreak/>
               <w:t>Address (hex)</w:t>
             </w:r>
           </w:p>
@@ -19620,7 +19850,6 @@
         </w:numPr>
       </w:pPr>
       <w:r>
-        <w:lastRenderedPageBreak/>
         <w:t xml:space="preserve">Blue rows depict memory MOS and DFS uses but </w:t>
       </w:r>
       <w:r>
@@ -19754,6 +19983,7 @@
         </w:numPr>
       </w:pPr>
       <w:r>
+        <w:lastRenderedPageBreak/>
         <w:t>*</w:t>
       </w:r>
       <w:r>
@@ -20598,7 +20828,6 @@
     </w:p>
     <w:p>
       <w:r>
-        <w:lastRenderedPageBreak/>
         <w:t xml:space="preserve">The light blue row shows the game initialization </w:t>
       </w:r>
       <w:r>
@@ -20739,6 +20968,7 @@
         </w:numPr>
       </w:pPr>
       <w:r>
+        <w:lastRenderedPageBreak/>
         <w:t>Unrolled</w:t>
       </w:r>
       <w:r>
@@ -21064,11 +21294,7 @@
         <w:t xml:space="preserve">callback functions.  Also </w:t>
       </w:r>
       <w:r>
-        <w:t xml:space="preserve">modified conditional branch </w:t>
-      </w:r>
-      <w:r>
-        <w:lastRenderedPageBreak/>
-        <w:t>offset</w:t>
+        <w:t>modified conditional branch offset</w:t>
       </w:r>
       <w:r>
         <w:t>s</w:t>
@@ -21305,6 +21531,7 @@
         </w:numPr>
       </w:pPr>
       <w:r>
+        <w:lastRenderedPageBreak/>
         <w:t xml:space="preserve">Bit-packed </w:t>
       </w:r>
       <w:r>
@@ -21776,7 +22003,6 @@
         </w:numPr>
       </w:pPr>
       <w:r>
-        <w:lastRenderedPageBreak/>
         <w:t>Factor</w:t>
       </w:r>
       <w:r>
@@ -22147,7 +22373,7 @@
         </w:rPr>
         <w:t xml:space="preserve">Bruce Clark </w:t>
       </w:r>
-      <w:hyperlink r:id="rId18" w:history="1">
+      <w:hyperlink r:id="rId19" w:history="1">
         <w:r>
           <w:rPr>
             <w:i/>
@@ -22162,6 +22388,7 @@
         <w:pStyle w:val="Heading2"/>
       </w:pPr>
       <w:r>
+        <w:lastRenderedPageBreak/>
         <w:t>Cod</w:t>
       </w:r>
       <w:r>
@@ -22571,408 +22798,411 @@
         <w:pStyle w:val="Heading2"/>
       </w:pPr>
       <w:r>
+        <w:t>Game design</w:t>
+      </w:r>
+    </w:p>
+    <w:p>
+      <w:r>
+        <w:t xml:space="preserve">The playability of a game is determined by many </w:t>
+      </w:r>
+      <w:r>
+        <w:t>factors.  The player needs to be challenged</w:t>
+      </w:r>
+      <w:r>
+        <w:t xml:space="preserve">, and </w:t>
+      </w:r>
+      <w:r>
+        <w:t xml:space="preserve">needs to </w:t>
+      </w:r>
+      <w:r>
+        <w:t xml:space="preserve">work, to </w:t>
+      </w:r>
+      <w:r>
+        <w:t xml:space="preserve">feel a </w:t>
+      </w:r>
+      <w:r>
+        <w:t xml:space="preserve">real </w:t>
+      </w:r>
+      <w:r>
+        <w:t xml:space="preserve">sense of </w:t>
+      </w:r>
+      <w:r>
+        <w:t>gratification</w:t>
+      </w:r>
+      <w:r>
+        <w:t xml:space="preserve"> and reward</w:t>
+      </w:r>
+      <w:r>
+        <w:t xml:space="preserve"> later</w:t>
+      </w:r>
+      <w:r>
+        <w:t>.</w:t>
+      </w:r>
+      <w:r>
+        <w:t xml:space="preserve">  The </w:t>
+      </w:r>
+      <w:r>
+        <w:t>players’</w:t>
+      </w:r>
+      <w:r>
+        <w:t xml:space="preserve"> </w:t>
+      </w:r>
+      <w:r>
+        <w:t>attention mu</w:t>
+      </w:r>
+      <w:r>
+        <w:t>st</w:t>
+      </w:r>
+      <w:r>
+        <w:t xml:space="preserve"> also be held</w:t>
+      </w:r>
+      <w:r>
+        <w:t xml:space="preserve"> by the game</w:t>
+      </w:r>
+      <w:r>
+        <w:t>,</w:t>
+      </w:r>
+      <w:r>
+        <w:t xml:space="preserve"> by </w:t>
+      </w:r>
+      <w:r>
+        <w:t>presenting occasional surprises</w:t>
+      </w:r>
+      <w:r>
+        <w:t xml:space="preserve"> and changing thi</w:t>
+      </w:r>
+      <w:r>
+        <w:t>ng</w:t>
+      </w:r>
+      <w:r>
+        <w:t>s</w:t>
+      </w:r>
+      <w:r>
+        <w:t xml:space="preserve"> up</w:t>
+      </w:r>
+      <w:r>
+        <w:t xml:space="preserve"> on the player</w:t>
+      </w:r>
+      <w:r>
+        <w:t>.</w:t>
+      </w:r>
+      <w:r>
+        <w:t xml:space="preserve">  </w:t>
+      </w:r>
+      <w:r>
+        <w:t xml:space="preserve">And </w:t>
+      </w:r>
+      <w:r>
+        <w:t xml:space="preserve">above all, the </w:t>
+      </w:r>
+      <w:r>
+        <w:t xml:space="preserve">player </w:t>
+      </w:r>
+      <w:r>
+        <w:t xml:space="preserve">should not be </w:t>
+      </w:r>
+      <w:r>
+        <w:t>punished</w:t>
+      </w:r>
+      <w:r>
+        <w:t xml:space="preserve"> for playing the game</w:t>
+      </w:r>
+      <w:r>
+        <w:t>.</w:t>
+      </w:r>
+      <w:r>
+        <w:t xml:space="preserve">  The game must </w:t>
+      </w:r>
+      <w:r>
+        <w:t xml:space="preserve">be robust (not crash) and </w:t>
+      </w:r>
+      <w:r>
+        <w:t xml:space="preserve">its difficulty should </w:t>
+      </w:r>
+      <w:r>
+        <w:t xml:space="preserve">increase </w:t>
+      </w:r>
+      <w:r>
+        <w:t>in a reasonable manner.</w:t>
+      </w:r>
+    </w:p>
+    <w:p>
+      <w:r>
+        <w:t>The following choices were made to make th</w:t>
+      </w:r>
+      <w:r>
+        <w:t>is</w:t>
+      </w:r>
+      <w:r>
+        <w:t xml:space="preserve"> game feel more modern.</w:t>
+      </w:r>
+    </w:p>
+    <w:p>
+      <w:r>
+        <w:t xml:space="preserve">Unlike many 1980’s games, </w:t>
+      </w:r>
+      <w:r>
+        <w:t>K9 does not have three lives</w:t>
+      </w:r>
+      <w:r>
+        <w:t xml:space="preserve"> and there isn’t a notion of </w:t>
+      </w:r>
+      <w:r>
+        <w:t xml:space="preserve">score or points.   The goal of the game is </w:t>
+      </w:r>
+      <w:r>
+        <w:t xml:space="preserve">to </w:t>
+      </w:r>
+      <w:r>
+        <w:t xml:space="preserve">just successfully </w:t>
+      </w:r>
+      <w:r>
+        <w:t>navigate</w:t>
+      </w:r>
+      <w:r>
+        <w:t xml:space="preserve"> K9 t</w:t>
+      </w:r>
+      <w:r>
+        <w:t>h</w:t>
+      </w:r>
+      <w:r>
+        <w:t>r</w:t>
+      </w:r>
+      <w:r>
+        <w:t xml:space="preserve">ough all the </w:t>
+      </w:r>
+      <w:r>
+        <w:t>levels</w:t>
+      </w:r>
+      <w:r>
+        <w:t>.</w:t>
+      </w:r>
+    </w:p>
+    <w:p>
+      <w:r>
+        <w:t xml:space="preserve">K9 dies when </w:t>
+      </w:r>
+      <w:r>
+        <w:t xml:space="preserve">K9’s </w:t>
+      </w:r>
+      <w:r>
+        <w:t xml:space="preserve">health </w:t>
+      </w:r>
+      <w:r>
+        <w:t xml:space="preserve">becomes zero.  K9 gains health by collecting jewels, and loses health when using </w:t>
+      </w:r>
+      <w:r>
+        <w:t xml:space="preserve">the laser, or </w:t>
+      </w:r>
+      <w:r>
+        <w:t xml:space="preserve">when </w:t>
+      </w:r>
+      <w:r>
+        <w:t>attacked</w:t>
+      </w:r>
+      <w:r>
+        <w:t xml:space="preserve"> by a Dalek</w:t>
+      </w:r>
+      <w:r>
+        <w:t>.</w:t>
+      </w:r>
+      <w:r>
+        <w:t xml:space="preserve">  When K9’s health is low, the </w:t>
+      </w:r>
+      <w:r>
         <w:lastRenderedPageBreak/>
-        <w:t>Game design</w:t>
-      </w:r>
-    </w:p>
-    <w:p>
-      <w:r>
-        <w:t xml:space="preserve">The playability of a game is determined by many </w:t>
-      </w:r>
-      <w:r>
-        <w:t>factors.  The player needs to be challenged</w:t>
-      </w:r>
-      <w:r>
-        <w:t xml:space="preserve">, and </w:t>
-      </w:r>
-      <w:r>
-        <w:t xml:space="preserve">needs to </w:t>
-      </w:r>
-      <w:r>
-        <w:t xml:space="preserve">work, to </w:t>
-      </w:r>
-      <w:r>
-        <w:t xml:space="preserve">feel a </w:t>
-      </w:r>
-      <w:r>
-        <w:t xml:space="preserve">real </w:t>
-      </w:r>
-      <w:r>
-        <w:t xml:space="preserve">sense of </w:t>
-      </w:r>
-      <w:r>
-        <w:t>gratification</w:t>
-      </w:r>
-      <w:r>
-        <w:t xml:space="preserve"> and reward</w:t>
-      </w:r>
-      <w:r>
-        <w:t xml:space="preserve"> later</w:t>
+        <w:t xml:space="preserve">laser cannot be used and the health bar in the game bar changes color.  To reinforce low health, a </w:t>
+      </w:r>
+      <w:r>
+        <w:t>heart rate monitor beep is sounded every second or so.  This becomes a continuous tone if K9 dies.</w:t>
+      </w:r>
+    </w:p>
+    <w:p>
+      <w:r>
+        <w:t>If K9 dies, the current level is restated.  The user can also choose to restart the current level if they become stuck</w:t>
+      </w:r>
+      <w:r>
+        <w:t>, by pressing the ‘R’ key.</w:t>
+      </w:r>
+    </w:p>
+    <w:p>
+      <w:r>
+        <w:t>And unlike many 1980’s games, t</w:t>
+      </w:r>
+      <w:r>
+        <w:t xml:space="preserve">he player </w:t>
+      </w:r>
+      <w:r>
+        <w:t xml:space="preserve">direction </w:t>
+      </w:r>
+      <w:r>
+        <w:t xml:space="preserve">keys </w:t>
+      </w:r>
+      <w:r>
+        <w:t xml:space="preserve">are </w:t>
+      </w:r>
+      <w:r>
+        <w:t>W</w:t>
+      </w:r>
+      <w:r>
+        <w:t>ASD</w:t>
       </w:r>
       <w:r>
         <w:t>.</w:t>
       </w:r>
-      <w:r>
-        <w:t xml:space="preserve">  The </w:t>
-      </w:r>
-      <w:r>
-        <w:t>players’</w:t>
+    </w:p>
+    <w:p>
+      <w:r>
+        <w:t>Locked doors and keys are used to add a puzzle element to the game.</w:t>
+      </w:r>
+      <w:r>
+        <w:t xml:space="preserve">  Key</w:t>
+      </w:r>
+      <w:r>
+        <w:t>s</w:t>
+      </w:r>
+      <w:r>
+        <w:t xml:space="preserve"> can be collected and then used to </w:t>
+      </w:r>
+      <w:r>
+        <w:t xml:space="preserve">pass </w:t>
+      </w:r>
+      <w:r>
+        <w:t xml:space="preserve">through </w:t>
+      </w:r>
+      <w:r>
+        <w:t xml:space="preserve">locked </w:t>
+      </w:r>
+      <w:r>
+        <w:t xml:space="preserve">doors, </w:t>
+      </w:r>
+      <w:r>
+        <w:t>after which they are used.</w:t>
+      </w:r>
+      <w:r>
+        <w:t xml:space="preserve">  </w:t>
+      </w:r>
+      <w:r>
+        <w:t xml:space="preserve">Doors stay unlocked until a Darek uses them.  </w:t>
+      </w:r>
+      <w:r>
+        <w:t>Alternatively</w:t>
+      </w:r>
+      <w:r>
+        <w:t xml:space="preserve">, </w:t>
+      </w:r>
+      <w:r>
+        <w:t xml:space="preserve">K9 can follow a Dalek </w:t>
+      </w:r>
+      <w:r>
+        <w:t>through a door.</w:t>
+      </w:r>
+    </w:p>
+    <w:p>
+      <w:r>
+        <w:t>Other</w:t>
+      </w:r>
+      <w:r>
+        <w:t xml:space="preserve"> puzzle element</w:t>
+      </w:r>
+      <w:r>
+        <w:t>s</w:t>
+      </w:r>
+      <w:r>
+        <w:t xml:space="preserve"> of the game </w:t>
+      </w:r>
+      <w:r>
+        <w:t xml:space="preserve">include getting a Dalek to follow K9, and then hiding K9 behind a door, blocking a Dalek from using an elevator for a specific amount of time, </w:t>
+      </w:r>
+      <w:r>
+        <w:t>and using a Dalek to hide from another one.</w:t>
+      </w:r>
+    </w:p>
+    <w:p>
+      <w:r>
+        <w:t>To hold the attention of the player, each level can have its own palette and sprite definitions.</w:t>
+      </w:r>
+      <w:r>
+        <w:t xml:space="preserve">  The relative strength of jewels and Daleks can also be configured.</w:t>
+      </w:r>
+    </w:p>
+    <w:p>
+      <w:r>
+        <w:t xml:space="preserve">The above choices hopefully give the game a more modern feeling, where gameplay is more open, and the consequences of dying </w:t>
+      </w:r>
+      <w:r>
+        <w:t xml:space="preserve">less </w:t>
+      </w:r>
+      <w:r>
+        <w:t>severe.</w:t>
+      </w:r>
+      <w:r>
+        <w:t xml:space="preserve">  That said, there are no saved </w:t>
+      </w:r>
+      <w:r>
+        <w:t>checkpoints,</w:t>
       </w:r>
       <w:r>
         <w:t xml:space="preserve"> </w:t>
       </w:r>
       <w:r>
-        <w:t>attention mu</w:t>
-      </w:r>
-      <w:r>
-        <w:t>st</w:t>
-      </w:r>
-      <w:r>
-        <w:t xml:space="preserve"> also be held</w:t>
-      </w:r>
-      <w:r>
-        <w:t xml:space="preserve"> by the game</w:t>
-      </w:r>
-      <w:r>
-        <w:t>,</w:t>
-      </w:r>
-      <w:r>
-        <w:t xml:space="preserve"> by </w:t>
-      </w:r>
-      <w:r>
-        <w:t>presenting occasional surprises</w:t>
-      </w:r>
-      <w:r>
-        <w:t xml:space="preserve"> and changing thi</w:t>
-      </w:r>
-      <w:r>
-        <w:t>ng</w:t>
+        <w:t xml:space="preserve">so the game </w:t>
+      </w:r>
+      <w:r>
+        <w:t>must</w:t>
+      </w:r>
+      <w:r>
+        <w:t xml:space="preserve"> be played from start to finish in one go (unless an emulator is used).</w:t>
+      </w:r>
+    </w:p>
+    <w:p>
+      <w:pPr>
+        <w:pStyle w:val="Heading2"/>
+      </w:pPr>
+      <w:r>
+        <w:t>Missteps</w:t>
+      </w:r>
+    </w:p>
+    <w:p>
+      <w:r>
+        <w:t>From reading this document, it may appear that every decision taken was a good one, and things were fully thought though before implementation began, and that coding was purely a typing exercise, and that development proceeded without detours or missteps.  This was not the case.</w:t>
+      </w:r>
+    </w:p>
+    <w:p>
+      <w:r>
+        <w:t xml:space="preserve">The reality is that developing code is an iterative process (at least for me) where I build out a spike of functionality, flush it out, build on it, rework it, and then refine it.  I then pursue another area of functionality in a similar manner occasionally going back to </w:t>
+      </w:r>
+      <w:r>
+        <w:t>revisit and rework early work</w:t>
+      </w:r>
+      <w:r>
+        <w:t>, while always trying to improve on what I have.  Sometimes, the code becomes complex or convoluted, and the path forward is less clear</w:t>
+      </w:r>
+      <w:r>
+        <w:t xml:space="preserve"> and </w:t>
+      </w:r>
+      <w:r>
+        <w:t>harder to pursue.  This is normally an indication that there is something inherently wrong or missing with the approach, or underlying data structures, so one steps back and revisit</w:t>
       </w:r>
       <w:r>
         <w:t>s</w:t>
       </w:r>
       <w:r>
-        <w:t xml:space="preserve"> up</w:t>
-      </w:r>
-      <w:r>
-        <w:t xml:space="preserve"> on the player</w:t>
-      </w:r>
-      <w:r>
-        <w:t>.</w:t>
-      </w:r>
-      <w:r>
-        <w:t xml:space="preserve">  </w:t>
-      </w:r>
-      <w:r>
-        <w:t xml:space="preserve">And </w:t>
-      </w:r>
-      <w:r>
-        <w:t xml:space="preserve">above all, the </w:t>
-      </w:r>
-      <w:r>
-        <w:t xml:space="preserve">player </w:t>
-      </w:r>
-      <w:r>
-        <w:t xml:space="preserve">should not be </w:t>
-      </w:r>
-      <w:r>
-        <w:t>punished</w:t>
-      </w:r>
-      <w:r>
-        <w:t xml:space="preserve"> for playing the game</w:t>
-      </w:r>
-      <w:r>
-        <w:t>.</w:t>
-      </w:r>
-      <w:r>
-        <w:t xml:space="preserve">  The game must </w:t>
-      </w:r>
-      <w:r>
-        <w:t xml:space="preserve">be robust (not crash) and </w:t>
-      </w:r>
-      <w:r>
-        <w:t xml:space="preserve">its difficulty should </w:t>
-      </w:r>
-      <w:r>
-        <w:t xml:space="preserve">increase </w:t>
-      </w:r>
-      <w:r>
-        <w:t>in a reasonable manner.</w:t>
-      </w:r>
-    </w:p>
-    <w:p>
-      <w:r>
-        <w:t>The following choices were made to make th</w:t>
-      </w:r>
-      <w:r>
-        <w:t>is</w:t>
-      </w:r>
-      <w:r>
-        <w:t xml:space="preserve"> game feel more modern.</w:t>
-      </w:r>
-    </w:p>
-    <w:p>
-      <w:r>
-        <w:t xml:space="preserve">Unlike many 1980’s games, </w:t>
-      </w:r>
-      <w:r>
-        <w:t>K9 does not have three lives</w:t>
-      </w:r>
-      <w:r>
-        <w:t xml:space="preserve"> and there isn’t a notion of </w:t>
-      </w:r>
-      <w:r>
-        <w:t xml:space="preserve">score or points.   The goal of the game is </w:t>
-      </w:r>
-      <w:r>
-        <w:t xml:space="preserve">to </w:t>
-      </w:r>
-      <w:r>
-        <w:t xml:space="preserve">just successfully </w:t>
-      </w:r>
-      <w:r>
-        <w:t>navigate</w:t>
-      </w:r>
-      <w:r>
-        <w:t xml:space="preserve"> K9 t</w:t>
-      </w:r>
-      <w:r>
-        <w:t>h</w:t>
-      </w:r>
-      <w:r>
-        <w:t>r</w:t>
-      </w:r>
-      <w:r>
-        <w:t xml:space="preserve">ough all the </w:t>
-      </w:r>
-      <w:r>
-        <w:t>levels</w:t>
-      </w:r>
-      <w:r>
-        <w:t>.</w:t>
-      </w:r>
-    </w:p>
-    <w:p>
-      <w:r>
-        <w:t xml:space="preserve">K9 dies when </w:t>
-      </w:r>
-      <w:r>
-        <w:t xml:space="preserve">K9’s </w:t>
-      </w:r>
-      <w:r>
-        <w:t xml:space="preserve">health </w:t>
-      </w:r>
-      <w:r>
-        <w:t xml:space="preserve">becomes zero.  K9 gains health by collecting jewels, and loses health when using </w:t>
-      </w:r>
-      <w:r>
-        <w:t xml:space="preserve">the laser, or </w:t>
-      </w:r>
-      <w:r>
-        <w:t xml:space="preserve">when </w:t>
-      </w:r>
-      <w:r>
-        <w:t>attacked</w:t>
-      </w:r>
-      <w:r>
-        <w:t xml:space="preserve"> by a Dalek</w:t>
-      </w:r>
-      <w:r>
-        <w:t>.</w:t>
-      </w:r>
-      <w:r>
-        <w:t xml:space="preserve">  When K9’s health is low, the laser cannot be used and the health bar in the game bar changes color.  To reinforce low health, a </w:t>
-      </w:r>
-      <w:r>
-        <w:t>heart rate monitor beep is sounded every second or so.  This becomes a continuous tone if K9 dies.</w:t>
-      </w:r>
-    </w:p>
-    <w:p>
-      <w:r>
-        <w:t>If K9 dies, the current level is restated.  The user can also choose to restart the current level if they become stuck</w:t>
-      </w:r>
-      <w:r>
-        <w:t>, by pressing the ‘R’ key.</w:t>
-      </w:r>
-    </w:p>
-    <w:p>
-      <w:r>
-        <w:t>And unlike many 1980’s games, t</w:t>
-      </w:r>
-      <w:r>
-        <w:t xml:space="preserve">he player </w:t>
-      </w:r>
-      <w:r>
-        <w:t xml:space="preserve">direction </w:t>
-      </w:r>
-      <w:r>
-        <w:t xml:space="preserve">keys </w:t>
-      </w:r>
-      <w:r>
-        <w:t xml:space="preserve">are </w:t>
-      </w:r>
-      <w:r>
-        <w:t>W</w:t>
-      </w:r>
-      <w:r>
-        <w:t>ASD</w:t>
-      </w:r>
-      <w:r>
-        <w:t>.</w:t>
-      </w:r>
-    </w:p>
-    <w:p>
-      <w:r>
-        <w:t>Locked doors and keys are used to add a puzzle element to the game.</w:t>
-      </w:r>
-      <w:r>
-        <w:t xml:space="preserve">  Key</w:t>
-      </w:r>
-      <w:r>
-        <w:t>s</w:t>
-      </w:r>
-      <w:r>
-        <w:t xml:space="preserve"> can be collected and then used to </w:t>
-      </w:r>
-      <w:r>
-        <w:t xml:space="preserve">pass </w:t>
-      </w:r>
-      <w:r>
-        <w:t xml:space="preserve">through </w:t>
-      </w:r>
-      <w:r>
-        <w:t xml:space="preserve">locked </w:t>
-      </w:r>
-      <w:r>
-        <w:t xml:space="preserve">doors, </w:t>
-      </w:r>
-      <w:r>
-        <w:t>after which they are used.</w:t>
-      </w:r>
-      <w:r>
-        <w:t xml:space="preserve">  </w:t>
-      </w:r>
-      <w:r>
-        <w:t xml:space="preserve">Doors stay unlocked until a Darek uses them.  </w:t>
-      </w:r>
-      <w:r>
-        <w:t>Alternatively</w:t>
-      </w:r>
-      <w:r>
-        <w:t xml:space="preserve">, </w:t>
-      </w:r>
-      <w:r>
-        <w:t xml:space="preserve">K9 can follow a Dalek </w:t>
-      </w:r>
-      <w:r>
-        <w:t>through a door.</w:t>
-      </w:r>
-    </w:p>
-    <w:p>
-      <w:r>
-        <w:t>Other</w:t>
-      </w:r>
-      <w:r>
-        <w:t xml:space="preserve"> puzzle element</w:t>
-      </w:r>
-      <w:r>
-        <w:t>s</w:t>
-      </w:r>
-      <w:r>
-        <w:t xml:space="preserve"> of the game </w:t>
-      </w:r>
-      <w:r>
-        <w:t xml:space="preserve">include getting a Dalek to follow K9, and then hiding K9 behind a door, blocking a Dalek from using an elevator for a specific amount of time, </w:t>
-      </w:r>
-      <w:r>
-        <w:t>and using a Dalek to hide from another one.</w:t>
-      </w:r>
-    </w:p>
-    <w:p>
-      <w:r>
-        <w:t>To hold the attention of the player, each level can have its own palette and sprite definitions.</w:t>
-      </w:r>
-      <w:r>
-        <w:t xml:space="preserve">  The relative strength of jewels and Daleks can also be configured.</w:t>
-      </w:r>
-    </w:p>
-    <w:p>
-      <w:r>
-        <w:t xml:space="preserve">The above choices hopefully give the game a more modern feeling, where gameplay is more open, and the consequences of dying </w:t>
-      </w:r>
-      <w:r>
-        <w:t xml:space="preserve">less </w:t>
-      </w:r>
-      <w:r>
-        <w:t>severe.</w:t>
-      </w:r>
-      <w:r>
-        <w:t xml:space="preserve">  That said, there are no saved </w:t>
-      </w:r>
-      <w:r>
-        <w:t>checkpoints,</w:t>
-      </w:r>
-      <w:r>
-        <w:t xml:space="preserve"> </w:t>
-      </w:r>
-      <w:r>
-        <w:t xml:space="preserve">so the game </w:t>
-      </w:r>
-      <w:r>
-        <w:t>must</w:t>
-      </w:r>
-      <w:r>
-        <w:t xml:space="preserve"> be played from start to finish in one go (unless an emulator is used).</w:t>
-      </w:r>
-    </w:p>
-    <w:p>
-      <w:pPr>
-        <w:pStyle w:val="Heading2"/>
-      </w:pPr>
+        <w:t xml:space="preserve"> previous decisions and choices.  </w:t>
+      </w:r>
+      <w:r>
+        <w:t xml:space="preserve">Unfortunately, I’m </w:t>
+      </w:r>
+      <w:r>
+        <w:t>not smart enough to see the full ramifications of every decision I make</w:t>
+      </w:r>
+      <w:r>
+        <w:t xml:space="preserve"> so I occasionally need to backtrack.</w:t>
+      </w:r>
+    </w:p>
+    <w:p>
       <w:r>
         <w:lastRenderedPageBreak/>
-        <w:t>Missteps</w:t>
-      </w:r>
-    </w:p>
-    <w:p>
-      <w:r>
-        <w:t>From reading this document, it may appear that every decision taken was a good one, and things were fully thought though before implementation began, and that coding was purely a typing exercise, and that development proceeded without detours or missteps.  This was not the case.</w:t>
-      </w:r>
-    </w:p>
-    <w:p>
-      <w:r>
-        <w:t xml:space="preserve">The reality is that developing code is an iterative process (at least for me) where I build out a spike of functionality, flush it out, build on it, rework it, and then refine it.  I then pursue another area of functionality in a similar manner occasionally going back to </w:t>
-      </w:r>
-      <w:r>
-        <w:t>revisit and rework early work</w:t>
-      </w:r>
-      <w:r>
-        <w:t>, while always trying to improve on what I have.  Sometimes, the code becomes complex or convoluted, and the path forward is less clear</w:t>
-      </w:r>
-      <w:r>
-        <w:t xml:space="preserve"> and </w:t>
-      </w:r>
-      <w:r>
-        <w:t>harder to pursue.  This is normally an indication that there is something inherently wrong or missing with the approach, or underlying data structures, so one steps back and revisit</w:t>
-      </w:r>
-      <w:r>
-        <w:t>s</w:t>
-      </w:r>
-      <w:r>
-        <w:t xml:space="preserve"> previous decisions and choices.  </w:t>
-      </w:r>
-      <w:r>
-        <w:t xml:space="preserve">Unfortunately, I’m </w:t>
-      </w:r>
-      <w:r>
-        <w:t>not smart enough to see the full ramifications of every decision I make</w:t>
-      </w:r>
-      <w:r>
-        <w:t xml:space="preserve"> so I occasionally need to backtrack.</w:t>
-      </w:r>
-    </w:p>
-    <w:p>
-      <w:r>
         <w:t>Here are a few examples of approaches taken that turned out not to be the best choices.  I include these as they may be of interest.</w:t>
       </w:r>
     </w:p>
@@ -23064,11 +23294,7 @@
         <w:t>switch</w:t>
       </w:r>
       <w:r>
-        <w:t xml:space="preserve">ed </w:t>
-      </w:r>
-      <w:r>
-        <w:lastRenderedPageBreak/>
-        <w:t xml:space="preserve">the screens to </w:t>
+        <w:t xml:space="preserve">ed the screens to </w:t>
       </w:r>
       <w:r>
         <w:t xml:space="preserve">use </w:t>
@@ -23251,7 +23477,11 @@
         <w:t xml:space="preserve"> </w:t>
       </w:r>
       <w:r>
-        <w:t>which was difficult to reproduce</w:t>
+        <w:t xml:space="preserve">which was difficult </w:t>
+      </w:r>
+      <w:r>
+        <w:lastRenderedPageBreak/>
+        <w:t>to reproduce</w:t>
       </w:r>
       <w:r>
         <w:t xml:space="preserve"> and diagnose</w:t>
@@ -23281,7 +23511,11 @@
         <w:t>LO(…).</w:t>
       </w:r>
     </w:p>
-    <w:p/>
+    <w:p>
+      <w:r>
+        <w:t>The efforts to help K9 locate the TARDIS have not been successful.</w:t>
+      </w:r>
+    </w:p>
     <w:p>
       <w:pPr>
         <w:pStyle w:val="Heading2"/>
@@ -23300,7 +23534,7 @@
       <w:r>
         <w:t xml:space="preserve">nstruction set - </w:t>
       </w:r>
-      <w:hyperlink r:id="rId19" w:history="1">
+      <w:hyperlink r:id="rId20" w:history="1">
         <w:r>
           <w:rPr>
             <w:rStyle w:val="Hyperlink"/>
@@ -23316,7 +23550,7 @@
       <w:r>
         <w:t xml:space="preserve">utorials - </w:t>
       </w:r>
-      <w:hyperlink r:id="rId20" w:history="1">
+      <w:hyperlink r:id="rId21" w:history="1">
         <w:r>
           <w:rPr>
             <w:rStyle w:val="Hyperlink"/>
@@ -23326,7 +23560,7 @@
       </w:hyperlink>
     </w:p>
     <w:p>
-      <w:hyperlink r:id="rId21" w:history="1">
+      <w:hyperlink r:id="rId22" w:history="1">
         <w:r>
           <w:rPr>
             <w:rStyle w:val="Hyperlink"/>
@@ -23339,7 +23573,7 @@
       <w:r>
         <w:t xml:space="preserve">Memory Map - </w:t>
       </w:r>
-      <w:hyperlink r:id="rId22" w:history="1">
+      <w:hyperlink r:id="rId23" w:history="1">
         <w:r>
           <w:rPr>
             <w:rStyle w:val="Hyperlink"/>
@@ -23358,7 +23592,7 @@
       <w:r>
         <w:t xml:space="preserve"> </w:t>
       </w:r>
-      <w:hyperlink r:id="rId23" w:history="1">
+      <w:hyperlink r:id="rId24" w:history="1">
         <w:r>
           <w:rPr>
             <w:rStyle w:val="Hyperlink"/>
@@ -23377,7 +23611,7 @@
       <w:r>
         <w:t xml:space="preserve">(Mark Moxon) - </w:t>
       </w:r>
-      <w:hyperlink r:id="rId24" w:history="1">
+      <w:hyperlink r:id="rId25" w:history="1">
         <w:r>
           <w:rPr>
             <w:rStyle w:val="Hyperlink"/>
@@ -23402,7 +23636,7 @@
     <mc:AlternateContent>
       <mc:Choice Requires="v">
         <w:pict>
-          <v:shapetype w14:anchorId="560CB565" id="_x0000_t75" coordsize="21600,21600" o:spt="75" o:preferrelative="t" path="m@4@5l@4@11@9@11@9@5xe" filled="f" stroked="f">
+          <v:shapetype w14:anchorId="1789FDCE" id="_x0000_t75" coordsize="21600,21600" o:spt="75" o:preferrelative="t" path="m@4@5l@4@11@9@11@9@5xe" filled="f" stroked="f">
             <v:stroke joinstyle="miter"/>
             <v:formulas>
               <v:f eqn="if lineDrawn pixelLineWidth 0"/>
@@ -23428,10 +23662,10 @@
       </mc:Choice>
       <mc:Fallback>
         <w:drawing>
-          <wp:inline distT="0" distB="0" distL="0" distR="0" wp14:anchorId="4C73A38E" wp14:editId="0B566C49">
+          <wp:inline distT="0" distB="0" distL="0" distR="0" wp14:anchorId="35323913" wp14:editId="62C4621F">
             <wp:extent cx="194650" cy="145988"/>
             <wp:effectExtent l="0" t="0" r="0" b="6985"/>
-            <wp:docPr id="405442093" name="Picture 1"/>
+            <wp:docPr id="1793454136" name="Picture 1"/>
             <wp:cNvGraphicFramePr>
               <a:graphicFrameLocks xmlns:a="http://schemas.openxmlformats.org/drawingml/2006/main" noChangeAspect="1"/>
             </wp:cNvGraphicFramePr>
@@ -23469,17 +23703,17 @@
     <mc:AlternateContent>
       <mc:Choice Requires="v">
         <w:pict>
-          <v:shape w14:anchorId="5F064C9F" id="Picture 1" o:spid="_x0000_i1025" type="#_x0000_t75" style="width:15.7pt;height:11.75pt;visibility:visible;mso-wrap-style:square">
+          <v:shape w14:anchorId="356942AC" id="Picture 1" o:spid="_x0000_i1025" type="#_x0000_t75" style="width:15.7pt;height:11.75pt;visibility:visible;mso-wrap-style:square">
             <v:imagedata r:id="rId3" o:title=""/>
           </v:shape>
         </w:pict>
       </mc:Choice>
       <mc:Fallback>
         <w:drawing>
-          <wp:inline distT="0" distB="0" distL="0" distR="0" wp14:anchorId="0D84E877" wp14:editId="3ED6DCB2">
+          <wp:inline distT="0" distB="0" distL="0" distR="0" wp14:anchorId="22F51F66" wp14:editId="30C24141">
             <wp:extent cx="199177" cy="149383"/>
             <wp:effectExtent l="0" t="0" r="0" b="3175"/>
-            <wp:docPr id="1817009755" name="Picture 1"/>
+            <wp:docPr id="664620130" name="Picture 1"/>
             <wp:cNvGraphicFramePr>
               <a:graphicFrameLocks xmlns:a="http://schemas.openxmlformats.org/drawingml/2006/main" noChangeAspect="1"/>
             </wp:cNvGraphicFramePr>
@@ -26977,7 +27211,6 @@
   <w:style w:type="character" w:default="1" w:styleId="DefaultParagraphFont">
     <w:name w:val="Default Paragraph Font"/>
     <w:uiPriority w:val="1"/>
-    <w:semiHidden/>
     <w:unhideWhenUsed/>
   </w:style>
   <w:style w:type="table" w:default="1" w:styleId="TableNormal">

--- a/docs/Development.docx
+++ b/docs/Development.docx
@@ -18154,10 +18154,7 @@
     </w:p>
     <w:p>
       <w:r>
-        <w:t>Another sugges</w:t>
-      </w:r>
-      <w:r>
-        <w:t xml:space="preserve">tion was to improve the </w:t>
+        <w:t xml:space="preserve">Another suggestion was to improve the </w:t>
       </w:r>
       <w:r>
         <w:t>‘</w:t>
@@ -18263,6 +18260,9 @@
         <w:jc w:val="center"/>
       </w:pPr>
       <w:r>
+        <w:rPr>
+          <w:noProof/>
+        </w:rPr>
         <w:drawing>
           <wp:inline distT="0" distB="0" distL="0" distR="0" wp14:anchorId="405D87CE" wp14:editId="342541F2">
             <wp:extent cx="2474844" cy="1979875"/>
@@ -18929,7 +18929,10 @@
               <w:t xml:space="preserve">and </w:t>
             </w:r>
             <w:r>
-              <w:t xml:space="preserve">level </w:t>
+              <w:t>black</w:t>
+            </w:r>
+            <w:r>
+              <w:t xml:space="preserve"> </w:t>
             </w:r>
             <w:r>
               <w:t>palette</w:t>
@@ -19598,7 +19601,14 @@
                 <w:b/>
                 <w:bCs/>
               </w:rPr>
-              <w:t>7680</w:t>
+              <w:t>7</w:t>
+            </w:r>
+            <w:r>
+              <w:rPr>
+                <w:b/>
+                <w:bCs/>
+              </w:rPr>
+              <w:t>792</w:t>
             </w:r>
           </w:p>
         </w:tc>
@@ -19621,7 +19631,7 @@
               <w:t>2</w:t>
             </w:r>
             <w:r>
-              <w:t>BA9</w:t>
+              <w:t>C10</w:t>
             </w:r>
           </w:p>
         </w:tc>
@@ -19634,7 +19644,13 @@
               <w:cnfStyle w:val="000000100000" w:firstRow="0" w:lastRow="0" w:firstColumn="0" w:lastColumn="0" w:oddVBand="0" w:evenVBand="0" w:oddHBand="1" w:evenHBand="0" w:firstRowFirstColumn="0" w:firstRowLastColumn="0" w:lastRowFirstColumn="0" w:lastRowLastColumn="0"/>
             </w:pPr>
             <w:r>
-              <w:t>Game sprite data</w:t>
+              <w:t xml:space="preserve">Game </w:t>
+            </w:r>
+            <w:r>
+              <w:t>s</w:t>
+            </w:r>
+            <w:r>
+              <w:t>prite data</w:t>
             </w:r>
             <w:r>
               <w:t>*</w:t>
@@ -19670,7 +19686,10 @@
               <w:jc w:val="center"/>
             </w:pPr>
             <w:r>
-              <w:t>3040</w:t>
+              <w:t>30</w:t>
+            </w:r>
+            <w:r>
+              <w:t>B0</w:t>
             </w:r>
           </w:p>
         </w:tc>
@@ -19681,6 +19700,56 @@
           <w:p>
             <w:pPr>
               <w:cnfStyle w:val="000000000000" w:firstRow="0" w:lastRow="0" w:firstColumn="0" w:lastColumn="0" w:oddVBand="0" w:evenVBand="0" w:oddHBand="0" w:evenHBand="0" w:firstRowFirstColumn="0" w:firstRowLastColumn="0" w:lastRowFirstColumn="0" w:lastRowLastColumn="0"/>
+            </w:pPr>
+            <w:r>
+              <w:t>Level palette</w:t>
+            </w:r>
+          </w:p>
+        </w:tc>
+        <w:tc>
+          <w:tcPr>
+            <w:tcW w:w="1277" w:type="dxa"/>
+          </w:tcPr>
+          <w:p>
+            <w:pPr>
+              <w:jc w:val="center"/>
+              <w:cnfStyle w:val="000000000000" w:firstRow="0" w:lastRow="0" w:firstColumn="0" w:lastColumn="0" w:oddVBand="0" w:evenVBand="0" w:oddHBand="0" w:evenHBand="0" w:firstRowFirstColumn="0" w:firstRowLastColumn="0" w:lastRowFirstColumn="0" w:lastRowLastColumn="0"/>
+            </w:pPr>
+            <w:r>
+              <w:t>16</w:t>
+            </w:r>
+          </w:p>
+        </w:tc>
+      </w:tr>
+      <w:tr>
+        <w:trPr>
+          <w:cnfStyle w:val="000000100000" w:firstRow="0" w:lastRow="0" w:firstColumn="0" w:lastColumn="0" w:oddVBand="0" w:evenVBand="0" w:oddHBand="1" w:evenHBand="0" w:firstRowFirstColumn="0" w:firstRowLastColumn="0" w:lastRowFirstColumn="0" w:lastRowLastColumn="0"/>
+          <w:trHeight w:val="250"/>
+        </w:trPr>
+        <w:tc>
+          <w:tcPr>
+            <w:cnfStyle w:val="001000000000" w:firstRow="0" w:lastRow="0" w:firstColumn="1" w:lastColumn="0" w:oddVBand="0" w:evenVBand="0" w:oddHBand="0" w:evenHBand="0" w:firstRowFirstColumn="0" w:firstRowLastColumn="0" w:lastRowFirstColumn="0" w:lastRowLastColumn="0"/>
+            <w:tcW w:w="1165" w:type="dxa"/>
+          </w:tcPr>
+          <w:p>
+            <w:pPr>
+              <w:jc w:val="center"/>
+            </w:pPr>
+            <w:r>
+              <w:t>30</w:t>
+            </w:r>
+            <w:r>
+              <w:t>C0</w:t>
+            </w:r>
+          </w:p>
+        </w:tc>
+        <w:tc>
+          <w:tcPr>
+            <w:tcW w:w="6660" w:type="dxa"/>
+          </w:tcPr>
+          <w:p>
+            <w:pPr>
+              <w:cnfStyle w:val="000000100000" w:firstRow="0" w:lastRow="0" w:firstColumn="0" w:lastColumn="0" w:oddVBand="0" w:evenVBand="0" w:oddHBand="1" w:evenHBand="0" w:firstRowFirstColumn="0" w:firstRowLastColumn="0" w:lastRowFirstColumn="0" w:lastRowLastColumn="0"/>
             </w:pPr>
             <w:r>
               <w:t>Level tiles</w:t>
@@ -19694,17 +19763,19 @@
           <w:p>
             <w:pPr>
               <w:jc w:val="center"/>
-              <w:cnfStyle w:val="000000000000" w:firstRow="0" w:lastRow="0" w:firstColumn="0" w:lastColumn="0" w:oddVBand="0" w:evenVBand="0" w:oddHBand="0" w:evenHBand="0" w:firstRowFirstColumn="0" w:firstRowLastColumn="0" w:lastRowFirstColumn="0" w:lastRowLastColumn="0"/>
+              <w:cnfStyle w:val="000000100000" w:firstRow="0" w:lastRow="0" w:firstColumn="0" w:lastColumn="0" w:oddVBand="0" w:evenVBand="0" w:oddHBand="1" w:evenHBand="0" w:firstRowFirstColumn="0" w:firstRowLastColumn="0" w:lastRowFirstColumn="0" w:lastRowLastColumn="0"/>
             </w:pPr>
             <w:r>
-              <w:t>1984</w:t>
+              <w:t>1</w:t>
+            </w:r>
+            <w:r>
+              <w:t>852</w:t>
             </w:r>
           </w:p>
         </w:tc>
       </w:tr>
       <w:tr>
         <w:trPr>
-          <w:cnfStyle w:val="000000100000" w:firstRow="0" w:lastRow="0" w:firstColumn="0" w:lastColumn="0" w:oddVBand="0" w:evenVBand="0" w:oddHBand="1" w:evenHBand="0" w:firstRowFirstColumn="0" w:firstRowLastColumn="0" w:lastRowFirstColumn="0" w:lastRowLastColumn="0"/>
           <w:trHeight w:val="250"/>
         </w:trPr>
         <w:tc>
@@ -19727,7 +19798,7 @@
           </w:tcPr>
           <w:p>
             <w:pPr>
-              <w:cnfStyle w:val="000000100000" w:firstRow="0" w:lastRow="0" w:firstColumn="0" w:lastColumn="0" w:oddVBand="0" w:evenVBand="0" w:oddHBand="1" w:evenHBand="0" w:firstRowFirstColumn="0" w:firstRowLastColumn="0" w:lastRowFirstColumn="0" w:lastRowLastColumn="0"/>
+              <w:cnfStyle w:val="000000000000" w:firstRow="0" w:lastRow="0" w:firstColumn="0" w:lastColumn="0" w:oddVBand="0" w:evenVBand="0" w:oddHBand="0" w:evenHBand="0" w:firstRowFirstColumn="0" w:firstRowLastColumn="0" w:lastRowFirstColumn="0" w:lastRowLastColumn="0"/>
             </w:pPr>
             <w:r>
               <w:t>Level tile grid</w:t>
@@ -19741,7 +19812,7 @@
           <w:p>
             <w:pPr>
               <w:jc w:val="center"/>
-              <w:cnfStyle w:val="000000100000" w:firstRow="0" w:lastRow="0" w:firstColumn="0" w:lastColumn="0" w:oddVBand="0" w:evenVBand="0" w:oddHBand="1" w:evenHBand="0" w:firstRowFirstColumn="0" w:firstRowLastColumn="0" w:lastRowFirstColumn="0" w:lastRowLastColumn="0"/>
+              <w:cnfStyle w:val="000000000000" w:firstRow="0" w:lastRow="0" w:firstColumn="0" w:lastColumn="0" w:oddVBand="0" w:evenVBand="0" w:oddHBand="0" w:evenHBand="0" w:firstRowFirstColumn="0" w:firstRowLastColumn="0" w:lastRowFirstColumn="0" w:lastRowLastColumn="0"/>
             </w:pPr>
             <w:r>
               <w:t>2048</w:t>
@@ -19751,6 +19822,7 @@
       </w:tr>
       <w:tr>
         <w:trPr>
+          <w:cnfStyle w:val="000000100000" w:firstRow="0" w:lastRow="0" w:firstColumn="0" w:lastColumn="0" w:oddVBand="0" w:evenVBand="0" w:oddHBand="1" w:evenHBand="0" w:firstRowFirstColumn="0" w:firstRowLastColumn="0" w:lastRowFirstColumn="0" w:lastRowLastColumn="0"/>
           <w:trHeight w:val="250"/>
         </w:trPr>
         <w:tc>
@@ -19775,7 +19847,7 @@
           </w:tcPr>
           <w:p>
             <w:pPr>
-              <w:cnfStyle w:val="000000000000" w:firstRow="0" w:lastRow="0" w:firstColumn="0" w:lastColumn="0" w:oddVBand="0" w:evenVBand="0" w:oddHBand="0" w:evenHBand="0" w:firstRowFirstColumn="0" w:firstRowLastColumn="0" w:lastRowFirstColumn="0" w:lastRowLastColumn="0"/>
+              <w:cnfStyle w:val="000000100000" w:firstRow="0" w:lastRow="0" w:firstColumn="0" w:lastColumn="0" w:oddVBand="0" w:evenVBand="0" w:oddHBand="1" w:evenHBand="0" w:firstRowFirstColumn="0" w:firstRowLastColumn="0" w:lastRowFirstColumn="0" w:lastRowLastColumn="0"/>
             </w:pPr>
             <w:r>
               <w:t>256x256 4-color screen</w:t>
@@ -19790,7 +19862,7 @@
           <w:p>
             <w:pPr>
               <w:jc w:val="center"/>
-              <w:cnfStyle w:val="000000000000" w:firstRow="0" w:lastRow="0" w:firstColumn="0" w:lastColumn="0" w:oddVBand="0" w:evenVBand="0" w:oddHBand="0" w:evenHBand="0" w:firstRowFirstColumn="0" w:firstRowLastColumn="0" w:lastRowFirstColumn="0" w:lastRowLastColumn="0"/>
+              <w:cnfStyle w:val="000000100000" w:firstRow="0" w:lastRow="0" w:firstColumn="0" w:lastColumn="0" w:oddVBand="0" w:evenVBand="0" w:oddHBand="1" w:evenHBand="0" w:firstRowFirstColumn="0" w:firstRowLastColumn="0" w:lastRowFirstColumn="0" w:lastRowLastColumn="0"/>
             </w:pPr>
             <w:r>
               <w:t>16384</w:t>
@@ -19899,7 +19971,14 @@
           <w:b/>
           <w:bCs/>
         </w:rPr>
-        <w:t>7680</w:t>
+        <w:t>7</w:t>
+      </w:r>
+      <w:r>
+        <w:rPr>
+          <w:b/>
+          <w:bCs/>
+        </w:rPr>
+        <w:t>792</w:t>
       </w:r>
       <w:r>
         <w:t xml:space="preserve"> bytes</w:t>
@@ -19996,7 +20075,13 @@
         <w:t>game-bar</w:t>
       </w:r>
       <w:r>
-        <w:t xml:space="preserve"> sprite atlas at &amp;2F60, </w:t>
+        <w:t xml:space="preserve"> sprite atlas at &amp;2F</w:t>
+      </w:r>
+      <w:r>
+        <w:t>D</w:t>
+      </w:r>
+      <w:r>
+        <w:t xml:space="preserve">0, </w:t>
       </w:r>
       <w:r>
         <w:t xml:space="preserve">which is </w:t>
@@ -20105,7 +20190,7 @@
               <w:jc w:val="center"/>
             </w:pPr>
             <w:r>
-              <w:t>3040</w:t>
+              <w:t>20B0</w:t>
             </w:r>
           </w:p>
         </w:tc>
@@ -20116,6 +20201,52 @@
           <w:p>
             <w:pPr>
               <w:cnfStyle w:val="000000100000" w:firstRow="0" w:lastRow="0" w:firstColumn="0" w:lastColumn="0" w:oddVBand="0" w:evenVBand="0" w:oddHBand="1" w:evenHBand="0" w:firstRowFirstColumn="0" w:firstRowLastColumn="0" w:lastRowFirstColumn="0" w:lastRowLastColumn="0"/>
+            </w:pPr>
+            <w:r>
+              <w:t>Level palette</w:t>
+            </w:r>
+          </w:p>
+        </w:tc>
+        <w:tc>
+          <w:tcPr>
+            <w:tcW w:w="1260" w:type="dxa"/>
+          </w:tcPr>
+          <w:p>
+            <w:pPr>
+              <w:jc w:val="center"/>
+              <w:cnfStyle w:val="000000100000" w:firstRow="0" w:lastRow="0" w:firstColumn="0" w:lastColumn="0" w:oddVBand="0" w:evenVBand="0" w:oddHBand="1" w:evenHBand="0" w:firstRowFirstColumn="0" w:firstRowLastColumn="0" w:lastRowFirstColumn="0" w:lastRowLastColumn="0"/>
+            </w:pPr>
+            <w:r>
+              <w:t>16</w:t>
+            </w:r>
+          </w:p>
+        </w:tc>
+      </w:tr>
+      <w:tr>
+        <w:tc>
+          <w:tcPr>
+            <w:cnfStyle w:val="001000000000" w:firstRow="0" w:lastRow="0" w:firstColumn="1" w:lastColumn="0" w:oddVBand="0" w:evenVBand="0" w:oddHBand="0" w:evenHBand="0" w:firstRowFirstColumn="0" w:firstRowLastColumn="0" w:lastRowFirstColumn="0" w:lastRowLastColumn="0"/>
+            <w:tcW w:w="1345" w:type="dxa"/>
+          </w:tcPr>
+          <w:p>
+            <w:pPr>
+              <w:jc w:val="center"/>
+            </w:pPr>
+            <w:r>
+              <w:t>30</w:t>
+            </w:r>
+            <w:r>
+              <w:t>C0</w:t>
+            </w:r>
+          </w:p>
+        </w:tc>
+        <w:tc>
+          <w:tcPr>
+            <w:tcW w:w="6570" w:type="dxa"/>
+          </w:tcPr>
+          <w:p>
+            <w:pPr>
+              <w:cnfStyle w:val="000000000000" w:firstRow="0" w:lastRow="0" w:firstColumn="0" w:lastColumn="0" w:oddVBand="0" w:evenVBand="0" w:oddHBand="0" w:evenHBand="0" w:firstRowFirstColumn="0" w:firstRowLastColumn="0" w:lastRowFirstColumn="0" w:lastRowLastColumn="0"/>
             </w:pPr>
             <w:r>
               <w:t>Level tiles</w:t>
@@ -20129,15 +20260,18 @@
           <w:p>
             <w:pPr>
               <w:jc w:val="center"/>
-              <w:cnfStyle w:val="000000100000" w:firstRow="0" w:lastRow="0" w:firstColumn="0" w:lastColumn="0" w:oddVBand="0" w:evenVBand="0" w:oddHBand="1" w:evenHBand="0" w:firstRowFirstColumn="0" w:firstRowLastColumn="0" w:lastRowFirstColumn="0" w:lastRowLastColumn="0"/>
+              <w:cnfStyle w:val="000000000000" w:firstRow="0" w:lastRow="0" w:firstColumn="0" w:lastColumn="0" w:oddVBand="0" w:evenVBand="0" w:oddHBand="0" w:evenHBand="0" w:firstRowFirstColumn="0" w:firstRowLastColumn="0" w:lastRowFirstColumn="0" w:lastRowLastColumn="0"/>
             </w:pPr>
             <w:r>
-              <w:t>1984</w:t>
+              <w:t>1856</w:t>
             </w:r>
           </w:p>
         </w:tc>
       </w:tr>
       <w:tr>
+        <w:trPr>
+          <w:cnfStyle w:val="000000100000" w:firstRow="0" w:lastRow="0" w:firstColumn="0" w:lastColumn="0" w:oddVBand="0" w:evenVBand="0" w:oddHBand="1" w:evenHBand="0" w:firstRowFirstColumn="0" w:firstRowLastColumn="0" w:lastRowFirstColumn="0" w:lastRowLastColumn="0"/>
+        </w:trPr>
         <w:tc>
           <w:tcPr>
             <w:cnfStyle w:val="001000000000" w:firstRow="0" w:lastRow="0" w:firstColumn="1" w:lastColumn="0" w:oddVBand="0" w:evenVBand="0" w:oddHBand="0" w:evenHBand="0" w:firstRowFirstColumn="0" w:firstRowLastColumn="0" w:lastRowFirstColumn="0" w:lastRowLastColumn="0"/>
@@ -20158,7 +20292,7 @@
           </w:tcPr>
           <w:p>
             <w:pPr>
-              <w:cnfStyle w:val="000000000000" w:firstRow="0" w:lastRow="0" w:firstColumn="0" w:lastColumn="0" w:oddVBand="0" w:evenVBand="0" w:oddHBand="0" w:evenHBand="0" w:firstRowFirstColumn="0" w:firstRowLastColumn="0" w:lastRowFirstColumn="0" w:lastRowLastColumn="0"/>
+              <w:cnfStyle w:val="000000100000" w:firstRow="0" w:lastRow="0" w:firstColumn="0" w:lastColumn="0" w:oddVBand="0" w:evenVBand="0" w:oddHBand="1" w:evenHBand="0" w:firstRowFirstColumn="0" w:firstRowLastColumn="0" w:lastRowFirstColumn="0" w:lastRowLastColumn="0"/>
             </w:pPr>
             <w:r>
               <w:t>Level tile grid</w:t>
@@ -20172,7 +20306,7 @@
           <w:p>
             <w:pPr>
               <w:jc w:val="center"/>
-              <w:cnfStyle w:val="000000000000" w:firstRow="0" w:lastRow="0" w:firstColumn="0" w:lastColumn="0" w:oddVBand="0" w:evenVBand="0" w:oddHBand="0" w:evenHBand="0" w:firstRowFirstColumn="0" w:firstRowLastColumn="0" w:lastRowFirstColumn="0" w:lastRowLastColumn="0"/>
+              <w:cnfStyle w:val="000000100000" w:firstRow="0" w:lastRow="0" w:firstColumn="0" w:lastColumn="0" w:oddVBand="0" w:evenVBand="0" w:oddHBand="1" w:evenHBand="0" w:firstRowFirstColumn="0" w:firstRowLastColumn="0" w:lastRowFirstColumn="0" w:lastRowLastColumn="0"/>
             </w:pPr>
             <w:r>
               <w:t>2048</w:t>
@@ -20181,9 +20315,6 @@
         </w:tc>
       </w:tr>
       <w:tr>
-        <w:trPr>
-          <w:cnfStyle w:val="000000100000" w:firstRow="0" w:lastRow="0" w:firstColumn="0" w:lastColumn="0" w:oddVBand="0" w:evenVBand="0" w:oddHBand="1" w:evenHBand="0" w:firstRowFirstColumn="0" w:firstRowLastColumn="0" w:lastRowFirstColumn="0" w:lastRowLastColumn="0"/>
-        </w:trPr>
         <w:tc>
           <w:tcPr>
             <w:cnfStyle w:val="001000000000" w:firstRow="0" w:lastRow="0" w:firstColumn="1" w:lastColumn="0" w:oddVBand="0" w:evenVBand="0" w:oddHBand="0" w:evenHBand="0" w:firstRowFirstColumn="0" w:firstRowLastColumn="0" w:lastRowFirstColumn="0" w:lastRowLastColumn="0"/>
@@ -20206,7 +20337,7 @@
           </w:tcPr>
           <w:p>
             <w:pPr>
-              <w:cnfStyle w:val="000000100000" w:firstRow="0" w:lastRow="0" w:firstColumn="0" w:lastColumn="0" w:oddVBand="0" w:evenVBand="0" w:oddHBand="1" w:evenHBand="0" w:firstRowFirstColumn="0" w:firstRowLastColumn="0" w:lastRowFirstColumn="0" w:lastRowLastColumn="0"/>
+              <w:cnfStyle w:val="000000000000" w:firstRow="0" w:lastRow="0" w:firstColumn="0" w:lastColumn="0" w:oddVBand="0" w:evenVBand="0" w:oddHBand="0" w:evenHBand="0" w:firstRowFirstColumn="0" w:firstRowLastColumn="0" w:lastRowFirstColumn="0" w:lastRowLastColumn="0"/>
             </w:pPr>
             <w:r>
               <w:t>Level extents</w:t>
@@ -20221,7 +20352,7 @@
           <w:p>
             <w:pPr>
               <w:jc w:val="center"/>
-              <w:cnfStyle w:val="000000100000" w:firstRow="0" w:lastRow="0" w:firstColumn="0" w:lastColumn="0" w:oddVBand="0" w:evenVBand="0" w:oddHBand="1" w:evenHBand="0" w:firstRowFirstColumn="0" w:firstRowLastColumn="0" w:lastRowFirstColumn="0" w:lastRowLastColumn="0"/>
+              <w:cnfStyle w:val="000000000000" w:firstRow="0" w:lastRow="0" w:firstColumn="0" w:lastColumn="0" w:oddVBand="0" w:evenVBand="0" w:oddHBand="0" w:evenHBand="0" w:firstRowFirstColumn="0" w:firstRowLastColumn="0" w:lastRowFirstColumn="0" w:lastRowLastColumn="0"/>
             </w:pPr>
             <w:r>
               <w:t>2</w:t>
@@ -20230,6 +20361,9 @@
         </w:tc>
       </w:tr>
       <w:tr>
+        <w:trPr>
+          <w:cnfStyle w:val="000000100000" w:firstRow="0" w:lastRow="0" w:firstColumn="0" w:lastColumn="0" w:oddVBand="0" w:evenVBand="0" w:oddHBand="1" w:evenHBand="0" w:firstRowFirstColumn="0" w:firstRowLastColumn="0" w:lastRowFirstColumn="0" w:lastRowLastColumn="0"/>
+        </w:trPr>
         <w:tc>
           <w:tcPr>
             <w:cnfStyle w:val="001000000000" w:firstRow="0" w:lastRow="0" w:firstColumn="1" w:lastColumn="0" w:oddVBand="0" w:evenVBand="0" w:oddHBand="0" w:evenHBand="0" w:firstRowFirstColumn="0" w:firstRowLastColumn="0" w:lastRowFirstColumn="0" w:lastRowLastColumn="0"/>
@@ -20252,7 +20386,7 @@
           </w:tcPr>
           <w:p>
             <w:pPr>
-              <w:cnfStyle w:val="000000000000" w:firstRow="0" w:lastRow="0" w:firstColumn="0" w:lastColumn="0" w:oddVBand="0" w:evenVBand="0" w:oddHBand="0" w:evenHBand="0" w:firstRowFirstColumn="0" w:firstRowLastColumn="0" w:lastRowFirstColumn="0" w:lastRowLastColumn="0"/>
+              <w:cnfStyle w:val="000000100000" w:firstRow="0" w:lastRow="0" w:firstColumn="0" w:lastColumn="0" w:oddVBand="0" w:evenVBand="0" w:oddHBand="1" w:evenHBand="0" w:firstRowFirstColumn="0" w:firstRowLastColumn="0" w:lastRowFirstColumn="0" w:lastRowLastColumn="0"/>
             </w:pPr>
             <w:r>
               <w:t>Level tile types</w:t>
@@ -20267,59 +20401,13 @@
           <w:p>
             <w:pPr>
               <w:jc w:val="center"/>
-              <w:cnfStyle w:val="000000000000" w:firstRow="0" w:lastRow="0" w:firstColumn="0" w:lastColumn="0" w:oddVBand="0" w:evenVBand="0" w:oddHBand="0" w:evenHBand="0" w:firstRowFirstColumn="0" w:firstRowLastColumn="0" w:lastRowFirstColumn="0" w:lastRowLastColumn="0"/>
-            </w:pPr>
-            <w:r>
-              <w:t>32</w:t>
-            </w:r>
-          </w:p>
-        </w:tc>
-      </w:tr>
-      <w:tr>
-        <w:trPr>
-          <w:cnfStyle w:val="000000100000" w:firstRow="0" w:lastRow="0" w:firstColumn="0" w:lastColumn="0" w:oddVBand="0" w:evenVBand="0" w:oddHBand="1" w:evenHBand="0" w:firstRowFirstColumn="0" w:firstRowLastColumn="0" w:lastRowFirstColumn="0" w:lastRowLastColumn="0"/>
-        </w:trPr>
-        <w:tc>
-          <w:tcPr>
-            <w:cnfStyle w:val="001000000000" w:firstRow="0" w:lastRow="0" w:firstColumn="1" w:lastColumn="0" w:oddVBand="0" w:evenVBand="0" w:oddHBand="0" w:evenHBand="0" w:firstRowFirstColumn="0" w:firstRowLastColumn="0" w:lastRowFirstColumn="0" w:lastRowLastColumn="0"/>
-            <w:tcW w:w="1345" w:type="dxa"/>
-            <w:shd w:val="clear" w:color="auto" w:fill="E8E8E8" w:themeFill="background2"/>
-          </w:tcPr>
-          <w:p>
-            <w:pPr>
-              <w:jc w:val="center"/>
-            </w:pPr>
-            <w:r>
-              <w:t>4022</w:t>
-            </w:r>
-          </w:p>
-        </w:tc>
-        <w:tc>
-          <w:tcPr>
-            <w:tcW w:w="6570" w:type="dxa"/>
-            <w:shd w:val="clear" w:color="auto" w:fill="E8E8E8" w:themeFill="background2"/>
-          </w:tcPr>
-          <w:p>
-            <w:pPr>
               <w:cnfStyle w:val="000000100000" w:firstRow="0" w:lastRow="0" w:firstColumn="0" w:lastColumn="0" w:oddVBand="0" w:evenVBand="0" w:oddHBand="1" w:evenHBand="0" w:firstRowFirstColumn="0" w:firstRowLastColumn="0" w:lastRowFirstColumn="0" w:lastRowLastColumn="0"/>
             </w:pPr>
             <w:r>
-              <w:t>Level palette</w:t>
+              <w:t>3</w:t>
             </w:r>
-          </w:p>
-        </w:tc>
-        <w:tc>
-          <w:tcPr>
-            <w:tcW w:w="1260" w:type="dxa"/>
-            <w:shd w:val="clear" w:color="auto" w:fill="E8E8E8" w:themeFill="background2"/>
-          </w:tcPr>
-          <w:p>
-            <w:pPr>
-              <w:jc w:val="center"/>
-              <w:cnfStyle w:val="000000100000" w:firstRow="0" w:lastRow="0" w:firstColumn="0" w:lastColumn="0" w:oddVBand="0" w:evenVBand="0" w:oddHBand="1" w:evenHBand="0" w:firstRowFirstColumn="0" w:firstRowLastColumn="0" w:lastRowFirstColumn="0" w:lastRowLastColumn="0"/>
-            </w:pPr>
             <w:r>
-              <w:t>16</w:t>
+              <w:t>0</w:t>
             </w:r>
           </w:p>
         </w:tc>
@@ -20336,7 +20424,10 @@
               <w:jc w:val="center"/>
             </w:pPr>
             <w:r>
-              <w:t>4032</w:t>
+              <w:t>40</w:t>
+            </w:r>
+            <w:r>
+              <w:t>20</w:t>
             </w:r>
           </w:p>
         </w:tc>
@@ -20350,10 +20441,7 @@
               <w:cnfStyle w:val="000000000000" w:firstRow="0" w:lastRow="0" w:firstColumn="0" w:lastColumn="0" w:oddVBand="0" w:evenVBand="0" w:oddHBand="0" w:evenHBand="0" w:firstRowFirstColumn="0" w:firstRowLastColumn="0" w:lastRowFirstColumn="0" w:lastRowLastColumn="0"/>
             </w:pPr>
             <w:r>
-              <w:t xml:space="preserve">Level </w:t>
-            </w:r>
-            <w:r>
-              <w:t>settings</w:t>
+              <w:t>Level settings</w:t>
             </w:r>
           </w:p>
         </w:tc>
@@ -20391,10 +20479,7 @@
               <w:t>40</w:t>
             </w:r>
             <w:r>
-              <w:t>3</w:t>
-            </w:r>
-            <w:r>
-              <w:t>7</w:t>
+              <w:t>25</w:t>
             </w:r>
           </w:p>
         </w:tc>
@@ -20440,13 +20525,7 @@
               <w:jc w:val="center"/>
             </w:pPr>
             <w:r>
-              <w:t>4</w:t>
-            </w:r>
-            <w:r>
-              <w:t>0C</w:t>
-            </w:r>
-            <w:r>
-              <w:t>7</w:t>
+              <w:t>40B5</w:t>
             </w:r>
           </w:p>
         </w:tc>
@@ -20475,10 +20554,7 @@
               <w:cnfStyle w:val="000000000000" w:firstRow="0" w:lastRow="0" w:firstColumn="0" w:lastColumn="0" w:oddVBand="0" w:evenVBand="0" w:oddHBand="0" w:evenHBand="0" w:firstRowFirstColumn="0" w:firstRowLastColumn="0" w:lastRowFirstColumn="0" w:lastRowLastColumn="0"/>
             </w:pPr>
             <w:r>
-              <w:t>36</w:t>
-            </w:r>
-            <w:r>
-              <w:t>16</w:t>
+              <w:t>3616</w:t>
             </w:r>
           </w:p>
         </w:tc>
@@ -20498,7 +20574,7 @@
               <w:jc w:val="center"/>
             </w:pPr>
             <w:r>
-              <w:t>4EE7</w:t>
+              <w:t>4ED5</w:t>
             </w:r>
           </w:p>
         </w:tc>
@@ -20527,10 +20603,7 @@
               <w:cnfStyle w:val="000000100000" w:firstRow="0" w:lastRow="0" w:firstColumn="0" w:lastColumn="0" w:oddVBand="0" w:evenVBand="0" w:oddHBand="1" w:evenHBand="0" w:firstRowFirstColumn="0" w:firstRowLastColumn="0" w:lastRowFirstColumn="0" w:lastRowLastColumn="0"/>
             </w:pPr>
             <w:r>
-              <w:t>1</w:t>
-            </w:r>
-            <w:r>
-              <w:t>569</w:t>
+              <w:t>1569</w:t>
             </w:r>
           </w:p>
         </w:tc>
@@ -20547,7 +20620,7 @@
               <w:jc w:val="center"/>
             </w:pPr>
             <w:r>
-              <w:t>5508</w:t>
+              <w:t>54F6</w:t>
             </w:r>
           </w:p>
         </w:tc>
@@ -20576,10 +20649,10 @@
               <w:cnfStyle w:val="000000000000" w:firstRow="0" w:lastRow="0" w:firstColumn="0" w:lastColumn="0" w:oddVBand="0" w:evenVBand="0" w:oddHBand="0" w:evenHBand="0" w:firstRowFirstColumn="0" w:firstRowLastColumn="0" w:lastRowFirstColumn="0" w:lastRowLastColumn="0"/>
             </w:pPr>
             <w:r>
-              <w:t>2</w:t>
+              <w:t>26</w:t>
             </w:r>
             <w:r>
-              <w:t>621</w:t>
+              <w:t>39</w:t>
             </w:r>
           </w:p>
         </w:tc>
@@ -20631,10 +20704,7 @@
               <w:t>32</w:t>
             </w:r>
             <w:r>
-              <w:t>1</w:t>
-            </w:r>
-            <w:r>
-              <w:t>3</w:t>
+              <w:t>16</w:t>
             </w:r>
           </w:p>
         </w:tc>
@@ -20658,7 +20728,7 @@
               <w:t>6BD</w:t>
             </w:r>
             <w:r>
-              <w:t>2</w:t>
+              <w:t>5</w:t>
             </w:r>
           </w:p>
         </w:tc>
@@ -20698,7 +20768,7 @@
               </w:rPr>
             </w:pPr>
             <w:r>
-              <w:t>916</w:t>
+              <w:t>659</w:t>
             </w:r>
           </w:p>
         </w:tc>
@@ -20711,7 +20781,7 @@
           <w:tcPr>
             <w:cnfStyle w:val="001000000000" w:firstRow="0" w:lastRow="0" w:firstColumn="1" w:lastColumn="0" w:oddVBand="0" w:evenVBand="0" w:oddHBand="0" w:evenHBand="0" w:firstRowFirstColumn="0" w:firstRowLastColumn="0" w:lastRowFirstColumn="0" w:lastRowLastColumn="0"/>
             <w:tcW w:w="1345" w:type="dxa"/>
-            <w:shd w:val="clear" w:color="auto" w:fill="DAE9F7" w:themeFill="text2" w:themeFillTint="1A"/>
+            <w:shd w:val="clear" w:color="auto" w:fill="E8E8E8" w:themeFill="background2"/>
           </w:tcPr>
           <w:p>
             <w:pPr>
@@ -20721,7 +20791,7 @@
               <w:t>6</w:t>
             </w:r>
             <w:r>
-              <w:t>F</w:t>
+              <w:t>E</w:t>
             </w:r>
             <w:r>
               <w:t>66</w:t>
@@ -20731,7 +20801,7 @@
         <w:tc>
           <w:tcPr>
             <w:tcW w:w="6570" w:type="dxa"/>
-            <w:shd w:val="clear" w:color="auto" w:fill="DAE9F7" w:themeFill="text2" w:themeFillTint="1A"/>
+            <w:shd w:val="clear" w:color="auto" w:fill="E8E8E8" w:themeFill="background2"/>
           </w:tcPr>
           <w:p>
             <w:pPr>
@@ -20745,7 +20815,7 @@
         <w:tc>
           <w:tcPr>
             <w:tcW w:w="1260" w:type="dxa"/>
-            <w:shd w:val="clear" w:color="auto" w:fill="DAE9F7" w:themeFill="text2" w:themeFillTint="1A"/>
+            <w:shd w:val="clear" w:color="auto" w:fill="E8E8E8" w:themeFill="background2"/>
           </w:tcPr>
           <w:p>
             <w:pPr>
@@ -20759,6 +20829,55 @@
         </w:tc>
       </w:tr>
       <w:tr>
+        <w:tc>
+          <w:tcPr>
+            <w:cnfStyle w:val="001000000000" w:firstRow="0" w:lastRow="0" w:firstColumn="1" w:lastColumn="0" w:oddVBand="0" w:evenVBand="0" w:oddHBand="0" w:evenHBand="0" w:firstRowFirstColumn="0" w:firstRowLastColumn="0" w:lastRowFirstColumn="0" w:lastRowLastColumn="0"/>
+            <w:tcW w:w="1345" w:type="dxa"/>
+            <w:shd w:val="clear" w:color="auto" w:fill="F2CEED" w:themeFill="accent5" w:themeFillTint="33"/>
+          </w:tcPr>
+          <w:p>
+            <w:pPr>
+              <w:jc w:val="center"/>
+            </w:pPr>
+            <w:r>
+              <w:t>7B00</w:t>
+            </w:r>
+          </w:p>
+        </w:tc>
+        <w:tc>
+          <w:tcPr>
+            <w:tcW w:w="6570" w:type="dxa"/>
+            <w:shd w:val="clear" w:color="auto" w:fill="F2CEED" w:themeFill="accent5" w:themeFillTint="33"/>
+          </w:tcPr>
+          <w:p>
+            <w:pPr>
+              <w:cnfStyle w:val="000000000000" w:firstRow="0" w:lastRow="0" w:firstColumn="0" w:lastColumn="0" w:oddVBand="0" w:evenVBand="0" w:oddHBand="0" w:evenHBand="0" w:firstRowFirstColumn="0" w:firstRowLastColumn="0" w:lastRowFirstColumn="0" w:lastRowLastColumn="0"/>
+            </w:pPr>
+            <w:r>
+              <w:t>Load level page backup</w:t>
+            </w:r>
+          </w:p>
+        </w:tc>
+        <w:tc>
+          <w:tcPr>
+            <w:tcW w:w="1260" w:type="dxa"/>
+            <w:shd w:val="clear" w:color="auto" w:fill="F2CEED" w:themeFill="accent5" w:themeFillTint="33"/>
+          </w:tcPr>
+          <w:p>
+            <w:pPr>
+              <w:jc w:val="center"/>
+              <w:cnfStyle w:val="000000000000" w:firstRow="0" w:lastRow="0" w:firstColumn="0" w:lastColumn="0" w:oddVBand="0" w:evenVBand="0" w:oddHBand="0" w:evenHBand="0" w:firstRowFirstColumn="0" w:firstRowLastColumn="0" w:lastRowFirstColumn="0" w:lastRowLastColumn="0"/>
+            </w:pPr>
+            <w:r>
+              <w:t>256</w:t>
+            </w:r>
+          </w:p>
+        </w:tc>
+      </w:tr>
+      <w:tr>
+        <w:trPr>
+          <w:cnfStyle w:val="000000100000" w:firstRow="0" w:lastRow="0" w:firstColumn="0" w:lastColumn="0" w:oddVBand="0" w:evenVBand="0" w:oddHBand="1" w:evenHBand="0" w:firstRowFirstColumn="0" w:firstRowLastColumn="0" w:lastRowFirstColumn="0" w:lastRowLastColumn="0"/>
+        </w:trPr>
         <w:tc>
           <w:tcPr>
             <w:cnfStyle w:val="001000000000" w:firstRow="0" w:lastRow="0" w:firstColumn="1" w:lastColumn="0" w:oddVBand="0" w:evenVBand="0" w:oddHBand="0" w:evenHBand="0" w:firstRowFirstColumn="0" w:firstRowLastColumn="0" w:lastRowFirstColumn="0" w:lastRowLastColumn="0"/>
@@ -20781,7 +20900,7 @@
           </w:tcPr>
           <w:p>
             <w:pPr>
-              <w:cnfStyle w:val="000000000000" w:firstRow="0" w:lastRow="0" w:firstColumn="0" w:lastColumn="0" w:oddVBand="0" w:evenVBand="0" w:oddHBand="0" w:evenHBand="0" w:firstRowFirstColumn="0" w:firstRowLastColumn="0" w:lastRowFirstColumn="0" w:lastRowLastColumn="0"/>
+              <w:cnfStyle w:val="000000100000" w:firstRow="0" w:lastRow="0" w:firstColumn="0" w:lastColumn="0" w:oddVBand="0" w:evenVBand="0" w:oddHBand="1" w:evenHBand="0" w:firstRowFirstColumn="0" w:firstRowLastColumn="0" w:lastRowFirstColumn="0" w:lastRowLastColumn="0"/>
             </w:pPr>
             <w:r>
               <w:t>Mode 7 screen</w:t>
@@ -20796,7 +20915,7 @@
           <w:p>
             <w:pPr>
               <w:jc w:val="center"/>
-              <w:cnfStyle w:val="000000000000" w:firstRow="0" w:lastRow="0" w:firstColumn="0" w:lastColumn="0" w:oddVBand="0" w:evenVBand="0" w:oddHBand="0" w:evenHBand="0" w:firstRowFirstColumn="0" w:firstRowLastColumn="0" w:lastRowFirstColumn="0" w:lastRowLastColumn="0"/>
+              <w:cnfStyle w:val="000000100000" w:firstRow="0" w:lastRow="0" w:firstColumn="0" w:lastColumn="0" w:oddVBand="0" w:evenVBand="0" w:oddHBand="1" w:evenHBand="0" w:firstRowFirstColumn="0" w:firstRowLastColumn="0" w:lastRowFirstColumn="0" w:lastRowLastColumn="0"/>
             </w:pPr>
             <w:r>
               <w:t>1024</w:t>
@@ -20881,6 +21000,23 @@
     </w:p>
     <w:p>
       <w:r>
+        <w:t xml:space="preserve">The light purple row shows a page backup buffer that is used to </w:t>
+      </w:r>
+      <w:r>
+        <w:t xml:space="preserve">save and </w:t>
+      </w:r>
+      <w:r>
+        <w:t xml:space="preserve">restore code </w:t>
+      </w:r>
+      <w:r>
+        <w:t xml:space="preserve">(in Page &amp;17) </w:t>
+      </w:r>
+      <w:r>
+        <w:t>that DFS overwrites.</w:t>
+      </w:r>
+    </w:p>
+    <w:p>
+      <w:r>
         <w:t>During startup the title screen</w:t>
       </w:r>
       <w:r>
@@ -20925,6 +21061,7 @@
     </w:p>
     <w:p>
       <w:r>
+        <w:lastRenderedPageBreak/>
         <w:t>The memory layout evolved during the development of the game, with allocation</w:t>
       </w:r>
       <w:r>
@@ -20968,7 +21105,6 @@
         </w:numPr>
       </w:pPr>
       <w:r>
-        <w:lastRenderedPageBreak/>
         <w:t>Unrolled</w:t>
       </w:r>
       <w:r>
@@ -21386,6 +21522,7 @@
         </w:numPr>
       </w:pPr>
       <w:r>
+        <w:lastRenderedPageBreak/>
         <w:t>Refactored program and level initialization, pushing as much code as possible out of the gameplay code area.</w:t>
       </w:r>
     </w:p>
@@ -21531,7 +21668,6 @@
         </w:numPr>
       </w:pPr>
       <w:r>
-        <w:lastRenderedPageBreak/>
         <w:t xml:space="preserve">Bit-packed </w:t>
       </w:r>
       <w:r>
@@ -22188,6 +22324,7 @@
         </w:rPr>
       </w:pPr>
       <w:r>
+        <w:lastRenderedPageBreak/>
         <w:t>16-bit unsigned number</w:t>
       </w:r>
       <w:r>
@@ -22388,7 +22525,6 @@
         <w:pStyle w:val="Heading2"/>
       </w:pPr>
       <w:r>
-        <w:lastRenderedPageBreak/>
         <w:t>Cod</w:t>
       </w:r>
       <w:r>
@@ -22928,6 +23064,7 @@
     </w:p>
     <w:p>
       <w:r>
+        <w:lastRenderedPageBreak/>
         <w:t>The following choices were made to make th</w:t>
       </w:r>
       <w:r>
@@ -23007,187 +23144,187 @@
         <w:t>.</w:t>
       </w:r>
       <w:r>
-        <w:t xml:space="preserve">  When K9’s health is low, the </w:t>
+        <w:t xml:space="preserve">  When K9’s health is low, the laser cannot be used and the health bar in the game bar changes color.  To reinforce low health, a </w:t>
+      </w:r>
+      <w:r>
+        <w:t>heart rate monitor beep is sounded every second or so.  This becomes a continuous tone if K9 dies.</w:t>
+      </w:r>
+    </w:p>
+    <w:p>
+      <w:r>
+        <w:t>If K9 dies, the current level is restated.  The user can also choose to restart the current level if they become stuck</w:t>
+      </w:r>
+      <w:r>
+        <w:t>, by pressing the ‘R’ key.</w:t>
+      </w:r>
+    </w:p>
+    <w:p>
+      <w:r>
+        <w:t>And unlike many 1980’s games, t</w:t>
+      </w:r>
+      <w:r>
+        <w:t xml:space="preserve">he player </w:t>
+      </w:r>
+      <w:r>
+        <w:t xml:space="preserve">direction </w:t>
+      </w:r>
+      <w:r>
+        <w:t xml:space="preserve">keys </w:t>
+      </w:r>
+      <w:r>
+        <w:t xml:space="preserve">are </w:t>
+      </w:r>
+      <w:r>
+        <w:t>W</w:t>
+      </w:r>
+      <w:r>
+        <w:t>ASD</w:t>
+      </w:r>
+      <w:r>
+        <w:t>.</w:t>
+      </w:r>
+    </w:p>
+    <w:p>
+      <w:r>
+        <w:t>Locked doors and keys are used to add a puzzle element to the game.</w:t>
+      </w:r>
+      <w:r>
+        <w:t xml:space="preserve">  Key</w:t>
+      </w:r>
+      <w:r>
+        <w:t>s</w:t>
+      </w:r>
+      <w:r>
+        <w:t xml:space="preserve"> can be collected and then used to </w:t>
+      </w:r>
+      <w:r>
+        <w:t xml:space="preserve">pass </w:t>
+      </w:r>
+      <w:r>
+        <w:t xml:space="preserve">through </w:t>
+      </w:r>
+      <w:r>
+        <w:t xml:space="preserve">locked </w:t>
+      </w:r>
+      <w:r>
+        <w:t xml:space="preserve">doors, </w:t>
+      </w:r>
+      <w:r>
+        <w:t>after which they are used.</w:t>
+      </w:r>
+      <w:r>
+        <w:t xml:space="preserve">  </w:t>
+      </w:r>
+      <w:r>
+        <w:t xml:space="preserve">Doors stay unlocked until a Darek uses them.  </w:t>
+      </w:r>
+      <w:r>
+        <w:t>Alternatively</w:t>
+      </w:r>
+      <w:r>
+        <w:t xml:space="preserve">, </w:t>
+      </w:r>
+      <w:r>
+        <w:t xml:space="preserve">K9 can follow a Dalek </w:t>
+      </w:r>
+      <w:r>
+        <w:t>through a door.</w:t>
+      </w:r>
+    </w:p>
+    <w:p>
+      <w:r>
+        <w:t>Other</w:t>
+      </w:r>
+      <w:r>
+        <w:t xml:space="preserve"> puzzle element</w:t>
+      </w:r>
+      <w:r>
+        <w:t>s</w:t>
+      </w:r>
+      <w:r>
+        <w:t xml:space="preserve"> of the game </w:t>
+      </w:r>
+      <w:r>
+        <w:t xml:space="preserve">include getting a Dalek to follow K9, and then hiding K9 behind a door, blocking a Dalek from using an elevator for a specific amount of time, </w:t>
+      </w:r>
+      <w:r>
+        <w:t>and using a Dalek to hide from another one.</w:t>
+      </w:r>
+    </w:p>
+    <w:p>
+      <w:r>
+        <w:t>To hold the attention of the player, each level can have its own palette and sprite definitions.</w:t>
+      </w:r>
+      <w:r>
+        <w:t xml:space="preserve">  The relative strength of jewels and Daleks can also be configured.</w:t>
+      </w:r>
+    </w:p>
+    <w:p>
+      <w:r>
+        <w:t xml:space="preserve">The above choices hopefully give the game a more modern feeling, where gameplay is more open, and the consequences of dying </w:t>
+      </w:r>
+      <w:r>
+        <w:t xml:space="preserve">less </w:t>
+      </w:r>
+      <w:r>
+        <w:t>severe.</w:t>
+      </w:r>
+      <w:r>
+        <w:t xml:space="preserve">  That said, there are no saved </w:t>
+      </w:r>
+      <w:r>
+        <w:t>checkpoints,</w:t>
+      </w:r>
+      <w:r>
+        <w:t xml:space="preserve"> </w:t>
+      </w:r>
+      <w:r>
+        <w:t xml:space="preserve">so the game </w:t>
+      </w:r>
+      <w:r>
+        <w:t>must</w:t>
+      </w:r>
+      <w:r>
+        <w:t xml:space="preserve"> be played from start to finish in one go (unless an emulator is used).</w:t>
+      </w:r>
+    </w:p>
+    <w:p>
+      <w:pPr>
+        <w:pStyle w:val="Heading2"/>
+      </w:pPr>
+      <w:r>
+        <w:t>Missteps</w:t>
+      </w:r>
+    </w:p>
+    <w:p>
+      <w:r>
+        <w:t>From reading this document, it may appear that every decision taken was a good one, and things were fully thought though before implementation began, and that coding was purely a typing exercise, and that development proceeded without detours or missteps.  This was not the case.</w:t>
+      </w:r>
+    </w:p>
+    <w:p>
+      <w:r>
+        <w:t xml:space="preserve">The reality is that developing code is an iterative process (at least for me) where I build out a spike of functionality, flush it out, build on it, rework it, and then refine it.  I then pursue another area of functionality in a similar manner occasionally going back to </w:t>
+      </w:r>
+      <w:r>
+        <w:t>revisit and rework early work</w:t>
+      </w:r>
+      <w:r>
+        <w:t>, while always trying to improve on what I have.  Sometimes, the code becomes complex or convoluted, and the path forward is less clear</w:t>
+      </w:r>
+      <w:r>
+        <w:t xml:space="preserve"> and </w:t>
+      </w:r>
+      <w:r>
+        <w:t xml:space="preserve">harder to pursue.  </w:t>
       </w:r>
       <w:r>
         <w:lastRenderedPageBreak/>
-        <w:t xml:space="preserve">laser cannot be used and the health bar in the game bar changes color.  To reinforce low health, a </w:t>
-      </w:r>
-      <w:r>
-        <w:t>heart rate monitor beep is sounded every second or so.  This becomes a continuous tone if K9 dies.</w:t>
-      </w:r>
-    </w:p>
-    <w:p>
-      <w:r>
-        <w:t>If K9 dies, the current level is restated.  The user can also choose to restart the current level if they become stuck</w:t>
-      </w:r>
-      <w:r>
-        <w:t>, by pressing the ‘R’ key.</w:t>
-      </w:r>
-    </w:p>
-    <w:p>
-      <w:r>
-        <w:t>And unlike many 1980’s games, t</w:t>
-      </w:r>
-      <w:r>
-        <w:t xml:space="preserve">he player </w:t>
-      </w:r>
-      <w:r>
-        <w:t xml:space="preserve">direction </w:t>
-      </w:r>
-      <w:r>
-        <w:t xml:space="preserve">keys </w:t>
-      </w:r>
-      <w:r>
-        <w:t xml:space="preserve">are </w:t>
-      </w:r>
-      <w:r>
-        <w:t>W</w:t>
-      </w:r>
-      <w:r>
-        <w:t>ASD</w:t>
-      </w:r>
-      <w:r>
-        <w:t>.</w:t>
-      </w:r>
-    </w:p>
-    <w:p>
-      <w:r>
-        <w:t>Locked doors and keys are used to add a puzzle element to the game.</w:t>
-      </w:r>
-      <w:r>
-        <w:t xml:space="preserve">  Key</w:t>
+        <w:t>This is normally an indication that there is something inherently wrong or missing with the approach, or underlying data structures, so one steps back and revisit</w:t>
       </w:r>
       <w:r>
         <w:t>s</w:t>
       </w:r>
       <w:r>
-        <w:t xml:space="preserve"> can be collected and then used to </w:t>
-      </w:r>
-      <w:r>
-        <w:t xml:space="preserve">pass </w:t>
-      </w:r>
-      <w:r>
-        <w:t xml:space="preserve">through </w:t>
-      </w:r>
-      <w:r>
-        <w:t xml:space="preserve">locked </w:t>
-      </w:r>
-      <w:r>
-        <w:t xml:space="preserve">doors, </w:t>
-      </w:r>
-      <w:r>
-        <w:t>after which they are used.</w:t>
-      </w:r>
-      <w:r>
-        <w:t xml:space="preserve">  </w:t>
-      </w:r>
-      <w:r>
-        <w:t xml:space="preserve">Doors stay unlocked until a Darek uses them.  </w:t>
-      </w:r>
-      <w:r>
-        <w:t>Alternatively</w:t>
-      </w:r>
-      <w:r>
-        <w:t xml:space="preserve">, </w:t>
-      </w:r>
-      <w:r>
-        <w:t xml:space="preserve">K9 can follow a Dalek </w:t>
-      </w:r>
-      <w:r>
-        <w:t>through a door.</w:t>
-      </w:r>
-    </w:p>
-    <w:p>
-      <w:r>
-        <w:t>Other</w:t>
-      </w:r>
-      <w:r>
-        <w:t xml:space="preserve"> puzzle element</w:t>
-      </w:r>
-      <w:r>
-        <w:t>s</w:t>
-      </w:r>
-      <w:r>
-        <w:t xml:space="preserve"> of the game </w:t>
-      </w:r>
-      <w:r>
-        <w:t xml:space="preserve">include getting a Dalek to follow K9, and then hiding K9 behind a door, blocking a Dalek from using an elevator for a specific amount of time, </w:t>
-      </w:r>
-      <w:r>
-        <w:t>and using a Dalek to hide from another one.</w:t>
-      </w:r>
-    </w:p>
-    <w:p>
-      <w:r>
-        <w:t>To hold the attention of the player, each level can have its own palette and sprite definitions.</w:t>
-      </w:r>
-      <w:r>
-        <w:t xml:space="preserve">  The relative strength of jewels and Daleks can also be configured.</w:t>
-      </w:r>
-    </w:p>
-    <w:p>
-      <w:r>
-        <w:t xml:space="preserve">The above choices hopefully give the game a more modern feeling, where gameplay is more open, and the consequences of dying </w:t>
-      </w:r>
-      <w:r>
-        <w:t xml:space="preserve">less </w:t>
-      </w:r>
-      <w:r>
-        <w:t>severe.</w:t>
-      </w:r>
-      <w:r>
-        <w:t xml:space="preserve">  That said, there are no saved </w:t>
-      </w:r>
-      <w:r>
-        <w:t>checkpoints,</w:t>
-      </w:r>
-      <w:r>
-        <w:t xml:space="preserve"> </w:t>
-      </w:r>
-      <w:r>
-        <w:t xml:space="preserve">so the game </w:t>
-      </w:r>
-      <w:r>
-        <w:t>must</w:t>
-      </w:r>
-      <w:r>
-        <w:t xml:space="preserve"> be played from start to finish in one go (unless an emulator is used).</w:t>
-      </w:r>
-    </w:p>
-    <w:p>
-      <w:pPr>
-        <w:pStyle w:val="Heading2"/>
-      </w:pPr>
-      <w:r>
-        <w:t>Missteps</w:t>
-      </w:r>
-    </w:p>
-    <w:p>
-      <w:r>
-        <w:t>From reading this document, it may appear that every decision taken was a good one, and things were fully thought though before implementation began, and that coding was purely a typing exercise, and that development proceeded without detours or missteps.  This was not the case.</w:t>
-      </w:r>
-    </w:p>
-    <w:p>
-      <w:r>
-        <w:t xml:space="preserve">The reality is that developing code is an iterative process (at least for me) where I build out a spike of functionality, flush it out, build on it, rework it, and then refine it.  I then pursue another area of functionality in a similar manner occasionally going back to </w:t>
-      </w:r>
-      <w:r>
-        <w:t>revisit and rework early work</w:t>
-      </w:r>
-      <w:r>
-        <w:t>, while always trying to improve on what I have.  Sometimes, the code becomes complex or convoluted, and the path forward is less clear</w:t>
-      </w:r>
-      <w:r>
-        <w:t xml:space="preserve"> and </w:t>
-      </w:r>
-      <w:r>
-        <w:t>harder to pursue.  This is normally an indication that there is something inherently wrong or missing with the approach, or underlying data structures, so one steps back and revisit</w:t>
-      </w:r>
-      <w:r>
-        <w:t>s</w:t>
-      </w:r>
-      <w:r>
         <w:t xml:space="preserve"> previous decisions and choices.  </w:t>
       </w:r>
       <w:r>
@@ -23202,7 +23339,6 @@
     </w:p>
     <w:p>
       <w:r>
-        <w:lastRenderedPageBreak/>
         <w:t>Here are a few examples of approaches taken that turned out not to be the best choices.  I include these as they may be of interest.</w:t>
       </w:r>
     </w:p>
@@ -23438,6 +23574,7 @@
           <w:b/>
           <w:bCs/>
         </w:rPr>
+        <w:lastRenderedPageBreak/>
         <w:t>Constants</w:t>
       </w:r>
       <w:r>
@@ -23477,11 +23614,7 @@
         <w:t xml:space="preserve"> </w:t>
       </w:r>
       <w:r>
-        <w:t xml:space="preserve">which was difficult </w:t>
-      </w:r>
-      <w:r>
-        <w:lastRenderedPageBreak/>
-        <w:t>to reproduce</w:t>
+        <w:t>which was difficult to reproduce</w:t>
       </w:r>
       <w:r>
         <w:t xml:space="preserve"> and diagnose</w:t>
@@ -23636,7 +23769,7 @@
     <mc:AlternateContent>
       <mc:Choice Requires="v">
         <w:pict>
-          <v:shapetype w14:anchorId="1789FDCE" id="_x0000_t75" coordsize="21600,21600" o:spt="75" o:preferrelative="t" path="m@4@5l@4@11@9@11@9@5xe" filled="f" stroked="f">
+          <v:shapetype w14:anchorId="545C8D75" id="_x0000_t75" coordsize="21600,21600" o:spt="75" o:preferrelative="t" path="m@4@5l@4@11@9@11@9@5xe" filled="f" stroked="f">
             <v:stroke joinstyle="miter"/>
             <v:formulas>
               <v:f eqn="if lineDrawn pixelLineWidth 0"/>
@@ -23662,10 +23795,10 @@
       </mc:Choice>
       <mc:Fallback>
         <w:drawing>
-          <wp:inline distT="0" distB="0" distL="0" distR="0" wp14:anchorId="35323913" wp14:editId="62C4621F">
+          <wp:inline distT="0" distB="0" distL="0" distR="0" wp14:anchorId="547C1A4B" wp14:editId="38098231">
             <wp:extent cx="194650" cy="145988"/>
             <wp:effectExtent l="0" t="0" r="0" b="6985"/>
-            <wp:docPr id="1793454136" name="Picture 1"/>
+            <wp:docPr id="9350732" name="Picture 1"/>
             <wp:cNvGraphicFramePr>
               <a:graphicFrameLocks xmlns:a="http://schemas.openxmlformats.org/drawingml/2006/main" noChangeAspect="1"/>
             </wp:cNvGraphicFramePr>
@@ -23703,17 +23836,17 @@
     <mc:AlternateContent>
       <mc:Choice Requires="v">
         <w:pict>
-          <v:shape w14:anchorId="356942AC" id="Picture 1" o:spid="_x0000_i1025" type="#_x0000_t75" style="width:15.7pt;height:11.75pt;visibility:visible;mso-wrap-style:square">
+          <v:shape w14:anchorId="59898ACF" id="Picture 1" o:spid="_x0000_i1025" type="#_x0000_t75" style="width:15.7pt;height:11.75pt;visibility:visible;mso-wrap-style:square">
             <v:imagedata r:id="rId3" o:title=""/>
           </v:shape>
         </w:pict>
       </mc:Choice>
       <mc:Fallback>
         <w:drawing>
-          <wp:inline distT="0" distB="0" distL="0" distR="0" wp14:anchorId="22F51F66" wp14:editId="30C24141">
+          <wp:inline distT="0" distB="0" distL="0" distR="0" wp14:anchorId="5FD46E8F" wp14:editId="73A25F34">
             <wp:extent cx="199177" cy="149383"/>
             <wp:effectExtent l="0" t="0" r="0" b="3175"/>
-            <wp:docPr id="664620130" name="Picture 1"/>
+            <wp:docPr id="953573011" name="Picture 1"/>
             <wp:cNvGraphicFramePr>
               <a:graphicFrameLocks xmlns:a="http://schemas.openxmlformats.org/drawingml/2006/main" noChangeAspect="1"/>
             </wp:cNvGraphicFramePr>

--- a/docs/Development.docx
+++ b/docs/Development.docx
@@ -470,6 +470,7 @@
       <w:r>
         <w:t xml:space="preserve"> </w:t>
       </w:r>
+      <w:proofErr w:type="spellStart"/>
       <w:r>
         <w:rPr>
           <w:b/>
@@ -479,6 +480,7 @@
         </w:rPr>
         <w:t>beebasm</w:t>
       </w:r>
+      <w:proofErr w:type="spellEnd"/>
       <w:r>
         <w:t>, an excellent assembler th</w:t>
       </w:r>
@@ -488,6 +490,7 @@
       <w:r>
         <w:t xml:space="preserve">I could use on Windows to produce an SSD, which I could then run in </w:t>
       </w:r>
+      <w:proofErr w:type="spellStart"/>
       <w:r>
         <w:rPr>
           <w:b/>
@@ -498,6 +501,7 @@
         <w:lastRenderedPageBreak/>
         <w:t>beebem</w:t>
       </w:r>
+      <w:proofErr w:type="spellEnd"/>
       <w:r>
         <w:t>, an emulator</w:t>
       </w:r>
@@ -599,6 +603,7 @@
       <w:r>
         <w:t xml:space="preserve">After looking at some examples that were installed with </w:t>
       </w:r>
+      <w:proofErr w:type="spellStart"/>
       <w:r>
         <w:rPr>
           <w:b/>
@@ -617,6 +622,7 @@
         </w:rPr>
         <w:t>asm</w:t>
       </w:r>
+      <w:proofErr w:type="spellEnd"/>
       <w:r>
         <w:t xml:space="preserve">, I </w:t>
       </w:r>
@@ -751,6 +757,7 @@
       <w:r>
         <w:t xml:space="preserve">The prototype was based on one of the </w:t>
       </w:r>
+      <w:proofErr w:type="spellStart"/>
       <w:r>
         <w:rPr>
           <w:b/>
@@ -760,6 +767,7 @@
         </w:rPr>
         <w:t>beebasm</w:t>
       </w:r>
+      <w:proofErr w:type="spellEnd"/>
       <w:r>
         <w:t xml:space="preserve"> </w:t>
       </w:r>
@@ -2353,6 +2361,7 @@
       <w:r>
         <w:t xml:space="preserve"> and </w:t>
       </w:r>
+      <w:proofErr w:type="spellStart"/>
       <w:r>
         <w:rPr>
           <w:b/>
@@ -2371,6 +2380,7 @@
         </w:rPr>
         <w:t>lekAnimate</w:t>
       </w:r>
+      <w:proofErr w:type="spellEnd"/>
       <w:r>
         <w:t xml:space="preserve"> </w:t>
       </w:r>
@@ -2694,6 +2704,7 @@
       <w:r>
         <w:t xml:space="preserve"> using the </w:t>
       </w:r>
+      <w:proofErr w:type="spellStart"/>
       <w:r>
         <w:rPr>
           <w:b/>
@@ -2708,12 +2719,20 @@
           <w:b/>
           <w:bCs/>
         </w:rPr>
-        <w:t xml:space="preserve">’s </w:t>
-      </w:r>
+        <w:t>’s</w:t>
+      </w:r>
+      <w:proofErr w:type="spellEnd"/>
       <w:r>
         <w:rPr>
           <w:b/>
           <w:bCs/>
+        </w:rPr>
+        <w:t xml:space="preserve"> </w:t>
+      </w:r>
+      <w:r>
+        <w:rPr>
+          <w:b/>
+          <w:bCs/>
           <w:i/>
           <w:iCs/>
         </w:rPr>
@@ -3649,7 +3668,15 @@
     </w:p>
     <w:p>
       <w:r>
-        <w:t xml:space="preserve">I updated the level model to hold this occupancy information directly within the page tile grids, which up until this point just held tile indices (values 0..31).  I used one of the three unused </w:t>
+        <w:t xml:space="preserve">I updated the level model to hold this occupancy information directly within the page tile grids, which up until this point just held tile indices (values </w:t>
+      </w:r>
+      <w:proofErr w:type="gramStart"/>
+      <w:r>
+        <w:t>0..</w:t>
+      </w:r>
+      <w:proofErr w:type="gramEnd"/>
+      <w:r>
+        <w:t xml:space="preserve">31).  I used one of the three unused </w:t>
       </w:r>
       <w:r>
         <w:t xml:space="preserve">high </w:t>
@@ -4362,6 +4389,7 @@
           <w:bCs/>
         </w:rPr>
       </w:pPr>
+      <w:proofErr w:type="spellStart"/>
       <w:r>
         <w:rPr>
           <w:b/>
@@ -4369,6 +4397,7 @@
         </w:rPr>
         <w:t>objectXLo</w:t>
       </w:r>
+      <w:proofErr w:type="spellEnd"/>
       <w:r>
         <w:rPr>
           <w:b/>
@@ -4376,6 +4405,7 @@
         </w:rPr>
         <w:t xml:space="preserve"> &amp; </w:t>
       </w:r>
+      <w:proofErr w:type="spellStart"/>
       <w:r>
         <w:rPr>
           <w:b/>
@@ -4383,6 +4413,7 @@
         </w:rPr>
         <w:t>objectXHi</w:t>
       </w:r>
+      <w:proofErr w:type="spellEnd"/>
       <w:r>
         <w:rPr>
           <w:b/>
@@ -4415,42 +4446,58 @@
           <w:bCs/>
         </w:rPr>
       </w:pPr>
+      <w:proofErr w:type="spellStart"/>
       <w:r>
         <w:rPr>
           <w:b/>
           <w:bCs/>
         </w:rPr>
-        <w:t xml:space="preserve">objectYLo </w:t>
-      </w:r>
+        <w:t>objectYLo</w:t>
+      </w:r>
+      <w:proofErr w:type="spellEnd"/>
       <w:r>
         <w:rPr>
           <w:b/>
           <w:bCs/>
         </w:rPr>
-        <w:t xml:space="preserve">&amp; </w:t>
+        <w:t xml:space="preserve"> </w:t>
       </w:r>
       <w:r>
         <w:rPr>
           <w:b/>
           <w:bCs/>
         </w:rPr>
-        <w:t>objectYHi</w:t>
-      </w:r>
+        <w:t xml:space="preserve">&amp; </w:t>
+      </w:r>
+      <w:proofErr w:type="spellStart"/>
       <w:r>
         <w:rPr>
           <w:b/>
           <w:bCs/>
         </w:rPr>
+        <w:t>objectYHi</w:t>
+      </w:r>
+      <w:proofErr w:type="spellEnd"/>
+      <w:r>
+        <w:rPr>
+          <w:b/>
+          <w:bCs/>
+        </w:rPr>
         <w:t xml:space="preserve"> - </w:t>
       </w:r>
       <w:r>
         <w:t xml:space="preserve">Object’s </w:t>
       </w:r>
+      <w:proofErr w:type="gramStart"/>
       <w:r>
         <w:t xml:space="preserve">top </w:t>
       </w:r>
       <w:r>
-        <w:t xml:space="preserve">level </w:t>
+        <w:t>level</w:t>
+      </w:r>
+      <w:proofErr w:type="gramEnd"/>
+      <w:r>
+        <w:t xml:space="preserve"> </w:t>
       </w:r>
       <w:r>
         <w:t>coordinate</w:t>
@@ -4471,13 +4518,31 @@
           <w:bCs/>
         </w:rPr>
       </w:pPr>
+      <w:proofErr w:type="spellStart"/>
       <w:r>
         <w:rPr>
           <w:b/>
           <w:bCs/>
         </w:rPr>
-        <w:t>objectWidth &amp; objectHeight</w:t>
-      </w:r>
+        <w:t>objectWidth</w:t>
+      </w:r>
+      <w:proofErr w:type="spellEnd"/>
+      <w:r>
+        <w:rPr>
+          <w:b/>
+          <w:bCs/>
+        </w:rPr>
+        <w:t xml:space="preserve"> &amp; </w:t>
+      </w:r>
+      <w:proofErr w:type="spellStart"/>
+      <w:r>
+        <w:rPr>
+          <w:b/>
+          <w:bCs/>
+        </w:rPr>
+        <w:t>objectHeight</w:t>
+      </w:r>
+      <w:proofErr w:type="spellEnd"/>
       <w:r>
         <w:rPr>
           <w:b/>
@@ -4504,6 +4569,7 @@
           <w:bCs/>
         </w:rPr>
       </w:pPr>
+      <w:proofErr w:type="spellStart"/>
       <w:r>
         <w:rPr>
           <w:b/>
@@ -4511,6 +4577,7 @@
         </w:rPr>
         <w:t>objectAnimation</w:t>
       </w:r>
+      <w:proofErr w:type="spellEnd"/>
       <w:r>
         <w:rPr>
           <w:b/>
@@ -4543,6 +4610,7 @@
           <w:bCs/>
         </w:rPr>
       </w:pPr>
+      <w:proofErr w:type="spellStart"/>
       <w:r>
         <w:rPr>
           <w:b/>
@@ -4550,6 +4618,7 @@
         </w:rPr>
         <w:t>objectState</w:t>
       </w:r>
+      <w:proofErr w:type="spellEnd"/>
       <w:r>
         <w:rPr>
           <w:b/>
@@ -4641,6 +4710,7 @@
           <w:bCs/>
         </w:rPr>
       </w:pPr>
+      <w:proofErr w:type="spellStart"/>
       <w:r>
         <w:rPr>
           <w:b/>
@@ -4648,6 +4718,7 @@
         </w:rPr>
         <w:t>objectSpriteIndex</w:t>
       </w:r>
+      <w:proofErr w:type="spellEnd"/>
       <w:r>
         <w:rPr>
           <w:b/>
@@ -4682,13 +4753,31 @@
           <w:numId w:val="8"/>
         </w:numPr>
       </w:pPr>
+      <w:proofErr w:type="spellStart"/>
       <w:r>
         <w:rPr>
           <w:b/>
           <w:bCs/>
         </w:rPr>
-        <w:t>objectFrameCallbackLo &amp; objectFrameCallbackHi</w:t>
-      </w:r>
+        <w:t>objectFrameCallbackLo</w:t>
+      </w:r>
+      <w:proofErr w:type="spellEnd"/>
+      <w:r>
+        <w:rPr>
+          <w:b/>
+          <w:bCs/>
+        </w:rPr>
+        <w:t xml:space="preserve"> &amp; </w:t>
+      </w:r>
+      <w:proofErr w:type="spellStart"/>
+      <w:r>
+        <w:rPr>
+          <w:b/>
+          <w:bCs/>
+        </w:rPr>
+        <w:t>objectFrameCallbackHi</w:t>
+      </w:r>
+      <w:proofErr w:type="spellEnd"/>
       <w:r>
         <w:rPr>
           <w:b/>
@@ -4736,6 +4825,7 @@
           <w:bCs/>
         </w:rPr>
       </w:pPr>
+      <w:proofErr w:type="spellStart"/>
       <w:r>
         <w:rPr>
           <w:b/>
@@ -4743,6 +4833,7 @@
         </w:rPr>
         <w:t>objectFrameCounter</w:t>
       </w:r>
+      <w:proofErr w:type="spellEnd"/>
       <w:r>
         <w:rPr>
           <w:b/>
@@ -5867,7 +5958,23 @@
         <w:t>by something</w:t>
       </w:r>
       <w:r>
-        <w:t>, and bits 0..5 hold the tile index (values 0..31).</w:t>
+        <w:t xml:space="preserve">, and bits </w:t>
+      </w:r>
+      <w:proofErr w:type="gramStart"/>
+      <w:r>
+        <w:t>0..</w:t>
+      </w:r>
+      <w:proofErr w:type="gramEnd"/>
+      <w:r>
+        <w:t xml:space="preserve">5 hold the tile index (values </w:t>
+      </w:r>
+      <w:proofErr w:type="gramStart"/>
+      <w:r>
+        <w:t>0..</w:t>
+      </w:r>
+      <w:proofErr w:type="gramEnd"/>
+      <w:r>
+        <w:t>31).</w:t>
       </w:r>
       <w:r>
         <w:t xml:space="preserve"> </w:t>
@@ -6039,6 +6146,7 @@
       <w:r>
         <w:t xml:space="preserve">setting </w:t>
       </w:r>
+      <w:proofErr w:type="spellStart"/>
       <w:r>
         <w:rPr>
           <w:i/>
@@ -6060,6 +6168,7 @@
         </w:rPr>
         <w:t>Addr</w:t>
       </w:r>
+      <w:proofErr w:type="spellEnd"/>
       <w:r>
         <w:t xml:space="preserve"> </w:t>
       </w:r>
@@ -6159,6 +6268,7 @@
       <w:r>
         <w:t xml:space="preserve">in the low nibble of </w:t>
       </w:r>
+      <w:proofErr w:type="spellStart"/>
       <w:r>
         <w:rPr>
           <w:i/>
@@ -6166,6 +6276,7 @@
         </w:rPr>
         <w:t>objectState</w:t>
       </w:r>
+      <w:proofErr w:type="spellEnd"/>
       <w:r>
         <w:t xml:space="preserve"> array</w:t>
       </w:r>
@@ -6250,9 +6361,11 @@
       <w:r>
         <w:t>‘</w:t>
       </w:r>
+      <w:proofErr w:type="spellStart"/>
       <w:r>
         <w:t>Gamebar</w:t>
       </w:r>
+      <w:proofErr w:type="spellEnd"/>
       <w:r>
         <w:t>’</w:t>
       </w:r>
@@ -6270,9 +6383,13 @@
       <w:r>
         <w:t xml:space="preserve">and show this information in a </w:t>
       </w:r>
+      <w:proofErr w:type="spellStart"/>
+      <w:proofErr w:type="gramStart"/>
       <w:r>
         <w:t>gamebar</w:t>
       </w:r>
+      <w:proofErr w:type="spellEnd"/>
+      <w:proofErr w:type="gramEnd"/>
       <w:r>
         <w:t>, located at the top right of the screen.</w:t>
       </w:r>
@@ -6416,6 +6533,7 @@
       <w:r>
         <w:t xml:space="preserve"> </w:t>
       </w:r>
+      <w:proofErr w:type="spellStart"/>
       <w:r>
         <w:rPr>
           <w:i/>
@@ -6423,6 +6541,7 @@
         </w:rPr>
         <w:t>clearTile</w:t>
       </w:r>
+      <w:proofErr w:type="spellEnd"/>
       <w:r>
         <w:t xml:space="preserve"> </w:t>
       </w:r>
@@ -6437,6 +6556,7 @@
       <w:r>
         <w:t xml:space="preserve">The </w:t>
       </w:r>
+      <w:proofErr w:type="spellStart"/>
       <w:r>
         <w:rPr>
           <w:i/>
@@ -6444,6 +6564,7 @@
         </w:rPr>
         <w:t>clearTile</w:t>
       </w:r>
+      <w:proofErr w:type="spellEnd"/>
       <w:r>
         <w:t xml:space="preserve"> </w:t>
       </w:r>
@@ -6491,14 +6612,26 @@
       <w:r>
         <w:t xml:space="preserve"> </w:t>
       </w:r>
+      <w:proofErr w:type="spellStart"/>
+      <w:proofErr w:type="gramStart"/>
       <w:r>
         <w:t>gamebar</w:t>
       </w:r>
+      <w:proofErr w:type="spellEnd"/>
+      <w:proofErr w:type="gramEnd"/>
       <w:r>
         <w:t>.</w:t>
       </w:r>
       <w:r>
-        <w:t xml:space="preserve">  As before, I created a gamebar sprite using </w:t>
+        <w:t xml:space="preserve">  As before, I created a </w:t>
+      </w:r>
+      <w:proofErr w:type="spellStart"/>
+      <w:r>
+        <w:t>gamebar</w:t>
+      </w:r>
+      <w:proofErr w:type="spellEnd"/>
+      <w:r>
+        <w:t xml:space="preserve"> sprite using </w:t>
       </w:r>
       <w:r>
         <w:rPr>
@@ -6560,7 +6693,15 @@
         <w:t>rote</w:t>
       </w:r>
       <w:r>
-        <w:t xml:space="preserve"> code to render the gamebar, </w:t>
+        <w:t xml:space="preserve"> code to render the </w:t>
+      </w:r>
+      <w:proofErr w:type="spellStart"/>
+      <w:r>
+        <w:t>gamebar</w:t>
+      </w:r>
+      <w:proofErr w:type="spellEnd"/>
+      <w:r>
+        <w:t xml:space="preserve">, </w:t>
       </w:r>
       <w:r>
         <w:t>which show</w:t>
@@ -6584,7 +6725,15 @@
         <w:t xml:space="preserve">.  </w:t>
       </w:r>
       <w:r>
-        <w:t xml:space="preserve">To gamebar </w:t>
+        <w:t xml:space="preserve">To </w:t>
+      </w:r>
+      <w:proofErr w:type="spellStart"/>
+      <w:r>
+        <w:t>gamebar</w:t>
+      </w:r>
+      <w:proofErr w:type="spellEnd"/>
+      <w:r>
+        <w:t xml:space="preserve"> </w:t>
       </w:r>
       <w:r>
         <w:t xml:space="preserve">is </w:t>
@@ -6619,7 +6768,17 @@
         <w:t>re</w:t>
       </w:r>
       <w:r>
-        <w:t xml:space="preserve">draw the gamebar and </w:t>
+        <w:t xml:space="preserve">draw the </w:t>
+      </w:r>
+      <w:proofErr w:type="spellStart"/>
+      <w:proofErr w:type="gramStart"/>
+      <w:r>
+        <w:t>gamebar</w:t>
+      </w:r>
+      <w:proofErr w:type="spellEnd"/>
+      <w:proofErr w:type="gramEnd"/>
+      <w:r>
+        <w:t xml:space="preserve"> and </w:t>
       </w:r>
       <w:r>
         <w:t xml:space="preserve">draw </w:t>
@@ -6639,22 +6798,51 @@
     </w:p>
     <w:p>
       <w:r>
-        <w:t xml:space="preserve">I later revisited the gamebar adding </w:t>
+        <w:t xml:space="preserve">I later revisited the </w:t>
+      </w:r>
+      <w:proofErr w:type="spellStart"/>
+      <w:r>
+        <w:t>gamebar</w:t>
+      </w:r>
+      <w:proofErr w:type="spellEnd"/>
+      <w:r>
+        <w:t xml:space="preserve"> adding </w:t>
       </w:r>
       <w:r>
         <w:t xml:space="preserve">code to show the </w:t>
       </w:r>
       <w:r>
-        <w:t>current level number</w:t>
-      </w:r>
-      <w:r>
-        <w:t xml:space="preserve">, and </w:t>
-      </w:r>
-      <w:r>
-        <w:t>extended the number of supported digits from four (0..3) to ten (</w:t>
-      </w:r>
-      <w:r>
-        <w:t>0..9).</w:t>
+        <w:t xml:space="preserve">current level </w:t>
+      </w:r>
+      <w:proofErr w:type="gramStart"/>
+      <w:r>
+        <w:t>number</w:t>
+      </w:r>
+      <w:r>
+        <w:t>, and</w:t>
+      </w:r>
+      <w:proofErr w:type="gramEnd"/>
+      <w:r>
+        <w:t xml:space="preserve"> </w:t>
+      </w:r>
+      <w:r>
+        <w:t>extended the number of supported digits from four (</w:t>
+      </w:r>
+      <w:proofErr w:type="gramStart"/>
+      <w:r>
+        <w:t>0..</w:t>
+      </w:r>
+      <w:proofErr w:type="gramEnd"/>
+      <w:r>
+        <w:t>3) to ten (</w:t>
+      </w:r>
+      <w:proofErr w:type="gramStart"/>
+      <w:r>
+        <w:t>0..</w:t>
+      </w:r>
+      <w:proofErr w:type="gramEnd"/>
+      <w:r>
+        <w:t>9).</w:t>
       </w:r>
       <w:r>
         <w:t xml:space="preserve">  Numerous code size optimizations were needed to free up sufficient space for the</w:t>
@@ -7095,7 +7283,15 @@
         <w:t>the elevator stops.</w:t>
       </w:r>
       <w:r>
-        <w:t xml:space="preserve">  The objectFrameCount is repurposed for this.</w:t>
+        <w:t xml:space="preserve">  The </w:t>
+      </w:r>
+      <w:proofErr w:type="spellStart"/>
+      <w:r>
+        <w:t>objectFrameCount</w:t>
+      </w:r>
+      <w:proofErr w:type="spellEnd"/>
+      <w:r>
+        <w:t xml:space="preserve"> is repurposed for this.</w:t>
       </w:r>
     </w:p>
     <w:p>
@@ -7107,7 +7303,15 @@
         </w:numPr>
       </w:pPr>
       <w:r>
-        <w:t xml:space="preserve">Mark K9 and the elevator game objects as both ascending or descending by populating their respective objectState’s </w:t>
+        <w:t xml:space="preserve">Mark K9 and the elevator game objects as both ascending or descending by populating their respective </w:t>
+      </w:r>
+      <w:proofErr w:type="spellStart"/>
+      <w:r>
+        <w:t>objectState’s</w:t>
+      </w:r>
+      <w:proofErr w:type="spellEnd"/>
+      <w:r>
+        <w:t xml:space="preserve"> </w:t>
       </w:r>
       <w:r>
         <w:rPr>
@@ -7494,6 +7698,7 @@
       <w:r>
         <w:t xml:space="preserve">stored in </w:t>
       </w:r>
+      <w:proofErr w:type="spellStart"/>
       <w:r>
         <w:rPr>
           <w:i/>
@@ -7502,6 +7707,7 @@
         </w:rPr>
         <w:t>objectFrameCounter</w:t>
       </w:r>
+      <w:proofErr w:type="spellEnd"/>
       <w:r>
         <w:t xml:space="preserve"> variable</w:t>
       </w:r>
@@ -7665,6 +7871,7 @@
       <w:r>
         <w:t xml:space="preserve">checking the erase-above and erase-below </w:t>
       </w:r>
+      <w:proofErr w:type="spellStart"/>
       <w:r>
         <w:rPr>
           <w:i/>
@@ -7679,6 +7886,7 @@
         </w:rPr>
         <w:t>’s</w:t>
       </w:r>
+      <w:proofErr w:type="spellEnd"/>
       <w:r>
         <w:t xml:space="preserve"> render flags</w:t>
       </w:r>
@@ -8279,6 +8487,7 @@
       <w:r>
         <w:t xml:space="preserve">A zero-page </w:t>
       </w:r>
+      <w:proofErr w:type="spellStart"/>
       <w:r>
         <w:rPr>
           <w:i/>
@@ -8286,6 +8495,7 @@
         </w:rPr>
         <w:t>laserFrameCount</w:t>
       </w:r>
+      <w:proofErr w:type="spellEnd"/>
       <w:r>
         <w:t xml:space="preserve"> variable was introduced which controls laser rendering.  </w:t>
       </w:r>
@@ -8313,6 +8523,7 @@
       <w:r>
         <w:t xml:space="preserve">sets </w:t>
       </w:r>
+      <w:proofErr w:type="spellStart"/>
       <w:r>
         <w:rPr>
           <w:i/>
@@ -8320,6 +8531,7 @@
         </w:rPr>
         <w:t>laserFrameCount</w:t>
       </w:r>
+      <w:proofErr w:type="spellEnd"/>
       <w:r>
         <w:rPr>
           <w:i/>
@@ -8336,6 +8548,7 @@
       <w:r>
         <w:t xml:space="preserve">and </w:t>
       </w:r>
+      <w:proofErr w:type="spellStart"/>
       <w:r>
         <w:rPr>
           <w:i/>
@@ -8343,6 +8556,7 @@
         </w:rPr>
         <w:t>laserFrameCount</w:t>
       </w:r>
+      <w:proofErr w:type="spellEnd"/>
       <w:r>
         <w:rPr>
           <w:i/>
@@ -8393,6 +8607,8 @@
       <w:r>
         <w:t xml:space="preserve">the </w:t>
       </w:r>
+      <w:proofErr w:type="spellStart"/>
+      <w:proofErr w:type="gramStart"/>
       <w:r>
         <w:rPr>
           <w:i/>
@@ -8400,6 +8616,8 @@
         </w:rPr>
         <w:t>objectState</w:t>
       </w:r>
+      <w:proofErr w:type="spellEnd"/>
+      <w:proofErr w:type="gramEnd"/>
       <w:r>
         <w:t xml:space="preserve"> variable</w:t>
       </w:r>
@@ -8504,6 +8722,7 @@
       <w:r>
         <w:t xml:space="preserve"> above. This is the fourth render flag in the high nibble of the </w:t>
       </w:r>
+      <w:proofErr w:type="spellStart"/>
       <w:r>
         <w:rPr>
           <w:i/>
@@ -8511,6 +8730,7 @@
         </w:rPr>
         <w:t>objectState</w:t>
       </w:r>
+      <w:proofErr w:type="spellEnd"/>
       <w:r>
         <w:t xml:space="preserve"> variable.</w:t>
       </w:r>
@@ -8633,6 +8853,7 @@
       <w:r>
         <w:t xml:space="preserve"> </w:t>
       </w:r>
+      <w:proofErr w:type="spellStart"/>
       <w:r>
         <w:rPr>
           <w:i/>
@@ -8640,6 +8861,7 @@
         </w:rPr>
         <w:t>debugTileGridFlags</w:t>
       </w:r>
+      <w:proofErr w:type="spellEnd"/>
       <w:r>
         <w:t xml:space="preserve"> routine that rendered a little box </w:t>
       </w:r>
@@ -8697,7 +8919,15 @@
         <w:t xml:space="preserve">  T</w:t>
       </w:r>
       <w:r>
-        <w:t xml:space="preserve">he gamebar </w:t>
+        <w:t xml:space="preserve">he </w:t>
+      </w:r>
+      <w:proofErr w:type="spellStart"/>
+      <w:r>
+        <w:t>gamebar</w:t>
+      </w:r>
+      <w:proofErr w:type="spellEnd"/>
+      <w:r>
+        <w:t xml:space="preserve"> </w:t>
       </w:r>
       <w:r>
         <w:t xml:space="preserve">is not shown then the </w:t>
@@ -8723,6 +8953,7 @@
       <w:r>
         <w:t xml:space="preserve">to allow </w:t>
       </w:r>
+      <w:proofErr w:type="spellStart"/>
       <w:r>
         <w:rPr>
           <w:i/>
@@ -8730,6 +8961,7 @@
         </w:rPr>
         <w:t>debugTileGridFlags</w:t>
       </w:r>
+      <w:proofErr w:type="spellEnd"/>
       <w:r>
         <w:rPr>
           <w:i/>
@@ -10009,6 +10241,7 @@
       <w:r>
         <w:t xml:space="preserve">replaced </w:t>
       </w:r>
+      <w:proofErr w:type="spellStart"/>
       <w:r>
         <w:rPr>
           <w:i/>
@@ -10016,9 +10249,11 @@
         </w:rPr>
         <w:t>objectWidth</w:t>
       </w:r>
+      <w:proofErr w:type="spellEnd"/>
       <w:r>
         <w:t xml:space="preserve"> and </w:t>
       </w:r>
+      <w:proofErr w:type="spellStart"/>
       <w:r>
         <w:rPr>
           <w:i/>
@@ -10026,6 +10261,7 @@
         </w:rPr>
         <w:t>objectHeight</w:t>
       </w:r>
+      <w:proofErr w:type="spellEnd"/>
       <w:r>
         <w:t xml:space="preserve"> game object arrays with a function</w:t>
       </w:r>
@@ -10061,6 +10297,7 @@
       <w:r>
         <w:t xml:space="preserve">, and </w:t>
       </w:r>
+      <w:proofErr w:type="spellStart"/>
       <w:r>
         <w:rPr>
           <w:i/>
@@ -10068,9 +10305,11 @@
         </w:rPr>
         <w:t>widthMinusOne</w:t>
       </w:r>
+      <w:proofErr w:type="spellEnd"/>
       <w:r>
         <w:t xml:space="preserve"> and </w:t>
       </w:r>
+      <w:proofErr w:type="spellStart"/>
       <w:r>
         <w:rPr>
           <w:i/>
@@ -10078,6 +10317,7 @@
         </w:rPr>
         <w:t>heightMinisOne</w:t>
       </w:r>
+      <w:proofErr w:type="spellEnd"/>
       <w:r>
         <w:t>.</w:t>
       </w:r>
@@ -10126,7 +10366,15 @@
         <w:t xml:space="preserve"> I </w:t>
       </w:r>
       <w:r>
-        <w:t xml:space="preserve">stored the object type in the objectAnimation game object array, </w:t>
+        <w:t xml:space="preserve">stored the object type in the </w:t>
+      </w:r>
+      <w:proofErr w:type="spellStart"/>
+      <w:r>
+        <w:t>objectAnimation</w:t>
+      </w:r>
+      <w:proofErr w:type="spellEnd"/>
+      <w:r>
+        <w:t xml:space="preserve"> game object array, </w:t>
       </w:r>
       <w:r>
         <w:t xml:space="preserve">shifting up the other values, and </w:t>
@@ -10144,8 +10392,13 @@
         <w:t xml:space="preserve">array </w:t>
       </w:r>
       <w:r>
-        <w:t>to objectType</w:t>
-      </w:r>
+        <w:t xml:space="preserve">to </w:t>
+      </w:r>
+      <w:proofErr w:type="spellStart"/>
+      <w:r>
+        <w:t>objectType</w:t>
+      </w:r>
+      <w:proofErr w:type="spellEnd"/>
       <w:r>
         <w:t>.</w:t>
       </w:r>
@@ -10399,7 +10652,11 @@
         <w:t xml:space="preserve">o-page (transient variables) </w:t>
       </w:r>
       <w:r>
-        <w:t xml:space="preserve">for the </w:t>
+        <w:t xml:space="preserve">for </w:t>
+      </w:r>
+      <w:proofErr w:type="gramStart"/>
+      <w:r>
+        <w:t xml:space="preserve">the </w:t>
       </w:r>
       <w:r>
         <w:rPr>
@@ -10408,6 +10665,7 @@
         </w:rPr>
         <w:t>counts</w:t>
       </w:r>
+      <w:proofErr w:type="gramEnd"/>
       <w:r>
         <w:t xml:space="preserve"> </w:t>
       </w:r>
@@ -10734,6 +10992,7 @@
       <w:r>
         <w:t xml:space="preserve">I then wrote a </w:t>
       </w:r>
+      <w:proofErr w:type="spellStart"/>
       <w:r>
         <w:rPr>
           <w:i/>
@@ -10741,6 +11000,7 @@
         </w:rPr>
         <w:t>loadLevel</w:t>
       </w:r>
+      <w:proofErr w:type="spellEnd"/>
       <w:r>
         <w:t xml:space="preserve"> </w:t>
       </w:r>
@@ -10771,6 +11031,7 @@
       <w:r>
         <w:t xml:space="preserve">the loaded </w:t>
       </w:r>
+      <w:proofErr w:type="spellStart"/>
       <w:r>
         <w:rPr>
           <w:i/>
@@ -10778,6 +11039,7 @@
         </w:rPr>
         <w:t>initializeLevel</w:t>
       </w:r>
+      <w:proofErr w:type="spellEnd"/>
       <w:r>
         <w:t xml:space="preserve"> </w:t>
       </w:r>
@@ -10790,6 +11052,7 @@
       <w:r>
         <w:t xml:space="preserve">  A </w:t>
       </w:r>
+      <w:proofErr w:type="spellStart"/>
       <w:r>
         <w:rPr>
           <w:i/>
@@ -10797,6 +11060,7 @@
         </w:rPr>
         <w:t>showLevel</w:t>
       </w:r>
+      <w:proofErr w:type="spellEnd"/>
       <w:r>
         <w:t xml:space="preserve"> routine </w:t>
       </w:r>
@@ -10985,6 +11249,7 @@
       <w:r>
         <w:t xml:space="preserve"> a level, and a ‘R’ key handler was implemented to call the </w:t>
       </w:r>
+      <w:proofErr w:type="spellStart"/>
       <w:r>
         <w:rPr>
           <w:i/>
@@ -10992,12 +11257,14 @@
         </w:rPr>
         <w:t>loadLevel</w:t>
       </w:r>
+      <w:proofErr w:type="spellEnd"/>
       <w:r>
         <w:t xml:space="preserve"> </w:t>
       </w:r>
       <w:r>
         <w:t xml:space="preserve">routine indirectly through a </w:t>
       </w:r>
+      <w:proofErr w:type="spellStart"/>
       <w:r>
         <w:rPr>
           <w:i/>
@@ -11005,6 +11272,7 @@
         </w:rPr>
         <w:t>reloadLevel</w:t>
       </w:r>
+      <w:proofErr w:type="spellEnd"/>
       <w:r>
         <w:t xml:space="preserve"> routine.</w:t>
       </w:r>
@@ -11531,6 +11799,7 @@
       <w:r>
         <w:t xml:space="preserve"> action became </w:t>
       </w:r>
+      <w:proofErr w:type="spellStart"/>
       <w:r>
         <w:rPr>
           <w:b/>
@@ -11540,9 +11809,11 @@
         </w:rPr>
         <w:t>PursueLeft</w:t>
       </w:r>
+      <w:proofErr w:type="spellEnd"/>
       <w:r>
         <w:t xml:space="preserve">, </w:t>
       </w:r>
+      <w:proofErr w:type="spellStart"/>
       <w:r>
         <w:rPr>
           <w:b/>
@@ -11552,9 +11823,11 @@
         </w:rPr>
         <w:t>PursueRight</w:t>
       </w:r>
+      <w:proofErr w:type="spellEnd"/>
       <w:r>
         <w:t xml:space="preserve">, </w:t>
       </w:r>
+      <w:proofErr w:type="spellStart"/>
       <w:r>
         <w:rPr>
           <w:b/>
@@ -11564,12 +11837,14 @@
         </w:rPr>
         <w:t>PursueUp</w:t>
       </w:r>
+      <w:proofErr w:type="spellEnd"/>
       <w:r>
         <w:t xml:space="preserve">, </w:t>
       </w:r>
       <w:r>
         <w:t xml:space="preserve">or </w:t>
       </w:r>
+      <w:proofErr w:type="spellStart"/>
       <w:r>
         <w:rPr>
           <w:b/>
@@ -11579,6 +11854,7 @@
         </w:rPr>
         <w:t>PursueDown</w:t>
       </w:r>
+      <w:proofErr w:type="spellEnd"/>
       <w:r>
         <w:t>.</w:t>
       </w:r>
@@ -11599,8 +11875,13 @@
       <w:r>
         <w:t xml:space="preserve">final list of </w:t>
       </w:r>
-      <w:r>
-        <w:t>pursue behavior</w:t>
+      <w:proofErr w:type="gramStart"/>
+      <w:r>
+        <w:t>pursue</w:t>
+      </w:r>
+      <w:proofErr w:type="gramEnd"/>
+      <w:r>
+        <w:t xml:space="preserve"> behavior</w:t>
       </w:r>
       <w:r>
         <w:t>al</w:t>
@@ -11625,6 +11906,7 @@
         </w:rPr>
         <w:tab/>
       </w:r>
+      <w:proofErr w:type="spellStart"/>
       <w:r>
         <w:rPr>
           <w:b/>
@@ -11641,11 +11923,9 @@
           <w:i/>
           <w:iCs/>
         </w:rPr>
-        <w:t xml:space="preserve">Left </w:t>
-      </w:r>
-      <w:r>
-        <w:t>and</w:t>
-      </w:r>
+        <w:t>Left</w:t>
+      </w:r>
+      <w:proofErr w:type="spellEnd"/>
       <w:r>
         <w:rPr>
           <w:b/>
@@ -11653,7 +11933,10 @@
           <w:i/>
           <w:iCs/>
         </w:rPr>
-        <w:t xml:space="preserve"> PursueRight</w:t>
+        <w:t xml:space="preserve"> </w:t>
+      </w:r>
+      <w:r>
+        <w:t>and</w:t>
       </w:r>
       <w:r>
         <w:rPr>
@@ -11664,57 +11947,8 @@
         </w:rPr>
         <w:t xml:space="preserve"> </w:t>
       </w:r>
-      <w:r>
-        <w:t xml:space="preserve"> – </w:t>
-      </w:r>
-      <w:r>
-        <w:t xml:space="preserve">Daleks </w:t>
-      </w:r>
-      <w:r>
-        <w:t>move quickly left or right</w:t>
-      </w:r>
-      <w:r>
-        <w:t>, or vice versa</w:t>
-      </w:r>
-      <w:r>
-        <w:t xml:space="preserve">. </w:t>
-      </w:r>
-      <w:r>
-        <w:t xml:space="preserve">If </w:t>
-      </w:r>
-      <w:r>
-        <w:t>a Dalek</w:t>
-      </w:r>
-      <w:r>
-        <w:t xml:space="preserve"> encounters a wall, the </w:t>
-      </w:r>
-      <w:r>
-        <w:t xml:space="preserve">Dalek </w:t>
-      </w:r>
-      <w:r>
-        <w:t>turns</w:t>
-      </w:r>
-      <w:r>
-        <w:t>,</w:t>
-      </w:r>
-      <w:r>
-        <w:t xml:space="preserve"> and the </w:t>
-      </w:r>
-      <w:r>
-        <w:t xml:space="preserve">action </w:t>
-      </w:r>
-      <w:r>
-        <w:t xml:space="preserve">is </w:t>
-      </w:r>
-      <w:r>
-        <w:t>change</w:t>
-      </w:r>
-      <w:r>
-        <w:t xml:space="preserve">d </w:t>
-      </w:r>
-      <w:r>
-        <w:t xml:space="preserve">to </w:t>
-      </w:r>
+      <w:proofErr w:type="spellStart"/>
+      <w:proofErr w:type="gramStart"/>
       <w:r>
         <w:rPr>
           <w:b/>
@@ -11722,11 +11956,9 @@
           <w:i/>
           <w:iCs/>
         </w:rPr>
-        <w:t>PursueUp</w:t>
-      </w:r>
-      <w:r>
-        <w:t xml:space="preserve"> or </w:t>
-      </w:r>
+        <w:t>PursueRight</w:t>
+      </w:r>
+      <w:proofErr w:type="spellEnd"/>
       <w:r>
         <w:rPr>
           <w:b/>
@@ -11734,16 +11966,64 @@
           <w:i/>
           <w:iCs/>
         </w:rPr>
-        <w:t>PursueDown</w:t>
-      </w:r>
-      <w:r>
-        <w:t>.</w:t>
-      </w:r>
-    </w:p>
-    <w:p>
-      <w:pPr>
-        <w:ind w:left="720"/>
-      </w:pPr>
+        <w:t xml:space="preserve"> </w:t>
+      </w:r>
+      <w:r>
+        <w:t xml:space="preserve"> –</w:t>
+      </w:r>
+      <w:proofErr w:type="gramEnd"/>
+      <w:r>
+        <w:t xml:space="preserve"> </w:t>
+      </w:r>
+      <w:r>
+        <w:t xml:space="preserve">Daleks </w:t>
+      </w:r>
+      <w:r>
+        <w:t>move quickly left or right</w:t>
+      </w:r>
+      <w:r>
+        <w:t>, or vice versa</w:t>
+      </w:r>
+      <w:r>
+        <w:t xml:space="preserve">. </w:t>
+      </w:r>
+      <w:r>
+        <w:t xml:space="preserve">If </w:t>
+      </w:r>
+      <w:r>
+        <w:t>a Dalek</w:t>
+      </w:r>
+      <w:r>
+        <w:t xml:space="preserve"> encounters a wall, the </w:t>
+      </w:r>
+      <w:r>
+        <w:t xml:space="preserve">Dalek </w:t>
+      </w:r>
+      <w:r>
+        <w:t>turns</w:t>
+      </w:r>
+      <w:r>
+        <w:t>,</w:t>
+      </w:r>
+      <w:r>
+        <w:t xml:space="preserve"> and the </w:t>
+      </w:r>
+      <w:r>
+        <w:t xml:space="preserve">action </w:t>
+      </w:r>
+      <w:r>
+        <w:t xml:space="preserve">is </w:t>
+      </w:r>
+      <w:r>
+        <w:t>change</w:t>
+      </w:r>
+      <w:r>
+        <w:t xml:space="preserve">d </w:t>
+      </w:r>
+      <w:r>
+        <w:t xml:space="preserve">to </w:t>
+      </w:r>
+      <w:proofErr w:type="spellStart"/>
       <w:r>
         <w:rPr>
           <w:b/>
@@ -11751,8 +12031,13 @@
           <w:i/>
           <w:iCs/>
         </w:rPr>
-        <w:t>Pursue</w:t>
-      </w:r>
+        <w:t>PursueUp</w:t>
+      </w:r>
+      <w:proofErr w:type="spellEnd"/>
+      <w:r>
+        <w:t xml:space="preserve"> or </w:t>
+      </w:r>
+      <w:proofErr w:type="spellStart"/>
       <w:r>
         <w:rPr>
           <w:b/>
@@ -11760,11 +12045,18 @@
           <w:i/>
           <w:iCs/>
         </w:rPr>
-        <w:t xml:space="preserve">Up </w:t>
-      </w:r>
-      <w:r>
-        <w:t>and</w:t>
-      </w:r>
+        <w:t>PursueDown</w:t>
+      </w:r>
+      <w:proofErr w:type="spellEnd"/>
+      <w:r>
+        <w:t>.</w:t>
+      </w:r>
+    </w:p>
+    <w:p>
+      <w:pPr>
+        <w:ind w:left="720"/>
+      </w:pPr>
+      <w:proofErr w:type="spellStart"/>
       <w:r>
         <w:rPr>
           <w:b/>
@@ -11772,34 +12064,7 @@
           <w:i/>
           <w:iCs/>
         </w:rPr>
-        <w:t xml:space="preserve"> PursueDown </w:t>
-      </w:r>
-      <w:r>
-        <w:t xml:space="preserve"> – Daleks </w:t>
-      </w:r>
-      <w:r>
-        <w:t>move quickly left or right</w:t>
-      </w:r>
-      <w:r>
-        <w:t xml:space="preserve">, or vice versa, looking for an elevator to ride up or down. </w:t>
-      </w:r>
-      <w:r>
-        <w:t xml:space="preserve">If a Dalek encounters a wall, </w:t>
-      </w:r>
-      <w:r>
-        <w:t xml:space="preserve">the Dalek </w:t>
-      </w:r>
-      <w:r>
-        <w:t>turns,</w:t>
-      </w:r>
-      <w:r>
-        <w:t xml:space="preserve"> and the </w:t>
-      </w:r>
-      <w:r>
-        <w:t xml:space="preserve">action </w:t>
-      </w:r>
-      <w:r>
-        <w:t xml:space="preserve">is toggled between </w:t>
+        <w:t>Pursue</w:t>
       </w:r>
       <w:r>
         <w:rPr>
@@ -11808,17 +12073,9 @@
           <w:i/>
           <w:iCs/>
         </w:rPr>
-        <w:t>PursueUp</w:t>
-      </w:r>
-      <w:r>
-        <w:t xml:space="preserve"> </w:t>
-      </w:r>
-      <w:r>
-        <w:t>and</w:t>
-      </w:r>
-      <w:r>
-        <w:t xml:space="preserve"> </w:t>
-      </w:r>
+        <w:t>Up</w:t>
+      </w:r>
+      <w:proofErr w:type="spellEnd"/>
       <w:r>
         <w:rPr>
           <w:b/>
@@ -11826,8 +12083,103 @@
           <w:i/>
           <w:iCs/>
         </w:rPr>
+        <w:t xml:space="preserve"> </w:t>
+      </w:r>
+      <w:r>
+        <w:t>and</w:t>
+      </w:r>
+      <w:r>
+        <w:rPr>
+          <w:b/>
+          <w:bCs/>
+          <w:i/>
+          <w:iCs/>
+        </w:rPr>
+        <w:t xml:space="preserve"> </w:t>
+      </w:r>
+      <w:proofErr w:type="spellStart"/>
+      <w:proofErr w:type="gramStart"/>
+      <w:r>
+        <w:rPr>
+          <w:b/>
+          <w:bCs/>
+          <w:i/>
+          <w:iCs/>
+        </w:rPr>
         <w:t>PursueDown</w:t>
       </w:r>
+      <w:proofErr w:type="spellEnd"/>
+      <w:r>
+        <w:rPr>
+          <w:b/>
+          <w:bCs/>
+          <w:i/>
+          <w:iCs/>
+        </w:rPr>
+        <w:t xml:space="preserve"> </w:t>
+      </w:r>
+      <w:r>
+        <w:t xml:space="preserve"> –</w:t>
+      </w:r>
+      <w:proofErr w:type="gramEnd"/>
+      <w:r>
+        <w:t xml:space="preserve"> Daleks </w:t>
+      </w:r>
+      <w:r>
+        <w:t>move quickly left or right</w:t>
+      </w:r>
+      <w:r>
+        <w:t xml:space="preserve">, or vice versa, looking for an elevator to ride up or down. </w:t>
+      </w:r>
+      <w:r>
+        <w:t xml:space="preserve">If a Dalek encounters a wall, </w:t>
+      </w:r>
+      <w:r>
+        <w:t xml:space="preserve">the Dalek </w:t>
+      </w:r>
+      <w:r>
+        <w:t>turns,</w:t>
+      </w:r>
+      <w:r>
+        <w:t xml:space="preserve"> and the </w:t>
+      </w:r>
+      <w:r>
+        <w:t xml:space="preserve">action </w:t>
+      </w:r>
+      <w:r>
+        <w:t xml:space="preserve">is toggled between </w:t>
+      </w:r>
+      <w:proofErr w:type="spellStart"/>
+      <w:r>
+        <w:rPr>
+          <w:b/>
+          <w:bCs/>
+          <w:i/>
+          <w:iCs/>
+        </w:rPr>
+        <w:t>PursueUp</w:t>
+      </w:r>
+      <w:proofErr w:type="spellEnd"/>
+      <w:r>
+        <w:t xml:space="preserve"> </w:t>
+      </w:r>
+      <w:r>
+        <w:t>and</w:t>
+      </w:r>
+      <w:r>
+        <w:t xml:space="preserve"> </w:t>
+      </w:r>
+      <w:proofErr w:type="spellStart"/>
+      <w:r>
+        <w:rPr>
+          <w:b/>
+          <w:bCs/>
+          <w:i/>
+          <w:iCs/>
+        </w:rPr>
+        <w:t>PursueDown</w:t>
+      </w:r>
+      <w:proofErr w:type="spellEnd"/>
       <w:r>
         <w:rPr>
           <w:b/>
@@ -11957,6 +12309,7 @@
       <w:r>
         <w:t xml:space="preserve">set to </w:t>
       </w:r>
+      <w:proofErr w:type="spellStart"/>
       <w:r>
         <w:rPr>
           <w:b/>
@@ -11966,9 +12319,11 @@
         </w:rPr>
         <w:t>pursueLeft</w:t>
       </w:r>
+      <w:proofErr w:type="spellEnd"/>
       <w:r>
         <w:t xml:space="preserve"> or </w:t>
       </w:r>
+      <w:proofErr w:type="spellStart"/>
       <w:r>
         <w:rPr>
           <w:b/>
@@ -11987,6 +12342,7 @@
         </w:rPr>
         <w:t>ueRight</w:t>
       </w:r>
+      <w:proofErr w:type="spellEnd"/>
       <w:r>
         <w:t>.</w:t>
       </w:r>
@@ -11996,6 +12352,7 @@
       <w:r>
         <w:t xml:space="preserve">action is set to </w:t>
       </w:r>
+      <w:proofErr w:type="spellStart"/>
       <w:r>
         <w:rPr>
           <w:b/>
@@ -12014,9 +12371,11 @@
         </w:rPr>
         <w:t>Up</w:t>
       </w:r>
+      <w:proofErr w:type="spellEnd"/>
       <w:r>
         <w:t xml:space="preserve"> or </w:t>
       </w:r>
+      <w:proofErr w:type="spellStart"/>
       <w:r>
         <w:rPr>
           <w:b/>
@@ -12035,6 +12394,7 @@
         </w:rPr>
         <w:t>Down</w:t>
       </w:r>
+      <w:proofErr w:type="spellEnd"/>
       <w:r>
         <w:t>.</w:t>
       </w:r>
@@ -12260,6 +12620,7 @@
       <w:r>
         <w:t xml:space="preserve">Daleks whose action is </w:t>
       </w:r>
+      <w:proofErr w:type="gramStart"/>
       <w:r>
         <w:rPr>
           <w:b/>
@@ -12269,6 +12630,7 @@
         </w:rPr>
         <w:t>pursue</w:t>
       </w:r>
+      <w:proofErr w:type="gramEnd"/>
       <w:r>
         <w:t xml:space="preserve"> are downgraded to </w:t>
       </w:r>
@@ -12331,6 +12693,7 @@
       <w:r>
         <w:t xml:space="preserve">, </w:t>
       </w:r>
+      <w:proofErr w:type="spellStart"/>
       <w:r>
         <w:rPr>
           <w:b/>
@@ -12340,6 +12703,7 @@
         </w:rPr>
         <w:t>pursueLeft</w:t>
       </w:r>
+      <w:proofErr w:type="spellEnd"/>
       <w:r>
         <w:rPr>
           <w:b/>
@@ -12361,6 +12725,7 @@
         </w:rPr>
         <w:t xml:space="preserve"> </w:t>
       </w:r>
+      <w:proofErr w:type="spellStart"/>
       <w:r>
         <w:rPr>
           <w:b/>
@@ -12377,11 +12742,9 @@
           <w:i/>
           <w:iCs/>
         </w:rPr>
-        <w:t xml:space="preserve">Right </w:t>
-      </w:r>
-      <w:r>
-        <w:t>related</w:t>
-      </w:r>
+        <w:t>Right</w:t>
+      </w:r>
+      <w:proofErr w:type="spellEnd"/>
       <w:r>
         <w:rPr>
           <w:b/>
@@ -12392,102 +12755,7 @@
         <w:t xml:space="preserve"> </w:t>
       </w:r>
       <w:r>
-        <w:t>rules</w:t>
-      </w:r>
-      <w:r>
-        <w:t>.</w:t>
-      </w:r>
-    </w:p>
-    <w:p>
-      <w:r>
-        <w:t xml:space="preserve">I </w:t>
-      </w:r>
-      <w:r>
-        <w:t xml:space="preserve">implemented </w:t>
-      </w:r>
-      <w:r>
-        <w:t xml:space="preserve">a </w:t>
-      </w:r>
-      <w:r>
-        <w:rPr>
-          <w:i/>
-          <w:iCs/>
-        </w:rPr>
-        <w:t>dalekAI</w:t>
-      </w:r>
-      <w:r>
-        <w:t xml:space="preserve"> function that </w:t>
-      </w:r>
-      <w:r>
-        <w:t xml:space="preserve">encapsulated the </w:t>
-      </w:r>
-      <w:r>
-        <w:t xml:space="preserve">common </w:t>
-      </w:r>
-      <w:r>
-        <w:t>behavioral rules</w:t>
-      </w:r>
-      <w:r>
-        <w:t xml:space="preserve">, </w:t>
-      </w:r>
-      <w:r>
-        <w:t xml:space="preserve">running these against </w:t>
-      </w:r>
-      <w:r>
-        <w:t xml:space="preserve">each </w:t>
-      </w:r>
-      <w:r>
-        <w:t>Dalek every 16 frames.</w:t>
-      </w:r>
-      <w:r>
-        <w:t xml:space="preserve">  </w:t>
-      </w:r>
-      <w:r>
-        <w:t xml:space="preserve">It’s invoked from the game loop. </w:t>
-      </w:r>
-    </w:p>
-    <w:p>
-      <w:r>
-        <w:t xml:space="preserve">The </w:t>
-      </w:r>
-      <w:r>
-        <w:t xml:space="preserve">routine checks </w:t>
-      </w:r>
-      <w:r>
-        <w:t xml:space="preserve">to see if K9 </w:t>
-      </w:r>
-      <w:r>
-        <w:t xml:space="preserve">is </w:t>
-      </w:r>
-      <w:r>
-        <w:t>in sight</w:t>
-      </w:r>
-      <w:r>
-        <w:t xml:space="preserve"> (using a helper routine)</w:t>
-      </w:r>
-      <w:r>
-        <w:t>,</w:t>
-      </w:r>
-      <w:r>
-        <w:t xml:space="preserve"> promot</w:t>
-      </w:r>
-      <w:r>
-        <w:t>ing</w:t>
-      </w:r>
-      <w:r>
-        <w:t xml:space="preserve"> </w:t>
-      </w:r>
-      <w:r>
-        <w:t xml:space="preserve">the  </w:t>
-      </w:r>
-      <w:r>
-        <w:t>Dalek’s</w:t>
-      </w:r>
-      <w:r>
-        <w:t xml:space="preserve"> </w:t>
-      </w:r>
-      <w:r>
-        <w:t xml:space="preserve">action to </w:t>
+        <w:t>related</w:t>
       </w:r>
       <w:r>
         <w:rPr>
@@ -12496,8 +12764,111 @@
           <w:i/>
           <w:iCs/>
         </w:rPr>
-        <w:t>PursueLeft</w:t>
-      </w:r>
+        <w:t xml:space="preserve"> </w:t>
+      </w:r>
+      <w:r>
+        <w:t>rules</w:t>
+      </w:r>
+      <w:r>
+        <w:t>.</w:t>
+      </w:r>
+    </w:p>
+    <w:p>
+      <w:r>
+        <w:t xml:space="preserve">I </w:t>
+      </w:r>
+      <w:r>
+        <w:t xml:space="preserve">implemented </w:t>
+      </w:r>
+      <w:r>
+        <w:t xml:space="preserve">a </w:t>
+      </w:r>
+      <w:proofErr w:type="spellStart"/>
+      <w:r>
+        <w:rPr>
+          <w:i/>
+          <w:iCs/>
+        </w:rPr>
+        <w:t>dalekAI</w:t>
+      </w:r>
+      <w:proofErr w:type="spellEnd"/>
+      <w:r>
+        <w:t xml:space="preserve"> function that </w:t>
+      </w:r>
+      <w:r>
+        <w:t xml:space="preserve">encapsulated the </w:t>
+      </w:r>
+      <w:r>
+        <w:t xml:space="preserve">common </w:t>
+      </w:r>
+      <w:r>
+        <w:t>behavioral rules</w:t>
+      </w:r>
+      <w:r>
+        <w:t xml:space="preserve">, </w:t>
+      </w:r>
+      <w:r>
+        <w:t xml:space="preserve">running these against </w:t>
+      </w:r>
+      <w:r>
+        <w:t xml:space="preserve">each </w:t>
+      </w:r>
+      <w:r>
+        <w:t>Dalek every 16 frames.</w:t>
+      </w:r>
+      <w:r>
+        <w:t xml:space="preserve">  </w:t>
+      </w:r>
+      <w:r>
+        <w:t xml:space="preserve">It’s invoked from the game loop. </w:t>
+      </w:r>
+    </w:p>
+    <w:p>
+      <w:r>
+        <w:t xml:space="preserve">The </w:t>
+      </w:r>
+      <w:r>
+        <w:t xml:space="preserve">routine checks </w:t>
+      </w:r>
+      <w:r>
+        <w:t xml:space="preserve">to see if K9 </w:t>
+      </w:r>
+      <w:r>
+        <w:t xml:space="preserve">is </w:t>
+      </w:r>
+      <w:r>
+        <w:t>in sight</w:t>
+      </w:r>
+      <w:r>
+        <w:t xml:space="preserve"> (using a helper routine)</w:t>
+      </w:r>
+      <w:r>
+        <w:t>,</w:t>
+      </w:r>
+      <w:r>
+        <w:t xml:space="preserve"> promot</w:t>
+      </w:r>
+      <w:r>
+        <w:t>ing</w:t>
+      </w:r>
+      <w:r>
+        <w:t xml:space="preserve"> </w:t>
+      </w:r>
+      <w:proofErr w:type="gramStart"/>
+      <w:r>
+        <w:t xml:space="preserve">the  </w:t>
+      </w:r>
+      <w:r>
+        <w:t>Dalek’s</w:t>
+      </w:r>
+      <w:proofErr w:type="gramEnd"/>
+      <w:r>
+        <w:t xml:space="preserve"> </w:t>
+      </w:r>
+      <w:r>
+        <w:t xml:space="preserve">action to </w:t>
+      </w:r>
+      <w:proofErr w:type="spellStart"/>
       <w:r>
         <w:rPr>
           <w:b/>
@@ -12505,11 +12876,9 @@
           <w:i/>
           <w:iCs/>
         </w:rPr>
-        <w:t xml:space="preserve"> </w:t>
-      </w:r>
-      <w:r>
-        <w:t>or</w:t>
-      </w:r>
+        <w:t>PursueLeft</w:t>
+      </w:r>
+      <w:proofErr w:type="spellEnd"/>
       <w:r>
         <w:rPr>
           <w:b/>
@@ -12517,208 +12886,10 @@
           <w:i/>
           <w:iCs/>
         </w:rPr>
-        <w:t xml:space="preserve"> PursueRight</w:t>
-      </w:r>
-      <w:r>
-        <w:t xml:space="preserve"> if so.</w:t>
-      </w:r>
-      <w:r>
-        <w:t xml:space="preserve"> The function also </w:t>
-      </w:r>
-      <w:r>
-        <w:t>checks to see if K9 is within weapon’s range</w:t>
-      </w:r>
-      <w:r>
-        <w:t>, firing its weapon if it is.</w:t>
-      </w:r>
-    </w:p>
-    <w:p>
-      <w:r>
-        <w:t xml:space="preserve">I then updated </w:t>
-      </w:r>
-      <w:r>
-        <w:t xml:space="preserve">the </w:t>
-      </w:r>
-      <w:r>
-        <w:rPr>
-          <w:i/>
-          <w:iCs/>
-        </w:rPr>
-        <w:t>dalekAnimate</w:t>
-      </w:r>
-      <w:r>
-        <w:t xml:space="preserve"> and all the </w:t>
-      </w:r>
-      <w:r>
-        <w:t xml:space="preserve">Dalek </w:t>
-      </w:r>
-      <w:r>
-        <w:t xml:space="preserve">frame callback functions </w:t>
-      </w:r>
-      <w:r>
-        <w:t xml:space="preserve">to </w:t>
-      </w:r>
-      <w:r>
-        <w:t xml:space="preserve">amend their </w:t>
-      </w:r>
-      <w:r>
-        <w:t>behaviors</w:t>
-      </w:r>
-      <w:r>
-        <w:t xml:space="preserve"> based on </w:t>
-      </w:r>
-      <w:r>
-        <w:t xml:space="preserve">the </w:t>
-      </w:r>
-      <w:r>
-        <w:t>current action.</w:t>
-      </w:r>
-      <w:r>
-        <w:t xml:space="preserve">  The challenge was keeping the impact (increased code-size) to a </w:t>
-      </w:r>
-      <w:r>
-        <w:t>minimum</w:t>
-      </w:r>
-      <w:r>
-        <w:t>.</w:t>
-      </w:r>
-      <w:r>
-        <w:t xml:space="preserve"> A lot of time was spent refactoring these functio</w:t>
-      </w:r>
-      <w:r>
-        <w:t>ns to use as few code bytes as possible.</w:t>
-      </w:r>
-    </w:p>
-    <w:p>
-      <w:r>
-        <w:t>On</w:t>
-      </w:r>
-      <w:r>
-        <w:t>e</w:t>
-      </w:r>
-      <w:r>
-        <w:t xml:space="preserve"> notable challenge was how best to </w:t>
-      </w:r>
-      <w:r>
-        <w:t xml:space="preserve">show </w:t>
-      </w:r>
-      <w:r>
-        <w:t>damage being inflicted on K9.</w:t>
-      </w:r>
-      <w:r>
-        <w:t xml:space="preserve">  After brainstorming many ideas, I ended up implementing a simple </w:t>
-      </w:r>
-      <w:r>
-        <w:t>first-person</w:t>
-      </w:r>
-      <w:r>
-        <w:t xml:space="preserve"> </w:t>
-      </w:r>
-      <w:r>
-        <w:t xml:space="preserve">effect where </w:t>
-      </w:r>
-      <w:r>
-        <w:t xml:space="preserve">the </w:t>
-      </w:r>
-      <w:r>
-        <w:t xml:space="preserve">screen </w:t>
-      </w:r>
-      <w:r>
-        <w:t xml:space="preserve">is flashed </w:t>
-      </w:r>
-      <w:r>
-        <w:t>black</w:t>
-      </w:r>
-      <w:r>
-        <w:t>,</w:t>
-      </w:r>
-      <w:r>
-        <w:t xml:space="preserve"> </w:t>
-      </w:r>
-      <w:r>
-        <w:t>at a</w:t>
-      </w:r>
-      <w:r>
-        <w:t xml:space="preserve"> low frequence</w:t>
-      </w:r>
-      <w:r>
-        <w:t>,</w:t>
-      </w:r>
-      <w:r>
-        <w:t xml:space="preserve"> </w:t>
-      </w:r>
-      <w:r>
-        <w:t>and a</w:t>
-      </w:r>
-      <w:r>
-        <w:t>n obnoxious sound</w:t>
-      </w:r>
-      <w:r>
-        <w:t xml:space="preserve"> is </w:t>
-      </w:r>
-      <w:r>
-        <w:t>played</w:t>
-      </w:r>
-      <w:r>
-        <w:t>.</w:t>
-      </w:r>
-      <w:r>
-        <w:t xml:space="preserve">  The effect is quite </w:t>
-      </w:r>
-      <w:r>
-        <w:t>e</w:t>
-      </w:r>
-      <w:r>
-        <w:t>ffective</w:t>
-      </w:r>
-      <w:r>
-        <w:t>!</w:t>
-      </w:r>
-    </w:p>
-    <w:p>
-      <w:r>
-        <w:t xml:space="preserve">I also added a Mode 7 </w:t>
-      </w:r>
-      <w:r>
-        <w:t xml:space="preserve">incomplete level </w:t>
-      </w:r>
-      <w:r>
-        <w:t xml:space="preserve">screen, which </w:t>
-      </w:r>
-      <w:r>
-        <w:t>shows</w:t>
-      </w:r>
-      <w:r>
-        <w:t xml:space="preserve"> </w:t>
-      </w:r>
-      <w:r>
-        <w:t xml:space="preserve">if </w:t>
-      </w:r>
-      <w:r>
-        <w:t>K</w:t>
-      </w:r>
-      <w:r>
-        <w:t xml:space="preserve">9’s health </w:t>
-      </w:r>
-      <w:r>
-        <w:t xml:space="preserve">becomes </w:t>
-      </w:r>
-      <w:r>
-        <w:t>zero</w:t>
-      </w:r>
-      <w:r>
-        <w:t>.  Pressing space restarts the level.</w:t>
-      </w:r>
-    </w:p>
-    <w:p>
-      <w:r>
-        <w:t xml:space="preserve">I then turned to </w:t>
-      </w:r>
-      <w:r>
-        <w:t>implementing</w:t>
-      </w:r>
-      <w:r>
-        <w:t xml:space="preserve"> the </w:t>
+        <w:t xml:space="preserve"> </w:t>
+      </w:r>
+      <w:r>
+        <w:t>or</w:t>
       </w:r>
       <w:r>
         <w:rPr>
@@ -12727,11 +12898,9 @@
           <w:i/>
           <w:iCs/>
         </w:rPr>
-        <w:t>PursueUp</w:t>
-      </w:r>
-      <w:r>
-        <w:t xml:space="preserve"> and </w:t>
-      </w:r>
+        <w:t xml:space="preserve"> </w:t>
+      </w:r>
+      <w:proofErr w:type="spellStart"/>
       <w:r>
         <w:rPr>
           <w:b/>
@@ -12739,8 +12908,237 @@
           <w:i/>
           <w:iCs/>
         </w:rPr>
+        <w:t>PursueRight</w:t>
+      </w:r>
+      <w:proofErr w:type="spellEnd"/>
+      <w:r>
+        <w:t xml:space="preserve"> if so.</w:t>
+      </w:r>
+      <w:r>
+        <w:t xml:space="preserve"> The function also </w:t>
+      </w:r>
+      <w:r>
+        <w:t>checks to see if K9 is within weapon’s range</w:t>
+      </w:r>
+      <w:r>
+        <w:t>, firing its weapon if it is.</w:t>
+      </w:r>
+    </w:p>
+    <w:p>
+      <w:r>
+        <w:t xml:space="preserve">I then updated </w:t>
+      </w:r>
+      <w:r>
+        <w:t xml:space="preserve">the </w:t>
+      </w:r>
+      <w:proofErr w:type="spellStart"/>
+      <w:r>
+        <w:rPr>
+          <w:i/>
+          <w:iCs/>
+        </w:rPr>
+        <w:t>dalekAnimate</w:t>
+      </w:r>
+      <w:proofErr w:type="spellEnd"/>
+      <w:r>
+        <w:t xml:space="preserve"> and all the </w:t>
+      </w:r>
+      <w:r>
+        <w:t xml:space="preserve">Dalek </w:t>
+      </w:r>
+      <w:r>
+        <w:t xml:space="preserve">frame callback functions </w:t>
+      </w:r>
+      <w:r>
+        <w:t xml:space="preserve">to </w:t>
+      </w:r>
+      <w:r>
+        <w:t xml:space="preserve">amend their </w:t>
+      </w:r>
+      <w:r>
+        <w:t>behaviors</w:t>
+      </w:r>
+      <w:r>
+        <w:t xml:space="preserve"> based on </w:t>
+      </w:r>
+      <w:r>
+        <w:t xml:space="preserve">the </w:t>
+      </w:r>
+      <w:r>
+        <w:t>current action.</w:t>
+      </w:r>
+      <w:r>
+        <w:t xml:space="preserve">  The challenge was keeping the impact (increased code-size) to a </w:t>
+      </w:r>
+      <w:r>
+        <w:t>minimum</w:t>
+      </w:r>
+      <w:r>
+        <w:t>.</w:t>
+      </w:r>
+      <w:r>
+        <w:t xml:space="preserve"> A lot of time was spent refactoring these functio</w:t>
+      </w:r>
+      <w:r>
+        <w:t>ns to use as few code bytes as possible.</w:t>
+      </w:r>
+    </w:p>
+    <w:p>
+      <w:r>
+        <w:t>On</w:t>
+      </w:r>
+      <w:r>
+        <w:t>e</w:t>
+      </w:r>
+      <w:r>
+        <w:t xml:space="preserve"> notable challenge was how best to </w:t>
+      </w:r>
+      <w:r>
+        <w:t xml:space="preserve">show </w:t>
+      </w:r>
+      <w:r>
+        <w:t>damage being inflicted on K9.</w:t>
+      </w:r>
+      <w:r>
+        <w:t xml:space="preserve">  After brainstorming many ideas, I ended up implementing a simple </w:t>
+      </w:r>
+      <w:r>
+        <w:t>first-person</w:t>
+      </w:r>
+      <w:r>
+        <w:t xml:space="preserve"> </w:t>
+      </w:r>
+      <w:r>
+        <w:t xml:space="preserve">effect where </w:t>
+      </w:r>
+      <w:r>
+        <w:t xml:space="preserve">the </w:t>
+      </w:r>
+      <w:r>
+        <w:t xml:space="preserve">screen </w:t>
+      </w:r>
+      <w:r>
+        <w:t xml:space="preserve">is flashed </w:t>
+      </w:r>
+      <w:r>
+        <w:t>black</w:t>
+      </w:r>
+      <w:r>
+        <w:t>,</w:t>
+      </w:r>
+      <w:r>
+        <w:t xml:space="preserve"> </w:t>
+      </w:r>
+      <w:r>
+        <w:t>at a</w:t>
+      </w:r>
+      <w:r>
+        <w:t xml:space="preserve"> low frequence</w:t>
+      </w:r>
+      <w:r>
+        <w:t>,</w:t>
+      </w:r>
+      <w:r>
+        <w:t xml:space="preserve"> </w:t>
+      </w:r>
+      <w:r>
+        <w:t>and a</w:t>
+      </w:r>
+      <w:r>
+        <w:t>n obnoxious sound</w:t>
+      </w:r>
+      <w:r>
+        <w:t xml:space="preserve"> is </w:t>
+      </w:r>
+      <w:r>
+        <w:t>played</w:t>
+      </w:r>
+      <w:r>
+        <w:t>.</w:t>
+      </w:r>
+      <w:r>
+        <w:t xml:space="preserve">  The effect is quite </w:t>
+      </w:r>
+      <w:r>
+        <w:t>e</w:t>
+      </w:r>
+      <w:r>
+        <w:t>ffective</w:t>
+      </w:r>
+      <w:r>
+        <w:t>!</w:t>
+      </w:r>
+    </w:p>
+    <w:p>
+      <w:r>
+        <w:t xml:space="preserve">I also added a Mode 7 </w:t>
+      </w:r>
+      <w:r>
+        <w:t xml:space="preserve">incomplete level </w:t>
+      </w:r>
+      <w:r>
+        <w:t xml:space="preserve">screen, which </w:t>
+      </w:r>
+      <w:r>
+        <w:t>shows</w:t>
+      </w:r>
+      <w:r>
+        <w:t xml:space="preserve"> </w:t>
+      </w:r>
+      <w:r>
+        <w:t xml:space="preserve">if </w:t>
+      </w:r>
+      <w:r>
+        <w:t>K</w:t>
+      </w:r>
+      <w:r>
+        <w:t xml:space="preserve">9’s health </w:t>
+      </w:r>
+      <w:r>
+        <w:t xml:space="preserve">becomes </w:t>
+      </w:r>
+      <w:r>
+        <w:t>zero</w:t>
+      </w:r>
+      <w:r>
+        <w:t>.  Pressing space restarts the level.</w:t>
+      </w:r>
+    </w:p>
+    <w:p>
+      <w:r>
+        <w:t xml:space="preserve">I then turned to </w:t>
+      </w:r>
+      <w:r>
+        <w:t>implementing</w:t>
+      </w:r>
+      <w:r>
+        <w:t xml:space="preserve"> the </w:t>
+      </w:r>
+      <w:proofErr w:type="spellStart"/>
+      <w:r>
+        <w:rPr>
+          <w:b/>
+          <w:bCs/>
+          <w:i/>
+          <w:iCs/>
+        </w:rPr>
+        <w:t>PursueUp</w:t>
+      </w:r>
+      <w:proofErr w:type="spellEnd"/>
+      <w:r>
+        <w:t xml:space="preserve"> and </w:t>
+      </w:r>
+      <w:proofErr w:type="spellStart"/>
+      <w:r>
+        <w:rPr>
+          <w:b/>
+          <w:bCs/>
+          <w:i/>
+          <w:iCs/>
+        </w:rPr>
         <w:t>PursueDown</w:t>
       </w:r>
+      <w:proofErr w:type="spellEnd"/>
       <w:r>
         <w:t xml:space="preserve"> behavior</w:t>
       </w:r>
@@ -12773,6 +13171,8 @@
       <w:r>
         <w:t xml:space="preserve">e to support this.  Fortunately, the low nibble of the elevator’s </w:t>
       </w:r>
+      <w:proofErr w:type="spellStart"/>
+      <w:proofErr w:type="gramStart"/>
       <w:r>
         <w:rPr>
           <w:i/>
@@ -12780,6 +13180,8 @@
         </w:rPr>
         <w:t>objectState</w:t>
       </w:r>
+      <w:proofErr w:type="spellEnd"/>
+      <w:proofErr w:type="gramEnd"/>
       <w:r>
         <w:t xml:space="preserve"> variable </w:t>
       </w:r>
@@ -12859,7 +13261,15 @@
         <w:t>s</w:t>
       </w:r>
       <w:r>
-        <w:t xml:space="preserve"> in their draw order</w:t>
+        <w:t xml:space="preserve"> in their </w:t>
+      </w:r>
+      <w:proofErr w:type="gramStart"/>
+      <w:r>
+        <w:t>draw</w:t>
+      </w:r>
+      <w:proofErr w:type="gramEnd"/>
+      <w:r>
+        <w:t xml:space="preserve"> order</w:t>
       </w:r>
       <w:r>
         <w:t xml:space="preserve">, as descending elevators need to be rendered before </w:t>
@@ -13000,13 +13410,34 @@
         <w:t>Daleks in pursuit</w:t>
       </w:r>
       <w:r>
-        <w:t xml:space="preserve"> - When one or more Daleks are in pursuit of K9, a PacMan like sound effect plays, giving the player a sense of pressure.  The sound effect provide</w:t>
+        <w:t xml:space="preserve"> - When one or more Daleks are in pursuit of K9, a </w:t>
+      </w:r>
+      <w:proofErr w:type="spellStart"/>
+      <w:proofErr w:type="gramStart"/>
+      <w:r>
+        <w:t>PacMan</w:t>
+      </w:r>
+      <w:proofErr w:type="spellEnd"/>
+      <w:r>
+        <w:t xml:space="preserve"> like</w:t>
+      </w:r>
+      <w:proofErr w:type="gramEnd"/>
+      <w:r>
+        <w:t xml:space="preserve"> sound effect plays, giving the player a sense of pressure.  The sound effect provide</w:t>
       </w:r>
       <w:r>
         <w:t>s</w:t>
       </w:r>
       <w:r>
-        <w:t xml:space="preserve"> an important que as there may be times when a Dalek sees K9 before the player sees the Dalek!</w:t>
+        <w:t xml:space="preserve"> an important </w:t>
+      </w:r>
+      <w:proofErr w:type="gramStart"/>
+      <w:r>
+        <w:t>que</w:t>
+      </w:r>
+      <w:proofErr w:type="gramEnd"/>
+      <w:r>
+        <w:t xml:space="preserve"> as there may be times when a Dalek sees K9 before the player sees the Dalek!</w:t>
       </w:r>
     </w:p>
     <w:p>
@@ -13127,7 +13558,15 @@
         <w:t>K9 is hurt</w:t>
       </w:r>
       <w:r>
-        <w:t xml:space="preserve"> – when K9 is damaged by an Dalek weapon, an annoying white noise sound effect is played, which is quite unpleasant.  It </w:t>
+        <w:t xml:space="preserve"> – when K9 is damaged by </w:t>
+      </w:r>
+      <w:proofErr w:type="gramStart"/>
+      <w:r>
+        <w:t>an</w:t>
+      </w:r>
+      <w:proofErr w:type="gramEnd"/>
+      <w:r>
+        <w:t xml:space="preserve"> Dalek weapon, an annoying white noise sound effect is played, which is quite unpleasant.  It </w:t>
       </w:r>
       <w:r>
         <w:t xml:space="preserve">is </w:t>
@@ -13225,6 +13664,7 @@
       <w:r>
         <w:t xml:space="preserve">Channel 2 is used for the collect key/jewel, door locked, and K9 movement sound effects.  These sound effects are mutually exclusive except for the movement sound effect.  The game uses a </w:t>
       </w:r>
+      <w:proofErr w:type="spellStart"/>
       <w:r>
         <w:rPr>
           <w:i/>
@@ -13232,6 +13672,7 @@
         </w:rPr>
         <w:t>frameCount</w:t>
       </w:r>
+      <w:proofErr w:type="spellEnd"/>
       <w:r>
         <w:t xml:space="preserve"> based timer to inhibit playing the movement sound effect when the other sound effects are playing.</w:t>
       </w:r>
@@ -13263,11 +13704,16 @@
         <w:t>‘</w:t>
       </w:r>
       <w:r>
-        <w:t>in pursuit</w:t>
+        <w:t xml:space="preserve">in </w:t>
+      </w:r>
+      <w:proofErr w:type="gramStart"/>
+      <w:r>
+        <w:t>pursuit</w:t>
       </w:r>
       <w:r>
         <w:t>’</w:t>
       </w:r>
+      <w:proofErr w:type="gramEnd"/>
       <w:r>
         <w:t xml:space="preserve"> sound effect.</w:t>
       </w:r>
@@ -13830,6 +14276,7 @@
       <w:r>
         <w:t xml:space="preserve"> into the sprite data and let the </w:t>
       </w:r>
+      <w:proofErr w:type="spellStart"/>
       <w:r>
         <w:rPr>
           <w:i/>
@@ -13837,6 +14284,7 @@
         </w:rPr>
         <w:t>drawSprite</w:t>
       </w:r>
+      <w:proofErr w:type="spellEnd"/>
       <w:r>
         <w:t xml:space="preserve"> routine do all the work of putting the pixels on the screen, however this would result in the ‘</w:t>
       </w:r>
@@ -13877,7 +14325,15 @@
         <w:t xml:space="preserve">in size </w:t>
       </w:r>
       <w:r>
-        <w:t>and uses 41 bytes of data (health bar atlas + sprite array).  The total memory required was 226 bytes</w:t>
+        <w:t xml:space="preserve">and uses 41 bytes of data (health bar atlas + </w:t>
+      </w:r>
+      <w:proofErr w:type="gramStart"/>
+      <w:r>
+        <w:t>sprite</w:t>
+      </w:r>
+      <w:proofErr w:type="gramEnd"/>
+      <w:r>
+        <w:t xml:space="preserve"> array).  The total memory required was 226 bytes</w:t>
       </w:r>
       <w:r>
         <w:t>.</w:t>
@@ -14259,6 +14715,7 @@
       <w:r>
         <w:t xml:space="preserve">from </w:t>
       </w:r>
+      <w:proofErr w:type="spellStart"/>
       <w:r>
         <w:rPr>
           <w:i/>
@@ -14266,9 +14723,11 @@
         </w:rPr>
         <w:t>drawObject</w:t>
       </w:r>
+      <w:proofErr w:type="spellEnd"/>
       <w:r>
         <w:t xml:space="preserve"> and </w:t>
       </w:r>
+      <w:proofErr w:type="spellStart"/>
       <w:r>
         <w:rPr>
           <w:i/>
@@ -14276,6 +14735,7 @@
         </w:rPr>
         <w:t>drawLaserOn</w:t>
       </w:r>
+      <w:proofErr w:type="spellEnd"/>
       <w:r>
         <w:rPr>
           <w:i/>
@@ -15091,7 +15551,15 @@
         <w:t>SN76489</w:t>
       </w:r>
       <w:r>
-        <w:t xml:space="preserve"> to output its highest frequency (125KHz), and 2) toggle the volume at twice the desired frequency.  Timer2 can be used for the latter, in one-shot mode.</w:t>
+        <w:t xml:space="preserve"> to output its highest frequency (125KHz), and 2) toggle the volume at twice the desired frequency.  </w:t>
+      </w:r>
+      <w:proofErr w:type="gramStart"/>
+      <w:r>
+        <w:t>Timer2</w:t>
+      </w:r>
+      <w:proofErr w:type="gramEnd"/>
+      <w:r>
+        <w:t xml:space="preserve"> can be used for the latter, in one-shot mode.</w:t>
       </w:r>
     </w:p>
     <w:p>
@@ -15418,6 +15886,7 @@
       <w:r>
         <w:t xml:space="preserve">The title functionality starts and stops playback by invoking the </w:t>
       </w:r>
+      <w:proofErr w:type="spellStart"/>
       <w:r>
         <w:rPr>
           <w:b/>
@@ -15427,9 +15896,11 @@
         </w:rPr>
         <w:t>playMusic</w:t>
       </w:r>
+      <w:proofErr w:type="spellEnd"/>
       <w:r>
         <w:t xml:space="preserve"> and </w:t>
       </w:r>
+      <w:proofErr w:type="spellStart"/>
       <w:r>
         <w:rPr>
           <w:b/>
@@ -15439,6 +15910,7 @@
         </w:rPr>
         <w:t>stopMusic</w:t>
       </w:r>
+      <w:proofErr w:type="spellEnd"/>
       <w:r>
         <w:t xml:space="preserve"> routines.  These routines start and stop the music, which is played in the </w:t>
       </w:r>
@@ -15537,9 +16009,11 @@
       <w:r>
         <w:t xml:space="preserve">I spent quite a bit of time tweaking the envelope definitions to get a more interesting sound. Of course, I was not able to replicate the original sound given </w:t>
       </w:r>
+      <w:proofErr w:type="gramStart"/>
       <w:r>
         <w:t>the Beeb’s</w:t>
       </w:r>
+      <w:proofErr w:type="gramEnd"/>
       <w:r>
         <w:t xml:space="preserve"> limited capabilities.  </w:t>
       </w:r>
@@ -15586,12 +16060,14 @@
       <w:r>
         <w:t xml:space="preserve">which </w:t>
       </w:r>
+      <w:proofErr w:type="gramStart"/>
       <w:r>
         <w:t>appear</w:t>
       </w:r>
       <w:r>
         <w:t>s</w:t>
       </w:r>
+      <w:proofErr w:type="gramEnd"/>
       <w:r>
         <w:t xml:space="preserve"> before the </w:t>
       </w:r>
@@ -15769,8 +16245,13 @@
       <w:r>
         <w:t xml:space="preserve">ly there was </w:t>
       </w:r>
-      <w:r>
-        <w:t>no enough</w:t>
+      <w:proofErr w:type="gramStart"/>
+      <w:r>
+        <w:t>no</w:t>
+      </w:r>
+      <w:proofErr w:type="gramEnd"/>
+      <w:r>
+        <w:t xml:space="preserve"> enough</w:t>
       </w:r>
       <w:r>
         <w:t xml:space="preserve"> room to fit </w:t>
@@ -16089,9 +16570,11 @@
       <w:r>
         <w:t xml:space="preserve">While doable, it’s quite hard to reproduce samples </w:t>
       </w:r>
+      <w:proofErr w:type="gramStart"/>
       <w:r>
         <w:t>at</w:t>
       </w:r>
+      <w:proofErr w:type="gramEnd"/>
       <w:r>
         <w:t xml:space="preserve"> good </w:t>
       </w:r>
@@ -16190,6 +16673,9 @@
       <w:r>
         <w:t>.</w:t>
       </w:r>
+      <w:r>
+        <w:t xml:space="preserve">  One can also use multiple tone generators to gain one or two additional bits of resolution, at the cost of memory and performance.</w:t>
+      </w:r>
     </w:p>
     <w:p>
       <w:r>
@@ -16263,7 +16749,19 @@
     </w:p>
     <w:p>
       <w:r>
-        <w:t>That being said, I felt the feature was worth pursuing, as the sound data would fit on 16K of sideways RAM, if it was installed.  I</w:t>
+        <w:t>That being said, I felt the feature was worth pursuing</w:t>
+      </w:r>
+      <w:r>
+        <w:t xml:space="preserve"> as sample sounds would improve gameplay, even if performance was impacted a little.  And the</w:t>
+      </w:r>
+      <w:r>
+        <w:t xml:space="preserve"> sound data would fit on 16K of sideways RAM</w:t>
+      </w:r>
+      <w:r>
+        <w:t xml:space="preserve"> so </w:t>
+      </w:r>
+      <w:r>
+        <w:t>I</w:t>
       </w:r>
       <w:r>
         <w:t xml:space="preserve"> could</w:t>
@@ -16415,13 +16913,27 @@
         <w:t xml:space="preserve">be loaded </w:t>
       </w:r>
       <w:r>
-        <w:t xml:space="preserve">to regular memory </w:t>
-      </w:r>
-      <w:r>
-        <w:t xml:space="preserve">before being </w:t>
-      </w:r>
-      <w:r>
-        <w:t>copied to sideways RAM.</w:t>
+        <w:t xml:space="preserve">to regular </w:t>
+      </w:r>
+      <w:proofErr w:type="gramStart"/>
+      <w:r>
+        <w:t>memory</w:t>
+      </w:r>
+      <w:r>
+        <w:t>, and</w:t>
+      </w:r>
+      <w:proofErr w:type="gramEnd"/>
+      <w:r>
+        <w:t xml:space="preserve"> then</w:t>
+      </w:r>
+      <w:r>
+        <w:t xml:space="preserve"> </w:t>
+      </w:r>
+      <w:r>
+        <w:t>copied to sideways RAM</w:t>
+      </w:r>
+      <w:r>
+        <w:t>.</w:t>
       </w:r>
     </w:p>
     <w:p>
@@ -16472,7 +16984,15 @@
         <w:t xml:space="preserve"> distinct files </w:t>
       </w:r>
       <w:r>
-        <w:t>(pcm1..pcn5)</w:t>
+        <w:t>(pcm</w:t>
+      </w:r>
+      <w:proofErr w:type="gramStart"/>
+      <w:r>
+        <w:t>1..</w:t>
+      </w:r>
+      <w:proofErr w:type="gramEnd"/>
+      <w:r>
+        <w:t>pcn5)</w:t>
       </w:r>
       <w:r>
         <w:t xml:space="preserve"> in the disc image.</w:t>
@@ -16568,7 +17088,15 @@
         <w:t xml:space="preserve">is set </w:t>
       </w:r>
       <w:r>
-        <w:t xml:space="preserve">to 125KHz and its volume </w:t>
+        <w:t xml:space="preserve">to </w:t>
+      </w:r>
+      <w:proofErr w:type="gramStart"/>
+      <w:r>
+        <w:t>125KHz</w:t>
+      </w:r>
+      <w:proofErr w:type="gramEnd"/>
+      <w:r>
+        <w:t xml:space="preserve"> and its volume </w:t>
       </w:r>
       <w:r>
         <w:t xml:space="preserve">is set </w:t>
@@ -16586,7 +17114,11 @@
         <w:t xml:space="preserve">is then modulated </w:t>
       </w:r>
       <w:r>
-        <w:t>one PCM sample at a time, using an 8KHz timer (User-VIA Timer1).</w:t>
+        <w:t xml:space="preserve">one PCM sample at a time, using </w:t>
+      </w:r>
+      <w:r>
+        <w:lastRenderedPageBreak/>
+        <w:t>an 8KHz timer (User-VIA Timer1).</w:t>
       </w:r>
       <w:r>
         <w:t xml:space="preserve">  I extended the existing in-game interrupt routine to do this.</w:t>
@@ -16594,7 +17126,6 @@
     </w:p>
     <w:p>
       <w:r>
-        <w:lastRenderedPageBreak/>
         <w:t>Code was then added to play the sample instead of invoking the pursuit sound effect.</w:t>
       </w:r>
     </w:p>
@@ -16619,129 +17150,143 @@
         <w:t>not too bad</w:t>
       </w:r>
       <w:r>
+        <w:t>.</w:t>
+      </w:r>
+      <w:r>
+        <w:t xml:space="preserve">  There was a little </w:t>
+      </w:r>
+      <w:proofErr w:type="gramStart"/>
+      <w:r>
+        <w:t>tearing</w:t>
+      </w:r>
+      <w:proofErr w:type="gramEnd"/>
+      <w:r>
+        <w:t xml:space="preserve"> but no detectable slowdown or control latency.</w:t>
+      </w:r>
+      <w:r>
+        <w:t xml:space="preserve">  </w:t>
+      </w:r>
+      <w:r>
+        <w:t>This was very encouraging.</w:t>
+      </w:r>
+    </w:p>
+    <w:p>
+      <w:pPr>
+        <w:pStyle w:val="Heading3"/>
+      </w:pPr>
+      <w:r>
+        <w:t>Adding a</w:t>
+      </w:r>
+      <w:r>
+        <w:t>dditional samples</w:t>
+      </w:r>
+    </w:p>
+    <w:p>
+      <w:r>
+        <w:t xml:space="preserve">Given the results, I wanted to add </w:t>
+      </w:r>
+      <w:r>
+        <w:t xml:space="preserve">more samples… a </w:t>
+      </w:r>
+      <w:r>
+        <w:t xml:space="preserve">Dalek </w:t>
+      </w:r>
+      <w:r>
+        <w:t xml:space="preserve">groan </w:t>
+      </w:r>
+      <w:r>
+        <w:t xml:space="preserve">and </w:t>
+      </w:r>
+      <w:r>
+        <w:t xml:space="preserve">a </w:t>
+      </w:r>
+      <w:r>
+        <w:t xml:space="preserve">Dalek </w:t>
+      </w:r>
+      <w:r>
+        <w:t xml:space="preserve">weapon </w:t>
+      </w:r>
+      <w:r>
+        <w:t>sound effect</w:t>
+      </w:r>
+      <w:r>
         <w:t xml:space="preserve">.  </w:t>
       </w:r>
       <w:r>
-        <w:t>This was very encouraging.</w:t>
-      </w:r>
-    </w:p>
-    <w:p>
-      <w:pPr>
-        <w:pStyle w:val="Heading3"/>
-      </w:pPr>
-      <w:r>
-        <w:t>Adding a</w:t>
-      </w:r>
-      <w:r>
-        <w:t>dditional samples</w:t>
-      </w:r>
-    </w:p>
-    <w:p>
-      <w:r>
-        <w:t xml:space="preserve">Given the results, I wanted to add </w:t>
-      </w:r>
-      <w:r>
-        <w:t xml:space="preserve">more samples… a </w:t>
-      </w:r>
-      <w:r>
-        <w:t xml:space="preserve">Dalek </w:t>
-      </w:r>
-      <w:r>
-        <w:t xml:space="preserve">groan </w:t>
-      </w:r>
-      <w:r>
-        <w:t xml:space="preserve">and </w:t>
-      </w:r>
-      <w:r>
-        <w:t xml:space="preserve">a </w:t>
-      </w:r>
-      <w:r>
-        <w:t xml:space="preserve">Dalek </w:t>
-      </w:r>
-      <w:r>
-        <w:t xml:space="preserve">weapon </w:t>
-      </w:r>
-      <w:r>
-        <w:t>sound effect</w:t>
+        <w:t>To do this I needed to compress the PCM data.</w:t>
+      </w:r>
+    </w:p>
+    <w:p>
+      <w:r>
+        <w:t xml:space="preserve">Fortunately, the 8-bit PCM data </w:t>
+      </w:r>
+      <w:r>
+        <w:t xml:space="preserve">was very compressible since </w:t>
+      </w:r>
+      <w:r>
+        <w:t xml:space="preserve">only half the bits </w:t>
+      </w:r>
+      <w:r>
+        <w:t>were</w:t>
+      </w:r>
+      <w:r>
+        <w:t xml:space="preserve"> </w:t>
+      </w:r>
+      <w:r>
+        <w:t xml:space="preserve">actually </w:t>
+      </w:r>
+      <w:r>
+        <w:t xml:space="preserve">used.  </w:t>
+      </w:r>
+      <w:r>
+        <w:t>T</w:t>
+      </w:r>
+      <w:r>
+        <w:t xml:space="preserve">he </w:t>
+      </w:r>
+      <w:r>
+        <w:t>SN76489</w:t>
+      </w:r>
+      <w:r>
+        <w:t xml:space="preserve"> </w:t>
+      </w:r>
+      <w:r>
+        <w:t xml:space="preserve">sound chip </w:t>
+      </w:r>
+      <w:r>
+        <w:t xml:space="preserve">has sixteen </w:t>
+      </w:r>
+      <w:r>
+        <w:t xml:space="preserve">volume </w:t>
+      </w:r>
+      <w:r>
+        <w:t>levels</w:t>
+      </w:r>
+      <w:r>
+        <w:t xml:space="preserve"> (4-bits of resolution)</w:t>
+      </w:r>
+      <w:r>
+        <w:t>.</w:t>
+      </w:r>
+      <w:r>
+        <w:t xml:space="preserve">  The PCM samples </w:t>
+      </w:r>
+      <w:r>
+        <w:t xml:space="preserve">could be </w:t>
+      </w:r>
+      <w:r>
+        <w:t>stored in low and high nibbles</w:t>
+      </w:r>
+      <w:r>
+        <w:t>,</w:t>
+      </w:r>
+      <w:r>
+        <w:t xml:space="preserve"> doubling the capacity</w:t>
       </w:r>
       <w:r>
         <w:t xml:space="preserve">.  </w:t>
       </w:r>
       <w:r>
-        <w:t>To do this I needed to compress the PCM data.</w:t>
-      </w:r>
-    </w:p>
-    <w:p>
-      <w:r>
-        <w:t xml:space="preserve">Fortunately, the 8-bit PCM data </w:t>
-      </w:r>
-      <w:r>
-        <w:t xml:space="preserve">was very compressible since </w:t>
-      </w:r>
-      <w:r>
-        <w:t xml:space="preserve">only half the bits </w:t>
-      </w:r>
-      <w:r>
-        <w:t>were</w:t>
-      </w:r>
-      <w:r>
-        <w:t xml:space="preserve"> </w:t>
-      </w:r>
-      <w:r>
-        <w:t xml:space="preserve">actually </w:t>
-      </w:r>
-      <w:r>
-        <w:t xml:space="preserve">used.  </w:t>
-      </w:r>
-      <w:r>
-        <w:t>T</w:t>
-      </w:r>
-      <w:r>
-        <w:t xml:space="preserve">he </w:t>
-      </w:r>
-      <w:r>
-        <w:t>SN76489</w:t>
-      </w:r>
-      <w:r>
-        <w:t xml:space="preserve"> </w:t>
-      </w:r>
-      <w:r>
-        <w:t xml:space="preserve">sound chip </w:t>
-      </w:r>
-      <w:r>
-        <w:t xml:space="preserve">has sixteen </w:t>
-      </w:r>
-      <w:r>
-        <w:t xml:space="preserve">volume </w:t>
-      </w:r>
-      <w:r>
-        <w:t>levels</w:t>
-      </w:r>
-      <w:r>
-        <w:t xml:space="preserve"> (4-bits of resolution)</w:t>
-      </w:r>
-      <w:r>
-        <w:t>.</w:t>
-      </w:r>
-      <w:r>
-        <w:t xml:space="preserve">  The PCM samples </w:t>
-      </w:r>
-      <w:r>
-        <w:t xml:space="preserve">could be </w:t>
-      </w:r>
-      <w:r>
-        <w:t>stored in low and high nibbles</w:t>
-      </w:r>
-      <w:r>
-        <w:t>,</w:t>
-      </w:r>
-      <w:r>
-        <w:t xml:space="preserve"> doubling the capacity</w:t>
-      </w:r>
-      <w:r>
-        <w:t xml:space="preserve">.  </w:t>
-      </w:r>
-      <w:r>
         <w:t>The additional samples would fit!</w:t>
       </w:r>
     </w:p>
@@ -16801,242 +17346,343 @@
       <w:r>
         <w:t xml:space="preserve">In the first pass, </w:t>
       </w:r>
+      <w:proofErr w:type="gramStart"/>
       <w:r>
         <w:rPr>
           <w:b/>
           <w:bCs/>
         </w:rPr>
-        <w:t>AND #&amp;0F</w:t>
-      </w:r>
+        <w:t>AND #&amp;</w:t>
+      </w:r>
+      <w:proofErr w:type="gramEnd"/>
       <w:r>
         <w:rPr>
           <w:b/>
           <w:bCs/>
         </w:rPr>
-        <w:t xml:space="preserve"> : </w:t>
-      </w:r>
+        <w:t>0</w:t>
+      </w:r>
+      <w:proofErr w:type="gramStart"/>
       <w:r>
         <w:rPr>
           <w:b/>
           <w:bCs/>
         </w:rPr>
-        <w:t>AND #&amp;0F</w:t>
-      </w:r>
-      <w:r>
-        <w:t xml:space="preserve"> is </w:t>
-      </w:r>
-      <w:r>
-        <w:t>written</w:t>
-      </w:r>
-      <w:r>
-        <w:t xml:space="preserve"> </w:t>
-      </w:r>
-      <w:r>
-        <w:t xml:space="preserve">and used </w:t>
-      </w:r>
-      <w:r>
-        <w:t>to extract the low nibbles</w:t>
-      </w:r>
-      <w:r>
-        <w:t xml:space="preserve">, in the second pass, </w:t>
+        <w:t>F</w:t>
       </w:r>
       <w:r>
         <w:rPr>
           <w:b/>
           <w:bCs/>
         </w:rPr>
-        <w:t>LSR A : LSR A : LSR A : LSR A</w:t>
-      </w:r>
-      <w:r>
-        <w:t xml:space="preserve"> is </w:t>
-      </w:r>
-      <w:r>
-        <w:t>written</w:t>
-      </w:r>
-      <w:r>
-        <w:t xml:space="preserve"> </w:t>
-      </w:r>
-      <w:r>
-        <w:t xml:space="preserve">and used </w:t>
-      </w:r>
-      <w:r>
-        <w:t>to extract the high nibbles.</w:t>
-      </w:r>
-      <w:r>
-        <w:t xml:space="preserve">  </w:t>
-      </w:r>
+        <w:t xml:space="preserve"> :</w:t>
+      </w:r>
+      <w:proofErr w:type="gramEnd"/>
       <w:r>
         <w:rPr>
           <w:b/>
           <w:bCs/>
         </w:rPr>
-        <w:t>AND #&amp;0F</w:t>
-      </w:r>
-      <w:r>
-        <w:t xml:space="preserve"> is repeated</w:t>
-      </w:r>
-      <w:r>
-        <w:t xml:space="preserve"> to fill </w:t>
-      </w:r>
-      <w:r>
-        <w:t xml:space="preserve">the </w:t>
-      </w:r>
-      <w:r>
-        <w:t>4 code bytes</w:t>
-      </w:r>
-      <w:r>
-        <w:t xml:space="preserve"> </w:t>
-      </w:r>
-      <w:r>
-        <w:t xml:space="preserve">that </w:t>
-      </w:r>
+        <w:t xml:space="preserve"> </w:t>
+      </w:r>
+      <w:proofErr w:type="gramStart"/>
       <w:r>
         <w:rPr>
           <w:b/>
           <w:bCs/>
         </w:rPr>
-        <w:t>4 x</w:t>
-      </w:r>
-      <w:r>
-        <w:t xml:space="preserve"> </w:t>
-      </w:r>
+        <w:t>AND #&amp;</w:t>
+      </w:r>
+      <w:proofErr w:type="gramEnd"/>
       <w:r>
         <w:rPr>
           <w:b/>
           <w:bCs/>
         </w:rPr>
-        <w:t>LSR A</w:t>
+        <w:t>0F</w:t>
+      </w:r>
+      <w:r>
+        <w:t xml:space="preserve"> is </w:t>
+      </w:r>
+      <w:r>
+        <w:t>written</w:t>
+      </w:r>
+      <w:r>
+        <w:t xml:space="preserve"> </w:t>
+      </w:r>
+      <w:r>
+        <w:t xml:space="preserve">and used </w:t>
+      </w:r>
+      <w:r>
+        <w:t>to extract the low nibbles</w:t>
+      </w:r>
+      <w:r>
+        <w:t xml:space="preserve">, in the second pass, </w:t>
       </w:r>
       <w:r>
         <w:rPr>
           <w:b/>
           <w:bCs/>
         </w:rPr>
-        <w:t xml:space="preserve"> </w:t>
-      </w:r>
-      <w:r>
-        <w:t>uses.</w:t>
-      </w:r>
-    </w:p>
-    <w:p>
-      <w:r>
-        <w:t xml:space="preserve">The WAV converter console app was then updated to read the additional WAV files that I </w:t>
-      </w:r>
-      <w:r>
-        <w:t xml:space="preserve">also </w:t>
-      </w:r>
-      <w:r>
-        <w:t xml:space="preserve">created in Audacity, stacking these in the generated </w:t>
-      </w:r>
+        <w:t xml:space="preserve">LSR </w:t>
+      </w:r>
+      <w:proofErr w:type="gramStart"/>
       <w:r>
         <w:rPr>
           <w:b/>
           <w:bCs/>
         </w:rPr>
-        <w:t>pcm.dat</w:t>
-      </w:r>
-      <w:r>
-        <w:t xml:space="preserve"> file.  The app was also updated to write </w:t>
-      </w:r>
-      <w:r>
-        <w:t xml:space="preserve">a </w:t>
-      </w:r>
+        <w:t>A :</w:t>
+      </w:r>
+      <w:proofErr w:type="gramEnd"/>
       <w:r>
         <w:rPr>
           <w:b/>
           <w:bCs/>
         </w:rPr>
-        <w:t>start</w:t>
-      </w:r>
+        <w:t xml:space="preserve"> LSR </w:t>
+      </w:r>
+      <w:proofErr w:type="gramStart"/>
       <w:r>
         <w:rPr>
           <w:b/>
           <w:bCs/>
         </w:rPr>
-        <w:t>/</w:t>
-      </w:r>
+        <w:t>A :</w:t>
+      </w:r>
+      <w:proofErr w:type="gramEnd"/>
       <w:r>
         <w:rPr>
           <w:b/>
           <w:bCs/>
         </w:rPr>
-        <w:t>end address</w:t>
-      </w:r>
+        <w:t xml:space="preserve"> LSR </w:t>
+      </w:r>
+      <w:proofErr w:type="gramStart"/>
       <w:r>
         <w:rPr>
           <w:b/>
           <w:bCs/>
         </w:rPr>
-        <w:t xml:space="preserve"> table</w:t>
-      </w:r>
-      <w:r>
-        <w:t xml:space="preserve"> for </w:t>
-      </w:r>
-      <w:r>
-        <w:t xml:space="preserve">the encoded </w:t>
-      </w:r>
-      <w:r>
-        <w:t>sample</w:t>
-      </w:r>
-      <w:r>
-        <w:t>s</w:t>
-      </w:r>
-      <w:r>
-        <w:t>, which the runtime use</w:t>
-      </w:r>
-      <w:r>
-        <w:t>s</w:t>
-      </w:r>
-      <w:r>
-        <w:t xml:space="preserve"> to play the appropriate sample.</w:t>
-      </w:r>
-    </w:p>
-    <w:p>
-      <w:pPr>
-        <w:pStyle w:val="Heading3"/>
-      </w:pPr>
-      <w:r>
-        <w:t>Optimizations</w:t>
-      </w:r>
-    </w:p>
-    <w:p>
-      <w:r>
-        <w:t xml:space="preserve">Modulating a tone generator’s volume at 8K (160 times a frame) </w:t>
-      </w:r>
-      <w:r>
-        <w:t xml:space="preserve">without impacting game performance </w:t>
-      </w:r>
-      <w:r>
-        <w:t xml:space="preserve">was </w:t>
-      </w:r>
-      <w:r>
-        <w:t>essential</w:t>
-      </w:r>
-      <w:r>
-        <w:t xml:space="preserve">.  Every instruction executed in the interrupt routine is executed 160 times </w:t>
-      </w:r>
-      <w:r>
-        <w:t xml:space="preserve">a </w:t>
-      </w:r>
-      <w:r>
-        <w:t xml:space="preserve">frame.  Minimizing the number of instructions </w:t>
-      </w:r>
-      <w:r>
-        <w:t>was</w:t>
-      </w:r>
-      <w:r>
-        <w:t xml:space="preserve"> thus paramount.</w:t>
-      </w:r>
-    </w:p>
-    <w:p>
-      <w:r>
-        <w:t xml:space="preserve">The first thing I did was to ensure that the </w:t>
-      </w:r>
+        <w:t>A :</w:t>
+      </w:r>
+      <w:proofErr w:type="gramEnd"/>
       <w:r>
         <w:rPr>
           <w:b/>
           <w:bCs/>
         </w:rPr>
+        <w:t xml:space="preserve"> LSR A</w:t>
+      </w:r>
+      <w:r>
+        <w:t xml:space="preserve"> is </w:t>
+      </w:r>
+      <w:r>
+        <w:t>written</w:t>
+      </w:r>
+      <w:r>
+        <w:t xml:space="preserve"> </w:t>
+      </w:r>
+      <w:r>
+        <w:t xml:space="preserve">and used </w:t>
+      </w:r>
+      <w:r>
+        <w:t>to extract the high nibbles.</w:t>
+      </w:r>
+      <w:r>
+        <w:t xml:space="preserve">  </w:t>
+      </w:r>
+      <w:proofErr w:type="gramStart"/>
+      <w:r>
+        <w:rPr>
+          <w:b/>
+          <w:bCs/>
+        </w:rPr>
+        <w:t>AND #&amp;</w:t>
+      </w:r>
+      <w:proofErr w:type="gramEnd"/>
+      <w:r>
+        <w:rPr>
+          <w:b/>
+          <w:bCs/>
+        </w:rPr>
+        <w:t>0F</w:t>
+      </w:r>
+      <w:r>
+        <w:t xml:space="preserve"> is repeated</w:t>
+      </w:r>
+      <w:r>
+        <w:t xml:space="preserve"> to fill </w:t>
+      </w:r>
+      <w:r>
+        <w:t xml:space="preserve">the </w:t>
+      </w:r>
+      <w:r>
+        <w:t>4 code bytes</w:t>
+      </w:r>
+      <w:r>
+        <w:t xml:space="preserve"> </w:t>
+      </w:r>
+      <w:r>
+        <w:t xml:space="preserve">that </w:t>
+      </w:r>
+      <w:r>
+        <w:t>four</w:t>
+      </w:r>
+      <w:r>
+        <w:rPr>
+          <w:b/>
+          <w:bCs/>
+        </w:rPr>
+        <w:t xml:space="preserve"> </w:t>
+      </w:r>
+      <w:r>
+        <w:rPr>
+          <w:b/>
+          <w:bCs/>
+        </w:rPr>
+        <w:t>LSR A</w:t>
+      </w:r>
+      <w:r>
+        <w:rPr>
+          <w:b/>
+          <w:bCs/>
+        </w:rPr>
+        <w:t xml:space="preserve"> </w:t>
+      </w:r>
+      <w:r>
+        <w:t>instructions</w:t>
+      </w:r>
+      <w:r>
+        <w:rPr>
+          <w:b/>
+          <w:bCs/>
+        </w:rPr>
+        <w:t xml:space="preserve"> </w:t>
+      </w:r>
+      <w:r>
+        <w:t>use.</w:t>
+      </w:r>
+    </w:p>
+    <w:p>
+      <w:r>
+        <w:t xml:space="preserve">The WAV converter console app was then updated to read the additional WAV files that I </w:t>
+      </w:r>
+      <w:r>
+        <w:t xml:space="preserve">also </w:t>
+      </w:r>
+      <w:r>
+        <w:t xml:space="preserve">created in Audacity, stacking these in the generated </w:t>
+      </w:r>
+      <w:r>
+        <w:rPr>
+          <w:b/>
+          <w:bCs/>
+        </w:rPr>
+        <w:t>pcm.dat</w:t>
+      </w:r>
+      <w:r>
+        <w:t xml:space="preserve"> file.  The app was also updated to write </w:t>
+      </w:r>
+      <w:r>
+        <w:t xml:space="preserve">a </w:t>
+      </w:r>
+      <w:r>
+        <w:rPr>
+          <w:b/>
+          <w:bCs/>
+        </w:rPr>
+        <w:t>start</w:t>
+      </w:r>
+      <w:r>
+        <w:rPr>
+          <w:b/>
+          <w:bCs/>
+        </w:rPr>
+        <w:t>/</w:t>
+      </w:r>
+      <w:r>
+        <w:rPr>
+          <w:b/>
+          <w:bCs/>
+        </w:rPr>
+        <w:t>end address</w:t>
+      </w:r>
+      <w:r>
+        <w:rPr>
+          <w:b/>
+          <w:bCs/>
+        </w:rPr>
+        <w:t xml:space="preserve"> table</w:t>
+      </w:r>
+      <w:r>
+        <w:t xml:space="preserve"> for </w:t>
+      </w:r>
+      <w:r>
+        <w:t xml:space="preserve">the encoded </w:t>
+      </w:r>
+      <w:r>
+        <w:t>sample</w:t>
+      </w:r>
+      <w:r>
+        <w:t>s</w:t>
+      </w:r>
+      <w:r>
+        <w:t>, which the runtime use</w:t>
+      </w:r>
+      <w:r>
+        <w:t>s</w:t>
+      </w:r>
+      <w:r>
+        <w:t xml:space="preserve"> to play the appropriate sample.</w:t>
+      </w:r>
+    </w:p>
+    <w:p>
+      <w:pPr>
+        <w:pStyle w:val="Heading3"/>
+      </w:pPr>
+      <w:r>
+        <w:t>Optimizations</w:t>
+      </w:r>
+    </w:p>
+    <w:p>
+      <w:r>
+        <w:t xml:space="preserve">Modulating a tone generator’s volume at 8K (160 times a frame) </w:t>
+      </w:r>
+      <w:r>
+        <w:t xml:space="preserve">without impacting game performance </w:t>
+      </w:r>
+      <w:r>
+        <w:t xml:space="preserve">was </w:t>
+      </w:r>
+      <w:r>
+        <w:t>essential</w:t>
+      </w:r>
+      <w:r>
+        <w:t xml:space="preserve">.  Every instruction executed in the interrupt routine is executed 160 times </w:t>
+      </w:r>
+      <w:r>
+        <w:t xml:space="preserve">a </w:t>
+      </w:r>
+      <w:r>
+        <w:t xml:space="preserve">frame.  Minimizing the number of instructions </w:t>
+      </w:r>
+      <w:r>
+        <w:t>was</w:t>
+      </w:r>
+      <w:r>
+        <w:t xml:space="preserve"> thus paramount.</w:t>
+      </w:r>
+    </w:p>
+    <w:p>
+      <w:r>
+        <w:t xml:space="preserve">The first thing I did was to ensure that the </w:t>
+      </w:r>
+      <w:r>
+        <w:rPr>
+          <w:b/>
+          <w:bCs/>
+        </w:rPr>
         <w:t>User-VIA Timer1</w:t>
       </w:r>
       <w:r>
@@ -17046,7 +17692,19 @@
         <w:t xml:space="preserve">routine first tests </w:t>
       </w:r>
       <w:r>
-        <w:t xml:space="preserve">for the 8KHz timer, only branching if the interrupt </w:t>
+        <w:t xml:space="preserve">for the 8KHz timer, only </w:t>
+      </w:r>
+      <w:r>
+        <w:lastRenderedPageBreak/>
+        <w:t xml:space="preserve">branching if the </w:t>
+      </w:r>
+      <w:proofErr w:type="gramStart"/>
+      <w:r>
+        <w:t>interrupt</w:t>
+      </w:r>
+      <w:proofErr w:type="gramEnd"/>
+      <w:r>
+        <w:t xml:space="preserve"> </w:t>
       </w:r>
       <w:r>
         <w:t xml:space="preserve">is </w:t>
@@ -17069,7 +17727,6 @@
     </w:p>
     <w:p>
       <w:r>
-        <w:lastRenderedPageBreak/>
         <w:t>I then implemented the two</w:t>
       </w:r>
       <w:r>
@@ -17212,7 +17869,13 @@
         <w:t xml:space="preserve">updated to indirect through </w:t>
       </w:r>
       <w:r>
-        <w:t>the vectors</w:t>
+        <w:t>the</w:t>
+      </w:r>
+      <w:r>
+        <w:t>se</w:t>
+      </w:r>
+      <w:r>
+        <w:t xml:space="preserve"> vectors</w:t>
       </w:r>
       <w:r>
         <w:t>.</w:t>
@@ -17307,9 +17970,11 @@
             <w:tcW w:w="3116" w:type="dxa"/>
           </w:tcPr>
           <w:p>
+            <w:proofErr w:type="spellStart"/>
             <w:r>
               <w:t>soundVector_beginPursuit</w:t>
             </w:r>
+            <w:proofErr w:type="spellEnd"/>
           </w:p>
         </w:tc>
         <w:tc>
@@ -17320,9 +17985,14 @@
             <w:pPr>
               <w:cnfStyle w:val="000000100000" w:firstRow="0" w:lastRow="0" w:firstColumn="0" w:lastColumn="0" w:oddVBand="0" w:evenVBand="0" w:oddHBand="1" w:evenHBand="0" w:firstRowFirstColumn="0" w:firstRowLastColumn="0" w:lastRowFirstColumn="0" w:lastRowLastColumn="0"/>
             </w:pPr>
+            <w:proofErr w:type="spellStart"/>
             <w:r>
-              <w:t>soundEffect_pursuitOff</w:t>
+              <w:t>soundEffect_pursuitO</w:t>
             </w:r>
+            <w:r>
+              <w:t>n</w:t>
+            </w:r>
+            <w:proofErr w:type="spellEnd"/>
           </w:p>
         </w:tc>
         <w:tc>
@@ -17333,12 +18003,14 @@
             <w:pPr>
               <w:cnfStyle w:val="000000100000" w:firstRow="0" w:lastRow="0" w:firstColumn="0" w:lastColumn="0" w:oddVBand="0" w:evenVBand="0" w:oddHBand="1" w:evenHBand="0" w:firstRowFirstColumn="0" w:firstRowLastColumn="0" w:lastRowFirstColumn="0" w:lastRowLastColumn="0"/>
             </w:pPr>
+            <w:proofErr w:type="spellStart"/>
             <w:r>
               <w:t>sample_</w:t>
             </w:r>
             <w:r>
               <w:t>soundExterminate</w:t>
             </w:r>
+            <w:proofErr w:type="spellEnd"/>
           </w:p>
         </w:tc>
       </w:tr>
@@ -17349,9 +18021,11 @@
             <w:tcW w:w="3116" w:type="dxa"/>
           </w:tcPr>
           <w:p>
+            <w:proofErr w:type="spellStart"/>
             <w:r>
               <w:t>soundVector_updatePursuit</w:t>
             </w:r>
+            <w:proofErr w:type="spellEnd"/>
           </w:p>
         </w:tc>
         <w:tc>
@@ -17378,9 +18052,11 @@
             <w:pPr>
               <w:cnfStyle w:val="000000000000" w:firstRow="0" w:lastRow="0" w:firstColumn="0" w:lastColumn="0" w:oddVBand="0" w:evenVBand="0" w:oddHBand="0" w:evenHBand="0" w:firstRowFirstColumn="0" w:firstRowLastColumn="0" w:lastRowFirstColumn="0" w:lastRowLastColumn="0"/>
             </w:pPr>
+            <w:proofErr w:type="spellStart"/>
             <w:r>
               <w:t>sample_updatePursuit</w:t>
             </w:r>
+            <w:proofErr w:type="spellEnd"/>
           </w:p>
         </w:tc>
       </w:tr>
@@ -17394,9 +18070,11 @@
             <w:tcW w:w="3116" w:type="dxa"/>
           </w:tcPr>
           <w:p>
+            <w:proofErr w:type="spellStart"/>
             <w:r>
               <w:t>soundVector_endPursuit</w:t>
             </w:r>
+            <w:proofErr w:type="spellEnd"/>
           </w:p>
         </w:tc>
         <w:tc>
@@ -17407,9 +18085,11 @@
             <w:pPr>
               <w:cnfStyle w:val="000000100000" w:firstRow="0" w:lastRow="0" w:firstColumn="0" w:lastColumn="0" w:oddVBand="0" w:evenVBand="0" w:oddHBand="1" w:evenHBand="0" w:firstRowFirstColumn="0" w:firstRowLastColumn="0" w:lastRowFirstColumn="0" w:lastRowLastColumn="0"/>
             </w:pPr>
+            <w:proofErr w:type="spellStart"/>
             <w:r>
               <w:t>soundEffect_pursuitOff</w:t>
             </w:r>
+            <w:proofErr w:type="spellEnd"/>
           </w:p>
         </w:tc>
         <w:tc>
@@ -17420,9 +18100,11 @@
             <w:pPr>
               <w:cnfStyle w:val="000000100000" w:firstRow="0" w:lastRow="0" w:firstColumn="0" w:lastColumn="0" w:oddVBand="0" w:evenVBand="0" w:oddHBand="1" w:evenHBand="0" w:firstRowFirstColumn="0" w:firstRowLastColumn="0" w:lastRowFirstColumn="0" w:lastRowLastColumn="0"/>
             </w:pPr>
+            <w:proofErr w:type="spellStart"/>
             <w:r>
               <w:t>sample_stop</w:t>
             </w:r>
+            <w:proofErr w:type="spellEnd"/>
           </w:p>
         </w:tc>
       </w:tr>
@@ -17433,9 +18115,11 @@
             <w:tcW w:w="3116" w:type="dxa"/>
           </w:tcPr>
           <w:p>
+            <w:proofErr w:type="spellStart"/>
             <w:r>
               <w:t>soundVector_enemyLasered</w:t>
             </w:r>
+            <w:proofErr w:type="spellEnd"/>
           </w:p>
         </w:tc>
         <w:tc>
@@ -17462,9 +18146,11 @@
             <w:pPr>
               <w:cnfStyle w:val="000000000000" w:firstRow="0" w:lastRow="0" w:firstColumn="0" w:lastColumn="0" w:oddVBand="0" w:evenVBand="0" w:oddHBand="0" w:evenHBand="0" w:firstRowFirstColumn="0" w:firstRowLastColumn="0" w:lastRowFirstColumn="0" w:lastRowLastColumn="0"/>
             </w:pPr>
+            <w:proofErr w:type="spellStart"/>
             <w:r>
               <w:t>sample_soundGrown</w:t>
             </w:r>
+            <w:proofErr w:type="spellEnd"/>
           </w:p>
         </w:tc>
       </w:tr>
@@ -17478,9 +18164,11 @@
             <w:tcW w:w="3116" w:type="dxa"/>
           </w:tcPr>
           <w:p>
+            <w:proofErr w:type="spellStart"/>
             <w:r>
               <w:t>soundVector_weaponFired</w:t>
             </w:r>
+            <w:proofErr w:type="spellEnd"/>
           </w:p>
         </w:tc>
         <w:tc>
@@ -17491,9 +18179,11 @@
             <w:pPr>
               <w:cnfStyle w:val="000000100000" w:firstRow="0" w:lastRow="0" w:firstColumn="0" w:lastColumn="0" w:oddVBand="0" w:evenVBand="0" w:oddHBand="1" w:evenHBand="0" w:firstRowFirstColumn="0" w:firstRowLastColumn="0" w:lastRowFirstColumn="0" w:lastRowLastColumn="0"/>
             </w:pPr>
+            <w:proofErr w:type="spellStart"/>
             <w:r>
               <w:t>soundEffect_pain</w:t>
             </w:r>
+            <w:proofErr w:type="spellEnd"/>
           </w:p>
         </w:tc>
         <w:tc>
@@ -17504,9 +18194,11 @@
             <w:pPr>
               <w:cnfStyle w:val="000000100000" w:firstRow="0" w:lastRow="0" w:firstColumn="0" w:lastColumn="0" w:oddVBand="0" w:evenVBand="0" w:oddHBand="1" w:evenHBand="0" w:firstRowFirstColumn="0" w:firstRowLastColumn="0" w:lastRowFirstColumn="0" w:lastRowLastColumn="0"/>
             </w:pPr>
+            <w:proofErr w:type="spellStart"/>
             <w:r>
               <w:t>sample_soundWeapon</w:t>
             </w:r>
+            <w:proofErr w:type="spellEnd"/>
           </w:p>
         </w:tc>
       </w:tr>
@@ -17540,7 +18232,29 @@
         <w:t>.</w:t>
       </w:r>
       <w:r>
-        <w:t xml:space="preserve">  This includes an alternative in-game interrupt routine which contains the sampling functionality. The routine jumps into the regular in-game interrupt routine to process other interrupts.  The routine is installed in place of the regular in-game routine when sideways RAM is detected.</w:t>
+        <w:t xml:space="preserve">  This includes an alternative in-game </w:t>
+      </w:r>
+      <w:proofErr w:type="gramStart"/>
+      <w:r>
+        <w:t>interrupt</w:t>
+      </w:r>
+      <w:proofErr w:type="gramEnd"/>
+      <w:r>
+        <w:t xml:space="preserve"> </w:t>
+      </w:r>
+      <w:r>
+        <w:t xml:space="preserve">service </w:t>
+      </w:r>
+      <w:r>
+        <w:t xml:space="preserve">routine which contains the sampling functionality. The routine jumps into the regular in-game interrupt routine to process other </w:t>
+      </w:r>
+      <w:proofErr w:type="gramStart"/>
+      <w:r>
+        <w:t>interrupts</w:t>
+      </w:r>
+      <w:proofErr w:type="gramEnd"/>
+      <w:r>
+        <w:t>.  The routine is installed in place of the regular in-game routine when sideways RAM is detected.</w:t>
       </w:r>
     </w:p>
     <w:p>
@@ -17583,7 +18297,7 @@
         <w:t>One option would be to load sample.6502 in sideways RAM</w:t>
       </w:r>
       <w:r>
-        <w:t>, and execute the code from there.</w:t>
+        <w:t xml:space="preserve"> and execute the code from there.</w:t>
       </w:r>
       <w:r>
         <w:t xml:space="preserve">  A better option </w:t>
@@ -17601,7 +18315,11 @@
         <w:t xml:space="preserve">sprite </w:t>
       </w:r>
       <w:r>
-        <w:t xml:space="preserve">atlas to sideways RAM and load sample.6502 where the asset </w:t>
+        <w:t xml:space="preserve">atlas to sideways RAM and load </w:t>
+      </w:r>
+      <w:r>
+        <w:lastRenderedPageBreak/>
+        <w:t xml:space="preserve">sample.6502 where the asset </w:t>
       </w:r>
       <w:r>
         <w:t>previously</w:t>
@@ -17621,7 +18339,6 @@
     </w:p>
     <w:p>
       <w:r>
-        <w:lastRenderedPageBreak/>
         <w:t xml:space="preserve">The changes to affect this change were straightforward, though I did need to reduce the size of the pcm.dat file by </w:t>
       </w:r>
       <w:r>
@@ -17638,21 +18355,83 @@
     </w:p>
     <w:p>
       <w:pPr>
+        <w:pStyle w:val="Heading2"/>
+      </w:pPr>
+      <w:r>
+        <w:t>Improving game l</w:t>
+      </w:r>
+      <w:r>
+        <w:t xml:space="preserve">evel </w:t>
+      </w:r>
+      <w:r>
+        <w:t>entry and exit</w:t>
+      </w:r>
+    </w:p>
+    <w:p>
+      <w:r>
+        <w:t xml:space="preserve">Another suggestion was to improve the </w:t>
+      </w:r>
+      <w:proofErr w:type="gramStart"/>
+      <w:r>
+        <w:t>level</w:t>
+      </w:r>
+      <w:proofErr w:type="gramEnd"/>
+      <w:r>
+        <w:t xml:space="preserve"> entry and exit experiences, by showing some </w:t>
+      </w:r>
+      <w:r>
+        <w:t xml:space="preserve">form of </w:t>
+      </w:r>
+      <w:r>
+        <w:t>palette cycling accompanied by additional sounds</w:t>
+      </w:r>
+      <w:r>
+        <w:t>, as the experiences were weak in comparison to the rest of the game.</w:t>
+      </w:r>
+    </w:p>
+    <w:p>
+      <w:r>
+        <w:t>Whilst I agreed that the experiences were weak</w:t>
+      </w:r>
+      <w:r>
+        <w:t xml:space="preserve">, </w:t>
+      </w:r>
+      <w:r>
+        <w:t xml:space="preserve">I </w:t>
+      </w:r>
+      <w:r>
+        <w:t xml:space="preserve">was not sure about </w:t>
+      </w:r>
+      <w:r>
+        <w:t>palette cycling</w:t>
+      </w:r>
+      <w:r>
+        <w:t>.  Perhaps I could do something different instead</w:t>
+      </w:r>
+      <w:r>
+        <w:t>.</w:t>
+      </w:r>
+    </w:p>
+    <w:p>
+      <w:r>
+        <w:t xml:space="preserve">I </w:t>
+      </w:r>
+      <w:r>
+        <w:t xml:space="preserve">started </w:t>
+      </w:r>
+      <w:r>
+        <w:t xml:space="preserve">by </w:t>
+      </w:r>
+      <w:r>
+        <w:t>looking at what additional samples I could add if an additional 16K of sideways RAM was available.</w:t>
+      </w:r>
+    </w:p>
+    <w:p>
+      <w:pPr>
         <w:pStyle w:val="Heading3"/>
       </w:pPr>
       <w:r>
-        <w:t xml:space="preserve">Adding </w:t>
-      </w:r>
-      <w:r>
-        <w:t xml:space="preserve">yet </w:t>
-      </w:r>
-      <w:r>
-        <w:t>more samples</w:t>
-      </w:r>
-    </w:p>
-    <w:p>
-      <w:r>
-        <w:t>After getting positive feedback on the sample sounds, I wanted to add more sound effects. I could leverage a second 16K of sideways RAM if available.</w:t>
+        <w:t>Adding samples</w:t>
       </w:r>
     </w:p>
     <w:p>
@@ -17660,10 +18439,16 @@
         <w:t xml:space="preserve">I </w:t>
       </w:r>
       <w:r>
-        <w:t xml:space="preserve">initially </w:t>
-      </w:r>
-      <w:r>
-        <w:t xml:space="preserve">tried to implement a TARDIS sound effect for entering and leaving levels by looping a sample and fading it out </w:t>
+        <w:t xml:space="preserve">initially tried to implement </w:t>
+      </w:r>
+      <w:r>
+        <w:t>TARDIS sound effect</w:t>
+      </w:r>
+      <w:r>
+        <w:t xml:space="preserve">, by </w:t>
+      </w:r>
+      <w:r>
+        <w:t xml:space="preserve">looping a sample and fading it out </w:t>
       </w:r>
       <w:r>
         <w:t xml:space="preserve">using </w:t>
@@ -17681,8 +18466,13 @@
         <w:t xml:space="preserve">reasonably well </w:t>
       </w:r>
       <w:r>
-        <w:t>in BeebEm</w:t>
-      </w:r>
+        <w:t xml:space="preserve">in </w:t>
+      </w:r>
+      <w:proofErr w:type="spellStart"/>
+      <w:r>
+        <w:t>BeebEm</w:t>
+      </w:r>
+      <w:proofErr w:type="spellEnd"/>
       <w:r>
         <w:t xml:space="preserve">, though there was a </w:t>
       </w:r>
@@ -17696,16 +18486,13 @@
         <w:t>performance</w:t>
       </w:r>
       <w:r>
-        <w:t xml:space="preserve"> </w:t>
-      </w:r>
-      <w:r>
-        <w:t>hit.  Unfortunately, o</w:t>
+        <w:t xml:space="preserve"> hit.  Unfortunately, o</w:t>
       </w:r>
       <w:r>
         <w:t xml:space="preserve">n the BBC Micro </w:t>
       </w:r>
       <w:r>
-        <w:t xml:space="preserve">an </w:t>
+        <w:t xml:space="preserve">very noticeable </w:t>
       </w:r>
       <w:r>
         <w:t>audible hiss</w:t>
@@ -17716,30 +18503,12 @@
     </w:p>
     <w:p>
       <w:r>
-        <w:t>I tried several things to reduce the hiss, and had some success, but was not able to reduce</w:t>
-      </w:r>
-      <w:r>
-        <w:t xml:space="preserve"> it to an acceptable level.  I concluded it would be better to play different samples instead.</w:t>
-      </w:r>
-    </w:p>
-    <w:p>
-      <w:r>
-        <w:t xml:space="preserve">I found three good </w:t>
-      </w:r>
-      <w:r>
-        <w:t xml:space="preserve">MP3 </w:t>
-      </w:r>
-      <w:r>
-        <w:t>samples</w:t>
-      </w:r>
-      <w:r>
-        <w:t xml:space="preserve"> on the internet… </w:t>
-      </w:r>
-      <w:r>
-        <w:t xml:space="preserve"> </w:t>
-      </w:r>
-      <w:r>
-        <w:t xml:space="preserve">two of K9 saying </w:t>
+        <w:t>I tried several things to reduce the hiss, and had some success, but was not able to reduce it to an acceptable level.  I concluded it would be better to play different samples instead.</w:t>
+      </w:r>
+    </w:p>
+    <w:p>
+      <w:r>
+        <w:t xml:space="preserve">I found three good MP3 samples on the internet…  two of K9 saying </w:t>
       </w:r>
       <w:r>
         <w:t>“</w:t>
@@ -17749,14 +18518,7 @@
           <w:i/>
           <w:iCs/>
         </w:rPr>
-        <w:t>a</w:t>
-      </w:r>
-      <w:r>
-        <w:rPr>
-          <w:i/>
-          <w:iCs/>
-        </w:rPr>
-        <w:t>ffirmative</w:t>
+        <w:t>affirmative</w:t>
       </w:r>
       <w:r>
         <w:t xml:space="preserve">” </w:t>
@@ -17772,13 +18534,7 @@
         <w:t>insufficient data</w:t>
       </w:r>
       <w:r>
-        <w:t xml:space="preserve">”, and one of the TARDIS doors being opened.  The latter could be played when a level is completed.  </w:t>
-      </w:r>
-      <w:r>
-        <w:t xml:space="preserve">And </w:t>
-      </w:r>
-      <w:r>
-        <w:t>K9 could say “</w:t>
+        <w:t>”, and one of the TARDIS doors being opened.  The latter could be played when a level is completed.  And K9 could say “</w:t>
       </w:r>
       <w:r>
         <w:rPr>
@@ -17809,114 +18565,18 @@
     </w:p>
     <w:p>
       <w:r>
-        <w:t xml:space="preserve">Audacity was used to convert the three MP3 files to 8/8k WAV files, and the WAV converter console app was </w:t>
-      </w:r>
-      <w:r>
-        <w:t>updated</w:t>
-      </w:r>
-      <w:r>
-        <w:t xml:space="preserve"> to convert and encode these</w:t>
-      </w:r>
-      <w:r>
-        <w:t xml:space="preserve"> files</w:t>
-      </w:r>
-      <w:r>
-        <w:t xml:space="preserve"> into a second </w:t>
-      </w:r>
-      <w:r>
-        <w:t>PCM</w:t>
-      </w:r>
-      <w:r>
-        <w:t xml:space="preserve"> </w:t>
-      </w:r>
-      <w:r>
-        <w:t xml:space="preserve">data </w:t>
-      </w:r>
-      <w:r>
-        <w:t>file</w:t>
-      </w:r>
-      <w:r>
-        <w:t xml:space="preserve"> which </w:t>
-      </w:r>
-      <w:r>
-        <w:t xml:space="preserve">was then </w:t>
-      </w:r>
-      <w:r>
-        <w:t xml:space="preserve">packaged in the </w:t>
-      </w:r>
-      <w:r>
-        <w:t xml:space="preserve">game </w:t>
-      </w:r>
-      <w:r>
-        <w:t xml:space="preserve">image </w:t>
-      </w:r>
-      <w:r>
-        <w:t>as five additional files.</w:t>
-      </w:r>
-    </w:p>
-    <w:p>
-      <w:r>
-        <w:t xml:space="preserve">The </w:t>
-      </w:r>
-      <w:r>
-        <w:t xml:space="preserve">game </w:t>
-      </w:r>
-      <w:r>
-        <w:t>startup code was then updated to load the second set of PCM data files</w:t>
-      </w:r>
-      <w:r>
-        <w:t xml:space="preserve"> into a</w:t>
-      </w:r>
-      <w:r>
-        <w:t xml:space="preserve"> second 16K of sideways RAM, if present.  A </w:t>
-      </w:r>
-      <w:r>
-        <w:t xml:space="preserve">secondary </w:t>
-      </w:r>
-      <w:r>
-        <w:t xml:space="preserve">set of </w:t>
-      </w:r>
-      <w:r>
-        <w:t>sound vectors</w:t>
-      </w:r>
-      <w:r>
-        <w:t xml:space="preserve"> were also introduced</w:t>
-      </w:r>
-      <w:r>
-        <w:t xml:space="preserve">, </w:t>
-      </w:r>
-      <w:r>
-        <w:t>as shown below</w:t>
-      </w:r>
-      <w:r>
-        <w:t>.</w:t>
-      </w:r>
-      <w:r>
-        <w:t xml:space="preserve">  The game code was updated to </w:t>
-      </w:r>
-      <w:r>
-        <w:t>use these new vectors</w:t>
-      </w:r>
-      <w:r>
-        <w:t>.</w:t>
-      </w:r>
-      <w:r>
-        <w:t xml:space="preserve"> </w:t>
-      </w:r>
-      <w:r>
-        <w:t>The sample</w:t>
-      </w:r>
-      <w:r>
-        <w:t>.</w:t>
-      </w:r>
-      <w:r>
-        <w:t>6502</w:t>
-      </w:r>
-      <w:r>
-        <w:t xml:space="preserve"> code was also updated to play the new sounds</w:t>
-      </w:r>
-      <w:r>
-        <w:t>.</w:t>
+        <w:t>Audacity was used to convert the three MP3 files to 8/8k WAV files, and the WAV converter console app was updated to convert and encode these files into a second PCM data file which was then packaged in the game image as five additional files.</w:t>
+      </w:r>
+    </w:p>
+    <w:p>
+      <w:r>
+        <w:t>The game startup code was then updated to load the second set of PCM data files into a second 16K of sideways RAM, if present.  A secondary set of sound vectors were also introduced, as shown below.  The game code was updated to use these new vectors.</w:t>
+      </w:r>
+      <w:r>
+        <w:t xml:space="preserve"> </w:t>
+      </w:r>
+      <w:r>
+        <w:t>The sample.6502 code was also updated to play the new sounds.</w:t>
       </w:r>
     </w:p>
     <w:tbl>
@@ -17951,6 +18611,7 @@
                 <w:b w:val="0"/>
                 <w:bCs w:val="0"/>
               </w:rPr>
+              <w:lastRenderedPageBreak/>
               <w:t xml:space="preserve">Secondary </w:t>
             </w:r>
             <w:r>
@@ -18015,9 +18676,11 @@
             <w:tcW w:w="2586" w:type="dxa"/>
           </w:tcPr>
           <w:p>
+            <w:proofErr w:type="spellStart"/>
             <w:r>
               <w:t>enemyDestroyed</w:t>
             </w:r>
+            <w:proofErr w:type="spellEnd"/>
           </w:p>
         </w:tc>
         <w:tc>
@@ -18029,10 +18692,7 @@
               <w:cnfStyle w:val="000000100000" w:firstRow="0" w:lastRow="0" w:firstColumn="0" w:lastColumn="0" w:oddVBand="0" w:evenVBand="0" w:oddHBand="1" w:evenHBand="0" w:firstRowFirstColumn="0" w:firstRowLastColumn="0" w:lastRowFirstColumn="0" w:lastRowLastColumn="0"/>
             </w:pPr>
             <w:r>
-              <w:t xml:space="preserve">RTS </w:t>
-            </w:r>
-            <w:r>
-              <w:t>(no sound effect)</w:t>
+              <w:t>RTS (no sound effect)</w:t>
             </w:r>
           </w:p>
         </w:tc>
@@ -18057,9 +18717,11 @@
             <w:tcW w:w="2586" w:type="dxa"/>
           </w:tcPr>
           <w:p>
+            <w:proofErr w:type="spellStart"/>
             <w:r>
               <w:t>startLevel</w:t>
             </w:r>
+            <w:proofErr w:type="spellEnd"/>
           </w:p>
         </w:tc>
         <w:tc>
@@ -18071,10 +18733,7 @@
               <w:cnfStyle w:val="000000000000" w:firstRow="0" w:lastRow="0" w:firstColumn="0" w:lastColumn="0" w:oddVBand="0" w:evenVBand="0" w:oddHBand="0" w:evenHBand="0" w:firstRowFirstColumn="0" w:firstRowLastColumn="0" w:lastRowFirstColumn="0" w:lastRowLastColumn="0"/>
             </w:pPr>
             <w:r>
-              <w:t>RTS</w:t>
-            </w:r>
-            <w:r>
-              <w:t xml:space="preserve"> (no sound effect)</w:t>
+              <w:t>RTS (no sound effect)</w:t>
             </w:r>
           </w:p>
         </w:tc>
@@ -18087,10 +18746,7 @@
               <w:cnfStyle w:val="000000000000" w:firstRow="0" w:lastRow="0" w:firstColumn="0" w:lastColumn="0" w:oddVBand="0" w:evenVBand="0" w:oddHBand="0" w:evenHBand="0" w:firstRowFirstColumn="0" w:firstRowLastColumn="0" w:lastRowFirstColumn="0" w:lastRowLastColumn="0"/>
             </w:pPr>
             <w:r>
-              <w:t>sample_soundK9</w:t>
-            </w:r>
-            <w:r>
-              <w:t>InsufficientData</w:t>
+              <w:t>sample_soundK9InsufficientData</w:t>
             </w:r>
           </w:p>
         </w:tc>
@@ -18105,9 +18761,11 @@
             <w:tcW w:w="2586" w:type="dxa"/>
           </w:tcPr>
           <w:p>
+            <w:proofErr w:type="spellStart"/>
             <w:r>
               <w:t>completeLevel</w:t>
             </w:r>
+            <w:proofErr w:type="spellEnd"/>
           </w:p>
         </w:tc>
         <w:tc>
@@ -18118,9 +18776,11 @@
             <w:pPr>
               <w:cnfStyle w:val="000000100000" w:firstRow="0" w:lastRow="0" w:firstColumn="0" w:lastColumn="0" w:oddVBand="0" w:evenVBand="0" w:oddHBand="1" w:evenHBand="0" w:firstRowFirstColumn="0" w:firstRowLastColumn="0" w:lastRowFirstColumn="0" w:lastRowLastColumn="0"/>
             </w:pPr>
+            <w:proofErr w:type="spellStart"/>
             <w:r>
               <w:t>soundEffect_levelComplete</w:t>
             </w:r>
+            <w:proofErr w:type="spellEnd"/>
           </w:p>
         </w:tc>
         <w:tc>
@@ -18131,68 +18791,410 @@
             <w:pPr>
               <w:cnfStyle w:val="000000100000" w:firstRow="0" w:lastRow="0" w:firstColumn="0" w:lastColumn="0" w:oddVBand="0" w:evenVBand="0" w:oddHBand="1" w:evenHBand="0" w:firstRowFirstColumn="0" w:firstRowLastColumn="0" w:lastRowFirstColumn="0" w:lastRowLastColumn="0"/>
             </w:pPr>
+            <w:proofErr w:type="spellStart"/>
             <w:r>
               <w:t>sample_</w:t>
             </w:r>
             <w:r>
               <w:t>soundTardisDoor</w:t>
             </w:r>
+            <w:proofErr w:type="spellEnd"/>
           </w:p>
         </w:tc>
       </w:tr>
     </w:tbl>
     <w:p>
       <w:pPr>
-        <w:pStyle w:val="Heading2"/>
-      </w:pPr>
-      <w:r>
-        <w:t>Game complete</w:t>
-      </w:r>
-      <w:r>
-        <w:t xml:space="preserve"> screen</w:t>
-      </w:r>
-    </w:p>
-    <w:p>
-      <w:r>
-        <w:t xml:space="preserve">Another suggestion was to improve the </w:t>
-      </w:r>
-      <w:r>
-        <w:t>‘</w:t>
-      </w:r>
-      <w:r>
-        <w:rPr>
-          <w:i/>
-          <w:iCs/>
-        </w:rPr>
-        <w:t>game complete</w:t>
-      </w:r>
-      <w:r>
-        <w:rPr>
-          <w:i/>
-          <w:iCs/>
-        </w:rPr>
-        <w:t>’</w:t>
-      </w:r>
-      <w:r>
-        <w:t xml:space="preserve"> experience, which just displayed a couple of lines of text. The suggestion was to display ‘</w:t>
+        <w:rPr>
+          <w:sz w:val="2"/>
+          <w:szCs w:val="2"/>
+        </w:rPr>
+      </w:pPr>
+    </w:p>
+    <w:p>
+      <w:r>
+        <w:t>I was pleased with the results</w:t>
+      </w:r>
+      <w:r>
+        <w:t xml:space="preserve"> as the additional samples </w:t>
+      </w:r>
+      <w:r>
+        <w:t xml:space="preserve">certainly </w:t>
+      </w:r>
+      <w:r>
+        <w:t xml:space="preserve">improved </w:t>
+      </w:r>
+      <w:r>
+        <w:t>the audible experience</w:t>
+      </w:r>
+      <w:r>
+        <w:t>.</w:t>
+      </w:r>
+      <w:r>
+        <w:t xml:space="preserve">  </w:t>
+      </w:r>
+      <w:r>
+        <w:t xml:space="preserve"> </w:t>
+      </w:r>
+      <w:r>
+        <w:t xml:space="preserve">I then looked at the visual </w:t>
+      </w:r>
+      <w:r>
+        <w:t>experience.</w:t>
+      </w:r>
+    </w:p>
+    <w:p>
+      <w:pPr>
+        <w:pStyle w:val="Heading3"/>
+      </w:pPr>
+      <w:r>
+        <w:t xml:space="preserve">Adding </w:t>
+      </w:r>
+      <w:r>
+        <w:t xml:space="preserve">visual </w:t>
+      </w:r>
+      <w:r>
+        <w:t>transitions</w:t>
+      </w:r>
+    </w:p>
+    <w:p>
+      <w:r>
+        <w:t>After looking at a number of possible ways of visually entering and leaving a level, I landed on the idea of implementing a crop transition,</w:t>
+      </w:r>
+      <w:r>
+        <w:t xml:space="preserve"> </w:t>
+      </w:r>
+      <w:r>
+        <w:t xml:space="preserve">as I could see how this could be </w:t>
+      </w:r>
+      <w:r>
+        <w:t>implemented</w:t>
+      </w:r>
+      <w:r>
+        <w:t xml:space="preserve"> using a timer, switching the palette at the </w:t>
+      </w:r>
+      <w:r>
+        <w:t xml:space="preserve">top and bottom </w:t>
+      </w:r>
+      <w:r>
+        <w:t>animating crop boundaries.</w:t>
+      </w:r>
+    </w:p>
+    <w:p>
+      <w:r>
+        <w:t xml:space="preserve">I reread Mark Moxon’s explanation for how palette switching was implemented in REVs, where a continuous timer is used in a clever way, and </w:t>
+      </w:r>
+      <w:r>
+        <w:t xml:space="preserve">rewatched </w:t>
+      </w:r>
+      <w:r>
+        <w:t>Kieran Connell</w:t>
+      </w:r>
+      <w:r>
+        <w:t>’s ACORN Masterclass</w:t>
+      </w:r>
+      <w:r>
+        <w:t xml:space="preserve"> interrupts video (part 2) </w:t>
+      </w:r>
+      <w:r>
+        <w:t xml:space="preserve">which includes a </w:t>
+      </w:r>
+      <w:r>
+        <w:t>great explanation o</w:t>
+      </w:r>
+      <w:r>
+        <w:t>f</w:t>
+      </w:r>
+      <w:r>
+        <w:t xml:space="preserve"> scanline timings.</w:t>
+      </w:r>
+      <w:r>
+        <w:t xml:space="preserve">  Both were invaluable.</w:t>
+      </w:r>
+    </w:p>
+    <w:p>
+      <w:r>
+        <w:t>The s</w:t>
+      </w:r>
+      <w:r>
+        <w:t>how and hide crop animations were implemented using a new interrupt service routine, which is switched in while the transition runs, with existing System-VIA Timer1 and v-sync interrupts repurposed, with Timer1 switched to continuous mode.</w:t>
+      </w:r>
+    </w:p>
+    <w:p>
+      <w:r>
+        <w:t>The transition interrupt service routine’s v-sync handling code simply sets Timer1’s primary and latch timer values</w:t>
+      </w:r>
+      <w:r>
+        <w:t xml:space="preserve">, and </w:t>
+      </w:r>
+      <w:r>
+        <w:t>signals ‘v</w:t>
+      </w:r>
+      <w:r>
+        <w:t>-</w:t>
+      </w:r>
+      <w:r>
+        <w:t xml:space="preserve">sync’ </w:t>
+      </w:r>
+      <w:r>
+        <w:t xml:space="preserve">to </w:t>
+      </w:r>
+      <w:r>
+        <w:t>allow the game loop to run</w:t>
+      </w:r>
+      <w:r>
+        <w:t xml:space="preserve"> as normal.</w:t>
+      </w:r>
+    </w:p>
+    <w:p>
+      <w:r>
+        <w:t xml:space="preserve">The </w:t>
+      </w:r>
+      <w:r>
+        <w:t xml:space="preserve">routine’s </w:t>
+      </w:r>
+      <w:r>
+        <w:t>Timer1 handling code</w:t>
+      </w:r>
+      <w:r>
+        <w:t xml:space="preserve"> performs a few actions.  It first checks to see if the animation </w:t>
+      </w:r>
+      <w:r>
+        <w:t>has</w:t>
+      </w:r>
+      <w:r>
+        <w:t xml:space="preserve"> completed (a countdown counter is used for this), restoring everything back if it has.  The code then determines whether the </w:t>
+      </w:r>
+      <w:proofErr w:type="gramStart"/>
+      <w:r>
+        <w:t>interrupt</w:t>
+      </w:r>
+      <w:proofErr w:type="gramEnd"/>
+      <w:r>
+        <w:t xml:space="preserve"> </w:t>
+      </w:r>
+      <w:r>
+        <w:t xml:space="preserve">request </w:t>
+      </w:r>
+      <w:r>
+        <w:t>is for the top or bottom crop boundary.</w:t>
+      </w:r>
+    </w:p>
+    <w:p>
+      <w:r>
+        <w:t xml:space="preserve">If the </w:t>
+      </w:r>
+      <w:proofErr w:type="gramStart"/>
+      <w:r>
+        <w:t>interrupt</w:t>
+      </w:r>
+      <w:proofErr w:type="gramEnd"/>
+      <w:r>
+        <w:t xml:space="preserve"> request is for the top </w:t>
+      </w:r>
+      <w:r>
+        <w:t xml:space="preserve">crop </w:t>
+      </w:r>
+      <w:r>
+        <w:t>boundary, the palette is switched to the level’s palette and the routine simply returns.  No further processing is performed, even by MOS.</w:t>
+      </w:r>
+    </w:p>
+    <w:p>
+      <w:r>
+        <w:t xml:space="preserve">If the </w:t>
+      </w:r>
+      <w:proofErr w:type="gramStart"/>
+      <w:r>
+        <w:t>interrupt</w:t>
+      </w:r>
+      <w:proofErr w:type="gramEnd"/>
+      <w:r>
+        <w:t xml:space="preserve"> request is for the bottom </w:t>
+      </w:r>
+      <w:r>
+        <w:t xml:space="preserve">crop </w:t>
+      </w:r>
+      <w:r>
+        <w:t>boundary, the palette is switched to black, and delta values are applied to the timer variables</w:t>
+      </w:r>
+      <w:r>
+        <w:t xml:space="preserve">, </w:t>
+      </w:r>
+      <w:r>
+        <w:t>to animate them</w:t>
+      </w:r>
+      <w:r>
+        <w:t>.</w:t>
+      </w:r>
+      <w:r>
+        <w:t xml:space="preserve">  The interrupt is then passed on to MOS</w:t>
+      </w:r>
+      <w:r>
+        <w:t xml:space="preserve">, allowing </w:t>
+      </w:r>
+      <w:r>
+        <w:t>MOS to process sounds</w:t>
+      </w:r>
+      <w:r>
+        <w:t>.</w:t>
+      </w:r>
+    </w:p>
+    <w:p>
+      <w:r>
+        <w:t>The crop transition functionality was encapsulated in a new source file (</w:t>
       </w:r>
       <w:r>
         <w:rPr>
           <w:b/>
           <w:bCs/>
-          <w:i/>
-          <w:iCs/>
-        </w:rPr>
-        <w:t>Congrats</w:t>
+        </w:rPr>
+        <w:t>transition.6502</w:t>
+      </w:r>
+      <w:r>
+        <w:t xml:space="preserve">) which was included in </w:t>
       </w:r>
       <w:r>
         <w:rPr>
           <w:b/>
           <w:bCs/>
-          <w:i/>
-          <w:iCs/>
-        </w:rPr>
-        <w:t>! Y</w:t>
+        </w:rPr>
+        <w:t>program.6502</w:t>
+      </w:r>
+      <w:r>
+        <w:t>.  The level entry and exit routines were then updated to invoke the new code as appropriate.</w:t>
+      </w:r>
+    </w:p>
+    <w:p>
+      <w:r>
+        <w:lastRenderedPageBreak/>
+        <w:t xml:space="preserve">Unfortunately, more memory had to be found in integrate the changes within the game play code.  I managed to find 84 bytes by streamlining the god-mode key handlers and factoring </w:t>
+      </w:r>
+      <w:r>
+        <w:t xml:space="preserve">out </w:t>
+      </w:r>
+      <w:r>
+        <w:t xml:space="preserve">some duplicated </w:t>
+      </w:r>
+      <w:r>
+        <w:t xml:space="preserve">top-level </w:t>
+      </w:r>
+      <w:r>
+        <w:t xml:space="preserve">draw </w:t>
+      </w:r>
+      <w:r>
+        <w:t>code… but</w:t>
+      </w:r>
+      <w:r>
+        <w:t xml:space="preserve"> </w:t>
+      </w:r>
+      <w:r>
+        <w:t xml:space="preserve">I still needed another </w:t>
+      </w:r>
+      <w:r>
+        <w:t>1</w:t>
+      </w:r>
+      <w:r>
+        <w:t>40</w:t>
+      </w:r>
+      <w:r>
+        <w:t xml:space="preserve"> bytes </w:t>
+      </w:r>
+      <w:r>
+        <w:t>or so</w:t>
+      </w:r>
+      <w:r>
+        <w:t>.</w:t>
+      </w:r>
+    </w:p>
+    <w:p>
+      <w:r>
+        <w:t>After reviewing all the memory usage, I concluded that a more radical change would be needed to include the crop transitions, which I really liked.</w:t>
+      </w:r>
+    </w:p>
+    <w:p>
+      <w:r>
+        <w:t xml:space="preserve">I therefore decided to reduce the number of tiles that can be defined </w:t>
+      </w:r>
+      <w:proofErr w:type="gramStart"/>
+      <w:r>
+        <w:t>in</w:t>
+      </w:r>
+      <w:proofErr w:type="gramEnd"/>
+      <w:r>
+        <w:t xml:space="preserve"> a level from thirty-</w:t>
+      </w:r>
+      <w:r>
+        <w:t>one</w:t>
+      </w:r>
+      <w:r>
+        <w:t xml:space="preserve"> to </w:t>
+      </w:r>
+      <w:r>
+        <w:t>twenty-nine</w:t>
+      </w:r>
+      <w:r>
+        <w:t>, as this would free up 128 bytes of memory.</w:t>
+      </w:r>
+      <w:r>
+        <w:t xml:space="preserve">  </w:t>
+      </w:r>
+    </w:p>
+    <w:p>
+      <w:r>
+        <w:t>The change was not as significant as it might sound since the existing level designs all contained two or more unused tiles.</w:t>
+      </w:r>
+    </w:p>
+    <w:p>
+      <w:r>
+        <w:t xml:space="preserve">I therefor updated the level editor </w:t>
+      </w:r>
+      <w:r>
+        <w:t xml:space="preserve">and game code to </w:t>
+      </w:r>
+      <w:r>
+        <w:t>accommodate the change, converting the level data files to the new format</w:t>
+      </w:r>
+      <w:r>
+        <w:t xml:space="preserve"> in the process.  As part of this I also moved the crop transition variables into zero page (reducing code size further), moving the black palette (16-bytes) out to regular memory.  This was sufficient</w:t>
+      </w:r>
+      <w:r>
+        <w:t>.</w:t>
+      </w:r>
+    </w:p>
+    <w:p>
+      <w:pPr>
+        <w:pStyle w:val="Heading2"/>
+      </w:pPr>
+      <w:r>
+        <w:t>G</w:t>
+      </w:r>
+      <w:r>
+        <w:t>ame complet</w:t>
+      </w:r>
+      <w:r>
+        <w:t>ion</w:t>
+      </w:r>
+    </w:p>
+    <w:p>
+      <w:r>
+        <w:t>Another suggestion was to improve the ‘</w:t>
+      </w:r>
+      <w:r>
+        <w:rPr>
+          <w:i/>
+          <w:iCs/>
+        </w:rPr>
+        <w:t>game complete</w:t>
+      </w:r>
+      <w:r>
+        <w:rPr>
+          <w:i/>
+          <w:iCs/>
+        </w:rPr>
+        <w:t>’</w:t>
+      </w:r>
+      <w:r>
+        <w:t xml:space="preserve"> experience, which just displayed a couple of lines of text. The suggestion was to display ‘</w:t>
       </w:r>
       <w:r>
         <w:rPr>
@@ -18201,7 +19203,20 @@
           <w:i/>
           <w:iCs/>
         </w:rPr>
-        <w:t>ou have completed the game</w:t>
+        <w:t>Congrats! You have completed the game.</w:t>
+      </w:r>
+      <w:r>
+        <w:t>’ in a more graphical way, whilst playing the Doctor Who theme music.</w:t>
+      </w:r>
+    </w:p>
+    <w:p>
+      <w:r>
+        <w:t>Implementing the feature was straightforward, though it was necessary to package the code and data in a separate file within the game image and load/execute it.</w:t>
+      </w:r>
+    </w:p>
+    <w:p>
+      <w:r>
+        <w:t xml:space="preserve">The feature was implemented by first creating a new teletext screen (shown below) and then creating a new source file (finale.6502) which contains a </w:t>
       </w:r>
       <w:r>
         <w:rPr>
@@ -18210,45 +19225,6 @@
           <w:i/>
           <w:iCs/>
         </w:rPr>
-        <w:t>.</w:t>
-      </w:r>
-      <w:r>
-        <w:t xml:space="preserve">’ in a more graphical way, whilst </w:t>
-      </w:r>
-      <w:r>
-        <w:t xml:space="preserve">playing the </w:t>
-      </w:r>
-      <w:r>
-        <w:t>Doctor Who theme music.</w:t>
-      </w:r>
-    </w:p>
-    <w:p>
-      <w:r>
-        <w:lastRenderedPageBreak/>
-        <w:t>The feature was implemented by first creating a new teletext screen</w:t>
-      </w:r>
-      <w:r>
-        <w:t xml:space="preserve"> (shown below) and then creating a new source file (finale.6502) </w:t>
-      </w:r>
-      <w:r>
-        <w:t xml:space="preserve">which </w:t>
-      </w:r>
-      <w:r>
-        <w:t>contain</w:t>
-      </w:r>
-      <w:r>
-        <w:t xml:space="preserve">s </w:t>
-      </w:r>
-      <w:r>
-        <w:t xml:space="preserve">a </w:t>
-      </w:r>
-      <w:r>
-        <w:rPr>
-          <w:b/>
-          <w:bCs/>
-          <w:i/>
-          <w:iCs/>
-        </w:rPr>
         <w:t>finale</w:t>
       </w:r>
       <w:r>
@@ -18264,7 +19240,7 @@
           <w:noProof/>
         </w:rPr>
         <w:drawing>
-          <wp:inline distT="0" distB="0" distL="0" distR="0" wp14:anchorId="405D87CE" wp14:editId="342541F2">
+          <wp:inline distT="0" distB="0" distL="0" distR="0" wp14:anchorId="48F59106" wp14:editId="0FC9702B">
             <wp:extent cx="2474844" cy="1979875"/>
             <wp:effectExtent l="38100" t="38100" r="97155" b="97155"/>
             <wp:docPr id="1508563675" name="Picture 1" descr="A black background with colorful text&#10;&#10;AI-generated content may be incorrect."/>
@@ -18307,73 +19283,13 @@
         </w:drawing>
       </w:r>
     </w:p>
-    <w:p>
-      <w:r>
-        <w:t>The code is then assembled and packaged with music.6502 to create a new file in the image</w:t>
-      </w:r>
-      <w:r>
-        <w:t xml:space="preserve">.  </w:t>
-      </w:r>
-      <w:r>
-        <w:t xml:space="preserve">The </w:t>
-      </w:r>
-      <w:r>
-        <w:t xml:space="preserve">existing </w:t>
-      </w:r>
-      <w:r>
-        <w:rPr>
-          <w:b/>
-          <w:bCs/>
-          <w:i/>
-          <w:iCs/>
-        </w:rPr>
-        <w:t>load</w:t>
-      </w:r>
-      <w:r>
-        <w:rPr>
-          <w:b/>
-          <w:bCs/>
-          <w:i/>
-          <w:iCs/>
-        </w:rPr>
-        <w:t>C</w:t>
-      </w:r>
-      <w:r>
-        <w:rPr>
-          <w:b/>
-          <w:bCs/>
-          <w:i/>
-          <w:iCs/>
-        </w:rPr>
-        <w:t>omplete</w:t>
-      </w:r>
-      <w:r>
-        <w:t xml:space="preserve"> </w:t>
-      </w:r>
-      <w:r>
-        <w:t xml:space="preserve">routine </w:t>
-      </w:r>
-      <w:r>
-        <w:t xml:space="preserve">code was updated to load and </w:t>
-      </w:r>
-      <w:r>
-        <w:t xml:space="preserve">execute </w:t>
-      </w:r>
-      <w:r>
-        <w:t xml:space="preserve">the </w:t>
-      </w:r>
-      <w:r>
-        <w:t xml:space="preserve">new </w:t>
-      </w:r>
-      <w:r>
-        <w:t>file.</w:t>
-      </w:r>
-    </w:p>
+    <w:p/>
     <w:p>
       <w:pPr>
         <w:pStyle w:val="Heading1"/>
       </w:pPr>
       <w:r>
+        <w:lastRenderedPageBreak/>
         <w:t>Miscellaneous</w:t>
       </w:r>
     </w:p>
@@ -18526,7 +19442,6 @@
               <w:jc w:val="center"/>
             </w:pPr>
             <w:r>
-              <w:lastRenderedPageBreak/>
               <w:t>Address (hex)</w:t>
             </w:r>
           </w:p>
@@ -19646,12 +20561,14 @@
             <w:r>
               <w:t xml:space="preserve">Game </w:t>
             </w:r>
+            <w:proofErr w:type="gramStart"/>
             <w:r>
               <w:t>s</w:t>
             </w:r>
             <w:r>
               <w:t>prite data</w:t>
             </w:r>
+            <w:proofErr w:type="gramEnd"/>
             <w:r>
               <w:t>*</w:t>
             </w:r>
@@ -19686,6 +20603,7 @@
               <w:jc w:val="center"/>
             </w:pPr>
             <w:r>
+              <w:lastRenderedPageBreak/>
               <w:t>30</w:t>
             </w:r>
             <w:r>
@@ -20047,7 +20965,15 @@
         <w:t>available</w:t>
       </w:r>
       <w:r>
-        <w:t>.  MOS/DFS use 896 bytes</w:t>
+        <w:t xml:space="preserve">.  MOS/DFS </w:t>
+      </w:r>
+      <w:proofErr w:type="gramStart"/>
+      <w:r>
+        <w:t>use</w:t>
+      </w:r>
+      <w:proofErr w:type="gramEnd"/>
+      <w:r>
+        <w:t xml:space="preserve"> 896 bytes</w:t>
       </w:r>
       <w:r>
         <w:t>.</w:t>
@@ -20062,11 +20988,18 @@
         </w:numPr>
       </w:pPr>
       <w:r>
-        <w:lastRenderedPageBreak/>
         <w:t>*</w:t>
       </w:r>
       <w:r>
-        <w:t xml:space="preserve">On machines with 16K+ of sideways RAM, sampling code (sample.6502) replaces the </w:t>
+        <w:t xml:space="preserve">On machines with 16K+ of sideways RAM, sampling code (sample.6502) </w:t>
+      </w:r>
+      <w:proofErr w:type="gramStart"/>
+      <w:r>
+        <w:t>replaces</w:t>
+      </w:r>
+      <w:proofErr w:type="gramEnd"/>
+      <w:r>
+        <w:t xml:space="preserve"> the </w:t>
       </w:r>
       <w:r>
         <w:rPr>
@@ -20840,6 +21773,7 @@
               <w:jc w:val="center"/>
             </w:pPr>
             <w:r>
+              <w:lastRenderedPageBreak/>
               <w:t>7B00</w:t>
             </w:r>
           </w:p>
@@ -20936,7 +21870,15 @@
         <w:t>locations and populates the game object data structures from the metadata and object descriptors.</w:t>
       </w:r>
       <w:r>
-        <w:t xml:space="preserve">  On machines with 16K+ of sideways RAM, the code also copies the 224-byte gamebar asset to </w:t>
+        <w:t xml:space="preserve">  On machines with 16K+ of sideways RAM, the code also copies the 224-byte </w:t>
+      </w:r>
+      <w:proofErr w:type="spellStart"/>
+      <w:r>
+        <w:t>gamebar</w:t>
+      </w:r>
+      <w:proofErr w:type="spellEnd"/>
+      <w:r>
+        <w:t xml:space="preserve"> asset to </w:t>
       </w:r>
       <w:r>
         <w:t>&amp;BF20</w:t>
@@ -21061,7 +22003,6 @@
     </w:p>
     <w:p>
       <w:r>
-        <w:lastRenderedPageBreak/>
         <w:t>The memory layout evolved during the development of the game, with allocation</w:t>
       </w:r>
       <w:r>
@@ -21212,6 +22153,7 @@
       <w:r>
         <w:t xml:space="preserve">The use of an object </w:t>
       </w:r>
+      <w:proofErr w:type="gramStart"/>
       <w:r>
         <w:rPr>
           <w:i/>
@@ -21219,6 +22161,7 @@
         </w:rPr>
         <w:t>redraw</w:t>
       </w:r>
+      <w:proofErr w:type="gramEnd"/>
       <w:r>
         <w:t xml:space="preserve"> flag ensure</w:t>
       </w:r>
@@ -21304,6 +22247,7 @@
         </w:numPr>
       </w:pPr>
       <w:r>
+        <w:lastRenderedPageBreak/>
         <w:t xml:space="preserve">Reduced </w:t>
       </w:r>
       <w:r>
@@ -21376,7 +22320,15 @@
         <w:t xml:space="preserve"> that sweeps across screen memory</w:t>
       </w:r>
       <w:r>
-        <w:t xml:space="preserve">. The code is executed every 32 frames (approx. twice a second) so it has a negligible impact on overall performance.  The algorithm is also quite efficient over small datasets which are already sorted, or close to being sorted.  Tests showed that the algorithm re-sorts the </w:t>
+        <w:t>. The code is executed every 32 frames (approx. twice a second</w:t>
+      </w:r>
+      <w:proofErr w:type="gramStart"/>
+      <w:r>
+        <w:t>)</w:t>
+      </w:r>
+      <w:proofErr w:type="gramEnd"/>
+      <w:r>
+        <w:t xml:space="preserve"> so it has a negligible impact on overall performance.  The algorithm is also quite efficient over small datasets which are already sorted, or close to being sorted.  Tests showed that the algorithm re-sorts the </w:t>
       </w:r>
       <w:r>
         <w:rPr>
@@ -21522,7 +22474,6 @@
         </w:numPr>
       </w:pPr>
       <w:r>
-        <w:lastRenderedPageBreak/>
         <w:t>Refactored program and level initialization, pushing as much code as possible out of the gameplay code area.</w:t>
       </w:r>
     </w:p>
@@ -21537,6 +22488,7 @@
       <w:r>
         <w:t xml:space="preserve">Removed </w:t>
       </w:r>
+      <w:proofErr w:type="spellStart"/>
       <w:r>
         <w:rPr>
           <w:i/>
@@ -21544,9 +22496,11 @@
         </w:rPr>
         <w:t>objectWidth</w:t>
       </w:r>
+      <w:proofErr w:type="spellEnd"/>
       <w:r>
         <w:t xml:space="preserve"> &amp; </w:t>
       </w:r>
+      <w:proofErr w:type="spellStart"/>
       <w:r>
         <w:rPr>
           <w:i/>
@@ -21554,6 +22508,7 @@
         </w:rPr>
         <w:t>objectHeight</w:t>
       </w:r>
+      <w:proofErr w:type="spellEnd"/>
       <w:r>
         <w:t xml:space="preserve"> arrays</w:t>
       </w:r>
@@ -21583,6 +22538,7 @@
       <w:r>
         <w:t xml:space="preserve">, </w:t>
       </w:r>
+      <w:proofErr w:type="spellStart"/>
       <w:r>
         <w:rPr>
           <w:i/>
@@ -21590,12 +22546,14 @@
         </w:rPr>
         <w:t>widthMinusOne</w:t>
       </w:r>
+      <w:proofErr w:type="spellEnd"/>
       <w:r>
         <w:t xml:space="preserve">, </w:t>
       </w:r>
       <w:r>
         <w:t xml:space="preserve">and </w:t>
       </w:r>
+      <w:proofErr w:type="spellStart"/>
       <w:r>
         <w:rPr>
           <w:i/>
@@ -21603,6 +22561,7 @@
         </w:rPr>
         <w:t>heightMinusOne</w:t>
       </w:r>
+      <w:proofErr w:type="spellEnd"/>
       <w:r>
         <w:t xml:space="preserve">.  </w:t>
       </w:r>
@@ -21624,6 +22583,7 @@
       <w:r>
         <w:t xml:space="preserve"> which were previously subtracting one from </w:t>
       </w:r>
+      <w:proofErr w:type="spellStart"/>
       <w:r>
         <w:rPr>
           <w:i/>
@@ -21631,9 +22591,11 @@
         </w:rPr>
         <w:t>objectWidth</w:t>
       </w:r>
+      <w:proofErr w:type="spellEnd"/>
       <w:r>
         <w:t xml:space="preserve"> &amp; </w:t>
       </w:r>
+      <w:proofErr w:type="spellStart"/>
       <w:r>
         <w:rPr>
           <w:i/>
@@ -21655,6 +22617,7 @@
         </w:rPr>
         <w:t>ght</w:t>
       </w:r>
+      <w:proofErr w:type="spellEnd"/>
       <w:r>
         <w:t xml:space="preserve">.  </w:t>
       </w:r>
@@ -21670,6 +22633,7 @@
       <w:r>
         <w:t xml:space="preserve">Bit-packed </w:t>
       </w:r>
+      <w:proofErr w:type="spellStart"/>
       <w:r>
         <w:rPr>
           <w:i/>
@@ -21677,9 +22641,11 @@
         </w:rPr>
         <w:t>objectType</w:t>
       </w:r>
+      <w:proofErr w:type="spellEnd"/>
       <w:r>
         <w:t xml:space="preserve"> and </w:t>
       </w:r>
+      <w:proofErr w:type="spellStart"/>
       <w:r>
         <w:rPr>
           <w:i/>
@@ -21687,6 +22653,7 @@
         </w:rPr>
         <w:t>objectState</w:t>
       </w:r>
+      <w:proofErr w:type="spellEnd"/>
       <w:r>
         <w:t xml:space="preserve"> array</w:t>
       </w:r>
@@ -21948,6 +22915,7 @@
     </w:p>
     <w:p>
       <w:r>
+        <w:lastRenderedPageBreak/>
         <w:t xml:space="preserve">Several </w:t>
       </w:r>
       <w:r>
@@ -22025,6 +22993,7 @@
       <w:r>
         <w:t xml:space="preserve">JMP </w:t>
       </w:r>
+      <w:proofErr w:type="spellStart"/>
       <w:r>
         <w:rPr>
           <w:i/>
@@ -22033,8 +23002,13 @@
         <w:t>xxx</w:t>
       </w:r>
       <w:r>
-        <w:t xml:space="preserve">x instead of JSR </w:t>
-      </w:r>
+        <w:t>x</w:t>
+      </w:r>
+      <w:proofErr w:type="spellEnd"/>
+      <w:r>
+        <w:t xml:space="preserve"> instead of JSR </w:t>
+      </w:r>
+      <w:proofErr w:type="spellStart"/>
       <w:r>
         <w:rPr>
           <w:i/>
@@ -22042,6 +23016,7 @@
         </w:rPr>
         <w:t>xxxx</w:t>
       </w:r>
+      <w:proofErr w:type="spellEnd"/>
       <w:r>
         <w:t xml:space="preserve">, </w:t>
       </w:r>
@@ -22205,6 +23180,7 @@
       <w:r>
         <w:t xml:space="preserve"> and </w:t>
       </w:r>
+      <w:proofErr w:type="spellStart"/>
       <w:r>
         <w:rPr>
           <w:i/>
@@ -22212,6 +23188,7 @@
         </w:rPr>
         <w:t>dalekAnimate</w:t>
       </w:r>
+      <w:proofErr w:type="spellEnd"/>
       <w:r>
         <w:t xml:space="preserve"> routines do this.</w:t>
       </w:r>
@@ -22236,6 +23213,7 @@
       <w:r>
         <w:t xml:space="preserve">  For example, the </w:t>
       </w:r>
+      <w:proofErr w:type="spellStart"/>
       <w:r>
         <w:rPr>
           <w:i/>
@@ -22264,9 +23242,11 @@
         </w:rPr>
         <w:t>lock</w:t>
       </w:r>
+      <w:proofErr w:type="spellEnd"/>
       <w:r>
         <w:t xml:space="preserve"> and </w:t>
       </w:r>
+      <w:proofErr w:type="spellStart"/>
       <w:r>
         <w:rPr>
           <w:i/>
@@ -22274,6 +23254,7 @@
         </w:rPr>
         <w:t>vduCommands</w:t>
       </w:r>
+      <w:proofErr w:type="spellEnd"/>
       <w:r>
         <w:t xml:space="preserve"> buffer</w:t>
       </w:r>
@@ -22292,6 +23273,7 @@
       <w:r>
         <w:t xml:space="preserve">with </w:t>
       </w:r>
+      <w:proofErr w:type="spellStart"/>
       <w:r>
         <w:rPr>
           <w:i/>
@@ -22299,6 +23281,7 @@
         </w:rPr>
         <w:t>vduCommands</w:t>
       </w:r>
+      <w:proofErr w:type="spellEnd"/>
       <w:r>
         <w:rPr>
           <w:i/>
@@ -22324,7 +23307,6 @@
         </w:rPr>
       </w:pPr>
       <w:r>
-        <w:lastRenderedPageBreak/>
         <w:t>16-bit unsigned number</w:t>
       </w:r>
       <w:r>
@@ -22449,8 +23431,18 @@
           <w:sz w:val="18"/>
           <w:szCs w:val="18"/>
         </w:rPr>
-        <w:t xml:space="preserve"> Bh</w:t>
-      </w:r>
+        <w:t xml:space="preserve"> </w:t>
+      </w:r>
+      <w:proofErr w:type="spellStart"/>
+      <w:r>
+        <w:rPr>
+          <w:rFonts w:ascii="Cascadia Code" w:hAnsi="Cascadia Code"/>
+          <w:sz w:val="18"/>
+          <w:szCs w:val="18"/>
+        </w:rPr>
+        <w:t>Bh</w:t>
+      </w:r>
+      <w:proofErr w:type="spellEnd"/>
       <w:r>
         <w:rPr>
           <w:rFonts w:ascii="Cascadia Code" w:hAnsi="Cascadia Code"/>
@@ -22555,6 +23547,7 @@
       <w:r>
         <w:t xml:space="preserve">Routines always define a new scope (a wonderful </w:t>
       </w:r>
+      <w:proofErr w:type="spellStart"/>
       <w:r>
         <w:rPr>
           <w:b/>
@@ -22564,6 +23557,7 @@
         </w:rPr>
         <w:t>beebasm</w:t>
       </w:r>
+      <w:proofErr w:type="spellEnd"/>
       <w:r>
         <w:t xml:space="preserve"> feature) to limit the scope of contained labels and local data. Nested scopes are not used.</w:t>
       </w:r>
@@ -22769,6 +23763,7 @@
     </w:p>
     <w:p>
       <w:r>
+        <w:lastRenderedPageBreak/>
         <w:t xml:space="preserve">Routine parameter passing </w:t>
       </w:r>
       <w:r>
@@ -23050,7 +24045,15 @@
         <w:t xml:space="preserve">  The game must </w:t>
       </w:r>
       <w:r>
-        <w:t xml:space="preserve">be robust (not crash) and </w:t>
+        <w:t>be robust (not crash</w:t>
+      </w:r>
+      <w:proofErr w:type="gramStart"/>
+      <w:r>
+        <w:t>)</w:t>
+      </w:r>
+      <w:proofErr w:type="gramEnd"/>
+      <w:r>
+        <w:t xml:space="preserve"> and </w:t>
       </w:r>
       <w:r>
         <w:t xml:space="preserve">its difficulty should </w:t>
@@ -23064,195 +24067,195 @@
     </w:p>
     <w:p>
       <w:r>
+        <w:t>The following choices were made to make th</w:t>
+      </w:r>
+      <w:r>
+        <w:t>is</w:t>
+      </w:r>
+      <w:r>
+        <w:t xml:space="preserve"> game feel more modern.</w:t>
+      </w:r>
+    </w:p>
+    <w:p>
+      <w:r>
+        <w:t xml:space="preserve">Unlike many 1980’s games, </w:t>
+      </w:r>
+      <w:r>
+        <w:t>K9 does not have three lives</w:t>
+      </w:r>
+      <w:r>
+        <w:t xml:space="preserve"> and there isn’t a notion of </w:t>
+      </w:r>
+      <w:r>
+        <w:t xml:space="preserve">score or points.   The goal of the game is </w:t>
+      </w:r>
+      <w:r>
+        <w:t xml:space="preserve">to </w:t>
+      </w:r>
+      <w:r>
+        <w:t xml:space="preserve">just successfully </w:t>
+      </w:r>
+      <w:r>
+        <w:t>navigate</w:t>
+      </w:r>
+      <w:r>
+        <w:t xml:space="preserve"> K9 t</w:t>
+      </w:r>
+      <w:r>
+        <w:t>h</w:t>
+      </w:r>
+      <w:r>
+        <w:t>r</w:t>
+      </w:r>
+      <w:r>
+        <w:t xml:space="preserve">ough all the </w:t>
+      </w:r>
+      <w:r>
+        <w:t>levels</w:t>
+      </w:r>
+      <w:r>
+        <w:t>.</w:t>
+      </w:r>
+    </w:p>
+    <w:p>
+      <w:r>
+        <w:t xml:space="preserve">K9 dies when </w:t>
+      </w:r>
+      <w:r>
+        <w:t xml:space="preserve">K9’s </w:t>
+      </w:r>
+      <w:r>
+        <w:t xml:space="preserve">health </w:t>
+      </w:r>
+      <w:r>
+        <w:t xml:space="preserve">becomes zero.  K9 gains health by collecting jewels, and loses health when using </w:t>
+      </w:r>
+      <w:r>
+        <w:t xml:space="preserve">the laser, or </w:t>
+      </w:r>
+      <w:r>
+        <w:t xml:space="preserve">when </w:t>
+      </w:r>
+      <w:r>
+        <w:t>attacked</w:t>
+      </w:r>
+      <w:r>
+        <w:t xml:space="preserve"> by a Dalek</w:t>
+      </w:r>
+      <w:r>
+        <w:t>.</w:t>
+      </w:r>
+      <w:r>
+        <w:t xml:space="preserve">  When K9’s health is low, the laser cannot be used and the health bar in the game bar changes color.  To reinforce low health, a </w:t>
+      </w:r>
+      <w:r>
+        <w:t>heart rate monitor beep is sounded every second or so.  This becomes a continuous tone if K9 dies.</w:t>
+      </w:r>
+    </w:p>
+    <w:p>
+      <w:r>
+        <w:t>If K9 dies, the current level is restated.  The user can also choose to restart the current level if they become stuck</w:t>
+      </w:r>
+      <w:r>
+        <w:t>, by pressing the ‘R’ key.</w:t>
+      </w:r>
+    </w:p>
+    <w:p>
+      <w:r>
+        <w:t>And unlike many 1980’s games, t</w:t>
+      </w:r>
+      <w:r>
+        <w:t xml:space="preserve">he player </w:t>
+      </w:r>
+      <w:r>
+        <w:t xml:space="preserve">direction </w:t>
+      </w:r>
+      <w:r>
+        <w:t xml:space="preserve">keys </w:t>
+      </w:r>
+      <w:r>
+        <w:t xml:space="preserve">are </w:t>
+      </w:r>
+      <w:r>
+        <w:t>W</w:t>
+      </w:r>
+      <w:r>
+        <w:t>ASD</w:t>
+      </w:r>
+      <w:r>
+        <w:t>.</w:t>
+      </w:r>
+    </w:p>
+    <w:p>
+      <w:r>
+        <w:t>Locked doors and keys are used to add a puzzle element to the game.</w:t>
+      </w:r>
+      <w:r>
+        <w:t xml:space="preserve">  Key</w:t>
+      </w:r>
+      <w:r>
+        <w:t>s</w:t>
+      </w:r>
+      <w:r>
+        <w:t xml:space="preserve"> can be collected and then used to </w:t>
+      </w:r>
+      <w:r>
+        <w:t xml:space="preserve">pass </w:t>
+      </w:r>
+      <w:r>
+        <w:t xml:space="preserve">through </w:t>
+      </w:r>
+      <w:r>
+        <w:t xml:space="preserve">locked </w:t>
+      </w:r>
+      <w:r>
+        <w:t xml:space="preserve">doors, </w:t>
+      </w:r>
+      <w:r>
+        <w:t>after which they are used.</w:t>
+      </w:r>
+      <w:r>
+        <w:t xml:space="preserve">  </w:t>
+      </w:r>
+      <w:r>
+        <w:t xml:space="preserve">Doors stay unlocked until a Darek uses them.  </w:t>
+      </w:r>
+      <w:r>
+        <w:t>Alternatively</w:t>
+      </w:r>
+      <w:r>
+        <w:t xml:space="preserve">, </w:t>
+      </w:r>
+      <w:r>
+        <w:t xml:space="preserve">K9 can follow a Dalek </w:t>
+      </w:r>
+      <w:r>
+        <w:t>through a door.</w:t>
+      </w:r>
+    </w:p>
+    <w:p>
+      <w:r>
+        <w:t>Other</w:t>
+      </w:r>
+      <w:r>
+        <w:t xml:space="preserve"> puzzle element</w:t>
+      </w:r>
+      <w:r>
+        <w:t>s</w:t>
+      </w:r>
+      <w:r>
+        <w:t xml:space="preserve"> of the game </w:t>
+      </w:r>
+      <w:r>
+        <w:t xml:space="preserve">include getting a Dalek to follow K9, and then hiding K9 behind a door, blocking a Dalek from using an elevator for a specific amount of time, </w:t>
+      </w:r>
+      <w:r>
+        <w:t>and using a Dalek to hide from another one.</w:t>
+      </w:r>
+    </w:p>
+    <w:p>
+      <w:r>
         <w:lastRenderedPageBreak/>
-        <w:t>The following choices were made to make th</w:t>
-      </w:r>
-      <w:r>
-        <w:t>is</w:t>
-      </w:r>
-      <w:r>
-        <w:t xml:space="preserve"> game feel more modern.</w:t>
-      </w:r>
-    </w:p>
-    <w:p>
-      <w:r>
-        <w:t xml:space="preserve">Unlike many 1980’s games, </w:t>
-      </w:r>
-      <w:r>
-        <w:t>K9 does not have three lives</w:t>
-      </w:r>
-      <w:r>
-        <w:t xml:space="preserve"> and there isn’t a notion of </w:t>
-      </w:r>
-      <w:r>
-        <w:t xml:space="preserve">score or points.   The goal of the game is </w:t>
-      </w:r>
-      <w:r>
-        <w:t xml:space="preserve">to </w:t>
-      </w:r>
-      <w:r>
-        <w:t xml:space="preserve">just successfully </w:t>
-      </w:r>
-      <w:r>
-        <w:t>navigate</w:t>
-      </w:r>
-      <w:r>
-        <w:t xml:space="preserve"> K9 t</w:t>
-      </w:r>
-      <w:r>
-        <w:t>h</w:t>
-      </w:r>
-      <w:r>
-        <w:t>r</w:t>
-      </w:r>
-      <w:r>
-        <w:t xml:space="preserve">ough all the </w:t>
-      </w:r>
-      <w:r>
-        <w:t>levels</w:t>
-      </w:r>
-      <w:r>
-        <w:t>.</w:t>
-      </w:r>
-    </w:p>
-    <w:p>
-      <w:r>
-        <w:t xml:space="preserve">K9 dies when </w:t>
-      </w:r>
-      <w:r>
-        <w:t xml:space="preserve">K9’s </w:t>
-      </w:r>
-      <w:r>
-        <w:t xml:space="preserve">health </w:t>
-      </w:r>
-      <w:r>
-        <w:t xml:space="preserve">becomes zero.  K9 gains health by collecting jewels, and loses health when using </w:t>
-      </w:r>
-      <w:r>
-        <w:t xml:space="preserve">the laser, or </w:t>
-      </w:r>
-      <w:r>
-        <w:t xml:space="preserve">when </w:t>
-      </w:r>
-      <w:r>
-        <w:t>attacked</w:t>
-      </w:r>
-      <w:r>
-        <w:t xml:space="preserve"> by a Dalek</w:t>
-      </w:r>
-      <w:r>
-        <w:t>.</w:t>
-      </w:r>
-      <w:r>
-        <w:t xml:space="preserve">  When K9’s health is low, the laser cannot be used and the health bar in the game bar changes color.  To reinforce low health, a </w:t>
-      </w:r>
-      <w:r>
-        <w:t>heart rate monitor beep is sounded every second or so.  This becomes a continuous tone if K9 dies.</w:t>
-      </w:r>
-    </w:p>
-    <w:p>
-      <w:r>
-        <w:t>If K9 dies, the current level is restated.  The user can also choose to restart the current level if they become stuck</w:t>
-      </w:r>
-      <w:r>
-        <w:t>, by pressing the ‘R’ key.</w:t>
-      </w:r>
-    </w:p>
-    <w:p>
-      <w:r>
-        <w:t>And unlike many 1980’s games, t</w:t>
-      </w:r>
-      <w:r>
-        <w:t xml:space="preserve">he player </w:t>
-      </w:r>
-      <w:r>
-        <w:t xml:space="preserve">direction </w:t>
-      </w:r>
-      <w:r>
-        <w:t xml:space="preserve">keys </w:t>
-      </w:r>
-      <w:r>
-        <w:t xml:space="preserve">are </w:t>
-      </w:r>
-      <w:r>
-        <w:t>W</w:t>
-      </w:r>
-      <w:r>
-        <w:t>ASD</w:t>
-      </w:r>
-      <w:r>
-        <w:t>.</w:t>
-      </w:r>
-    </w:p>
-    <w:p>
-      <w:r>
-        <w:t>Locked doors and keys are used to add a puzzle element to the game.</w:t>
-      </w:r>
-      <w:r>
-        <w:t xml:space="preserve">  Key</w:t>
-      </w:r>
-      <w:r>
-        <w:t>s</w:t>
-      </w:r>
-      <w:r>
-        <w:t xml:space="preserve"> can be collected and then used to </w:t>
-      </w:r>
-      <w:r>
-        <w:t xml:space="preserve">pass </w:t>
-      </w:r>
-      <w:r>
-        <w:t xml:space="preserve">through </w:t>
-      </w:r>
-      <w:r>
-        <w:t xml:space="preserve">locked </w:t>
-      </w:r>
-      <w:r>
-        <w:t xml:space="preserve">doors, </w:t>
-      </w:r>
-      <w:r>
-        <w:t>after which they are used.</w:t>
-      </w:r>
-      <w:r>
-        <w:t xml:space="preserve">  </w:t>
-      </w:r>
-      <w:r>
-        <w:t xml:space="preserve">Doors stay unlocked until a Darek uses them.  </w:t>
-      </w:r>
-      <w:r>
-        <w:t>Alternatively</w:t>
-      </w:r>
-      <w:r>
-        <w:t xml:space="preserve">, </w:t>
-      </w:r>
-      <w:r>
-        <w:t xml:space="preserve">K9 can follow a Dalek </w:t>
-      </w:r>
-      <w:r>
-        <w:t>through a door.</w:t>
-      </w:r>
-    </w:p>
-    <w:p>
-      <w:r>
-        <w:t>Other</w:t>
-      </w:r>
-      <w:r>
-        <w:t xml:space="preserve"> puzzle element</w:t>
-      </w:r>
-      <w:r>
-        <w:t>s</w:t>
-      </w:r>
-      <w:r>
-        <w:t xml:space="preserve"> of the game </w:t>
-      </w:r>
-      <w:r>
-        <w:t xml:space="preserve">include getting a Dalek to follow K9, and then hiding K9 behind a door, blocking a Dalek from using an elevator for a specific amount of time, </w:t>
-      </w:r>
-      <w:r>
-        <w:t>and using a Dalek to hide from another one.</w:t>
-      </w:r>
-    </w:p>
-    <w:p>
-      <w:r>
         <w:t>To hold the attention of the player, each level can have its own palette and sprite definitions.</w:t>
       </w:r>
       <w:r>
@@ -23298,7 +24301,15 @@
     </w:p>
     <w:p>
       <w:r>
-        <w:t>From reading this document, it may appear that every decision taken was a good one, and things were fully thought though before implementation began, and that coding was purely a typing exercise, and that development proceeded without detours or missteps.  This was not the case.</w:t>
+        <w:t xml:space="preserve">From reading this document, it may appear that every decision taken was a good one, and things were fully thought though before implementation began, and that coding was purely a </w:t>
+      </w:r>
+      <w:proofErr w:type="gramStart"/>
+      <w:r>
+        <w:t>typing exercise</w:t>
+      </w:r>
+      <w:proofErr w:type="gramEnd"/>
+      <w:r>
+        <w:t>, and that development proceeded without detours or missteps.  This was not the case.</w:t>
       </w:r>
     </w:p>
     <w:p>
@@ -23315,11 +24326,7 @@
         <w:t xml:space="preserve"> and </w:t>
       </w:r>
       <w:r>
-        <w:t xml:space="preserve">harder to pursue.  </w:t>
-      </w:r>
-      <w:r>
-        <w:lastRenderedPageBreak/>
-        <w:t>This is normally an indication that there is something inherently wrong or missing with the approach, or underlying data structures, so one steps back and revisit</w:t>
+        <w:t>harder to pursue.  This is normally an indication that there is something inherently wrong or missing with the approach, or underlying data structures, so one steps back and revisit</w:t>
       </w:r>
       <w:r>
         <w:t>s</w:t>
@@ -23367,7 +24374,11 @@
         <w:t xml:space="preserve">willing </w:t>
       </w:r>
       <w:r>
-        <w:t>to do.  In trying to avoid this I ended up with complex code in several key areas of functionality… drawing tile strips when scrolling, collision detection, laser hit detection, and elevator operations.  After spending considerable time fixing several nasty bugs, I stepped back and asked myself if the benefits of the page grid design outweighed all the added code complexity.  I concluded it wasn’t and removed the page grid, opting instead to go with a single large rectangular tile grid which could be either 16x128, 32x64, 64x32, or 128x16 tiles in size.  The change resulted in a significant reduction in code size, and much simpler tile traversal logic throughout the code base.</w:t>
+        <w:t xml:space="preserve">to do.  In trying to avoid this I ended up with complex code in several key areas of functionality… drawing tile strips when scrolling, collision detection, laser hit detection, and elevator operations.  After spending considerable time fixing several nasty bugs, I stepped back and asked myself if the benefits of the page grid design outweighed all the added code complexity.  I concluded it wasn’t and removed the page grid, opting instead to go with a single large rectangular tile grid which could be either 16x128, 32x64, 64x32, </w:t>
+      </w:r>
+      <w:r>
+        <w:lastRenderedPageBreak/>
+        <w:t>or 128x16 tiles in size.  The change resulted in a significant reduction in code size, and much simpler tile traversal logic throughout the code base.</w:t>
       </w:r>
     </w:p>
     <w:p>
@@ -23412,7 +24423,15 @@
         <w:t xml:space="preserve"> </w:t>
       </w:r>
       <w:r>
-        <w:t>1 overlays, rendering the graphics and text directly over the gameplay screen.  To do this I needed to write custom drawText routines that used the MOS’s character definitions stored at &amp;8000.  Although this worked well, the draw code took up precious bytes and I was forced to</w:t>
+        <w:t xml:space="preserve">1 overlays, rendering the graphics and text directly over the gameplay screen.  To do this I needed to write custom </w:t>
+      </w:r>
+      <w:proofErr w:type="spellStart"/>
+      <w:r>
+        <w:t>drawText</w:t>
+      </w:r>
+      <w:proofErr w:type="spellEnd"/>
+      <w:r>
+        <w:t xml:space="preserve"> routines that used the MOS’s character definitions stored at &amp;8000.  Although this worked well, the draw code took up precious bytes and I was forced to</w:t>
       </w:r>
       <w:r>
         <w:t xml:space="preserve"> </w:t>
@@ -23574,7 +24593,6 @@
           <w:b/>
           <w:bCs/>
         </w:rPr>
-        <w:lastRenderedPageBreak/>
         <w:t>Constants</w:t>
       </w:r>
       <w:r>
@@ -23634,14 +24652,24 @@
       <w:r>
         <w:t>#</w:t>
       </w:r>
-      <w:r>
-        <w:t xml:space="preserve">HI(…) or </w:t>
+      <w:proofErr w:type="gramStart"/>
+      <w:r>
+        <w:t>HI(</w:t>
+      </w:r>
+      <w:proofErr w:type="gramEnd"/>
+      <w:r>
+        <w:t xml:space="preserve">…) or </w:t>
       </w:r>
       <w:r>
         <w:t>#</w:t>
       </w:r>
-      <w:r>
-        <w:t>LO(…).</w:t>
+      <w:proofErr w:type="gramStart"/>
+      <w:r>
+        <w:t>LO(</w:t>
+      </w:r>
+      <w:proofErr w:type="gramEnd"/>
+      <w:r>
+        <w:t>…).</w:t>
       </w:r>
     </w:p>
     <w:p>
@@ -23661,11 +24689,16 @@
       <w:r>
         <w:t xml:space="preserve">6502 </w:t>
       </w:r>
+      <w:proofErr w:type="gramStart"/>
       <w:r>
         <w:t>i</w:t>
       </w:r>
       <w:r>
-        <w:t xml:space="preserve">nstruction set - </w:t>
+        <w:t>nstruction</w:t>
+      </w:r>
+      <w:proofErr w:type="gramEnd"/>
+      <w:r>
+        <w:t xml:space="preserve"> set - </w:t>
       </w:r>
       <w:hyperlink r:id="rId20" w:history="1">
         <w:r>
@@ -23711,8 +24744,16 @@
           <w:rPr>
             <w:rStyle w:val="Hyperlink"/>
           </w:rPr>
-          <w:t>mdfs.net/Docs/Comp/BBC/AllMem</w:t>
+          <w:t>mdfs.net/Docs/Comp/BBC/</w:t>
         </w:r>
+        <w:proofErr w:type="spellStart"/>
+        <w:r>
+          <w:rPr>
+            <w:rStyle w:val="Hyperlink"/>
+          </w:rPr>
+          <w:t>AllMem</w:t>
+        </w:r>
+        <w:proofErr w:type="spellEnd"/>
       </w:hyperlink>
     </w:p>
     <w:p>
@@ -23730,12 +24771,21 @@
           <w:rPr>
             <w:rStyle w:val="Hyperlink"/>
           </w:rPr>
-          <w:t>mdfs.net/Docs/Comp/BBC/Disk/DFSMem</w:t>
+          <w:t>mdfs.net/Docs/Comp/BBC/Disk/</w:t>
         </w:r>
+        <w:proofErr w:type="spellStart"/>
+        <w:r>
+          <w:rPr>
+            <w:rStyle w:val="Hyperlink"/>
+          </w:rPr>
+          <w:t>DFSMem</w:t>
+        </w:r>
+        <w:proofErr w:type="spellEnd"/>
       </w:hyperlink>
     </w:p>
     <w:p>
       <w:r>
+        <w:lastRenderedPageBreak/>
         <w:t xml:space="preserve">Elite disc </w:t>
       </w:r>
       <w:r>
@@ -23769,7 +24819,7 @@
     <mc:AlternateContent>
       <mc:Choice Requires="v">
         <w:pict>
-          <v:shapetype w14:anchorId="545C8D75" id="_x0000_t75" coordsize="21600,21600" o:spt="75" o:preferrelative="t" path="m@4@5l@4@11@9@11@9@5xe" filled="f" stroked="f">
+          <v:shapetype w14:anchorId="5E0C6674" id="_x0000_t75" coordsize="21600,21600" o:spt="75" o:preferrelative="t" path="m@4@5l@4@11@9@11@9@5xe" filled="f" stroked="f">
             <v:stroke joinstyle="miter"/>
             <v:formulas>
               <v:f eqn="if lineDrawn pixelLineWidth 0"/>
@@ -23795,10 +24845,10 @@
       </mc:Choice>
       <mc:Fallback>
         <w:drawing>
-          <wp:inline distT="0" distB="0" distL="0" distR="0" wp14:anchorId="547C1A4B" wp14:editId="38098231">
+          <wp:inline distT="0" distB="0" distL="0" distR="0" wp14:anchorId="3DD499CD" wp14:editId="201D22D1">
             <wp:extent cx="194650" cy="145988"/>
             <wp:effectExtent l="0" t="0" r="0" b="6985"/>
-            <wp:docPr id="9350732" name="Picture 1"/>
+            <wp:docPr id="258302915" name="Picture 1"/>
             <wp:cNvGraphicFramePr>
               <a:graphicFrameLocks xmlns:a="http://schemas.openxmlformats.org/drawingml/2006/main" noChangeAspect="1"/>
             </wp:cNvGraphicFramePr>
@@ -23836,17 +24886,17 @@
     <mc:AlternateContent>
       <mc:Choice Requires="v">
         <w:pict>
-          <v:shape w14:anchorId="59898ACF" id="Picture 1" o:spid="_x0000_i1025" type="#_x0000_t75" style="width:15.7pt;height:11.75pt;visibility:visible;mso-wrap-style:square">
+          <v:shape w14:anchorId="4AB9BB87" id="Picture 1" o:spid="_x0000_i1025" type="#_x0000_t75" style="width:15.7pt;height:11.75pt;visibility:visible;mso-wrap-style:square">
             <v:imagedata r:id="rId3" o:title=""/>
           </v:shape>
         </w:pict>
       </mc:Choice>
       <mc:Fallback>
         <w:drawing>
-          <wp:inline distT="0" distB="0" distL="0" distR="0" wp14:anchorId="5FD46E8F" wp14:editId="73A25F34">
+          <wp:inline distT="0" distB="0" distL="0" distR="0" wp14:anchorId="18CD817F" wp14:editId="1EEDA940">
             <wp:extent cx="199177" cy="149383"/>
             <wp:effectExtent l="0" t="0" r="0" b="3175"/>
-            <wp:docPr id="953573011" name="Picture 1"/>
+            <wp:docPr id="1272887094" name="Picture 1"/>
             <wp:cNvGraphicFramePr>
               <a:graphicFrameLocks xmlns:a="http://schemas.openxmlformats.org/drawingml/2006/main" noChangeAspect="1"/>
             </wp:cNvGraphicFramePr>

--- a/docs/Development.docx
+++ b/docs/Development.docx
@@ -470,7 +470,6 @@
       <w:r>
         <w:t xml:space="preserve"> </w:t>
       </w:r>
-      <w:proofErr w:type="spellStart"/>
       <w:r>
         <w:rPr>
           <w:b/>
@@ -480,7 +479,6 @@
         </w:rPr>
         <w:t>beebasm</w:t>
       </w:r>
-      <w:proofErr w:type="spellEnd"/>
       <w:r>
         <w:t>, an excellent assembler th</w:t>
       </w:r>
@@ -490,7 +488,6 @@
       <w:r>
         <w:t xml:space="preserve">I could use on Windows to produce an SSD, which I could then run in </w:t>
       </w:r>
-      <w:proofErr w:type="spellStart"/>
       <w:r>
         <w:rPr>
           <w:b/>
@@ -501,7 +498,6 @@
         <w:lastRenderedPageBreak/>
         <w:t>beebem</w:t>
       </w:r>
-      <w:proofErr w:type="spellEnd"/>
       <w:r>
         <w:t>, an emulator</w:t>
       </w:r>
@@ -603,7 +599,6 @@
       <w:r>
         <w:t xml:space="preserve">After looking at some examples that were installed with </w:t>
       </w:r>
-      <w:proofErr w:type="spellStart"/>
       <w:r>
         <w:rPr>
           <w:b/>
@@ -622,7 +617,6 @@
         </w:rPr>
         <w:t>asm</w:t>
       </w:r>
-      <w:proofErr w:type="spellEnd"/>
       <w:r>
         <w:t xml:space="preserve">, I </w:t>
       </w:r>
@@ -757,7 +751,6 @@
       <w:r>
         <w:t xml:space="preserve">The prototype was based on one of the </w:t>
       </w:r>
-      <w:proofErr w:type="spellStart"/>
       <w:r>
         <w:rPr>
           <w:b/>
@@ -767,7 +760,6 @@
         </w:rPr>
         <w:t>beebasm</w:t>
       </w:r>
-      <w:proofErr w:type="spellEnd"/>
       <w:r>
         <w:t xml:space="preserve"> </w:t>
       </w:r>
@@ -2361,7 +2353,6 @@
       <w:r>
         <w:t xml:space="preserve"> and </w:t>
       </w:r>
-      <w:proofErr w:type="spellStart"/>
       <w:r>
         <w:rPr>
           <w:b/>
@@ -2380,7 +2371,6 @@
         </w:rPr>
         <w:t>lekAnimate</w:t>
       </w:r>
-      <w:proofErr w:type="spellEnd"/>
       <w:r>
         <w:t xml:space="preserve"> </w:t>
       </w:r>
@@ -2704,7 +2694,6 @@
       <w:r>
         <w:t xml:space="preserve"> using the </w:t>
       </w:r>
-      <w:proofErr w:type="spellStart"/>
       <w:r>
         <w:rPr>
           <w:b/>
@@ -2719,20 +2708,12 @@
           <w:b/>
           <w:bCs/>
         </w:rPr>
-        <w:t>’s</w:t>
-      </w:r>
-      <w:proofErr w:type="spellEnd"/>
+        <w:t xml:space="preserve">’s </w:t>
+      </w:r>
       <w:r>
         <w:rPr>
           <w:b/>
           <w:bCs/>
-        </w:rPr>
-        <w:t xml:space="preserve"> </w:t>
-      </w:r>
-      <w:r>
-        <w:rPr>
-          <w:b/>
-          <w:bCs/>
           <w:i/>
           <w:iCs/>
         </w:rPr>
@@ -3668,15 +3649,7 @@
     </w:p>
     <w:p>
       <w:r>
-        <w:t xml:space="preserve">I updated the level model to hold this occupancy information directly within the page tile grids, which up until this point just held tile indices (values </w:t>
-      </w:r>
-      <w:proofErr w:type="gramStart"/>
-      <w:r>
-        <w:t>0..</w:t>
-      </w:r>
-      <w:proofErr w:type="gramEnd"/>
-      <w:r>
-        <w:t xml:space="preserve">31).  I used one of the three unused </w:t>
+        <w:t xml:space="preserve">I updated the level model to hold this occupancy information directly within the page tile grids, which up until this point just held tile indices (values 0..31).  I used one of the three unused </w:t>
       </w:r>
       <w:r>
         <w:t xml:space="preserve">high </w:t>
@@ -4389,7 +4362,6 @@
           <w:bCs/>
         </w:rPr>
       </w:pPr>
-      <w:proofErr w:type="spellStart"/>
       <w:r>
         <w:rPr>
           <w:b/>
@@ -4397,7 +4369,6 @@
         </w:rPr>
         <w:t>objectXLo</w:t>
       </w:r>
-      <w:proofErr w:type="spellEnd"/>
       <w:r>
         <w:rPr>
           <w:b/>
@@ -4405,7 +4376,6 @@
         </w:rPr>
         <w:t xml:space="preserve"> &amp; </w:t>
       </w:r>
-      <w:proofErr w:type="spellStart"/>
       <w:r>
         <w:rPr>
           <w:b/>
@@ -4413,7 +4383,6 @@
         </w:rPr>
         <w:t>objectXHi</w:t>
       </w:r>
-      <w:proofErr w:type="spellEnd"/>
       <w:r>
         <w:rPr>
           <w:b/>
@@ -4446,58 +4415,42 @@
           <w:bCs/>
         </w:rPr>
       </w:pPr>
-      <w:proofErr w:type="spellStart"/>
       <w:r>
         <w:rPr>
           <w:b/>
           <w:bCs/>
         </w:rPr>
-        <w:t>objectYLo</w:t>
-      </w:r>
-      <w:proofErr w:type="spellEnd"/>
+        <w:t xml:space="preserve">objectYLo </w:t>
+      </w:r>
       <w:r>
         <w:rPr>
           <w:b/>
           <w:bCs/>
         </w:rPr>
-        <w:t xml:space="preserve"> </w:t>
+        <w:t xml:space="preserve">&amp; </w:t>
       </w:r>
       <w:r>
         <w:rPr>
           <w:b/>
           <w:bCs/>
         </w:rPr>
-        <w:t xml:space="preserve">&amp; </w:t>
-      </w:r>
-      <w:proofErr w:type="spellStart"/>
+        <w:t>objectYHi</w:t>
+      </w:r>
       <w:r>
         <w:rPr>
           <w:b/>
           <w:bCs/>
         </w:rPr>
-        <w:t>objectYHi</w:t>
-      </w:r>
-      <w:proofErr w:type="spellEnd"/>
-      <w:r>
-        <w:rPr>
-          <w:b/>
-          <w:bCs/>
-        </w:rPr>
         <w:t xml:space="preserve"> - </w:t>
       </w:r>
       <w:r>
         <w:t xml:space="preserve">Object’s </w:t>
       </w:r>
-      <w:proofErr w:type="gramStart"/>
       <w:r>
         <w:t xml:space="preserve">top </w:t>
       </w:r>
       <w:r>
-        <w:t>level</w:t>
-      </w:r>
-      <w:proofErr w:type="gramEnd"/>
-      <w:r>
-        <w:t xml:space="preserve"> </w:t>
+        <w:t xml:space="preserve">level </w:t>
       </w:r>
       <w:r>
         <w:t>coordinate</w:t>
@@ -4518,31 +4471,13 @@
           <w:bCs/>
         </w:rPr>
       </w:pPr>
-      <w:proofErr w:type="spellStart"/>
       <w:r>
         <w:rPr>
           <w:b/>
           <w:bCs/>
         </w:rPr>
-        <w:t>objectWidth</w:t>
-      </w:r>
-      <w:proofErr w:type="spellEnd"/>
-      <w:r>
-        <w:rPr>
-          <w:b/>
-          <w:bCs/>
-        </w:rPr>
-        <w:t xml:space="preserve"> &amp; </w:t>
-      </w:r>
-      <w:proofErr w:type="spellStart"/>
-      <w:r>
-        <w:rPr>
-          <w:b/>
-          <w:bCs/>
-        </w:rPr>
-        <w:t>objectHeight</w:t>
-      </w:r>
-      <w:proofErr w:type="spellEnd"/>
+        <w:t>objectWidth &amp; objectHeight</w:t>
+      </w:r>
       <w:r>
         <w:rPr>
           <w:b/>
@@ -4569,7 +4504,6 @@
           <w:bCs/>
         </w:rPr>
       </w:pPr>
-      <w:proofErr w:type="spellStart"/>
       <w:r>
         <w:rPr>
           <w:b/>
@@ -4577,7 +4511,6 @@
         </w:rPr>
         <w:t>objectAnimation</w:t>
       </w:r>
-      <w:proofErr w:type="spellEnd"/>
       <w:r>
         <w:rPr>
           <w:b/>
@@ -4610,7 +4543,6 @@
           <w:bCs/>
         </w:rPr>
       </w:pPr>
-      <w:proofErr w:type="spellStart"/>
       <w:r>
         <w:rPr>
           <w:b/>
@@ -4618,7 +4550,6 @@
         </w:rPr>
         <w:t>objectState</w:t>
       </w:r>
-      <w:proofErr w:type="spellEnd"/>
       <w:r>
         <w:rPr>
           <w:b/>
@@ -4710,7 +4641,6 @@
           <w:bCs/>
         </w:rPr>
       </w:pPr>
-      <w:proofErr w:type="spellStart"/>
       <w:r>
         <w:rPr>
           <w:b/>
@@ -4718,7 +4648,6 @@
         </w:rPr>
         <w:t>objectSpriteIndex</w:t>
       </w:r>
-      <w:proofErr w:type="spellEnd"/>
       <w:r>
         <w:rPr>
           <w:b/>
@@ -4753,31 +4682,13 @@
           <w:numId w:val="8"/>
         </w:numPr>
       </w:pPr>
-      <w:proofErr w:type="spellStart"/>
       <w:r>
         <w:rPr>
           <w:b/>
           <w:bCs/>
         </w:rPr>
-        <w:t>objectFrameCallbackLo</w:t>
-      </w:r>
-      <w:proofErr w:type="spellEnd"/>
-      <w:r>
-        <w:rPr>
-          <w:b/>
-          <w:bCs/>
-        </w:rPr>
-        <w:t xml:space="preserve"> &amp; </w:t>
-      </w:r>
-      <w:proofErr w:type="spellStart"/>
-      <w:r>
-        <w:rPr>
-          <w:b/>
-          <w:bCs/>
-        </w:rPr>
-        <w:t>objectFrameCallbackHi</w:t>
-      </w:r>
-      <w:proofErr w:type="spellEnd"/>
+        <w:t>objectFrameCallbackLo &amp; objectFrameCallbackHi</w:t>
+      </w:r>
       <w:r>
         <w:rPr>
           <w:b/>
@@ -4825,7 +4736,6 @@
           <w:bCs/>
         </w:rPr>
       </w:pPr>
-      <w:proofErr w:type="spellStart"/>
       <w:r>
         <w:rPr>
           <w:b/>
@@ -4833,7 +4743,6 @@
         </w:rPr>
         <w:t>objectFrameCounter</w:t>
       </w:r>
-      <w:proofErr w:type="spellEnd"/>
       <w:r>
         <w:rPr>
           <w:b/>
@@ -5958,23 +5867,7 @@
         <w:t>by something</w:t>
       </w:r>
       <w:r>
-        <w:t xml:space="preserve">, and bits </w:t>
-      </w:r>
-      <w:proofErr w:type="gramStart"/>
-      <w:r>
-        <w:t>0..</w:t>
-      </w:r>
-      <w:proofErr w:type="gramEnd"/>
-      <w:r>
-        <w:t xml:space="preserve">5 hold the tile index (values </w:t>
-      </w:r>
-      <w:proofErr w:type="gramStart"/>
-      <w:r>
-        <w:t>0..</w:t>
-      </w:r>
-      <w:proofErr w:type="gramEnd"/>
-      <w:r>
-        <w:t>31).</w:t>
+        <w:t>, and bits 0..5 hold the tile index (values 0..31).</w:t>
       </w:r>
       <w:r>
         <w:t xml:space="preserve"> </w:t>
@@ -6146,7 +6039,6 @@
       <w:r>
         <w:t xml:space="preserve">setting </w:t>
       </w:r>
-      <w:proofErr w:type="spellStart"/>
       <w:r>
         <w:rPr>
           <w:i/>
@@ -6168,7 +6060,6 @@
         </w:rPr>
         <w:t>Addr</w:t>
       </w:r>
-      <w:proofErr w:type="spellEnd"/>
       <w:r>
         <w:t xml:space="preserve"> </w:t>
       </w:r>
@@ -6268,7 +6159,6 @@
       <w:r>
         <w:t xml:space="preserve">in the low nibble of </w:t>
       </w:r>
-      <w:proofErr w:type="spellStart"/>
       <w:r>
         <w:rPr>
           <w:i/>
@@ -6276,7 +6166,6 @@
         </w:rPr>
         <w:t>objectState</w:t>
       </w:r>
-      <w:proofErr w:type="spellEnd"/>
       <w:r>
         <w:t xml:space="preserve"> array</w:t>
       </w:r>
@@ -6361,11 +6250,9 @@
       <w:r>
         <w:t>‘</w:t>
       </w:r>
-      <w:proofErr w:type="spellStart"/>
       <w:r>
         <w:t>Gamebar</w:t>
       </w:r>
-      <w:proofErr w:type="spellEnd"/>
       <w:r>
         <w:t>’</w:t>
       </w:r>
@@ -6383,13 +6270,9 @@
       <w:r>
         <w:t xml:space="preserve">and show this information in a </w:t>
       </w:r>
-      <w:proofErr w:type="spellStart"/>
-      <w:proofErr w:type="gramStart"/>
       <w:r>
         <w:t>gamebar</w:t>
       </w:r>
-      <w:proofErr w:type="spellEnd"/>
-      <w:proofErr w:type="gramEnd"/>
       <w:r>
         <w:t>, located at the top right of the screen.</w:t>
       </w:r>
@@ -6533,7 +6416,6 @@
       <w:r>
         <w:t xml:space="preserve"> </w:t>
       </w:r>
-      <w:proofErr w:type="spellStart"/>
       <w:r>
         <w:rPr>
           <w:i/>
@@ -6541,7 +6423,6 @@
         </w:rPr>
         <w:t>clearTile</w:t>
       </w:r>
-      <w:proofErr w:type="spellEnd"/>
       <w:r>
         <w:t xml:space="preserve"> </w:t>
       </w:r>
@@ -6556,7 +6437,6 @@
       <w:r>
         <w:t xml:space="preserve">The </w:t>
       </w:r>
-      <w:proofErr w:type="spellStart"/>
       <w:r>
         <w:rPr>
           <w:i/>
@@ -6564,7 +6444,6 @@
         </w:rPr>
         <w:t>clearTile</w:t>
       </w:r>
-      <w:proofErr w:type="spellEnd"/>
       <w:r>
         <w:t xml:space="preserve"> </w:t>
       </w:r>
@@ -6612,26 +6491,14 @@
       <w:r>
         <w:t xml:space="preserve"> </w:t>
       </w:r>
-      <w:proofErr w:type="spellStart"/>
-      <w:proofErr w:type="gramStart"/>
       <w:r>
         <w:t>gamebar</w:t>
       </w:r>
-      <w:proofErr w:type="spellEnd"/>
-      <w:proofErr w:type="gramEnd"/>
       <w:r>
         <w:t>.</w:t>
       </w:r>
       <w:r>
-        <w:t xml:space="preserve">  As before, I created a </w:t>
-      </w:r>
-      <w:proofErr w:type="spellStart"/>
-      <w:r>
-        <w:t>gamebar</w:t>
-      </w:r>
-      <w:proofErr w:type="spellEnd"/>
-      <w:r>
-        <w:t xml:space="preserve"> sprite using </w:t>
+        <w:t xml:space="preserve">  As before, I created a gamebar sprite using </w:t>
       </w:r>
       <w:r>
         <w:rPr>
@@ -6693,15 +6560,7 @@
         <w:t>rote</w:t>
       </w:r>
       <w:r>
-        <w:t xml:space="preserve"> code to render the </w:t>
-      </w:r>
-      <w:proofErr w:type="spellStart"/>
-      <w:r>
-        <w:t>gamebar</w:t>
-      </w:r>
-      <w:proofErr w:type="spellEnd"/>
-      <w:r>
-        <w:t xml:space="preserve">, </w:t>
+        <w:t xml:space="preserve"> code to render the gamebar, </w:t>
       </w:r>
       <w:r>
         <w:t>which show</w:t>
@@ -6725,15 +6584,7 @@
         <w:t xml:space="preserve">.  </w:t>
       </w:r>
       <w:r>
-        <w:t xml:space="preserve">To </w:t>
-      </w:r>
-      <w:proofErr w:type="spellStart"/>
-      <w:r>
-        <w:t>gamebar</w:t>
-      </w:r>
-      <w:proofErr w:type="spellEnd"/>
-      <w:r>
-        <w:t xml:space="preserve"> </w:t>
+        <w:t xml:space="preserve">To gamebar </w:t>
       </w:r>
       <w:r>
         <w:t xml:space="preserve">is </w:t>
@@ -6768,17 +6619,7 @@
         <w:t>re</w:t>
       </w:r>
       <w:r>
-        <w:t xml:space="preserve">draw the </w:t>
-      </w:r>
-      <w:proofErr w:type="spellStart"/>
-      <w:proofErr w:type="gramStart"/>
-      <w:r>
-        <w:t>gamebar</w:t>
-      </w:r>
-      <w:proofErr w:type="spellEnd"/>
-      <w:proofErr w:type="gramEnd"/>
-      <w:r>
-        <w:t xml:space="preserve"> and </w:t>
+        <w:t xml:space="preserve">draw the gamebar and </w:t>
       </w:r>
       <w:r>
         <w:t xml:space="preserve">draw </w:t>
@@ -6798,51 +6639,22 @@
     </w:p>
     <w:p>
       <w:r>
-        <w:t xml:space="preserve">I later revisited the </w:t>
-      </w:r>
-      <w:proofErr w:type="spellStart"/>
-      <w:r>
-        <w:t>gamebar</w:t>
-      </w:r>
-      <w:proofErr w:type="spellEnd"/>
-      <w:r>
-        <w:t xml:space="preserve"> adding </w:t>
+        <w:t xml:space="preserve">I later revisited the gamebar adding </w:t>
       </w:r>
       <w:r>
         <w:t xml:space="preserve">code to show the </w:t>
       </w:r>
       <w:r>
-        <w:t xml:space="preserve">current level </w:t>
-      </w:r>
-      <w:proofErr w:type="gramStart"/>
-      <w:r>
-        <w:t>number</w:t>
-      </w:r>
-      <w:r>
-        <w:t>, and</w:t>
-      </w:r>
-      <w:proofErr w:type="gramEnd"/>
-      <w:r>
-        <w:t xml:space="preserve"> </w:t>
-      </w:r>
-      <w:r>
-        <w:t>extended the number of supported digits from four (</w:t>
-      </w:r>
-      <w:proofErr w:type="gramStart"/>
-      <w:r>
-        <w:t>0..</w:t>
-      </w:r>
-      <w:proofErr w:type="gramEnd"/>
-      <w:r>
-        <w:t>3) to ten (</w:t>
-      </w:r>
-      <w:proofErr w:type="gramStart"/>
-      <w:r>
-        <w:t>0..</w:t>
-      </w:r>
-      <w:proofErr w:type="gramEnd"/>
-      <w:r>
-        <w:t>9).</w:t>
+        <w:t>current level number</w:t>
+      </w:r>
+      <w:r>
+        <w:t xml:space="preserve">, and </w:t>
+      </w:r>
+      <w:r>
+        <w:t>extended the number of supported digits from four (0..3) to ten (</w:t>
+      </w:r>
+      <w:r>
+        <w:t>0..9).</w:t>
       </w:r>
       <w:r>
         <w:t xml:space="preserve">  Numerous code size optimizations were needed to free up sufficient space for the</w:t>
@@ -7283,15 +7095,7 @@
         <w:t>the elevator stops.</w:t>
       </w:r>
       <w:r>
-        <w:t xml:space="preserve">  The </w:t>
-      </w:r>
-      <w:proofErr w:type="spellStart"/>
-      <w:r>
-        <w:t>objectFrameCount</w:t>
-      </w:r>
-      <w:proofErr w:type="spellEnd"/>
-      <w:r>
-        <w:t xml:space="preserve"> is repurposed for this.</w:t>
+        <w:t xml:space="preserve">  The objectFrameCount is repurposed for this.</w:t>
       </w:r>
     </w:p>
     <w:p>
@@ -7303,15 +7107,7 @@
         </w:numPr>
       </w:pPr>
       <w:r>
-        <w:t xml:space="preserve">Mark K9 and the elevator game objects as both ascending or descending by populating their respective </w:t>
-      </w:r>
-      <w:proofErr w:type="spellStart"/>
-      <w:r>
-        <w:t>objectState’s</w:t>
-      </w:r>
-      <w:proofErr w:type="spellEnd"/>
-      <w:r>
-        <w:t xml:space="preserve"> </w:t>
+        <w:t xml:space="preserve">Mark K9 and the elevator game objects as both ascending or descending by populating their respective objectState’s </w:t>
       </w:r>
       <w:r>
         <w:rPr>
@@ -7698,7 +7494,6 @@
       <w:r>
         <w:t xml:space="preserve">stored in </w:t>
       </w:r>
-      <w:proofErr w:type="spellStart"/>
       <w:r>
         <w:rPr>
           <w:i/>
@@ -7707,7 +7502,6 @@
         </w:rPr>
         <w:t>objectFrameCounter</w:t>
       </w:r>
-      <w:proofErr w:type="spellEnd"/>
       <w:r>
         <w:t xml:space="preserve"> variable</w:t>
       </w:r>
@@ -7871,7 +7665,6 @@
       <w:r>
         <w:t xml:space="preserve">checking the erase-above and erase-below </w:t>
       </w:r>
-      <w:proofErr w:type="spellStart"/>
       <w:r>
         <w:rPr>
           <w:i/>
@@ -7886,7 +7679,6 @@
         </w:rPr>
         <w:t>’s</w:t>
       </w:r>
-      <w:proofErr w:type="spellEnd"/>
       <w:r>
         <w:t xml:space="preserve"> render flags</w:t>
       </w:r>
@@ -8487,7 +8279,6 @@
       <w:r>
         <w:t xml:space="preserve">A zero-page </w:t>
       </w:r>
-      <w:proofErr w:type="spellStart"/>
       <w:r>
         <w:rPr>
           <w:i/>
@@ -8495,7 +8286,6 @@
         </w:rPr>
         <w:t>laserFrameCount</w:t>
       </w:r>
-      <w:proofErr w:type="spellEnd"/>
       <w:r>
         <w:t xml:space="preserve"> variable was introduced which controls laser rendering.  </w:t>
       </w:r>
@@ -8523,7 +8313,6 @@
       <w:r>
         <w:t xml:space="preserve">sets </w:t>
       </w:r>
-      <w:proofErr w:type="spellStart"/>
       <w:r>
         <w:rPr>
           <w:i/>
@@ -8531,7 +8320,6 @@
         </w:rPr>
         <w:t>laserFrameCount</w:t>
       </w:r>
-      <w:proofErr w:type="spellEnd"/>
       <w:r>
         <w:rPr>
           <w:i/>
@@ -8548,7 +8336,6 @@
       <w:r>
         <w:t xml:space="preserve">and </w:t>
       </w:r>
-      <w:proofErr w:type="spellStart"/>
       <w:r>
         <w:rPr>
           <w:i/>
@@ -8556,7 +8343,6 @@
         </w:rPr>
         <w:t>laserFrameCount</w:t>
       </w:r>
-      <w:proofErr w:type="spellEnd"/>
       <w:r>
         <w:rPr>
           <w:i/>
@@ -8607,8 +8393,6 @@
       <w:r>
         <w:t xml:space="preserve">the </w:t>
       </w:r>
-      <w:proofErr w:type="spellStart"/>
-      <w:proofErr w:type="gramStart"/>
       <w:r>
         <w:rPr>
           <w:i/>
@@ -8616,8 +8400,6 @@
         </w:rPr>
         <w:t>objectState</w:t>
       </w:r>
-      <w:proofErr w:type="spellEnd"/>
-      <w:proofErr w:type="gramEnd"/>
       <w:r>
         <w:t xml:space="preserve"> variable</w:t>
       </w:r>
@@ -8722,7 +8504,6 @@
       <w:r>
         <w:t xml:space="preserve"> above. This is the fourth render flag in the high nibble of the </w:t>
       </w:r>
-      <w:proofErr w:type="spellStart"/>
       <w:r>
         <w:rPr>
           <w:i/>
@@ -8730,7 +8511,6 @@
         </w:rPr>
         <w:t>objectState</w:t>
       </w:r>
-      <w:proofErr w:type="spellEnd"/>
       <w:r>
         <w:t xml:space="preserve"> variable.</w:t>
       </w:r>
@@ -8853,7 +8633,6 @@
       <w:r>
         <w:t xml:space="preserve"> </w:t>
       </w:r>
-      <w:proofErr w:type="spellStart"/>
       <w:r>
         <w:rPr>
           <w:i/>
@@ -8861,7 +8640,6 @@
         </w:rPr>
         <w:t>debugTileGridFlags</w:t>
       </w:r>
-      <w:proofErr w:type="spellEnd"/>
       <w:r>
         <w:t xml:space="preserve"> routine that rendered a little box </w:t>
       </w:r>
@@ -8919,15 +8697,7 @@
         <w:t xml:space="preserve">  T</w:t>
       </w:r>
       <w:r>
-        <w:t xml:space="preserve">he </w:t>
-      </w:r>
-      <w:proofErr w:type="spellStart"/>
-      <w:r>
-        <w:t>gamebar</w:t>
-      </w:r>
-      <w:proofErr w:type="spellEnd"/>
-      <w:r>
-        <w:t xml:space="preserve"> </w:t>
+        <w:t xml:space="preserve">he gamebar </w:t>
       </w:r>
       <w:r>
         <w:t xml:space="preserve">is not shown then the </w:t>
@@ -8953,7 +8723,6 @@
       <w:r>
         <w:t xml:space="preserve">to allow </w:t>
       </w:r>
-      <w:proofErr w:type="spellStart"/>
       <w:r>
         <w:rPr>
           <w:i/>
@@ -8961,7 +8730,6 @@
         </w:rPr>
         <w:t>debugTileGridFlags</w:t>
       </w:r>
-      <w:proofErr w:type="spellEnd"/>
       <w:r>
         <w:rPr>
           <w:i/>
@@ -10241,7 +10009,6 @@
       <w:r>
         <w:t xml:space="preserve">replaced </w:t>
       </w:r>
-      <w:proofErr w:type="spellStart"/>
       <w:r>
         <w:rPr>
           <w:i/>
@@ -10249,11 +10016,9 @@
         </w:rPr>
         <w:t>objectWidth</w:t>
       </w:r>
-      <w:proofErr w:type="spellEnd"/>
       <w:r>
         <w:t xml:space="preserve"> and </w:t>
       </w:r>
-      <w:proofErr w:type="spellStart"/>
       <w:r>
         <w:rPr>
           <w:i/>
@@ -10261,7 +10026,6 @@
         </w:rPr>
         <w:t>objectHeight</w:t>
       </w:r>
-      <w:proofErr w:type="spellEnd"/>
       <w:r>
         <w:t xml:space="preserve"> game object arrays with a function</w:t>
       </w:r>
@@ -10297,7 +10061,6 @@
       <w:r>
         <w:t xml:space="preserve">, and </w:t>
       </w:r>
-      <w:proofErr w:type="spellStart"/>
       <w:r>
         <w:rPr>
           <w:i/>
@@ -10305,11 +10068,9 @@
         </w:rPr>
         <w:t>widthMinusOne</w:t>
       </w:r>
-      <w:proofErr w:type="spellEnd"/>
       <w:r>
         <w:t xml:space="preserve"> and </w:t>
       </w:r>
-      <w:proofErr w:type="spellStart"/>
       <w:r>
         <w:rPr>
           <w:i/>
@@ -10317,7 +10078,6 @@
         </w:rPr>
         <w:t>heightMinisOne</w:t>
       </w:r>
-      <w:proofErr w:type="spellEnd"/>
       <w:r>
         <w:t>.</w:t>
       </w:r>
@@ -10366,15 +10126,7 @@
         <w:t xml:space="preserve"> I </w:t>
       </w:r>
       <w:r>
-        <w:t xml:space="preserve">stored the object type in the </w:t>
-      </w:r>
-      <w:proofErr w:type="spellStart"/>
-      <w:r>
-        <w:t>objectAnimation</w:t>
-      </w:r>
-      <w:proofErr w:type="spellEnd"/>
-      <w:r>
-        <w:t xml:space="preserve"> game object array, </w:t>
+        <w:t xml:space="preserve">stored the object type in the objectAnimation game object array, </w:t>
       </w:r>
       <w:r>
         <w:t xml:space="preserve">shifting up the other values, and </w:t>
@@ -10392,239 +10144,234 @@
         <w:t xml:space="preserve">array </w:t>
       </w:r>
       <w:r>
+        <w:t>to objectType</w:t>
+      </w:r>
+      <w:r>
+        <w:t>.</w:t>
+      </w:r>
+    </w:p>
+    <w:p>
+      <w:pPr>
+        <w:pStyle w:val="Heading2"/>
+      </w:pPr>
+      <w:r>
+        <w:t>Display t</w:t>
+      </w:r>
+      <w:r>
+        <w:t>earing</w:t>
+      </w:r>
+    </w:p>
+    <w:p>
+      <w:r>
+        <w:t xml:space="preserve">The draw code up until now </w:t>
+      </w:r>
+      <w:r>
+        <w:t xml:space="preserve">rendered </w:t>
+      </w:r>
+      <w:r>
+        <w:t xml:space="preserve">all </w:t>
+      </w:r>
+      <w:r>
+        <w:t xml:space="preserve">game </w:t>
+      </w:r>
+      <w:r>
+        <w:t xml:space="preserve">objects in the order </w:t>
+      </w:r>
+      <w:r>
+        <w:t xml:space="preserve">that they </w:t>
+      </w:r>
+      <w:r>
+        <w:t>occurred</w:t>
+      </w:r>
+      <w:r>
+        <w:t xml:space="preserve"> within the unified game object arrays</w:t>
+      </w:r>
+      <w:r>
+        <w:t xml:space="preserve">, irrespective of their position.  This could lead to </w:t>
+      </w:r>
+      <w:r>
+        <w:t xml:space="preserve">screen </w:t>
+      </w:r>
+      <w:r>
+        <w:t>tearing</w:t>
+      </w:r>
+      <w:r>
+        <w:t xml:space="preserve">, where a </w:t>
+      </w:r>
+      <w:r>
+        <w:t xml:space="preserve">drawn </w:t>
+      </w:r>
+      <w:r>
+        <w:t>object, or part of a</w:t>
+      </w:r>
+      <w:r>
+        <w:t xml:space="preserve"> drawn</w:t>
+      </w:r>
+      <w:r>
+        <w:t xml:space="preserve"> object, </w:t>
+      </w:r>
+      <w:r>
+        <w:t>is displayed on the next frame</w:t>
+      </w:r>
+      <w:r>
+        <w:t>, resulting in a visual ‘</w:t>
+      </w:r>
+      <w:r>
+        <w:rPr>
+          <w:i/>
+          <w:iCs/>
+        </w:rPr>
+        <w:t>tearing’</w:t>
+      </w:r>
+      <w:r>
+        <w:t xml:space="preserve"> effect.</w:t>
+      </w:r>
+    </w:p>
+    <w:p>
+      <w:r>
+        <w:t xml:space="preserve">The screen is displayed through a top to bottom scanline </w:t>
+      </w:r>
+      <w:r>
+        <w:t xml:space="preserve">read of the screen memory. </w:t>
+      </w:r>
+      <w:r>
+        <w:t xml:space="preserve">To </w:t>
+      </w:r>
+      <w:r>
+        <w:t xml:space="preserve">avoid </w:t>
+      </w:r>
+      <w:r>
+        <w:t xml:space="preserve">tearing, game objects </w:t>
+      </w:r>
+      <w:r>
+        <w:t xml:space="preserve">need to be </w:t>
+      </w:r>
+      <w:r>
+        <w:t xml:space="preserve">drawn </w:t>
+      </w:r>
+      <w:r>
+        <w:t xml:space="preserve">before the </w:t>
+      </w:r>
+      <w:r>
+        <w:t>scanline read</w:t>
+      </w:r>
+      <w:r>
+        <w:t xml:space="preserve"> reaches them</w:t>
+      </w:r>
+      <w:r>
+        <w:t xml:space="preserve">.  </w:t>
+      </w:r>
+      <w:r>
+        <w:t>So,</w:t>
+      </w:r>
+      <w:r>
+        <w:t xml:space="preserve"> game objects need to be rendered in </w:t>
+      </w:r>
+      <w:r>
+        <w:t xml:space="preserve">a </w:t>
+      </w:r>
+      <w:r>
+        <w:t xml:space="preserve">top to bottom order. </w:t>
+      </w:r>
+    </w:p>
+    <w:p>
+      <w:r>
+        <w:t xml:space="preserve">The simplest way </w:t>
+      </w:r>
+      <w:r>
         <w:t xml:space="preserve">to </w:t>
       </w:r>
-      <w:proofErr w:type="spellStart"/>
-      <w:r>
-        <w:t>objectType</w:t>
-      </w:r>
-      <w:proofErr w:type="spellEnd"/>
+      <w:r>
+        <w:t>do this is maintain a separate</w:t>
+      </w:r>
+      <w:r>
+        <w:t xml:space="preserve"> </w:t>
+      </w:r>
+      <w:r>
+        <w:rPr>
+          <w:i/>
+          <w:iCs/>
+        </w:rPr>
+        <w:t>object-</w:t>
+      </w:r>
+      <w:r>
+        <w:rPr>
+          <w:i/>
+          <w:iCs/>
+        </w:rPr>
+        <w:t>draw</w:t>
+      </w:r>
+      <w:r>
+        <w:rPr>
+          <w:i/>
+          <w:iCs/>
+        </w:rPr>
+        <w:t>-o</w:t>
+      </w:r>
+      <w:r>
+        <w:rPr>
+          <w:i/>
+          <w:iCs/>
+        </w:rPr>
+        <w:t>rder</w:t>
+      </w:r>
+      <w:r>
+        <w:t xml:space="preserve"> array</w:t>
+      </w:r>
+      <w:r>
+        <w:t xml:space="preserve"> </w:t>
+      </w:r>
+      <w:r>
+        <w:t>which contains a</w:t>
+      </w:r>
+      <w:r>
+        <w:t xml:space="preserve"> top-to-bottom </w:t>
+      </w:r>
+      <w:r>
+        <w:t>ordered</w:t>
+      </w:r>
+      <w:r>
+        <w:t xml:space="preserve"> </w:t>
+      </w:r>
+      <w:r>
+        <w:t xml:space="preserve">list of </w:t>
+      </w:r>
+      <w:r>
+        <w:t>game object indices</w:t>
+      </w:r>
       <w:r>
         <w:t>.</w:t>
       </w:r>
-    </w:p>
-    <w:p>
-      <w:pPr>
-        <w:pStyle w:val="Heading2"/>
-      </w:pPr>
-      <w:r>
-        <w:t>Display t</w:t>
-      </w:r>
-      <w:r>
-        <w:t>earing</w:t>
-      </w:r>
-    </w:p>
-    <w:p>
-      <w:r>
-        <w:t xml:space="preserve">The draw code up until now </w:t>
-      </w:r>
-      <w:r>
-        <w:t xml:space="preserve">rendered </w:t>
-      </w:r>
-      <w:r>
-        <w:t xml:space="preserve">all </w:t>
-      </w:r>
-      <w:r>
-        <w:t xml:space="preserve">game </w:t>
-      </w:r>
-      <w:r>
-        <w:t xml:space="preserve">objects in the order </w:t>
-      </w:r>
-      <w:r>
-        <w:t xml:space="preserve">that they </w:t>
-      </w:r>
-      <w:r>
-        <w:t>occurred</w:t>
-      </w:r>
-      <w:r>
-        <w:t xml:space="preserve"> within the unified game object arrays</w:t>
-      </w:r>
-      <w:r>
-        <w:t xml:space="preserve">, irrespective of their position.  This could lead to </w:t>
-      </w:r>
-      <w:r>
-        <w:t xml:space="preserve">screen </w:t>
-      </w:r>
-      <w:r>
-        <w:t>tearing</w:t>
-      </w:r>
-      <w:r>
-        <w:t xml:space="preserve">, where a </w:t>
-      </w:r>
-      <w:r>
-        <w:t xml:space="preserve">drawn </w:t>
-      </w:r>
-      <w:r>
-        <w:t>object, or part of a</w:t>
-      </w:r>
-      <w:r>
-        <w:t xml:space="preserve"> drawn</w:t>
-      </w:r>
-      <w:r>
-        <w:t xml:space="preserve"> object, </w:t>
-      </w:r>
-      <w:r>
-        <w:t>is displayed on the next frame</w:t>
-      </w:r>
-      <w:r>
-        <w:t>, resulting in a visual ‘</w:t>
-      </w:r>
-      <w:r>
-        <w:rPr>
-          <w:i/>
-          <w:iCs/>
-        </w:rPr>
-        <w:t>tearing’</w:t>
-      </w:r>
-      <w:r>
-        <w:t xml:space="preserve"> effect.</w:t>
-      </w:r>
-    </w:p>
-    <w:p>
-      <w:r>
-        <w:t xml:space="preserve">The screen is displayed through a top to bottom scanline </w:t>
-      </w:r>
-      <w:r>
-        <w:t xml:space="preserve">read of the screen memory. </w:t>
-      </w:r>
-      <w:r>
-        <w:t xml:space="preserve">To </w:t>
-      </w:r>
-      <w:r>
-        <w:t xml:space="preserve">avoid </w:t>
-      </w:r>
-      <w:r>
-        <w:t xml:space="preserve">tearing, game objects </w:t>
-      </w:r>
-      <w:r>
-        <w:t xml:space="preserve">need to be </w:t>
-      </w:r>
-      <w:r>
-        <w:t xml:space="preserve">drawn </w:t>
-      </w:r>
-      <w:r>
-        <w:t xml:space="preserve">before the </w:t>
-      </w:r>
-      <w:r>
-        <w:t>scanline read</w:t>
-      </w:r>
-      <w:r>
-        <w:t xml:space="preserve"> reaches them</w:t>
-      </w:r>
-      <w:r>
-        <w:t xml:space="preserve">.  </w:t>
-      </w:r>
-      <w:r>
-        <w:t>So,</w:t>
-      </w:r>
-      <w:r>
-        <w:t xml:space="preserve"> game objects need to be rendered in </w:t>
-      </w:r>
-      <w:r>
-        <w:t xml:space="preserve">a </w:t>
-      </w:r>
-      <w:r>
-        <w:t xml:space="preserve">top to bottom order. </w:t>
-      </w:r>
-    </w:p>
-    <w:p>
-      <w:r>
-        <w:t xml:space="preserve">The simplest way </w:t>
-      </w:r>
-      <w:r>
-        <w:t xml:space="preserve">to </w:t>
-      </w:r>
-      <w:r>
-        <w:t>do this is maintain a separate</w:t>
-      </w:r>
-      <w:r>
-        <w:t xml:space="preserve"> </w:t>
-      </w:r>
-      <w:r>
-        <w:rPr>
-          <w:i/>
-          <w:iCs/>
-        </w:rPr>
-        <w:t>object-</w:t>
-      </w:r>
-      <w:r>
-        <w:rPr>
-          <w:i/>
-          <w:iCs/>
-        </w:rPr>
-        <w:t>draw</w:t>
-      </w:r>
-      <w:r>
-        <w:rPr>
-          <w:i/>
-          <w:iCs/>
-        </w:rPr>
-        <w:t>-o</w:t>
-      </w:r>
-      <w:r>
-        <w:rPr>
-          <w:i/>
-          <w:iCs/>
-        </w:rPr>
-        <w:t>rder</w:t>
-      </w:r>
-      <w:r>
-        <w:t xml:space="preserve"> array</w:t>
-      </w:r>
-      <w:r>
-        <w:t xml:space="preserve"> </w:t>
-      </w:r>
-      <w:r>
-        <w:t>which contains a</w:t>
-      </w:r>
-      <w:r>
-        <w:t xml:space="preserve"> top-to-bottom </w:t>
-      </w:r>
-      <w:r>
-        <w:t>ordered</w:t>
-      </w:r>
-      <w:r>
-        <w:t xml:space="preserve"> </w:t>
-      </w:r>
-      <w:r>
-        <w:t xml:space="preserve">list of </w:t>
-      </w:r>
-      <w:r>
-        <w:t>game object indices</w:t>
+      <w:r>
+        <w:t xml:space="preserve">  Game object</w:t>
+      </w:r>
+      <w:r>
+        <w:t xml:space="preserve">s are </w:t>
+      </w:r>
+      <w:r>
+        <w:t xml:space="preserve">then </w:t>
+      </w:r>
+      <w:r>
+        <w:t xml:space="preserve">rendered by iterating over this array.  The </w:t>
+      </w:r>
+      <w:r>
+        <w:t xml:space="preserve">array is </w:t>
+      </w:r>
+      <w:r>
+        <w:t xml:space="preserve">resorted </w:t>
+      </w:r>
+      <w:r>
+        <w:t xml:space="preserve">every </w:t>
+      </w:r>
+      <w:r>
+        <w:t>half second</w:t>
+      </w:r>
+      <w:r>
+        <w:t xml:space="preserve"> or so</w:t>
       </w:r>
       <w:r>
         <w:t>.</w:t>
       </w:r>
-      <w:r>
-        <w:t xml:space="preserve">  Game object</w:t>
-      </w:r>
-      <w:r>
-        <w:t xml:space="preserve">s are </w:t>
-      </w:r>
-      <w:r>
-        <w:t xml:space="preserve">then </w:t>
-      </w:r>
-      <w:r>
-        <w:t xml:space="preserve">rendered by iterating over this array.  The </w:t>
-      </w:r>
-      <w:r>
-        <w:t xml:space="preserve">array is </w:t>
-      </w:r>
-      <w:r>
-        <w:t xml:space="preserve">resorted </w:t>
-      </w:r>
-      <w:r>
-        <w:t xml:space="preserve">every </w:t>
-      </w:r>
-      <w:r>
-        <w:t>half second</w:t>
-      </w:r>
-      <w:r>
-        <w:t xml:space="preserve"> or so</w:t>
-      </w:r>
-      <w:r>
-        <w:t>.</w:t>
-      </w:r>
     </w:p>
     <w:p>
       <w:r>
@@ -10652,11 +10399,7 @@
         <w:t xml:space="preserve">o-page (transient variables) </w:t>
       </w:r>
       <w:r>
-        <w:t xml:space="preserve">for </w:t>
-      </w:r>
-      <w:proofErr w:type="gramStart"/>
-      <w:r>
-        <w:t xml:space="preserve">the </w:t>
+        <w:t xml:space="preserve">for the </w:t>
       </w:r>
       <w:r>
         <w:rPr>
@@ -10665,7 +10408,6 @@
         </w:rPr>
         <w:t>counts</w:t>
       </w:r>
-      <w:proofErr w:type="gramEnd"/>
       <w:r>
         <w:t xml:space="preserve"> </w:t>
       </w:r>
@@ -10992,7 +10734,6 @@
       <w:r>
         <w:t xml:space="preserve">I then wrote a </w:t>
       </w:r>
-      <w:proofErr w:type="spellStart"/>
       <w:r>
         <w:rPr>
           <w:i/>
@@ -11000,7 +10741,6 @@
         </w:rPr>
         <w:t>loadLevel</w:t>
       </w:r>
-      <w:proofErr w:type="spellEnd"/>
       <w:r>
         <w:t xml:space="preserve"> </w:t>
       </w:r>
@@ -11031,7 +10771,6 @@
       <w:r>
         <w:t xml:space="preserve">the loaded </w:t>
       </w:r>
-      <w:proofErr w:type="spellStart"/>
       <w:r>
         <w:rPr>
           <w:i/>
@@ -11039,7 +10778,6 @@
         </w:rPr>
         <w:t>initializeLevel</w:t>
       </w:r>
-      <w:proofErr w:type="spellEnd"/>
       <w:r>
         <w:t xml:space="preserve"> </w:t>
       </w:r>
@@ -11052,7 +10790,6 @@
       <w:r>
         <w:t xml:space="preserve">  A </w:t>
       </w:r>
-      <w:proofErr w:type="spellStart"/>
       <w:r>
         <w:rPr>
           <w:i/>
@@ -11060,7 +10797,6 @@
         </w:rPr>
         <w:t>showLevel</w:t>
       </w:r>
-      <w:proofErr w:type="spellEnd"/>
       <w:r>
         <w:t xml:space="preserve"> routine </w:t>
       </w:r>
@@ -11249,7 +10985,6 @@
       <w:r>
         <w:t xml:space="preserve"> a level, and a ‘R’ key handler was implemented to call the </w:t>
       </w:r>
-      <w:proofErr w:type="spellStart"/>
       <w:r>
         <w:rPr>
           <w:i/>
@@ -11257,14 +10992,12 @@
         </w:rPr>
         <w:t>loadLevel</w:t>
       </w:r>
-      <w:proofErr w:type="spellEnd"/>
       <w:r>
         <w:t xml:space="preserve"> </w:t>
       </w:r>
       <w:r>
         <w:t xml:space="preserve">routine indirectly through a </w:t>
       </w:r>
-      <w:proofErr w:type="spellStart"/>
       <w:r>
         <w:rPr>
           <w:i/>
@@ -11272,7 +11005,6 @@
         </w:rPr>
         <w:t>reloadLevel</w:t>
       </w:r>
-      <w:proofErr w:type="spellEnd"/>
       <w:r>
         <w:t xml:space="preserve"> routine.</w:t>
       </w:r>
@@ -11799,7 +11531,6 @@
       <w:r>
         <w:t xml:space="preserve"> action became </w:t>
       </w:r>
-      <w:proofErr w:type="spellStart"/>
       <w:r>
         <w:rPr>
           <w:b/>
@@ -11809,11 +11540,9 @@
         </w:rPr>
         <w:t>PursueLeft</w:t>
       </w:r>
-      <w:proofErr w:type="spellEnd"/>
       <w:r>
         <w:t xml:space="preserve">, </w:t>
       </w:r>
-      <w:proofErr w:type="spellStart"/>
       <w:r>
         <w:rPr>
           <w:b/>
@@ -11823,11 +11552,9 @@
         </w:rPr>
         <w:t>PursueRight</w:t>
       </w:r>
-      <w:proofErr w:type="spellEnd"/>
       <w:r>
         <w:t xml:space="preserve">, </w:t>
       </w:r>
-      <w:proofErr w:type="spellStart"/>
       <w:r>
         <w:rPr>
           <w:b/>
@@ -11837,14 +11564,12 @@
         </w:rPr>
         <w:t>PursueUp</w:t>
       </w:r>
-      <w:proofErr w:type="spellEnd"/>
       <w:r>
         <w:t xml:space="preserve">, </w:t>
       </w:r>
       <w:r>
         <w:t xml:space="preserve">or </w:t>
       </w:r>
-      <w:proofErr w:type="spellStart"/>
       <w:r>
         <w:rPr>
           <w:b/>
@@ -11854,7 +11579,6 @@
         </w:rPr>
         <w:t>PursueDown</w:t>
       </w:r>
-      <w:proofErr w:type="spellEnd"/>
       <w:r>
         <w:t>.</w:t>
       </w:r>
@@ -11875,13 +11599,8 @@
       <w:r>
         <w:t xml:space="preserve">final list of </w:t>
       </w:r>
-      <w:proofErr w:type="gramStart"/>
-      <w:r>
-        <w:t>pursue</w:t>
-      </w:r>
-      <w:proofErr w:type="gramEnd"/>
-      <w:r>
-        <w:t xml:space="preserve"> behavior</w:t>
+      <w:r>
+        <w:t>pursue behavior</w:t>
       </w:r>
       <w:r>
         <w:t>al</w:t>
@@ -11906,7 +11625,6 @@
         </w:rPr>
         <w:tab/>
       </w:r>
-      <w:proofErr w:type="spellStart"/>
       <w:r>
         <w:rPr>
           <w:b/>
@@ -11923,9 +11641,11 @@
           <w:i/>
           <w:iCs/>
         </w:rPr>
-        <w:t>Left</w:t>
-      </w:r>
-      <w:proofErr w:type="spellEnd"/>
+        <w:t xml:space="preserve">Left </w:t>
+      </w:r>
+      <w:r>
+        <w:t>and</w:t>
+      </w:r>
       <w:r>
         <w:rPr>
           <w:b/>
@@ -11933,10 +11653,7 @@
           <w:i/>
           <w:iCs/>
         </w:rPr>
-        <w:t xml:space="preserve"> </w:t>
-      </w:r>
-      <w:r>
-        <w:t>and</w:t>
+        <w:t xml:space="preserve"> PursueRight</w:t>
       </w:r>
       <w:r>
         <w:rPr>
@@ -11947,8 +11664,57 @@
         </w:rPr>
         <w:t xml:space="preserve"> </w:t>
       </w:r>
-      <w:proofErr w:type="spellStart"/>
-      <w:proofErr w:type="gramStart"/>
+      <w:r>
+        <w:t xml:space="preserve"> – </w:t>
+      </w:r>
+      <w:r>
+        <w:t xml:space="preserve">Daleks </w:t>
+      </w:r>
+      <w:r>
+        <w:t>move quickly left or right</w:t>
+      </w:r>
+      <w:r>
+        <w:t>, or vice versa</w:t>
+      </w:r>
+      <w:r>
+        <w:t xml:space="preserve">. </w:t>
+      </w:r>
+      <w:r>
+        <w:t xml:space="preserve">If </w:t>
+      </w:r>
+      <w:r>
+        <w:t>a Dalek</w:t>
+      </w:r>
+      <w:r>
+        <w:t xml:space="preserve"> encounters a wall, the </w:t>
+      </w:r>
+      <w:r>
+        <w:t xml:space="preserve">Dalek </w:t>
+      </w:r>
+      <w:r>
+        <w:t>turns</w:t>
+      </w:r>
+      <w:r>
+        <w:t>,</w:t>
+      </w:r>
+      <w:r>
+        <w:t xml:space="preserve"> and the </w:t>
+      </w:r>
+      <w:r>
+        <w:t xml:space="preserve">action </w:t>
+      </w:r>
+      <w:r>
+        <w:t xml:space="preserve">is </w:t>
+      </w:r>
+      <w:r>
+        <w:t>change</w:t>
+      </w:r>
+      <w:r>
+        <w:t xml:space="preserve">d </w:t>
+      </w:r>
+      <w:r>
+        <w:t xml:space="preserve">to </w:t>
+      </w:r>
       <w:r>
         <w:rPr>
           <w:b/>
@@ -11956,9 +11722,11 @@
           <w:i/>
           <w:iCs/>
         </w:rPr>
-        <w:t>PursueRight</w:t>
-      </w:r>
-      <w:proofErr w:type="spellEnd"/>
+        <w:t>PursueUp</w:t>
+      </w:r>
+      <w:r>
+        <w:t xml:space="preserve"> or </w:t>
+      </w:r>
       <w:r>
         <w:rPr>
           <w:b/>
@@ -11966,64 +11734,16 @@
           <w:i/>
           <w:iCs/>
         </w:rPr>
-        <w:t xml:space="preserve"> </w:t>
-      </w:r>
-      <w:r>
-        <w:t xml:space="preserve"> –</w:t>
-      </w:r>
-      <w:proofErr w:type="gramEnd"/>
-      <w:r>
-        <w:t xml:space="preserve"> </w:t>
-      </w:r>
-      <w:r>
-        <w:t xml:space="preserve">Daleks </w:t>
-      </w:r>
-      <w:r>
-        <w:t>move quickly left or right</w:t>
-      </w:r>
-      <w:r>
-        <w:t>, or vice versa</w:t>
-      </w:r>
-      <w:r>
-        <w:t xml:space="preserve">. </w:t>
-      </w:r>
-      <w:r>
-        <w:t xml:space="preserve">If </w:t>
-      </w:r>
-      <w:r>
-        <w:t>a Dalek</w:t>
-      </w:r>
-      <w:r>
-        <w:t xml:space="preserve"> encounters a wall, the </w:t>
-      </w:r>
-      <w:r>
-        <w:t xml:space="preserve">Dalek </w:t>
-      </w:r>
-      <w:r>
-        <w:t>turns</w:t>
-      </w:r>
-      <w:r>
-        <w:t>,</w:t>
-      </w:r>
-      <w:r>
-        <w:t xml:space="preserve"> and the </w:t>
-      </w:r>
-      <w:r>
-        <w:t xml:space="preserve">action </w:t>
-      </w:r>
-      <w:r>
-        <w:t xml:space="preserve">is </w:t>
-      </w:r>
-      <w:r>
-        <w:t>change</w:t>
-      </w:r>
-      <w:r>
-        <w:t xml:space="preserve">d </w:t>
-      </w:r>
-      <w:r>
-        <w:t xml:space="preserve">to </w:t>
-      </w:r>
-      <w:proofErr w:type="spellStart"/>
+        <w:t>PursueDown</w:t>
+      </w:r>
+      <w:r>
+        <w:t>.</w:t>
+      </w:r>
+    </w:p>
+    <w:p>
+      <w:pPr>
+        <w:ind w:left="720"/>
+      </w:pPr>
       <w:r>
         <w:rPr>
           <w:b/>
@@ -12031,13 +11751,8 @@
           <w:i/>
           <w:iCs/>
         </w:rPr>
-        <w:t>PursueUp</w:t>
-      </w:r>
-      <w:proofErr w:type="spellEnd"/>
-      <w:r>
-        <w:t xml:space="preserve"> or </w:t>
-      </w:r>
-      <w:proofErr w:type="spellStart"/>
+        <w:t>Pursue</w:t>
+      </w:r>
       <w:r>
         <w:rPr>
           <w:b/>
@@ -12045,18 +11760,11 @@
           <w:i/>
           <w:iCs/>
         </w:rPr>
-        <w:t>PursueDown</w:t>
-      </w:r>
-      <w:proofErr w:type="spellEnd"/>
-      <w:r>
-        <w:t>.</w:t>
-      </w:r>
-    </w:p>
-    <w:p>
-      <w:pPr>
-        <w:ind w:left="720"/>
-      </w:pPr>
-      <w:proofErr w:type="spellStart"/>
+        <w:t xml:space="preserve">Up </w:t>
+      </w:r>
+      <w:r>
+        <w:t>and</w:t>
+      </w:r>
       <w:r>
         <w:rPr>
           <w:b/>
@@ -12064,7 +11772,34 @@
           <w:i/>
           <w:iCs/>
         </w:rPr>
-        <w:t>Pursue</w:t>
+        <w:t xml:space="preserve"> PursueDown </w:t>
+      </w:r>
+      <w:r>
+        <w:t xml:space="preserve"> – Daleks </w:t>
+      </w:r>
+      <w:r>
+        <w:t>move quickly left or right</w:t>
+      </w:r>
+      <w:r>
+        <w:t xml:space="preserve">, or vice versa, looking for an elevator to ride up or down. </w:t>
+      </w:r>
+      <w:r>
+        <w:t xml:space="preserve">If a Dalek encounters a wall, </w:t>
+      </w:r>
+      <w:r>
+        <w:t xml:space="preserve">the Dalek </w:t>
+      </w:r>
+      <w:r>
+        <w:t>turns,</w:t>
+      </w:r>
+      <w:r>
+        <w:t xml:space="preserve"> and the </w:t>
+      </w:r>
+      <w:r>
+        <w:t xml:space="preserve">action </w:t>
+      </w:r>
+      <w:r>
+        <w:t xml:space="preserve">is toggled between </w:t>
       </w:r>
       <w:r>
         <w:rPr>
@@ -12073,9 +11808,17 @@
           <w:i/>
           <w:iCs/>
         </w:rPr>
-        <w:t>Up</w:t>
-      </w:r>
-      <w:proofErr w:type="spellEnd"/>
+        <w:t>PursueUp</w:t>
+      </w:r>
+      <w:r>
+        <w:t xml:space="preserve"> </w:t>
+      </w:r>
+      <w:r>
+        <w:t>and</w:t>
+      </w:r>
+      <w:r>
+        <w:t xml:space="preserve"> </w:t>
+      </w:r>
       <w:r>
         <w:rPr>
           <w:b/>
@@ -12083,103 +11826,8 @@
           <w:i/>
           <w:iCs/>
         </w:rPr>
-        <w:t xml:space="preserve"> </w:t>
-      </w:r>
-      <w:r>
-        <w:t>and</w:t>
-      </w:r>
-      <w:r>
-        <w:rPr>
-          <w:b/>
-          <w:bCs/>
-          <w:i/>
-          <w:iCs/>
-        </w:rPr>
-        <w:t xml:space="preserve"> </w:t>
-      </w:r>
-      <w:proofErr w:type="spellStart"/>
-      <w:proofErr w:type="gramStart"/>
-      <w:r>
-        <w:rPr>
-          <w:b/>
-          <w:bCs/>
-          <w:i/>
-          <w:iCs/>
-        </w:rPr>
         <w:t>PursueDown</w:t>
       </w:r>
-      <w:proofErr w:type="spellEnd"/>
-      <w:r>
-        <w:rPr>
-          <w:b/>
-          <w:bCs/>
-          <w:i/>
-          <w:iCs/>
-        </w:rPr>
-        <w:t xml:space="preserve"> </w:t>
-      </w:r>
-      <w:r>
-        <w:t xml:space="preserve"> –</w:t>
-      </w:r>
-      <w:proofErr w:type="gramEnd"/>
-      <w:r>
-        <w:t xml:space="preserve"> Daleks </w:t>
-      </w:r>
-      <w:r>
-        <w:t>move quickly left or right</w:t>
-      </w:r>
-      <w:r>
-        <w:t xml:space="preserve">, or vice versa, looking for an elevator to ride up or down. </w:t>
-      </w:r>
-      <w:r>
-        <w:t xml:space="preserve">If a Dalek encounters a wall, </w:t>
-      </w:r>
-      <w:r>
-        <w:t xml:space="preserve">the Dalek </w:t>
-      </w:r>
-      <w:r>
-        <w:t>turns,</w:t>
-      </w:r>
-      <w:r>
-        <w:t xml:space="preserve"> and the </w:t>
-      </w:r>
-      <w:r>
-        <w:t xml:space="preserve">action </w:t>
-      </w:r>
-      <w:r>
-        <w:t xml:space="preserve">is toggled between </w:t>
-      </w:r>
-      <w:proofErr w:type="spellStart"/>
-      <w:r>
-        <w:rPr>
-          <w:b/>
-          <w:bCs/>
-          <w:i/>
-          <w:iCs/>
-        </w:rPr>
-        <w:t>PursueUp</w:t>
-      </w:r>
-      <w:proofErr w:type="spellEnd"/>
-      <w:r>
-        <w:t xml:space="preserve"> </w:t>
-      </w:r>
-      <w:r>
-        <w:t>and</w:t>
-      </w:r>
-      <w:r>
-        <w:t xml:space="preserve"> </w:t>
-      </w:r>
-      <w:proofErr w:type="spellStart"/>
-      <w:r>
-        <w:rPr>
-          <w:b/>
-          <w:bCs/>
-          <w:i/>
-          <w:iCs/>
-        </w:rPr>
-        <w:t>PursueDown</w:t>
-      </w:r>
-      <w:proofErr w:type="spellEnd"/>
       <w:r>
         <w:rPr>
           <w:b/>
@@ -12309,7 +11957,6 @@
       <w:r>
         <w:t xml:space="preserve">set to </w:t>
       </w:r>
-      <w:proofErr w:type="spellStart"/>
       <w:r>
         <w:rPr>
           <w:b/>
@@ -12319,11 +11966,9 @@
         </w:rPr>
         <w:t>pursueLeft</w:t>
       </w:r>
-      <w:proofErr w:type="spellEnd"/>
       <w:r>
         <w:t xml:space="preserve"> or </w:t>
       </w:r>
-      <w:proofErr w:type="spellStart"/>
       <w:r>
         <w:rPr>
           <w:b/>
@@ -12342,7 +11987,6 @@
         </w:rPr>
         <w:t>ueRight</w:t>
       </w:r>
-      <w:proofErr w:type="spellEnd"/>
       <w:r>
         <w:t>.</w:t>
       </w:r>
@@ -12352,7 +11996,6 @@
       <w:r>
         <w:t xml:space="preserve">action is set to </w:t>
       </w:r>
-      <w:proofErr w:type="spellStart"/>
       <w:r>
         <w:rPr>
           <w:b/>
@@ -12371,11 +12014,9 @@
         </w:rPr>
         <w:t>Up</w:t>
       </w:r>
-      <w:proofErr w:type="spellEnd"/>
       <w:r>
         <w:t xml:space="preserve"> or </w:t>
       </w:r>
-      <w:proofErr w:type="spellStart"/>
       <w:r>
         <w:rPr>
           <w:b/>
@@ -12394,7 +12035,6 @@
         </w:rPr>
         <w:t>Down</w:t>
       </w:r>
-      <w:proofErr w:type="spellEnd"/>
       <w:r>
         <w:t>.</w:t>
       </w:r>
@@ -12620,7 +12260,6 @@
       <w:r>
         <w:t xml:space="preserve">Daleks whose action is </w:t>
       </w:r>
-      <w:proofErr w:type="gramStart"/>
       <w:r>
         <w:rPr>
           <w:b/>
@@ -12630,7 +12269,6 @@
         </w:rPr>
         <w:t>pursue</w:t>
       </w:r>
-      <w:proofErr w:type="gramEnd"/>
       <w:r>
         <w:t xml:space="preserve"> are downgraded to </w:t>
       </w:r>
@@ -12693,7 +12331,6 @@
       <w:r>
         <w:t xml:space="preserve">, </w:t>
       </w:r>
-      <w:proofErr w:type="spellStart"/>
       <w:r>
         <w:rPr>
           <w:b/>
@@ -12703,7 +12340,6 @@
         </w:rPr>
         <w:t>pursueLeft</w:t>
       </w:r>
-      <w:proofErr w:type="spellEnd"/>
       <w:r>
         <w:rPr>
           <w:b/>
@@ -12725,7 +12361,6 @@
         </w:rPr>
         <w:t xml:space="preserve"> </w:t>
       </w:r>
-      <w:proofErr w:type="spellStart"/>
       <w:r>
         <w:rPr>
           <w:b/>
@@ -12742,9 +12377,11 @@
           <w:i/>
           <w:iCs/>
         </w:rPr>
-        <w:t>Right</w:t>
-      </w:r>
-      <w:proofErr w:type="spellEnd"/>
+        <w:t xml:space="preserve">Right </w:t>
+      </w:r>
+      <w:r>
+        <w:t>related</w:t>
+      </w:r>
       <w:r>
         <w:rPr>
           <w:b/>
@@ -12755,7 +12392,102 @@
         <w:t xml:space="preserve"> </w:t>
       </w:r>
       <w:r>
-        <w:t>related</w:t>
+        <w:t>rules</w:t>
+      </w:r>
+      <w:r>
+        <w:t>.</w:t>
+      </w:r>
+    </w:p>
+    <w:p>
+      <w:r>
+        <w:t xml:space="preserve">I </w:t>
+      </w:r>
+      <w:r>
+        <w:t xml:space="preserve">implemented </w:t>
+      </w:r>
+      <w:r>
+        <w:t xml:space="preserve">a </w:t>
+      </w:r>
+      <w:r>
+        <w:rPr>
+          <w:i/>
+          <w:iCs/>
+        </w:rPr>
+        <w:t>dalekAI</w:t>
+      </w:r>
+      <w:r>
+        <w:t xml:space="preserve"> function that </w:t>
+      </w:r>
+      <w:r>
+        <w:t xml:space="preserve">encapsulated the </w:t>
+      </w:r>
+      <w:r>
+        <w:t xml:space="preserve">common </w:t>
+      </w:r>
+      <w:r>
+        <w:t>behavioral rules</w:t>
+      </w:r>
+      <w:r>
+        <w:t xml:space="preserve">, </w:t>
+      </w:r>
+      <w:r>
+        <w:t xml:space="preserve">running these against </w:t>
+      </w:r>
+      <w:r>
+        <w:t xml:space="preserve">each </w:t>
+      </w:r>
+      <w:r>
+        <w:t>Dalek every 16 frames.</w:t>
+      </w:r>
+      <w:r>
+        <w:t xml:space="preserve">  </w:t>
+      </w:r>
+      <w:r>
+        <w:t xml:space="preserve">It’s invoked from the game loop. </w:t>
+      </w:r>
+    </w:p>
+    <w:p>
+      <w:r>
+        <w:t xml:space="preserve">The </w:t>
+      </w:r>
+      <w:r>
+        <w:t xml:space="preserve">routine checks </w:t>
+      </w:r>
+      <w:r>
+        <w:t xml:space="preserve">to see if K9 </w:t>
+      </w:r>
+      <w:r>
+        <w:t xml:space="preserve">is </w:t>
+      </w:r>
+      <w:r>
+        <w:t>in sight</w:t>
+      </w:r>
+      <w:r>
+        <w:t xml:space="preserve"> (using a helper routine)</w:t>
+      </w:r>
+      <w:r>
+        <w:t>,</w:t>
+      </w:r>
+      <w:r>
+        <w:t xml:space="preserve"> promot</w:t>
+      </w:r>
+      <w:r>
+        <w:t>ing</w:t>
+      </w:r>
+      <w:r>
+        <w:t xml:space="preserve"> </w:t>
+      </w:r>
+      <w:r>
+        <w:t xml:space="preserve">the  </w:t>
+      </w:r>
+      <w:r>
+        <w:t>Dalek’s</w:t>
+      </w:r>
+      <w:r>
+        <w:t xml:space="preserve"> </w:t>
+      </w:r>
+      <w:r>
+        <w:t xml:space="preserve">action to </w:t>
       </w:r>
       <w:r>
         <w:rPr>
@@ -12764,111 +12496,8 @@
           <w:i/>
           <w:iCs/>
         </w:rPr>
-        <w:t xml:space="preserve"> </w:t>
-      </w:r>
-      <w:r>
-        <w:t>rules</w:t>
-      </w:r>
-      <w:r>
-        <w:t>.</w:t>
-      </w:r>
-    </w:p>
-    <w:p>
-      <w:r>
-        <w:t xml:space="preserve">I </w:t>
-      </w:r>
-      <w:r>
-        <w:t xml:space="preserve">implemented </w:t>
-      </w:r>
-      <w:r>
-        <w:t xml:space="preserve">a </w:t>
-      </w:r>
-      <w:proofErr w:type="spellStart"/>
-      <w:r>
-        <w:rPr>
-          <w:i/>
-          <w:iCs/>
-        </w:rPr>
-        <w:t>dalekAI</w:t>
-      </w:r>
-      <w:proofErr w:type="spellEnd"/>
-      <w:r>
-        <w:t xml:space="preserve"> function that </w:t>
-      </w:r>
-      <w:r>
-        <w:t xml:space="preserve">encapsulated the </w:t>
-      </w:r>
-      <w:r>
-        <w:t xml:space="preserve">common </w:t>
-      </w:r>
-      <w:r>
-        <w:t>behavioral rules</w:t>
-      </w:r>
-      <w:r>
-        <w:t xml:space="preserve">, </w:t>
-      </w:r>
-      <w:r>
-        <w:t xml:space="preserve">running these against </w:t>
-      </w:r>
-      <w:r>
-        <w:t xml:space="preserve">each </w:t>
-      </w:r>
-      <w:r>
-        <w:t>Dalek every 16 frames.</w:t>
-      </w:r>
-      <w:r>
-        <w:t xml:space="preserve">  </w:t>
-      </w:r>
-      <w:r>
-        <w:t xml:space="preserve">It’s invoked from the game loop. </w:t>
-      </w:r>
-    </w:p>
-    <w:p>
-      <w:r>
-        <w:t xml:space="preserve">The </w:t>
-      </w:r>
-      <w:r>
-        <w:t xml:space="preserve">routine checks </w:t>
-      </w:r>
-      <w:r>
-        <w:t xml:space="preserve">to see if K9 </w:t>
-      </w:r>
-      <w:r>
-        <w:t xml:space="preserve">is </w:t>
-      </w:r>
-      <w:r>
-        <w:t>in sight</w:t>
-      </w:r>
-      <w:r>
-        <w:t xml:space="preserve"> (using a helper routine)</w:t>
-      </w:r>
-      <w:r>
-        <w:t>,</w:t>
-      </w:r>
-      <w:r>
-        <w:t xml:space="preserve"> promot</w:t>
-      </w:r>
-      <w:r>
-        <w:t>ing</w:t>
-      </w:r>
-      <w:r>
-        <w:t xml:space="preserve"> </w:t>
-      </w:r>
-      <w:proofErr w:type="gramStart"/>
-      <w:r>
-        <w:t xml:space="preserve">the  </w:t>
-      </w:r>
-      <w:r>
-        <w:t>Dalek’s</w:t>
-      </w:r>
-      <w:proofErr w:type="gramEnd"/>
-      <w:r>
-        <w:t xml:space="preserve"> </w:t>
-      </w:r>
-      <w:r>
-        <w:t xml:space="preserve">action to </w:t>
-      </w:r>
-      <w:proofErr w:type="spellStart"/>
+        <w:t>PursueLeft</w:t>
+      </w:r>
       <w:r>
         <w:rPr>
           <w:b/>
@@ -12876,9 +12505,11 @@
           <w:i/>
           <w:iCs/>
         </w:rPr>
-        <w:t>PursueLeft</w:t>
-      </w:r>
-      <w:proofErr w:type="spellEnd"/>
+        <w:t xml:space="preserve"> </w:t>
+      </w:r>
+      <w:r>
+        <w:t>or</w:t>
+      </w:r>
       <w:r>
         <w:rPr>
           <w:b/>
@@ -12886,10 +12517,208 @@
           <w:i/>
           <w:iCs/>
         </w:rPr>
+        <w:t xml:space="preserve"> PursueRight</w:t>
+      </w:r>
+      <w:r>
+        <w:t xml:space="preserve"> if so.</w:t>
+      </w:r>
+      <w:r>
+        <w:t xml:space="preserve"> The function also </w:t>
+      </w:r>
+      <w:r>
+        <w:t>checks to see if K9 is within weapon’s range</w:t>
+      </w:r>
+      <w:r>
+        <w:t>, firing its weapon if it is.</w:t>
+      </w:r>
+    </w:p>
+    <w:p>
+      <w:r>
+        <w:t xml:space="preserve">I then updated </w:t>
+      </w:r>
+      <w:r>
+        <w:t xml:space="preserve">the </w:t>
+      </w:r>
+      <w:r>
+        <w:rPr>
+          <w:i/>
+          <w:iCs/>
+        </w:rPr>
+        <w:t>dalekAnimate</w:t>
+      </w:r>
+      <w:r>
+        <w:t xml:space="preserve"> and all the </w:t>
+      </w:r>
+      <w:r>
+        <w:t xml:space="preserve">Dalek </w:t>
+      </w:r>
+      <w:r>
+        <w:t xml:space="preserve">frame callback functions </w:t>
+      </w:r>
+      <w:r>
+        <w:t xml:space="preserve">to </w:t>
+      </w:r>
+      <w:r>
+        <w:t xml:space="preserve">amend their </w:t>
+      </w:r>
+      <w:r>
+        <w:t>behaviors</w:t>
+      </w:r>
+      <w:r>
+        <w:t xml:space="preserve"> based on </w:t>
+      </w:r>
+      <w:r>
+        <w:t xml:space="preserve">the </w:t>
+      </w:r>
+      <w:r>
+        <w:t>current action.</w:t>
+      </w:r>
+      <w:r>
+        <w:t xml:space="preserve">  The challenge was keeping the impact (increased code-size) to a </w:t>
+      </w:r>
+      <w:r>
+        <w:t>minimum</w:t>
+      </w:r>
+      <w:r>
+        <w:t>.</w:t>
+      </w:r>
+      <w:r>
+        <w:t xml:space="preserve"> A lot of time was spent refactoring these functio</w:t>
+      </w:r>
+      <w:r>
+        <w:t>ns to use as few code bytes as possible.</w:t>
+      </w:r>
+    </w:p>
+    <w:p>
+      <w:r>
+        <w:t>On</w:t>
+      </w:r>
+      <w:r>
+        <w:t>e</w:t>
+      </w:r>
+      <w:r>
+        <w:t xml:space="preserve"> notable challenge was how best to </w:t>
+      </w:r>
+      <w:r>
+        <w:t xml:space="preserve">show </w:t>
+      </w:r>
+      <w:r>
+        <w:t>damage being inflicted on K9.</w:t>
+      </w:r>
+      <w:r>
+        <w:t xml:space="preserve">  After brainstorming many ideas, I ended up implementing a simple </w:t>
+      </w:r>
+      <w:r>
+        <w:t>first-person</w:t>
+      </w:r>
+      <w:r>
         <w:t xml:space="preserve"> </w:t>
       </w:r>
       <w:r>
-        <w:t>or</w:t>
+        <w:t xml:space="preserve">effect where </w:t>
+      </w:r>
+      <w:r>
+        <w:t xml:space="preserve">the </w:t>
+      </w:r>
+      <w:r>
+        <w:t xml:space="preserve">screen </w:t>
+      </w:r>
+      <w:r>
+        <w:t xml:space="preserve">is flashed </w:t>
+      </w:r>
+      <w:r>
+        <w:t>black</w:t>
+      </w:r>
+      <w:r>
+        <w:t>,</w:t>
+      </w:r>
+      <w:r>
+        <w:t xml:space="preserve"> </w:t>
+      </w:r>
+      <w:r>
+        <w:t>at a</w:t>
+      </w:r>
+      <w:r>
+        <w:t xml:space="preserve"> low frequence</w:t>
+      </w:r>
+      <w:r>
+        <w:t>,</w:t>
+      </w:r>
+      <w:r>
+        <w:t xml:space="preserve"> </w:t>
+      </w:r>
+      <w:r>
+        <w:t>and a</w:t>
+      </w:r>
+      <w:r>
+        <w:t>n obnoxious sound</w:t>
+      </w:r>
+      <w:r>
+        <w:t xml:space="preserve"> is </w:t>
+      </w:r>
+      <w:r>
+        <w:t>played</w:t>
+      </w:r>
+      <w:r>
+        <w:t>.</w:t>
+      </w:r>
+      <w:r>
+        <w:t xml:space="preserve">  The effect is quite </w:t>
+      </w:r>
+      <w:r>
+        <w:t>e</w:t>
+      </w:r>
+      <w:r>
+        <w:t>ffective</w:t>
+      </w:r>
+      <w:r>
+        <w:t>!</w:t>
+      </w:r>
+    </w:p>
+    <w:p>
+      <w:r>
+        <w:t xml:space="preserve">I also added a Mode 7 </w:t>
+      </w:r>
+      <w:r>
+        <w:t xml:space="preserve">incomplete level </w:t>
+      </w:r>
+      <w:r>
+        <w:t xml:space="preserve">screen, which </w:t>
+      </w:r>
+      <w:r>
+        <w:t>shows</w:t>
+      </w:r>
+      <w:r>
+        <w:t xml:space="preserve"> </w:t>
+      </w:r>
+      <w:r>
+        <w:t xml:space="preserve">if </w:t>
+      </w:r>
+      <w:r>
+        <w:t>K</w:t>
+      </w:r>
+      <w:r>
+        <w:t xml:space="preserve">9’s health </w:t>
+      </w:r>
+      <w:r>
+        <w:t xml:space="preserve">becomes </w:t>
+      </w:r>
+      <w:r>
+        <w:t>zero</w:t>
+      </w:r>
+      <w:r>
+        <w:t>.  Pressing space restarts the level.</w:t>
+      </w:r>
+    </w:p>
+    <w:p>
+      <w:r>
+        <w:t xml:space="preserve">I then turned to </w:t>
+      </w:r>
+      <w:r>
+        <w:t>implementing</w:t>
+      </w:r>
+      <w:r>
+        <w:t xml:space="preserve"> the </w:t>
       </w:r>
       <w:r>
         <w:rPr>
@@ -12898,9 +12727,11 @@
           <w:i/>
           <w:iCs/>
         </w:rPr>
-        <w:t xml:space="preserve"> </w:t>
-      </w:r>
-      <w:proofErr w:type="spellStart"/>
+        <w:t>PursueUp</w:t>
+      </w:r>
+      <w:r>
+        <w:t xml:space="preserve"> and </w:t>
+      </w:r>
       <w:r>
         <w:rPr>
           <w:b/>
@@ -12908,249 +12739,20 @@
           <w:i/>
           <w:iCs/>
         </w:rPr>
-        <w:t>PursueRight</w:t>
-      </w:r>
-      <w:proofErr w:type="spellEnd"/>
-      <w:r>
-        <w:t xml:space="preserve"> if so.</w:t>
-      </w:r>
-      <w:r>
-        <w:t xml:space="preserve"> The function also </w:t>
-      </w:r>
-      <w:r>
-        <w:t>checks to see if K9 is within weapon’s range</w:t>
-      </w:r>
-      <w:r>
-        <w:t>, firing its weapon if it is.</w:t>
-      </w:r>
-    </w:p>
-    <w:p>
-      <w:r>
-        <w:t xml:space="preserve">I then updated </w:t>
-      </w:r>
-      <w:r>
-        <w:t xml:space="preserve">the </w:t>
-      </w:r>
-      <w:proofErr w:type="spellStart"/>
-      <w:r>
-        <w:rPr>
-          <w:i/>
-          <w:iCs/>
-        </w:rPr>
-        <w:t>dalekAnimate</w:t>
-      </w:r>
-      <w:proofErr w:type="spellEnd"/>
-      <w:r>
-        <w:t xml:space="preserve"> and all the </w:t>
-      </w:r>
-      <w:r>
-        <w:t xml:space="preserve">Dalek </w:t>
-      </w:r>
-      <w:r>
-        <w:t xml:space="preserve">frame callback functions </w:t>
-      </w:r>
-      <w:r>
-        <w:t xml:space="preserve">to </w:t>
-      </w:r>
-      <w:r>
-        <w:t xml:space="preserve">amend their </w:t>
-      </w:r>
-      <w:r>
-        <w:t>behaviors</w:t>
-      </w:r>
-      <w:r>
-        <w:t xml:space="preserve"> based on </w:t>
-      </w:r>
-      <w:r>
-        <w:t xml:space="preserve">the </w:t>
-      </w:r>
-      <w:r>
-        <w:t>current action.</w:t>
-      </w:r>
-      <w:r>
-        <w:t xml:space="preserve">  The challenge was keeping the impact (increased code-size) to a </w:t>
-      </w:r>
-      <w:r>
-        <w:t>minimum</w:t>
+        <w:t>PursueDown</w:t>
+      </w:r>
+      <w:r>
+        <w:t xml:space="preserve"> behavior</w:t>
+      </w:r>
+      <w:r>
+        <w:t>al rule</w:t>
+      </w:r>
+      <w:r>
+        <w:t>s</w:t>
       </w:r>
       <w:r>
         <w:t>.</w:t>
       </w:r>
-      <w:r>
-        <w:t xml:space="preserve"> A lot of time was spent refactoring these functio</w:t>
-      </w:r>
-      <w:r>
-        <w:t>ns to use as few code bytes as possible.</w:t>
-      </w:r>
-    </w:p>
-    <w:p>
-      <w:r>
-        <w:t>On</w:t>
-      </w:r>
-      <w:r>
-        <w:t>e</w:t>
-      </w:r>
-      <w:r>
-        <w:t xml:space="preserve"> notable challenge was how best to </w:t>
-      </w:r>
-      <w:r>
-        <w:t xml:space="preserve">show </w:t>
-      </w:r>
-      <w:r>
-        <w:t>damage being inflicted on K9.</w:t>
-      </w:r>
-      <w:r>
-        <w:t xml:space="preserve">  After brainstorming many ideas, I ended up implementing a simple </w:t>
-      </w:r>
-      <w:r>
-        <w:t>first-person</w:t>
-      </w:r>
-      <w:r>
-        <w:t xml:space="preserve"> </w:t>
-      </w:r>
-      <w:r>
-        <w:t xml:space="preserve">effect where </w:t>
-      </w:r>
-      <w:r>
-        <w:t xml:space="preserve">the </w:t>
-      </w:r>
-      <w:r>
-        <w:t xml:space="preserve">screen </w:t>
-      </w:r>
-      <w:r>
-        <w:t xml:space="preserve">is flashed </w:t>
-      </w:r>
-      <w:r>
-        <w:t>black</w:t>
-      </w:r>
-      <w:r>
-        <w:t>,</w:t>
-      </w:r>
-      <w:r>
-        <w:t xml:space="preserve"> </w:t>
-      </w:r>
-      <w:r>
-        <w:t>at a</w:t>
-      </w:r>
-      <w:r>
-        <w:t xml:space="preserve"> low frequence</w:t>
-      </w:r>
-      <w:r>
-        <w:t>,</w:t>
-      </w:r>
-      <w:r>
-        <w:t xml:space="preserve"> </w:t>
-      </w:r>
-      <w:r>
-        <w:t>and a</w:t>
-      </w:r>
-      <w:r>
-        <w:t>n obnoxious sound</w:t>
-      </w:r>
-      <w:r>
-        <w:t xml:space="preserve"> is </w:t>
-      </w:r>
-      <w:r>
-        <w:t>played</w:t>
-      </w:r>
-      <w:r>
-        <w:t>.</w:t>
-      </w:r>
-      <w:r>
-        <w:t xml:space="preserve">  The effect is quite </w:t>
-      </w:r>
-      <w:r>
-        <w:t>e</w:t>
-      </w:r>
-      <w:r>
-        <w:t>ffective</w:t>
-      </w:r>
-      <w:r>
-        <w:t>!</w:t>
-      </w:r>
-    </w:p>
-    <w:p>
-      <w:r>
-        <w:t xml:space="preserve">I also added a Mode 7 </w:t>
-      </w:r>
-      <w:r>
-        <w:t xml:space="preserve">incomplete level </w:t>
-      </w:r>
-      <w:r>
-        <w:t xml:space="preserve">screen, which </w:t>
-      </w:r>
-      <w:r>
-        <w:t>shows</w:t>
-      </w:r>
-      <w:r>
-        <w:t xml:space="preserve"> </w:t>
-      </w:r>
-      <w:r>
-        <w:t xml:space="preserve">if </w:t>
-      </w:r>
-      <w:r>
-        <w:t>K</w:t>
-      </w:r>
-      <w:r>
-        <w:t xml:space="preserve">9’s health </w:t>
-      </w:r>
-      <w:r>
-        <w:t xml:space="preserve">becomes </w:t>
-      </w:r>
-      <w:r>
-        <w:t>zero</w:t>
-      </w:r>
-      <w:r>
-        <w:t>.  Pressing space restarts the level.</w:t>
-      </w:r>
-    </w:p>
-    <w:p>
-      <w:r>
-        <w:t xml:space="preserve">I then turned to </w:t>
-      </w:r>
-      <w:r>
-        <w:t>implementing</w:t>
-      </w:r>
-      <w:r>
-        <w:t xml:space="preserve"> the </w:t>
-      </w:r>
-      <w:proofErr w:type="spellStart"/>
-      <w:r>
-        <w:rPr>
-          <w:b/>
-          <w:bCs/>
-          <w:i/>
-          <w:iCs/>
-        </w:rPr>
-        <w:t>PursueUp</w:t>
-      </w:r>
-      <w:proofErr w:type="spellEnd"/>
-      <w:r>
-        <w:t xml:space="preserve"> and </w:t>
-      </w:r>
-      <w:proofErr w:type="spellStart"/>
-      <w:r>
-        <w:rPr>
-          <w:b/>
-          <w:bCs/>
-          <w:i/>
-          <w:iCs/>
-        </w:rPr>
-        <w:t>PursueDown</w:t>
-      </w:r>
-      <w:proofErr w:type="spellEnd"/>
-      <w:r>
-        <w:t xml:space="preserve"> behavior</w:t>
-      </w:r>
-      <w:r>
-        <w:t>al rule</w:t>
-      </w:r>
-      <w:r>
-        <w:t>s</w:t>
-      </w:r>
-      <w:r>
-        <w:t>.</w:t>
-      </w:r>
     </w:p>
     <w:p>
       <w:r>
@@ -13171,8 +12773,6 @@
       <w:r>
         <w:t xml:space="preserve">e to support this.  Fortunately, the low nibble of the elevator’s </w:t>
       </w:r>
-      <w:proofErr w:type="spellStart"/>
-      <w:proofErr w:type="gramStart"/>
       <w:r>
         <w:rPr>
           <w:i/>
@@ -13180,8 +12780,6 @@
         </w:rPr>
         <w:t>objectState</w:t>
       </w:r>
-      <w:proofErr w:type="spellEnd"/>
-      <w:proofErr w:type="gramEnd"/>
       <w:r>
         <w:t xml:space="preserve"> variable </w:t>
       </w:r>
@@ -13261,15 +12859,7 @@
         <w:t>s</w:t>
       </w:r>
       <w:r>
-        <w:t xml:space="preserve"> in their </w:t>
-      </w:r>
-      <w:proofErr w:type="gramStart"/>
-      <w:r>
-        <w:t>draw</w:t>
-      </w:r>
-      <w:proofErr w:type="gramEnd"/>
-      <w:r>
-        <w:t xml:space="preserve"> order</w:t>
+        <w:t xml:space="preserve"> in their draw order</w:t>
       </w:r>
       <w:r>
         <w:t xml:space="preserve">, as descending elevators need to be rendered before </w:t>
@@ -13410,34 +13000,13 @@
         <w:t>Daleks in pursuit</w:t>
       </w:r>
       <w:r>
-        <w:t xml:space="preserve"> - When one or more Daleks are in pursuit of K9, a </w:t>
-      </w:r>
-      <w:proofErr w:type="spellStart"/>
-      <w:proofErr w:type="gramStart"/>
-      <w:r>
-        <w:t>PacMan</w:t>
-      </w:r>
-      <w:proofErr w:type="spellEnd"/>
-      <w:r>
-        <w:t xml:space="preserve"> like</w:t>
-      </w:r>
-      <w:proofErr w:type="gramEnd"/>
-      <w:r>
-        <w:t xml:space="preserve"> sound effect plays, giving the player a sense of pressure.  The sound effect provide</w:t>
+        <w:t xml:space="preserve"> - When one or more Daleks are in pursuit of K9, a PacMan like sound effect plays, giving the player a sense of pressure.  The sound effect provide</w:t>
       </w:r>
       <w:r>
         <w:t>s</w:t>
       </w:r>
       <w:r>
-        <w:t xml:space="preserve"> an important </w:t>
-      </w:r>
-      <w:proofErr w:type="gramStart"/>
-      <w:r>
-        <w:t>que</w:t>
-      </w:r>
-      <w:proofErr w:type="gramEnd"/>
-      <w:r>
-        <w:t xml:space="preserve"> as there may be times when a Dalek sees K9 before the player sees the Dalek!</w:t>
+        <w:t xml:space="preserve"> an important que as there may be times when a Dalek sees K9 before the player sees the Dalek!</w:t>
       </w:r>
     </w:p>
     <w:p>
@@ -13558,15 +13127,7 @@
         <w:t>K9 is hurt</w:t>
       </w:r>
       <w:r>
-        <w:t xml:space="preserve"> – when K9 is damaged by </w:t>
-      </w:r>
-      <w:proofErr w:type="gramStart"/>
-      <w:r>
-        <w:t>an</w:t>
-      </w:r>
-      <w:proofErr w:type="gramEnd"/>
-      <w:r>
-        <w:t xml:space="preserve"> Dalek weapon, an annoying white noise sound effect is played, which is quite unpleasant.  It </w:t>
+        <w:t xml:space="preserve"> – when K9 is damaged by an Dalek weapon, an annoying white noise sound effect is played, which is quite unpleasant.  It </w:t>
       </w:r>
       <w:r>
         <w:t xml:space="preserve">is </w:t>
@@ -13664,7 +13225,6 @@
       <w:r>
         <w:t xml:space="preserve">Channel 2 is used for the collect key/jewel, door locked, and K9 movement sound effects.  These sound effects are mutually exclusive except for the movement sound effect.  The game uses a </w:t>
       </w:r>
-      <w:proofErr w:type="spellStart"/>
       <w:r>
         <w:rPr>
           <w:i/>
@@ -13672,7 +13232,6 @@
         </w:rPr>
         <w:t>frameCount</w:t>
       </w:r>
-      <w:proofErr w:type="spellEnd"/>
       <w:r>
         <w:t xml:space="preserve"> based timer to inhibit playing the movement sound effect when the other sound effects are playing.</w:t>
       </w:r>
@@ -13704,16 +13263,11 @@
         <w:t>‘</w:t>
       </w:r>
       <w:r>
-        <w:t xml:space="preserve">in </w:t>
-      </w:r>
-      <w:proofErr w:type="gramStart"/>
-      <w:r>
-        <w:t>pursuit</w:t>
+        <w:t>in pursuit</w:t>
       </w:r>
       <w:r>
         <w:t>’</w:t>
       </w:r>
-      <w:proofErr w:type="gramEnd"/>
       <w:r>
         <w:t xml:space="preserve"> sound effect.</w:t>
       </w:r>
@@ -13781,7 +13335,13 @@
         <w:t xml:space="preserve"> sought feedback </w:t>
       </w:r>
       <w:r>
-        <w:t>and suggestions on what I could do to improve.</w:t>
+        <w:t>and suggestions on what I could do to improve</w:t>
+      </w:r>
+      <w:r>
+        <w:t xml:space="preserve"> IT</w:t>
+      </w:r>
+      <w:r>
+        <w:t>.</w:t>
       </w:r>
       <w:r>
         <w:t xml:space="preserve">  This led to a number of great suggestions, which included:</w:t>
@@ -13829,7 +13389,13 @@
         </w:numPr>
       </w:pPr>
       <w:r>
-        <w:t>Play the Doctor Who theme when the title screen is shown</w:t>
+        <w:t xml:space="preserve">Play the Doctor Who theme </w:t>
+      </w:r>
+      <w:r>
+        <w:t xml:space="preserve">music </w:t>
+      </w:r>
+      <w:r>
+        <w:t>when the title screen is shown</w:t>
       </w:r>
       <w:r>
         <w:rPr>
@@ -13886,7 +13452,20 @@
           <w:i/>
           <w:iCs/>
         </w:rPr>
-        <w:t>.</w:t>
+        <w:t xml:space="preserve"> </w:t>
+      </w:r>
+      <w:r>
+        <w:t>(</w:t>
+      </w:r>
+      <w:r>
+        <w:rPr>
+          <w:b/>
+          <w:bCs/>
+        </w:rPr>
+        <w:t>implemented, but with samples</w:t>
+      </w:r>
+      <w:r>
+        <w:t>)</w:t>
       </w:r>
     </w:p>
     <w:p>
@@ -13898,7 +13477,17 @@
         </w:numPr>
       </w:pPr>
       <w:r>
-        <w:t>Add a Tardis sound effect when entering and leaving a level.</w:t>
+        <w:t>Improve the entering and leaving levels, and improve the game complete experience (</w:t>
+      </w:r>
+      <w:r>
+        <w:rPr>
+          <w:b/>
+          <w:bCs/>
+        </w:rPr>
+        <w:t>implemented</w:t>
+      </w:r>
+      <w:r>
+        <w:t>)</w:t>
       </w:r>
     </w:p>
     <w:p>
@@ -13975,18 +13564,22 @@
         </w:numPr>
       </w:pPr>
       <w:r>
-        <w:t>Develop more levels, featuring other types of enemies.</w:t>
-      </w:r>
-    </w:p>
-    <w:p>
-      <w:r>
+        <w:t>Develop more levels, featuring other types of enemies</w:t>
+      </w:r>
+      <w:r>
+        <w:t>.</w:t>
+      </w:r>
+    </w:p>
+    <w:p>
+      <w:r>
+        <w:lastRenderedPageBreak/>
         <w:t>The following sections describe the design and implementation of</w:t>
       </w:r>
       <w:r>
         <w:t xml:space="preserve"> </w:t>
       </w:r>
       <w:r>
-        <w:t>implemented features.</w:t>
+        <w:t>some of these improvements.</w:t>
       </w:r>
     </w:p>
     <w:p>
@@ -13994,7 +13587,6 @@
         <w:pStyle w:val="Heading2"/>
       </w:pPr>
       <w:r>
-        <w:lastRenderedPageBreak/>
         <w:t>Adding enemy health bars</w:t>
       </w:r>
     </w:p>
@@ -14204,6 +13796,7 @@
         <w:rPr>
           <w:noProof/>
         </w:rPr>
+        <w:lastRenderedPageBreak/>
         <w:drawing>
           <wp:inline distT="0" distB="0" distL="0" distR="0" wp14:anchorId="4445C994" wp14:editId="44531273">
             <wp:extent cx="2286319" cy="476316"/>
@@ -14267,7 +13860,6 @@
     </w:p>
     <w:p>
       <w:r>
-        <w:lastRenderedPageBreak/>
         <w:t>I considered writing the health bar bytes</w:t>
       </w:r>
       <w:r>
@@ -14276,7 +13868,6 @@
       <w:r>
         <w:t xml:space="preserve"> into the sprite data and let the </w:t>
       </w:r>
-      <w:proofErr w:type="spellStart"/>
       <w:r>
         <w:rPr>
           <w:i/>
@@ -14284,7 +13875,6 @@
         </w:rPr>
         <w:t>drawSprite</w:t>
       </w:r>
-      <w:proofErr w:type="spellEnd"/>
       <w:r>
         <w:t xml:space="preserve"> routine do all the work of putting the pixels on the screen, however this would result in the ‘</w:t>
       </w:r>
@@ -14325,15 +13915,7 @@
         <w:t xml:space="preserve">in size </w:t>
       </w:r>
       <w:r>
-        <w:t xml:space="preserve">and uses 41 bytes of data (health bar atlas + </w:t>
-      </w:r>
-      <w:proofErr w:type="gramStart"/>
-      <w:r>
-        <w:t>sprite</w:t>
-      </w:r>
-      <w:proofErr w:type="gramEnd"/>
-      <w:r>
-        <w:t xml:space="preserve"> array).  The total memory required was 226 bytes</w:t>
+        <w:t>and uses 41 bytes of data (health bar atlas + sprite array).  The total memory required was 226 bytes</w:t>
       </w:r>
       <w:r>
         <w:t>.</w:t>
@@ -14715,7 +14297,6 @@
       <w:r>
         <w:t xml:space="preserve">from </w:t>
       </w:r>
-      <w:proofErr w:type="spellStart"/>
       <w:r>
         <w:rPr>
           <w:i/>
@@ -14723,11 +14304,9 @@
         </w:rPr>
         <w:t>drawObject</w:t>
       </w:r>
-      <w:proofErr w:type="spellEnd"/>
       <w:r>
         <w:t xml:space="preserve"> and </w:t>
       </w:r>
-      <w:proofErr w:type="spellStart"/>
       <w:r>
         <w:rPr>
           <w:i/>
@@ -14735,7 +14314,6 @@
         </w:rPr>
         <w:t>drawLaserOn</w:t>
       </w:r>
-      <w:proofErr w:type="spellEnd"/>
       <w:r>
         <w:rPr>
           <w:i/>
@@ -14831,6 +14409,7 @@
     </w:p>
     <w:p>
       <w:r>
+        <w:lastRenderedPageBreak/>
         <w:t xml:space="preserve">I found Delia Derbyshire’s score online, </w:t>
       </w:r>
       <w:r>
@@ -14869,7 +14448,6 @@
     </w:p>
     <w:p>
       <w:r>
-        <w:lastRenderedPageBreak/>
         <w:t>A larger issue is that the score contains many bass notes whose frequency is</w:t>
       </w:r>
       <w:r>
@@ -15321,6 +14899,7 @@
           <w:i/>
           <w:iCs/>
         </w:rPr>
+        <w:lastRenderedPageBreak/>
         <w:t xml:space="preserve">0 </w:t>
       </w:r>
       <w:r>
@@ -15397,7 +14976,6 @@
     </w:p>
     <w:p>
       <w:r>
-        <w:lastRenderedPageBreak/>
         <w:t xml:space="preserve">The events are terminated with </w:t>
       </w:r>
       <w:r>
@@ -15551,15 +15129,7 @@
         <w:t>SN76489</w:t>
       </w:r>
       <w:r>
-        <w:t xml:space="preserve"> to output its highest frequency (125KHz), and 2) toggle the volume at twice the desired frequency.  </w:t>
-      </w:r>
-      <w:proofErr w:type="gramStart"/>
-      <w:r>
-        <w:t>Timer2</w:t>
-      </w:r>
-      <w:proofErr w:type="gramEnd"/>
-      <w:r>
-        <w:t xml:space="preserve"> can be used for the latter, in one-shot mode.</w:t>
+        <w:t xml:space="preserve"> to output its highest frequency (125KHz), and 2) toggle the volume at twice the desired frequency.  Timer2 can be used for the latter, in one-shot mode.</w:t>
       </w:r>
     </w:p>
     <w:p>
@@ -15741,6 +15311,7 @@
     </w:p>
     <w:p>
       <w:r>
+        <w:lastRenderedPageBreak/>
         <w:t xml:space="preserve">Of course, one </w:t>
       </w:r>
       <w:r>
@@ -15773,7 +15344,6 @@
         <w:pStyle w:val="Heading3"/>
       </w:pPr>
       <w:r>
-        <w:lastRenderedPageBreak/>
         <w:t>Run-time implementation</w:t>
       </w:r>
     </w:p>
@@ -15886,7 +15456,6 @@
       <w:r>
         <w:t xml:space="preserve">The title functionality starts and stops playback by invoking the </w:t>
       </w:r>
-      <w:proofErr w:type="spellStart"/>
       <w:r>
         <w:rPr>
           <w:b/>
@@ -15896,11 +15465,9 @@
         </w:rPr>
         <w:t>playMusic</w:t>
       </w:r>
-      <w:proofErr w:type="spellEnd"/>
       <w:r>
         <w:t xml:space="preserve"> and </w:t>
       </w:r>
-      <w:proofErr w:type="spellStart"/>
       <w:r>
         <w:rPr>
           <w:b/>
@@ -15910,7 +15477,6 @@
         </w:rPr>
         <w:t>stopMusic</w:t>
       </w:r>
-      <w:proofErr w:type="spellEnd"/>
       <w:r>
         <w:t xml:space="preserve"> routines.  These routines start and stop the music, which is played in the </w:t>
       </w:r>
@@ -16009,11 +15575,9 @@
       <w:r>
         <w:t xml:space="preserve">I spent quite a bit of time tweaking the envelope definitions to get a more interesting sound. Of course, I was not able to replicate the original sound given </w:t>
       </w:r>
-      <w:proofErr w:type="gramStart"/>
       <w:r>
         <w:t>the Beeb’s</w:t>
       </w:r>
-      <w:proofErr w:type="gramEnd"/>
       <w:r>
         <w:t xml:space="preserve"> limited capabilities.  </w:t>
       </w:r>
@@ -16060,14 +15624,12 @@
       <w:r>
         <w:t xml:space="preserve">which </w:t>
       </w:r>
-      <w:proofErr w:type="gramStart"/>
       <w:r>
         <w:t>appear</w:t>
       </w:r>
       <w:r>
         <w:t>s</w:t>
       </w:r>
-      <w:proofErr w:type="gramEnd"/>
       <w:r>
         <w:t xml:space="preserve"> before the </w:t>
       </w:r>
@@ -16114,6 +15676,7 @@
     </w:p>
     <w:p>
       <w:r>
+        <w:lastRenderedPageBreak/>
         <w:t>The hardest part was coming up with a name for the game and designing the screen for it.</w:t>
       </w:r>
     </w:p>
@@ -16135,11 +15698,7 @@
         <w:t>popping</w:t>
       </w:r>
       <w:r>
-        <w:t xml:space="preserve"> into my head. There was a Doctor Who film made in 2013 </w:t>
-      </w:r>
-      <w:r>
-        <w:lastRenderedPageBreak/>
-        <w:t>named ‘</w:t>
+        <w:t xml:space="preserve"> into my head. There was a Doctor Who film made in 2013 named ‘</w:t>
       </w:r>
       <w:r>
         <w:rPr>
@@ -16245,13 +15804,8 @@
       <w:r>
         <w:t xml:space="preserve">ly there was </w:t>
       </w:r>
-      <w:proofErr w:type="gramStart"/>
-      <w:r>
-        <w:t>no</w:t>
-      </w:r>
-      <w:proofErr w:type="gramEnd"/>
-      <w:r>
-        <w:t xml:space="preserve"> enough</w:t>
+      <w:r>
+        <w:t>no enough</w:t>
       </w:r>
       <w:r>
         <w:t xml:space="preserve"> room to fit </w:t>
@@ -16568,13 +16122,12 @@
     </w:p>
     <w:p>
       <w:r>
+        <w:lastRenderedPageBreak/>
         <w:t xml:space="preserve">While doable, it’s quite hard to reproduce samples </w:t>
       </w:r>
-      <w:proofErr w:type="gramStart"/>
       <w:r>
         <w:t>at</w:t>
       </w:r>
-      <w:proofErr w:type="gramEnd"/>
       <w:r>
         <w:t xml:space="preserve"> good </w:t>
       </w:r>
@@ -16593,7 +16146,6 @@
     </w:p>
     <w:p>
       <w:r>
-        <w:lastRenderedPageBreak/>
         <w:t>Firstly, the sound chip’s volume has to be updated at the encoding frequency.  For 8-bit/8KHz samples (a reasonable format to use), this happen</w:t>
       </w:r>
       <w:r>
@@ -16913,18 +16465,10 @@
         <w:t xml:space="preserve">be loaded </w:t>
       </w:r>
       <w:r>
-        <w:t xml:space="preserve">to regular </w:t>
-      </w:r>
-      <w:proofErr w:type="gramStart"/>
-      <w:r>
-        <w:t>memory</w:t>
-      </w:r>
-      <w:r>
-        <w:t>, and</w:t>
-      </w:r>
-      <w:proofErr w:type="gramEnd"/>
-      <w:r>
-        <w:t xml:space="preserve"> then</w:t>
+        <w:t>to regular memory</w:t>
+      </w:r>
+      <w:r>
+        <w:t>, and then</w:t>
       </w:r>
       <w:r>
         <w:t xml:space="preserve"> </w:t>
@@ -16984,15 +16528,7 @@
         <w:t xml:space="preserve"> distinct files </w:t>
       </w:r>
       <w:r>
-        <w:t>(pcm</w:t>
-      </w:r>
-      <w:proofErr w:type="gramStart"/>
-      <w:r>
-        <w:t>1..</w:t>
-      </w:r>
-      <w:proofErr w:type="gramEnd"/>
-      <w:r>
-        <w:t>pcn5)</w:t>
+        <w:t>(pcm1..pcn5)</w:t>
       </w:r>
       <w:r>
         <w:t xml:space="preserve"> in the disc image.</w:t>
@@ -17070,6 +16606,7 @@
     </w:p>
     <w:p>
       <w:r>
+        <w:lastRenderedPageBreak/>
         <w:t xml:space="preserve">On entering a level, </w:t>
       </w:r>
       <w:r>
@@ -17088,15 +16625,7 @@
         <w:t xml:space="preserve">is set </w:t>
       </w:r>
       <w:r>
-        <w:t xml:space="preserve">to </w:t>
-      </w:r>
-      <w:proofErr w:type="gramStart"/>
-      <w:r>
-        <w:t>125KHz</w:t>
-      </w:r>
-      <w:proofErr w:type="gramEnd"/>
-      <w:r>
-        <w:t xml:space="preserve"> and its volume </w:t>
+        <w:t xml:space="preserve">to 125KHz and its volume </w:t>
       </w:r>
       <w:r>
         <w:t xml:space="preserve">is set </w:t>
@@ -17114,11 +16643,7 @@
         <w:t xml:space="preserve">is then modulated </w:t>
       </w:r>
       <w:r>
-        <w:t xml:space="preserve">one PCM sample at a time, using </w:t>
-      </w:r>
-      <w:r>
-        <w:lastRenderedPageBreak/>
-        <w:t>an 8KHz timer (User-VIA Timer1).</w:t>
+        <w:t>one PCM sample at a time, using an 8KHz timer (User-VIA Timer1).</w:t>
       </w:r>
       <w:r>
         <w:t xml:space="preserve">  I extended the existing in-game interrupt routine to do this.</w:t>
@@ -17153,15 +16678,7 @@
         <w:t>.</w:t>
       </w:r>
       <w:r>
-        <w:t xml:space="preserve">  There was a little </w:t>
-      </w:r>
-      <w:proofErr w:type="gramStart"/>
-      <w:r>
-        <w:t>tearing</w:t>
-      </w:r>
-      <w:proofErr w:type="gramEnd"/>
-      <w:r>
-        <w:t xml:space="preserve"> but no detectable slowdown or control latency.</w:t>
+        <w:t xml:space="preserve">  There was a little tearing but no detectable slowdown or control latency.</w:t>
       </w:r>
       <w:r>
         <w:t xml:space="preserve">  </w:t>
@@ -17346,343 +16863,253 @@
       <w:r>
         <w:t xml:space="preserve">In the first pass, </w:t>
       </w:r>
-      <w:proofErr w:type="gramStart"/>
       <w:r>
         <w:rPr>
           <w:b/>
           <w:bCs/>
         </w:rPr>
-        <w:t>AND #&amp;</w:t>
-      </w:r>
-      <w:proofErr w:type="gramEnd"/>
+        <w:t>AND #&amp;0F</w:t>
+      </w:r>
       <w:r>
         <w:rPr>
           <w:b/>
           <w:bCs/>
         </w:rPr>
-        <w:t>0</w:t>
-      </w:r>
-      <w:proofErr w:type="gramStart"/>
+        <w:t xml:space="preserve"> : </w:t>
+      </w:r>
       <w:r>
         <w:rPr>
           <w:b/>
           <w:bCs/>
         </w:rPr>
-        <w:t>F</w:t>
+        <w:t>AND #&amp;0F</w:t>
+      </w:r>
+      <w:r>
+        <w:t xml:space="preserve"> is </w:t>
+      </w:r>
+      <w:r>
+        <w:t>written</w:t>
+      </w:r>
+      <w:r>
+        <w:t xml:space="preserve"> </w:t>
+      </w:r>
+      <w:r>
+        <w:t xml:space="preserve">and used </w:t>
+      </w:r>
+      <w:r>
+        <w:t>to extract the low nibbles</w:t>
+      </w:r>
+      <w:r>
+        <w:t xml:space="preserve">, in the second pass, </w:t>
       </w:r>
       <w:r>
         <w:rPr>
           <w:b/>
           <w:bCs/>
         </w:rPr>
-        <w:t xml:space="preserve"> :</w:t>
-      </w:r>
-      <w:proofErr w:type="gramEnd"/>
+        <w:t>LSR A : LSR A : LSR A : LSR A</w:t>
+      </w:r>
+      <w:r>
+        <w:t xml:space="preserve"> is </w:t>
+      </w:r>
+      <w:r>
+        <w:t>written</w:t>
+      </w:r>
+      <w:r>
+        <w:t xml:space="preserve"> </w:t>
+      </w:r>
+      <w:r>
+        <w:t xml:space="preserve">and used </w:t>
+      </w:r>
+      <w:r>
+        <w:t>to extract the high nibbles.</w:t>
+      </w:r>
+      <w:r>
+        <w:t xml:space="preserve">  </w:t>
+      </w:r>
       <w:r>
         <w:rPr>
           <w:b/>
           <w:bCs/>
         </w:rPr>
+        <w:t>AND #&amp;0F</w:t>
+      </w:r>
+      <w:r>
+        <w:t xml:space="preserve"> is repeated</w:t>
+      </w:r>
+      <w:r>
+        <w:t xml:space="preserve"> to fill </w:t>
+      </w:r>
+      <w:r>
+        <w:t xml:space="preserve">the </w:t>
+      </w:r>
+      <w:r>
+        <w:t>4 code bytes</w:t>
+      </w:r>
+      <w:r>
         <w:t xml:space="preserve"> </w:t>
       </w:r>
-      <w:proofErr w:type="gramStart"/>
+      <w:r>
+        <w:t xml:space="preserve">that </w:t>
+      </w:r>
+      <w:r>
+        <w:t>four</w:t>
+      </w:r>
       <w:r>
         <w:rPr>
           <w:b/>
           <w:bCs/>
         </w:rPr>
-        <w:t>AND #&amp;</w:t>
-      </w:r>
-      <w:proofErr w:type="gramEnd"/>
+        <w:t xml:space="preserve"> </w:t>
+      </w:r>
       <w:r>
         <w:rPr>
           <w:b/>
           <w:bCs/>
         </w:rPr>
-        <w:t>0F</w:t>
-      </w:r>
-      <w:r>
-        <w:t xml:space="preserve"> is </w:t>
-      </w:r>
-      <w:r>
-        <w:t>written</w:t>
-      </w:r>
-      <w:r>
-        <w:t xml:space="preserve"> </w:t>
-      </w:r>
-      <w:r>
-        <w:t xml:space="preserve">and used </w:t>
-      </w:r>
-      <w:r>
-        <w:t>to extract the low nibbles</w:t>
-      </w:r>
-      <w:r>
-        <w:t xml:space="preserve">, in the second pass, </w:t>
+        <w:t>LSR A</w:t>
       </w:r>
       <w:r>
         <w:rPr>
           <w:b/>
           <w:bCs/>
         </w:rPr>
-        <w:t xml:space="preserve">LSR </w:t>
-      </w:r>
-      <w:proofErr w:type="gramStart"/>
+        <w:t xml:space="preserve"> </w:t>
+      </w:r>
+      <w:r>
+        <w:t>instructions</w:t>
+      </w:r>
       <w:r>
         <w:rPr>
           <w:b/>
           <w:bCs/>
         </w:rPr>
-        <w:t>A :</w:t>
-      </w:r>
-      <w:proofErr w:type="gramEnd"/>
+        <w:t xml:space="preserve"> </w:t>
+      </w:r>
+      <w:r>
+        <w:t>use.</w:t>
+      </w:r>
+    </w:p>
+    <w:p>
+      <w:r>
+        <w:t xml:space="preserve">The WAV converter console app was then updated to read the additional WAV files that I </w:t>
+      </w:r>
+      <w:r>
+        <w:t xml:space="preserve">also </w:t>
+      </w:r>
+      <w:r>
+        <w:t xml:space="preserve">created in Audacity, stacking these in the generated </w:t>
+      </w:r>
       <w:r>
         <w:rPr>
           <w:b/>
           <w:bCs/>
         </w:rPr>
-        <w:t xml:space="preserve"> LSR </w:t>
-      </w:r>
-      <w:proofErr w:type="gramStart"/>
+        <w:t>pcm.dat</w:t>
+      </w:r>
+      <w:r>
+        <w:t xml:space="preserve"> file.  The app was also updated to write </w:t>
+      </w:r>
+      <w:r>
+        <w:t xml:space="preserve">a </w:t>
+      </w:r>
       <w:r>
         <w:rPr>
           <w:b/>
           <w:bCs/>
         </w:rPr>
-        <w:t>A :</w:t>
-      </w:r>
-      <w:proofErr w:type="gramEnd"/>
+        <w:t>start</w:t>
+      </w:r>
       <w:r>
         <w:rPr>
           <w:b/>
           <w:bCs/>
         </w:rPr>
-        <w:t xml:space="preserve"> LSR </w:t>
-      </w:r>
-      <w:proofErr w:type="gramStart"/>
+        <w:t>/</w:t>
+      </w:r>
       <w:r>
         <w:rPr>
           <w:b/>
           <w:bCs/>
         </w:rPr>
-        <w:t>A :</w:t>
-      </w:r>
-      <w:proofErr w:type="gramEnd"/>
+        <w:t>end address</w:t>
+      </w:r>
       <w:r>
         <w:rPr>
           <w:b/>
           <w:bCs/>
         </w:rPr>
-        <w:t xml:space="preserve"> LSR A</w:t>
-      </w:r>
-      <w:r>
-        <w:t xml:space="preserve"> is </w:t>
-      </w:r>
-      <w:r>
-        <w:t>written</w:t>
-      </w:r>
-      <w:r>
-        <w:t xml:space="preserve"> </w:t>
-      </w:r>
-      <w:r>
-        <w:t xml:space="preserve">and used </w:t>
-      </w:r>
-      <w:r>
-        <w:t>to extract the high nibbles.</w:t>
-      </w:r>
-      <w:r>
-        <w:t xml:space="preserve">  </w:t>
-      </w:r>
-      <w:proofErr w:type="gramStart"/>
+        <w:t xml:space="preserve"> table</w:t>
+      </w:r>
+      <w:r>
+        <w:t xml:space="preserve"> for </w:t>
+      </w:r>
+      <w:r>
+        <w:t xml:space="preserve">the encoded </w:t>
+      </w:r>
+      <w:r>
+        <w:t>sample</w:t>
+      </w:r>
+      <w:r>
+        <w:t>s</w:t>
+      </w:r>
+      <w:r>
+        <w:t>, which the runtime use</w:t>
+      </w:r>
+      <w:r>
+        <w:t>s</w:t>
+      </w:r>
+      <w:r>
+        <w:t xml:space="preserve"> to play the appropriate sample.</w:t>
+      </w:r>
+    </w:p>
+    <w:p>
+      <w:pPr>
+        <w:pStyle w:val="Heading3"/>
+      </w:pPr>
+      <w:r>
+        <w:t>Optimizations</w:t>
+      </w:r>
+    </w:p>
+    <w:p>
+      <w:r>
+        <w:t xml:space="preserve">Modulating a tone generator’s volume at 8K (160 times a frame) </w:t>
+      </w:r>
+      <w:r>
+        <w:t xml:space="preserve">without impacting game performance </w:t>
+      </w:r>
+      <w:r>
+        <w:t xml:space="preserve">was </w:t>
+      </w:r>
+      <w:r>
+        <w:t>essential</w:t>
+      </w:r>
+      <w:r>
+        <w:t xml:space="preserve">.  Every instruction executed in the interrupt routine is executed 160 times </w:t>
+      </w:r>
+      <w:r>
+        <w:t xml:space="preserve">a </w:t>
+      </w:r>
+      <w:r>
+        <w:t xml:space="preserve">frame.  Minimizing the number of instructions </w:t>
+      </w:r>
+      <w:r>
+        <w:t>was</w:t>
+      </w:r>
+      <w:r>
+        <w:t xml:space="preserve"> thus paramount.</w:t>
+      </w:r>
+    </w:p>
+    <w:p>
+      <w:r>
+        <w:lastRenderedPageBreak/>
+        <w:t xml:space="preserve">The first thing I did was to ensure that the </w:t>
+      </w:r>
       <w:r>
         <w:rPr>
           <w:b/>
           <w:bCs/>
         </w:rPr>
-        <w:t>AND #&amp;</w:t>
-      </w:r>
-      <w:proofErr w:type="gramEnd"/>
-      <w:r>
-        <w:rPr>
-          <w:b/>
-          <w:bCs/>
-        </w:rPr>
-        <w:t>0F</w:t>
-      </w:r>
-      <w:r>
-        <w:t xml:space="preserve"> is repeated</w:t>
-      </w:r>
-      <w:r>
-        <w:t xml:space="preserve"> to fill </w:t>
-      </w:r>
-      <w:r>
-        <w:t xml:space="preserve">the </w:t>
-      </w:r>
-      <w:r>
-        <w:t>4 code bytes</w:t>
-      </w:r>
-      <w:r>
-        <w:t xml:space="preserve"> </w:t>
-      </w:r>
-      <w:r>
-        <w:t xml:space="preserve">that </w:t>
-      </w:r>
-      <w:r>
-        <w:t>four</w:t>
-      </w:r>
-      <w:r>
-        <w:rPr>
-          <w:b/>
-          <w:bCs/>
-        </w:rPr>
-        <w:t xml:space="preserve"> </w:t>
-      </w:r>
-      <w:r>
-        <w:rPr>
-          <w:b/>
-          <w:bCs/>
-        </w:rPr>
-        <w:t>LSR A</w:t>
-      </w:r>
-      <w:r>
-        <w:rPr>
-          <w:b/>
-          <w:bCs/>
-        </w:rPr>
-        <w:t xml:space="preserve"> </w:t>
-      </w:r>
-      <w:r>
-        <w:t>instructions</w:t>
-      </w:r>
-      <w:r>
-        <w:rPr>
-          <w:b/>
-          <w:bCs/>
-        </w:rPr>
-        <w:t xml:space="preserve"> </w:t>
-      </w:r>
-      <w:r>
-        <w:t>use.</w:t>
-      </w:r>
-    </w:p>
-    <w:p>
-      <w:r>
-        <w:t xml:space="preserve">The WAV converter console app was then updated to read the additional WAV files that I </w:t>
-      </w:r>
-      <w:r>
-        <w:t xml:space="preserve">also </w:t>
-      </w:r>
-      <w:r>
-        <w:t xml:space="preserve">created in Audacity, stacking these in the generated </w:t>
-      </w:r>
-      <w:r>
-        <w:rPr>
-          <w:b/>
-          <w:bCs/>
-        </w:rPr>
-        <w:t>pcm.dat</w:t>
-      </w:r>
-      <w:r>
-        <w:t xml:space="preserve"> file.  The app was also updated to write </w:t>
-      </w:r>
-      <w:r>
-        <w:t xml:space="preserve">a </w:t>
-      </w:r>
-      <w:r>
-        <w:rPr>
-          <w:b/>
-          <w:bCs/>
-        </w:rPr>
-        <w:t>start</w:t>
-      </w:r>
-      <w:r>
-        <w:rPr>
-          <w:b/>
-          <w:bCs/>
-        </w:rPr>
-        <w:t>/</w:t>
-      </w:r>
-      <w:r>
-        <w:rPr>
-          <w:b/>
-          <w:bCs/>
-        </w:rPr>
-        <w:t>end address</w:t>
-      </w:r>
-      <w:r>
-        <w:rPr>
-          <w:b/>
-          <w:bCs/>
-        </w:rPr>
-        <w:t xml:space="preserve"> table</w:t>
-      </w:r>
-      <w:r>
-        <w:t xml:space="preserve"> for </w:t>
-      </w:r>
-      <w:r>
-        <w:t xml:space="preserve">the encoded </w:t>
-      </w:r>
-      <w:r>
-        <w:t>sample</w:t>
-      </w:r>
-      <w:r>
-        <w:t>s</w:t>
-      </w:r>
-      <w:r>
-        <w:t>, which the runtime use</w:t>
-      </w:r>
-      <w:r>
-        <w:t>s</w:t>
-      </w:r>
-      <w:r>
-        <w:t xml:space="preserve"> to play the appropriate sample.</w:t>
-      </w:r>
-    </w:p>
-    <w:p>
-      <w:pPr>
-        <w:pStyle w:val="Heading3"/>
-      </w:pPr>
-      <w:r>
-        <w:t>Optimizations</w:t>
-      </w:r>
-    </w:p>
-    <w:p>
-      <w:r>
-        <w:t xml:space="preserve">Modulating a tone generator’s volume at 8K (160 times a frame) </w:t>
-      </w:r>
-      <w:r>
-        <w:t xml:space="preserve">without impacting game performance </w:t>
-      </w:r>
-      <w:r>
-        <w:t xml:space="preserve">was </w:t>
-      </w:r>
-      <w:r>
-        <w:t>essential</w:t>
-      </w:r>
-      <w:r>
-        <w:t xml:space="preserve">.  Every instruction executed in the interrupt routine is executed 160 times </w:t>
-      </w:r>
-      <w:r>
-        <w:t xml:space="preserve">a </w:t>
-      </w:r>
-      <w:r>
-        <w:t xml:space="preserve">frame.  Minimizing the number of instructions </w:t>
-      </w:r>
-      <w:r>
-        <w:t>was</w:t>
-      </w:r>
-      <w:r>
-        <w:t xml:space="preserve"> thus paramount.</w:t>
-      </w:r>
-    </w:p>
-    <w:p>
-      <w:r>
-        <w:t xml:space="preserve">The first thing I did was to ensure that the </w:t>
-      </w:r>
-      <w:r>
-        <w:rPr>
-          <w:b/>
-          <w:bCs/>
-        </w:rPr>
         <w:t>User-VIA Timer1</w:t>
       </w:r>
       <w:r>
@@ -17692,19 +17119,7 @@
         <w:t xml:space="preserve">routine first tests </w:t>
       </w:r>
       <w:r>
-        <w:t xml:space="preserve">for the 8KHz timer, only </w:t>
-      </w:r>
-      <w:r>
-        <w:lastRenderedPageBreak/>
-        <w:t xml:space="preserve">branching if the </w:t>
-      </w:r>
-      <w:proofErr w:type="gramStart"/>
-      <w:r>
-        <w:t>interrupt</w:t>
-      </w:r>
-      <w:proofErr w:type="gramEnd"/>
-      <w:r>
-        <w:t xml:space="preserve"> </w:t>
+        <w:t xml:space="preserve">for the 8KHz timer, only branching if the interrupt </w:t>
       </w:r>
       <w:r>
         <w:t xml:space="preserve">is </w:t>
@@ -17970,11 +17385,9 @@
             <w:tcW w:w="3116" w:type="dxa"/>
           </w:tcPr>
           <w:p>
-            <w:proofErr w:type="spellStart"/>
             <w:r>
               <w:t>soundVector_beginPursuit</w:t>
             </w:r>
-            <w:proofErr w:type="spellEnd"/>
           </w:p>
         </w:tc>
         <w:tc>
@@ -17985,14 +17398,12 @@
             <w:pPr>
               <w:cnfStyle w:val="000000100000" w:firstRow="0" w:lastRow="0" w:firstColumn="0" w:lastColumn="0" w:oddVBand="0" w:evenVBand="0" w:oddHBand="1" w:evenHBand="0" w:firstRowFirstColumn="0" w:firstRowLastColumn="0" w:lastRowFirstColumn="0" w:lastRowLastColumn="0"/>
             </w:pPr>
-            <w:proofErr w:type="spellStart"/>
             <w:r>
               <w:t>soundEffect_pursuitO</w:t>
             </w:r>
             <w:r>
               <w:t>n</w:t>
             </w:r>
-            <w:proofErr w:type="spellEnd"/>
           </w:p>
         </w:tc>
         <w:tc>
@@ -18003,14 +17414,12 @@
             <w:pPr>
               <w:cnfStyle w:val="000000100000" w:firstRow="0" w:lastRow="0" w:firstColumn="0" w:lastColumn="0" w:oddVBand="0" w:evenVBand="0" w:oddHBand="1" w:evenHBand="0" w:firstRowFirstColumn="0" w:firstRowLastColumn="0" w:lastRowFirstColumn="0" w:lastRowLastColumn="0"/>
             </w:pPr>
-            <w:proofErr w:type="spellStart"/>
             <w:r>
               <w:t>sample_</w:t>
             </w:r>
             <w:r>
               <w:t>soundExterminate</w:t>
             </w:r>
-            <w:proofErr w:type="spellEnd"/>
           </w:p>
         </w:tc>
       </w:tr>
@@ -18021,11 +17430,9 @@
             <w:tcW w:w="3116" w:type="dxa"/>
           </w:tcPr>
           <w:p>
-            <w:proofErr w:type="spellStart"/>
             <w:r>
               <w:t>soundVector_updatePursuit</w:t>
             </w:r>
-            <w:proofErr w:type="spellEnd"/>
           </w:p>
         </w:tc>
         <w:tc>
@@ -18052,11 +17459,9 @@
             <w:pPr>
               <w:cnfStyle w:val="000000000000" w:firstRow="0" w:lastRow="0" w:firstColumn="0" w:lastColumn="0" w:oddVBand="0" w:evenVBand="0" w:oddHBand="0" w:evenHBand="0" w:firstRowFirstColumn="0" w:firstRowLastColumn="0" w:lastRowFirstColumn="0" w:lastRowLastColumn="0"/>
             </w:pPr>
-            <w:proofErr w:type="spellStart"/>
             <w:r>
               <w:t>sample_updatePursuit</w:t>
             </w:r>
-            <w:proofErr w:type="spellEnd"/>
           </w:p>
         </w:tc>
       </w:tr>
@@ -18070,11 +17475,9 @@
             <w:tcW w:w="3116" w:type="dxa"/>
           </w:tcPr>
           <w:p>
-            <w:proofErr w:type="spellStart"/>
             <w:r>
               <w:t>soundVector_endPursuit</w:t>
             </w:r>
-            <w:proofErr w:type="spellEnd"/>
           </w:p>
         </w:tc>
         <w:tc>
@@ -18085,11 +17488,9 @@
             <w:pPr>
               <w:cnfStyle w:val="000000100000" w:firstRow="0" w:lastRow="0" w:firstColumn="0" w:lastColumn="0" w:oddVBand="0" w:evenVBand="0" w:oddHBand="1" w:evenHBand="0" w:firstRowFirstColumn="0" w:firstRowLastColumn="0" w:lastRowFirstColumn="0" w:lastRowLastColumn="0"/>
             </w:pPr>
-            <w:proofErr w:type="spellStart"/>
             <w:r>
               <w:t>soundEffect_pursuitOff</w:t>
             </w:r>
-            <w:proofErr w:type="spellEnd"/>
           </w:p>
         </w:tc>
         <w:tc>
@@ -18100,11 +17501,9 @@
             <w:pPr>
               <w:cnfStyle w:val="000000100000" w:firstRow="0" w:lastRow="0" w:firstColumn="0" w:lastColumn="0" w:oddVBand="0" w:evenVBand="0" w:oddHBand="1" w:evenHBand="0" w:firstRowFirstColumn="0" w:firstRowLastColumn="0" w:lastRowFirstColumn="0" w:lastRowLastColumn="0"/>
             </w:pPr>
-            <w:proofErr w:type="spellStart"/>
             <w:r>
               <w:t>sample_stop</w:t>
             </w:r>
-            <w:proofErr w:type="spellEnd"/>
           </w:p>
         </w:tc>
       </w:tr>
@@ -18115,11 +17514,9 @@
             <w:tcW w:w="3116" w:type="dxa"/>
           </w:tcPr>
           <w:p>
-            <w:proofErr w:type="spellStart"/>
             <w:r>
               <w:t>soundVector_enemyLasered</w:t>
             </w:r>
-            <w:proofErr w:type="spellEnd"/>
           </w:p>
         </w:tc>
         <w:tc>
@@ -18146,11 +17543,9 @@
             <w:pPr>
               <w:cnfStyle w:val="000000000000" w:firstRow="0" w:lastRow="0" w:firstColumn="0" w:lastColumn="0" w:oddVBand="0" w:evenVBand="0" w:oddHBand="0" w:evenHBand="0" w:firstRowFirstColumn="0" w:firstRowLastColumn="0" w:lastRowFirstColumn="0" w:lastRowLastColumn="0"/>
             </w:pPr>
-            <w:proofErr w:type="spellStart"/>
             <w:r>
               <w:t>sample_soundGrown</w:t>
             </w:r>
-            <w:proofErr w:type="spellEnd"/>
           </w:p>
         </w:tc>
       </w:tr>
@@ -18164,11 +17559,9 @@
             <w:tcW w:w="3116" w:type="dxa"/>
           </w:tcPr>
           <w:p>
-            <w:proofErr w:type="spellStart"/>
             <w:r>
               <w:t>soundVector_weaponFired</w:t>
             </w:r>
-            <w:proofErr w:type="spellEnd"/>
           </w:p>
         </w:tc>
         <w:tc>
@@ -18179,11 +17572,9 @@
             <w:pPr>
               <w:cnfStyle w:val="000000100000" w:firstRow="0" w:lastRow="0" w:firstColumn="0" w:lastColumn="0" w:oddVBand="0" w:evenVBand="0" w:oddHBand="1" w:evenHBand="0" w:firstRowFirstColumn="0" w:firstRowLastColumn="0" w:lastRowFirstColumn="0" w:lastRowLastColumn="0"/>
             </w:pPr>
-            <w:proofErr w:type="spellStart"/>
             <w:r>
               <w:t>soundEffect_pain</w:t>
             </w:r>
-            <w:proofErr w:type="spellEnd"/>
           </w:p>
         </w:tc>
         <w:tc>
@@ -18194,11 +17585,9 @@
             <w:pPr>
               <w:cnfStyle w:val="000000100000" w:firstRow="0" w:lastRow="0" w:firstColumn="0" w:lastColumn="0" w:oddVBand="0" w:evenVBand="0" w:oddHBand="1" w:evenHBand="0" w:firstRowFirstColumn="0" w:firstRowLastColumn="0" w:lastRowFirstColumn="0" w:lastRowLastColumn="0"/>
             </w:pPr>
-            <w:proofErr w:type="spellStart"/>
             <w:r>
               <w:t>sample_soundWeapon</w:t>
             </w:r>
-            <w:proofErr w:type="spellEnd"/>
           </w:p>
         </w:tc>
       </w:tr>
@@ -18232,49 +17621,60 @@
         <w:t>.</w:t>
       </w:r>
       <w:r>
-        <w:t xml:space="preserve">  This includes an alternative in-game </w:t>
-      </w:r>
-      <w:proofErr w:type="gramStart"/>
-      <w:r>
-        <w:t>interrupt</w:t>
-      </w:r>
-      <w:proofErr w:type="gramEnd"/>
+        <w:t xml:space="preserve">  This includes an alternative in-game interrupt </w:t>
+      </w:r>
+      <w:r>
+        <w:t xml:space="preserve">service </w:t>
+      </w:r>
+      <w:r>
+        <w:t>routine which contains the sampling functionality. The routine jumps into the regular in-game interrupt routine to process other interrupts.  The routine is installed in place of the regular in-game routine when sideways RAM is detected.</w:t>
+      </w:r>
+    </w:p>
+    <w:p>
+      <w:r>
+        <w:t xml:space="preserve">With the game bar </w:t>
+      </w:r>
+      <w:r>
+        <w:t xml:space="preserve">code reinstated (it was </w:t>
+      </w:r>
+      <w:r>
+        <w:t xml:space="preserve">previously </w:t>
+      </w:r>
+      <w:r>
+        <w:t>commented out</w:t>
+      </w:r>
+      <w:r>
+        <w:t>)</w:t>
+      </w:r>
+      <w:r>
+        <w:t xml:space="preserve">, there </w:t>
+      </w:r>
+      <w:r>
+        <w:t>was</w:t>
+      </w:r>
       <w:r>
         <w:t xml:space="preserve"> </w:t>
       </w:r>
       <w:r>
-        <w:t xml:space="preserve">service </w:t>
-      </w:r>
-      <w:r>
-        <w:t xml:space="preserve">routine which contains the sampling functionality. The routine jumps into the regular in-game interrupt routine to process other </w:t>
-      </w:r>
-      <w:proofErr w:type="gramStart"/>
-      <w:r>
-        <w:t>interrupts</w:t>
-      </w:r>
-      <w:proofErr w:type="gramEnd"/>
-      <w:r>
-        <w:t>.  The routine is installed in place of the regular in-game routine when sideways RAM is detected.</w:t>
-      </w:r>
-    </w:p>
-    <w:p>
-      <w:r>
-        <w:t xml:space="preserve">With the game bar </w:t>
-      </w:r>
-      <w:r>
-        <w:t xml:space="preserve">code reinstated (it was </w:t>
-      </w:r>
-      <w:r>
-        <w:t xml:space="preserve">previously </w:t>
-      </w:r>
-      <w:r>
-        <w:t>commented out</w:t>
-      </w:r>
-      <w:r>
-        <w:t>)</w:t>
-      </w:r>
-      <w:r>
-        <w:t xml:space="preserve">, there </w:t>
+        <w:t>in</w:t>
+      </w:r>
+      <w:r>
+        <w:t xml:space="preserve">sufficient memory for sample.6502 to be </w:t>
+      </w:r>
+      <w:r>
+        <w:t>loaded.  This was not a surprise as there were only a few bytes available before all the sample code was written.</w:t>
+      </w:r>
+    </w:p>
+    <w:p>
+      <w:r>
+        <w:lastRenderedPageBreak/>
+        <w:t>One option would be to load sample.6502 in sideways RAM</w:t>
+      </w:r>
+      <w:r>
+        <w:t xml:space="preserve"> and execute the code from there.</w:t>
+      </w:r>
+      <w:r>
+        <w:t xml:space="preserve">  A better option </w:t>
       </w:r>
       <w:r>
         <w:t>was</w:t>
@@ -18283,294 +17683,255 @@
         <w:t xml:space="preserve"> </w:t>
       </w:r>
       <w:r>
-        <w:t>in</w:t>
-      </w:r>
-      <w:r>
-        <w:t xml:space="preserve">sufficient memory for sample.6502 to be </w:t>
-      </w:r>
-      <w:r>
-        <w:t>loaded.  This was not a surprise as there were only a few bytes available before all the sample code was written.</w:t>
-      </w:r>
-    </w:p>
-    <w:p>
-      <w:r>
-        <w:t>One option would be to load sample.6502 in sideways RAM</w:t>
-      </w:r>
-      <w:r>
-        <w:t xml:space="preserve"> and execute the code from there.</w:t>
-      </w:r>
-      <w:r>
-        <w:t xml:space="preserve">  A better option </w:t>
-      </w:r>
-      <w:r>
-        <w:t>was</w:t>
-      </w:r>
-      <w:r>
-        <w:t xml:space="preserve"> </w:t>
-      </w:r>
-      <w:r>
         <w:t xml:space="preserve">to move a game </w:t>
       </w:r>
       <w:r>
         <w:t xml:space="preserve">sprite </w:t>
       </w:r>
       <w:r>
-        <w:t xml:space="preserve">atlas to sideways RAM and load </w:t>
+        <w:t xml:space="preserve">atlas to sideways RAM and load sample.6502 where the asset </w:t>
+      </w:r>
+      <w:r>
+        <w:t>previously</w:t>
+      </w:r>
+      <w:r>
+        <w:t xml:space="preserve"> reside</w:t>
+      </w:r>
+      <w:r>
+        <w:t>d</w:t>
+      </w:r>
+      <w:r>
+        <w:t>.</w:t>
+      </w:r>
+      <w:r>
+        <w:t xml:space="preserve">  The game-bar asset (224-bytes) was the ideal choice, being slightly larger than the sample code.</w:t>
+      </w:r>
+    </w:p>
+    <w:p>
+      <w:r>
+        <w:t xml:space="preserve">The changes to affect this change were straightforward, though I did need to reduce the size of the pcm.dat file by </w:t>
+      </w:r>
+      <w:r>
+        <w:t xml:space="preserve">256 </w:t>
+      </w:r>
+      <w:r>
+        <w:t>bytes.</w:t>
+      </w:r>
+    </w:p>
+    <w:p>
+      <w:r>
+        <w:t>I also updated the level editor adding a setting which specifies whether sample sounds should be played or not.  One can imagine a level which does not contain Daleks.</w:t>
+      </w:r>
+    </w:p>
+    <w:p>
+      <w:pPr>
+        <w:pStyle w:val="Heading2"/>
+      </w:pPr>
+      <w:r>
+        <w:t>Improving game l</w:t>
+      </w:r>
+      <w:r>
+        <w:t xml:space="preserve">evel </w:t>
+      </w:r>
+      <w:r>
+        <w:t>entry and exit</w:t>
+      </w:r>
+    </w:p>
+    <w:p>
+      <w:r>
+        <w:t xml:space="preserve">Another suggestion was to improve the level entry and exit experiences, by showing some </w:t>
+      </w:r>
+      <w:r>
+        <w:t xml:space="preserve">form of </w:t>
+      </w:r>
+      <w:r>
+        <w:t>palette cycling accompanied by additional sounds</w:t>
+      </w:r>
+      <w:r>
+        <w:t>, as the experiences were weak in comparison to the rest of the game.</w:t>
+      </w:r>
+    </w:p>
+    <w:p>
+      <w:r>
+        <w:t>Whilst I agreed that the experiences were weak</w:t>
+      </w:r>
+      <w:r>
+        <w:t xml:space="preserve">, </w:t>
+      </w:r>
+      <w:r>
+        <w:t xml:space="preserve">I </w:t>
+      </w:r>
+      <w:r>
+        <w:t xml:space="preserve">was not sure about </w:t>
+      </w:r>
+      <w:r>
+        <w:t>palette cycling</w:t>
+      </w:r>
+      <w:r>
+        <w:t>.  Perhaps I could do something different instead</w:t>
+      </w:r>
+      <w:r>
+        <w:t>.</w:t>
+      </w:r>
+    </w:p>
+    <w:p>
+      <w:r>
+        <w:t xml:space="preserve">I </w:t>
+      </w:r>
+      <w:r>
+        <w:t xml:space="preserve">started </w:t>
+      </w:r>
+      <w:r>
+        <w:t xml:space="preserve">by </w:t>
+      </w:r>
+      <w:r>
+        <w:t>looking at what additional samples I could add if an additional 16K of sideways RAM was available.</w:t>
+      </w:r>
+    </w:p>
+    <w:p>
+      <w:pPr>
+        <w:pStyle w:val="Heading3"/>
+      </w:pPr>
+      <w:r>
+        <w:t>Adding samples</w:t>
+      </w:r>
+    </w:p>
+    <w:p>
+      <w:r>
+        <w:t xml:space="preserve">I </w:t>
+      </w:r>
+      <w:r>
+        <w:t xml:space="preserve">initially tried to implement </w:t>
+      </w:r>
+      <w:r>
+        <w:t>TARDIS sound effect</w:t>
+      </w:r>
+      <w:r>
+        <w:t xml:space="preserve">, by </w:t>
+      </w:r>
+      <w:r>
+        <w:t xml:space="preserve">looping a sample and fading it out </w:t>
+      </w:r>
+      <w:r>
+        <w:t xml:space="preserve">using </w:t>
+      </w:r>
+      <w:r>
+        <w:t xml:space="preserve">an attenuation table. </w:t>
+      </w:r>
+      <w:r>
+        <w:t xml:space="preserve"> This </w:t>
+      </w:r>
+      <w:r>
+        <w:t xml:space="preserve">worked </w:t>
+      </w:r>
+      <w:r>
+        <w:t xml:space="preserve">reasonably well </w:t>
+      </w:r>
+      <w:r>
+        <w:t>in BeebEm</w:t>
+      </w:r>
+      <w:r>
+        <w:t xml:space="preserve">, though there was a </w:t>
+      </w:r>
+      <w:r>
+        <w:t>noticeabl</w:t>
+      </w:r>
+      <w:r>
+        <w:t xml:space="preserve">e </w:t>
+      </w:r>
+      <w:r>
+        <w:t>performance</w:t>
+      </w:r>
+      <w:r>
+        <w:t xml:space="preserve"> hit.  Unfortunately, o</w:t>
+      </w:r>
+      <w:r>
+        <w:t xml:space="preserve">n the BBC Micro </w:t>
+      </w:r>
+      <w:r>
+        <w:t xml:space="preserve">very noticeable </w:t>
+      </w:r>
+      <w:r>
+        <w:t>audible hiss</w:t>
+      </w:r>
+      <w:r>
+        <w:t xml:space="preserve"> was present.</w:t>
+      </w:r>
+    </w:p>
+    <w:p>
+      <w:r>
+        <w:t>I tried several things to reduce the hiss, and had some success, but was not able to reduce it to an acceptable level.  I concluded it would be better to play different samples instead.</w:t>
+      </w:r>
+    </w:p>
+    <w:p>
+      <w:r>
+        <w:t xml:space="preserve">I found three good MP3 samples on the internet…  two of K9 saying </w:t>
+      </w:r>
+      <w:r>
+        <w:t>“</w:t>
+      </w:r>
+      <w:r>
+        <w:rPr>
+          <w:i/>
+          <w:iCs/>
+        </w:rPr>
+        <w:t>affirmative</w:t>
+      </w:r>
+      <w:r>
+        <w:t xml:space="preserve">” </w:t>
+      </w:r>
+      <w:r>
+        <w:t>and “</w:t>
+      </w:r>
+      <w:r>
+        <w:rPr>
+          <w:i/>
+          <w:iCs/>
+        </w:rPr>
+        <w:t>insufficient data</w:t>
+      </w:r>
+      <w:r>
+        <w:t>”, and one of the TARDIS doors being opened.  The latter could be played when a level is completed.  And K9 could say “</w:t>
+      </w:r>
+      <w:r>
+        <w:rPr>
+          <w:i/>
+          <w:iCs/>
+        </w:rPr>
+        <w:t>insufficient data</w:t>
+      </w:r>
+      <w:r>
+        <w:t xml:space="preserve">” at the start of a level and </w:t>
+      </w:r>
+      <w:r>
+        <w:t>“</w:t>
+      </w:r>
+      <w:r>
+        <w:rPr>
+          <w:i/>
+          <w:iCs/>
+        </w:rPr>
+        <w:t>affirmative</w:t>
+      </w:r>
+      <w:r>
+        <w:t>”</w:t>
+      </w:r>
+      <w:r>
+        <w:t xml:space="preserve"> after destroying a Dalek.</w:t>
+      </w:r>
+    </w:p>
+    <w:p>
+      <w:r>
+        <w:t>Audacity was used to convert the three MP3 files to 8/8k WAV files, and the WAV converter console app was updated to convert and encode these files into a second PCM data file which was then packaged in the game image as five additional files.</w:t>
+      </w:r>
+    </w:p>
+    <w:p>
+      <w:r>
+        <w:t xml:space="preserve">The game startup code was then updated to load the second set of PCM data files into a second 16K of sideways RAM, if present.  A secondary set of sound vectors were also </w:t>
       </w:r>
       <w:r>
         <w:lastRenderedPageBreak/>
-        <w:t xml:space="preserve">sample.6502 where the asset </w:t>
-      </w:r>
-      <w:r>
-        <w:t>previously</w:t>
-      </w:r>
-      <w:r>
-        <w:t xml:space="preserve"> reside</w:t>
-      </w:r>
-      <w:r>
-        <w:t>d</w:t>
-      </w:r>
-      <w:r>
-        <w:t>.</w:t>
-      </w:r>
-      <w:r>
-        <w:t xml:space="preserve">  The game-bar asset (224-bytes) was the ideal choice, being slightly larger than the sample code.</w:t>
-      </w:r>
-    </w:p>
-    <w:p>
-      <w:r>
-        <w:t xml:space="preserve">The changes to affect this change were straightforward, though I did need to reduce the size of the pcm.dat file by </w:t>
-      </w:r>
-      <w:r>
-        <w:t xml:space="preserve">256 </w:t>
-      </w:r>
-      <w:r>
-        <w:t>bytes.</w:t>
-      </w:r>
-    </w:p>
-    <w:p>
-      <w:r>
-        <w:t>I also updated the level editor adding a setting which specifies whether sample sounds should be played or not.  One can imagine a level which does not contain Daleks.</w:t>
-      </w:r>
-    </w:p>
-    <w:p>
-      <w:pPr>
-        <w:pStyle w:val="Heading2"/>
-      </w:pPr>
-      <w:r>
-        <w:t>Improving game l</w:t>
-      </w:r>
-      <w:r>
-        <w:t xml:space="preserve">evel </w:t>
-      </w:r>
-      <w:r>
-        <w:t>entry and exit</w:t>
-      </w:r>
-    </w:p>
-    <w:p>
-      <w:r>
-        <w:t xml:space="preserve">Another suggestion was to improve the </w:t>
-      </w:r>
-      <w:proofErr w:type="gramStart"/>
-      <w:r>
-        <w:t>level</w:t>
-      </w:r>
-      <w:proofErr w:type="gramEnd"/>
-      <w:r>
-        <w:t xml:space="preserve"> entry and exit experiences, by showing some </w:t>
-      </w:r>
-      <w:r>
-        <w:t xml:space="preserve">form of </w:t>
-      </w:r>
-      <w:r>
-        <w:t>palette cycling accompanied by additional sounds</w:t>
-      </w:r>
-      <w:r>
-        <w:t>, as the experiences were weak in comparison to the rest of the game.</w:t>
-      </w:r>
-    </w:p>
-    <w:p>
-      <w:r>
-        <w:t>Whilst I agreed that the experiences were weak</w:t>
-      </w:r>
-      <w:r>
-        <w:t xml:space="preserve">, </w:t>
-      </w:r>
-      <w:r>
-        <w:t xml:space="preserve">I </w:t>
-      </w:r>
-      <w:r>
-        <w:t xml:space="preserve">was not sure about </w:t>
-      </w:r>
-      <w:r>
-        <w:t>palette cycling</w:t>
-      </w:r>
-      <w:r>
-        <w:t>.  Perhaps I could do something different instead</w:t>
-      </w:r>
-      <w:r>
-        <w:t>.</w:t>
-      </w:r>
-    </w:p>
-    <w:p>
-      <w:r>
-        <w:t xml:space="preserve">I </w:t>
-      </w:r>
-      <w:r>
-        <w:t xml:space="preserve">started </w:t>
-      </w:r>
-      <w:r>
-        <w:t xml:space="preserve">by </w:t>
-      </w:r>
-      <w:r>
-        <w:t>looking at what additional samples I could add if an additional 16K of sideways RAM was available.</w:t>
-      </w:r>
-    </w:p>
-    <w:p>
-      <w:pPr>
-        <w:pStyle w:val="Heading3"/>
-      </w:pPr>
-      <w:r>
-        <w:t>Adding samples</w:t>
-      </w:r>
-    </w:p>
-    <w:p>
-      <w:r>
-        <w:t xml:space="preserve">I </w:t>
-      </w:r>
-      <w:r>
-        <w:t xml:space="preserve">initially tried to implement </w:t>
-      </w:r>
-      <w:r>
-        <w:t>TARDIS sound effect</w:t>
-      </w:r>
-      <w:r>
-        <w:t xml:space="preserve">, by </w:t>
-      </w:r>
-      <w:r>
-        <w:t xml:space="preserve">looping a sample and fading it out </w:t>
-      </w:r>
-      <w:r>
-        <w:t xml:space="preserve">using </w:t>
-      </w:r>
-      <w:r>
-        <w:t xml:space="preserve">an attenuation table. </w:t>
-      </w:r>
-      <w:r>
-        <w:t xml:space="preserve"> This </w:t>
-      </w:r>
-      <w:r>
-        <w:t xml:space="preserve">worked </w:t>
-      </w:r>
-      <w:r>
-        <w:t xml:space="preserve">reasonably well </w:t>
-      </w:r>
-      <w:r>
-        <w:t xml:space="preserve">in </w:t>
-      </w:r>
-      <w:proofErr w:type="spellStart"/>
-      <w:r>
-        <w:t>BeebEm</w:t>
-      </w:r>
-      <w:proofErr w:type="spellEnd"/>
-      <w:r>
-        <w:t xml:space="preserve">, though there was a </w:t>
-      </w:r>
-      <w:r>
-        <w:t>noticeabl</w:t>
-      </w:r>
-      <w:r>
-        <w:t xml:space="preserve">e </w:t>
-      </w:r>
-      <w:r>
-        <w:t>performance</w:t>
-      </w:r>
-      <w:r>
-        <w:t xml:space="preserve"> hit.  Unfortunately, o</w:t>
-      </w:r>
-      <w:r>
-        <w:t xml:space="preserve">n the BBC Micro </w:t>
-      </w:r>
-      <w:r>
-        <w:t xml:space="preserve">very noticeable </w:t>
-      </w:r>
-      <w:r>
-        <w:t>audible hiss</w:t>
-      </w:r>
-      <w:r>
-        <w:t xml:space="preserve"> was present.</w:t>
-      </w:r>
-    </w:p>
-    <w:p>
-      <w:r>
-        <w:t>I tried several things to reduce the hiss, and had some success, but was not able to reduce it to an acceptable level.  I concluded it would be better to play different samples instead.</w:t>
-      </w:r>
-    </w:p>
-    <w:p>
-      <w:r>
-        <w:t xml:space="preserve">I found three good MP3 samples on the internet…  two of K9 saying </w:t>
-      </w:r>
-      <w:r>
-        <w:t>“</w:t>
-      </w:r>
-      <w:r>
-        <w:rPr>
-          <w:i/>
-          <w:iCs/>
-        </w:rPr>
-        <w:t>affirmative</w:t>
-      </w:r>
-      <w:r>
-        <w:t xml:space="preserve">” </w:t>
-      </w:r>
-      <w:r>
-        <w:t>and “</w:t>
-      </w:r>
-      <w:r>
-        <w:rPr>
-          <w:i/>
-          <w:iCs/>
-        </w:rPr>
-        <w:t>insufficient data</w:t>
-      </w:r>
-      <w:r>
-        <w:t>”, and one of the TARDIS doors being opened.  The latter could be played when a level is completed.  And K9 could say “</w:t>
-      </w:r>
-      <w:r>
-        <w:rPr>
-          <w:i/>
-          <w:iCs/>
-        </w:rPr>
-        <w:t>insufficient data</w:t>
-      </w:r>
-      <w:r>
-        <w:t xml:space="preserve">” at the start of a level and </w:t>
-      </w:r>
-      <w:r>
-        <w:t>“</w:t>
-      </w:r>
-      <w:r>
-        <w:rPr>
-          <w:i/>
-          <w:iCs/>
-        </w:rPr>
-        <w:t>affirmative</w:t>
-      </w:r>
-      <w:r>
-        <w:t>”</w:t>
-      </w:r>
-      <w:r>
-        <w:t xml:space="preserve"> after destroying a Dalek.</w:t>
-      </w:r>
-    </w:p>
-    <w:p>
-      <w:r>
-        <w:t>Audacity was used to convert the three MP3 files to 8/8k WAV files, and the WAV converter console app was updated to convert and encode these files into a second PCM data file which was then packaged in the game image as five additional files.</w:t>
-      </w:r>
-    </w:p>
-    <w:p>
-      <w:r>
-        <w:t>The game startup code was then updated to load the second set of PCM data files into a second 16K of sideways RAM, if present.  A secondary set of sound vectors were also introduced, as shown below.  The game code was updated to use these new vectors.</w:t>
+        <w:t>introduced, as shown below.  The game code was updated to use these new vectors.</w:t>
       </w:r>
       <w:r>
         <w:t xml:space="preserve"> </w:t>
@@ -18611,7 +17972,6 @@
                 <w:b w:val="0"/>
                 <w:bCs w:val="0"/>
               </w:rPr>
-              <w:lastRenderedPageBreak/>
               <w:t xml:space="preserve">Secondary </w:t>
             </w:r>
             <w:r>
@@ -18676,11 +18036,9 @@
             <w:tcW w:w="2586" w:type="dxa"/>
           </w:tcPr>
           <w:p>
-            <w:proofErr w:type="spellStart"/>
             <w:r>
               <w:t>enemyDestroyed</w:t>
             </w:r>
-            <w:proofErr w:type="spellEnd"/>
           </w:p>
         </w:tc>
         <w:tc>
@@ -18717,11 +18075,9 @@
             <w:tcW w:w="2586" w:type="dxa"/>
           </w:tcPr>
           <w:p>
-            <w:proofErr w:type="spellStart"/>
             <w:r>
               <w:t>startLevel</w:t>
             </w:r>
-            <w:proofErr w:type="spellEnd"/>
           </w:p>
         </w:tc>
         <w:tc>
@@ -18761,11 +18117,9 @@
             <w:tcW w:w="2586" w:type="dxa"/>
           </w:tcPr>
           <w:p>
-            <w:proofErr w:type="spellStart"/>
             <w:r>
               <w:t>completeLevel</w:t>
             </w:r>
-            <w:proofErr w:type="spellEnd"/>
           </w:p>
         </w:tc>
         <w:tc>
@@ -18776,11 +18130,9 @@
             <w:pPr>
               <w:cnfStyle w:val="000000100000" w:firstRow="0" w:lastRow="0" w:firstColumn="0" w:lastColumn="0" w:oddVBand="0" w:evenVBand="0" w:oddHBand="1" w:evenHBand="0" w:firstRowFirstColumn="0" w:firstRowLastColumn="0" w:lastRowFirstColumn="0" w:lastRowLastColumn="0"/>
             </w:pPr>
-            <w:proofErr w:type="spellStart"/>
             <w:r>
               <w:t>soundEffect_levelComplete</w:t>
             </w:r>
-            <w:proofErr w:type="spellEnd"/>
           </w:p>
         </w:tc>
         <w:tc>
@@ -18791,14 +18143,12 @@
             <w:pPr>
               <w:cnfStyle w:val="000000100000" w:firstRow="0" w:lastRow="0" w:firstColumn="0" w:lastColumn="0" w:oddVBand="0" w:evenVBand="0" w:oddHBand="1" w:evenHBand="0" w:firstRowFirstColumn="0" w:firstRowLastColumn="0" w:lastRowFirstColumn="0" w:lastRowLastColumn="0"/>
             </w:pPr>
-            <w:proofErr w:type="spellStart"/>
             <w:r>
               <w:t>sample_</w:t>
             </w:r>
             <w:r>
               <w:t>soundTardisDoor</w:t>
             </w:r>
-            <w:proofErr w:type="spellEnd"/>
           </w:p>
         </w:tc>
       </w:tr>
@@ -18859,7 +18209,13 @@
     </w:p>
     <w:p>
       <w:r>
-        <w:t>After looking at a number of possible ways of visually entering and leaving a level, I landed on the idea of implementing a crop transition,</w:t>
+        <w:t>After looking at a number of possible ways of visually entering and leaving a level, I landed on the idea of implementing a crop transition</w:t>
+      </w:r>
+      <w:r>
+        <w:t xml:space="preserve"> (shown below)</w:t>
+      </w:r>
+      <w:r>
+        <w:t>,</w:t>
       </w:r>
       <w:r>
         <w:t xml:space="preserve"> </w:t>
@@ -18877,21 +18233,270 @@
         <w:t xml:space="preserve">top and bottom </w:t>
       </w:r>
       <w:r>
+        <w:t xml:space="preserve">of the </w:t>
+      </w:r>
+      <w:r>
         <w:t>animating crop boundaries.</w:t>
       </w:r>
     </w:p>
     <w:p>
+      <w:pPr>
+        <w:jc w:val="center"/>
+      </w:pPr>
+      <w:r>
+        <w:rPr>
+          <w:noProof/>
+        </w:rPr>
+        <w:drawing>
+          <wp:inline distT="0" distB="0" distL="0" distR="0" wp14:anchorId="49919DA7" wp14:editId="146DE6EA">
+            <wp:extent cx="978011" cy="780528"/>
+            <wp:effectExtent l="38100" t="38100" r="88900" b="95885"/>
+            <wp:docPr id="1057488501" name="Picture 1" descr="A white and red stick&#10;&#10;AI-generated content may be incorrect."/>
+            <wp:cNvGraphicFramePr>
+              <a:graphicFrameLocks xmlns:a="http://schemas.openxmlformats.org/drawingml/2006/main" noChangeAspect="1"/>
+            </wp:cNvGraphicFramePr>
+            <a:graphic xmlns:a="http://schemas.openxmlformats.org/drawingml/2006/main">
+              <a:graphicData uri="http://schemas.openxmlformats.org/drawingml/2006/picture">
+                <pic:pic xmlns:pic="http://schemas.openxmlformats.org/drawingml/2006/picture">
+                  <pic:nvPicPr>
+                    <pic:cNvPr id="1057488501" name="Picture 1" descr="A white and red stick&#10;&#10;AI-generated content may be incorrect."/>
+                    <pic:cNvPicPr/>
+                  </pic:nvPicPr>
+                  <pic:blipFill>
+                    <a:blip r:embed="rId18"/>
+                    <a:stretch>
+                      <a:fillRect/>
+                    </a:stretch>
+                  </pic:blipFill>
+                  <pic:spPr>
+                    <a:xfrm>
+                      <a:off x="0" y="0"/>
+                      <a:ext cx="999901" cy="797998"/>
+                    </a:xfrm>
+                    <a:prstGeom prst="rect">
+                      <a:avLst/>
+                    </a:prstGeom>
+                    <a:effectLst>
+                      <a:outerShdw blurRad="50800" dist="38100" dir="2700000" algn="tl" rotWithShape="0">
+                        <a:prstClr val="black">
+                          <a:alpha val="40000"/>
+                        </a:prstClr>
+                      </a:outerShdw>
+                    </a:effectLst>
+                  </pic:spPr>
+                </pic:pic>
+              </a:graphicData>
+            </a:graphic>
+          </wp:inline>
+        </w:drawing>
+      </w:r>
+      <w:r>
+        <w:t xml:space="preserve"> </w:t>
+      </w:r>
+      <w:r>
+        <w:rPr>
+          <w:noProof/>
+        </w:rPr>
+        <w:drawing>
+          <wp:inline distT="0" distB="0" distL="0" distR="0" wp14:anchorId="0C3F7AC9" wp14:editId="5CB14DCD">
+            <wp:extent cx="962108" cy="769378"/>
+            <wp:effectExtent l="38100" t="38100" r="85725" b="88265"/>
+            <wp:docPr id="1445650607" name="Picture 1" descr="A screen shot of a video game&#10;&#10;AI-generated content may be incorrect."/>
+            <wp:cNvGraphicFramePr>
+              <a:graphicFrameLocks xmlns:a="http://schemas.openxmlformats.org/drawingml/2006/main" noChangeAspect="1"/>
+            </wp:cNvGraphicFramePr>
+            <a:graphic xmlns:a="http://schemas.openxmlformats.org/drawingml/2006/main">
+              <a:graphicData uri="http://schemas.openxmlformats.org/drawingml/2006/picture">
+                <pic:pic xmlns:pic="http://schemas.openxmlformats.org/drawingml/2006/picture">
+                  <pic:nvPicPr>
+                    <pic:cNvPr id="1445650607" name="Picture 1" descr="A screen shot of a video game&#10;&#10;AI-generated content may be incorrect."/>
+                    <pic:cNvPicPr/>
+                  </pic:nvPicPr>
+                  <pic:blipFill>
+                    <a:blip r:embed="rId19"/>
+                    <a:stretch>
+                      <a:fillRect/>
+                    </a:stretch>
+                  </pic:blipFill>
+                  <pic:spPr>
+                    <a:xfrm>
+                      <a:off x="0" y="0"/>
+                      <a:ext cx="1000454" cy="800043"/>
+                    </a:xfrm>
+                    <a:prstGeom prst="rect">
+                      <a:avLst/>
+                    </a:prstGeom>
+                    <a:effectLst>
+                      <a:outerShdw blurRad="50800" dist="38100" dir="2700000" algn="tl" rotWithShape="0">
+                        <a:prstClr val="black">
+                          <a:alpha val="40000"/>
+                        </a:prstClr>
+                      </a:outerShdw>
+                    </a:effectLst>
+                  </pic:spPr>
+                </pic:pic>
+              </a:graphicData>
+            </a:graphic>
+          </wp:inline>
+        </w:drawing>
+      </w:r>
+      <w:r>
+        <w:t xml:space="preserve"> </w:t>
+      </w:r>
+      <w:r>
+        <w:rPr>
+          <w:noProof/>
+        </w:rPr>
+        <w:drawing>
+          <wp:inline distT="0" distB="0" distL="0" distR="0" wp14:anchorId="2A695130" wp14:editId="11904EC6">
+            <wp:extent cx="964546" cy="770504"/>
+            <wp:effectExtent l="38100" t="38100" r="102870" b="86995"/>
+            <wp:docPr id="1585975914" name="Picture 1" descr="A screenshot of a video game&#10;&#10;AI-generated content may be incorrect."/>
+            <wp:cNvGraphicFramePr>
+              <a:graphicFrameLocks xmlns:a="http://schemas.openxmlformats.org/drawingml/2006/main" noChangeAspect="1"/>
+            </wp:cNvGraphicFramePr>
+            <a:graphic xmlns:a="http://schemas.openxmlformats.org/drawingml/2006/main">
+              <a:graphicData uri="http://schemas.openxmlformats.org/drawingml/2006/picture">
+                <pic:pic xmlns:pic="http://schemas.openxmlformats.org/drawingml/2006/picture">
+                  <pic:nvPicPr>
+                    <pic:cNvPr id="1585975914" name="Picture 1" descr="A screenshot of a video game&#10;&#10;AI-generated content may be incorrect."/>
+                    <pic:cNvPicPr/>
+                  </pic:nvPicPr>
+                  <pic:blipFill>
+                    <a:blip r:embed="rId20"/>
+                    <a:stretch>
+                      <a:fillRect/>
+                    </a:stretch>
+                  </pic:blipFill>
+                  <pic:spPr>
+                    <a:xfrm>
+                      <a:off x="0" y="0"/>
+                      <a:ext cx="997417" cy="796762"/>
+                    </a:xfrm>
+                    <a:prstGeom prst="rect">
+                      <a:avLst/>
+                    </a:prstGeom>
+                    <a:effectLst>
+                      <a:outerShdw blurRad="50800" dist="38100" dir="2700000" algn="tl" rotWithShape="0">
+                        <a:prstClr val="black">
+                          <a:alpha val="40000"/>
+                        </a:prstClr>
+                      </a:outerShdw>
+                    </a:effectLst>
+                  </pic:spPr>
+                </pic:pic>
+              </a:graphicData>
+            </a:graphic>
+          </wp:inline>
+        </w:drawing>
+      </w:r>
+      <w:r>
+        <w:t xml:space="preserve"> </w:t>
+      </w:r>
+      <w:r>
+        <w:rPr>
+          <w:noProof/>
+        </w:rPr>
+        <w:drawing>
+          <wp:inline distT="0" distB="0" distL="0" distR="0" wp14:anchorId="2548BB92" wp14:editId="489DF28A">
+            <wp:extent cx="954624" cy="760537"/>
+            <wp:effectExtent l="38100" t="38100" r="93345" b="97155"/>
+            <wp:docPr id="563782860" name="Picture 1" descr="A screenshot of a video game&#10;&#10;AI-generated content may be incorrect."/>
+            <wp:cNvGraphicFramePr>
+              <a:graphicFrameLocks xmlns:a="http://schemas.openxmlformats.org/drawingml/2006/main" noChangeAspect="1"/>
+            </wp:cNvGraphicFramePr>
+            <a:graphic xmlns:a="http://schemas.openxmlformats.org/drawingml/2006/main">
+              <a:graphicData uri="http://schemas.openxmlformats.org/drawingml/2006/picture">
+                <pic:pic xmlns:pic="http://schemas.openxmlformats.org/drawingml/2006/picture">
+                  <pic:nvPicPr>
+                    <pic:cNvPr id="563782860" name="Picture 1" descr="A screenshot of a video game&#10;&#10;AI-generated content may be incorrect."/>
+                    <pic:cNvPicPr/>
+                  </pic:nvPicPr>
+                  <pic:blipFill>
+                    <a:blip r:embed="rId21"/>
+                    <a:stretch>
+                      <a:fillRect/>
+                    </a:stretch>
+                  </pic:blipFill>
+                  <pic:spPr>
+                    <a:xfrm>
+                      <a:off x="0" y="0"/>
+                      <a:ext cx="990609" cy="789206"/>
+                    </a:xfrm>
+                    <a:prstGeom prst="rect">
+                      <a:avLst/>
+                    </a:prstGeom>
+                    <a:effectLst>
+                      <a:outerShdw blurRad="50800" dist="38100" dir="2700000" algn="tl" rotWithShape="0">
+                        <a:prstClr val="black">
+                          <a:alpha val="40000"/>
+                        </a:prstClr>
+                      </a:outerShdw>
+                    </a:effectLst>
+                  </pic:spPr>
+                </pic:pic>
+              </a:graphicData>
+            </a:graphic>
+          </wp:inline>
+        </w:drawing>
+      </w:r>
+      <w:r>
+        <w:t xml:space="preserve"> </w:t>
+      </w:r>
+      <w:r>
+        <w:rPr>
+          <w:noProof/>
+        </w:rPr>
+        <w:drawing>
+          <wp:inline distT="0" distB="0" distL="0" distR="0" wp14:anchorId="36E2E3FF" wp14:editId="203396D1">
+            <wp:extent cx="954172" cy="761503"/>
+            <wp:effectExtent l="38100" t="38100" r="93980" b="95885"/>
+            <wp:docPr id="587245262" name="Picture 1" descr="A screenshot of a video game&#10;&#10;AI-generated content may be incorrect."/>
+            <wp:cNvGraphicFramePr>
+              <a:graphicFrameLocks xmlns:a="http://schemas.openxmlformats.org/drawingml/2006/main" noChangeAspect="1"/>
+            </wp:cNvGraphicFramePr>
+            <a:graphic xmlns:a="http://schemas.openxmlformats.org/drawingml/2006/main">
+              <a:graphicData uri="http://schemas.openxmlformats.org/drawingml/2006/picture">
+                <pic:pic xmlns:pic="http://schemas.openxmlformats.org/drawingml/2006/picture">
+                  <pic:nvPicPr>
+                    <pic:cNvPr id="587245262" name="Picture 1" descr="A screenshot of a video game&#10;&#10;AI-generated content may be incorrect."/>
+                    <pic:cNvPicPr/>
+                  </pic:nvPicPr>
+                  <pic:blipFill>
+                    <a:blip r:embed="rId22"/>
+                    <a:stretch>
+                      <a:fillRect/>
+                    </a:stretch>
+                  </pic:blipFill>
+                  <pic:spPr>
+                    <a:xfrm>
+                      <a:off x="0" y="0"/>
+                      <a:ext cx="977430" cy="780065"/>
+                    </a:xfrm>
+                    <a:prstGeom prst="rect">
+                      <a:avLst/>
+                    </a:prstGeom>
+                    <a:effectLst>
+                      <a:outerShdw blurRad="50800" dist="38100" dir="2700000" algn="tl" rotWithShape="0">
+                        <a:prstClr val="black">
+                          <a:alpha val="40000"/>
+                        </a:prstClr>
+                      </a:outerShdw>
+                    </a:effectLst>
+                  </pic:spPr>
+                </pic:pic>
+              </a:graphicData>
+            </a:graphic>
+          </wp:inline>
+        </w:drawing>
+      </w:r>
+    </w:p>
+    <w:p>
       <w:r>
         <w:t xml:space="preserve">I reread Mark Moxon’s explanation for how palette switching was implemented in REVs, where a continuous timer is used in a clever way, and </w:t>
       </w:r>
       <w:r>
-        <w:t xml:space="preserve">rewatched </w:t>
-      </w:r>
-      <w:r>
-        <w:t>Kieran Connell</w:t>
-      </w:r>
-      <w:r>
-        <w:t>’s ACORN Masterclass</w:t>
+        <w:t>rewatched Kieran Connell’s ACORN Masterclass</w:t>
       </w:r>
       <w:r>
         <w:t xml:space="preserve"> interrupts video (part 2) </w:t>
@@ -18917,7 +18522,22 @@
         <w:t>The s</w:t>
       </w:r>
       <w:r>
-        <w:t>how and hide crop animations were implemented using a new interrupt service routine, which is switched in while the transition runs, with existing System-VIA Timer1 and v-sync interrupts repurposed, with Timer1 switched to continuous mode.</w:t>
+        <w:t xml:space="preserve">how and hide crop animations were implemented using a new interrupt service routine, which is switched in while the transition runs, with existing System-VIA </w:t>
+      </w:r>
+      <w:r>
+        <w:t xml:space="preserve">v-sync </w:t>
+      </w:r>
+      <w:r>
+        <w:t xml:space="preserve">and </w:t>
+      </w:r>
+      <w:r>
+        <w:t xml:space="preserve">Timer1 interrupts repurposed, with Timer1 switched </w:t>
+      </w:r>
+      <w:r>
+        <w:t xml:space="preserve">over </w:t>
+      </w:r>
+      <w:r>
+        <w:t>to continuous mode.</w:t>
       </w:r>
     </w:p>
     <w:p>
@@ -18928,300 +18548,292 @@
         <w:t xml:space="preserve">, and </w:t>
       </w:r>
       <w:r>
-        <w:t>signals ‘v</w:t>
-      </w:r>
-      <w:r>
-        <w:t>-</w:t>
-      </w:r>
-      <w:r>
-        <w:t xml:space="preserve">sync’ </w:t>
-      </w:r>
-      <w:r>
-        <w:t xml:space="preserve">to </w:t>
-      </w:r>
-      <w:r>
-        <w:t>allow the game loop to run</w:t>
-      </w:r>
-      <w:r>
-        <w:t xml:space="preserve"> as normal.</w:t>
-      </w:r>
-    </w:p>
-    <w:p>
-      <w:r>
-        <w:t xml:space="preserve">The </w:t>
-      </w:r>
-      <w:r>
-        <w:t xml:space="preserve">routine’s </w:t>
-      </w:r>
-      <w:r>
-        <w:t>Timer1 handling code</w:t>
-      </w:r>
-      <w:r>
-        <w:t xml:space="preserve"> performs a few actions.  It first checks to see if the animation </w:t>
-      </w:r>
-      <w:r>
-        <w:t>has</w:t>
-      </w:r>
-      <w:r>
-        <w:t xml:space="preserve"> completed (a countdown counter is used for this), restoring everything back if it has.  The code then determines whether the </w:t>
-      </w:r>
-      <w:proofErr w:type="gramStart"/>
-      <w:r>
-        <w:t>interrupt</w:t>
-      </w:r>
-      <w:proofErr w:type="gramEnd"/>
-      <w:r>
-        <w:t xml:space="preserve"> </w:t>
-      </w:r>
-      <w:r>
-        <w:t xml:space="preserve">request </w:t>
-      </w:r>
-      <w:r>
-        <w:t>is for the top or bottom crop boundary.</w:t>
-      </w:r>
-    </w:p>
-    <w:p>
-      <w:r>
-        <w:t xml:space="preserve">If the </w:t>
-      </w:r>
-      <w:proofErr w:type="gramStart"/>
-      <w:r>
-        <w:t>interrupt</w:t>
-      </w:r>
-      <w:proofErr w:type="gramEnd"/>
-      <w:r>
-        <w:t xml:space="preserve"> request is for the top </w:t>
-      </w:r>
-      <w:r>
-        <w:t xml:space="preserve">crop </w:t>
-      </w:r>
-      <w:r>
-        <w:t>boundary, the palette is switched to the level’s palette and the routine simply returns.  No further processing is performed, even by MOS.</w:t>
-      </w:r>
-    </w:p>
-    <w:p>
-      <w:r>
-        <w:t xml:space="preserve">If the </w:t>
-      </w:r>
-      <w:proofErr w:type="gramStart"/>
-      <w:r>
-        <w:t>interrupt</w:t>
-      </w:r>
-      <w:proofErr w:type="gramEnd"/>
-      <w:r>
-        <w:t xml:space="preserve"> request is for the bottom </w:t>
-      </w:r>
-      <w:r>
-        <w:t xml:space="preserve">crop </w:t>
-      </w:r>
-      <w:r>
-        <w:t>boundary, the palette is switched to black, and delta values are applied to the timer variables</w:t>
-      </w:r>
-      <w:r>
-        <w:t xml:space="preserve">, </w:t>
-      </w:r>
-      <w:r>
-        <w:t>to animate them</w:t>
-      </w:r>
-      <w:r>
-        <w:t>.</w:t>
-      </w:r>
-      <w:r>
-        <w:t xml:space="preserve">  The interrupt is then passed on to MOS</w:t>
-      </w:r>
-      <w:r>
-        <w:t xml:space="preserve">, allowing </w:t>
-      </w:r>
-      <w:r>
-        <w:t>MOS to process sounds</w:t>
-      </w:r>
-      <w:r>
-        <w:t>.</w:t>
-      </w:r>
-    </w:p>
-    <w:p>
-      <w:r>
-        <w:t>The crop transition functionality was encapsulated in a new source file (</w:t>
+        <w:t>signals ‘</w:t>
       </w:r>
       <w:r>
         <w:rPr>
           <w:b/>
           <w:bCs/>
         </w:rPr>
-        <w:t>transition.6502</w:t>
-      </w:r>
-      <w:r>
-        <w:t xml:space="preserve">) which was included in </w:t>
+        <w:t>v</w:t>
       </w:r>
       <w:r>
         <w:rPr>
           <w:b/>
           <w:bCs/>
         </w:rPr>
-        <w:t>program.6502</w:t>
-      </w:r>
-      <w:r>
-        <w:t>.  The level entry and exit routines were then updated to invoke the new code as appropriate.</w:t>
-      </w:r>
-    </w:p>
-    <w:p>
-      <w:r>
-        <w:lastRenderedPageBreak/>
-        <w:t xml:space="preserve">Unfortunately, more memory had to be found in integrate the changes within the game play code.  I managed to find 84 bytes by streamlining the god-mode key handlers and factoring </w:t>
-      </w:r>
-      <w:r>
-        <w:t xml:space="preserve">out </w:t>
-      </w:r>
-      <w:r>
-        <w:t xml:space="preserve">some duplicated </w:t>
-      </w:r>
-      <w:r>
-        <w:t xml:space="preserve">top-level </w:t>
-      </w:r>
-      <w:r>
-        <w:t xml:space="preserve">draw </w:t>
-      </w:r>
-      <w:r>
-        <w:t>code… but</w:t>
-      </w:r>
-      <w:r>
-        <w:t xml:space="preserve"> </w:t>
-      </w:r>
-      <w:r>
-        <w:t xml:space="preserve">I still needed another </w:t>
-      </w:r>
-      <w:r>
-        <w:t>1</w:t>
-      </w:r>
-      <w:r>
-        <w:t>40</w:t>
-      </w:r>
-      <w:r>
-        <w:t xml:space="preserve"> bytes </w:t>
-      </w:r>
-      <w:r>
-        <w:t>or so</w:t>
-      </w:r>
-      <w:r>
-        <w:t>.</w:t>
-      </w:r>
-    </w:p>
-    <w:p>
-      <w:r>
-        <w:t>After reviewing all the memory usage, I concluded that a more radical change would be needed to include the crop transitions, which I really liked.</w:t>
-      </w:r>
-    </w:p>
-    <w:p>
-      <w:r>
-        <w:t xml:space="preserve">I therefore decided to reduce the number of tiles that can be defined </w:t>
-      </w:r>
-      <w:proofErr w:type="gramStart"/>
-      <w:r>
-        <w:t>in</w:t>
-      </w:r>
-      <w:proofErr w:type="gramEnd"/>
-      <w:r>
-        <w:t xml:space="preserve"> a level from thirty-</w:t>
-      </w:r>
-      <w:r>
-        <w:t>one</w:t>
-      </w:r>
-      <w:r>
-        <w:t xml:space="preserve"> to </w:t>
-      </w:r>
-      <w:r>
-        <w:t>twenty-nine</w:t>
-      </w:r>
-      <w:r>
-        <w:t>, as this would free up 128 bytes of memory.</w:t>
-      </w:r>
-      <w:r>
-        <w:t xml:space="preserve">  </w:t>
-      </w:r>
-    </w:p>
-    <w:p>
-      <w:r>
-        <w:t>The change was not as significant as it might sound since the existing level designs all contained two or more unused tiles.</w:t>
-      </w:r>
-    </w:p>
-    <w:p>
-      <w:r>
-        <w:t xml:space="preserve">I therefor updated the level editor </w:t>
-      </w:r>
-      <w:r>
-        <w:t xml:space="preserve">and game code to </w:t>
-      </w:r>
-      <w:r>
-        <w:t>accommodate the change, converting the level data files to the new format</w:t>
-      </w:r>
-      <w:r>
-        <w:t xml:space="preserve"> in the process.  As part of this I also moved the crop transition variables into zero page (reducing code size further), moving the black palette (16-bytes) out to regular memory.  This was sufficient</w:t>
-      </w:r>
-      <w:r>
-        <w:t>.</w:t>
-      </w:r>
-    </w:p>
-    <w:p>
-      <w:pPr>
-        <w:pStyle w:val="Heading2"/>
-      </w:pPr>
-      <w:r>
-        <w:t>G</w:t>
-      </w:r>
-      <w:r>
-        <w:t>ame complet</w:t>
-      </w:r>
-      <w:r>
-        <w:t>ion</w:t>
-      </w:r>
-    </w:p>
-    <w:p>
-      <w:r>
-        <w:t>Another suggestion was to improve the ‘</w:t>
-      </w:r>
-      <w:r>
-        <w:rPr>
-          <w:i/>
-          <w:iCs/>
-        </w:rPr>
-        <w:t>game complete</w:t>
-      </w:r>
-      <w:r>
-        <w:rPr>
-          <w:i/>
-          <w:iCs/>
-        </w:rPr>
-        <w:t>’</w:t>
-      </w:r>
-      <w:r>
-        <w:t xml:space="preserve"> experience, which just displayed a couple of lines of text. The suggestion was to display ‘</w:t>
+        <w:t>-</w:t>
       </w:r>
       <w:r>
         <w:rPr>
           <w:b/>
           <w:bCs/>
-          <w:i/>
-          <w:iCs/>
-        </w:rPr>
-        <w:t>Congrats! You have completed the game.</w:t>
-      </w:r>
-      <w:r>
-        <w:t>’ in a more graphical way, whilst playing the Doctor Who theme music.</w:t>
-      </w:r>
-    </w:p>
-    <w:p>
-      <w:r>
-        <w:t>Implementing the feature was straightforward, though it was necessary to package the code and data in a separate file within the game image and load/execute it.</w:t>
-      </w:r>
-    </w:p>
-    <w:p>
-      <w:r>
-        <w:t xml:space="preserve">The feature was implemented by first creating a new teletext screen (shown below) and then creating a new source file (finale.6502) which contains a </w:t>
+        </w:rPr>
+        <w:t>sync’</w:t>
+      </w:r>
+      <w:r>
+        <w:t xml:space="preserve">, </w:t>
+      </w:r>
+      <w:r>
+        <w:t>allow</w:t>
+      </w:r>
+      <w:r>
+        <w:t>ing</w:t>
+      </w:r>
+      <w:r>
+        <w:t xml:space="preserve"> the game loop to run</w:t>
+      </w:r>
+      <w:r>
+        <w:t xml:space="preserve"> as normal.</w:t>
+      </w:r>
+    </w:p>
+    <w:p>
+      <w:r>
+        <w:t xml:space="preserve">The </w:t>
+      </w:r>
+      <w:r>
+        <w:t xml:space="preserve">routine’s </w:t>
+      </w:r>
+      <w:r>
+        <w:t>Timer1 handling code</w:t>
+      </w:r>
+      <w:r>
+        <w:t xml:space="preserve"> performs a few actions.  It first checks to see if the animation </w:t>
+      </w:r>
+      <w:r>
+        <w:t>has</w:t>
+      </w:r>
+      <w:r>
+        <w:t xml:space="preserve"> completed (a countdown counter is used for this), restoring everything back if it has.  The code then determines whether the interrupt </w:t>
+      </w:r>
+      <w:r>
+        <w:t xml:space="preserve">request </w:t>
+      </w:r>
+      <w:r>
+        <w:t>is for the top or bottom crop boundary.</w:t>
+      </w:r>
+    </w:p>
+    <w:p>
+      <w:r>
+        <w:t xml:space="preserve">If the interrupt request is for the top </w:t>
+      </w:r>
+      <w:r>
+        <w:t xml:space="preserve">crop </w:t>
+      </w:r>
+      <w:r>
+        <w:t>boundary, the palette is switched to the level’s palette and the routine simply returns.  No further processing is performed, even by MOS.</w:t>
+      </w:r>
+    </w:p>
+    <w:p>
+      <w:r>
+        <w:lastRenderedPageBreak/>
+        <w:t xml:space="preserve">If the interrupt request is for the bottom </w:t>
+      </w:r>
+      <w:r>
+        <w:t xml:space="preserve">crop </w:t>
+      </w:r>
+      <w:r>
+        <w:t>boundary, the palette is switched to black, and delta values are applied to the timer variables</w:t>
+      </w:r>
+      <w:r>
+        <w:t xml:space="preserve">, </w:t>
+      </w:r>
+      <w:r>
+        <w:t>to animate them</w:t>
+      </w:r>
+      <w:r>
+        <w:t>.</w:t>
+      </w:r>
+      <w:r>
+        <w:t xml:space="preserve">  The interrupt is then passed on to MOS</w:t>
+      </w:r>
+      <w:r>
+        <w:t xml:space="preserve">, allowing </w:t>
+      </w:r>
+      <w:r>
+        <w:t>MOS to process sounds</w:t>
+      </w:r>
+      <w:r>
+        <w:t>.</w:t>
+      </w:r>
+    </w:p>
+    <w:p>
+      <w:r>
+        <w:t>The crop transition functionality was encapsulated in a new source file (</w:t>
       </w:r>
       <w:r>
         <w:rPr>
           <w:b/>
           <w:bCs/>
+        </w:rPr>
+        <w:t>transition.6502</w:t>
+      </w:r>
+      <w:r>
+        <w:t xml:space="preserve">) which was included in </w:t>
+      </w:r>
+      <w:r>
+        <w:rPr>
+          <w:b/>
+          <w:bCs/>
+        </w:rPr>
+        <w:t>program.6502</w:t>
+      </w:r>
+      <w:r>
+        <w:t>.  The level entry and exit routines were then updated to invoke the new code as appropriate.</w:t>
+      </w:r>
+    </w:p>
+    <w:p>
+      <w:r>
+        <w:t xml:space="preserve">Unfortunately, more memory had to be found in integrate the changes within the game play code.  I managed to find 84 bytes by streamlining the god-mode key handlers and factoring </w:t>
+      </w:r>
+      <w:r>
+        <w:t xml:space="preserve">out </w:t>
+      </w:r>
+      <w:r>
+        <w:t xml:space="preserve">some duplicated </w:t>
+      </w:r>
+      <w:r>
+        <w:t xml:space="preserve">top-level </w:t>
+      </w:r>
+      <w:r>
+        <w:t xml:space="preserve">draw </w:t>
+      </w:r>
+      <w:r>
+        <w:t>code… but</w:t>
+      </w:r>
+      <w:r>
+        <w:t xml:space="preserve"> </w:t>
+      </w:r>
+      <w:r>
+        <w:t xml:space="preserve">I still needed another </w:t>
+      </w:r>
+      <w:r>
+        <w:t>1</w:t>
+      </w:r>
+      <w:r>
+        <w:t>40</w:t>
+      </w:r>
+      <w:r>
+        <w:t xml:space="preserve"> bytes </w:t>
+      </w:r>
+      <w:r>
+        <w:t>or so</w:t>
+      </w:r>
+      <w:r>
+        <w:t>.</w:t>
+      </w:r>
+    </w:p>
+    <w:p>
+      <w:r>
+        <w:t>After reviewing all the memory usage, I concluded that a more radical change would be needed to include the crop transitions, which I really liked.</w:t>
+      </w:r>
+    </w:p>
+    <w:p>
+      <w:r>
+        <w:t>I therefore decided to reduce the number of tiles that can be defined in a level from thirty-</w:t>
+      </w:r>
+      <w:r>
+        <w:t>one</w:t>
+      </w:r>
+      <w:r>
+        <w:t xml:space="preserve"> to </w:t>
+      </w:r>
+      <w:r>
+        <w:t>twenty-nine</w:t>
+      </w:r>
+      <w:r>
+        <w:t>.</w:t>
+      </w:r>
+      <w:r>
+        <w:t xml:space="preserve"> This </w:t>
+      </w:r>
+      <w:r>
+        <w:t>would free up 128 bytes of memory.</w:t>
+      </w:r>
+    </w:p>
+    <w:p>
+      <w:r>
+        <w:t>The change was not as significant as it might sound since the existing level designs all contained two or more unused tiles.</w:t>
+      </w:r>
+      <w:r>
+        <w:t xml:space="preserve">  Twenty-nine tile designs, plus a blank, is more than sufficient.</w:t>
+      </w:r>
+    </w:p>
+    <w:p>
+      <w:r>
+        <w:t xml:space="preserve">I therefor updated the level editor </w:t>
+      </w:r>
+      <w:r>
+        <w:t xml:space="preserve">and game code to </w:t>
+      </w:r>
+      <w:r>
+        <w:t>accommodate the change, converting the level data files to the new format</w:t>
+      </w:r>
+      <w:r>
+        <w:t xml:space="preserve"> in the process.  As part of this I also moved the crop transition variables into zero page (reducing code size further), moving the black palette (16-bytes) out to regular memory.  </w:t>
+      </w:r>
+      <w:r>
+        <w:t>After these changes, the code just fit, barely.</w:t>
+      </w:r>
+    </w:p>
+    <w:p>
+      <w:pPr>
+        <w:pStyle w:val="Heading2"/>
+      </w:pPr>
+      <w:r>
+        <w:t>G</w:t>
+      </w:r>
+      <w:r>
+        <w:t>ame complet</w:t>
+      </w:r>
+      <w:r>
+        <w:t>ion</w:t>
+      </w:r>
+    </w:p>
+    <w:p>
+      <w:r>
+        <w:t>Another suggestion was to improve the ‘</w:t>
+      </w:r>
+      <w:r>
+        <w:rPr>
+          <w:i/>
+          <w:iCs/>
+        </w:rPr>
+        <w:t>game complete</w:t>
+      </w:r>
+      <w:r>
+        <w:rPr>
+          <w:i/>
+          <w:iCs/>
+        </w:rPr>
+        <w:t>’</w:t>
+      </w:r>
+      <w:r>
+        <w:t xml:space="preserve"> experience, which just displayed a couple of lines of text. The suggestion was to display</w:t>
+      </w:r>
+      <w:r>
+        <w:t xml:space="preserve"> a more graphical screen</w:t>
+      </w:r>
+      <w:r>
+        <w:t>, whilst playing the Doctor Who theme music</w:t>
+      </w:r>
+      <w:r>
+        <w:t xml:space="preserve"> in the background.</w:t>
+      </w:r>
+    </w:p>
+    <w:p>
+      <w:r>
+        <w:t>Implementing the feature was straightforward, though it was necessary to package the code and data in a separate file within the game image and load/execute it.</w:t>
+      </w:r>
+    </w:p>
+    <w:p>
+      <w:r>
+        <w:t xml:space="preserve">The feature was implemented by first creating a new teletext screen (shown below) and then creating a new source file (finale.6502) which contains a </w:t>
+      </w:r>
+      <w:r>
+        <w:rPr>
+          <w:b/>
+          <w:bCs/>
           <w:i/>
           <w:iCs/>
         </w:rPr>
@@ -19239,6 +18851,7 @@
         <w:rPr>
           <w:noProof/>
         </w:rPr>
+        <w:lastRenderedPageBreak/>
         <w:drawing>
           <wp:inline distT="0" distB="0" distL="0" distR="0" wp14:anchorId="48F59106" wp14:editId="0FC9702B">
             <wp:extent cx="2474844" cy="1979875"/>
@@ -19255,7 +18868,7 @@
                     <pic:cNvPicPr/>
                   </pic:nvPicPr>
                   <pic:blipFill>
-                    <a:blip r:embed="rId18"/>
+                    <a:blip r:embed="rId23"/>
                     <a:stretch>
                       <a:fillRect/>
                     </a:stretch>
@@ -19283,13 +18896,11 @@
         </w:drawing>
       </w:r>
     </w:p>
-    <w:p/>
     <w:p>
       <w:pPr>
         <w:pStyle w:val="Heading1"/>
       </w:pPr>
       <w:r>
-        <w:lastRenderedPageBreak/>
         <w:t>Miscellaneous</w:t>
       </w:r>
     </w:p>
@@ -19884,6 +19495,7 @@
               <w:jc w:val="center"/>
             </w:pPr>
             <w:r>
+              <w:lastRenderedPageBreak/>
               <w:t>0</w:t>
             </w:r>
             <w:r>
@@ -20083,7 +19695,7 @@
               <w:t xml:space="preserve"> </w:t>
             </w:r>
             <w:r>
-              <w:t xml:space="preserve">health bar atlas </w:t>
+              <w:t xml:space="preserve">sprite data </w:t>
             </w:r>
             <w:r>
               <w:t>and tile address table (NMI</w:t>
@@ -20107,7 +19719,7 @@
               <w:cnfStyle w:val="000000100000" w:firstRow="0" w:lastRow="0" w:firstColumn="0" w:lastColumn="0" w:oddVBand="0" w:evenVBand="0" w:oddHBand="1" w:evenHBand="0" w:firstRowFirstColumn="0" w:firstRowLastColumn="0" w:lastRowFirstColumn="0" w:lastRowLastColumn="0"/>
             </w:pPr>
             <w:r>
-              <w:t>96</w:t>
+              <w:t>1120</w:t>
             </w:r>
           </w:p>
         </w:tc>
@@ -20516,14 +20128,14 @@
                 <w:b/>
                 <w:bCs/>
               </w:rPr>
-              <w:t>7</w:t>
+              <w:t>692</w:t>
             </w:r>
             <w:r>
               <w:rPr>
                 <w:b/>
                 <w:bCs/>
               </w:rPr>
-              <w:t>792</w:t>
+              <w:t>8</w:t>
             </w:r>
           </w:p>
         </w:tc>
@@ -20561,14 +20173,12 @@
             <w:r>
               <w:t xml:space="preserve">Game </w:t>
             </w:r>
-            <w:proofErr w:type="gramStart"/>
             <w:r>
               <w:t>s</w:t>
             </w:r>
             <w:r>
               <w:t>prite data</w:t>
             </w:r>
-            <w:proofErr w:type="gramEnd"/>
             <w:r>
               <w:t>*</w:t>
             </w:r>
@@ -20603,7 +20213,6 @@
               <w:jc w:val="center"/>
             </w:pPr>
             <w:r>
-              <w:lastRenderedPageBreak/>
               <w:t>30</w:t>
             </w:r>
             <w:r>
@@ -20687,7 +20296,10 @@
               <w:t>1</w:t>
             </w:r>
             <w:r>
-              <w:t>852</w:t>
+              <w:t>85</w:t>
+            </w:r>
+            <w:r>
+              <w:t>6</w:t>
             </w:r>
           </w:p>
         </w:tc>
@@ -20889,14 +20501,7 @@
           <w:b/>
           <w:bCs/>
         </w:rPr>
-        <w:t>7</w:t>
-      </w:r>
-      <w:r>
-        <w:rPr>
-          <w:b/>
-          <w:bCs/>
-        </w:rPr>
-        <w:t>792</w:t>
+        <w:t>6928</w:t>
       </w:r>
       <w:r>
         <w:t xml:space="preserve"> bytes</w:t>
@@ -20965,15 +20570,7 @@
         <w:t>available</w:t>
       </w:r>
       <w:r>
-        <w:t xml:space="preserve">.  MOS/DFS </w:t>
-      </w:r>
-      <w:proofErr w:type="gramStart"/>
-      <w:r>
-        <w:t>use</w:t>
-      </w:r>
-      <w:proofErr w:type="gramEnd"/>
-      <w:r>
-        <w:t xml:space="preserve"> 896 bytes</w:t>
+        <w:t>.  MOS/DFS use 896 bytes</w:t>
       </w:r>
       <w:r>
         <w:t>.</w:t>
@@ -20991,15 +20588,7 @@
         <w:t>*</w:t>
       </w:r>
       <w:r>
-        <w:t xml:space="preserve">On machines with 16K+ of sideways RAM, sampling code (sample.6502) </w:t>
-      </w:r>
-      <w:proofErr w:type="gramStart"/>
-      <w:r>
-        <w:t>replaces</w:t>
-      </w:r>
-      <w:proofErr w:type="gramEnd"/>
-      <w:r>
-        <w:t xml:space="preserve"> the </w:t>
+        <w:t xml:space="preserve">On machines with 16K+ of sideways RAM, sampling code (sample.6502) replaces the </w:t>
       </w:r>
       <w:r>
         <w:rPr>
@@ -21166,6 +20755,7 @@
               <w:jc w:val="center"/>
             </w:pPr>
             <w:r>
+              <w:lastRenderedPageBreak/>
               <w:t>30</w:t>
             </w:r>
             <w:r>
@@ -21773,7 +21363,6 @@
               <w:jc w:val="center"/>
             </w:pPr>
             <w:r>
-              <w:lastRenderedPageBreak/>
               <w:t>7B00</w:t>
             </w:r>
           </w:p>
@@ -21870,15 +21459,7 @@
         <w:t>locations and populates the game object data structures from the metadata and object descriptors.</w:t>
       </w:r>
       <w:r>
-        <w:t xml:space="preserve">  On machines with 16K+ of sideways RAM, the code also copies the 224-byte </w:t>
-      </w:r>
-      <w:proofErr w:type="spellStart"/>
-      <w:r>
-        <w:t>gamebar</w:t>
-      </w:r>
-      <w:proofErr w:type="spellEnd"/>
-      <w:r>
-        <w:t xml:space="preserve"> asset to </w:t>
+        <w:t xml:space="preserve">  On machines with 16K+ of sideways RAM, the code also copies the 224-byte gamebar asset to </w:t>
       </w:r>
       <w:r>
         <w:t>&amp;BF20</w:t>
@@ -21936,13 +21517,16 @@
       <w:r>
         <w:t xml:space="preserve"> theme music.</w:t>
       </w:r>
-      <w:r>
-        <w:t xml:space="preserve"> </w:t>
-      </w:r>
-    </w:p>
-    <w:p>
-      <w:r>
-        <w:t xml:space="preserve">The light purple row shows a page backup buffer that is used to </w:t>
+    </w:p>
+    <w:p>
+      <w:r>
+        <w:t xml:space="preserve">The light purple row shows a page backup </w:t>
+      </w:r>
+      <w:r>
+        <w:t>region</w:t>
+      </w:r>
+      <w:r>
+        <w:t xml:space="preserve"> that is used to </w:t>
       </w:r>
       <w:r>
         <w:t xml:space="preserve">save and </w:t>
@@ -22085,6 +21669,7 @@
         </w:numPr>
       </w:pPr>
       <w:r>
+        <w:lastRenderedPageBreak/>
         <w:t xml:space="preserve">Used tile grid flags </w:t>
       </w:r>
       <w:r>
@@ -22153,7 +21738,6 @@
       <w:r>
         <w:t xml:space="preserve">The use of an object </w:t>
       </w:r>
-      <w:proofErr w:type="gramStart"/>
       <w:r>
         <w:rPr>
           <w:i/>
@@ -22161,7 +21745,6 @@
         </w:rPr>
         <w:t>redraw</w:t>
       </w:r>
-      <w:proofErr w:type="gramEnd"/>
       <w:r>
         <w:t xml:space="preserve"> flag ensure</w:t>
       </w:r>
@@ -22247,7 +21830,6 @@
         </w:numPr>
       </w:pPr>
       <w:r>
-        <w:lastRenderedPageBreak/>
         <w:t xml:space="preserve">Reduced </w:t>
       </w:r>
       <w:r>
@@ -22320,15 +21902,7 @@
         <w:t xml:space="preserve"> that sweeps across screen memory</w:t>
       </w:r>
       <w:r>
-        <w:t>. The code is executed every 32 frames (approx. twice a second</w:t>
-      </w:r>
-      <w:proofErr w:type="gramStart"/>
-      <w:r>
-        <w:t>)</w:t>
-      </w:r>
-      <w:proofErr w:type="gramEnd"/>
-      <w:r>
-        <w:t xml:space="preserve"> so it has a negligible impact on overall performance.  The algorithm is also quite efficient over small datasets which are already sorted, or close to being sorted.  Tests showed that the algorithm re-sorts the </w:t>
+        <w:t xml:space="preserve">. The code is executed every 32 frames (approx. twice a second) so it has a negligible impact on overall performance.  The algorithm is also quite efficient over small datasets which are already sorted, or close to being sorted.  Tests showed that the algorithm re-sorts the </w:t>
       </w:r>
       <w:r>
         <w:rPr>
@@ -22488,7 +22062,6 @@
       <w:r>
         <w:t xml:space="preserve">Removed </w:t>
       </w:r>
-      <w:proofErr w:type="spellStart"/>
       <w:r>
         <w:rPr>
           <w:i/>
@@ -22496,11 +22069,9 @@
         </w:rPr>
         <w:t>objectWidth</w:t>
       </w:r>
-      <w:proofErr w:type="spellEnd"/>
       <w:r>
         <w:t xml:space="preserve"> &amp; </w:t>
       </w:r>
-      <w:proofErr w:type="spellStart"/>
       <w:r>
         <w:rPr>
           <w:i/>
@@ -22508,7 +22079,6 @@
         </w:rPr>
         <w:t>objectHeight</w:t>
       </w:r>
-      <w:proofErr w:type="spellEnd"/>
       <w:r>
         <w:t xml:space="preserve"> arrays</w:t>
       </w:r>
@@ -22538,7 +22108,6 @@
       <w:r>
         <w:t xml:space="preserve">, </w:t>
       </w:r>
-      <w:proofErr w:type="spellStart"/>
       <w:r>
         <w:rPr>
           <w:i/>
@@ -22546,14 +22115,12 @@
         </w:rPr>
         <w:t>widthMinusOne</w:t>
       </w:r>
-      <w:proofErr w:type="spellEnd"/>
       <w:r>
         <w:t xml:space="preserve">, </w:t>
       </w:r>
       <w:r>
         <w:t xml:space="preserve">and </w:t>
       </w:r>
-      <w:proofErr w:type="spellStart"/>
       <w:r>
         <w:rPr>
           <w:i/>
@@ -22561,7 +22128,6 @@
         </w:rPr>
         <w:t>heightMinusOne</w:t>
       </w:r>
-      <w:proofErr w:type="spellEnd"/>
       <w:r>
         <w:t xml:space="preserve">.  </w:t>
       </w:r>
@@ -22583,7 +22149,6 @@
       <w:r>
         <w:t xml:space="preserve"> which were previously subtracting one from </w:t>
       </w:r>
-      <w:proofErr w:type="spellStart"/>
       <w:r>
         <w:rPr>
           <w:i/>
@@ -22591,11 +22156,9 @@
         </w:rPr>
         <w:t>objectWidth</w:t>
       </w:r>
-      <w:proofErr w:type="spellEnd"/>
       <w:r>
         <w:t xml:space="preserve"> &amp; </w:t>
       </w:r>
-      <w:proofErr w:type="spellStart"/>
       <w:r>
         <w:rPr>
           <w:i/>
@@ -22617,7 +22180,6 @@
         </w:rPr>
         <w:t>ght</w:t>
       </w:r>
-      <w:proofErr w:type="spellEnd"/>
       <w:r>
         <w:t xml:space="preserve">.  </w:t>
       </w:r>
@@ -22633,7 +22195,6 @@
       <w:r>
         <w:t xml:space="preserve">Bit-packed </w:t>
       </w:r>
-      <w:proofErr w:type="spellStart"/>
       <w:r>
         <w:rPr>
           <w:i/>
@@ -22641,11 +22202,9 @@
         </w:rPr>
         <w:t>objectType</w:t>
       </w:r>
-      <w:proofErr w:type="spellEnd"/>
       <w:r>
         <w:t xml:space="preserve"> and </w:t>
       </w:r>
-      <w:proofErr w:type="spellStart"/>
       <w:r>
         <w:rPr>
           <w:i/>
@@ -22653,7 +22212,6 @@
         </w:rPr>
         <w:t>objectState</w:t>
       </w:r>
-      <w:proofErr w:type="spellEnd"/>
       <w:r>
         <w:t xml:space="preserve"> array</w:t>
       </w:r>
@@ -22685,6 +22243,7 @@
         </w:numPr>
       </w:pPr>
       <w:r>
+        <w:lastRenderedPageBreak/>
         <w:t>Reduced the use of the stack by u</w:t>
       </w:r>
       <w:r>
@@ -22915,7 +22474,6 @@
     </w:p>
     <w:p>
       <w:r>
-        <w:lastRenderedPageBreak/>
         <w:t xml:space="preserve">Several </w:t>
       </w:r>
       <w:r>
@@ -22993,7 +22551,6 @@
       <w:r>
         <w:t xml:space="preserve">JMP </w:t>
       </w:r>
-      <w:proofErr w:type="spellStart"/>
       <w:r>
         <w:rPr>
           <w:i/>
@@ -23002,13 +22559,8 @@
         <w:t>xxx</w:t>
       </w:r>
       <w:r>
-        <w:t>x</w:t>
-      </w:r>
-      <w:proofErr w:type="spellEnd"/>
-      <w:r>
-        <w:t xml:space="preserve"> instead of JSR </w:t>
-      </w:r>
-      <w:proofErr w:type="spellStart"/>
+        <w:t xml:space="preserve">x instead of JSR </w:t>
+      </w:r>
       <w:r>
         <w:rPr>
           <w:i/>
@@ -23016,7 +22568,6 @@
         </w:rPr>
         <w:t>xxxx</w:t>
       </w:r>
-      <w:proofErr w:type="spellEnd"/>
       <w:r>
         <w:t xml:space="preserve">, </w:t>
       </w:r>
@@ -23180,7 +22731,6 @@
       <w:r>
         <w:t xml:space="preserve"> and </w:t>
       </w:r>
-      <w:proofErr w:type="spellStart"/>
       <w:r>
         <w:rPr>
           <w:i/>
@@ -23188,7 +22738,6 @@
         </w:rPr>
         <w:t>dalekAnimate</w:t>
       </w:r>
-      <w:proofErr w:type="spellEnd"/>
       <w:r>
         <w:t xml:space="preserve"> routines do this.</w:t>
       </w:r>
@@ -23213,7 +22762,6 @@
       <w:r>
         <w:t xml:space="preserve">  For example, the </w:t>
       </w:r>
-      <w:proofErr w:type="spellStart"/>
       <w:r>
         <w:rPr>
           <w:i/>
@@ -23242,11 +22790,9 @@
         </w:rPr>
         <w:t>lock</w:t>
       </w:r>
-      <w:proofErr w:type="spellEnd"/>
       <w:r>
         <w:t xml:space="preserve"> and </w:t>
       </w:r>
-      <w:proofErr w:type="spellStart"/>
       <w:r>
         <w:rPr>
           <w:i/>
@@ -23254,7 +22800,6 @@
         </w:rPr>
         <w:t>vduCommands</w:t>
       </w:r>
-      <w:proofErr w:type="spellEnd"/>
       <w:r>
         <w:t xml:space="preserve"> buffer</w:t>
       </w:r>
@@ -23273,7 +22818,6 @@
       <w:r>
         <w:t xml:space="preserve">with </w:t>
       </w:r>
-      <w:proofErr w:type="spellStart"/>
       <w:r>
         <w:rPr>
           <w:i/>
@@ -23281,7 +22825,6 @@
         </w:rPr>
         <w:t>vduCommands</w:t>
       </w:r>
-      <w:proofErr w:type="spellEnd"/>
       <w:r>
         <w:rPr>
           <w:i/>
@@ -23431,43 +22974,33 @@
           <w:sz w:val="18"/>
           <w:szCs w:val="18"/>
         </w:rPr>
-        <w:t xml:space="preserve"> </w:t>
-      </w:r>
-      <w:proofErr w:type="spellStart"/>
+        <w:t xml:space="preserve"> Bh</w:t>
+      </w:r>
       <w:r>
         <w:rPr>
           <w:rFonts w:ascii="Cascadia Code" w:hAnsi="Cascadia Code"/>
           <w:sz w:val="18"/>
           <w:szCs w:val="18"/>
         </w:rPr>
-        <w:t>Bh</w:t>
-      </w:r>
-      <w:proofErr w:type="spellEnd"/>
+        <w:br/>
+        <w:t xml:space="preserve">  </w:t>
+      </w:r>
       <w:r>
         <w:rPr>
           <w:rFonts w:ascii="Cascadia Code" w:hAnsi="Cascadia Code"/>
           <w:sz w:val="18"/>
           <w:szCs w:val="18"/>
         </w:rPr>
-        <w:br/>
-        <w:t xml:space="preserve">  </w:t>
+        <w:t xml:space="preserve">BCC </w:t>
       </w:r>
       <w:r>
         <w:rPr>
           <w:rFonts w:ascii="Cascadia Code" w:hAnsi="Cascadia Code"/>
+          <w:i/>
+          <w:iCs/>
           <w:sz w:val="18"/>
           <w:szCs w:val="18"/>
         </w:rPr>
-        <w:t xml:space="preserve">BCC </w:t>
-      </w:r>
-      <w:r>
-        <w:rPr>
-          <w:rFonts w:ascii="Cascadia Code" w:hAnsi="Cascadia Code"/>
-          <w:i/>
-          <w:iCs/>
-          <w:sz w:val="18"/>
-          <w:szCs w:val="18"/>
-        </w:rPr>
         <w:t>label</w:t>
       </w:r>
     </w:p>
@@ -23502,7 +23035,7 @@
         </w:rPr>
         <w:t xml:space="preserve">Bruce Clark </w:t>
       </w:r>
-      <w:hyperlink r:id="rId19" w:history="1">
+      <w:hyperlink r:id="rId24" w:history="1">
         <w:r>
           <w:rPr>
             <w:i/>
@@ -23517,6 +23050,7 @@
         <w:pStyle w:val="Heading2"/>
       </w:pPr>
       <w:r>
+        <w:lastRenderedPageBreak/>
         <w:t>Cod</w:t>
       </w:r>
       <w:r>
@@ -23547,7 +23081,6 @@
       <w:r>
         <w:t xml:space="preserve">Routines always define a new scope (a wonderful </w:t>
       </w:r>
-      <w:proofErr w:type="spellStart"/>
       <w:r>
         <w:rPr>
           <w:b/>
@@ -23557,7 +23090,6 @@
         </w:rPr>
         <w:t>beebasm</w:t>
       </w:r>
-      <w:proofErr w:type="spellEnd"/>
       <w:r>
         <w:t xml:space="preserve"> feature) to limit the scope of contained labels and local data. Nested scopes are not used.</w:t>
       </w:r>
@@ -23763,589 +23295,576 @@
     </w:p>
     <w:p>
       <w:r>
+        <w:t xml:space="preserve">Routine parameter passing </w:t>
+      </w:r>
+      <w:r>
+        <w:t xml:space="preserve">uses the </w:t>
+      </w:r>
+      <w:r>
+        <w:t>following rule</w:t>
+      </w:r>
+      <w:r>
+        <w:t>s:</w:t>
+      </w:r>
+      <w:r>
+        <w:t xml:space="preserve"> </w:t>
+      </w:r>
+    </w:p>
+    <w:p>
+      <w:r>
+        <w:t xml:space="preserve">The accumulator is </w:t>
+      </w:r>
+      <w:r>
+        <w:t xml:space="preserve">typically </w:t>
+      </w:r>
+      <w:r>
+        <w:t xml:space="preserve">used to pass arguments to routines that </w:t>
+      </w:r>
+      <w:r>
+        <w:t>accept</w:t>
+      </w:r>
+      <w:r>
+        <w:t xml:space="preserve"> a </w:t>
+      </w:r>
+      <w:r>
+        <w:t xml:space="preserve">single </w:t>
+      </w:r>
+      <w:r>
+        <w:t>argument</w:t>
+      </w:r>
+      <w:r>
+        <w:t>,</w:t>
+      </w:r>
+      <w:r>
+        <w:t xml:space="preserve"> and the </w:t>
+      </w:r>
+      <w:r>
+        <w:t xml:space="preserve">X register </w:t>
+      </w:r>
+      <w:r>
+        <w:t xml:space="preserve">is </w:t>
+      </w:r>
+      <w:r>
+        <w:t xml:space="preserve">exclusively </w:t>
+      </w:r>
+      <w:r>
+        <w:t xml:space="preserve">used to </w:t>
+      </w:r>
+      <w:r>
+        <w:t>pass game object</w:t>
+      </w:r>
+      <w:r>
+        <w:t xml:space="preserve">s, </w:t>
+      </w:r>
+      <w:r>
+        <w:t>as</w:t>
+      </w:r>
+      <w:r>
+        <w:t xml:space="preserve"> an </w:t>
+      </w:r>
+      <w:r>
+        <w:t>index</w:t>
+      </w:r>
+      <w:r>
+        <w:t xml:space="preserve">.  </w:t>
+      </w:r>
+      <w:r>
+        <w:t xml:space="preserve">In other situations, </w:t>
+      </w:r>
+      <w:r>
+        <w:t>z</w:t>
+      </w:r>
+      <w:r>
+        <w:t xml:space="preserve">ero-page variables are </w:t>
+      </w:r>
+      <w:r>
+        <w:t xml:space="preserve">used to </w:t>
+      </w:r>
+      <w:r>
+        <w:t>pass argument</w:t>
+      </w:r>
+      <w:r>
+        <w:t>s</w:t>
+      </w:r>
+      <w:r>
+        <w:t>.</w:t>
+      </w:r>
+      <w:r>
+        <w:t xml:space="preserve">  </w:t>
+      </w:r>
+      <w:r>
+        <w:t xml:space="preserve">The </w:t>
+      </w:r>
+      <w:r>
+        <w:t xml:space="preserve">Y register </w:t>
+      </w:r>
+      <w:r>
+        <w:t>is rarely</w:t>
+      </w:r>
+      <w:r>
+        <w:t xml:space="preserve"> </w:t>
+      </w:r>
+      <w:r>
+        <w:t>used</w:t>
+      </w:r>
+      <w:r>
+        <w:t>.</w:t>
+      </w:r>
+    </w:p>
+    <w:p>
+      <w:r>
+        <w:t>As for the stack</w:t>
+      </w:r>
+      <w:r>
+        <w:t>…</w:t>
+      </w:r>
+      <w:r>
+        <w:t xml:space="preserve"> r</w:t>
+      </w:r>
+      <w:r>
+        <w:t xml:space="preserve">outines occasionally push and pop values, </w:t>
+      </w:r>
+      <w:r>
+        <w:t xml:space="preserve">but </w:t>
+      </w:r>
+      <w:r>
+        <w:t xml:space="preserve">this is </w:t>
+      </w:r>
+      <w:r>
+        <w:t>rare</w:t>
+      </w:r>
+      <w:r>
+        <w:t xml:space="preserve">. </w:t>
+      </w:r>
+      <w:r>
+        <w:t xml:space="preserve"> Z</w:t>
+      </w:r>
+      <w:r>
+        <w:t xml:space="preserve">ero-page </w:t>
+      </w:r>
+      <w:r>
+        <w:t xml:space="preserve">variables </w:t>
+      </w:r>
+      <w:r>
+        <w:t xml:space="preserve">are typically used </w:t>
+      </w:r>
+      <w:r>
+        <w:t>to hold temporary values as this avoids issues where control flow can result in push/pop mismatches.</w:t>
+      </w:r>
+      <w:r>
+        <w:t xml:space="preserve"> </w:t>
+      </w:r>
+    </w:p>
+    <w:p>
+      <w:pPr>
+        <w:pStyle w:val="Heading2"/>
+      </w:pPr>
+      <w:r>
+        <w:t>Game design</w:t>
+      </w:r>
+    </w:p>
+    <w:p>
+      <w:r>
+        <w:t xml:space="preserve">The playability of a game is determined by many </w:t>
+      </w:r>
+      <w:r>
+        <w:t>factors.  The player needs to be challenged</w:t>
+      </w:r>
+      <w:r>
+        <w:t xml:space="preserve">, and </w:t>
+      </w:r>
+      <w:r>
+        <w:t xml:space="preserve">needs to </w:t>
+      </w:r>
+      <w:r>
+        <w:t xml:space="preserve">work, to </w:t>
+      </w:r>
+      <w:r>
+        <w:t xml:space="preserve">feel a </w:t>
+      </w:r>
+      <w:r>
+        <w:t xml:space="preserve">real </w:t>
+      </w:r>
+      <w:r>
+        <w:t xml:space="preserve">sense of </w:t>
+      </w:r>
+      <w:r>
+        <w:t>gratification</w:t>
+      </w:r>
+      <w:r>
+        <w:t xml:space="preserve"> and reward</w:t>
+      </w:r>
+      <w:r>
+        <w:t xml:space="preserve"> later</w:t>
+      </w:r>
+      <w:r>
+        <w:t>.</w:t>
+      </w:r>
+      <w:r>
+        <w:t xml:space="preserve">  The </w:t>
+      </w:r>
+      <w:r>
+        <w:t>players’</w:t>
+      </w:r>
+      <w:r>
+        <w:t xml:space="preserve"> </w:t>
+      </w:r>
+      <w:r>
+        <w:t>attention mu</w:t>
+      </w:r>
+      <w:r>
+        <w:t>st</w:t>
+      </w:r>
+      <w:r>
+        <w:t xml:space="preserve"> also be held</w:t>
+      </w:r>
+      <w:r>
+        <w:t xml:space="preserve"> by the game</w:t>
+      </w:r>
+      <w:r>
+        <w:t>,</w:t>
+      </w:r>
+      <w:r>
+        <w:t xml:space="preserve"> by </w:t>
+      </w:r>
+      <w:r>
+        <w:t>presenting occasional surprises</w:t>
+      </w:r>
+      <w:r>
+        <w:t xml:space="preserve"> and changing thi</w:t>
+      </w:r>
+      <w:r>
+        <w:t>ng</w:t>
+      </w:r>
+      <w:r>
+        <w:t>s</w:t>
+      </w:r>
+      <w:r>
+        <w:t xml:space="preserve"> up</w:t>
+      </w:r>
+      <w:r>
+        <w:t xml:space="preserve"> on the player</w:t>
+      </w:r>
+      <w:r>
+        <w:t>.</w:t>
+      </w:r>
+      <w:r>
+        <w:t xml:space="preserve">  </w:t>
+      </w:r>
+      <w:r>
+        <w:t xml:space="preserve">And </w:t>
+      </w:r>
+      <w:r>
+        <w:t xml:space="preserve">above all, the </w:t>
+      </w:r>
+      <w:r>
+        <w:t xml:space="preserve">player </w:t>
+      </w:r>
+      <w:r>
+        <w:t xml:space="preserve">should not be </w:t>
+      </w:r>
+      <w:r>
+        <w:t>punished</w:t>
+      </w:r>
+      <w:r>
+        <w:t xml:space="preserve"> for playing the game</w:t>
+      </w:r>
+      <w:r>
+        <w:t>.</w:t>
+      </w:r>
+      <w:r>
+        <w:t xml:space="preserve">  The game must </w:t>
+      </w:r>
+      <w:r>
+        <w:t xml:space="preserve">be robust (not crash) and </w:t>
+      </w:r>
+      <w:r>
+        <w:t xml:space="preserve">its difficulty should </w:t>
+      </w:r>
+      <w:r>
+        <w:t xml:space="preserve">increase </w:t>
+      </w:r>
+      <w:r>
+        <w:t>in a reasonable manner.</w:t>
+      </w:r>
+    </w:p>
+    <w:p>
+      <w:r>
+        <w:t>The following choices were made to make th</w:t>
+      </w:r>
+      <w:r>
+        <w:t>is</w:t>
+      </w:r>
+      <w:r>
+        <w:t xml:space="preserve"> game feel more modern.</w:t>
+      </w:r>
+    </w:p>
+    <w:p>
+      <w:r>
+        <w:t xml:space="preserve">Unlike many 1980’s games, </w:t>
+      </w:r>
+      <w:r>
+        <w:t>K9 does not have three lives</w:t>
+      </w:r>
+      <w:r>
+        <w:t xml:space="preserve"> and there isn’t a notion of </w:t>
+      </w:r>
+      <w:r>
+        <w:t xml:space="preserve">score or points.   The goal of the game is </w:t>
+      </w:r>
+      <w:r>
+        <w:t xml:space="preserve">to </w:t>
+      </w:r>
+      <w:r>
+        <w:t xml:space="preserve">just successfully </w:t>
+      </w:r>
+      <w:r>
+        <w:t>navigate</w:t>
+      </w:r>
+      <w:r>
+        <w:t xml:space="preserve"> K9 t</w:t>
+      </w:r>
+      <w:r>
+        <w:t>h</w:t>
+      </w:r>
+      <w:r>
+        <w:t>r</w:t>
+      </w:r>
+      <w:r>
+        <w:t xml:space="preserve">ough all the </w:t>
+      </w:r>
+      <w:r>
+        <w:t>levels</w:t>
+      </w:r>
+      <w:r>
+        <w:t>.</w:t>
+      </w:r>
+    </w:p>
+    <w:p>
+      <w:r>
+        <w:t xml:space="preserve">K9 dies when </w:t>
+      </w:r>
+      <w:r>
+        <w:t xml:space="preserve">K9’s </w:t>
+      </w:r>
+      <w:r>
+        <w:t xml:space="preserve">health </w:t>
+      </w:r>
+      <w:r>
+        <w:t xml:space="preserve">becomes zero.  K9 gains health by collecting jewels, and loses health when using </w:t>
+      </w:r>
+      <w:r>
+        <w:t xml:space="preserve">the laser, or </w:t>
+      </w:r>
+      <w:r>
+        <w:t xml:space="preserve">when </w:t>
+      </w:r>
+      <w:r>
+        <w:t>attacked</w:t>
+      </w:r>
+      <w:r>
+        <w:t xml:space="preserve"> by a Dalek</w:t>
+      </w:r>
+      <w:r>
+        <w:t>.</w:t>
+      </w:r>
+      <w:r>
+        <w:t xml:space="preserve">  When K9’s health is low, the </w:t>
+      </w:r>
+      <w:r>
         <w:lastRenderedPageBreak/>
-        <w:t xml:space="preserve">Routine parameter passing </w:t>
-      </w:r>
-      <w:r>
-        <w:t xml:space="preserve">uses the </w:t>
-      </w:r>
-      <w:r>
-        <w:t>following rule</w:t>
-      </w:r>
-      <w:r>
-        <w:t>s:</w:t>
+        <w:t xml:space="preserve">laser cannot be used and the health bar in the game bar changes color.  To reinforce low health, a </w:t>
+      </w:r>
+      <w:r>
+        <w:t>heart rate monitor beep is sounded every second or so.  This becomes a continuous tone if K9 dies.</w:t>
+      </w:r>
+    </w:p>
+    <w:p>
+      <w:r>
+        <w:t>If K9 dies, the current level is restated.  The user can also choose to restart the current level if they become stuck</w:t>
+      </w:r>
+      <w:r>
+        <w:t>, by pressing the ‘R’ key.</w:t>
+      </w:r>
+    </w:p>
+    <w:p>
+      <w:r>
+        <w:t>And unlike many 1980’s games, t</w:t>
+      </w:r>
+      <w:r>
+        <w:t xml:space="preserve">he player </w:t>
+      </w:r>
+      <w:r>
+        <w:t xml:space="preserve">direction </w:t>
+      </w:r>
+      <w:r>
+        <w:t xml:space="preserve">keys </w:t>
+      </w:r>
+      <w:r>
+        <w:t xml:space="preserve">are </w:t>
+      </w:r>
+      <w:r>
+        <w:t>W</w:t>
+      </w:r>
+      <w:r>
+        <w:t>ASD</w:t>
+      </w:r>
+      <w:r>
+        <w:t>.</w:t>
+      </w:r>
+    </w:p>
+    <w:p>
+      <w:r>
+        <w:t>Locked doors and keys are used to add a puzzle element to the game.</w:t>
+      </w:r>
+      <w:r>
+        <w:t xml:space="preserve">  Key</w:t>
+      </w:r>
+      <w:r>
+        <w:t>s</w:t>
+      </w:r>
+      <w:r>
+        <w:t xml:space="preserve"> can be collected and then used to </w:t>
+      </w:r>
+      <w:r>
+        <w:t xml:space="preserve">pass </w:t>
+      </w:r>
+      <w:r>
+        <w:t xml:space="preserve">through </w:t>
+      </w:r>
+      <w:r>
+        <w:t xml:space="preserve">locked </w:t>
+      </w:r>
+      <w:r>
+        <w:t xml:space="preserve">doors, </w:t>
+      </w:r>
+      <w:r>
+        <w:t>after which they are used.</w:t>
+      </w:r>
+      <w:r>
+        <w:t xml:space="preserve">  </w:t>
+      </w:r>
+      <w:r>
+        <w:t xml:space="preserve">Doors stay unlocked until a Darek uses them.  </w:t>
+      </w:r>
+      <w:r>
+        <w:t>Alternatively</w:t>
+      </w:r>
+      <w:r>
+        <w:t xml:space="preserve">, </w:t>
+      </w:r>
+      <w:r>
+        <w:t xml:space="preserve">K9 can follow a Dalek </w:t>
+      </w:r>
+      <w:r>
+        <w:t>through a door.</w:t>
+      </w:r>
+    </w:p>
+    <w:p>
+      <w:r>
+        <w:t>Other</w:t>
+      </w:r>
+      <w:r>
+        <w:t xml:space="preserve"> puzzle element</w:t>
+      </w:r>
+      <w:r>
+        <w:t>s</w:t>
+      </w:r>
+      <w:r>
+        <w:t xml:space="preserve"> of the game </w:t>
+      </w:r>
+      <w:r>
+        <w:t xml:space="preserve">include getting a Dalek to follow K9, and then hiding K9 behind a door, blocking a Dalek from using an elevator for a specific amount of time, </w:t>
+      </w:r>
+      <w:r>
+        <w:t>and using a Dalek to hide from another one.</w:t>
+      </w:r>
+    </w:p>
+    <w:p>
+      <w:r>
+        <w:t>To hold the attention of the player, each level can have its own palette and sprite definitions.</w:t>
+      </w:r>
+      <w:r>
+        <w:t xml:space="preserve">  The relative strength of jewels and Daleks can also be configured.</w:t>
+      </w:r>
+    </w:p>
+    <w:p>
+      <w:r>
+        <w:t xml:space="preserve">The above choices hopefully give the game a more modern feeling, where gameplay is more open, and the consequences of dying </w:t>
+      </w:r>
+      <w:r>
+        <w:t xml:space="preserve">less </w:t>
+      </w:r>
+      <w:r>
+        <w:t>severe.</w:t>
+      </w:r>
+      <w:r>
+        <w:t xml:space="preserve">  That said, there are no saved </w:t>
+      </w:r>
+      <w:r>
+        <w:t>checkpoints,</w:t>
       </w:r>
       <w:r>
         <w:t xml:space="preserve"> </w:t>
       </w:r>
-    </w:p>
-    <w:p>
-      <w:r>
-        <w:t xml:space="preserve">The accumulator is </w:t>
-      </w:r>
-      <w:r>
-        <w:t xml:space="preserve">typically </w:t>
-      </w:r>
-      <w:r>
-        <w:t xml:space="preserve">used to pass arguments to routines that </w:t>
-      </w:r>
-      <w:r>
-        <w:t>accept</w:t>
-      </w:r>
-      <w:r>
-        <w:t xml:space="preserve"> a </w:t>
-      </w:r>
-      <w:r>
-        <w:t xml:space="preserve">single </w:t>
-      </w:r>
-      <w:r>
-        <w:t>argument</w:t>
-      </w:r>
-      <w:r>
-        <w:t>,</w:t>
-      </w:r>
-      <w:r>
-        <w:t xml:space="preserve"> and the </w:t>
-      </w:r>
-      <w:r>
-        <w:t xml:space="preserve">X register </w:t>
-      </w:r>
-      <w:r>
-        <w:t xml:space="preserve">is </w:t>
-      </w:r>
-      <w:r>
-        <w:t xml:space="preserve">exclusively </w:t>
-      </w:r>
-      <w:r>
-        <w:t xml:space="preserve">used to </w:t>
-      </w:r>
-      <w:r>
-        <w:t>pass game object</w:t>
-      </w:r>
-      <w:r>
-        <w:t xml:space="preserve">s, </w:t>
-      </w:r>
-      <w:r>
-        <w:t>as</w:t>
-      </w:r>
-      <w:r>
-        <w:t xml:space="preserve"> an </w:t>
-      </w:r>
-      <w:r>
-        <w:t>index</w:t>
-      </w:r>
-      <w:r>
-        <w:t xml:space="preserve">.  </w:t>
-      </w:r>
-      <w:r>
-        <w:t xml:space="preserve">In other situations, </w:t>
-      </w:r>
-      <w:r>
-        <w:t>z</w:t>
-      </w:r>
-      <w:r>
-        <w:t xml:space="preserve">ero-page variables are </w:t>
-      </w:r>
-      <w:r>
-        <w:t xml:space="preserve">used to </w:t>
-      </w:r>
-      <w:r>
-        <w:t>pass argument</w:t>
+      <w:r>
+        <w:t xml:space="preserve">so the game </w:t>
+      </w:r>
+      <w:r>
+        <w:t>must</w:t>
+      </w:r>
+      <w:r>
+        <w:t xml:space="preserve"> be played from start to finish in one go (unless an emulator is used).</w:t>
+      </w:r>
+    </w:p>
+    <w:p>
+      <w:pPr>
+        <w:pStyle w:val="Heading2"/>
+      </w:pPr>
+      <w:r>
+        <w:t>Missteps</w:t>
+      </w:r>
+    </w:p>
+    <w:p>
+      <w:r>
+        <w:t>From reading this document, it may appear that every decision taken was a good one, and things were fully thought though before implementation began, and that coding was purely a typing exercise, and that development proceeded without detours or missteps.  This was not the case.</w:t>
+      </w:r>
+    </w:p>
+    <w:p>
+      <w:r>
+        <w:t xml:space="preserve">The reality is that developing code is an iterative process (at least for me) where I build out a spike of functionality, flush it out, build on it, rework it, and then refine it.  I then pursue another area of functionality in a similar manner occasionally going back to </w:t>
+      </w:r>
+      <w:r>
+        <w:t>revisit and rework early work</w:t>
+      </w:r>
+      <w:r>
+        <w:t>, while always trying to improve on what I have.  Sometimes, the code becomes complex or convoluted, and the path forward is less clear</w:t>
+      </w:r>
+      <w:r>
+        <w:t xml:space="preserve"> and </w:t>
+      </w:r>
+      <w:r>
+        <w:t>harder to pursue.  This is normally an indication that there is something inherently wrong or missing with the approach, or underlying data structures, so one steps back and revisit</w:t>
       </w:r>
       <w:r>
         <w:t>s</w:t>
       </w:r>
       <w:r>
-        <w:t>.</w:t>
-      </w:r>
-      <w:r>
-        <w:t xml:space="preserve">  </w:t>
-      </w:r>
-      <w:r>
-        <w:t xml:space="preserve">The </w:t>
-      </w:r>
-      <w:r>
-        <w:t xml:space="preserve">Y register </w:t>
-      </w:r>
-      <w:r>
-        <w:t>is rarely</w:t>
-      </w:r>
-      <w:r>
-        <w:t xml:space="preserve"> </w:t>
-      </w:r>
-      <w:r>
-        <w:t>used</w:t>
-      </w:r>
-      <w:r>
-        <w:t>.</w:t>
-      </w:r>
-    </w:p>
-    <w:p>
-      <w:r>
-        <w:t>As for the stack</w:t>
-      </w:r>
-      <w:r>
-        <w:t>…</w:t>
-      </w:r>
-      <w:r>
-        <w:t xml:space="preserve"> r</w:t>
-      </w:r>
-      <w:r>
-        <w:t xml:space="preserve">outines occasionally push and pop values, </w:t>
-      </w:r>
-      <w:r>
-        <w:t xml:space="preserve">but </w:t>
-      </w:r>
-      <w:r>
-        <w:t xml:space="preserve">this is </w:t>
-      </w:r>
-      <w:r>
-        <w:t>rare</w:t>
-      </w:r>
-      <w:r>
-        <w:t xml:space="preserve">. </w:t>
-      </w:r>
-      <w:r>
-        <w:t xml:space="preserve"> Z</w:t>
-      </w:r>
-      <w:r>
-        <w:t xml:space="preserve">ero-page </w:t>
-      </w:r>
-      <w:r>
-        <w:t xml:space="preserve">variables </w:t>
-      </w:r>
-      <w:r>
-        <w:t xml:space="preserve">are typically used </w:t>
-      </w:r>
-      <w:r>
-        <w:t>to hold temporary values as this avoids issues where control flow can result in push/pop mismatches.</w:t>
-      </w:r>
-      <w:r>
-        <w:t xml:space="preserve"> </w:t>
-      </w:r>
-    </w:p>
-    <w:p>
-      <w:pPr>
-        <w:pStyle w:val="Heading2"/>
-      </w:pPr>
-      <w:r>
-        <w:t>Game design</w:t>
-      </w:r>
-    </w:p>
-    <w:p>
-      <w:r>
-        <w:t xml:space="preserve">The playability of a game is determined by many </w:t>
-      </w:r>
-      <w:r>
-        <w:t>factors.  The player needs to be challenged</w:t>
-      </w:r>
-      <w:r>
-        <w:t xml:space="preserve">, and </w:t>
-      </w:r>
-      <w:r>
-        <w:t xml:space="preserve">needs to </w:t>
-      </w:r>
-      <w:r>
-        <w:t xml:space="preserve">work, to </w:t>
-      </w:r>
-      <w:r>
-        <w:t xml:space="preserve">feel a </w:t>
-      </w:r>
-      <w:r>
-        <w:t xml:space="preserve">real </w:t>
-      </w:r>
-      <w:r>
-        <w:t xml:space="preserve">sense of </w:t>
-      </w:r>
-      <w:r>
-        <w:t>gratification</w:t>
-      </w:r>
-      <w:r>
-        <w:t xml:space="preserve"> and reward</w:t>
-      </w:r>
-      <w:r>
-        <w:t xml:space="preserve"> later</w:t>
-      </w:r>
-      <w:r>
-        <w:t>.</w:t>
-      </w:r>
-      <w:r>
-        <w:t xml:space="preserve">  The </w:t>
-      </w:r>
-      <w:r>
-        <w:t>players’</w:t>
-      </w:r>
-      <w:r>
-        <w:t xml:space="preserve"> </w:t>
-      </w:r>
-      <w:r>
-        <w:t>attention mu</w:t>
-      </w:r>
-      <w:r>
-        <w:t>st</w:t>
-      </w:r>
-      <w:r>
-        <w:t xml:space="preserve"> also be held</w:t>
-      </w:r>
-      <w:r>
-        <w:t xml:space="preserve"> by the game</w:t>
-      </w:r>
-      <w:r>
-        <w:t>,</w:t>
-      </w:r>
-      <w:r>
-        <w:t xml:space="preserve"> by </w:t>
-      </w:r>
-      <w:r>
-        <w:t>presenting occasional surprises</w:t>
-      </w:r>
-      <w:r>
-        <w:t xml:space="preserve"> and changing thi</w:t>
-      </w:r>
-      <w:r>
-        <w:t>ng</w:t>
-      </w:r>
-      <w:r>
-        <w:t>s</w:t>
-      </w:r>
-      <w:r>
-        <w:t xml:space="preserve"> up</w:t>
-      </w:r>
-      <w:r>
-        <w:t xml:space="preserve"> on the player</w:t>
-      </w:r>
-      <w:r>
-        <w:t>.</w:t>
-      </w:r>
-      <w:r>
-        <w:t xml:space="preserve">  </w:t>
-      </w:r>
-      <w:r>
-        <w:t xml:space="preserve">And </w:t>
-      </w:r>
-      <w:r>
-        <w:t xml:space="preserve">above all, the </w:t>
-      </w:r>
-      <w:r>
-        <w:t xml:space="preserve">player </w:t>
-      </w:r>
-      <w:r>
-        <w:t xml:space="preserve">should not be </w:t>
-      </w:r>
-      <w:r>
-        <w:t>punished</w:t>
-      </w:r>
-      <w:r>
-        <w:t xml:space="preserve"> for playing the game</w:t>
-      </w:r>
-      <w:r>
-        <w:t>.</w:t>
-      </w:r>
-      <w:r>
-        <w:t xml:space="preserve">  The game must </w:t>
-      </w:r>
-      <w:r>
-        <w:t>be robust (not crash</w:t>
-      </w:r>
-      <w:proofErr w:type="gramStart"/>
-      <w:r>
-        <w:t>)</w:t>
-      </w:r>
-      <w:proofErr w:type="gramEnd"/>
-      <w:r>
-        <w:t xml:space="preserve"> and </w:t>
-      </w:r>
-      <w:r>
-        <w:t xml:space="preserve">its difficulty should </w:t>
-      </w:r>
-      <w:r>
-        <w:t xml:space="preserve">increase </w:t>
-      </w:r>
-      <w:r>
-        <w:t>in a reasonable manner.</w:t>
-      </w:r>
-    </w:p>
-    <w:p>
-      <w:r>
-        <w:t>The following choices were made to make th</w:t>
-      </w:r>
-      <w:r>
-        <w:t>is</w:t>
-      </w:r>
-      <w:r>
-        <w:t xml:space="preserve"> game feel more modern.</w:t>
-      </w:r>
-    </w:p>
-    <w:p>
-      <w:r>
-        <w:t xml:space="preserve">Unlike many 1980’s games, </w:t>
-      </w:r>
-      <w:r>
-        <w:t>K9 does not have three lives</w:t>
-      </w:r>
-      <w:r>
-        <w:t xml:space="preserve"> and there isn’t a notion of </w:t>
-      </w:r>
-      <w:r>
-        <w:t xml:space="preserve">score or points.   The goal of the game is </w:t>
-      </w:r>
-      <w:r>
-        <w:t xml:space="preserve">to </w:t>
-      </w:r>
-      <w:r>
-        <w:t xml:space="preserve">just successfully </w:t>
-      </w:r>
-      <w:r>
-        <w:t>navigate</w:t>
-      </w:r>
-      <w:r>
-        <w:t xml:space="preserve"> K9 t</w:t>
-      </w:r>
-      <w:r>
-        <w:t>h</w:t>
-      </w:r>
-      <w:r>
-        <w:t>r</w:t>
-      </w:r>
-      <w:r>
-        <w:t xml:space="preserve">ough all the </w:t>
-      </w:r>
-      <w:r>
-        <w:t>levels</w:t>
-      </w:r>
-      <w:r>
-        <w:t>.</w:t>
-      </w:r>
-    </w:p>
-    <w:p>
-      <w:r>
-        <w:t xml:space="preserve">K9 dies when </w:t>
-      </w:r>
-      <w:r>
-        <w:t xml:space="preserve">K9’s </w:t>
-      </w:r>
-      <w:r>
-        <w:t xml:space="preserve">health </w:t>
-      </w:r>
-      <w:r>
-        <w:t xml:space="preserve">becomes zero.  K9 gains health by collecting jewels, and loses health when using </w:t>
-      </w:r>
-      <w:r>
-        <w:t xml:space="preserve">the laser, or </w:t>
-      </w:r>
-      <w:r>
-        <w:t xml:space="preserve">when </w:t>
-      </w:r>
-      <w:r>
-        <w:t>attacked</w:t>
-      </w:r>
-      <w:r>
-        <w:t xml:space="preserve"> by a Dalek</w:t>
-      </w:r>
-      <w:r>
-        <w:t>.</w:t>
-      </w:r>
-      <w:r>
-        <w:t xml:space="preserve">  When K9’s health is low, the laser cannot be used and the health bar in the game bar changes color.  To reinforce low health, a </w:t>
-      </w:r>
-      <w:r>
-        <w:t>heart rate monitor beep is sounded every second or so.  This becomes a continuous tone if K9 dies.</w:t>
-      </w:r>
-    </w:p>
-    <w:p>
-      <w:r>
-        <w:t>If K9 dies, the current level is restated.  The user can also choose to restart the current level if they become stuck</w:t>
-      </w:r>
-      <w:r>
-        <w:t>, by pressing the ‘R’ key.</w:t>
-      </w:r>
-    </w:p>
-    <w:p>
-      <w:r>
-        <w:t>And unlike many 1980’s games, t</w:t>
-      </w:r>
-      <w:r>
-        <w:t xml:space="preserve">he player </w:t>
-      </w:r>
-      <w:r>
-        <w:t xml:space="preserve">direction </w:t>
-      </w:r>
-      <w:r>
-        <w:t xml:space="preserve">keys </w:t>
-      </w:r>
-      <w:r>
-        <w:t xml:space="preserve">are </w:t>
-      </w:r>
-      <w:r>
-        <w:t>W</w:t>
-      </w:r>
-      <w:r>
-        <w:t>ASD</w:t>
-      </w:r>
-      <w:r>
-        <w:t>.</w:t>
-      </w:r>
-    </w:p>
-    <w:p>
-      <w:r>
-        <w:t>Locked doors and keys are used to add a puzzle element to the game.</w:t>
-      </w:r>
-      <w:r>
-        <w:t xml:space="preserve">  Key</w:t>
-      </w:r>
-      <w:r>
-        <w:t>s</w:t>
-      </w:r>
-      <w:r>
-        <w:t xml:space="preserve"> can be collected and then used to </w:t>
-      </w:r>
-      <w:r>
-        <w:t xml:space="preserve">pass </w:t>
-      </w:r>
-      <w:r>
-        <w:t xml:space="preserve">through </w:t>
-      </w:r>
-      <w:r>
-        <w:t xml:space="preserve">locked </w:t>
-      </w:r>
-      <w:r>
-        <w:t xml:space="preserve">doors, </w:t>
-      </w:r>
-      <w:r>
-        <w:t>after which they are used.</w:t>
-      </w:r>
-      <w:r>
-        <w:t xml:space="preserve">  </w:t>
-      </w:r>
-      <w:r>
-        <w:t xml:space="preserve">Doors stay unlocked until a Darek uses them.  </w:t>
-      </w:r>
-      <w:r>
-        <w:t>Alternatively</w:t>
-      </w:r>
-      <w:r>
-        <w:t xml:space="preserve">, </w:t>
-      </w:r>
-      <w:r>
-        <w:t xml:space="preserve">K9 can follow a Dalek </w:t>
-      </w:r>
-      <w:r>
-        <w:t>through a door.</w:t>
-      </w:r>
-    </w:p>
-    <w:p>
-      <w:r>
-        <w:t>Other</w:t>
-      </w:r>
-      <w:r>
-        <w:t xml:space="preserve"> puzzle element</w:t>
-      </w:r>
-      <w:r>
-        <w:t>s</w:t>
-      </w:r>
-      <w:r>
-        <w:t xml:space="preserve"> of the game </w:t>
-      </w:r>
-      <w:r>
-        <w:t xml:space="preserve">include getting a Dalek to follow K9, and then hiding K9 behind a door, blocking a Dalek from using an elevator for a specific amount of time, </w:t>
-      </w:r>
-      <w:r>
-        <w:t>and using a Dalek to hide from another one.</w:t>
+        <w:t xml:space="preserve"> previous decisions and choices.  </w:t>
+      </w:r>
+      <w:r>
+        <w:t xml:space="preserve">Unfortunately, I’m </w:t>
+      </w:r>
+      <w:r>
+        <w:t>not smart enough to see the full ramifications of every decision I make</w:t>
+      </w:r>
+      <w:r>
+        <w:t xml:space="preserve"> so I occasionally need to backtrack.</w:t>
       </w:r>
     </w:p>
     <w:p>
       <w:r>
         <w:lastRenderedPageBreak/>
-        <w:t>To hold the attention of the player, each level can have its own palette and sprite definitions.</w:t>
-      </w:r>
-      <w:r>
-        <w:t xml:space="preserve">  The relative strength of jewels and Daleks can also be configured.</w:t>
-      </w:r>
-    </w:p>
-    <w:p>
-      <w:r>
-        <w:t xml:space="preserve">The above choices hopefully give the game a more modern feeling, where gameplay is more open, and the consequences of dying </w:t>
-      </w:r>
-      <w:r>
-        <w:t xml:space="preserve">less </w:t>
-      </w:r>
-      <w:r>
-        <w:t>severe.</w:t>
-      </w:r>
-      <w:r>
-        <w:t xml:space="preserve">  That said, there are no saved </w:t>
-      </w:r>
-      <w:r>
-        <w:t>checkpoints,</w:t>
-      </w:r>
-      <w:r>
-        <w:t xml:space="preserve"> </w:t>
-      </w:r>
-      <w:r>
-        <w:t xml:space="preserve">so the game </w:t>
-      </w:r>
-      <w:r>
-        <w:t>must</w:t>
-      </w:r>
-      <w:r>
-        <w:t xml:space="preserve"> be played from start to finish in one go (unless an emulator is used).</w:t>
-      </w:r>
-    </w:p>
-    <w:p>
-      <w:pPr>
-        <w:pStyle w:val="Heading2"/>
-      </w:pPr>
-      <w:r>
-        <w:t>Missteps</w:t>
-      </w:r>
-    </w:p>
-    <w:p>
-      <w:r>
-        <w:t xml:space="preserve">From reading this document, it may appear that every decision taken was a good one, and things were fully thought though before implementation began, and that coding was purely a </w:t>
-      </w:r>
-      <w:proofErr w:type="gramStart"/>
-      <w:r>
-        <w:t>typing exercise</w:t>
-      </w:r>
-      <w:proofErr w:type="gramEnd"/>
-      <w:r>
-        <w:t>, and that development proceeded without detours or missteps.  This was not the case.</w:t>
-      </w:r>
-    </w:p>
-    <w:p>
-      <w:r>
-        <w:t xml:space="preserve">The reality is that developing code is an iterative process (at least for me) where I build out a spike of functionality, flush it out, build on it, rework it, and then refine it.  I then pursue another area of functionality in a similar manner occasionally going back to </w:t>
-      </w:r>
-      <w:r>
-        <w:t>revisit and rework early work</w:t>
-      </w:r>
-      <w:r>
-        <w:t>, while always trying to improve on what I have.  Sometimes, the code becomes complex or convoluted, and the path forward is less clear</w:t>
-      </w:r>
-      <w:r>
-        <w:t xml:space="preserve"> and </w:t>
-      </w:r>
-      <w:r>
-        <w:t>harder to pursue.  This is normally an indication that there is something inherently wrong or missing with the approach, or underlying data structures, so one steps back and revisit</w:t>
-      </w:r>
-      <w:r>
-        <w:t>s</w:t>
-      </w:r>
-      <w:r>
-        <w:t xml:space="preserve"> previous decisions and choices.  </w:t>
-      </w:r>
-      <w:r>
-        <w:t xml:space="preserve">Unfortunately, I’m </w:t>
-      </w:r>
-      <w:r>
-        <w:t>not smart enough to see the full ramifications of every decision I make</w:t>
-      </w:r>
-      <w:r>
-        <w:t xml:space="preserve"> so I occasionally need to backtrack.</w:t>
-      </w:r>
-    </w:p>
-    <w:p>
-      <w:r>
         <w:t>Here are a few examples of approaches taken that turned out not to be the best choices.  I include these as they may be of interest.</w:t>
       </w:r>
     </w:p>
@@ -24374,11 +23893,7 @@
         <w:t xml:space="preserve">willing </w:t>
       </w:r>
       <w:r>
-        <w:t xml:space="preserve">to do.  In trying to avoid this I ended up with complex code in several key areas of functionality… drawing tile strips when scrolling, collision detection, laser hit detection, and elevator operations.  After spending considerable time fixing several nasty bugs, I stepped back and asked myself if the benefits of the page grid design outweighed all the added code complexity.  I concluded it wasn’t and removed the page grid, opting instead to go with a single large rectangular tile grid which could be either 16x128, 32x64, 64x32, </w:t>
-      </w:r>
-      <w:r>
-        <w:lastRenderedPageBreak/>
-        <w:t>or 128x16 tiles in size.  The change resulted in a significant reduction in code size, and much simpler tile traversal logic throughout the code base.</w:t>
+        <w:t>to do.  In trying to avoid this I ended up with complex code in several key areas of functionality… drawing tile strips when scrolling, collision detection, laser hit detection, and elevator operations.  After spending considerable time fixing several nasty bugs, I stepped back and asked myself if the benefits of the page grid design outweighed all the added code complexity.  I concluded it wasn’t and removed the page grid, opting instead to go with a single large rectangular tile grid which could be either 16x128, 32x64, 64x32, or 128x16 tiles in size.  The change resulted in a significant reduction in code size, and much simpler tile traversal logic throughout the code base.</w:t>
       </w:r>
     </w:p>
     <w:p>
@@ -24423,15 +23938,7 @@
         <w:t xml:space="preserve"> </w:t>
       </w:r>
       <w:r>
-        <w:t xml:space="preserve">1 overlays, rendering the graphics and text directly over the gameplay screen.  To do this I needed to write custom </w:t>
-      </w:r>
-      <w:proofErr w:type="spellStart"/>
-      <w:r>
-        <w:t>drawText</w:t>
-      </w:r>
-      <w:proofErr w:type="spellEnd"/>
-      <w:r>
-        <w:t xml:space="preserve"> routines that used the MOS’s character definitions stored at &amp;8000.  Although this worked well, the draw code took up precious bytes and I was forced to</w:t>
+        <w:t>1 overlays, rendering the graphics and text directly over the gameplay screen.  To do this I needed to write custom drawText routines that used the MOS’s character definitions stored at &amp;8000.  Although this worked well, the draw code took up precious bytes and I was forced to</w:t>
       </w:r>
       <w:r>
         <w:t xml:space="preserve"> </w:t>
@@ -24632,7 +24139,11 @@
         <w:t xml:space="preserve"> </w:t>
       </w:r>
       <w:r>
-        <w:t>which was difficult to reproduce</w:t>
+        <w:t xml:space="preserve">which was difficult </w:t>
+      </w:r>
+      <w:r>
+        <w:lastRenderedPageBreak/>
+        <w:t>to reproduce</w:t>
       </w:r>
       <w:r>
         <w:t xml:space="preserve"> and diagnose</w:t>
@@ -24652,24 +24163,14 @@
       <w:r>
         <w:t>#</w:t>
       </w:r>
-      <w:proofErr w:type="gramStart"/>
-      <w:r>
-        <w:t>HI(</w:t>
-      </w:r>
-      <w:proofErr w:type="gramEnd"/>
-      <w:r>
-        <w:t xml:space="preserve">…) or </w:t>
+      <w:r>
+        <w:t xml:space="preserve">HI(…) or </w:t>
       </w:r>
       <w:r>
         <w:t>#</w:t>
       </w:r>
-      <w:proofErr w:type="gramStart"/>
-      <w:r>
-        <w:t>LO(</w:t>
-      </w:r>
-      <w:proofErr w:type="gramEnd"/>
-      <w:r>
-        <w:t>…).</w:t>
+      <w:r>
+        <w:t>LO(…).</w:t>
       </w:r>
     </w:p>
     <w:p>
@@ -24689,18 +24190,13 @@
       <w:r>
         <w:t xml:space="preserve">6502 </w:t>
       </w:r>
-      <w:proofErr w:type="gramStart"/>
       <w:r>
         <w:t>i</w:t>
       </w:r>
       <w:r>
-        <w:t>nstruction</w:t>
-      </w:r>
-      <w:proofErr w:type="gramEnd"/>
-      <w:r>
-        <w:t xml:space="preserve"> set - </w:t>
-      </w:r>
-      <w:hyperlink r:id="rId20" w:history="1">
+        <w:t xml:space="preserve">nstruction set - </w:t>
+      </w:r>
+      <w:hyperlink r:id="rId25" w:history="1">
         <w:r>
           <w:rPr>
             <w:rStyle w:val="Hyperlink"/>
@@ -24716,7 +24212,7 @@
       <w:r>
         <w:t xml:space="preserve">utorials - </w:t>
       </w:r>
-      <w:hyperlink r:id="rId21" w:history="1">
+      <w:hyperlink r:id="rId26" w:history="1">
         <w:r>
           <w:rPr>
             <w:rStyle w:val="Hyperlink"/>
@@ -24726,7 +24222,7 @@
       </w:hyperlink>
     </w:p>
     <w:p>
-      <w:hyperlink r:id="rId22" w:history="1">
+      <w:hyperlink r:id="rId27" w:history="1">
         <w:r>
           <w:rPr>
             <w:rStyle w:val="Hyperlink"/>
@@ -24739,53 +24235,36 @@
       <w:r>
         <w:t xml:space="preserve">Memory Map - </w:t>
       </w:r>
-      <w:hyperlink r:id="rId23" w:history="1">
+      <w:hyperlink r:id="rId28" w:history="1">
         <w:r>
           <w:rPr>
             <w:rStyle w:val="Hyperlink"/>
           </w:rPr>
-          <w:t>mdfs.net/Docs/Comp/BBC/</w:t>
+          <w:t>mdfs.net/Docs/Comp/BBC/AllMem</w:t>
         </w:r>
-        <w:proofErr w:type="spellStart"/>
+      </w:hyperlink>
+    </w:p>
+    <w:p>
+      <w:r>
+        <w:t xml:space="preserve">DFS memory usage </w:t>
+      </w:r>
+      <w:r>
+        <w:t>–</w:t>
+      </w:r>
+      <w:r>
+        <w:t xml:space="preserve"> </w:t>
+      </w:r>
+      <w:hyperlink r:id="rId29" w:history="1">
         <w:r>
           <w:rPr>
             <w:rStyle w:val="Hyperlink"/>
           </w:rPr>
-          <w:t>AllMem</w:t>
+          <w:t>mdfs.net/Docs/Comp/BBC/Disk/DFSMem</w:t>
         </w:r>
-        <w:proofErr w:type="spellEnd"/>
       </w:hyperlink>
     </w:p>
     <w:p>
       <w:r>
-        <w:t xml:space="preserve">DFS memory usage </w:t>
-      </w:r>
-      <w:r>
-        <w:t>–</w:t>
-      </w:r>
-      <w:r>
-        <w:t xml:space="preserve"> </w:t>
-      </w:r>
-      <w:hyperlink r:id="rId24" w:history="1">
-        <w:r>
-          <w:rPr>
-            <w:rStyle w:val="Hyperlink"/>
-          </w:rPr>
-          <w:t>mdfs.net/Docs/Comp/BBC/Disk/</w:t>
-        </w:r>
-        <w:proofErr w:type="spellStart"/>
-        <w:r>
-          <w:rPr>
-            <w:rStyle w:val="Hyperlink"/>
-          </w:rPr>
-          <w:t>DFSMem</w:t>
-        </w:r>
-        <w:proofErr w:type="spellEnd"/>
-      </w:hyperlink>
-    </w:p>
-    <w:p>
-      <w:r>
-        <w:lastRenderedPageBreak/>
         <w:t xml:space="preserve">Elite disc </w:t>
       </w:r>
       <w:r>
@@ -24794,7 +24273,7 @@
       <w:r>
         <w:t xml:space="preserve">(Mark Moxon) - </w:t>
       </w:r>
-      <w:hyperlink r:id="rId25" w:history="1">
+      <w:hyperlink r:id="rId30" w:history="1">
         <w:r>
           <w:rPr>
             <w:rStyle w:val="Hyperlink"/>
@@ -24819,7 +24298,7 @@
     <mc:AlternateContent>
       <mc:Choice Requires="v">
         <w:pict>
-          <v:shapetype w14:anchorId="5E0C6674" id="_x0000_t75" coordsize="21600,21600" o:spt="75" o:preferrelative="t" path="m@4@5l@4@11@9@11@9@5xe" filled="f" stroked="f">
+          <v:shapetype w14:anchorId="2B7F32D1" id="_x0000_t75" coordsize="21600,21600" o:spt="75" o:preferrelative="t" path="m@4@5l@4@11@9@11@9@5xe" filled="f" stroked="f">
             <v:stroke joinstyle="miter"/>
             <v:formulas>
               <v:f eqn="if lineDrawn pixelLineWidth 0"/>
@@ -24845,10 +24324,10 @@
       </mc:Choice>
       <mc:Fallback>
         <w:drawing>
-          <wp:inline distT="0" distB="0" distL="0" distR="0" wp14:anchorId="3DD499CD" wp14:editId="201D22D1">
+          <wp:inline distT="0" distB="0" distL="0" distR="0" wp14:anchorId="5528A21E" wp14:editId="12E034EA">
             <wp:extent cx="194650" cy="145988"/>
             <wp:effectExtent l="0" t="0" r="0" b="6985"/>
-            <wp:docPr id="258302915" name="Picture 1"/>
+            <wp:docPr id="771554828" name="Picture 1"/>
             <wp:cNvGraphicFramePr>
               <a:graphicFrameLocks xmlns:a="http://schemas.openxmlformats.org/drawingml/2006/main" noChangeAspect="1"/>
             </wp:cNvGraphicFramePr>
@@ -24886,17 +24365,17 @@
     <mc:AlternateContent>
       <mc:Choice Requires="v">
         <w:pict>
-          <v:shape w14:anchorId="4AB9BB87" id="Picture 1" o:spid="_x0000_i1025" type="#_x0000_t75" style="width:15.7pt;height:11.75pt;visibility:visible;mso-wrap-style:square">
+          <v:shape w14:anchorId="7E66C14F" id="Picture 1" o:spid="_x0000_i1025" type="#_x0000_t75" style="width:15.7pt;height:11.75pt;visibility:visible;mso-wrap-style:square">
             <v:imagedata r:id="rId3" o:title=""/>
           </v:shape>
         </w:pict>
       </mc:Choice>
       <mc:Fallback>
         <w:drawing>
-          <wp:inline distT="0" distB="0" distL="0" distR="0" wp14:anchorId="18CD817F" wp14:editId="1EEDA940">
+          <wp:inline distT="0" distB="0" distL="0" distR="0" wp14:anchorId="3E5AAA95" wp14:editId="374EEB19">
             <wp:extent cx="199177" cy="149383"/>
             <wp:effectExtent l="0" t="0" r="0" b="3175"/>
-            <wp:docPr id="1272887094" name="Picture 1"/>
+            <wp:docPr id="395712291" name="Picture 1"/>
             <wp:cNvGraphicFramePr>
               <a:graphicFrameLocks xmlns:a="http://schemas.openxmlformats.org/drawingml/2006/main" noChangeAspect="1"/>
             </wp:cNvGraphicFramePr>

--- a/docs/Development.docx
+++ b/docs/Development.docx
@@ -470,6 +470,7 @@
       <w:r>
         <w:t xml:space="preserve"> </w:t>
       </w:r>
+      <w:proofErr w:type="spellStart"/>
       <w:r>
         <w:rPr>
           <w:b/>
@@ -479,6 +480,7 @@
         </w:rPr>
         <w:t>beebasm</w:t>
       </w:r>
+      <w:proofErr w:type="spellEnd"/>
       <w:r>
         <w:t>, an excellent assembler th</w:t>
       </w:r>
@@ -488,6 +490,7 @@
       <w:r>
         <w:t xml:space="preserve">I could use on Windows to produce an SSD, which I could then run in </w:t>
       </w:r>
+      <w:proofErr w:type="spellStart"/>
       <w:r>
         <w:rPr>
           <w:b/>
@@ -498,6 +501,7 @@
         <w:lastRenderedPageBreak/>
         <w:t>beebem</w:t>
       </w:r>
+      <w:proofErr w:type="spellEnd"/>
       <w:r>
         <w:t>, an emulator</w:t>
       </w:r>
@@ -599,6 +603,7 @@
       <w:r>
         <w:t xml:space="preserve">After looking at some examples that were installed with </w:t>
       </w:r>
+      <w:proofErr w:type="spellStart"/>
       <w:r>
         <w:rPr>
           <w:b/>
@@ -617,6 +622,7 @@
         </w:rPr>
         <w:t>asm</w:t>
       </w:r>
+      <w:proofErr w:type="spellEnd"/>
       <w:r>
         <w:t xml:space="preserve">, I </w:t>
       </w:r>
@@ -751,6 +757,7 @@
       <w:r>
         <w:t xml:space="preserve">The prototype was based on one of the </w:t>
       </w:r>
+      <w:proofErr w:type="spellStart"/>
       <w:r>
         <w:rPr>
           <w:b/>
@@ -760,6 +767,7 @@
         </w:rPr>
         <w:t>beebasm</w:t>
       </w:r>
+      <w:proofErr w:type="spellEnd"/>
       <w:r>
         <w:t xml:space="preserve"> </w:t>
       </w:r>
@@ -2353,6 +2361,7 @@
       <w:r>
         <w:t xml:space="preserve"> and </w:t>
       </w:r>
+      <w:proofErr w:type="spellStart"/>
       <w:r>
         <w:rPr>
           <w:b/>
@@ -2371,6 +2380,7 @@
         </w:rPr>
         <w:t>lekAnimate</w:t>
       </w:r>
+      <w:proofErr w:type="spellEnd"/>
       <w:r>
         <w:t xml:space="preserve"> </w:t>
       </w:r>
@@ -2694,6 +2704,7 @@
       <w:r>
         <w:t xml:space="preserve"> using the </w:t>
       </w:r>
+      <w:proofErr w:type="spellStart"/>
       <w:r>
         <w:rPr>
           <w:b/>
@@ -2708,12 +2719,20 @@
           <w:b/>
           <w:bCs/>
         </w:rPr>
-        <w:t xml:space="preserve">’s </w:t>
-      </w:r>
+        <w:t>’s</w:t>
+      </w:r>
+      <w:proofErr w:type="spellEnd"/>
       <w:r>
         <w:rPr>
           <w:b/>
           <w:bCs/>
+        </w:rPr>
+        <w:t xml:space="preserve"> </w:t>
+      </w:r>
+      <w:r>
+        <w:rPr>
+          <w:b/>
+          <w:bCs/>
           <w:i/>
           <w:iCs/>
         </w:rPr>
@@ -3649,7 +3668,15 @@
     </w:p>
     <w:p>
       <w:r>
-        <w:t xml:space="preserve">I updated the level model to hold this occupancy information directly within the page tile grids, which up until this point just held tile indices (values 0..31).  I used one of the three unused </w:t>
+        <w:t xml:space="preserve">I updated the level model to hold this occupancy information directly within the page tile grids, which up until this point just held tile indices (values </w:t>
+      </w:r>
+      <w:proofErr w:type="gramStart"/>
+      <w:r>
+        <w:t>0..</w:t>
+      </w:r>
+      <w:proofErr w:type="gramEnd"/>
+      <w:r>
+        <w:t xml:space="preserve">31).  I used one of the three unused </w:t>
       </w:r>
       <w:r>
         <w:t xml:space="preserve">high </w:t>
@@ -4362,6 +4389,7 @@
           <w:bCs/>
         </w:rPr>
       </w:pPr>
+      <w:proofErr w:type="spellStart"/>
       <w:r>
         <w:rPr>
           <w:b/>
@@ -4369,6 +4397,7 @@
         </w:rPr>
         <w:t>objectXLo</w:t>
       </w:r>
+      <w:proofErr w:type="spellEnd"/>
       <w:r>
         <w:rPr>
           <w:b/>
@@ -4376,6 +4405,7 @@
         </w:rPr>
         <w:t xml:space="preserve"> &amp; </w:t>
       </w:r>
+      <w:proofErr w:type="spellStart"/>
       <w:r>
         <w:rPr>
           <w:b/>
@@ -4383,6 +4413,7 @@
         </w:rPr>
         <w:t>objectXHi</w:t>
       </w:r>
+      <w:proofErr w:type="spellEnd"/>
       <w:r>
         <w:rPr>
           <w:b/>
@@ -4415,42 +4446,58 @@
           <w:bCs/>
         </w:rPr>
       </w:pPr>
+      <w:proofErr w:type="spellStart"/>
       <w:r>
         <w:rPr>
           <w:b/>
           <w:bCs/>
         </w:rPr>
-        <w:t xml:space="preserve">objectYLo </w:t>
-      </w:r>
+        <w:t>objectYLo</w:t>
+      </w:r>
+      <w:proofErr w:type="spellEnd"/>
       <w:r>
         <w:rPr>
           <w:b/>
           <w:bCs/>
         </w:rPr>
-        <w:t xml:space="preserve">&amp; </w:t>
+        <w:t xml:space="preserve"> </w:t>
       </w:r>
       <w:r>
         <w:rPr>
           <w:b/>
           <w:bCs/>
         </w:rPr>
-        <w:t>objectYHi</w:t>
-      </w:r>
+        <w:t xml:space="preserve">&amp; </w:t>
+      </w:r>
+      <w:proofErr w:type="spellStart"/>
       <w:r>
         <w:rPr>
           <w:b/>
           <w:bCs/>
         </w:rPr>
+        <w:t>objectYHi</w:t>
+      </w:r>
+      <w:proofErr w:type="spellEnd"/>
+      <w:r>
+        <w:rPr>
+          <w:b/>
+          <w:bCs/>
+        </w:rPr>
         <w:t xml:space="preserve"> - </w:t>
       </w:r>
       <w:r>
         <w:t xml:space="preserve">Object’s </w:t>
       </w:r>
+      <w:proofErr w:type="gramStart"/>
       <w:r>
         <w:t xml:space="preserve">top </w:t>
       </w:r>
       <w:r>
-        <w:t xml:space="preserve">level </w:t>
+        <w:t>level</w:t>
+      </w:r>
+      <w:proofErr w:type="gramEnd"/>
+      <w:r>
+        <w:t xml:space="preserve"> </w:t>
       </w:r>
       <w:r>
         <w:t>coordinate</w:t>
@@ -4471,13 +4518,31 @@
           <w:bCs/>
         </w:rPr>
       </w:pPr>
+      <w:proofErr w:type="spellStart"/>
       <w:r>
         <w:rPr>
           <w:b/>
           <w:bCs/>
         </w:rPr>
-        <w:t>objectWidth &amp; objectHeight</w:t>
-      </w:r>
+        <w:t>objectWidth</w:t>
+      </w:r>
+      <w:proofErr w:type="spellEnd"/>
+      <w:r>
+        <w:rPr>
+          <w:b/>
+          <w:bCs/>
+        </w:rPr>
+        <w:t xml:space="preserve"> &amp; </w:t>
+      </w:r>
+      <w:proofErr w:type="spellStart"/>
+      <w:r>
+        <w:rPr>
+          <w:b/>
+          <w:bCs/>
+        </w:rPr>
+        <w:t>objectHeight</w:t>
+      </w:r>
+      <w:proofErr w:type="spellEnd"/>
       <w:r>
         <w:rPr>
           <w:b/>
@@ -4504,6 +4569,7 @@
           <w:bCs/>
         </w:rPr>
       </w:pPr>
+      <w:proofErr w:type="spellStart"/>
       <w:r>
         <w:rPr>
           <w:b/>
@@ -4511,6 +4577,7 @@
         </w:rPr>
         <w:t>objectAnimation</w:t>
       </w:r>
+      <w:proofErr w:type="spellEnd"/>
       <w:r>
         <w:rPr>
           <w:b/>
@@ -4543,6 +4610,7 @@
           <w:bCs/>
         </w:rPr>
       </w:pPr>
+      <w:proofErr w:type="spellStart"/>
       <w:r>
         <w:rPr>
           <w:b/>
@@ -4550,6 +4618,7 @@
         </w:rPr>
         <w:t>objectState</w:t>
       </w:r>
+      <w:proofErr w:type="spellEnd"/>
       <w:r>
         <w:rPr>
           <w:b/>
@@ -4641,6 +4710,7 @@
           <w:bCs/>
         </w:rPr>
       </w:pPr>
+      <w:proofErr w:type="spellStart"/>
       <w:r>
         <w:rPr>
           <w:b/>
@@ -4648,6 +4718,7 @@
         </w:rPr>
         <w:t>objectSpriteIndex</w:t>
       </w:r>
+      <w:proofErr w:type="spellEnd"/>
       <w:r>
         <w:rPr>
           <w:b/>
@@ -4682,13 +4753,31 @@
           <w:numId w:val="8"/>
         </w:numPr>
       </w:pPr>
+      <w:proofErr w:type="spellStart"/>
       <w:r>
         <w:rPr>
           <w:b/>
           <w:bCs/>
         </w:rPr>
-        <w:t>objectFrameCallbackLo &amp; objectFrameCallbackHi</w:t>
-      </w:r>
+        <w:t>objectFrameCallbackLo</w:t>
+      </w:r>
+      <w:proofErr w:type="spellEnd"/>
+      <w:r>
+        <w:rPr>
+          <w:b/>
+          <w:bCs/>
+        </w:rPr>
+        <w:t xml:space="preserve"> &amp; </w:t>
+      </w:r>
+      <w:proofErr w:type="spellStart"/>
+      <w:r>
+        <w:rPr>
+          <w:b/>
+          <w:bCs/>
+        </w:rPr>
+        <w:t>objectFrameCallbackHi</w:t>
+      </w:r>
+      <w:proofErr w:type="spellEnd"/>
       <w:r>
         <w:rPr>
           <w:b/>
@@ -4736,6 +4825,7 @@
           <w:bCs/>
         </w:rPr>
       </w:pPr>
+      <w:proofErr w:type="spellStart"/>
       <w:r>
         <w:rPr>
           <w:b/>
@@ -4743,6 +4833,7 @@
         </w:rPr>
         <w:t>objectFrameCounter</w:t>
       </w:r>
+      <w:proofErr w:type="spellEnd"/>
       <w:r>
         <w:rPr>
           <w:b/>
@@ -5867,7 +5958,23 @@
         <w:t>by something</w:t>
       </w:r>
       <w:r>
-        <w:t>, and bits 0..5 hold the tile index (values 0..31).</w:t>
+        <w:t xml:space="preserve">, and bits </w:t>
+      </w:r>
+      <w:proofErr w:type="gramStart"/>
+      <w:r>
+        <w:t>0..</w:t>
+      </w:r>
+      <w:proofErr w:type="gramEnd"/>
+      <w:r>
+        <w:t xml:space="preserve">5 hold the tile index (values </w:t>
+      </w:r>
+      <w:proofErr w:type="gramStart"/>
+      <w:r>
+        <w:t>0..</w:t>
+      </w:r>
+      <w:proofErr w:type="gramEnd"/>
+      <w:r>
+        <w:t>31).</w:t>
       </w:r>
       <w:r>
         <w:t xml:space="preserve"> </w:t>
@@ -6039,6 +6146,7 @@
       <w:r>
         <w:t xml:space="preserve">setting </w:t>
       </w:r>
+      <w:proofErr w:type="spellStart"/>
       <w:r>
         <w:rPr>
           <w:i/>
@@ -6060,6 +6168,7 @@
         </w:rPr>
         <w:t>Addr</w:t>
       </w:r>
+      <w:proofErr w:type="spellEnd"/>
       <w:r>
         <w:t xml:space="preserve"> </w:t>
       </w:r>
@@ -6159,6 +6268,7 @@
       <w:r>
         <w:t xml:space="preserve">in the low nibble of </w:t>
       </w:r>
+      <w:proofErr w:type="spellStart"/>
       <w:r>
         <w:rPr>
           <w:i/>
@@ -6166,6 +6276,7 @@
         </w:rPr>
         <w:t>objectState</w:t>
       </w:r>
+      <w:proofErr w:type="spellEnd"/>
       <w:r>
         <w:t xml:space="preserve"> array</w:t>
       </w:r>
@@ -6250,9 +6361,11 @@
       <w:r>
         <w:t>‘</w:t>
       </w:r>
+      <w:proofErr w:type="spellStart"/>
       <w:r>
         <w:t>Gamebar</w:t>
       </w:r>
+      <w:proofErr w:type="spellEnd"/>
       <w:r>
         <w:t>’</w:t>
       </w:r>
@@ -6270,9 +6383,13 @@
       <w:r>
         <w:t xml:space="preserve">and show this information in a </w:t>
       </w:r>
+      <w:proofErr w:type="spellStart"/>
+      <w:proofErr w:type="gramStart"/>
       <w:r>
         <w:t>gamebar</w:t>
       </w:r>
+      <w:proofErr w:type="spellEnd"/>
+      <w:proofErr w:type="gramEnd"/>
       <w:r>
         <w:t>, located at the top right of the screen.</w:t>
       </w:r>
@@ -6416,6 +6533,7 @@
       <w:r>
         <w:t xml:space="preserve"> </w:t>
       </w:r>
+      <w:proofErr w:type="spellStart"/>
       <w:r>
         <w:rPr>
           <w:i/>
@@ -6423,6 +6541,7 @@
         </w:rPr>
         <w:t>clearTile</w:t>
       </w:r>
+      <w:proofErr w:type="spellEnd"/>
       <w:r>
         <w:t xml:space="preserve"> </w:t>
       </w:r>
@@ -6437,6 +6556,7 @@
       <w:r>
         <w:t xml:space="preserve">The </w:t>
       </w:r>
+      <w:proofErr w:type="spellStart"/>
       <w:r>
         <w:rPr>
           <w:i/>
@@ -6444,6 +6564,7 @@
         </w:rPr>
         <w:t>clearTile</w:t>
       </w:r>
+      <w:proofErr w:type="spellEnd"/>
       <w:r>
         <w:t xml:space="preserve"> </w:t>
       </w:r>
@@ -6491,14 +6612,26 @@
       <w:r>
         <w:t xml:space="preserve"> </w:t>
       </w:r>
+      <w:proofErr w:type="spellStart"/>
+      <w:proofErr w:type="gramStart"/>
       <w:r>
         <w:t>gamebar</w:t>
       </w:r>
+      <w:proofErr w:type="spellEnd"/>
+      <w:proofErr w:type="gramEnd"/>
       <w:r>
         <w:t>.</w:t>
       </w:r>
       <w:r>
-        <w:t xml:space="preserve">  As before, I created a gamebar sprite using </w:t>
+        <w:t xml:space="preserve">  As before, I created a </w:t>
+      </w:r>
+      <w:proofErr w:type="spellStart"/>
+      <w:r>
+        <w:t>gamebar</w:t>
+      </w:r>
+      <w:proofErr w:type="spellEnd"/>
+      <w:r>
+        <w:t xml:space="preserve"> sprite using </w:t>
       </w:r>
       <w:r>
         <w:rPr>
@@ -6560,7 +6693,15 @@
         <w:t>rote</w:t>
       </w:r>
       <w:r>
-        <w:t xml:space="preserve"> code to render the gamebar, </w:t>
+        <w:t xml:space="preserve"> code to render the </w:t>
+      </w:r>
+      <w:proofErr w:type="spellStart"/>
+      <w:r>
+        <w:t>gamebar</w:t>
+      </w:r>
+      <w:proofErr w:type="spellEnd"/>
+      <w:r>
+        <w:t xml:space="preserve">, </w:t>
       </w:r>
       <w:r>
         <w:t>which show</w:t>
@@ -6584,7 +6725,15 @@
         <w:t xml:space="preserve">.  </w:t>
       </w:r>
       <w:r>
-        <w:t xml:space="preserve">To gamebar </w:t>
+        <w:t xml:space="preserve">To </w:t>
+      </w:r>
+      <w:proofErr w:type="spellStart"/>
+      <w:r>
+        <w:t>gamebar</w:t>
+      </w:r>
+      <w:proofErr w:type="spellEnd"/>
+      <w:r>
+        <w:t xml:space="preserve"> </w:t>
       </w:r>
       <w:r>
         <w:t xml:space="preserve">is </w:t>
@@ -6619,7 +6768,17 @@
         <w:t>re</w:t>
       </w:r>
       <w:r>
-        <w:t xml:space="preserve">draw the gamebar and </w:t>
+        <w:t xml:space="preserve">draw the </w:t>
+      </w:r>
+      <w:proofErr w:type="spellStart"/>
+      <w:proofErr w:type="gramStart"/>
+      <w:r>
+        <w:t>gamebar</w:t>
+      </w:r>
+      <w:proofErr w:type="spellEnd"/>
+      <w:proofErr w:type="gramEnd"/>
+      <w:r>
+        <w:t xml:space="preserve"> and </w:t>
       </w:r>
       <w:r>
         <w:t xml:space="preserve">draw </w:t>
@@ -6639,22 +6798,51 @@
     </w:p>
     <w:p>
       <w:r>
-        <w:t xml:space="preserve">I later revisited the gamebar adding </w:t>
+        <w:t xml:space="preserve">I later revisited the </w:t>
+      </w:r>
+      <w:proofErr w:type="spellStart"/>
+      <w:r>
+        <w:t>gamebar</w:t>
+      </w:r>
+      <w:proofErr w:type="spellEnd"/>
+      <w:r>
+        <w:t xml:space="preserve"> adding </w:t>
       </w:r>
       <w:r>
         <w:t xml:space="preserve">code to show the </w:t>
       </w:r>
       <w:r>
-        <w:t>current level number</w:t>
-      </w:r>
-      <w:r>
-        <w:t xml:space="preserve">, and </w:t>
-      </w:r>
-      <w:r>
-        <w:t>extended the number of supported digits from four (0..3) to ten (</w:t>
-      </w:r>
-      <w:r>
-        <w:t>0..9).</w:t>
+        <w:t xml:space="preserve">current level </w:t>
+      </w:r>
+      <w:proofErr w:type="gramStart"/>
+      <w:r>
+        <w:t>number</w:t>
+      </w:r>
+      <w:r>
+        <w:t>, and</w:t>
+      </w:r>
+      <w:proofErr w:type="gramEnd"/>
+      <w:r>
+        <w:t xml:space="preserve"> </w:t>
+      </w:r>
+      <w:r>
+        <w:t>extended the number of supported digits from four (</w:t>
+      </w:r>
+      <w:proofErr w:type="gramStart"/>
+      <w:r>
+        <w:t>0..</w:t>
+      </w:r>
+      <w:proofErr w:type="gramEnd"/>
+      <w:r>
+        <w:t>3) to ten (</w:t>
+      </w:r>
+      <w:proofErr w:type="gramStart"/>
+      <w:r>
+        <w:t>0..</w:t>
+      </w:r>
+      <w:proofErr w:type="gramEnd"/>
+      <w:r>
+        <w:t>9).</w:t>
       </w:r>
       <w:r>
         <w:t xml:space="preserve">  Numerous code size optimizations were needed to free up sufficient space for the</w:t>
@@ -7095,7 +7283,15 @@
         <w:t>the elevator stops.</w:t>
       </w:r>
       <w:r>
-        <w:t xml:space="preserve">  The objectFrameCount is repurposed for this.</w:t>
+        <w:t xml:space="preserve">  The </w:t>
+      </w:r>
+      <w:proofErr w:type="spellStart"/>
+      <w:r>
+        <w:t>objectFrameCount</w:t>
+      </w:r>
+      <w:proofErr w:type="spellEnd"/>
+      <w:r>
+        <w:t xml:space="preserve"> is repurposed for this.</w:t>
       </w:r>
     </w:p>
     <w:p>
@@ -7107,7 +7303,15 @@
         </w:numPr>
       </w:pPr>
       <w:r>
-        <w:t xml:space="preserve">Mark K9 and the elevator game objects as both ascending or descending by populating their respective objectState’s </w:t>
+        <w:t xml:space="preserve">Mark K9 and the elevator game objects as both ascending or descending by populating their respective </w:t>
+      </w:r>
+      <w:proofErr w:type="spellStart"/>
+      <w:r>
+        <w:t>objectState’s</w:t>
+      </w:r>
+      <w:proofErr w:type="spellEnd"/>
+      <w:r>
+        <w:t xml:space="preserve"> </w:t>
       </w:r>
       <w:r>
         <w:rPr>
@@ -7494,6 +7698,7 @@
       <w:r>
         <w:t xml:space="preserve">stored in </w:t>
       </w:r>
+      <w:proofErr w:type="spellStart"/>
       <w:r>
         <w:rPr>
           <w:i/>
@@ -7502,6 +7707,7 @@
         </w:rPr>
         <w:t>objectFrameCounter</w:t>
       </w:r>
+      <w:proofErr w:type="spellEnd"/>
       <w:r>
         <w:t xml:space="preserve"> variable</w:t>
       </w:r>
@@ -7665,6 +7871,7 @@
       <w:r>
         <w:t xml:space="preserve">checking the erase-above and erase-below </w:t>
       </w:r>
+      <w:proofErr w:type="spellStart"/>
       <w:r>
         <w:rPr>
           <w:i/>
@@ -7679,6 +7886,7 @@
         </w:rPr>
         <w:t>’s</w:t>
       </w:r>
+      <w:proofErr w:type="spellEnd"/>
       <w:r>
         <w:t xml:space="preserve"> render flags</w:t>
       </w:r>
@@ -8279,6 +8487,7 @@
       <w:r>
         <w:t xml:space="preserve">A zero-page </w:t>
       </w:r>
+      <w:proofErr w:type="spellStart"/>
       <w:r>
         <w:rPr>
           <w:i/>
@@ -8286,6 +8495,7 @@
         </w:rPr>
         <w:t>laserFrameCount</w:t>
       </w:r>
+      <w:proofErr w:type="spellEnd"/>
       <w:r>
         <w:t xml:space="preserve"> variable was introduced which controls laser rendering.  </w:t>
       </w:r>
@@ -8313,6 +8523,7 @@
       <w:r>
         <w:t xml:space="preserve">sets </w:t>
       </w:r>
+      <w:proofErr w:type="spellStart"/>
       <w:r>
         <w:rPr>
           <w:i/>
@@ -8320,6 +8531,7 @@
         </w:rPr>
         <w:t>laserFrameCount</w:t>
       </w:r>
+      <w:proofErr w:type="spellEnd"/>
       <w:r>
         <w:rPr>
           <w:i/>
@@ -8336,6 +8548,7 @@
       <w:r>
         <w:t xml:space="preserve">and </w:t>
       </w:r>
+      <w:proofErr w:type="spellStart"/>
       <w:r>
         <w:rPr>
           <w:i/>
@@ -8343,6 +8556,7 @@
         </w:rPr>
         <w:t>laserFrameCount</w:t>
       </w:r>
+      <w:proofErr w:type="spellEnd"/>
       <w:r>
         <w:rPr>
           <w:i/>
@@ -8393,6 +8607,8 @@
       <w:r>
         <w:t xml:space="preserve">the </w:t>
       </w:r>
+      <w:proofErr w:type="spellStart"/>
+      <w:proofErr w:type="gramStart"/>
       <w:r>
         <w:rPr>
           <w:i/>
@@ -8400,6 +8616,8 @@
         </w:rPr>
         <w:t>objectState</w:t>
       </w:r>
+      <w:proofErr w:type="spellEnd"/>
+      <w:proofErr w:type="gramEnd"/>
       <w:r>
         <w:t xml:space="preserve"> variable</w:t>
       </w:r>
@@ -8504,6 +8722,7 @@
       <w:r>
         <w:t xml:space="preserve"> above. This is the fourth render flag in the high nibble of the </w:t>
       </w:r>
+      <w:proofErr w:type="spellStart"/>
       <w:r>
         <w:rPr>
           <w:i/>
@@ -8511,6 +8730,7 @@
         </w:rPr>
         <w:t>objectState</w:t>
       </w:r>
+      <w:proofErr w:type="spellEnd"/>
       <w:r>
         <w:t xml:space="preserve"> variable.</w:t>
       </w:r>
@@ -8633,6 +8853,7 @@
       <w:r>
         <w:t xml:space="preserve"> </w:t>
       </w:r>
+      <w:proofErr w:type="spellStart"/>
       <w:r>
         <w:rPr>
           <w:i/>
@@ -8640,6 +8861,7 @@
         </w:rPr>
         <w:t>debugTileGridFlags</w:t>
       </w:r>
+      <w:proofErr w:type="spellEnd"/>
       <w:r>
         <w:t xml:space="preserve"> routine that rendered a little box </w:t>
       </w:r>
@@ -8697,7 +8919,15 @@
         <w:t xml:space="preserve">  T</w:t>
       </w:r>
       <w:r>
-        <w:t xml:space="preserve">he gamebar </w:t>
+        <w:t xml:space="preserve">he </w:t>
+      </w:r>
+      <w:proofErr w:type="spellStart"/>
+      <w:r>
+        <w:t>gamebar</w:t>
+      </w:r>
+      <w:proofErr w:type="spellEnd"/>
+      <w:r>
+        <w:t xml:space="preserve"> </w:t>
       </w:r>
       <w:r>
         <w:t xml:space="preserve">is not shown then the </w:t>
@@ -8723,6 +8953,7 @@
       <w:r>
         <w:t xml:space="preserve">to allow </w:t>
       </w:r>
+      <w:proofErr w:type="spellStart"/>
       <w:r>
         <w:rPr>
           <w:i/>
@@ -8730,6 +8961,7 @@
         </w:rPr>
         <w:t>debugTileGridFlags</w:t>
       </w:r>
+      <w:proofErr w:type="spellEnd"/>
       <w:r>
         <w:rPr>
           <w:i/>
@@ -10009,6 +10241,7 @@
       <w:r>
         <w:t xml:space="preserve">replaced </w:t>
       </w:r>
+      <w:proofErr w:type="spellStart"/>
       <w:r>
         <w:rPr>
           <w:i/>
@@ -10016,9 +10249,11 @@
         </w:rPr>
         <w:t>objectWidth</w:t>
       </w:r>
+      <w:proofErr w:type="spellEnd"/>
       <w:r>
         <w:t xml:space="preserve"> and </w:t>
       </w:r>
+      <w:proofErr w:type="spellStart"/>
       <w:r>
         <w:rPr>
           <w:i/>
@@ -10026,6 +10261,7 @@
         </w:rPr>
         <w:t>objectHeight</w:t>
       </w:r>
+      <w:proofErr w:type="spellEnd"/>
       <w:r>
         <w:t xml:space="preserve"> game object arrays with a function</w:t>
       </w:r>
@@ -10061,6 +10297,7 @@
       <w:r>
         <w:t xml:space="preserve">, and </w:t>
       </w:r>
+      <w:proofErr w:type="spellStart"/>
       <w:r>
         <w:rPr>
           <w:i/>
@@ -10068,9 +10305,11 @@
         </w:rPr>
         <w:t>widthMinusOne</w:t>
       </w:r>
+      <w:proofErr w:type="spellEnd"/>
       <w:r>
         <w:t xml:space="preserve"> and </w:t>
       </w:r>
+      <w:proofErr w:type="spellStart"/>
       <w:r>
         <w:rPr>
           <w:i/>
@@ -10078,6 +10317,7 @@
         </w:rPr>
         <w:t>heightMinisOne</w:t>
       </w:r>
+      <w:proofErr w:type="spellEnd"/>
       <w:r>
         <w:t>.</w:t>
       </w:r>
@@ -10126,7 +10366,15 @@
         <w:t xml:space="preserve"> I </w:t>
       </w:r>
       <w:r>
-        <w:t xml:space="preserve">stored the object type in the objectAnimation game object array, </w:t>
+        <w:t xml:space="preserve">stored the object type in the </w:t>
+      </w:r>
+      <w:proofErr w:type="spellStart"/>
+      <w:r>
+        <w:t>objectAnimation</w:t>
+      </w:r>
+      <w:proofErr w:type="spellEnd"/>
+      <w:r>
+        <w:t xml:space="preserve"> game object array, </w:t>
       </w:r>
       <w:r>
         <w:t xml:space="preserve">shifting up the other values, and </w:t>
@@ -10144,8 +10392,13 @@
         <w:t xml:space="preserve">array </w:t>
       </w:r>
       <w:r>
-        <w:t>to objectType</w:t>
-      </w:r>
+        <w:t xml:space="preserve">to </w:t>
+      </w:r>
+      <w:proofErr w:type="spellStart"/>
+      <w:r>
+        <w:t>objectType</w:t>
+      </w:r>
+      <w:proofErr w:type="spellEnd"/>
       <w:r>
         <w:t>.</w:t>
       </w:r>
@@ -10399,7 +10652,11 @@
         <w:t xml:space="preserve">o-page (transient variables) </w:t>
       </w:r>
       <w:r>
-        <w:t xml:space="preserve">for the </w:t>
+        <w:t xml:space="preserve">for </w:t>
+      </w:r>
+      <w:proofErr w:type="gramStart"/>
+      <w:r>
+        <w:t xml:space="preserve">the </w:t>
       </w:r>
       <w:r>
         <w:rPr>
@@ -10408,6 +10665,7 @@
         </w:rPr>
         <w:t>counts</w:t>
       </w:r>
+      <w:proofErr w:type="gramEnd"/>
       <w:r>
         <w:t xml:space="preserve"> </w:t>
       </w:r>
@@ -10734,6 +10992,7 @@
       <w:r>
         <w:t xml:space="preserve">I then wrote a </w:t>
       </w:r>
+      <w:proofErr w:type="spellStart"/>
       <w:r>
         <w:rPr>
           <w:i/>
@@ -10741,6 +11000,7 @@
         </w:rPr>
         <w:t>loadLevel</w:t>
       </w:r>
+      <w:proofErr w:type="spellEnd"/>
       <w:r>
         <w:t xml:space="preserve"> </w:t>
       </w:r>
@@ -10771,6 +11031,7 @@
       <w:r>
         <w:t xml:space="preserve">the loaded </w:t>
       </w:r>
+      <w:proofErr w:type="spellStart"/>
       <w:r>
         <w:rPr>
           <w:i/>
@@ -10778,6 +11039,7 @@
         </w:rPr>
         <w:t>initializeLevel</w:t>
       </w:r>
+      <w:proofErr w:type="spellEnd"/>
       <w:r>
         <w:t xml:space="preserve"> </w:t>
       </w:r>
@@ -10790,6 +11052,7 @@
       <w:r>
         <w:t xml:space="preserve">  A </w:t>
       </w:r>
+      <w:proofErr w:type="spellStart"/>
       <w:r>
         <w:rPr>
           <w:i/>
@@ -10797,6 +11060,7 @@
         </w:rPr>
         <w:t>showLevel</w:t>
       </w:r>
+      <w:proofErr w:type="spellEnd"/>
       <w:r>
         <w:t xml:space="preserve"> routine </w:t>
       </w:r>
@@ -10985,6 +11249,7 @@
       <w:r>
         <w:t xml:space="preserve"> a level, and a ‘R’ key handler was implemented to call the </w:t>
       </w:r>
+      <w:proofErr w:type="spellStart"/>
       <w:r>
         <w:rPr>
           <w:i/>
@@ -10992,12 +11257,14 @@
         </w:rPr>
         <w:t>loadLevel</w:t>
       </w:r>
+      <w:proofErr w:type="spellEnd"/>
       <w:r>
         <w:t xml:space="preserve"> </w:t>
       </w:r>
       <w:r>
         <w:t xml:space="preserve">routine indirectly through a </w:t>
       </w:r>
+      <w:proofErr w:type="spellStart"/>
       <w:r>
         <w:rPr>
           <w:i/>
@@ -11005,6 +11272,7 @@
         </w:rPr>
         <w:t>reloadLevel</w:t>
       </w:r>
+      <w:proofErr w:type="spellEnd"/>
       <w:r>
         <w:t xml:space="preserve"> routine.</w:t>
       </w:r>
@@ -11325,7 +11593,13 @@
         <w:t xml:space="preserve"> – Dalek </w:t>
       </w:r>
       <w:r>
-        <w:t>paces slowly left and right, turning if it encounters a wall.</w:t>
+        <w:t xml:space="preserve">pace slowly left </w:t>
+      </w:r>
+      <w:r>
+        <w:t xml:space="preserve">or </w:t>
+      </w:r>
+      <w:r>
+        <w:t>right, turning if it encounters a wall.</w:t>
       </w:r>
     </w:p>
     <w:p>
@@ -11487,10 +11761,13 @@
         <w:t xml:space="preserve">when </w:t>
       </w:r>
       <w:r>
-        <w:t>he’s no longer visible</w:t>
-      </w:r>
-      <w:r>
-        <w:t xml:space="preserve"> etc.</w:t>
+        <w:t xml:space="preserve">he’s no longer </w:t>
+      </w:r>
+      <w:r>
+        <w:t>in sight</w:t>
+      </w:r>
+      <w:r>
+        <w:t>.</w:t>
       </w:r>
       <w:r>
         <w:t xml:space="preserve">  I concluded that the easiest way to </w:t>
@@ -11531,6 +11808,7 @@
       <w:r>
         <w:t xml:space="preserve"> action became </w:t>
       </w:r>
+      <w:proofErr w:type="spellStart"/>
       <w:r>
         <w:rPr>
           <w:b/>
@@ -11540,9 +11818,11 @@
         </w:rPr>
         <w:t>PursueLeft</w:t>
       </w:r>
+      <w:proofErr w:type="spellEnd"/>
       <w:r>
         <w:t xml:space="preserve">, </w:t>
       </w:r>
+      <w:proofErr w:type="spellStart"/>
       <w:r>
         <w:rPr>
           <w:b/>
@@ -11552,9 +11832,11 @@
         </w:rPr>
         <w:t>PursueRight</w:t>
       </w:r>
+      <w:proofErr w:type="spellEnd"/>
       <w:r>
         <w:t xml:space="preserve">, </w:t>
       </w:r>
+      <w:proofErr w:type="spellStart"/>
       <w:r>
         <w:rPr>
           <w:b/>
@@ -11564,12 +11846,14 @@
         </w:rPr>
         <w:t>PursueUp</w:t>
       </w:r>
+      <w:proofErr w:type="spellEnd"/>
       <w:r>
         <w:t xml:space="preserve">, </w:t>
       </w:r>
       <w:r>
         <w:t xml:space="preserve">or </w:t>
       </w:r>
+      <w:proofErr w:type="spellStart"/>
       <w:r>
         <w:rPr>
           <w:b/>
@@ -11579,6 +11863,7 @@
         </w:rPr>
         <w:t>PursueDown</w:t>
       </w:r>
+      <w:proofErr w:type="spellEnd"/>
       <w:r>
         <w:t>.</w:t>
       </w:r>
@@ -11599,8 +11884,13 @@
       <w:r>
         <w:t xml:space="preserve">final list of </w:t>
       </w:r>
-      <w:r>
-        <w:t>pursue behavior</w:t>
+      <w:proofErr w:type="gramStart"/>
+      <w:r>
+        <w:t>pursue</w:t>
+      </w:r>
+      <w:proofErr w:type="gramEnd"/>
+      <w:r>
+        <w:t xml:space="preserve"> behavior</w:t>
       </w:r>
       <w:r>
         <w:t>al</w:t>
@@ -11625,6 +11915,7 @@
         </w:rPr>
         <w:tab/>
       </w:r>
+      <w:proofErr w:type="spellStart"/>
       <w:r>
         <w:rPr>
           <w:b/>
@@ -11641,11 +11932,9 @@
           <w:i/>
           <w:iCs/>
         </w:rPr>
-        <w:t xml:space="preserve">Left </w:t>
-      </w:r>
-      <w:r>
-        <w:t>and</w:t>
-      </w:r>
+        <w:t>Left</w:t>
+      </w:r>
+      <w:proofErr w:type="spellEnd"/>
       <w:r>
         <w:rPr>
           <w:b/>
@@ -11653,7 +11942,10 @@
           <w:i/>
           <w:iCs/>
         </w:rPr>
-        <w:t xml:space="preserve"> PursueRight</w:t>
+        <w:t xml:space="preserve"> </w:t>
+      </w:r>
+      <w:r>
+        <w:t>and</w:t>
       </w:r>
       <w:r>
         <w:rPr>
@@ -11664,57 +11956,8 @@
         </w:rPr>
         <w:t xml:space="preserve"> </w:t>
       </w:r>
-      <w:r>
-        <w:t xml:space="preserve"> – </w:t>
-      </w:r>
-      <w:r>
-        <w:t xml:space="preserve">Daleks </w:t>
-      </w:r>
-      <w:r>
-        <w:t>move quickly left or right</w:t>
-      </w:r>
-      <w:r>
-        <w:t>, or vice versa</w:t>
-      </w:r>
-      <w:r>
-        <w:t xml:space="preserve">. </w:t>
-      </w:r>
-      <w:r>
-        <w:t xml:space="preserve">If </w:t>
-      </w:r>
-      <w:r>
-        <w:t>a Dalek</w:t>
-      </w:r>
-      <w:r>
-        <w:t xml:space="preserve"> encounters a wall, the </w:t>
-      </w:r>
-      <w:r>
-        <w:t xml:space="preserve">Dalek </w:t>
-      </w:r>
-      <w:r>
-        <w:t>turns</w:t>
-      </w:r>
-      <w:r>
-        <w:t>,</w:t>
-      </w:r>
-      <w:r>
-        <w:t xml:space="preserve"> and the </w:t>
-      </w:r>
-      <w:r>
-        <w:t xml:space="preserve">action </w:t>
-      </w:r>
-      <w:r>
-        <w:t xml:space="preserve">is </w:t>
-      </w:r>
-      <w:r>
-        <w:t>change</w:t>
-      </w:r>
-      <w:r>
-        <w:t xml:space="preserve">d </w:t>
-      </w:r>
-      <w:r>
-        <w:t xml:space="preserve">to </w:t>
-      </w:r>
+      <w:proofErr w:type="spellStart"/>
+      <w:proofErr w:type="gramStart"/>
       <w:r>
         <w:rPr>
           <w:b/>
@@ -11722,11 +11965,9 @@
           <w:i/>
           <w:iCs/>
         </w:rPr>
-        <w:t>PursueUp</w:t>
-      </w:r>
-      <w:r>
-        <w:t xml:space="preserve"> or </w:t>
-      </w:r>
+        <w:t>PursueRight</w:t>
+      </w:r>
+      <w:proofErr w:type="spellEnd"/>
       <w:r>
         <w:rPr>
           <w:b/>
@@ -11734,16 +11975,64 @@
           <w:i/>
           <w:iCs/>
         </w:rPr>
-        <w:t>PursueDown</w:t>
-      </w:r>
-      <w:r>
-        <w:t>.</w:t>
-      </w:r>
-    </w:p>
-    <w:p>
-      <w:pPr>
-        <w:ind w:left="720"/>
-      </w:pPr>
+        <w:t xml:space="preserve"> </w:t>
+      </w:r>
+      <w:r>
+        <w:t xml:space="preserve"> –</w:t>
+      </w:r>
+      <w:proofErr w:type="gramEnd"/>
+      <w:r>
+        <w:t xml:space="preserve"> </w:t>
+      </w:r>
+      <w:r>
+        <w:t xml:space="preserve">Daleks </w:t>
+      </w:r>
+      <w:r>
+        <w:t>move quickly left or right</w:t>
+      </w:r>
+      <w:r>
+        <w:t>, or vice versa</w:t>
+      </w:r>
+      <w:r>
+        <w:t xml:space="preserve">. </w:t>
+      </w:r>
+      <w:r>
+        <w:t xml:space="preserve">If </w:t>
+      </w:r>
+      <w:r>
+        <w:t>a Dalek</w:t>
+      </w:r>
+      <w:r>
+        <w:t xml:space="preserve"> encounters a wall, the </w:t>
+      </w:r>
+      <w:r>
+        <w:t xml:space="preserve">Dalek </w:t>
+      </w:r>
+      <w:r>
+        <w:t>turns</w:t>
+      </w:r>
+      <w:r>
+        <w:t>,</w:t>
+      </w:r>
+      <w:r>
+        <w:t xml:space="preserve"> and the </w:t>
+      </w:r>
+      <w:r>
+        <w:t xml:space="preserve">action </w:t>
+      </w:r>
+      <w:r>
+        <w:t xml:space="preserve">is </w:t>
+      </w:r>
+      <w:r>
+        <w:t>change</w:t>
+      </w:r>
+      <w:r>
+        <w:t xml:space="preserve">d </w:t>
+      </w:r>
+      <w:r>
+        <w:t xml:space="preserve">to </w:t>
+      </w:r>
+      <w:proofErr w:type="spellStart"/>
       <w:r>
         <w:rPr>
           <w:b/>
@@ -11751,8 +12040,13 @@
           <w:i/>
           <w:iCs/>
         </w:rPr>
-        <w:t>Pursue</w:t>
-      </w:r>
+        <w:t>PursueUp</w:t>
+      </w:r>
+      <w:proofErr w:type="spellEnd"/>
+      <w:r>
+        <w:t xml:space="preserve"> or </w:t>
+      </w:r>
+      <w:proofErr w:type="spellStart"/>
       <w:r>
         <w:rPr>
           <w:b/>
@@ -11760,11 +12054,18 @@
           <w:i/>
           <w:iCs/>
         </w:rPr>
-        <w:t xml:space="preserve">Up </w:t>
-      </w:r>
-      <w:r>
-        <w:t>and</w:t>
-      </w:r>
+        <w:t>PursueDown</w:t>
+      </w:r>
+      <w:proofErr w:type="spellEnd"/>
+      <w:r>
+        <w:t>.</w:t>
+      </w:r>
+    </w:p>
+    <w:p>
+      <w:pPr>
+        <w:ind w:left="720"/>
+      </w:pPr>
+      <w:proofErr w:type="spellStart"/>
       <w:r>
         <w:rPr>
           <w:b/>
@@ -11772,34 +12073,7 @@
           <w:i/>
           <w:iCs/>
         </w:rPr>
-        <w:t xml:space="preserve"> PursueDown </w:t>
-      </w:r>
-      <w:r>
-        <w:t xml:space="preserve"> – Daleks </w:t>
-      </w:r>
-      <w:r>
-        <w:t>move quickly left or right</w:t>
-      </w:r>
-      <w:r>
-        <w:t xml:space="preserve">, or vice versa, looking for an elevator to ride up or down. </w:t>
-      </w:r>
-      <w:r>
-        <w:t xml:space="preserve">If a Dalek encounters a wall, </w:t>
-      </w:r>
-      <w:r>
-        <w:t xml:space="preserve">the Dalek </w:t>
-      </w:r>
-      <w:r>
-        <w:t>turns,</w:t>
-      </w:r>
-      <w:r>
-        <w:t xml:space="preserve"> and the </w:t>
-      </w:r>
-      <w:r>
-        <w:t xml:space="preserve">action </w:t>
-      </w:r>
-      <w:r>
-        <w:t xml:space="preserve">is toggled between </w:t>
+        <w:t>Pursue</w:t>
       </w:r>
       <w:r>
         <w:rPr>
@@ -11808,17 +12082,9 @@
           <w:i/>
           <w:iCs/>
         </w:rPr>
-        <w:t>PursueUp</w:t>
-      </w:r>
-      <w:r>
-        <w:t xml:space="preserve"> </w:t>
-      </w:r>
-      <w:r>
-        <w:t>and</w:t>
-      </w:r>
-      <w:r>
-        <w:t xml:space="preserve"> </w:t>
-      </w:r>
+        <w:t>Up</w:t>
+      </w:r>
+      <w:proofErr w:type="spellEnd"/>
       <w:r>
         <w:rPr>
           <w:b/>
@@ -11826,8 +12092,103 @@
           <w:i/>
           <w:iCs/>
         </w:rPr>
+        <w:t xml:space="preserve"> </w:t>
+      </w:r>
+      <w:r>
+        <w:t>and</w:t>
+      </w:r>
+      <w:r>
+        <w:rPr>
+          <w:b/>
+          <w:bCs/>
+          <w:i/>
+          <w:iCs/>
+        </w:rPr>
+        <w:t xml:space="preserve"> </w:t>
+      </w:r>
+      <w:proofErr w:type="spellStart"/>
+      <w:proofErr w:type="gramStart"/>
+      <w:r>
+        <w:rPr>
+          <w:b/>
+          <w:bCs/>
+          <w:i/>
+          <w:iCs/>
+        </w:rPr>
         <w:t>PursueDown</w:t>
       </w:r>
+      <w:proofErr w:type="spellEnd"/>
+      <w:r>
+        <w:rPr>
+          <w:b/>
+          <w:bCs/>
+          <w:i/>
+          <w:iCs/>
+        </w:rPr>
+        <w:t xml:space="preserve"> </w:t>
+      </w:r>
+      <w:r>
+        <w:t xml:space="preserve"> –</w:t>
+      </w:r>
+      <w:proofErr w:type="gramEnd"/>
+      <w:r>
+        <w:t xml:space="preserve"> Daleks </w:t>
+      </w:r>
+      <w:r>
+        <w:t>move quickly left or right</w:t>
+      </w:r>
+      <w:r>
+        <w:t xml:space="preserve">, or vice versa, looking for an elevator to ride up or down. </w:t>
+      </w:r>
+      <w:r>
+        <w:t xml:space="preserve">If a Dalek encounters a wall, </w:t>
+      </w:r>
+      <w:r>
+        <w:t xml:space="preserve">the Dalek </w:t>
+      </w:r>
+      <w:r>
+        <w:t>turns,</w:t>
+      </w:r>
+      <w:r>
+        <w:t xml:space="preserve"> and the </w:t>
+      </w:r>
+      <w:r>
+        <w:t xml:space="preserve">action </w:t>
+      </w:r>
+      <w:r>
+        <w:t xml:space="preserve">is toggled between </w:t>
+      </w:r>
+      <w:proofErr w:type="spellStart"/>
+      <w:r>
+        <w:rPr>
+          <w:b/>
+          <w:bCs/>
+          <w:i/>
+          <w:iCs/>
+        </w:rPr>
+        <w:t>PursueUp</w:t>
+      </w:r>
+      <w:proofErr w:type="spellEnd"/>
+      <w:r>
+        <w:t xml:space="preserve"> </w:t>
+      </w:r>
+      <w:r>
+        <w:t>and</w:t>
+      </w:r>
+      <w:r>
+        <w:t xml:space="preserve"> </w:t>
+      </w:r>
+      <w:proofErr w:type="spellStart"/>
+      <w:r>
+        <w:rPr>
+          <w:b/>
+          <w:bCs/>
+          <w:i/>
+          <w:iCs/>
+        </w:rPr>
+        <w:t>PursueDown</w:t>
+      </w:r>
+      <w:proofErr w:type="spellEnd"/>
       <w:r>
         <w:rPr>
           <w:b/>
@@ -11957,6 +12318,7 @@
       <w:r>
         <w:t xml:space="preserve">set to </w:t>
       </w:r>
+      <w:proofErr w:type="spellStart"/>
       <w:r>
         <w:rPr>
           <w:b/>
@@ -11966,9 +12328,11 @@
         </w:rPr>
         <w:t>pursueLeft</w:t>
       </w:r>
+      <w:proofErr w:type="spellEnd"/>
       <w:r>
         <w:t xml:space="preserve"> or </w:t>
       </w:r>
+      <w:proofErr w:type="spellStart"/>
       <w:r>
         <w:rPr>
           <w:b/>
@@ -11987,6 +12351,7 @@
         </w:rPr>
         <w:t>ueRight</w:t>
       </w:r>
+      <w:proofErr w:type="spellEnd"/>
       <w:r>
         <w:t>.</w:t>
       </w:r>
@@ -11996,6 +12361,7 @@
       <w:r>
         <w:t xml:space="preserve">action is set to </w:t>
       </w:r>
+      <w:proofErr w:type="spellStart"/>
       <w:r>
         <w:rPr>
           <w:b/>
@@ -12014,9 +12380,11 @@
         </w:rPr>
         <w:t>Up</w:t>
       </w:r>
+      <w:proofErr w:type="spellEnd"/>
       <w:r>
         <w:t xml:space="preserve"> or </w:t>
       </w:r>
+      <w:proofErr w:type="spellStart"/>
       <w:r>
         <w:rPr>
           <w:b/>
@@ -12035,6 +12403,7 @@
         </w:rPr>
         <w:t>Down</w:t>
       </w:r>
+      <w:proofErr w:type="spellEnd"/>
       <w:r>
         <w:t>.</w:t>
       </w:r>
@@ -12260,6 +12629,7 @@
       <w:r>
         <w:t xml:space="preserve">Daleks whose action is </w:t>
       </w:r>
+      <w:proofErr w:type="gramStart"/>
       <w:r>
         <w:rPr>
           <w:b/>
@@ -12269,6 +12639,7 @@
         </w:rPr>
         <w:t>pursue</w:t>
       </w:r>
+      <w:proofErr w:type="gramEnd"/>
       <w:r>
         <w:t xml:space="preserve"> are downgraded to </w:t>
       </w:r>
@@ -12331,6 +12702,7 @@
       <w:r>
         <w:t xml:space="preserve">, </w:t>
       </w:r>
+      <w:proofErr w:type="spellStart"/>
       <w:r>
         <w:rPr>
           <w:b/>
@@ -12340,6 +12712,7 @@
         </w:rPr>
         <w:t>pursueLeft</w:t>
       </w:r>
+      <w:proofErr w:type="spellEnd"/>
       <w:r>
         <w:rPr>
           <w:b/>
@@ -12361,6 +12734,7 @@
         </w:rPr>
         <w:t xml:space="preserve"> </w:t>
       </w:r>
+      <w:proofErr w:type="spellStart"/>
       <w:r>
         <w:rPr>
           <w:b/>
@@ -12377,11 +12751,9 @@
           <w:i/>
           <w:iCs/>
         </w:rPr>
-        <w:t xml:space="preserve">Right </w:t>
-      </w:r>
-      <w:r>
-        <w:t>related</w:t>
-      </w:r>
+        <w:t>Right</w:t>
+      </w:r>
+      <w:proofErr w:type="spellEnd"/>
       <w:r>
         <w:rPr>
           <w:b/>
@@ -12392,102 +12764,7 @@
         <w:t xml:space="preserve"> </w:t>
       </w:r>
       <w:r>
-        <w:t>rules</w:t>
-      </w:r>
-      <w:r>
-        <w:t>.</w:t>
-      </w:r>
-    </w:p>
-    <w:p>
-      <w:r>
-        <w:t xml:space="preserve">I </w:t>
-      </w:r>
-      <w:r>
-        <w:t xml:space="preserve">implemented </w:t>
-      </w:r>
-      <w:r>
-        <w:t xml:space="preserve">a </w:t>
-      </w:r>
-      <w:r>
-        <w:rPr>
-          <w:i/>
-          <w:iCs/>
-        </w:rPr>
-        <w:t>dalekAI</w:t>
-      </w:r>
-      <w:r>
-        <w:t xml:space="preserve"> function that </w:t>
-      </w:r>
-      <w:r>
-        <w:t xml:space="preserve">encapsulated the </w:t>
-      </w:r>
-      <w:r>
-        <w:t xml:space="preserve">common </w:t>
-      </w:r>
-      <w:r>
-        <w:t>behavioral rules</w:t>
-      </w:r>
-      <w:r>
-        <w:t xml:space="preserve">, </w:t>
-      </w:r>
-      <w:r>
-        <w:t xml:space="preserve">running these against </w:t>
-      </w:r>
-      <w:r>
-        <w:t xml:space="preserve">each </w:t>
-      </w:r>
-      <w:r>
-        <w:t>Dalek every 16 frames.</w:t>
-      </w:r>
-      <w:r>
-        <w:t xml:space="preserve">  </w:t>
-      </w:r>
-      <w:r>
-        <w:t xml:space="preserve">It’s invoked from the game loop. </w:t>
-      </w:r>
-    </w:p>
-    <w:p>
-      <w:r>
-        <w:t xml:space="preserve">The </w:t>
-      </w:r>
-      <w:r>
-        <w:t xml:space="preserve">routine checks </w:t>
-      </w:r>
-      <w:r>
-        <w:t xml:space="preserve">to see if K9 </w:t>
-      </w:r>
-      <w:r>
-        <w:t xml:space="preserve">is </w:t>
-      </w:r>
-      <w:r>
-        <w:t>in sight</w:t>
-      </w:r>
-      <w:r>
-        <w:t xml:space="preserve"> (using a helper routine)</w:t>
-      </w:r>
-      <w:r>
-        <w:t>,</w:t>
-      </w:r>
-      <w:r>
-        <w:t xml:space="preserve"> promot</w:t>
-      </w:r>
-      <w:r>
-        <w:t>ing</w:t>
-      </w:r>
-      <w:r>
-        <w:t xml:space="preserve"> </w:t>
-      </w:r>
-      <w:r>
-        <w:t xml:space="preserve">the  </w:t>
-      </w:r>
-      <w:r>
-        <w:t>Dalek’s</w:t>
-      </w:r>
-      <w:r>
-        <w:t xml:space="preserve"> </w:t>
-      </w:r>
-      <w:r>
-        <w:t xml:space="preserve">action to </w:t>
+        <w:t>related</w:t>
       </w:r>
       <w:r>
         <w:rPr>
@@ -12496,8 +12773,111 @@
           <w:i/>
           <w:iCs/>
         </w:rPr>
-        <w:t>PursueLeft</w:t>
-      </w:r>
+        <w:t xml:space="preserve"> </w:t>
+      </w:r>
+      <w:r>
+        <w:t>rules</w:t>
+      </w:r>
+      <w:r>
+        <w:t>.</w:t>
+      </w:r>
+    </w:p>
+    <w:p>
+      <w:r>
+        <w:t xml:space="preserve">I </w:t>
+      </w:r>
+      <w:r>
+        <w:t xml:space="preserve">implemented </w:t>
+      </w:r>
+      <w:r>
+        <w:t xml:space="preserve">a </w:t>
+      </w:r>
+      <w:proofErr w:type="spellStart"/>
+      <w:r>
+        <w:rPr>
+          <w:i/>
+          <w:iCs/>
+        </w:rPr>
+        <w:t>dalekAI</w:t>
+      </w:r>
+      <w:proofErr w:type="spellEnd"/>
+      <w:r>
+        <w:t xml:space="preserve"> function that </w:t>
+      </w:r>
+      <w:r>
+        <w:t xml:space="preserve">encapsulated the </w:t>
+      </w:r>
+      <w:r>
+        <w:t xml:space="preserve">common </w:t>
+      </w:r>
+      <w:r>
+        <w:t>behavioral rules</w:t>
+      </w:r>
+      <w:r>
+        <w:t xml:space="preserve">, </w:t>
+      </w:r>
+      <w:r>
+        <w:t xml:space="preserve">running these against </w:t>
+      </w:r>
+      <w:r>
+        <w:t xml:space="preserve">each </w:t>
+      </w:r>
+      <w:r>
+        <w:t>Dalek every 16 frames.</w:t>
+      </w:r>
+      <w:r>
+        <w:t xml:space="preserve">  </w:t>
+      </w:r>
+      <w:r>
+        <w:t xml:space="preserve">It’s invoked from the game loop. </w:t>
+      </w:r>
+    </w:p>
+    <w:p>
+      <w:r>
+        <w:t xml:space="preserve">The </w:t>
+      </w:r>
+      <w:r>
+        <w:t xml:space="preserve">routine checks </w:t>
+      </w:r>
+      <w:r>
+        <w:t xml:space="preserve">to see if K9 </w:t>
+      </w:r>
+      <w:r>
+        <w:t xml:space="preserve">is </w:t>
+      </w:r>
+      <w:r>
+        <w:t>in sight</w:t>
+      </w:r>
+      <w:r>
+        <w:t xml:space="preserve"> (using a helper routine)</w:t>
+      </w:r>
+      <w:r>
+        <w:t>,</w:t>
+      </w:r>
+      <w:r>
+        <w:t xml:space="preserve"> promot</w:t>
+      </w:r>
+      <w:r>
+        <w:t>ing</w:t>
+      </w:r>
+      <w:r>
+        <w:t xml:space="preserve"> </w:t>
+      </w:r>
+      <w:proofErr w:type="gramStart"/>
+      <w:r>
+        <w:t xml:space="preserve">the </w:t>
+      </w:r>
+      <w:r>
+        <w:t>Dalek’s</w:t>
+      </w:r>
+      <w:proofErr w:type="gramEnd"/>
+      <w:r>
+        <w:t xml:space="preserve"> </w:t>
+      </w:r>
+      <w:r>
+        <w:t xml:space="preserve">action to </w:t>
+      </w:r>
+      <w:proofErr w:type="spellStart"/>
       <w:r>
         <w:rPr>
           <w:b/>
@@ -12505,11 +12885,9 @@
           <w:i/>
           <w:iCs/>
         </w:rPr>
-        <w:t xml:space="preserve"> </w:t>
-      </w:r>
-      <w:r>
-        <w:t>or</w:t>
-      </w:r>
+        <w:t>PursueLeft</w:t>
+      </w:r>
+      <w:proofErr w:type="spellEnd"/>
       <w:r>
         <w:rPr>
           <w:b/>
@@ -12517,208 +12895,10 @@
           <w:i/>
           <w:iCs/>
         </w:rPr>
-        <w:t xml:space="preserve"> PursueRight</w:t>
-      </w:r>
-      <w:r>
-        <w:t xml:space="preserve"> if so.</w:t>
-      </w:r>
-      <w:r>
-        <w:t xml:space="preserve"> The function also </w:t>
-      </w:r>
-      <w:r>
-        <w:t>checks to see if K9 is within weapon’s range</w:t>
-      </w:r>
-      <w:r>
-        <w:t>, firing its weapon if it is.</w:t>
-      </w:r>
-    </w:p>
-    <w:p>
-      <w:r>
-        <w:t xml:space="preserve">I then updated </w:t>
-      </w:r>
-      <w:r>
-        <w:t xml:space="preserve">the </w:t>
-      </w:r>
-      <w:r>
-        <w:rPr>
-          <w:i/>
-          <w:iCs/>
-        </w:rPr>
-        <w:t>dalekAnimate</w:t>
-      </w:r>
-      <w:r>
-        <w:t xml:space="preserve"> and all the </w:t>
-      </w:r>
-      <w:r>
-        <w:t xml:space="preserve">Dalek </w:t>
-      </w:r>
-      <w:r>
-        <w:t xml:space="preserve">frame callback functions </w:t>
-      </w:r>
-      <w:r>
-        <w:t xml:space="preserve">to </w:t>
-      </w:r>
-      <w:r>
-        <w:t xml:space="preserve">amend their </w:t>
-      </w:r>
-      <w:r>
-        <w:t>behaviors</w:t>
-      </w:r>
-      <w:r>
-        <w:t xml:space="preserve"> based on </w:t>
-      </w:r>
-      <w:r>
-        <w:t xml:space="preserve">the </w:t>
-      </w:r>
-      <w:r>
-        <w:t>current action.</w:t>
-      </w:r>
-      <w:r>
-        <w:t xml:space="preserve">  The challenge was keeping the impact (increased code-size) to a </w:t>
-      </w:r>
-      <w:r>
-        <w:t>minimum</w:t>
-      </w:r>
-      <w:r>
-        <w:t>.</w:t>
-      </w:r>
-      <w:r>
-        <w:t xml:space="preserve"> A lot of time was spent refactoring these functio</w:t>
-      </w:r>
-      <w:r>
-        <w:t>ns to use as few code bytes as possible.</w:t>
-      </w:r>
-    </w:p>
-    <w:p>
-      <w:r>
-        <w:t>On</w:t>
-      </w:r>
-      <w:r>
-        <w:t>e</w:t>
-      </w:r>
-      <w:r>
-        <w:t xml:space="preserve"> notable challenge was how best to </w:t>
-      </w:r>
-      <w:r>
-        <w:t xml:space="preserve">show </w:t>
-      </w:r>
-      <w:r>
-        <w:t>damage being inflicted on K9.</w:t>
-      </w:r>
-      <w:r>
-        <w:t xml:space="preserve">  After brainstorming many ideas, I ended up implementing a simple </w:t>
-      </w:r>
-      <w:r>
-        <w:t>first-person</w:t>
-      </w:r>
-      <w:r>
-        <w:t xml:space="preserve"> </w:t>
-      </w:r>
-      <w:r>
-        <w:t xml:space="preserve">effect where </w:t>
-      </w:r>
-      <w:r>
-        <w:t xml:space="preserve">the </w:t>
-      </w:r>
-      <w:r>
-        <w:t xml:space="preserve">screen </w:t>
-      </w:r>
-      <w:r>
-        <w:t xml:space="preserve">is flashed </w:t>
-      </w:r>
-      <w:r>
-        <w:t>black</w:t>
-      </w:r>
-      <w:r>
-        <w:t>,</w:t>
-      </w:r>
-      <w:r>
-        <w:t xml:space="preserve"> </w:t>
-      </w:r>
-      <w:r>
-        <w:t>at a</w:t>
-      </w:r>
-      <w:r>
-        <w:t xml:space="preserve"> low frequence</w:t>
-      </w:r>
-      <w:r>
-        <w:t>,</w:t>
-      </w:r>
-      <w:r>
-        <w:t xml:space="preserve"> </w:t>
-      </w:r>
-      <w:r>
-        <w:t>and a</w:t>
-      </w:r>
-      <w:r>
-        <w:t>n obnoxious sound</w:t>
-      </w:r>
-      <w:r>
-        <w:t xml:space="preserve"> is </w:t>
-      </w:r>
-      <w:r>
-        <w:t>played</w:t>
-      </w:r>
-      <w:r>
-        <w:t>.</w:t>
-      </w:r>
-      <w:r>
-        <w:t xml:space="preserve">  The effect is quite </w:t>
-      </w:r>
-      <w:r>
-        <w:t>e</w:t>
-      </w:r>
-      <w:r>
-        <w:t>ffective</w:t>
-      </w:r>
-      <w:r>
-        <w:t>!</w:t>
-      </w:r>
-    </w:p>
-    <w:p>
-      <w:r>
-        <w:t xml:space="preserve">I also added a Mode 7 </w:t>
-      </w:r>
-      <w:r>
-        <w:t xml:space="preserve">incomplete level </w:t>
-      </w:r>
-      <w:r>
-        <w:t xml:space="preserve">screen, which </w:t>
-      </w:r>
-      <w:r>
-        <w:t>shows</w:t>
-      </w:r>
-      <w:r>
-        <w:t xml:space="preserve"> </w:t>
-      </w:r>
-      <w:r>
-        <w:t xml:space="preserve">if </w:t>
-      </w:r>
-      <w:r>
-        <w:t>K</w:t>
-      </w:r>
-      <w:r>
-        <w:t xml:space="preserve">9’s health </w:t>
-      </w:r>
-      <w:r>
-        <w:t xml:space="preserve">becomes </w:t>
-      </w:r>
-      <w:r>
-        <w:t>zero</w:t>
-      </w:r>
-      <w:r>
-        <w:t>.  Pressing space restarts the level.</w:t>
-      </w:r>
-    </w:p>
-    <w:p>
-      <w:r>
-        <w:t xml:space="preserve">I then turned to </w:t>
-      </w:r>
-      <w:r>
-        <w:t>implementing</w:t>
-      </w:r>
-      <w:r>
-        <w:t xml:space="preserve"> the </w:t>
+        <w:t xml:space="preserve"> </w:t>
+      </w:r>
+      <w:r>
+        <w:t>or</w:t>
       </w:r>
       <w:r>
         <w:rPr>
@@ -12727,11 +12907,9 @@
           <w:i/>
           <w:iCs/>
         </w:rPr>
-        <w:t>PursueUp</w:t>
-      </w:r>
-      <w:r>
-        <w:t xml:space="preserve"> and </w:t>
-      </w:r>
+        <w:t xml:space="preserve"> </w:t>
+      </w:r>
+      <w:proofErr w:type="spellStart"/>
       <w:r>
         <w:rPr>
           <w:b/>
@@ -12739,8 +12917,237 @@
           <w:i/>
           <w:iCs/>
         </w:rPr>
+        <w:t>PursueRight</w:t>
+      </w:r>
+      <w:proofErr w:type="spellEnd"/>
+      <w:r>
+        <w:t xml:space="preserve"> if so.</w:t>
+      </w:r>
+      <w:r>
+        <w:t xml:space="preserve"> The function also </w:t>
+      </w:r>
+      <w:r>
+        <w:t>checks to see if K9 is within weapon’s range</w:t>
+      </w:r>
+      <w:r>
+        <w:t>, firing its weapon if it is.</w:t>
+      </w:r>
+    </w:p>
+    <w:p>
+      <w:r>
+        <w:t xml:space="preserve">I then updated </w:t>
+      </w:r>
+      <w:r>
+        <w:t xml:space="preserve">the </w:t>
+      </w:r>
+      <w:proofErr w:type="spellStart"/>
+      <w:r>
+        <w:rPr>
+          <w:i/>
+          <w:iCs/>
+        </w:rPr>
+        <w:t>dalekAnimate</w:t>
+      </w:r>
+      <w:proofErr w:type="spellEnd"/>
+      <w:r>
+        <w:t xml:space="preserve"> and all the </w:t>
+      </w:r>
+      <w:r>
+        <w:t xml:space="preserve">Dalek </w:t>
+      </w:r>
+      <w:r>
+        <w:t xml:space="preserve">frame callback functions </w:t>
+      </w:r>
+      <w:r>
+        <w:t xml:space="preserve">to </w:t>
+      </w:r>
+      <w:r>
+        <w:t xml:space="preserve">amend their </w:t>
+      </w:r>
+      <w:r>
+        <w:t>behaviors</w:t>
+      </w:r>
+      <w:r>
+        <w:t xml:space="preserve"> based on </w:t>
+      </w:r>
+      <w:r>
+        <w:t xml:space="preserve">the </w:t>
+      </w:r>
+      <w:r>
+        <w:t>current action.</w:t>
+      </w:r>
+      <w:r>
+        <w:t xml:space="preserve">  The challenge was keeping the impact (increased code-size) to a </w:t>
+      </w:r>
+      <w:r>
+        <w:t>minimum</w:t>
+      </w:r>
+      <w:r>
+        <w:t>.</w:t>
+      </w:r>
+      <w:r>
+        <w:t xml:space="preserve"> A lot of time was spent refactoring these functio</w:t>
+      </w:r>
+      <w:r>
+        <w:t>ns to use as few code bytes as possible.</w:t>
+      </w:r>
+    </w:p>
+    <w:p>
+      <w:r>
+        <w:t>On</w:t>
+      </w:r>
+      <w:r>
+        <w:t>e</w:t>
+      </w:r>
+      <w:r>
+        <w:t xml:space="preserve"> notable challenge was how best to </w:t>
+      </w:r>
+      <w:r>
+        <w:t xml:space="preserve">show </w:t>
+      </w:r>
+      <w:r>
+        <w:t>damage being inflicted on K9.</w:t>
+      </w:r>
+      <w:r>
+        <w:t xml:space="preserve">  After brainstorming many ideas, I ended up implementing a simple </w:t>
+      </w:r>
+      <w:r>
+        <w:t>first-person</w:t>
+      </w:r>
+      <w:r>
+        <w:t xml:space="preserve"> </w:t>
+      </w:r>
+      <w:r>
+        <w:t xml:space="preserve">effect where </w:t>
+      </w:r>
+      <w:r>
+        <w:t xml:space="preserve">the </w:t>
+      </w:r>
+      <w:r>
+        <w:t xml:space="preserve">screen </w:t>
+      </w:r>
+      <w:r>
+        <w:t xml:space="preserve">is flashed </w:t>
+      </w:r>
+      <w:r>
+        <w:t>black</w:t>
+      </w:r>
+      <w:r>
+        <w:t>,</w:t>
+      </w:r>
+      <w:r>
+        <w:t xml:space="preserve"> </w:t>
+      </w:r>
+      <w:r>
+        <w:t>at a</w:t>
+      </w:r>
+      <w:r>
+        <w:t xml:space="preserve"> low frequence</w:t>
+      </w:r>
+      <w:r>
+        <w:t>,</w:t>
+      </w:r>
+      <w:r>
+        <w:t xml:space="preserve"> </w:t>
+      </w:r>
+      <w:r>
+        <w:t>and a</w:t>
+      </w:r>
+      <w:r>
+        <w:t>n obnoxious sound</w:t>
+      </w:r>
+      <w:r>
+        <w:t xml:space="preserve"> is </w:t>
+      </w:r>
+      <w:r>
+        <w:t>played</w:t>
+      </w:r>
+      <w:r>
+        <w:t>.</w:t>
+      </w:r>
+      <w:r>
+        <w:t xml:space="preserve">  The effect is quite </w:t>
+      </w:r>
+      <w:r>
+        <w:t>e</w:t>
+      </w:r>
+      <w:r>
+        <w:t>ffective</w:t>
+      </w:r>
+      <w:r>
+        <w:t>!</w:t>
+      </w:r>
+    </w:p>
+    <w:p>
+      <w:r>
+        <w:t xml:space="preserve">I also added a Mode 7 </w:t>
+      </w:r>
+      <w:r>
+        <w:t xml:space="preserve">incomplete level </w:t>
+      </w:r>
+      <w:r>
+        <w:t xml:space="preserve">screen, which </w:t>
+      </w:r>
+      <w:r>
+        <w:t>shows</w:t>
+      </w:r>
+      <w:r>
+        <w:t xml:space="preserve"> </w:t>
+      </w:r>
+      <w:r>
+        <w:t xml:space="preserve">if </w:t>
+      </w:r>
+      <w:r>
+        <w:t>K</w:t>
+      </w:r>
+      <w:r>
+        <w:t xml:space="preserve">9’s health </w:t>
+      </w:r>
+      <w:r>
+        <w:t xml:space="preserve">becomes </w:t>
+      </w:r>
+      <w:r>
+        <w:t>zero</w:t>
+      </w:r>
+      <w:r>
+        <w:t>.  Pressing space restarts the level.</w:t>
+      </w:r>
+    </w:p>
+    <w:p>
+      <w:r>
+        <w:t xml:space="preserve">I then turned to </w:t>
+      </w:r>
+      <w:r>
+        <w:t>implementing</w:t>
+      </w:r>
+      <w:r>
+        <w:t xml:space="preserve"> the </w:t>
+      </w:r>
+      <w:proofErr w:type="spellStart"/>
+      <w:r>
+        <w:rPr>
+          <w:b/>
+          <w:bCs/>
+          <w:i/>
+          <w:iCs/>
+        </w:rPr>
+        <w:t>PursueUp</w:t>
+      </w:r>
+      <w:proofErr w:type="spellEnd"/>
+      <w:r>
+        <w:t xml:space="preserve"> and </w:t>
+      </w:r>
+      <w:proofErr w:type="spellStart"/>
+      <w:r>
+        <w:rPr>
+          <w:b/>
+          <w:bCs/>
+          <w:i/>
+          <w:iCs/>
+        </w:rPr>
         <w:t>PursueDown</w:t>
       </w:r>
+      <w:proofErr w:type="spellEnd"/>
       <w:r>
         <w:t xml:space="preserve"> behavior</w:t>
       </w:r>
@@ -12773,6 +13180,8 @@
       <w:r>
         <w:t xml:space="preserve">e to support this.  Fortunately, the low nibble of the elevator’s </w:t>
       </w:r>
+      <w:proofErr w:type="spellStart"/>
+      <w:proofErr w:type="gramStart"/>
       <w:r>
         <w:rPr>
           <w:i/>
@@ -12780,6 +13189,8 @@
         </w:rPr>
         <w:t>objectState</w:t>
       </w:r>
+      <w:proofErr w:type="spellEnd"/>
+      <w:proofErr w:type="gramEnd"/>
       <w:r>
         <w:t xml:space="preserve"> variable </w:t>
       </w:r>
@@ -12859,7 +13270,15 @@
         <w:t>s</w:t>
       </w:r>
       <w:r>
-        <w:t xml:space="preserve"> in their draw order</w:t>
+        <w:t xml:space="preserve"> in their </w:t>
+      </w:r>
+      <w:proofErr w:type="gramStart"/>
+      <w:r>
+        <w:t>draw</w:t>
+      </w:r>
+      <w:proofErr w:type="gramEnd"/>
+      <w:r>
+        <w:t xml:space="preserve"> order</w:t>
       </w:r>
       <w:r>
         <w:t xml:space="preserve">, as descending elevators need to be rendered before </w:t>
@@ -13000,13 +13419,34 @@
         <w:t>Daleks in pursuit</w:t>
       </w:r>
       <w:r>
-        <w:t xml:space="preserve"> - When one or more Daleks are in pursuit of K9, a PacMan like sound effect plays, giving the player a sense of pressure.  The sound effect provide</w:t>
+        <w:t xml:space="preserve"> - When one or more Daleks are in pursuit of K9, a </w:t>
+      </w:r>
+      <w:proofErr w:type="spellStart"/>
+      <w:proofErr w:type="gramStart"/>
+      <w:r>
+        <w:t>PacMan</w:t>
+      </w:r>
+      <w:proofErr w:type="spellEnd"/>
+      <w:r>
+        <w:t xml:space="preserve"> like</w:t>
+      </w:r>
+      <w:proofErr w:type="gramEnd"/>
+      <w:r>
+        <w:t xml:space="preserve"> sound effect plays, giving the player a sense of pressure.  The sound effect provide</w:t>
       </w:r>
       <w:r>
         <w:t>s</w:t>
       </w:r>
       <w:r>
-        <w:t xml:space="preserve"> an important que as there may be times when a Dalek sees K9 before the player sees the Dalek!</w:t>
+        <w:t xml:space="preserve"> an important </w:t>
+      </w:r>
+      <w:proofErr w:type="gramStart"/>
+      <w:r>
+        <w:t>que</w:t>
+      </w:r>
+      <w:proofErr w:type="gramEnd"/>
+      <w:r>
+        <w:t xml:space="preserve"> as there may be times when a Dalek sees K9 before the player sees the Dalek!</w:t>
       </w:r>
     </w:p>
     <w:p>
@@ -13127,7 +13567,15 @@
         <w:t>K9 is hurt</w:t>
       </w:r>
       <w:r>
-        <w:t xml:space="preserve"> – when K9 is damaged by an Dalek weapon, an annoying white noise sound effect is played, which is quite unpleasant.  It </w:t>
+        <w:t xml:space="preserve"> – when K9 is damaged by </w:t>
+      </w:r>
+      <w:proofErr w:type="gramStart"/>
+      <w:r>
+        <w:t>an</w:t>
+      </w:r>
+      <w:proofErr w:type="gramEnd"/>
+      <w:r>
+        <w:t xml:space="preserve"> Dalek weapon, an annoying white noise sound effect is played, which is quite unpleasant.  It </w:t>
       </w:r>
       <w:r>
         <w:t xml:space="preserve">is </w:t>
@@ -13225,6 +13673,7 @@
       <w:r>
         <w:t xml:space="preserve">Channel 2 is used for the collect key/jewel, door locked, and K9 movement sound effects.  These sound effects are mutually exclusive except for the movement sound effect.  The game uses a </w:t>
       </w:r>
+      <w:proofErr w:type="spellStart"/>
       <w:r>
         <w:rPr>
           <w:i/>
@@ -13232,6 +13681,7 @@
         </w:rPr>
         <w:t>frameCount</w:t>
       </w:r>
+      <w:proofErr w:type="spellEnd"/>
       <w:r>
         <w:t xml:space="preserve"> based timer to inhibit playing the movement sound effect when the other sound effects are playing.</w:t>
       </w:r>
@@ -13263,11 +13713,16 @@
         <w:t>‘</w:t>
       </w:r>
       <w:r>
-        <w:t>in pursuit</w:t>
+        <w:t xml:space="preserve">in </w:t>
+      </w:r>
+      <w:proofErr w:type="gramStart"/>
+      <w:r>
+        <w:t>pursuit</w:t>
       </w:r>
       <w:r>
         <w:t>’</w:t>
       </w:r>
+      <w:proofErr w:type="gramEnd"/>
       <w:r>
         <w:t xml:space="preserve"> sound effect.</w:t>
       </w:r>
@@ -13868,6 +14323,7 @@
       <w:r>
         <w:t xml:space="preserve"> into the sprite data and let the </w:t>
       </w:r>
+      <w:proofErr w:type="spellStart"/>
       <w:r>
         <w:rPr>
           <w:i/>
@@ -13875,6 +14331,7 @@
         </w:rPr>
         <w:t>drawSprite</w:t>
       </w:r>
+      <w:proofErr w:type="spellEnd"/>
       <w:r>
         <w:t xml:space="preserve"> routine do all the work of putting the pixels on the screen, however this would result in the ‘</w:t>
       </w:r>
@@ -13915,7 +14372,15 @@
         <w:t xml:space="preserve">in size </w:t>
       </w:r>
       <w:r>
-        <w:t>and uses 41 bytes of data (health bar atlas + sprite array).  The total memory required was 226 bytes</w:t>
+        <w:t xml:space="preserve">and uses 41 bytes of data (health bar atlas + </w:t>
+      </w:r>
+      <w:proofErr w:type="gramStart"/>
+      <w:r>
+        <w:t>sprite</w:t>
+      </w:r>
+      <w:proofErr w:type="gramEnd"/>
+      <w:r>
+        <w:t xml:space="preserve"> array).  The total memory required was 226 bytes</w:t>
       </w:r>
       <w:r>
         <w:t>.</w:t>
@@ -14297,6 +14762,7 @@
       <w:r>
         <w:t xml:space="preserve">from </w:t>
       </w:r>
+      <w:proofErr w:type="spellStart"/>
       <w:r>
         <w:rPr>
           <w:i/>
@@ -14304,9 +14770,11 @@
         </w:rPr>
         <w:t>drawObject</w:t>
       </w:r>
+      <w:proofErr w:type="spellEnd"/>
       <w:r>
         <w:t xml:space="preserve"> and </w:t>
       </w:r>
+      <w:proofErr w:type="spellStart"/>
       <w:r>
         <w:rPr>
           <w:i/>
@@ -14314,6 +14782,7 @@
         </w:rPr>
         <w:t>drawLaserOn</w:t>
       </w:r>
+      <w:proofErr w:type="spellEnd"/>
       <w:r>
         <w:rPr>
           <w:i/>
@@ -15129,7 +15598,15 @@
         <w:t>SN76489</w:t>
       </w:r>
       <w:r>
-        <w:t xml:space="preserve"> to output its highest frequency (125KHz), and 2) toggle the volume at twice the desired frequency.  Timer2 can be used for the latter, in one-shot mode.</w:t>
+        <w:t xml:space="preserve"> to output its highest frequency (125KHz), and 2) toggle the volume at twice the desired frequency.  </w:t>
+      </w:r>
+      <w:proofErr w:type="gramStart"/>
+      <w:r>
+        <w:t>Timer2</w:t>
+      </w:r>
+      <w:proofErr w:type="gramEnd"/>
+      <w:r>
+        <w:t xml:space="preserve"> can be used for the latter, in one-shot mode.</w:t>
       </w:r>
     </w:p>
     <w:p>
@@ -15456,6 +15933,7 @@
       <w:r>
         <w:t xml:space="preserve">The title functionality starts and stops playback by invoking the </w:t>
       </w:r>
+      <w:proofErr w:type="spellStart"/>
       <w:r>
         <w:rPr>
           <w:b/>
@@ -15465,9 +15943,11 @@
         </w:rPr>
         <w:t>playMusic</w:t>
       </w:r>
+      <w:proofErr w:type="spellEnd"/>
       <w:r>
         <w:t xml:space="preserve"> and </w:t>
       </w:r>
+      <w:proofErr w:type="spellStart"/>
       <w:r>
         <w:rPr>
           <w:b/>
@@ -15477,6 +15957,7 @@
         </w:rPr>
         <w:t>stopMusic</w:t>
       </w:r>
+      <w:proofErr w:type="spellEnd"/>
       <w:r>
         <w:t xml:space="preserve"> routines.  These routines start and stop the music, which is played in the </w:t>
       </w:r>
@@ -15575,9 +16056,11 @@
       <w:r>
         <w:t xml:space="preserve">I spent quite a bit of time tweaking the envelope definitions to get a more interesting sound. Of course, I was not able to replicate the original sound given </w:t>
       </w:r>
+      <w:proofErr w:type="gramStart"/>
       <w:r>
         <w:t>the Beeb’s</w:t>
       </w:r>
+      <w:proofErr w:type="gramEnd"/>
       <w:r>
         <w:t xml:space="preserve"> limited capabilities.  </w:t>
       </w:r>
@@ -15624,12 +16107,14 @@
       <w:r>
         <w:t xml:space="preserve">which </w:t>
       </w:r>
+      <w:proofErr w:type="gramStart"/>
       <w:r>
         <w:t>appear</w:t>
       </w:r>
       <w:r>
         <w:t>s</w:t>
       </w:r>
+      <w:proofErr w:type="gramEnd"/>
       <w:r>
         <w:t xml:space="preserve"> before the </w:t>
       </w:r>
@@ -15804,8 +16289,13 @@
       <w:r>
         <w:t xml:space="preserve">ly there was </w:t>
       </w:r>
-      <w:r>
-        <w:t>no enough</w:t>
+      <w:proofErr w:type="gramStart"/>
+      <w:r>
+        <w:t>no</w:t>
+      </w:r>
+      <w:proofErr w:type="gramEnd"/>
+      <w:r>
+        <w:t xml:space="preserve"> enough</w:t>
       </w:r>
       <w:r>
         <w:t xml:space="preserve"> room to fit </w:t>
@@ -16125,9 +16615,11 @@
         <w:lastRenderedPageBreak/>
         <w:t xml:space="preserve">While doable, it’s quite hard to reproduce samples </w:t>
       </w:r>
+      <w:proofErr w:type="gramStart"/>
       <w:r>
         <w:t>at</w:t>
       </w:r>
+      <w:proofErr w:type="gramEnd"/>
       <w:r>
         <w:t xml:space="preserve"> good </w:t>
       </w:r>
@@ -16465,10 +16957,18 @@
         <w:t xml:space="preserve">be loaded </w:t>
       </w:r>
       <w:r>
-        <w:t>to regular memory</w:t>
-      </w:r>
-      <w:r>
-        <w:t>, and then</w:t>
+        <w:t xml:space="preserve">to regular </w:t>
+      </w:r>
+      <w:proofErr w:type="gramStart"/>
+      <w:r>
+        <w:t>memory</w:t>
+      </w:r>
+      <w:r>
+        <w:t>, and</w:t>
+      </w:r>
+      <w:proofErr w:type="gramEnd"/>
+      <w:r>
+        <w:t xml:space="preserve"> then</w:t>
       </w:r>
       <w:r>
         <w:t xml:space="preserve"> </w:t>
@@ -16528,7 +17028,15 @@
         <w:t xml:space="preserve"> distinct files </w:t>
       </w:r>
       <w:r>
-        <w:t>(pcm1..pcn5)</w:t>
+        <w:t>(pcm</w:t>
+      </w:r>
+      <w:proofErr w:type="gramStart"/>
+      <w:r>
+        <w:t>1..</w:t>
+      </w:r>
+      <w:proofErr w:type="gramEnd"/>
+      <w:r>
+        <w:t>pcn5)</w:t>
       </w:r>
       <w:r>
         <w:t xml:space="preserve"> in the disc image.</w:t>
@@ -16625,7 +17133,15 @@
         <w:t xml:space="preserve">is set </w:t>
       </w:r>
       <w:r>
-        <w:t xml:space="preserve">to 125KHz and its volume </w:t>
+        <w:t xml:space="preserve">to </w:t>
+      </w:r>
+      <w:proofErr w:type="gramStart"/>
+      <w:r>
+        <w:t>125KHz</w:t>
+      </w:r>
+      <w:proofErr w:type="gramEnd"/>
+      <w:r>
+        <w:t xml:space="preserve"> and its volume </w:t>
       </w:r>
       <w:r>
         <w:t xml:space="preserve">is set </w:t>
@@ -16678,7 +17194,15 @@
         <w:t>.</w:t>
       </w:r>
       <w:r>
-        <w:t xml:space="preserve">  There was a little tearing but no detectable slowdown or control latency.</w:t>
+        <w:t xml:space="preserve">  There was a little </w:t>
+      </w:r>
+      <w:proofErr w:type="gramStart"/>
+      <w:r>
+        <w:t>tearing</w:t>
+      </w:r>
+      <w:proofErr w:type="gramEnd"/>
+      <w:r>
+        <w:t xml:space="preserve"> but no detectable slowdown or control latency.</w:t>
       </w:r>
       <w:r>
         <w:t xml:space="preserve">  </w:t>
@@ -16863,182 +17387,273 @@
       <w:r>
         <w:t xml:space="preserve">In the first pass, </w:t>
       </w:r>
+      <w:proofErr w:type="gramStart"/>
       <w:r>
         <w:rPr>
           <w:b/>
           <w:bCs/>
         </w:rPr>
-        <w:t>AND #&amp;0F</w:t>
-      </w:r>
+        <w:t>AND #&amp;</w:t>
+      </w:r>
+      <w:proofErr w:type="gramEnd"/>
       <w:r>
         <w:rPr>
           <w:b/>
           <w:bCs/>
         </w:rPr>
-        <w:t xml:space="preserve"> : </w:t>
-      </w:r>
+        <w:t>0</w:t>
+      </w:r>
+      <w:proofErr w:type="gramStart"/>
       <w:r>
         <w:rPr>
           <w:b/>
           <w:bCs/>
         </w:rPr>
-        <w:t>AND #&amp;0F</w:t>
-      </w:r>
-      <w:r>
-        <w:t xml:space="preserve"> is </w:t>
-      </w:r>
-      <w:r>
-        <w:t>written</w:t>
-      </w:r>
-      <w:r>
-        <w:t xml:space="preserve"> </w:t>
-      </w:r>
-      <w:r>
-        <w:t xml:space="preserve">and used </w:t>
-      </w:r>
-      <w:r>
-        <w:t>to extract the low nibbles</w:t>
-      </w:r>
-      <w:r>
-        <w:t xml:space="preserve">, in the second pass, </w:t>
+        <w:t>F</w:t>
       </w:r>
       <w:r>
         <w:rPr>
           <w:b/>
           <w:bCs/>
         </w:rPr>
-        <w:t>LSR A : LSR A : LSR A : LSR A</w:t>
-      </w:r>
-      <w:r>
-        <w:t xml:space="preserve"> is </w:t>
-      </w:r>
-      <w:r>
-        <w:t>written</w:t>
-      </w:r>
-      <w:r>
-        <w:t xml:space="preserve"> </w:t>
-      </w:r>
-      <w:r>
-        <w:t xml:space="preserve">and used </w:t>
-      </w:r>
-      <w:r>
-        <w:t>to extract the high nibbles.</w:t>
-      </w:r>
-      <w:r>
-        <w:t xml:space="preserve">  </w:t>
-      </w:r>
+        <w:t xml:space="preserve"> :</w:t>
+      </w:r>
+      <w:proofErr w:type="gramEnd"/>
       <w:r>
         <w:rPr>
           <w:b/>
           <w:bCs/>
         </w:rPr>
-        <w:t>AND #&amp;0F</w:t>
-      </w:r>
-      <w:r>
-        <w:t xml:space="preserve"> is repeated</w:t>
-      </w:r>
-      <w:r>
-        <w:t xml:space="preserve"> to fill </w:t>
-      </w:r>
-      <w:r>
-        <w:t xml:space="preserve">the </w:t>
-      </w:r>
-      <w:r>
-        <w:t>4 code bytes</w:t>
-      </w:r>
-      <w:r>
-        <w:t xml:space="preserve"> </w:t>
-      </w:r>
-      <w:r>
-        <w:t xml:space="preserve">that </w:t>
-      </w:r>
-      <w:r>
-        <w:t>four</w:t>
-      </w:r>
+        <w:t xml:space="preserve"> </w:t>
+      </w:r>
+      <w:proofErr w:type="gramStart"/>
       <w:r>
         <w:rPr>
           <w:b/>
           <w:bCs/>
         </w:rPr>
-        <w:t xml:space="preserve"> </w:t>
-      </w:r>
+        <w:t>AND #&amp;</w:t>
+      </w:r>
+      <w:proofErr w:type="gramEnd"/>
       <w:r>
         <w:rPr>
           <w:b/>
           <w:bCs/>
         </w:rPr>
-        <w:t>LSR A</w:t>
+        <w:t>0F</w:t>
+      </w:r>
+      <w:r>
+        <w:t xml:space="preserve"> is </w:t>
+      </w:r>
+      <w:r>
+        <w:t>written</w:t>
+      </w:r>
+      <w:r>
+        <w:t xml:space="preserve"> </w:t>
+      </w:r>
+      <w:r>
+        <w:t xml:space="preserve">and used </w:t>
+      </w:r>
+      <w:r>
+        <w:t>to extract the low nibbles</w:t>
+      </w:r>
+      <w:r>
+        <w:t xml:space="preserve">, in the second pass, </w:t>
       </w:r>
       <w:r>
         <w:rPr>
           <w:b/>
           <w:bCs/>
         </w:rPr>
-        <w:t xml:space="preserve"> </w:t>
-      </w:r>
-      <w:r>
-        <w:t>instructions</w:t>
-      </w:r>
+        <w:t xml:space="preserve">LSR </w:t>
+      </w:r>
+      <w:proofErr w:type="gramStart"/>
       <w:r>
         <w:rPr>
           <w:b/>
           <w:bCs/>
         </w:rPr>
-        <w:t xml:space="preserve"> </w:t>
-      </w:r>
-      <w:r>
-        <w:t>use.</w:t>
-      </w:r>
-    </w:p>
-    <w:p>
-      <w:r>
-        <w:t xml:space="preserve">The WAV converter console app was then updated to read the additional WAV files that I </w:t>
-      </w:r>
-      <w:r>
-        <w:t xml:space="preserve">also </w:t>
-      </w:r>
-      <w:r>
-        <w:t xml:space="preserve">created in Audacity, stacking these in the generated </w:t>
-      </w:r>
+        <w:t>A :</w:t>
+      </w:r>
+      <w:proofErr w:type="gramEnd"/>
       <w:r>
         <w:rPr>
           <w:b/>
           <w:bCs/>
         </w:rPr>
-        <w:t>pcm.dat</w:t>
-      </w:r>
-      <w:r>
-        <w:t xml:space="preserve"> file.  The app was also updated to write </w:t>
-      </w:r>
-      <w:r>
-        <w:t xml:space="preserve">a </w:t>
-      </w:r>
+        <w:t xml:space="preserve"> LSR </w:t>
+      </w:r>
+      <w:proofErr w:type="gramStart"/>
       <w:r>
         <w:rPr>
           <w:b/>
           <w:bCs/>
         </w:rPr>
-        <w:t>start</w:t>
-      </w:r>
+        <w:t>A :</w:t>
+      </w:r>
+      <w:proofErr w:type="gramEnd"/>
       <w:r>
         <w:rPr>
           <w:b/>
           <w:bCs/>
         </w:rPr>
-        <w:t>/</w:t>
-      </w:r>
+        <w:t xml:space="preserve"> LSR </w:t>
+      </w:r>
+      <w:proofErr w:type="gramStart"/>
       <w:r>
         <w:rPr>
           <w:b/>
           <w:bCs/>
         </w:rPr>
-        <w:t>end address</w:t>
-      </w:r>
+        <w:t>A :</w:t>
+      </w:r>
+      <w:proofErr w:type="gramEnd"/>
       <w:r>
         <w:rPr>
           <w:b/>
           <w:bCs/>
         </w:rPr>
+        <w:t xml:space="preserve"> LSR A</w:t>
+      </w:r>
+      <w:r>
+        <w:t xml:space="preserve"> is </w:t>
+      </w:r>
+      <w:r>
+        <w:t>written</w:t>
+      </w:r>
+      <w:r>
+        <w:t xml:space="preserve"> </w:t>
+      </w:r>
+      <w:r>
+        <w:t xml:space="preserve">and used </w:t>
+      </w:r>
+      <w:r>
+        <w:t>to extract the high nibbles.</w:t>
+      </w:r>
+      <w:r>
+        <w:t xml:space="preserve">  </w:t>
+      </w:r>
+      <w:proofErr w:type="gramStart"/>
+      <w:r>
+        <w:rPr>
+          <w:b/>
+          <w:bCs/>
+        </w:rPr>
+        <w:t>AND #&amp;</w:t>
+      </w:r>
+      <w:proofErr w:type="gramEnd"/>
+      <w:r>
+        <w:rPr>
+          <w:b/>
+          <w:bCs/>
+        </w:rPr>
+        <w:t>0F</w:t>
+      </w:r>
+      <w:r>
+        <w:t xml:space="preserve"> is repeated</w:t>
+      </w:r>
+      <w:r>
+        <w:t xml:space="preserve"> to fill </w:t>
+      </w:r>
+      <w:r>
+        <w:t xml:space="preserve">the </w:t>
+      </w:r>
+      <w:r>
+        <w:t>4 code bytes</w:t>
+      </w:r>
+      <w:r>
+        <w:t xml:space="preserve"> </w:t>
+      </w:r>
+      <w:r>
+        <w:t xml:space="preserve">that </w:t>
+      </w:r>
+      <w:r>
+        <w:t>four</w:t>
+      </w:r>
+      <w:r>
+        <w:rPr>
+          <w:b/>
+          <w:bCs/>
+        </w:rPr>
+        <w:t xml:space="preserve"> </w:t>
+      </w:r>
+      <w:r>
+        <w:rPr>
+          <w:b/>
+          <w:bCs/>
+        </w:rPr>
+        <w:t>LSR A</w:t>
+      </w:r>
+      <w:r>
+        <w:rPr>
+          <w:b/>
+          <w:bCs/>
+        </w:rPr>
+        <w:t xml:space="preserve"> </w:t>
+      </w:r>
+      <w:r>
+        <w:t>instructions</w:t>
+      </w:r>
+      <w:r>
+        <w:rPr>
+          <w:b/>
+          <w:bCs/>
+        </w:rPr>
+        <w:t xml:space="preserve"> </w:t>
+      </w:r>
+      <w:r>
+        <w:t>use.</w:t>
+      </w:r>
+    </w:p>
+    <w:p>
+      <w:r>
+        <w:t xml:space="preserve">The WAV converter console app was then updated to read the additional WAV files that I </w:t>
+      </w:r>
+      <w:r>
+        <w:t xml:space="preserve">also </w:t>
+      </w:r>
+      <w:r>
+        <w:t xml:space="preserve">created in Audacity, stacking these in the generated </w:t>
+      </w:r>
+      <w:r>
+        <w:rPr>
+          <w:b/>
+          <w:bCs/>
+        </w:rPr>
+        <w:t>pcm.dat</w:t>
+      </w:r>
+      <w:r>
+        <w:t xml:space="preserve"> file.  The app was also updated to write </w:t>
+      </w:r>
+      <w:r>
+        <w:t xml:space="preserve">a </w:t>
+      </w:r>
+      <w:r>
+        <w:rPr>
+          <w:b/>
+          <w:bCs/>
+        </w:rPr>
+        <w:t>start</w:t>
+      </w:r>
+      <w:r>
+        <w:rPr>
+          <w:b/>
+          <w:bCs/>
+        </w:rPr>
+        <w:t>/</w:t>
+      </w:r>
+      <w:r>
+        <w:rPr>
+          <w:b/>
+          <w:bCs/>
+        </w:rPr>
+        <w:t>end address</w:t>
+      </w:r>
+      <w:r>
+        <w:rPr>
+          <w:b/>
+          <w:bCs/>
+        </w:rPr>
         <w:t xml:space="preserve"> table</w:t>
       </w:r>
       <w:r>
@@ -17119,7 +17734,15 @@
         <w:t xml:space="preserve">routine first tests </w:t>
       </w:r>
       <w:r>
-        <w:t xml:space="preserve">for the 8KHz timer, only branching if the interrupt </w:t>
+        <w:t xml:space="preserve">for the 8KHz timer, only branching if the </w:t>
+      </w:r>
+      <w:proofErr w:type="gramStart"/>
+      <w:r>
+        <w:t>interrupt</w:t>
+      </w:r>
+      <w:proofErr w:type="gramEnd"/>
+      <w:r>
+        <w:t xml:space="preserve"> </w:t>
       </w:r>
       <w:r>
         <w:t xml:space="preserve">is </w:t>
@@ -17385,9 +18008,11 @@
             <w:tcW w:w="3116" w:type="dxa"/>
           </w:tcPr>
           <w:p>
+            <w:proofErr w:type="spellStart"/>
             <w:r>
               <w:t>soundVector_beginPursuit</w:t>
             </w:r>
+            <w:proofErr w:type="spellEnd"/>
           </w:p>
         </w:tc>
         <w:tc>
@@ -17398,12 +18023,14 @@
             <w:pPr>
               <w:cnfStyle w:val="000000100000" w:firstRow="0" w:lastRow="0" w:firstColumn="0" w:lastColumn="0" w:oddVBand="0" w:evenVBand="0" w:oddHBand="1" w:evenHBand="0" w:firstRowFirstColumn="0" w:firstRowLastColumn="0" w:lastRowFirstColumn="0" w:lastRowLastColumn="0"/>
             </w:pPr>
+            <w:proofErr w:type="spellStart"/>
             <w:r>
               <w:t>soundEffect_pursuitO</w:t>
             </w:r>
             <w:r>
               <w:t>n</w:t>
             </w:r>
+            <w:proofErr w:type="spellEnd"/>
           </w:p>
         </w:tc>
         <w:tc>
@@ -17414,12 +18041,14 @@
             <w:pPr>
               <w:cnfStyle w:val="000000100000" w:firstRow="0" w:lastRow="0" w:firstColumn="0" w:lastColumn="0" w:oddVBand="0" w:evenVBand="0" w:oddHBand="1" w:evenHBand="0" w:firstRowFirstColumn="0" w:firstRowLastColumn="0" w:lastRowFirstColumn="0" w:lastRowLastColumn="0"/>
             </w:pPr>
+            <w:proofErr w:type="spellStart"/>
             <w:r>
               <w:t>sample_</w:t>
             </w:r>
             <w:r>
               <w:t>soundExterminate</w:t>
             </w:r>
+            <w:proofErr w:type="spellEnd"/>
           </w:p>
         </w:tc>
       </w:tr>
@@ -17430,9 +18059,11 @@
             <w:tcW w:w="3116" w:type="dxa"/>
           </w:tcPr>
           <w:p>
+            <w:proofErr w:type="spellStart"/>
             <w:r>
               <w:t>soundVector_updatePursuit</w:t>
             </w:r>
+            <w:proofErr w:type="spellEnd"/>
           </w:p>
         </w:tc>
         <w:tc>
@@ -17459,9 +18090,11 @@
             <w:pPr>
               <w:cnfStyle w:val="000000000000" w:firstRow="0" w:lastRow="0" w:firstColumn="0" w:lastColumn="0" w:oddVBand="0" w:evenVBand="0" w:oddHBand="0" w:evenHBand="0" w:firstRowFirstColumn="0" w:firstRowLastColumn="0" w:lastRowFirstColumn="0" w:lastRowLastColumn="0"/>
             </w:pPr>
+            <w:proofErr w:type="spellStart"/>
             <w:r>
               <w:t>sample_updatePursuit</w:t>
             </w:r>
+            <w:proofErr w:type="spellEnd"/>
           </w:p>
         </w:tc>
       </w:tr>
@@ -17475,9 +18108,11 @@
             <w:tcW w:w="3116" w:type="dxa"/>
           </w:tcPr>
           <w:p>
+            <w:proofErr w:type="spellStart"/>
             <w:r>
               <w:t>soundVector_endPursuit</w:t>
             </w:r>
+            <w:proofErr w:type="spellEnd"/>
           </w:p>
         </w:tc>
         <w:tc>
@@ -17488,9 +18123,11 @@
             <w:pPr>
               <w:cnfStyle w:val="000000100000" w:firstRow="0" w:lastRow="0" w:firstColumn="0" w:lastColumn="0" w:oddVBand="0" w:evenVBand="0" w:oddHBand="1" w:evenHBand="0" w:firstRowFirstColumn="0" w:firstRowLastColumn="0" w:lastRowFirstColumn="0" w:lastRowLastColumn="0"/>
             </w:pPr>
+            <w:proofErr w:type="spellStart"/>
             <w:r>
               <w:t>soundEffect_pursuitOff</w:t>
             </w:r>
+            <w:proofErr w:type="spellEnd"/>
           </w:p>
         </w:tc>
         <w:tc>
@@ -17501,9 +18138,11 @@
             <w:pPr>
               <w:cnfStyle w:val="000000100000" w:firstRow="0" w:lastRow="0" w:firstColumn="0" w:lastColumn="0" w:oddVBand="0" w:evenVBand="0" w:oddHBand="1" w:evenHBand="0" w:firstRowFirstColumn="0" w:firstRowLastColumn="0" w:lastRowFirstColumn="0" w:lastRowLastColumn="0"/>
             </w:pPr>
+            <w:proofErr w:type="spellStart"/>
             <w:r>
               <w:t>sample_stop</w:t>
             </w:r>
+            <w:proofErr w:type="spellEnd"/>
           </w:p>
         </w:tc>
       </w:tr>
@@ -17514,9 +18153,11 @@
             <w:tcW w:w="3116" w:type="dxa"/>
           </w:tcPr>
           <w:p>
+            <w:proofErr w:type="spellStart"/>
             <w:r>
               <w:t>soundVector_enemyLasered</w:t>
             </w:r>
+            <w:proofErr w:type="spellEnd"/>
           </w:p>
         </w:tc>
         <w:tc>
@@ -17543,9 +18184,11 @@
             <w:pPr>
               <w:cnfStyle w:val="000000000000" w:firstRow="0" w:lastRow="0" w:firstColumn="0" w:lastColumn="0" w:oddVBand="0" w:evenVBand="0" w:oddHBand="0" w:evenHBand="0" w:firstRowFirstColumn="0" w:firstRowLastColumn="0" w:lastRowFirstColumn="0" w:lastRowLastColumn="0"/>
             </w:pPr>
+            <w:proofErr w:type="spellStart"/>
             <w:r>
               <w:t>sample_soundGrown</w:t>
             </w:r>
+            <w:proofErr w:type="spellEnd"/>
           </w:p>
         </w:tc>
       </w:tr>
@@ -17559,9 +18202,11 @@
             <w:tcW w:w="3116" w:type="dxa"/>
           </w:tcPr>
           <w:p>
+            <w:proofErr w:type="spellStart"/>
             <w:r>
               <w:t>soundVector_weaponFired</w:t>
             </w:r>
+            <w:proofErr w:type="spellEnd"/>
           </w:p>
         </w:tc>
         <w:tc>
@@ -17572,9 +18217,11 @@
             <w:pPr>
               <w:cnfStyle w:val="000000100000" w:firstRow="0" w:lastRow="0" w:firstColumn="0" w:lastColumn="0" w:oddVBand="0" w:evenVBand="0" w:oddHBand="1" w:evenHBand="0" w:firstRowFirstColumn="0" w:firstRowLastColumn="0" w:lastRowFirstColumn="0" w:lastRowLastColumn="0"/>
             </w:pPr>
+            <w:proofErr w:type="spellStart"/>
             <w:r>
               <w:t>soundEffect_pain</w:t>
             </w:r>
+            <w:proofErr w:type="spellEnd"/>
           </w:p>
         </w:tc>
         <w:tc>
@@ -17585,9 +18232,11 @@
             <w:pPr>
               <w:cnfStyle w:val="000000100000" w:firstRow="0" w:lastRow="0" w:firstColumn="0" w:lastColumn="0" w:oddVBand="0" w:evenVBand="0" w:oddHBand="1" w:evenHBand="0" w:firstRowFirstColumn="0" w:firstRowLastColumn="0" w:lastRowFirstColumn="0" w:lastRowLastColumn="0"/>
             </w:pPr>
+            <w:proofErr w:type="spellStart"/>
             <w:r>
               <w:t>sample_soundWeapon</w:t>
             </w:r>
+            <w:proofErr w:type="spellEnd"/>
           </w:p>
         </w:tc>
       </w:tr>
@@ -17621,13 +18270,29 @@
         <w:t>.</w:t>
       </w:r>
       <w:r>
-        <w:t xml:space="preserve">  This includes an alternative in-game interrupt </w:t>
+        <w:t xml:space="preserve">  This includes an alternative in-game </w:t>
+      </w:r>
+      <w:proofErr w:type="gramStart"/>
+      <w:r>
+        <w:t>interrupt</w:t>
+      </w:r>
+      <w:proofErr w:type="gramEnd"/>
+      <w:r>
+        <w:t xml:space="preserve"> </w:t>
       </w:r>
       <w:r>
         <w:t xml:space="preserve">service </w:t>
       </w:r>
       <w:r>
-        <w:t>routine which contains the sampling functionality. The routine jumps into the regular in-game interrupt routine to process other interrupts.  The routine is installed in place of the regular in-game routine when sideways RAM is detected.</w:t>
+        <w:t xml:space="preserve">routine which contains the sampling functionality. The routine jumps into the regular in-game interrupt routine to process other </w:t>
+      </w:r>
+      <w:proofErr w:type="gramStart"/>
+      <w:r>
+        <w:t>interrupts</w:t>
+      </w:r>
+      <w:proofErr w:type="gramEnd"/>
+      <w:r>
+        <w:t>.  The routine is installed in place of the regular in-game routine when sideways RAM is detected.</w:t>
       </w:r>
     </w:p>
     <w:p>
@@ -17739,7 +18404,15 @@
     </w:p>
     <w:p>
       <w:r>
-        <w:t xml:space="preserve">Another suggestion was to improve the level entry and exit experiences, by showing some </w:t>
+        <w:t xml:space="preserve">Another suggestion was to improve the </w:t>
+      </w:r>
+      <w:proofErr w:type="gramStart"/>
+      <w:r>
+        <w:t>level</w:t>
+      </w:r>
+      <w:proofErr w:type="gramEnd"/>
+      <w:r>
+        <w:t xml:space="preserve"> entry and exit experiences, by showing some </w:t>
       </w:r>
       <w:r>
         <w:t xml:space="preserve">form of </w:t>
@@ -17828,8 +18501,13 @@
         <w:t xml:space="preserve">reasonably well </w:t>
       </w:r>
       <w:r>
-        <w:t>in BeebEm</w:t>
-      </w:r>
+        <w:t xml:space="preserve">in </w:t>
+      </w:r>
+      <w:proofErr w:type="spellStart"/>
+      <w:r>
+        <w:t>BeebEm</w:t>
+      </w:r>
+      <w:proofErr w:type="spellEnd"/>
       <w:r>
         <w:t xml:space="preserve">, though there was a </w:t>
       </w:r>
@@ -18036,9 +18714,11 @@
             <w:tcW w:w="2586" w:type="dxa"/>
           </w:tcPr>
           <w:p>
+            <w:proofErr w:type="spellStart"/>
             <w:r>
               <w:t>enemyDestroyed</w:t>
             </w:r>
+            <w:proofErr w:type="spellEnd"/>
           </w:p>
         </w:tc>
         <w:tc>
@@ -18075,9 +18755,11 @@
             <w:tcW w:w="2586" w:type="dxa"/>
           </w:tcPr>
           <w:p>
+            <w:proofErr w:type="spellStart"/>
             <w:r>
               <w:t>startLevel</w:t>
             </w:r>
+            <w:proofErr w:type="spellEnd"/>
           </w:p>
         </w:tc>
         <w:tc>
@@ -18117,9 +18799,11 @@
             <w:tcW w:w="2586" w:type="dxa"/>
           </w:tcPr>
           <w:p>
+            <w:proofErr w:type="spellStart"/>
             <w:r>
               <w:t>completeLevel</w:t>
             </w:r>
+            <w:proofErr w:type="spellEnd"/>
           </w:p>
         </w:tc>
         <w:tc>
@@ -18130,9 +18814,11 @@
             <w:pPr>
               <w:cnfStyle w:val="000000100000" w:firstRow="0" w:lastRow="0" w:firstColumn="0" w:lastColumn="0" w:oddVBand="0" w:evenVBand="0" w:oddHBand="1" w:evenHBand="0" w:firstRowFirstColumn="0" w:firstRowLastColumn="0" w:lastRowFirstColumn="0" w:lastRowLastColumn="0"/>
             </w:pPr>
+            <w:proofErr w:type="spellStart"/>
             <w:r>
               <w:t>soundEffect_levelComplete</w:t>
             </w:r>
+            <w:proofErr w:type="spellEnd"/>
           </w:p>
         </w:tc>
         <w:tc>
@@ -18143,12 +18829,14 @@
             <w:pPr>
               <w:cnfStyle w:val="000000100000" w:firstRow="0" w:lastRow="0" w:firstColumn="0" w:lastColumn="0" w:oddVBand="0" w:evenVBand="0" w:oddHBand="1" w:evenHBand="0" w:firstRowFirstColumn="0" w:firstRowLastColumn="0" w:lastRowFirstColumn="0" w:lastRowLastColumn="0"/>
             </w:pPr>
+            <w:proofErr w:type="spellStart"/>
             <w:r>
               <w:t>sample_</w:t>
             </w:r>
             <w:r>
               <w:t>soundTardisDoor</w:t>
             </w:r>
+            <w:proofErr w:type="spellEnd"/>
           </w:p>
         </w:tc>
       </w:tr>
@@ -18525,10 +19213,7 @@
         <w:t xml:space="preserve">how and hide crop animations were implemented using a new interrupt service routine, which is switched in while the transition runs, with existing System-VIA </w:t>
       </w:r>
       <w:r>
-        <w:t xml:space="preserve">v-sync </w:t>
-      </w:r>
-      <w:r>
-        <w:t xml:space="preserve">and </w:t>
+        <w:t xml:space="preserve">v-sync and </w:t>
       </w:r>
       <w:r>
         <w:t xml:space="preserve">Timer1 interrupts repurposed, with Timer1 switched </w:t>
@@ -18604,7 +19289,15 @@
         <w:t>has</w:t>
       </w:r>
       <w:r>
-        <w:t xml:space="preserve"> completed (a countdown counter is used for this), restoring everything back if it has.  The code then determines whether the interrupt </w:t>
+        <w:t xml:space="preserve"> completed (a countdown counter is used for this), restoring everything back if it has.  The code then determines whether the </w:t>
+      </w:r>
+      <w:proofErr w:type="gramStart"/>
+      <w:r>
+        <w:t>interrupt</w:t>
+      </w:r>
+      <w:proofErr w:type="gramEnd"/>
+      <w:r>
+        <w:t xml:space="preserve"> </w:t>
       </w:r>
       <w:r>
         <w:t xml:space="preserve">request </w:t>
@@ -18615,7 +19308,15 @@
     </w:p>
     <w:p>
       <w:r>
-        <w:t xml:space="preserve">If the interrupt request is for the top </w:t>
+        <w:t xml:space="preserve">If the </w:t>
+      </w:r>
+      <w:proofErr w:type="gramStart"/>
+      <w:r>
+        <w:t>interrupt</w:t>
+      </w:r>
+      <w:proofErr w:type="gramEnd"/>
+      <w:r>
+        <w:t xml:space="preserve"> request is for the top </w:t>
       </w:r>
       <w:r>
         <w:t xml:space="preserve">crop </w:t>
@@ -18627,7 +19328,15 @@
     <w:p>
       <w:r>
         <w:lastRenderedPageBreak/>
-        <w:t xml:space="preserve">If the interrupt request is for the bottom </w:t>
+        <w:t xml:space="preserve">If the </w:t>
+      </w:r>
+      <w:proofErr w:type="gramStart"/>
+      <w:r>
+        <w:t>interrupt</w:t>
+      </w:r>
+      <w:proofErr w:type="gramEnd"/>
+      <w:r>
+        <w:t xml:space="preserve"> request is for the bottom </w:t>
       </w:r>
       <w:r>
         <w:t xml:space="preserve">crop </w:t>
@@ -18756,7 +19465,13 @@
         <w:t>The change was not as significant as it might sound since the existing level designs all contained two or more unused tiles.</w:t>
       </w:r>
       <w:r>
-        <w:t xml:space="preserve">  Twenty-nine tile designs, plus a blank, is more than sufficient.</w:t>
+        <w:t xml:space="preserve">  Twenty-nine tile designs, plus a blank, </w:t>
+      </w:r>
+      <w:r>
+        <w:t>are</w:t>
+      </w:r>
+      <w:r>
+        <w:t xml:space="preserve"> more than sufficient.</w:t>
       </w:r>
     </w:p>
     <w:p>
@@ -18787,7 +19502,7 @@
         <w:t>ame complet</w:t>
       </w:r>
       <w:r>
-        <w:t>ion</w:t>
+        <w:t>ed improvements</w:t>
       </w:r>
     </w:p>
     <w:p>
@@ -18815,7 +19530,15 @@
         <w:t xml:space="preserve"> a more graphical screen</w:t>
       </w:r>
       <w:r>
-        <w:t>, whilst playing the Doctor Who theme music</w:t>
+        <w:t xml:space="preserve">, whilst playing </w:t>
+      </w:r>
+      <w:proofErr w:type="gramStart"/>
+      <w:r>
+        <w:t>the Doctor</w:t>
+      </w:r>
+      <w:proofErr w:type="gramEnd"/>
+      <w:r>
+        <w:t xml:space="preserve"> Who theme music</w:t>
       </w:r>
       <w:r>
         <w:t xml:space="preserve"> in the background.</w:t>
@@ -18823,24 +19546,64 @@
     </w:p>
     <w:p>
       <w:r>
-        <w:t>Implementing the feature was straightforward, though it was necessary to package the code and data in a separate file within the game image and load/execute it.</w:t>
-      </w:r>
-    </w:p>
-    <w:p>
-      <w:r>
-        <w:t xml:space="preserve">The feature was implemented by first creating a new teletext screen (shown below) and then creating a new source file (finale.6502) which contains a </w:t>
+        <w:t xml:space="preserve">Implementing the feature was straightforward, though it was necessary to package the </w:t>
+      </w:r>
+      <w:r>
+        <w:t xml:space="preserve">related </w:t>
+      </w:r>
+      <w:r>
+        <w:t xml:space="preserve">code and data in a separate file within the game image and </w:t>
+      </w:r>
+      <w:r>
+        <w:t xml:space="preserve">then </w:t>
+      </w:r>
+      <w:r>
+        <w:t>load</w:t>
+      </w:r>
+      <w:r>
+        <w:t xml:space="preserve"> and </w:t>
+      </w:r>
+      <w:r>
+        <w:t>execute it.</w:t>
+      </w:r>
+    </w:p>
+    <w:p>
+      <w:r>
+        <w:t>The feature was implemented by first creating new teletext screen</w:t>
+      </w:r>
+      <w:r>
+        <w:t>s</w:t>
+      </w:r>
+      <w:r>
+        <w:t xml:space="preserve"> (shown below) and then creating a new source file (</w:t>
       </w:r>
       <w:r>
         <w:rPr>
           <w:b/>
           <w:bCs/>
+        </w:rPr>
+        <w:t>finale.6502</w:t>
+      </w:r>
+      <w:r>
+        <w:t xml:space="preserve">) which contains a </w:t>
+      </w:r>
+      <w:r>
+        <w:rPr>
+          <w:b/>
+          <w:bCs/>
           <w:i/>
           <w:iCs/>
         </w:rPr>
         <w:t>finale</w:t>
       </w:r>
       <w:r>
-        <w:t xml:space="preserve"> routine which displays the screen, starts playback, and loops forever.</w:t>
+        <w:t xml:space="preserve"> routine which starts playback</w:t>
+      </w:r>
+      <w:r>
+        <w:t xml:space="preserve">, displays the screens, and then </w:t>
+      </w:r>
+      <w:r>
+        <w:t>loops forever.</w:t>
       </w:r>
     </w:p>
     <w:p>
@@ -18848,15 +19611,12 @@
         <w:jc w:val="center"/>
       </w:pPr>
       <w:r>
-        <w:rPr>
-          <w:noProof/>
-        </w:rPr>
         <w:lastRenderedPageBreak/>
         <w:drawing>
-          <wp:inline distT="0" distB="0" distL="0" distR="0" wp14:anchorId="48F59106" wp14:editId="0FC9702B">
-            <wp:extent cx="2474844" cy="1979875"/>
-            <wp:effectExtent l="38100" t="38100" r="97155" b="97155"/>
-            <wp:docPr id="1508563675" name="Picture 1" descr="A black background with colorful text&#10;&#10;AI-generated content may be incorrect."/>
+          <wp:inline distT="0" distB="0" distL="0" distR="0" wp14:anchorId="4EF7849E" wp14:editId="0352B58B">
+            <wp:extent cx="1709530" cy="1367624"/>
+            <wp:effectExtent l="38100" t="38100" r="100330" b="99695"/>
+            <wp:docPr id="672985593" name="Picture 1" descr="A screen shot of a computer screen&#10;&#10;AI-generated content may be incorrect."/>
             <wp:cNvGraphicFramePr>
               <a:graphicFrameLocks xmlns:a="http://schemas.openxmlformats.org/drawingml/2006/main" noChangeAspect="1"/>
             </wp:cNvGraphicFramePr>
@@ -18864,7 +19624,7 @@
               <a:graphicData uri="http://schemas.openxmlformats.org/drawingml/2006/picture">
                 <pic:pic xmlns:pic="http://schemas.openxmlformats.org/drawingml/2006/picture">
                   <pic:nvPicPr>
-                    <pic:cNvPr id="1508563675" name="Picture 1" descr="A black background with colorful text&#10;&#10;AI-generated content may be incorrect."/>
+                    <pic:cNvPr id="672985593" name="Picture 1" descr="A screen shot of a computer screen&#10;&#10;AI-generated content may be incorrect."/>
                     <pic:cNvPicPr/>
                   </pic:nvPicPr>
                   <pic:blipFill>
@@ -18876,7 +19636,57 @@
                   <pic:spPr>
                     <a:xfrm>
                       <a:off x="0" y="0"/>
-                      <a:ext cx="2516282" cy="2013026"/>
+                      <a:ext cx="1728662" cy="1382929"/>
+                    </a:xfrm>
+                    <a:prstGeom prst="rect">
+                      <a:avLst/>
+                    </a:prstGeom>
+                    <a:effectLst>
+                      <a:outerShdw blurRad="50800" dist="38100" dir="2700000" algn="tl" rotWithShape="0">
+                        <a:prstClr val="black">
+                          <a:alpha val="40000"/>
+                        </a:prstClr>
+                      </a:outerShdw>
+                    </a:effectLst>
+                  </pic:spPr>
+                </pic:pic>
+              </a:graphicData>
+            </a:graphic>
+          </wp:inline>
+        </w:drawing>
+      </w:r>
+      <w:r>
+        <w:rPr>
+          <w:noProof/>
+        </w:rPr>
+        <w:t xml:space="preserve"> </w:t>
+      </w:r>
+      <w:r>
+        <w:drawing>
+          <wp:inline distT="0" distB="0" distL="0" distR="0" wp14:anchorId="12CEC597" wp14:editId="44212E38">
+            <wp:extent cx="1709530" cy="1367624"/>
+            <wp:effectExtent l="38100" t="38100" r="100330" b="99695"/>
+            <wp:docPr id="1857637904" name="Picture 1" descr="A screenshot of a computer screen&#10;&#10;AI-generated content may be incorrect."/>
+            <wp:cNvGraphicFramePr>
+              <a:graphicFrameLocks xmlns:a="http://schemas.openxmlformats.org/drawingml/2006/main" noChangeAspect="1"/>
+            </wp:cNvGraphicFramePr>
+            <a:graphic xmlns:a="http://schemas.openxmlformats.org/drawingml/2006/main">
+              <a:graphicData uri="http://schemas.openxmlformats.org/drawingml/2006/picture">
+                <pic:pic xmlns:pic="http://schemas.openxmlformats.org/drawingml/2006/picture">
+                  <pic:nvPicPr>
+                    <pic:cNvPr id="1857637904" name="Picture 1" descr="A screenshot of a computer screen&#10;&#10;AI-generated content may be incorrect."/>
+                    <pic:cNvPicPr/>
+                  </pic:nvPicPr>
+                  <pic:blipFill>
+                    <a:blip r:embed="rId24"/>
+                    <a:stretch>
+                      <a:fillRect/>
+                    </a:stretch>
+                  </pic:blipFill>
+                  <pic:spPr>
+                    <a:xfrm>
+                      <a:off x="0" y="0"/>
+                      <a:ext cx="1740278" cy="1392222"/>
                     </a:xfrm>
                     <a:prstGeom prst="rect">
                       <a:avLst/>
@@ -19495,7 +20305,6 @@
               <w:jc w:val="center"/>
             </w:pPr>
             <w:r>
-              <w:lastRenderedPageBreak/>
               <w:t>0</w:t>
             </w:r>
             <w:r>
@@ -19672,6 +20481,7 @@
               <w:jc w:val="center"/>
             </w:pPr>
             <w:r>
+              <w:lastRenderedPageBreak/>
               <w:t>0</w:t>
             </w:r>
             <w:r>
@@ -20173,12 +20983,14 @@
             <w:r>
               <w:t xml:space="preserve">Game </w:t>
             </w:r>
+            <w:proofErr w:type="gramStart"/>
             <w:r>
               <w:t>s</w:t>
             </w:r>
             <w:r>
               <w:t>prite data</w:t>
             </w:r>
+            <w:proofErr w:type="gramEnd"/>
             <w:r>
               <w:t>*</w:t>
             </w:r>
@@ -20570,7 +21382,15 @@
         <w:t>available</w:t>
       </w:r>
       <w:r>
-        <w:t>.  MOS/DFS use 896 bytes</w:t>
+        <w:t xml:space="preserve">.  MOS/DFS </w:t>
+      </w:r>
+      <w:proofErr w:type="gramStart"/>
+      <w:r>
+        <w:t>use</w:t>
+      </w:r>
+      <w:proofErr w:type="gramEnd"/>
+      <w:r>
+        <w:t xml:space="preserve"> 896 bytes</w:t>
       </w:r>
       <w:r>
         <w:t>.</w:t>
@@ -20588,7 +21408,15 @@
         <w:t>*</w:t>
       </w:r>
       <w:r>
-        <w:t xml:space="preserve">On machines with 16K+ of sideways RAM, sampling code (sample.6502) replaces the </w:t>
+        <w:t xml:space="preserve">On machines with 16K+ of sideways RAM, sampling code (sample.6502) </w:t>
+      </w:r>
+      <w:proofErr w:type="gramStart"/>
+      <w:r>
+        <w:t>replaces</w:t>
+      </w:r>
+      <w:proofErr w:type="gramEnd"/>
+      <w:r>
+        <w:t xml:space="preserve"> the </w:t>
       </w:r>
       <w:r>
         <w:rPr>
@@ -20755,7 +21583,6 @@
               <w:jc w:val="center"/>
             </w:pPr>
             <w:r>
-              <w:lastRenderedPageBreak/>
               <w:t>30</w:t>
             </w:r>
             <w:r>
@@ -20898,6 +21725,7 @@
               <w:jc w:val="center"/>
             </w:pPr>
             <w:r>
+              <w:lastRenderedPageBreak/>
               <w:t>4002</w:t>
             </w:r>
           </w:p>
@@ -21459,7 +22287,15 @@
         <w:t>locations and populates the game object data structures from the metadata and object descriptors.</w:t>
       </w:r>
       <w:r>
-        <w:t xml:space="preserve">  On machines with 16K+ of sideways RAM, the code also copies the 224-byte gamebar asset to </w:t>
+        <w:t xml:space="preserve">  On machines with 16K+ of sideways RAM, the code also copies the 224-byte </w:t>
+      </w:r>
+      <w:proofErr w:type="spellStart"/>
+      <w:r>
+        <w:t>gamebar</w:t>
+      </w:r>
+      <w:proofErr w:type="spellEnd"/>
+      <w:r>
+        <w:t xml:space="preserve"> asset to </w:t>
       </w:r>
       <w:r>
         <w:t>&amp;BF20</w:t>
@@ -21669,7 +22505,6 @@
         </w:numPr>
       </w:pPr>
       <w:r>
-        <w:lastRenderedPageBreak/>
         <w:t xml:space="preserve">Used tile grid flags </w:t>
       </w:r>
       <w:r>
@@ -21736,8 +22571,10 @@
         </w:numPr>
       </w:pPr>
       <w:r>
+        <w:lastRenderedPageBreak/>
         <w:t xml:space="preserve">The use of an object </w:t>
       </w:r>
+      <w:proofErr w:type="gramStart"/>
       <w:r>
         <w:rPr>
           <w:i/>
@@ -21745,6 +22582,7 @@
         </w:rPr>
         <w:t>redraw</w:t>
       </w:r>
+      <w:proofErr w:type="gramEnd"/>
       <w:r>
         <w:t xml:space="preserve"> flag ensure</w:t>
       </w:r>
@@ -21902,7 +22740,15 @@
         <w:t xml:space="preserve"> that sweeps across screen memory</w:t>
       </w:r>
       <w:r>
-        <w:t xml:space="preserve">. The code is executed every 32 frames (approx. twice a second) so it has a negligible impact on overall performance.  The algorithm is also quite efficient over small datasets which are already sorted, or close to being sorted.  Tests showed that the algorithm re-sorts the </w:t>
+        <w:t>. The code is executed every 32 frames (approx. twice a second</w:t>
+      </w:r>
+      <w:proofErr w:type="gramStart"/>
+      <w:r>
+        <w:t>)</w:t>
+      </w:r>
+      <w:proofErr w:type="gramEnd"/>
+      <w:r>
+        <w:t xml:space="preserve"> so it has a negligible impact on overall performance.  The algorithm is also quite efficient over small datasets which are already sorted, or close to being sorted.  Tests showed that the algorithm re-sorts the </w:t>
       </w:r>
       <w:r>
         <w:rPr>
@@ -22062,6 +22908,7 @@
       <w:r>
         <w:t xml:space="preserve">Removed </w:t>
       </w:r>
+      <w:proofErr w:type="spellStart"/>
       <w:r>
         <w:rPr>
           <w:i/>
@@ -22069,9 +22916,11 @@
         </w:rPr>
         <w:t>objectWidth</w:t>
       </w:r>
+      <w:proofErr w:type="spellEnd"/>
       <w:r>
         <w:t xml:space="preserve"> &amp; </w:t>
       </w:r>
+      <w:proofErr w:type="spellStart"/>
       <w:r>
         <w:rPr>
           <w:i/>
@@ -22079,6 +22928,7 @@
         </w:rPr>
         <w:t>objectHeight</w:t>
       </w:r>
+      <w:proofErr w:type="spellEnd"/>
       <w:r>
         <w:t xml:space="preserve"> arrays</w:t>
       </w:r>
@@ -22108,6 +22958,7 @@
       <w:r>
         <w:t xml:space="preserve">, </w:t>
       </w:r>
+      <w:proofErr w:type="spellStart"/>
       <w:r>
         <w:rPr>
           <w:i/>
@@ -22115,12 +22966,14 @@
         </w:rPr>
         <w:t>widthMinusOne</w:t>
       </w:r>
+      <w:proofErr w:type="spellEnd"/>
       <w:r>
         <w:t xml:space="preserve">, </w:t>
       </w:r>
       <w:r>
         <w:t xml:space="preserve">and </w:t>
       </w:r>
+      <w:proofErr w:type="spellStart"/>
       <w:r>
         <w:rPr>
           <w:i/>
@@ -22128,6 +22981,7 @@
         </w:rPr>
         <w:t>heightMinusOne</w:t>
       </w:r>
+      <w:proofErr w:type="spellEnd"/>
       <w:r>
         <w:t xml:space="preserve">.  </w:t>
       </w:r>
@@ -22149,6 +23003,7 @@
       <w:r>
         <w:t xml:space="preserve"> which were previously subtracting one from </w:t>
       </w:r>
+      <w:proofErr w:type="spellStart"/>
       <w:r>
         <w:rPr>
           <w:i/>
@@ -22156,9 +23011,11 @@
         </w:rPr>
         <w:t>objectWidth</w:t>
       </w:r>
+      <w:proofErr w:type="spellEnd"/>
       <w:r>
         <w:t xml:space="preserve"> &amp; </w:t>
       </w:r>
+      <w:proofErr w:type="spellStart"/>
       <w:r>
         <w:rPr>
           <w:i/>
@@ -22180,6 +23037,7 @@
         </w:rPr>
         <w:t>ght</w:t>
       </w:r>
+      <w:proofErr w:type="spellEnd"/>
       <w:r>
         <w:t xml:space="preserve">.  </w:t>
       </w:r>
@@ -22195,6 +23053,7 @@
       <w:r>
         <w:t xml:space="preserve">Bit-packed </w:t>
       </w:r>
+      <w:proofErr w:type="spellStart"/>
       <w:r>
         <w:rPr>
           <w:i/>
@@ -22202,9 +23061,11 @@
         </w:rPr>
         <w:t>objectType</w:t>
       </w:r>
+      <w:proofErr w:type="spellEnd"/>
       <w:r>
         <w:t xml:space="preserve"> and </w:t>
       </w:r>
+      <w:proofErr w:type="spellStart"/>
       <w:r>
         <w:rPr>
           <w:i/>
@@ -22212,6 +23073,7 @@
         </w:rPr>
         <w:t>objectState</w:t>
       </w:r>
+      <w:proofErr w:type="spellEnd"/>
       <w:r>
         <w:t xml:space="preserve"> array</w:t>
       </w:r>
@@ -22243,7 +23105,6 @@
         </w:numPr>
       </w:pPr>
       <w:r>
-        <w:lastRenderedPageBreak/>
         <w:t>Reduced the use of the stack by u</w:t>
       </w:r>
       <w:r>
@@ -22307,6 +23168,7 @@
         </w:numPr>
       </w:pPr>
       <w:r>
+        <w:lastRenderedPageBreak/>
         <w:t xml:space="preserve">Factored out </w:t>
       </w:r>
       <w:r>
@@ -22551,6 +23413,7 @@
       <w:r>
         <w:t xml:space="preserve">JMP </w:t>
       </w:r>
+      <w:proofErr w:type="spellStart"/>
       <w:r>
         <w:rPr>
           <w:i/>
@@ -22559,8 +23422,13 @@
         <w:t>xxx</w:t>
       </w:r>
       <w:r>
-        <w:t xml:space="preserve">x instead of JSR </w:t>
-      </w:r>
+        <w:t>x</w:t>
+      </w:r>
+      <w:proofErr w:type="spellEnd"/>
+      <w:r>
+        <w:t xml:space="preserve"> instead of JSR </w:t>
+      </w:r>
+      <w:proofErr w:type="spellStart"/>
       <w:r>
         <w:rPr>
           <w:i/>
@@ -22568,6 +23436,7 @@
         </w:rPr>
         <w:t>xxxx</w:t>
       </w:r>
+      <w:proofErr w:type="spellEnd"/>
       <w:r>
         <w:t xml:space="preserve">, </w:t>
       </w:r>
@@ -22731,6 +23600,7 @@
       <w:r>
         <w:t xml:space="preserve"> and </w:t>
       </w:r>
+      <w:proofErr w:type="spellStart"/>
       <w:r>
         <w:rPr>
           <w:i/>
@@ -22738,6 +23608,7 @@
         </w:rPr>
         <w:t>dalekAnimate</w:t>
       </w:r>
+      <w:proofErr w:type="spellEnd"/>
       <w:r>
         <w:t xml:space="preserve"> routines do this.</w:t>
       </w:r>
@@ -22749,100 +23620,6 @@
           <w:ilvl w:val="0"/>
           <w:numId w:val="16"/>
         </w:numPr>
-      </w:pPr>
-      <w:r>
-        <w:t>Overlap s</w:t>
-      </w:r>
-      <w:r>
-        <w:t xml:space="preserve">tatic data </w:t>
-      </w:r>
-      <w:r>
-        <w:t>when the values overlap.</w:t>
-      </w:r>
-      <w:r>
-        <w:t xml:space="preserve">  For example, the </w:t>
-      </w:r>
-      <w:r>
-        <w:rPr>
-          <w:i/>
-          <w:iCs/>
-        </w:rPr>
-        <w:t>o</w:t>
-      </w:r>
-      <w:r>
-        <w:rPr>
-          <w:i/>
-          <w:iCs/>
-        </w:rPr>
-        <w:t>sfile</w:t>
-      </w:r>
-      <w:r>
-        <w:rPr>
-          <w:i/>
-          <w:iCs/>
-        </w:rPr>
-        <w:t>B</w:t>
-      </w:r>
-      <w:r>
-        <w:rPr>
-          <w:i/>
-          <w:iCs/>
-        </w:rPr>
-        <w:t>lock</w:t>
-      </w:r>
-      <w:r>
-        <w:t xml:space="preserve"> and </w:t>
-      </w:r>
-      <w:r>
-        <w:rPr>
-          <w:i/>
-          <w:iCs/>
-        </w:rPr>
-        <w:t>vduCommands</w:t>
-      </w:r>
-      <w:r>
-        <w:t xml:space="preserve"> buffer</w:t>
-      </w:r>
-      <w:r>
-        <w:t xml:space="preserve">s </w:t>
-      </w:r>
-      <w:r>
-        <w:t xml:space="preserve">(program.6502) </w:t>
-      </w:r>
-      <w:r>
-        <w:t>both have six trailing zero bytes.</w:t>
-      </w:r>
-      <w:r>
-        <w:t xml:space="preserve">  The buffers are overlapped </w:t>
-      </w:r>
-      <w:r>
-        <w:t xml:space="preserve">with </w:t>
-      </w:r>
-      <w:r>
-        <w:rPr>
-          <w:i/>
-          <w:iCs/>
-        </w:rPr>
-        <w:t>vduCommands</w:t>
-      </w:r>
-      <w:r>
-        <w:rPr>
-          <w:i/>
-          <w:iCs/>
-        </w:rPr>
-        <w:t xml:space="preserve"> </w:t>
-      </w:r>
-      <w:r>
-        <w:t>flipped.</w:t>
-      </w:r>
-    </w:p>
-    <w:p>
-      <w:pPr>
-        <w:pStyle w:val="ListParagraph"/>
-        <w:numPr>
-          <w:ilvl w:val="0"/>
-          <w:numId w:val="16"/>
-        </w:numPr>
         <w:rPr>
           <w:rFonts w:ascii="Cascadia Code" w:hAnsi="Cascadia Code"/>
           <w:sz w:val="18"/>
@@ -22974,33 +23751,43 @@
           <w:sz w:val="18"/>
           <w:szCs w:val="18"/>
         </w:rPr>
-        <w:t xml:space="preserve"> Bh</w:t>
-      </w:r>
+        <w:t xml:space="preserve"> </w:t>
+      </w:r>
+      <w:proofErr w:type="spellStart"/>
       <w:r>
         <w:rPr>
           <w:rFonts w:ascii="Cascadia Code" w:hAnsi="Cascadia Code"/>
           <w:sz w:val="18"/>
           <w:szCs w:val="18"/>
         </w:rPr>
-        <w:br/>
-        <w:t xml:space="preserve">  </w:t>
-      </w:r>
+        <w:t>Bh</w:t>
+      </w:r>
+      <w:proofErr w:type="spellEnd"/>
       <w:r>
         <w:rPr>
           <w:rFonts w:ascii="Cascadia Code" w:hAnsi="Cascadia Code"/>
           <w:sz w:val="18"/>
           <w:szCs w:val="18"/>
         </w:rPr>
-        <w:t xml:space="preserve">BCC </w:t>
+        <w:br/>
+        <w:t xml:space="preserve">  </w:t>
       </w:r>
       <w:r>
         <w:rPr>
           <w:rFonts w:ascii="Cascadia Code" w:hAnsi="Cascadia Code"/>
-          <w:i/>
-          <w:iCs/>
           <w:sz w:val="18"/>
           <w:szCs w:val="18"/>
         </w:rPr>
+        <w:t xml:space="preserve">BCC </w:t>
+      </w:r>
+      <w:r>
+        <w:rPr>
+          <w:rFonts w:ascii="Cascadia Code" w:hAnsi="Cascadia Code"/>
+          <w:i/>
+          <w:iCs/>
+          <w:sz w:val="18"/>
+          <w:szCs w:val="18"/>
+        </w:rPr>
         <w:t>label</w:t>
       </w:r>
     </w:p>
@@ -23035,7 +23822,7 @@
         </w:rPr>
         <w:t xml:space="preserve">Bruce Clark </w:t>
       </w:r>
-      <w:hyperlink r:id="rId24" w:history="1">
+      <w:hyperlink r:id="rId25" w:history="1">
         <w:r>
           <w:rPr>
             <w:i/>
@@ -23050,7 +23837,6 @@
         <w:pStyle w:val="Heading2"/>
       </w:pPr>
       <w:r>
-        <w:lastRenderedPageBreak/>
         <w:t>Cod</w:t>
       </w:r>
       <w:r>
@@ -23081,6 +23867,7 @@
       <w:r>
         <w:t xml:space="preserve">Routines always define a new scope (a wonderful </w:t>
       </w:r>
+      <w:proofErr w:type="spellStart"/>
       <w:r>
         <w:rPr>
           <w:b/>
@@ -23090,12 +23877,14 @@
         </w:rPr>
         <w:t>beebasm</w:t>
       </w:r>
+      <w:proofErr w:type="spellEnd"/>
       <w:r>
         <w:t xml:space="preserve"> feature) to limit the scope of contained labels and local data. Nested scopes are not used.</w:t>
       </w:r>
     </w:p>
     <w:p>
       <w:r>
+        <w:lastRenderedPageBreak/>
         <w:t xml:space="preserve">Control flow </w:t>
       </w:r>
       <w:r>
@@ -23576,7 +24365,15 @@
         <w:t xml:space="preserve">  The game must </w:t>
       </w:r>
       <w:r>
-        <w:t xml:space="preserve">be robust (not crash) and </w:t>
+        <w:t>be robust (not crash</w:t>
+      </w:r>
+      <w:proofErr w:type="gramStart"/>
+      <w:r>
+        <w:t>)</w:t>
+      </w:r>
+      <w:proofErr w:type="gramEnd"/>
+      <w:r>
+        <w:t xml:space="preserve"> and </w:t>
       </w:r>
       <w:r>
         <w:t xml:space="preserve">its difficulty should </w:t>
@@ -23669,26 +24466,23 @@
         <w:t>.</w:t>
       </w:r>
       <w:r>
-        <w:t xml:space="preserve">  When K9’s health is low, the </w:t>
-      </w:r>
+        <w:t xml:space="preserve">  When K9’s health is low, the laser cannot be used and the health bar in the game bar changes color.  To reinforce low health, a </w:t>
+      </w:r>
+      <w:r>
+        <w:t>heart rate monitor beep is sounded every second or so.  This becomes a continuous tone if K9 dies.</w:t>
+      </w:r>
+    </w:p>
+    <w:p>
+      <w:r>
+        <w:t>If K9 dies, the current level is restated.  The user can also choose to restart the current level if they become stuck</w:t>
+      </w:r>
+      <w:r>
+        <w:t>, by pressing the ‘R’ key.</w:t>
+      </w:r>
+    </w:p>
+    <w:p>
       <w:r>
         <w:lastRenderedPageBreak/>
-        <w:t xml:space="preserve">laser cannot be used and the health bar in the game bar changes color.  To reinforce low health, a </w:t>
-      </w:r>
-      <w:r>
-        <w:t>heart rate monitor beep is sounded every second or so.  This becomes a continuous tone if K9 dies.</w:t>
-      </w:r>
-    </w:p>
-    <w:p>
-      <w:r>
-        <w:t>If K9 dies, the current level is restated.  The user can also choose to restart the current level if they become stuck</w:t>
-      </w:r>
-      <w:r>
-        <w:t>, by pressing the ‘R’ key.</w:t>
-      </w:r>
-    </w:p>
-    <w:p>
-      <w:r>
         <w:t>And unlike many 1980’s games, t</w:t>
       </w:r>
       <w:r>
@@ -23827,7 +24621,15 @@
     </w:p>
     <w:p>
       <w:r>
-        <w:t>From reading this document, it may appear that every decision taken was a good one, and things were fully thought though before implementation began, and that coding was purely a typing exercise, and that development proceeded without detours or missteps.  This was not the case.</w:t>
+        <w:t xml:space="preserve">From reading this document, it may appear that every decision taken was a good one, and things were fully thought though before implementation began, and that coding was purely a </w:t>
+      </w:r>
+      <w:proofErr w:type="gramStart"/>
+      <w:r>
+        <w:t>typing exercise</w:t>
+      </w:r>
+      <w:proofErr w:type="gramEnd"/>
+      <w:r>
+        <w:t>, and that development proceeded without detours or missteps.  This was not the case.</w:t>
       </w:r>
     </w:p>
     <w:p>
@@ -23864,7 +24666,6 @@
     </w:p>
     <w:p>
       <w:r>
-        <w:lastRenderedPageBreak/>
         <w:t>Here are a few examples of approaches taken that turned out not to be the best choices.  I include these as they may be of interest.</w:t>
       </w:r>
     </w:p>
@@ -23884,7 +24685,11 @@
         <w:t>Page grids</w:t>
       </w:r>
       <w:r>
-        <w:t xml:space="preserve">.  Early in the development of the game I came up with a level model that allowed for an arbitrary arrangement of pages.  From a data structure perspective, the model was simple and provided for a wide range of interesting level topologies.  However, any code that traversed tiles had to deal with potential page boundaries.  The mistake I made was not realizing that choosing such a data structure would require that I adopt an abstraction (function-based or macro-based) to traverse it, which was something I was </w:t>
+        <w:t xml:space="preserve">.  Early in the development of the game I came up with a level model that allowed for an arbitrary arrangement of pages.  From a data structure perspective, the model was simple and provided for a wide range of interesting level topologies.  However, any code that traversed tiles had to deal with potential page boundaries.  </w:t>
+      </w:r>
+      <w:r>
+        <w:lastRenderedPageBreak/>
+        <w:t xml:space="preserve">The mistake I made was not realizing that choosing such a data structure would require that I adopt an abstraction (function-based or macro-based) to traverse it, which was something I was </w:t>
       </w:r>
       <w:r>
         <w:t xml:space="preserve">not </w:t>
@@ -23938,7 +24743,15 @@
         <w:t xml:space="preserve"> </w:t>
       </w:r>
       <w:r>
-        <w:t>1 overlays, rendering the graphics and text directly over the gameplay screen.  To do this I needed to write custom drawText routines that used the MOS’s character definitions stored at &amp;8000.  Although this worked well, the draw code took up precious bytes and I was forced to</w:t>
+        <w:t xml:space="preserve">1 overlays, rendering the graphics and text directly over the gameplay screen.  To do this I needed to write custom </w:t>
+      </w:r>
+      <w:proofErr w:type="spellStart"/>
+      <w:r>
+        <w:t>drawText</w:t>
+      </w:r>
+      <w:proofErr w:type="spellEnd"/>
+      <w:r>
+        <w:t xml:space="preserve"> routines that used the MOS’s character definitions stored at &amp;8000.  Although this worked well, the draw code took up precious bytes and I was forced to</w:t>
       </w:r>
       <w:r>
         <w:t xml:space="preserve"> </w:t>
@@ -24139,50 +24952,52 @@
         <w:t xml:space="preserve"> </w:t>
       </w:r>
       <w:r>
-        <w:t xml:space="preserve">which was difficult </w:t>
-      </w:r>
+        <w:t>which was difficult to reproduce</w:t>
+      </w:r>
+      <w:r>
+        <w:t xml:space="preserve"> and diagnose</w:t>
+      </w:r>
+      <w:r>
+        <w:t xml:space="preserve">, I </w:t>
+      </w:r>
+      <w:r>
+        <w:t xml:space="preserve">finally adopted a scheme where constant values are uppercase, and constant addresses are in camel-case.  This simple </w:t>
+      </w:r>
+      <w:r>
+        <w:t>rule</w:t>
+      </w:r>
+      <w:r>
+        <w:t xml:space="preserve"> made spotting address mode mistakes far easier.  All uppercase constants should be proceeded with a ‘#’ and all camel-case constants should not, unless they are being used within </w:t>
+      </w:r>
+      <w:r>
+        <w:t>#</w:t>
+      </w:r>
+      <w:proofErr w:type="gramStart"/>
+      <w:r>
+        <w:t>HI(</w:t>
+      </w:r>
+      <w:proofErr w:type="gramEnd"/>
+      <w:r>
+        <w:t xml:space="preserve">…) or </w:t>
+      </w:r>
+      <w:r>
+        <w:t>#</w:t>
+      </w:r>
+      <w:proofErr w:type="gramStart"/>
+      <w:r>
+        <w:t>LO(</w:t>
+      </w:r>
+      <w:proofErr w:type="gramEnd"/>
+      <w:r>
+        <w:t>…).</w:t>
+      </w:r>
+    </w:p>
+    <w:p>
+      <w:pPr>
+        <w:pStyle w:val="Heading2"/>
+      </w:pPr>
       <w:r>
         <w:lastRenderedPageBreak/>
-        <w:t>to reproduce</w:t>
-      </w:r>
-      <w:r>
-        <w:t xml:space="preserve"> and diagnose</w:t>
-      </w:r>
-      <w:r>
-        <w:t xml:space="preserve">, I </w:t>
-      </w:r>
-      <w:r>
-        <w:t xml:space="preserve">finally adopted a scheme where constant values are uppercase, and constant addresses are in camel-case.  This simple </w:t>
-      </w:r>
-      <w:r>
-        <w:t>rule</w:t>
-      </w:r>
-      <w:r>
-        <w:t xml:space="preserve"> made spotting address mode mistakes far easier.  All uppercase constants should be proceeded with a ‘#’ and all camel-case constants should not, unless they are being used within </w:t>
-      </w:r>
-      <w:r>
-        <w:t>#</w:t>
-      </w:r>
-      <w:r>
-        <w:t xml:space="preserve">HI(…) or </w:t>
-      </w:r>
-      <w:r>
-        <w:t>#</w:t>
-      </w:r>
-      <w:r>
-        <w:t>LO(…).</w:t>
-      </w:r>
-    </w:p>
-    <w:p>
-      <w:r>
-        <w:t>The efforts to help K9 locate the TARDIS have not been successful.</w:t>
-      </w:r>
-    </w:p>
-    <w:p>
-      <w:pPr>
-        <w:pStyle w:val="Heading2"/>
-      </w:pPr>
-      <w:r>
         <w:t>Resources</w:t>
       </w:r>
     </w:p>
@@ -24190,13 +25005,18 @@
       <w:r>
         <w:t xml:space="preserve">6502 </w:t>
       </w:r>
+      <w:proofErr w:type="gramStart"/>
       <w:r>
         <w:t>i</w:t>
       </w:r>
       <w:r>
-        <w:t xml:space="preserve">nstruction set - </w:t>
-      </w:r>
-      <w:hyperlink r:id="rId25" w:history="1">
+        <w:t>nstruction</w:t>
+      </w:r>
+      <w:proofErr w:type="gramEnd"/>
+      <w:r>
+        <w:t xml:space="preserve"> set - </w:t>
+      </w:r>
+      <w:hyperlink r:id="rId26" w:history="1">
         <w:r>
           <w:rPr>
             <w:rStyle w:val="Hyperlink"/>
@@ -24212,7 +25032,7 @@
       <w:r>
         <w:t xml:space="preserve">utorials - </w:t>
       </w:r>
-      <w:hyperlink r:id="rId26" w:history="1">
+      <w:hyperlink r:id="rId27" w:history="1">
         <w:r>
           <w:rPr>
             <w:rStyle w:val="Hyperlink"/>
@@ -24222,49 +25042,77 @@
       </w:hyperlink>
     </w:p>
     <w:p>
-      <w:hyperlink r:id="rId27" w:history="1">
-        <w:r>
-          <w:rPr>
-            <w:rStyle w:val="Hyperlink"/>
-          </w:rPr>
-          <w:t>Security: Sampled sound 1980s style: from SN76489 square waves to samples</w:t>
-        </w:r>
-      </w:hyperlink>
-    </w:p>
-    <w:p>
-      <w:r>
-        <w:t xml:space="preserve">Memory Map - </w:t>
-      </w:r>
       <w:hyperlink r:id="rId28" w:history="1">
         <w:r>
           <w:rPr>
             <w:rStyle w:val="Hyperlink"/>
           </w:rPr>
-          <w:t>mdfs.net/Docs/Comp/BBC/AllMem</w:t>
+          <w:t>Security: Sample</w:t>
+        </w:r>
+        <w:r>
+          <w:rPr>
+            <w:rStyle w:val="Hyperlink"/>
+          </w:rPr>
+          <w:t>d</w:t>
+        </w:r>
+        <w:r>
+          <w:rPr>
+            <w:rStyle w:val="Hyperlink"/>
+          </w:rPr>
+          <w:t xml:space="preserve"> sound 1980s style: from SN76489 square waves to samples</w:t>
         </w:r>
       </w:hyperlink>
     </w:p>
     <w:p>
       <w:r>
-        <w:t xml:space="preserve">DFS memory usage </w:t>
-      </w:r>
-      <w:r>
-        <w:t>–</w:t>
-      </w:r>
-      <w:r>
-        <w:t xml:space="preserve"> </w:t>
+        <w:t xml:space="preserve">Memory Map - </w:t>
       </w:r>
       <w:hyperlink r:id="rId29" w:history="1">
         <w:r>
           <w:rPr>
             <w:rStyle w:val="Hyperlink"/>
           </w:rPr>
-          <w:t>mdfs.net/Docs/Comp/BBC/Disk/DFSMem</w:t>
+          <w:t>mdfs.net/Docs/Comp/BBC/</w:t>
         </w:r>
+        <w:proofErr w:type="spellStart"/>
+        <w:r>
+          <w:rPr>
+            <w:rStyle w:val="Hyperlink"/>
+          </w:rPr>
+          <w:t>AllMem</w:t>
+        </w:r>
+        <w:proofErr w:type="spellEnd"/>
       </w:hyperlink>
     </w:p>
     <w:p>
       <w:r>
+        <w:t xml:space="preserve">DFS memory usage </w:t>
+      </w:r>
+      <w:r>
+        <w:t>–</w:t>
+      </w:r>
+      <w:r>
+        <w:t xml:space="preserve"> </w:t>
+      </w:r>
+      <w:hyperlink r:id="rId30" w:history="1">
+        <w:r>
+          <w:rPr>
+            <w:rStyle w:val="Hyperlink"/>
+          </w:rPr>
+          <w:t>mdfs.net/Docs/Comp/BBC/Disk/</w:t>
+        </w:r>
+        <w:proofErr w:type="spellStart"/>
+        <w:r>
+          <w:rPr>
+            <w:rStyle w:val="Hyperlink"/>
+          </w:rPr>
+          <w:t>DFSMem</w:t>
+        </w:r>
+        <w:proofErr w:type="spellEnd"/>
+      </w:hyperlink>
+    </w:p>
+    <w:p>
+      <w:r>
         <w:t xml:space="preserve">Elite disc </w:t>
       </w:r>
       <w:r>
@@ -24273,7 +25121,7 @@
       <w:r>
         <w:t xml:space="preserve">(Mark Moxon) - </w:t>
       </w:r>
-      <w:hyperlink r:id="rId30" w:history="1">
+      <w:hyperlink r:id="rId31" w:history="1">
         <w:r>
           <w:rPr>
             <w:rStyle w:val="Hyperlink"/>
@@ -24298,7 +25146,7 @@
     <mc:AlternateContent>
       <mc:Choice Requires="v">
         <w:pict>
-          <v:shapetype w14:anchorId="2B7F32D1" id="_x0000_t75" coordsize="21600,21600" o:spt="75" o:preferrelative="t" path="m@4@5l@4@11@9@11@9@5xe" filled="f" stroked="f">
+          <v:shapetype w14:anchorId="55D1D7C3" id="_x0000_t75" coordsize="21600,21600" o:spt="75" o:preferrelative="t" path="m@4@5l@4@11@9@11@9@5xe" filled="f" stroked="f">
             <v:stroke joinstyle="miter"/>
             <v:formulas>
               <v:f eqn="if lineDrawn pixelLineWidth 0"/>
@@ -24324,10 +25172,10 @@
       </mc:Choice>
       <mc:Fallback>
         <w:drawing>
-          <wp:inline distT="0" distB="0" distL="0" distR="0" wp14:anchorId="5528A21E" wp14:editId="12E034EA">
+          <wp:inline distT="0" distB="0" distL="0" distR="0" wp14:anchorId="3CF7296D" wp14:editId="70FD0D3E">
             <wp:extent cx="194650" cy="145988"/>
             <wp:effectExtent l="0" t="0" r="0" b="6985"/>
-            <wp:docPr id="771554828" name="Picture 1"/>
+            <wp:docPr id="1952808662" name="Picture 1"/>
             <wp:cNvGraphicFramePr>
               <a:graphicFrameLocks xmlns:a="http://schemas.openxmlformats.org/drawingml/2006/main" noChangeAspect="1"/>
             </wp:cNvGraphicFramePr>
@@ -24365,17 +25213,17 @@
     <mc:AlternateContent>
       <mc:Choice Requires="v">
         <w:pict>
-          <v:shape w14:anchorId="7E66C14F" id="Picture 1" o:spid="_x0000_i1025" type="#_x0000_t75" style="width:15.7pt;height:11.75pt;visibility:visible;mso-wrap-style:square">
+          <v:shape w14:anchorId="6673B3F3" id="Picture 1" o:spid="_x0000_i1025" type="#_x0000_t75" style="width:15.7pt;height:11.75pt;visibility:visible;mso-wrap-style:square">
             <v:imagedata r:id="rId3" o:title=""/>
           </v:shape>
         </w:pict>
       </mc:Choice>
       <mc:Fallback>
         <w:drawing>
-          <wp:inline distT="0" distB="0" distL="0" distR="0" wp14:anchorId="3E5AAA95" wp14:editId="374EEB19">
+          <wp:inline distT="0" distB="0" distL="0" distR="0" wp14:anchorId="36F1EAC7" wp14:editId="79C89374">
             <wp:extent cx="199177" cy="149383"/>
             <wp:effectExtent l="0" t="0" r="0" b="3175"/>
-            <wp:docPr id="395712291" name="Picture 1"/>
+            <wp:docPr id="1134299005" name="Picture 1"/>
             <wp:cNvGraphicFramePr>
               <a:graphicFrameLocks xmlns:a="http://schemas.openxmlformats.org/drawingml/2006/main" noChangeAspect="1"/>
             </wp:cNvGraphicFramePr>

--- a/docs/Development.docx
+++ b/docs/Development.docx
@@ -2179,6 +2179,9 @@
         <w:jc w:val="center"/>
       </w:pPr>
       <w:r>
+        <w:rPr>
+          <w:noProof/>
+        </w:rPr>
         <w:drawing>
           <wp:inline distT="0" distB="0" distL="0" distR="0" wp14:anchorId="33881DAB" wp14:editId="746BCD82">
             <wp:extent cx="1940118" cy="1812228"/>
@@ -2308,6 +2311,9 @@
         <w:jc w:val="center"/>
       </w:pPr>
       <w:r>
+        <w:rPr>
+          <w:noProof/>
+        </w:rPr>
         <w:drawing>
           <wp:inline distT="0" distB="0" distL="0" distR="0" wp14:anchorId="5A07205A" wp14:editId="583E9A9A">
             <wp:extent cx="4011433" cy="534858"/>
@@ -13615,7 +13621,21 @@
           <w:b/>
           <w:bCs/>
         </w:rPr>
-        <w:t>implemented, but with samples</w:t>
+        <w:t xml:space="preserve">implemented, but </w:t>
+      </w:r>
+      <w:r>
+        <w:rPr>
+          <w:b/>
+          <w:bCs/>
+        </w:rPr>
+        <w:t>using</w:t>
+      </w:r>
+      <w:r>
+        <w:rPr>
+          <w:b/>
+          <w:bCs/>
+        </w:rPr>
+        <w:t xml:space="preserve"> samples</w:t>
       </w:r>
       <w:r>
         <w:t>)</w:t>
@@ -13631,6 +13651,34 @@
       </w:pPr>
       <w:r>
         <w:t>Improve the entering and leaving levels, and improve the game complete experience (</w:t>
+      </w:r>
+      <w:r>
+        <w:rPr>
+          <w:b/>
+          <w:bCs/>
+        </w:rPr>
+        <w:t>implemented</w:t>
+      </w:r>
+      <w:r>
+        <w:t>)</w:t>
+      </w:r>
+    </w:p>
+    <w:p>
+      <w:pPr>
+        <w:pStyle w:val="ListParagraph"/>
+        <w:numPr>
+          <w:ilvl w:val="0"/>
+          <w:numId w:val="2"/>
+        </w:numPr>
+      </w:pPr>
+      <w:r>
+        <w:t>Add teleports, allowing K9 to navigate a level in a non-linear manner</w:t>
+      </w:r>
+      <w:r>
+        <w:t xml:space="preserve"> </w:t>
+      </w:r>
+      <w:r>
+        <w:t>(</w:t>
       </w:r>
       <w:r>
         <w:rPr>
@@ -13872,12 +13920,12 @@
     </w:p>
     <w:p>
       <w:r>
+        <w:lastRenderedPageBreak/>
         <w:t>Visually, I just wanted to show a simple bar that shows three levels of health, which can be drawn using two writes to the screen.  The challenge was to figure out how to do this efficiently using as little memory as possible.</w:t>
       </w:r>
     </w:p>
     <w:p>
       <w:r>
-        <w:lastRenderedPageBreak/>
         <w:t xml:space="preserve">Working on the basis that I </w:t>
       </w:r>
       <w:r>
@@ -14400,7 +14448,11 @@
         <w:t xml:space="preserve">data </w:t>
       </w:r>
       <w:r>
-        <w:t xml:space="preserve">objects to be able to leverage these </w:t>
+        <w:t xml:space="preserve">objects to be able to leverage </w:t>
+      </w:r>
+      <w:r>
+        <w:lastRenderedPageBreak/>
+        <w:t xml:space="preserve">these </w:t>
       </w:r>
       <w:r>
         <w:t xml:space="preserve">new </w:t>
@@ -14429,7 +14481,6 @@
         </w:rPr>
       </w:pPr>
       <w:r>
-        <w:lastRenderedPageBreak/>
         <w:t>I used the memory spreadsheet to develop a new memory map which I then implemented in the code.</w:t>
       </w:r>
       <w:r>
@@ -14691,6 +14742,7 @@
         <w:pStyle w:val="Heading3"/>
       </w:pPr>
       <w:r>
+        <w:lastRenderedPageBreak/>
         <w:t>MIDI conversion tool</w:t>
       </w:r>
     </w:p>
@@ -14872,7 +14924,6 @@
           <w:i/>
           <w:iCs/>
         </w:rPr>
-        <w:lastRenderedPageBreak/>
         <w:t>note-o</w:t>
       </w:r>
       <w:r>
@@ -15286,6 +15337,7 @@
     </w:p>
     <w:p>
       <w:r>
+        <w:lastRenderedPageBreak/>
         <w:t xml:space="preserve">The technique </w:t>
       </w:r>
       <w:r>
@@ -15342,7 +15394,6 @@
         </w:rPr>
       </w:pPr>
       <w:r>
-        <w:lastRenderedPageBreak/>
         <w:t xml:space="preserve">These two characteristics result in </w:t>
       </w:r>
       <w:r>
@@ -15709,6 +15760,7 @@
     </w:p>
     <w:p>
       <w:r>
+        <w:lastRenderedPageBreak/>
         <w:t xml:space="preserve">The second timer is used to play lower frequency notes, by toggling the highest producible pitch at twice the </w:t>
       </w:r>
       <w:r>
@@ -15720,7 +15772,6 @@
     </w:p>
     <w:p>
       <w:r>
-        <w:lastRenderedPageBreak/>
         <w:t>The trickiest part of the implementation was replicating the core parts of the MOS envelope functionality, which was needed to make the notes sound more interesting.</w:t>
       </w:r>
     </w:p>
@@ -16115,373 +16166,373 @@
         <w:pStyle w:val="Heading2"/>
       </w:pPr>
       <w:r>
+        <w:t>Sample based</w:t>
+      </w:r>
+      <w:r>
+        <w:rPr>
+          <w:i/>
+          <w:iCs/>
+        </w:rPr>
+        <w:t xml:space="preserve"> </w:t>
+      </w:r>
+      <w:r>
+        <w:t>sound effect</w:t>
+      </w:r>
+      <w:r>
+        <w:t>s</w:t>
+      </w:r>
+    </w:p>
+    <w:p>
+      <w:r>
+        <w:t>One suggestion, which I really liked, was to use the speech synthesis chip to sound ‘</w:t>
+      </w:r>
+      <w:r>
+        <w:rPr>
+          <w:i/>
+          <w:iCs/>
+        </w:rPr>
+        <w:t>exterminate’</w:t>
+      </w:r>
+      <w:r>
+        <w:t>, when Daleks were pursuing K9.</w:t>
+      </w:r>
+    </w:p>
+    <w:p>
+      <w:r>
+        <w:t xml:space="preserve">To do </w:t>
+      </w:r>
+      <w:r>
+        <w:t>this, “</w:t>
+      </w:r>
+      <w:r>
+        <w:rPr>
+          <w:i/>
+          <w:iCs/>
+        </w:rPr>
+        <w:t>exterminate</w:t>
+      </w:r>
+      <w:r>
+        <w:rPr>
+          <w:i/>
+          <w:iCs/>
+        </w:rPr>
+        <w:t xml:space="preserve">" </w:t>
+      </w:r>
+      <w:r>
+        <w:t xml:space="preserve">needed to be encoded/compressed using LPC (Linear Predictive Coding), a speech compression format that the Texas Instruments TMS-5220 speech chip in the BBC Micro </w:t>
+      </w:r>
+      <w:r>
+        <w:t>uses</w:t>
+      </w:r>
+      <w:r>
+        <w:t>.</w:t>
+      </w:r>
+    </w:p>
+    <w:p>
+      <w:r>
+        <w:t>Unfortunately, the Dalek voice, which is created using a ring modulator box, does not encode very well using LPC, which was designed specifically to encode human voices</w:t>
+      </w:r>
+      <w:r>
+        <w:t>.</w:t>
+      </w:r>
+    </w:p>
+    <w:p>
+      <w:r>
+        <w:t xml:space="preserve">I was </w:t>
+      </w:r>
+      <w:r>
+        <w:t xml:space="preserve">therefore </w:t>
+      </w:r>
+      <w:r>
+        <w:t xml:space="preserve">left with the choice of not implementing the </w:t>
+      </w:r>
+      <w:r>
+        <w:t>feature or</w:t>
+      </w:r>
+      <w:r>
+        <w:t xml:space="preserve"> trying to play </w:t>
+      </w:r>
+      <w:r>
+        <w:t>an “</w:t>
+      </w:r>
+      <w:r>
+        <w:rPr>
+          <w:i/>
+          <w:iCs/>
+        </w:rPr>
+        <w:t>exterminate</w:t>
+      </w:r>
+      <w:r>
+        <w:rPr>
+          <w:i/>
+          <w:iCs/>
+        </w:rPr>
+        <w:t>”</w:t>
+      </w:r>
+      <w:r>
+        <w:t xml:space="preserve"> sample instead</w:t>
+      </w:r>
+      <w:r>
+        <w:t xml:space="preserve">, which I knew would </w:t>
+      </w:r>
+      <w:r>
+        <w:t xml:space="preserve">have its own </w:t>
+      </w:r>
+      <w:r>
+        <w:t>challen</w:t>
+      </w:r>
+      <w:r>
+        <w:t>ges</w:t>
+      </w:r>
+      <w:r>
+        <w:t>.</w:t>
+      </w:r>
+    </w:p>
+    <w:p>
+      <w:r>
+        <w:t xml:space="preserve">Sampled music can be played on the BBC Micro </w:t>
+      </w:r>
+      <w:r>
+        <w:t xml:space="preserve">by </w:t>
+      </w:r>
+      <w:r>
+        <w:t xml:space="preserve">configuring the </w:t>
+      </w:r>
+      <w:r>
+        <w:t>SN76489</w:t>
+      </w:r>
+      <w:r>
+        <w:t xml:space="preserve"> to output its highest frequency (125KHz) and </w:t>
+      </w:r>
+      <w:r>
+        <w:t xml:space="preserve">then </w:t>
+      </w:r>
+      <w:r>
+        <w:t>modulat</w:t>
+      </w:r>
+      <w:r>
+        <w:t>e</w:t>
+      </w:r>
+      <w:r>
+        <w:t xml:space="preserve"> the volume using PCM </w:t>
+      </w:r>
+      <w:r>
+        <w:t>sample</w:t>
+      </w:r>
+      <w:r>
+        <w:t xml:space="preserve"> data, at the frequency of the PCM encoding.</w:t>
+      </w:r>
+    </w:p>
+    <w:p>
+      <w:r>
+        <w:t xml:space="preserve">While doable, it’s quite hard to reproduce samples </w:t>
+      </w:r>
+      <w:r>
+        <w:t>at</w:t>
+      </w:r>
+      <w:r>
+        <w:t xml:space="preserve"> good </w:t>
+      </w:r>
+      <w:r>
+        <w:t>quality</w:t>
+      </w:r>
+      <w:r>
+        <w:t>,</w:t>
+      </w:r>
+      <w:r>
+        <w:t xml:space="preserve"> </w:t>
+      </w:r>
+      <w:r>
+        <w:t>for several reasons.</w:t>
+      </w:r>
+    </w:p>
+    <w:p>
+      <w:r>
+        <w:t>Firstly, the sound chip’s volume has to be updated at the encoding frequency.  For 8-bit/8KHz samples (a reasonable format to use), this happen</w:t>
+      </w:r>
+      <w:r>
+        <w:t>s</w:t>
+      </w:r>
+      <w:r>
+        <w:t xml:space="preserve"> 160 times a frame. </w:t>
+      </w:r>
+      <w:r>
+        <w:t xml:space="preserve"> If the update code takes 50 cycles to execute (a reasonable estimate), there </w:t>
+      </w:r>
+      <w:r>
+        <w:t>is</w:t>
+      </w:r>
+      <w:r>
+        <w:t xml:space="preserve"> </w:t>
+      </w:r>
+      <w:r>
+        <w:t xml:space="preserve">a </w:t>
+      </w:r>
+      <w:r>
+        <w:t>20% impact on game performance</w:t>
+      </w:r>
+      <w:r>
+        <w:t xml:space="preserve">, which is </w:t>
+      </w:r>
+      <w:r>
+        <w:t xml:space="preserve">clearly </w:t>
+      </w:r>
+      <w:r>
+        <w:t>not good.</w:t>
+      </w:r>
+    </w:p>
+    <w:p>
+      <w:r>
+        <w:t xml:space="preserve">Secondly, </w:t>
+      </w:r>
+      <w:r>
+        <w:t xml:space="preserve">the effective resolution of the </w:t>
+      </w:r>
+      <w:r>
+        <w:t>SN76489</w:t>
+      </w:r>
+      <w:r>
+        <w:t xml:space="preserve"> is just four bits</w:t>
+      </w:r>
+      <w:r>
+        <w:t>,</w:t>
+      </w:r>
+      <w:r>
+        <w:t xml:space="preserve"> as </w:t>
+      </w:r>
+      <w:r>
+        <w:t xml:space="preserve">it only has </w:t>
+      </w:r>
+      <w:r>
+        <w:t>sixteen levels</w:t>
+      </w:r>
+      <w:r>
+        <w:t xml:space="preserve"> of volume</w:t>
+      </w:r>
+      <w:r>
+        <w:t>.</w:t>
+      </w:r>
+      <w:r>
+        <w:t xml:space="preserve">  </w:t>
+      </w:r>
+      <w:r>
+        <w:t xml:space="preserve">If 8-bit samples are used, half the bits are thrown away!  One can improve the quality by over-sampling at twice the frequency, but this doubles the </w:t>
+      </w:r>
+      <w:r>
+        <w:t xml:space="preserve">performance </w:t>
+      </w:r>
+      <w:r>
+        <w:t>impact</w:t>
+      </w:r>
+      <w:r>
+        <w:t>.</w:t>
+      </w:r>
+      <w:r>
+        <w:t xml:space="preserve">  One can also use multiple tone generators to gain one or two additional bits of resolution, at the cost of memory and performance.</w:t>
+      </w:r>
+    </w:p>
+    <w:p>
+      <w:r>
+        <w:t xml:space="preserve">Thirdly, </w:t>
+      </w:r>
+      <w:r>
+        <w:t xml:space="preserve">sampled </w:t>
+      </w:r>
+      <w:r>
+        <w:t xml:space="preserve">data is large.  </w:t>
+      </w:r>
+      <w:r>
+        <w:t xml:space="preserve">An </w:t>
+      </w:r>
+      <w:r>
+        <w:t>“</w:t>
+      </w:r>
+      <w:r>
+        <w:rPr>
+          <w:i/>
+          <w:iCs/>
+        </w:rPr>
+        <w:t>e</w:t>
+      </w:r>
+      <w:r>
+        <w:rPr>
+          <w:i/>
+          <w:iCs/>
+        </w:rPr>
+        <w:t>xterminate</w:t>
+      </w:r>
+      <w:r>
+        <w:t xml:space="preserve">” </w:t>
+      </w:r>
+      <w:r>
+        <w:t xml:space="preserve">sample </w:t>
+      </w:r>
+      <w:r>
+        <w:t xml:space="preserve">encoded at 8-bit/8KHz </w:t>
+      </w:r>
+      <w:r>
+        <w:t>is</w:t>
+      </w:r>
+      <w:r>
+        <w:t xml:space="preserve"> </w:t>
+      </w:r>
+      <w:r>
+        <w:t>1</w:t>
+      </w:r>
+      <w:r>
+        <w:t>6</w:t>
+      </w:r>
+      <w:r>
+        <w:t>K, uncompressed</w:t>
+      </w:r>
+      <w:r>
+        <w:t>.</w:t>
+      </w:r>
+      <w:r>
+        <w:t xml:space="preserve">  That’s a lot of memory for two seconds of </w:t>
+      </w:r>
+      <w:r>
+        <w:t xml:space="preserve">sampled </w:t>
+      </w:r>
+      <w:r>
+        <w:t>sound</w:t>
+      </w:r>
+      <w:r>
+        <w:t>!</w:t>
+      </w:r>
+    </w:p>
+    <w:p>
+      <w:r>
+        <w:t>That being said, I felt the feature was worth pursuing</w:t>
+      </w:r>
+      <w:r>
+        <w:t xml:space="preserve"> as sample sounds would improve gameplay, even if performance was impacted a little.  And the</w:t>
+      </w:r>
+      <w:r>
+        <w:t xml:space="preserve"> sound data would fit on 16K of sideways RAM</w:t>
+      </w:r>
+      <w:r>
+        <w:t xml:space="preserve"> so </w:t>
+      </w:r>
+      <w:r>
+        <w:t>I</w:t>
+      </w:r>
+      <w:r>
+        <w:t xml:space="preserve"> could</w:t>
+      </w:r>
+      <w:r>
+        <w:t xml:space="preserve"> make the feature dependent on </w:t>
+      </w:r>
+      <w:r>
+        <w:t>that.</w:t>
+      </w:r>
+    </w:p>
+    <w:p>
+      <w:pPr>
+        <w:pStyle w:val="Heading3"/>
+      </w:pPr>
+      <w:r>
         <w:lastRenderedPageBreak/>
-        <w:t>Sample based</w:t>
-      </w:r>
-      <w:r>
-        <w:rPr>
-          <w:i/>
-          <w:iCs/>
-        </w:rPr>
-        <w:t xml:space="preserve"> </w:t>
-      </w:r>
-      <w:r>
-        <w:t>sound effect</w:t>
-      </w:r>
-      <w:r>
-        <w:t>s</w:t>
-      </w:r>
-    </w:p>
-    <w:p>
-      <w:r>
-        <w:t>One suggestion, which I really liked, was to use the speech synthesis chip to sound ‘</w:t>
-      </w:r>
-      <w:r>
-        <w:rPr>
-          <w:i/>
-          <w:iCs/>
-        </w:rPr>
-        <w:t>exterminate’</w:t>
-      </w:r>
-      <w:r>
-        <w:t>, when Daleks were pursuing K9.</w:t>
-      </w:r>
-    </w:p>
-    <w:p>
-      <w:r>
-        <w:t xml:space="preserve">To do </w:t>
-      </w:r>
-      <w:r>
-        <w:t>this, “</w:t>
-      </w:r>
-      <w:r>
-        <w:rPr>
-          <w:i/>
-          <w:iCs/>
-        </w:rPr>
-        <w:t>exterminate</w:t>
-      </w:r>
-      <w:r>
-        <w:rPr>
-          <w:i/>
-          <w:iCs/>
-        </w:rPr>
-        <w:t xml:space="preserve">" </w:t>
-      </w:r>
-      <w:r>
-        <w:t xml:space="preserve">needed to be encoded/compressed using LPC (Linear Predictive Coding), a speech compression format that the Texas Instruments TMS-5220 speech chip in the BBC Micro </w:t>
-      </w:r>
-      <w:r>
-        <w:t>uses</w:t>
-      </w:r>
-      <w:r>
-        <w:t>.</w:t>
-      </w:r>
-    </w:p>
-    <w:p>
-      <w:r>
-        <w:t>Unfortunately, the Dalek voice, which is created using a ring modulator box, does not encode very well using LPC, which was designed specifically to encode human voices</w:t>
-      </w:r>
-      <w:r>
-        <w:t>.</w:t>
-      </w:r>
-    </w:p>
-    <w:p>
-      <w:r>
-        <w:t xml:space="preserve">I was </w:t>
-      </w:r>
-      <w:r>
-        <w:t xml:space="preserve">therefore </w:t>
-      </w:r>
-      <w:r>
-        <w:t xml:space="preserve">left with the choice of not implementing the </w:t>
-      </w:r>
-      <w:r>
-        <w:t>feature or</w:t>
-      </w:r>
-      <w:r>
-        <w:t xml:space="preserve"> trying to play </w:t>
-      </w:r>
-      <w:r>
-        <w:t>an “</w:t>
-      </w:r>
-      <w:r>
-        <w:rPr>
-          <w:i/>
-          <w:iCs/>
-        </w:rPr>
-        <w:t>exterminate</w:t>
-      </w:r>
-      <w:r>
-        <w:rPr>
-          <w:i/>
-          <w:iCs/>
-        </w:rPr>
-        <w:t>”</w:t>
-      </w:r>
-      <w:r>
-        <w:t xml:space="preserve"> sample instead</w:t>
-      </w:r>
-      <w:r>
-        <w:t xml:space="preserve">, which I knew would </w:t>
-      </w:r>
-      <w:r>
-        <w:t xml:space="preserve">have its own </w:t>
-      </w:r>
-      <w:r>
-        <w:t>challen</w:t>
-      </w:r>
-      <w:r>
-        <w:t>ges</w:t>
-      </w:r>
-      <w:r>
-        <w:t>.</w:t>
-      </w:r>
-    </w:p>
-    <w:p>
-      <w:r>
-        <w:t xml:space="preserve">Sampled music can be played on the BBC Micro </w:t>
-      </w:r>
-      <w:r>
-        <w:t xml:space="preserve">by </w:t>
-      </w:r>
-      <w:r>
-        <w:t xml:space="preserve">configuring the </w:t>
-      </w:r>
-      <w:r>
-        <w:t>SN76489</w:t>
-      </w:r>
-      <w:r>
-        <w:t xml:space="preserve"> to output its highest frequency (125KHz) and </w:t>
-      </w:r>
-      <w:r>
-        <w:t xml:space="preserve">then </w:t>
-      </w:r>
-      <w:r>
-        <w:t>modulat</w:t>
-      </w:r>
-      <w:r>
-        <w:t>e</w:t>
-      </w:r>
-      <w:r>
-        <w:t xml:space="preserve"> the volume using PCM </w:t>
-      </w:r>
-      <w:r>
-        <w:t>sample</w:t>
-      </w:r>
-      <w:r>
-        <w:t xml:space="preserve"> data, at the frequency of the PCM encoding.</w:t>
-      </w:r>
-    </w:p>
-    <w:p>
-      <w:r>
-        <w:t xml:space="preserve">While doable, it’s quite hard to reproduce samples </w:t>
-      </w:r>
-      <w:r>
-        <w:t>at</w:t>
-      </w:r>
-      <w:r>
-        <w:t xml:space="preserve"> good </w:t>
-      </w:r>
-      <w:r>
-        <w:t>quality</w:t>
-      </w:r>
-      <w:r>
-        <w:t>,</w:t>
-      </w:r>
-      <w:r>
-        <w:t xml:space="preserve"> </w:t>
-      </w:r>
-      <w:r>
-        <w:t>for several reasons.</w:t>
-      </w:r>
-    </w:p>
-    <w:p>
-      <w:r>
-        <w:t>Firstly, the sound chip’s volume has to be updated at the encoding frequency.  For 8-bit/8KHz samples (a reasonable format to use), this happen</w:t>
-      </w:r>
-      <w:r>
-        <w:t>s</w:t>
-      </w:r>
-      <w:r>
-        <w:t xml:space="preserve"> 160 times a frame. </w:t>
-      </w:r>
-      <w:r>
-        <w:t xml:space="preserve"> If the update code takes 50 cycles to execute (a reasonable estimate), there </w:t>
-      </w:r>
-      <w:r>
-        <w:t>is</w:t>
-      </w:r>
-      <w:r>
-        <w:t xml:space="preserve"> </w:t>
-      </w:r>
-      <w:r>
-        <w:t xml:space="preserve">a </w:t>
-      </w:r>
-      <w:r>
-        <w:t>20% impact on game performance</w:t>
-      </w:r>
-      <w:r>
-        <w:t xml:space="preserve">, which is </w:t>
-      </w:r>
-      <w:r>
-        <w:t xml:space="preserve">clearly </w:t>
-      </w:r>
-      <w:r>
-        <w:t>not good.</w:t>
-      </w:r>
-    </w:p>
-    <w:p>
-      <w:r>
-        <w:t xml:space="preserve">Secondly, </w:t>
-      </w:r>
-      <w:r>
-        <w:t xml:space="preserve">the effective resolution of the </w:t>
-      </w:r>
-      <w:r>
-        <w:t>SN76489</w:t>
-      </w:r>
-      <w:r>
-        <w:t xml:space="preserve"> is just four bits</w:t>
-      </w:r>
-      <w:r>
-        <w:t>,</w:t>
-      </w:r>
-      <w:r>
-        <w:t xml:space="preserve"> as </w:t>
-      </w:r>
-      <w:r>
-        <w:t xml:space="preserve">it only has </w:t>
-      </w:r>
-      <w:r>
-        <w:t>sixteen levels</w:t>
-      </w:r>
-      <w:r>
-        <w:t xml:space="preserve"> of volume</w:t>
-      </w:r>
-      <w:r>
-        <w:t>.</w:t>
-      </w:r>
-      <w:r>
-        <w:t xml:space="preserve">  </w:t>
-      </w:r>
-      <w:r>
-        <w:t xml:space="preserve">If 8-bit samples are used, half the bits are thrown away!  One can improve the quality by over-sampling at twice the frequency, but this doubles the </w:t>
-      </w:r>
-      <w:r>
-        <w:t xml:space="preserve">performance </w:t>
-      </w:r>
-      <w:r>
-        <w:t>impact</w:t>
-      </w:r>
-      <w:r>
-        <w:t>.</w:t>
-      </w:r>
-      <w:r>
-        <w:t xml:space="preserve">  One can also use multiple tone generators to gain one or two additional bits of resolution, at the cost of memory and performance.</w:t>
-      </w:r>
-    </w:p>
-    <w:p>
-      <w:r>
-        <w:t xml:space="preserve">Thirdly, </w:t>
-      </w:r>
-      <w:r>
-        <w:t xml:space="preserve">sampled </w:t>
-      </w:r>
-      <w:r>
-        <w:t xml:space="preserve">data is large.  </w:t>
-      </w:r>
-      <w:r>
-        <w:t xml:space="preserve">An </w:t>
-      </w:r>
-      <w:r>
-        <w:t>“</w:t>
-      </w:r>
-      <w:r>
-        <w:rPr>
-          <w:i/>
-          <w:iCs/>
-        </w:rPr>
-        <w:t>e</w:t>
-      </w:r>
-      <w:r>
-        <w:rPr>
-          <w:i/>
-          <w:iCs/>
-        </w:rPr>
-        <w:t>xterminate</w:t>
-      </w:r>
-      <w:r>
-        <w:t xml:space="preserve">” </w:t>
-      </w:r>
-      <w:r>
-        <w:t xml:space="preserve">sample </w:t>
-      </w:r>
-      <w:r>
-        <w:t xml:space="preserve">encoded at 8-bit/8KHz </w:t>
-      </w:r>
-      <w:r>
-        <w:t>is</w:t>
-      </w:r>
-      <w:r>
-        <w:t xml:space="preserve"> </w:t>
-      </w:r>
-      <w:r>
-        <w:t>1</w:t>
-      </w:r>
-      <w:r>
-        <w:t>6</w:t>
-      </w:r>
-      <w:r>
-        <w:t>K, uncompressed</w:t>
-      </w:r>
-      <w:r>
-        <w:t>.</w:t>
-      </w:r>
-      <w:r>
-        <w:t xml:space="preserve">  That’s a lot of memory for two seconds of </w:t>
-      </w:r>
-      <w:r>
-        <w:t xml:space="preserve">sampled </w:t>
-      </w:r>
-      <w:r>
-        <w:t>sound</w:t>
-      </w:r>
-      <w:r>
-        <w:t>!</w:t>
-      </w:r>
-    </w:p>
-    <w:p>
-      <w:r>
-        <w:t>That being said, I felt the feature was worth pursuing</w:t>
-      </w:r>
-      <w:r>
-        <w:t xml:space="preserve"> as sample sounds would improve gameplay, even if performance was impacted a little.  And the</w:t>
-      </w:r>
-      <w:r>
-        <w:t xml:space="preserve"> sound data would fit on 16K of sideways RAM</w:t>
-      </w:r>
-      <w:r>
-        <w:t xml:space="preserve"> so </w:t>
-      </w:r>
-      <w:r>
-        <w:t>I</w:t>
-      </w:r>
-      <w:r>
-        <w:t xml:space="preserve"> could</w:t>
-      </w:r>
-      <w:r>
-        <w:t xml:space="preserve"> make the feature dependent on </w:t>
-      </w:r>
-      <w:r>
-        <w:t>that.</w:t>
-      </w:r>
-    </w:p>
-    <w:p>
-      <w:pPr>
-        <w:pStyle w:val="Heading3"/>
-      </w:pPr>
-      <w:r>
         <w:t>Implementation</w:t>
       </w:r>
     </w:p>
@@ -16543,7 +16594,6 @@
     </w:p>
     <w:p>
       <w:r>
-        <w:lastRenderedPageBreak/>
         <w:t xml:space="preserve">I </w:t>
       </w:r>
       <w:r>
@@ -16961,6 +17011,7 @@
     </w:p>
     <w:p>
       <w:r>
+        <w:lastRenderedPageBreak/>
         <w:t xml:space="preserve">However, updating the in-game interrupt routine to efficiently read </w:t>
       </w:r>
       <w:r>
@@ -16975,7 +17026,6 @@
     </w:p>
     <w:p>
       <w:r>
-        <w:lastRenderedPageBreak/>
         <w:t xml:space="preserve">The solution I landed on was </w:t>
       </w:r>
       <w:r>
@@ -17410,6 +17460,7 @@
         <w:pStyle w:val="Heading3"/>
       </w:pPr>
       <w:r>
+        <w:lastRenderedPageBreak/>
         <w:t>I</w:t>
       </w:r>
       <w:r>
@@ -17480,7 +17531,6 @@
                 <w:b w:val="0"/>
                 <w:bCs w:val="0"/>
               </w:rPr>
-              <w:lastRenderedPageBreak/>
               <w:t>Vector</w:t>
             </w:r>
           </w:p>
@@ -17928,6 +17978,7 @@
     </w:p>
     <w:p>
       <w:r>
+        <w:lastRenderedPageBreak/>
         <w:t xml:space="preserve">I </w:t>
       </w:r>
       <w:r>
@@ -17989,7 +18040,6 @@
         <w:t xml:space="preserve">, though there was a </w:t>
       </w:r>
       <w:r>
-        <w:lastRenderedPageBreak/>
         <w:t>noticeabl</w:t>
       </w:r>
       <w:r>
@@ -18399,6 +18449,7 @@
         <w:rPr>
           <w:noProof/>
         </w:rPr>
+        <w:lastRenderedPageBreak/>
         <w:drawing>
           <wp:inline distT="0" distB="0" distL="0" distR="0" wp14:anchorId="49919DA7" wp14:editId="146DE6EA">
             <wp:extent cx="978011" cy="780528"/>
@@ -18648,11 +18699,7 @@
         <w:t xml:space="preserve">I reread Mark Moxon’s explanation for how palette switching was implemented in REVs, where a continuous timer is used in a clever way, and </w:t>
       </w:r>
       <w:r>
-        <w:t xml:space="preserve">rewatched Kieran Connell’s ACORN </w:t>
-      </w:r>
-      <w:r>
-        <w:lastRenderedPageBreak/>
-        <w:t>Masterclass</w:t>
+        <w:t>rewatched Kieran Connell’s ACORN Masterclass</w:t>
       </w:r>
       <w:r>
         <w:t xml:space="preserve"> interrupts video (part 2) </w:t>
@@ -18905,6 +18952,7 @@
     </w:p>
     <w:p>
       <w:r>
+        <w:lastRenderedPageBreak/>
         <w:t>The change was not as significant as it might sound since the existing level designs all contained two or more unused tiles.</w:t>
       </w:r>
       <w:r>
@@ -18939,7 +18987,6 @@
         <w:pStyle w:val="Heading2"/>
       </w:pPr>
       <w:r>
-        <w:lastRenderedPageBreak/>
         <w:t>G</w:t>
       </w:r>
       <w:r>
@@ -19149,9 +19196,896 @@
     </w:p>
     <w:p>
       <w:pPr>
+        <w:pStyle w:val="Heading2"/>
+      </w:pPr>
+      <w:r>
+        <w:t>Teleports</w:t>
+      </w:r>
+    </w:p>
+    <w:p>
+      <w:r>
+        <w:t>Another great suggestion</w:t>
+      </w:r>
+      <w:r>
+        <w:t>, which I liked, was the idea of adding teleports which would allow K9 to move around within a level in a non-linear way.</w:t>
+      </w:r>
+    </w:p>
+    <w:p>
+      <w:r>
+        <w:t xml:space="preserve">Of course, the main challenge implementing these would be memory.  After evaluating </w:t>
+      </w:r>
+      <w:r>
+        <w:t>options,</w:t>
+      </w:r>
+      <w:r>
+        <w:t xml:space="preserve"> I decided to reduce the size of the TARDIS a </w:t>
+      </w:r>
+      <w:r>
+        <w:t>little,</w:t>
+      </w:r>
+      <w:r>
+        <w:t xml:space="preserve"> </w:t>
+      </w:r>
+      <w:r>
+        <w:t xml:space="preserve">which </w:t>
+      </w:r>
+      <w:r>
+        <w:t xml:space="preserve">would free up </w:t>
+      </w:r>
+      <w:r>
+        <w:t>128 bytes of memory</w:t>
+      </w:r>
+      <w:r>
+        <w:t xml:space="preserve">.  </w:t>
+      </w:r>
+    </w:p>
+    <w:p>
+      <w:r>
+        <w:t>I initially implemented teleports as static tiles with a new tile type</w:t>
+      </w:r>
+      <w:r>
+        <w:t xml:space="preserve"> (</w:t>
+      </w:r>
+      <w:r>
+        <w:t>TILE_TYPE_TELEPORT</w:t>
+      </w:r>
+      <w:r>
+        <w:t>)</w:t>
+      </w:r>
+      <w:r>
+        <w:t xml:space="preserve">, which were augmented by an additional data structure which contained </w:t>
+      </w:r>
+      <w:r>
+        <w:t xml:space="preserve">teleport </w:t>
+      </w:r>
+      <w:r>
+        <w:lastRenderedPageBreak/>
+        <w:t xml:space="preserve">destination information.  K9 would automatically teleport to the </w:t>
+      </w:r>
+      <w:r>
+        <w:t xml:space="preserve">appropriate </w:t>
+      </w:r>
+      <w:r>
+        <w:t>destination location when over two adjacent teleport tiles.</w:t>
+      </w:r>
+    </w:p>
+    <w:p>
+      <w:r>
+        <w:t>Whilst this worked, the behavior felt somehow odd as Daleks moved over teleport tiles without teleporting, and visually the teleport</w:t>
+      </w:r>
+      <w:r>
+        <w:t xml:space="preserve"> platforms </w:t>
+      </w:r>
+      <w:r>
+        <w:t>were static, unlike elevators and doors which animated.</w:t>
+      </w:r>
+    </w:p>
+    <w:p>
+      <w:r>
+        <w:t xml:space="preserve">I </w:t>
+      </w:r>
+      <w:r>
+        <w:t xml:space="preserve">therefore </w:t>
+      </w:r>
+      <w:r>
+        <w:t xml:space="preserve">reimplemented teleports as dynamic objects, </w:t>
+      </w:r>
+      <w:r>
+        <w:t xml:space="preserve">which animate, </w:t>
+      </w:r>
+      <w:r>
+        <w:t xml:space="preserve">where </w:t>
+      </w:r>
+      <w:r>
+        <w:t>pressing up or down key</w:t>
+      </w:r>
+      <w:r>
+        <w:t>s</w:t>
+      </w:r>
+      <w:r>
+        <w:t xml:space="preserve"> initiate</w:t>
+      </w:r>
+      <w:r>
+        <w:t>s</w:t>
+      </w:r>
+      <w:r>
+        <w:t xml:space="preserve"> travel. Since adding a new dynamic type would require nine bits in </w:t>
+      </w:r>
+      <w:r>
+        <w:rPr>
+          <w:b/>
+          <w:i/>
+        </w:rPr>
+        <w:t>objectState</w:t>
+      </w:r>
+      <w:r>
+        <w:t xml:space="preserve">, I </w:t>
+      </w:r>
+      <w:r>
+        <w:t xml:space="preserve">decided to </w:t>
+      </w:r>
+      <w:r>
+        <w:t xml:space="preserve">treat teleports as </w:t>
+      </w:r>
+      <w:r>
+        <w:t xml:space="preserve">a </w:t>
+      </w:r>
+      <w:r>
+        <w:t xml:space="preserve">special </w:t>
+      </w:r>
+      <w:r>
+        <w:t xml:space="preserve">kind of </w:t>
+      </w:r>
+      <w:r>
+        <w:t xml:space="preserve">elevator, using </w:t>
+      </w:r>
+      <w:r>
+        <w:rPr>
+          <w:b/>
+          <w:i/>
+        </w:rPr>
+        <w:t>objectFrameCounter</w:t>
+      </w:r>
+      <w:r>
+        <w:t xml:space="preserve"> </w:t>
+      </w:r>
+      <w:r>
+        <w:t>to hold the destination teleport</w:t>
+      </w:r>
+      <w:r>
+        <w:t xml:space="preserve"> location.</w:t>
+      </w:r>
+    </w:p>
+    <w:p>
+      <w:r>
+        <w:t xml:space="preserve">It was a challenge to squeeze the additional code and teleport sprite definitions </w:t>
+      </w:r>
+      <w:r>
+        <w:t xml:space="preserve">(96 bytes) </w:t>
+      </w:r>
+      <w:r>
+        <w:t xml:space="preserve">into the image, </w:t>
+      </w:r>
+      <w:r>
+        <w:t xml:space="preserve">even though I had freed up 128 bytes, </w:t>
+      </w:r>
+      <w:r>
+        <w:t>but I managed it</w:t>
+      </w:r>
+      <w:r>
+        <w:t>.</w:t>
+      </w:r>
+    </w:p>
+    <w:p>
+      <w:pPr>
+        <w:pStyle w:val="Heading3"/>
+      </w:pPr>
+      <w:r>
+        <w:t>Implementation</w:t>
+      </w:r>
+    </w:p>
+    <w:p>
+      <w:r>
+        <w:t xml:space="preserve">As outlined above, a teleport is treated as a special kind of elevator, </w:t>
+      </w:r>
+      <w:r>
+        <w:t xml:space="preserve">where the </w:t>
+      </w:r>
+      <w:r>
+        <w:t>destination</w:t>
+      </w:r>
+      <w:r>
+        <w:t>’s</w:t>
+      </w:r>
+      <w:r>
+        <w:t xml:space="preserve"> teleport</w:t>
+      </w:r>
+      <w:r>
+        <w:t>’s index</w:t>
+      </w:r>
+      <w:r>
+        <w:t xml:space="preserve"> </w:t>
+      </w:r>
+      <w:r>
+        <w:t xml:space="preserve">is held </w:t>
+      </w:r>
+      <w:r>
+        <w:t xml:space="preserve">in </w:t>
+      </w:r>
+      <w:r>
+        <w:rPr>
+          <w:b/>
+          <w:bCs/>
+          <w:i/>
+          <w:iCs/>
+        </w:rPr>
+        <w:t>objectFrameCounter</w:t>
+      </w:r>
+      <w:r>
+        <w:rPr>
+          <w:b/>
+          <w:bCs/>
+          <w:i/>
+          <w:iCs/>
+        </w:rPr>
+        <w:t xml:space="preserve">.  </w:t>
+      </w:r>
+      <w:r>
+        <w:t>T</w:t>
+      </w:r>
+      <w:r>
+        <w:t xml:space="preserve">eleport tiles </w:t>
+      </w:r>
+      <w:r>
+        <w:t xml:space="preserve">also have a new </w:t>
+      </w:r>
+      <w:r>
+        <w:t>tile type</w:t>
+      </w:r>
+      <w:r>
+        <w:t xml:space="preserve">: </w:t>
+      </w:r>
+      <w:r>
+        <w:t>TILE_TYPE_TELEPORT.</w:t>
+      </w:r>
+    </w:p>
+    <w:p>
+      <w:r>
+        <w:t xml:space="preserve">To free up 128 bytes, the TARDIS tile designs in each </w:t>
+      </w:r>
+      <w:r>
+        <w:t xml:space="preserve">level </w:t>
+      </w:r>
+      <w:r>
+        <w:t xml:space="preserve">were shrunk </w:t>
+      </w:r>
+      <w:r>
+        <w:t xml:space="preserve">a little </w:t>
+      </w:r>
+      <w:r>
+        <w:t xml:space="preserve">so that the TARDIS was made </w:t>
+      </w:r>
+      <w:r>
+        <w:t xml:space="preserve">up </w:t>
+      </w:r>
+      <w:r>
+        <w:t>using six tile</w:t>
+      </w:r>
+      <w:r>
+        <w:t xml:space="preserve"> designs</w:t>
+      </w:r>
+      <w:r>
+        <w:t>,</w:t>
+      </w:r>
+      <w:r>
+        <w:t xml:space="preserve"> </w:t>
+      </w:r>
+      <w:r>
+        <w:t>not</w:t>
+      </w:r>
+      <w:r>
+        <w:t xml:space="preserve"> eight</w:t>
+      </w:r>
+      <w:r>
+        <w:t xml:space="preserve">.  The number of tile designs in a level was </w:t>
+      </w:r>
+      <w:r>
+        <w:t>thus</w:t>
+      </w:r>
+      <w:r>
+        <w:t xml:space="preserve"> reduced</w:t>
+      </w:r>
+      <w:r>
+        <w:t xml:space="preserve"> from thirty</w:t>
+      </w:r>
+      <w:r>
+        <w:t xml:space="preserve"> </w:t>
+      </w:r>
+      <w:r>
+        <w:t xml:space="preserve">to </w:t>
+      </w:r>
+      <w:r>
+        <w:t>twenty-eight</w:t>
+      </w:r>
+      <w:r>
+        <w:t xml:space="preserve"> (</w:t>
+      </w:r>
+      <w:r>
+        <w:t>including the implicit blank tile).</w:t>
+      </w:r>
+    </w:p>
+    <w:p>
+      <w:r>
+        <w:t xml:space="preserve">The level editor was </w:t>
+      </w:r>
+      <w:r>
+        <w:t xml:space="preserve">then </w:t>
+      </w:r>
+      <w:r>
+        <w:t>updated to support teleport tiles</w:t>
+      </w:r>
+      <w:r>
+        <w:t xml:space="preserve">, allowing the user to define teleport tiles and place them within a level, where distant pairs of teleport tiles are </w:t>
+      </w:r>
+      <w:r>
+        <w:t xml:space="preserve">automatically </w:t>
+      </w:r>
+      <w:r>
+        <w:t xml:space="preserve">assigned letters: ‘A’, ‘B’, ‘C’ etc. </w:t>
+      </w:r>
+      <w:r>
+        <w:t xml:space="preserve"> </w:t>
+      </w:r>
+      <w:r>
+        <w:t xml:space="preserve">A sparse </w:t>
+      </w:r>
+      <w:r>
+        <w:t xml:space="preserve">teleport grid </w:t>
+      </w:r>
+      <w:r>
+        <w:t xml:space="preserve">data structure was introduced to </w:t>
+      </w:r>
+      <w:r>
+        <w:t xml:space="preserve">hold these values, which </w:t>
+      </w:r>
+      <w:r>
+        <w:t>are</w:t>
+      </w:r>
+      <w:r>
+        <w:t xml:space="preserve"> populated during file load and used </w:t>
+      </w:r>
+      <w:r>
+        <w:t xml:space="preserve">during file </w:t>
+      </w:r>
+      <w:r>
+        <w:t xml:space="preserve">write </w:t>
+      </w:r>
+      <w:r>
+        <w:t xml:space="preserve">to serialize the </w:t>
+      </w:r>
+      <w:r>
+        <w:t>appropriate teleport destination indices.</w:t>
+      </w:r>
+      <w:r>
+        <w:t xml:space="preserve">  </w:t>
+      </w:r>
+      <w:r>
+        <w:t xml:space="preserve">The tile grid </w:t>
+      </w:r>
+      <w:r>
+        <w:t xml:space="preserve">panel </w:t>
+      </w:r>
+      <w:r>
+        <w:t xml:space="preserve">paint code was </w:t>
+      </w:r>
+      <w:r>
+        <w:t xml:space="preserve">also </w:t>
+      </w:r>
+      <w:r>
+        <w:t xml:space="preserve">updated to show the </w:t>
+      </w:r>
+      <w:r>
+        <w:t xml:space="preserve">teleport </w:t>
+      </w:r>
+      <w:r>
+        <w:t>letters.</w:t>
+      </w:r>
+    </w:p>
+    <w:p>
+      <w:r>
+        <w:t xml:space="preserve">New teleport </w:t>
+      </w:r>
+      <w:r>
+        <w:t xml:space="preserve">sprite atlas </w:t>
+      </w:r>
+      <w:r>
+        <w:t xml:space="preserve">BMP </w:t>
+      </w:r>
+      <w:r>
+        <w:t xml:space="preserve">files were created in the </w:t>
+      </w:r>
+      <w:r>
+        <w:t xml:space="preserve">level asset </w:t>
+      </w:r>
+      <w:r>
+        <w:t xml:space="preserve">folders, with the </w:t>
+      </w:r>
+      <w:r>
+        <w:rPr>
+          <w:b/>
+          <w:bCs/>
+        </w:rPr>
+        <w:t>BMPConverter</w:t>
+      </w:r>
+      <w:r>
+        <w:t xml:space="preserve"> console app updated to convert and include these in the generated level atlas data files.</w:t>
+      </w:r>
+      <w:r>
+        <w:t xml:space="preserve">  The generated files </w:t>
+      </w:r>
+      <w:r>
+        <w:t>were</w:t>
+      </w:r>
+      <w:r>
+        <w:t xml:space="preserve"> 96 bytes larger.</w:t>
+      </w:r>
+    </w:p>
+    <w:p>
+      <w:r>
+        <w:t>The memory spreadsheet was then updated to account for th</w:t>
+      </w:r>
+      <w:r>
+        <w:t>e differences, giving new address locations</w:t>
+      </w:r>
+      <w:r>
+        <w:t xml:space="preserve"> for many objects</w:t>
+      </w:r>
+      <w:r>
+        <w:t>. The game program was then updated to account for these</w:t>
+      </w:r>
+      <w:r>
+        <w:t xml:space="preserve"> changes.</w:t>
+      </w:r>
+      <w:r>
+        <w:t xml:space="preserve">  The net was 32 bytes of code space.</w:t>
+      </w:r>
+    </w:p>
+    <w:p>
+      <w:r>
+        <w:t xml:space="preserve">These </w:t>
+      </w:r>
+      <w:r>
+        <w:t xml:space="preserve">game code </w:t>
+      </w:r>
+      <w:r>
+        <w:t>changes included updating the level initialization code to interpret the serialized teleport destination indices to differentiate teleports from elevators, initializing teleport objects appropriately.</w:t>
+      </w:r>
+    </w:p>
+    <w:p>
+      <w:r>
+        <w:lastRenderedPageBreak/>
+        <w:t xml:space="preserve">A new </w:t>
+      </w:r>
+      <w:r>
+        <w:rPr>
+          <w:b/>
+          <w:bCs/>
+        </w:rPr>
+        <w:t>rideTeleport</w:t>
+      </w:r>
+      <w:r>
+        <w:t xml:space="preserve"> routine was introduced </w:t>
+      </w:r>
+      <w:r>
+        <w:t xml:space="preserve">to teleport </w:t>
+      </w:r>
+      <w:r>
+        <w:t>K9</w:t>
+      </w:r>
+      <w:r>
+        <w:t xml:space="preserve">, which </w:t>
+      </w:r>
+      <w:r>
+        <w:t>performs the following actions</w:t>
+      </w:r>
+      <w:r>
+        <w:t>:</w:t>
+      </w:r>
+    </w:p>
+    <w:p>
+      <w:pPr>
+        <w:pStyle w:val="ListParagraph"/>
+        <w:numPr>
+          <w:ilvl w:val="0"/>
+          <w:numId w:val="27"/>
+        </w:numPr>
+      </w:pPr>
+      <w:r>
+        <w:t>Check if K9 is on a teleport, returning ‘</w:t>
+      </w:r>
+      <w:r>
+        <w:rPr>
+          <w:i/>
+          <w:iCs/>
+        </w:rPr>
+        <w:t>failure</w:t>
+      </w:r>
+      <w:r>
+        <w:t>’ if not.  An efficient tile-grid based lookup is performed to do this.</w:t>
+      </w:r>
+    </w:p>
+    <w:p>
+      <w:pPr>
+        <w:pStyle w:val="ListParagraph"/>
+        <w:numPr>
+          <w:ilvl w:val="0"/>
+          <w:numId w:val="27"/>
+        </w:numPr>
+      </w:pPr>
+      <w:r>
+        <w:t xml:space="preserve">Find the actual teleport object </w:t>
+      </w:r>
+      <w:r>
+        <w:t xml:space="preserve">(elevator) </w:t>
+      </w:r>
+      <w:r>
+        <w:t>K9 is on</w:t>
+      </w:r>
+      <w:r>
+        <w:t>.</w:t>
+      </w:r>
+    </w:p>
+    <w:p>
+      <w:pPr>
+        <w:pStyle w:val="ListParagraph"/>
+        <w:numPr>
+          <w:ilvl w:val="0"/>
+          <w:numId w:val="27"/>
+        </w:numPr>
+      </w:pPr>
+      <w:r>
+        <w:t xml:space="preserve">Find the destination teleport object (elevator), held in </w:t>
+      </w:r>
+      <w:r>
+        <w:rPr>
+          <w:b/>
+          <w:bCs/>
+          <w:i/>
+          <w:iCs/>
+        </w:rPr>
+        <w:t>objectFrameCounter</w:t>
+      </w:r>
+      <w:r>
+        <w:t>.</w:t>
+      </w:r>
+    </w:p>
+    <w:p>
+      <w:pPr>
+        <w:pStyle w:val="ListParagraph"/>
+        <w:numPr>
+          <w:ilvl w:val="0"/>
+          <w:numId w:val="27"/>
+        </w:numPr>
+      </w:pPr>
+      <w:r>
+        <w:t>Check if the destination teleport is occupied, sounding a ‘blocked’ sound effect if it is, and return ‘</w:t>
+      </w:r>
+      <w:r>
+        <w:rPr>
+          <w:i/>
+          <w:iCs/>
+        </w:rPr>
+        <w:t>success’</w:t>
+      </w:r>
+      <w:r>
+        <w:t xml:space="preserve"> indicating that K9 is on a teleport.</w:t>
+      </w:r>
+    </w:p>
+    <w:p>
+      <w:pPr>
+        <w:pStyle w:val="ListParagraph"/>
+        <w:numPr>
+          <w:ilvl w:val="0"/>
+          <w:numId w:val="27"/>
+        </w:numPr>
+      </w:pPr>
+      <w:r>
+        <w:t xml:space="preserve">Calculate the </w:t>
+      </w:r>
+      <w:r>
+        <w:t>delta-</w:t>
+      </w:r>
+      <w:r>
+        <w:t xml:space="preserve">distance between the destination and </w:t>
+      </w:r>
+      <w:r>
+        <w:t xml:space="preserve">current </w:t>
+      </w:r>
+      <w:r>
+        <w:t>teleport locations.</w:t>
+      </w:r>
+    </w:p>
+    <w:p>
+      <w:pPr>
+        <w:pStyle w:val="ListParagraph"/>
+        <w:numPr>
+          <w:ilvl w:val="0"/>
+          <w:numId w:val="27"/>
+        </w:numPr>
+      </w:pPr>
+      <w:r>
+        <w:t>Perform a crop hide transition</w:t>
+      </w:r>
+      <w:r>
+        <w:t>, to depict K9 travelling somewhere.</w:t>
+      </w:r>
+    </w:p>
+    <w:p>
+      <w:pPr>
+        <w:pStyle w:val="ListParagraph"/>
+        <w:numPr>
+          <w:ilvl w:val="0"/>
+          <w:numId w:val="27"/>
+        </w:numPr>
+      </w:pPr>
+      <w:r>
+        <w:t>Clear the tile-grid flags at K9’s current location</w:t>
+      </w:r>
+      <w:r>
+        <w:t>.</w:t>
+      </w:r>
+    </w:p>
+    <w:p>
+      <w:pPr>
+        <w:pStyle w:val="ListParagraph"/>
+        <w:numPr>
+          <w:ilvl w:val="0"/>
+          <w:numId w:val="27"/>
+        </w:numPr>
+      </w:pPr>
+      <w:r>
+        <w:t>Undraw K9 at the current location.</w:t>
+      </w:r>
+    </w:p>
+    <w:p>
+      <w:pPr>
+        <w:pStyle w:val="ListParagraph"/>
+        <w:numPr>
+          <w:ilvl w:val="0"/>
+          <w:numId w:val="27"/>
+        </w:numPr>
+      </w:pPr>
+      <w:r>
+        <w:t xml:space="preserve">Update K9’s position by </w:t>
+      </w:r>
+      <w:r>
+        <w:t xml:space="preserve">applying </w:t>
+      </w:r>
+      <w:r>
+        <w:t>the delta-distance calculated above</w:t>
+      </w:r>
+      <w:r>
+        <w:t>.</w:t>
+      </w:r>
+    </w:p>
+    <w:p>
+      <w:pPr>
+        <w:pStyle w:val="ListParagraph"/>
+        <w:numPr>
+          <w:ilvl w:val="0"/>
+          <w:numId w:val="27"/>
+        </w:numPr>
+      </w:pPr>
+      <w:r>
+        <w:t>Set the tile-grid flags at K9’s new location</w:t>
+      </w:r>
+      <w:r>
+        <w:t>.</w:t>
+      </w:r>
+    </w:p>
+    <w:p>
+      <w:pPr>
+        <w:pStyle w:val="ListParagraph"/>
+        <w:numPr>
+          <w:ilvl w:val="0"/>
+          <w:numId w:val="27"/>
+        </w:numPr>
+      </w:pPr>
+      <w:r>
+        <w:t>Mark K9 for redraw</w:t>
+      </w:r>
+      <w:r>
+        <w:t>, so K9 is drawn at the new location.</w:t>
+      </w:r>
+    </w:p>
+    <w:p>
+      <w:pPr>
+        <w:pStyle w:val="ListParagraph"/>
+        <w:numPr>
+          <w:ilvl w:val="0"/>
+          <w:numId w:val="27"/>
+        </w:numPr>
+      </w:pPr>
+      <w:r>
+        <w:t>Scroll the view by the delta</w:t>
+      </w:r>
+      <w:r>
+        <w:t>-distance calculated above.</w:t>
+      </w:r>
+    </w:p>
+    <w:p>
+      <w:pPr>
+        <w:pStyle w:val="ListParagraph"/>
+        <w:numPr>
+          <w:ilvl w:val="0"/>
+          <w:numId w:val="27"/>
+        </w:numPr>
+      </w:pPr>
+      <w:r>
+        <w:t>Finally, perform a crop show transition to reveal K9 on the destination teleport.</w:t>
+      </w:r>
+    </w:p>
+    <w:p>
+      <w:r>
+        <w:t xml:space="preserve">This routine is invoked from </w:t>
+      </w:r>
+      <w:r>
+        <w:rPr>
+          <w:b/>
+          <w:bCs/>
+          <w:i/>
+          <w:iCs/>
+        </w:rPr>
+        <w:t>k9MoveVertically</w:t>
+      </w:r>
+      <w:r>
+        <w:t xml:space="preserve"> which is called </w:t>
+      </w:r>
+      <w:r>
+        <w:t xml:space="preserve">when the </w:t>
+      </w:r>
+      <w:r>
+        <w:t>‘W’ or ‘S’ keys are pressed.</w:t>
+      </w:r>
+    </w:p>
+    <w:p>
+      <w:r>
+        <w:t>A teleport frame callback routine was also introduced that rotates through the four teleport sprites every eight frames.</w:t>
+      </w:r>
+    </w:p>
+    <w:p>
+      <w:r>
+        <w:t xml:space="preserve">The new teleport routines use 250 bytes, which is substantially more than the 32 bytes of code space </w:t>
+      </w:r>
+      <w:r>
+        <w:t>freed up</w:t>
+      </w:r>
+      <w:r>
+        <w:t xml:space="preserve">.  The </w:t>
+      </w:r>
+      <w:r>
+        <w:t>deficit was found through numerous code size optimizations, which included:</w:t>
+      </w:r>
+    </w:p>
+    <w:p>
+      <w:pPr>
+        <w:pStyle w:val="ListParagraph"/>
+        <w:numPr>
+          <w:ilvl w:val="0"/>
+          <w:numId w:val="2"/>
+        </w:numPr>
+      </w:pPr>
+      <w:r>
+        <w:t>Factoring out common code in K9 and Enemy frame callback routines</w:t>
+      </w:r>
+      <w:r>
+        <w:t>.</w:t>
+      </w:r>
+    </w:p>
+    <w:p>
+      <w:pPr>
+        <w:pStyle w:val="ListParagraph"/>
+        <w:numPr>
+          <w:ilvl w:val="0"/>
+          <w:numId w:val="2"/>
+        </w:numPr>
+      </w:pPr>
+      <w:r>
+        <w:t>Using the Y register to initialize variables</w:t>
+      </w:r>
+      <w:r>
+        <w:t>.</w:t>
+      </w:r>
+    </w:p>
+    <w:p>
+      <w:pPr>
+        <w:pStyle w:val="ListParagraph"/>
+        <w:numPr>
+          <w:ilvl w:val="0"/>
+          <w:numId w:val="2"/>
+        </w:numPr>
+      </w:pPr>
+      <w:r>
+        <w:t xml:space="preserve">Factoring out </w:t>
+      </w:r>
+      <w:r>
+        <w:t xml:space="preserve">common </w:t>
+      </w:r>
+      <w:r>
+        <w:t>top-level code in draw.6502</w:t>
+      </w:r>
+      <w:r>
+        <w:t>.</w:t>
+      </w:r>
+    </w:p>
+    <w:p>
+      <w:pPr>
+        <w:pStyle w:val="ListParagraph"/>
+        <w:numPr>
+          <w:ilvl w:val="0"/>
+          <w:numId w:val="2"/>
+        </w:numPr>
+      </w:pPr>
+      <w:r>
+        <w:t>U</w:t>
+      </w:r>
+      <w:r>
+        <w:t xml:space="preserve">sing code modification techniques </w:t>
+      </w:r>
+      <w:r>
+        <w:t xml:space="preserve">to reduce the size of the </w:t>
+      </w:r>
+      <w:r>
+        <w:t xml:space="preserve">draw </w:t>
+      </w:r>
+      <w:r>
+        <w:t xml:space="preserve">and undraw </w:t>
+      </w:r>
+      <w:r>
+        <w:t>laser routines</w:t>
+      </w:r>
+      <w:r>
+        <w:t>.</w:t>
+      </w:r>
+    </w:p>
+    <w:p>
+      <w:pPr>
+        <w:pStyle w:val="ListParagraph"/>
+        <w:numPr>
+          <w:ilvl w:val="0"/>
+          <w:numId w:val="2"/>
+        </w:numPr>
+      </w:pPr>
+      <w:r>
+        <w:t>Splitting sprite and tile address tables into low-byte and high-byte tables.</w:t>
+      </w:r>
+    </w:p>
+    <w:p>
+      <w:pPr>
+        <w:pStyle w:val="ListParagraph"/>
+        <w:numPr>
+          <w:ilvl w:val="0"/>
+          <w:numId w:val="2"/>
+        </w:numPr>
+      </w:pPr>
+      <w:r>
+        <w:t>Removing redundant CLC and SEC instructions.</w:t>
+      </w:r>
+    </w:p>
+    <w:p>
+      <w:r>
+        <w:t>As an aside, if one looks harder, there always seems to be ways to further reduce code size</w:t>
+      </w:r>
+      <w:r>
+        <w:t>.</w:t>
+      </w:r>
+    </w:p>
+    <w:p>
+      <w:pPr>
         <w:pStyle w:val="Heading1"/>
       </w:pPr>
       <w:r>
+        <w:lastRenderedPageBreak/>
         <w:t>Miscellaneous</w:t>
       </w:r>
     </w:p>
@@ -19275,7 +20209,6 @@
     </w:p>
     <w:p>
       <w:r>
-        <w:lastRenderedPageBreak/>
         <w:t>The result is that during gameplay the 32K of available memory is allocated as follows:</w:t>
       </w:r>
     </w:p>
@@ -19287,8 +20220,8 @@
       </w:tblPr>
       <w:tblGrid>
         <w:gridCol w:w="1165"/>
-        <w:gridCol w:w="6660"/>
-        <w:gridCol w:w="1277"/>
+        <w:gridCol w:w="6979"/>
+        <w:gridCol w:w="958"/>
       </w:tblGrid>
       <w:tr>
         <w:trPr>
@@ -19311,7 +20244,7 @@
         </w:tc>
         <w:tc>
           <w:tcPr>
-            <w:tcW w:w="6660" w:type="dxa"/>
+            <w:tcW w:w="6979" w:type="dxa"/>
           </w:tcPr>
           <w:p>
             <w:pPr>
@@ -19324,7 +20257,7 @@
         </w:tc>
         <w:tc>
           <w:tcPr>
-            <w:tcW w:w="1277" w:type="dxa"/>
+            <w:tcW w:w="958" w:type="dxa"/>
           </w:tcPr>
           <w:p>
             <w:pPr>
@@ -19358,7 +20291,7 @@
         </w:tc>
         <w:tc>
           <w:tcPr>
-            <w:tcW w:w="6660" w:type="dxa"/>
+            <w:tcW w:w="6979" w:type="dxa"/>
           </w:tcPr>
           <w:p>
             <w:pPr>
@@ -19371,7 +20304,7 @@
         </w:tc>
         <w:tc>
           <w:tcPr>
-            <w:tcW w:w="1277" w:type="dxa"/>
+            <w:tcW w:w="958" w:type="dxa"/>
           </w:tcPr>
           <w:p>
             <w:pPr>
@@ -19408,7 +20341,7 @@
         </w:tc>
         <w:tc>
           <w:tcPr>
-            <w:tcW w:w="6660" w:type="dxa"/>
+            <w:tcW w:w="6979" w:type="dxa"/>
             <w:shd w:val="clear" w:color="auto" w:fill="D9D9D9" w:themeFill="background1" w:themeFillShade="D9"/>
           </w:tcPr>
           <w:p>
@@ -19422,7 +20355,7 @@
         </w:tc>
         <w:tc>
           <w:tcPr>
-            <w:tcW w:w="1277" w:type="dxa"/>
+            <w:tcW w:w="958" w:type="dxa"/>
             <w:shd w:val="clear" w:color="auto" w:fill="D9D9D9" w:themeFill="background1" w:themeFillShade="D9"/>
           </w:tcPr>
           <w:p>
@@ -19461,7 +20394,7 @@
         </w:tc>
         <w:tc>
           <w:tcPr>
-            <w:tcW w:w="6660" w:type="dxa"/>
+            <w:tcW w:w="6979" w:type="dxa"/>
             <w:shd w:val="clear" w:color="auto" w:fill="DAE9F7" w:themeFill="text2" w:themeFillTint="1A"/>
           </w:tcPr>
           <w:p>
@@ -19478,7 +20411,7 @@
         </w:tc>
         <w:tc>
           <w:tcPr>
-            <w:tcW w:w="1277" w:type="dxa"/>
+            <w:tcW w:w="958" w:type="dxa"/>
             <w:shd w:val="clear" w:color="auto" w:fill="DAE9F7" w:themeFill="text2" w:themeFillTint="1A"/>
           </w:tcPr>
           <w:p>
@@ -19515,7 +20448,7 @@
         </w:tc>
         <w:tc>
           <w:tcPr>
-            <w:tcW w:w="6660" w:type="dxa"/>
+            <w:tcW w:w="6979" w:type="dxa"/>
           </w:tcPr>
           <w:p>
             <w:pPr>
@@ -19528,7 +20461,7 @@
         </w:tc>
         <w:tc>
           <w:tcPr>
-            <w:tcW w:w="1277" w:type="dxa"/>
+            <w:tcW w:w="958" w:type="dxa"/>
           </w:tcPr>
           <w:p>
             <w:pPr>
@@ -19566,7 +20499,7 @@
         </w:tc>
         <w:tc>
           <w:tcPr>
-            <w:tcW w:w="6660" w:type="dxa"/>
+            <w:tcW w:w="6979" w:type="dxa"/>
             <w:shd w:val="clear" w:color="auto" w:fill="D9D9D9" w:themeFill="background1" w:themeFillShade="D9"/>
           </w:tcPr>
           <w:p>
@@ -19580,7 +20513,7 @@
         </w:tc>
         <w:tc>
           <w:tcPr>
-            <w:tcW w:w="1277" w:type="dxa"/>
+            <w:tcW w:w="958" w:type="dxa"/>
             <w:shd w:val="clear" w:color="auto" w:fill="D9D9D9" w:themeFill="background1" w:themeFillShade="D9"/>
           </w:tcPr>
           <w:p>
@@ -19618,7 +20551,7 @@
         </w:tc>
         <w:tc>
           <w:tcPr>
-            <w:tcW w:w="6660" w:type="dxa"/>
+            <w:tcW w:w="6979" w:type="dxa"/>
             <w:shd w:val="clear" w:color="auto" w:fill="DAE9F7" w:themeFill="text2" w:themeFillTint="1A"/>
           </w:tcPr>
           <w:p>
@@ -19644,7 +20577,7 @@
         </w:tc>
         <w:tc>
           <w:tcPr>
-            <w:tcW w:w="1277" w:type="dxa"/>
+            <w:tcW w:w="958" w:type="dxa"/>
             <w:shd w:val="clear" w:color="auto" w:fill="DAE9F7" w:themeFill="text2" w:themeFillTint="1A"/>
           </w:tcPr>
           <w:p>
@@ -19682,7 +20615,7 @@
         </w:tc>
         <w:tc>
           <w:tcPr>
-            <w:tcW w:w="6660" w:type="dxa"/>
+            <w:tcW w:w="6979" w:type="dxa"/>
           </w:tcPr>
           <w:p>
             <w:pPr>
@@ -19719,7 +20652,7 @@
         </w:tc>
         <w:tc>
           <w:tcPr>
-            <w:tcW w:w="1277" w:type="dxa"/>
+            <w:tcW w:w="958" w:type="dxa"/>
           </w:tcPr>
           <w:p>
             <w:pPr>
@@ -19756,7 +20689,7 @@
         </w:tc>
         <w:tc>
           <w:tcPr>
-            <w:tcW w:w="6660" w:type="dxa"/>
+            <w:tcW w:w="6979" w:type="dxa"/>
             <w:shd w:val="clear" w:color="auto" w:fill="D9D9D9" w:themeFill="background1" w:themeFillShade="D9"/>
           </w:tcPr>
           <w:p>
@@ -19770,7 +20703,7 @@
         </w:tc>
         <w:tc>
           <w:tcPr>
-            <w:tcW w:w="1277" w:type="dxa"/>
+            <w:tcW w:w="958" w:type="dxa"/>
             <w:shd w:val="clear" w:color="auto" w:fill="D9D9D9" w:themeFill="background1" w:themeFillShade="D9"/>
           </w:tcPr>
           <w:p>
@@ -19812,7 +20745,7 @@
         </w:tc>
         <w:tc>
           <w:tcPr>
-            <w:tcW w:w="6660" w:type="dxa"/>
+            <w:tcW w:w="6979" w:type="dxa"/>
             <w:shd w:val="clear" w:color="auto" w:fill="DAE9F7" w:themeFill="text2" w:themeFillTint="1A"/>
           </w:tcPr>
           <w:p>
@@ -19820,22 +20753,43 @@
               <w:cnfStyle w:val="000000100000" w:firstRow="0" w:lastRow="0" w:firstColumn="0" w:lastColumn="0" w:oddVBand="0" w:evenVBand="0" w:oddHBand="1" w:evenHBand="0" w:firstRowFirstColumn="0" w:firstRowLastColumn="0" w:lastRowFirstColumn="0" w:lastRowLastColumn="0"/>
             </w:pPr>
             <w:r>
-              <w:t>Game s</w:t>
+              <w:t>Game</w:t>
             </w:r>
             <w:r>
-              <w:t xml:space="preserve">prite </w:t>
+              <w:t xml:space="preserve"> </w:t>
             </w:r>
             <w:r>
-              <w:t xml:space="preserve">data </w:t>
+              <w:t>t</w:t>
             </w:r>
             <w:r>
-              <w:t>address table</w:t>
+              <w:t xml:space="preserve">ile </w:t>
+            </w:r>
+            <w:r>
+              <w:t>and</w:t>
+            </w:r>
+            <w:r>
+              <w:t xml:space="preserve"> </w:t>
+            </w:r>
+            <w:r>
+              <w:t>sprite</w:t>
+            </w:r>
+            <w:r>
+              <w:t xml:space="preserve"> </w:t>
+            </w:r>
+            <w:r>
+              <w:t xml:space="preserve">low </w:t>
+            </w:r>
+            <w:r>
+              <w:t xml:space="preserve">address tables </w:t>
+            </w:r>
+            <w:r>
+              <w:t>(MOS printer buffer)</w:t>
             </w:r>
           </w:p>
         </w:tc>
         <w:tc>
           <w:tcPr>
-            <w:tcW w:w="1277" w:type="dxa"/>
+            <w:tcW w:w="958" w:type="dxa"/>
             <w:shd w:val="clear" w:color="auto" w:fill="DAE9F7" w:themeFill="text2" w:themeFillTint="1A"/>
           </w:tcPr>
           <w:p>
@@ -19870,16 +20824,13 @@
               <w:t>8</w:t>
             </w:r>
             <w:r>
-              <w:t>C</w:t>
-            </w:r>
-            <w:r>
-              <w:t>0</w:t>
+              <w:t>C0</w:t>
             </w:r>
           </w:p>
         </w:tc>
         <w:tc>
           <w:tcPr>
-            <w:tcW w:w="6660" w:type="dxa"/>
+            <w:tcW w:w="6979" w:type="dxa"/>
             <w:shd w:val="clear" w:color="auto" w:fill="D9D9D9" w:themeFill="background1" w:themeFillShade="D9"/>
           </w:tcPr>
           <w:p>
@@ -19893,7 +20844,7 @@
         </w:tc>
         <w:tc>
           <w:tcPr>
-            <w:tcW w:w="1277" w:type="dxa"/>
+            <w:tcW w:w="958" w:type="dxa"/>
             <w:shd w:val="clear" w:color="auto" w:fill="D9D9D9" w:themeFill="background1" w:themeFillShade="D9"/>
           </w:tcPr>
           <w:p>
@@ -19932,7 +20883,7 @@
         </w:tc>
         <w:tc>
           <w:tcPr>
-            <w:tcW w:w="6660" w:type="dxa"/>
+            <w:tcW w:w="6979" w:type="dxa"/>
             <w:shd w:val="clear" w:color="auto" w:fill="DAE9F7" w:themeFill="text2" w:themeFillTint="1A"/>
           </w:tcPr>
           <w:p>
@@ -19943,16 +20894,40 @@
               <w:t>Game</w:t>
             </w:r>
             <w:r>
-              <w:t xml:space="preserve"> </w:t>
+              <w:t xml:space="preserve"> sprite data</w:t>
             </w:r>
             <w:r>
-              <w:t xml:space="preserve">sprite data </w:t>
+              <w:t xml:space="preserve">, </w:t>
             </w:r>
             <w:r>
-              <w:t>and tile address table (NMI</w:t>
+              <w:t xml:space="preserve">plus </w:t>
             </w:r>
             <w:r>
-              <w:t xml:space="preserve"> workspace</w:t>
+              <w:t>t</w:t>
+            </w:r>
+            <w:r>
+              <w:t xml:space="preserve">ile </w:t>
+            </w:r>
+            <w:r>
+              <w:t xml:space="preserve">&amp; </w:t>
+            </w:r>
+            <w:r>
+              <w:t>s</w:t>
+            </w:r>
+            <w:r>
+              <w:t xml:space="preserve">prite </w:t>
+            </w:r>
+            <w:r>
+              <w:t xml:space="preserve">high </w:t>
+            </w:r>
+            <w:r>
+              <w:t>address tables (</w:t>
+            </w:r>
+            <w:r>
+              <w:t>NMI</w:t>
+            </w:r>
+            <w:r>
+              <w:t xml:space="preserve"> WS</w:t>
             </w:r>
             <w:r>
               <w:t>)</w:t>
@@ -19961,7 +20936,7 @@
         </w:tc>
         <w:tc>
           <w:tcPr>
-            <w:tcW w:w="1277" w:type="dxa"/>
+            <w:tcW w:w="958" w:type="dxa"/>
             <w:shd w:val="clear" w:color="auto" w:fill="DAE9F7" w:themeFill="text2" w:themeFillTint="1A"/>
           </w:tcPr>
           <w:p>
@@ -20002,7 +20977,7 @@
         </w:tc>
         <w:tc>
           <w:tcPr>
-            <w:tcW w:w="6660" w:type="dxa"/>
+            <w:tcW w:w="6979" w:type="dxa"/>
             <w:shd w:val="clear" w:color="auto" w:fill="D9D9D9" w:themeFill="background1" w:themeFillShade="D9"/>
           </w:tcPr>
           <w:p>
@@ -20019,7 +20994,7 @@
         </w:tc>
         <w:tc>
           <w:tcPr>
-            <w:tcW w:w="1277" w:type="dxa"/>
+            <w:tcW w:w="958" w:type="dxa"/>
             <w:shd w:val="clear" w:color="auto" w:fill="D9D9D9" w:themeFill="background1" w:themeFillShade="D9"/>
           </w:tcPr>
           <w:p>
@@ -20058,7 +21033,7 @@
         </w:tc>
         <w:tc>
           <w:tcPr>
-            <w:tcW w:w="6660" w:type="dxa"/>
+            <w:tcW w:w="6979" w:type="dxa"/>
             <w:shd w:val="clear" w:color="auto" w:fill="DAE9F7" w:themeFill="text2" w:themeFillTint="1A"/>
           </w:tcPr>
           <w:p>
@@ -20072,7 +21047,7 @@
         </w:tc>
         <w:tc>
           <w:tcPr>
-            <w:tcW w:w="1277" w:type="dxa"/>
+            <w:tcW w:w="958" w:type="dxa"/>
             <w:shd w:val="clear" w:color="auto" w:fill="DAE9F7" w:themeFill="text2" w:themeFillTint="1A"/>
           </w:tcPr>
           <w:p>
@@ -20107,7 +21082,7 @@
         </w:tc>
         <w:tc>
           <w:tcPr>
-            <w:tcW w:w="6660" w:type="dxa"/>
+            <w:tcW w:w="6979" w:type="dxa"/>
             <w:shd w:val="clear" w:color="auto" w:fill="D9D9D9" w:themeFill="background1" w:themeFillShade="D9"/>
           </w:tcPr>
           <w:p>
@@ -20121,7 +21096,7 @@
         </w:tc>
         <w:tc>
           <w:tcPr>
-            <w:tcW w:w="1277" w:type="dxa"/>
+            <w:tcW w:w="958" w:type="dxa"/>
             <w:shd w:val="clear" w:color="auto" w:fill="D9D9D9" w:themeFill="background1" w:themeFillShade="D9"/>
           </w:tcPr>
           <w:p>
@@ -20157,7 +21132,7 @@
         </w:tc>
         <w:tc>
           <w:tcPr>
-            <w:tcW w:w="6660" w:type="dxa"/>
+            <w:tcW w:w="6979" w:type="dxa"/>
             <w:shd w:val="clear" w:color="auto" w:fill="DAE9F7" w:themeFill="text2" w:themeFillTint="1A"/>
           </w:tcPr>
           <w:p>
@@ -20171,7 +21146,7 @@
         </w:tc>
         <w:tc>
           <w:tcPr>
-            <w:tcW w:w="1277" w:type="dxa"/>
+            <w:tcW w:w="958" w:type="dxa"/>
             <w:shd w:val="clear" w:color="auto" w:fill="DAE9F7" w:themeFill="text2" w:themeFillTint="1A"/>
           </w:tcPr>
           <w:p>
@@ -20212,7 +21187,7 @@
         </w:tc>
         <w:tc>
           <w:tcPr>
-            <w:tcW w:w="6660" w:type="dxa"/>
+            <w:tcW w:w="6979" w:type="dxa"/>
             <w:shd w:val="clear" w:color="auto" w:fill="D9D9D9" w:themeFill="background1" w:themeFillShade="D9"/>
           </w:tcPr>
           <w:p>
@@ -20226,7 +21201,7 @@
         </w:tc>
         <w:tc>
           <w:tcPr>
-            <w:tcW w:w="1277" w:type="dxa"/>
+            <w:tcW w:w="958" w:type="dxa"/>
             <w:shd w:val="clear" w:color="auto" w:fill="D9D9D9" w:themeFill="background1" w:themeFillShade="D9"/>
           </w:tcPr>
           <w:p>
@@ -20262,7 +21237,7 @@
         </w:tc>
         <w:tc>
           <w:tcPr>
-            <w:tcW w:w="6660" w:type="dxa"/>
+            <w:tcW w:w="6979" w:type="dxa"/>
             <w:shd w:val="clear" w:color="auto" w:fill="DAE9F7" w:themeFill="text2" w:themeFillTint="1A"/>
           </w:tcPr>
           <w:p>
@@ -20270,22 +21245,13 @@
               <w:cnfStyle w:val="000000100000" w:firstRow="0" w:lastRow="0" w:firstColumn="0" w:lastColumn="0" w:oddVBand="0" w:evenVBand="0" w:oddHBand="1" w:evenHBand="0" w:firstRowFirstColumn="0" w:firstRowLastColumn="0" w:lastRowFirstColumn="0" w:lastRowLastColumn="0"/>
             </w:pPr>
             <w:r>
-              <w:t xml:space="preserve">Game </w:t>
-            </w:r>
-            <w:r>
-              <w:t>health bar table and draw lookup t</w:t>
-            </w:r>
-            <w:r>
-              <w:t>a</w:t>
-            </w:r>
-            <w:r>
-              <w:t>bles</w:t>
+              <w:t>Game health bar table and draw lookup tables</w:t>
             </w:r>
           </w:p>
         </w:tc>
         <w:tc>
           <w:tcPr>
-            <w:tcW w:w="1277" w:type="dxa"/>
+            <w:tcW w:w="958" w:type="dxa"/>
             <w:shd w:val="clear" w:color="auto" w:fill="DAE9F7" w:themeFill="text2" w:themeFillTint="1A"/>
           </w:tcPr>
           <w:p>
@@ -20320,7 +21286,7 @@
         </w:tc>
         <w:tc>
           <w:tcPr>
-            <w:tcW w:w="6660" w:type="dxa"/>
+            <w:tcW w:w="6979" w:type="dxa"/>
             <w:shd w:val="clear" w:color="auto" w:fill="auto"/>
           </w:tcPr>
           <w:p>
@@ -20362,7 +21328,7 @@
         </w:tc>
         <w:tc>
           <w:tcPr>
-            <w:tcW w:w="1277" w:type="dxa"/>
+            <w:tcW w:w="958" w:type="dxa"/>
             <w:shd w:val="clear" w:color="auto" w:fill="auto"/>
           </w:tcPr>
           <w:p>
@@ -20379,14 +21345,7 @@
                 <w:b/>
                 <w:bCs/>
               </w:rPr>
-              <w:t>692</w:t>
-            </w:r>
-            <w:r>
-              <w:rPr>
-                <w:b/>
-                <w:bCs/>
-              </w:rPr>
-              <w:t>8</w:t>
+              <w:t>6960</w:t>
             </w:r>
           </w:p>
         </w:tc>
@@ -20409,13 +21368,13 @@
               <w:t>2</w:t>
             </w:r>
             <w:r>
-              <w:t>C10</w:t>
+              <w:t>C30</w:t>
             </w:r>
           </w:p>
         </w:tc>
         <w:tc>
           <w:tcPr>
-            <w:tcW w:w="6660" w:type="dxa"/>
+            <w:tcW w:w="6979" w:type="dxa"/>
           </w:tcPr>
           <w:p>
             <w:pPr>
@@ -20437,7 +21396,7 @@
         </w:tc>
         <w:tc>
           <w:tcPr>
-            <w:tcW w:w="1277" w:type="dxa"/>
+            <w:tcW w:w="958" w:type="dxa"/>
           </w:tcPr>
           <w:p>
             <w:pPr>
@@ -20445,7 +21404,10 @@
               <w:cnfStyle w:val="000000100000" w:firstRow="0" w:lastRow="0" w:firstColumn="0" w:lastColumn="0" w:oddVBand="0" w:evenVBand="0" w:oddHBand="1" w:evenHBand="0" w:firstRowFirstColumn="0" w:firstRowLastColumn="0" w:lastRowFirstColumn="0" w:lastRowLastColumn="0"/>
             </w:pPr>
             <w:r>
-              <w:t>1184</w:t>
+              <w:t>1</w:t>
+            </w:r>
+            <w:r>
+              <w:t>280</w:t>
             </w:r>
           </w:p>
         </w:tc>
@@ -20464,16 +21426,17 @@
               <w:jc w:val="center"/>
             </w:pPr>
             <w:r>
-              <w:t>30</w:t>
+              <w:lastRenderedPageBreak/>
+              <w:t>3</w:t>
             </w:r>
             <w:r>
-              <w:t>B0</w:t>
+              <w:t>130</w:t>
             </w:r>
           </w:p>
         </w:tc>
         <w:tc>
           <w:tcPr>
-            <w:tcW w:w="6660" w:type="dxa"/>
+            <w:tcW w:w="6979" w:type="dxa"/>
           </w:tcPr>
           <w:p>
             <w:pPr>
@@ -20486,7 +21449,7 @@
         </w:tc>
         <w:tc>
           <w:tcPr>
-            <w:tcW w:w="1277" w:type="dxa"/>
+            <w:tcW w:w="958" w:type="dxa"/>
           </w:tcPr>
           <w:p>
             <w:pPr>
@@ -20514,16 +21477,13 @@
               <w:jc w:val="center"/>
             </w:pPr>
             <w:r>
-              <w:t>30</w:t>
-            </w:r>
-            <w:r>
-              <w:t>C0</w:t>
+              <w:t>3140</w:t>
             </w:r>
           </w:p>
         </w:tc>
         <w:tc>
           <w:tcPr>
-            <w:tcW w:w="6660" w:type="dxa"/>
+            <w:tcW w:w="6979" w:type="dxa"/>
           </w:tcPr>
           <w:p>
             <w:pPr>
@@ -20536,7 +21496,7 @@
         </w:tc>
         <w:tc>
           <w:tcPr>
-            <w:tcW w:w="1277" w:type="dxa"/>
+            <w:tcW w:w="958" w:type="dxa"/>
           </w:tcPr>
           <w:p>
             <w:pPr>
@@ -20544,13 +21504,7 @@
               <w:cnfStyle w:val="000000100000" w:firstRow="0" w:lastRow="0" w:firstColumn="0" w:lastColumn="0" w:oddVBand="0" w:evenVBand="0" w:oddHBand="1" w:evenHBand="0" w:firstRowFirstColumn="0" w:firstRowLastColumn="0" w:lastRowFirstColumn="0" w:lastRowLastColumn="0"/>
             </w:pPr>
             <w:r>
-              <w:t>1</w:t>
-            </w:r>
-            <w:r>
-              <w:t>85</w:t>
-            </w:r>
-            <w:r>
-              <w:t>6</w:t>
+              <w:t>1728</w:t>
             </w:r>
           </w:p>
         </w:tc>
@@ -20575,7 +21529,7 @@
         </w:tc>
         <w:tc>
           <w:tcPr>
-            <w:tcW w:w="6660" w:type="dxa"/>
+            <w:tcW w:w="6979" w:type="dxa"/>
           </w:tcPr>
           <w:p>
             <w:pPr>
@@ -20588,7 +21542,7 @@
         </w:tc>
         <w:tc>
           <w:tcPr>
-            <w:tcW w:w="1277" w:type="dxa"/>
+            <w:tcW w:w="958" w:type="dxa"/>
           </w:tcPr>
           <w:p>
             <w:pPr>
@@ -20623,7 +21577,7 @@
         </w:tc>
         <w:tc>
           <w:tcPr>
-            <w:tcW w:w="6660" w:type="dxa"/>
+            <w:tcW w:w="6979" w:type="dxa"/>
             <w:shd w:val="clear" w:color="auto" w:fill="D9F2D0" w:themeFill="accent6" w:themeFillTint="33"/>
           </w:tcPr>
           <w:p>
@@ -20637,7 +21591,7 @@
         </w:tc>
         <w:tc>
           <w:tcPr>
-            <w:tcW w:w="1277" w:type="dxa"/>
+            <w:tcW w:w="958" w:type="dxa"/>
             <w:shd w:val="clear" w:color="auto" w:fill="D9F2D0" w:themeFill="accent6" w:themeFillTint="33"/>
           </w:tcPr>
           <w:p>
@@ -20752,7 +21706,14 @@
           <w:b/>
           <w:bCs/>
         </w:rPr>
-        <w:t>6928</w:t>
+        <w:t>69</w:t>
+      </w:r>
+      <w:r>
+        <w:rPr>
+          <w:b/>
+          <w:bCs/>
+        </w:rPr>
+        <w:t>60</w:t>
       </w:r>
       <w:r>
         <w:t xml:space="preserve"> bytes</w:t>
@@ -20797,7 +21758,6 @@
         </w:numPr>
       </w:pPr>
       <w:r>
-        <w:lastRenderedPageBreak/>
         <w:t>During gameplay, t</w:t>
       </w:r>
       <w:r>
@@ -20849,13 +21809,13 @@
         <w:t>game-bar</w:t>
       </w:r>
       <w:r>
-        <w:t xml:space="preserve"> sprite atlas at &amp;2F</w:t>
-      </w:r>
-      <w:r>
-        <w:t>D</w:t>
-      </w:r>
-      <w:r>
-        <w:t xml:space="preserve">0, </w:t>
+        <w:t xml:space="preserve"> sprite atlas at &amp;</w:t>
+      </w:r>
+      <w:r>
+        <w:t>3050</w:t>
+      </w:r>
+      <w:r>
+        <w:t xml:space="preserve">, </w:t>
       </w:r>
       <w:r>
         <w:t xml:space="preserve">which is </w:t>
@@ -21178,10 +22138,7 @@
               <w:cnfStyle w:val="000000100000" w:firstRow="0" w:lastRow="0" w:firstColumn="0" w:lastColumn="0" w:oddVBand="0" w:evenVBand="0" w:oddHBand="1" w:evenHBand="0" w:firstRowFirstColumn="0" w:firstRowLastColumn="0" w:lastRowFirstColumn="0" w:lastRowLastColumn="0"/>
             </w:pPr>
             <w:r>
-              <w:t>3</w:t>
-            </w:r>
-            <w:r>
-              <w:t>0</w:t>
+              <w:t>28</w:t>
             </w:r>
           </w:p>
         </w:tc>
@@ -21201,7 +22158,7 @@
               <w:t>40</w:t>
             </w:r>
             <w:r>
-              <w:t>20</w:t>
+              <w:t>1E</w:t>
             </w:r>
           </w:p>
         </w:tc>
@@ -21253,7 +22210,10 @@
               <w:t>40</w:t>
             </w:r>
             <w:r>
-              <w:t>25</w:t>
+              <w:t>2</w:t>
+            </w:r>
+            <w:r>
+              <w:t>3</w:t>
             </w:r>
           </w:p>
         </w:tc>
@@ -21282,7 +22242,10 @@
               <w:cnfStyle w:val="000000100000" w:firstRow="0" w:lastRow="0" w:firstColumn="0" w:lastColumn="0" w:oddVBand="0" w:evenVBand="0" w:oddHBand="1" w:evenHBand="0" w:firstRowFirstColumn="0" w:firstRowLastColumn="0" w:lastRowFirstColumn="0" w:lastRowLastColumn="0"/>
             </w:pPr>
             <w:r>
-              <w:t>144</w:t>
+              <w:t>1</w:t>
+            </w:r>
+            <w:r>
+              <w:t>92</w:t>
             </w:r>
           </w:p>
         </w:tc>
@@ -21299,7 +22262,13 @@
               <w:jc w:val="center"/>
             </w:pPr>
             <w:r>
-              <w:t>40B5</w:t>
+              <w:t>40</w:t>
+            </w:r>
+            <w:r>
+              <w:t>E</w:t>
+            </w:r>
+            <w:r>
+              <w:t>3</w:t>
             </w:r>
           </w:p>
         </w:tc>
@@ -21328,7 +22297,7 @@
               <w:cnfStyle w:val="000000000000" w:firstRow="0" w:lastRow="0" w:firstColumn="0" w:lastColumn="0" w:oddVBand="0" w:evenVBand="0" w:oddHBand="0" w:evenHBand="0" w:firstRowFirstColumn="0" w:firstRowLastColumn="0" w:lastRowFirstColumn="0" w:lastRowLastColumn="0"/>
             </w:pPr>
             <w:r>
-              <w:t>3616</w:t>
+              <w:t>3712</w:t>
             </w:r>
           </w:p>
         </w:tc>
@@ -21348,7 +22317,7 @@
               <w:jc w:val="center"/>
             </w:pPr>
             <w:r>
-              <w:t>4ED5</w:t>
+              <w:t>4F63</w:t>
             </w:r>
           </w:p>
         </w:tc>
@@ -21377,7 +22346,7 @@
               <w:cnfStyle w:val="000000100000" w:firstRow="0" w:lastRow="0" w:firstColumn="0" w:lastColumn="0" w:oddVBand="0" w:evenVBand="0" w:oddHBand="1" w:evenHBand="0" w:firstRowFirstColumn="0" w:firstRowLastColumn="0" w:lastRowFirstColumn="0" w:lastRowLastColumn="0"/>
             </w:pPr>
             <w:r>
-              <w:t>1569</w:t>
+              <w:t>1668</w:t>
             </w:r>
           </w:p>
         </w:tc>
@@ -21394,7 +22363,7 @@
               <w:jc w:val="center"/>
             </w:pPr>
             <w:r>
-              <w:t>54F6</w:t>
+              <w:t>55E7</w:t>
             </w:r>
           </w:p>
         </w:tc>
@@ -21423,10 +22392,7 @@
               <w:cnfStyle w:val="000000000000" w:firstRow="0" w:lastRow="0" w:firstColumn="0" w:lastColumn="0" w:oddVBand="0" w:evenVBand="0" w:oddHBand="0" w:evenHBand="0" w:firstRowFirstColumn="0" w:firstRowLastColumn="0" w:lastRowFirstColumn="0" w:lastRowLastColumn="0"/>
             </w:pPr>
             <w:r>
-              <w:t>26</w:t>
-            </w:r>
-            <w:r>
-              <w:t>39</w:t>
+              <w:t>2639</w:t>
             </w:r>
           </w:p>
         </w:tc>
@@ -21446,7 +22412,7 @@
               <w:jc w:val="center"/>
             </w:pPr>
             <w:r>
-              <w:t>5F45</w:t>
+              <w:t>6036</w:t>
             </w:r>
           </w:p>
         </w:tc>
@@ -21475,10 +22441,7 @@
               <w:cnfStyle w:val="000000100000" w:firstRow="0" w:lastRow="0" w:firstColumn="0" w:lastColumn="0" w:oddVBand="0" w:evenVBand="0" w:oddHBand="1" w:evenHBand="0" w:firstRowFirstColumn="0" w:firstRowLastColumn="0" w:lastRowFirstColumn="0" w:lastRowLastColumn="0"/>
             </w:pPr>
             <w:r>
-              <w:t>32</w:t>
-            </w:r>
-            <w:r>
-              <w:t>16</w:t>
+              <w:t>3216</w:t>
             </w:r>
           </w:p>
         </w:tc>
@@ -21499,10 +22462,10 @@
               </w:rPr>
             </w:pPr>
             <w:r>
-              <w:t>6BD</w:t>
+              <w:t>6CC</w:t>
             </w:r>
             <w:r>
-              <w:t>5</w:t>
+              <w:t>6</w:t>
             </w:r>
           </w:p>
         </w:tc>
@@ -21537,12 +22500,9 @@
             <w:pPr>
               <w:jc w:val="center"/>
               <w:cnfStyle w:val="000000000000" w:firstRow="0" w:lastRow="0" w:firstColumn="0" w:lastColumn="0" w:oddVBand="0" w:evenVBand="0" w:oddHBand="0" w:evenHBand="0" w:firstRowFirstColumn="0" w:firstRowLastColumn="0" w:lastRowFirstColumn="0" w:lastRowLastColumn="0"/>
-              <w:rPr>
-                <w:color w:val="FFFFFF" w:themeColor="background1"/>
-              </w:rPr>
             </w:pPr>
             <w:r>
-              <w:t>659</w:t>
+              <w:t>416</w:t>
             </w:r>
           </w:p>
         </w:tc>
@@ -21614,6 +22574,7 @@
               <w:jc w:val="center"/>
             </w:pPr>
             <w:r>
+              <w:lastRenderedPageBreak/>
               <w:t>7B00</w:t>
             </w:r>
           </w:p>
@@ -21838,7 +22799,6 @@
     </w:p>
     <w:p>
       <w:r>
-        <w:lastRenderedPageBreak/>
         <w:t>The memory layout evolved during the development of the game, with allocation</w:t>
       </w:r>
       <w:r>
@@ -22081,6 +23041,7 @@
         </w:numPr>
       </w:pPr>
       <w:r>
+        <w:lastRenderedPageBreak/>
         <w:t xml:space="preserve">Reduced </w:t>
       </w:r>
       <w:r>
@@ -22299,7 +23260,6 @@
         </w:numPr>
       </w:pPr>
       <w:r>
-        <w:lastRenderedPageBreak/>
         <w:t>Refactored program and level initialization, pushing as much code as possible out of the gameplay code area.</w:t>
       </w:r>
     </w:p>
@@ -22725,6 +23685,7 @@
     </w:p>
     <w:p>
       <w:r>
+        <w:lastRenderedPageBreak/>
         <w:t xml:space="preserve">Several </w:t>
       </w:r>
       <w:r>
@@ -22949,48 +23910,7 @@
         </w:numPr>
       </w:pPr>
       <w:r>
-        <w:t>Use</w:t>
-      </w:r>
-      <w:r>
-        <w:t>d</w:t>
-      </w:r>
-      <w:r>
-        <w:t xml:space="preserve"> tables to drive functionality, where this </w:t>
-      </w:r>
-      <w:r>
-        <w:t>reduce</w:t>
-      </w:r>
-      <w:r>
-        <w:t xml:space="preserve">s </w:t>
-      </w:r>
-      <w:r>
-        <w:t>code size</w:t>
-      </w:r>
-      <w:r>
-        <w:t>.</w:t>
-      </w:r>
-      <w:r>
-        <w:t xml:space="preserve">  The </w:t>
-      </w:r>
-      <w:r>
-        <w:rPr>
-          <w:i/>
-          <w:iCs/>
-        </w:rPr>
-        <w:t>k9Animate</w:t>
-      </w:r>
-      <w:r>
-        <w:t xml:space="preserve"> and </w:t>
-      </w:r>
-      <w:r>
-        <w:rPr>
-          <w:i/>
-          <w:iCs/>
-        </w:rPr>
-        <w:t>dalekAnimate</w:t>
-      </w:r>
-      <w:r>
-        <w:t xml:space="preserve"> routines do this.</w:t>
+        <w:t>Used X and Y registers to initialize variables, using increment and decrement instructions when values differ by one.</w:t>
       </w:r>
     </w:p>
     <w:p>
@@ -23000,6 +23920,59 @@
           <w:ilvl w:val="0"/>
           <w:numId w:val="16"/>
         </w:numPr>
+      </w:pPr>
+      <w:r>
+        <w:t>Use</w:t>
+      </w:r>
+      <w:r>
+        <w:t>d</w:t>
+      </w:r>
+      <w:r>
+        <w:t xml:space="preserve"> tables to drive functionality, where this </w:t>
+      </w:r>
+      <w:r>
+        <w:t>reduce</w:t>
+      </w:r>
+      <w:r>
+        <w:t xml:space="preserve">s </w:t>
+      </w:r>
+      <w:r>
+        <w:t>code size</w:t>
+      </w:r>
+      <w:r>
+        <w:t>.</w:t>
+      </w:r>
+      <w:r>
+        <w:t xml:space="preserve">  The </w:t>
+      </w:r>
+      <w:r>
+        <w:rPr>
+          <w:i/>
+          <w:iCs/>
+        </w:rPr>
+        <w:t>k9Animate</w:t>
+      </w:r>
+      <w:r>
+        <w:t xml:space="preserve"> and </w:t>
+      </w:r>
+      <w:r>
+        <w:rPr>
+          <w:i/>
+          <w:iCs/>
+        </w:rPr>
+        <w:t>dalekAnimate</w:t>
+      </w:r>
+      <w:r>
+        <w:t xml:space="preserve"> routines do this.</w:t>
+      </w:r>
+    </w:p>
+    <w:p>
+      <w:pPr>
+        <w:pStyle w:val="ListParagraph"/>
+        <w:numPr>
+          <w:ilvl w:val="0"/>
+          <w:numId w:val="16"/>
+        </w:numPr>
         <w:rPr>
           <w:rFonts w:ascii="Cascadia Code" w:hAnsi="Cascadia Code"/>
           <w:sz w:val="18"/>
@@ -23115,14 +24088,6 @@
           <w:szCs w:val="18"/>
         </w:rPr>
         <w:br/>
-      </w:r>
-      <w:r>
-        <w:rPr>
-          <w:rFonts w:ascii="Cascadia Code" w:hAnsi="Cascadia Code"/>
-          <w:sz w:val="18"/>
-          <w:szCs w:val="18"/>
-        </w:rPr>
-        <w:lastRenderedPageBreak/>
         <w:t xml:space="preserve">  </w:t>
       </w:r>
       <w:r>
@@ -23332,7 +24297,25 @@
           <w:i/>
           <w:iCs/>
         </w:rPr>
-        <w:t>loop … while</w:t>
+        <w:t>loop</w:t>
+      </w:r>
+      <w:r>
+        <w:rPr>
+          <w:b/>
+          <w:bCs/>
+          <w:i/>
+          <w:iCs/>
+        </w:rPr>
+        <w:t xml:space="preserve"> … </w:t>
+      </w:r>
+      <w:r>
+        <w:rPr>
+          <w:b/>
+          <w:bCs/>
+          <w:i/>
+          <w:iCs/>
+        </w:rPr>
+        <w:t>while</w:t>
       </w:r>
       <w:r>
         <w:t xml:space="preserve"> </w:t>
@@ -23459,6 +24442,7 @@
     </w:p>
     <w:p>
       <w:r>
+        <w:lastRenderedPageBreak/>
         <w:t xml:space="preserve">Routine parameter passing </w:t>
       </w:r>
       <w:r>
@@ -23760,189 +24744,201 @@
         <w:t>is</w:t>
       </w:r>
       <w:r>
-        <w:t xml:space="preserve"> game feel more modern.</w:t>
+        <w:t xml:space="preserve"> game feel more </w:t>
+      </w:r>
+      <w:r>
+        <w:t>current</w:t>
+      </w:r>
+      <w:r>
+        <w:t>.</w:t>
+      </w:r>
+    </w:p>
+    <w:p>
+      <w:r>
+        <w:t xml:space="preserve">Unlike many 1980’s games, </w:t>
+      </w:r>
+      <w:r>
+        <w:t>K9 does not have three lives</w:t>
+      </w:r>
+      <w:r>
+        <w:t xml:space="preserve"> and there isn’t a notion of </w:t>
+      </w:r>
+      <w:r>
+        <w:t xml:space="preserve">score or points.   The goal of the game is </w:t>
+      </w:r>
+      <w:r>
+        <w:t xml:space="preserve">to </w:t>
+      </w:r>
+      <w:r>
+        <w:t xml:space="preserve">just successfully </w:t>
+      </w:r>
+      <w:r>
+        <w:t>navigate</w:t>
+      </w:r>
+      <w:r>
+        <w:t xml:space="preserve"> K9 t</w:t>
+      </w:r>
+      <w:r>
+        <w:t>h</w:t>
+      </w:r>
+      <w:r>
+        <w:t>r</w:t>
+      </w:r>
+      <w:r>
+        <w:t xml:space="preserve">ough all the </w:t>
+      </w:r>
+      <w:r>
+        <w:t>levels</w:t>
+      </w:r>
+      <w:r>
+        <w:t>.</w:t>
+      </w:r>
+    </w:p>
+    <w:p>
+      <w:r>
+        <w:t xml:space="preserve">K9 dies when </w:t>
+      </w:r>
+      <w:r>
+        <w:t xml:space="preserve">K9’s </w:t>
+      </w:r>
+      <w:r>
+        <w:t xml:space="preserve">health </w:t>
+      </w:r>
+      <w:r>
+        <w:t xml:space="preserve">becomes zero.  K9 gains health by collecting jewels, and loses health when using </w:t>
+      </w:r>
+      <w:r>
+        <w:t xml:space="preserve">the laser, or </w:t>
+      </w:r>
+      <w:r>
+        <w:t xml:space="preserve">when </w:t>
+      </w:r>
+      <w:r>
+        <w:t>attacked</w:t>
+      </w:r>
+      <w:r>
+        <w:t xml:space="preserve"> by a Dalek</w:t>
+      </w:r>
+      <w:r>
+        <w:t>.</w:t>
+      </w:r>
+      <w:r>
+        <w:t xml:space="preserve">  When K9’s health is low, the laser cannot be used and the health bar in the game bar changes color.  To reinforce low health, a </w:t>
+      </w:r>
+      <w:r>
+        <w:t>heart rate monitor beep is sounded every second or so.  This becomes a continuous tone if K9</w:t>
+      </w:r>
+      <w:r>
+        <w:t>’s battery is flat</w:t>
+      </w:r>
+      <w:r>
+        <w:t>.</w:t>
+      </w:r>
+    </w:p>
+    <w:p>
+      <w:r>
+        <w:t>If K9 dies, the current level is restated.  The user can also choose to restart the current level if they become stuck</w:t>
+      </w:r>
+      <w:r>
+        <w:t>, by pressing the ‘R’ key.</w:t>
+      </w:r>
+    </w:p>
+    <w:p>
+      <w:r>
+        <w:t>And unlike many 1980’s games, t</w:t>
+      </w:r>
+      <w:r>
+        <w:t xml:space="preserve">he player </w:t>
+      </w:r>
+      <w:r>
+        <w:t xml:space="preserve">direction </w:t>
+      </w:r>
+      <w:r>
+        <w:t xml:space="preserve">keys </w:t>
+      </w:r>
+      <w:r>
+        <w:t xml:space="preserve">are </w:t>
+      </w:r>
+      <w:r>
+        <w:t>W</w:t>
+      </w:r>
+      <w:r>
+        <w:t>ASD</w:t>
+      </w:r>
+      <w:r>
+        <w:t>.</w:t>
+      </w:r>
+    </w:p>
+    <w:p>
+      <w:r>
+        <w:t>Locked doors and keys are used to add a puzzle element to the game.</w:t>
+      </w:r>
+      <w:r>
+        <w:t xml:space="preserve">  Key</w:t>
+      </w:r>
+      <w:r>
+        <w:t>s</w:t>
+      </w:r>
+      <w:r>
+        <w:t xml:space="preserve"> can be collected and then used to </w:t>
+      </w:r>
+      <w:r>
+        <w:t xml:space="preserve">pass </w:t>
+      </w:r>
+      <w:r>
+        <w:t xml:space="preserve">through </w:t>
+      </w:r>
+      <w:r>
+        <w:t xml:space="preserve">locked </w:t>
+      </w:r>
+      <w:r>
+        <w:t xml:space="preserve">doors, </w:t>
+      </w:r>
+      <w:r>
+        <w:t>after which they are used.</w:t>
+      </w:r>
+      <w:r>
+        <w:t xml:space="preserve">  </w:t>
+      </w:r>
+      <w:r>
+        <w:t xml:space="preserve">Doors stay unlocked until a Darek uses them.  </w:t>
+      </w:r>
+      <w:r>
+        <w:t>Alternatively</w:t>
+      </w:r>
+      <w:r>
+        <w:t xml:space="preserve">, </w:t>
+      </w:r>
+      <w:r>
+        <w:t xml:space="preserve">K9 can follow a Dalek </w:t>
+      </w:r>
+      <w:r>
+        <w:t>through a door.</w:t>
+      </w:r>
+    </w:p>
+    <w:p>
+      <w:r>
+        <w:t>Other</w:t>
+      </w:r>
+      <w:r>
+        <w:t xml:space="preserve"> puzzle element</w:t>
+      </w:r>
+      <w:r>
+        <w:t>s</w:t>
+      </w:r>
+      <w:r>
+        <w:t xml:space="preserve"> of the game </w:t>
+      </w:r>
+      <w:r>
+        <w:t xml:space="preserve">include getting a Dalek to follow K9, and then hiding K9 behind a door, blocking a Dalek from using an elevator for a specific amount of time, </w:t>
+      </w:r>
+      <w:r>
+        <w:t>and using a Dalek to hide from another one.</w:t>
       </w:r>
     </w:p>
     <w:p>
       <w:r>
         <w:lastRenderedPageBreak/>
-        <w:t xml:space="preserve">Unlike many 1980’s games, </w:t>
-      </w:r>
-      <w:r>
-        <w:t>K9 does not have three lives</w:t>
-      </w:r>
-      <w:r>
-        <w:t xml:space="preserve"> and there isn’t a notion of </w:t>
-      </w:r>
-      <w:r>
-        <w:t xml:space="preserve">score or points.   The goal of the game is </w:t>
-      </w:r>
-      <w:r>
-        <w:t xml:space="preserve">to </w:t>
-      </w:r>
-      <w:r>
-        <w:t xml:space="preserve">just successfully </w:t>
-      </w:r>
-      <w:r>
-        <w:t>navigate</w:t>
-      </w:r>
-      <w:r>
-        <w:t xml:space="preserve"> K9 t</w:t>
-      </w:r>
-      <w:r>
-        <w:t>h</w:t>
-      </w:r>
-      <w:r>
-        <w:t>r</w:t>
-      </w:r>
-      <w:r>
-        <w:t xml:space="preserve">ough all the </w:t>
-      </w:r>
-      <w:r>
-        <w:t>levels</w:t>
-      </w:r>
-      <w:r>
-        <w:t>.</w:t>
-      </w:r>
-    </w:p>
-    <w:p>
-      <w:r>
-        <w:t xml:space="preserve">K9 dies when </w:t>
-      </w:r>
-      <w:r>
-        <w:t xml:space="preserve">K9’s </w:t>
-      </w:r>
-      <w:r>
-        <w:t xml:space="preserve">health </w:t>
-      </w:r>
-      <w:r>
-        <w:t xml:space="preserve">becomes zero.  K9 gains health by collecting jewels, and loses health when using </w:t>
-      </w:r>
-      <w:r>
-        <w:t xml:space="preserve">the laser, or </w:t>
-      </w:r>
-      <w:r>
-        <w:t xml:space="preserve">when </w:t>
-      </w:r>
-      <w:r>
-        <w:t>attacked</w:t>
-      </w:r>
-      <w:r>
-        <w:t xml:space="preserve"> by a Dalek</w:t>
-      </w:r>
-      <w:r>
-        <w:t>.</w:t>
-      </w:r>
-      <w:r>
-        <w:t xml:space="preserve">  When K9’s health is low, the laser cannot be used and the health bar in the game bar changes color.  To reinforce low health, a </w:t>
-      </w:r>
-      <w:r>
-        <w:t>heart rate monitor beep is sounded every second or so.  This becomes a continuous tone if K9 dies.</w:t>
-      </w:r>
-    </w:p>
-    <w:p>
-      <w:r>
-        <w:t>If K9 dies, the current level is restated.  The user can also choose to restart the current level if they become stuck</w:t>
-      </w:r>
-      <w:r>
-        <w:t>, by pressing the ‘R’ key.</w:t>
-      </w:r>
-    </w:p>
-    <w:p>
-      <w:r>
-        <w:t>And unlike many 1980’s games, t</w:t>
-      </w:r>
-      <w:r>
-        <w:t xml:space="preserve">he player </w:t>
-      </w:r>
-      <w:r>
-        <w:t xml:space="preserve">direction </w:t>
-      </w:r>
-      <w:r>
-        <w:t xml:space="preserve">keys </w:t>
-      </w:r>
-      <w:r>
-        <w:t xml:space="preserve">are </w:t>
-      </w:r>
-      <w:r>
-        <w:t>W</w:t>
-      </w:r>
-      <w:r>
-        <w:t>ASD</w:t>
-      </w:r>
-      <w:r>
-        <w:t>.</w:t>
-      </w:r>
-    </w:p>
-    <w:p>
-      <w:r>
-        <w:t>Locked doors and keys are used to add a puzzle element to the game.</w:t>
-      </w:r>
-      <w:r>
-        <w:t xml:space="preserve">  Key</w:t>
-      </w:r>
-      <w:r>
-        <w:t>s</w:t>
-      </w:r>
-      <w:r>
-        <w:t xml:space="preserve"> can be collected and then used to </w:t>
-      </w:r>
-      <w:r>
-        <w:t xml:space="preserve">pass </w:t>
-      </w:r>
-      <w:r>
-        <w:t xml:space="preserve">through </w:t>
-      </w:r>
-      <w:r>
-        <w:t xml:space="preserve">locked </w:t>
-      </w:r>
-      <w:r>
-        <w:t xml:space="preserve">doors, </w:t>
-      </w:r>
-      <w:r>
-        <w:t>after which they are used.</w:t>
-      </w:r>
-      <w:r>
-        <w:t xml:space="preserve">  </w:t>
-      </w:r>
-      <w:r>
-        <w:t xml:space="preserve">Doors stay unlocked until a Darek uses them.  </w:t>
-      </w:r>
-      <w:r>
-        <w:t>Alternatively</w:t>
-      </w:r>
-      <w:r>
-        <w:t xml:space="preserve">, </w:t>
-      </w:r>
-      <w:r>
-        <w:t xml:space="preserve">K9 can follow a Dalek </w:t>
-      </w:r>
-      <w:r>
-        <w:t>through a door.</w:t>
-      </w:r>
-    </w:p>
-    <w:p>
-      <w:r>
-        <w:t>Other</w:t>
-      </w:r>
-      <w:r>
-        <w:t xml:space="preserve"> puzzle element</w:t>
-      </w:r>
-      <w:r>
-        <w:t>s</w:t>
-      </w:r>
-      <w:r>
-        <w:t xml:space="preserve"> of the game </w:t>
-      </w:r>
-      <w:r>
-        <w:t xml:space="preserve">include getting a Dalek to follow K9, and then hiding K9 behind a door, blocking a Dalek from using an elevator for a specific amount of time, </w:t>
-      </w:r>
-      <w:r>
-        <w:t>and using a Dalek to hide from another one.</w:t>
-      </w:r>
-    </w:p>
-    <w:p>
-      <w:r>
         <w:t>To hold the attention of the player, each level can have its own palette and sprite definitions.</w:t>
       </w:r>
       <w:r>
@@ -23951,6 +24947,11 @@
     </w:p>
     <w:p>
       <w:r>
+        <w:t>Teleports were later added to allow K9 to traverse a level in a non-linear manner.</w:t>
+      </w:r>
+    </w:p>
+    <w:p>
+      <w:r>
         <w:t xml:space="preserve">The above choices hopefully give the game a more modern feeling, where gameplay is more open, and the consequences of dying </w:t>
       </w:r>
       <w:r>
@@ -24005,11 +25006,7 @@
         <w:t xml:space="preserve"> and </w:t>
       </w:r>
       <w:r>
-        <w:t xml:space="preserve">harder to pursue.  This is normally an indication that there is something inherently wrong or missing with the </w:t>
-      </w:r>
-      <w:r>
-        <w:lastRenderedPageBreak/>
-        <w:t>approach, or underlying data structures, so one steps back and revisit</w:t>
+        <w:t>harder to pursue.  This is normally an indication that there is something inherently wrong or missing with the approach, or underlying data structures, so one steps back and revisit</w:t>
       </w:r>
       <w:r>
         <w:t>s</w:t>
@@ -24057,7 +25054,11 @@
         <w:t xml:space="preserve">willing </w:t>
       </w:r>
       <w:r>
-        <w:t>to do.  In trying to avoid this I ended up with complex code in several key areas of functionality… drawing tile strips when scrolling, collision detection, laser hit detection, and elevator operations.  After spending considerable time fixing several nasty bugs, I stepped back and asked myself if the benefits of the page grid design outweighed all the added code complexity.  I concluded it wasn’t and removed the page grid, opting instead to go with a single large rectangular tile grid which could be either 16x128, 32x64, 64x32, or 128x16 tiles in size.  The change resulted in a significant reduction in code size, and much simpler tile traversal logic throughout the code base.</w:t>
+        <w:t xml:space="preserve">to do.  In trying to avoid this I ended up with complex code in several key areas of functionality… drawing tile strips when scrolling, collision detection, laser hit detection, and elevator operations.  After spending considerable time fixing several nasty bugs, I stepped back and asked myself if the benefits of the page grid design outweighed all the added code </w:t>
+      </w:r>
+      <w:r>
+        <w:lastRenderedPageBreak/>
+        <w:t>complexity.  I concluded it wasn’t and removed the page grid, opting instead to go with a single large rectangular tile grid which could be either 16x128, 32x64, 64x32, or 128x16 tiles in size.  The change resulted in a significant reduction in code size, and much simpler tile traversal logic throughout the code base.</w:t>
       </w:r>
     </w:p>
     <w:p>
@@ -24264,7 +25265,6 @@
           <w:b/>
           <w:bCs/>
         </w:rPr>
-        <w:lastRenderedPageBreak/>
         <w:t>Constants</w:t>
       </w:r>
       <w:r>
@@ -24421,6 +25421,7 @@
     </w:p>
     <w:p>
       <w:r>
+        <w:lastRenderedPageBreak/>
         <w:t xml:space="preserve">Elite disc </w:t>
       </w:r>
       <w:r>
@@ -24454,7 +25455,7 @@
     <mc:AlternateContent>
       <mc:Choice Requires="v">
         <w:pict>
-          <v:shapetype w14:anchorId="5F864939" id="_x0000_t75" coordsize="21600,21600" o:spt="75" o:preferrelative="t" path="m@4@5l@4@11@9@11@9@5xe" filled="f" stroked="f">
+          <v:shapetype w14:anchorId="67E02563" id="_x0000_t75" coordsize="21600,21600" o:spt="75" o:preferrelative="t" path="m@4@5l@4@11@9@11@9@5xe" filled="f" stroked="f">
             <v:stroke joinstyle="miter"/>
             <v:formulas>
               <v:f eqn="if lineDrawn pixelLineWidth 0"/>
@@ -24480,10 +25481,10 @@
       </mc:Choice>
       <mc:Fallback>
         <w:drawing>
-          <wp:inline distT="0" distB="0" distL="0" distR="0" wp14:anchorId="169681C7" wp14:editId="26FD7E1F">
+          <wp:inline distT="0" distB="0" distL="0" distR="0" wp14:anchorId="00B66481" wp14:editId="703A4808">
             <wp:extent cx="194650" cy="145988"/>
             <wp:effectExtent l="0" t="0" r="0" b="6985"/>
-            <wp:docPr id="1450885021" name="Picture 1"/>
+            <wp:docPr id="1252525094" name="Picture 1"/>
             <wp:cNvGraphicFramePr>
               <a:graphicFrameLocks xmlns:a="http://schemas.openxmlformats.org/drawingml/2006/main" noChangeAspect="1"/>
             </wp:cNvGraphicFramePr>
@@ -24521,17 +25522,17 @@
     <mc:AlternateContent>
       <mc:Choice Requires="v">
         <w:pict>
-          <v:shape w14:anchorId="7061D043" id="Picture 1" o:spid="_x0000_i1025" type="#_x0000_t75" style="width:15.7pt;height:11.75pt;visibility:visible;mso-wrap-style:square">
+          <v:shape w14:anchorId="1384FB55" id="Picture 1" o:spid="_x0000_i1025" type="#_x0000_t75" style="width:15.7pt;height:11.75pt;visibility:visible;mso-wrap-style:square">
             <v:imagedata r:id="rId3" o:title=""/>
           </v:shape>
         </w:pict>
       </mc:Choice>
       <mc:Fallback>
         <w:drawing>
-          <wp:inline distT="0" distB="0" distL="0" distR="0" wp14:anchorId="65DC2208" wp14:editId="491284A4">
+          <wp:inline distT="0" distB="0" distL="0" distR="0" wp14:anchorId="06EA4A54" wp14:editId="65323B6D">
             <wp:extent cx="199177" cy="149383"/>
             <wp:effectExtent l="0" t="0" r="0" b="3175"/>
-            <wp:docPr id="1186153585" name="Picture 1"/>
+            <wp:docPr id="727415707" name="Picture 1"/>
             <wp:cNvGraphicFramePr>
               <a:graphicFrameLocks xmlns:a="http://schemas.openxmlformats.org/drawingml/2006/main" noChangeAspect="1"/>
             </wp:cNvGraphicFramePr>
@@ -26047,6 +27048,95 @@
     </w:lvl>
   </w:abstractNum>
   <w:abstractNum w:abstractNumId="14" w15:restartNumberingAfterBreak="0">
+    <w:nsid w:val="47055BC1"/>
+    <w:multiLevelType w:val="hybridMultilevel"/>
+    <w:tmpl w:val="2B52730C"/>
+    <w:lvl w:ilvl="0" w:tplc="0409000F">
+      <w:start w:val="1"/>
+      <w:numFmt w:val="decimal"/>
+      <w:lvlText w:val="%1."/>
+      <w:lvlJc w:val="left"/>
+      <w:pPr>
+        <w:ind w:left="720" w:hanging="360"/>
+      </w:pPr>
+      <w:rPr>
+        <w:rFonts w:hint="default"/>
+      </w:rPr>
+    </w:lvl>
+    <w:lvl w:ilvl="1" w:tplc="04090019" w:tentative="1">
+      <w:start w:val="1"/>
+      <w:numFmt w:val="lowerLetter"/>
+      <w:lvlText w:val="%2."/>
+      <w:lvlJc w:val="left"/>
+      <w:pPr>
+        <w:ind w:left="1440" w:hanging="360"/>
+      </w:pPr>
+    </w:lvl>
+    <w:lvl w:ilvl="2" w:tplc="0409001B" w:tentative="1">
+      <w:start w:val="1"/>
+      <w:numFmt w:val="lowerRoman"/>
+      <w:lvlText w:val="%3."/>
+      <w:lvlJc w:val="right"/>
+      <w:pPr>
+        <w:ind w:left="2160" w:hanging="180"/>
+      </w:pPr>
+    </w:lvl>
+    <w:lvl w:ilvl="3" w:tplc="0409000F" w:tentative="1">
+      <w:start w:val="1"/>
+      <w:numFmt w:val="decimal"/>
+      <w:lvlText w:val="%4."/>
+      <w:lvlJc w:val="left"/>
+      <w:pPr>
+        <w:ind w:left="2880" w:hanging="360"/>
+      </w:pPr>
+    </w:lvl>
+    <w:lvl w:ilvl="4" w:tplc="04090019" w:tentative="1">
+      <w:start w:val="1"/>
+      <w:numFmt w:val="lowerLetter"/>
+      <w:lvlText w:val="%5."/>
+      <w:lvlJc w:val="left"/>
+      <w:pPr>
+        <w:ind w:left="3600" w:hanging="360"/>
+      </w:pPr>
+    </w:lvl>
+    <w:lvl w:ilvl="5" w:tplc="0409001B" w:tentative="1">
+      <w:start w:val="1"/>
+      <w:numFmt w:val="lowerRoman"/>
+      <w:lvlText w:val="%6."/>
+      <w:lvlJc w:val="right"/>
+      <w:pPr>
+        <w:ind w:left="4320" w:hanging="180"/>
+      </w:pPr>
+    </w:lvl>
+    <w:lvl w:ilvl="6" w:tplc="0409000F" w:tentative="1">
+      <w:start w:val="1"/>
+      <w:numFmt w:val="decimal"/>
+      <w:lvlText w:val="%7."/>
+      <w:lvlJc w:val="left"/>
+      <w:pPr>
+        <w:ind w:left="5040" w:hanging="360"/>
+      </w:pPr>
+    </w:lvl>
+    <w:lvl w:ilvl="7" w:tplc="04090019" w:tentative="1">
+      <w:start w:val="1"/>
+      <w:numFmt w:val="lowerLetter"/>
+      <w:lvlText w:val="%8."/>
+      <w:lvlJc w:val="left"/>
+      <w:pPr>
+        <w:ind w:left="5760" w:hanging="360"/>
+      </w:pPr>
+    </w:lvl>
+    <w:lvl w:ilvl="8" w:tplc="0409001B" w:tentative="1">
+      <w:start w:val="1"/>
+      <w:numFmt w:val="lowerRoman"/>
+      <w:lvlText w:val="%9."/>
+      <w:lvlJc w:val="right"/>
+      <w:pPr>
+        <w:ind w:left="6480" w:hanging="180"/>
+      </w:pPr>
+    </w:lvl>
+  </w:abstractNum>
+  <w:abstractNum w:abstractNumId="15" w15:restartNumberingAfterBreak="0">
     <w:nsid w:val="49143FB0"/>
     <w:multiLevelType w:val="hybridMultilevel"/>
     <w:tmpl w:val="038EC8CE"/>
@@ -26159,7 +27249,7 @@
       </w:rPr>
     </w:lvl>
   </w:abstractNum>
-  <w:abstractNum w:abstractNumId="15" w15:restartNumberingAfterBreak="0">
+  <w:abstractNum w:abstractNumId="16" w15:restartNumberingAfterBreak="0">
     <w:nsid w:val="4A143613"/>
     <w:multiLevelType w:val="hybridMultilevel"/>
     <w:tmpl w:val="4FC80CA6"/>
@@ -26272,7 +27362,7 @@
       </w:rPr>
     </w:lvl>
   </w:abstractNum>
-  <w:abstractNum w:abstractNumId="16" w15:restartNumberingAfterBreak="0">
+  <w:abstractNum w:abstractNumId="17" w15:restartNumberingAfterBreak="0">
     <w:nsid w:val="4A6D7F7F"/>
     <w:multiLevelType w:val="hybridMultilevel"/>
     <w:tmpl w:val="28F0F6CA"/>
@@ -26384,7 +27474,7 @@
       </w:rPr>
     </w:lvl>
   </w:abstractNum>
-  <w:abstractNum w:abstractNumId="17" w15:restartNumberingAfterBreak="0">
+  <w:abstractNum w:abstractNumId="18" w15:restartNumberingAfterBreak="0">
     <w:nsid w:val="53052754"/>
     <w:multiLevelType w:val="hybridMultilevel"/>
     <w:tmpl w:val="980C9B5E"/>
@@ -26496,7 +27586,7 @@
       </w:rPr>
     </w:lvl>
   </w:abstractNum>
-  <w:abstractNum w:abstractNumId="18" w15:restartNumberingAfterBreak="0">
+  <w:abstractNum w:abstractNumId="19" w15:restartNumberingAfterBreak="0">
     <w:nsid w:val="57BB6A34"/>
     <w:multiLevelType w:val="hybridMultilevel"/>
     <w:tmpl w:val="CEB21378"/>
@@ -26585,7 +27675,7 @@
       </w:pPr>
     </w:lvl>
   </w:abstractNum>
-  <w:abstractNum w:abstractNumId="19" w15:restartNumberingAfterBreak="0">
+  <w:abstractNum w:abstractNumId="20" w15:restartNumberingAfterBreak="0">
     <w:nsid w:val="5E2E4816"/>
     <w:multiLevelType w:val="hybridMultilevel"/>
     <w:tmpl w:val="7D1ADD1C"/>
@@ -26698,7 +27788,7 @@
       </w:rPr>
     </w:lvl>
   </w:abstractNum>
-  <w:abstractNum w:abstractNumId="20" w15:restartNumberingAfterBreak="0">
+  <w:abstractNum w:abstractNumId="21" w15:restartNumberingAfterBreak="0">
     <w:nsid w:val="64C52750"/>
     <w:multiLevelType w:val="hybridMultilevel"/>
     <w:tmpl w:val="B860ABDA"/>
@@ -26811,7 +27901,7 @@
       </w:rPr>
     </w:lvl>
   </w:abstractNum>
-  <w:abstractNum w:abstractNumId="21" w15:restartNumberingAfterBreak="0">
+  <w:abstractNum w:abstractNumId="22" w15:restartNumberingAfterBreak="0">
     <w:nsid w:val="6FCE08F8"/>
     <w:multiLevelType w:val="hybridMultilevel"/>
     <w:tmpl w:val="865CEDCA"/>
@@ -26897,7 +27987,7 @@
       </w:pPr>
     </w:lvl>
   </w:abstractNum>
-  <w:abstractNum w:abstractNumId="22" w15:restartNumberingAfterBreak="0">
+  <w:abstractNum w:abstractNumId="23" w15:restartNumberingAfterBreak="0">
     <w:nsid w:val="719E0923"/>
     <w:multiLevelType w:val="hybridMultilevel"/>
     <w:tmpl w:val="22E86822"/>
@@ -27010,7 +28100,7 @@
       </w:rPr>
     </w:lvl>
   </w:abstractNum>
-  <w:abstractNum w:abstractNumId="23" w15:restartNumberingAfterBreak="0">
+  <w:abstractNum w:abstractNumId="24" w15:restartNumberingAfterBreak="0">
     <w:nsid w:val="71C023C8"/>
     <w:multiLevelType w:val="hybridMultilevel"/>
     <w:tmpl w:val="CAF47F62"/>
@@ -27123,7 +28213,7 @@
       </w:rPr>
     </w:lvl>
   </w:abstractNum>
-  <w:abstractNum w:abstractNumId="24" w15:restartNumberingAfterBreak="0">
+  <w:abstractNum w:abstractNumId="25" w15:restartNumberingAfterBreak="0">
     <w:nsid w:val="7525577B"/>
     <w:multiLevelType w:val="hybridMultilevel"/>
     <w:tmpl w:val="B830AF46"/>
@@ -27236,7 +28326,7 @@
       </w:rPr>
     </w:lvl>
   </w:abstractNum>
-  <w:abstractNum w:abstractNumId="25" w15:restartNumberingAfterBreak="0">
+  <w:abstractNum w:abstractNumId="26" w15:restartNumberingAfterBreak="0">
     <w:nsid w:val="7ACB2100"/>
     <w:multiLevelType w:val="hybridMultilevel"/>
     <w:tmpl w:val="6BEA828E"/>
@@ -27355,34 +28445,34 @@
     <w:abstractNumId w:val="4"/>
   </w:num>
   <w:num w:numId="3" w16cid:durableId="1186597203">
-    <w:abstractNumId w:val="17"/>
+    <w:abstractNumId w:val="18"/>
   </w:num>
   <w:num w:numId="4" w16cid:durableId="1038775837">
     <w:abstractNumId w:val="7"/>
   </w:num>
   <w:num w:numId="5" w16cid:durableId="471559901">
-    <w:abstractNumId w:val="18"/>
+    <w:abstractNumId w:val="19"/>
   </w:num>
   <w:num w:numId="6" w16cid:durableId="1294485144">
-    <w:abstractNumId w:val="21"/>
+    <w:abstractNumId w:val="22"/>
   </w:num>
   <w:num w:numId="7" w16cid:durableId="90247628">
-    <w:abstractNumId w:val="20"/>
+    <w:abstractNumId w:val="21"/>
   </w:num>
   <w:num w:numId="8" w16cid:durableId="1406299513">
     <w:abstractNumId w:val="5"/>
   </w:num>
   <w:num w:numId="9" w16cid:durableId="1465924744">
-    <w:abstractNumId w:val="25"/>
+    <w:abstractNumId w:val="26"/>
   </w:num>
   <w:num w:numId="10" w16cid:durableId="320810464">
     <w:abstractNumId w:val="13"/>
   </w:num>
   <w:num w:numId="11" w16cid:durableId="704719656">
-    <w:abstractNumId w:val="19"/>
+    <w:abstractNumId w:val="20"/>
   </w:num>
   <w:num w:numId="12" w16cid:durableId="1713075570">
-    <w:abstractNumId w:val="24"/>
+    <w:abstractNumId w:val="25"/>
   </w:num>
   <w:num w:numId="13" w16cid:durableId="1666863145">
     <w:abstractNumId w:val="2"/>
@@ -27391,7 +28481,7 @@
     <w:abstractNumId w:val="11"/>
   </w:num>
   <w:num w:numId="15" w16cid:durableId="1628273300">
-    <w:abstractNumId w:val="15"/>
+    <w:abstractNumId w:val="16"/>
   </w:num>
   <w:num w:numId="16" w16cid:durableId="1174422558">
     <w:abstractNumId w:val="0"/>
@@ -27400,7 +28490,7 @@
     <w:abstractNumId w:val="8"/>
   </w:num>
   <w:num w:numId="18" w16cid:durableId="465784155">
-    <w:abstractNumId w:val="16"/>
+    <w:abstractNumId w:val="17"/>
   </w:num>
   <w:num w:numId="19" w16cid:durableId="797146743">
     <w:abstractNumId w:val="12"/>
@@ -27409,10 +28499,10 @@
     <w:abstractNumId w:val="3"/>
   </w:num>
   <w:num w:numId="21" w16cid:durableId="1191802424">
-    <w:abstractNumId w:val="22"/>
+    <w:abstractNumId w:val="23"/>
   </w:num>
   <w:num w:numId="22" w16cid:durableId="925726924">
-    <w:abstractNumId w:val="23"/>
+    <w:abstractNumId w:val="24"/>
   </w:num>
   <w:num w:numId="23" w16cid:durableId="561335449">
     <w:abstractNumId w:val="10"/>
@@ -27424,6 +28514,9 @@
     <w:abstractNumId w:val="9"/>
   </w:num>
   <w:num w:numId="26" w16cid:durableId="598292735">
+    <w:abstractNumId w:val="15"/>
+  </w:num>
+  <w:num w:numId="27" w16cid:durableId="1880436652">
     <w:abstractNumId w:val="14"/>
   </w:num>
 </w:numbering>

--- a/docs/Development.docx
+++ b/docs/Development.docx
@@ -6407,7 +6407,13 @@
         <w:t>‘</w:t>
       </w:r>
       <w:r>
-        <w:t>Gamebar</w:t>
+        <w:t>Game</w:t>
+      </w:r>
+      <w:r>
+        <w:t xml:space="preserve"> B</w:t>
+      </w:r>
+      <w:r>
+        <w:t>ar</w:t>
       </w:r>
       <w:r>
         <w:t>’</w:t>
@@ -6427,10 +6433,19 @@
         <w:t xml:space="preserve">and show this information in a </w:t>
       </w:r>
       <w:r>
-        <w:t>gamebar</w:t>
-      </w:r>
-      <w:r>
-        <w:t>, located at the top right of the screen.</w:t>
+        <w:t>game bar</w:t>
+      </w:r>
+      <w:r>
+        <w:t>,</w:t>
+      </w:r>
+      <w:r>
+        <w:rPr>
+          <w:vanish/>
+        </w:rPr>
+        <w:t>game</w:t>
+      </w:r>
+      <w:r>
+        <w:t xml:space="preserve"> located at the top right of the screen.</w:t>
       </w:r>
     </w:p>
     <w:p>
@@ -6648,13 +6663,19 @@
         <w:t xml:space="preserve"> </w:t>
       </w:r>
       <w:r>
-        <w:t>gamebar</w:t>
+        <w:t>game bar</w:t>
       </w:r>
       <w:r>
         <w:t>.</w:t>
       </w:r>
       <w:r>
-        <w:t xml:space="preserve">  As before, I created a gamebar sprite using </w:t>
+        <w:t xml:space="preserve">  As before, I created a </w:t>
+      </w:r>
+      <w:r>
+        <w:t>game bar</w:t>
+      </w:r>
+      <w:r>
+        <w:t xml:space="preserve"> sprite using </w:t>
       </w:r>
       <w:r>
         <w:rPr>
@@ -6716,7 +6737,13 @@
         <w:t>rote</w:t>
       </w:r>
       <w:r>
-        <w:t xml:space="preserve"> code to render the gamebar, </w:t>
+        <w:t xml:space="preserve"> code to render the </w:t>
+      </w:r>
+      <w:r>
+        <w:t>game bar</w:t>
+      </w:r>
+      <w:r>
+        <w:t xml:space="preserve">, </w:t>
       </w:r>
       <w:r>
         <w:t>which show</w:t>
@@ -6740,7 +6767,13 @@
         <w:t xml:space="preserve">.  </w:t>
       </w:r>
       <w:r>
-        <w:t xml:space="preserve">To gamebar </w:t>
+        <w:t xml:space="preserve">To </w:t>
+      </w:r>
+      <w:r>
+        <w:t>game bar</w:t>
+      </w:r>
+      <w:r>
+        <w:t xml:space="preserve"> </w:t>
       </w:r>
       <w:r>
         <w:t xml:space="preserve">is </w:t>
@@ -6775,7 +6808,13 @@
         <w:t>re</w:t>
       </w:r>
       <w:r>
-        <w:t xml:space="preserve">draw the gamebar and </w:t>
+        <w:t xml:space="preserve">draw the </w:t>
+      </w:r>
+      <w:r>
+        <w:t>game bar</w:t>
+      </w:r>
+      <w:r>
+        <w:t xml:space="preserve"> and </w:t>
       </w:r>
       <w:r>
         <w:t xml:space="preserve">draw </w:t>
@@ -6795,7 +6834,13 @@
     </w:p>
     <w:p>
       <w:r>
-        <w:t xml:space="preserve">I later revisited the gamebar adding </w:t>
+        <w:t xml:space="preserve">I later revisited the </w:t>
+      </w:r>
+      <w:r>
+        <w:t>game bar</w:t>
+      </w:r>
+      <w:r>
+        <w:t xml:space="preserve"> adding </w:t>
       </w:r>
       <w:r>
         <w:t xml:space="preserve">code to show the </w:t>
@@ -6839,7 +6884,7 @@
         <w:t>levator</w:t>
       </w:r>
       <w:r>
-        <w:t xml:space="preserve"> functionality</w:t>
+        <w:t>s</w:t>
       </w:r>
     </w:p>
     <w:p>
@@ -7903,163 +7948,163 @@
         <w:t>ride elevators</w:t>
       </w:r>
       <w:r>
+        <w:t>, and later specialized for teleports.</w:t>
+      </w:r>
+    </w:p>
+    <w:p>
+      <w:pPr>
+        <w:pStyle w:val="Heading2"/>
+      </w:pPr>
+      <w:r>
+        <w:t>God mode</w:t>
+      </w:r>
+    </w:p>
+    <w:p>
+      <w:r>
+        <w:t xml:space="preserve">At this point </w:t>
+      </w:r>
+      <w:r>
+        <w:t>K9 could navigate through an entire level, taking elevators as needed to avoid Daleks.</w:t>
+      </w:r>
+      <w:r>
+        <w:t xml:space="preserve">  </w:t>
+      </w:r>
+      <w:r>
+        <w:t>However, testing the game was becom</w:t>
+      </w:r>
+      <w:r>
+        <w:t>ing</w:t>
+      </w:r>
+      <w:r>
+        <w:t xml:space="preserve"> more difficult as K9 was </w:t>
+      </w:r>
+      <w:r>
+        <w:t xml:space="preserve">blocked from going through </w:t>
+      </w:r>
+      <w:r>
+        <w:t xml:space="preserve">doors, unless </w:t>
+      </w:r>
+      <w:r>
+        <w:t xml:space="preserve">a </w:t>
+      </w:r>
+      <w:r>
+        <w:t>key w</w:t>
+      </w:r>
+      <w:r>
+        <w:t>as</w:t>
+      </w:r>
+      <w:r>
+        <w:t xml:space="preserve"> collected, and </w:t>
+      </w:r>
+      <w:r>
+        <w:t xml:space="preserve">there wasn’t a simply way to scroll around the level to validate the behavior of game objects </w:t>
+      </w:r>
+      <w:r>
+        <w:t>that were not visible on screen</w:t>
+      </w:r>
+      <w:r>
         <w:t>.</w:t>
       </w:r>
+      <w:r>
+        <w:t xml:space="preserve">  I therefore decided to implement a ‘god mode’ that would give </w:t>
+      </w:r>
+      <w:r>
+        <w:t>K9 unlimited health and keys</w:t>
+      </w:r>
+      <w:r>
+        <w:t>;</w:t>
+      </w:r>
+      <w:r>
+        <w:t xml:space="preserve"> and allow the level to be scrolled independently from K9’s movements.</w:t>
+      </w:r>
+      <w:r>
+        <w:t xml:space="preserve">  </w:t>
+      </w:r>
+      <w:r>
+        <w:t xml:space="preserve">The implementation </w:t>
+      </w:r>
+      <w:r>
+        <w:t xml:space="preserve">was </w:t>
+      </w:r>
+      <w:r>
+        <w:t>straightforward</w:t>
+      </w:r>
+      <w:r>
+        <w:t>.</w:t>
+      </w:r>
     </w:p>
     <w:p>
       <w:pPr>
         <w:pStyle w:val="Heading2"/>
       </w:pPr>
       <w:r>
-        <w:t>God mode</w:t>
-      </w:r>
-    </w:p>
-    <w:p>
-      <w:r>
-        <w:t xml:space="preserve">At this point </w:t>
-      </w:r>
-      <w:r>
-        <w:t>K9 could navigate through an entire level, taking elevators as needed to avoid Daleks.</w:t>
+        <w:t>K9’s laser</w:t>
+      </w:r>
+    </w:p>
+    <w:p>
+      <w:r>
+        <w:t>One advantage of using K9 as the player character is that K9 has a laser</w:t>
+      </w:r>
+      <w:r>
+        <w:t>,</w:t>
+      </w:r>
+      <w:r>
+        <w:t xml:space="preserve"> which can be </w:t>
+      </w:r>
+      <w:r>
+        <w:t xml:space="preserve">fired at </w:t>
+      </w:r>
+      <w:r>
+        <w:t>Daleks</w:t>
+      </w:r>
+      <w:r>
+        <w:t xml:space="preserve">, and </w:t>
+      </w:r>
+      <w:r>
+        <w:t xml:space="preserve">destroy them after </w:t>
+      </w:r>
+      <w:r>
+        <w:t xml:space="preserve">prolonged </w:t>
+      </w:r>
+      <w:r>
+        <w:t>application</w:t>
+      </w:r>
+      <w:r>
+        <w:t>.</w:t>
+      </w:r>
+    </w:p>
+    <w:p>
+      <w:r>
+        <w:t xml:space="preserve">To </w:t>
+      </w:r>
+      <w:r>
+        <w:t xml:space="preserve">improve gameplay, </w:t>
+      </w:r>
+      <w:r>
+        <w:t xml:space="preserve">the laser can only be used if </w:t>
+      </w:r>
+      <w:r>
+        <w:t>K9</w:t>
+      </w:r>
+      <w:r>
+        <w:t>’s</w:t>
+      </w:r>
+      <w:r>
+        <w:t xml:space="preserve"> health </w:t>
+      </w:r>
+      <w:r>
+        <w:t xml:space="preserve">is above 25 </w:t>
+      </w:r>
+      <w:r>
+        <w:t>percent</w:t>
+      </w:r>
+      <w:r>
+        <w:t>, and using the laser depletes K9’s health.</w:t>
       </w:r>
       <w:r>
         <w:t xml:space="preserve">  </w:t>
       </w:r>
       <w:r>
-        <w:t>However, testing the game was becom</w:t>
-      </w:r>
-      <w:r>
-        <w:t>ing</w:t>
-      </w:r>
-      <w:r>
-        <w:t xml:space="preserve"> more difficult as K9 was </w:t>
-      </w:r>
-      <w:r>
-        <w:t xml:space="preserve">blocked from going through </w:t>
-      </w:r>
-      <w:r>
-        <w:t xml:space="preserve">doors, unless </w:t>
-      </w:r>
-      <w:r>
-        <w:t xml:space="preserve">a </w:t>
-      </w:r>
-      <w:r>
-        <w:t>key w</w:t>
-      </w:r>
-      <w:r>
-        <w:t>as</w:t>
-      </w:r>
-      <w:r>
-        <w:t xml:space="preserve"> collected, and </w:t>
-      </w:r>
-      <w:r>
-        <w:t xml:space="preserve">there wasn’t a simply way to scroll around the level to validate the behavior of game objects </w:t>
-      </w:r>
-      <w:r>
-        <w:t>that were not visible on screen</w:t>
-      </w:r>
-      <w:r>
-        <w:t>.</w:t>
-      </w:r>
-      <w:r>
-        <w:t xml:space="preserve">  I therefore decided to implement a ‘god mode’ that would give </w:t>
-      </w:r>
-      <w:r>
-        <w:t>K9 unlimited health and keys</w:t>
-      </w:r>
-      <w:r>
-        <w:t>;</w:t>
-      </w:r>
-      <w:r>
-        <w:t xml:space="preserve"> and allow the level to be scrolled independently from K9’s movements.</w:t>
-      </w:r>
-      <w:r>
-        <w:t xml:space="preserve">  </w:t>
-      </w:r>
-      <w:r>
-        <w:t xml:space="preserve">The implementation </w:t>
-      </w:r>
-      <w:r>
-        <w:t xml:space="preserve">was </w:t>
-      </w:r>
-      <w:r>
-        <w:t>straightforward</w:t>
-      </w:r>
-      <w:r>
-        <w:t>.</w:t>
-      </w:r>
-    </w:p>
-    <w:p>
-      <w:pPr>
-        <w:pStyle w:val="Heading2"/>
-      </w:pPr>
-      <w:r>
-        <w:t>K9’s laser</w:t>
-      </w:r>
-    </w:p>
-    <w:p>
-      <w:r>
-        <w:t>One advantage of using K9 as the player character is that K9 has a laser</w:t>
-      </w:r>
-      <w:r>
-        <w:t>,</w:t>
-      </w:r>
-      <w:r>
-        <w:t xml:space="preserve"> which can be </w:t>
-      </w:r>
-      <w:r>
-        <w:t xml:space="preserve">fired at </w:t>
-      </w:r>
-      <w:r>
-        <w:t>Daleks</w:t>
-      </w:r>
-      <w:r>
-        <w:t xml:space="preserve">, and </w:t>
-      </w:r>
-      <w:r>
-        <w:t xml:space="preserve">destroy them after </w:t>
-      </w:r>
-      <w:r>
-        <w:t xml:space="preserve">prolonged </w:t>
-      </w:r>
-      <w:r>
-        <w:t>application</w:t>
-      </w:r>
-      <w:r>
-        <w:t>.</w:t>
-      </w:r>
-    </w:p>
-    <w:p>
-      <w:r>
-        <w:t xml:space="preserve">To </w:t>
-      </w:r>
-      <w:r>
-        <w:t xml:space="preserve">improve gameplay, </w:t>
-      </w:r>
-      <w:r>
-        <w:t xml:space="preserve">the laser can only be used if </w:t>
-      </w:r>
-      <w:r>
-        <w:t>K9</w:t>
-      </w:r>
-      <w:r>
-        <w:t>’s</w:t>
-      </w:r>
-      <w:r>
-        <w:t xml:space="preserve"> health </w:t>
-      </w:r>
-      <w:r>
-        <w:t xml:space="preserve">is above 25 </w:t>
-      </w:r>
-      <w:r>
-        <w:t>percent</w:t>
-      </w:r>
-      <w:r>
-        <w:t>, and using the laser depletes K9’s health.</w:t>
-      </w:r>
-      <w:r>
-        <w:t xml:space="preserve">  </w:t>
-      </w:r>
-      <w:r>
         <w:t xml:space="preserve">The laser is </w:t>
       </w:r>
       <w:r>
@@ -8074,6 +8119,7 @@
     </w:p>
     <w:p>
       <w:r>
+        <w:lastRenderedPageBreak/>
         <w:t xml:space="preserve">When activated, </w:t>
       </w:r>
       <w:r>
@@ -8127,7 +8173,6 @@
     </w:p>
     <w:p>
       <w:r>
-        <w:lastRenderedPageBreak/>
         <w:t xml:space="preserve">The laser beam is drawn horizontally from </w:t>
       </w:r>
       <w:r>
@@ -8698,6 +8743,7 @@
         <w:pStyle w:val="Heading2"/>
       </w:pPr>
       <w:r>
+        <w:lastRenderedPageBreak/>
         <w:t>Debugging tile grids</w:t>
       </w:r>
     </w:p>
@@ -8727,11 +8773,7 @@
         <w:t>simple</w:t>
       </w:r>
       <w:r>
-        <w:t xml:space="preserve"> way to ensure this </w:t>
-      </w:r>
-      <w:r>
-        <w:lastRenderedPageBreak/>
-        <w:t>was the case.</w:t>
+        <w:t xml:space="preserve"> way to ensure this was the case.</w:t>
       </w:r>
       <w:r>
         <w:t xml:space="preserve">  Bugs that resulted in these not being set correctly would manifest later </w:t>
@@ -8850,7 +8892,13 @@
         <w:t xml:space="preserve">  T</w:t>
       </w:r>
       <w:r>
-        <w:t xml:space="preserve">he gamebar </w:t>
+        <w:t xml:space="preserve">he </w:t>
+      </w:r>
+      <w:r>
+        <w:t>game bar</w:t>
+      </w:r>
+      <w:r>
+        <w:t xml:space="preserve"> </w:t>
       </w:r>
       <w:r>
         <w:t xml:space="preserve">is not shown then the </w:t>
@@ -9251,6 +9299,7 @@
     </w:p>
     <w:p>
       <w:r>
+        <w:lastRenderedPageBreak/>
         <w:t>T</w:t>
       </w:r>
       <w:r>
@@ -9361,7 +9410,6 @@
         <w:pStyle w:val="Heading2"/>
       </w:pPr>
       <w:r>
-        <w:lastRenderedPageBreak/>
         <w:t xml:space="preserve">Source file </w:t>
       </w:r>
       <w:r>
@@ -9830,6 +9878,193 @@
       </w:r>
     </w:p>
     <w:p>
+      <w:r>
+        <w:t>Later, the following additional files were introduced</w:t>
+      </w:r>
+      <w:r>
+        <w:t xml:space="preserve"> to implement additional functionality.</w:t>
+      </w:r>
+    </w:p>
+    <w:tbl>
+      <w:tblPr>
+        <w:tblStyle w:val="ListTable3-Accent4"/>
+        <w:tblW w:w="0" w:type="auto"/>
+        <w:tblLook w:val="04A0" w:firstRow="1" w:lastRow="0" w:firstColumn="1" w:lastColumn="0" w:noHBand="0" w:noVBand="1"/>
+      </w:tblPr>
+      <w:tblGrid>
+        <w:gridCol w:w="2245"/>
+        <w:gridCol w:w="3600"/>
+      </w:tblGrid>
+      <w:tr>
+        <w:trPr>
+          <w:cnfStyle w:val="100000000000" w:firstRow="1" w:lastRow="0" w:firstColumn="0" w:lastColumn="0" w:oddVBand="0" w:evenVBand="0" w:oddHBand="0" w:evenHBand="0" w:firstRowFirstColumn="0" w:firstRowLastColumn="0" w:lastRowFirstColumn="0" w:lastRowLastColumn="0"/>
+        </w:trPr>
+        <w:tc>
+          <w:tcPr>
+            <w:cnfStyle w:val="001000000100" w:firstRow="0" w:lastRow="0" w:firstColumn="1" w:lastColumn="0" w:oddVBand="0" w:evenVBand="0" w:oddHBand="0" w:evenHBand="0" w:firstRowFirstColumn="1" w:firstRowLastColumn="0" w:lastRowFirstColumn="0" w:lastRowLastColumn="0"/>
+            <w:tcW w:w="2245" w:type="dxa"/>
+          </w:tcPr>
+          <w:p>
+            <w:r>
+              <w:t>Filename</w:t>
+            </w:r>
+          </w:p>
+        </w:tc>
+        <w:tc>
+          <w:tcPr>
+            <w:tcW w:w="3600" w:type="dxa"/>
+          </w:tcPr>
+          <w:p>
+            <w:pPr>
+              <w:cnfStyle w:val="100000000000" w:firstRow="1" w:lastRow="0" w:firstColumn="0" w:lastColumn="0" w:oddVBand="0" w:evenVBand="0" w:oddHBand="0" w:evenHBand="0" w:firstRowFirstColumn="0" w:firstRowLastColumn="0" w:lastRowFirstColumn="0" w:lastRowLastColumn="0"/>
+            </w:pPr>
+            <w:r>
+              <w:t>Description</w:t>
+            </w:r>
+          </w:p>
+        </w:tc>
+      </w:tr>
+      <w:tr>
+        <w:trPr>
+          <w:cnfStyle w:val="000000100000" w:firstRow="0" w:lastRow="0" w:firstColumn="0" w:lastColumn="0" w:oddVBand="0" w:evenVBand="0" w:oddHBand="1" w:evenHBand="0" w:firstRowFirstColumn="0" w:firstRowLastColumn="0" w:lastRowFirstColumn="0" w:lastRowLastColumn="0"/>
+        </w:trPr>
+        <w:tc>
+          <w:tcPr>
+            <w:cnfStyle w:val="001000000000" w:firstRow="0" w:lastRow="0" w:firstColumn="1" w:lastColumn="0" w:oddVBand="0" w:evenVBand="0" w:oddHBand="0" w:evenHBand="0" w:firstRowFirstColumn="0" w:firstRowLastColumn="0" w:lastRowFirstColumn="0" w:lastRowLastColumn="0"/>
+            <w:tcW w:w="2245" w:type="dxa"/>
+          </w:tcPr>
+          <w:p>
+            <w:r>
+              <w:t>transition.6502</w:t>
+            </w:r>
+          </w:p>
+        </w:tc>
+        <w:tc>
+          <w:tcPr>
+            <w:tcW w:w="3600" w:type="dxa"/>
+          </w:tcPr>
+          <w:p>
+            <w:pPr>
+              <w:cnfStyle w:val="000000100000" w:firstRow="0" w:lastRow="0" w:firstColumn="0" w:lastColumn="0" w:oddVBand="0" w:evenVBand="0" w:oddHBand="1" w:evenHBand="0" w:firstRowFirstColumn="0" w:firstRowLastColumn="0" w:lastRowFirstColumn="0" w:lastRowLastColumn="0"/>
+            </w:pPr>
+            <w:r>
+              <w:t>Screen transitions</w:t>
+            </w:r>
+          </w:p>
+        </w:tc>
+      </w:tr>
+      <w:tr>
+        <w:tc>
+          <w:tcPr>
+            <w:cnfStyle w:val="001000000000" w:firstRow="0" w:lastRow="0" w:firstColumn="1" w:lastColumn="0" w:oddVBand="0" w:evenVBand="0" w:oddHBand="0" w:evenHBand="0" w:firstRowFirstColumn="0" w:firstRowLastColumn="0" w:lastRowFirstColumn="0" w:lastRowLastColumn="0"/>
+            <w:tcW w:w="2245" w:type="dxa"/>
+          </w:tcPr>
+          <w:p>
+            <w:r>
+              <w:t>sound.6502</w:t>
+            </w:r>
+          </w:p>
+        </w:tc>
+        <w:tc>
+          <w:tcPr>
+            <w:tcW w:w="3600" w:type="dxa"/>
+          </w:tcPr>
+          <w:p>
+            <w:pPr>
+              <w:cnfStyle w:val="000000000000" w:firstRow="0" w:lastRow="0" w:firstColumn="0" w:lastColumn="0" w:oddVBand="0" w:evenVBand="0" w:oddHBand="0" w:evenHBand="0" w:firstRowFirstColumn="0" w:firstRowLastColumn="0" w:lastRowFirstColumn="0" w:lastRowLastColumn="0"/>
+            </w:pPr>
+            <w:r>
+              <w:t>Tone-based sound effects</w:t>
+            </w:r>
+          </w:p>
+        </w:tc>
+      </w:tr>
+      <w:tr>
+        <w:trPr>
+          <w:cnfStyle w:val="000000100000" w:firstRow="0" w:lastRow="0" w:firstColumn="0" w:lastColumn="0" w:oddVBand="0" w:evenVBand="0" w:oddHBand="1" w:evenHBand="0" w:firstRowFirstColumn="0" w:firstRowLastColumn="0" w:lastRowFirstColumn="0" w:lastRowLastColumn="0"/>
+        </w:trPr>
+        <w:tc>
+          <w:tcPr>
+            <w:cnfStyle w:val="001000000000" w:firstRow="0" w:lastRow="0" w:firstColumn="1" w:lastColumn="0" w:oddVBand="0" w:evenVBand="0" w:oddHBand="0" w:evenHBand="0" w:firstRowFirstColumn="0" w:firstRowLastColumn="0" w:lastRowFirstColumn="0" w:lastRowLastColumn="0"/>
+            <w:tcW w:w="2245" w:type="dxa"/>
+          </w:tcPr>
+          <w:p>
+            <w:r>
+              <w:t>sample</w:t>
+            </w:r>
+            <w:r>
+              <w:t>.6502</w:t>
+            </w:r>
+          </w:p>
+        </w:tc>
+        <w:tc>
+          <w:tcPr>
+            <w:tcW w:w="3600" w:type="dxa"/>
+          </w:tcPr>
+          <w:p>
+            <w:pPr>
+              <w:cnfStyle w:val="000000100000" w:firstRow="0" w:lastRow="0" w:firstColumn="0" w:lastColumn="0" w:oddVBand="0" w:evenVBand="0" w:oddHBand="1" w:evenHBand="0" w:firstRowFirstColumn="0" w:firstRowLastColumn="0" w:lastRowFirstColumn="0" w:lastRowLastColumn="0"/>
+            </w:pPr>
+            <w:r>
+              <w:t>Sampl</w:t>
+            </w:r>
+            <w:r>
+              <w:t>e-base</w:t>
+            </w:r>
+            <w:r>
+              <w:t>d</w:t>
+            </w:r>
+            <w:r>
+              <w:t xml:space="preserve"> sound</w:t>
+            </w:r>
+            <w:r>
+              <w:t xml:space="preserve"> effects</w:t>
+            </w:r>
+          </w:p>
+        </w:tc>
+      </w:tr>
+      <w:tr>
+        <w:tc>
+          <w:tcPr>
+            <w:cnfStyle w:val="001000000000" w:firstRow="0" w:lastRow="0" w:firstColumn="1" w:lastColumn="0" w:oddVBand="0" w:evenVBand="0" w:oddHBand="0" w:evenHBand="0" w:firstRowFirstColumn="0" w:firstRowLastColumn="0" w:lastRowFirstColumn="0" w:lastRowLastColumn="0"/>
+            <w:tcW w:w="2245" w:type="dxa"/>
+            <w:shd w:val="clear" w:color="auto" w:fill="auto"/>
+          </w:tcPr>
+          <w:p>
+            <w:r>
+              <w:t>finale</w:t>
+            </w:r>
+            <w:r>
+              <w:t>.6502</w:t>
+            </w:r>
+          </w:p>
+        </w:tc>
+        <w:tc>
+          <w:tcPr>
+            <w:tcW w:w="3600" w:type="dxa"/>
+            <w:shd w:val="clear" w:color="auto" w:fill="auto"/>
+          </w:tcPr>
+          <w:p>
+            <w:pPr>
+              <w:cnfStyle w:val="000000000000" w:firstRow="0" w:lastRow="0" w:firstColumn="0" w:lastColumn="0" w:oddVBand="0" w:evenVBand="0" w:oddHBand="0" w:evenHBand="0" w:firstRowFirstColumn="0" w:firstRowLastColumn="0" w:lastRowFirstColumn="0" w:lastRowLastColumn="0"/>
+            </w:pPr>
+            <w:r>
+              <w:t>Ga</w:t>
+            </w:r>
+            <w:r>
+              <w:t xml:space="preserve">me </w:t>
+            </w:r>
+            <w:r>
+              <w:t xml:space="preserve">complete </w:t>
+            </w:r>
+            <w:r>
+              <w:t>experience</w:t>
+            </w:r>
+          </w:p>
+        </w:tc>
+      </w:tr>
+    </w:tbl>
+    <w:p>
       <w:pPr>
         <w:pStyle w:val="Heading2"/>
       </w:pPr>
@@ -9853,6 +10088,7 @@
     </w:p>
     <w:p>
       <w:r>
+        <w:lastRenderedPageBreak/>
         <w:t>To do this I needed MOS to process Timer1 interrupts which normally occur every 1/100</w:t>
       </w:r>
       <w:r>
@@ -9972,64 +10208,712 @@
     </w:p>
     <w:p>
       <w:r>
+        <w:t xml:space="preserve">I temporarily </w:t>
+      </w:r>
+      <w:r>
+        <w:t xml:space="preserve">hooked up a couple of </w:t>
+      </w:r>
+      <w:r>
+        <w:t xml:space="preserve">sound </w:t>
+      </w:r>
+      <w:r>
+        <w:t xml:space="preserve">effects to validate that the functionality worked </w:t>
+      </w:r>
+      <w:r>
+        <w:t>correctly</w:t>
+      </w:r>
+      <w:r>
+        <w:t xml:space="preserve">, which it did.  </w:t>
+      </w:r>
+    </w:p>
+    <w:p>
+      <w:r>
+        <w:t>I decided that I’d define and hook up all the sound effect</w:t>
+      </w:r>
+      <w:r>
+        <w:t>s</w:t>
+      </w:r>
+      <w:r>
+        <w:t xml:space="preserve"> later, </w:t>
+      </w:r>
+      <w:r>
+        <w:t>when the game was close</w:t>
+      </w:r>
+      <w:r>
+        <w:t>r</w:t>
+      </w:r>
+      <w:r>
+        <w:t xml:space="preserve"> to being functionally complete</w:t>
+      </w:r>
+      <w:r>
+        <w:t xml:space="preserve">, </w:t>
+      </w:r>
+      <w:r>
+        <w:t xml:space="preserve">and </w:t>
+      </w:r>
+      <w:r>
+        <w:t>when I’d have a clear</w:t>
+      </w:r>
+      <w:r>
+        <w:t>er</w:t>
+      </w:r>
+      <w:r>
+        <w:t xml:space="preserve"> vision </w:t>
+      </w:r>
+      <w:r>
+        <w:t>of</w:t>
+      </w:r>
+      <w:r>
+        <w:t xml:space="preserve"> the game’s sound design</w:t>
+      </w:r>
+      <w:r>
+        <w:t>.</w:t>
+      </w:r>
+    </w:p>
+    <w:p>
+      <w:r>
+        <w:t>As an aside, my earlier explorations driving the sound chip directly turned out to be very useful when I later added code to play the Doctor Who theme when the title screen is shown.</w:t>
+      </w:r>
+      <w:r>
+        <w:t xml:space="preserve">  The exploration was also helpful in implemented sample-based sounds, which were later implemented and enabled when 16+K sideways RAM is present.</w:t>
+      </w:r>
+    </w:p>
+    <w:p>
+      <w:pPr>
+        <w:pStyle w:val="Heading2"/>
+      </w:pPr>
+      <w:r>
+        <w:t xml:space="preserve">Code size </w:t>
+      </w:r>
+      <w:r>
+        <w:t>optimizations</w:t>
+      </w:r>
+    </w:p>
+    <w:p>
+      <w:r>
+        <w:t>At this point in development</w:t>
+      </w:r>
+      <w:r>
+        <w:t>,</w:t>
+      </w:r>
+      <w:r>
+        <w:t xml:space="preserve"> </w:t>
+      </w:r>
+      <w:r>
+        <w:t>memory was beco</w:t>
+      </w:r>
+      <w:r>
+        <w:t>ming</w:t>
+      </w:r>
+      <w:r>
+        <w:t xml:space="preserve"> a</w:t>
+      </w:r>
+      <w:r>
+        <w:t xml:space="preserve"> real </w:t>
+      </w:r>
+      <w:r>
+        <w:t>issue</w:t>
+      </w:r>
+      <w:r>
+        <w:t>,</w:t>
+      </w:r>
+      <w:r>
+        <w:t xml:space="preserve"> and I still had quite a bit of functionality to </w:t>
+      </w:r>
+      <w:r>
+        <w:t>implement</w:t>
+      </w:r>
+      <w:r>
+        <w:t>,</w:t>
+      </w:r>
+      <w:r>
+        <w:t xml:space="preserve"> so I needed to find ways to</w:t>
+      </w:r>
+      <w:r>
+        <w:t xml:space="preserve"> </w:t>
+      </w:r>
+      <w:r>
+        <w:t xml:space="preserve">free up </w:t>
+      </w:r>
+      <w:r>
+        <w:t xml:space="preserve">more </w:t>
+      </w:r>
+      <w:r>
+        <w:t>memory</w:t>
+      </w:r>
+      <w:r>
+        <w:t>.</w:t>
+      </w:r>
+    </w:p>
+    <w:p>
+      <w:r>
+        <w:t>The first thing I did was review how the game was using the lower areas of memory</w:t>
+      </w:r>
+      <w:r>
+        <w:t xml:space="preserve"> to see if I could repurpose more memory </w:t>
+      </w:r>
+      <w:r>
+        <w:t>from</w:t>
+      </w:r>
+      <w:r>
+        <w:t xml:space="preserve"> MOS and DFS.</w:t>
+      </w:r>
+      <w:r>
+        <w:t xml:space="preserve"> I managed to reclaim </w:t>
+      </w:r>
+      <w:r>
+        <w:t>224 bytes, which was encouraging.</w:t>
+      </w:r>
+    </w:p>
+    <w:p>
+      <w:r>
+        <w:t xml:space="preserve">I then looked for ways to reduce memory </w:t>
+      </w:r>
+      <w:r>
+        <w:t xml:space="preserve">usage </w:t>
+      </w:r>
+      <w:r>
+        <w:t xml:space="preserve">within the </w:t>
+      </w:r>
+      <w:r>
+        <w:t>gameplay code</w:t>
+      </w:r>
+      <w:r>
+        <w:t xml:space="preserve">.  </w:t>
+      </w:r>
+      <w:r>
+        <w:t xml:space="preserve">I found and removed </w:t>
+      </w:r>
+      <w:r>
+        <w:t>several</w:t>
+      </w:r>
+      <w:r>
+        <w:t xml:space="preserve"> redundant routines</w:t>
+      </w:r>
+      <w:r>
+        <w:t xml:space="preserve"> </w:t>
+      </w:r>
+      <w:r>
+        <w:t xml:space="preserve">and </w:t>
+      </w:r>
+      <w:r>
+        <w:t xml:space="preserve">replaced </w:t>
+      </w:r>
+      <w:r>
+        <w:rPr>
+          <w:i/>
+          <w:iCs/>
+        </w:rPr>
+        <w:t>objectWidth</w:t>
+      </w:r>
+      <w:r>
+        <w:t xml:space="preserve"> and </w:t>
+      </w:r>
+      <w:r>
+        <w:rPr>
+          <w:i/>
+          <w:iCs/>
+        </w:rPr>
+        <w:t>objectHeight</w:t>
+      </w:r>
+      <w:r>
+        <w:t xml:space="preserve"> game object arrays with a function</w:t>
+      </w:r>
+      <w:r>
+        <w:t xml:space="preserve"> that used a small lookup table instead</w:t>
+      </w:r>
+      <w:r>
+        <w:t xml:space="preserve">, caching the </w:t>
+      </w:r>
+      <w:r>
+        <w:rPr>
+          <w:i/>
+          <w:iCs/>
+        </w:rPr>
+        <w:t>width</w:t>
+      </w:r>
+      <w:r>
+        <w:t xml:space="preserve"> and </w:t>
+      </w:r>
+      <w:r>
+        <w:rPr>
+          <w:i/>
+          <w:iCs/>
+        </w:rPr>
+        <w:t>height</w:t>
+      </w:r>
+      <w:r>
+        <w:t xml:space="preserve"> values</w:t>
+      </w:r>
+      <w:r>
+        <w:t xml:space="preserve"> instead</w:t>
+      </w:r>
+      <w:r>
+        <w:t xml:space="preserve">, and </w:t>
+      </w:r>
+      <w:r>
+        <w:rPr>
+          <w:i/>
+          <w:iCs/>
+        </w:rPr>
+        <w:t>widthMinusOne</w:t>
+      </w:r>
+      <w:r>
+        <w:t xml:space="preserve"> and </w:t>
+      </w:r>
+      <w:r>
+        <w:rPr>
+          <w:i/>
+          <w:iCs/>
+        </w:rPr>
+        <w:t>heightMinisOne</w:t>
+      </w:r>
+      <w:r>
+        <w:t>.</w:t>
+      </w:r>
+      <w:r>
+        <w:t xml:space="preserve">  </w:t>
+      </w:r>
+      <w:r>
+        <w:t>T</w:t>
+      </w:r>
+      <w:r>
+        <w:t xml:space="preserve">he later values </w:t>
+      </w:r>
+      <w:r>
+        <w:t>simplified</w:t>
+      </w:r>
+      <w:r>
+        <w:t xml:space="preserve"> many functions that were subtracting </w:t>
+      </w:r>
+      <w:r>
+        <w:t>one</w:t>
+      </w:r>
+      <w:r>
+        <w:t xml:space="preserve"> from width or height</w:t>
+      </w:r>
+      <w:r>
+        <w:t>.  This</w:t>
+      </w:r>
+      <w:r>
+        <w:t xml:space="preserve"> free</w:t>
+      </w:r>
+      <w:r>
+        <w:t xml:space="preserve">d </w:t>
+      </w:r>
+      <w:r>
+        <w:t>up even more memory.</w:t>
+      </w:r>
+    </w:p>
+    <w:p>
+      <w:r>
         <w:lastRenderedPageBreak/>
-        <w:t xml:space="preserve">I temporarily </w:t>
-      </w:r>
-      <w:r>
-        <w:t xml:space="preserve">hooked up a couple of </w:t>
-      </w:r>
-      <w:r>
-        <w:t xml:space="preserve">sound </w:t>
-      </w:r>
-      <w:r>
-        <w:t xml:space="preserve">effects to validate that the functionality worked </w:t>
-      </w:r>
-      <w:r>
-        <w:t>correctly</w:t>
-      </w:r>
-      <w:r>
-        <w:t xml:space="preserve">, which it did.  </w:t>
-      </w:r>
-    </w:p>
-    <w:p>
-      <w:r>
-        <w:t>I decided that I’d define and hook up all the sound effect</w:t>
-      </w:r>
-      <w:r>
-        <w:t>s</w:t>
-      </w:r>
-      <w:r>
-        <w:t xml:space="preserve"> later, </w:t>
-      </w:r>
-      <w:r>
-        <w:t>when the game was close</w:t>
+        <w:t xml:space="preserve">As part of the later </w:t>
+      </w:r>
+      <w:r>
+        <w:t>change,</w:t>
+      </w:r>
+      <w:r>
+        <w:t xml:space="preserve"> I </w:t>
+      </w:r>
+      <w:r>
+        <w:t xml:space="preserve">stored the object type in the objectAnimation game object array, </w:t>
+      </w:r>
+      <w:r>
+        <w:t xml:space="preserve">shifting up the other values, and </w:t>
+      </w:r>
+      <w:r>
+        <w:t>renam</w:t>
+      </w:r>
+      <w:r>
+        <w:t>ed</w:t>
+      </w:r>
+      <w:r>
+        <w:t xml:space="preserve"> this </w:t>
+      </w:r>
+      <w:r>
+        <w:t xml:space="preserve">array </w:t>
+      </w:r>
+      <w:r>
+        <w:t>to objectType</w:t>
+      </w:r>
+      <w:r>
+        <w:t>.</w:t>
+      </w:r>
+    </w:p>
+    <w:p>
+      <w:pPr>
+        <w:pStyle w:val="Heading2"/>
+      </w:pPr>
+      <w:r>
+        <w:t>Display t</w:t>
+      </w:r>
+      <w:r>
+        <w:t>earing</w:t>
+      </w:r>
+    </w:p>
+    <w:p>
+      <w:r>
+        <w:t xml:space="preserve">The draw code up until now </w:t>
+      </w:r>
+      <w:r>
+        <w:t xml:space="preserve">rendered </w:t>
+      </w:r>
+      <w:r>
+        <w:t xml:space="preserve">all </w:t>
+      </w:r>
+      <w:r>
+        <w:t xml:space="preserve">game </w:t>
+      </w:r>
+      <w:r>
+        <w:t xml:space="preserve">objects in the order </w:t>
+      </w:r>
+      <w:r>
+        <w:t xml:space="preserve">that they </w:t>
+      </w:r>
+      <w:r>
+        <w:t>occurred</w:t>
+      </w:r>
+      <w:r>
+        <w:t xml:space="preserve"> within the unified game object arrays</w:t>
+      </w:r>
+      <w:r>
+        <w:t xml:space="preserve">, irrespective of their position.  This could lead to </w:t>
+      </w:r>
+      <w:r>
+        <w:t xml:space="preserve">screen </w:t>
+      </w:r>
+      <w:r>
+        <w:t>tearing</w:t>
+      </w:r>
+      <w:r>
+        <w:t xml:space="preserve">, where a </w:t>
+      </w:r>
+      <w:r>
+        <w:t xml:space="preserve">drawn </w:t>
+      </w:r>
+      <w:r>
+        <w:t>object, or part of a</w:t>
+      </w:r>
+      <w:r>
+        <w:t xml:space="preserve"> drawn</w:t>
+      </w:r>
+      <w:r>
+        <w:t xml:space="preserve"> object, </w:t>
+      </w:r>
+      <w:r>
+        <w:t>is displayed on the next frame</w:t>
+      </w:r>
+      <w:r>
+        <w:t xml:space="preserve">, resulting in a visual </w:t>
+      </w:r>
+      <w:r>
+        <w:t>tearing</w:t>
+      </w:r>
+      <w:r>
+        <w:t xml:space="preserve"> effect.</w:t>
+      </w:r>
+    </w:p>
+    <w:p>
+      <w:r>
+        <w:t xml:space="preserve">The screen is displayed through a top to bottom scanline </w:t>
+      </w:r>
+      <w:r>
+        <w:t xml:space="preserve">read of the screen memory. </w:t>
+      </w:r>
+      <w:r>
+        <w:t xml:space="preserve"> </w:t>
+      </w:r>
+      <w:r>
+        <w:t xml:space="preserve">To </w:t>
+      </w:r>
+      <w:r>
+        <w:t xml:space="preserve">avoid </w:t>
+      </w:r>
+      <w:r>
+        <w:t>tearing</w:t>
+      </w:r>
+      <w:r>
+        <w:t xml:space="preserve"> effects</w:t>
+      </w:r>
+      <w:r>
+        <w:t xml:space="preserve">, </w:t>
+      </w:r>
+      <w:r>
+        <w:t xml:space="preserve">everything on the screen must be rendered either before the </w:t>
+      </w:r>
+      <w:r>
+        <w:t>scanline read</w:t>
+      </w:r>
+      <w:r>
+        <w:t>, or after it, consistently, every frame.</w:t>
+      </w:r>
+      <w:r>
+        <w:t xml:space="preserve">  This </w:t>
+      </w:r>
+      <w:r>
+        <w:t xml:space="preserve">is </w:t>
+      </w:r>
+      <w:r>
+        <w:t>often referred to as ‘</w:t>
+      </w:r>
+      <w:r>
+        <w:rPr>
+          <w:i/>
+          <w:iCs/>
+        </w:rPr>
+        <w:t>chasing the beam</w:t>
+      </w:r>
+      <w:r>
+        <w:t>’.</w:t>
+      </w:r>
+    </w:p>
+    <w:p>
+      <w:r>
+        <w:t xml:space="preserve">The simplest way to achieve this is for the game-loop to wait on the v-sync interrupt signal, which occurs shortly after </w:t>
+      </w:r>
+      <w:r>
+        <w:t xml:space="preserve">the beam reaches </w:t>
+      </w:r>
+      <w:r>
+        <w:t>character row 35 (which is not visible)</w:t>
+      </w:r>
+      <w:r>
+        <w:t xml:space="preserve"> and then render everything in a top-down order, to keep ahead of the chasing scanline read.</w:t>
+      </w:r>
+    </w:p>
+    <w:p>
+      <w:r>
+        <w:t xml:space="preserve">And the </w:t>
+      </w:r>
+      <w:r>
+        <w:t xml:space="preserve">simplest way </w:t>
+      </w:r>
+      <w:r>
+        <w:t xml:space="preserve">to </w:t>
+      </w:r>
+      <w:r>
+        <w:t>render everything in a top-down order is to</w:t>
+      </w:r>
+      <w:r>
+        <w:t xml:space="preserve"> maintain a separate</w:t>
+      </w:r>
+      <w:r>
+        <w:t xml:space="preserve"> </w:t>
+      </w:r>
+      <w:r>
+        <w:rPr>
+          <w:i/>
+          <w:iCs/>
+        </w:rPr>
+        <w:t>object-</w:t>
+      </w:r>
+      <w:r>
+        <w:rPr>
+          <w:i/>
+          <w:iCs/>
+        </w:rPr>
+        <w:t>draw</w:t>
+      </w:r>
+      <w:r>
+        <w:rPr>
+          <w:i/>
+          <w:iCs/>
+        </w:rPr>
+        <w:t>-o</w:t>
+      </w:r>
+      <w:r>
+        <w:rPr>
+          <w:i/>
+          <w:iCs/>
+        </w:rPr>
+        <w:t>rder</w:t>
+      </w:r>
+      <w:r>
+        <w:t xml:space="preserve"> array</w:t>
+      </w:r>
+      <w:r>
+        <w:t xml:space="preserve"> </w:t>
+      </w:r>
+      <w:r>
+        <w:t>which contains a</w:t>
+      </w:r>
+      <w:r>
+        <w:t xml:space="preserve"> top-to-bottom </w:t>
+      </w:r>
+      <w:r>
+        <w:t>ordered</w:t>
+      </w:r>
+      <w:r>
+        <w:t xml:space="preserve"> </w:t>
+      </w:r>
+      <w:r>
+        <w:t xml:space="preserve">list of </w:t>
+      </w:r>
+      <w:r>
+        <w:t>game object indices</w:t>
+      </w:r>
+      <w:r>
+        <w:t>.</w:t>
+      </w:r>
+      <w:r>
+        <w:t xml:space="preserve">  Game object</w:t>
+      </w:r>
+      <w:r>
+        <w:t xml:space="preserve">s are </w:t>
+      </w:r>
+      <w:r>
+        <w:t xml:space="preserve">then </w:t>
+      </w:r>
+      <w:r>
+        <w:t xml:space="preserve">rendered by iterating over this array.  The </w:t>
+      </w:r>
+      <w:r>
+        <w:t xml:space="preserve">array is </w:t>
+      </w:r>
+      <w:r>
+        <w:t xml:space="preserve">resorted </w:t>
+      </w:r>
+      <w:r>
+        <w:t xml:space="preserve">every </w:t>
+      </w:r>
+      <w:r>
+        <w:t>half second</w:t>
+      </w:r>
+      <w:r>
+        <w:t xml:space="preserve"> or so</w:t>
+      </w:r>
+      <w:r>
+        <w:t>.</w:t>
+      </w:r>
+    </w:p>
+    <w:p>
+      <w:r>
+        <w:t xml:space="preserve">I initially sorted the </w:t>
+      </w:r>
+      <w:r>
+        <w:t xml:space="preserve">array </w:t>
+      </w:r>
+      <w:r>
+        <w:t>using a Counting Sort</w:t>
+      </w:r>
+      <w:r>
+        <w:t xml:space="preserve">, </w:t>
+      </w:r>
+      <w:r>
+        <w:t>which is a very efficient algorithm that can be coded in relatively few instructions.</w:t>
+      </w:r>
+      <w:r>
+        <w:t xml:space="preserve">  I repurposed a section of ze</w:t>
       </w:r>
       <w:r>
         <w:t>r</w:t>
       </w:r>
       <w:r>
-        <w:t xml:space="preserve"> to being functionally complete</w:t>
-      </w:r>
-      <w:r>
-        <w:t xml:space="preserve">, </w:t>
-      </w:r>
-      <w:r>
-        <w:t xml:space="preserve">and </w:t>
-      </w:r>
-      <w:r>
-        <w:t>when I’d have a clear</w:t>
-      </w:r>
-      <w:r>
-        <w:t>er</w:t>
-      </w:r>
-      <w:r>
-        <w:t xml:space="preserve"> vision </w:t>
-      </w:r>
-      <w:r>
-        <w:t>of</w:t>
-      </w:r>
-      <w:r>
-        <w:t xml:space="preserve"> the game’s sound design</w:t>
+        <w:t xml:space="preserve">o-page (transient variables) </w:t>
+      </w:r>
+      <w:r>
+        <w:t xml:space="preserve">for the </w:t>
+      </w:r>
+      <w:r>
+        <w:t>‘</w:t>
+      </w:r>
+      <w:r>
+        <w:rPr>
+          <w:i/>
+          <w:iCs/>
+        </w:rPr>
+        <w:t>counts</w:t>
+      </w:r>
+      <w:r>
+        <w:rPr>
+          <w:i/>
+          <w:iCs/>
+        </w:rPr>
+        <w:t>’</w:t>
+      </w:r>
+      <w:r>
+        <w:t xml:space="preserve"> </w:t>
+      </w:r>
+      <w:r>
+        <w:t>buffer</w:t>
+      </w:r>
+      <w:r>
+        <w:t xml:space="preserve"> the algorithm needs</w:t>
+      </w:r>
+      <w:r>
+        <w:t>,</w:t>
+      </w:r>
+      <w:r>
+        <w:t xml:space="preserve"> so no additional memory was needed.</w:t>
+      </w:r>
+    </w:p>
+    <w:p>
+      <w:r>
+        <w:t>I consider</w:t>
+      </w:r>
+      <w:r>
+        <w:t>ed</w:t>
+      </w:r>
+      <w:r>
+        <w:t xml:space="preserve"> using a Bubble Sort but believed it would take more code and would be slower.  </w:t>
+      </w:r>
+      <w:r>
+        <w:t xml:space="preserve">Bubble Sort </w:t>
+      </w:r>
+      <w:r>
+        <w:t>is</w:t>
+      </w:r>
+      <w:r>
+        <w:t xml:space="preserve"> </w:t>
+      </w:r>
+      <w:r>
+        <w:t>arguably</w:t>
+      </w:r>
+      <w:r>
+        <w:t xml:space="preserve"> </w:t>
+      </w:r>
+      <w:r>
+        <w:t xml:space="preserve">the </w:t>
+      </w:r>
+      <w:r>
+        <w:t xml:space="preserve">worst sorting algorithm </w:t>
+      </w:r>
+      <w:r>
+        <w:t xml:space="preserve">there is, </w:t>
+      </w:r>
+      <w:r>
+        <w:t xml:space="preserve">so I initially </w:t>
+      </w:r>
+      <w:r>
+        <w:t xml:space="preserve">did not consider </w:t>
+      </w:r>
+      <w:r>
+        <w:t xml:space="preserve">using </w:t>
+      </w:r>
+      <w:r>
+        <w:t>it</w:t>
+      </w:r>
+      <w:r>
+        <w:t xml:space="preserve">.  Many </w:t>
+      </w:r>
+      <w:r>
+        <w:t xml:space="preserve">educators </w:t>
+      </w:r>
+      <w:r>
+        <w:t xml:space="preserve">believe </w:t>
+      </w:r>
+      <w:r>
+        <w:t>it</w:t>
+      </w:r>
+      <w:r>
+        <w:t>’</w:t>
+      </w:r>
+      <w:r>
+        <w:t>s so bad that it</w:t>
+      </w:r>
+      <w:r>
+        <w:t xml:space="preserve"> shouldn’t be taught</w:t>
       </w:r>
       <w:r>
         <w:t>.</w:t>
@@ -10037,23 +10921,7 @@
     </w:p>
     <w:p>
       <w:r>
-        <w:t>As an aside, my earlier explorations driving the sound chip directly turned out to be very useful when I later added code to play the Doctor Who theme when the title screen is shown.</w:t>
-      </w:r>
-    </w:p>
-    <w:p>
-      <w:pPr>
-        <w:pStyle w:val="Heading2"/>
-      </w:pPr>
-      <w:r>
-        <w:t xml:space="preserve">Code size </w:t>
-      </w:r>
-      <w:r>
-        <w:t>optimizations</w:t>
-      </w:r>
-    </w:p>
-    <w:p>
-      <w:r>
-        <w:t>At this point in development</w:t>
+        <w:t>That being said</w:t>
       </w:r>
       <w:r>
         <w:t>,</w:t>
@@ -10062,1319 +10930,871 @@
         <w:t xml:space="preserve"> </w:t>
       </w:r>
       <w:r>
-        <w:t>memory was beco</w:t>
-      </w:r>
-      <w:r>
-        <w:t>ming</w:t>
-      </w:r>
-      <w:r>
-        <w:t xml:space="preserve"> a</w:t>
-      </w:r>
-      <w:r>
-        <w:t xml:space="preserve"> real </w:t>
-      </w:r>
-      <w:r>
-        <w:t>issue</w:t>
-      </w:r>
-      <w:r>
-        <w:t>,</w:t>
-      </w:r>
-      <w:r>
-        <w:t xml:space="preserve"> and I still had quite a bit of functionality to </w:t>
-      </w:r>
-      <w:r>
-        <w:t>implement</w:t>
-      </w:r>
-      <w:r>
-        <w:t>,</w:t>
-      </w:r>
-      <w:r>
-        <w:t xml:space="preserve"> so I needed to find ways to</w:t>
-      </w:r>
-      <w:r>
-        <w:t xml:space="preserve"> </w:t>
-      </w:r>
-      <w:r>
-        <w:t xml:space="preserve">free up </w:t>
-      </w:r>
-      <w:r>
-        <w:t xml:space="preserve">more </w:t>
-      </w:r>
-      <w:r>
-        <w:t>memory</w:t>
-      </w:r>
-      <w:r>
-        <w:t>.</w:t>
-      </w:r>
-    </w:p>
-    <w:p>
-      <w:r>
-        <w:t>The first thing I did was review how the game was using the lower areas of memory</w:t>
-      </w:r>
-      <w:r>
-        <w:t xml:space="preserve"> to see if I could repurpose more memory </w:t>
-      </w:r>
-      <w:r>
-        <w:t>from</w:t>
-      </w:r>
-      <w:r>
-        <w:t xml:space="preserve"> MOS and DFS.</w:t>
-      </w:r>
-      <w:r>
-        <w:t xml:space="preserve"> I managed to reclaim </w:t>
-      </w:r>
-      <w:r>
-        <w:t>224 bytes, which was encouraging.</w:t>
-      </w:r>
-    </w:p>
-    <w:p>
-      <w:r>
-        <w:t xml:space="preserve">I then looked for ways to reduce memory </w:t>
-      </w:r>
-      <w:r>
-        <w:t xml:space="preserve">usage </w:t>
-      </w:r>
-      <w:r>
-        <w:t xml:space="preserve">within the </w:t>
-      </w:r>
-      <w:r>
-        <w:t>gameplay code</w:t>
-      </w:r>
-      <w:r>
-        <w:t xml:space="preserve">.  </w:t>
-      </w:r>
-      <w:r>
-        <w:t xml:space="preserve">I found and removed </w:t>
-      </w:r>
-      <w:r>
-        <w:t>several</w:t>
-      </w:r>
-      <w:r>
-        <w:t xml:space="preserve"> redundant routines</w:t>
-      </w:r>
-      <w:r>
-        <w:t xml:space="preserve"> </w:t>
-      </w:r>
-      <w:r>
-        <w:t xml:space="preserve">and </w:t>
-      </w:r>
-      <w:r>
-        <w:t xml:space="preserve">replaced </w:t>
-      </w:r>
-      <w:r>
-        <w:rPr>
-          <w:i/>
-          <w:iCs/>
-        </w:rPr>
-        <w:t>objectWidth</w:t>
-      </w:r>
-      <w:r>
-        <w:t xml:space="preserve"> and </w:t>
-      </w:r>
-      <w:r>
-        <w:rPr>
-          <w:i/>
-          <w:iCs/>
-        </w:rPr>
-        <w:t>objectHeight</w:t>
-      </w:r>
-      <w:r>
-        <w:t xml:space="preserve"> game object arrays with a function</w:t>
-      </w:r>
-      <w:r>
-        <w:t xml:space="preserve"> that used a small lookup table instead</w:t>
-      </w:r>
-      <w:r>
-        <w:t xml:space="preserve">, caching the </w:t>
-      </w:r>
-      <w:r>
-        <w:rPr>
-          <w:i/>
-          <w:iCs/>
-        </w:rPr>
-        <w:t>width</w:t>
-      </w:r>
-      <w:r>
-        <w:t xml:space="preserve"> and </w:t>
-      </w:r>
-      <w:r>
-        <w:rPr>
-          <w:i/>
-          <w:iCs/>
-        </w:rPr>
-        <w:t>height</w:t>
-      </w:r>
-      <w:r>
-        <w:t xml:space="preserve"> values</w:t>
-      </w:r>
-      <w:r>
-        <w:t xml:space="preserve"> instead</w:t>
-      </w:r>
-      <w:r>
-        <w:t xml:space="preserve">, and </w:t>
-      </w:r>
-      <w:r>
-        <w:rPr>
-          <w:i/>
-          <w:iCs/>
-        </w:rPr>
-        <w:t>widthMinusOne</w:t>
-      </w:r>
-      <w:r>
-        <w:t xml:space="preserve"> and </w:t>
-      </w:r>
-      <w:r>
-        <w:rPr>
-          <w:i/>
-          <w:iCs/>
-        </w:rPr>
-        <w:t>heightMinisOne</w:t>
-      </w:r>
-      <w:r>
-        <w:t>.</w:t>
-      </w:r>
-      <w:r>
-        <w:t xml:space="preserve">  </w:t>
-      </w:r>
-      <w:r>
-        <w:t>T</w:t>
-      </w:r>
-      <w:r>
-        <w:t xml:space="preserve">he later values </w:t>
-      </w:r>
-      <w:r>
-        <w:t>simplified</w:t>
-      </w:r>
-      <w:r>
-        <w:t xml:space="preserve"> many functions that were subtracting </w:t>
-      </w:r>
-      <w:r>
-        <w:t>one</w:t>
-      </w:r>
-      <w:r>
-        <w:t xml:space="preserve"> from width or height</w:t>
-      </w:r>
-      <w:r>
-        <w:t>.  This</w:t>
-      </w:r>
-      <w:r>
-        <w:t xml:space="preserve"> free</w:t>
-      </w:r>
-      <w:r>
-        <w:t xml:space="preserve">d </w:t>
-      </w:r>
-      <w:r>
-        <w:t>up even more memory.</w:t>
-      </w:r>
-    </w:p>
-    <w:p>
-      <w:r>
-        <w:t xml:space="preserve">As part of the later </w:t>
-      </w:r>
-      <w:r>
-        <w:t>change,</w:t>
-      </w:r>
-      <w:r>
-        <w:t xml:space="preserve"> I </w:t>
-      </w:r>
-      <w:r>
-        <w:t xml:space="preserve">stored the object type in the objectAnimation game object array, </w:t>
-      </w:r>
-      <w:r>
-        <w:t xml:space="preserve">shifting up the other values, and </w:t>
-      </w:r>
-      <w:r>
-        <w:t>renam</w:t>
-      </w:r>
-      <w:r>
-        <w:t>ed</w:t>
-      </w:r>
-      <w:r>
-        <w:t xml:space="preserve"> this </w:t>
-      </w:r>
-      <w:r>
-        <w:t xml:space="preserve">array </w:t>
-      </w:r>
-      <w:r>
-        <w:t>to objectType</w:t>
-      </w:r>
-      <w:r>
-        <w:t>.</w:t>
-      </w:r>
-    </w:p>
-    <w:p>
-      <w:pPr>
-        <w:pStyle w:val="Heading2"/>
-      </w:pPr>
-      <w:r>
-        <w:t>Display t</w:t>
-      </w:r>
-      <w:r>
-        <w:t>earing</w:t>
-      </w:r>
-    </w:p>
-    <w:p>
-      <w:r>
-        <w:t xml:space="preserve">The draw code up until now </w:t>
-      </w:r>
-      <w:r>
-        <w:t xml:space="preserve">rendered </w:t>
-      </w:r>
-      <w:r>
-        <w:t xml:space="preserve">all </w:t>
-      </w:r>
-      <w:r>
-        <w:t xml:space="preserve">game </w:t>
-      </w:r>
-      <w:r>
-        <w:t xml:space="preserve">objects in the order </w:t>
-      </w:r>
-      <w:r>
-        <w:t xml:space="preserve">that they </w:t>
-      </w:r>
-      <w:r>
-        <w:t>occurred</w:t>
-      </w:r>
-      <w:r>
-        <w:t xml:space="preserve"> within the unified game object arrays</w:t>
-      </w:r>
-      <w:r>
-        <w:t xml:space="preserve">, irrespective of their position.  This could lead to </w:t>
-      </w:r>
-      <w:r>
-        <w:t xml:space="preserve">screen </w:t>
-      </w:r>
-      <w:r>
-        <w:t>tearing</w:t>
-      </w:r>
-      <w:r>
-        <w:t xml:space="preserve">, where a </w:t>
-      </w:r>
-      <w:r>
-        <w:t xml:space="preserve">drawn </w:t>
-      </w:r>
-      <w:r>
-        <w:t>object, or part of a</w:t>
-      </w:r>
-      <w:r>
-        <w:t xml:space="preserve"> drawn</w:t>
-      </w:r>
-      <w:r>
-        <w:t xml:space="preserve"> object, </w:t>
-      </w:r>
-      <w:r>
-        <w:t>is displayed on the next frame</w:t>
-      </w:r>
-      <w:r>
-        <w:t>, resulting in a visual ‘</w:t>
-      </w:r>
-      <w:r>
-        <w:rPr>
-          <w:i/>
-          <w:iCs/>
-        </w:rPr>
-        <w:t>tearing’</w:t>
-      </w:r>
-      <w:r>
-        <w:t xml:space="preserve"> effect.</w:t>
-      </w:r>
-    </w:p>
-    <w:p>
-      <w:r>
-        <w:t xml:space="preserve">The screen is displayed through a top to bottom scanline </w:t>
-      </w:r>
-      <w:r>
-        <w:t xml:space="preserve">read of the screen memory. </w:t>
-      </w:r>
-      <w:r>
-        <w:t xml:space="preserve">To </w:t>
-      </w:r>
-      <w:r>
-        <w:t xml:space="preserve">avoid </w:t>
-      </w:r>
-      <w:r>
-        <w:t xml:space="preserve">tearing, game objects </w:t>
-      </w:r>
-      <w:r>
-        <w:t xml:space="preserve">need to be </w:t>
-      </w:r>
-      <w:r>
-        <w:t xml:space="preserve">drawn </w:t>
-      </w:r>
-      <w:r>
-        <w:t xml:space="preserve">before the </w:t>
-      </w:r>
-      <w:r>
-        <w:t>scanline read</w:t>
-      </w:r>
-      <w:r>
-        <w:t xml:space="preserve"> reaches them</w:t>
-      </w:r>
-      <w:r>
-        <w:t xml:space="preserve">.  </w:t>
-      </w:r>
-      <w:r>
-        <w:t>So,</w:t>
-      </w:r>
-      <w:r>
-        <w:t xml:space="preserve"> game objects need to be rendered in </w:t>
-      </w:r>
-      <w:r>
-        <w:t xml:space="preserve">a </w:t>
-      </w:r>
-      <w:r>
-        <w:t xml:space="preserve">top to bottom order. </w:t>
-      </w:r>
-    </w:p>
-    <w:p>
-      <w:r>
-        <w:lastRenderedPageBreak/>
-        <w:t xml:space="preserve">The simplest way </w:t>
-      </w:r>
-      <w:r>
-        <w:t xml:space="preserve">to </w:t>
-      </w:r>
-      <w:r>
-        <w:t>do this is maintain a separate</w:t>
-      </w:r>
-      <w:r>
-        <w:t xml:space="preserve"> </w:t>
-      </w:r>
-      <w:r>
-        <w:rPr>
-          <w:i/>
-          <w:iCs/>
-        </w:rPr>
-        <w:t>object-</w:t>
-      </w:r>
-      <w:r>
-        <w:rPr>
-          <w:i/>
-          <w:iCs/>
-        </w:rPr>
-        <w:t>draw</w:t>
-      </w:r>
-      <w:r>
-        <w:rPr>
-          <w:i/>
-          <w:iCs/>
-        </w:rPr>
-        <w:t>-o</w:t>
-      </w:r>
-      <w:r>
-        <w:rPr>
-          <w:i/>
-          <w:iCs/>
-        </w:rPr>
-        <w:t>rder</w:t>
-      </w:r>
-      <w:r>
-        <w:t xml:space="preserve"> array</w:t>
-      </w:r>
-      <w:r>
-        <w:t xml:space="preserve"> </w:t>
-      </w:r>
-      <w:r>
-        <w:t>which contains a</w:t>
-      </w:r>
-      <w:r>
-        <w:t xml:space="preserve"> top-to-bottom </w:t>
-      </w:r>
-      <w:r>
-        <w:t>ordered</w:t>
-      </w:r>
-      <w:r>
-        <w:t xml:space="preserve"> </w:t>
-      </w:r>
-      <w:r>
-        <w:t xml:space="preserve">list of </w:t>
-      </w:r>
-      <w:r>
-        <w:t>game object indices</w:t>
-      </w:r>
-      <w:r>
-        <w:t>.</w:t>
-      </w:r>
-      <w:r>
-        <w:t xml:space="preserve">  Game object</w:t>
-      </w:r>
-      <w:r>
-        <w:t xml:space="preserve">s are </w:t>
-      </w:r>
-      <w:r>
-        <w:t xml:space="preserve">then </w:t>
-      </w:r>
-      <w:r>
-        <w:t xml:space="preserve">rendered by iterating over this array.  The </w:t>
-      </w:r>
-      <w:r>
-        <w:t xml:space="preserve">array is </w:t>
-      </w:r>
-      <w:r>
-        <w:t xml:space="preserve">resorted </w:t>
-      </w:r>
-      <w:r>
-        <w:t xml:space="preserve">every </w:t>
-      </w:r>
-      <w:r>
-        <w:t>half second</w:t>
-      </w:r>
-      <w:r>
-        <w:t xml:space="preserve"> or so</w:t>
-      </w:r>
-      <w:r>
-        <w:t>.</w:t>
-      </w:r>
-    </w:p>
-    <w:p>
-      <w:r>
-        <w:t xml:space="preserve">I initially sorted the </w:t>
-      </w:r>
-      <w:r>
-        <w:t xml:space="preserve">array </w:t>
-      </w:r>
-      <w:r>
-        <w:t>using a Counting Sort</w:t>
-      </w:r>
-      <w:r>
-        <w:t xml:space="preserve">, </w:t>
-      </w:r>
-      <w:r>
-        <w:t>which is a very efficient algorithm that can be coded in relatively few instructions.</w:t>
-      </w:r>
-      <w:r>
-        <w:t xml:space="preserve">  I repurposed a section of ze</w:t>
-      </w:r>
-      <w:r>
-        <w:t>r</w:t>
-      </w:r>
-      <w:r>
-        <w:t xml:space="preserve">o-page (transient variables) </w:t>
-      </w:r>
-      <w:r>
-        <w:t xml:space="preserve">for the </w:t>
-      </w:r>
-      <w:r>
-        <w:rPr>
-          <w:i/>
-          <w:iCs/>
-        </w:rPr>
-        <w:t>counts</w:t>
-      </w:r>
-      <w:r>
-        <w:t xml:space="preserve"> </w:t>
-      </w:r>
-      <w:r>
-        <w:t>buffer,</w:t>
-      </w:r>
-      <w:r>
-        <w:t xml:space="preserve"> so no additional memory was needed.</w:t>
-      </w:r>
-    </w:p>
-    <w:p>
-      <w:r>
-        <w:t>I consider</w:t>
-      </w:r>
-      <w:r>
-        <w:t>ed</w:t>
-      </w:r>
-      <w:r>
-        <w:t xml:space="preserve"> using a Bubble Sort but believed it would take more code and would be slower.  </w:t>
-      </w:r>
-      <w:r>
-        <w:t xml:space="preserve">Bubble Sort </w:t>
-      </w:r>
-      <w:r>
-        <w:t>is</w:t>
-      </w:r>
-      <w:r>
-        <w:t xml:space="preserve"> </w:t>
-      </w:r>
-      <w:r>
-        <w:t>arguably</w:t>
-      </w:r>
-      <w:r>
-        <w:t xml:space="preserve"> </w:t>
-      </w:r>
-      <w:r>
-        <w:t xml:space="preserve">the </w:t>
-      </w:r>
-      <w:r>
-        <w:t xml:space="preserve">worst sorting algorithm there </w:t>
-      </w:r>
-      <w:r>
-        <w:t>is</w:t>
-      </w:r>
-      <w:r>
-        <w:t xml:space="preserve">.  Many folks think it shouldn’t </w:t>
-      </w:r>
-      <w:r>
-        <w:t xml:space="preserve">even </w:t>
-      </w:r>
-      <w:r>
-        <w:t>be taught</w:t>
-      </w:r>
-      <w:r>
-        <w:t xml:space="preserve"> in school.</w:t>
-      </w:r>
-    </w:p>
-    <w:p>
-      <w:r>
-        <w:t>H</w:t>
-      </w:r>
-      <w:r>
-        <w:t>owever,</w:t>
-      </w:r>
-      <w:r>
-        <w:t xml:space="preserve"> </w:t>
-      </w:r>
-      <w:r>
-        <w:t>i</w:t>
-      </w:r>
-      <w:r>
-        <w:t>ts performance is</w:t>
-      </w:r>
-      <w:r>
-        <w:t xml:space="preserve"> </w:t>
-      </w:r>
-      <w:r>
-        <w:t>reasonable</w:t>
-      </w:r>
-      <w:r>
-        <w:t xml:space="preserve"> </w:t>
-      </w:r>
-      <w:r>
-        <w:t xml:space="preserve">over </w:t>
-      </w:r>
-      <w:r>
-        <w:t xml:space="preserve">small data sets </w:t>
-      </w:r>
-      <w:r>
-        <w:t xml:space="preserve">and good when the data is </w:t>
-      </w:r>
-      <w:r>
-        <w:t>already sorted, or close to being sorted</w:t>
-      </w:r>
-      <w:r>
-        <w:t>, which is the case here</w:t>
-      </w:r>
-      <w:r>
-        <w:t xml:space="preserve">.  So, </w:t>
-      </w:r>
-      <w:r>
-        <w:t xml:space="preserve">I implemented it and to my surprise </w:t>
-      </w:r>
-      <w:r>
-        <w:t xml:space="preserve">it </w:t>
-      </w:r>
-      <w:r>
-        <w:t>took less code tha</w:t>
-      </w:r>
-      <w:r>
-        <w:t>n</w:t>
-      </w:r>
-      <w:r>
-        <w:t xml:space="preserve"> the Counting Sort</w:t>
-      </w:r>
-      <w:r>
-        <w:t xml:space="preserve"> implementation</w:t>
-      </w:r>
-      <w:r>
-        <w:t xml:space="preserve">.  </w:t>
-      </w:r>
-      <w:r>
-        <w:t>And t</w:t>
-      </w:r>
-      <w:r>
-        <w:t xml:space="preserve">ests showed that </w:t>
-      </w:r>
-      <w:r>
-        <w:t>only a few passes (</w:t>
-      </w:r>
-      <w:r>
-        <w:t>2</w:t>
-      </w:r>
-      <w:r>
-        <w:t xml:space="preserve"> to 5) </w:t>
-      </w:r>
-      <w:r>
-        <w:t xml:space="preserve">were needed </w:t>
-      </w:r>
-      <w:r>
-        <w:t>to resort the array</w:t>
-      </w:r>
-      <w:r>
-        <w:t xml:space="preserve"> when game characters were moving vertically</w:t>
-      </w:r>
-      <w:r>
-        <w:t xml:space="preserve">.  </w:t>
-      </w:r>
-      <w:r>
-        <w:t>Given the finding</w:t>
-      </w:r>
-      <w:r>
-        <w:t>s</w:t>
-      </w:r>
-      <w:r>
-        <w:t xml:space="preserve">, I </w:t>
-      </w:r>
-      <w:r>
-        <w:t xml:space="preserve">decided to use it instead of the Counting Sort implementation as </w:t>
-      </w:r>
-      <w:r>
-        <w:t xml:space="preserve">it freed </w:t>
-      </w:r>
-      <w:r>
-        <w:t xml:space="preserve">up </w:t>
-      </w:r>
-      <w:r>
-        <w:t xml:space="preserve">some </w:t>
-      </w:r>
-      <w:r>
-        <w:t>memory.</w:t>
-      </w:r>
-    </w:p>
-    <w:p>
-      <w:pPr>
-        <w:pStyle w:val="Heading2"/>
-      </w:pPr>
-      <w:r>
-        <w:t>L</w:t>
-      </w:r>
-      <w:r>
-        <w:t>evel</w:t>
-      </w:r>
-      <w:r>
-        <w:t xml:space="preserve"> loading/reloading</w:t>
-      </w:r>
-    </w:p>
-    <w:p>
-      <w:r>
-        <w:t xml:space="preserve">Before I could implement </w:t>
-      </w:r>
-      <w:r>
-        <w:t xml:space="preserve">level loading </w:t>
-      </w:r>
-      <w:r>
-        <w:t>functionality, I first needed to be able to create level files within the SSD</w:t>
-      </w:r>
-      <w:r>
-        <w:t xml:space="preserve"> (disk image)</w:t>
-      </w:r>
-      <w:r>
-        <w:t>.</w:t>
-      </w:r>
-    </w:p>
-    <w:p>
-      <w:r>
-        <w:t xml:space="preserve">I did this by </w:t>
-      </w:r>
-      <w:r>
-        <w:t xml:space="preserve">replacing the </w:t>
-      </w:r>
-      <w:r>
-        <w:t xml:space="preserve">current </w:t>
-      </w:r>
-      <w:r>
-        <w:t>level</w:t>
-      </w:r>
-      <w:r>
-        <w:t>’s</w:t>
-      </w:r>
-      <w:r>
-        <w:t xml:space="preserve"> </w:t>
-      </w:r>
-      <w:r>
-        <w:t xml:space="preserve">level </w:t>
-      </w:r>
-      <w:r>
-        <w:t xml:space="preserve">data and sprite atlas data with </w:t>
-      </w:r>
-      <w:r>
-        <w:t xml:space="preserve">the new level’s </w:t>
-      </w:r>
-      <w:r>
-        <w:t xml:space="preserve">level </w:t>
-      </w:r>
-      <w:r>
-        <w:t>data and sprite atlas</w:t>
-      </w:r>
-      <w:r>
-        <w:t xml:space="preserve"> data</w:t>
-      </w:r>
-      <w:r>
-        <w:t xml:space="preserve">, </w:t>
-      </w:r>
-      <w:r>
-        <w:t>sav</w:t>
-      </w:r>
-      <w:r>
-        <w:t>ing</w:t>
-      </w:r>
-      <w:r>
-        <w:t xml:space="preserve"> this block of </w:t>
-      </w:r>
-      <w:r>
-        <w:t>assembled code</w:t>
-      </w:r>
-      <w:r>
-        <w:t xml:space="preserve"> to </w:t>
-      </w:r>
-      <w:r>
-        <w:t xml:space="preserve">the </w:t>
-      </w:r>
-      <w:r>
-        <w:t xml:space="preserve">SSD </w:t>
-      </w:r>
-      <w:r>
-        <w:t xml:space="preserve">using the </w:t>
-      </w:r>
-      <w:r>
-        <w:t>file name</w:t>
-      </w:r>
-      <w:r>
-        <w:t>d</w:t>
-      </w:r>
-      <w:r>
-        <w:t xml:space="preserve"> </w:t>
-      </w:r>
-      <w:r>
-        <w:t>‘</w:t>
+        <w:t>B</w:t>
+      </w:r>
+      <w:r>
+        <w:t xml:space="preserve">ubble </w:t>
+      </w:r>
+      <w:r>
+        <w:t>S</w:t>
+      </w:r>
+      <w:r>
+        <w:t>ort is</w:t>
+      </w:r>
+      <w:r>
+        <w:t xml:space="preserve"> an </w:t>
       </w:r>
       <w:r>
         <w:rPr>
           <w:b/>
           <w:bCs/>
-        </w:rPr>
-        <w:t>level1</w:t>
-      </w:r>
-      <w:r>
-        <w:t>’.</w:t>
-      </w:r>
-      <w:r>
-        <w:t xml:space="preserve">  I was also careful to include</w:t>
-      </w:r>
-      <w:r>
-        <w:t xml:space="preserve"> the assembled code for </w:t>
-      </w:r>
-      <w:r>
-        <w:t>level.</w:t>
-      </w:r>
-      <w:r>
-        <w:t>6502</w:t>
-      </w:r>
-      <w:r>
-        <w:t xml:space="preserve"> within the file</w:t>
-      </w:r>
-      <w:r>
-        <w:t xml:space="preserve">, which contains </w:t>
-      </w:r>
-      <w:r>
-        <w:t xml:space="preserve">the necessary </w:t>
-      </w:r>
-      <w:r>
-        <w:t xml:space="preserve">level </w:t>
-      </w:r>
-      <w:r>
-        <w:t>initialization code</w:t>
-      </w:r>
-      <w:r>
-        <w:t>.</w:t>
-      </w:r>
-    </w:p>
-    <w:p>
-      <w:r>
-        <w:t xml:space="preserve">I then wrote a </w:t>
-      </w:r>
-      <w:r>
-        <w:rPr>
-          <w:i/>
-          <w:iCs/>
-        </w:rPr>
-        <w:t>loadLevel</w:t>
-      </w:r>
-      <w:r>
-        <w:t xml:space="preserve"> </w:t>
-      </w:r>
-      <w:r>
-        <w:t>function to load</w:t>
-      </w:r>
-      <w:r>
-        <w:t xml:space="preserve"> a </w:t>
-      </w:r>
-      <w:r>
-        <w:t>level file into memory</w:t>
-      </w:r>
-      <w:r>
-        <w:t xml:space="preserve"> at the </w:t>
-      </w:r>
-      <w:r>
-        <w:t xml:space="preserve">appropriate </w:t>
-      </w:r>
-      <w:r>
-        <w:t xml:space="preserve">location and </w:t>
-      </w:r>
-      <w:r>
-        <w:t xml:space="preserve">then </w:t>
-      </w:r>
-      <w:r>
-        <w:t xml:space="preserve">invoke </w:t>
-      </w:r>
-      <w:r>
-        <w:t xml:space="preserve">the loaded </w:t>
-      </w:r>
-      <w:r>
-        <w:rPr>
-          <w:i/>
-          <w:iCs/>
-        </w:rPr>
-        <w:t>initializeLevel</w:t>
-      </w:r>
-      <w:r>
-        <w:t xml:space="preserve"> </w:t>
-      </w:r>
-      <w:r>
-        <w:t>routine</w:t>
-      </w:r>
-      <w:r>
-        <w:t xml:space="preserve"> to set things up.</w:t>
-      </w:r>
-      <w:r>
-        <w:t xml:space="preserve">  A </w:t>
-      </w:r>
-      <w:r>
-        <w:rPr>
-          <w:i/>
-          <w:iCs/>
-        </w:rPr>
-        <w:t>showLevel</w:t>
-      </w:r>
-      <w:r>
-        <w:t xml:space="preserve"> routine </w:t>
-      </w:r>
-      <w:r>
-        <w:t xml:space="preserve">was </w:t>
-      </w:r>
-      <w:r>
-        <w:t xml:space="preserve">finally </w:t>
-      </w:r>
-      <w:r>
-        <w:t xml:space="preserve">invoked to </w:t>
-      </w:r>
-      <w:r>
-        <w:t xml:space="preserve">show </w:t>
-      </w:r>
-      <w:r>
-        <w:t>the level.</w:t>
-      </w:r>
-    </w:p>
-    <w:p>
-      <w:r>
-        <w:t>The level file is loaded by first invoking the ‘</w:t>
+          <w:i/>
+          <w:iCs/>
+        </w:rPr>
+        <w:t>adaptive</w:t>
       </w:r>
       <w:r>
         <w:rPr>
           <w:b/>
           <w:bCs/>
-        </w:rPr>
-        <w:t>DISK</w:t>
-      </w:r>
-      <w:r>
-        <w:t>’ command, which switches to DFS. The ‘</w:t>
+          <w:i/>
+          <w:iCs/>
+        </w:rPr>
+        <w:t xml:space="preserve"> </w:t>
+      </w:r>
+      <w:r>
+        <w:t>algorithm</w:t>
+      </w:r>
+      <w:r>
+        <w:t xml:space="preserve">, meaning </w:t>
+      </w:r>
+      <w:r>
+        <w:t xml:space="preserve">that </w:t>
+      </w:r>
+      <w:r>
+        <w:t xml:space="preserve">its </w:t>
+      </w:r>
+      <w:r>
+        <w:t>performance is</w:t>
+      </w:r>
+      <w:r>
+        <w:t xml:space="preserve"> </w:t>
+      </w:r>
+      <w:r>
+        <w:t xml:space="preserve">quite </w:t>
+      </w:r>
+      <w:r>
+        <w:t xml:space="preserve">good when the data is </w:t>
+      </w:r>
+      <w:r>
+        <w:t>already sorted, or close to being sorted</w:t>
+      </w:r>
+      <w:r>
+        <w:t>, which is the case here</w:t>
+      </w:r>
+      <w:r>
+        <w:t xml:space="preserve">.  So, </w:t>
+      </w:r>
+      <w:r>
+        <w:t xml:space="preserve">I implemented it and to my surprise </w:t>
+      </w:r>
+      <w:r>
+        <w:t xml:space="preserve">it </w:t>
+      </w:r>
+      <w:r>
+        <w:t>took less code tha</w:t>
+      </w:r>
+      <w:r>
+        <w:t>n</w:t>
+      </w:r>
+      <w:r>
+        <w:t xml:space="preserve"> the Counting Sort</w:t>
+      </w:r>
+      <w:r>
+        <w:t xml:space="preserve"> implementation</w:t>
+      </w:r>
+      <w:r>
+        <w:t xml:space="preserve">.  </w:t>
+      </w:r>
+      <w:r>
+        <w:t>And t</w:t>
+      </w:r>
+      <w:r>
+        <w:t xml:space="preserve">ests showed that </w:t>
+      </w:r>
+      <w:r>
+        <w:t>only a few passes (</w:t>
+      </w:r>
+      <w:r>
+        <w:t>2</w:t>
+      </w:r>
+      <w:r>
+        <w:t xml:space="preserve"> to 5) </w:t>
+      </w:r>
+      <w:r>
+        <w:t xml:space="preserve">were needed </w:t>
+      </w:r>
+      <w:r>
+        <w:t>to resort the array</w:t>
+      </w:r>
+      <w:r>
+        <w:t xml:space="preserve"> when game characters were moving vertically</w:t>
+      </w:r>
+      <w:r>
+        <w:t xml:space="preserve">.  </w:t>
+      </w:r>
+      <w:r>
+        <w:t>Given the finding</w:t>
+      </w:r>
+      <w:r>
+        <w:t>s</w:t>
+      </w:r>
+      <w:r>
+        <w:t xml:space="preserve">, I </w:t>
+      </w:r>
+      <w:r>
+        <w:t xml:space="preserve">decided to use it instead of the Counting Sort implementation as </w:t>
+      </w:r>
+      <w:r>
+        <w:t xml:space="preserve">it freed </w:t>
+      </w:r>
+      <w:r>
+        <w:t xml:space="preserve">up </w:t>
+      </w:r>
+      <w:r>
+        <w:t xml:space="preserve">some </w:t>
+      </w:r>
+      <w:r>
+        <w:t>memory.</w:t>
+      </w:r>
+    </w:p>
+    <w:p>
+      <w:r>
+        <w:t xml:space="preserve">After implementing sample-based sounds (see later), the v-sync signal </w:t>
+      </w:r>
+      <w:r>
+        <w:t xml:space="preserve">was </w:t>
+      </w:r>
+      <w:r>
+        <w:t>advanced</w:t>
+      </w:r>
+      <w:r>
+        <w:t xml:space="preserve"> when the </w:t>
+      </w:r>
+      <w:r>
+        <w:t xml:space="preserve">screen memory </w:t>
+      </w:r>
+      <w:r>
+        <w:t xml:space="preserve">read </w:t>
+      </w:r>
+      <w:r>
+        <w:t>finishe</w:t>
+      </w:r>
+      <w:r>
+        <w:t>s</w:t>
+      </w:r>
+      <w:r>
+        <w:t xml:space="preserve">, </w:t>
+      </w:r>
+      <w:r>
+        <w:t>which is 18 scanlines (</w:t>
+      </w:r>
+      <w:r>
+        <w:t>1152</w:t>
+      </w:r>
+      <w:r>
+        <w:t xml:space="preserve"> micro</w:t>
+      </w:r>
+      <w:r>
+        <w:t>-</w:t>
+      </w:r>
+      <w:r>
+        <w:t>second</w:t>
+      </w:r>
+      <w:r>
+        <w:t>s</w:t>
+      </w:r>
+      <w:r>
+        <w:t>)</w:t>
+      </w:r>
+      <w:r>
+        <w:t xml:space="preserve"> earlier </w:t>
+      </w:r>
+      <w:r>
+        <w:lastRenderedPageBreak/>
+        <w:t>than when the v-sync interrupt is signaled</w:t>
+      </w:r>
+      <w:r>
+        <w:t>.  Th</w:t>
+      </w:r>
+      <w:r>
+        <w:t>is</w:t>
+      </w:r>
+      <w:r>
+        <w:t xml:space="preserve"> </w:t>
+      </w:r>
+      <w:r>
+        <w:t>g</w:t>
+      </w:r>
+      <w:r>
+        <w:t>ave</w:t>
+      </w:r>
+      <w:r>
+        <w:t xml:space="preserve"> the </w:t>
+      </w:r>
+      <w:r>
+        <w:t>game-loop</w:t>
+      </w:r>
+      <w:r>
+        <w:t xml:space="preserve"> a slight </w:t>
+      </w:r>
+      <w:r>
+        <w:t>head start</w:t>
+      </w:r>
+      <w:r>
+        <w:t xml:space="preserve"> which helped minimize tearing effects </w:t>
+      </w:r>
+      <w:r>
+        <w:t xml:space="preserve">which occurred </w:t>
+      </w:r>
+      <w:r>
+        <w:t>when sample sounds are played.</w:t>
+      </w:r>
+    </w:p>
+    <w:p>
+      <w:r>
+        <w:t xml:space="preserve">Of course, one could signal v-sync even earlier, but then </w:t>
+      </w:r>
+      <w:r>
+        <w:t xml:space="preserve">there is the risk of </w:t>
+      </w:r>
+      <w:r>
+        <w:t>tearing effects occur</w:t>
+      </w:r>
+      <w:r>
+        <w:t xml:space="preserve">ring </w:t>
+      </w:r>
+      <w:r>
+        <w:t>during</w:t>
+      </w:r>
+      <w:r>
+        <w:t xml:space="preserve"> scrollin</w:t>
+      </w:r>
+      <w:r>
+        <w:t>g.</w:t>
+      </w:r>
+    </w:p>
+    <w:p>
+      <w:pPr>
+        <w:pStyle w:val="Heading2"/>
+      </w:pPr>
+      <w:r>
+        <w:t>L</w:t>
+      </w:r>
+      <w:r>
+        <w:t>evel</w:t>
+      </w:r>
+      <w:r>
+        <w:t xml:space="preserve"> loading/reloading</w:t>
+      </w:r>
+    </w:p>
+    <w:p>
+      <w:r>
+        <w:t xml:space="preserve">Before I could implement </w:t>
+      </w:r>
+      <w:r>
+        <w:t xml:space="preserve">level loading </w:t>
+      </w:r>
+      <w:r>
+        <w:t>functionality, I first needed to be able to create level files within the SSD</w:t>
+      </w:r>
+      <w:r>
+        <w:t xml:space="preserve"> (disk image)</w:t>
+      </w:r>
+      <w:r>
+        <w:t>.</w:t>
+      </w:r>
+    </w:p>
+    <w:p>
+      <w:r>
+        <w:t xml:space="preserve">I did this by </w:t>
+      </w:r>
+      <w:r>
+        <w:t xml:space="preserve">replacing the </w:t>
+      </w:r>
+      <w:r>
+        <w:t xml:space="preserve">current </w:t>
+      </w:r>
+      <w:r>
+        <w:t>level</w:t>
+      </w:r>
+      <w:r>
+        <w:t>’s</w:t>
+      </w:r>
+      <w:r>
+        <w:t xml:space="preserve"> </w:t>
+      </w:r>
+      <w:r>
+        <w:t xml:space="preserve">level </w:t>
+      </w:r>
+      <w:r>
+        <w:t xml:space="preserve">data and sprite atlas data with </w:t>
+      </w:r>
+      <w:r>
+        <w:t xml:space="preserve">the new level’s </w:t>
+      </w:r>
+      <w:r>
+        <w:t xml:space="preserve">level </w:t>
+      </w:r>
+      <w:r>
+        <w:t>data and sprite atlas</w:t>
+      </w:r>
+      <w:r>
+        <w:t xml:space="preserve"> data</w:t>
+      </w:r>
+      <w:r>
+        <w:t xml:space="preserve">, </w:t>
+      </w:r>
+      <w:r>
+        <w:t>sav</w:t>
+      </w:r>
+      <w:r>
+        <w:t>ing</w:t>
+      </w:r>
+      <w:r>
+        <w:t xml:space="preserve"> this block of </w:t>
+      </w:r>
+      <w:r>
+        <w:t>assembled code</w:t>
+      </w:r>
+      <w:r>
+        <w:t xml:space="preserve"> to </w:t>
+      </w:r>
+      <w:r>
+        <w:t xml:space="preserve">the </w:t>
+      </w:r>
+      <w:r>
+        <w:t xml:space="preserve">SSD </w:t>
+      </w:r>
+      <w:r>
+        <w:t xml:space="preserve">using the </w:t>
+      </w:r>
+      <w:r>
+        <w:t>file name</w:t>
+      </w:r>
+      <w:r>
+        <w:t>d</w:t>
+      </w:r>
+      <w:r>
+        <w:t xml:space="preserve"> </w:t>
+      </w:r>
+      <w:r>
+        <w:t>‘</w:t>
       </w:r>
       <w:r>
         <w:rPr>
           <w:b/>
           <w:bCs/>
         </w:rPr>
-        <w:t>LOAD &lt;filename&gt;</w:t>
-      </w:r>
-      <w:r>
-        <w:t>’ command is then executed to load the level file.</w:t>
-      </w:r>
-    </w:p>
-    <w:p>
-      <w:r>
-        <w:t xml:space="preserve">It should be noted that </w:t>
-      </w:r>
-      <w:r>
-        <w:t xml:space="preserve">the </w:t>
+        <w:t>level1</w:t>
+      </w:r>
+      <w:r>
+        <w:t>’.</w:t>
+      </w:r>
+      <w:r>
+        <w:t xml:space="preserve">  I was also careful to include</w:t>
+      </w:r>
+      <w:r>
+        <w:t xml:space="preserve"> the assembled code for </w:t>
+      </w:r>
+      <w:r>
+        <w:t>level.</w:t>
+      </w:r>
+      <w:r>
+        <w:t>6502</w:t>
+      </w:r>
+      <w:r>
+        <w:t xml:space="preserve"> within the file</w:t>
+      </w:r>
+      <w:r>
+        <w:t xml:space="preserve">, which contains </w:t>
+      </w:r>
+      <w:r>
+        <w:t xml:space="preserve">the necessary </w:t>
+      </w:r>
+      <w:r>
+        <w:t xml:space="preserve">level </w:t>
+      </w:r>
+      <w:r>
+        <w:t>initialization code</w:t>
+      </w:r>
+      <w:r>
+        <w:t>.</w:t>
+      </w:r>
+    </w:p>
+    <w:p>
+      <w:r>
+        <w:t xml:space="preserve">I then wrote a </w:t>
+      </w:r>
+      <w:r>
+        <w:rPr>
+          <w:i/>
+          <w:iCs/>
+        </w:rPr>
+        <w:t>loadLevel</w:t>
+      </w:r>
+      <w:r>
+        <w:t xml:space="preserve"> </w:t>
+      </w:r>
+      <w:r>
+        <w:t>function to load</w:t>
+      </w:r>
+      <w:r>
+        <w:t xml:space="preserve"> a </w:t>
+      </w:r>
+      <w:r>
+        <w:t>level file into memory</w:t>
+      </w:r>
+      <w:r>
+        <w:t xml:space="preserve"> at the </w:t>
+      </w:r>
+      <w:r>
+        <w:t xml:space="preserve">appropriate </w:t>
+      </w:r>
+      <w:r>
+        <w:t xml:space="preserve">location and </w:t>
+      </w:r>
+      <w:r>
+        <w:t xml:space="preserve">then </w:t>
+      </w:r>
+      <w:r>
+        <w:t xml:space="preserve">invoke </w:t>
+      </w:r>
+      <w:r>
+        <w:t xml:space="preserve">the loaded </w:t>
+      </w:r>
+      <w:r>
+        <w:rPr>
+          <w:i/>
+          <w:iCs/>
+        </w:rPr>
+        <w:t>initializeLevel</w:t>
+      </w:r>
+      <w:r>
+        <w:t xml:space="preserve"> </w:t>
+      </w:r>
+      <w:r>
+        <w:t>routine</w:t>
+      </w:r>
+      <w:r>
+        <w:t xml:space="preserve"> to set things up.</w:t>
+      </w:r>
+      <w:r>
+        <w:t xml:space="preserve">  A </w:t>
+      </w:r>
+      <w:r>
+        <w:rPr>
+          <w:i/>
+          <w:iCs/>
+        </w:rPr>
+        <w:t>showLevel</w:t>
+      </w:r>
+      <w:r>
+        <w:t xml:space="preserve"> routine </w:t>
+      </w:r>
+      <w:r>
+        <w:t xml:space="preserve">was </w:t>
+      </w:r>
+      <w:r>
+        <w:t xml:space="preserve">finally </w:t>
+      </w:r>
+      <w:r>
+        <w:t xml:space="preserve">invoked to </w:t>
+      </w:r>
+      <w:r>
+        <w:t xml:space="preserve">show </w:t>
+      </w:r>
+      <w:r>
+        <w:t>the level.</w:t>
+      </w:r>
+    </w:p>
+    <w:p>
+      <w:r>
+        <w:t>The level file is loaded by first invoking the ‘</w:t>
       </w:r>
       <w:r>
         <w:rPr>
           <w:b/>
           <w:bCs/>
         </w:rPr>
-        <w:t xml:space="preserve">LOAD </w:t>
-      </w:r>
-      <w:r>
-        <w:t xml:space="preserve">command </w:t>
-      </w:r>
-      <w:r>
-        <w:t>cause</w:t>
-      </w:r>
-      <w:r>
-        <w:t>s</w:t>
-      </w:r>
-      <w:r>
-        <w:t xml:space="preserve"> multiple </w:t>
-      </w:r>
-      <w:r>
-        <w:t xml:space="preserve">reads and </w:t>
-      </w:r>
-      <w:r>
-        <w:t xml:space="preserve">writes </w:t>
-      </w:r>
-      <w:r>
-        <w:t xml:space="preserve">to occur on </w:t>
-      </w:r>
-      <w:r>
-        <w:t>page</w:t>
-      </w:r>
-      <w:r>
-        <w:t>s</w:t>
-      </w:r>
-      <w:r>
-        <w:t xml:space="preserve"> which the gam</w:t>
-      </w:r>
-      <w:r>
-        <w:t>e</w:t>
-      </w:r>
-      <w:r>
-        <w:t xml:space="preserve"> </w:t>
-      </w:r>
-      <w:r>
-        <w:t>ha</w:t>
-      </w:r>
-      <w:r>
-        <w:t>s</w:t>
-      </w:r>
-      <w:r>
-        <w:t xml:space="preserve"> </w:t>
-      </w:r>
-      <w:r>
-        <w:t>repurpose</w:t>
-      </w:r>
-      <w:r>
-        <w:t>d</w:t>
-      </w:r>
-      <w:r>
-        <w:t>.</w:t>
-      </w:r>
-      <w:r>
-        <w:t xml:space="preserve">  For example, d</w:t>
-      </w:r>
-      <w:r>
-        <w:t xml:space="preserve">isc catalog </w:t>
-      </w:r>
-      <w:r>
-        <w:t xml:space="preserve">information </w:t>
-      </w:r>
-      <w:r>
-        <w:t>is written to page &amp;</w:t>
-      </w:r>
-      <w:r>
-        <w:t>0</w:t>
-      </w:r>
-      <w:r>
-        <w:t>E</w:t>
-      </w:r>
-      <w:r>
-        <w:t xml:space="preserve"> </w:t>
-      </w:r>
-      <w:r>
-        <w:t xml:space="preserve">(DFS workspace) </w:t>
-      </w:r>
-      <w:r>
-        <w:t xml:space="preserve">overwriting </w:t>
-      </w:r>
-      <w:r>
-        <w:t xml:space="preserve">existing </w:t>
-      </w:r>
-      <w:r>
-        <w:t>sprite data.  This is not a</w:t>
-      </w:r>
-      <w:r>
-        <w:t xml:space="preserve">n issue </w:t>
-      </w:r>
-      <w:r>
-        <w:t xml:space="preserve">because the </w:t>
-      </w:r>
-      <w:r>
-        <w:t xml:space="preserve">level </w:t>
-      </w:r>
-      <w:r>
-        <w:t xml:space="preserve">sprite data </w:t>
-      </w:r>
-      <w:r>
-        <w:t xml:space="preserve">is </w:t>
-      </w:r>
-      <w:r>
-        <w:t xml:space="preserve">refreshed in this </w:t>
-      </w:r>
-      <w:r>
-        <w:t xml:space="preserve">page </w:t>
-      </w:r>
-      <w:r>
-        <w:t>during level initialization</w:t>
-      </w:r>
-      <w:r>
-        <w:t>.</w:t>
-      </w:r>
-    </w:p>
-    <w:p>
-      <w:r>
-        <w:t>The palette colors are all set to black during the loading process.</w:t>
-      </w:r>
-    </w:p>
-    <w:p>
-      <w:r>
-        <w:lastRenderedPageBreak/>
-        <w:t xml:space="preserve">The title screen was updated with instructions for how to </w:t>
-      </w:r>
-      <w:r>
-        <w:t>restart</w:t>
-      </w:r>
-      <w:r>
-        <w:t xml:space="preserve"> a level, and a ‘R’ key handler was implemented to call the </w:t>
-      </w:r>
-      <w:r>
-        <w:rPr>
-          <w:i/>
-          <w:iCs/>
-        </w:rPr>
-        <w:t>loadLevel</w:t>
-      </w:r>
-      <w:r>
-        <w:t xml:space="preserve"> </w:t>
-      </w:r>
-      <w:r>
-        <w:t xml:space="preserve">routine indirectly through a </w:t>
-      </w:r>
-      <w:r>
-        <w:rPr>
-          <w:i/>
-          <w:iCs/>
-        </w:rPr>
-        <w:t>reloadLevel</w:t>
-      </w:r>
-      <w:r>
-        <w:t xml:space="preserve"> routine.</w:t>
-      </w:r>
-    </w:p>
-    <w:p>
-      <w:r>
-        <w:t xml:space="preserve">There was insufficient memory to implement </w:t>
-      </w:r>
-      <w:r>
-        <w:t xml:space="preserve">all the </w:t>
-      </w:r>
-      <w:r>
-        <w:t xml:space="preserve">changes so more memory needed to be freed up.  After reviewing the sources multiple </w:t>
-      </w:r>
-      <w:r>
-        <w:t>times,</w:t>
-      </w:r>
-      <w:r>
-        <w:t xml:space="preserve"> I concluded that </w:t>
-      </w:r>
-      <w:r>
-        <w:t xml:space="preserve">the best way to reclaim memory was </w:t>
-      </w:r>
-      <w:r>
-        <w:t>to use Mode</w:t>
-      </w:r>
-      <w:r>
-        <w:t xml:space="preserve"> </w:t>
-      </w:r>
-      <w:r>
-        <w:t>7 level complete screens</w:t>
-      </w:r>
-      <w:r>
-        <w:t>, which allow</w:t>
-      </w:r>
-      <w:r>
-        <w:t>ed</w:t>
-      </w:r>
-      <w:r>
-        <w:t xml:space="preserve"> me to delete all the Mode</w:t>
-      </w:r>
-      <w:r>
-        <w:t xml:space="preserve"> </w:t>
-      </w:r>
-      <w:r>
-        <w:t xml:space="preserve">1 text routines I’d </w:t>
-      </w:r>
-      <w:r>
-        <w:t xml:space="preserve">previously </w:t>
-      </w:r>
-      <w:r>
-        <w:t>written</w:t>
-      </w:r>
-      <w:r>
-        <w:t>.  I was forced to make the trade.</w:t>
-      </w:r>
-    </w:p>
-    <w:p>
-      <w:r>
-        <w:t>I could now re</w:t>
-      </w:r>
-      <w:r>
-        <w:t xml:space="preserve">start the current level by pressing </w:t>
-      </w:r>
-      <w:r>
-        <w:t xml:space="preserve">the </w:t>
-      </w:r>
-      <w:r>
-        <w:t>‘R’</w:t>
-      </w:r>
-      <w:r>
-        <w:t xml:space="preserve"> key. Yeah!</w:t>
-      </w:r>
-    </w:p>
-    <w:p>
-      <w:r>
-        <w:t>The next step was to create two more level</w:t>
-      </w:r>
-      <w:r>
-        <w:t>s and update the level complete screen to load the next level</w:t>
-      </w:r>
-      <w:r>
-        <w:t xml:space="preserve"> or show a new game complete screen when the last level was completed.</w:t>
-      </w:r>
-      <w:r>
-        <w:t xml:space="preserve"> </w:t>
-      </w:r>
-    </w:p>
-    <w:p>
-      <w:r>
-        <w:t xml:space="preserve">Later in development, I extended </w:t>
-      </w:r>
-      <w:r>
-        <w:t>‘</w:t>
-      </w:r>
-      <w:r>
-        <w:rPr>
-          <w:i/>
-          <w:iCs/>
-        </w:rPr>
-        <w:t>god</w:t>
-      </w:r>
-      <w:r>
-        <w:rPr>
-          <w:i/>
-          <w:iCs/>
-        </w:rPr>
-        <w:t xml:space="preserve"> </w:t>
-      </w:r>
-      <w:r>
-        <w:rPr>
-          <w:i/>
-          <w:iCs/>
-        </w:rPr>
-        <w:t>mode</w:t>
-      </w:r>
-      <w:r>
-        <w:t>’</w:t>
-      </w:r>
-      <w:r>
-        <w:t xml:space="preserve"> to load a specific level</w:t>
-      </w:r>
-      <w:r>
-        <w:t xml:space="preserve"> </w:t>
-      </w:r>
-      <w:r>
-        <w:t>i</w:t>
-      </w:r>
-      <w:r>
-        <w:t xml:space="preserve">f its corresponding digit key was </w:t>
-      </w:r>
-      <w:r>
-        <w:t>press</w:t>
-      </w:r>
-      <w:r>
-        <w:t xml:space="preserve">ed (e.g. </w:t>
-      </w:r>
-      <w:r>
-        <w:t>‘1’, ‘2’, or ‘3’</w:t>
-      </w:r>
-      <w:r>
-        <w:t>)</w:t>
-      </w:r>
-      <w:r>
-        <w:t>.</w:t>
-      </w:r>
-    </w:p>
-    <w:p>
-      <w:pPr>
-        <w:pStyle w:val="Heading2"/>
-      </w:pPr>
-      <w:r>
-        <w:t>Darek behavior</w:t>
-      </w:r>
-    </w:p>
-    <w:p>
-      <w:r>
-        <w:t xml:space="preserve">The last big piece of functionality I needed to implement was Dalek </w:t>
-      </w:r>
-      <w:r>
-        <w:t>behavior</w:t>
-      </w:r>
-      <w:r>
-        <w:t xml:space="preserve">.  </w:t>
-      </w:r>
-      <w:r>
-        <w:t>M</w:t>
-      </w:r>
-      <w:r>
-        <w:t xml:space="preserve">aking </w:t>
-      </w:r>
-      <w:r>
-        <w:t>Daleks behave like Daleks.</w:t>
-      </w:r>
-    </w:p>
-    <w:p>
-      <w:r>
-        <w:t xml:space="preserve">I </w:t>
-      </w:r>
-      <w:r>
-        <w:t xml:space="preserve">landed on the idea that Daleks </w:t>
-      </w:r>
-      <w:r>
-        <w:t xml:space="preserve">would be directed by an </w:t>
-      </w:r>
-      <w:r>
-        <w:t>‘</w:t>
+        <w:t>DISK</w:t>
+      </w:r>
+      <w:r>
+        <w:t>’ command, which switches to DFS. The ‘</w:t>
       </w:r>
       <w:r>
         <w:rPr>
           <w:b/>
           <w:bCs/>
-          <w:i/>
-          <w:iCs/>
-        </w:rPr>
-        <w:t>action</w:t>
-      </w:r>
-      <w:r>
-        <w:t>’</w:t>
-      </w:r>
-      <w:r>
-        <w:t xml:space="preserve">, which </w:t>
-      </w:r>
-      <w:r>
-        <w:t xml:space="preserve">could be either </w:t>
+        </w:rPr>
+        <w:t>LOAD &lt;filename&gt;</w:t>
+      </w:r>
+      <w:r>
+        <w:t>’ command is then executed to load the level file.</w:t>
+      </w:r>
+    </w:p>
+    <w:p>
+      <w:r>
+        <w:t xml:space="preserve">It should be noted that </w:t>
+      </w:r>
+      <w:r>
+        <w:t xml:space="preserve">the </w:t>
       </w:r>
       <w:r>
         <w:rPr>
           <w:b/>
           <w:bCs/>
-          <w:i/>
-          <w:iCs/>
-        </w:rPr>
-        <w:t>look</w:t>
-      </w:r>
-      <w:r>
-        <w:t xml:space="preserve">, </w:t>
+        </w:rPr>
+        <w:t xml:space="preserve">LOAD </w:t>
+      </w:r>
+      <w:r>
+        <w:t xml:space="preserve">command </w:t>
+      </w:r>
+      <w:r>
+        <w:t>cause</w:t>
+      </w:r>
+      <w:r>
+        <w:t>s</w:t>
+      </w:r>
+      <w:r>
+        <w:t xml:space="preserve"> multiple </w:t>
+      </w:r>
+      <w:r>
+        <w:t xml:space="preserve">reads and </w:t>
+      </w:r>
+      <w:r>
+        <w:t xml:space="preserve">writes </w:t>
+      </w:r>
+      <w:r>
+        <w:t xml:space="preserve">to occur on </w:t>
+      </w:r>
+      <w:r>
+        <w:t>page</w:t>
+      </w:r>
+      <w:r>
+        <w:t>s</w:t>
+      </w:r>
+      <w:r>
+        <w:t xml:space="preserve"> which the gam</w:t>
+      </w:r>
+      <w:r>
+        <w:t>e</w:t>
+      </w:r>
+      <w:r>
+        <w:t xml:space="preserve"> </w:t>
+      </w:r>
+      <w:r>
+        <w:t>ha</w:t>
+      </w:r>
+      <w:r>
+        <w:t>s</w:t>
+      </w:r>
+      <w:r>
+        <w:t xml:space="preserve"> </w:t>
+      </w:r>
+      <w:r>
+        <w:t>repurpose</w:t>
+      </w:r>
+      <w:r>
+        <w:t>d</w:t>
+      </w:r>
+      <w:r>
+        <w:t>.</w:t>
+      </w:r>
+      <w:r>
+        <w:t xml:space="preserve">  For example, d</w:t>
+      </w:r>
+      <w:r>
+        <w:t xml:space="preserve">isc catalog </w:t>
+      </w:r>
+      <w:r>
+        <w:t xml:space="preserve">information </w:t>
+      </w:r>
+      <w:r>
+        <w:t>is written to page &amp;</w:t>
+      </w:r>
+      <w:r>
+        <w:t>0</w:t>
+      </w:r>
+      <w:r>
+        <w:t>E</w:t>
+      </w:r>
+      <w:r>
+        <w:t xml:space="preserve"> </w:t>
+      </w:r>
+      <w:r>
+        <w:t xml:space="preserve">(DFS workspace) </w:t>
+      </w:r>
+      <w:r>
+        <w:t xml:space="preserve">overwriting </w:t>
+      </w:r>
+      <w:r>
+        <w:t xml:space="preserve">existing </w:t>
+      </w:r>
+      <w:r>
+        <w:t>sprite data.  This is not a</w:t>
+      </w:r>
+      <w:r>
+        <w:t xml:space="preserve">n issue </w:t>
+      </w:r>
+      <w:r>
+        <w:t xml:space="preserve">because the </w:t>
+      </w:r>
+      <w:r>
+        <w:t xml:space="preserve">level </w:t>
+      </w:r>
+      <w:r>
+        <w:t xml:space="preserve">sprite data </w:t>
+      </w:r>
+      <w:r>
+        <w:t xml:space="preserve">is </w:t>
+      </w:r>
+      <w:r>
+        <w:t xml:space="preserve">refreshed in this </w:t>
+      </w:r>
+      <w:r>
+        <w:t xml:space="preserve">page </w:t>
+      </w:r>
+      <w:r>
+        <w:t>during level initialization</w:t>
+      </w:r>
+      <w:r>
+        <w:t>.</w:t>
+      </w:r>
+    </w:p>
+    <w:p>
+      <w:r>
+        <w:t>The palette colors are all set to black during the loading process.</w:t>
+      </w:r>
+    </w:p>
+    <w:p>
+      <w:r>
+        <w:t xml:space="preserve">The title screen was updated with instructions for how to </w:t>
+      </w:r>
+      <w:r>
+        <w:t>restart</w:t>
+      </w:r>
+      <w:r>
+        <w:t xml:space="preserve"> a level, and a ‘R’ key handler was implemented to call the </w:t>
+      </w:r>
+      <w:r>
+        <w:rPr>
+          <w:i/>
+          <w:iCs/>
+        </w:rPr>
+        <w:t>loadLevel</w:t>
+      </w:r>
+      <w:r>
+        <w:t xml:space="preserve"> </w:t>
+      </w:r>
+      <w:r>
+        <w:t xml:space="preserve">routine indirectly through a </w:t>
+      </w:r>
+      <w:r>
+        <w:rPr>
+          <w:i/>
+          <w:iCs/>
+        </w:rPr>
+        <w:t>reloadLevel</w:t>
+      </w:r>
+      <w:r>
+        <w:t xml:space="preserve"> routine.</w:t>
+      </w:r>
+    </w:p>
+    <w:p>
+      <w:r>
+        <w:t xml:space="preserve">There was insufficient memory to implement </w:t>
+      </w:r>
+      <w:r>
+        <w:t xml:space="preserve">all the </w:t>
+      </w:r>
+      <w:r>
+        <w:t xml:space="preserve">changes so more memory needed to be freed up.  After reviewing the sources multiple </w:t>
+      </w:r>
+      <w:r>
+        <w:t>times,</w:t>
+      </w:r>
+      <w:r>
+        <w:t xml:space="preserve"> I concluded that </w:t>
+      </w:r>
+      <w:r>
+        <w:t xml:space="preserve">the best way to reclaim memory was </w:t>
+      </w:r>
+      <w:r>
+        <w:t>to use Mode</w:t>
+      </w:r>
+      <w:r>
+        <w:t xml:space="preserve"> </w:t>
+      </w:r>
+      <w:r>
+        <w:t>7 level complete screens</w:t>
+      </w:r>
+      <w:r>
+        <w:t>, which allow</w:t>
+      </w:r>
+      <w:r>
+        <w:t>ed</w:t>
+      </w:r>
+      <w:r>
+        <w:t xml:space="preserve"> me to delete all the Mode</w:t>
+      </w:r>
+      <w:r>
+        <w:t xml:space="preserve"> </w:t>
+      </w:r>
+      <w:r>
+        <w:t xml:space="preserve">1 text routines I’d </w:t>
+      </w:r>
+      <w:r>
+        <w:t xml:space="preserve">previously </w:t>
+      </w:r>
+      <w:r>
+        <w:t>written</w:t>
+      </w:r>
+      <w:r>
+        <w:t>.  I was forced to make the trade.</w:t>
+      </w:r>
+    </w:p>
+    <w:p>
+      <w:r>
+        <w:t>I could now re</w:t>
+      </w:r>
+      <w:r>
+        <w:t xml:space="preserve">start the current level by pressing </w:t>
+      </w:r>
+      <w:r>
+        <w:t xml:space="preserve">the </w:t>
+      </w:r>
+      <w:r>
+        <w:t>‘R’</w:t>
+      </w:r>
+      <w:r>
+        <w:t xml:space="preserve"> key. Yeah!</w:t>
+      </w:r>
+    </w:p>
+    <w:p>
+      <w:r>
+        <w:t>The next step was to create two more level</w:t>
+      </w:r>
+      <w:r>
+        <w:t>s and update the level complete screen to load the next level</w:t>
+      </w:r>
+      <w:r>
+        <w:t xml:space="preserve"> or show a new game complete screen when the last level was completed.</w:t>
+      </w:r>
+      <w:r>
+        <w:t xml:space="preserve"> </w:t>
+      </w:r>
+    </w:p>
+    <w:p>
+      <w:r>
+        <w:lastRenderedPageBreak/>
+        <w:t xml:space="preserve">Later in development, I extended </w:t>
+      </w:r>
+      <w:r>
+        <w:t>‘</w:t>
+      </w:r>
+      <w:r>
+        <w:rPr>
+          <w:i/>
+          <w:iCs/>
+        </w:rPr>
+        <w:t>god</w:t>
+      </w:r>
+      <w:r>
+        <w:rPr>
+          <w:i/>
+          <w:iCs/>
+        </w:rPr>
+        <w:t xml:space="preserve"> </w:t>
+      </w:r>
+      <w:r>
+        <w:rPr>
+          <w:i/>
+          <w:iCs/>
+        </w:rPr>
+        <w:t>mode</w:t>
+      </w:r>
+      <w:r>
+        <w:t>’</w:t>
+      </w:r>
+      <w:r>
+        <w:t xml:space="preserve"> to load a specific level</w:t>
+      </w:r>
+      <w:r>
+        <w:t xml:space="preserve"> </w:t>
+      </w:r>
+      <w:r>
+        <w:t>i</w:t>
+      </w:r>
+      <w:r>
+        <w:t xml:space="preserve">f its corresponding digit key was </w:t>
+      </w:r>
+      <w:r>
+        <w:t>press</w:t>
+      </w:r>
+      <w:r>
+        <w:t xml:space="preserve">ed (e.g. </w:t>
+      </w:r>
+      <w:r>
+        <w:t>‘1’, ‘2’, or ‘3’</w:t>
+      </w:r>
+      <w:r>
+        <w:t>)</w:t>
+      </w:r>
+      <w:r>
+        <w:t>.</w:t>
+      </w:r>
+    </w:p>
+    <w:p>
+      <w:pPr>
+        <w:pStyle w:val="Heading2"/>
+      </w:pPr>
+      <w:r>
+        <w:t>Darek behavior</w:t>
+      </w:r>
+    </w:p>
+    <w:p>
+      <w:r>
+        <w:t xml:space="preserve">The last big piece of functionality I needed to implement was Dalek </w:t>
+      </w:r>
+      <w:r>
+        <w:t>behavior</w:t>
+      </w:r>
+      <w:r>
+        <w:t xml:space="preserve">.  </w:t>
+      </w:r>
+      <w:r>
+        <w:t>M</w:t>
+      </w:r>
+      <w:r>
+        <w:t xml:space="preserve">aking </w:t>
+      </w:r>
+      <w:r>
+        <w:t>Daleks behave like Daleks.</w:t>
+      </w:r>
+    </w:p>
+    <w:p>
+      <w:r>
+        <w:t xml:space="preserve">I </w:t>
+      </w:r>
+      <w:r>
+        <w:t xml:space="preserve">landed on the idea that Daleks </w:t>
+      </w:r>
+      <w:r>
+        <w:t xml:space="preserve">would be directed by an </w:t>
+      </w:r>
+      <w:r>
+        <w:t>‘</w:t>
       </w:r>
       <w:r>
         <w:rPr>
@@ -11383,16 +11803,16 @@
           <w:i/>
           <w:iCs/>
         </w:rPr>
-        <w:t>pace</w:t>
-      </w:r>
-      <w:r>
-        <w:t>,</w:t>
-      </w:r>
-      <w:r>
-        <w:t xml:space="preserve"> </w:t>
-      </w:r>
-      <w:r>
-        <w:t xml:space="preserve">or </w:t>
+        <w:t>action</w:t>
+      </w:r>
+      <w:r>
+        <w:t>’</w:t>
+      </w:r>
+      <w:r>
+        <w:t xml:space="preserve">, which </w:t>
+      </w:r>
+      <w:r>
+        <w:t xml:space="preserve">could be either </w:t>
       </w:r>
       <w:r>
         <w:rPr>
@@ -11401,40 +11821,11 @@
           <w:i/>
           <w:iCs/>
         </w:rPr>
-        <w:t>pursue</w:t>
-      </w:r>
-      <w:r>
-        <w:t>.</w:t>
-      </w:r>
-      <w:r>
-        <w:t xml:space="preserve">  </w:t>
-      </w:r>
-      <w:r>
-        <w:t>The basic b</w:t>
-      </w:r>
-      <w:r>
-        <w:t xml:space="preserve">ehavior </w:t>
-      </w:r>
-      <w:r>
-        <w:t>of a Dalek could then be built around these</w:t>
-      </w:r>
-      <w:r>
-        <w:t>.</w:t>
-      </w:r>
-      <w:r>
-        <w:t xml:space="preserve">  The</w:t>
-      </w:r>
-      <w:r>
-        <w:t xml:space="preserve"> behaviors being</w:t>
-      </w:r>
-      <w:r>
-        <w:t>:</w:t>
-      </w:r>
-    </w:p>
-    <w:p>
-      <w:pPr>
-        <w:ind w:firstLine="720"/>
-      </w:pPr>
+        <w:t>look</w:t>
+      </w:r>
+      <w:r>
+        <w:t xml:space="preserve">, </w:t>
+      </w:r>
       <w:r>
         <w:rPr>
           <w:b/>
@@ -11442,27 +11833,16 @@
           <w:i/>
           <w:iCs/>
         </w:rPr>
-        <w:t>Look</w:t>
-      </w:r>
-      <w:r>
-        <w:t xml:space="preserve"> – Dalek is </w:t>
-      </w:r>
-      <w:r>
-        <w:t xml:space="preserve">motionless, looking </w:t>
-      </w:r>
-      <w:r>
-        <w:t>either left or right</w:t>
-      </w:r>
-      <w:r>
-        <w:t>.</w:t>
-      </w:r>
-    </w:p>
-    <w:p>
+        <w:t>pace</w:t>
+      </w:r>
+      <w:r>
+        <w:t>,</w:t>
+      </w:r>
       <w:r>
         <w:t xml:space="preserve"> </w:t>
       </w:r>
       <w:r>
-        <w:tab/>
+        <w:t xml:space="preserve">or </w:t>
       </w:r>
       <w:r>
         <w:rPr>
@@ -11471,32 +11851,40 @@
           <w:i/>
           <w:iCs/>
         </w:rPr>
-        <w:t>Pace</w:t>
-      </w:r>
-      <w:r>
-        <w:t xml:space="preserve"> – Dalek </w:t>
-      </w:r>
-      <w:r>
-        <w:t xml:space="preserve">pace slowly left </w:t>
-      </w:r>
-      <w:r>
-        <w:t xml:space="preserve">or </w:t>
-      </w:r>
-      <w:r>
-        <w:t>right, turning if it encounters a wall.</w:t>
-      </w:r>
-    </w:p>
-    <w:p>
-      <w:pPr>
-        <w:ind w:left="720" w:hanging="720"/>
-        <w:rPr>
-          <w:i/>
-          <w:iCs/>
-        </w:rPr>
-      </w:pPr>
-      <w:r>
-        <w:tab/>
-      </w:r>
+        <w:t>pursue</w:t>
+      </w:r>
+      <w:r>
+        <w:t>.</w:t>
+      </w:r>
+      <w:r>
+        <w:t xml:space="preserve">  </w:t>
+      </w:r>
+      <w:r>
+        <w:t>The basic b</w:t>
+      </w:r>
+      <w:r>
+        <w:t xml:space="preserve">ehavior </w:t>
+      </w:r>
+      <w:r>
+        <w:t>of a Dalek could then be built around these</w:t>
+      </w:r>
+      <w:r>
+        <w:t>.</w:t>
+      </w:r>
+      <w:r>
+        <w:t xml:space="preserve">  The</w:t>
+      </w:r>
+      <w:r>
+        <w:t xml:space="preserve"> behaviors being</w:t>
+      </w:r>
+      <w:r>
+        <w:t>:</w:t>
+      </w:r>
+    </w:p>
+    <w:p>
+      <w:pPr>
+        <w:ind w:firstLine="720"/>
+      </w:pPr>
       <w:r>
         <w:rPr>
           <w:b/>
@@ -11504,42 +11892,27 @@
           <w:i/>
           <w:iCs/>
         </w:rPr>
-        <w:t>Pursue</w:t>
-      </w:r>
-      <w:r>
-        <w:t xml:space="preserve"> – Dalek moves quickly towards K9</w:t>
-      </w:r>
+        <w:t>Look</w:t>
+      </w:r>
+      <w:r>
+        <w:t xml:space="preserve"> – Dalek is </w:t>
+      </w:r>
+      <w:r>
+        <w:t xml:space="preserve">motionless, looking </w:t>
+      </w:r>
+      <w:r>
+        <w:t>either left or right</w:t>
+      </w:r>
+      <w:r>
+        <w:t>.</w:t>
+      </w:r>
+    </w:p>
+    <w:p>
       <w:r>
         <w:t xml:space="preserve"> </w:t>
       </w:r>
       <w:r>
-        <w:t>and fires it</w:t>
-      </w:r>
-      <w:r>
-        <w:t>s</w:t>
-      </w:r>
-      <w:r>
-        <w:t xml:space="preserve"> weapon </w:t>
-      </w:r>
-      <w:r>
-        <w:t>if K9 is in range</w:t>
-      </w:r>
-      <w:r>
-        <w:t>.</w:t>
-      </w:r>
-      <w:r>
-        <w:t xml:space="preserve"> </w:t>
-      </w:r>
-    </w:p>
-    <w:p>
-      <w:r>
-        <w:t xml:space="preserve">If a </w:t>
-      </w:r>
-      <w:r>
-        <w:t>Dalek see</w:t>
-      </w:r>
-      <w:r>
-        <w:t xml:space="preserve">s K9, the action is promoted to </w:t>
+        <w:tab/>
       </w:r>
       <w:r>
         <w:rPr>
@@ -11548,19 +11921,31 @@
           <w:i/>
           <w:iCs/>
         </w:rPr>
-        <w:t>Pursue</w:t>
-      </w:r>
-      <w:r>
-        <w:t xml:space="preserve">, and if a </w:t>
-      </w:r>
-      <w:r>
-        <w:t xml:space="preserve">pursuing </w:t>
-      </w:r>
-      <w:r>
-        <w:t xml:space="preserve">Dalek </w:t>
-      </w:r>
-      <w:r>
-        <w:t xml:space="preserve">loses K9, the action is demoted to </w:t>
+        <w:t>Pace</w:t>
+      </w:r>
+      <w:r>
+        <w:t xml:space="preserve"> – Dalek </w:t>
+      </w:r>
+      <w:r>
+        <w:t xml:space="preserve">pace slowly left </w:t>
+      </w:r>
+      <w:r>
+        <w:t xml:space="preserve">or </w:t>
+      </w:r>
+      <w:r>
+        <w:t>right, turning if it encounters a wall.</w:t>
+      </w:r>
+    </w:p>
+    <w:p>
+      <w:pPr>
+        <w:ind w:left="720" w:hanging="720"/>
+        <w:rPr>
+          <w:i/>
+          <w:iCs/>
+        </w:rPr>
+      </w:pPr>
+      <w:r>
+        <w:tab/>
       </w:r>
       <w:r>
         <w:rPr>
@@ -11569,98 +11954,42 @@
           <w:i/>
           <w:iCs/>
         </w:rPr>
-        <w:t>Pace</w:t>
+        <w:t>Pursue</w:t>
+      </w:r>
+      <w:r>
+        <w:t xml:space="preserve"> – Dalek moves quickly towards K9</w:t>
+      </w:r>
+      <w:r>
+        <w:t xml:space="preserve"> </w:t>
+      </w:r>
+      <w:r>
+        <w:t>and fires it</w:t>
+      </w:r>
+      <w:r>
+        <w:t>s</w:t>
+      </w:r>
+      <w:r>
+        <w:t xml:space="preserve"> weapon </w:t>
+      </w:r>
+      <w:r>
+        <w:t>if K9 is in range</w:t>
       </w:r>
       <w:r>
         <w:t>.</w:t>
       </w:r>
-    </w:p>
-    <w:p>
-      <w:r>
-        <w:t xml:space="preserve">I </w:t>
-      </w:r>
-      <w:r>
-        <w:t xml:space="preserve">then </w:t>
-      </w:r>
-      <w:r>
-        <w:t>lay</w:t>
-      </w:r>
-      <w:r>
-        <w:t xml:space="preserve">ered on </w:t>
-      </w:r>
-      <w:r>
-        <w:t xml:space="preserve">more </w:t>
-      </w:r>
-      <w:r>
-        <w:t>behaviors</w:t>
-      </w:r>
-      <w:r>
-        <w:t>, such as if a Dalek is lasered from behind, it turns</w:t>
-      </w:r>
-      <w:r>
-        <w:t>.</w:t>
-      </w:r>
-    </w:p>
-    <w:p>
-      <w:r>
-        <w:t xml:space="preserve">I spent some time </w:t>
-      </w:r>
-      <w:r>
-        <w:t>developing idea</w:t>
-      </w:r>
-      <w:r>
-        <w:t>s</w:t>
-      </w:r>
-      <w:r>
-        <w:t xml:space="preserve"> for </w:t>
-      </w:r>
-      <w:r>
-        <w:t xml:space="preserve">how Daleks could pursue K9 </w:t>
-      </w:r>
-      <w:r>
-        <w:t>in a more believable way</w:t>
-      </w:r>
-      <w:r>
-        <w:t xml:space="preserve">, </w:t>
-      </w:r>
-      <w:r>
-        <w:t xml:space="preserve">pursuing </w:t>
-      </w:r>
-      <w:r>
-        <w:t>K9 up or down elevat</w:t>
-      </w:r>
-      <w:r>
-        <w:t>ors</w:t>
-      </w:r>
-      <w:r>
-        <w:t>, search</w:t>
-      </w:r>
-      <w:r>
-        <w:t>ing</w:t>
-      </w:r>
-      <w:r>
-        <w:t xml:space="preserve"> for K9 </w:t>
-      </w:r>
-      <w:r>
-        <w:t xml:space="preserve">when </w:t>
-      </w:r>
-      <w:r>
-        <w:t xml:space="preserve">he’s no longer </w:t>
-      </w:r>
-      <w:r>
-        <w:t>in sight</w:t>
-      </w:r>
-      <w:r>
-        <w:t>.</w:t>
-      </w:r>
-      <w:r>
-        <w:t xml:space="preserve">  I concluded that the easiest way to </w:t>
-      </w:r>
-      <w:r>
-        <w:t xml:space="preserve">accomplish </w:t>
-      </w:r>
-      <w:r>
-        <w:t xml:space="preserve">this would be to add a directional component to the </w:t>
+      <w:r>
+        <w:t xml:space="preserve"> </w:t>
+      </w:r>
+    </w:p>
+    <w:p>
+      <w:r>
+        <w:t xml:space="preserve">If a </w:t>
+      </w:r>
+      <w:r>
+        <w:t>Dalek see</w:t>
+      </w:r>
+      <w:r>
+        <w:t xml:space="preserve">s K9, the action is promoted to </w:t>
       </w:r>
       <w:r>
         <w:rPr>
@@ -11672,13 +12001,16 @@
         <w:t>Pursue</w:t>
       </w:r>
       <w:r>
-        <w:t xml:space="preserve"> action</w:t>
-      </w:r>
-      <w:r>
-        <w:t xml:space="preserve"> which indicated the direction that K9 was last seen in</w:t>
-      </w:r>
-      <w:r>
-        <w:t xml:space="preserve">.  The </w:t>
+        <w:t xml:space="preserve">, and if a </w:t>
+      </w:r>
+      <w:r>
+        <w:t xml:space="preserve">pursuing </w:t>
+      </w:r>
+      <w:r>
+        <w:t xml:space="preserve">Dalek </w:t>
+      </w:r>
+      <w:r>
+        <w:t xml:space="preserve">loses K9, the action is demoted to </w:t>
       </w:r>
       <w:r>
         <w:rPr>
@@ -11687,10 +12019,98 @@
           <w:i/>
           <w:iCs/>
         </w:rPr>
-        <w:t>Pursue</w:t>
-      </w:r>
-      <w:r>
-        <w:t xml:space="preserve"> action became </w:t>
+        <w:t>Pace</w:t>
+      </w:r>
+      <w:r>
+        <w:t>.</w:t>
+      </w:r>
+    </w:p>
+    <w:p>
+      <w:r>
+        <w:t xml:space="preserve">I </w:t>
+      </w:r>
+      <w:r>
+        <w:t xml:space="preserve">then </w:t>
+      </w:r>
+      <w:r>
+        <w:t>lay</w:t>
+      </w:r>
+      <w:r>
+        <w:t xml:space="preserve">ered on </w:t>
+      </w:r>
+      <w:r>
+        <w:t xml:space="preserve">more </w:t>
+      </w:r>
+      <w:r>
+        <w:t>behaviors</w:t>
+      </w:r>
+      <w:r>
+        <w:t>, such as if a Dalek is lasered from behind, it turns</w:t>
+      </w:r>
+      <w:r>
+        <w:t>.</w:t>
+      </w:r>
+    </w:p>
+    <w:p>
+      <w:r>
+        <w:t xml:space="preserve">I spent some time </w:t>
+      </w:r>
+      <w:r>
+        <w:t>developing idea</w:t>
+      </w:r>
+      <w:r>
+        <w:t>s</w:t>
+      </w:r>
+      <w:r>
+        <w:t xml:space="preserve"> for </w:t>
+      </w:r>
+      <w:r>
+        <w:t xml:space="preserve">how Daleks could pursue K9 </w:t>
+      </w:r>
+      <w:r>
+        <w:t>in a more believable way</w:t>
+      </w:r>
+      <w:r>
+        <w:t xml:space="preserve">, </w:t>
+      </w:r>
+      <w:r>
+        <w:t xml:space="preserve">pursuing </w:t>
+      </w:r>
+      <w:r>
+        <w:t>K9 up or down elevat</w:t>
+      </w:r>
+      <w:r>
+        <w:t>ors</w:t>
+      </w:r>
+      <w:r>
+        <w:t>, search</w:t>
+      </w:r>
+      <w:r>
+        <w:t>ing</w:t>
+      </w:r>
+      <w:r>
+        <w:t xml:space="preserve"> for K9 </w:t>
+      </w:r>
+      <w:r>
+        <w:t xml:space="preserve">when </w:t>
+      </w:r>
+      <w:r>
+        <w:t xml:space="preserve">he’s no longer </w:t>
+      </w:r>
+      <w:r>
+        <w:t>in sight</w:t>
+      </w:r>
+      <w:r>
+        <w:t>.</w:t>
+      </w:r>
+      <w:r>
+        <w:t xml:space="preserve">  I concluded that the easiest way to </w:t>
+      </w:r>
+      <w:r>
+        <w:t xml:space="preserve">accomplish </w:t>
+      </w:r>
+      <w:r>
+        <w:t xml:space="preserve">this would be to add a directional component to the </w:t>
       </w:r>
       <w:r>
         <w:rPr>
@@ -11699,10 +12119,16 @@
           <w:i/>
           <w:iCs/>
         </w:rPr>
-        <w:t>PursueLeft</w:t>
-      </w:r>
-      <w:r>
-        <w:t xml:space="preserve">, </w:t>
+        <w:t>Pursue</w:t>
+      </w:r>
+      <w:r>
+        <w:t xml:space="preserve"> action</w:t>
+      </w:r>
+      <w:r>
+        <w:t xml:space="preserve"> which indicated the direction that K9 was last seen in</w:t>
+      </w:r>
+      <w:r>
+        <w:t xml:space="preserve">.  The </w:t>
       </w:r>
       <w:r>
         <w:rPr>
@@ -11711,10 +12137,10 @@
           <w:i/>
           <w:iCs/>
         </w:rPr>
-        <w:t>PursueRight</w:t>
-      </w:r>
-      <w:r>
-        <w:t xml:space="preserve">, </w:t>
+        <w:t>Pursue</w:t>
+      </w:r>
+      <w:r>
+        <w:t xml:space="preserve"> action became </w:t>
       </w:r>
       <w:r>
         <w:rPr>
@@ -11723,13 +12149,10 @@
           <w:i/>
           <w:iCs/>
         </w:rPr>
-        <w:t>PursueUp</w:t>
+        <w:t>PursueLeft</w:t>
       </w:r>
       <w:r>
         <w:t xml:space="preserve">, </w:t>
-      </w:r>
-      <w:r>
-        <w:t xml:space="preserve">or </w:t>
       </w:r>
       <w:r>
         <w:rPr>
@@ -11738,45 +12161,11 @@
           <w:i/>
           <w:iCs/>
         </w:rPr>
-        <w:t>PursueDown</w:t>
-      </w:r>
-      <w:r>
-        <w:t>.</w:t>
-      </w:r>
-    </w:p>
-    <w:p>
-      <w:pPr>
-        <w:ind w:left="720" w:hanging="720"/>
-      </w:pPr>
-      <w:r>
-        <w:t xml:space="preserve">Here </w:t>
-      </w:r>
-      <w:r>
-        <w:t>is</w:t>
-      </w:r>
-      <w:r>
-        <w:t xml:space="preserve"> the </w:t>
-      </w:r>
-      <w:r>
-        <w:t xml:space="preserve">final list of </w:t>
-      </w:r>
-      <w:r>
-        <w:t>pursue behavior</w:t>
-      </w:r>
-      <w:r>
-        <w:t>al</w:t>
-      </w:r>
-      <w:r>
-        <w:t xml:space="preserve"> rules</w:t>
-      </w:r>
-      <w:r>
-        <w:t>:</w:t>
-      </w:r>
-    </w:p>
-    <w:p>
-      <w:pPr>
-        <w:ind w:left="720" w:hanging="720"/>
-      </w:pPr>
+        <w:t>PursueRight</w:t>
+      </w:r>
+      <w:r>
+        <w:t xml:space="preserve">, </w:t>
+      </w:r>
       <w:r>
         <w:rPr>
           <w:b/>
@@ -11784,7 +12173,67 @@
           <w:i/>
           <w:iCs/>
         </w:rPr>
-        <w:lastRenderedPageBreak/>
+        <w:t>PursueUp</w:t>
+      </w:r>
+      <w:r>
+        <w:t xml:space="preserve">, </w:t>
+      </w:r>
+      <w:r>
+        <w:t xml:space="preserve">or </w:t>
+      </w:r>
+      <w:r>
+        <w:rPr>
+          <w:b/>
+          <w:bCs/>
+          <w:i/>
+          <w:iCs/>
+        </w:rPr>
+        <w:t>PursueDown</w:t>
+      </w:r>
+      <w:r>
+        <w:t>.</w:t>
+      </w:r>
+    </w:p>
+    <w:p>
+      <w:pPr>
+        <w:ind w:left="720" w:hanging="720"/>
+      </w:pPr>
+      <w:r>
+        <w:t xml:space="preserve">Here </w:t>
+      </w:r>
+      <w:r>
+        <w:t>is</w:t>
+      </w:r>
+      <w:r>
+        <w:t xml:space="preserve"> the </w:t>
+      </w:r>
+      <w:r>
+        <w:t xml:space="preserve">final list of </w:t>
+      </w:r>
+      <w:r>
+        <w:t>pursue behavior</w:t>
+      </w:r>
+      <w:r>
+        <w:t>al</w:t>
+      </w:r>
+      <w:r>
+        <w:t xml:space="preserve"> rules</w:t>
+      </w:r>
+      <w:r>
+        <w:t>:</w:t>
+      </w:r>
+    </w:p>
+    <w:p>
+      <w:pPr>
+        <w:ind w:left="720" w:hanging="720"/>
+      </w:pPr>
+      <w:r>
+        <w:rPr>
+          <w:b/>
+          <w:bCs/>
+          <w:i/>
+          <w:iCs/>
+        </w:rPr>
         <w:tab/>
       </w:r>
       <w:r>
@@ -12110,6 +12559,7 @@
         </w:numPr>
       </w:pPr>
       <w:r>
+        <w:lastRenderedPageBreak/>
         <w:t xml:space="preserve">If k9 is in sight, </w:t>
       </w:r>
       <w:r>
@@ -12752,7 +13202,6 @@
     </w:p>
     <w:p>
       <w:r>
-        <w:lastRenderedPageBreak/>
         <w:t>On</w:t>
       </w:r>
       <w:r>
@@ -12952,7 +13401,11 @@
         <w:t>not used so I could store the passenger’s object index</w:t>
       </w:r>
       <w:r>
-        <w:t xml:space="preserve"> there.  This restricted the number of Daleks </w:t>
+        <w:t xml:space="preserve"> there.  This restricted the number of </w:t>
+      </w:r>
+      <w:r>
+        <w:lastRenderedPageBreak/>
+        <w:t xml:space="preserve">Daleks </w:t>
       </w:r>
       <w:r>
         <w:t xml:space="preserve">within </w:t>
@@ -13263,7 +13716,6 @@
           <w:b/>
           <w:bCs/>
         </w:rPr>
-        <w:lastRenderedPageBreak/>
         <w:t>Laser activated</w:t>
       </w:r>
       <w:r>
@@ -13369,6 +13821,7 @@
         </w:numPr>
       </w:pPr>
       <w:r>
+        <w:lastRenderedPageBreak/>
         <w:t xml:space="preserve">Channel 1 is used for the laser, low-health, K9 died, and level-completed sound effects.  These sound effects are mutually exclusive so there is no conflict. </w:t>
       </w:r>
     </w:p>
@@ -13437,7 +13890,13 @@
     </w:p>
     <w:p>
       <w:r>
-        <w:t>This assignment of sound effects across channels works surprisingly well.</w:t>
+        <w:t>This assignment of sound effects across channels work</w:t>
+      </w:r>
+      <w:r>
+        <w:t>ed</w:t>
+      </w:r>
+      <w:r>
+        <w:t xml:space="preserve"> surprisingly well.</w:t>
       </w:r>
     </w:p>
     <w:p>
@@ -13476,7 +13935,7 @@
         <w:pStyle w:val="Heading1"/>
       </w:pPr>
       <w:r>
-        <w:t>Addressing feedback</w:t>
+        <w:t>Improving the game…</w:t>
       </w:r>
     </w:p>
     <w:p>
@@ -13496,7 +13955,10 @@
         <w:t>and suggestions on what I could do to improve</w:t>
       </w:r>
       <w:r>
-        <w:t xml:space="preserve"> IT</w:t>
+        <w:t xml:space="preserve"> </w:t>
+      </w:r>
+      <w:r>
+        <w:t>the game</w:t>
       </w:r>
       <w:r>
         <w:t>.</w:t>
@@ -13505,273 +13967,707 @@
         <w:t xml:space="preserve">  This led to a number of great suggestions, which included:</w:t>
       </w:r>
     </w:p>
-    <w:p>
-      <w:pPr>
-        <w:pStyle w:val="ListParagraph"/>
-        <w:numPr>
-          <w:ilvl w:val="0"/>
-          <w:numId w:val="2"/>
-        </w:numPr>
-        <w:rPr>
-          <w:b/>
-          <w:bCs/>
-        </w:rPr>
-      </w:pPr>
-      <w:r>
-        <w:t>Show health bars above Daleks</w:t>
-      </w:r>
-      <w:r>
-        <w:t>, so one knows how much remaining health they have</w:t>
-      </w:r>
-      <w:r>
-        <w:rPr>
-          <w:i/>
-          <w:iCs/>
-        </w:rPr>
-        <w:t xml:space="preserve"> </w:t>
-      </w:r>
-      <w:r>
-        <w:rPr>
-          <w:b/>
-          <w:bCs/>
-        </w:rPr>
-        <w:t>(implemented)</w:t>
-      </w:r>
-    </w:p>
-    <w:p>
-      <w:pPr>
-        <w:pStyle w:val="ListParagraph"/>
-        <w:numPr>
-          <w:ilvl w:val="0"/>
-          <w:numId w:val="2"/>
-        </w:numPr>
-      </w:pPr>
-      <w:r>
-        <w:t xml:space="preserve">Play the Doctor Who theme </w:t>
-      </w:r>
-      <w:r>
-        <w:t xml:space="preserve">music </w:t>
-      </w:r>
-      <w:r>
-        <w:t>when the title screen is shown</w:t>
-      </w:r>
-      <w:r>
-        <w:rPr>
-          <w:i/>
-          <w:iCs/>
-        </w:rPr>
-        <w:t xml:space="preserve"> </w:t>
-      </w:r>
-      <w:r>
-        <w:rPr>
-          <w:b/>
-          <w:bCs/>
-        </w:rPr>
-        <w:t>(implemented)</w:t>
-      </w:r>
-    </w:p>
-    <w:p>
-      <w:pPr>
-        <w:pStyle w:val="ListParagraph"/>
-        <w:numPr>
-          <w:ilvl w:val="0"/>
-          <w:numId w:val="2"/>
-        </w:numPr>
-        <w:rPr>
-          <w:i/>
-          <w:iCs/>
-        </w:rPr>
-      </w:pPr>
+    <w:tbl>
+      <w:tblPr>
+        <w:tblStyle w:val="ListTable3-Accent1"/>
+        <w:tblW w:w="0" w:type="auto"/>
+        <w:tblLook w:val="04A0" w:firstRow="1" w:lastRow="0" w:firstColumn="1" w:lastColumn="0" w:noHBand="0" w:noVBand="1"/>
+      </w:tblPr>
+      <w:tblGrid>
+        <w:gridCol w:w="7660"/>
+        <w:gridCol w:w="1690"/>
+      </w:tblGrid>
+      <w:tr>
+        <w:trPr>
+          <w:cnfStyle w:val="100000000000" w:firstRow="1" w:lastRow="0" w:firstColumn="0" w:lastColumn="0" w:oddVBand="0" w:evenVBand="0" w:oddHBand="0" w:evenHBand="0" w:firstRowFirstColumn="0" w:firstRowLastColumn="0" w:lastRowFirstColumn="0" w:lastRowLastColumn="0"/>
+        </w:trPr>
+        <w:tc>
+          <w:tcPr>
+            <w:cnfStyle w:val="001000000100" w:firstRow="0" w:lastRow="0" w:firstColumn="1" w:lastColumn="0" w:oddVBand="0" w:evenVBand="0" w:oddHBand="0" w:evenHBand="0" w:firstRowFirstColumn="1" w:firstRowLastColumn="0" w:lastRowFirstColumn="0" w:lastRowLastColumn="0"/>
+            <w:tcW w:w="7660" w:type="dxa"/>
+          </w:tcPr>
+          <w:p>
+            <w:r>
+              <w:t>Suggestion</w:t>
+            </w:r>
+          </w:p>
+        </w:tc>
+        <w:tc>
+          <w:tcPr>
+            <w:tcW w:w="1690" w:type="dxa"/>
+          </w:tcPr>
+          <w:p>
+            <w:pPr>
+              <w:cnfStyle w:val="100000000000" w:firstRow="1" w:lastRow="0" w:firstColumn="0" w:lastColumn="0" w:oddVBand="0" w:evenVBand="0" w:oddHBand="0" w:evenHBand="0" w:firstRowFirstColumn="0" w:firstRowLastColumn="0" w:lastRowFirstColumn="0" w:lastRowLastColumn="0"/>
+            </w:pPr>
+            <w:r>
+              <w:t>Implemented</w:t>
+            </w:r>
+          </w:p>
+        </w:tc>
+      </w:tr>
+      <w:tr>
+        <w:trPr>
+          <w:cnfStyle w:val="000000100000" w:firstRow="0" w:lastRow="0" w:firstColumn="0" w:lastColumn="0" w:oddVBand="0" w:evenVBand="0" w:oddHBand="1" w:evenHBand="0" w:firstRowFirstColumn="0" w:firstRowLastColumn="0" w:lastRowFirstColumn="0" w:lastRowLastColumn="0"/>
+        </w:trPr>
+        <w:tc>
+          <w:tcPr>
+            <w:cnfStyle w:val="001000000000" w:firstRow="0" w:lastRow="0" w:firstColumn="1" w:lastColumn="0" w:oddVBand="0" w:evenVBand="0" w:oddHBand="0" w:evenHBand="0" w:firstRowFirstColumn="0" w:firstRowLastColumn="0" w:lastRowFirstColumn="0" w:lastRowLastColumn="0"/>
+            <w:tcW w:w="7660" w:type="dxa"/>
+          </w:tcPr>
+          <w:p>
+            <w:pPr>
+              <w:rPr>
+                <w:b w:val="0"/>
+                <w:bCs w:val="0"/>
+              </w:rPr>
+            </w:pPr>
+            <w:r>
+              <w:rPr>
+                <w:b w:val="0"/>
+                <w:bCs w:val="0"/>
+              </w:rPr>
+              <w:t>Show health bars above Daleks, so one knows how much remaining health they have</w:t>
+            </w:r>
+          </w:p>
+        </w:tc>
+        <w:tc>
+          <w:tcPr>
+            <w:tcW w:w="1690" w:type="dxa"/>
+          </w:tcPr>
+          <w:p>
+            <w:pPr>
+              <w:jc w:val="center"/>
+              <w:cnfStyle w:val="000000100000" w:firstRow="0" w:lastRow="0" w:firstColumn="0" w:lastColumn="0" w:oddVBand="0" w:evenVBand="0" w:oddHBand="1" w:evenHBand="0" w:firstRowFirstColumn="0" w:firstRowLastColumn="0" w:lastRowFirstColumn="0" w:lastRowLastColumn="0"/>
+            </w:pPr>
+            <w:r>
+              <w:t>Yes</w:t>
+            </w:r>
+          </w:p>
+        </w:tc>
+      </w:tr>
+      <w:tr>
+        <w:tc>
+          <w:tcPr>
+            <w:cnfStyle w:val="001000000000" w:firstRow="0" w:lastRow="0" w:firstColumn="1" w:lastColumn="0" w:oddVBand="0" w:evenVBand="0" w:oddHBand="0" w:evenHBand="0" w:firstRowFirstColumn="0" w:firstRowLastColumn="0" w:lastRowFirstColumn="0" w:lastRowLastColumn="0"/>
+            <w:tcW w:w="7660" w:type="dxa"/>
+          </w:tcPr>
+          <w:p>
+            <w:pPr>
+              <w:rPr>
+                <w:b w:val="0"/>
+                <w:bCs w:val="0"/>
+              </w:rPr>
+            </w:pPr>
+            <w:r>
+              <w:rPr>
+                <w:b w:val="0"/>
+                <w:bCs w:val="0"/>
+              </w:rPr>
+              <w:t>Play the Doctor Who theme music when the title screen is shown</w:t>
+            </w:r>
+          </w:p>
+        </w:tc>
+        <w:tc>
+          <w:tcPr>
+            <w:tcW w:w="1690" w:type="dxa"/>
+          </w:tcPr>
+          <w:p>
+            <w:pPr>
+              <w:jc w:val="center"/>
+              <w:cnfStyle w:val="000000000000" w:firstRow="0" w:lastRow="0" w:firstColumn="0" w:lastColumn="0" w:oddVBand="0" w:evenVBand="0" w:oddHBand="0" w:evenHBand="0" w:firstRowFirstColumn="0" w:firstRowLastColumn="0" w:lastRowFirstColumn="0" w:lastRowLastColumn="0"/>
+            </w:pPr>
+            <w:r>
+              <w:t>Yes</w:t>
+            </w:r>
+          </w:p>
+        </w:tc>
+      </w:tr>
+      <w:tr>
+        <w:trPr>
+          <w:cnfStyle w:val="000000100000" w:firstRow="0" w:lastRow="0" w:firstColumn="0" w:lastColumn="0" w:oddVBand="0" w:evenVBand="0" w:oddHBand="1" w:evenHBand="0" w:firstRowFirstColumn="0" w:firstRowLastColumn="0" w:lastRowFirstColumn="0" w:lastRowLastColumn="0"/>
+        </w:trPr>
+        <w:tc>
+          <w:tcPr>
+            <w:cnfStyle w:val="001000000000" w:firstRow="0" w:lastRow="0" w:firstColumn="1" w:lastColumn="0" w:oddVBand="0" w:evenVBand="0" w:oddHBand="0" w:evenHBand="0" w:firstRowFirstColumn="0" w:firstRowLastColumn="0" w:lastRowFirstColumn="0" w:lastRowLastColumn="0"/>
+            <w:tcW w:w="7660" w:type="dxa"/>
+          </w:tcPr>
+          <w:p>
+            <w:pPr>
+              <w:rPr>
+                <w:b w:val="0"/>
+                <w:bCs w:val="0"/>
+              </w:rPr>
+            </w:pPr>
+            <w:r>
+              <w:rPr>
+                <w:b w:val="0"/>
+                <w:bCs w:val="0"/>
+              </w:rPr>
+              <w:t>Use sideways RAM to sound ‘exterminate! exterminate!’ when Daleks are in pursuit</w:t>
+            </w:r>
+          </w:p>
+        </w:tc>
+        <w:tc>
+          <w:tcPr>
+            <w:tcW w:w="1690" w:type="dxa"/>
+          </w:tcPr>
+          <w:p>
+            <w:pPr>
+              <w:jc w:val="center"/>
+              <w:cnfStyle w:val="000000100000" w:firstRow="0" w:lastRow="0" w:firstColumn="0" w:lastColumn="0" w:oddVBand="0" w:evenVBand="0" w:oddHBand="1" w:evenHBand="0" w:firstRowFirstColumn="0" w:firstRowLastColumn="0" w:lastRowFirstColumn="0" w:lastRowLastColumn="0"/>
+            </w:pPr>
+            <w:r>
+              <w:t>Yes</w:t>
+            </w:r>
+          </w:p>
+        </w:tc>
+      </w:tr>
+      <w:tr>
+        <w:tc>
+          <w:tcPr>
+            <w:cnfStyle w:val="001000000000" w:firstRow="0" w:lastRow="0" w:firstColumn="1" w:lastColumn="0" w:oddVBand="0" w:evenVBand="0" w:oddHBand="0" w:evenHBand="0" w:firstRowFirstColumn="0" w:firstRowLastColumn="0" w:lastRowFirstColumn="0" w:lastRowLastColumn="0"/>
+            <w:tcW w:w="7660" w:type="dxa"/>
+          </w:tcPr>
+          <w:p>
+            <w:pPr>
+              <w:rPr>
+                <w:b w:val="0"/>
+                <w:bCs w:val="0"/>
+              </w:rPr>
+            </w:pPr>
+            <w:r>
+              <w:rPr>
+                <w:b w:val="0"/>
+                <w:bCs w:val="0"/>
+              </w:rPr>
+              <w:t>Improve the experience entering and leaving levels</w:t>
+            </w:r>
+          </w:p>
+        </w:tc>
+        <w:tc>
+          <w:tcPr>
+            <w:tcW w:w="1690" w:type="dxa"/>
+          </w:tcPr>
+          <w:p>
+            <w:pPr>
+              <w:jc w:val="center"/>
+              <w:cnfStyle w:val="000000000000" w:firstRow="0" w:lastRow="0" w:firstColumn="0" w:lastColumn="0" w:oddVBand="0" w:evenVBand="0" w:oddHBand="0" w:evenHBand="0" w:firstRowFirstColumn="0" w:firstRowLastColumn="0" w:lastRowFirstColumn="0" w:lastRowLastColumn="0"/>
+            </w:pPr>
+            <w:r>
+              <w:t>Yes</w:t>
+            </w:r>
+          </w:p>
+        </w:tc>
+      </w:tr>
+      <w:tr>
+        <w:trPr>
+          <w:cnfStyle w:val="000000100000" w:firstRow="0" w:lastRow="0" w:firstColumn="0" w:lastColumn="0" w:oddVBand="0" w:evenVBand="0" w:oddHBand="1" w:evenHBand="0" w:firstRowFirstColumn="0" w:firstRowLastColumn="0" w:lastRowFirstColumn="0" w:lastRowLastColumn="0"/>
+        </w:trPr>
+        <w:tc>
+          <w:tcPr>
+            <w:cnfStyle w:val="001000000000" w:firstRow="0" w:lastRow="0" w:firstColumn="1" w:lastColumn="0" w:oddVBand="0" w:evenVBand="0" w:oddHBand="0" w:evenHBand="0" w:firstRowFirstColumn="0" w:firstRowLastColumn="0" w:lastRowFirstColumn="0" w:lastRowLastColumn="0"/>
+            <w:tcW w:w="7660" w:type="dxa"/>
+          </w:tcPr>
+          <w:p>
+            <w:pPr>
+              <w:rPr>
+                <w:b w:val="0"/>
+                <w:bCs w:val="0"/>
+              </w:rPr>
+            </w:pPr>
+            <w:r>
+              <w:rPr>
+                <w:b w:val="0"/>
+                <w:bCs w:val="0"/>
+              </w:rPr>
+              <w:t>Improve the game complete experience</w:t>
+            </w:r>
+          </w:p>
+        </w:tc>
+        <w:tc>
+          <w:tcPr>
+            <w:tcW w:w="1690" w:type="dxa"/>
+          </w:tcPr>
+          <w:p>
+            <w:pPr>
+              <w:jc w:val="center"/>
+              <w:cnfStyle w:val="000000100000" w:firstRow="0" w:lastRow="0" w:firstColumn="0" w:lastColumn="0" w:oddVBand="0" w:evenVBand="0" w:oddHBand="1" w:evenHBand="0" w:firstRowFirstColumn="0" w:firstRowLastColumn="0" w:lastRowFirstColumn="0" w:lastRowLastColumn="0"/>
+            </w:pPr>
+            <w:r>
+              <w:t>Yes</w:t>
+            </w:r>
+          </w:p>
+        </w:tc>
+      </w:tr>
+      <w:tr>
+        <w:tc>
+          <w:tcPr>
+            <w:cnfStyle w:val="001000000000" w:firstRow="0" w:lastRow="0" w:firstColumn="1" w:lastColumn="0" w:oddVBand="0" w:evenVBand="0" w:oddHBand="0" w:evenHBand="0" w:firstRowFirstColumn="0" w:firstRowLastColumn="0" w:lastRowFirstColumn="0" w:lastRowLastColumn="0"/>
+            <w:tcW w:w="7660" w:type="dxa"/>
+          </w:tcPr>
+          <w:p>
+            <w:pPr>
+              <w:rPr>
+                <w:b w:val="0"/>
+                <w:bCs w:val="0"/>
+              </w:rPr>
+            </w:pPr>
+            <w:r>
+              <w:rPr>
+                <w:b w:val="0"/>
+                <w:bCs w:val="0"/>
+              </w:rPr>
+              <w:t>Allowing K9 to navigate a level in a non-linear manner using teleports</w:t>
+            </w:r>
+          </w:p>
+        </w:tc>
+        <w:tc>
+          <w:tcPr>
+            <w:tcW w:w="1690" w:type="dxa"/>
+          </w:tcPr>
+          <w:p>
+            <w:pPr>
+              <w:jc w:val="center"/>
+              <w:cnfStyle w:val="000000000000" w:firstRow="0" w:lastRow="0" w:firstColumn="0" w:lastColumn="0" w:oddVBand="0" w:evenVBand="0" w:oddHBand="0" w:evenHBand="0" w:firstRowFirstColumn="0" w:firstRowLastColumn="0" w:lastRowFirstColumn="0" w:lastRowLastColumn="0"/>
+            </w:pPr>
+            <w:r>
+              <w:t>Yes</w:t>
+            </w:r>
+          </w:p>
+        </w:tc>
+      </w:tr>
+      <w:tr>
+        <w:trPr>
+          <w:cnfStyle w:val="000000100000" w:firstRow="0" w:lastRow="0" w:firstColumn="0" w:lastColumn="0" w:oddVBand="0" w:evenVBand="0" w:oddHBand="1" w:evenHBand="0" w:firstRowFirstColumn="0" w:firstRowLastColumn="0" w:lastRowFirstColumn="0" w:lastRowLastColumn="0"/>
+        </w:trPr>
+        <w:tc>
+          <w:tcPr>
+            <w:cnfStyle w:val="001000000000" w:firstRow="0" w:lastRow="0" w:firstColumn="1" w:lastColumn="0" w:oddVBand="0" w:evenVBand="0" w:oddHBand="0" w:evenHBand="0" w:firstRowFirstColumn="0" w:firstRowLastColumn="0" w:lastRowFirstColumn="0" w:lastRowLastColumn="0"/>
+            <w:tcW w:w="7660" w:type="dxa"/>
+          </w:tcPr>
+          <w:p>
+            <w:pPr>
+              <w:rPr>
+                <w:b w:val="0"/>
+                <w:bCs w:val="0"/>
+              </w:rPr>
+            </w:pPr>
+            <w:r>
+              <w:rPr>
+                <w:b w:val="0"/>
+                <w:bCs w:val="0"/>
+              </w:rPr>
+              <w:t>Allow k9 to destroy walls using his laser</w:t>
+            </w:r>
+          </w:p>
+        </w:tc>
+        <w:tc>
+          <w:tcPr>
+            <w:tcW w:w="1690" w:type="dxa"/>
+          </w:tcPr>
+          <w:p>
+            <w:pPr>
+              <w:jc w:val="center"/>
+              <w:cnfStyle w:val="000000100000" w:firstRow="0" w:lastRow="0" w:firstColumn="0" w:lastColumn="0" w:oddVBand="0" w:evenVBand="0" w:oddHBand="1" w:evenHBand="0" w:firstRowFirstColumn="0" w:firstRowLastColumn="0" w:lastRowFirstColumn="0" w:lastRowLastColumn="0"/>
+            </w:pPr>
+            <w:r>
+              <w:t>No</w:t>
+            </w:r>
+          </w:p>
+        </w:tc>
+      </w:tr>
+      <w:tr>
+        <w:tc>
+          <w:tcPr>
+            <w:cnfStyle w:val="001000000000" w:firstRow="0" w:lastRow="0" w:firstColumn="1" w:lastColumn="0" w:oddVBand="0" w:evenVBand="0" w:oddHBand="0" w:evenHBand="0" w:firstRowFirstColumn="0" w:firstRowLastColumn="0" w:lastRowFirstColumn="0" w:lastRowLastColumn="0"/>
+            <w:tcW w:w="7660" w:type="dxa"/>
+          </w:tcPr>
+          <w:p>
+            <w:pPr>
+              <w:rPr>
+                <w:b w:val="0"/>
+                <w:bCs w:val="0"/>
+              </w:rPr>
+            </w:pPr>
+            <w:r>
+              <w:rPr>
+                <w:b w:val="0"/>
+                <w:bCs w:val="0"/>
+              </w:rPr>
+              <w:t>In the final level, let K9 activate a bomb which will kill all the Daleks.  K9 has to rush to the TARDIS before the bomb explodes</w:t>
+            </w:r>
+          </w:p>
+        </w:tc>
+        <w:tc>
+          <w:tcPr>
+            <w:tcW w:w="1690" w:type="dxa"/>
+          </w:tcPr>
+          <w:p>
+            <w:pPr>
+              <w:jc w:val="center"/>
+              <w:cnfStyle w:val="000000000000" w:firstRow="0" w:lastRow="0" w:firstColumn="0" w:lastColumn="0" w:oddVBand="0" w:evenVBand="0" w:oddHBand="0" w:evenHBand="0" w:firstRowFirstColumn="0" w:firstRowLastColumn="0" w:lastRowFirstColumn="0" w:lastRowLastColumn="0"/>
+            </w:pPr>
+            <w:r>
+              <w:t>No</w:t>
+            </w:r>
+          </w:p>
+        </w:tc>
+      </w:tr>
+      <w:tr>
+        <w:trPr>
+          <w:cnfStyle w:val="000000100000" w:firstRow="0" w:lastRow="0" w:firstColumn="0" w:lastColumn="0" w:oddVBand="0" w:evenVBand="0" w:oddHBand="1" w:evenHBand="0" w:firstRowFirstColumn="0" w:firstRowLastColumn="0" w:lastRowFirstColumn="0" w:lastRowLastColumn="0"/>
+        </w:trPr>
+        <w:tc>
+          <w:tcPr>
+            <w:cnfStyle w:val="001000000000" w:firstRow="0" w:lastRow="0" w:firstColumn="1" w:lastColumn="0" w:oddVBand="0" w:evenVBand="0" w:oddHBand="0" w:evenHBand="0" w:firstRowFirstColumn="0" w:firstRowLastColumn="0" w:lastRowFirstColumn="0" w:lastRowLastColumn="0"/>
+            <w:tcW w:w="7660" w:type="dxa"/>
+          </w:tcPr>
+          <w:p>
+            <w:pPr>
+              <w:rPr>
+                <w:b w:val="0"/>
+                <w:bCs w:val="0"/>
+              </w:rPr>
+            </w:pPr>
+            <w:r>
+              <w:rPr>
+                <w:b w:val="0"/>
+                <w:bCs w:val="0"/>
+              </w:rPr>
+              <w:t>Have K9 collect bomb parts in each level, which he uses in the final level</w:t>
+            </w:r>
+          </w:p>
+        </w:tc>
+        <w:tc>
+          <w:tcPr>
+            <w:tcW w:w="1690" w:type="dxa"/>
+          </w:tcPr>
+          <w:p>
+            <w:pPr>
+              <w:jc w:val="center"/>
+              <w:cnfStyle w:val="000000100000" w:firstRow="0" w:lastRow="0" w:firstColumn="0" w:lastColumn="0" w:oddVBand="0" w:evenVBand="0" w:oddHBand="1" w:evenHBand="0" w:firstRowFirstColumn="0" w:firstRowLastColumn="0" w:lastRowFirstColumn="0" w:lastRowLastColumn="0"/>
+            </w:pPr>
+            <w:r>
+              <w:t>No</w:t>
+            </w:r>
+          </w:p>
+        </w:tc>
+      </w:tr>
+      <w:tr>
+        <w:tc>
+          <w:tcPr>
+            <w:cnfStyle w:val="001000000000" w:firstRow="0" w:lastRow="0" w:firstColumn="1" w:lastColumn="0" w:oddVBand="0" w:evenVBand="0" w:oddHBand="0" w:evenHBand="0" w:firstRowFirstColumn="0" w:firstRowLastColumn="0" w:lastRowFirstColumn="0" w:lastRowLastColumn="0"/>
+            <w:tcW w:w="7660" w:type="dxa"/>
+          </w:tcPr>
+          <w:p>
+            <w:pPr>
+              <w:rPr>
+                <w:b w:val="0"/>
+                <w:bCs w:val="0"/>
+              </w:rPr>
+            </w:pPr>
+            <w:r>
+              <w:rPr>
+                <w:b w:val="0"/>
+                <w:bCs w:val="0"/>
+              </w:rPr>
+              <w:t>Add wall switches which K9 can activate with the laser.  The switches can activate elevators, teleports, doors, or open up walls</w:t>
+            </w:r>
+          </w:p>
+        </w:tc>
+        <w:tc>
+          <w:tcPr>
+            <w:tcW w:w="1690" w:type="dxa"/>
+          </w:tcPr>
+          <w:p>
+            <w:pPr>
+              <w:jc w:val="center"/>
+              <w:cnfStyle w:val="000000000000" w:firstRow="0" w:lastRow="0" w:firstColumn="0" w:lastColumn="0" w:oddVBand="0" w:evenVBand="0" w:oddHBand="0" w:evenHBand="0" w:firstRowFirstColumn="0" w:firstRowLastColumn="0" w:lastRowFirstColumn="0" w:lastRowLastColumn="0"/>
+            </w:pPr>
+            <w:r>
+              <w:t>No</w:t>
+            </w:r>
+          </w:p>
+        </w:tc>
+      </w:tr>
+      <w:tr>
+        <w:trPr>
+          <w:cnfStyle w:val="000000100000" w:firstRow="0" w:lastRow="0" w:firstColumn="0" w:lastColumn="0" w:oddVBand="0" w:evenVBand="0" w:oddHBand="1" w:evenHBand="0" w:firstRowFirstColumn="0" w:firstRowLastColumn="0" w:lastRowFirstColumn="0" w:lastRowLastColumn="0"/>
+        </w:trPr>
+        <w:tc>
+          <w:tcPr>
+            <w:cnfStyle w:val="001000000000" w:firstRow="0" w:lastRow="0" w:firstColumn="1" w:lastColumn="0" w:oddVBand="0" w:evenVBand="0" w:oddHBand="0" w:evenHBand="0" w:firstRowFirstColumn="0" w:firstRowLastColumn="0" w:lastRowFirstColumn="0" w:lastRowLastColumn="0"/>
+            <w:tcW w:w="7660" w:type="dxa"/>
+          </w:tcPr>
+          <w:p>
+            <w:pPr>
+              <w:rPr>
+                <w:b w:val="0"/>
+                <w:bCs w:val="0"/>
+              </w:rPr>
+            </w:pPr>
+            <w:r>
+              <w:rPr>
+                <w:b w:val="0"/>
+                <w:bCs w:val="0"/>
+              </w:rPr>
+              <w:t>Design more levels</w:t>
+            </w:r>
+          </w:p>
+        </w:tc>
+        <w:tc>
+          <w:tcPr>
+            <w:tcW w:w="1690" w:type="dxa"/>
+          </w:tcPr>
+          <w:p>
+            <w:pPr>
+              <w:jc w:val="center"/>
+              <w:cnfStyle w:val="000000100000" w:firstRow="0" w:lastRow="0" w:firstColumn="0" w:lastColumn="0" w:oddVBand="0" w:evenVBand="0" w:oddHBand="1" w:evenHBand="0" w:firstRowFirstColumn="0" w:firstRowLastColumn="0" w:lastRowFirstColumn="0" w:lastRowLastColumn="0"/>
+            </w:pPr>
+            <w:r>
+              <w:t>No</w:t>
+            </w:r>
+          </w:p>
+        </w:tc>
+      </w:tr>
+    </w:tbl>
+    <w:p/>
+    <w:p>
       <w:r>
         <w:lastRenderedPageBreak/>
-        <w:t>Use the speech chip and sideways RAM to sound ‘</w:t>
-      </w:r>
-      <w:r>
-        <w:rPr>
-          <w:i/>
-          <w:iCs/>
-        </w:rPr>
-        <w:t>exterminate!</w:t>
-      </w:r>
-      <w:r>
-        <w:t xml:space="preserve"> </w:t>
-      </w:r>
-      <w:r>
-        <w:rPr>
-          <w:i/>
-          <w:iCs/>
-        </w:rPr>
-        <w:t>exterminate!</w:t>
-      </w:r>
-      <w:r>
-        <w:t>’ when Daleks are in pursuit</w:t>
-      </w:r>
-      <w:r>
-        <w:rPr>
-          <w:i/>
-          <w:iCs/>
-        </w:rPr>
-        <w:t xml:space="preserve"> </w:t>
-      </w:r>
-      <w:r>
-        <w:t>(</w:t>
-      </w:r>
-      <w:r>
-        <w:rPr>
-          <w:b/>
-          <w:bCs/>
-        </w:rPr>
-        <w:t xml:space="preserve">implemented, but </w:t>
-      </w:r>
-      <w:r>
-        <w:rPr>
-          <w:b/>
-          <w:bCs/>
-        </w:rPr>
-        <w:t>using</w:t>
-      </w:r>
-      <w:r>
-        <w:rPr>
-          <w:b/>
-          <w:bCs/>
-        </w:rPr>
-        <w:t xml:space="preserve"> samples</w:t>
-      </w:r>
-      <w:r>
-        <w:t>)</w:t>
-      </w:r>
-    </w:p>
-    <w:p>
-      <w:pPr>
-        <w:pStyle w:val="ListParagraph"/>
-        <w:numPr>
-          <w:ilvl w:val="0"/>
-          <w:numId w:val="2"/>
-        </w:numPr>
-      </w:pPr>
-      <w:r>
-        <w:t>Improve the entering and leaving levels, and improve the game complete experience (</w:t>
-      </w:r>
-      <w:r>
-        <w:rPr>
-          <w:b/>
-          <w:bCs/>
-        </w:rPr>
-        <w:t>implemented</w:t>
-      </w:r>
-      <w:r>
-        <w:t>)</w:t>
-      </w:r>
-    </w:p>
-    <w:p>
-      <w:pPr>
-        <w:pStyle w:val="ListParagraph"/>
-        <w:numPr>
-          <w:ilvl w:val="0"/>
-          <w:numId w:val="2"/>
-        </w:numPr>
-      </w:pPr>
-      <w:r>
-        <w:t>Add teleports, allowing K9 to navigate a level in a non-linear manner</w:t>
-      </w:r>
-      <w:r>
-        <w:t xml:space="preserve"> </w:t>
-      </w:r>
-      <w:r>
-        <w:t>(</w:t>
-      </w:r>
-      <w:r>
-        <w:rPr>
-          <w:b/>
-          <w:bCs/>
-        </w:rPr>
-        <w:t>implemented</w:t>
-      </w:r>
-      <w:r>
-        <w:t>)</w:t>
-      </w:r>
-    </w:p>
-    <w:p>
-      <w:r>
-        <w:t>In addition to these I also wanted to…</w:t>
-      </w:r>
-    </w:p>
-    <w:p>
-      <w:pPr>
-        <w:pStyle w:val="ListParagraph"/>
-        <w:numPr>
-          <w:ilvl w:val="0"/>
-          <w:numId w:val="2"/>
-        </w:numPr>
-      </w:pPr>
-      <w:r>
-        <w:t>Allow game properties to be set within the level editor.  For example, the strength of K9’s laser and the strength of enemy weapons</w:t>
-      </w:r>
-      <w:r>
-        <w:t xml:space="preserve"> </w:t>
-      </w:r>
-      <w:r>
-        <w:rPr>
-          <w:b/>
-          <w:bCs/>
-        </w:rPr>
-        <w:t>(implemented)</w:t>
-      </w:r>
-    </w:p>
-    <w:p>
-      <w:pPr>
-        <w:pStyle w:val="ListParagraph"/>
-        <w:numPr>
-          <w:ilvl w:val="0"/>
-          <w:numId w:val="2"/>
-        </w:numPr>
-      </w:pPr>
-      <w:r>
-        <w:t>Add a graphical pre-titles screen</w:t>
-      </w:r>
-      <w:r>
-        <w:t xml:space="preserve">, inspired by the </w:t>
-      </w:r>
-      <w:r>
-        <w:rPr>
-          <w:i/>
-          <w:iCs/>
-        </w:rPr>
-        <w:t>A</w:t>
-      </w:r>
-      <w:r>
-        <w:t>CORNSOFT</w:t>
-      </w:r>
-      <w:r>
-        <w:t xml:space="preserve"> </w:t>
-      </w:r>
-      <w:r>
-        <w:t xml:space="preserve">games </w:t>
-      </w:r>
-      <w:r>
-        <w:rPr>
-          <w:b/>
-          <w:bCs/>
-        </w:rPr>
-        <w:t>(implemented)</w:t>
-      </w:r>
-    </w:p>
-    <w:p>
-      <w:pPr>
-        <w:pStyle w:val="ListParagraph"/>
-        <w:numPr>
-          <w:ilvl w:val="0"/>
-          <w:numId w:val="2"/>
-        </w:numPr>
-      </w:pPr>
-      <w:r>
-        <w:t>Develop more levels, featuring other types of enemies</w:t>
-      </w:r>
-      <w:r>
-        <w:t>.</w:t>
-      </w:r>
-    </w:p>
-    <w:p>
+        <w:t>In addition to these</w:t>
+      </w:r>
+      <w:r>
+        <w:t>,</w:t>
+      </w:r>
+      <w:r>
+        <w:t xml:space="preserve"> I </w:t>
+      </w:r>
+      <w:r>
+        <w:t>wanted to</w:t>
+      </w:r>
+      <w:r>
+        <w:t xml:space="preserve"> make the following improvements</w:t>
+      </w:r>
+      <w:r>
+        <w:t>:</w:t>
+      </w:r>
+    </w:p>
+    <w:tbl>
+      <w:tblPr>
+        <w:tblStyle w:val="ListTable3-Accent1"/>
+        <w:tblW w:w="0" w:type="auto"/>
+        <w:tblLook w:val="04A0" w:firstRow="1" w:lastRow="0" w:firstColumn="1" w:lastColumn="0" w:noHBand="0" w:noVBand="1"/>
+      </w:tblPr>
+      <w:tblGrid>
+        <w:gridCol w:w="7660"/>
+        <w:gridCol w:w="1690"/>
+      </w:tblGrid>
+      <w:tr>
+        <w:trPr>
+          <w:cnfStyle w:val="100000000000" w:firstRow="1" w:lastRow="0" w:firstColumn="0" w:lastColumn="0" w:oddVBand="0" w:evenVBand="0" w:oddHBand="0" w:evenHBand="0" w:firstRowFirstColumn="0" w:firstRowLastColumn="0" w:lastRowFirstColumn="0" w:lastRowLastColumn="0"/>
+        </w:trPr>
+        <w:tc>
+          <w:tcPr>
+            <w:cnfStyle w:val="001000000100" w:firstRow="0" w:lastRow="0" w:firstColumn="1" w:lastColumn="0" w:oddVBand="0" w:evenVBand="0" w:oddHBand="0" w:evenHBand="0" w:firstRowFirstColumn="1" w:firstRowLastColumn="0" w:lastRowFirstColumn="0" w:lastRowLastColumn="0"/>
+            <w:tcW w:w="7660" w:type="dxa"/>
+          </w:tcPr>
+          <w:p>
+            <w:r>
+              <w:t>Improvement</w:t>
+            </w:r>
+          </w:p>
+        </w:tc>
+        <w:tc>
+          <w:tcPr>
+            <w:tcW w:w="1690" w:type="dxa"/>
+          </w:tcPr>
+          <w:p>
+            <w:pPr>
+              <w:cnfStyle w:val="100000000000" w:firstRow="1" w:lastRow="0" w:firstColumn="0" w:lastColumn="0" w:oddVBand="0" w:evenVBand="0" w:oddHBand="0" w:evenHBand="0" w:firstRowFirstColumn="0" w:firstRowLastColumn="0" w:lastRowFirstColumn="0" w:lastRowLastColumn="0"/>
+            </w:pPr>
+            <w:r>
+              <w:t>Implemented</w:t>
+            </w:r>
+          </w:p>
+        </w:tc>
+      </w:tr>
+      <w:tr>
+        <w:trPr>
+          <w:cnfStyle w:val="000000100000" w:firstRow="0" w:lastRow="0" w:firstColumn="0" w:lastColumn="0" w:oddVBand="0" w:evenVBand="0" w:oddHBand="1" w:evenHBand="0" w:firstRowFirstColumn="0" w:firstRowLastColumn="0" w:lastRowFirstColumn="0" w:lastRowLastColumn="0"/>
+        </w:trPr>
+        <w:tc>
+          <w:tcPr>
+            <w:cnfStyle w:val="001000000000" w:firstRow="0" w:lastRow="0" w:firstColumn="1" w:lastColumn="0" w:oddVBand="0" w:evenVBand="0" w:oddHBand="0" w:evenHBand="0" w:firstRowFirstColumn="0" w:firstRowLastColumn="0" w:lastRowFirstColumn="0" w:lastRowLastColumn="0"/>
+            <w:tcW w:w="7660" w:type="dxa"/>
+          </w:tcPr>
+          <w:p>
+            <w:pPr>
+              <w:rPr>
+                <w:b w:val="0"/>
+                <w:bCs w:val="0"/>
+              </w:rPr>
+            </w:pPr>
+            <w:r>
+              <w:rPr>
+                <w:b w:val="0"/>
+                <w:bCs w:val="0"/>
+              </w:rPr>
+              <w:t>Allow game properties to be set within the level editor.  For example, the strength of K9’s laser and the strength of enemy weapons</w:t>
+            </w:r>
+          </w:p>
+        </w:tc>
+        <w:tc>
+          <w:tcPr>
+            <w:tcW w:w="1690" w:type="dxa"/>
+          </w:tcPr>
+          <w:p>
+            <w:pPr>
+              <w:jc w:val="center"/>
+              <w:cnfStyle w:val="000000100000" w:firstRow="0" w:lastRow="0" w:firstColumn="0" w:lastColumn="0" w:oddVBand="0" w:evenVBand="0" w:oddHBand="1" w:evenHBand="0" w:firstRowFirstColumn="0" w:firstRowLastColumn="0" w:lastRowFirstColumn="0" w:lastRowLastColumn="0"/>
+            </w:pPr>
+            <w:r>
+              <w:t>Yes</w:t>
+            </w:r>
+          </w:p>
+        </w:tc>
+      </w:tr>
+      <w:tr>
+        <w:tc>
+          <w:tcPr>
+            <w:cnfStyle w:val="001000000000" w:firstRow="0" w:lastRow="0" w:firstColumn="1" w:lastColumn="0" w:oddVBand="0" w:evenVBand="0" w:oddHBand="0" w:evenHBand="0" w:firstRowFirstColumn="0" w:firstRowLastColumn="0" w:lastRowFirstColumn="0" w:lastRowLastColumn="0"/>
+            <w:tcW w:w="7660" w:type="dxa"/>
+          </w:tcPr>
+          <w:p>
+            <w:pPr>
+              <w:rPr>
+                <w:b w:val="0"/>
+                <w:bCs w:val="0"/>
+              </w:rPr>
+            </w:pPr>
+            <w:r>
+              <w:rPr>
+                <w:b w:val="0"/>
+                <w:bCs w:val="0"/>
+              </w:rPr>
+              <w:t xml:space="preserve">Add a graphical pre-titles screen, inspired by the </w:t>
+            </w:r>
+            <w:r>
+              <w:rPr>
+                <w:b w:val="0"/>
+                <w:bCs w:val="0"/>
+                <w:i/>
+                <w:iCs/>
+              </w:rPr>
+              <w:t>A</w:t>
+            </w:r>
+            <w:r>
+              <w:rPr>
+                <w:b w:val="0"/>
+                <w:bCs w:val="0"/>
+              </w:rPr>
+              <w:t>CORNSOFT games</w:t>
+            </w:r>
+          </w:p>
+        </w:tc>
+        <w:tc>
+          <w:tcPr>
+            <w:tcW w:w="1690" w:type="dxa"/>
+          </w:tcPr>
+          <w:p>
+            <w:pPr>
+              <w:jc w:val="center"/>
+              <w:cnfStyle w:val="000000000000" w:firstRow="0" w:lastRow="0" w:firstColumn="0" w:lastColumn="0" w:oddVBand="0" w:evenVBand="0" w:oddHBand="0" w:evenHBand="0" w:firstRowFirstColumn="0" w:firstRowLastColumn="0" w:lastRowFirstColumn="0" w:lastRowLastColumn="0"/>
+            </w:pPr>
+            <w:r>
+              <w:t>Yes</w:t>
+            </w:r>
+          </w:p>
+        </w:tc>
+      </w:tr>
+      <w:tr>
+        <w:trPr>
+          <w:cnfStyle w:val="000000100000" w:firstRow="0" w:lastRow="0" w:firstColumn="0" w:lastColumn="0" w:oddVBand="0" w:evenVBand="0" w:oddHBand="1" w:evenHBand="0" w:firstRowFirstColumn="0" w:firstRowLastColumn="0" w:lastRowFirstColumn="0" w:lastRowLastColumn="0"/>
+        </w:trPr>
+        <w:tc>
+          <w:tcPr>
+            <w:cnfStyle w:val="001000000000" w:firstRow="0" w:lastRow="0" w:firstColumn="1" w:lastColumn="0" w:oddVBand="0" w:evenVBand="0" w:oddHBand="0" w:evenHBand="0" w:firstRowFirstColumn="0" w:firstRowLastColumn="0" w:lastRowFirstColumn="0" w:lastRowLastColumn="0"/>
+            <w:tcW w:w="7660" w:type="dxa"/>
+          </w:tcPr>
+          <w:p>
+            <w:pPr>
+              <w:rPr>
+                <w:b w:val="0"/>
+                <w:bCs w:val="0"/>
+              </w:rPr>
+            </w:pPr>
+            <w:r>
+              <w:rPr>
+                <w:b w:val="0"/>
+                <w:bCs w:val="0"/>
+              </w:rPr>
+              <w:t>Use sideways RAM to sound ‘exterminate! exterminate!’ when Daleks are in pursuit</w:t>
+            </w:r>
+          </w:p>
+        </w:tc>
+        <w:tc>
+          <w:tcPr>
+            <w:tcW w:w="1690" w:type="dxa"/>
+          </w:tcPr>
+          <w:p>
+            <w:pPr>
+              <w:jc w:val="center"/>
+              <w:cnfStyle w:val="000000100000" w:firstRow="0" w:lastRow="0" w:firstColumn="0" w:lastColumn="0" w:oddVBand="0" w:evenVBand="0" w:oddHBand="1" w:evenHBand="0" w:firstRowFirstColumn="0" w:firstRowLastColumn="0" w:lastRowFirstColumn="0" w:lastRowLastColumn="0"/>
+            </w:pPr>
+            <w:r>
+              <w:t>Yes</w:t>
+            </w:r>
+          </w:p>
+        </w:tc>
+      </w:tr>
+      <w:tr>
+        <w:tc>
+          <w:tcPr>
+            <w:cnfStyle w:val="001000000000" w:firstRow="0" w:lastRow="0" w:firstColumn="1" w:lastColumn="0" w:oddVBand="0" w:evenVBand="0" w:oddHBand="0" w:evenHBand="0" w:firstRowFirstColumn="0" w:firstRowLastColumn="0" w:lastRowFirstColumn="0" w:lastRowLastColumn="0"/>
+            <w:tcW w:w="7660" w:type="dxa"/>
+          </w:tcPr>
+          <w:p>
+            <w:pPr>
+              <w:rPr>
+                <w:b w:val="0"/>
+                <w:bCs w:val="0"/>
+              </w:rPr>
+            </w:pPr>
+            <w:r>
+              <w:rPr>
+                <w:b w:val="0"/>
+                <w:bCs w:val="0"/>
+              </w:rPr>
+              <w:t>Develop more levels, featuring other types of enemies</w:t>
+            </w:r>
+          </w:p>
+        </w:tc>
+        <w:tc>
+          <w:tcPr>
+            <w:tcW w:w="1690" w:type="dxa"/>
+          </w:tcPr>
+          <w:p>
+            <w:pPr>
+              <w:jc w:val="center"/>
+              <w:cnfStyle w:val="000000000000" w:firstRow="0" w:lastRow="0" w:firstColumn="0" w:lastColumn="0" w:oddVBand="0" w:evenVBand="0" w:oddHBand="0" w:evenHBand="0" w:firstRowFirstColumn="0" w:firstRowLastColumn="0" w:lastRowFirstColumn="0" w:lastRowLastColumn="0"/>
+            </w:pPr>
+            <w:r>
+              <w:t>No</w:t>
+            </w:r>
+          </w:p>
+        </w:tc>
+      </w:tr>
+    </w:tbl>
+    <w:p>
+      <w:r>
+        <w:br/>
+      </w:r>
       <w:r>
         <w:t>The following sections describe the design and implementation of</w:t>
       </w:r>
@@ -13920,53 +14816,53 @@
     </w:p>
     <w:p>
       <w:r>
+        <w:t>Visually, I just wanted to show a simple bar that shows three levels of health, which can be drawn using two writes to the screen.  The challenge was to figure out how to do this efficiently using as little memory as possible.</w:t>
+      </w:r>
+    </w:p>
+    <w:p>
+      <w:r>
+        <w:t xml:space="preserve">Working on the basis that I </w:t>
+      </w:r>
+      <w:r>
+        <w:t xml:space="preserve">could find the memory, somehow, </w:t>
+      </w:r>
+      <w:r>
+        <w:t xml:space="preserve">I </w:t>
+      </w:r>
+      <w:r>
+        <w:t xml:space="preserve">temporarily </w:t>
+      </w:r>
+      <w:r>
+        <w:t>commented</w:t>
+      </w:r>
+      <w:r>
+        <w:t xml:space="preserve"> out</w:t>
+      </w:r>
+      <w:r>
+        <w:t xml:space="preserve"> the game bar code</w:t>
+      </w:r>
+      <w:r>
+        <w:t xml:space="preserve"> to free up </w:t>
+      </w:r>
+      <w:r>
+        <w:t xml:space="preserve">some </w:t>
+      </w:r>
+      <w:r>
+        <w:t xml:space="preserve">memory and </w:t>
+      </w:r>
+      <w:r>
+        <w:t xml:space="preserve">then </w:t>
+      </w:r>
+      <w:r>
+        <w:t>set out to develop an implementation</w:t>
+      </w:r>
+      <w:r>
+        <w:t>.</w:t>
+      </w:r>
+    </w:p>
+    <w:p>
+      <w:r>
         <w:lastRenderedPageBreak/>
-        <w:t>Visually, I just wanted to show a simple bar that shows three levels of health, which can be drawn using two writes to the screen.  The challenge was to figure out how to do this efficiently using as little memory as possible.</w:t>
-      </w:r>
-    </w:p>
-    <w:p>
-      <w:r>
-        <w:t xml:space="preserve">Working on the basis that I </w:t>
-      </w:r>
-      <w:r>
-        <w:t xml:space="preserve">could find the memory, somehow, </w:t>
-      </w:r>
-      <w:r>
-        <w:t xml:space="preserve">I </w:t>
-      </w:r>
-      <w:r>
-        <w:t xml:space="preserve">temporarily </w:t>
-      </w:r>
-      <w:r>
-        <w:t>commented</w:t>
-      </w:r>
-      <w:r>
-        <w:t xml:space="preserve"> out</w:t>
-      </w:r>
-      <w:r>
-        <w:t xml:space="preserve"> the game bar code</w:t>
-      </w:r>
-      <w:r>
-        <w:t xml:space="preserve"> to free up </w:t>
-      </w:r>
-      <w:r>
-        <w:t xml:space="preserve">some </w:t>
-      </w:r>
-      <w:r>
-        <w:t xml:space="preserve">memory and </w:t>
-      </w:r>
-      <w:r>
-        <w:t xml:space="preserve">then </w:t>
-      </w:r>
-      <w:r>
-        <w:t>set out to develop an implementation</w:t>
-      </w:r>
-      <w:r>
-        <w:t>.</w:t>
-      </w:r>
-    </w:p>
-    <w:p>
-      <w:r>
         <w:t xml:space="preserve">To display a health bar, I needed to write an eight-pixel strip (two bytes) to the screen, with clipping etc.  To do this efficiently I pick the appropriate pixel strip from </w:t>
       </w:r>
       <w:r>
@@ -14448,108 +15344,105 @@
         <w:t xml:space="preserve">data </w:t>
       </w:r>
       <w:r>
-        <w:t xml:space="preserve">objects to be able to leverage </w:t>
-      </w:r>
+        <w:t xml:space="preserve">objects to be able to leverage these </w:t>
+      </w:r>
+      <w:r>
+        <w:t xml:space="preserve">new </w:t>
+      </w:r>
+      <w:r>
+        <w:t>regions</w:t>
+      </w:r>
+      <w:r>
+        <w:t xml:space="preserve"> (</w:t>
+      </w:r>
+      <w:r>
+        <w:t xml:space="preserve">which are </w:t>
+      </w:r>
+      <w:r>
+        <w:t>transient in nature</w:t>
+      </w:r>
+      <w:r>
+        <w:t>), and I’d have to add code to request access to the NMI memory.</w:t>
+      </w:r>
+    </w:p>
+    <w:p>
+      <w:pPr>
+        <w:rPr>
+          <w:i/>
+          <w:iCs/>
+        </w:rPr>
+      </w:pPr>
+      <w:r>
+        <w:t>I used the memory spreadsheet to develop a new memory map which I then implemented in the code.</w:t>
+      </w:r>
+      <w:r>
+        <w:t xml:space="preserve">  After the changes I still had a </w:t>
+      </w:r>
+      <w:r>
+        <w:t xml:space="preserve">small </w:t>
+      </w:r>
+      <w:r>
+        <w:t xml:space="preserve">shortfall, which I addressed by factoring out </w:t>
+      </w:r>
+      <w:r>
+        <w:t xml:space="preserve">more </w:t>
+      </w:r>
+      <w:r>
+        <w:t xml:space="preserve">common code </w:t>
+      </w:r>
+      <w:r>
+        <w:t xml:space="preserve">from </w:t>
+      </w:r>
+      <w:r>
+        <w:rPr>
+          <w:i/>
+          <w:iCs/>
+        </w:rPr>
+        <w:t>drawObject</w:t>
+      </w:r>
+      <w:r>
+        <w:t xml:space="preserve"> and </w:t>
+      </w:r>
+      <w:r>
+        <w:rPr>
+          <w:i/>
+          <w:iCs/>
+        </w:rPr>
+        <w:t>drawLaserOn</w:t>
+      </w:r>
+      <w:r>
+        <w:rPr>
+          <w:i/>
+          <w:iCs/>
+        </w:rPr>
+        <w:t xml:space="preserve">, </w:t>
+      </w:r>
+      <w:r>
+        <w:t>incurring a small performance</w:t>
+      </w:r>
+      <w:r>
+        <w:t xml:space="preserve"> </w:t>
+      </w:r>
+      <w:r>
+        <w:t>cost</w:t>
+      </w:r>
+      <w:r>
+        <w:rPr>
+          <w:i/>
+          <w:iCs/>
+        </w:rPr>
+        <w:t xml:space="preserve">, </w:t>
+      </w:r>
+      <w:r>
+        <w:t>which was not noticeable.</w:t>
+      </w:r>
+    </w:p>
+    <w:p>
+      <w:pPr>
+        <w:pStyle w:val="Heading2"/>
+      </w:pPr>
       <w:r>
         <w:lastRenderedPageBreak/>
-        <w:t xml:space="preserve">these </w:t>
-      </w:r>
-      <w:r>
-        <w:t xml:space="preserve">new </w:t>
-      </w:r>
-      <w:r>
-        <w:t>regions</w:t>
-      </w:r>
-      <w:r>
-        <w:t xml:space="preserve"> (</w:t>
-      </w:r>
-      <w:r>
-        <w:t xml:space="preserve">which are </w:t>
-      </w:r>
-      <w:r>
-        <w:t>transient in nature</w:t>
-      </w:r>
-      <w:r>
-        <w:t>), and I’d have to add code to request access to the NMI memory.</w:t>
-      </w:r>
-    </w:p>
-    <w:p>
-      <w:pPr>
-        <w:rPr>
-          <w:i/>
-          <w:iCs/>
-        </w:rPr>
-      </w:pPr>
-      <w:r>
-        <w:t>I used the memory spreadsheet to develop a new memory map which I then implemented in the code.</w:t>
-      </w:r>
-      <w:r>
-        <w:t xml:space="preserve">  After the changes I still had a </w:t>
-      </w:r>
-      <w:r>
-        <w:t xml:space="preserve">small </w:t>
-      </w:r>
-      <w:r>
-        <w:t xml:space="preserve">shortfall, which I addressed by factoring out </w:t>
-      </w:r>
-      <w:r>
-        <w:t xml:space="preserve">more </w:t>
-      </w:r>
-      <w:r>
-        <w:t xml:space="preserve">common code </w:t>
-      </w:r>
-      <w:r>
-        <w:t xml:space="preserve">from </w:t>
-      </w:r>
-      <w:r>
-        <w:rPr>
-          <w:i/>
-          <w:iCs/>
-        </w:rPr>
-        <w:t>drawObject</w:t>
-      </w:r>
-      <w:r>
-        <w:t xml:space="preserve"> and </w:t>
-      </w:r>
-      <w:r>
-        <w:rPr>
-          <w:i/>
-          <w:iCs/>
-        </w:rPr>
-        <w:t>drawLaserOn</w:t>
-      </w:r>
-      <w:r>
-        <w:rPr>
-          <w:i/>
-          <w:iCs/>
-        </w:rPr>
-        <w:t xml:space="preserve">, </w:t>
-      </w:r>
-      <w:r>
-        <w:t>incurring a small performance</w:t>
-      </w:r>
-      <w:r>
-        <w:t xml:space="preserve"> </w:t>
-      </w:r>
-      <w:r>
-        <w:t>cost</w:t>
-      </w:r>
-      <w:r>
-        <w:rPr>
-          <w:i/>
-          <w:iCs/>
-        </w:rPr>
-        <w:t xml:space="preserve">, </w:t>
-      </w:r>
-      <w:r>
-        <w:t>which was not noticeable.</w:t>
-      </w:r>
-    </w:p>
-    <w:p>
-      <w:pPr>
-        <w:pStyle w:val="Heading2"/>
-      </w:pPr>
-      <w:r>
         <w:t xml:space="preserve">Doctor Who </w:t>
       </w:r>
       <w:r>
@@ -14742,7 +15635,6 @@
         <w:pStyle w:val="Heading3"/>
       </w:pPr>
       <w:r>
-        <w:lastRenderedPageBreak/>
         <w:t>MIDI conversion tool</w:t>
       </w:r>
     </w:p>
@@ -15023,6 +15915,7 @@
           <w:i/>
           <w:iCs/>
         </w:rPr>
+        <w:lastRenderedPageBreak/>
         <w:t>&lt;delta-time&gt;</w:t>
       </w:r>
       <w:r>
@@ -15337,7 +16230,6 @@
     </w:p>
     <w:p>
       <w:r>
-        <w:lastRenderedPageBreak/>
         <w:t xml:space="preserve">The technique </w:t>
       </w:r>
       <w:r>
@@ -15442,6 +16334,7 @@
         <w:rPr>
           <w:noProof/>
         </w:rPr>
+        <w:lastRenderedPageBreak/>
         <w:drawing>
           <wp:inline distT="0" distB="0" distL="0" distR="0" wp14:anchorId="7BAF8B86" wp14:editId="67E241BF">
             <wp:extent cx="3329981" cy="947764"/>
@@ -15760,23 +16653,23 @@
     </w:p>
     <w:p>
       <w:r>
+        <w:t xml:space="preserve">The second timer is used to play lower frequency notes, by toggling the highest producible pitch at twice the </w:t>
+      </w:r>
+      <w:r>
+        <w:t>lower</w:t>
+      </w:r>
+      <w:r>
+        <w:t xml:space="preserve"> note’s frequency.</w:t>
+      </w:r>
+    </w:p>
+    <w:p>
+      <w:r>
+        <w:t>The trickiest part of the implementation was replicating the core parts of the MOS envelope functionality, which was needed to make the notes sound more interesting.</w:t>
+      </w:r>
+    </w:p>
+    <w:p>
+      <w:r>
         <w:lastRenderedPageBreak/>
-        <w:t xml:space="preserve">The second timer is used to play lower frequency notes, by toggling the highest producible pitch at twice the </w:t>
-      </w:r>
-      <w:r>
-        <w:t>lower</w:t>
-      </w:r>
-      <w:r>
-        <w:t xml:space="preserve"> note’s frequency.</w:t>
-      </w:r>
-    </w:p>
-    <w:p>
-      <w:r>
-        <w:t>The trickiest part of the implementation was replicating the core parts of the MOS envelope functionality, which was needed to make the notes sound more interesting.</w:t>
-      </w:r>
-    </w:p>
-    <w:p>
-      <w:r>
         <w:t xml:space="preserve">I spent quite a bit of time tweaking the envelope definitions to get a more interesting sound. Of course, I was not able to replicate the original sound given </w:t>
       </w:r>
       <w:r>
@@ -16199,6 +17092,7 @@
     </w:p>
     <w:p>
       <w:r>
+        <w:lastRenderedPageBreak/>
         <w:t xml:space="preserve">To do </w:t>
       </w:r>
       <w:r>
@@ -16532,7 +17426,6 @@
         <w:pStyle w:val="Heading3"/>
       </w:pPr>
       <w:r>
-        <w:lastRenderedPageBreak/>
         <w:t>Implementation</w:t>
       </w:r>
     </w:p>
@@ -16614,6 +17507,7 @@
     </w:p>
     <w:p>
       <w:r>
+        <w:lastRenderedPageBreak/>
         <w:t>One can</w:t>
       </w:r>
       <w:r>
@@ -17011,59 +17905,59 @@
     </w:p>
     <w:p>
       <w:r>
+        <w:t xml:space="preserve">However, updating the in-game interrupt routine to efficiently read </w:t>
+      </w:r>
+      <w:r>
+        <w:t xml:space="preserve">the </w:t>
+      </w:r>
+      <w:r>
+        <w:t xml:space="preserve">low and high nibbles was </w:t>
+      </w:r>
+      <w:r>
+        <w:t>challenging.</w:t>
+      </w:r>
+    </w:p>
+    <w:p>
+      <w:r>
+        <w:t xml:space="preserve">The solution I landed on was </w:t>
+      </w:r>
+      <w:r>
+        <w:t xml:space="preserve">to encode the first half of the sample in the low nibbles, and the second half </w:t>
+      </w:r>
+      <w:r>
+        <w:t xml:space="preserve">of the sample </w:t>
+      </w:r>
+      <w:r>
+        <w:t xml:space="preserve">in the high nibbles, and </w:t>
+      </w:r>
+      <w:r>
+        <w:t xml:space="preserve">then run over the data in two passes, </w:t>
+      </w:r>
+      <w:r>
+        <w:t xml:space="preserve">rewriting the </w:t>
+      </w:r>
+      <w:r>
+        <w:t xml:space="preserve">sample </w:t>
+      </w:r>
+      <w:r>
+        <w:t xml:space="preserve">extraction </w:t>
+      </w:r>
+      <w:r>
+        <w:t xml:space="preserve">code </w:t>
+      </w:r>
+      <w:r>
+        <w:t xml:space="preserve">prior to each </w:t>
+      </w:r>
+      <w:r>
+        <w:t>pass.</w:t>
+      </w:r>
+      <w:r>
+        <w:t xml:space="preserve">  </w:t>
+      </w:r>
+    </w:p>
+    <w:p>
+      <w:r>
         <w:lastRenderedPageBreak/>
-        <w:t xml:space="preserve">However, updating the in-game interrupt routine to efficiently read </w:t>
-      </w:r>
-      <w:r>
-        <w:t xml:space="preserve">the </w:t>
-      </w:r>
-      <w:r>
-        <w:t xml:space="preserve">low and high nibbles was </w:t>
-      </w:r>
-      <w:r>
-        <w:t>challenging.</w:t>
-      </w:r>
-    </w:p>
-    <w:p>
-      <w:r>
-        <w:t xml:space="preserve">The solution I landed on was </w:t>
-      </w:r>
-      <w:r>
-        <w:t xml:space="preserve">to encode the first half of the sample in the low nibbles, and the second half </w:t>
-      </w:r>
-      <w:r>
-        <w:t xml:space="preserve">of the sample </w:t>
-      </w:r>
-      <w:r>
-        <w:t xml:space="preserve">in the high nibbles, and </w:t>
-      </w:r>
-      <w:r>
-        <w:t xml:space="preserve">then run over the data in two passes, </w:t>
-      </w:r>
-      <w:r>
-        <w:t xml:space="preserve">rewriting the </w:t>
-      </w:r>
-      <w:r>
-        <w:t xml:space="preserve">sample </w:t>
-      </w:r>
-      <w:r>
-        <w:t xml:space="preserve">extraction </w:t>
-      </w:r>
-      <w:r>
-        <w:t xml:space="preserve">code </w:t>
-      </w:r>
-      <w:r>
-        <w:t xml:space="preserve">prior to each </w:t>
-      </w:r>
-      <w:r>
-        <w:t>pass.</w:t>
-      </w:r>
-      <w:r>
-        <w:t xml:space="preserve">  </w:t>
-      </w:r>
-    </w:p>
-    <w:p>
-      <w:r>
         <w:t xml:space="preserve">In the first pass, </w:t>
       </w:r>
       <w:r>
@@ -17460,7 +18354,6 @@
         <w:pStyle w:val="Heading3"/>
       </w:pPr>
       <w:r>
-        <w:lastRenderedPageBreak/>
         <w:t>I</w:t>
       </w:r>
       <w:r>
@@ -17679,6 +18572,7 @@
           </w:tcPr>
           <w:p>
             <w:r>
+              <w:lastRenderedPageBreak/>
               <w:t>soundVector_endPursuit</w:t>
             </w:r>
           </w:p>
@@ -17978,94 +18872,94 @@
     </w:p>
     <w:p>
       <w:r>
+        <w:t xml:space="preserve">I </w:t>
+      </w:r>
+      <w:r>
+        <w:t xml:space="preserve">started </w:t>
+      </w:r>
+      <w:r>
+        <w:t xml:space="preserve">by </w:t>
+      </w:r>
+      <w:r>
+        <w:t>looking at what additional samples I could add if an additional 16K of sideways RAM was available.</w:t>
+      </w:r>
+    </w:p>
+    <w:p>
+      <w:pPr>
+        <w:pStyle w:val="Heading3"/>
+      </w:pPr>
+      <w:r>
+        <w:t>Adding samples</w:t>
+      </w:r>
+    </w:p>
+    <w:p>
+      <w:r>
+        <w:t xml:space="preserve">I </w:t>
+      </w:r>
+      <w:r>
+        <w:t xml:space="preserve">initially tried to implement </w:t>
+      </w:r>
+      <w:r>
+        <w:t>TARDIS sound effect</w:t>
+      </w:r>
+      <w:r>
+        <w:t xml:space="preserve">, by </w:t>
+      </w:r>
+      <w:r>
+        <w:t xml:space="preserve">looping a sample and fading it out </w:t>
+      </w:r>
+      <w:r>
+        <w:t xml:space="preserve">using </w:t>
+      </w:r>
+      <w:r>
+        <w:t xml:space="preserve">an attenuation table. </w:t>
+      </w:r>
+      <w:r>
+        <w:t xml:space="preserve"> This </w:t>
+      </w:r>
+      <w:r>
+        <w:t xml:space="preserve">worked </w:t>
+      </w:r>
+      <w:r>
+        <w:t xml:space="preserve">reasonably well </w:t>
+      </w:r>
+      <w:r>
+        <w:t xml:space="preserve">in </w:t>
+      </w:r>
+      <w:r>
+        <w:t>BeebEm</w:t>
+      </w:r>
+      <w:r>
+        <w:t xml:space="preserve">, though there was a </w:t>
+      </w:r>
+      <w:r>
+        <w:t>noticeabl</w:t>
+      </w:r>
+      <w:r>
+        <w:t xml:space="preserve">e </w:t>
+      </w:r>
+      <w:r>
+        <w:t>performance</w:t>
+      </w:r>
+      <w:r>
+        <w:t xml:space="preserve"> hit.  Unfortunately, o</w:t>
+      </w:r>
+      <w:r>
+        <w:t xml:space="preserve">n the BBC Micro </w:t>
+      </w:r>
+      <w:r>
+        <w:t xml:space="preserve">very noticeable </w:t>
+      </w:r>
+      <w:r>
+        <w:t>audible hiss</w:t>
+      </w:r>
+      <w:r>
+        <w:t xml:space="preserve"> was present.</w:t>
+      </w:r>
+    </w:p>
+    <w:p>
+      <w:r>
         <w:lastRenderedPageBreak/>
-        <w:t xml:space="preserve">I </w:t>
-      </w:r>
-      <w:r>
-        <w:t xml:space="preserve">started </w:t>
-      </w:r>
-      <w:r>
-        <w:t xml:space="preserve">by </w:t>
-      </w:r>
-      <w:r>
-        <w:t>looking at what additional samples I could add if an additional 16K of sideways RAM was available.</w:t>
-      </w:r>
-    </w:p>
-    <w:p>
-      <w:pPr>
-        <w:pStyle w:val="Heading3"/>
-      </w:pPr>
-      <w:r>
-        <w:t>Adding samples</w:t>
-      </w:r>
-    </w:p>
-    <w:p>
-      <w:r>
-        <w:t xml:space="preserve">I </w:t>
-      </w:r>
-      <w:r>
-        <w:t xml:space="preserve">initially tried to implement </w:t>
-      </w:r>
-      <w:r>
-        <w:t>TARDIS sound effect</w:t>
-      </w:r>
-      <w:r>
-        <w:t xml:space="preserve">, by </w:t>
-      </w:r>
-      <w:r>
-        <w:t xml:space="preserve">looping a sample and fading it out </w:t>
-      </w:r>
-      <w:r>
-        <w:t xml:space="preserve">using </w:t>
-      </w:r>
-      <w:r>
-        <w:t xml:space="preserve">an attenuation table. </w:t>
-      </w:r>
-      <w:r>
-        <w:t xml:space="preserve"> This </w:t>
-      </w:r>
-      <w:r>
-        <w:t xml:space="preserve">worked </w:t>
-      </w:r>
-      <w:r>
-        <w:t xml:space="preserve">reasonably well </w:t>
-      </w:r>
-      <w:r>
-        <w:t xml:space="preserve">in </w:t>
-      </w:r>
-      <w:r>
-        <w:t>BeebEm</w:t>
-      </w:r>
-      <w:r>
-        <w:t xml:space="preserve">, though there was a </w:t>
-      </w:r>
-      <w:r>
-        <w:t>noticeabl</w:t>
-      </w:r>
-      <w:r>
-        <w:t xml:space="preserve">e </w:t>
-      </w:r>
-      <w:r>
-        <w:t>performance</w:t>
-      </w:r>
-      <w:r>
-        <w:t xml:space="preserve"> hit.  Unfortunately, o</w:t>
-      </w:r>
-      <w:r>
-        <w:t xml:space="preserve">n the BBC Micro </w:t>
-      </w:r>
-      <w:r>
-        <w:t xml:space="preserve">very noticeable </w:t>
-      </w:r>
-      <w:r>
-        <w:t>audible hiss</w:t>
-      </w:r>
-      <w:r>
-        <w:t xml:space="preserve"> was present.</w:t>
-      </w:r>
-    </w:p>
-    <w:p>
-      <w:r>
         <w:t>I tried several things to reduce the hiss, and had some success, but was not able to reduce it to an acceptable level.  I concluded it would be better to play different samples instead.</w:t>
       </w:r>
     </w:p>
@@ -18449,7 +19343,6 @@
         <w:rPr>
           <w:noProof/>
         </w:rPr>
-        <w:lastRenderedPageBreak/>
         <w:drawing>
           <wp:inline distT="0" distB="0" distL="0" distR="0" wp14:anchorId="49919DA7" wp14:editId="146DE6EA">
             <wp:extent cx="978011" cy="780528"/>
@@ -18722,6 +19615,7 @@
     </w:p>
     <w:p>
       <w:r>
+        <w:lastRenderedPageBreak/>
         <w:t>The s</w:t>
       </w:r>
       <w:r>
@@ -18821,7 +19715,16 @@
         <w:t xml:space="preserve">crop </w:t>
       </w:r>
       <w:r>
-        <w:t>boundary, the palette is switched to the level’s palette and the routine simply returns.  No further processing is performed, even by MOS.</w:t>
+        <w:t xml:space="preserve">boundary, the palette is switched to the level’s palette and the </w:t>
+      </w:r>
+      <w:r>
+        <w:t>interrupt is passed on</w:t>
+      </w:r>
+      <w:r>
+        <w:t xml:space="preserve"> </w:t>
+      </w:r>
+      <w:r>
+        <w:t>to MOS, allowing MOS to process sounds.</w:t>
       </w:r>
     </w:p>
     <w:p>
@@ -18844,16 +19747,10 @@
         <w:t>.</w:t>
       </w:r>
       <w:r>
-        <w:t xml:space="preserve">  The interrupt is then passed on to MOS</w:t>
-      </w:r>
-      <w:r>
-        <w:t xml:space="preserve">, allowing </w:t>
-      </w:r>
-      <w:r>
-        <w:t>MOS to process sounds</w:t>
-      </w:r>
-      <w:r>
-        <w:t>.</w:t>
+        <w:t xml:space="preserve">  </w:t>
+      </w:r>
+      <w:r>
+        <w:t>The interrupt is not passed on to MOS.</w:t>
       </w:r>
     </w:p>
     <w:p>
@@ -18952,41 +19849,41 @@
     </w:p>
     <w:p>
       <w:r>
+        <w:t>The change was not as significant as it might sound since the existing level designs all contained two or more unused tiles.</w:t>
+      </w:r>
+      <w:r>
+        <w:t xml:space="preserve">  Twenty-nine tile designs, plus a blank, </w:t>
+      </w:r>
+      <w:r>
+        <w:t>are</w:t>
+      </w:r>
+      <w:r>
+        <w:t xml:space="preserve"> more than sufficient.</w:t>
+      </w:r>
+    </w:p>
+    <w:p>
+      <w:r>
+        <w:t xml:space="preserve">I therefor updated the level editor </w:t>
+      </w:r>
+      <w:r>
+        <w:t xml:space="preserve">and game code to </w:t>
+      </w:r>
+      <w:r>
+        <w:t>accommodate the change, converting the level data files to the new format</w:t>
+      </w:r>
+      <w:r>
+        <w:t xml:space="preserve"> in the process.  As part of this I also moved the crop transition variables into zero page (reducing code size further), moving the black palette (16-bytes) out to regular memory.  </w:t>
+      </w:r>
+      <w:r>
+        <w:t>After these changes, the code just fit, barely.</w:t>
+      </w:r>
+    </w:p>
+    <w:p>
+      <w:pPr>
+        <w:pStyle w:val="Heading2"/>
+      </w:pPr>
+      <w:r>
         <w:lastRenderedPageBreak/>
-        <w:t>The change was not as significant as it might sound since the existing level designs all contained two or more unused tiles.</w:t>
-      </w:r>
-      <w:r>
-        <w:t xml:space="preserve">  Twenty-nine tile designs, plus a blank, </w:t>
-      </w:r>
-      <w:r>
-        <w:t>are</w:t>
-      </w:r>
-      <w:r>
-        <w:t xml:space="preserve"> more than sufficient.</w:t>
-      </w:r>
-    </w:p>
-    <w:p>
-      <w:r>
-        <w:t xml:space="preserve">I therefor updated the level editor </w:t>
-      </w:r>
-      <w:r>
-        <w:t xml:space="preserve">and game code to </w:t>
-      </w:r>
-      <w:r>
-        <w:t>accommodate the change, converting the level data files to the new format</w:t>
-      </w:r>
-      <w:r>
-        <w:t xml:space="preserve"> in the process.  As part of this I also moved the crop transition variables into zero page (reducing code size further), moving the black palette (16-bytes) out to regular memory.  </w:t>
-      </w:r>
-      <w:r>
-        <w:t>After these changes, the code just fit, barely.</w:t>
-      </w:r>
-    </w:p>
-    <w:p>
-      <w:pPr>
-        <w:pStyle w:val="Heading2"/>
-      </w:pPr>
-      <w:r>
         <w:t>G</w:t>
       </w:r>
       <w:r>
@@ -19259,63 +20156,63 @@
         <w:t xml:space="preserve">teleport </w:t>
       </w:r>
       <w:r>
+        <w:t xml:space="preserve">destination information.  K9 would automatically teleport to the </w:t>
+      </w:r>
+      <w:r>
+        <w:t xml:space="preserve">appropriate </w:t>
+      </w:r>
+      <w:r>
+        <w:t>destination location when over two adjacent teleport tiles.</w:t>
+      </w:r>
+    </w:p>
+    <w:p>
+      <w:r>
+        <w:t>Whilst this worked, the behavior felt somehow odd as Daleks moved over teleport tiles without teleporting, and visually the teleport</w:t>
+      </w:r>
+      <w:r>
+        <w:t xml:space="preserve"> platforms </w:t>
+      </w:r>
+      <w:r>
+        <w:t>were static, unlike elevators and doors which animated.</w:t>
+      </w:r>
+    </w:p>
+    <w:p>
+      <w:r>
+        <w:t xml:space="preserve">I </w:t>
+      </w:r>
+      <w:r>
+        <w:t xml:space="preserve">therefore </w:t>
+      </w:r>
+      <w:r>
+        <w:t xml:space="preserve">reimplemented teleports as dynamic objects, </w:t>
+      </w:r>
+      <w:r>
+        <w:t xml:space="preserve">which animate, </w:t>
+      </w:r>
+      <w:r>
+        <w:t xml:space="preserve">where </w:t>
+      </w:r>
+      <w:r>
+        <w:t>pressing up or down key</w:t>
+      </w:r>
+      <w:r>
+        <w:t>s</w:t>
+      </w:r>
+      <w:r>
+        <w:t xml:space="preserve"> initiate</w:t>
+      </w:r>
+      <w:r>
+        <w:t>s</w:t>
+      </w:r>
+      <w:r>
+        <w:t xml:space="preserve"> travel. Since adding a new dynamic type would require nine bits in </w:t>
+      </w:r>
+      <w:r>
+        <w:rPr>
+          <w:b/>
+          <w:i/>
+        </w:rPr>
         <w:lastRenderedPageBreak/>
-        <w:t xml:space="preserve">destination information.  K9 would automatically teleport to the </w:t>
-      </w:r>
-      <w:r>
-        <w:t xml:space="preserve">appropriate </w:t>
-      </w:r>
-      <w:r>
-        <w:t>destination location when over two adjacent teleport tiles.</w:t>
-      </w:r>
-    </w:p>
-    <w:p>
-      <w:r>
-        <w:t>Whilst this worked, the behavior felt somehow odd as Daleks moved over teleport tiles without teleporting, and visually the teleport</w:t>
-      </w:r>
-      <w:r>
-        <w:t xml:space="preserve"> platforms </w:t>
-      </w:r>
-      <w:r>
-        <w:t>were static, unlike elevators and doors which animated.</w:t>
-      </w:r>
-    </w:p>
-    <w:p>
-      <w:r>
-        <w:t xml:space="preserve">I </w:t>
-      </w:r>
-      <w:r>
-        <w:t xml:space="preserve">therefore </w:t>
-      </w:r>
-      <w:r>
-        <w:t xml:space="preserve">reimplemented teleports as dynamic objects, </w:t>
-      </w:r>
-      <w:r>
-        <w:t xml:space="preserve">which animate, </w:t>
-      </w:r>
-      <w:r>
-        <w:t xml:space="preserve">where </w:t>
-      </w:r>
-      <w:r>
-        <w:t>pressing up or down key</w:t>
-      </w:r>
-      <w:r>
-        <w:t>s</w:t>
-      </w:r>
-      <w:r>
-        <w:t xml:space="preserve"> initiate</w:t>
-      </w:r>
-      <w:r>
-        <w:t>s</w:t>
-      </w:r>
-      <w:r>
-        <w:t xml:space="preserve"> travel. Since adding a new dynamic type would require nine bits in </w:t>
-      </w:r>
-      <w:r>
-        <w:rPr>
-          <w:b/>
-          <w:i/>
-        </w:rPr>
         <w:t>objectState</w:t>
       </w:r>
       <w:r>
@@ -19567,22 +20464,13 @@
         <w:t>appropriate teleport destination indices.</w:t>
       </w:r>
       <w:r>
-        <w:t xml:space="preserve">  </w:t>
-      </w:r>
-      <w:r>
-        <w:t xml:space="preserve">The tile grid </w:t>
+        <w:t xml:space="preserve">  The tile grid </w:t>
       </w:r>
       <w:r>
         <w:t xml:space="preserve">panel </w:t>
       </w:r>
       <w:r>
-        <w:t xml:space="preserve">paint code was </w:t>
-      </w:r>
-      <w:r>
-        <w:t xml:space="preserve">also </w:t>
-      </w:r>
-      <w:r>
-        <w:t xml:space="preserve">updated to show the </w:t>
+        <w:t xml:space="preserve">paint code was also updated to show the </w:t>
       </w:r>
       <w:r>
         <w:t xml:space="preserve">teleport </w:t>
@@ -19602,13 +20490,7 @@
         <w:t xml:space="preserve">BMP </w:t>
       </w:r>
       <w:r>
-        <w:t xml:space="preserve">files were created in the </w:t>
-      </w:r>
-      <w:r>
-        <w:t xml:space="preserve">level asset </w:t>
-      </w:r>
-      <w:r>
-        <w:t xml:space="preserve">folders, with the </w:t>
+        <w:t xml:space="preserve">files were created in the level asset folders, with the </w:t>
       </w:r>
       <w:r>
         <w:rPr>
@@ -19663,7 +20545,6 @@
     </w:p>
     <w:p>
       <w:r>
-        <w:lastRenderedPageBreak/>
         <w:t xml:space="preserve">A new </w:t>
       </w:r>
       <w:r>
@@ -19723,13 +20604,7 @@
         </w:numPr>
       </w:pPr>
       <w:r>
-        <w:t xml:space="preserve">Find the actual teleport object </w:t>
-      </w:r>
-      <w:r>
-        <w:t xml:space="preserve">(elevator) </w:t>
-      </w:r>
-      <w:r>
-        <w:t>K9 is on</w:t>
+        <w:t>Find the actual teleport object (elevator) K9 is on</w:t>
       </w:r>
       <w:r>
         <w:t>.</w:t>
@@ -19768,6 +20643,7 @@
         </w:numPr>
       </w:pPr>
       <w:r>
+        <w:lastRenderedPageBreak/>
         <w:t>Check if the destination teleport is occupied, sounding a ‘blocked’ sound effect if it is, and return ‘</w:t>
       </w:r>
       <w:r>
@@ -20006,13 +20882,7 @@
         </w:numPr>
       </w:pPr>
       <w:r>
-        <w:t xml:space="preserve">Factoring out </w:t>
-      </w:r>
-      <w:r>
-        <w:t xml:space="preserve">common </w:t>
-      </w:r>
-      <w:r>
-        <w:t>top-level code in draw.6502</w:t>
+        <w:t>Factoring out common top-level code in draw.6502</w:t>
       </w:r>
       <w:r>
         <w:t>.</w:t>
@@ -20085,44 +20955,44 @@
         <w:pStyle w:val="Heading1"/>
       </w:pPr>
       <w:r>
+        <w:t>Miscellaneous</w:t>
+      </w:r>
+    </w:p>
+    <w:p>
+      <w:r>
+        <w:t xml:space="preserve">These </w:t>
+      </w:r>
+      <w:r>
+        <w:t xml:space="preserve">sections </w:t>
+      </w:r>
+      <w:r>
+        <w:t xml:space="preserve">aim to provide more </w:t>
+      </w:r>
+      <w:r>
+        <w:t>details</w:t>
+      </w:r>
+      <w:r>
+        <w:t xml:space="preserve"> on </w:t>
+      </w:r>
+      <w:r>
+        <w:t xml:space="preserve">various </w:t>
+      </w:r>
+      <w:r>
+        <w:t>aspect</w:t>
+      </w:r>
+      <w:r>
+        <w:t>s</w:t>
+      </w:r>
+      <w:r>
+        <w:t xml:space="preserve"> of the game and its implementation.</w:t>
+      </w:r>
+    </w:p>
+    <w:p>
+      <w:pPr>
+        <w:pStyle w:val="Heading2"/>
+      </w:pPr>
+      <w:r>
         <w:lastRenderedPageBreak/>
-        <w:t>Miscellaneous</w:t>
-      </w:r>
-    </w:p>
-    <w:p>
-      <w:r>
-        <w:t xml:space="preserve">These </w:t>
-      </w:r>
-      <w:r>
-        <w:t xml:space="preserve">sections </w:t>
-      </w:r>
-      <w:r>
-        <w:t xml:space="preserve">aim to provide more </w:t>
-      </w:r>
-      <w:r>
-        <w:t>details</w:t>
-      </w:r>
-      <w:r>
-        <w:t xml:space="preserve"> on </w:t>
-      </w:r>
-      <w:r>
-        <w:t xml:space="preserve">various </w:t>
-      </w:r>
-      <w:r>
-        <w:t>aspect</w:t>
-      </w:r>
-      <w:r>
-        <w:t>s</w:t>
-      </w:r>
-      <w:r>
-        <w:t xml:space="preserve"> of the game and its implementation.</w:t>
-      </w:r>
-    </w:p>
-    <w:p>
-      <w:pPr>
-        <w:pStyle w:val="Heading2"/>
-      </w:pPr>
-      <w:r>
         <w:t>M</w:t>
       </w:r>
       <w:r>
@@ -21426,7 +22296,6 @@
               <w:jc w:val="center"/>
             </w:pPr>
             <w:r>
-              <w:lastRenderedPageBreak/>
               <w:t>3</w:t>
             </w:r>
             <w:r>
@@ -21608,6 +22477,7 @@
     </w:tbl>
     <w:p>
       <w:r>
+        <w:lastRenderedPageBreak/>
         <w:br/>
         <w:t>Several things are worth noting:</w:t>
       </w:r>
@@ -22574,7 +23444,6 @@
               <w:jc w:val="center"/>
             </w:pPr>
             <w:r>
-              <w:lastRenderedPageBreak/>
               <w:t>7B00</w:t>
             </w:r>
           </w:p>
@@ -22662,6 +23531,7 @@
     <w:p/>
     <w:p>
       <w:r>
+        <w:lastRenderedPageBreak/>
         <w:t xml:space="preserve">The white and gray rows show the layout after a level file is loaded, which includes level data, sprite data, and level initialization code.  The initialization code copies the loaded sprite data to their lower </w:t>
       </w:r>
       <w:r>
@@ -22671,7 +23541,13 @@
         <w:t>locations and populates the game object data structures from the metadata and object descriptors.</w:t>
       </w:r>
       <w:r>
-        <w:t xml:space="preserve">  On machines with 16K+ of sideways RAM, the code also copies the 224-byte gamebar asset to </w:t>
+        <w:t xml:space="preserve">  On machines with 16K+ of sideways RAM, the code also copies the 224-byte </w:t>
+      </w:r>
+      <w:r>
+        <w:t>game bar</w:t>
+      </w:r>
+      <w:r>
+        <w:t xml:space="preserve"> asset to </w:t>
       </w:r>
       <w:r>
         <w:t>&amp;BF20</w:t>
@@ -23041,7 +23917,6 @@
         </w:numPr>
       </w:pPr>
       <w:r>
-        <w:lastRenderedPageBreak/>
         <w:t xml:space="preserve">Reduced </w:t>
       </w:r>
       <w:r>
@@ -23084,6 +23959,7 @@
         </w:numPr>
       </w:pPr>
       <w:r>
+        <w:lastRenderedPageBreak/>
         <w:t xml:space="preserve">Used an optimized </w:t>
       </w:r>
       <w:r>
@@ -23685,7 +24561,6 @@
     </w:p>
     <w:p>
       <w:r>
-        <w:lastRenderedPageBreak/>
         <w:t xml:space="preserve">Several </w:t>
       </w:r>
       <w:r>
@@ -23713,6 +24588,7 @@
         </w:numPr>
       </w:pPr>
       <w:r>
+        <w:lastRenderedPageBreak/>
         <w:t>Used conditional branching whenever possible, instead of jumps.</w:t>
       </w:r>
       <w:r>
@@ -24442,491 +25318,491 @@
     </w:p>
     <w:p>
       <w:r>
+        <w:t xml:space="preserve">Routine parameter passing </w:t>
+      </w:r>
+      <w:r>
+        <w:t xml:space="preserve">uses the </w:t>
+      </w:r>
+      <w:r>
+        <w:t>following rule</w:t>
+      </w:r>
+      <w:r>
+        <w:t>s:</w:t>
+      </w:r>
+      <w:r>
+        <w:t xml:space="preserve"> </w:t>
+      </w:r>
+    </w:p>
+    <w:p>
+      <w:r>
         <w:lastRenderedPageBreak/>
-        <w:t xml:space="preserve">Routine parameter passing </w:t>
-      </w:r>
-      <w:r>
-        <w:t xml:space="preserve">uses the </w:t>
-      </w:r>
-      <w:r>
-        <w:t>following rule</w:t>
-      </w:r>
-      <w:r>
-        <w:t>s:</w:t>
+        <w:t xml:space="preserve">The accumulator is </w:t>
+      </w:r>
+      <w:r>
+        <w:t xml:space="preserve">typically </w:t>
+      </w:r>
+      <w:r>
+        <w:t xml:space="preserve">used to pass arguments to routines that </w:t>
+      </w:r>
+      <w:r>
+        <w:t>accept</w:t>
+      </w:r>
+      <w:r>
+        <w:t xml:space="preserve"> a </w:t>
+      </w:r>
+      <w:r>
+        <w:t xml:space="preserve">single </w:t>
+      </w:r>
+      <w:r>
+        <w:t>argument</w:t>
+      </w:r>
+      <w:r>
+        <w:t>,</w:t>
+      </w:r>
+      <w:r>
+        <w:t xml:space="preserve"> and the </w:t>
+      </w:r>
+      <w:r>
+        <w:t xml:space="preserve">X register </w:t>
+      </w:r>
+      <w:r>
+        <w:t xml:space="preserve">is </w:t>
+      </w:r>
+      <w:r>
+        <w:t xml:space="preserve">exclusively </w:t>
+      </w:r>
+      <w:r>
+        <w:t xml:space="preserve">used to </w:t>
+      </w:r>
+      <w:r>
+        <w:t>pass game object</w:t>
+      </w:r>
+      <w:r>
+        <w:t xml:space="preserve">s, </w:t>
+      </w:r>
+      <w:r>
+        <w:t>as</w:t>
+      </w:r>
+      <w:r>
+        <w:t xml:space="preserve"> an </w:t>
+      </w:r>
+      <w:r>
+        <w:t>index</w:t>
+      </w:r>
+      <w:r>
+        <w:t xml:space="preserve">.  </w:t>
+      </w:r>
+      <w:r>
+        <w:t xml:space="preserve">In other situations, </w:t>
+      </w:r>
+      <w:r>
+        <w:t>z</w:t>
+      </w:r>
+      <w:r>
+        <w:t xml:space="preserve">ero-page variables are </w:t>
+      </w:r>
+      <w:r>
+        <w:t xml:space="preserve">used to </w:t>
+      </w:r>
+      <w:r>
+        <w:t>pass argument</w:t>
+      </w:r>
+      <w:r>
+        <w:t>s</w:t>
+      </w:r>
+      <w:r>
+        <w:t>.</w:t>
+      </w:r>
+      <w:r>
+        <w:t xml:space="preserve">  </w:t>
+      </w:r>
+      <w:r>
+        <w:t xml:space="preserve">The </w:t>
+      </w:r>
+      <w:r>
+        <w:t xml:space="preserve">Y register </w:t>
+      </w:r>
+      <w:r>
+        <w:t>is rarely</w:t>
       </w:r>
       <w:r>
         <w:t xml:space="preserve"> </w:t>
       </w:r>
-    </w:p>
-    <w:p>
-      <w:r>
-        <w:t xml:space="preserve">The accumulator is </w:t>
-      </w:r>
-      <w:r>
-        <w:t xml:space="preserve">typically </w:t>
-      </w:r>
-      <w:r>
-        <w:t xml:space="preserve">used to pass arguments to routines that </w:t>
-      </w:r>
-      <w:r>
-        <w:t>accept</w:t>
-      </w:r>
-      <w:r>
-        <w:t xml:space="preserve"> a </w:t>
-      </w:r>
-      <w:r>
-        <w:t xml:space="preserve">single </w:t>
-      </w:r>
-      <w:r>
-        <w:t>argument</w:t>
+      <w:r>
+        <w:t>used</w:t>
+      </w:r>
+      <w:r>
+        <w:t>.</w:t>
+      </w:r>
+    </w:p>
+    <w:p>
+      <w:r>
+        <w:t>As for the stack</w:t>
+      </w:r>
+      <w:r>
+        <w:t>…</w:t>
+      </w:r>
+      <w:r>
+        <w:t xml:space="preserve"> r</w:t>
+      </w:r>
+      <w:r>
+        <w:t xml:space="preserve">outines occasionally push and pop values, </w:t>
+      </w:r>
+      <w:r>
+        <w:t xml:space="preserve">but </w:t>
+      </w:r>
+      <w:r>
+        <w:t xml:space="preserve">this is </w:t>
+      </w:r>
+      <w:r>
+        <w:t>rare</w:t>
+      </w:r>
+      <w:r>
+        <w:t xml:space="preserve">. </w:t>
+      </w:r>
+      <w:r>
+        <w:t xml:space="preserve"> Z</w:t>
+      </w:r>
+      <w:r>
+        <w:t xml:space="preserve">ero-page </w:t>
+      </w:r>
+      <w:r>
+        <w:t xml:space="preserve">variables </w:t>
+      </w:r>
+      <w:r>
+        <w:t xml:space="preserve">are typically used </w:t>
+      </w:r>
+      <w:r>
+        <w:t>to hold temporary values as this avoids issues where control flow can result in push/pop mismatches.</w:t>
+      </w:r>
+      <w:r>
+        <w:t xml:space="preserve"> </w:t>
+      </w:r>
+    </w:p>
+    <w:p>
+      <w:pPr>
+        <w:pStyle w:val="Heading2"/>
+      </w:pPr>
+      <w:r>
+        <w:t>Game design</w:t>
+      </w:r>
+    </w:p>
+    <w:p>
+      <w:r>
+        <w:t xml:space="preserve">The playability of a game is determined by many </w:t>
+      </w:r>
+      <w:r>
+        <w:t>factors.  The player needs to be challenged</w:t>
+      </w:r>
+      <w:r>
+        <w:t xml:space="preserve">, and </w:t>
+      </w:r>
+      <w:r>
+        <w:t xml:space="preserve">needs to </w:t>
+      </w:r>
+      <w:r>
+        <w:t xml:space="preserve">work, to </w:t>
+      </w:r>
+      <w:r>
+        <w:t xml:space="preserve">feel a </w:t>
+      </w:r>
+      <w:r>
+        <w:t xml:space="preserve">real </w:t>
+      </w:r>
+      <w:r>
+        <w:t xml:space="preserve">sense of </w:t>
+      </w:r>
+      <w:r>
+        <w:t>gratification</w:t>
+      </w:r>
+      <w:r>
+        <w:t xml:space="preserve"> and reward</w:t>
+      </w:r>
+      <w:r>
+        <w:t xml:space="preserve"> later</w:t>
+      </w:r>
+      <w:r>
+        <w:t>.</w:t>
+      </w:r>
+      <w:r>
+        <w:t xml:space="preserve">  The </w:t>
+      </w:r>
+      <w:r>
+        <w:t>players’</w:t>
+      </w:r>
+      <w:r>
+        <w:t xml:space="preserve"> </w:t>
+      </w:r>
+      <w:r>
+        <w:t>attention mu</w:t>
+      </w:r>
+      <w:r>
+        <w:t>st</w:t>
+      </w:r>
+      <w:r>
+        <w:t xml:space="preserve"> also be held</w:t>
+      </w:r>
+      <w:r>
+        <w:t xml:space="preserve"> by the game</w:t>
       </w:r>
       <w:r>
         <w:t>,</w:t>
       </w:r>
       <w:r>
-        <w:t xml:space="preserve"> and the </w:t>
-      </w:r>
-      <w:r>
-        <w:t xml:space="preserve">X register </w:t>
-      </w:r>
-      <w:r>
-        <w:t xml:space="preserve">is </w:t>
-      </w:r>
-      <w:r>
-        <w:t xml:space="preserve">exclusively </w:t>
-      </w:r>
-      <w:r>
-        <w:t xml:space="preserve">used to </w:t>
-      </w:r>
-      <w:r>
-        <w:t>pass game object</w:t>
-      </w:r>
-      <w:r>
-        <w:t xml:space="preserve">s, </w:t>
-      </w:r>
-      <w:r>
-        <w:t>as</w:t>
-      </w:r>
-      <w:r>
-        <w:t xml:space="preserve"> an </w:t>
-      </w:r>
-      <w:r>
-        <w:t>index</w:t>
-      </w:r>
-      <w:r>
-        <w:t xml:space="preserve">.  </w:t>
-      </w:r>
-      <w:r>
-        <w:t xml:space="preserve">In other situations, </w:t>
-      </w:r>
-      <w:r>
-        <w:t>z</w:t>
-      </w:r>
-      <w:r>
-        <w:t xml:space="preserve">ero-page variables are </w:t>
-      </w:r>
-      <w:r>
-        <w:t xml:space="preserve">used to </w:t>
-      </w:r>
-      <w:r>
-        <w:t>pass argument</w:t>
+        <w:t xml:space="preserve"> by </w:t>
+      </w:r>
+      <w:r>
+        <w:t>presenting occasional surprises</w:t>
+      </w:r>
+      <w:r>
+        <w:t xml:space="preserve"> and changing thi</w:t>
+      </w:r>
+      <w:r>
+        <w:t>ng</w:t>
       </w:r>
       <w:r>
         <w:t>s</w:t>
       </w:r>
       <w:r>
+        <w:t xml:space="preserve"> up</w:t>
+      </w:r>
+      <w:r>
+        <w:t xml:space="preserve"> on the player</w:t>
+      </w:r>
+      <w:r>
         <w:t>.</w:t>
       </w:r>
       <w:r>
         <w:t xml:space="preserve">  </w:t>
       </w:r>
       <w:r>
-        <w:t xml:space="preserve">The </w:t>
-      </w:r>
-      <w:r>
-        <w:t xml:space="preserve">Y register </w:t>
-      </w:r>
-      <w:r>
-        <w:t>is rarely</w:t>
-      </w:r>
-      <w:r>
-        <w:t xml:space="preserve"> </w:t>
-      </w:r>
-      <w:r>
-        <w:t>used</w:t>
+        <w:t xml:space="preserve">And </w:t>
+      </w:r>
+      <w:r>
+        <w:t xml:space="preserve">above all, the </w:t>
+      </w:r>
+      <w:r>
+        <w:t xml:space="preserve">player </w:t>
+      </w:r>
+      <w:r>
+        <w:t xml:space="preserve">should not be </w:t>
+      </w:r>
+      <w:r>
+        <w:t>punished</w:t>
+      </w:r>
+      <w:r>
+        <w:t xml:space="preserve"> for playing the game</w:t>
       </w:r>
       <w:r>
         <w:t>.</w:t>
       </w:r>
-    </w:p>
-    <w:p>
-      <w:r>
-        <w:t>As for the stack</w:t>
-      </w:r>
-      <w:r>
-        <w:t>…</w:t>
-      </w:r>
-      <w:r>
-        <w:t xml:space="preserve"> r</w:t>
-      </w:r>
-      <w:r>
-        <w:t xml:space="preserve">outines occasionally push and pop values, </w:t>
-      </w:r>
-      <w:r>
-        <w:t xml:space="preserve">but </w:t>
-      </w:r>
-      <w:r>
-        <w:t xml:space="preserve">this is </w:t>
-      </w:r>
-      <w:r>
-        <w:t>rare</w:t>
-      </w:r>
-      <w:r>
-        <w:t xml:space="preserve">. </w:t>
-      </w:r>
-      <w:r>
-        <w:t xml:space="preserve"> Z</w:t>
-      </w:r>
-      <w:r>
-        <w:t xml:space="preserve">ero-page </w:t>
-      </w:r>
-      <w:r>
-        <w:t xml:space="preserve">variables </w:t>
-      </w:r>
-      <w:r>
-        <w:t xml:space="preserve">are typically used </w:t>
-      </w:r>
-      <w:r>
-        <w:t>to hold temporary values as this avoids issues where control flow can result in push/pop mismatches.</w:t>
-      </w:r>
-      <w:r>
-        <w:t xml:space="preserve"> </w:t>
-      </w:r>
-    </w:p>
-    <w:p>
-      <w:pPr>
-        <w:pStyle w:val="Heading2"/>
-      </w:pPr>
-      <w:r>
-        <w:t>Game design</w:t>
-      </w:r>
-    </w:p>
-    <w:p>
-      <w:r>
-        <w:t xml:space="preserve">The playability of a game is determined by many </w:t>
-      </w:r>
-      <w:r>
-        <w:t>factors.  The player needs to be challenged</w:t>
-      </w:r>
-      <w:r>
-        <w:t xml:space="preserve">, and </w:t>
-      </w:r>
-      <w:r>
-        <w:t xml:space="preserve">needs to </w:t>
-      </w:r>
-      <w:r>
-        <w:t xml:space="preserve">work, to </w:t>
-      </w:r>
-      <w:r>
-        <w:t xml:space="preserve">feel a </w:t>
-      </w:r>
-      <w:r>
-        <w:t xml:space="preserve">real </w:t>
-      </w:r>
-      <w:r>
-        <w:t xml:space="preserve">sense of </w:t>
-      </w:r>
-      <w:r>
-        <w:t>gratification</w:t>
-      </w:r>
-      <w:r>
-        <w:t xml:space="preserve"> and reward</w:t>
-      </w:r>
-      <w:r>
-        <w:t xml:space="preserve"> later</w:t>
+      <w:r>
+        <w:t xml:space="preserve">  The game must </w:t>
+      </w:r>
+      <w:r>
+        <w:t xml:space="preserve">be robust (not crash) and </w:t>
+      </w:r>
+      <w:r>
+        <w:t xml:space="preserve">its difficulty should </w:t>
+      </w:r>
+      <w:r>
+        <w:t xml:space="preserve">increase </w:t>
+      </w:r>
+      <w:r>
+        <w:t>in a reasonable manner.</w:t>
+      </w:r>
+    </w:p>
+    <w:p>
+      <w:r>
+        <w:t>The following choices were made to make th</w:t>
+      </w:r>
+      <w:r>
+        <w:t>is</w:t>
+      </w:r>
+      <w:r>
+        <w:t xml:space="preserve"> game feel more </w:t>
+      </w:r>
+      <w:r>
+        <w:t>current</w:t>
       </w:r>
       <w:r>
         <w:t>.</w:t>
       </w:r>
-      <w:r>
-        <w:t xml:space="preserve">  The </w:t>
-      </w:r>
-      <w:r>
-        <w:t>players’</w:t>
-      </w:r>
-      <w:r>
-        <w:t xml:space="preserve"> </w:t>
-      </w:r>
-      <w:r>
-        <w:t>attention mu</w:t>
-      </w:r>
-      <w:r>
-        <w:t>st</w:t>
-      </w:r>
-      <w:r>
-        <w:t xml:space="preserve"> also be held</w:t>
-      </w:r>
-      <w:r>
-        <w:t xml:space="preserve"> by the game</w:t>
-      </w:r>
-      <w:r>
-        <w:t>,</w:t>
-      </w:r>
-      <w:r>
-        <w:t xml:space="preserve"> by </w:t>
-      </w:r>
-      <w:r>
-        <w:t>presenting occasional surprises</w:t>
-      </w:r>
-      <w:r>
-        <w:t xml:space="preserve"> and changing thi</w:t>
-      </w:r>
-      <w:r>
-        <w:t>ng</w:t>
+    </w:p>
+    <w:p>
+      <w:r>
+        <w:t xml:space="preserve">Unlike many 1980’s games, </w:t>
+      </w:r>
+      <w:r>
+        <w:t>K9 does not have three lives</w:t>
+      </w:r>
+      <w:r>
+        <w:t xml:space="preserve"> and there isn’t a notion of </w:t>
+      </w:r>
+      <w:r>
+        <w:t xml:space="preserve">score or points.   The goal of the game is </w:t>
+      </w:r>
+      <w:r>
+        <w:t xml:space="preserve">to </w:t>
+      </w:r>
+      <w:r>
+        <w:t xml:space="preserve">just successfully </w:t>
+      </w:r>
+      <w:r>
+        <w:t>navigate</w:t>
+      </w:r>
+      <w:r>
+        <w:t xml:space="preserve"> K9 t</w:t>
+      </w:r>
+      <w:r>
+        <w:t>h</w:t>
+      </w:r>
+      <w:r>
+        <w:t>r</w:t>
+      </w:r>
+      <w:r>
+        <w:t xml:space="preserve">ough all the </w:t>
+      </w:r>
+      <w:r>
+        <w:t>levels</w:t>
+      </w:r>
+      <w:r>
+        <w:t>.</w:t>
+      </w:r>
+    </w:p>
+    <w:p>
+      <w:r>
+        <w:t xml:space="preserve">K9 dies when </w:t>
+      </w:r>
+      <w:r>
+        <w:t xml:space="preserve">K9’s </w:t>
+      </w:r>
+      <w:r>
+        <w:t xml:space="preserve">health </w:t>
+      </w:r>
+      <w:r>
+        <w:t xml:space="preserve">becomes zero.  K9 gains health by collecting jewels, and loses health when using </w:t>
+      </w:r>
+      <w:r>
+        <w:t xml:space="preserve">the laser, or </w:t>
+      </w:r>
+      <w:r>
+        <w:t xml:space="preserve">when </w:t>
+      </w:r>
+      <w:r>
+        <w:t>attacked</w:t>
+      </w:r>
+      <w:r>
+        <w:t xml:space="preserve"> by a Dalek</w:t>
+      </w:r>
+      <w:r>
+        <w:t>.</w:t>
+      </w:r>
+      <w:r>
+        <w:t xml:space="preserve">  When K9’s health is low, the laser cannot be used and the health bar in the game bar changes color.  To reinforce low health, a </w:t>
+      </w:r>
+      <w:r>
+        <w:t>heart rate monitor beep is sounded every second or so.  This becomes a continuous tone if K9</w:t>
+      </w:r>
+      <w:r>
+        <w:t>’s battery is flat</w:t>
+      </w:r>
+      <w:r>
+        <w:t>.</w:t>
+      </w:r>
+    </w:p>
+    <w:p>
+      <w:r>
+        <w:t>If K9 dies, the current level is restated.  The user can also choose to restart the current level if they become stuck</w:t>
+      </w:r>
+      <w:r>
+        <w:t>, by pressing the ‘R’ key.</w:t>
+      </w:r>
+    </w:p>
+    <w:p>
+      <w:r>
+        <w:t>And unlike many 1980’s games, t</w:t>
+      </w:r>
+      <w:r>
+        <w:t xml:space="preserve">he player </w:t>
+      </w:r>
+      <w:r>
+        <w:t xml:space="preserve">direction </w:t>
+      </w:r>
+      <w:r>
+        <w:t xml:space="preserve">keys </w:t>
+      </w:r>
+      <w:r>
+        <w:t xml:space="preserve">are </w:t>
+      </w:r>
+      <w:r>
+        <w:t>W</w:t>
+      </w:r>
+      <w:r>
+        <w:t>ASD</w:t>
+      </w:r>
+      <w:r>
+        <w:t>.</w:t>
+      </w:r>
+    </w:p>
+    <w:p>
+      <w:r>
+        <w:t>Locked doors and keys are used to add a puzzle element to the game.</w:t>
+      </w:r>
+      <w:r>
+        <w:t xml:space="preserve">  Key</w:t>
       </w:r>
       <w:r>
         <w:t>s</w:t>
       </w:r>
       <w:r>
-        <w:t xml:space="preserve"> up</w:t>
-      </w:r>
-      <w:r>
-        <w:t xml:space="preserve"> on the player</w:t>
-      </w:r>
-      <w:r>
-        <w:t>.</w:t>
+        <w:t xml:space="preserve"> can be collected and then used to </w:t>
+      </w:r>
+      <w:r>
+        <w:t xml:space="preserve">pass </w:t>
+      </w:r>
+      <w:r>
+        <w:t xml:space="preserve">through </w:t>
+      </w:r>
+      <w:r>
+        <w:t xml:space="preserve">locked </w:t>
+      </w:r>
+      <w:r>
+        <w:t xml:space="preserve">doors, </w:t>
+      </w:r>
+      <w:r>
+        <w:t>after which they are used.</w:t>
       </w:r>
       <w:r>
         <w:t xml:space="preserve">  </w:t>
       </w:r>
       <w:r>
-        <w:t xml:space="preserve">And </w:t>
-      </w:r>
-      <w:r>
-        <w:t xml:space="preserve">above all, the </w:t>
-      </w:r>
-      <w:r>
-        <w:t xml:space="preserve">player </w:t>
-      </w:r>
-      <w:r>
-        <w:t xml:space="preserve">should not be </w:t>
-      </w:r>
-      <w:r>
-        <w:t>punished</w:t>
-      </w:r>
-      <w:r>
-        <w:t xml:space="preserve"> for playing the game</w:t>
-      </w:r>
-      <w:r>
-        <w:t>.</w:t>
-      </w:r>
-      <w:r>
-        <w:t xml:space="preserve">  The game must </w:t>
-      </w:r>
-      <w:r>
-        <w:t xml:space="preserve">be robust (not crash) and </w:t>
-      </w:r>
-      <w:r>
-        <w:t xml:space="preserve">its difficulty should </w:t>
-      </w:r>
-      <w:r>
-        <w:t xml:space="preserve">increase </w:t>
-      </w:r>
-      <w:r>
-        <w:t>in a reasonable manner.</w:t>
-      </w:r>
-    </w:p>
-    <w:p>
-      <w:r>
-        <w:t>The following choices were made to make th</w:t>
-      </w:r>
-      <w:r>
-        <w:t>is</w:t>
-      </w:r>
-      <w:r>
-        <w:t xml:space="preserve"> game feel more </w:t>
-      </w:r>
-      <w:r>
-        <w:t>current</w:t>
-      </w:r>
-      <w:r>
-        <w:t>.</w:t>
-      </w:r>
-    </w:p>
-    <w:p>
-      <w:r>
-        <w:t xml:space="preserve">Unlike many 1980’s games, </w:t>
-      </w:r>
-      <w:r>
-        <w:t>K9 does not have three lives</w:t>
-      </w:r>
-      <w:r>
-        <w:t xml:space="preserve"> and there isn’t a notion of </w:t>
-      </w:r>
-      <w:r>
-        <w:t xml:space="preserve">score or points.   The goal of the game is </w:t>
-      </w:r>
-      <w:r>
-        <w:t xml:space="preserve">to </w:t>
-      </w:r>
-      <w:r>
-        <w:t xml:space="preserve">just successfully </w:t>
-      </w:r>
-      <w:r>
-        <w:t>navigate</w:t>
-      </w:r>
-      <w:r>
-        <w:t xml:space="preserve"> K9 t</w:t>
-      </w:r>
-      <w:r>
-        <w:t>h</w:t>
-      </w:r>
-      <w:r>
-        <w:t>r</w:t>
-      </w:r>
-      <w:r>
-        <w:t xml:space="preserve">ough all the </w:t>
-      </w:r>
-      <w:r>
-        <w:t>levels</w:t>
-      </w:r>
-      <w:r>
-        <w:t>.</w:t>
-      </w:r>
-    </w:p>
-    <w:p>
-      <w:r>
-        <w:t xml:space="preserve">K9 dies when </w:t>
-      </w:r>
-      <w:r>
-        <w:t xml:space="preserve">K9’s </w:t>
-      </w:r>
-      <w:r>
-        <w:t xml:space="preserve">health </w:t>
-      </w:r>
-      <w:r>
-        <w:t xml:space="preserve">becomes zero.  K9 gains health by collecting jewels, and loses health when using </w:t>
-      </w:r>
-      <w:r>
-        <w:t xml:space="preserve">the laser, or </w:t>
-      </w:r>
-      <w:r>
-        <w:t xml:space="preserve">when </w:t>
-      </w:r>
-      <w:r>
-        <w:t>attacked</w:t>
-      </w:r>
-      <w:r>
-        <w:t xml:space="preserve"> by a Dalek</w:t>
-      </w:r>
-      <w:r>
-        <w:t>.</w:t>
-      </w:r>
-      <w:r>
-        <w:t xml:space="preserve">  When K9’s health is low, the laser cannot be used and the health bar in the game bar changes color.  To reinforce low health, a </w:t>
-      </w:r>
-      <w:r>
-        <w:t>heart rate monitor beep is sounded every second or so.  This becomes a continuous tone if K9</w:t>
-      </w:r>
-      <w:r>
-        <w:t>’s battery is flat</w:t>
-      </w:r>
-      <w:r>
-        <w:t>.</w:t>
-      </w:r>
-    </w:p>
-    <w:p>
-      <w:r>
-        <w:t>If K9 dies, the current level is restated.  The user can also choose to restart the current level if they become stuck</w:t>
-      </w:r>
-      <w:r>
-        <w:t>, by pressing the ‘R’ key.</w:t>
-      </w:r>
-    </w:p>
-    <w:p>
-      <w:r>
-        <w:t>And unlike many 1980’s games, t</w:t>
-      </w:r>
-      <w:r>
-        <w:t xml:space="preserve">he player </w:t>
-      </w:r>
-      <w:r>
-        <w:t xml:space="preserve">direction </w:t>
-      </w:r>
-      <w:r>
-        <w:t xml:space="preserve">keys </w:t>
-      </w:r>
-      <w:r>
-        <w:t xml:space="preserve">are </w:t>
-      </w:r>
-      <w:r>
-        <w:t>W</w:t>
-      </w:r>
-      <w:r>
-        <w:t>ASD</w:t>
-      </w:r>
-      <w:r>
-        <w:t>.</w:t>
-      </w:r>
-    </w:p>
-    <w:p>
-      <w:r>
-        <w:t>Locked doors and keys are used to add a puzzle element to the game.</w:t>
-      </w:r>
-      <w:r>
-        <w:t xml:space="preserve">  Key</w:t>
+        <w:t xml:space="preserve">Doors stay unlocked until a Darek uses them.  </w:t>
+      </w:r>
+      <w:r>
+        <w:t>Alternatively</w:t>
+      </w:r>
+      <w:r>
+        <w:t xml:space="preserve">, </w:t>
+      </w:r>
+      <w:r>
+        <w:t xml:space="preserve">K9 can follow a Dalek </w:t>
+      </w:r>
+      <w:r>
+        <w:t>through a door.</w:t>
+      </w:r>
+    </w:p>
+    <w:p>
+      <w:r>
+        <w:t>Other</w:t>
+      </w:r>
+      <w:r>
+        <w:t xml:space="preserve"> puzzle element</w:t>
       </w:r>
       <w:r>
         <w:t>s</w:t>
       </w:r>
       <w:r>
-        <w:t xml:space="preserve"> can be collected and then used to </w:t>
-      </w:r>
-      <w:r>
-        <w:t xml:space="preserve">pass </w:t>
-      </w:r>
-      <w:r>
-        <w:t xml:space="preserve">through </w:t>
-      </w:r>
-      <w:r>
-        <w:t xml:space="preserve">locked </w:t>
-      </w:r>
-      <w:r>
-        <w:t xml:space="preserve">doors, </w:t>
-      </w:r>
-      <w:r>
-        <w:t>after which they are used.</w:t>
-      </w:r>
-      <w:r>
-        <w:t xml:space="preserve">  </w:t>
-      </w:r>
-      <w:r>
-        <w:t xml:space="preserve">Doors stay unlocked until a Darek uses them.  </w:t>
-      </w:r>
-      <w:r>
-        <w:t>Alternatively</w:t>
-      </w:r>
-      <w:r>
-        <w:t xml:space="preserve">, </w:t>
-      </w:r>
-      <w:r>
-        <w:t xml:space="preserve">K9 can follow a Dalek </w:t>
-      </w:r>
-      <w:r>
-        <w:t>through a door.</w:t>
-      </w:r>
-    </w:p>
-    <w:p>
-      <w:r>
-        <w:t>Other</w:t>
-      </w:r>
-      <w:r>
-        <w:t xml:space="preserve"> puzzle element</w:t>
-      </w:r>
-      <w:r>
-        <w:t>s</w:t>
-      </w:r>
-      <w:r>
         <w:t xml:space="preserve"> of the game </w:t>
       </w:r>
       <w:r>
@@ -24938,15 +25814,15 @@
     </w:p>
     <w:p>
       <w:r>
+        <w:t>To hold the attention of the player, each level can have its own palette and sprite definitions.</w:t>
+      </w:r>
+      <w:r>
+        <w:t xml:space="preserve">  The relative strength of jewels and Daleks can also be configured.</w:t>
+      </w:r>
+    </w:p>
+    <w:p>
+      <w:r>
         <w:lastRenderedPageBreak/>
-        <w:t>To hold the attention of the player, each level can have its own palette and sprite definitions.</w:t>
-      </w:r>
-      <w:r>
-        <w:t xml:space="preserve">  The relative strength of jewels and Daleks can also be configured.</w:t>
-      </w:r>
-    </w:p>
-    <w:p>
-      <w:r>
         <w:t>Teleports were later added to allow K9 to traverse a level in a non-linear manner.</w:t>
       </w:r>
     </w:p>
@@ -25054,11 +25930,11 @@
         <w:t xml:space="preserve">willing </w:t>
       </w:r>
       <w:r>
-        <w:t xml:space="preserve">to do.  In trying to avoid this I ended up with complex code in several key areas of functionality… drawing tile strips when scrolling, collision detection, laser hit detection, and elevator operations.  After spending considerable time fixing several nasty bugs, I stepped back and asked myself if the benefits of the page grid design outweighed all the added code </w:t>
+        <w:t xml:space="preserve">to do.  In trying to avoid this I ended up with complex code in several key areas of functionality… drawing tile strips when scrolling, collision detection, laser hit detection, and elevator operations.  After spending considerable time fixing several nasty bugs, I stepped back and asked myself if the benefits of the page grid design outweighed all the added code complexity.  I concluded it wasn’t and removed the page grid, opting instead to go with a single large rectangular tile grid which could be either 16x128, 32x64, 64x32, </w:t>
       </w:r>
       <w:r>
         <w:lastRenderedPageBreak/>
-        <w:t>complexity.  I concluded it wasn’t and removed the page grid, opting instead to go with a single large rectangular tile grid which could be either 16x128, 32x64, 64x32, or 128x16 tiles in size.  The change resulted in a significant reduction in code size, and much simpler tile traversal logic throughout the code base.</w:t>
+        <w:t>or 128x16 tiles in size.  The change resulted in a significant reduction in code size, and much simpler tile traversal logic throughout the code base.</w:t>
       </w:r>
     </w:p>
     <w:p>
@@ -25455,7 +26331,7 @@
     <mc:AlternateContent>
       <mc:Choice Requires="v">
         <w:pict>
-          <v:shapetype w14:anchorId="67E02563" id="_x0000_t75" coordsize="21600,21600" o:spt="75" o:preferrelative="t" path="m@4@5l@4@11@9@11@9@5xe" filled="f" stroked="f">
+          <v:shapetype w14:anchorId="37E91537" id="_x0000_t75" coordsize="21600,21600" o:spt="75" o:preferrelative="t" path="m@4@5l@4@11@9@11@9@5xe" filled="f" stroked="f">
             <v:stroke joinstyle="miter"/>
             <v:formulas>
               <v:f eqn="if lineDrawn pixelLineWidth 0"/>
@@ -25481,10 +26357,10 @@
       </mc:Choice>
       <mc:Fallback>
         <w:drawing>
-          <wp:inline distT="0" distB="0" distL="0" distR="0" wp14:anchorId="00B66481" wp14:editId="703A4808">
+          <wp:inline distT="0" distB="0" distL="0" distR="0" wp14:anchorId="449D284F" wp14:editId="5C20413B">
             <wp:extent cx="194650" cy="145988"/>
             <wp:effectExtent l="0" t="0" r="0" b="6985"/>
-            <wp:docPr id="1252525094" name="Picture 1"/>
+            <wp:docPr id="495072904" name="Picture 1"/>
             <wp:cNvGraphicFramePr>
               <a:graphicFrameLocks xmlns:a="http://schemas.openxmlformats.org/drawingml/2006/main" noChangeAspect="1"/>
             </wp:cNvGraphicFramePr>
@@ -25522,17 +26398,17 @@
     <mc:AlternateContent>
       <mc:Choice Requires="v">
         <w:pict>
-          <v:shape w14:anchorId="1384FB55" id="Picture 1" o:spid="_x0000_i1025" type="#_x0000_t75" style="width:15.7pt;height:11.75pt;visibility:visible;mso-wrap-style:square">
+          <v:shape w14:anchorId="443E727E" id="Picture 1" o:spid="_x0000_i1025" type="#_x0000_t75" style="width:15.7pt;height:11.75pt;visibility:visible;mso-wrap-style:square">
             <v:imagedata r:id="rId3" o:title=""/>
           </v:shape>
         </w:pict>
       </mc:Choice>
       <mc:Fallback>
         <w:drawing>
-          <wp:inline distT="0" distB="0" distL="0" distR="0" wp14:anchorId="06EA4A54" wp14:editId="65323B6D">
+          <wp:inline distT="0" distB="0" distL="0" distR="0" wp14:anchorId="5C7348CD" wp14:editId="4DBCCE8B">
             <wp:extent cx="199177" cy="149383"/>
             <wp:effectExtent l="0" t="0" r="0" b="3175"/>
-            <wp:docPr id="727415707" name="Picture 1"/>
+            <wp:docPr id="672557219" name="Picture 1"/>
             <wp:cNvGraphicFramePr>
               <a:graphicFrameLocks xmlns:a="http://schemas.openxmlformats.org/drawingml/2006/main" noChangeAspect="1"/>
             </wp:cNvGraphicFramePr>
@@ -29122,6 +29998,7 @@
   <w:style w:type="character" w:default="1" w:styleId="DefaultParagraphFont">
     <w:name w:val="Default Paragraph Font"/>
     <w:uiPriority w:val="1"/>
+    <w:semiHidden/>
     <w:unhideWhenUsed/>
   </w:style>
   <w:style w:type="table" w:default="1" w:styleId="TableNormal">

--- a/docs/Development.docx
+++ b/docs/Development.docx
@@ -13958,13 +13958,16 @@
         <w:t xml:space="preserve"> </w:t>
       </w:r>
       <w:r>
-        <w:t>the game</w:t>
+        <w:t>it</w:t>
       </w:r>
       <w:r>
         <w:t>.</w:t>
       </w:r>
       <w:r>
-        <w:t xml:space="preserve">  This led to a number of great suggestions, which included:</w:t>
+        <w:t xml:space="preserve">  This led to a number of great suggestions, which included</w:t>
+      </w:r>
+      <w:r>
+        <w:t>:</w:t>
       </w:r>
     </w:p>
     <w:tbl>
@@ -14436,7 +14439,10 @@
     <w:p>
       <w:r>
         <w:lastRenderedPageBreak/>
-        <w:t>In addition to these</w:t>
+        <w:t xml:space="preserve">In addition to </w:t>
+      </w:r>
+      <w:r>
+        <w:t>this</w:t>
       </w:r>
       <w:r>
         <w:t>,</w:t>
@@ -19995,10 +20001,10 @@
           <w:noProof/>
         </w:rPr>
         <w:drawing>
-          <wp:inline distT="0" distB="0" distL="0" distR="0" wp14:anchorId="4EF7849E" wp14:editId="0352B58B">
-            <wp:extent cx="1709530" cy="1367624"/>
-            <wp:effectExtent l="38100" t="38100" r="100330" b="99695"/>
-            <wp:docPr id="672985593" name="Picture 1" descr="A screen shot of a computer screen&#10;&#10;AI-generated content may be incorrect."/>
+          <wp:inline distT="0" distB="0" distL="0" distR="0" wp14:anchorId="54AF830C" wp14:editId="36266F10">
+            <wp:extent cx="1709047" cy="1367238"/>
+            <wp:effectExtent l="38100" t="38100" r="100965" b="99695"/>
+            <wp:docPr id="435584078" name="Picture 1" descr="A screen shot of a computer screen&#10;&#10;AI-generated content may be incorrect."/>
             <wp:cNvGraphicFramePr>
               <a:graphicFrameLocks xmlns:a="http://schemas.openxmlformats.org/drawingml/2006/main" noChangeAspect="1"/>
             </wp:cNvGraphicFramePr>
@@ -20006,7 +20012,7 @@
               <a:graphicData uri="http://schemas.openxmlformats.org/drawingml/2006/picture">
                 <pic:pic xmlns:pic="http://schemas.openxmlformats.org/drawingml/2006/picture">
                   <pic:nvPicPr>
-                    <pic:cNvPr id="672985593" name="Picture 1" descr="A screen shot of a computer screen&#10;&#10;AI-generated content may be incorrect."/>
+                    <pic:cNvPr id="435584078" name="Picture 1" descr="A screen shot of a computer screen&#10;&#10;AI-generated content may be incorrect."/>
                     <pic:cNvPicPr/>
                   </pic:nvPicPr>
                   <pic:blipFill>
@@ -20018,7 +20024,7 @@
                   <pic:spPr>
                     <a:xfrm>
                       <a:off x="0" y="0"/>
-                      <a:ext cx="1728662" cy="1382929"/>
+                      <a:ext cx="1735154" cy="1388124"/>
                     </a:xfrm>
                     <a:prstGeom prst="rect">
                       <a:avLst/>
@@ -20048,10 +20054,10 @@
           <w:noProof/>
         </w:rPr>
         <w:drawing>
-          <wp:inline distT="0" distB="0" distL="0" distR="0" wp14:anchorId="12CEC597" wp14:editId="44212E38">
-            <wp:extent cx="1709530" cy="1367624"/>
-            <wp:effectExtent l="38100" t="38100" r="100330" b="99695"/>
-            <wp:docPr id="1857637904" name="Picture 1" descr="A screenshot of a computer screen&#10;&#10;AI-generated content may be incorrect."/>
+          <wp:inline distT="0" distB="0" distL="0" distR="0" wp14:anchorId="30D69C39" wp14:editId="7FAAB4B1">
+            <wp:extent cx="1703401" cy="1362721"/>
+            <wp:effectExtent l="38100" t="38100" r="87630" b="104140"/>
+            <wp:docPr id="1108487183" name="Picture 1" descr="A screenshot of a computer screen&#10;&#10;AI-generated content may be incorrect."/>
             <wp:cNvGraphicFramePr>
               <a:graphicFrameLocks xmlns:a="http://schemas.openxmlformats.org/drawingml/2006/main" noChangeAspect="1"/>
             </wp:cNvGraphicFramePr>
@@ -20059,7 +20065,7 @@
               <a:graphicData uri="http://schemas.openxmlformats.org/drawingml/2006/picture">
                 <pic:pic xmlns:pic="http://schemas.openxmlformats.org/drawingml/2006/picture">
                   <pic:nvPicPr>
-                    <pic:cNvPr id="1857637904" name="Picture 1" descr="A screenshot of a computer screen&#10;&#10;AI-generated content may be incorrect."/>
+                    <pic:cNvPr id="1108487183" name="Picture 1" descr="A screenshot of a computer screen&#10;&#10;AI-generated content may be incorrect."/>
                     <pic:cNvPicPr/>
                   </pic:nvPicPr>
                   <pic:blipFill>
@@ -20071,7 +20077,7 @@
                   <pic:spPr>
                     <a:xfrm>
                       <a:off x="0" y="0"/>
-                      <a:ext cx="1740278" cy="1392222"/>
+                      <a:ext cx="1735234" cy="1388188"/>
                     </a:xfrm>
                     <a:prstGeom prst="rect">
                       <a:avLst/>
@@ -26331,7 +26337,7 @@
     <mc:AlternateContent>
       <mc:Choice Requires="v">
         <w:pict>
-          <v:shapetype w14:anchorId="37E91537" id="_x0000_t75" coordsize="21600,21600" o:spt="75" o:preferrelative="t" path="m@4@5l@4@11@9@11@9@5xe" filled="f" stroked="f">
+          <v:shapetype w14:anchorId="5EAFB43C" id="_x0000_t75" coordsize="21600,21600" o:spt="75" o:preferrelative="t" path="m@4@5l@4@11@9@11@9@5xe" filled="f" stroked="f">
             <v:stroke joinstyle="miter"/>
             <v:formulas>
               <v:f eqn="if lineDrawn pixelLineWidth 0"/>
@@ -26357,10 +26363,10 @@
       </mc:Choice>
       <mc:Fallback>
         <w:drawing>
-          <wp:inline distT="0" distB="0" distL="0" distR="0" wp14:anchorId="449D284F" wp14:editId="5C20413B">
+          <wp:inline distT="0" distB="0" distL="0" distR="0" wp14:anchorId="4ABF6084" wp14:editId="2AE68132">
             <wp:extent cx="194650" cy="145988"/>
             <wp:effectExtent l="0" t="0" r="0" b="6985"/>
-            <wp:docPr id="495072904" name="Picture 1"/>
+            <wp:docPr id="813666847" name="Picture 1"/>
             <wp:cNvGraphicFramePr>
               <a:graphicFrameLocks xmlns:a="http://schemas.openxmlformats.org/drawingml/2006/main" noChangeAspect="1"/>
             </wp:cNvGraphicFramePr>
@@ -26398,17 +26404,17 @@
     <mc:AlternateContent>
       <mc:Choice Requires="v">
         <w:pict>
-          <v:shape w14:anchorId="443E727E" id="Picture 1" o:spid="_x0000_i1025" type="#_x0000_t75" style="width:15.7pt;height:11.75pt;visibility:visible;mso-wrap-style:square">
+          <v:shape w14:anchorId="01A59A9A" id="Picture 1" o:spid="_x0000_i1025" type="#_x0000_t75" style="width:15.7pt;height:11.75pt;visibility:visible;mso-wrap-style:square">
             <v:imagedata r:id="rId3" o:title=""/>
           </v:shape>
         </w:pict>
       </mc:Choice>
       <mc:Fallback>
         <w:drawing>
-          <wp:inline distT="0" distB="0" distL="0" distR="0" wp14:anchorId="5C7348CD" wp14:editId="4DBCCE8B">
+          <wp:inline distT="0" distB="0" distL="0" distR="0" wp14:anchorId="67F71B73" wp14:editId="0DE50523">
             <wp:extent cx="199177" cy="149383"/>
             <wp:effectExtent l="0" t="0" r="0" b="3175"/>
-            <wp:docPr id="672557219" name="Picture 1"/>
+            <wp:docPr id="445293949" name="Picture 1"/>
             <wp:cNvGraphicFramePr>
               <a:graphicFrameLocks xmlns:a="http://schemas.openxmlformats.org/drawingml/2006/main" noChangeAspect="1"/>
             </wp:cNvGraphicFramePr>

--- a/docs/Development.docx
+++ b/docs/Development.docx
@@ -14613,7 +14613,7 @@
                 <w:b w:val="0"/>
                 <w:bCs w:val="0"/>
               </w:rPr>
-              <w:t>Use sideways RAM to sound ‘exterminate! exterminate!’ when Daleks are in pursuit</w:t>
+              <w:t>Develop more levels, featuring other types of enemies</w:t>
             </w:r>
           </w:p>
         </w:tc>
@@ -14625,43 +14625,6 @@
             <w:pPr>
               <w:jc w:val="center"/>
               <w:cnfStyle w:val="000000100000" w:firstRow="0" w:lastRow="0" w:firstColumn="0" w:lastColumn="0" w:oddVBand="0" w:evenVBand="0" w:oddHBand="1" w:evenHBand="0" w:firstRowFirstColumn="0" w:firstRowLastColumn="0" w:lastRowFirstColumn="0" w:lastRowLastColumn="0"/>
-            </w:pPr>
-            <w:r>
-              <w:t>Yes</w:t>
-            </w:r>
-          </w:p>
-        </w:tc>
-      </w:tr>
-      <w:tr>
-        <w:tc>
-          <w:tcPr>
-            <w:cnfStyle w:val="001000000000" w:firstRow="0" w:lastRow="0" w:firstColumn="1" w:lastColumn="0" w:oddVBand="0" w:evenVBand="0" w:oddHBand="0" w:evenHBand="0" w:firstRowFirstColumn="0" w:firstRowLastColumn="0" w:lastRowFirstColumn="0" w:lastRowLastColumn="0"/>
-            <w:tcW w:w="7660" w:type="dxa"/>
-          </w:tcPr>
-          <w:p>
-            <w:pPr>
-              <w:rPr>
-                <w:b w:val="0"/>
-                <w:bCs w:val="0"/>
-              </w:rPr>
-            </w:pPr>
-            <w:r>
-              <w:rPr>
-                <w:b w:val="0"/>
-                <w:bCs w:val="0"/>
-              </w:rPr>
-              <w:t>Develop more levels, featuring other types of enemies</w:t>
-            </w:r>
-          </w:p>
-        </w:tc>
-        <w:tc>
-          <w:tcPr>
-            <w:tcW w:w="1690" w:type="dxa"/>
-          </w:tcPr>
-          <w:p>
-            <w:pPr>
-              <w:jc w:val="center"/>
-              <w:cnfStyle w:val="000000000000" w:firstRow="0" w:lastRow="0" w:firstColumn="0" w:lastColumn="0" w:oddVBand="0" w:evenVBand="0" w:oddHBand="0" w:evenHBand="0" w:firstRowFirstColumn="0" w:firstRowLastColumn="0" w:lastRowFirstColumn="0" w:lastRowLastColumn="0"/>
             </w:pPr>
             <w:r>
               <w:t>No</w:t>
@@ -21061,6 +21024,28 @@
       </w:r>
     </w:p>
     <w:p>
+      <w:pPr>
+        <w:pStyle w:val="Heading3"/>
+      </w:pPr>
+      <w:r>
+        <w:t>Game play</w:t>
+      </w:r>
+    </w:p>
+    <w:p>
+      <w:r>
+        <w:t xml:space="preserve">During game play, the screen consumes </w:t>
+      </w:r>
+      <w:r>
+        <w:t>half of the available 32</w:t>
+      </w:r>
+      <w:r>
+        <w:t xml:space="preserve">K </w:t>
+      </w:r>
+      <w:r>
+        <w:t>RAM, leaving just 16K for all the game code and data, plus MOS and DFS.</w:t>
+      </w:r>
+    </w:p>
+    <w:p>
       <w:r>
         <w:t xml:space="preserve">The general approach I took was to use sub &amp;1100 areas of memory to hold static data (lookup tables &amp; sprite data), while repurposing as much memory as possible that MOS and DFS uses.  </w:t>
       </w:r>
@@ -22352,6 +22337,7 @@
               <w:jc w:val="center"/>
             </w:pPr>
             <w:r>
+              <w:lastRenderedPageBreak/>
               <w:t>3140</w:t>
             </w:r>
           </w:p>
@@ -22483,7 +22469,6 @@
     </w:tbl>
     <w:p>
       <w:r>
-        <w:lastRenderedPageBreak/>
         <w:br/>
         <w:t>Several things are worth noting:</w:t>
       </w:r>
@@ -22719,14 +22704,19 @@
       </w:r>
     </w:p>
     <w:p>
-      <w:r>
-        <w:t xml:space="preserve">The 16K </w:t>
-      </w:r>
-      <w:r>
-        <w:t xml:space="preserve">of </w:t>
-      </w:r>
-      <w:r>
-        <w:t>screen memory is repurposed during startup and level initialization.  The differences are highlighted below.</w:t>
+      <w:pPr>
+        <w:pStyle w:val="Heading3"/>
+      </w:pPr>
+      <w:r>
+        <w:t xml:space="preserve">Startup &amp; </w:t>
+      </w:r>
+      <w:r>
+        <w:t>Titles</w:t>
+      </w:r>
+    </w:p>
+    <w:p>
+      <w:r>
+        <w:t>During startup and titles, the 32K of available memory is allocated as follows:</w:t>
       </w:r>
     </w:p>
     <w:tbl>
@@ -22753,6 +22743,7 @@
             <w:pPr>
               <w:jc w:val="center"/>
             </w:pPr>
+            <w:bookmarkStart w:id="0" w:name="_Hlk199840468"/>
             <w:r>
               <w:t>Address (hex)</w:t>
             </w:r>
@@ -23031,10 +23022,7 @@
               <w:jc w:val="center"/>
             </w:pPr>
             <w:r>
-              <w:t>40</w:t>
-            </w:r>
-            <w:r>
-              <w:t>1E</w:t>
+              <w:t>401E</w:t>
             </w:r>
           </w:p>
         </w:tc>
@@ -23086,10 +23074,7 @@
               <w:t>40</w:t>
             </w:r>
             <w:r>
-              <w:t>2</w:t>
-            </w:r>
-            <w:r>
-              <w:t>3</w:t>
+              <w:t>23</w:t>
             </w:r>
           </w:p>
         </w:tc>
@@ -23118,10 +23103,7 @@
               <w:cnfStyle w:val="000000100000" w:firstRow="0" w:lastRow="0" w:firstColumn="0" w:lastColumn="0" w:oddVBand="0" w:evenVBand="0" w:oddHBand="1" w:evenHBand="0" w:firstRowFirstColumn="0" w:firstRowLastColumn="0" w:lastRowFirstColumn="0" w:lastRowLastColumn="0"/>
             </w:pPr>
             <w:r>
-              <w:t>1</w:t>
-            </w:r>
-            <w:r>
-              <w:t>92</w:t>
+              <w:t>192</w:t>
             </w:r>
           </w:p>
         </w:tc>
@@ -23141,10 +23123,7 @@
               <w:t>40</w:t>
             </w:r>
             <w:r>
-              <w:t>E</w:t>
-            </w:r>
-            <w:r>
-              <w:t>3</w:t>
+              <w:t>E3</w:t>
             </w:r>
           </w:p>
         </w:tc>
@@ -23398,13 +23377,7 @@
               <w:jc w:val="center"/>
             </w:pPr>
             <w:r>
-              <w:t>6</w:t>
-            </w:r>
-            <w:r>
-              <w:t>E</w:t>
-            </w:r>
-            <w:r>
-              <w:t>66</w:t>
+              <w:t>6E66</w:t>
             </w:r>
           </w:p>
         </w:tc>
@@ -23499,6 +23472,7 @@
               <w:jc w:val="center"/>
             </w:pPr>
             <w:r>
+              <w:lastRenderedPageBreak/>
               <w:t>7C00</w:t>
             </w:r>
           </w:p>
@@ -23533,27 +23507,285 @@
           </w:p>
         </w:tc>
       </w:tr>
+      <w:bookmarkEnd w:id="0"/>
     </w:tbl>
     <w:p/>
     <w:p>
       <w:r>
-        <w:lastRenderedPageBreak/>
-        <w:t xml:space="preserve">The white and gray rows show the layout after a level file is loaded, which includes level data, sprite data, and level initialization code.  The initialization code copies the loaded sprite data to their lower </w:t>
-      </w:r>
-      <w:r>
-        <w:t xml:space="preserve">memory </w:t>
-      </w:r>
-      <w:r>
-        <w:t>locations and populates the game object data structures from the metadata and object descriptors.</w:t>
-      </w:r>
-      <w:r>
-        <w:t xml:space="preserve">  On machines with 16K+ of sideways RAM, the code also copies the 224-byte </w:t>
-      </w:r>
-      <w:r>
-        <w:t>game bar</w:t>
-      </w:r>
-      <w:r>
-        <w:t xml:space="preserve"> asset to </w:t>
+        <w:t xml:space="preserve">The white and gray rows </w:t>
+      </w:r>
+      <w:r>
+        <w:t xml:space="preserve">match the memory </w:t>
+      </w:r>
+      <w:r>
+        <w:t>layout after a level file is loaded</w:t>
+      </w:r>
+      <w:r>
+        <w:t xml:space="preserve"> (see </w:t>
+      </w:r>
+      <w:r>
+        <w:t xml:space="preserve">Level Loading section </w:t>
+      </w:r>
+      <w:r>
+        <w:t>below)</w:t>
+      </w:r>
+      <w:r>
+        <w:t>.</w:t>
+      </w:r>
+    </w:p>
+    <w:p>
+      <w:r>
+        <w:t xml:space="preserve">The light blue row shows the game initialization </w:t>
+      </w:r>
+      <w:r>
+        <w:t xml:space="preserve">and music </w:t>
+      </w:r>
+      <w:r>
+        <w:t>data/</w:t>
+      </w:r>
+      <w:r>
+        <w:t xml:space="preserve">code which </w:t>
+      </w:r>
+      <w:r>
+        <w:t xml:space="preserve">is </w:t>
+      </w:r>
+      <w:r>
+        <w:t>run during startup to initialize the game</w:t>
+      </w:r>
+      <w:r>
+        <w:t xml:space="preserve">, </w:t>
+      </w:r>
+      <w:r>
+        <w:t>show</w:t>
+      </w:r>
+      <w:r>
+        <w:t xml:space="preserve"> </w:t>
+      </w:r>
+      <w:r>
+        <w:t xml:space="preserve">the </w:t>
+      </w:r>
+      <w:r>
+        <w:t>M</w:t>
+      </w:r>
+      <w:r>
+        <w:t>ode</w:t>
+      </w:r>
+      <w:r>
+        <w:t xml:space="preserve"> </w:t>
+      </w:r>
+      <w:r>
+        <w:t>7 title screen</w:t>
+      </w:r>
+      <w:r>
+        <w:t>s</w:t>
+      </w:r>
+      <w:r>
+        <w:t xml:space="preserve">, and play the </w:t>
+      </w:r>
+      <w:r>
+        <w:t>Doctor Who</w:t>
+      </w:r>
+      <w:r>
+        <w:t xml:space="preserve"> theme music.</w:t>
+      </w:r>
+      <w:r>
+        <w:t xml:space="preserve"> </w:t>
+      </w:r>
+    </w:p>
+    <w:p>
+      <w:r>
+        <w:t xml:space="preserve">The light purple row shows a page backup </w:t>
+      </w:r>
+      <w:r>
+        <w:t>region</w:t>
+      </w:r>
+      <w:r>
+        <w:t xml:space="preserve"> </w:t>
+      </w:r>
+      <w:r>
+        <w:t xml:space="preserve">used by the load functionality </w:t>
+      </w:r>
+      <w:r>
+        <w:t xml:space="preserve">to </w:t>
+      </w:r>
+      <w:r>
+        <w:t xml:space="preserve">save and </w:t>
+      </w:r>
+      <w:r>
+        <w:t xml:space="preserve">restore code </w:t>
+      </w:r>
+      <w:r>
+        <w:t>in Page &amp;17</w:t>
+      </w:r>
+      <w:r>
+        <w:t>,</w:t>
+      </w:r>
+      <w:r>
+        <w:t xml:space="preserve"> </w:t>
+      </w:r>
+      <w:r>
+        <w:t>that DFS overwrites.</w:t>
+      </w:r>
+    </w:p>
+    <w:p>
+      <w:r>
+        <w:t>During startup the title screen</w:t>
+      </w:r>
+      <w:r>
+        <w:t>s</w:t>
+      </w:r>
+      <w:r>
+        <w:t xml:space="preserve"> </w:t>
+      </w:r>
+      <w:r>
+        <w:t xml:space="preserve">are </w:t>
+      </w:r>
+      <w:r>
+        <w:t xml:space="preserve">displayed in </w:t>
+      </w:r>
+      <w:r>
+        <w:t>M</w:t>
+      </w:r>
+      <w:r>
+        <w:t>ode</w:t>
+      </w:r>
+      <w:r>
+        <w:t xml:space="preserve"> </w:t>
+      </w:r>
+      <w:r>
+        <w:t xml:space="preserve">7, so the data/code </w:t>
+      </w:r>
+      <w:r>
+        <w:t xml:space="preserve">below &amp;7C00 </w:t>
+      </w:r>
+      <w:r>
+        <w:t>is not visible.</w:t>
+      </w:r>
+    </w:p>
+    <w:p>
+      <w:r>
+        <w:t>The memory layout evolved during the development of the game, with allocation</w:t>
+      </w:r>
+      <w:r>
+        <w:t>s</w:t>
+      </w:r>
+      <w:r>
+        <w:t xml:space="preserve"> </w:t>
+      </w:r>
+      <w:r>
+        <w:t xml:space="preserve">moved </w:t>
+      </w:r>
+      <w:r>
+        <w:t>as needed.</w:t>
+      </w:r>
+    </w:p>
+    <w:p>
+      <w:pPr>
+        <w:pStyle w:val="Heading3"/>
+      </w:pPr>
+      <w:r>
+        <w:t xml:space="preserve">Level </w:t>
+      </w:r>
+      <w:r>
+        <w:t>loading</w:t>
+      </w:r>
+    </w:p>
+    <w:p>
+      <w:r>
+        <w:t xml:space="preserve">Levels are loaded from disc when one of the following </w:t>
+      </w:r>
+      <w:r>
+        <w:t>occurs</w:t>
+      </w:r>
+      <w:r>
+        <w:t>:</w:t>
+      </w:r>
+    </w:p>
+    <w:p>
+      <w:pPr>
+        <w:pStyle w:val="ListParagraph"/>
+        <w:numPr>
+          <w:ilvl w:val="0"/>
+          <w:numId w:val="4"/>
+        </w:numPr>
+      </w:pPr>
+      <w:r>
+        <w:t>The player presses the ‘R’ key to reload the current level.</w:t>
+      </w:r>
+    </w:p>
+    <w:p>
+      <w:pPr>
+        <w:pStyle w:val="ListParagraph"/>
+        <w:numPr>
+          <w:ilvl w:val="0"/>
+          <w:numId w:val="4"/>
+        </w:numPr>
+      </w:pPr>
+      <w:r>
+        <w:t>K9 reaches the TARDIS</w:t>
+      </w:r>
+      <w:r>
+        <w:t>, but not on the last level</w:t>
+      </w:r>
+      <w:r>
+        <w:t>.</w:t>
+      </w:r>
+    </w:p>
+    <w:p>
+      <w:pPr>
+        <w:pStyle w:val="ListParagraph"/>
+        <w:numPr>
+          <w:ilvl w:val="0"/>
+          <w:numId w:val="4"/>
+        </w:numPr>
+      </w:pPr>
+      <w:r>
+        <w:t>K9</w:t>
+      </w:r>
+      <w:r>
+        <w:t>’s</w:t>
+      </w:r>
+      <w:r>
+        <w:t xml:space="preserve"> battery </w:t>
+      </w:r>
+      <w:r>
+        <w:t>is depleted.</w:t>
+      </w:r>
+    </w:p>
+    <w:p>
+      <w:r>
+        <w:t>It should be noted that the level files include the experiences one sees when K9 completes a level or dies.</w:t>
+      </w:r>
+    </w:p>
+    <w:p>
+      <w:r>
+        <w:t>Level files</w:t>
+      </w:r>
+      <w:r>
+        <w:t xml:space="preserve"> </w:t>
+      </w:r>
+      <w:r>
+        <w:t>include level data, sprite data, level initialization code, and level experiences (‘</w:t>
+      </w:r>
+      <w:r>
+        <w:rPr>
+          <w:i/>
+          <w:iCs/>
+        </w:rPr>
+        <w:t>level complete</w:t>
+      </w:r>
+      <w:r>
+        <w:t>’ and ‘</w:t>
+      </w:r>
+      <w:r>
+        <w:rPr>
+          <w:i/>
+          <w:iCs/>
+        </w:rPr>
+        <w:t>K9 died</w:t>
+      </w:r>
+      <w:r>
+        <w:t xml:space="preserve">’).  The initialization code copies the loaded sprite data to their lower memory locations and populates the game object data structures from the metadata and object descriptors.  On machines with 16K+ of sideways RAM, the code also copies the 224-byte game bar asset to </w:t>
       </w:r>
       <w:r>
         <w:t>&amp;BF20</w:t>
@@ -23564,138 +23796,1051 @@
     </w:p>
     <w:p>
       <w:r>
-        <w:t xml:space="preserve">The light blue row shows the game initialization </w:t>
-      </w:r>
-      <w:r>
-        <w:t xml:space="preserve">and music </w:t>
-      </w:r>
-      <w:r>
-        <w:t>data/</w:t>
-      </w:r>
-      <w:r>
-        <w:t>code which runs only once, during startup to initialize the game</w:t>
+        <w:t xml:space="preserve">The memory layout </w:t>
+      </w:r>
+      <w:r>
+        <w:t xml:space="preserve">after a level </w:t>
+      </w:r>
+      <w:r>
+        <w:t xml:space="preserve">file </w:t>
+      </w:r>
+      <w:r>
+        <w:t xml:space="preserve">is loaded is </w:t>
+      </w:r>
+      <w:r>
+        <w:t>as follows:</w:t>
+      </w:r>
+    </w:p>
+    <w:tbl>
+      <w:tblPr>
+        <w:tblStyle w:val="ListTable3-Accent4"/>
+        <w:tblW w:w="0" w:type="auto"/>
+        <w:tblLook w:val="04A0" w:firstRow="1" w:lastRow="0" w:firstColumn="1" w:lastColumn="0" w:noHBand="0" w:noVBand="1"/>
+      </w:tblPr>
+      <w:tblGrid>
+        <w:gridCol w:w="1345"/>
+        <w:gridCol w:w="6570"/>
+        <w:gridCol w:w="1260"/>
+      </w:tblGrid>
+      <w:tr>
+        <w:trPr>
+          <w:cnfStyle w:val="100000000000" w:firstRow="1" w:lastRow="0" w:firstColumn="0" w:lastColumn="0" w:oddVBand="0" w:evenVBand="0" w:oddHBand="0" w:evenHBand="0" w:firstRowFirstColumn="0" w:firstRowLastColumn="0" w:lastRowFirstColumn="0" w:lastRowLastColumn="0"/>
+        </w:trPr>
+        <w:tc>
+          <w:tcPr>
+            <w:cnfStyle w:val="001000000100" w:firstRow="0" w:lastRow="0" w:firstColumn="1" w:lastColumn="0" w:oddVBand="0" w:evenVBand="0" w:oddHBand="0" w:evenHBand="0" w:firstRowFirstColumn="1" w:firstRowLastColumn="0" w:lastRowFirstColumn="0" w:lastRowLastColumn="0"/>
+            <w:tcW w:w="1345" w:type="dxa"/>
+          </w:tcPr>
+          <w:p>
+            <w:pPr>
+              <w:jc w:val="center"/>
+            </w:pPr>
+            <w:r>
+              <w:t>Address (hex)</w:t>
+            </w:r>
+          </w:p>
+        </w:tc>
+        <w:tc>
+          <w:tcPr>
+            <w:tcW w:w="6570" w:type="dxa"/>
+          </w:tcPr>
+          <w:p>
+            <w:pPr>
+              <w:cnfStyle w:val="100000000000" w:firstRow="1" w:lastRow="0" w:firstColumn="0" w:lastColumn="0" w:oddVBand="0" w:evenVBand="0" w:oddHBand="0" w:evenHBand="0" w:firstRowFirstColumn="0" w:firstRowLastColumn="0" w:lastRowFirstColumn="0" w:lastRowLastColumn="0"/>
+            </w:pPr>
+            <w:r>
+              <w:t>Allocation</w:t>
+            </w:r>
+          </w:p>
+        </w:tc>
+        <w:tc>
+          <w:tcPr>
+            <w:tcW w:w="1260" w:type="dxa"/>
+          </w:tcPr>
+          <w:p>
+            <w:pPr>
+              <w:jc w:val="center"/>
+              <w:cnfStyle w:val="100000000000" w:firstRow="1" w:lastRow="0" w:firstColumn="0" w:lastColumn="0" w:oddVBand="0" w:evenVBand="0" w:oddHBand="0" w:evenHBand="0" w:firstRowFirstColumn="0" w:firstRowLastColumn="0" w:lastRowFirstColumn="0" w:lastRowLastColumn="0"/>
+            </w:pPr>
+            <w:r>
+              <w:t>Size (bytes)</w:t>
+            </w:r>
+          </w:p>
+        </w:tc>
+      </w:tr>
+      <w:tr>
+        <w:trPr>
+          <w:cnfStyle w:val="000000100000" w:firstRow="0" w:lastRow="0" w:firstColumn="0" w:lastColumn="0" w:oddVBand="0" w:evenVBand="0" w:oddHBand="1" w:evenHBand="0" w:firstRowFirstColumn="0" w:firstRowLastColumn="0" w:lastRowFirstColumn="0" w:lastRowLastColumn="0"/>
+        </w:trPr>
+        <w:tc>
+          <w:tcPr>
+            <w:cnfStyle w:val="001000000000" w:firstRow="0" w:lastRow="0" w:firstColumn="1" w:lastColumn="0" w:oddVBand="0" w:evenVBand="0" w:oddHBand="0" w:evenHBand="0" w:firstRowFirstColumn="0" w:firstRowLastColumn="0" w:lastRowFirstColumn="0" w:lastRowLastColumn="0"/>
+            <w:tcW w:w="1345" w:type="dxa"/>
+          </w:tcPr>
+          <w:p>
+            <w:pPr>
+              <w:jc w:val="center"/>
+            </w:pPr>
+            <w:r>
+              <w:t>20B0</w:t>
+            </w:r>
+          </w:p>
+        </w:tc>
+        <w:tc>
+          <w:tcPr>
+            <w:tcW w:w="6570" w:type="dxa"/>
+          </w:tcPr>
+          <w:p>
+            <w:pPr>
+              <w:cnfStyle w:val="000000100000" w:firstRow="0" w:lastRow="0" w:firstColumn="0" w:lastColumn="0" w:oddVBand="0" w:evenVBand="0" w:oddHBand="1" w:evenHBand="0" w:firstRowFirstColumn="0" w:firstRowLastColumn="0" w:lastRowFirstColumn="0" w:lastRowLastColumn="0"/>
+            </w:pPr>
+            <w:r>
+              <w:t>Level palette</w:t>
+            </w:r>
+          </w:p>
+        </w:tc>
+        <w:tc>
+          <w:tcPr>
+            <w:tcW w:w="1260" w:type="dxa"/>
+          </w:tcPr>
+          <w:p>
+            <w:pPr>
+              <w:jc w:val="center"/>
+              <w:cnfStyle w:val="000000100000" w:firstRow="0" w:lastRow="0" w:firstColumn="0" w:lastColumn="0" w:oddVBand="0" w:evenVBand="0" w:oddHBand="1" w:evenHBand="0" w:firstRowFirstColumn="0" w:firstRowLastColumn="0" w:lastRowFirstColumn="0" w:lastRowLastColumn="0"/>
+            </w:pPr>
+            <w:r>
+              <w:t>16</w:t>
+            </w:r>
+          </w:p>
+        </w:tc>
+      </w:tr>
+      <w:tr>
+        <w:tc>
+          <w:tcPr>
+            <w:cnfStyle w:val="001000000000" w:firstRow="0" w:lastRow="0" w:firstColumn="1" w:lastColumn="0" w:oddVBand="0" w:evenVBand="0" w:oddHBand="0" w:evenHBand="0" w:firstRowFirstColumn="0" w:firstRowLastColumn="0" w:lastRowFirstColumn="0" w:lastRowLastColumn="0"/>
+            <w:tcW w:w="1345" w:type="dxa"/>
+          </w:tcPr>
+          <w:p>
+            <w:pPr>
+              <w:jc w:val="center"/>
+            </w:pPr>
+            <w:r>
+              <w:t>30</w:t>
+            </w:r>
+            <w:r>
+              <w:t>C0</w:t>
+            </w:r>
+          </w:p>
+        </w:tc>
+        <w:tc>
+          <w:tcPr>
+            <w:tcW w:w="6570" w:type="dxa"/>
+          </w:tcPr>
+          <w:p>
+            <w:pPr>
+              <w:cnfStyle w:val="000000000000" w:firstRow="0" w:lastRow="0" w:firstColumn="0" w:lastColumn="0" w:oddVBand="0" w:evenVBand="0" w:oddHBand="0" w:evenHBand="0" w:firstRowFirstColumn="0" w:firstRowLastColumn="0" w:lastRowFirstColumn="0" w:lastRowLastColumn="0"/>
+            </w:pPr>
+            <w:r>
+              <w:t>Level tiles</w:t>
+            </w:r>
+          </w:p>
+        </w:tc>
+        <w:tc>
+          <w:tcPr>
+            <w:tcW w:w="1260" w:type="dxa"/>
+          </w:tcPr>
+          <w:p>
+            <w:pPr>
+              <w:jc w:val="center"/>
+              <w:cnfStyle w:val="000000000000" w:firstRow="0" w:lastRow="0" w:firstColumn="0" w:lastColumn="0" w:oddVBand="0" w:evenVBand="0" w:oddHBand="0" w:evenHBand="0" w:firstRowFirstColumn="0" w:firstRowLastColumn="0" w:lastRowFirstColumn="0" w:lastRowLastColumn="0"/>
+            </w:pPr>
+            <w:r>
+              <w:t>1856</w:t>
+            </w:r>
+          </w:p>
+        </w:tc>
+      </w:tr>
+      <w:tr>
+        <w:trPr>
+          <w:cnfStyle w:val="000000100000" w:firstRow="0" w:lastRow="0" w:firstColumn="0" w:lastColumn="0" w:oddVBand="0" w:evenVBand="0" w:oddHBand="1" w:evenHBand="0" w:firstRowFirstColumn="0" w:firstRowLastColumn="0" w:lastRowFirstColumn="0" w:lastRowLastColumn="0"/>
+        </w:trPr>
+        <w:tc>
+          <w:tcPr>
+            <w:cnfStyle w:val="001000000000" w:firstRow="0" w:lastRow="0" w:firstColumn="1" w:lastColumn="0" w:oddVBand="0" w:evenVBand="0" w:oddHBand="0" w:evenHBand="0" w:firstRowFirstColumn="0" w:firstRowLastColumn="0" w:lastRowFirstColumn="0" w:lastRowLastColumn="0"/>
+            <w:tcW w:w="1345" w:type="dxa"/>
+          </w:tcPr>
+          <w:p>
+            <w:pPr>
+              <w:jc w:val="center"/>
+            </w:pPr>
+            <w:r>
+              <w:t>3800</w:t>
+            </w:r>
+          </w:p>
+        </w:tc>
+        <w:tc>
+          <w:tcPr>
+            <w:tcW w:w="6570" w:type="dxa"/>
+          </w:tcPr>
+          <w:p>
+            <w:pPr>
+              <w:cnfStyle w:val="000000100000" w:firstRow="0" w:lastRow="0" w:firstColumn="0" w:lastColumn="0" w:oddVBand="0" w:evenVBand="0" w:oddHBand="1" w:evenHBand="0" w:firstRowFirstColumn="0" w:firstRowLastColumn="0" w:lastRowFirstColumn="0" w:lastRowLastColumn="0"/>
+            </w:pPr>
+            <w:r>
+              <w:t>Level tile grid</w:t>
+            </w:r>
+          </w:p>
+        </w:tc>
+        <w:tc>
+          <w:tcPr>
+            <w:tcW w:w="1260" w:type="dxa"/>
+          </w:tcPr>
+          <w:p>
+            <w:pPr>
+              <w:jc w:val="center"/>
+              <w:cnfStyle w:val="000000100000" w:firstRow="0" w:lastRow="0" w:firstColumn="0" w:lastColumn="0" w:oddVBand="0" w:evenVBand="0" w:oddHBand="1" w:evenHBand="0" w:firstRowFirstColumn="0" w:firstRowLastColumn="0" w:lastRowFirstColumn="0" w:lastRowLastColumn="0"/>
+            </w:pPr>
+            <w:r>
+              <w:t>2048</w:t>
+            </w:r>
+          </w:p>
+        </w:tc>
+      </w:tr>
+      <w:tr>
+        <w:tc>
+          <w:tcPr>
+            <w:cnfStyle w:val="001000000000" w:firstRow="0" w:lastRow="0" w:firstColumn="1" w:lastColumn="0" w:oddVBand="0" w:evenVBand="0" w:oddHBand="0" w:evenHBand="0" w:firstRowFirstColumn="0" w:firstRowLastColumn="0" w:lastRowFirstColumn="0" w:lastRowLastColumn="0"/>
+            <w:tcW w:w="1345" w:type="dxa"/>
+            <w:shd w:val="clear" w:color="auto" w:fill="E8E8E8" w:themeFill="background2"/>
+          </w:tcPr>
+          <w:p>
+            <w:pPr>
+              <w:jc w:val="center"/>
+            </w:pPr>
+            <w:r>
+              <w:t>4000</w:t>
+            </w:r>
+          </w:p>
+        </w:tc>
+        <w:tc>
+          <w:tcPr>
+            <w:tcW w:w="6570" w:type="dxa"/>
+            <w:shd w:val="clear" w:color="auto" w:fill="E8E8E8" w:themeFill="background2"/>
+          </w:tcPr>
+          <w:p>
+            <w:pPr>
+              <w:cnfStyle w:val="000000000000" w:firstRow="0" w:lastRow="0" w:firstColumn="0" w:lastColumn="0" w:oddVBand="0" w:evenVBand="0" w:oddHBand="0" w:evenHBand="0" w:firstRowFirstColumn="0" w:firstRowLastColumn="0" w:lastRowFirstColumn="0" w:lastRowLastColumn="0"/>
+            </w:pPr>
+            <w:r>
+              <w:t>Level extents</w:t>
+            </w:r>
+          </w:p>
+        </w:tc>
+        <w:tc>
+          <w:tcPr>
+            <w:tcW w:w="1260" w:type="dxa"/>
+            <w:shd w:val="clear" w:color="auto" w:fill="E8E8E8" w:themeFill="background2"/>
+          </w:tcPr>
+          <w:p>
+            <w:pPr>
+              <w:jc w:val="center"/>
+              <w:cnfStyle w:val="000000000000" w:firstRow="0" w:lastRow="0" w:firstColumn="0" w:lastColumn="0" w:oddVBand="0" w:evenVBand="0" w:oddHBand="0" w:evenHBand="0" w:firstRowFirstColumn="0" w:firstRowLastColumn="0" w:lastRowFirstColumn="0" w:lastRowLastColumn="0"/>
+            </w:pPr>
+            <w:r>
+              <w:t>2</w:t>
+            </w:r>
+          </w:p>
+        </w:tc>
+      </w:tr>
+      <w:tr>
+        <w:trPr>
+          <w:cnfStyle w:val="000000100000" w:firstRow="0" w:lastRow="0" w:firstColumn="0" w:lastColumn="0" w:oddVBand="0" w:evenVBand="0" w:oddHBand="1" w:evenHBand="0" w:firstRowFirstColumn="0" w:firstRowLastColumn="0" w:lastRowFirstColumn="0" w:lastRowLastColumn="0"/>
+        </w:trPr>
+        <w:tc>
+          <w:tcPr>
+            <w:cnfStyle w:val="001000000000" w:firstRow="0" w:lastRow="0" w:firstColumn="1" w:lastColumn="0" w:oddVBand="0" w:evenVBand="0" w:oddHBand="0" w:evenHBand="0" w:firstRowFirstColumn="0" w:firstRowLastColumn="0" w:lastRowFirstColumn="0" w:lastRowLastColumn="0"/>
+            <w:tcW w:w="1345" w:type="dxa"/>
+            <w:shd w:val="clear" w:color="auto" w:fill="E8E8E8" w:themeFill="background2"/>
+          </w:tcPr>
+          <w:p>
+            <w:pPr>
+              <w:jc w:val="center"/>
+            </w:pPr>
+            <w:r>
+              <w:t>4002</w:t>
+            </w:r>
+          </w:p>
+        </w:tc>
+        <w:tc>
+          <w:tcPr>
+            <w:tcW w:w="6570" w:type="dxa"/>
+            <w:shd w:val="clear" w:color="auto" w:fill="E8E8E8" w:themeFill="background2"/>
+          </w:tcPr>
+          <w:p>
+            <w:pPr>
+              <w:cnfStyle w:val="000000100000" w:firstRow="0" w:lastRow="0" w:firstColumn="0" w:lastColumn="0" w:oddVBand="0" w:evenVBand="0" w:oddHBand="1" w:evenHBand="0" w:firstRowFirstColumn="0" w:firstRowLastColumn="0" w:lastRowFirstColumn="0" w:lastRowLastColumn="0"/>
+            </w:pPr>
+            <w:r>
+              <w:t>Level tile types</w:t>
+            </w:r>
+          </w:p>
+        </w:tc>
+        <w:tc>
+          <w:tcPr>
+            <w:tcW w:w="1260" w:type="dxa"/>
+            <w:shd w:val="clear" w:color="auto" w:fill="E8E8E8" w:themeFill="background2"/>
+          </w:tcPr>
+          <w:p>
+            <w:pPr>
+              <w:jc w:val="center"/>
+              <w:cnfStyle w:val="000000100000" w:firstRow="0" w:lastRow="0" w:firstColumn="0" w:lastColumn="0" w:oddVBand="0" w:evenVBand="0" w:oddHBand="1" w:evenHBand="0" w:firstRowFirstColumn="0" w:firstRowLastColumn="0" w:lastRowFirstColumn="0" w:lastRowLastColumn="0"/>
+            </w:pPr>
+            <w:r>
+              <w:t>28</w:t>
+            </w:r>
+          </w:p>
+        </w:tc>
+      </w:tr>
+      <w:tr>
+        <w:tc>
+          <w:tcPr>
+            <w:cnfStyle w:val="001000000000" w:firstRow="0" w:lastRow="0" w:firstColumn="1" w:lastColumn="0" w:oddVBand="0" w:evenVBand="0" w:oddHBand="0" w:evenHBand="0" w:firstRowFirstColumn="0" w:firstRowLastColumn="0" w:lastRowFirstColumn="0" w:lastRowLastColumn="0"/>
+            <w:tcW w:w="1345" w:type="dxa"/>
+            <w:shd w:val="clear" w:color="auto" w:fill="E8E8E8" w:themeFill="background2"/>
+          </w:tcPr>
+          <w:p>
+            <w:pPr>
+              <w:jc w:val="center"/>
+            </w:pPr>
+            <w:r>
+              <w:lastRenderedPageBreak/>
+              <w:t>401E</w:t>
+            </w:r>
+          </w:p>
+        </w:tc>
+        <w:tc>
+          <w:tcPr>
+            <w:tcW w:w="6570" w:type="dxa"/>
+            <w:shd w:val="clear" w:color="auto" w:fill="E8E8E8" w:themeFill="background2"/>
+          </w:tcPr>
+          <w:p>
+            <w:pPr>
+              <w:cnfStyle w:val="000000000000" w:firstRow="0" w:lastRow="0" w:firstColumn="0" w:lastColumn="0" w:oddVBand="0" w:evenVBand="0" w:oddHBand="0" w:evenHBand="0" w:firstRowFirstColumn="0" w:firstRowLastColumn="0" w:lastRowFirstColumn="0" w:lastRowLastColumn="0"/>
+            </w:pPr>
+            <w:r>
+              <w:t>Level settings</w:t>
+            </w:r>
+          </w:p>
+        </w:tc>
+        <w:tc>
+          <w:tcPr>
+            <w:tcW w:w="1260" w:type="dxa"/>
+            <w:shd w:val="clear" w:color="auto" w:fill="E8E8E8" w:themeFill="background2"/>
+          </w:tcPr>
+          <w:p>
+            <w:pPr>
+              <w:jc w:val="center"/>
+              <w:cnfStyle w:val="000000000000" w:firstRow="0" w:lastRow="0" w:firstColumn="0" w:lastColumn="0" w:oddVBand="0" w:evenVBand="0" w:oddHBand="0" w:evenHBand="0" w:firstRowFirstColumn="0" w:firstRowLastColumn="0" w:lastRowFirstColumn="0" w:lastRowLastColumn="0"/>
+            </w:pPr>
+            <w:r>
+              <w:t>5</w:t>
+            </w:r>
+          </w:p>
+        </w:tc>
+      </w:tr>
+      <w:tr>
+        <w:trPr>
+          <w:cnfStyle w:val="000000100000" w:firstRow="0" w:lastRow="0" w:firstColumn="0" w:lastColumn="0" w:oddVBand="0" w:evenVBand="0" w:oddHBand="1" w:evenHBand="0" w:firstRowFirstColumn="0" w:firstRowLastColumn="0" w:lastRowFirstColumn="0" w:lastRowLastColumn="0"/>
+        </w:trPr>
+        <w:tc>
+          <w:tcPr>
+            <w:cnfStyle w:val="001000000000" w:firstRow="0" w:lastRow="0" w:firstColumn="1" w:lastColumn="0" w:oddVBand="0" w:evenVBand="0" w:oddHBand="0" w:evenHBand="0" w:firstRowFirstColumn="0" w:firstRowLastColumn="0" w:lastRowFirstColumn="0" w:lastRowLastColumn="0"/>
+            <w:tcW w:w="1345" w:type="dxa"/>
+            <w:shd w:val="clear" w:color="auto" w:fill="E8E8E8" w:themeFill="background2"/>
+          </w:tcPr>
+          <w:p>
+            <w:pPr>
+              <w:jc w:val="center"/>
+            </w:pPr>
+            <w:r>
+              <w:t>40</w:t>
+            </w:r>
+            <w:r>
+              <w:t>23</w:t>
+            </w:r>
+          </w:p>
+        </w:tc>
+        <w:tc>
+          <w:tcPr>
+            <w:tcW w:w="6570" w:type="dxa"/>
+            <w:shd w:val="clear" w:color="auto" w:fill="E8E8E8" w:themeFill="background2"/>
+          </w:tcPr>
+          <w:p>
+            <w:pPr>
+              <w:cnfStyle w:val="000000100000" w:firstRow="0" w:lastRow="0" w:firstColumn="0" w:lastColumn="0" w:oddVBand="0" w:evenVBand="0" w:oddHBand="1" w:evenHBand="0" w:firstRowFirstColumn="0" w:firstRowLastColumn="0" w:lastRowFirstColumn="0" w:lastRowLastColumn="0"/>
+            </w:pPr>
+            <w:r>
+              <w:t>Level object descriptors (48)</w:t>
+            </w:r>
+          </w:p>
+        </w:tc>
+        <w:tc>
+          <w:tcPr>
+            <w:tcW w:w="1260" w:type="dxa"/>
+            <w:shd w:val="clear" w:color="auto" w:fill="E8E8E8" w:themeFill="background2"/>
+          </w:tcPr>
+          <w:p>
+            <w:pPr>
+              <w:jc w:val="center"/>
+              <w:cnfStyle w:val="000000100000" w:firstRow="0" w:lastRow="0" w:firstColumn="0" w:lastColumn="0" w:oddVBand="0" w:evenVBand="0" w:oddHBand="1" w:evenHBand="0" w:firstRowFirstColumn="0" w:firstRowLastColumn="0" w:lastRowFirstColumn="0" w:lastRowLastColumn="0"/>
+            </w:pPr>
+            <w:r>
+              <w:t>192</w:t>
+            </w:r>
+          </w:p>
+        </w:tc>
+      </w:tr>
+      <w:tr>
+        <w:tc>
+          <w:tcPr>
+            <w:cnfStyle w:val="001000000000" w:firstRow="0" w:lastRow="0" w:firstColumn="1" w:lastColumn="0" w:oddVBand="0" w:evenVBand="0" w:oddHBand="0" w:evenHBand="0" w:firstRowFirstColumn="0" w:firstRowLastColumn="0" w:lastRowFirstColumn="0" w:lastRowLastColumn="0"/>
+            <w:tcW w:w="1345" w:type="dxa"/>
+            <w:shd w:val="clear" w:color="auto" w:fill="E8E8E8" w:themeFill="background2"/>
+          </w:tcPr>
+          <w:p>
+            <w:pPr>
+              <w:jc w:val="center"/>
+            </w:pPr>
+            <w:r>
+              <w:t>40</w:t>
+            </w:r>
+            <w:r>
+              <w:t>E3</w:t>
+            </w:r>
+          </w:p>
+        </w:tc>
+        <w:tc>
+          <w:tcPr>
+            <w:tcW w:w="6570" w:type="dxa"/>
+            <w:shd w:val="clear" w:color="auto" w:fill="E8E8E8" w:themeFill="background2"/>
+          </w:tcPr>
+          <w:p>
+            <w:pPr>
+              <w:cnfStyle w:val="000000000000" w:firstRow="0" w:lastRow="0" w:firstColumn="0" w:lastColumn="0" w:oddVBand="0" w:evenVBand="0" w:oddHBand="0" w:evenHBand="0" w:firstRowFirstColumn="0" w:firstRowLastColumn="0" w:lastRowFirstColumn="0" w:lastRowLastColumn="0"/>
+            </w:pPr>
+            <w:r>
+              <w:t>Level sprite data</w:t>
+            </w:r>
+          </w:p>
+        </w:tc>
+        <w:tc>
+          <w:tcPr>
+            <w:tcW w:w="1260" w:type="dxa"/>
+            <w:shd w:val="clear" w:color="auto" w:fill="E8E8E8" w:themeFill="background2"/>
+          </w:tcPr>
+          <w:p>
+            <w:pPr>
+              <w:jc w:val="center"/>
+              <w:cnfStyle w:val="000000000000" w:firstRow="0" w:lastRow="0" w:firstColumn="0" w:lastColumn="0" w:oddVBand="0" w:evenVBand="0" w:oddHBand="0" w:evenHBand="0" w:firstRowFirstColumn="0" w:firstRowLastColumn="0" w:lastRowFirstColumn="0" w:lastRowLastColumn="0"/>
+            </w:pPr>
+            <w:r>
+              <w:t>3712</w:t>
+            </w:r>
+          </w:p>
+        </w:tc>
+      </w:tr>
+      <w:tr>
+        <w:trPr>
+          <w:cnfStyle w:val="000000100000" w:firstRow="0" w:lastRow="0" w:firstColumn="0" w:lastColumn="0" w:oddVBand="0" w:evenVBand="0" w:oddHBand="1" w:evenHBand="0" w:firstRowFirstColumn="0" w:firstRowLastColumn="0" w:lastRowFirstColumn="0" w:lastRowLastColumn="0"/>
+        </w:trPr>
+        <w:tc>
+          <w:tcPr>
+            <w:cnfStyle w:val="001000000000" w:firstRow="0" w:lastRow="0" w:firstColumn="1" w:lastColumn="0" w:oddVBand="0" w:evenVBand="0" w:oddHBand="0" w:evenHBand="0" w:firstRowFirstColumn="0" w:firstRowLastColumn="0" w:lastRowFirstColumn="0" w:lastRowLastColumn="0"/>
+            <w:tcW w:w="1345" w:type="dxa"/>
+            <w:shd w:val="clear" w:color="auto" w:fill="E8E8E8" w:themeFill="background2"/>
+          </w:tcPr>
+          <w:p>
+            <w:pPr>
+              <w:jc w:val="center"/>
+            </w:pPr>
+            <w:r>
+              <w:t>4F63</w:t>
+            </w:r>
+          </w:p>
+        </w:tc>
+        <w:tc>
+          <w:tcPr>
+            <w:tcW w:w="6570" w:type="dxa"/>
+            <w:shd w:val="clear" w:color="auto" w:fill="E8E8E8" w:themeFill="background2"/>
+          </w:tcPr>
+          <w:p>
+            <w:pPr>
+              <w:cnfStyle w:val="000000100000" w:firstRow="0" w:lastRow="0" w:firstColumn="0" w:lastColumn="0" w:oddVBand="0" w:evenVBand="0" w:oddHBand="1" w:evenHBand="0" w:firstRowFirstColumn="0" w:firstRowLastColumn="0" w:lastRowFirstColumn="0" w:lastRowLastColumn="0"/>
+            </w:pPr>
+            <w:r>
+              <w:t>Level initialization code</w:t>
+            </w:r>
+          </w:p>
+        </w:tc>
+        <w:tc>
+          <w:tcPr>
+            <w:tcW w:w="1260" w:type="dxa"/>
+            <w:shd w:val="clear" w:color="auto" w:fill="E8E8E8" w:themeFill="background2"/>
+          </w:tcPr>
+          <w:p>
+            <w:pPr>
+              <w:jc w:val="center"/>
+              <w:cnfStyle w:val="000000100000" w:firstRow="0" w:lastRow="0" w:firstColumn="0" w:lastColumn="0" w:oddVBand="0" w:evenVBand="0" w:oddHBand="1" w:evenHBand="0" w:firstRowFirstColumn="0" w:firstRowLastColumn="0" w:lastRowFirstColumn="0" w:lastRowLastColumn="0"/>
+            </w:pPr>
+            <w:r>
+              <w:t>1668</w:t>
+            </w:r>
+          </w:p>
+        </w:tc>
+      </w:tr>
+      <w:tr>
+        <w:tc>
+          <w:tcPr>
+            <w:cnfStyle w:val="001000000000" w:firstRow="0" w:lastRow="0" w:firstColumn="1" w:lastColumn="0" w:oddVBand="0" w:evenVBand="0" w:oddHBand="0" w:evenHBand="0" w:firstRowFirstColumn="0" w:firstRowLastColumn="0" w:lastRowFirstColumn="0" w:lastRowLastColumn="0"/>
+            <w:tcW w:w="1345" w:type="dxa"/>
+            <w:shd w:val="clear" w:color="auto" w:fill="DAE9F7" w:themeFill="text2" w:themeFillTint="1A"/>
+          </w:tcPr>
+          <w:p>
+            <w:pPr>
+              <w:jc w:val="center"/>
+            </w:pPr>
+            <w:r>
+              <w:t>55E7</w:t>
+            </w:r>
+          </w:p>
+        </w:tc>
+        <w:tc>
+          <w:tcPr>
+            <w:tcW w:w="6570" w:type="dxa"/>
+            <w:shd w:val="clear" w:color="auto" w:fill="DAE9F7" w:themeFill="text2" w:themeFillTint="1A"/>
+          </w:tcPr>
+          <w:p>
+            <w:pPr>
+              <w:cnfStyle w:val="000000000000" w:firstRow="0" w:lastRow="0" w:firstColumn="0" w:lastColumn="0" w:oddVBand="0" w:evenVBand="0" w:oddHBand="0" w:evenHBand="0" w:firstRowFirstColumn="0" w:firstRowLastColumn="0" w:lastRowFirstColumn="0" w:lastRowLastColumn="0"/>
+            </w:pPr>
+            <w:r>
+              <w:t>L</w:t>
+            </w:r>
+            <w:r>
+              <w:t xml:space="preserve">evel </w:t>
+            </w:r>
+            <w:r>
+              <w:t>experience</w:t>
+            </w:r>
+            <w:r>
+              <w:t>s</w:t>
+            </w:r>
+          </w:p>
+        </w:tc>
+        <w:tc>
+          <w:tcPr>
+            <w:tcW w:w="1260" w:type="dxa"/>
+            <w:shd w:val="clear" w:color="auto" w:fill="DAE9F7" w:themeFill="text2" w:themeFillTint="1A"/>
+          </w:tcPr>
+          <w:p>
+            <w:pPr>
+              <w:jc w:val="center"/>
+              <w:cnfStyle w:val="000000000000" w:firstRow="0" w:lastRow="0" w:firstColumn="0" w:lastColumn="0" w:oddVBand="0" w:evenVBand="0" w:oddHBand="0" w:evenHBand="0" w:firstRowFirstColumn="0" w:firstRowLastColumn="0" w:lastRowFirstColumn="0" w:lastRowLastColumn="0"/>
+              <w:rPr>
+                <w:b/>
+                <w:bCs/>
+              </w:rPr>
+            </w:pPr>
+            <w:r>
+              <w:rPr>
+                <w:b/>
+                <w:bCs/>
+              </w:rPr>
+              <w:t>TBD</w:t>
+            </w:r>
+          </w:p>
+        </w:tc>
+      </w:tr>
+      <w:tr>
+        <w:trPr>
+          <w:cnfStyle w:val="000000100000" w:firstRow="0" w:lastRow="0" w:firstColumn="0" w:lastColumn="0" w:oddVBand="0" w:evenVBand="0" w:oddHBand="1" w:evenHBand="0" w:firstRowFirstColumn="0" w:firstRowLastColumn="0" w:lastRowFirstColumn="0" w:lastRowLastColumn="0"/>
+        </w:trPr>
+        <w:tc>
+          <w:tcPr>
+            <w:cnfStyle w:val="001000000000" w:firstRow="0" w:lastRow="0" w:firstColumn="1" w:lastColumn="0" w:oddVBand="0" w:evenVBand="0" w:oddHBand="0" w:evenHBand="0" w:firstRowFirstColumn="0" w:firstRowLastColumn="0" w:lastRowFirstColumn="0" w:lastRowLastColumn="0"/>
+            <w:tcW w:w="1345" w:type="dxa"/>
+            <w:shd w:val="clear" w:color="auto" w:fill="auto"/>
+          </w:tcPr>
+          <w:p>
+            <w:pPr>
+              <w:jc w:val="center"/>
+              <w:rPr>
+                <w:b w:val="0"/>
+                <w:bCs w:val="0"/>
+              </w:rPr>
+            </w:pPr>
+            <w:r>
+              <w:t>…</w:t>
+            </w:r>
+          </w:p>
+        </w:tc>
+        <w:tc>
+          <w:tcPr>
+            <w:tcW w:w="6570" w:type="dxa"/>
+            <w:shd w:val="clear" w:color="auto" w:fill="auto"/>
+          </w:tcPr>
+          <w:p>
+            <w:pPr>
+              <w:cnfStyle w:val="000000100000" w:firstRow="0" w:lastRow="0" w:firstColumn="0" w:lastColumn="0" w:oddVBand="0" w:evenVBand="0" w:oddHBand="1" w:evenHBand="0" w:firstRowFirstColumn="0" w:firstRowLastColumn="0" w:lastRowFirstColumn="0" w:lastRowLastColumn="0"/>
+              <w:rPr>
+                <w:i/>
+                <w:iCs/>
+              </w:rPr>
+            </w:pPr>
+            <w:r>
+              <w:rPr>
+                <w:i/>
+                <w:iCs/>
+              </w:rPr>
+              <w:t>…</w:t>
+            </w:r>
+          </w:p>
+        </w:tc>
+        <w:tc>
+          <w:tcPr>
+            <w:tcW w:w="1260" w:type="dxa"/>
+            <w:shd w:val="clear" w:color="auto" w:fill="auto"/>
+          </w:tcPr>
+          <w:p>
+            <w:pPr>
+              <w:jc w:val="center"/>
+              <w:cnfStyle w:val="000000100000" w:firstRow="0" w:lastRow="0" w:firstColumn="0" w:lastColumn="0" w:oddVBand="0" w:evenVBand="0" w:oddHBand="1" w:evenHBand="0" w:firstRowFirstColumn="0" w:firstRowLastColumn="0" w:lastRowFirstColumn="0" w:lastRowLastColumn="0"/>
+            </w:pPr>
+            <w:r>
+              <w:t>…</w:t>
+            </w:r>
+          </w:p>
+        </w:tc>
+      </w:tr>
+      <w:tr>
+        <w:tc>
+          <w:tcPr>
+            <w:cnfStyle w:val="001000000000" w:firstRow="0" w:lastRow="0" w:firstColumn="1" w:lastColumn="0" w:oddVBand="0" w:evenVBand="0" w:oddHBand="0" w:evenHBand="0" w:firstRowFirstColumn="0" w:firstRowLastColumn="0" w:lastRowFirstColumn="0" w:lastRowLastColumn="0"/>
+            <w:tcW w:w="1345" w:type="dxa"/>
+            <w:shd w:val="clear" w:color="auto" w:fill="C1F0C7" w:themeFill="accent3" w:themeFillTint="33"/>
+          </w:tcPr>
+          <w:p>
+            <w:pPr>
+              <w:jc w:val="center"/>
+            </w:pPr>
+            <w:r>
+              <w:t>7C00</w:t>
+            </w:r>
+          </w:p>
+        </w:tc>
+        <w:tc>
+          <w:tcPr>
+            <w:tcW w:w="6570" w:type="dxa"/>
+            <w:shd w:val="clear" w:color="auto" w:fill="C1F0C7" w:themeFill="accent3" w:themeFillTint="33"/>
+          </w:tcPr>
+          <w:p>
+            <w:pPr>
+              <w:cnfStyle w:val="000000000000" w:firstRow="0" w:lastRow="0" w:firstColumn="0" w:lastColumn="0" w:oddVBand="0" w:evenVBand="0" w:oddHBand="0" w:evenHBand="0" w:firstRowFirstColumn="0" w:firstRowLastColumn="0" w:lastRowFirstColumn="0" w:lastRowLastColumn="0"/>
+            </w:pPr>
+            <w:r>
+              <w:t>Mode 7 screen</w:t>
+            </w:r>
+          </w:p>
+        </w:tc>
+        <w:tc>
+          <w:tcPr>
+            <w:tcW w:w="1260" w:type="dxa"/>
+            <w:shd w:val="clear" w:color="auto" w:fill="C1F0C7" w:themeFill="accent3" w:themeFillTint="33"/>
+          </w:tcPr>
+          <w:p>
+            <w:pPr>
+              <w:jc w:val="center"/>
+              <w:cnfStyle w:val="000000000000" w:firstRow="0" w:lastRow="0" w:firstColumn="0" w:lastColumn="0" w:oddVBand="0" w:evenVBand="0" w:oddHBand="0" w:evenHBand="0" w:firstRowFirstColumn="0" w:firstRowLastColumn="0" w:lastRowFirstColumn="0" w:lastRowLastColumn="0"/>
+            </w:pPr>
+            <w:r>
+              <w:t>1024</w:t>
+            </w:r>
+          </w:p>
+        </w:tc>
+      </w:tr>
+    </w:tbl>
+    <w:p/>
+    <w:p>
+      <w:r>
+        <w:t>The white and grey rows are identical to how memory is arranged during game titles and startup.</w:t>
+      </w:r>
+    </w:p>
+    <w:p>
+      <w:r>
+        <w:t>The light blue row shows the Mode 7 ‘</w:t>
+      </w:r>
+      <w:r>
+        <w:rPr>
+          <w:i/>
+          <w:iCs/>
+        </w:rPr>
+        <w:t>level complete</w:t>
+      </w:r>
+      <w:r>
+        <w:t>’ and ‘</w:t>
+      </w:r>
+      <w:r>
+        <w:rPr>
+          <w:i/>
+          <w:iCs/>
+        </w:rPr>
+        <w:t>k9 died</w:t>
+      </w:r>
+      <w:r>
+        <w:t>’ experiences</w:t>
       </w:r>
       <w:r>
         <w:t xml:space="preserve">, </w:t>
       </w:r>
       <w:r>
-        <w:t>show</w:t>
-      </w:r>
-      <w:r>
-        <w:t xml:space="preserve"> </w:t>
-      </w:r>
-      <w:r>
-        <w:t xml:space="preserve">the </w:t>
-      </w:r>
-      <w:r>
-        <w:t>M</w:t>
-      </w:r>
-      <w:r>
-        <w:t>ode</w:t>
-      </w:r>
-      <w:r>
-        <w:t xml:space="preserve"> </w:t>
-      </w:r>
-      <w:r>
-        <w:t>7 title screen</w:t>
-      </w:r>
-      <w:r>
-        <w:t>s</w:t>
-      </w:r>
-      <w:r>
-        <w:t xml:space="preserve">, and play the </w:t>
-      </w:r>
-      <w:r>
-        <w:t>Doctor Who</w:t>
-      </w:r>
-      <w:r>
-        <w:t xml:space="preserve"> theme music.</w:t>
-      </w:r>
-    </w:p>
-    <w:p>
-      <w:r>
-        <w:t xml:space="preserve">The light purple row shows a page backup </w:t>
-      </w:r>
-      <w:r>
-        <w:t>region</w:t>
-      </w:r>
-      <w:r>
-        <w:t xml:space="preserve"> that is used to </w:t>
-      </w:r>
-      <w:r>
-        <w:t xml:space="preserve">save and </w:t>
-      </w:r>
-      <w:r>
-        <w:t xml:space="preserve">restore code </w:t>
-      </w:r>
-      <w:r>
-        <w:t xml:space="preserve">(in Page &amp;17) </w:t>
-      </w:r>
-      <w:r>
-        <w:t>that DFS overwrites.</w:t>
-      </w:r>
-    </w:p>
-    <w:p>
-      <w:r>
-        <w:t>During startup the title screen</w:t>
-      </w:r>
-      <w:r>
-        <w:t>s</w:t>
-      </w:r>
-      <w:r>
-        <w:t xml:space="preserve"> </w:t>
-      </w:r>
-      <w:r>
-        <w:t xml:space="preserve">are </w:t>
-      </w:r>
-      <w:r>
-        <w:t xml:space="preserve">displayed in </w:t>
-      </w:r>
-      <w:r>
-        <w:t>M</w:t>
-      </w:r>
-      <w:r>
-        <w:t>ode</w:t>
-      </w:r>
-      <w:r>
-        <w:t xml:space="preserve"> </w:t>
-      </w:r>
-      <w:r>
-        <w:t xml:space="preserve">7, so the data/code </w:t>
-      </w:r>
-      <w:r>
-        <w:t xml:space="preserve">below &amp;7C00 </w:t>
-      </w:r>
-      <w:r>
-        <w:t xml:space="preserve">is not visible.  </w:t>
-      </w:r>
-      <w:r>
-        <w:t>D</w:t>
-      </w:r>
-      <w:r>
-        <w:t>uring level loading, the palette colors are set to black</w:t>
-      </w:r>
-      <w:r>
-        <w:t xml:space="preserve"> to achieve the same result.</w:t>
-      </w:r>
-    </w:p>
-    <w:p>
-      <w:r>
-        <w:t>The memory layout evolved during the development of the game, with allocation</w:t>
-      </w:r>
-      <w:r>
-        <w:t>s</w:t>
-      </w:r>
-      <w:r>
-        <w:t xml:space="preserve"> </w:t>
-      </w:r>
-      <w:r>
-        <w:t xml:space="preserve">moved </w:t>
-      </w:r>
-      <w:r>
-        <w:t>as needed.</w:t>
-      </w:r>
-    </w:p>
+        <w:t xml:space="preserve">plus the code/data used to </w:t>
+      </w:r>
+      <w:r>
+        <w:t>play the Doctor Who theme music.</w:t>
+      </w:r>
+    </w:p>
+    <w:p>
+      <w:pPr>
+        <w:pStyle w:val="Heading3"/>
+      </w:pPr>
+      <w:r>
+        <w:t>Game completion</w:t>
+      </w:r>
+    </w:p>
+    <w:p>
+      <w:r>
+        <w:t xml:space="preserve">When K9 reaches the TARDIS on the last level, the finale experience is loaded </w:t>
+      </w:r>
+      <w:r>
+        <w:t xml:space="preserve">from disc </w:t>
+      </w:r>
+      <w:r>
+        <w:t>and invoked.  The memory layout during this experience is as follows:</w:t>
+      </w:r>
+    </w:p>
+    <w:tbl>
+      <w:tblPr>
+        <w:tblStyle w:val="ListTable3-Accent4"/>
+        <w:tblW w:w="0" w:type="auto"/>
+        <w:tblLook w:val="04A0" w:firstRow="1" w:lastRow="0" w:firstColumn="1" w:lastColumn="0" w:noHBand="0" w:noVBand="1"/>
+      </w:tblPr>
+      <w:tblGrid>
+        <w:gridCol w:w="1345"/>
+        <w:gridCol w:w="6570"/>
+        <w:gridCol w:w="1260"/>
+      </w:tblGrid>
+      <w:tr>
+        <w:trPr>
+          <w:cnfStyle w:val="100000000000" w:firstRow="1" w:lastRow="0" w:firstColumn="0" w:lastColumn="0" w:oddVBand="0" w:evenVBand="0" w:oddHBand="0" w:evenHBand="0" w:firstRowFirstColumn="0" w:firstRowLastColumn="0" w:lastRowFirstColumn="0" w:lastRowLastColumn="0"/>
+        </w:trPr>
+        <w:tc>
+          <w:tcPr>
+            <w:cnfStyle w:val="001000000100" w:firstRow="0" w:lastRow="0" w:firstColumn="1" w:lastColumn="0" w:oddVBand="0" w:evenVBand="0" w:oddHBand="0" w:evenHBand="0" w:firstRowFirstColumn="1" w:firstRowLastColumn="0" w:lastRowFirstColumn="0" w:lastRowLastColumn="0"/>
+            <w:tcW w:w="1345" w:type="dxa"/>
+          </w:tcPr>
+          <w:p>
+            <w:pPr>
+              <w:jc w:val="center"/>
+            </w:pPr>
+            <w:r>
+              <w:t>Address (hex)</w:t>
+            </w:r>
+          </w:p>
+        </w:tc>
+        <w:tc>
+          <w:tcPr>
+            <w:tcW w:w="6570" w:type="dxa"/>
+          </w:tcPr>
+          <w:p>
+            <w:pPr>
+              <w:cnfStyle w:val="100000000000" w:firstRow="1" w:lastRow="0" w:firstColumn="0" w:lastColumn="0" w:oddVBand="0" w:evenVBand="0" w:oddHBand="0" w:evenHBand="0" w:firstRowFirstColumn="0" w:firstRowLastColumn="0" w:lastRowFirstColumn="0" w:lastRowLastColumn="0"/>
+            </w:pPr>
+            <w:r>
+              <w:t>Allocation</w:t>
+            </w:r>
+          </w:p>
+        </w:tc>
+        <w:tc>
+          <w:tcPr>
+            <w:tcW w:w="1260" w:type="dxa"/>
+          </w:tcPr>
+          <w:p>
+            <w:pPr>
+              <w:jc w:val="center"/>
+              <w:cnfStyle w:val="100000000000" w:firstRow="1" w:lastRow="0" w:firstColumn="0" w:lastColumn="0" w:oddVBand="0" w:evenVBand="0" w:oddHBand="0" w:evenHBand="0" w:firstRowFirstColumn="0" w:firstRowLastColumn="0" w:lastRowFirstColumn="0" w:lastRowLastColumn="0"/>
+            </w:pPr>
+            <w:r>
+              <w:t>Size (bytes)</w:t>
+            </w:r>
+          </w:p>
+        </w:tc>
+      </w:tr>
+      <w:tr>
+        <w:trPr>
+          <w:cnfStyle w:val="000000100000" w:firstRow="0" w:lastRow="0" w:firstColumn="0" w:lastColumn="0" w:oddVBand="0" w:evenVBand="0" w:oddHBand="1" w:evenHBand="0" w:firstRowFirstColumn="0" w:firstRowLastColumn="0" w:lastRowFirstColumn="0" w:lastRowLastColumn="0"/>
+        </w:trPr>
+        <w:tc>
+          <w:tcPr>
+            <w:cnfStyle w:val="001000000000" w:firstRow="0" w:lastRow="0" w:firstColumn="1" w:lastColumn="0" w:oddVBand="0" w:evenVBand="0" w:oddHBand="0" w:evenHBand="0" w:firstRowFirstColumn="0" w:firstRowLastColumn="0" w:lastRowFirstColumn="0" w:lastRowLastColumn="0"/>
+            <w:tcW w:w="1345" w:type="dxa"/>
+          </w:tcPr>
+          <w:p>
+            <w:pPr>
+              <w:jc w:val="center"/>
+              <w:rPr>
+                <w:b w:val="0"/>
+                <w:bCs w:val="0"/>
+              </w:rPr>
+            </w:pPr>
+            <w:r>
+              <w:rPr>
+                <w:b w:val="0"/>
+                <w:bCs w:val="0"/>
+              </w:rPr>
+              <w:t>…</w:t>
+            </w:r>
+          </w:p>
+        </w:tc>
+        <w:tc>
+          <w:tcPr>
+            <w:tcW w:w="6570" w:type="dxa"/>
+          </w:tcPr>
+          <w:p>
+            <w:pPr>
+              <w:cnfStyle w:val="000000100000" w:firstRow="0" w:lastRow="0" w:firstColumn="0" w:lastColumn="0" w:oddVBand="0" w:evenVBand="0" w:oddHBand="1" w:evenHBand="0" w:firstRowFirstColumn="0" w:firstRowLastColumn="0" w:lastRowFirstColumn="0" w:lastRowLastColumn="0"/>
+            </w:pPr>
+            <w:r>
+              <w:t>…</w:t>
+            </w:r>
+          </w:p>
+        </w:tc>
+        <w:tc>
+          <w:tcPr>
+            <w:tcW w:w="1260" w:type="dxa"/>
+          </w:tcPr>
+          <w:p>
+            <w:pPr>
+              <w:jc w:val="center"/>
+              <w:cnfStyle w:val="000000100000" w:firstRow="0" w:lastRow="0" w:firstColumn="0" w:lastColumn="0" w:oddVBand="0" w:evenVBand="0" w:oddHBand="1" w:evenHBand="0" w:firstRowFirstColumn="0" w:firstRowLastColumn="0" w:lastRowFirstColumn="0" w:lastRowLastColumn="0"/>
+            </w:pPr>
+          </w:p>
+        </w:tc>
+      </w:tr>
+      <w:tr>
+        <w:tc>
+          <w:tcPr>
+            <w:cnfStyle w:val="001000000000" w:firstRow="0" w:lastRow="0" w:firstColumn="1" w:lastColumn="0" w:oddVBand="0" w:evenVBand="0" w:oddHBand="0" w:evenHBand="0" w:firstRowFirstColumn="0" w:firstRowLastColumn="0" w:lastRowFirstColumn="0" w:lastRowLastColumn="0"/>
+            <w:tcW w:w="1345" w:type="dxa"/>
+            <w:shd w:val="clear" w:color="auto" w:fill="DAE9F7" w:themeFill="text2" w:themeFillTint="1A"/>
+          </w:tcPr>
+          <w:p>
+            <w:pPr>
+              <w:jc w:val="center"/>
+            </w:pPr>
+            <w:r>
+              <w:t>55E7</w:t>
+            </w:r>
+          </w:p>
+        </w:tc>
+        <w:tc>
+          <w:tcPr>
+            <w:tcW w:w="6570" w:type="dxa"/>
+            <w:shd w:val="clear" w:color="auto" w:fill="DAE9F7" w:themeFill="text2" w:themeFillTint="1A"/>
+          </w:tcPr>
+          <w:p>
+            <w:pPr>
+              <w:cnfStyle w:val="000000000000" w:firstRow="0" w:lastRow="0" w:firstColumn="0" w:lastColumn="0" w:oddVBand="0" w:evenVBand="0" w:oddHBand="0" w:evenHBand="0" w:firstRowFirstColumn="0" w:firstRowLastColumn="0" w:lastRowFirstColumn="0" w:lastRowLastColumn="0"/>
+            </w:pPr>
+            <w:r>
+              <w:t>Finale experience</w:t>
+            </w:r>
+          </w:p>
+        </w:tc>
+        <w:tc>
+          <w:tcPr>
+            <w:tcW w:w="1260" w:type="dxa"/>
+            <w:shd w:val="clear" w:color="auto" w:fill="DAE9F7" w:themeFill="text2" w:themeFillTint="1A"/>
+          </w:tcPr>
+          <w:p>
+            <w:pPr>
+              <w:jc w:val="center"/>
+              <w:cnfStyle w:val="000000000000" w:firstRow="0" w:lastRow="0" w:firstColumn="0" w:lastColumn="0" w:oddVBand="0" w:evenVBand="0" w:oddHBand="0" w:evenHBand="0" w:firstRowFirstColumn="0" w:firstRowLastColumn="0" w:lastRowFirstColumn="0" w:lastRowLastColumn="0"/>
+            </w:pPr>
+            <w:r>
+              <w:t>2639</w:t>
+            </w:r>
+          </w:p>
+        </w:tc>
+      </w:tr>
+      <w:tr>
+        <w:trPr>
+          <w:cnfStyle w:val="000000100000" w:firstRow="0" w:lastRow="0" w:firstColumn="0" w:lastColumn="0" w:oddVBand="0" w:evenVBand="0" w:oddHBand="1" w:evenHBand="0" w:firstRowFirstColumn="0" w:firstRowLastColumn="0" w:lastRowFirstColumn="0" w:lastRowLastColumn="0"/>
+        </w:trPr>
+        <w:tc>
+          <w:tcPr>
+            <w:cnfStyle w:val="001000000000" w:firstRow="0" w:lastRow="0" w:firstColumn="1" w:lastColumn="0" w:oddVBand="0" w:evenVBand="0" w:oddHBand="0" w:evenHBand="0" w:firstRowFirstColumn="0" w:firstRowLastColumn="0" w:lastRowFirstColumn="0" w:lastRowLastColumn="0"/>
+            <w:tcW w:w="1345" w:type="dxa"/>
+            <w:shd w:val="clear" w:color="auto" w:fill="DAE9F7" w:themeFill="text2" w:themeFillTint="1A"/>
+          </w:tcPr>
+          <w:p>
+            <w:pPr>
+              <w:jc w:val="center"/>
+            </w:pPr>
+            <w:r>
+              <w:t>6036</w:t>
+            </w:r>
+          </w:p>
+        </w:tc>
+        <w:tc>
+          <w:tcPr>
+            <w:tcW w:w="6570" w:type="dxa"/>
+            <w:shd w:val="clear" w:color="auto" w:fill="DAE9F7" w:themeFill="text2" w:themeFillTint="1A"/>
+          </w:tcPr>
+          <w:p>
+            <w:pPr>
+              <w:cnfStyle w:val="000000100000" w:firstRow="0" w:lastRow="0" w:firstColumn="0" w:lastColumn="0" w:oddVBand="0" w:evenVBand="0" w:oddHBand="1" w:evenHBand="0" w:firstRowFirstColumn="0" w:firstRowLastColumn="0" w:lastRowFirstColumn="0" w:lastRowLastColumn="0"/>
+            </w:pPr>
+            <w:r>
+              <w:t>Music data and code</w:t>
+            </w:r>
+          </w:p>
+        </w:tc>
+        <w:tc>
+          <w:tcPr>
+            <w:tcW w:w="1260" w:type="dxa"/>
+            <w:shd w:val="clear" w:color="auto" w:fill="DAE9F7" w:themeFill="text2" w:themeFillTint="1A"/>
+          </w:tcPr>
+          <w:p>
+            <w:pPr>
+              <w:jc w:val="center"/>
+              <w:cnfStyle w:val="000000100000" w:firstRow="0" w:lastRow="0" w:firstColumn="0" w:lastColumn="0" w:oddVBand="0" w:evenVBand="0" w:oddHBand="1" w:evenHBand="0" w:firstRowFirstColumn="0" w:firstRowLastColumn="0" w:lastRowFirstColumn="0" w:lastRowLastColumn="0"/>
+            </w:pPr>
+            <w:r>
+              <w:t>3216</w:t>
+            </w:r>
+          </w:p>
+        </w:tc>
+      </w:tr>
+      <w:tr>
+        <w:tc>
+          <w:tcPr>
+            <w:cnfStyle w:val="001000000000" w:firstRow="0" w:lastRow="0" w:firstColumn="1" w:lastColumn="0" w:oddVBand="0" w:evenVBand="0" w:oddHBand="0" w:evenHBand="0" w:firstRowFirstColumn="0" w:firstRowLastColumn="0" w:lastRowFirstColumn="0" w:lastRowLastColumn="0"/>
+            <w:tcW w:w="1345" w:type="dxa"/>
+            <w:shd w:val="clear" w:color="auto" w:fill="auto"/>
+          </w:tcPr>
+          <w:p>
+            <w:pPr>
+              <w:jc w:val="center"/>
+              <w:rPr>
+                <w:b w:val="0"/>
+                <w:bCs w:val="0"/>
+              </w:rPr>
+            </w:pPr>
+            <w:r>
+              <w:rPr>
+                <w:b w:val="0"/>
+                <w:bCs w:val="0"/>
+              </w:rPr>
+              <w:t>…</w:t>
+            </w:r>
+          </w:p>
+        </w:tc>
+        <w:tc>
+          <w:tcPr>
+            <w:tcW w:w="6570" w:type="dxa"/>
+            <w:shd w:val="clear" w:color="auto" w:fill="auto"/>
+          </w:tcPr>
+          <w:p>
+            <w:pPr>
+              <w:cnfStyle w:val="000000000000" w:firstRow="0" w:lastRow="0" w:firstColumn="0" w:lastColumn="0" w:oddVBand="0" w:evenVBand="0" w:oddHBand="0" w:evenHBand="0" w:firstRowFirstColumn="0" w:firstRowLastColumn="0" w:lastRowFirstColumn="0" w:lastRowLastColumn="0"/>
+              <w:rPr>
+                <w:i/>
+                <w:iCs/>
+              </w:rPr>
+            </w:pPr>
+            <w:r>
+              <w:rPr>
+                <w:i/>
+                <w:iCs/>
+              </w:rPr>
+              <w:t>…</w:t>
+            </w:r>
+          </w:p>
+        </w:tc>
+        <w:tc>
+          <w:tcPr>
+            <w:tcW w:w="1260" w:type="dxa"/>
+            <w:shd w:val="clear" w:color="auto" w:fill="auto"/>
+          </w:tcPr>
+          <w:p>
+            <w:pPr>
+              <w:jc w:val="center"/>
+              <w:cnfStyle w:val="000000000000" w:firstRow="0" w:lastRow="0" w:firstColumn="0" w:lastColumn="0" w:oddVBand="0" w:evenVBand="0" w:oddHBand="0" w:evenHBand="0" w:firstRowFirstColumn="0" w:firstRowLastColumn="0" w:lastRowFirstColumn="0" w:lastRowLastColumn="0"/>
+            </w:pPr>
+          </w:p>
+        </w:tc>
+      </w:tr>
+      <w:tr>
+        <w:trPr>
+          <w:cnfStyle w:val="000000100000" w:firstRow="0" w:lastRow="0" w:firstColumn="0" w:lastColumn="0" w:oddVBand="0" w:evenVBand="0" w:oddHBand="1" w:evenHBand="0" w:firstRowFirstColumn="0" w:firstRowLastColumn="0" w:lastRowFirstColumn="0" w:lastRowLastColumn="0"/>
+        </w:trPr>
+        <w:tc>
+          <w:tcPr>
+            <w:cnfStyle w:val="001000000000" w:firstRow="0" w:lastRow="0" w:firstColumn="1" w:lastColumn="0" w:oddVBand="0" w:evenVBand="0" w:oddHBand="0" w:evenHBand="0" w:firstRowFirstColumn="0" w:firstRowLastColumn="0" w:lastRowFirstColumn="0" w:lastRowLastColumn="0"/>
+            <w:tcW w:w="1345" w:type="dxa"/>
+            <w:shd w:val="clear" w:color="auto" w:fill="C1F0C7" w:themeFill="accent3" w:themeFillTint="33"/>
+          </w:tcPr>
+          <w:p>
+            <w:pPr>
+              <w:jc w:val="center"/>
+            </w:pPr>
+            <w:r>
+              <w:t>7C00</w:t>
+            </w:r>
+          </w:p>
+        </w:tc>
+        <w:tc>
+          <w:tcPr>
+            <w:tcW w:w="6570" w:type="dxa"/>
+            <w:shd w:val="clear" w:color="auto" w:fill="C1F0C7" w:themeFill="accent3" w:themeFillTint="33"/>
+          </w:tcPr>
+          <w:p>
+            <w:pPr>
+              <w:cnfStyle w:val="000000100000" w:firstRow="0" w:lastRow="0" w:firstColumn="0" w:lastColumn="0" w:oddVBand="0" w:evenVBand="0" w:oddHBand="1" w:evenHBand="0" w:firstRowFirstColumn="0" w:firstRowLastColumn="0" w:lastRowFirstColumn="0" w:lastRowLastColumn="0"/>
+            </w:pPr>
+            <w:r>
+              <w:t>Mode 7 screen</w:t>
+            </w:r>
+          </w:p>
+        </w:tc>
+        <w:tc>
+          <w:tcPr>
+            <w:tcW w:w="1260" w:type="dxa"/>
+            <w:shd w:val="clear" w:color="auto" w:fill="C1F0C7" w:themeFill="accent3" w:themeFillTint="33"/>
+          </w:tcPr>
+          <w:p>
+            <w:pPr>
+              <w:jc w:val="center"/>
+              <w:cnfStyle w:val="000000100000" w:firstRow="0" w:lastRow="0" w:firstColumn="0" w:lastColumn="0" w:oddVBand="0" w:evenVBand="0" w:oddHBand="1" w:evenHBand="0" w:firstRowFirstColumn="0" w:firstRowLastColumn="0" w:lastRowFirstColumn="0" w:lastRowLastColumn="0"/>
+            </w:pPr>
+            <w:r>
+              <w:t>1024</w:t>
+            </w:r>
+          </w:p>
+        </w:tc>
+      </w:tr>
+    </w:tbl>
+    <w:p/>
     <w:p>
       <w:pPr>
         <w:pStyle w:val="Heading2"/>
@@ -23857,6 +25002,7 @@
         </w:numPr>
       </w:pPr>
       <w:r>
+        <w:lastRenderedPageBreak/>
         <w:t xml:space="preserve">Broad clipping is performed </w:t>
       </w:r>
       <w:r>
@@ -23965,7 +25111,6 @@
         </w:numPr>
       </w:pPr>
       <w:r>
-        <w:lastRenderedPageBreak/>
         <w:t xml:space="preserve">Used an optimized </w:t>
       </w:r>
       <w:r>
@@ -24436,6 +25581,7 @@
         </w:numPr>
       </w:pPr>
       <w:r>
+        <w:lastRenderedPageBreak/>
         <w:t>Only c</w:t>
       </w:r>
       <w:r>
@@ -24594,7 +25740,6 @@
         </w:numPr>
       </w:pPr>
       <w:r>
-        <w:lastRenderedPageBreak/>
         <w:t>Used conditional branching whenever possible, instead of jumps.</w:t>
       </w:r>
       <w:r>
@@ -25107,6 +26252,7 @@
     </w:p>
     <w:p>
       <w:r>
+        <w:lastRenderedPageBreak/>
         <w:t xml:space="preserve">Control flow </w:t>
       </w:r>
       <w:r>
@@ -25341,474 +26487,474 @@
     </w:p>
     <w:p>
       <w:r>
+        <w:t xml:space="preserve">The accumulator is </w:t>
+      </w:r>
+      <w:r>
+        <w:t xml:space="preserve">typically </w:t>
+      </w:r>
+      <w:r>
+        <w:t xml:space="preserve">used to pass arguments to routines that </w:t>
+      </w:r>
+      <w:r>
+        <w:t>accept</w:t>
+      </w:r>
+      <w:r>
+        <w:t xml:space="preserve"> a </w:t>
+      </w:r>
+      <w:r>
+        <w:t xml:space="preserve">single </w:t>
+      </w:r>
+      <w:r>
+        <w:t>argument</w:t>
+      </w:r>
+      <w:r>
+        <w:t>,</w:t>
+      </w:r>
+      <w:r>
+        <w:t xml:space="preserve"> and the </w:t>
+      </w:r>
+      <w:r>
+        <w:t xml:space="preserve">X register </w:t>
+      </w:r>
+      <w:r>
+        <w:t xml:space="preserve">is </w:t>
+      </w:r>
+      <w:r>
+        <w:t xml:space="preserve">exclusively </w:t>
+      </w:r>
+      <w:r>
+        <w:t xml:space="preserve">used to </w:t>
+      </w:r>
+      <w:r>
+        <w:t>pass game object</w:t>
+      </w:r>
+      <w:r>
+        <w:t xml:space="preserve">s, </w:t>
+      </w:r>
+      <w:r>
+        <w:t>as</w:t>
+      </w:r>
+      <w:r>
+        <w:t xml:space="preserve"> an </w:t>
+      </w:r>
+      <w:r>
+        <w:t>index</w:t>
+      </w:r>
+      <w:r>
+        <w:t xml:space="preserve">.  </w:t>
+      </w:r>
+      <w:r>
+        <w:t xml:space="preserve">In other situations, </w:t>
+      </w:r>
+      <w:r>
+        <w:t>z</w:t>
+      </w:r>
+      <w:r>
+        <w:t xml:space="preserve">ero-page variables are </w:t>
+      </w:r>
+      <w:r>
+        <w:t xml:space="preserve">used to </w:t>
+      </w:r>
+      <w:r>
+        <w:t>pass argument</w:t>
+      </w:r>
+      <w:r>
+        <w:t>s</w:t>
+      </w:r>
+      <w:r>
+        <w:t>.</w:t>
+      </w:r>
+      <w:r>
+        <w:t xml:space="preserve">  </w:t>
+      </w:r>
+      <w:r>
+        <w:t xml:space="preserve">The </w:t>
+      </w:r>
+      <w:r>
+        <w:t xml:space="preserve">Y register </w:t>
+      </w:r>
+      <w:r>
+        <w:t>is rarely</w:t>
+      </w:r>
+      <w:r>
+        <w:t xml:space="preserve"> </w:t>
+      </w:r>
+      <w:r>
+        <w:t>used</w:t>
+      </w:r>
+      <w:r>
+        <w:t>.</w:t>
+      </w:r>
+    </w:p>
+    <w:p>
+      <w:r>
+        <w:t>As for the stack</w:t>
+      </w:r>
+      <w:r>
+        <w:t>…</w:t>
+      </w:r>
+      <w:r>
+        <w:t xml:space="preserve"> r</w:t>
+      </w:r>
+      <w:r>
+        <w:t xml:space="preserve">outines occasionally push and pop values, </w:t>
+      </w:r>
+      <w:r>
+        <w:t xml:space="preserve">but </w:t>
+      </w:r>
+      <w:r>
+        <w:t xml:space="preserve">this is </w:t>
+      </w:r>
+      <w:r>
+        <w:t>rare</w:t>
+      </w:r>
+      <w:r>
+        <w:t xml:space="preserve">. </w:t>
+      </w:r>
+      <w:r>
+        <w:t xml:space="preserve"> Z</w:t>
+      </w:r>
+      <w:r>
+        <w:t xml:space="preserve">ero-page </w:t>
+      </w:r>
+      <w:r>
+        <w:t xml:space="preserve">variables </w:t>
+      </w:r>
+      <w:r>
+        <w:t xml:space="preserve">are typically used </w:t>
+      </w:r>
+      <w:r>
+        <w:t>to hold temporary values as this avoids issues where control flow can result in push/pop mismatches.</w:t>
+      </w:r>
+      <w:r>
+        <w:t xml:space="preserve"> </w:t>
+      </w:r>
+    </w:p>
+    <w:p>
+      <w:pPr>
+        <w:pStyle w:val="Heading2"/>
+      </w:pPr>
+      <w:r>
+        <w:t>Game design</w:t>
+      </w:r>
+    </w:p>
+    <w:p>
+      <w:r>
+        <w:t xml:space="preserve">The playability of a game is determined by many </w:t>
+      </w:r>
+      <w:r>
+        <w:t>factors.  The player needs to be challenged</w:t>
+      </w:r>
+      <w:r>
+        <w:t xml:space="preserve">, and </w:t>
+      </w:r>
+      <w:r>
+        <w:t xml:space="preserve">needs to </w:t>
+      </w:r>
+      <w:r>
+        <w:t xml:space="preserve">work, to </w:t>
+      </w:r>
+      <w:r>
+        <w:t xml:space="preserve">feel a </w:t>
+      </w:r>
+      <w:r>
+        <w:t xml:space="preserve">real </w:t>
+      </w:r>
+      <w:r>
+        <w:t xml:space="preserve">sense of </w:t>
+      </w:r>
+      <w:r>
+        <w:t>gratification</w:t>
+      </w:r>
+      <w:r>
+        <w:t xml:space="preserve"> and reward</w:t>
+      </w:r>
+      <w:r>
+        <w:t xml:space="preserve"> later</w:t>
+      </w:r>
+      <w:r>
+        <w:t>.</w:t>
+      </w:r>
+      <w:r>
+        <w:t xml:space="preserve">  The </w:t>
+      </w:r>
+      <w:r>
+        <w:t>players’</w:t>
+      </w:r>
+      <w:r>
+        <w:t xml:space="preserve"> </w:t>
+      </w:r>
+      <w:r>
+        <w:t>attention mu</w:t>
+      </w:r>
+      <w:r>
+        <w:t>st</w:t>
+      </w:r>
+      <w:r>
+        <w:t xml:space="preserve"> also be held</w:t>
+      </w:r>
+      <w:r>
+        <w:t xml:space="preserve"> by the game</w:t>
+      </w:r>
+      <w:r>
+        <w:t>,</w:t>
+      </w:r>
+      <w:r>
+        <w:t xml:space="preserve"> by </w:t>
+      </w:r>
+      <w:r>
+        <w:t>presenting occasional surprises</w:t>
+      </w:r>
+      <w:r>
+        <w:t xml:space="preserve"> and changing thi</w:t>
+      </w:r>
+      <w:r>
+        <w:t>ng</w:t>
+      </w:r>
+      <w:r>
+        <w:t>s</w:t>
+      </w:r>
+      <w:r>
+        <w:t xml:space="preserve"> up</w:t>
+      </w:r>
+      <w:r>
+        <w:t xml:space="preserve"> on the player</w:t>
+      </w:r>
+      <w:r>
+        <w:t>.</w:t>
+      </w:r>
+      <w:r>
+        <w:t xml:space="preserve">  </w:t>
+      </w:r>
+      <w:r>
+        <w:t xml:space="preserve">And </w:t>
+      </w:r>
+      <w:r>
+        <w:t xml:space="preserve">above all, the </w:t>
+      </w:r>
+      <w:r>
+        <w:t xml:space="preserve">player </w:t>
+      </w:r>
+      <w:r>
+        <w:t xml:space="preserve">should not be </w:t>
+      </w:r>
+      <w:r>
+        <w:t>punished</w:t>
+      </w:r>
+      <w:r>
+        <w:t xml:space="preserve"> for playing the game</w:t>
+      </w:r>
+      <w:r>
+        <w:t>.</w:t>
+      </w:r>
+      <w:r>
+        <w:t xml:space="preserve">  The game must </w:t>
+      </w:r>
+      <w:r>
+        <w:t xml:space="preserve">be robust (not crash) and </w:t>
+      </w:r>
+      <w:r>
+        <w:t xml:space="preserve">its difficulty should </w:t>
+      </w:r>
+      <w:r>
+        <w:t xml:space="preserve">increase </w:t>
+      </w:r>
+      <w:r>
+        <w:t>in a reasonable manner.</w:t>
+      </w:r>
+    </w:p>
+    <w:p>
+      <w:r>
+        <w:t>The following choices were made to make th</w:t>
+      </w:r>
+      <w:r>
+        <w:t>is</w:t>
+      </w:r>
+      <w:r>
+        <w:t xml:space="preserve"> game feel more </w:t>
+      </w:r>
+      <w:r>
+        <w:t>current</w:t>
+      </w:r>
+      <w:r>
+        <w:t>.</w:t>
+      </w:r>
+    </w:p>
+    <w:p>
+      <w:r>
+        <w:t xml:space="preserve">Unlike many 1980’s games, </w:t>
+      </w:r>
+      <w:r>
+        <w:t>K9 does not have three lives</w:t>
+      </w:r>
+      <w:r>
+        <w:t xml:space="preserve"> and there isn’t a notion of </w:t>
+      </w:r>
+      <w:r>
+        <w:t xml:space="preserve">score or points.   The goal of the game is </w:t>
+      </w:r>
+      <w:r>
+        <w:t xml:space="preserve">to </w:t>
+      </w:r>
+      <w:r>
+        <w:t xml:space="preserve">just successfully </w:t>
+      </w:r>
+      <w:r>
+        <w:t>navigate</w:t>
+      </w:r>
+      <w:r>
+        <w:t xml:space="preserve"> K9 t</w:t>
+      </w:r>
+      <w:r>
+        <w:t>h</w:t>
+      </w:r>
+      <w:r>
+        <w:t>r</w:t>
+      </w:r>
+      <w:r>
+        <w:t xml:space="preserve">ough all the </w:t>
+      </w:r>
+      <w:r>
+        <w:t>levels</w:t>
+      </w:r>
+      <w:r>
+        <w:t>.</w:t>
+      </w:r>
+    </w:p>
+    <w:p>
+      <w:r>
+        <w:t xml:space="preserve">K9 dies when </w:t>
+      </w:r>
+      <w:r>
+        <w:t xml:space="preserve">K9’s </w:t>
+      </w:r>
+      <w:r>
+        <w:t xml:space="preserve">health </w:t>
+      </w:r>
+      <w:r>
+        <w:t xml:space="preserve">becomes zero.  K9 gains health by collecting jewels, and loses health when using </w:t>
+      </w:r>
+      <w:r>
+        <w:t xml:space="preserve">the laser, or </w:t>
+      </w:r>
+      <w:r>
+        <w:t xml:space="preserve">when </w:t>
+      </w:r>
+      <w:r>
+        <w:t>attacked</w:t>
+      </w:r>
+      <w:r>
+        <w:t xml:space="preserve"> by a Dalek</w:t>
+      </w:r>
+      <w:r>
+        <w:t>.</w:t>
+      </w:r>
+      <w:r>
+        <w:t xml:space="preserve">  When K9’s health is low, the laser cannot be used and the health bar in the game bar changes color.  To reinforce low health, a </w:t>
+      </w:r>
+      <w:r>
+        <w:t>heart rate monitor beep is sounded every second or so.  This becomes a continuous tone if K9</w:t>
+      </w:r>
+      <w:r>
+        <w:t>’s battery is flat</w:t>
+      </w:r>
+      <w:r>
+        <w:t>.</w:t>
+      </w:r>
+    </w:p>
+    <w:p>
+      <w:r>
+        <w:t>If K9 dies, the current level is restated.  The user can also choose to restart the current level if they become stuck</w:t>
+      </w:r>
+      <w:r>
+        <w:t>, by pressing the ‘R’ key.</w:t>
+      </w:r>
+    </w:p>
+    <w:p>
+      <w:r>
         <w:lastRenderedPageBreak/>
-        <w:t xml:space="preserve">The accumulator is </w:t>
-      </w:r>
-      <w:r>
-        <w:t xml:space="preserve">typically </w:t>
-      </w:r>
-      <w:r>
-        <w:t xml:space="preserve">used to pass arguments to routines that </w:t>
-      </w:r>
-      <w:r>
-        <w:t>accept</w:t>
-      </w:r>
-      <w:r>
-        <w:t xml:space="preserve"> a </w:t>
-      </w:r>
-      <w:r>
-        <w:t xml:space="preserve">single </w:t>
-      </w:r>
-      <w:r>
-        <w:t>argument</w:t>
-      </w:r>
-      <w:r>
-        <w:t>,</w:t>
-      </w:r>
-      <w:r>
-        <w:t xml:space="preserve"> and the </w:t>
-      </w:r>
-      <w:r>
-        <w:t xml:space="preserve">X register </w:t>
-      </w:r>
-      <w:r>
-        <w:t xml:space="preserve">is </w:t>
-      </w:r>
-      <w:r>
-        <w:t xml:space="preserve">exclusively </w:t>
-      </w:r>
-      <w:r>
-        <w:t xml:space="preserve">used to </w:t>
-      </w:r>
-      <w:r>
-        <w:t>pass game object</w:t>
-      </w:r>
-      <w:r>
-        <w:t xml:space="preserve">s, </w:t>
-      </w:r>
-      <w:r>
-        <w:t>as</w:t>
-      </w:r>
-      <w:r>
-        <w:t xml:space="preserve"> an </w:t>
-      </w:r>
-      <w:r>
-        <w:t>index</w:t>
-      </w:r>
-      <w:r>
-        <w:t xml:space="preserve">.  </w:t>
-      </w:r>
-      <w:r>
-        <w:t xml:space="preserve">In other situations, </w:t>
-      </w:r>
-      <w:r>
-        <w:t>z</w:t>
-      </w:r>
-      <w:r>
-        <w:t xml:space="preserve">ero-page variables are </w:t>
-      </w:r>
-      <w:r>
-        <w:t xml:space="preserve">used to </w:t>
-      </w:r>
-      <w:r>
-        <w:t>pass argument</w:t>
+        <w:t>And unlike many 1980’s games, t</w:t>
+      </w:r>
+      <w:r>
+        <w:t xml:space="preserve">he player </w:t>
+      </w:r>
+      <w:r>
+        <w:t xml:space="preserve">direction </w:t>
+      </w:r>
+      <w:r>
+        <w:t xml:space="preserve">keys </w:t>
+      </w:r>
+      <w:r>
+        <w:t xml:space="preserve">are </w:t>
+      </w:r>
+      <w:r>
+        <w:t>W</w:t>
+      </w:r>
+      <w:r>
+        <w:t>ASD</w:t>
+      </w:r>
+      <w:r>
+        <w:t>.</w:t>
+      </w:r>
+    </w:p>
+    <w:p>
+      <w:r>
+        <w:t>Locked doors and keys are used to add a puzzle element to the game.</w:t>
+      </w:r>
+      <w:r>
+        <w:t xml:space="preserve">  Key</w:t>
       </w:r>
       <w:r>
         <w:t>s</w:t>
       </w:r>
       <w:r>
-        <w:t>.</w:t>
+        <w:t xml:space="preserve"> can be collected and then used to </w:t>
+      </w:r>
+      <w:r>
+        <w:t xml:space="preserve">pass </w:t>
+      </w:r>
+      <w:r>
+        <w:t xml:space="preserve">through </w:t>
+      </w:r>
+      <w:r>
+        <w:t xml:space="preserve">locked </w:t>
+      </w:r>
+      <w:r>
+        <w:t xml:space="preserve">doors, </w:t>
+      </w:r>
+      <w:r>
+        <w:t>after which they are used.</w:t>
       </w:r>
       <w:r>
         <w:t xml:space="preserve">  </w:t>
       </w:r>
       <w:r>
-        <w:t xml:space="preserve">The </w:t>
-      </w:r>
-      <w:r>
-        <w:t xml:space="preserve">Y register </w:t>
-      </w:r>
-      <w:r>
-        <w:t>is rarely</w:t>
-      </w:r>
-      <w:r>
-        <w:t xml:space="preserve"> </w:t>
-      </w:r>
-      <w:r>
-        <w:t>used</w:t>
-      </w:r>
-      <w:r>
-        <w:t>.</w:t>
-      </w:r>
-    </w:p>
-    <w:p>
-      <w:r>
-        <w:t>As for the stack</w:t>
-      </w:r>
-      <w:r>
-        <w:t>…</w:t>
-      </w:r>
-      <w:r>
-        <w:t xml:space="preserve"> r</w:t>
-      </w:r>
-      <w:r>
-        <w:t xml:space="preserve">outines occasionally push and pop values, </w:t>
-      </w:r>
-      <w:r>
-        <w:t xml:space="preserve">but </w:t>
-      </w:r>
-      <w:r>
-        <w:t xml:space="preserve">this is </w:t>
-      </w:r>
-      <w:r>
-        <w:t>rare</w:t>
-      </w:r>
-      <w:r>
-        <w:t xml:space="preserve">. </w:t>
-      </w:r>
-      <w:r>
-        <w:t xml:space="preserve"> Z</w:t>
-      </w:r>
-      <w:r>
-        <w:t xml:space="preserve">ero-page </w:t>
-      </w:r>
-      <w:r>
-        <w:t xml:space="preserve">variables </w:t>
-      </w:r>
-      <w:r>
-        <w:t xml:space="preserve">are typically used </w:t>
-      </w:r>
-      <w:r>
-        <w:t>to hold temporary values as this avoids issues where control flow can result in push/pop mismatches.</w:t>
-      </w:r>
-      <w:r>
-        <w:t xml:space="preserve"> </w:t>
-      </w:r>
-    </w:p>
-    <w:p>
-      <w:pPr>
-        <w:pStyle w:val="Heading2"/>
-      </w:pPr>
-      <w:r>
-        <w:t>Game design</w:t>
-      </w:r>
-    </w:p>
-    <w:p>
-      <w:r>
-        <w:t xml:space="preserve">The playability of a game is determined by many </w:t>
-      </w:r>
-      <w:r>
-        <w:t>factors.  The player needs to be challenged</w:t>
-      </w:r>
-      <w:r>
-        <w:t xml:space="preserve">, and </w:t>
-      </w:r>
-      <w:r>
-        <w:t xml:space="preserve">needs to </w:t>
-      </w:r>
-      <w:r>
-        <w:t xml:space="preserve">work, to </w:t>
-      </w:r>
-      <w:r>
-        <w:t xml:space="preserve">feel a </w:t>
-      </w:r>
-      <w:r>
-        <w:t xml:space="preserve">real </w:t>
-      </w:r>
-      <w:r>
-        <w:t xml:space="preserve">sense of </w:t>
-      </w:r>
-      <w:r>
-        <w:t>gratification</w:t>
-      </w:r>
-      <w:r>
-        <w:t xml:space="preserve"> and reward</w:t>
-      </w:r>
-      <w:r>
-        <w:t xml:space="preserve"> later</w:t>
-      </w:r>
-      <w:r>
-        <w:t>.</w:t>
-      </w:r>
-      <w:r>
-        <w:t xml:space="preserve">  The </w:t>
-      </w:r>
-      <w:r>
-        <w:t>players’</w:t>
-      </w:r>
-      <w:r>
-        <w:t xml:space="preserve"> </w:t>
-      </w:r>
-      <w:r>
-        <w:t>attention mu</w:t>
-      </w:r>
-      <w:r>
-        <w:t>st</w:t>
-      </w:r>
-      <w:r>
-        <w:t xml:space="preserve"> also be held</w:t>
-      </w:r>
-      <w:r>
-        <w:t xml:space="preserve"> by the game</w:t>
-      </w:r>
-      <w:r>
-        <w:t>,</w:t>
-      </w:r>
-      <w:r>
-        <w:t xml:space="preserve"> by </w:t>
-      </w:r>
-      <w:r>
-        <w:t>presenting occasional surprises</w:t>
-      </w:r>
-      <w:r>
-        <w:t xml:space="preserve"> and changing thi</w:t>
-      </w:r>
-      <w:r>
-        <w:t>ng</w:t>
+        <w:t xml:space="preserve">Doors stay unlocked until a Darek uses them.  </w:t>
+      </w:r>
+      <w:r>
+        <w:t>Alternatively</w:t>
+      </w:r>
+      <w:r>
+        <w:t xml:space="preserve">, </w:t>
+      </w:r>
+      <w:r>
+        <w:t xml:space="preserve">K9 can follow a Dalek </w:t>
+      </w:r>
+      <w:r>
+        <w:t>through a door.</w:t>
+      </w:r>
+    </w:p>
+    <w:p>
+      <w:r>
+        <w:t>Other</w:t>
+      </w:r>
+      <w:r>
+        <w:t xml:space="preserve"> puzzle element</w:t>
       </w:r>
       <w:r>
         <w:t>s</w:t>
       </w:r>
       <w:r>
-        <w:t xml:space="preserve"> up</w:t>
-      </w:r>
-      <w:r>
-        <w:t xml:space="preserve"> on the player</w:t>
-      </w:r>
-      <w:r>
-        <w:t>.</w:t>
-      </w:r>
-      <w:r>
-        <w:t xml:space="preserve">  </w:t>
-      </w:r>
-      <w:r>
-        <w:t xml:space="preserve">And </w:t>
-      </w:r>
-      <w:r>
-        <w:t xml:space="preserve">above all, the </w:t>
-      </w:r>
-      <w:r>
-        <w:t xml:space="preserve">player </w:t>
-      </w:r>
-      <w:r>
-        <w:t xml:space="preserve">should not be </w:t>
-      </w:r>
-      <w:r>
-        <w:t>punished</w:t>
-      </w:r>
-      <w:r>
-        <w:t xml:space="preserve"> for playing the game</w:t>
-      </w:r>
-      <w:r>
-        <w:t>.</w:t>
-      </w:r>
-      <w:r>
-        <w:t xml:space="preserve">  The game must </w:t>
-      </w:r>
-      <w:r>
-        <w:t xml:space="preserve">be robust (not crash) and </w:t>
-      </w:r>
-      <w:r>
-        <w:t xml:space="preserve">its difficulty should </w:t>
-      </w:r>
-      <w:r>
-        <w:t xml:space="preserve">increase </w:t>
-      </w:r>
-      <w:r>
-        <w:t>in a reasonable manner.</w:t>
-      </w:r>
-    </w:p>
-    <w:p>
-      <w:r>
-        <w:t>The following choices were made to make th</w:t>
-      </w:r>
-      <w:r>
-        <w:t>is</w:t>
-      </w:r>
-      <w:r>
-        <w:t xml:space="preserve"> game feel more </w:t>
-      </w:r>
-      <w:r>
-        <w:t>current</w:t>
-      </w:r>
-      <w:r>
-        <w:t>.</w:t>
-      </w:r>
-    </w:p>
-    <w:p>
-      <w:r>
-        <w:t xml:space="preserve">Unlike many 1980’s games, </w:t>
-      </w:r>
-      <w:r>
-        <w:t>K9 does not have three lives</w:t>
-      </w:r>
-      <w:r>
-        <w:t xml:space="preserve"> and there isn’t a notion of </w:t>
-      </w:r>
-      <w:r>
-        <w:t xml:space="preserve">score or points.   The goal of the game is </w:t>
-      </w:r>
-      <w:r>
-        <w:t xml:space="preserve">to </w:t>
-      </w:r>
-      <w:r>
-        <w:t xml:space="preserve">just successfully </w:t>
-      </w:r>
-      <w:r>
-        <w:t>navigate</w:t>
-      </w:r>
-      <w:r>
-        <w:t xml:space="preserve"> K9 t</w:t>
-      </w:r>
-      <w:r>
-        <w:t>h</w:t>
-      </w:r>
-      <w:r>
-        <w:t>r</w:t>
-      </w:r>
-      <w:r>
-        <w:t xml:space="preserve">ough all the </w:t>
-      </w:r>
-      <w:r>
-        <w:t>levels</w:t>
-      </w:r>
-      <w:r>
-        <w:t>.</w:t>
-      </w:r>
-    </w:p>
-    <w:p>
-      <w:r>
-        <w:t xml:space="preserve">K9 dies when </w:t>
-      </w:r>
-      <w:r>
-        <w:t xml:space="preserve">K9’s </w:t>
-      </w:r>
-      <w:r>
-        <w:t xml:space="preserve">health </w:t>
-      </w:r>
-      <w:r>
-        <w:t xml:space="preserve">becomes zero.  K9 gains health by collecting jewels, and loses health when using </w:t>
-      </w:r>
-      <w:r>
-        <w:t xml:space="preserve">the laser, or </w:t>
-      </w:r>
-      <w:r>
-        <w:t xml:space="preserve">when </w:t>
-      </w:r>
-      <w:r>
-        <w:t>attacked</w:t>
-      </w:r>
-      <w:r>
-        <w:t xml:space="preserve"> by a Dalek</w:t>
-      </w:r>
-      <w:r>
-        <w:t>.</w:t>
-      </w:r>
-      <w:r>
-        <w:t xml:space="preserve">  When K9’s health is low, the laser cannot be used and the health bar in the game bar changes color.  To reinforce low health, a </w:t>
-      </w:r>
-      <w:r>
-        <w:t>heart rate monitor beep is sounded every second or so.  This becomes a continuous tone if K9</w:t>
-      </w:r>
-      <w:r>
-        <w:t>’s battery is flat</w:t>
-      </w:r>
-      <w:r>
-        <w:t>.</w:t>
-      </w:r>
-    </w:p>
-    <w:p>
-      <w:r>
-        <w:t>If K9 dies, the current level is restated.  The user can also choose to restart the current level if they become stuck</w:t>
-      </w:r>
-      <w:r>
-        <w:t>, by pressing the ‘R’ key.</w:t>
-      </w:r>
-    </w:p>
-    <w:p>
-      <w:r>
-        <w:t>And unlike many 1980’s games, t</w:t>
-      </w:r>
-      <w:r>
-        <w:t xml:space="preserve">he player </w:t>
-      </w:r>
-      <w:r>
-        <w:t xml:space="preserve">direction </w:t>
-      </w:r>
-      <w:r>
-        <w:t xml:space="preserve">keys </w:t>
-      </w:r>
-      <w:r>
-        <w:t xml:space="preserve">are </w:t>
-      </w:r>
-      <w:r>
-        <w:t>W</w:t>
-      </w:r>
-      <w:r>
-        <w:t>ASD</w:t>
-      </w:r>
-      <w:r>
-        <w:t>.</w:t>
-      </w:r>
-    </w:p>
-    <w:p>
-      <w:r>
-        <w:t>Locked doors and keys are used to add a puzzle element to the game.</w:t>
-      </w:r>
-      <w:r>
-        <w:t xml:space="preserve">  Key</w:t>
-      </w:r>
-      <w:r>
-        <w:t>s</w:t>
-      </w:r>
-      <w:r>
-        <w:t xml:space="preserve"> can be collected and then used to </w:t>
-      </w:r>
-      <w:r>
-        <w:t xml:space="preserve">pass </w:t>
-      </w:r>
-      <w:r>
-        <w:t xml:space="preserve">through </w:t>
-      </w:r>
-      <w:r>
-        <w:t xml:space="preserve">locked </w:t>
-      </w:r>
-      <w:r>
-        <w:t xml:space="preserve">doors, </w:t>
-      </w:r>
-      <w:r>
-        <w:t>after which they are used.</w:t>
-      </w:r>
-      <w:r>
-        <w:t xml:space="preserve">  </w:t>
-      </w:r>
-      <w:r>
-        <w:t xml:space="preserve">Doors stay unlocked until a Darek uses them.  </w:t>
-      </w:r>
-      <w:r>
-        <w:t>Alternatively</w:t>
-      </w:r>
-      <w:r>
-        <w:t xml:space="preserve">, </w:t>
-      </w:r>
-      <w:r>
-        <w:t xml:space="preserve">K9 can follow a Dalek </w:t>
-      </w:r>
-      <w:r>
-        <w:t>through a door.</w:t>
-      </w:r>
-    </w:p>
-    <w:p>
-      <w:r>
-        <w:t>Other</w:t>
-      </w:r>
-      <w:r>
-        <w:t xml:space="preserve"> puzzle element</w:t>
-      </w:r>
-      <w:r>
-        <w:t>s</w:t>
-      </w:r>
-      <w:r>
         <w:t xml:space="preserve"> of the game </w:t>
       </w:r>
       <w:r>
@@ -25828,7 +26974,6 @@
     </w:p>
     <w:p>
       <w:r>
-        <w:lastRenderedPageBreak/>
         <w:t>Teleports were later added to allow K9 to traverse a level in a non-linear manner.</w:t>
       </w:r>
     </w:p>
@@ -25927,7 +27072,11 @@
         <w:t>Page grids</w:t>
       </w:r>
       <w:r>
-        <w:t xml:space="preserve">.  Early in the development of the game I came up with a level model that allowed for an arbitrary arrangement of pages.  From a data structure perspective, the model was simple and provided for a wide range of interesting level topologies.  However, any code that traversed tiles had to deal with potential page boundaries.  The mistake I made was not realizing that choosing such a data structure would require that I adopt an abstraction (function-based or macro-based) to traverse it, which was something I was </w:t>
+        <w:t xml:space="preserve">.  Early in the development of the game I came up with a level model that allowed for an arbitrary arrangement of pages.  From a data structure perspective, the model was simple and provided for a wide range of interesting level topologies.  </w:t>
+      </w:r>
+      <w:r>
+        <w:lastRenderedPageBreak/>
+        <w:t xml:space="preserve">However, any code that traversed tiles had to deal with potential page boundaries.  The mistake I made was not realizing that choosing such a data structure would require that I adopt an abstraction (function-based or macro-based) to traverse it, which was something I was </w:t>
       </w:r>
       <w:r>
         <w:t xml:space="preserve">not </w:t>
@@ -25936,11 +27085,7 @@
         <w:t xml:space="preserve">willing </w:t>
       </w:r>
       <w:r>
-        <w:t xml:space="preserve">to do.  In trying to avoid this I ended up with complex code in several key areas of functionality… drawing tile strips when scrolling, collision detection, laser hit detection, and elevator operations.  After spending considerable time fixing several nasty bugs, I stepped back and asked myself if the benefits of the page grid design outweighed all the added code complexity.  I concluded it wasn’t and removed the page grid, opting instead to go with a single large rectangular tile grid which could be either 16x128, 32x64, 64x32, </w:t>
-      </w:r>
-      <w:r>
-        <w:lastRenderedPageBreak/>
-        <w:t>or 128x16 tiles in size.  The change resulted in a significant reduction in code size, and much simpler tile traversal logic throughout the code base.</w:t>
+        <w:t>to do.  In trying to avoid this I ended up with complex code in several key areas of functionality… drawing tile strips when scrolling, collision detection, laser hit detection, and elevator operations.  After spending considerable time fixing several nasty bugs, I stepped back and asked myself if the benefits of the page grid design outweighed all the added code complexity.  I concluded it wasn’t and removed the page grid, opting instead to go with a single large rectangular tile grid which could be either 16x128, 32x64, 64x32, or 128x16 tiles in size.  The change resulted in a significant reduction in code size, and much simpler tile traversal logic throughout the code base.</w:t>
       </w:r>
     </w:p>
     <w:p>
@@ -26221,6 +27366,7 @@
         <w:pStyle w:val="Heading2"/>
       </w:pPr>
       <w:r>
+        <w:lastRenderedPageBreak/>
         <w:t>Resources</w:t>
       </w:r>
     </w:p>
@@ -26303,7 +27449,6 @@
     </w:p>
     <w:p>
       <w:r>
-        <w:lastRenderedPageBreak/>
         <w:t xml:space="preserve">Elite disc </w:t>
       </w:r>
       <w:r>
@@ -26337,7 +27482,7 @@
     <mc:AlternateContent>
       <mc:Choice Requires="v">
         <w:pict>
-          <v:shapetype w14:anchorId="5EAFB43C" id="_x0000_t75" coordsize="21600,21600" o:spt="75" o:preferrelative="t" path="m@4@5l@4@11@9@11@9@5xe" filled="f" stroked="f">
+          <v:shapetype w14:anchorId="6C55E3A2" id="_x0000_t75" coordsize="21600,21600" o:spt="75" o:preferrelative="t" path="m@4@5l@4@11@9@11@9@5xe" filled="f" stroked="f">
             <v:stroke joinstyle="miter"/>
             <v:formulas>
               <v:f eqn="if lineDrawn pixelLineWidth 0"/>
@@ -26363,10 +27508,10 @@
       </mc:Choice>
       <mc:Fallback>
         <w:drawing>
-          <wp:inline distT="0" distB="0" distL="0" distR="0" wp14:anchorId="4ABF6084" wp14:editId="2AE68132">
+          <wp:inline distT="0" distB="0" distL="0" distR="0" wp14:anchorId="0B0CEE58" wp14:editId="0A206536">
             <wp:extent cx="194650" cy="145988"/>
             <wp:effectExtent l="0" t="0" r="0" b="6985"/>
-            <wp:docPr id="813666847" name="Picture 1"/>
+            <wp:docPr id="648227811" name="Picture 1"/>
             <wp:cNvGraphicFramePr>
               <a:graphicFrameLocks xmlns:a="http://schemas.openxmlformats.org/drawingml/2006/main" noChangeAspect="1"/>
             </wp:cNvGraphicFramePr>
@@ -26404,17 +27549,17 @@
     <mc:AlternateContent>
       <mc:Choice Requires="v">
         <w:pict>
-          <v:shape w14:anchorId="01A59A9A" id="Picture 1" o:spid="_x0000_i1025" type="#_x0000_t75" style="width:15.7pt;height:11.75pt;visibility:visible;mso-wrap-style:square">
+          <v:shape w14:anchorId="4792B199" id="Picture 1" o:spid="_x0000_i1025" type="#_x0000_t75" style="width:15.7pt;height:11.75pt;visibility:visible;mso-wrap-style:square">
             <v:imagedata r:id="rId3" o:title=""/>
           </v:shape>
         </w:pict>
       </mc:Choice>
       <mc:Fallback>
         <w:drawing>
-          <wp:inline distT="0" distB="0" distL="0" distR="0" wp14:anchorId="67F71B73" wp14:editId="0DE50523">
+          <wp:inline distT="0" distB="0" distL="0" distR="0" wp14:anchorId="17D787C9" wp14:editId="4280E237">
             <wp:extent cx="199177" cy="149383"/>
             <wp:effectExtent l="0" t="0" r="0" b="3175"/>
-            <wp:docPr id="445293949" name="Picture 1"/>
+            <wp:docPr id="1908038599" name="Picture 1"/>
             <wp:cNvGraphicFramePr>
               <a:graphicFrameLocks xmlns:a="http://schemas.openxmlformats.org/drawingml/2006/main" noChangeAspect="1"/>
             </wp:cNvGraphicFramePr>

--- a/docs/Development.docx
+++ b/docs/Development.docx
@@ -473,6 +473,7 @@
       <w:r>
         <w:t xml:space="preserve"> </w:t>
       </w:r>
+      <w:proofErr w:type="spellStart"/>
       <w:r>
         <w:rPr>
           <w:b/>
@@ -482,6 +483,7 @@
         </w:rPr>
         <w:t>BeebAsm</w:t>
       </w:r>
+      <w:proofErr w:type="spellEnd"/>
       <w:r>
         <w:t>, an excellent assembler th</w:t>
       </w:r>
@@ -491,6 +493,7 @@
       <w:r>
         <w:t xml:space="preserve">I could use on Windows to produce an SSD, which I could then run in </w:t>
       </w:r>
+      <w:proofErr w:type="spellStart"/>
       <w:r>
         <w:rPr>
           <w:b/>
@@ -501,6 +504,7 @@
         <w:lastRenderedPageBreak/>
         <w:t>BeebEm</w:t>
       </w:r>
+      <w:proofErr w:type="spellEnd"/>
       <w:r>
         <w:t>, an emulator</w:t>
       </w:r>
@@ -607,7 +611,15 @@
         <w:t>d</w:t>
       </w:r>
       <w:r>
-        <w:t xml:space="preserve"> the repro to </w:t>
+        <w:t xml:space="preserve"> the </w:t>
+      </w:r>
+      <w:proofErr w:type="gramStart"/>
+      <w:r>
+        <w:t>repro</w:t>
+      </w:r>
+      <w:proofErr w:type="gramEnd"/>
+      <w:r>
+        <w:t xml:space="preserve"> to </w:t>
       </w:r>
       <w:r>
         <w:rPr>
@@ -626,6 +638,7 @@
       <w:r>
         <w:t xml:space="preserve">After looking at some examples that were installed with </w:t>
       </w:r>
+      <w:proofErr w:type="spellStart"/>
       <w:r>
         <w:rPr>
           <w:b/>
@@ -635,6 +648,7 @@
         </w:rPr>
         <w:t>BeebAsm</w:t>
       </w:r>
+      <w:proofErr w:type="spellEnd"/>
       <w:r>
         <w:t xml:space="preserve">, I </w:t>
       </w:r>
@@ -769,6 +783,7 @@
       <w:r>
         <w:t xml:space="preserve">The prototype was based on </w:t>
       </w:r>
+      <w:proofErr w:type="spellStart"/>
       <w:r>
         <w:rPr>
           <w:b/>
@@ -787,6 +802,7 @@
         </w:rPr>
         <w:t>’s</w:t>
       </w:r>
+      <w:proofErr w:type="spellEnd"/>
       <w:r>
         <w:t xml:space="preserve"> </w:t>
       </w:r>
@@ -2497,6 +2513,7 @@
       <w:r>
         <w:t xml:space="preserve"> and </w:t>
       </w:r>
+      <w:proofErr w:type="spellStart"/>
       <w:r>
         <w:rPr>
           <w:b/>
@@ -2515,6 +2532,7 @@
         </w:rPr>
         <w:t>lekAnimate</w:t>
       </w:r>
+      <w:proofErr w:type="spellEnd"/>
       <w:r>
         <w:t xml:space="preserve"> </w:t>
       </w:r>
@@ -2841,6 +2859,7 @@
       <w:r>
         <w:t xml:space="preserve"> using the </w:t>
       </w:r>
+      <w:proofErr w:type="spellStart"/>
       <w:r>
         <w:rPr>
           <w:b/>
@@ -2855,12 +2874,20 @@
           <w:b/>
           <w:bCs/>
         </w:rPr>
-        <w:t xml:space="preserve">’s </w:t>
-      </w:r>
+        <w:t>’s</w:t>
+      </w:r>
+      <w:proofErr w:type="spellEnd"/>
       <w:r>
         <w:rPr>
           <w:b/>
           <w:bCs/>
+        </w:rPr>
+        <w:t xml:space="preserve"> </w:t>
+      </w:r>
+      <w:r>
+        <w:rPr>
+          <w:b/>
+          <w:bCs/>
           <w:i/>
           <w:iCs/>
         </w:rPr>
@@ -3793,7 +3820,15 @@
     <w:p>
       <w:r>
         <w:lastRenderedPageBreak/>
-        <w:t xml:space="preserve">I updated the level model to hold this occupancy information directly within the page tile grids, which up until this point just held tile indices (values 0..31).  I used one of the three unused </w:t>
+        <w:t xml:space="preserve">I updated the level model to hold this occupancy information directly within the page tile grids, which up until this point just held tile indices (values </w:t>
+      </w:r>
+      <w:proofErr w:type="gramStart"/>
+      <w:r>
+        <w:t>0..</w:t>
+      </w:r>
+      <w:proofErr w:type="gramEnd"/>
+      <w:r>
+        <w:t xml:space="preserve">31).  I used one of the three unused </w:t>
       </w:r>
       <w:r>
         <w:t xml:space="preserve">high </w:t>
@@ -4511,6 +4546,7 @@
           <w:bCs/>
         </w:rPr>
       </w:pPr>
+      <w:proofErr w:type="spellStart"/>
       <w:r>
         <w:rPr>
           <w:b/>
@@ -4518,6 +4554,7 @@
         </w:rPr>
         <w:t>objectXLo</w:t>
       </w:r>
+      <w:proofErr w:type="spellEnd"/>
       <w:r>
         <w:rPr>
           <w:b/>
@@ -4525,6 +4562,7 @@
         </w:rPr>
         <w:t xml:space="preserve"> &amp; </w:t>
       </w:r>
+      <w:proofErr w:type="spellStart"/>
       <w:r>
         <w:rPr>
           <w:b/>
@@ -4532,6 +4570,7 @@
         </w:rPr>
         <w:t>objectXHi</w:t>
       </w:r>
+      <w:proofErr w:type="spellEnd"/>
       <w:r>
         <w:rPr>
           <w:b/>
@@ -4564,43 +4603,59 @@
           <w:bCs/>
         </w:rPr>
       </w:pPr>
+      <w:proofErr w:type="spellStart"/>
       <w:r>
         <w:rPr>
           <w:b/>
           <w:bCs/>
         </w:rPr>
         <w:lastRenderedPageBreak/>
-        <w:t xml:space="preserve">objectYLo </w:t>
-      </w:r>
+        <w:t>objectYLo</w:t>
+      </w:r>
+      <w:proofErr w:type="spellEnd"/>
       <w:r>
         <w:rPr>
           <w:b/>
           <w:bCs/>
         </w:rPr>
-        <w:t xml:space="preserve">&amp; </w:t>
+        <w:t xml:space="preserve"> </w:t>
       </w:r>
       <w:r>
         <w:rPr>
           <w:b/>
           <w:bCs/>
         </w:rPr>
-        <w:t>objectYHi</w:t>
-      </w:r>
+        <w:t xml:space="preserve">&amp; </w:t>
+      </w:r>
+      <w:proofErr w:type="spellStart"/>
       <w:r>
         <w:rPr>
           <w:b/>
           <w:bCs/>
         </w:rPr>
+        <w:t>objectYHi</w:t>
+      </w:r>
+      <w:proofErr w:type="spellEnd"/>
+      <w:r>
+        <w:rPr>
+          <w:b/>
+          <w:bCs/>
+        </w:rPr>
         <w:t xml:space="preserve"> - </w:t>
       </w:r>
       <w:r>
         <w:t xml:space="preserve">Object’s </w:t>
       </w:r>
+      <w:proofErr w:type="gramStart"/>
       <w:r>
         <w:t xml:space="preserve">top </w:t>
       </w:r>
       <w:r>
-        <w:t xml:space="preserve">level </w:t>
+        <w:t>level</w:t>
+      </w:r>
+      <w:proofErr w:type="gramEnd"/>
+      <w:r>
+        <w:t xml:space="preserve"> </w:t>
       </w:r>
       <w:r>
         <w:t>coordinate</w:t>
@@ -4621,13 +4676,31 @@
           <w:bCs/>
         </w:rPr>
       </w:pPr>
+      <w:proofErr w:type="spellStart"/>
       <w:r>
         <w:rPr>
           <w:b/>
           <w:bCs/>
         </w:rPr>
-        <w:t>objectWidth &amp; objectHeight</w:t>
-      </w:r>
+        <w:t>objectWidth</w:t>
+      </w:r>
+      <w:proofErr w:type="spellEnd"/>
+      <w:r>
+        <w:rPr>
+          <w:b/>
+          <w:bCs/>
+        </w:rPr>
+        <w:t xml:space="preserve"> &amp; </w:t>
+      </w:r>
+      <w:proofErr w:type="spellStart"/>
+      <w:r>
+        <w:rPr>
+          <w:b/>
+          <w:bCs/>
+        </w:rPr>
+        <w:t>objectHeight</w:t>
+      </w:r>
+      <w:proofErr w:type="spellEnd"/>
       <w:r>
         <w:rPr>
           <w:b/>
@@ -4654,6 +4727,7 @@
           <w:bCs/>
         </w:rPr>
       </w:pPr>
+      <w:proofErr w:type="spellStart"/>
       <w:r>
         <w:rPr>
           <w:b/>
@@ -4661,6 +4735,7 @@
         </w:rPr>
         <w:t>objectAnimation</w:t>
       </w:r>
+      <w:proofErr w:type="spellEnd"/>
       <w:r>
         <w:rPr>
           <w:b/>
@@ -4693,6 +4768,7 @@
           <w:bCs/>
         </w:rPr>
       </w:pPr>
+      <w:proofErr w:type="spellStart"/>
       <w:r>
         <w:rPr>
           <w:b/>
@@ -4700,6 +4776,7 @@
         </w:rPr>
         <w:t>objectState</w:t>
       </w:r>
+      <w:proofErr w:type="spellEnd"/>
       <w:r>
         <w:rPr>
           <w:b/>
@@ -4791,6 +4868,7 @@
           <w:bCs/>
         </w:rPr>
       </w:pPr>
+      <w:proofErr w:type="spellStart"/>
       <w:r>
         <w:rPr>
           <w:b/>
@@ -4798,6 +4876,7 @@
         </w:rPr>
         <w:t>objectSpriteIndex</w:t>
       </w:r>
+      <w:proofErr w:type="spellEnd"/>
       <w:r>
         <w:rPr>
           <w:b/>
@@ -4832,13 +4911,31 @@
           <w:numId w:val="8"/>
         </w:numPr>
       </w:pPr>
+      <w:proofErr w:type="spellStart"/>
       <w:r>
         <w:rPr>
           <w:b/>
           <w:bCs/>
         </w:rPr>
-        <w:t>objectFrameCallbackLo &amp; objectFrameCallbackHi</w:t>
-      </w:r>
+        <w:t>objectFrameCallbackLo</w:t>
+      </w:r>
+      <w:proofErr w:type="spellEnd"/>
+      <w:r>
+        <w:rPr>
+          <w:b/>
+          <w:bCs/>
+        </w:rPr>
+        <w:t xml:space="preserve"> &amp; </w:t>
+      </w:r>
+      <w:proofErr w:type="spellStart"/>
+      <w:r>
+        <w:rPr>
+          <w:b/>
+          <w:bCs/>
+        </w:rPr>
+        <w:t>objectFrameCallbackHi</w:t>
+      </w:r>
+      <w:proofErr w:type="spellEnd"/>
       <w:r>
         <w:rPr>
           <w:b/>
@@ -4886,6 +4983,7 @@
           <w:bCs/>
         </w:rPr>
       </w:pPr>
+      <w:proofErr w:type="spellStart"/>
       <w:r>
         <w:rPr>
           <w:b/>
@@ -4893,6 +4991,7 @@
         </w:rPr>
         <w:t>objectFrameCounter</w:t>
       </w:r>
+      <w:proofErr w:type="spellEnd"/>
       <w:r>
         <w:rPr>
           <w:b/>
@@ -6023,7 +6122,23 @@
         <w:t>by something</w:t>
       </w:r>
       <w:r>
-        <w:t>, and bits 0..5 hold the tile index (values 0..31).</w:t>
+        <w:t xml:space="preserve">, and bits </w:t>
+      </w:r>
+      <w:proofErr w:type="gramStart"/>
+      <w:r>
+        <w:t>0..</w:t>
+      </w:r>
+      <w:proofErr w:type="gramEnd"/>
+      <w:r>
+        <w:t xml:space="preserve">5 hold the tile index (values </w:t>
+      </w:r>
+      <w:proofErr w:type="gramStart"/>
+      <w:r>
+        <w:t>0..</w:t>
+      </w:r>
+      <w:proofErr w:type="gramEnd"/>
+      <w:r>
+        <w:t>31).</w:t>
       </w:r>
       <w:r>
         <w:t xml:space="preserve"> </w:t>
@@ -6194,6 +6309,7 @@
       <w:r>
         <w:t xml:space="preserve">setting </w:t>
       </w:r>
+      <w:proofErr w:type="spellStart"/>
       <w:r>
         <w:rPr>
           <w:i/>
@@ -6215,6 +6331,7 @@
         </w:rPr>
         <w:t>Addr</w:t>
       </w:r>
+      <w:proofErr w:type="spellEnd"/>
       <w:r>
         <w:t xml:space="preserve"> </w:t>
       </w:r>
@@ -6314,6 +6431,7 @@
       <w:r>
         <w:t xml:space="preserve">in the low nibble of </w:t>
       </w:r>
+      <w:proofErr w:type="spellStart"/>
       <w:r>
         <w:rPr>
           <w:i/>
@@ -6321,6 +6439,7 @@
         </w:rPr>
         <w:t>objectState</w:t>
       </w:r>
+      <w:proofErr w:type="spellEnd"/>
       <w:r>
         <w:t xml:space="preserve"> array</w:t>
       </w:r>
@@ -6587,6 +6706,7 @@
       <w:r>
         <w:t xml:space="preserve"> </w:t>
       </w:r>
+      <w:proofErr w:type="spellStart"/>
       <w:r>
         <w:rPr>
           <w:i/>
@@ -6594,6 +6714,7 @@
         </w:rPr>
         <w:t>clearTile</w:t>
       </w:r>
+      <w:proofErr w:type="spellEnd"/>
       <w:r>
         <w:t xml:space="preserve"> </w:t>
       </w:r>
@@ -6608,6 +6729,7 @@
       <w:r>
         <w:t xml:space="preserve">The </w:t>
       </w:r>
+      <w:proofErr w:type="spellStart"/>
       <w:r>
         <w:rPr>
           <w:i/>
@@ -6615,6 +6737,7 @@
         </w:rPr>
         <w:t>clearTile</w:t>
       </w:r>
+      <w:proofErr w:type="spellEnd"/>
       <w:r>
         <w:t xml:space="preserve"> </w:t>
       </w:r>
@@ -6846,16 +6969,37 @@
         <w:t xml:space="preserve">code to show the </w:t>
       </w:r>
       <w:r>
-        <w:t>current level number</w:t>
-      </w:r>
-      <w:r>
-        <w:t xml:space="preserve">, and </w:t>
-      </w:r>
-      <w:r>
-        <w:t>extended the number of supported digits from four (0..3) to ten (</w:t>
-      </w:r>
-      <w:r>
-        <w:t>0..9).</w:t>
+        <w:t xml:space="preserve">current level </w:t>
+      </w:r>
+      <w:proofErr w:type="gramStart"/>
+      <w:r>
+        <w:t>number</w:t>
+      </w:r>
+      <w:r>
+        <w:t>, and</w:t>
+      </w:r>
+      <w:proofErr w:type="gramEnd"/>
+      <w:r>
+        <w:t xml:space="preserve"> </w:t>
+      </w:r>
+      <w:r>
+        <w:t>extended the number of supported digits from four (</w:t>
+      </w:r>
+      <w:proofErr w:type="gramStart"/>
+      <w:r>
+        <w:t>0..</w:t>
+      </w:r>
+      <w:proofErr w:type="gramEnd"/>
+      <w:r>
+        <w:t>3) to ten (</w:t>
+      </w:r>
+      <w:proofErr w:type="gramStart"/>
+      <w:r>
+        <w:t>0..</w:t>
+      </w:r>
+      <w:proofErr w:type="gramEnd"/>
+      <w:r>
+        <w:t>9).</w:t>
       </w:r>
       <w:r>
         <w:t xml:space="preserve">  Numerous code size optimizations were needed to free up sufficient space for the</w:t>
@@ -7296,7 +7440,15 @@
         <w:t>the elevator stops.</w:t>
       </w:r>
       <w:r>
-        <w:t xml:space="preserve">  The objectFrameCount is repurposed for this.</w:t>
+        <w:t xml:space="preserve">  The </w:t>
+      </w:r>
+      <w:proofErr w:type="spellStart"/>
+      <w:r>
+        <w:t>objectFrameCount</w:t>
+      </w:r>
+      <w:proofErr w:type="spellEnd"/>
+      <w:r>
+        <w:t xml:space="preserve"> is repurposed for this.</w:t>
       </w:r>
     </w:p>
     <w:p>
@@ -7308,7 +7460,15 @@
         </w:numPr>
       </w:pPr>
       <w:r>
-        <w:t xml:space="preserve">Mark K9 and the elevator game objects as both ascending or descending by populating their respective objectState’s </w:t>
+        <w:t xml:space="preserve">Mark K9 and the elevator game objects as both ascending or descending by populating their respective </w:t>
+      </w:r>
+      <w:proofErr w:type="spellStart"/>
+      <w:r>
+        <w:t>objectState’s</w:t>
+      </w:r>
+      <w:proofErr w:type="spellEnd"/>
+      <w:r>
+        <w:t xml:space="preserve"> </w:t>
       </w:r>
       <w:r>
         <w:rPr>
@@ -7692,6 +7852,7 @@
       <w:r>
         <w:t xml:space="preserve">stored in </w:t>
       </w:r>
+      <w:proofErr w:type="spellStart"/>
       <w:r>
         <w:rPr>
           <w:i/>
@@ -7700,6 +7861,7 @@
         </w:rPr>
         <w:t>objectFrameCounter</w:t>
       </w:r>
+      <w:proofErr w:type="spellEnd"/>
       <w:r>
         <w:t xml:space="preserve"> variable</w:t>
       </w:r>
@@ -7863,6 +8025,7 @@
       <w:r>
         <w:t xml:space="preserve">checking the erase-above and erase-below </w:t>
       </w:r>
+      <w:proofErr w:type="spellStart"/>
       <w:r>
         <w:rPr>
           <w:i/>
@@ -7877,6 +8040,7 @@
         </w:rPr>
         <w:t>’s</w:t>
       </w:r>
+      <w:proofErr w:type="spellEnd"/>
       <w:r>
         <w:t xml:space="preserve"> render flags</w:t>
       </w:r>
@@ -7945,10 +8109,18 @@
         <w:t xml:space="preserve">also </w:t>
       </w:r>
       <w:r>
-        <w:t>ride elevators</w:t>
-      </w:r>
-      <w:r>
-        <w:t>, and later specialized for teleports.</w:t>
+        <w:t xml:space="preserve">ride </w:t>
+      </w:r>
+      <w:proofErr w:type="gramStart"/>
+      <w:r>
+        <w:t>elevators</w:t>
+      </w:r>
+      <w:r>
+        <w:t>, and</w:t>
+      </w:r>
+      <w:proofErr w:type="gramEnd"/>
+      <w:r>
+        <w:t xml:space="preserve"> later specialized for teleports.</w:t>
       </w:r>
     </w:p>
     <w:p>
@@ -8474,6 +8646,7 @@
       <w:r>
         <w:t xml:space="preserve">A zero-page </w:t>
       </w:r>
+      <w:proofErr w:type="spellStart"/>
       <w:r>
         <w:rPr>
           <w:i/>
@@ -8481,6 +8654,7 @@
         </w:rPr>
         <w:t>laserFrameCount</w:t>
       </w:r>
+      <w:proofErr w:type="spellEnd"/>
       <w:r>
         <w:t xml:space="preserve"> variable was introduced which controls laser rendering.  </w:t>
       </w:r>
@@ -8508,6 +8682,7 @@
       <w:r>
         <w:t xml:space="preserve">sets </w:t>
       </w:r>
+      <w:proofErr w:type="spellStart"/>
       <w:r>
         <w:rPr>
           <w:i/>
@@ -8515,6 +8690,7 @@
         </w:rPr>
         <w:t>laserFrameCount</w:t>
       </w:r>
+      <w:proofErr w:type="spellEnd"/>
       <w:r>
         <w:rPr>
           <w:i/>
@@ -8531,6 +8707,7 @@
       <w:r>
         <w:t xml:space="preserve">and </w:t>
       </w:r>
+      <w:proofErr w:type="spellStart"/>
       <w:r>
         <w:rPr>
           <w:i/>
@@ -8538,6 +8715,7 @@
         </w:rPr>
         <w:t>laserFrameCount</w:t>
       </w:r>
+      <w:proofErr w:type="spellEnd"/>
       <w:r>
         <w:rPr>
           <w:i/>
@@ -8588,6 +8766,8 @@
       <w:r>
         <w:t xml:space="preserve">the </w:t>
       </w:r>
+      <w:proofErr w:type="spellStart"/>
+      <w:proofErr w:type="gramStart"/>
       <w:r>
         <w:rPr>
           <w:i/>
@@ -8595,6 +8775,8 @@
         </w:rPr>
         <w:t>objectState</w:t>
       </w:r>
+      <w:proofErr w:type="spellEnd"/>
+      <w:proofErr w:type="gramEnd"/>
       <w:r>
         <w:t xml:space="preserve"> variable</w:t>
       </w:r>
@@ -8698,6 +8880,7 @@
       <w:r>
         <w:t xml:space="preserve"> above. This is the fourth render flag in the high nibble of the </w:t>
       </w:r>
+      <w:proofErr w:type="spellStart"/>
       <w:r>
         <w:rPr>
           <w:i/>
@@ -8705,6 +8888,7 @@
         </w:rPr>
         <w:t>objectState</w:t>
       </w:r>
+      <w:proofErr w:type="spellEnd"/>
       <w:r>
         <w:t xml:space="preserve"> variable.</w:t>
       </w:r>
@@ -8828,6 +9012,7 @@
       <w:r>
         <w:t xml:space="preserve"> </w:t>
       </w:r>
+      <w:proofErr w:type="spellStart"/>
       <w:r>
         <w:rPr>
           <w:i/>
@@ -8835,6 +9020,7 @@
         </w:rPr>
         <w:t>debugTileGridFlags</w:t>
       </w:r>
+      <w:proofErr w:type="spellEnd"/>
       <w:r>
         <w:t xml:space="preserve"> routine that rendered a little box </w:t>
       </w:r>
@@ -8924,6 +9110,7 @@
       <w:r>
         <w:t xml:space="preserve">to allow </w:t>
       </w:r>
+      <w:proofErr w:type="spellStart"/>
       <w:r>
         <w:rPr>
           <w:i/>
@@ -8931,6 +9118,7 @@
         </w:rPr>
         <w:t>debugTileGridFlags</w:t>
       </w:r>
+      <w:proofErr w:type="spellEnd"/>
       <w:r>
         <w:rPr>
           <w:i/>
@@ -10275,7 +10463,15 @@
         <w:t>As an aside, my earlier explorations driving the sound chip directly turned out to be very useful when I later added code to play the Doctor Who theme when the title screen is shown.</w:t>
       </w:r>
       <w:r>
-        <w:t xml:space="preserve">  The exploration was also helpful in implemented sample-based sounds, which were later implemented and enabled when 16+K sideways RAM is present.</w:t>
+        <w:t xml:space="preserve">  The exploration was also helpful in </w:t>
+      </w:r>
+      <w:proofErr w:type="gramStart"/>
+      <w:r>
+        <w:t>implemented</w:t>
+      </w:r>
+      <w:proofErr w:type="gramEnd"/>
+      <w:r>
+        <w:t xml:space="preserve"> sample-based sounds, which were later implemented and enabled when 16+K sideways RAM is present.</w:t>
       </w:r>
     </w:p>
     <w:p>
@@ -10399,6 +10595,7 @@
       <w:r>
         <w:t xml:space="preserve">replaced </w:t>
       </w:r>
+      <w:proofErr w:type="spellStart"/>
       <w:r>
         <w:rPr>
           <w:i/>
@@ -10406,9 +10603,11 @@
         </w:rPr>
         <w:t>objectWidth</w:t>
       </w:r>
+      <w:proofErr w:type="spellEnd"/>
       <w:r>
         <w:t xml:space="preserve"> and </w:t>
       </w:r>
+      <w:proofErr w:type="spellStart"/>
       <w:r>
         <w:rPr>
           <w:i/>
@@ -10416,6 +10615,7 @@
         </w:rPr>
         <w:t>objectHeight</w:t>
       </w:r>
+      <w:proofErr w:type="spellEnd"/>
       <w:r>
         <w:t xml:space="preserve"> game object arrays with a function</w:t>
       </w:r>
@@ -10451,6 +10651,7 @@
       <w:r>
         <w:t xml:space="preserve">, and </w:t>
       </w:r>
+      <w:proofErr w:type="spellStart"/>
       <w:r>
         <w:rPr>
           <w:i/>
@@ -10458,9 +10659,11 @@
         </w:rPr>
         <w:t>widthMinusOne</w:t>
       </w:r>
+      <w:proofErr w:type="spellEnd"/>
       <w:r>
         <w:t xml:space="preserve"> and </w:t>
       </w:r>
+      <w:proofErr w:type="spellStart"/>
       <w:r>
         <w:rPr>
           <w:i/>
@@ -10468,6 +10671,7 @@
         </w:rPr>
         <w:t>heightMinisOne</w:t>
       </w:r>
+      <w:proofErr w:type="spellEnd"/>
       <w:r>
         <w:t>.</w:t>
       </w:r>
@@ -10517,7 +10721,15 @@
         <w:t xml:space="preserve"> I </w:t>
       </w:r>
       <w:r>
-        <w:t xml:space="preserve">stored the object type in the objectAnimation game object array, </w:t>
+        <w:t xml:space="preserve">stored the object type in the </w:t>
+      </w:r>
+      <w:proofErr w:type="spellStart"/>
+      <w:r>
+        <w:t>objectAnimation</w:t>
+      </w:r>
+      <w:proofErr w:type="spellEnd"/>
+      <w:r>
+        <w:t xml:space="preserve"> game object array, </w:t>
       </w:r>
       <w:r>
         <w:t xml:space="preserve">shifting up the other values, and </w:t>
@@ -10535,8 +10747,13 @@
         <w:t xml:space="preserve">array </w:t>
       </w:r>
       <w:r>
-        <w:t>to objectType</w:t>
-      </w:r>
+        <w:t xml:space="preserve">to </w:t>
+      </w:r>
+      <w:proofErr w:type="spellStart"/>
+      <w:r>
+        <w:t>objectType</w:t>
+      </w:r>
+      <w:proofErr w:type="spellEnd"/>
       <w:r>
         <w:t>.</w:t>
       </w:r>
@@ -10670,7 +10887,15 @@
     </w:p>
     <w:p>
       <w:r>
-        <w:t xml:space="preserve">The simplest way to achieve this is for the game-loop to wait on the v-sync interrupt signal, which occurs shortly after </w:t>
+        <w:t xml:space="preserve">The simplest way to achieve this is for the game-loop to wait on the v-sync </w:t>
+      </w:r>
+      <w:proofErr w:type="gramStart"/>
+      <w:r>
+        <w:t>interrupt</w:t>
+      </w:r>
+      <w:proofErr w:type="gramEnd"/>
+      <w:r>
+        <w:t xml:space="preserve"> signal, which occurs shortly after </w:t>
       </w:r>
       <w:r>
         <w:t xml:space="preserve">the beam reaches </w:t>
@@ -10804,7 +11029,15 @@
         <w:t>which is a very efficient algorithm that can be coded in relatively few instructions.</w:t>
       </w:r>
       <w:r>
-        <w:t xml:space="preserve">  I repurposed a section of ze</w:t>
+        <w:t xml:space="preserve">  I </w:t>
+      </w:r>
+      <w:proofErr w:type="gramStart"/>
+      <w:r>
+        <w:t>repurposed</w:t>
+      </w:r>
+      <w:proofErr w:type="gramEnd"/>
+      <w:r>
+        <w:t xml:space="preserve"> a section of ze</w:t>
       </w:r>
       <w:r>
         <w:t>r</w:t>
@@ -11149,8 +11382,13 @@
         <w:t xml:space="preserve"> a slight </w:t>
       </w:r>
       <w:r>
-        <w:t>head start</w:t>
-      </w:r>
+        <w:t xml:space="preserve">head </w:t>
+      </w:r>
+      <w:proofErr w:type="gramStart"/>
+      <w:r>
+        <w:t>start</w:t>
+      </w:r>
+      <w:proofErr w:type="gramEnd"/>
       <w:r>
         <w:t xml:space="preserve"> which helped minimize tearing effects </w:t>
       </w:r>
@@ -11336,6 +11574,7 @@
       <w:r>
         <w:t xml:space="preserve">I then wrote a </w:t>
       </w:r>
+      <w:proofErr w:type="spellStart"/>
       <w:r>
         <w:rPr>
           <w:i/>
@@ -11343,6 +11582,7 @@
         </w:rPr>
         <w:t>loadLevel</w:t>
       </w:r>
+      <w:proofErr w:type="spellEnd"/>
       <w:r>
         <w:t xml:space="preserve"> </w:t>
       </w:r>
@@ -11373,6 +11613,7 @@
       <w:r>
         <w:t xml:space="preserve">the loaded </w:t>
       </w:r>
+      <w:proofErr w:type="spellStart"/>
       <w:r>
         <w:rPr>
           <w:i/>
@@ -11380,6 +11621,7 @@
         </w:rPr>
         <w:t>initializeLevel</w:t>
       </w:r>
+      <w:proofErr w:type="spellEnd"/>
       <w:r>
         <w:t xml:space="preserve"> </w:t>
       </w:r>
@@ -11392,6 +11634,7 @@
       <w:r>
         <w:t xml:space="preserve">  A </w:t>
       </w:r>
+      <w:proofErr w:type="spellStart"/>
       <w:r>
         <w:rPr>
           <w:i/>
@@ -11399,6 +11642,7 @@
         </w:rPr>
         <w:t>showLevel</w:t>
       </w:r>
+      <w:proofErr w:type="spellEnd"/>
       <w:r>
         <w:t xml:space="preserve"> routine </w:t>
       </w:r>
@@ -11587,6 +11831,7 @@
       <w:r>
         <w:t xml:space="preserve"> a level, and a ‘R’ key handler was implemented to call the </w:t>
       </w:r>
+      <w:proofErr w:type="spellStart"/>
       <w:r>
         <w:rPr>
           <w:i/>
@@ -11594,12 +11839,14 @@
         </w:rPr>
         <w:t>loadLevel</w:t>
       </w:r>
+      <w:proofErr w:type="spellEnd"/>
       <w:r>
         <w:t xml:space="preserve"> </w:t>
       </w:r>
       <w:r>
         <w:t xml:space="preserve">routine indirectly through a </w:t>
       </w:r>
+      <w:proofErr w:type="spellStart"/>
       <w:r>
         <w:rPr>
           <w:i/>
@@ -11607,6 +11854,7 @@
         </w:rPr>
         <w:t>reloadLevel</w:t>
       </w:r>
+      <w:proofErr w:type="spellEnd"/>
       <w:r>
         <w:t xml:space="preserve"> routine.</w:t>
       </w:r>
@@ -12142,6 +12390,7 @@
       <w:r>
         <w:t xml:space="preserve"> action became </w:t>
       </w:r>
+      <w:proofErr w:type="spellStart"/>
       <w:r>
         <w:rPr>
           <w:b/>
@@ -12151,9 +12400,11 @@
         </w:rPr>
         <w:t>PursueLeft</w:t>
       </w:r>
+      <w:proofErr w:type="spellEnd"/>
       <w:r>
         <w:t xml:space="preserve">, </w:t>
       </w:r>
+      <w:proofErr w:type="spellStart"/>
       <w:r>
         <w:rPr>
           <w:b/>
@@ -12163,9 +12414,11 @@
         </w:rPr>
         <w:t>PursueRight</w:t>
       </w:r>
+      <w:proofErr w:type="spellEnd"/>
       <w:r>
         <w:t xml:space="preserve">, </w:t>
       </w:r>
+      <w:proofErr w:type="spellStart"/>
       <w:r>
         <w:rPr>
           <w:b/>
@@ -12175,12 +12428,14 @@
         </w:rPr>
         <w:t>PursueUp</w:t>
       </w:r>
+      <w:proofErr w:type="spellEnd"/>
       <w:r>
         <w:t xml:space="preserve">, </w:t>
       </w:r>
       <w:r>
         <w:t xml:space="preserve">or </w:t>
       </w:r>
+      <w:proofErr w:type="spellStart"/>
       <w:r>
         <w:rPr>
           <w:b/>
@@ -12190,6 +12445,7 @@
         </w:rPr>
         <w:t>PursueDown</w:t>
       </w:r>
+      <w:proofErr w:type="spellEnd"/>
       <w:r>
         <w:t>.</w:t>
       </w:r>
@@ -12210,8 +12466,13 @@
       <w:r>
         <w:t xml:space="preserve">final list of </w:t>
       </w:r>
-      <w:r>
-        <w:t>pursue behavior</w:t>
+      <w:proofErr w:type="gramStart"/>
+      <w:r>
+        <w:t>pursue</w:t>
+      </w:r>
+      <w:proofErr w:type="gramEnd"/>
+      <w:r>
+        <w:t xml:space="preserve"> behavior</w:t>
       </w:r>
       <w:r>
         <w:t>al</w:t>
@@ -12236,6 +12497,7 @@
         </w:rPr>
         <w:tab/>
       </w:r>
+      <w:proofErr w:type="spellStart"/>
       <w:r>
         <w:rPr>
           <w:b/>
@@ -12252,11 +12514,9 @@
           <w:i/>
           <w:iCs/>
         </w:rPr>
-        <w:t xml:space="preserve">Left </w:t>
-      </w:r>
-      <w:r>
-        <w:t>and</w:t>
-      </w:r>
+        <w:t>Left</w:t>
+      </w:r>
+      <w:proofErr w:type="spellEnd"/>
       <w:r>
         <w:rPr>
           <w:b/>
@@ -12264,7 +12524,10 @@
           <w:i/>
           <w:iCs/>
         </w:rPr>
-        <w:t xml:space="preserve"> PursueRight</w:t>
+        <w:t xml:space="preserve"> </w:t>
+      </w:r>
+      <w:r>
+        <w:t>and</w:t>
       </w:r>
       <w:r>
         <w:rPr>
@@ -12275,57 +12538,8 @@
         </w:rPr>
         <w:t xml:space="preserve"> </w:t>
       </w:r>
-      <w:r>
-        <w:t xml:space="preserve"> – </w:t>
-      </w:r>
-      <w:r>
-        <w:t xml:space="preserve">Daleks </w:t>
-      </w:r>
-      <w:r>
-        <w:t>move quickly left or right</w:t>
-      </w:r>
-      <w:r>
-        <w:t>, or vice versa</w:t>
-      </w:r>
-      <w:r>
-        <w:t xml:space="preserve">. </w:t>
-      </w:r>
-      <w:r>
-        <w:t xml:space="preserve">If </w:t>
-      </w:r>
-      <w:r>
-        <w:t>a Dalek</w:t>
-      </w:r>
-      <w:r>
-        <w:t xml:space="preserve"> encounters a wall, the </w:t>
-      </w:r>
-      <w:r>
-        <w:t xml:space="preserve">Dalek </w:t>
-      </w:r>
-      <w:r>
-        <w:t>turns</w:t>
-      </w:r>
-      <w:r>
-        <w:t>,</w:t>
-      </w:r>
-      <w:r>
-        <w:t xml:space="preserve"> and the </w:t>
-      </w:r>
-      <w:r>
-        <w:t xml:space="preserve">action </w:t>
-      </w:r>
-      <w:r>
-        <w:t xml:space="preserve">is </w:t>
-      </w:r>
-      <w:r>
-        <w:t>change</w:t>
-      </w:r>
-      <w:r>
-        <w:t xml:space="preserve">d </w:t>
-      </w:r>
-      <w:r>
-        <w:t xml:space="preserve">to </w:t>
-      </w:r>
+      <w:proofErr w:type="spellStart"/>
+      <w:proofErr w:type="gramStart"/>
       <w:r>
         <w:rPr>
           <w:b/>
@@ -12333,11 +12547,9 @@
           <w:i/>
           <w:iCs/>
         </w:rPr>
-        <w:t>PursueUp</w:t>
-      </w:r>
-      <w:r>
-        <w:t xml:space="preserve"> or </w:t>
-      </w:r>
+        <w:t>PursueRight</w:t>
+      </w:r>
+      <w:proofErr w:type="spellEnd"/>
       <w:r>
         <w:rPr>
           <w:b/>
@@ -12345,16 +12557,64 @@
           <w:i/>
           <w:iCs/>
         </w:rPr>
-        <w:t>PursueDown</w:t>
-      </w:r>
-      <w:r>
-        <w:t>.</w:t>
-      </w:r>
-    </w:p>
-    <w:p>
-      <w:pPr>
-        <w:ind w:left="720"/>
-      </w:pPr>
+        <w:t xml:space="preserve"> </w:t>
+      </w:r>
+      <w:r>
+        <w:t xml:space="preserve"> –</w:t>
+      </w:r>
+      <w:proofErr w:type="gramEnd"/>
+      <w:r>
+        <w:t xml:space="preserve"> </w:t>
+      </w:r>
+      <w:r>
+        <w:t xml:space="preserve">Daleks </w:t>
+      </w:r>
+      <w:r>
+        <w:t>move quickly left or right</w:t>
+      </w:r>
+      <w:r>
+        <w:t>, or vice versa</w:t>
+      </w:r>
+      <w:r>
+        <w:t xml:space="preserve">. </w:t>
+      </w:r>
+      <w:r>
+        <w:t xml:space="preserve">If </w:t>
+      </w:r>
+      <w:r>
+        <w:t>a Dalek</w:t>
+      </w:r>
+      <w:r>
+        <w:t xml:space="preserve"> encounters a wall, the </w:t>
+      </w:r>
+      <w:r>
+        <w:t xml:space="preserve">Dalek </w:t>
+      </w:r>
+      <w:r>
+        <w:t>turns</w:t>
+      </w:r>
+      <w:r>
+        <w:t>,</w:t>
+      </w:r>
+      <w:r>
+        <w:t xml:space="preserve"> and the </w:t>
+      </w:r>
+      <w:r>
+        <w:t xml:space="preserve">action </w:t>
+      </w:r>
+      <w:r>
+        <w:t xml:space="preserve">is </w:t>
+      </w:r>
+      <w:r>
+        <w:t>change</w:t>
+      </w:r>
+      <w:r>
+        <w:t xml:space="preserve">d </w:t>
+      </w:r>
+      <w:r>
+        <w:t xml:space="preserve">to </w:t>
+      </w:r>
+      <w:proofErr w:type="spellStart"/>
       <w:r>
         <w:rPr>
           <w:b/>
@@ -12362,8 +12622,13 @@
           <w:i/>
           <w:iCs/>
         </w:rPr>
-        <w:t>Pursue</w:t>
-      </w:r>
+        <w:t>PursueUp</w:t>
+      </w:r>
+      <w:proofErr w:type="spellEnd"/>
+      <w:r>
+        <w:t xml:space="preserve"> or </w:t>
+      </w:r>
+      <w:proofErr w:type="spellStart"/>
       <w:r>
         <w:rPr>
           <w:b/>
@@ -12371,11 +12636,18 @@
           <w:i/>
           <w:iCs/>
         </w:rPr>
-        <w:t xml:space="preserve">Up </w:t>
-      </w:r>
-      <w:r>
-        <w:t>and</w:t>
-      </w:r>
+        <w:t>PursueDown</w:t>
+      </w:r>
+      <w:proofErr w:type="spellEnd"/>
+      <w:r>
+        <w:t>.</w:t>
+      </w:r>
+    </w:p>
+    <w:p>
+      <w:pPr>
+        <w:ind w:left="720"/>
+      </w:pPr>
+      <w:proofErr w:type="spellStart"/>
       <w:r>
         <w:rPr>
           <w:b/>
@@ -12383,34 +12655,7 @@
           <w:i/>
           <w:iCs/>
         </w:rPr>
-        <w:t xml:space="preserve"> PursueDown </w:t>
-      </w:r>
-      <w:r>
-        <w:t xml:space="preserve"> – Daleks </w:t>
-      </w:r>
-      <w:r>
-        <w:t>move quickly left or right</w:t>
-      </w:r>
-      <w:r>
-        <w:t xml:space="preserve">, or vice versa, looking for an elevator to ride up or down. </w:t>
-      </w:r>
-      <w:r>
-        <w:t xml:space="preserve">If a Dalek encounters a wall, </w:t>
-      </w:r>
-      <w:r>
-        <w:t xml:space="preserve">the Dalek </w:t>
-      </w:r>
-      <w:r>
-        <w:t>turns,</w:t>
-      </w:r>
-      <w:r>
-        <w:t xml:space="preserve"> and the </w:t>
-      </w:r>
-      <w:r>
-        <w:t xml:space="preserve">action </w:t>
-      </w:r>
-      <w:r>
-        <w:t xml:space="preserve">is toggled between </w:t>
+        <w:t>Pursue</w:t>
       </w:r>
       <w:r>
         <w:rPr>
@@ -12419,17 +12664,9 @@
           <w:i/>
           <w:iCs/>
         </w:rPr>
-        <w:t>PursueUp</w:t>
-      </w:r>
-      <w:r>
-        <w:t xml:space="preserve"> </w:t>
-      </w:r>
-      <w:r>
-        <w:t>and</w:t>
-      </w:r>
-      <w:r>
-        <w:t xml:space="preserve"> </w:t>
-      </w:r>
+        <w:t>Up</w:t>
+      </w:r>
+      <w:proofErr w:type="spellEnd"/>
       <w:r>
         <w:rPr>
           <w:b/>
@@ -12437,8 +12674,103 @@
           <w:i/>
           <w:iCs/>
         </w:rPr>
+        <w:t xml:space="preserve"> </w:t>
+      </w:r>
+      <w:r>
+        <w:t>and</w:t>
+      </w:r>
+      <w:r>
+        <w:rPr>
+          <w:b/>
+          <w:bCs/>
+          <w:i/>
+          <w:iCs/>
+        </w:rPr>
+        <w:t xml:space="preserve"> </w:t>
+      </w:r>
+      <w:proofErr w:type="spellStart"/>
+      <w:proofErr w:type="gramStart"/>
+      <w:r>
+        <w:rPr>
+          <w:b/>
+          <w:bCs/>
+          <w:i/>
+          <w:iCs/>
+        </w:rPr>
         <w:t>PursueDown</w:t>
       </w:r>
+      <w:proofErr w:type="spellEnd"/>
+      <w:r>
+        <w:rPr>
+          <w:b/>
+          <w:bCs/>
+          <w:i/>
+          <w:iCs/>
+        </w:rPr>
+        <w:t xml:space="preserve"> </w:t>
+      </w:r>
+      <w:r>
+        <w:t xml:space="preserve"> –</w:t>
+      </w:r>
+      <w:proofErr w:type="gramEnd"/>
+      <w:r>
+        <w:t xml:space="preserve"> Daleks </w:t>
+      </w:r>
+      <w:r>
+        <w:t>move quickly left or right</w:t>
+      </w:r>
+      <w:r>
+        <w:t xml:space="preserve">, or vice versa, looking for an elevator to ride up or down. </w:t>
+      </w:r>
+      <w:r>
+        <w:t xml:space="preserve">If a Dalek encounters a wall, </w:t>
+      </w:r>
+      <w:r>
+        <w:t xml:space="preserve">the Dalek </w:t>
+      </w:r>
+      <w:r>
+        <w:t>turns,</w:t>
+      </w:r>
+      <w:r>
+        <w:t xml:space="preserve"> and the </w:t>
+      </w:r>
+      <w:r>
+        <w:t xml:space="preserve">action </w:t>
+      </w:r>
+      <w:r>
+        <w:t xml:space="preserve">is toggled between </w:t>
+      </w:r>
+      <w:proofErr w:type="spellStart"/>
+      <w:r>
+        <w:rPr>
+          <w:b/>
+          <w:bCs/>
+          <w:i/>
+          <w:iCs/>
+        </w:rPr>
+        <w:t>PursueUp</w:t>
+      </w:r>
+      <w:proofErr w:type="spellEnd"/>
+      <w:r>
+        <w:t xml:space="preserve"> </w:t>
+      </w:r>
+      <w:r>
+        <w:t>and</w:t>
+      </w:r>
+      <w:r>
+        <w:t xml:space="preserve"> </w:t>
+      </w:r>
+      <w:proofErr w:type="spellStart"/>
+      <w:r>
+        <w:rPr>
+          <w:b/>
+          <w:bCs/>
+          <w:i/>
+          <w:iCs/>
+        </w:rPr>
+        <w:t>PursueDown</w:t>
+      </w:r>
+      <w:proofErr w:type="spellEnd"/>
       <w:r>
         <w:rPr>
           <w:b/>
@@ -12568,6 +12900,7 @@
       <w:r>
         <w:t xml:space="preserve">set to </w:t>
       </w:r>
+      <w:proofErr w:type="spellStart"/>
       <w:r>
         <w:rPr>
           <w:b/>
@@ -12577,9 +12910,11 @@
         </w:rPr>
         <w:t>pursueLeft</w:t>
       </w:r>
+      <w:proofErr w:type="spellEnd"/>
       <w:r>
         <w:t xml:space="preserve"> or </w:t>
       </w:r>
+      <w:proofErr w:type="spellStart"/>
       <w:r>
         <w:rPr>
           <w:b/>
@@ -12598,6 +12933,7 @@
         </w:rPr>
         <w:t>ueRight</w:t>
       </w:r>
+      <w:proofErr w:type="spellEnd"/>
       <w:r>
         <w:t>.</w:t>
       </w:r>
@@ -12607,6 +12943,7 @@
       <w:r>
         <w:t xml:space="preserve">action is set to </w:t>
       </w:r>
+      <w:proofErr w:type="spellStart"/>
       <w:r>
         <w:rPr>
           <w:b/>
@@ -12625,9 +12962,11 @@
         </w:rPr>
         <w:t>Up</w:t>
       </w:r>
+      <w:proofErr w:type="spellEnd"/>
       <w:r>
         <w:t xml:space="preserve"> or </w:t>
       </w:r>
+      <w:proofErr w:type="spellStart"/>
       <w:r>
         <w:rPr>
           <w:b/>
@@ -12646,6 +12985,7 @@
         </w:rPr>
         <w:t>Down</w:t>
       </w:r>
+      <w:proofErr w:type="spellEnd"/>
       <w:r>
         <w:t>.</w:t>
       </w:r>
@@ -12871,6 +13211,7 @@
       <w:r>
         <w:t xml:space="preserve">Daleks whose action is </w:t>
       </w:r>
+      <w:proofErr w:type="gramStart"/>
       <w:r>
         <w:rPr>
           <w:b/>
@@ -12880,6 +13221,7 @@
         </w:rPr>
         <w:t>pursue</w:t>
       </w:r>
+      <w:proofErr w:type="gramEnd"/>
       <w:r>
         <w:t xml:space="preserve"> are downgraded to </w:t>
       </w:r>
@@ -12942,6 +13284,7 @@
       <w:r>
         <w:t xml:space="preserve">, </w:t>
       </w:r>
+      <w:proofErr w:type="spellStart"/>
       <w:r>
         <w:rPr>
           <w:b/>
@@ -12951,6 +13294,7 @@
         </w:rPr>
         <w:t>pursueLeft</w:t>
       </w:r>
+      <w:proofErr w:type="spellEnd"/>
       <w:r>
         <w:rPr>
           <w:b/>
@@ -12972,6 +13316,7 @@
         </w:rPr>
         <w:t xml:space="preserve"> </w:t>
       </w:r>
+      <w:proofErr w:type="spellStart"/>
       <w:r>
         <w:rPr>
           <w:b/>
@@ -12988,11 +13333,9 @@
           <w:i/>
           <w:iCs/>
         </w:rPr>
-        <w:t xml:space="preserve">Right </w:t>
-      </w:r>
-      <w:r>
-        <w:t>related</w:t>
-      </w:r>
+        <w:t>Right</w:t>
+      </w:r>
+      <w:proofErr w:type="spellEnd"/>
       <w:r>
         <w:rPr>
           <w:b/>
@@ -13003,102 +13346,7 @@
         <w:t xml:space="preserve"> </w:t>
       </w:r>
       <w:r>
-        <w:t>rules</w:t>
-      </w:r>
-      <w:r>
-        <w:t>.</w:t>
-      </w:r>
-    </w:p>
-    <w:p>
-      <w:r>
-        <w:t xml:space="preserve">I </w:t>
-      </w:r>
-      <w:r>
-        <w:t xml:space="preserve">implemented </w:t>
-      </w:r>
-      <w:r>
-        <w:t xml:space="preserve">a </w:t>
-      </w:r>
-      <w:r>
-        <w:rPr>
-          <w:i/>
-          <w:iCs/>
-        </w:rPr>
-        <w:t>dalekAI</w:t>
-      </w:r>
-      <w:r>
-        <w:t xml:space="preserve"> function that </w:t>
-      </w:r>
-      <w:r>
-        <w:t xml:space="preserve">encapsulated the </w:t>
-      </w:r>
-      <w:r>
-        <w:t xml:space="preserve">common </w:t>
-      </w:r>
-      <w:r>
-        <w:t>behavioral rules</w:t>
-      </w:r>
-      <w:r>
-        <w:t xml:space="preserve">, </w:t>
-      </w:r>
-      <w:r>
-        <w:t xml:space="preserve">running these against </w:t>
-      </w:r>
-      <w:r>
-        <w:t xml:space="preserve">each </w:t>
-      </w:r>
-      <w:r>
-        <w:t>Dalek every 16 frames.</w:t>
-      </w:r>
-      <w:r>
-        <w:t xml:space="preserve">  </w:t>
-      </w:r>
-      <w:r>
-        <w:t xml:space="preserve">It’s invoked from the game loop. </w:t>
-      </w:r>
-    </w:p>
-    <w:p>
-      <w:r>
-        <w:t xml:space="preserve">The </w:t>
-      </w:r>
-      <w:r>
-        <w:t xml:space="preserve">routine checks </w:t>
-      </w:r>
-      <w:r>
-        <w:t xml:space="preserve">to see if K9 </w:t>
-      </w:r>
-      <w:r>
-        <w:t xml:space="preserve">is </w:t>
-      </w:r>
-      <w:r>
-        <w:t>in sight</w:t>
-      </w:r>
-      <w:r>
-        <w:t xml:space="preserve"> (using a helper routine)</w:t>
-      </w:r>
-      <w:r>
-        <w:t>,</w:t>
-      </w:r>
-      <w:r>
-        <w:t xml:space="preserve"> promot</w:t>
-      </w:r>
-      <w:r>
-        <w:t>ing</w:t>
-      </w:r>
-      <w:r>
-        <w:t xml:space="preserve"> </w:t>
-      </w:r>
-      <w:r>
-        <w:t xml:space="preserve">the </w:t>
-      </w:r>
-      <w:r>
-        <w:t>Dalek’s</w:t>
-      </w:r>
-      <w:r>
-        <w:t xml:space="preserve"> </w:t>
-      </w:r>
-      <w:r>
-        <w:t xml:space="preserve">action to </w:t>
+        <w:t>related</w:t>
       </w:r>
       <w:r>
         <w:rPr>
@@ -13107,8 +13355,111 @@
           <w:i/>
           <w:iCs/>
         </w:rPr>
-        <w:t>PursueLeft</w:t>
-      </w:r>
+        <w:t xml:space="preserve"> </w:t>
+      </w:r>
+      <w:r>
+        <w:t>rules</w:t>
+      </w:r>
+      <w:r>
+        <w:t>.</w:t>
+      </w:r>
+    </w:p>
+    <w:p>
+      <w:r>
+        <w:t xml:space="preserve">I </w:t>
+      </w:r>
+      <w:r>
+        <w:t xml:space="preserve">implemented </w:t>
+      </w:r>
+      <w:r>
+        <w:t xml:space="preserve">a </w:t>
+      </w:r>
+      <w:proofErr w:type="spellStart"/>
+      <w:r>
+        <w:rPr>
+          <w:i/>
+          <w:iCs/>
+        </w:rPr>
+        <w:t>dalekAI</w:t>
+      </w:r>
+      <w:proofErr w:type="spellEnd"/>
+      <w:r>
+        <w:t xml:space="preserve"> function that </w:t>
+      </w:r>
+      <w:r>
+        <w:t xml:space="preserve">encapsulated the </w:t>
+      </w:r>
+      <w:r>
+        <w:t xml:space="preserve">common </w:t>
+      </w:r>
+      <w:r>
+        <w:t>behavioral rules</w:t>
+      </w:r>
+      <w:r>
+        <w:t xml:space="preserve">, </w:t>
+      </w:r>
+      <w:r>
+        <w:t xml:space="preserve">running these against </w:t>
+      </w:r>
+      <w:r>
+        <w:t xml:space="preserve">each </w:t>
+      </w:r>
+      <w:r>
+        <w:t>Dalek every 16 frames.</w:t>
+      </w:r>
+      <w:r>
+        <w:t xml:space="preserve">  </w:t>
+      </w:r>
+      <w:r>
+        <w:t xml:space="preserve">It’s invoked from the game loop. </w:t>
+      </w:r>
+    </w:p>
+    <w:p>
+      <w:r>
+        <w:t xml:space="preserve">The </w:t>
+      </w:r>
+      <w:r>
+        <w:t xml:space="preserve">routine checks </w:t>
+      </w:r>
+      <w:r>
+        <w:t xml:space="preserve">to see if K9 </w:t>
+      </w:r>
+      <w:r>
+        <w:t xml:space="preserve">is </w:t>
+      </w:r>
+      <w:r>
+        <w:t>in sight</w:t>
+      </w:r>
+      <w:r>
+        <w:t xml:space="preserve"> (using a helper routine)</w:t>
+      </w:r>
+      <w:r>
+        <w:t>,</w:t>
+      </w:r>
+      <w:r>
+        <w:t xml:space="preserve"> promot</w:t>
+      </w:r>
+      <w:r>
+        <w:t>ing</w:t>
+      </w:r>
+      <w:r>
+        <w:t xml:space="preserve"> </w:t>
+      </w:r>
+      <w:proofErr w:type="gramStart"/>
+      <w:r>
+        <w:t xml:space="preserve">the </w:t>
+      </w:r>
+      <w:r>
+        <w:t>Dalek’s</w:t>
+      </w:r>
+      <w:proofErr w:type="gramEnd"/>
+      <w:r>
+        <w:t xml:space="preserve"> </w:t>
+      </w:r>
+      <w:r>
+        <w:t xml:space="preserve">action to </w:t>
+      </w:r>
+      <w:proofErr w:type="spellStart"/>
       <w:r>
         <w:rPr>
           <w:b/>
@@ -13116,11 +13467,9 @@
           <w:i/>
           <w:iCs/>
         </w:rPr>
-        <w:t xml:space="preserve"> </w:t>
-      </w:r>
-      <w:r>
-        <w:t>or</w:t>
-      </w:r>
+        <w:t>PursueLeft</w:t>
+      </w:r>
+      <w:proofErr w:type="spellEnd"/>
       <w:r>
         <w:rPr>
           <w:b/>
@@ -13128,208 +13477,10 @@
           <w:i/>
           <w:iCs/>
         </w:rPr>
-        <w:t xml:space="preserve"> PursueRight</w:t>
-      </w:r>
-      <w:r>
-        <w:t xml:space="preserve"> if so.</w:t>
-      </w:r>
-      <w:r>
-        <w:t xml:space="preserve"> The function also </w:t>
-      </w:r>
-      <w:r>
-        <w:t>checks to see if K9 is within weapon’s range</w:t>
-      </w:r>
-      <w:r>
-        <w:t>, firing its weapon if it is.</w:t>
-      </w:r>
-    </w:p>
-    <w:p>
-      <w:r>
-        <w:t xml:space="preserve">I then updated </w:t>
-      </w:r>
-      <w:r>
-        <w:t xml:space="preserve">the </w:t>
-      </w:r>
-      <w:r>
-        <w:rPr>
-          <w:i/>
-          <w:iCs/>
-        </w:rPr>
-        <w:t>dalekAnimate</w:t>
-      </w:r>
-      <w:r>
-        <w:t xml:space="preserve"> and all the </w:t>
-      </w:r>
-      <w:r>
-        <w:t xml:space="preserve">Dalek </w:t>
-      </w:r>
-      <w:r>
-        <w:t xml:space="preserve">frame callback functions </w:t>
-      </w:r>
-      <w:r>
-        <w:t xml:space="preserve">to </w:t>
-      </w:r>
-      <w:r>
-        <w:t xml:space="preserve">amend their </w:t>
-      </w:r>
-      <w:r>
-        <w:t>behaviors</w:t>
-      </w:r>
-      <w:r>
-        <w:t xml:space="preserve"> based on </w:t>
-      </w:r>
-      <w:r>
-        <w:t xml:space="preserve">the </w:t>
-      </w:r>
-      <w:r>
-        <w:t>current action.</w:t>
-      </w:r>
-      <w:r>
-        <w:t xml:space="preserve">  The challenge was keeping the impact (increased code-size) to a </w:t>
-      </w:r>
-      <w:r>
-        <w:t>minimum</w:t>
-      </w:r>
-      <w:r>
-        <w:t>.</w:t>
-      </w:r>
-      <w:r>
-        <w:t xml:space="preserve"> A lot of time was spent refactoring these functio</w:t>
-      </w:r>
-      <w:r>
-        <w:t>ns to use as few code bytes as possible.</w:t>
-      </w:r>
-    </w:p>
-    <w:p>
-      <w:r>
-        <w:t>On</w:t>
-      </w:r>
-      <w:r>
-        <w:t>e</w:t>
-      </w:r>
-      <w:r>
-        <w:t xml:space="preserve"> notable challenge was how best to </w:t>
-      </w:r>
-      <w:r>
-        <w:t xml:space="preserve">show </w:t>
-      </w:r>
-      <w:r>
-        <w:t>damage being inflicted on K9.</w:t>
-      </w:r>
-      <w:r>
-        <w:t xml:space="preserve">  After brainstorming many ideas, I ended up implementing a simple </w:t>
-      </w:r>
-      <w:r>
-        <w:t>first-person</w:t>
-      </w:r>
-      <w:r>
         <w:t xml:space="preserve"> </w:t>
       </w:r>
       <w:r>
-        <w:t xml:space="preserve">effect where </w:t>
-      </w:r>
-      <w:r>
-        <w:t xml:space="preserve">the </w:t>
-      </w:r>
-      <w:r>
-        <w:t xml:space="preserve">screen </w:t>
-      </w:r>
-      <w:r>
-        <w:t xml:space="preserve">is flashed </w:t>
-      </w:r>
-      <w:r>
-        <w:t>black</w:t>
-      </w:r>
-      <w:r>
-        <w:t>,</w:t>
-      </w:r>
-      <w:r>
-        <w:t xml:space="preserve"> </w:t>
-      </w:r>
-      <w:r>
-        <w:t>at a</w:t>
-      </w:r>
-      <w:r>
-        <w:t xml:space="preserve"> low frequence</w:t>
-      </w:r>
-      <w:r>
-        <w:t>,</w:t>
-      </w:r>
-      <w:r>
-        <w:t xml:space="preserve"> </w:t>
-      </w:r>
-      <w:r>
-        <w:t>and a</w:t>
-      </w:r>
-      <w:r>
-        <w:t>n obnoxious sound</w:t>
-      </w:r>
-      <w:r>
-        <w:t xml:space="preserve"> is </w:t>
-      </w:r>
-      <w:r>
-        <w:t>played</w:t>
-      </w:r>
-      <w:r>
-        <w:t>.</w:t>
-      </w:r>
-      <w:r>
-        <w:t xml:space="preserve">  The effect is quite </w:t>
-      </w:r>
-      <w:r>
-        <w:t>e</w:t>
-      </w:r>
-      <w:r>
-        <w:t>ffective</w:t>
-      </w:r>
-      <w:r>
-        <w:t>!</w:t>
-      </w:r>
-    </w:p>
-    <w:p>
-      <w:r>
-        <w:t xml:space="preserve">I also added a Mode 7 </w:t>
-      </w:r>
-      <w:r>
-        <w:t xml:space="preserve">incomplete level </w:t>
-      </w:r>
-      <w:r>
-        <w:t xml:space="preserve">screen, which </w:t>
-      </w:r>
-      <w:r>
-        <w:t>shows</w:t>
-      </w:r>
-      <w:r>
-        <w:t xml:space="preserve"> </w:t>
-      </w:r>
-      <w:r>
-        <w:t xml:space="preserve">if </w:t>
-      </w:r>
-      <w:r>
-        <w:t>K</w:t>
-      </w:r>
-      <w:r>
-        <w:t xml:space="preserve">9’s health </w:t>
-      </w:r>
-      <w:r>
-        <w:t xml:space="preserve">becomes </w:t>
-      </w:r>
-      <w:r>
-        <w:t>zero</w:t>
-      </w:r>
-      <w:r>
-        <w:t>.  Pressing space restarts the level.</w:t>
-      </w:r>
-    </w:p>
-    <w:p>
-      <w:r>
-        <w:t xml:space="preserve">I then turned to </w:t>
-      </w:r>
-      <w:r>
-        <w:t>implementing</w:t>
-      </w:r>
-      <w:r>
-        <w:t xml:space="preserve"> the </w:t>
+        <w:t>or</w:t>
       </w:r>
       <w:r>
         <w:rPr>
@@ -13338,11 +13489,9 @@
           <w:i/>
           <w:iCs/>
         </w:rPr>
-        <w:t>PursueUp</w:t>
-      </w:r>
-      <w:r>
-        <w:t xml:space="preserve"> and </w:t>
-      </w:r>
+        <w:t xml:space="preserve"> </w:t>
+      </w:r>
+      <w:proofErr w:type="spellStart"/>
       <w:r>
         <w:rPr>
           <w:b/>
@@ -13350,8 +13499,237 @@
           <w:i/>
           <w:iCs/>
         </w:rPr>
+        <w:t>PursueRight</w:t>
+      </w:r>
+      <w:proofErr w:type="spellEnd"/>
+      <w:r>
+        <w:t xml:space="preserve"> if so.</w:t>
+      </w:r>
+      <w:r>
+        <w:t xml:space="preserve"> The function also </w:t>
+      </w:r>
+      <w:r>
+        <w:t>checks to see if K9 is within weapon’s range</w:t>
+      </w:r>
+      <w:r>
+        <w:t>, firing its weapon if it is.</w:t>
+      </w:r>
+    </w:p>
+    <w:p>
+      <w:r>
+        <w:t xml:space="preserve">I then updated </w:t>
+      </w:r>
+      <w:r>
+        <w:t xml:space="preserve">the </w:t>
+      </w:r>
+      <w:proofErr w:type="spellStart"/>
+      <w:r>
+        <w:rPr>
+          <w:i/>
+          <w:iCs/>
+        </w:rPr>
+        <w:t>dalekAnimate</w:t>
+      </w:r>
+      <w:proofErr w:type="spellEnd"/>
+      <w:r>
+        <w:t xml:space="preserve"> and all the </w:t>
+      </w:r>
+      <w:r>
+        <w:t xml:space="preserve">Dalek </w:t>
+      </w:r>
+      <w:r>
+        <w:t xml:space="preserve">frame callback functions </w:t>
+      </w:r>
+      <w:r>
+        <w:t xml:space="preserve">to </w:t>
+      </w:r>
+      <w:r>
+        <w:t xml:space="preserve">amend their </w:t>
+      </w:r>
+      <w:r>
+        <w:t>behaviors</w:t>
+      </w:r>
+      <w:r>
+        <w:t xml:space="preserve"> based on </w:t>
+      </w:r>
+      <w:r>
+        <w:t xml:space="preserve">the </w:t>
+      </w:r>
+      <w:r>
+        <w:t>current action.</w:t>
+      </w:r>
+      <w:r>
+        <w:t xml:space="preserve">  The challenge was keeping the impact (increased code-size) to a </w:t>
+      </w:r>
+      <w:r>
+        <w:t>minimum</w:t>
+      </w:r>
+      <w:r>
+        <w:t>.</w:t>
+      </w:r>
+      <w:r>
+        <w:t xml:space="preserve"> A lot of time was spent refactoring these functio</w:t>
+      </w:r>
+      <w:r>
+        <w:t>ns to use as few code bytes as possible.</w:t>
+      </w:r>
+    </w:p>
+    <w:p>
+      <w:r>
+        <w:t>On</w:t>
+      </w:r>
+      <w:r>
+        <w:t>e</w:t>
+      </w:r>
+      <w:r>
+        <w:t xml:space="preserve"> notable challenge was how best to </w:t>
+      </w:r>
+      <w:r>
+        <w:t xml:space="preserve">show </w:t>
+      </w:r>
+      <w:r>
+        <w:t>damage being inflicted on K9.</w:t>
+      </w:r>
+      <w:r>
+        <w:t xml:space="preserve">  After brainstorming many ideas, I ended up implementing a simple </w:t>
+      </w:r>
+      <w:r>
+        <w:t>first-person</w:t>
+      </w:r>
+      <w:r>
+        <w:t xml:space="preserve"> </w:t>
+      </w:r>
+      <w:r>
+        <w:t xml:space="preserve">effect where </w:t>
+      </w:r>
+      <w:r>
+        <w:t xml:space="preserve">the </w:t>
+      </w:r>
+      <w:r>
+        <w:t xml:space="preserve">screen </w:t>
+      </w:r>
+      <w:r>
+        <w:t xml:space="preserve">is flashed </w:t>
+      </w:r>
+      <w:r>
+        <w:t>black</w:t>
+      </w:r>
+      <w:r>
+        <w:t>,</w:t>
+      </w:r>
+      <w:r>
+        <w:t xml:space="preserve"> </w:t>
+      </w:r>
+      <w:r>
+        <w:t>at a</w:t>
+      </w:r>
+      <w:r>
+        <w:t xml:space="preserve"> low frequence</w:t>
+      </w:r>
+      <w:r>
+        <w:t>,</w:t>
+      </w:r>
+      <w:r>
+        <w:t xml:space="preserve"> </w:t>
+      </w:r>
+      <w:r>
+        <w:t>and a</w:t>
+      </w:r>
+      <w:r>
+        <w:t>n obnoxious sound</w:t>
+      </w:r>
+      <w:r>
+        <w:t xml:space="preserve"> is </w:t>
+      </w:r>
+      <w:r>
+        <w:t>played</w:t>
+      </w:r>
+      <w:r>
+        <w:t>.</w:t>
+      </w:r>
+      <w:r>
+        <w:t xml:space="preserve">  The effect is quite </w:t>
+      </w:r>
+      <w:r>
+        <w:t>e</w:t>
+      </w:r>
+      <w:r>
+        <w:t>ffective</w:t>
+      </w:r>
+      <w:r>
+        <w:t>!</w:t>
+      </w:r>
+    </w:p>
+    <w:p>
+      <w:r>
+        <w:t xml:space="preserve">I also added a Mode 7 </w:t>
+      </w:r>
+      <w:r>
+        <w:t xml:space="preserve">incomplete level </w:t>
+      </w:r>
+      <w:r>
+        <w:t xml:space="preserve">screen, which </w:t>
+      </w:r>
+      <w:r>
+        <w:t>shows</w:t>
+      </w:r>
+      <w:r>
+        <w:t xml:space="preserve"> </w:t>
+      </w:r>
+      <w:r>
+        <w:t xml:space="preserve">if </w:t>
+      </w:r>
+      <w:r>
+        <w:t>K</w:t>
+      </w:r>
+      <w:r>
+        <w:t xml:space="preserve">9’s health </w:t>
+      </w:r>
+      <w:r>
+        <w:t xml:space="preserve">becomes </w:t>
+      </w:r>
+      <w:r>
+        <w:t>zero</w:t>
+      </w:r>
+      <w:r>
+        <w:t>.  Pressing space restarts the level.</w:t>
+      </w:r>
+    </w:p>
+    <w:p>
+      <w:r>
+        <w:t xml:space="preserve">I then turned to </w:t>
+      </w:r>
+      <w:r>
+        <w:t>implementing</w:t>
+      </w:r>
+      <w:r>
+        <w:t xml:space="preserve"> the </w:t>
+      </w:r>
+      <w:proofErr w:type="spellStart"/>
+      <w:r>
+        <w:rPr>
+          <w:b/>
+          <w:bCs/>
+          <w:i/>
+          <w:iCs/>
+        </w:rPr>
+        <w:t>PursueUp</w:t>
+      </w:r>
+      <w:proofErr w:type="spellEnd"/>
+      <w:r>
+        <w:t xml:space="preserve"> and </w:t>
+      </w:r>
+      <w:proofErr w:type="spellStart"/>
+      <w:r>
+        <w:rPr>
+          <w:b/>
+          <w:bCs/>
+          <w:i/>
+          <w:iCs/>
+        </w:rPr>
         <w:t>PursueDown</w:t>
       </w:r>
+      <w:proofErr w:type="spellEnd"/>
       <w:r>
         <w:t xml:space="preserve"> behavior</w:t>
       </w:r>
@@ -13384,6 +13762,8 @@
       <w:r>
         <w:t xml:space="preserve">e to support this.  Fortunately, the low nibble of the elevator’s </w:t>
       </w:r>
+      <w:proofErr w:type="spellStart"/>
+      <w:proofErr w:type="gramStart"/>
       <w:r>
         <w:rPr>
           <w:i/>
@@ -13391,6 +13771,8 @@
         </w:rPr>
         <w:t>objectState</w:t>
       </w:r>
+      <w:proofErr w:type="spellEnd"/>
+      <w:proofErr w:type="gramEnd"/>
       <w:r>
         <w:t xml:space="preserve"> variable </w:t>
       </w:r>
@@ -13470,7 +13852,15 @@
         <w:t>s</w:t>
       </w:r>
       <w:r>
-        <w:t xml:space="preserve"> in their draw order</w:t>
+        <w:t xml:space="preserve"> in their </w:t>
+      </w:r>
+      <w:proofErr w:type="gramStart"/>
+      <w:r>
+        <w:t>draw</w:t>
+      </w:r>
+      <w:proofErr w:type="gramEnd"/>
+      <w:r>
+        <w:t xml:space="preserve"> order</w:t>
       </w:r>
       <w:r>
         <w:t xml:space="preserve">, as descending elevators need to be rendered before </w:t>
@@ -13611,13 +14001,34 @@
         <w:t>Daleks in pursuit</w:t>
       </w:r>
       <w:r>
-        <w:t xml:space="preserve"> - When one or more Daleks are in pursuit of K9, a PacMan like sound effect plays, giving the player a sense of pressure.  The sound effect provide</w:t>
+        <w:t xml:space="preserve"> - When one or more Daleks are in pursuit of K9, a </w:t>
+      </w:r>
+      <w:proofErr w:type="spellStart"/>
+      <w:proofErr w:type="gramStart"/>
+      <w:r>
+        <w:t>PacMan</w:t>
+      </w:r>
+      <w:proofErr w:type="spellEnd"/>
+      <w:r>
+        <w:t xml:space="preserve"> like</w:t>
+      </w:r>
+      <w:proofErr w:type="gramEnd"/>
+      <w:r>
+        <w:t xml:space="preserve"> sound effect plays, giving the player a sense of pressure.  The sound effect provide</w:t>
       </w:r>
       <w:r>
         <w:t>s</w:t>
       </w:r>
       <w:r>
-        <w:t xml:space="preserve"> an important que as there may be times when a Dalek sees K9 before the player sees the Dalek!</w:t>
+        <w:t xml:space="preserve"> an important </w:t>
+      </w:r>
+      <w:proofErr w:type="gramStart"/>
+      <w:r>
+        <w:t>que</w:t>
+      </w:r>
+      <w:proofErr w:type="gramEnd"/>
+      <w:r>
+        <w:t xml:space="preserve"> as there may be times when a Dalek sees K9 before the player sees the Dalek!</w:t>
       </w:r>
     </w:p>
     <w:p>
@@ -13719,7 +14130,15 @@
         <w:t>Laser activated</w:t>
       </w:r>
       <w:r>
-        <w:t xml:space="preserve"> – when K9’s laser is active, a low oscillating tone is sounded.</w:t>
+        <w:t xml:space="preserve"> – when K9’s laser is </w:t>
+      </w:r>
+      <w:proofErr w:type="gramStart"/>
+      <w:r>
+        <w:t>active,</w:t>
+      </w:r>
+      <w:proofErr w:type="gramEnd"/>
+      <w:r>
+        <w:t xml:space="preserve"> a low oscillating tone is sounded.</w:t>
       </w:r>
     </w:p>
     <w:p>
@@ -13738,7 +14157,15 @@
         <w:t>K9 is hurt</w:t>
       </w:r>
       <w:r>
-        <w:t xml:space="preserve"> – when K9 is damaged by an Dalek weapon, an annoying white noise sound effect is played, which is quite unpleasant.  It </w:t>
+        <w:t xml:space="preserve"> – when K9 is damaged by </w:t>
+      </w:r>
+      <w:proofErr w:type="gramStart"/>
+      <w:r>
+        <w:t>an</w:t>
+      </w:r>
+      <w:proofErr w:type="gramEnd"/>
+      <w:r>
+        <w:t xml:space="preserve"> Dalek weapon, an annoying white noise sound effect is played, which is quite unpleasant.  It </w:t>
       </w:r>
       <w:r>
         <w:t xml:space="preserve">is </w:t>
@@ -13836,6 +14263,7 @@
       <w:r>
         <w:t xml:space="preserve">Channel 2 is used for the collect key/jewel, door locked, and K9 movement sound effects.  These sound effects are mutually exclusive except for the movement sound effect.  The game uses a </w:t>
       </w:r>
+      <w:proofErr w:type="spellStart"/>
       <w:r>
         <w:rPr>
           <w:i/>
@@ -13843,6 +14271,7 @@
         </w:rPr>
         <w:t>frameCount</w:t>
       </w:r>
+      <w:proofErr w:type="spellEnd"/>
       <w:r>
         <w:t xml:space="preserve"> based timer to inhibit playing the movement sound effect when the other sound effects are playing.</w:t>
       </w:r>
@@ -13874,11 +14303,16 @@
         <w:t>‘</w:t>
       </w:r>
       <w:r>
-        <w:t>in pursuit</w:t>
+        <w:t xml:space="preserve">in </w:t>
+      </w:r>
+      <w:proofErr w:type="gramStart"/>
+      <w:r>
+        <w:t>pursuit</w:t>
       </w:r>
       <w:r>
         <w:t>’</w:t>
       </w:r>
+      <w:proofErr w:type="gramEnd"/>
       <w:r>
         <w:t xml:space="preserve"> sound effect.</w:t>
       </w:r>
@@ -14298,7 +14732,7 @@
                 <w:b w:val="0"/>
                 <w:bCs w:val="0"/>
               </w:rPr>
-              <w:t>In the final level, let K9 activate a bomb which will kill all the Daleks.  K9 has to rush to the TARDIS before the bomb explodes</w:t>
+              <w:t>Add wall switches which K9 can activate with the laser.  The switches can activate elevators, teleports, doors, or open up walls</w:t>
             </w:r>
           </w:p>
         </w:tc>
@@ -14338,7 +14772,7 @@
                 <w:b w:val="0"/>
                 <w:bCs w:val="0"/>
               </w:rPr>
-              <w:t>Have K9 collect bomb parts in each level, which he uses in the final level</w:t>
+              <w:t>In the final level, let K9 activate a bomb which will kill all the Daleks.  K9 has to rush to the TARDIS before the bomb explodes</w:t>
             </w:r>
           </w:p>
         </w:tc>
@@ -14364,18 +14798,28 @@
             <w:tcW w:w="7660" w:type="dxa"/>
           </w:tcPr>
           <w:p>
-            <w:pPr>
+            <w:r>
               <w:rPr>
                 <w:b w:val="0"/>
                 <w:bCs w:val="0"/>
               </w:rPr>
-            </w:pPr>
+              <w:t xml:space="preserve">Have K9 </w:t>
+            </w:r>
+            <w:proofErr w:type="gramStart"/>
             <w:r>
               <w:rPr>
                 <w:b w:val="0"/>
                 <w:bCs w:val="0"/>
               </w:rPr>
-              <w:t>Add wall switches which K9 can activate with the laser.  The switches can activate elevators, teleports, doors, or open up walls</w:t>
+              <w:t>collect</w:t>
+            </w:r>
+            <w:proofErr w:type="gramEnd"/>
+            <w:r>
+              <w:rPr>
+                <w:b w:val="0"/>
+                <w:bCs w:val="0"/>
+              </w:rPr>
+              <w:t xml:space="preserve"> bomb parts in each level, which he uses in the final level</w:t>
             </w:r>
           </w:p>
         </w:tc>
@@ -14933,6 +15377,7 @@
       <w:r>
         <w:t xml:space="preserve"> into the sprite data and let the </w:t>
       </w:r>
+      <w:proofErr w:type="spellStart"/>
       <w:r>
         <w:rPr>
           <w:i/>
@@ -14940,6 +15385,7 @@
         </w:rPr>
         <w:t>drawSprite</w:t>
       </w:r>
+      <w:proofErr w:type="spellEnd"/>
       <w:r>
         <w:t xml:space="preserve"> routine do all the work of putting the pixels on the screen, however this would result in the ‘</w:t>
       </w:r>
@@ -14980,7 +15426,15 @@
         <w:t xml:space="preserve">in size </w:t>
       </w:r>
       <w:r>
-        <w:t>and uses 41 bytes of data (health bar atlas + sprite array).  The total memory required was 226 bytes</w:t>
+        <w:t xml:space="preserve">and uses 41 bytes of data (health bar atlas + </w:t>
+      </w:r>
+      <w:proofErr w:type="gramStart"/>
+      <w:r>
+        <w:t>sprite</w:t>
+      </w:r>
+      <w:proofErr w:type="gramEnd"/>
+      <w:r>
+        <w:t xml:space="preserve"> array).  The total memory required was 226 bytes</w:t>
       </w:r>
       <w:r>
         <w:t>.</w:t>
@@ -15362,6 +15816,7 @@
       <w:r>
         <w:t xml:space="preserve">from </w:t>
       </w:r>
+      <w:proofErr w:type="spellStart"/>
       <w:r>
         <w:rPr>
           <w:i/>
@@ -15369,9 +15824,11 @@
         </w:rPr>
         <w:t>drawObject</w:t>
       </w:r>
+      <w:proofErr w:type="spellEnd"/>
       <w:r>
         <w:t xml:space="preserve"> and </w:t>
       </w:r>
+      <w:proofErr w:type="spellStart"/>
       <w:r>
         <w:rPr>
           <w:i/>
@@ -15379,6 +15836,7 @@
         </w:rPr>
         <w:t>drawLaserOn</w:t>
       </w:r>
+      <w:proofErr w:type="spellEnd"/>
       <w:r>
         <w:rPr>
           <w:i/>
@@ -16194,7 +16652,15 @@
         <w:t>SN76489</w:t>
       </w:r>
       <w:r>
-        <w:t xml:space="preserve"> to output its highest frequency (125KHz), and 2) toggle the volume at twice the desired frequency.  Timer2 can be used for the latter, in one-shot mode.</w:t>
+        <w:t xml:space="preserve"> to output its highest frequency (125KHz), and 2) toggle the volume at twice the desired frequency.  </w:t>
+      </w:r>
+      <w:proofErr w:type="gramStart"/>
+      <w:r>
+        <w:t>Timer2</w:t>
+      </w:r>
+      <w:proofErr w:type="gramEnd"/>
+      <w:r>
+        <w:t xml:space="preserve"> can be used for the latter, in one-shot mode.</w:t>
       </w:r>
     </w:p>
     <w:p>
@@ -16521,6 +16987,7 @@
       <w:r>
         <w:t xml:space="preserve">The title functionality starts and stops playback by invoking the </w:t>
       </w:r>
+      <w:proofErr w:type="spellStart"/>
       <w:r>
         <w:rPr>
           <w:b/>
@@ -16530,9 +16997,11 @@
         </w:rPr>
         <w:t>playMusic</w:t>
       </w:r>
+      <w:proofErr w:type="spellEnd"/>
       <w:r>
         <w:t xml:space="preserve"> and </w:t>
       </w:r>
+      <w:proofErr w:type="spellStart"/>
       <w:r>
         <w:rPr>
           <w:b/>
@@ -16542,6 +17011,7 @@
         </w:rPr>
         <w:t>stopMusic</w:t>
       </w:r>
+      <w:proofErr w:type="spellEnd"/>
       <w:r>
         <w:t xml:space="preserve"> routines.  These routines start and stop the music, which is played in the </w:t>
       </w:r>
@@ -16641,9 +17111,11 @@
         <w:lastRenderedPageBreak/>
         <w:t xml:space="preserve">I spent quite a bit of time tweaking the envelope definitions to get a more interesting sound. Of course, I was not able to replicate the original sound given </w:t>
       </w:r>
+      <w:proofErr w:type="gramStart"/>
       <w:r>
         <w:t>the Beeb’s</w:t>
       </w:r>
+      <w:proofErr w:type="gramEnd"/>
       <w:r>
         <w:t xml:space="preserve"> limited capabilities.  </w:t>
       </w:r>
@@ -16690,12 +17162,14 @@
       <w:r>
         <w:t xml:space="preserve">which </w:t>
       </w:r>
+      <w:proofErr w:type="gramStart"/>
       <w:r>
         <w:t>appear</w:t>
       </w:r>
       <w:r>
         <w:t>s</w:t>
       </w:r>
+      <w:proofErr w:type="gramEnd"/>
       <w:r>
         <w:t xml:space="preserve"> before the </w:t>
       </w:r>
@@ -16869,8 +17343,13 @@
       <w:r>
         <w:t xml:space="preserve">ly there was </w:t>
       </w:r>
-      <w:r>
-        <w:t>no enough</w:t>
+      <w:proofErr w:type="gramStart"/>
+      <w:r>
+        <w:t>no</w:t>
+      </w:r>
+      <w:proofErr w:type="gramEnd"/>
+      <w:r>
+        <w:t xml:space="preserve"> enough</w:t>
       </w:r>
       <w:r>
         <w:t xml:space="preserve"> room to fit </w:t>
@@ -17190,9 +17669,11 @@
       <w:r>
         <w:t xml:space="preserve">While doable, it’s quite hard to reproduce samples </w:t>
       </w:r>
+      <w:proofErr w:type="gramStart"/>
       <w:r>
         <w:t>at</w:t>
       </w:r>
+      <w:proofErr w:type="gramEnd"/>
       <w:r>
         <w:t xml:space="preserve"> good </w:t>
       </w:r>
@@ -17531,10 +18012,18 @@
         <w:t xml:space="preserve">be loaded </w:t>
       </w:r>
       <w:r>
-        <w:t>to regular memory</w:t>
-      </w:r>
-      <w:r>
-        <w:t>, and then</w:t>
+        <w:t xml:space="preserve">to regular </w:t>
+      </w:r>
+      <w:proofErr w:type="gramStart"/>
+      <w:r>
+        <w:t>memory</w:t>
+      </w:r>
+      <w:r>
+        <w:t>, and</w:t>
+      </w:r>
+      <w:proofErr w:type="gramEnd"/>
+      <w:r>
+        <w:t xml:space="preserve"> then</w:t>
       </w:r>
       <w:r>
         <w:t xml:space="preserve"> </w:t>
@@ -17594,7 +18083,15 @@
         <w:t xml:space="preserve"> distinct files </w:t>
       </w:r>
       <w:r>
-        <w:t>(pcm1..pcn5)</w:t>
+        <w:t>(pcm</w:t>
+      </w:r>
+      <w:proofErr w:type="gramStart"/>
+      <w:r>
+        <w:t>1..</w:t>
+      </w:r>
+      <w:proofErr w:type="gramEnd"/>
+      <w:r>
+        <w:t>pcn5)</w:t>
       </w:r>
       <w:r>
         <w:t xml:space="preserve"> in the disc image.</w:t>
@@ -17690,7 +18187,15 @@
         <w:t xml:space="preserve">is set </w:t>
       </w:r>
       <w:r>
-        <w:t xml:space="preserve">to 125KHz and its volume </w:t>
+        <w:t xml:space="preserve">to </w:t>
+      </w:r>
+      <w:proofErr w:type="gramStart"/>
+      <w:r>
+        <w:t>125KHz</w:t>
+      </w:r>
+      <w:proofErr w:type="gramEnd"/>
+      <w:r>
+        <w:t xml:space="preserve"> and its volume </w:t>
       </w:r>
       <w:r>
         <w:t xml:space="preserve">is set </w:t>
@@ -17743,7 +18248,15 @@
         <w:t>.</w:t>
       </w:r>
       <w:r>
-        <w:t xml:space="preserve">  There was a little tearing but no detectable slowdown or control latency.</w:t>
+        <w:t xml:space="preserve">  There was a little </w:t>
+      </w:r>
+      <w:proofErr w:type="gramStart"/>
+      <w:r>
+        <w:t>tearing</w:t>
+      </w:r>
+      <w:proofErr w:type="gramEnd"/>
+      <w:r>
+        <w:t xml:space="preserve"> but no detectable slowdown or control latency.</w:t>
       </w:r>
       <w:r>
         <w:t xml:space="preserve">  </w:t>
@@ -17929,252 +18442,343 @@
         <w:lastRenderedPageBreak/>
         <w:t xml:space="preserve">In the first pass, </w:t>
       </w:r>
+      <w:proofErr w:type="gramStart"/>
       <w:r>
         <w:rPr>
           <w:b/>
           <w:bCs/>
         </w:rPr>
-        <w:t>AND #&amp;0F</w:t>
-      </w:r>
+        <w:t>AND #&amp;</w:t>
+      </w:r>
+      <w:proofErr w:type="gramEnd"/>
       <w:r>
         <w:rPr>
           <w:b/>
           <w:bCs/>
         </w:rPr>
-        <w:t xml:space="preserve"> : </w:t>
-      </w:r>
+        <w:t>0</w:t>
+      </w:r>
+      <w:proofErr w:type="gramStart"/>
       <w:r>
         <w:rPr>
           <w:b/>
           <w:bCs/>
         </w:rPr>
-        <w:t>AND #&amp;0F</w:t>
-      </w:r>
-      <w:r>
-        <w:t xml:space="preserve"> is </w:t>
-      </w:r>
-      <w:r>
-        <w:t>written</w:t>
-      </w:r>
-      <w:r>
-        <w:t xml:space="preserve"> </w:t>
-      </w:r>
-      <w:r>
-        <w:t xml:space="preserve">and used </w:t>
-      </w:r>
-      <w:r>
-        <w:t>to extract the low nibbles</w:t>
-      </w:r>
-      <w:r>
-        <w:t xml:space="preserve">, in the second pass, </w:t>
+        <w:t>F</w:t>
       </w:r>
       <w:r>
         <w:rPr>
           <w:b/>
           <w:bCs/>
         </w:rPr>
-        <w:t>LSR A : LSR A : LSR A : LSR A</w:t>
-      </w:r>
-      <w:r>
-        <w:t xml:space="preserve"> is </w:t>
-      </w:r>
-      <w:r>
-        <w:t>written</w:t>
-      </w:r>
-      <w:r>
-        <w:t xml:space="preserve"> </w:t>
-      </w:r>
-      <w:r>
-        <w:t xml:space="preserve">and used </w:t>
-      </w:r>
-      <w:r>
-        <w:t>to extract the high nibbles.</w:t>
-      </w:r>
-      <w:r>
-        <w:t xml:space="preserve">  </w:t>
-      </w:r>
+        <w:t xml:space="preserve"> :</w:t>
+      </w:r>
+      <w:proofErr w:type="gramEnd"/>
       <w:r>
         <w:rPr>
           <w:b/>
           <w:bCs/>
         </w:rPr>
-        <w:t>AND #&amp;0F</w:t>
-      </w:r>
-      <w:r>
-        <w:t xml:space="preserve"> is repeated</w:t>
-      </w:r>
-      <w:r>
-        <w:t xml:space="preserve"> to fill </w:t>
-      </w:r>
-      <w:r>
-        <w:t xml:space="preserve">the </w:t>
-      </w:r>
-      <w:r>
-        <w:t>4 code bytes</w:t>
-      </w:r>
-      <w:r>
         <w:t xml:space="preserve"> </w:t>
       </w:r>
-      <w:r>
-        <w:t xml:space="preserve">that </w:t>
-      </w:r>
-      <w:r>
-        <w:t>four</w:t>
-      </w:r>
+      <w:proofErr w:type="gramStart"/>
       <w:r>
         <w:rPr>
           <w:b/>
           <w:bCs/>
         </w:rPr>
-        <w:t xml:space="preserve"> </w:t>
-      </w:r>
+        <w:t>AND #&amp;</w:t>
+      </w:r>
+      <w:proofErr w:type="gramEnd"/>
       <w:r>
         <w:rPr>
           <w:b/>
           <w:bCs/>
         </w:rPr>
-        <w:t>LSR A</w:t>
+        <w:t>0F</w:t>
+      </w:r>
+      <w:r>
+        <w:t xml:space="preserve"> is </w:t>
+      </w:r>
+      <w:r>
+        <w:t>written</w:t>
+      </w:r>
+      <w:r>
+        <w:t xml:space="preserve"> </w:t>
+      </w:r>
+      <w:r>
+        <w:t xml:space="preserve">and used </w:t>
+      </w:r>
+      <w:r>
+        <w:t>to extract the low nibbles</w:t>
+      </w:r>
+      <w:r>
+        <w:t xml:space="preserve">, in the second pass, </w:t>
       </w:r>
       <w:r>
         <w:rPr>
           <w:b/>
           <w:bCs/>
         </w:rPr>
-        <w:t xml:space="preserve"> </w:t>
-      </w:r>
-      <w:r>
-        <w:t>instructions</w:t>
-      </w:r>
+        <w:t xml:space="preserve">LSR </w:t>
+      </w:r>
+      <w:proofErr w:type="gramStart"/>
       <w:r>
         <w:rPr>
           <w:b/>
           <w:bCs/>
         </w:rPr>
-        <w:t xml:space="preserve"> </w:t>
-      </w:r>
-      <w:r>
-        <w:t>use.</w:t>
-      </w:r>
-    </w:p>
-    <w:p>
-      <w:r>
-        <w:t xml:space="preserve">The WAV converter console app was then updated to read the additional WAV files that I </w:t>
-      </w:r>
-      <w:r>
-        <w:t xml:space="preserve">also </w:t>
-      </w:r>
-      <w:r>
-        <w:t xml:space="preserve">created in Audacity, stacking these in the generated </w:t>
-      </w:r>
+        <w:t>A :</w:t>
+      </w:r>
+      <w:proofErr w:type="gramEnd"/>
       <w:r>
         <w:rPr>
           <w:b/>
           <w:bCs/>
         </w:rPr>
-        <w:t>pcm.dat</w:t>
-      </w:r>
-      <w:r>
-        <w:t xml:space="preserve"> file.  The app was also updated to write </w:t>
-      </w:r>
-      <w:r>
-        <w:t xml:space="preserve">a </w:t>
-      </w:r>
+        <w:t xml:space="preserve"> LSR </w:t>
+      </w:r>
+      <w:proofErr w:type="gramStart"/>
       <w:r>
         <w:rPr>
           <w:b/>
           <w:bCs/>
         </w:rPr>
-        <w:t>start</w:t>
-      </w:r>
+        <w:t>A :</w:t>
+      </w:r>
+      <w:proofErr w:type="gramEnd"/>
       <w:r>
         <w:rPr>
           <w:b/>
           <w:bCs/>
         </w:rPr>
-        <w:t>/</w:t>
-      </w:r>
+        <w:t xml:space="preserve"> LSR </w:t>
+      </w:r>
+      <w:proofErr w:type="gramStart"/>
       <w:r>
         <w:rPr>
           <w:b/>
           <w:bCs/>
         </w:rPr>
-        <w:t>end address</w:t>
-      </w:r>
+        <w:t>A :</w:t>
+      </w:r>
+      <w:proofErr w:type="gramEnd"/>
       <w:r>
         <w:rPr>
           <w:b/>
           <w:bCs/>
         </w:rPr>
-        <w:t xml:space="preserve"> table</w:t>
-      </w:r>
-      <w:r>
-        <w:t xml:space="preserve"> for </w:t>
-      </w:r>
-      <w:r>
-        <w:t xml:space="preserve">the encoded </w:t>
-      </w:r>
-      <w:r>
-        <w:t>sample</w:t>
-      </w:r>
-      <w:r>
-        <w:t>s</w:t>
-      </w:r>
-      <w:r>
-        <w:t>, which the runtime use</w:t>
-      </w:r>
-      <w:r>
-        <w:t>s</w:t>
-      </w:r>
-      <w:r>
-        <w:t xml:space="preserve"> to play the appropriate sample.</w:t>
-      </w:r>
-    </w:p>
-    <w:p>
-      <w:pPr>
-        <w:pStyle w:val="Heading3"/>
-      </w:pPr>
-      <w:r>
-        <w:t>Optimizations</w:t>
-      </w:r>
-    </w:p>
-    <w:p>
-      <w:r>
-        <w:t xml:space="preserve">Modulating a tone generator’s volume at 8K (160 times a frame) </w:t>
-      </w:r>
-      <w:r>
-        <w:t xml:space="preserve">without impacting game performance </w:t>
-      </w:r>
-      <w:r>
-        <w:t xml:space="preserve">was </w:t>
-      </w:r>
-      <w:r>
-        <w:t>essential</w:t>
-      </w:r>
-      <w:r>
-        <w:t xml:space="preserve">.  Every instruction executed in the interrupt routine is executed 160 times </w:t>
-      </w:r>
-      <w:r>
-        <w:t xml:space="preserve">a </w:t>
-      </w:r>
-      <w:r>
-        <w:t xml:space="preserve">frame.  Minimizing the number of instructions </w:t>
-      </w:r>
-      <w:r>
-        <w:t>was</w:t>
-      </w:r>
-      <w:r>
-        <w:t xml:space="preserve"> thus paramount.</w:t>
-      </w:r>
-    </w:p>
-    <w:p>
-      <w:r>
-        <w:t xml:space="preserve">The first thing I did was to ensure that the </w:t>
-      </w:r>
+        <w:t xml:space="preserve"> LSR A</w:t>
+      </w:r>
+      <w:r>
+        <w:t xml:space="preserve"> is </w:t>
+      </w:r>
+      <w:r>
+        <w:t>written</w:t>
+      </w:r>
+      <w:r>
+        <w:t xml:space="preserve"> </w:t>
+      </w:r>
+      <w:r>
+        <w:t xml:space="preserve">and used </w:t>
+      </w:r>
+      <w:r>
+        <w:t>to extract the high nibbles.</w:t>
+      </w:r>
+      <w:r>
+        <w:t xml:space="preserve">  </w:t>
+      </w:r>
+      <w:proofErr w:type="gramStart"/>
       <w:r>
         <w:rPr>
           <w:b/>
           <w:bCs/>
         </w:rPr>
+        <w:t>AND #&amp;</w:t>
+      </w:r>
+      <w:proofErr w:type="gramEnd"/>
+      <w:r>
+        <w:rPr>
+          <w:b/>
+          <w:bCs/>
+        </w:rPr>
+        <w:t>0F</w:t>
+      </w:r>
+      <w:r>
+        <w:t xml:space="preserve"> is repeated</w:t>
+      </w:r>
+      <w:r>
+        <w:t xml:space="preserve"> to fill </w:t>
+      </w:r>
+      <w:r>
+        <w:t xml:space="preserve">the </w:t>
+      </w:r>
+      <w:r>
+        <w:t>4 code bytes</w:t>
+      </w:r>
+      <w:r>
+        <w:t xml:space="preserve"> </w:t>
+      </w:r>
+      <w:r>
+        <w:t xml:space="preserve">that </w:t>
+      </w:r>
+      <w:r>
+        <w:t>four</w:t>
+      </w:r>
+      <w:r>
+        <w:rPr>
+          <w:b/>
+          <w:bCs/>
+        </w:rPr>
+        <w:t xml:space="preserve"> </w:t>
+      </w:r>
+      <w:r>
+        <w:rPr>
+          <w:b/>
+          <w:bCs/>
+        </w:rPr>
+        <w:t>LSR A</w:t>
+      </w:r>
+      <w:r>
+        <w:rPr>
+          <w:b/>
+          <w:bCs/>
+        </w:rPr>
+        <w:t xml:space="preserve"> </w:t>
+      </w:r>
+      <w:r>
+        <w:t>instructions</w:t>
+      </w:r>
+      <w:r>
+        <w:rPr>
+          <w:b/>
+          <w:bCs/>
+        </w:rPr>
+        <w:t xml:space="preserve"> </w:t>
+      </w:r>
+      <w:r>
+        <w:t>use.</w:t>
+      </w:r>
+    </w:p>
+    <w:p>
+      <w:r>
+        <w:t xml:space="preserve">The WAV converter console app was then updated to read the additional WAV files that I </w:t>
+      </w:r>
+      <w:r>
+        <w:t xml:space="preserve">also </w:t>
+      </w:r>
+      <w:r>
+        <w:t xml:space="preserve">created in Audacity, stacking these in the generated </w:t>
+      </w:r>
+      <w:r>
+        <w:rPr>
+          <w:b/>
+          <w:bCs/>
+        </w:rPr>
+        <w:t>pcm.dat</w:t>
+      </w:r>
+      <w:r>
+        <w:t xml:space="preserve"> file.  The app was also updated to write </w:t>
+      </w:r>
+      <w:r>
+        <w:t xml:space="preserve">a </w:t>
+      </w:r>
+      <w:r>
+        <w:rPr>
+          <w:b/>
+          <w:bCs/>
+        </w:rPr>
+        <w:t>start</w:t>
+      </w:r>
+      <w:r>
+        <w:rPr>
+          <w:b/>
+          <w:bCs/>
+        </w:rPr>
+        <w:t>/</w:t>
+      </w:r>
+      <w:r>
+        <w:rPr>
+          <w:b/>
+          <w:bCs/>
+        </w:rPr>
+        <w:t>end address</w:t>
+      </w:r>
+      <w:r>
+        <w:rPr>
+          <w:b/>
+          <w:bCs/>
+        </w:rPr>
+        <w:t xml:space="preserve"> table</w:t>
+      </w:r>
+      <w:r>
+        <w:t xml:space="preserve"> for </w:t>
+      </w:r>
+      <w:r>
+        <w:t xml:space="preserve">the encoded </w:t>
+      </w:r>
+      <w:r>
+        <w:t>sample</w:t>
+      </w:r>
+      <w:r>
+        <w:t>s</w:t>
+      </w:r>
+      <w:r>
+        <w:t>, which the runtime use</w:t>
+      </w:r>
+      <w:r>
+        <w:t>s</w:t>
+      </w:r>
+      <w:r>
+        <w:t xml:space="preserve"> to play the appropriate sample.</w:t>
+      </w:r>
+    </w:p>
+    <w:p>
+      <w:pPr>
+        <w:pStyle w:val="Heading3"/>
+      </w:pPr>
+      <w:r>
+        <w:t>Optimizations</w:t>
+      </w:r>
+    </w:p>
+    <w:p>
+      <w:r>
+        <w:t xml:space="preserve">Modulating a tone generator’s volume at 8K (160 times a frame) </w:t>
+      </w:r>
+      <w:r>
+        <w:t xml:space="preserve">without impacting game performance </w:t>
+      </w:r>
+      <w:r>
+        <w:t xml:space="preserve">was </w:t>
+      </w:r>
+      <w:r>
+        <w:t>essential</w:t>
+      </w:r>
+      <w:r>
+        <w:t xml:space="preserve">.  Every instruction executed in the interrupt routine is executed 160 times </w:t>
+      </w:r>
+      <w:r>
+        <w:t xml:space="preserve">a </w:t>
+      </w:r>
+      <w:r>
+        <w:t xml:space="preserve">frame.  Minimizing the number of instructions </w:t>
+      </w:r>
+      <w:r>
+        <w:t>was</w:t>
+      </w:r>
+      <w:r>
+        <w:t xml:space="preserve"> thus paramount.</w:t>
+      </w:r>
+    </w:p>
+    <w:p>
+      <w:r>
+        <w:t xml:space="preserve">The first thing I did was to ensure that the </w:t>
+      </w:r>
+      <w:r>
+        <w:rPr>
+          <w:b/>
+          <w:bCs/>
+        </w:rPr>
         <w:t>User-VIA Timer1</w:t>
       </w:r>
       <w:r>
@@ -18184,7 +18788,15 @@
         <w:t xml:space="preserve">routine first tests </w:t>
       </w:r>
       <w:r>
-        <w:t xml:space="preserve">for the 8KHz timer, only branching if the interrupt </w:t>
+        <w:t xml:space="preserve">for the 8KHz timer, only branching if the </w:t>
+      </w:r>
+      <w:proofErr w:type="gramStart"/>
+      <w:r>
+        <w:t>interrupt</w:t>
+      </w:r>
+      <w:proofErr w:type="gramEnd"/>
+      <w:r>
+        <w:t xml:space="preserve"> </w:t>
       </w:r>
       <w:r>
         <w:t xml:space="preserve">is </w:t>
@@ -18450,9 +19062,11 @@
             <w:tcW w:w="3116" w:type="dxa"/>
           </w:tcPr>
           <w:p>
+            <w:proofErr w:type="spellStart"/>
             <w:r>
               <w:t>soundVector_beginPursuit</w:t>
             </w:r>
+            <w:proofErr w:type="spellEnd"/>
           </w:p>
         </w:tc>
         <w:tc>
@@ -18463,12 +19077,14 @@
             <w:pPr>
               <w:cnfStyle w:val="000000100000" w:firstRow="0" w:lastRow="0" w:firstColumn="0" w:lastColumn="0" w:oddVBand="0" w:evenVBand="0" w:oddHBand="1" w:evenHBand="0" w:firstRowFirstColumn="0" w:firstRowLastColumn="0" w:lastRowFirstColumn="0" w:lastRowLastColumn="0"/>
             </w:pPr>
+            <w:proofErr w:type="spellStart"/>
             <w:r>
               <w:t>soundEffect_pursuitO</w:t>
             </w:r>
             <w:r>
               <w:t>n</w:t>
             </w:r>
+            <w:proofErr w:type="spellEnd"/>
           </w:p>
         </w:tc>
         <w:tc>
@@ -18479,12 +19095,14 @@
             <w:pPr>
               <w:cnfStyle w:val="000000100000" w:firstRow="0" w:lastRow="0" w:firstColumn="0" w:lastColumn="0" w:oddVBand="0" w:evenVBand="0" w:oddHBand="1" w:evenHBand="0" w:firstRowFirstColumn="0" w:firstRowLastColumn="0" w:lastRowFirstColumn="0" w:lastRowLastColumn="0"/>
             </w:pPr>
+            <w:proofErr w:type="spellStart"/>
             <w:r>
               <w:t>sample_</w:t>
             </w:r>
             <w:r>
               <w:t>soundExterminate</w:t>
             </w:r>
+            <w:proofErr w:type="spellEnd"/>
           </w:p>
         </w:tc>
       </w:tr>
@@ -18495,9 +19113,11 @@
             <w:tcW w:w="3116" w:type="dxa"/>
           </w:tcPr>
           <w:p>
+            <w:proofErr w:type="spellStart"/>
             <w:r>
               <w:t>soundVector_updatePursuit</w:t>
             </w:r>
+            <w:proofErr w:type="spellEnd"/>
           </w:p>
         </w:tc>
         <w:tc>
@@ -18524,9 +19144,11 @@
             <w:pPr>
               <w:cnfStyle w:val="000000000000" w:firstRow="0" w:lastRow="0" w:firstColumn="0" w:lastColumn="0" w:oddVBand="0" w:evenVBand="0" w:oddHBand="0" w:evenHBand="0" w:firstRowFirstColumn="0" w:firstRowLastColumn="0" w:lastRowFirstColumn="0" w:lastRowLastColumn="0"/>
             </w:pPr>
+            <w:proofErr w:type="spellStart"/>
             <w:r>
               <w:t>sample_updatePursuit</w:t>
             </w:r>
+            <w:proofErr w:type="spellEnd"/>
           </w:p>
         </w:tc>
       </w:tr>
@@ -18540,10 +19162,12 @@
             <w:tcW w:w="3116" w:type="dxa"/>
           </w:tcPr>
           <w:p>
+            <w:proofErr w:type="spellStart"/>
             <w:r>
               <w:lastRenderedPageBreak/>
               <w:t>soundVector_endPursuit</w:t>
             </w:r>
+            <w:proofErr w:type="spellEnd"/>
           </w:p>
         </w:tc>
         <w:tc>
@@ -18554,9 +19178,11 @@
             <w:pPr>
               <w:cnfStyle w:val="000000100000" w:firstRow="0" w:lastRow="0" w:firstColumn="0" w:lastColumn="0" w:oddVBand="0" w:evenVBand="0" w:oddHBand="1" w:evenHBand="0" w:firstRowFirstColumn="0" w:firstRowLastColumn="0" w:lastRowFirstColumn="0" w:lastRowLastColumn="0"/>
             </w:pPr>
+            <w:proofErr w:type="spellStart"/>
             <w:r>
               <w:t>soundEffect_pursuitOff</w:t>
             </w:r>
+            <w:proofErr w:type="spellEnd"/>
           </w:p>
         </w:tc>
         <w:tc>
@@ -18567,9 +19193,11 @@
             <w:pPr>
               <w:cnfStyle w:val="000000100000" w:firstRow="0" w:lastRow="0" w:firstColumn="0" w:lastColumn="0" w:oddVBand="0" w:evenVBand="0" w:oddHBand="1" w:evenHBand="0" w:firstRowFirstColumn="0" w:firstRowLastColumn="0" w:lastRowFirstColumn="0" w:lastRowLastColumn="0"/>
             </w:pPr>
+            <w:proofErr w:type="spellStart"/>
             <w:r>
               <w:t>sample_stop</w:t>
             </w:r>
+            <w:proofErr w:type="spellEnd"/>
           </w:p>
         </w:tc>
       </w:tr>
@@ -18580,9 +19208,11 @@
             <w:tcW w:w="3116" w:type="dxa"/>
           </w:tcPr>
           <w:p>
+            <w:proofErr w:type="spellStart"/>
             <w:r>
               <w:t>soundVector_enemyLasered</w:t>
             </w:r>
+            <w:proofErr w:type="spellEnd"/>
           </w:p>
         </w:tc>
         <w:tc>
@@ -18609,9 +19239,11 @@
             <w:pPr>
               <w:cnfStyle w:val="000000000000" w:firstRow="0" w:lastRow="0" w:firstColumn="0" w:lastColumn="0" w:oddVBand="0" w:evenVBand="0" w:oddHBand="0" w:evenHBand="0" w:firstRowFirstColumn="0" w:firstRowLastColumn="0" w:lastRowFirstColumn="0" w:lastRowLastColumn="0"/>
             </w:pPr>
+            <w:proofErr w:type="spellStart"/>
             <w:r>
               <w:t>sample_soundGrown</w:t>
             </w:r>
+            <w:proofErr w:type="spellEnd"/>
           </w:p>
         </w:tc>
       </w:tr>
@@ -18625,9 +19257,11 @@
             <w:tcW w:w="3116" w:type="dxa"/>
           </w:tcPr>
           <w:p>
+            <w:proofErr w:type="spellStart"/>
             <w:r>
               <w:t>soundVector_weaponFired</w:t>
             </w:r>
+            <w:proofErr w:type="spellEnd"/>
           </w:p>
         </w:tc>
         <w:tc>
@@ -18638,9 +19272,11 @@
             <w:pPr>
               <w:cnfStyle w:val="000000100000" w:firstRow="0" w:lastRow="0" w:firstColumn="0" w:lastColumn="0" w:oddVBand="0" w:evenVBand="0" w:oddHBand="1" w:evenHBand="0" w:firstRowFirstColumn="0" w:firstRowLastColumn="0" w:lastRowFirstColumn="0" w:lastRowLastColumn="0"/>
             </w:pPr>
+            <w:proofErr w:type="spellStart"/>
             <w:r>
               <w:t>soundEffect_pain</w:t>
             </w:r>
+            <w:proofErr w:type="spellEnd"/>
           </w:p>
         </w:tc>
         <w:tc>
@@ -18651,9 +19287,11 @@
             <w:pPr>
               <w:cnfStyle w:val="000000100000" w:firstRow="0" w:lastRow="0" w:firstColumn="0" w:lastColumn="0" w:oddVBand="0" w:evenVBand="0" w:oddHBand="1" w:evenHBand="0" w:firstRowFirstColumn="0" w:firstRowLastColumn="0" w:lastRowFirstColumn="0" w:lastRowLastColumn="0"/>
             </w:pPr>
+            <w:proofErr w:type="spellStart"/>
             <w:r>
               <w:t>sample_soundWeapon</w:t>
             </w:r>
+            <w:proofErr w:type="spellEnd"/>
           </w:p>
         </w:tc>
       </w:tr>
@@ -18687,13 +19325,29 @@
         <w:t>.</w:t>
       </w:r>
       <w:r>
-        <w:t xml:space="preserve">  This includes an alternative in-game interrupt </w:t>
+        <w:t xml:space="preserve">  This includes an alternative in-game </w:t>
+      </w:r>
+      <w:proofErr w:type="gramStart"/>
+      <w:r>
+        <w:t>interrupt</w:t>
+      </w:r>
+      <w:proofErr w:type="gramEnd"/>
+      <w:r>
+        <w:t xml:space="preserve"> </w:t>
       </w:r>
       <w:r>
         <w:t xml:space="preserve">service </w:t>
       </w:r>
       <w:r>
-        <w:t>routine which contains the sampling functionality. The routine jumps into the regular in-game interrupt routine to process other interrupts.  The routine is installed in place of the regular in-game routine when sideways RAM is detected.</w:t>
+        <w:t xml:space="preserve">routine which contains the sampling functionality. The routine jumps into the regular in-game interrupt routine to process other </w:t>
+      </w:r>
+      <w:proofErr w:type="gramStart"/>
+      <w:r>
+        <w:t>interrupts</w:t>
+      </w:r>
+      <w:proofErr w:type="gramEnd"/>
+      <w:r>
+        <w:t>.  The routine is installed in place of the regular in-game routine when sideways RAM is detected.</w:t>
       </w:r>
     </w:p>
     <w:p>
@@ -18804,7 +19458,15 @@
     </w:p>
     <w:p>
       <w:r>
-        <w:t xml:space="preserve">Another suggestion was to improve the level entry and exit experiences, by showing some </w:t>
+        <w:t xml:space="preserve">Another suggestion was to improve the </w:t>
+      </w:r>
+      <w:proofErr w:type="gramStart"/>
+      <w:r>
+        <w:t>level</w:t>
+      </w:r>
+      <w:proofErr w:type="gramEnd"/>
+      <w:r>
+        <w:t xml:space="preserve"> entry and exit experiences, by showing some </w:t>
       </w:r>
       <w:r>
         <w:t xml:space="preserve">form of </w:t>
@@ -18895,9 +19557,11 @@
       <w:r>
         <w:t xml:space="preserve">in </w:t>
       </w:r>
+      <w:proofErr w:type="spellStart"/>
       <w:r>
         <w:t>BeebEm</w:t>
       </w:r>
+      <w:proofErr w:type="spellEnd"/>
       <w:r>
         <w:t xml:space="preserve">, though there was a </w:t>
       </w:r>
@@ -19101,9 +19765,11 @@
             <w:tcW w:w="2586" w:type="dxa"/>
           </w:tcPr>
           <w:p>
+            <w:proofErr w:type="spellStart"/>
             <w:r>
               <w:t>enemyDestroyed</w:t>
             </w:r>
+            <w:proofErr w:type="spellEnd"/>
           </w:p>
         </w:tc>
         <w:tc>
@@ -19140,9 +19806,11 @@
             <w:tcW w:w="2586" w:type="dxa"/>
           </w:tcPr>
           <w:p>
+            <w:proofErr w:type="spellStart"/>
             <w:r>
               <w:t>startLevel</w:t>
             </w:r>
+            <w:proofErr w:type="spellEnd"/>
           </w:p>
         </w:tc>
         <w:tc>
@@ -19182,9 +19850,11 @@
             <w:tcW w:w="2586" w:type="dxa"/>
           </w:tcPr>
           <w:p>
+            <w:proofErr w:type="spellStart"/>
             <w:r>
               <w:t>completeLevel</w:t>
             </w:r>
+            <w:proofErr w:type="spellEnd"/>
           </w:p>
         </w:tc>
         <w:tc>
@@ -19195,9 +19865,11 @@
             <w:pPr>
               <w:cnfStyle w:val="000000100000" w:firstRow="0" w:lastRow="0" w:firstColumn="0" w:lastColumn="0" w:oddVBand="0" w:evenVBand="0" w:oddHBand="1" w:evenHBand="0" w:firstRowFirstColumn="0" w:firstRowLastColumn="0" w:lastRowFirstColumn="0" w:lastRowLastColumn="0"/>
             </w:pPr>
+            <w:proofErr w:type="spellStart"/>
             <w:r>
               <w:t>soundEffect_levelComplete</w:t>
             </w:r>
+            <w:proofErr w:type="spellEnd"/>
           </w:p>
         </w:tc>
         <w:tc>
@@ -19208,12 +19880,14 @@
             <w:pPr>
               <w:cnfStyle w:val="000000100000" w:firstRow="0" w:lastRow="0" w:firstColumn="0" w:lastColumn="0" w:oddVBand="0" w:evenVBand="0" w:oddHBand="1" w:evenHBand="0" w:firstRowFirstColumn="0" w:firstRowLastColumn="0" w:lastRowFirstColumn="0" w:lastRowLastColumn="0"/>
             </w:pPr>
+            <w:proofErr w:type="spellStart"/>
             <w:r>
               <w:t>sample_</w:t>
             </w:r>
             <w:r>
               <w:t>soundTardisDoor</w:t>
             </w:r>
+            <w:proofErr w:type="spellEnd"/>
           </w:p>
         </w:tc>
       </w:tr>
@@ -19667,7 +20341,15 @@
         <w:t>has</w:t>
       </w:r>
       <w:r>
-        <w:t xml:space="preserve"> completed (a countdown counter is used for this), restoring everything back if it has.  The code then determines whether the interrupt </w:t>
+        <w:t xml:space="preserve"> completed (a countdown counter is used for this), restoring everything back if it has.  The code then determines whether the </w:t>
+      </w:r>
+      <w:proofErr w:type="gramStart"/>
+      <w:r>
+        <w:t>interrupt</w:t>
+      </w:r>
+      <w:proofErr w:type="gramEnd"/>
+      <w:r>
+        <w:t xml:space="preserve"> </w:t>
       </w:r>
       <w:r>
         <w:t xml:space="preserve">request </w:t>
@@ -19678,7 +20360,15 @@
     </w:p>
     <w:p>
       <w:r>
-        <w:t xml:space="preserve">If the interrupt request is for the top </w:t>
+        <w:t xml:space="preserve">If the </w:t>
+      </w:r>
+      <w:proofErr w:type="gramStart"/>
+      <w:r>
+        <w:t>interrupt</w:t>
+      </w:r>
+      <w:proofErr w:type="gramEnd"/>
+      <w:r>
+        <w:t xml:space="preserve"> request is for the top </w:t>
       </w:r>
       <w:r>
         <w:t xml:space="preserve">crop </w:t>
@@ -19686,8 +20376,13 @@
       <w:r>
         <w:t xml:space="preserve">boundary, the palette is switched to the level’s palette and the </w:t>
       </w:r>
-      <w:r>
-        <w:t>interrupt is passed on</w:t>
+      <w:proofErr w:type="gramStart"/>
+      <w:r>
+        <w:t>interrupt</w:t>
+      </w:r>
+      <w:proofErr w:type="gramEnd"/>
+      <w:r>
+        <w:t xml:space="preserve"> is passed on</w:t>
       </w:r>
       <w:r>
         <w:t xml:space="preserve"> </w:t>
@@ -19698,7 +20393,15 @@
     </w:p>
     <w:p>
       <w:r>
-        <w:t xml:space="preserve">If the interrupt request is for the bottom </w:t>
+        <w:t xml:space="preserve">If the </w:t>
+      </w:r>
+      <w:proofErr w:type="gramStart"/>
+      <w:r>
+        <w:t>interrupt</w:t>
+      </w:r>
+      <w:proofErr w:type="gramEnd"/>
+      <w:r>
+        <w:t xml:space="preserve"> request is for the bottom </w:t>
       </w:r>
       <w:r>
         <w:t xml:space="preserve">crop </w:t>
@@ -19887,7 +20590,15 @@
         <w:t xml:space="preserve"> a more graphical screen</w:t>
       </w:r>
       <w:r>
-        <w:t>, whilst playing the Doctor Who theme music</w:t>
+        <w:t xml:space="preserve">, whilst playing </w:t>
+      </w:r>
+      <w:proofErr w:type="gramStart"/>
+      <w:r>
+        <w:t>the Doctor</w:t>
+      </w:r>
+      <w:proofErr w:type="gramEnd"/>
+      <w:r>
+        <w:t xml:space="preserve"> Who theme music</w:t>
       </w:r>
       <w:r>
         <w:t xml:space="preserve"> in the background.</w:t>
@@ -20176,6 +20887,7 @@
       <w:r>
         <w:t xml:space="preserve"> travel. Since adding a new dynamic type would require nine bits in </w:t>
       </w:r>
+      <w:proofErr w:type="spellStart"/>
       <w:r>
         <w:rPr>
           <w:b/>
@@ -20184,6 +20896,7 @@
         <w:lastRenderedPageBreak/>
         <w:t>objectState</w:t>
       </w:r>
+      <w:proofErr w:type="spellEnd"/>
       <w:r>
         <w:t xml:space="preserve">, I </w:t>
       </w:r>
@@ -20205,6 +20918,7 @@
       <w:r>
         <w:t xml:space="preserve">elevator, using </w:t>
       </w:r>
+      <w:proofErr w:type="spellStart"/>
       <w:r>
         <w:rPr>
           <w:b/>
@@ -20212,6 +20926,7 @@
         </w:rPr>
         <w:t>objectFrameCounter</w:t>
       </w:r>
+      <w:proofErr w:type="spellEnd"/>
       <w:r>
         <w:t xml:space="preserve"> </w:t>
       </w:r>
@@ -20278,6 +20993,7 @@
       <w:r>
         <w:t xml:space="preserve">in </w:t>
       </w:r>
+      <w:proofErr w:type="spellStart"/>
       <w:r>
         <w:rPr>
           <w:b/>
@@ -20287,6 +21003,7 @@
         </w:rPr>
         <w:t>objectFrameCounter</w:t>
       </w:r>
+      <w:proofErr w:type="spellEnd"/>
       <w:r>
         <w:rPr>
           <w:b/>
@@ -20461,6 +21178,7 @@
       <w:r>
         <w:t xml:space="preserve">files were created in the level asset folders, with the </w:t>
       </w:r>
+      <w:proofErr w:type="spellStart"/>
       <w:r>
         <w:rPr>
           <w:b/>
@@ -20468,11 +21186,20 @@
         </w:rPr>
         <w:t>BMPConverter</w:t>
       </w:r>
+      <w:proofErr w:type="spellEnd"/>
       <w:r>
         <w:t xml:space="preserve"> console app updated to convert and include these in the generated level atlas data files.</w:t>
       </w:r>
       <w:r>
-        <w:t xml:space="preserve">  The generated files </w:t>
+        <w:t xml:space="preserve">  The </w:t>
+      </w:r>
+      <w:proofErr w:type="gramStart"/>
+      <w:r>
+        <w:t>generated files</w:t>
+      </w:r>
+      <w:proofErr w:type="gramEnd"/>
+      <w:r>
+        <w:t xml:space="preserve"> </w:t>
       </w:r>
       <w:r>
         <w:t>were</w:t>
@@ -20516,6 +21243,7 @@
       <w:r>
         <w:t xml:space="preserve">A new </w:t>
       </w:r>
+      <w:proofErr w:type="spellStart"/>
       <w:r>
         <w:rPr>
           <w:b/>
@@ -20523,6 +21251,7 @@
         </w:rPr>
         <w:t>rideTeleport</w:t>
       </w:r>
+      <w:proofErr w:type="spellEnd"/>
       <w:r>
         <w:t xml:space="preserve"> routine was introduced </w:t>
       </w:r>
@@ -20590,6 +21319,7 @@
       <w:r>
         <w:t xml:space="preserve">Find the destination teleport object (elevator), held in </w:t>
       </w:r>
+      <w:proofErr w:type="spellStart"/>
       <w:r>
         <w:rPr>
           <w:b/>
@@ -20599,6 +21329,7 @@
         </w:rPr>
         <w:t>objectFrameCounter</w:t>
       </w:r>
+      <w:proofErr w:type="spellEnd"/>
       <w:r>
         <w:t>.</w:t>
       </w:r>
@@ -21021,6 +21752,14 @@
       </w:r>
       <w:r>
         <w:t>.</w:t>
+      </w:r>
+    </w:p>
+    <w:p>
+      <w:r>
+        <w:t>The memory layout evolved during the development of the game, with allocations moved as needed.</w:t>
+      </w:r>
+      <w:r>
+        <w:t xml:space="preserve">  This section shows the current layout.</w:t>
       </w:r>
     </w:p>
     <w:p>
@@ -21631,9 +22370,11 @@
             <w:r>
               <w:t xml:space="preserve"> </w:t>
             </w:r>
+            <w:proofErr w:type="gramStart"/>
             <w:r>
               <w:t>sprite</w:t>
             </w:r>
+            <w:proofErr w:type="gramEnd"/>
             <w:r>
               <w:t xml:space="preserve"> </w:t>
             </w:r>
@@ -22141,6 +22882,7 @@
               <w:jc w:val="center"/>
             </w:pPr>
             <w:r>
+              <w:lastRenderedPageBreak/>
               <w:t>1100</w:t>
             </w:r>
           </w:p>
@@ -22244,12 +22986,14 @@
             <w:r>
               <w:t xml:space="preserve">Game </w:t>
             </w:r>
+            <w:proofErr w:type="gramStart"/>
             <w:r>
               <w:t>s</w:t>
             </w:r>
             <w:r>
               <w:t>prite data</w:t>
             </w:r>
+            <w:proofErr w:type="gramEnd"/>
             <w:r>
               <w:t>*</w:t>
             </w:r>
@@ -22337,7 +23081,6 @@
               <w:jc w:val="center"/>
             </w:pPr>
             <w:r>
-              <w:lastRenderedPageBreak/>
               <w:t>3140</w:t>
             </w:r>
           </w:p>
@@ -22542,7 +23285,13 @@
         </w:numPr>
       </w:pPr>
       <w:r>
-        <w:t>There is 3.5K of sprite data, most of which is distributed across the lower memory space.</w:t>
+        <w:t>There is 3.</w:t>
+      </w:r>
+      <w:r>
+        <w:t>7</w:t>
+      </w:r>
+      <w:r>
+        <w:t>K of sprite data, most of which is distributed across the lower memory space.</w:t>
       </w:r>
     </w:p>
     <w:p>
@@ -22643,7 +23392,15 @@
         <w:t>available</w:t>
       </w:r>
       <w:r>
-        <w:t>.  MOS/DFS use 896 bytes</w:t>
+        <w:t xml:space="preserve">.  MOS/DFS </w:t>
+      </w:r>
+      <w:proofErr w:type="gramStart"/>
+      <w:r>
+        <w:t>use</w:t>
+      </w:r>
+      <w:proofErr w:type="gramEnd"/>
+      <w:r>
+        <w:t xml:space="preserve"> 896 bytes</w:t>
       </w:r>
       <w:r>
         <w:t>.</w:t>
@@ -22661,7 +23418,15 @@
         <w:t>*</w:t>
       </w:r>
       <w:r>
-        <w:t xml:space="preserve">On machines with 16K+ of sideways RAM, sampling code (sample.6502) replaces the </w:t>
+        <w:t xml:space="preserve">On machines with 16K+ of sideways RAM, sampling code (sample.6502) </w:t>
+      </w:r>
+      <w:proofErr w:type="gramStart"/>
+      <w:r>
+        <w:t>replaces</w:t>
+      </w:r>
+      <w:proofErr w:type="gramEnd"/>
+      <w:r>
+        <w:t xml:space="preserve"> the </w:t>
       </w:r>
       <w:r>
         <w:rPr>
@@ -23232,7 +23997,7 @@
               <w:cnfStyle w:val="000000000000" w:firstRow="0" w:lastRow="0" w:firstColumn="0" w:lastColumn="0" w:oddVBand="0" w:evenVBand="0" w:oddHBand="0" w:evenHBand="0" w:firstRowFirstColumn="0" w:firstRowLastColumn="0" w:lastRowFirstColumn="0" w:lastRowLastColumn="0"/>
             </w:pPr>
             <w:r>
-              <w:t>Titles and game initialization code</w:t>
+              <w:t>Mode 7 routines</w:t>
             </w:r>
           </w:p>
         </w:tc>
@@ -23247,7 +24012,7 @@
               <w:cnfStyle w:val="000000000000" w:firstRow="0" w:lastRow="0" w:firstColumn="0" w:lastColumn="0" w:oddVBand="0" w:evenVBand="0" w:oddHBand="0" w:evenHBand="0" w:firstRowFirstColumn="0" w:firstRowLastColumn="0" w:lastRowFirstColumn="0" w:lastRowLastColumn="0"/>
             </w:pPr>
             <w:r>
-              <w:t>2639</w:t>
+              <w:t>76</w:t>
             </w:r>
           </w:p>
         </w:tc>
@@ -23267,7 +24032,10 @@
               <w:jc w:val="center"/>
             </w:pPr>
             <w:r>
-              <w:t>6036</w:t>
+              <w:t>5</w:t>
+            </w:r>
+            <w:r>
+              <w:t>633</w:t>
             </w:r>
           </w:p>
         </w:tc>
@@ -23281,7 +24049,16 @@
               <w:cnfStyle w:val="000000100000" w:firstRow="0" w:lastRow="0" w:firstColumn="0" w:lastColumn="0" w:oddVBand="0" w:evenVBand="0" w:oddHBand="1" w:evenHBand="0" w:firstRowFirstColumn="0" w:firstRowLastColumn="0" w:lastRowFirstColumn="0" w:lastRowLastColumn="0"/>
             </w:pPr>
             <w:r>
-              <w:t>Music data and code</w:t>
+              <w:t xml:space="preserve">Startup and </w:t>
+            </w:r>
+            <w:r>
+              <w:t>t</w:t>
+            </w:r>
+            <w:r>
+              <w:t>itle</w:t>
+            </w:r>
+            <w:r>
+              <w:t xml:space="preserve"> experiences</w:t>
             </w:r>
           </w:p>
         </w:tc>
@@ -23296,12 +24073,65 @@
               <w:cnfStyle w:val="000000100000" w:firstRow="0" w:lastRow="0" w:firstColumn="0" w:lastColumn="0" w:oddVBand="0" w:evenVBand="0" w:oddHBand="1" w:evenHBand="0" w:firstRowFirstColumn="0" w:firstRowLastColumn="0" w:lastRowFirstColumn="0" w:lastRowLastColumn="0"/>
             </w:pPr>
             <w:r>
-              <w:t>3216</w:t>
+              <w:t>2639</w:t>
             </w:r>
           </w:p>
         </w:tc>
       </w:tr>
       <w:tr>
+        <w:tc>
+          <w:tcPr>
+            <w:cnfStyle w:val="001000000000" w:firstRow="0" w:lastRow="0" w:firstColumn="1" w:lastColumn="0" w:oddVBand="0" w:evenVBand="0" w:oddHBand="0" w:evenHBand="0" w:firstRowFirstColumn="0" w:firstRowLastColumn="0" w:lastRowFirstColumn="0" w:lastRowLastColumn="0"/>
+            <w:tcW w:w="1345" w:type="dxa"/>
+            <w:shd w:val="clear" w:color="auto" w:fill="DAE9F7" w:themeFill="text2" w:themeFillTint="1A"/>
+          </w:tcPr>
+          <w:p>
+            <w:pPr>
+              <w:jc w:val="center"/>
+            </w:pPr>
+            <w:r>
+              <w:lastRenderedPageBreak/>
+              <w:t>60</w:t>
+            </w:r>
+            <w:r>
+              <w:t>82</w:t>
+            </w:r>
+          </w:p>
+        </w:tc>
+        <w:tc>
+          <w:tcPr>
+            <w:tcW w:w="6570" w:type="dxa"/>
+            <w:shd w:val="clear" w:color="auto" w:fill="DAE9F7" w:themeFill="text2" w:themeFillTint="1A"/>
+          </w:tcPr>
+          <w:p>
+            <w:pPr>
+              <w:cnfStyle w:val="000000000000" w:firstRow="0" w:lastRow="0" w:firstColumn="0" w:lastColumn="0" w:oddVBand="0" w:evenVBand="0" w:oddHBand="0" w:evenHBand="0" w:firstRowFirstColumn="0" w:firstRowLastColumn="0" w:lastRowFirstColumn="0" w:lastRowLastColumn="0"/>
+            </w:pPr>
+            <w:r>
+              <w:t>Music data and code</w:t>
+            </w:r>
+          </w:p>
+        </w:tc>
+        <w:tc>
+          <w:tcPr>
+            <w:tcW w:w="1260" w:type="dxa"/>
+            <w:shd w:val="clear" w:color="auto" w:fill="DAE9F7" w:themeFill="text2" w:themeFillTint="1A"/>
+          </w:tcPr>
+          <w:p>
+            <w:pPr>
+              <w:jc w:val="center"/>
+              <w:cnfStyle w:val="000000000000" w:firstRow="0" w:lastRow="0" w:firstColumn="0" w:lastColumn="0" w:oddVBand="0" w:evenVBand="0" w:oddHBand="0" w:evenHBand="0" w:firstRowFirstColumn="0" w:firstRowLastColumn="0" w:lastRowFirstColumn="0" w:lastRowLastColumn="0"/>
+            </w:pPr>
+            <w:r>
+              <w:t>3216</w:t>
+            </w:r>
+          </w:p>
+        </w:tc>
+      </w:tr>
+      <w:tr>
+        <w:trPr>
+          <w:cnfStyle w:val="000000100000" w:firstRow="0" w:lastRow="0" w:firstColumn="0" w:lastColumn="0" w:oddVBand="0" w:evenVBand="0" w:oddHBand="1" w:evenHBand="0" w:firstRowFirstColumn="0" w:firstRowLastColumn="0" w:lastRowFirstColumn="0" w:lastRowLastColumn="0"/>
+        </w:trPr>
         <w:tc>
           <w:tcPr>
             <w:cnfStyle w:val="001000000000" w:firstRow="0" w:lastRow="0" w:firstColumn="1" w:lastColumn="0" w:oddVBand="0" w:evenVBand="0" w:oddHBand="0" w:evenHBand="0" w:firstRowFirstColumn="0" w:firstRowLastColumn="0" w:lastRowFirstColumn="0" w:lastRowLastColumn="0"/>
@@ -23314,13 +24144,18 @@
               <w:rPr>
                 <w:b w:val="0"/>
                 <w:bCs w:val="0"/>
+                <w:i/>
+                <w:iCs/>
               </w:rPr>
             </w:pPr>
             <w:r>
-              <w:t>6CC</w:t>
-            </w:r>
-            <w:r>
-              <w:t>6</w:t>
+              <w:rPr>
+                <w:b w:val="0"/>
+                <w:bCs w:val="0"/>
+                <w:i/>
+                <w:iCs/>
+              </w:rPr>
+              <w:t>…</w:t>
             </w:r>
           </w:p>
         </w:tc>
@@ -23331,7 +24166,7 @@
           </w:tcPr>
           <w:p>
             <w:pPr>
-              <w:cnfStyle w:val="000000000000" w:firstRow="0" w:lastRow="0" w:firstColumn="0" w:lastColumn="0" w:oddVBand="0" w:evenVBand="0" w:oddHBand="0" w:evenHBand="0" w:firstRowFirstColumn="0" w:firstRowLastColumn="0" w:lastRowFirstColumn="0" w:lastRowLastColumn="0"/>
+              <w:cnfStyle w:val="000000100000" w:firstRow="0" w:lastRow="0" w:firstColumn="0" w:lastColumn="0" w:oddVBand="0" w:evenVBand="0" w:oddHBand="1" w:evenHBand="0" w:firstRowFirstColumn="0" w:firstRowLastColumn="0" w:lastRowFirstColumn="0" w:lastRowLastColumn="0"/>
               <w:rPr>
                 <w:i/>
                 <w:iCs/>
@@ -23342,7 +24177,7 @@
                 <w:i/>
                 <w:iCs/>
               </w:rPr>
-              <w:t>Unused memory</w:t>
+              <w:t>…</w:t>
             </w:r>
           </w:p>
         </w:tc>
@@ -23354,10 +24189,64 @@
           <w:p>
             <w:pPr>
               <w:jc w:val="center"/>
+              <w:cnfStyle w:val="000000100000" w:firstRow="0" w:lastRow="0" w:firstColumn="0" w:lastColumn="0" w:oddVBand="0" w:evenVBand="0" w:oddHBand="1" w:evenHBand="0" w:firstRowFirstColumn="0" w:firstRowLastColumn="0" w:lastRowFirstColumn="0" w:lastRowLastColumn="0"/>
+              <w:rPr>
+                <w:i/>
+                <w:iCs/>
+              </w:rPr>
+            </w:pPr>
+            <w:r>
+              <w:rPr>
+                <w:i/>
+                <w:iCs/>
+              </w:rPr>
+              <w:t>…</w:t>
+            </w:r>
+          </w:p>
+        </w:tc>
+      </w:tr>
+      <w:tr>
+        <w:tc>
+          <w:tcPr>
+            <w:cnfStyle w:val="001000000000" w:firstRow="0" w:lastRow="0" w:firstColumn="1" w:lastColumn="0" w:oddVBand="0" w:evenVBand="0" w:oddHBand="0" w:evenHBand="0" w:firstRowFirstColumn="0" w:firstRowLastColumn="0" w:lastRowFirstColumn="0" w:lastRowLastColumn="0"/>
+            <w:tcW w:w="1345" w:type="dxa"/>
+            <w:shd w:val="clear" w:color="auto" w:fill="E8E8E8" w:themeFill="background2"/>
+          </w:tcPr>
+          <w:p>
+            <w:pPr>
+              <w:jc w:val="center"/>
+            </w:pPr>
+            <w:r>
+              <w:t>6E66</w:t>
+            </w:r>
+          </w:p>
+        </w:tc>
+        <w:tc>
+          <w:tcPr>
+            <w:tcW w:w="6570" w:type="dxa"/>
+            <w:shd w:val="clear" w:color="auto" w:fill="E8E8E8" w:themeFill="background2"/>
+          </w:tcPr>
+          <w:p>
+            <w:pPr>
               <w:cnfStyle w:val="000000000000" w:firstRow="0" w:lastRow="0" w:firstColumn="0" w:lastColumn="0" w:oddVBand="0" w:evenVBand="0" w:oddHBand="0" w:evenHBand="0" w:firstRowFirstColumn="0" w:firstRowLastColumn="0" w:lastRowFirstColumn="0" w:lastRowLastColumn="0"/>
             </w:pPr>
             <w:r>
-              <w:t>416</w:t>
+              <w:t>PCM load buffer (used to load PCM data to sideways RAM)</w:t>
+            </w:r>
+          </w:p>
+        </w:tc>
+        <w:tc>
+          <w:tcPr>
+            <w:tcW w:w="1260" w:type="dxa"/>
+            <w:shd w:val="clear" w:color="auto" w:fill="E8E8E8" w:themeFill="background2"/>
+          </w:tcPr>
+          <w:p>
+            <w:pPr>
+              <w:jc w:val="center"/>
+              <w:cnfStyle w:val="000000000000" w:firstRow="0" w:lastRow="0" w:firstColumn="0" w:lastColumn="0" w:oddVBand="0" w:evenVBand="0" w:oddHBand="0" w:evenHBand="0" w:firstRowFirstColumn="0" w:firstRowLastColumn="0" w:lastRowFirstColumn="0" w:lastRowLastColumn="0"/>
+            </w:pPr>
+            <w:r>
+              <w:t>3226</w:t>
             </w:r>
           </w:p>
         </w:tc>
@@ -23370,52 +24259,6 @@
           <w:tcPr>
             <w:cnfStyle w:val="001000000000" w:firstRow="0" w:lastRow="0" w:firstColumn="1" w:lastColumn="0" w:oddVBand="0" w:evenVBand="0" w:oddHBand="0" w:evenHBand="0" w:firstRowFirstColumn="0" w:firstRowLastColumn="0" w:lastRowFirstColumn="0" w:lastRowLastColumn="0"/>
             <w:tcW w:w="1345" w:type="dxa"/>
-            <w:shd w:val="clear" w:color="auto" w:fill="E8E8E8" w:themeFill="background2"/>
-          </w:tcPr>
-          <w:p>
-            <w:pPr>
-              <w:jc w:val="center"/>
-            </w:pPr>
-            <w:r>
-              <w:t>6E66</w:t>
-            </w:r>
-          </w:p>
-        </w:tc>
-        <w:tc>
-          <w:tcPr>
-            <w:tcW w:w="6570" w:type="dxa"/>
-            <w:shd w:val="clear" w:color="auto" w:fill="E8E8E8" w:themeFill="background2"/>
-          </w:tcPr>
-          <w:p>
-            <w:pPr>
-              <w:cnfStyle w:val="000000100000" w:firstRow="0" w:lastRow="0" w:firstColumn="0" w:lastColumn="0" w:oddVBand="0" w:evenVBand="0" w:oddHBand="1" w:evenHBand="0" w:firstRowFirstColumn="0" w:firstRowLastColumn="0" w:lastRowFirstColumn="0" w:lastRowLastColumn="0"/>
-            </w:pPr>
-            <w:r>
-              <w:t>PCM load buffer (used to load PCM data to sideways RAM)</w:t>
-            </w:r>
-          </w:p>
-        </w:tc>
-        <w:tc>
-          <w:tcPr>
-            <w:tcW w:w="1260" w:type="dxa"/>
-            <w:shd w:val="clear" w:color="auto" w:fill="E8E8E8" w:themeFill="background2"/>
-          </w:tcPr>
-          <w:p>
-            <w:pPr>
-              <w:jc w:val="center"/>
-              <w:cnfStyle w:val="000000100000" w:firstRow="0" w:lastRow="0" w:firstColumn="0" w:lastColumn="0" w:oddVBand="0" w:evenVBand="0" w:oddHBand="1" w:evenHBand="0" w:firstRowFirstColumn="0" w:firstRowLastColumn="0" w:lastRowFirstColumn="0" w:lastRowLastColumn="0"/>
-            </w:pPr>
-            <w:r>
-              <w:t>3226</w:t>
-            </w:r>
-          </w:p>
-        </w:tc>
-      </w:tr>
-      <w:tr>
-        <w:tc>
-          <w:tcPr>
-            <w:cnfStyle w:val="001000000000" w:firstRow="0" w:lastRow="0" w:firstColumn="1" w:lastColumn="0" w:oddVBand="0" w:evenVBand="0" w:oddHBand="0" w:evenHBand="0" w:firstRowFirstColumn="0" w:firstRowLastColumn="0" w:lastRowFirstColumn="0" w:lastRowLastColumn="0"/>
-            <w:tcW w:w="1345" w:type="dxa"/>
             <w:shd w:val="clear" w:color="auto" w:fill="F2CEED" w:themeFill="accent5" w:themeFillTint="33"/>
           </w:tcPr>
           <w:p>
@@ -23434,7 +24277,7 @@
           </w:tcPr>
           <w:p>
             <w:pPr>
-              <w:cnfStyle w:val="000000000000" w:firstRow="0" w:lastRow="0" w:firstColumn="0" w:lastColumn="0" w:oddVBand="0" w:evenVBand="0" w:oddHBand="0" w:evenHBand="0" w:firstRowFirstColumn="0" w:firstRowLastColumn="0" w:lastRowFirstColumn="0" w:lastRowLastColumn="0"/>
+              <w:cnfStyle w:val="000000100000" w:firstRow="0" w:lastRow="0" w:firstColumn="0" w:lastColumn="0" w:oddVBand="0" w:evenVBand="0" w:oddHBand="1" w:evenHBand="0" w:firstRowFirstColumn="0" w:firstRowLastColumn="0" w:lastRowFirstColumn="0" w:lastRowLastColumn="0"/>
             </w:pPr>
             <w:r>
               <w:t>Load level page backup</w:t>
@@ -23449,7 +24292,7 @@
           <w:p>
             <w:pPr>
               <w:jc w:val="center"/>
-              <w:cnfStyle w:val="000000000000" w:firstRow="0" w:lastRow="0" w:firstColumn="0" w:lastColumn="0" w:oddVBand="0" w:evenVBand="0" w:oddHBand="0" w:evenHBand="0" w:firstRowFirstColumn="0" w:firstRowLastColumn="0" w:lastRowFirstColumn="0" w:lastRowLastColumn="0"/>
+              <w:cnfStyle w:val="000000100000" w:firstRow="0" w:lastRow="0" w:firstColumn="0" w:lastColumn="0" w:oddVBand="0" w:evenVBand="0" w:oddHBand="1" w:evenHBand="0" w:firstRowFirstColumn="0" w:firstRowLastColumn="0" w:lastRowFirstColumn="0" w:lastRowLastColumn="0"/>
             </w:pPr>
             <w:r>
               <w:t>256</w:t>
@@ -23458,9 +24301,6 @@
         </w:tc>
       </w:tr>
       <w:tr>
-        <w:trPr>
-          <w:cnfStyle w:val="000000100000" w:firstRow="0" w:lastRow="0" w:firstColumn="0" w:lastColumn="0" w:oddVBand="0" w:evenVBand="0" w:oddHBand="1" w:evenHBand="0" w:firstRowFirstColumn="0" w:firstRowLastColumn="0" w:lastRowFirstColumn="0" w:lastRowLastColumn="0"/>
-        </w:trPr>
         <w:tc>
           <w:tcPr>
             <w:cnfStyle w:val="001000000000" w:firstRow="0" w:lastRow="0" w:firstColumn="1" w:lastColumn="0" w:oddVBand="0" w:evenVBand="0" w:oddHBand="0" w:evenHBand="0" w:firstRowFirstColumn="0" w:firstRowLastColumn="0" w:lastRowFirstColumn="0" w:lastRowLastColumn="0"/>
@@ -23472,7 +24312,6 @@
               <w:jc w:val="center"/>
             </w:pPr>
             <w:r>
-              <w:lastRenderedPageBreak/>
               <w:t>7C00</w:t>
             </w:r>
           </w:p>
@@ -23484,7 +24323,7 @@
           </w:tcPr>
           <w:p>
             <w:pPr>
-              <w:cnfStyle w:val="000000100000" w:firstRow="0" w:lastRow="0" w:firstColumn="0" w:lastColumn="0" w:oddVBand="0" w:evenVBand="0" w:oddHBand="1" w:evenHBand="0" w:firstRowFirstColumn="0" w:firstRowLastColumn="0" w:lastRowFirstColumn="0" w:lastRowLastColumn="0"/>
+              <w:cnfStyle w:val="000000000000" w:firstRow="0" w:lastRow="0" w:firstColumn="0" w:lastColumn="0" w:oddVBand="0" w:evenVBand="0" w:oddHBand="0" w:evenHBand="0" w:firstRowFirstColumn="0" w:firstRowLastColumn="0" w:lastRowFirstColumn="0" w:lastRowLastColumn="0"/>
             </w:pPr>
             <w:r>
               <w:t>Mode 7 screen</w:t>
@@ -23499,7 +24338,7 @@
           <w:p>
             <w:pPr>
               <w:jc w:val="center"/>
-              <w:cnfStyle w:val="000000100000" w:firstRow="0" w:lastRow="0" w:firstColumn="0" w:lastColumn="0" w:oddVBand="0" w:evenVBand="0" w:oddHBand="1" w:evenHBand="0" w:firstRowFirstColumn="0" w:firstRowLastColumn="0" w:lastRowFirstColumn="0" w:lastRowLastColumn="0"/>
+              <w:cnfStyle w:val="000000000000" w:firstRow="0" w:lastRow="0" w:firstColumn="0" w:lastColumn="0" w:oddVBand="0" w:evenVBand="0" w:oddHBand="0" w:evenHBand="0" w:firstRowFirstColumn="0" w:firstRowLastColumn="0" w:lastRowFirstColumn="0" w:lastRowLastColumn="0"/>
             </w:pPr>
             <w:r>
               <w:t>1024</w:t>
@@ -23512,171 +24351,97 @@
     <w:p/>
     <w:p>
       <w:r>
-        <w:t xml:space="preserve">The white and gray rows </w:t>
-      </w:r>
-      <w:r>
-        <w:t xml:space="preserve">match the memory </w:t>
-      </w:r>
-      <w:r>
-        <w:t>layout after a level file is loaded</w:t>
-      </w:r>
-      <w:r>
-        <w:t xml:space="preserve"> (see </w:t>
-      </w:r>
-      <w:r>
-        <w:t xml:space="preserve">Level Loading section </w:t>
-      </w:r>
-      <w:r>
-        <w:t>below)</w:t>
-      </w:r>
-      <w:r>
-        <w:t>.</w:t>
-      </w:r>
-    </w:p>
-    <w:p>
-      <w:r>
-        <w:t xml:space="preserve">The light blue row shows the game initialization </w:t>
-      </w:r>
-      <w:r>
-        <w:t xml:space="preserve">and music </w:t>
-      </w:r>
-      <w:r>
-        <w:t>data/</w:t>
-      </w:r>
-      <w:r>
-        <w:t xml:space="preserve">code which </w:t>
-      </w:r>
-      <w:r>
-        <w:t xml:space="preserve">is </w:t>
-      </w:r>
-      <w:r>
-        <w:t>run during startup to initialize the game</w:t>
-      </w:r>
-      <w:r>
-        <w:t xml:space="preserve">, </w:t>
-      </w:r>
-      <w:r>
-        <w:t>show</w:t>
+        <w:t>The white and gray rows</w:t>
+      </w:r>
+      <w:r>
+        <w:t xml:space="preserve"> show the layout of a level, after it has been loaded.  Level 1 is embedded within the program where it would reside if it were loaded.  See the Level Loading section below for more details.</w:t>
+      </w:r>
+    </w:p>
+    <w:p>
+      <w:r>
+        <w:t>The light blue row</w:t>
+      </w:r>
+      <w:r>
+        <w:t>s</w:t>
+      </w:r>
+      <w:r>
+        <w:t xml:space="preserve"> show the </w:t>
+      </w:r>
+      <w:r>
+        <w:t xml:space="preserve">layout of the </w:t>
+      </w:r>
+      <w:r>
+        <w:t xml:space="preserve">game </w:t>
+      </w:r>
+      <w:r>
+        <w:t>i</w:t>
+      </w:r>
+      <w:r>
+        <w:t xml:space="preserve">nitialization </w:t>
+      </w:r>
+      <w:r>
+        <w:t xml:space="preserve">and </w:t>
+      </w:r>
+      <w:r>
+        <w:t>title</w:t>
       </w:r>
       <w:r>
         <w:t xml:space="preserve"> </w:t>
       </w:r>
       <w:r>
+        <w:t xml:space="preserve">functionality, which includes common Mode 7 routines, </w:t>
+      </w:r>
+      <w:proofErr w:type="gramStart"/>
+      <w:r>
         <w:t xml:space="preserve">the </w:t>
       </w:r>
       <w:r>
-        <w:t>M</w:t>
-      </w:r>
-      <w:r>
-        <w:t>ode</w:t>
+        <w:t>Doctor</w:t>
+      </w:r>
+      <w:proofErr w:type="gramEnd"/>
+      <w:r>
+        <w:t xml:space="preserve"> Who</w:t>
+      </w:r>
+      <w:r>
+        <w:t xml:space="preserve"> theme music</w:t>
+      </w:r>
+      <w:r>
+        <w:t>, and the title screens.</w:t>
+      </w:r>
+    </w:p>
+    <w:p>
+      <w:r>
+        <w:t xml:space="preserve">The light purple row shows a page backup </w:t>
+      </w:r>
+      <w:r>
+        <w:t>region</w:t>
       </w:r>
       <w:r>
         <w:t xml:space="preserve"> </w:t>
       </w:r>
       <w:r>
-        <w:t>7 title screen</w:t>
-      </w:r>
-      <w:r>
-        <w:t>s</w:t>
-      </w:r>
-      <w:r>
-        <w:t xml:space="preserve">, and play the </w:t>
-      </w:r>
-      <w:r>
-        <w:t>Doctor Who</w:t>
-      </w:r>
-      <w:r>
-        <w:t xml:space="preserve"> theme music.</w:t>
+        <w:t xml:space="preserve">used by the load functionality </w:t>
+      </w:r>
+      <w:r>
+        <w:t xml:space="preserve">to </w:t>
+      </w:r>
+      <w:r>
+        <w:t xml:space="preserve">save and </w:t>
+      </w:r>
+      <w:r>
+        <w:t xml:space="preserve">restore code </w:t>
+      </w:r>
+      <w:r>
+        <w:t>in Page &amp;17</w:t>
+      </w:r>
+      <w:r>
+        <w:t>,</w:t>
       </w:r>
       <w:r>
         <w:t xml:space="preserve"> </w:t>
       </w:r>
-    </w:p>
-    <w:p>
-      <w:r>
-        <w:t xml:space="preserve">The light purple row shows a page backup </w:t>
-      </w:r>
-      <w:r>
-        <w:t>region</w:t>
-      </w:r>
-      <w:r>
-        <w:t xml:space="preserve"> </w:t>
-      </w:r>
-      <w:r>
-        <w:t xml:space="preserve">used by the load functionality </w:t>
-      </w:r>
-      <w:r>
-        <w:t xml:space="preserve">to </w:t>
-      </w:r>
-      <w:r>
-        <w:t xml:space="preserve">save and </w:t>
-      </w:r>
-      <w:r>
-        <w:t xml:space="preserve">restore code </w:t>
-      </w:r>
-      <w:r>
-        <w:t>in Page &amp;17</w:t>
-      </w:r>
-      <w:r>
-        <w:t>,</w:t>
-      </w:r>
-      <w:r>
-        <w:t xml:space="preserve"> </w:t>
-      </w:r>
       <w:r>
         <w:t>that DFS overwrites.</w:t>
-      </w:r>
-    </w:p>
-    <w:p>
-      <w:r>
-        <w:t>During startup the title screen</w:t>
-      </w:r>
-      <w:r>
-        <w:t>s</w:t>
-      </w:r>
-      <w:r>
-        <w:t xml:space="preserve"> </w:t>
-      </w:r>
-      <w:r>
-        <w:t xml:space="preserve">are </w:t>
-      </w:r>
-      <w:r>
-        <w:t xml:space="preserve">displayed in </w:t>
-      </w:r>
-      <w:r>
-        <w:t>M</w:t>
-      </w:r>
-      <w:r>
-        <w:t>ode</w:t>
-      </w:r>
-      <w:r>
-        <w:t xml:space="preserve"> </w:t>
-      </w:r>
-      <w:r>
-        <w:t xml:space="preserve">7, so the data/code </w:t>
-      </w:r>
-      <w:r>
-        <w:t xml:space="preserve">below &amp;7C00 </w:t>
-      </w:r>
-      <w:r>
-        <w:t>is not visible.</w:t>
-      </w:r>
-    </w:p>
-    <w:p>
-      <w:r>
-        <w:t>The memory layout evolved during the development of the game, with allocation</w:t>
-      </w:r>
-      <w:r>
-        <w:t>s</w:t>
-      </w:r>
-      <w:r>
-        <w:t xml:space="preserve"> </w:t>
-      </w:r>
-      <w:r>
-        <w:t xml:space="preserve">moved </w:t>
-      </w:r>
-      <w:r>
-        <w:t>as needed.</w:t>
       </w:r>
     </w:p>
     <w:p>
@@ -23725,7 +24490,10 @@
         <w:t>K9 reaches the TARDIS</w:t>
       </w:r>
       <w:r>
-        <w:t>, but not on the last level</w:t>
+        <w:t xml:space="preserve">, </w:t>
+      </w:r>
+      <w:r>
+        <w:t>but not on the last level</w:t>
       </w:r>
       <w:r>
         <w:t>.</w:t>
@@ -23802,7 +24570,10 @@
         <w:t xml:space="preserve">after a level </w:t>
       </w:r>
       <w:r>
-        <w:t xml:space="preserve">file </w:t>
+        <w:t>fil</w:t>
+      </w:r>
+      <w:r>
+        <w:t xml:space="preserve">e </w:t>
       </w:r>
       <w:r>
         <w:t xml:space="preserve">is loaded is </w:t>
@@ -23882,7 +24653,10 @@
               <w:jc w:val="center"/>
             </w:pPr>
             <w:r>
-              <w:t>20B0</w:t>
+              <w:t>3</w:t>
+            </w:r>
+            <w:r>
+              <w:t>0B0</w:t>
             </w:r>
           </w:p>
         </w:tc>
@@ -24113,7 +24887,6 @@
               <w:jc w:val="center"/>
             </w:pPr>
             <w:r>
-              <w:lastRenderedPageBreak/>
               <w:t>401E</w:t>
             </w:r>
           </w:p>
@@ -24212,6 +24985,7 @@
               <w:jc w:val="center"/>
             </w:pPr>
             <w:r>
+              <w:lastRenderedPageBreak/>
               <w:t>40</w:t>
             </w:r>
             <w:r>
@@ -24280,6 +25054,9 @@
             <w:r>
               <w:t>Level initialization code</w:t>
             </w:r>
+            <w:r>
+              <w:tab/>
+            </w:r>
           </w:p>
         </w:tc>
         <w:tc>
@@ -24324,16 +25101,7 @@
               <w:cnfStyle w:val="000000000000" w:firstRow="0" w:lastRow="0" w:firstColumn="0" w:lastColumn="0" w:oddVBand="0" w:evenVBand="0" w:oddHBand="0" w:evenHBand="0" w:firstRowFirstColumn="0" w:firstRowLastColumn="0" w:lastRowFirstColumn="0" w:lastRowLastColumn="0"/>
             </w:pPr>
             <w:r>
-              <w:t>L</w:t>
-            </w:r>
-            <w:r>
-              <w:t xml:space="preserve">evel </w:t>
-            </w:r>
-            <w:r>
-              <w:t>experience</w:t>
-            </w:r>
-            <w:r>
-              <w:t>s</w:t>
+              <w:t>Mode 7 routines</w:t>
             </w:r>
           </w:p>
         </w:tc>
@@ -24352,11 +25120,7 @@
               </w:rPr>
             </w:pPr>
             <w:r>
-              <w:rPr>
-                <w:b/>
-                <w:bCs/>
-              </w:rPr>
-              <w:t>TBD</w:t>
+              <w:t>76</w:t>
             </w:r>
           </w:p>
         </w:tc>
@@ -24365,6 +25129,55 @@
         <w:trPr>
           <w:cnfStyle w:val="000000100000" w:firstRow="0" w:lastRow="0" w:firstColumn="0" w:lastColumn="0" w:oddVBand="0" w:evenVBand="0" w:oddHBand="1" w:evenHBand="0" w:firstRowFirstColumn="0" w:firstRowLastColumn="0" w:lastRowFirstColumn="0" w:lastRowLastColumn="0"/>
         </w:trPr>
+        <w:tc>
+          <w:tcPr>
+            <w:cnfStyle w:val="001000000000" w:firstRow="0" w:lastRow="0" w:firstColumn="1" w:lastColumn="0" w:oddVBand="0" w:evenVBand="0" w:oddHBand="0" w:evenHBand="0" w:firstRowFirstColumn="0" w:firstRowLastColumn="0" w:lastRowFirstColumn="0" w:lastRowLastColumn="0"/>
+            <w:tcW w:w="1345" w:type="dxa"/>
+            <w:shd w:val="clear" w:color="auto" w:fill="DAE9F7" w:themeFill="text2" w:themeFillTint="1A"/>
+          </w:tcPr>
+          <w:p>
+            <w:pPr>
+              <w:jc w:val="center"/>
+            </w:pPr>
+            <w:r>
+              <w:t>5</w:t>
+            </w:r>
+            <w:r>
+              <w:t>633</w:t>
+            </w:r>
+          </w:p>
+        </w:tc>
+        <w:tc>
+          <w:tcPr>
+            <w:tcW w:w="6570" w:type="dxa"/>
+            <w:shd w:val="clear" w:color="auto" w:fill="DAE9F7" w:themeFill="text2" w:themeFillTint="1A"/>
+          </w:tcPr>
+          <w:p>
+            <w:pPr>
+              <w:cnfStyle w:val="000000100000" w:firstRow="0" w:lastRow="0" w:firstColumn="0" w:lastColumn="0" w:oddVBand="0" w:evenVBand="0" w:oddHBand="1" w:evenHBand="0" w:firstRowFirstColumn="0" w:firstRowLastColumn="0" w:lastRowFirstColumn="0" w:lastRowLastColumn="0"/>
+            </w:pPr>
+            <w:r>
+              <w:t>Interstitial experiences</w:t>
+            </w:r>
+          </w:p>
+        </w:tc>
+        <w:tc>
+          <w:tcPr>
+            <w:tcW w:w="1260" w:type="dxa"/>
+            <w:shd w:val="clear" w:color="auto" w:fill="DAE9F7" w:themeFill="text2" w:themeFillTint="1A"/>
+          </w:tcPr>
+          <w:p>
+            <w:pPr>
+              <w:jc w:val="center"/>
+              <w:cnfStyle w:val="000000100000" w:firstRow="0" w:lastRow="0" w:firstColumn="0" w:lastColumn="0" w:oddVBand="0" w:evenVBand="0" w:oddHBand="1" w:evenHBand="0" w:firstRowFirstColumn="0" w:firstRowLastColumn="0" w:lastRowFirstColumn="0" w:lastRowLastColumn="0"/>
+            </w:pPr>
+            <w:r>
+              <w:t>1419</w:t>
+            </w:r>
+          </w:p>
+        </w:tc>
+      </w:tr>
+      <w:tr>
         <w:tc>
           <w:tcPr>
             <w:cnfStyle w:val="001000000000" w:firstRow="0" w:lastRow="0" w:firstColumn="1" w:lastColumn="0" w:oddVBand="0" w:evenVBand="0" w:oddHBand="0" w:evenHBand="0" w:firstRowFirstColumn="0" w:firstRowLastColumn="0" w:lastRowFirstColumn="0" w:lastRowLastColumn="0"/>
@@ -24380,6 +25193,10 @@
               </w:rPr>
             </w:pPr>
             <w:r>
+              <w:rPr>
+                <w:b w:val="0"/>
+                <w:bCs w:val="0"/>
+              </w:rPr>
               <w:t>…</w:t>
             </w:r>
           </w:p>
@@ -24391,7 +25208,7 @@
           </w:tcPr>
           <w:p>
             <w:pPr>
-              <w:cnfStyle w:val="000000100000" w:firstRow="0" w:lastRow="0" w:firstColumn="0" w:lastColumn="0" w:oddVBand="0" w:evenVBand="0" w:oddHBand="1" w:evenHBand="0" w:firstRowFirstColumn="0" w:firstRowLastColumn="0" w:lastRowFirstColumn="0" w:lastRowLastColumn="0"/>
+              <w:cnfStyle w:val="000000000000" w:firstRow="0" w:lastRow="0" w:firstColumn="0" w:lastColumn="0" w:oddVBand="0" w:evenVBand="0" w:oddHBand="0" w:evenHBand="0" w:firstRowFirstColumn="0" w:firstRowLastColumn="0" w:lastRowFirstColumn="0" w:lastRowLastColumn="0"/>
               <w:rPr>
                 <w:i/>
                 <w:iCs/>
@@ -24414,7 +25231,7 @@
           <w:p>
             <w:pPr>
               <w:jc w:val="center"/>
-              <w:cnfStyle w:val="000000100000" w:firstRow="0" w:lastRow="0" w:firstColumn="0" w:lastColumn="0" w:oddVBand="0" w:evenVBand="0" w:oddHBand="1" w:evenHBand="0" w:firstRowFirstColumn="0" w:firstRowLastColumn="0" w:lastRowFirstColumn="0" w:lastRowLastColumn="0"/>
+              <w:cnfStyle w:val="000000000000" w:firstRow="0" w:lastRow="0" w:firstColumn="0" w:lastColumn="0" w:oddVBand="0" w:evenVBand="0" w:oddHBand="0" w:evenHBand="0" w:firstRowFirstColumn="0" w:firstRowLastColumn="0" w:lastRowFirstColumn="0" w:lastRowLastColumn="0"/>
             </w:pPr>
             <w:r>
               <w:t>…</w:t>
@@ -24423,6 +25240,9 @@
         </w:tc>
       </w:tr>
       <w:tr>
+        <w:trPr>
+          <w:cnfStyle w:val="000000100000" w:firstRow="0" w:lastRow="0" w:firstColumn="0" w:lastColumn="0" w:oddVBand="0" w:evenVBand="0" w:oddHBand="1" w:evenHBand="0" w:firstRowFirstColumn="0" w:firstRowLastColumn="0" w:lastRowFirstColumn="0" w:lastRowLastColumn="0"/>
+        </w:trPr>
         <w:tc>
           <w:tcPr>
             <w:cnfStyle w:val="001000000000" w:firstRow="0" w:lastRow="0" w:firstColumn="1" w:lastColumn="0" w:oddVBand="0" w:evenVBand="0" w:oddHBand="0" w:evenHBand="0" w:firstRowFirstColumn="0" w:firstRowLastColumn="0" w:lastRowFirstColumn="0" w:lastRowLastColumn="0"/>
@@ -24445,7 +25265,7 @@
           </w:tcPr>
           <w:p>
             <w:pPr>
-              <w:cnfStyle w:val="000000000000" w:firstRow="0" w:lastRow="0" w:firstColumn="0" w:lastColumn="0" w:oddVBand="0" w:evenVBand="0" w:oddHBand="0" w:evenHBand="0" w:firstRowFirstColumn="0" w:firstRowLastColumn="0" w:lastRowFirstColumn="0" w:lastRowLastColumn="0"/>
+              <w:cnfStyle w:val="000000100000" w:firstRow="0" w:lastRow="0" w:firstColumn="0" w:lastColumn="0" w:oddVBand="0" w:evenVBand="0" w:oddHBand="1" w:evenHBand="0" w:firstRowFirstColumn="0" w:firstRowLastColumn="0" w:lastRowFirstColumn="0" w:lastRowLastColumn="0"/>
             </w:pPr>
             <w:r>
               <w:t>Mode 7 screen</w:t>
@@ -24460,7 +25280,7 @@
           <w:p>
             <w:pPr>
               <w:jc w:val="center"/>
-              <w:cnfStyle w:val="000000000000" w:firstRow="0" w:lastRow="0" w:firstColumn="0" w:lastColumn="0" w:oddVBand="0" w:evenVBand="0" w:oddHBand="0" w:evenHBand="0" w:firstRowFirstColumn="0" w:firstRowLastColumn="0" w:lastRowFirstColumn="0" w:lastRowLastColumn="0"/>
+              <w:cnfStyle w:val="000000100000" w:firstRow="0" w:lastRow="0" w:firstColumn="0" w:lastColumn="0" w:oddVBand="0" w:evenVBand="0" w:oddHBand="1" w:evenHBand="0" w:firstRowFirstColumn="0" w:firstRowLastColumn="0" w:lastRowFirstColumn="0" w:lastRowLastColumn="0"/>
             </w:pPr>
             <w:r>
               <w:t>1024</w:t>
@@ -24469,7 +25289,29 @@
         </w:tc>
       </w:tr>
     </w:tbl>
-    <w:p/>
+    <w:p>
+      <w:r>
+        <w:br/>
+      </w:r>
+      <w:r>
+        <w:t xml:space="preserve">A level file is </w:t>
+      </w:r>
+      <w:r>
+        <w:t xml:space="preserve">simply loaded at </w:t>
+      </w:r>
+      <w:r>
+        <w:t>address &amp;30B0</w:t>
+      </w:r>
+      <w:r>
+        <w:t>, populating the memory space as depicted by the white, gray, and light blue rows</w:t>
+      </w:r>
+      <w:r>
+        <w:t xml:space="preserve"> abo</w:t>
+      </w:r>
+      <w:r>
+        <w:t>ve.</w:t>
+      </w:r>
+    </w:p>
     <w:p>
       <w:r>
         <w:t>The white and grey rows are identical to how memory is arranged during game titles and startup.</w:t>
@@ -24500,13 +25342,7 @@
         <w:t>’ experiences</w:t>
       </w:r>
       <w:r>
-        <w:t xml:space="preserve">, </w:t>
-      </w:r>
-      <w:r>
-        <w:t xml:space="preserve">plus the code/data used to </w:t>
-      </w:r>
-      <w:r>
-        <w:t>play the Doctor Who theme music.</w:t>
+        <w:t>.</w:t>
       </w:r>
     </w:p>
     <w:p>
@@ -24662,7 +25498,7 @@
               <w:cnfStyle w:val="000000000000" w:firstRow="0" w:lastRow="0" w:firstColumn="0" w:lastColumn="0" w:oddVBand="0" w:evenVBand="0" w:oddHBand="0" w:evenHBand="0" w:firstRowFirstColumn="0" w:firstRowLastColumn="0" w:lastRowFirstColumn="0" w:lastRowLastColumn="0"/>
             </w:pPr>
             <w:r>
-              <w:t>Finale experience</w:t>
+              <w:t>Mode 7 routines</w:t>
             </w:r>
           </w:p>
         </w:tc>
@@ -24677,7 +25513,7 @@
               <w:cnfStyle w:val="000000000000" w:firstRow="0" w:lastRow="0" w:firstColumn="0" w:lastColumn="0" w:oddVBand="0" w:evenVBand="0" w:oddHBand="0" w:evenHBand="0" w:firstRowFirstColumn="0" w:firstRowLastColumn="0" w:lastRowFirstColumn="0" w:lastRowLastColumn="0"/>
             </w:pPr>
             <w:r>
-              <w:t>2639</w:t>
+              <w:t>76</w:t>
             </w:r>
           </w:p>
         </w:tc>
@@ -24697,7 +25533,10 @@
               <w:jc w:val="center"/>
             </w:pPr>
             <w:r>
-              <w:t>6036</w:t>
+              <w:t>55</w:t>
+            </w:r>
+            <w:r>
+              <w:t>33</w:t>
             </w:r>
           </w:p>
         </w:tc>
@@ -24711,7 +25550,7 @@
               <w:cnfStyle w:val="000000100000" w:firstRow="0" w:lastRow="0" w:firstColumn="0" w:lastColumn="0" w:oddVBand="0" w:evenVBand="0" w:oddHBand="1" w:evenHBand="0" w:firstRowFirstColumn="0" w:firstRowLastColumn="0" w:lastRowFirstColumn="0" w:lastRowLastColumn="0"/>
             </w:pPr>
             <w:r>
-              <w:t>Music data and code</w:t>
+              <w:t>Finale experience</w:t>
             </w:r>
           </w:p>
         </w:tc>
@@ -24726,12 +25565,64 @@
               <w:cnfStyle w:val="000000100000" w:firstRow="0" w:lastRow="0" w:firstColumn="0" w:lastColumn="0" w:oddVBand="0" w:evenVBand="0" w:oddHBand="1" w:evenHBand="0" w:firstRowFirstColumn="0" w:firstRowLastColumn="0" w:lastRowFirstColumn="0" w:lastRowLastColumn="0"/>
             </w:pPr>
             <w:r>
-              <w:t>3216</w:t>
+              <w:t>2639</w:t>
             </w:r>
           </w:p>
         </w:tc>
       </w:tr>
       <w:tr>
+        <w:tc>
+          <w:tcPr>
+            <w:cnfStyle w:val="001000000000" w:firstRow="0" w:lastRow="0" w:firstColumn="1" w:lastColumn="0" w:oddVBand="0" w:evenVBand="0" w:oddHBand="0" w:evenHBand="0" w:firstRowFirstColumn="0" w:firstRowLastColumn="0" w:lastRowFirstColumn="0" w:lastRowLastColumn="0"/>
+            <w:tcW w:w="1345" w:type="dxa"/>
+            <w:shd w:val="clear" w:color="auto" w:fill="DAE9F7" w:themeFill="text2" w:themeFillTint="1A"/>
+          </w:tcPr>
+          <w:p>
+            <w:pPr>
+              <w:jc w:val="center"/>
+            </w:pPr>
+            <w:r>
+              <w:t>60</w:t>
+            </w:r>
+            <w:r>
+              <w:t>82</w:t>
+            </w:r>
+          </w:p>
+        </w:tc>
+        <w:tc>
+          <w:tcPr>
+            <w:tcW w:w="6570" w:type="dxa"/>
+            <w:shd w:val="clear" w:color="auto" w:fill="DAE9F7" w:themeFill="text2" w:themeFillTint="1A"/>
+          </w:tcPr>
+          <w:p>
+            <w:pPr>
+              <w:cnfStyle w:val="000000000000" w:firstRow="0" w:lastRow="0" w:firstColumn="0" w:lastColumn="0" w:oddVBand="0" w:evenVBand="0" w:oddHBand="0" w:evenHBand="0" w:firstRowFirstColumn="0" w:firstRowLastColumn="0" w:lastRowFirstColumn="0" w:lastRowLastColumn="0"/>
+            </w:pPr>
+            <w:r>
+              <w:t>Music data and code</w:t>
+            </w:r>
+          </w:p>
+        </w:tc>
+        <w:tc>
+          <w:tcPr>
+            <w:tcW w:w="1260" w:type="dxa"/>
+            <w:shd w:val="clear" w:color="auto" w:fill="DAE9F7" w:themeFill="text2" w:themeFillTint="1A"/>
+          </w:tcPr>
+          <w:p>
+            <w:pPr>
+              <w:jc w:val="center"/>
+              <w:cnfStyle w:val="000000000000" w:firstRow="0" w:lastRow="0" w:firstColumn="0" w:lastColumn="0" w:oddVBand="0" w:evenVBand="0" w:oddHBand="0" w:evenHBand="0" w:firstRowFirstColumn="0" w:firstRowLastColumn="0" w:lastRowFirstColumn="0" w:lastRowLastColumn="0"/>
+            </w:pPr>
+            <w:r>
+              <w:t>3216</w:t>
+            </w:r>
+          </w:p>
+        </w:tc>
+      </w:tr>
+      <w:tr>
+        <w:trPr>
+          <w:cnfStyle w:val="000000100000" w:firstRow="0" w:lastRow="0" w:firstColumn="0" w:lastColumn="0" w:oddVBand="0" w:evenVBand="0" w:oddHBand="1" w:evenHBand="0" w:firstRowFirstColumn="0" w:firstRowLastColumn="0" w:lastRowFirstColumn="0" w:lastRowLastColumn="0"/>
+        </w:trPr>
         <w:tc>
           <w:tcPr>
             <w:cnfStyle w:val="001000000000" w:firstRow="0" w:lastRow="0" w:firstColumn="1" w:lastColumn="0" w:oddVBand="0" w:evenVBand="0" w:oddHBand="0" w:evenHBand="0" w:firstRowFirstColumn="0" w:firstRowLastColumn="0" w:lastRowFirstColumn="0" w:lastRowLastColumn="0"/>
@@ -24762,7 +25653,7 @@
           </w:tcPr>
           <w:p>
             <w:pPr>
-              <w:cnfStyle w:val="000000000000" w:firstRow="0" w:lastRow="0" w:firstColumn="0" w:lastColumn="0" w:oddVBand="0" w:evenVBand="0" w:oddHBand="0" w:evenHBand="0" w:firstRowFirstColumn="0" w:firstRowLastColumn="0" w:lastRowFirstColumn="0" w:lastRowLastColumn="0"/>
+              <w:cnfStyle w:val="000000100000" w:firstRow="0" w:lastRow="0" w:firstColumn="0" w:lastColumn="0" w:oddVBand="0" w:evenVBand="0" w:oddHBand="1" w:evenHBand="0" w:firstRowFirstColumn="0" w:firstRowLastColumn="0" w:lastRowFirstColumn="0" w:lastRowLastColumn="0"/>
               <w:rPr>
                 <w:i/>
                 <w:iCs/>
@@ -24785,15 +25676,12 @@
           <w:p>
             <w:pPr>
               <w:jc w:val="center"/>
-              <w:cnfStyle w:val="000000000000" w:firstRow="0" w:lastRow="0" w:firstColumn="0" w:lastColumn="0" w:oddVBand="0" w:evenVBand="0" w:oddHBand="0" w:evenHBand="0" w:firstRowFirstColumn="0" w:firstRowLastColumn="0" w:lastRowFirstColumn="0" w:lastRowLastColumn="0"/>
+              <w:cnfStyle w:val="000000100000" w:firstRow="0" w:lastRow="0" w:firstColumn="0" w:lastColumn="0" w:oddVBand="0" w:evenVBand="0" w:oddHBand="1" w:evenHBand="0" w:firstRowFirstColumn="0" w:firstRowLastColumn="0" w:lastRowFirstColumn="0" w:lastRowLastColumn="0"/>
             </w:pPr>
           </w:p>
         </w:tc>
       </w:tr>
       <w:tr>
-        <w:trPr>
-          <w:cnfStyle w:val="000000100000" w:firstRow="0" w:lastRow="0" w:firstColumn="0" w:lastColumn="0" w:oddVBand="0" w:evenVBand="0" w:oddHBand="1" w:evenHBand="0" w:firstRowFirstColumn="0" w:firstRowLastColumn="0" w:lastRowFirstColumn="0" w:lastRowLastColumn="0"/>
-        </w:trPr>
         <w:tc>
           <w:tcPr>
             <w:cnfStyle w:val="001000000000" w:firstRow="0" w:lastRow="0" w:firstColumn="1" w:lastColumn="0" w:oddVBand="0" w:evenVBand="0" w:oddHBand="0" w:evenHBand="0" w:firstRowFirstColumn="0" w:firstRowLastColumn="0" w:lastRowFirstColumn="0" w:lastRowLastColumn="0"/>
@@ -24816,7 +25704,7 @@
           </w:tcPr>
           <w:p>
             <w:pPr>
-              <w:cnfStyle w:val="000000100000" w:firstRow="0" w:lastRow="0" w:firstColumn="0" w:lastColumn="0" w:oddVBand="0" w:evenVBand="0" w:oddHBand="1" w:evenHBand="0" w:firstRowFirstColumn="0" w:firstRowLastColumn="0" w:lastRowFirstColumn="0" w:lastRowLastColumn="0"/>
+              <w:cnfStyle w:val="000000000000" w:firstRow="0" w:lastRow="0" w:firstColumn="0" w:lastColumn="0" w:oddVBand="0" w:evenVBand="0" w:oddHBand="0" w:evenHBand="0" w:firstRowFirstColumn="0" w:firstRowLastColumn="0" w:lastRowFirstColumn="0" w:lastRowLastColumn="0"/>
             </w:pPr>
             <w:r>
               <w:t>Mode 7 screen</w:t>
@@ -24831,7 +25719,7 @@
           <w:p>
             <w:pPr>
               <w:jc w:val="center"/>
-              <w:cnfStyle w:val="000000100000" w:firstRow="0" w:lastRow="0" w:firstColumn="0" w:lastColumn="0" w:oddVBand="0" w:evenVBand="0" w:oddHBand="1" w:evenHBand="0" w:firstRowFirstColumn="0" w:firstRowLastColumn="0" w:lastRowFirstColumn="0" w:lastRowLastColumn="0"/>
+              <w:cnfStyle w:val="000000000000" w:firstRow="0" w:lastRow="0" w:firstColumn="0" w:lastColumn="0" w:oddVBand="0" w:evenVBand="0" w:oddHBand="0" w:evenHBand="0" w:firstRowFirstColumn="0" w:firstRowLastColumn="0" w:lastRowFirstColumn="0" w:lastRowLastColumn="0"/>
             </w:pPr>
             <w:r>
               <w:t>1024</w:t>
@@ -24840,7 +25728,22 @@
         </w:tc>
       </w:tr>
     </w:tbl>
-    <w:p/>
+    <w:p>
+      <w:r>
+        <w:br/>
+      </w:r>
+      <w:r>
+        <w:t xml:space="preserve">The finale file is loaded at address &amp;55E7, </w:t>
+      </w:r>
+      <w:proofErr w:type="gramStart"/>
+      <w:r>
+        <w:t>populated</w:t>
+      </w:r>
+      <w:proofErr w:type="gramEnd"/>
+      <w:r>
+        <w:t xml:space="preserve"> the light blue rows depicted above.</w:t>
+      </w:r>
+    </w:p>
     <w:p>
       <w:pPr>
         <w:pStyle w:val="Heading2"/>
@@ -24976,6 +25879,7 @@
       <w:r>
         <w:t xml:space="preserve">The use of an object </w:t>
       </w:r>
+      <w:proofErr w:type="gramStart"/>
       <w:r>
         <w:rPr>
           <w:i/>
@@ -24983,6 +25887,7 @@
         </w:rPr>
         <w:t>redraw</w:t>
       </w:r>
+      <w:proofErr w:type="gramEnd"/>
       <w:r>
         <w:t xml:space="preserve"> flag ensure</w:t>
       </w:r>
@@ -25141,7 +26046,15 @@
         <w:t xml:space="preserve"> that sweeps across screen memory</w:t>
       </w:r>
       <w:r>
-        <w:t xml:space="preserve">. The code is executed every 32 frames (approx. twice a second) so it has a negligible impact on overall performance.  The algorithm is also quite efficient over small datasets which are already sorted, or close to being sorted.  Tests showed that the algorithm re-sorts the </w:t>
+        <w:t>. The code is executed every 32 frames (approx. twice a second</w:t>
+      </w:r>
+      <w:proofErr w:type="gramStart"/>
+      <w:r>
+        <w:t>)</w:t>
+      </w:r>
+      <w:proofErr w:type="gramEnd"/>
+      <w:r>
+        <w:t xml:space="preserve"> so it has a negligible impact on overall performance.  The algorithm is also quite efficient over small datasets which are already sorted, or close to being sorted.  Tests showed that the algorithm re-sorts the </w:t>
       </w:r>
       <w:r>
         <w:rPr>
@@ -25301,6 +26214,7 @@
       <w:r>
         <w:t xml:space="preserve">Removed </w:t>
       </w:r>
+      <w:proofErr w:type="spellStart"/>
       <w:r>
         <w:rPr>
           <w:i/>
@@ -25308,9 +26222,11 @@
         </w:rPr>
         <w:t>objectWidth</w:t>
       </w:r>
+      <w:proofErr w:type="spellEnd"/>
       <w:r>
         <w:t xml:space="preserve"> &amp; </w:t>
       </w:r>
+      <w:proofErr w:type="spellStart"/>
       <w:r>
         <w:rPr>
           <w:i/>
@@ -25318,6 +26234,7 @@
         </w:rPr>
         <w:t>objectHeight</w:t>
       </w:r>
+      <w:proofErr w:type="spellEnd"/>
       <w:r>
         <w:t xml:space="preserve"> arrays</w:t>
       </w:r>
@@ -25347,6 +26264,7 @@
       <w:r>
         <w:t xml:space="preserve">, </w:t>
       </w:r>
+      <w:proofErr w:type="spellStart"/>
       <w:r>
         <w:rPr>
           <w:i/>
@@ -25354,12 +26272,14 @@
         </w:rPr>
         <w:t>widthMinusOne</w:t>
       </w:r>
+      <w:proofErr w:type="spellEnd"/>
       <w:r>
         <w:t xml:space="preserve">, </w:t>
       </w:r>
       <w:r>
         <w:t xml:space="preserve">and </w:t>
       </w:r>
+      <w:proofErr w:type="spellStart"/>
       <w:r>
         <w:rPr>
           <w:i/>
@@ -25367,6 +26287,7 @@
         </w:rPr>
         <w:t>heightMinusOne</w:t>
       </w:r>
+      <w:proofErr w:type="spellEnd"/>
       <w:r>
         <w:t xml:space="preserve">.  </w:t>
       </w:r>
@@ -25388,6 +26309,7 @@
       <w:r>
         <w:t xml:space="preserve"> which were previously subtracting one from </w:t>
       </w:r>
+      <w:proofErr w:type="spellStart"/>
       <w:r>
         <w:rPr>
           <w:i/>
@@ -25395,9 +26317,11 @@
         </w:rPr>
         <w:t>objectWidth</w:t>
       </w:r>
+      <w:proofErr w:type="spellEnd"/>
       <w:r>
         <w:t xml:space="preserve"> &amp; </w:t>
       </w:r>
+      <w:proofErr w:type="spellStart"/>
       <w:r>
         <w:rPr>
           <w:i/>
@@ -25419,6 +26343,7 @@
         </w:rPr>
         <w:t>ght</w:t>
       </w:r>
+      <w:proofErr w:type="spellEnd"/>
       <w:r>
         <w:t xml:space="preserve">.  </w:t>
       </w:r>
@@ -25434,6 +26359,7 @@
       <w:r>
         <w:t xml:space="preserve">Bit-packed </w:t>
       </w:r>
+      <w:proofErr w:type="spellStart"/>
       <w:r>
         <w:rPr>
           <w:i/>
@@ -25441,9 +26367,11 @@
         </w:rPr>
         <w:t>objectType</w:t>
       </w:r>
+      <w:proofErr w:type="spellEnd"/>
       <w:r>
         <w:t xml:space="preserve"> and </w:t>
       </w:r>
+      <w:proofErr w:type="spellStart"/>
       <w:r>
         <w:rPr>
           <w:i/>
@@ -25451,6 +26379,7 @@
         </w:rPr>
         <w:t>objectState</w:t>
       </w:r>
+      <w:proofErr w:type="spellEnd"/>
       <w:r>
         <w:t xml:space="preserve"> array</w:t>
       </w:r>
@@ -25790,6 +26719,7 @@
       <w:r>
         <w:t xml:space="preserve">JMP </w:t>
       </w:r>
+      <w:proofErr w:type="spellStart"/>
       <w:r>
         <w:rPr>
           <w:i/>
@@ -25798,8 +26728,13 @@
         <w:t>xxx</w:t>
       </w:r>
       <w:r>
-        <w:t xml:space="preserve">x instead of JSR </w:t>
-      </w:r>
+        <w:t>x</w:t>
+      </w:r>
+      <w:proofErr w:type="spellEnd"/>
+      <w:r>
+        <w:t xml:space="preserve"> instead of JSR </w:t>
+      </w:r>
+      <w:proofErr w:type="spellStart"/>
       <w:r>
         <w:rPr>
           <w:i/>
@@ -25807,6 +26742,7 @@
         </w:rPr>
         <w:t>xxxx</w:t>
       </w:r>
+      <w:proofErr w:type="spellEnd"/>
       <w:r>
         <w:t xml:space="preserve">, </w:t>
       </w:r>
@@ -25982,6 +26918,7 @@
       <w:r>
         <w:t xml:space="preserve"> and </w:t>
       </w:r>
+      <w:proofErr w:type="spellStart"/>
       <w:r>
         <w:rPr>
           <w:i/>
@@ -25989,6 +26926,7 @@
         </w:rPr>
         <w:t>dalekAnimate</w:t>
       </w:r>
+      <w:proofErr w:type="spellEnd"/>
       <w:r>
         <w:t xml:space="preserve"> routines do this.</w:t>
       </w:r>
@@ -26131,8 +27069,18 @@
           <w:sz w:val="18"/>
           <w:szCs w:val="18"/>
         </w:rPr>
-        <w:t xml:space="preserve"> Bh</w:t>
-      </w:r>
+        <w:t xml:space="preserve"> </w:t>
+      </w:r>
+      <w:proofErr w:type="spellStart"/>
+      <w:r>
+        <w:rPr>
+          <w:rFonts w:ascii="Cascadia Code" w:hAnsi="Cascadia Code"/>
+          <w:sz w:val="18"/>
+          <w:szCs w:val="18"/>
+        </w:rPr>
+        <w:t>Bh</w:t>
+      </w:r>
+      <w:proofErr w:type="spellEnd"/>
       <w:r>
         <w:rPr>
           <w:rFonts w:ascii="Cascadia Code" w:hAnsi="Cascadia Code"/>
@@ -26237,6 +27185,7 @@
       <w:r>
         <w:t xml:space="preserve">Routines always define a new scope (a wonderful </w:t>
       </w:r>
+      <w:proofErr w:type="spellStart"/>
       <w:r>
         <w:rPr>
           <w:b/>
@@ -26246,6 +27195,7 @@
         </w:rPr>
         <w:t>BeebAsm</w:t>
       </w:r>
+      <w:proofErr w:type="spellEnd"/>
       <w:r>
         <w:t xml:space="preserve"> feature) to limit the scope of contained labels and local data. Nested scopes are not used.</w:t>
       </w:r>
@@ -26751,7 +27701,15 @@
         <w:t xml:space="preserve">  The game must </w:t>
       </w:r>
       <w:r>
-        <w:t xml:space="preserve">be robust (not crash) and </w:t>
+        <w:t>be robust (not crash</w:t>
+      </w:r>
+      <w:proofErr w:type="gramStart"/>
+      <w:r>
+        <w:t>)</w:t>
+      </w:r>
+      <w:proofErr w:type="gramEnd"/>
+      <w:r>
+        <w:t xml:space="preserve"> and </w:t>
       </w:r>
       <w:r>
         <w:t xml:space="preserve">its difficulty should </w:t>
@@ -26974,7 +27932,15 @@
     </w:p>
     <w:p>
       <w:r>
-        <w:t>Teleports were later added to allow K9 to traverse a level in a non-linear manner.</w:t>
+        <w:t xml:space="preserve">Teleports were later added to allow K9 to </w:t>
+      </w:r>
+      <w:proofErr w:type="gramStart"/>
+      <w:r>
+        <w:t>traverse</w:t>
+      </w:r>
+      <w:proofErr w:type="gramEnd"/>
+      <w:r>
+        <w:t xml:space="preserve"> a level in a non-linear manner.</w:t>
       </w:r>
     </w:p>
     <w:p>
@@ -27016,7 +27982,15 @@
     </w:p>
     <w:p>
       <w:r>
-        <w:t>From reading this document, it may appear that every decision taken was a good one, and things were fully thought though before implementation began, and that coding was purely a typing exercise, and that development proceeded without detours or missteps.  This was not the case.</w:t>
+        <w:t xml:space="preserve">From reading this document, it may appear that every decision taken was a good one, and things were fully thought though before implementation began, and that coding was purely a </w:t>
+      </w:r>
+      <w:proofErr w:type="gramStart"/>
+      <w:r>
+        <w:t>typing exercise</w:t>
+      </w:r>
+      <w:proofErr w:type="gramEnd"/>
+      <w:r>
+        <w:t>, and that development proceeded without detours or missteps.  This was not the case.</w:t>
       </w:r>
     </w:p>
     <w:p>
@@ -27130,7 +28104,15 @@
         <w:t xml:space="preserve"> </w:t>
       </w:r>
       <w:r>
-        <w:t>1 overlays, rendering the graphics and text directly over the gameplay screen.  To do this I needed to write custom drawText routines that used the MOS’s character definitions stored at &amp;8000.  Although this worked well, the draw code took up precious bytes and I was forced to</w:t>
+        <w:t xml:space="preserve">1 overlays, rendering the graphics and text directly over the gameplay screen.  To do this I needed to write custom </w:t>
+      </w:r>
+      <w:proofErr w:type="spellStart"/>
+      <w:r>
+        <w:t>drawText</w:t>
+      </w:r>
+      <w:proofErr w:type="spellEnd"/>
+      <w:r>
+        <w:t xml:space="preserve"> routines that used the MOS’s character definitions stored at &amp;8000.  Although this worked well, the draw code took up precious bytes and I was forced to</w:t>
       </w:r>
       <w:r>
         <w:t xml:space="preserve"> </w:t>
@@ -27351,14 +28333,24 @@
       <w:r>
         <w:t>#</w:t>
       </w:r>
-      <w:r>
-        <w:t xml:space="preserve">HI(…) or </w:t>
+      <w:proofErr w:type="gramStart"/>
+      <w:r>
+        <w:t>HI(</w:t>
+      </w:r>
+      <w:proofErr w:type="gramEnd"/>
+      <w:r>
+        <w:t xml:space="preserve">…) or </w:t>
       </w:r>
       <w:r>
         <w:t>#</w:t>
       </w:r>
-      <w:r>
-        <w:t>LO(…).</w:t>
+      <w:proofErr w:type="gramStart"/>
+      <w:r>
+        <w:t>LO(</w:t>
+      </w:r>
+      <w:proofErr w:type="gramEnd"/>
+      <w:r>
+        <w:t>…).</w:t>
       </w:r>
     </w:p>
     <w:p>
@@ -27374,11 +28366,16 @@
       <w:r>
         <w:t xml:space="preserve">6502 </w:t>
       </w:r>
+      <w:proofErr w:type="gramStart"/>
       <w:r>
         <w:t>i</w:t>
       </w:r>
       <w:r>
-        <w:t xml:space="preserve">nstruction set - </w:t>
+        <w:t>nstruction</w:t>
+      </w:r>
+      <w:proofErr w:type="gramEnd"/>
+      <w:r>
+        <w:t xml:space="preserve"> set - </w:t>
       </w:r>
       <w:hyperlink r:id="rId28" w:history="1">
         <w:r>
@@ -27424,8 +28421,16 @@
           <w:rPr>
             <w:rStyle w:val="Hyperlink"/>
           </w:rPr>
-          <w:t>mdfs.net/Docs/Comp/BBC/AllMem</w:t>
+          <w:t>mdfs.net/Docs/Comp/BBC/</w:t>
         </w:r>
+        <w:proofErr w:type="spellStart"/>
+        <w:r>
+          <w:rPr>
+            <w:rStyle w:val="Hyperlink"/>
+          </w:rPr>
+          <w:t>AllMem</w:t>
+        </w:r>
+        <w:proofErr w:type="spellEnd"/>
       </w:hyperlink>
     </w:p>
     <w:p>
@@ -27443,8 +28448,16 @@
           <w:rPr>
             <w:rStyle w:val="Hyperlink"/>
           </w:rPr>
-          <w:t>mdfs.net/Docs/Comp/BBC/Disk/DFSMem</w:t>
+          <w:t>mdfs.net/Docs/Comp/BBC/Disk/</w:t>
         </w:r>
+        <w:proofErr w:type="spellStart"/>
+        <w:r>
+          <w:rPr>
+            <w:rStyle w:val="Hyperlink"/>
+          </w:rPr>
+          <w:t>DFSMem</w:t>
+        </w:r>
+        <w:proofErr w:type="spellEnd"/>
       </w:hyperlink>
     </w:p>
     <w:p>
@@ -27482,7 +28495,7 @@
     <mc:AlternateContent>
       <mc:Choice Requires="v">
         <w:pict>
-          <v:shapetype w14:anchorId="6C55E3A2" id="_x0000_t75" coordsize="21600,21600" o:spt="75" o:preferrelative="t" path="m@4@5l@4@11@9@11@9@5xe" filled="f" stroked="f">
+          <v:shapetype w14:anchorId="2F93A398" id="_x0000_t75" coordsize="21600,21600" o:spt="75" o:preferrelative="t" path="m@4@5l@4@11@9@11@9@5xe" filled="f" stroked="f">
             <v:stroke joinstyle="miter"/>
             <v:formulas>
               <v:f eqn="if lineDrawn pixelLineWidth 0"/>
@@ -27508,10 +28521,10 @@
       </mc:Choice>
       <mc:Fallback>
         <w:drawing>
-          <wp:inline distT="0" distB="0" distL="0" distR="0" wp14:anchorId="0B0CEE58" wp14:editId="0A206536">
+          <wp:inline distT="0" distB="0" distL="0" distR="0" wp14:anchorId="20CA04A3" wp14:editId="0120B417">
             <wp:extent cx="194650" cy="145988"/>
             <wp:effectExtent l="0" t="0" r="0" b="6985"/>
-            <wp:docPr id="648227811" name="Picture 1"/>
+            <wp:docPr id="1015689231" name="Picture 1"/>
             <wp:cNvGraphicFramePr>
               <a:graphicFrameLocks xmlns:a="http://schemas.openxmlformats.org/drawingml/2006/main" noChangeAspect="1"/>
             </wp:cNvGraphicFramePr>
@@ -27549,17 +28562,17 @@
     <mc:AlternateContent>
       <mc:Choice Requires="v">
         <w:pict>
-          <v:shape w14:anchorId="4792B199" id="Picture 1" o:spid="_x0000_i1025" type="#_x0000_t75" style="width:15.7pt;height:11.75pt;visibility:visible;mso-wrap-style:square">
+          <v:shape w14:anchorId="2772AABF" id="Picture 1" o:spid="_x0000_i1025" type="#_x0000_t75" style="width:15.7pt;height:11.75pt;visibility:visible;mso-wrap-style:square">
             <v:imagedata r:id="rId3" o:title=""/>
           </v:shape>
         </w:pict>
       </mc:Choice>
       <mc:Fallback>
         <w:drawing>
-          <wp:inline distT="0" distB="0" distL="0" distR="0" wp14:anchorId="17D787C9" wp14:editId="4280E237">
+          <wp:inline distT="0" distB="0" distL="0" distR="0" wp14:anchorId="5EA985C9" wp14:editId="287E490A">
             <wp:extent cx="199177" cy="149383"/>
             <wp:effectExtent l="0" t="0" r="0" b="3175"/>
-            <wp:docPr id="1908038599" name="Picture 1"/>
+            <wp:docPr id="894842258" name="Picture 1"/>
             <wp:cNvGraphicFramePr>
               <a:graphicFrameLocks xmlns:a="http://schemas.openxmlformats.org/drawingml/2006/main" noChangeAspect="1"/>
             </wp:cNvGraphicFramePr>

--- a/docs/Development.docx
+++ b/docs/Development.docx
@@ -473,7 +473,6 @@
       <w:r>
         <w:t xml:space="preserve"> </w:t>
       </w:r>
-      <w:proofErr w:type="spellStart"/>
       <w:r>
         <w:rPr>
           <w:b/>
@@ -483,7 +482,6 @@
         </w:rPr>
         <w:t>BeebAsm</w:t>
       </w:r>
-      <w:proofErr w:type="spellEnd"/>
       <w:r>
         <w:t>, an excellent assembler th</w:t>
       </w:r>
@@ -493,7 +491,6 @@
       <w:r>
         <w:t xml:space="preserve">I could use on Windows to produce an SSD, which I could then run in </w:t>
       </w:r>
-      <w:proofErr w:type="spellStart"/>
       <w:r>
         <w:rPr>
           <w:b/>
@@ -504,7 +501,6 @@
         <w:lastRenderedPageBreak/>
         <w:t>BeebEm</w:t>
       </w:r>
-      <w:proofErr w:type="spellEnd"/>
       <w:r>
         <w:t>, an emulator</w:t>
       </w:r>
@@ -638,7 +634,6 @@
       <w:r>
         <w:t xml:space="preserve">After looking at some examples that were installed with </w:t>
       </w:r>
-      <w:proofErr w:type="spellStart"/>
       <w:r>
         <w:rPr>
           <w:b/>
@@ -648,7 +643,6 @@
         </w:rPr>
         <w:t>BeebAsm</w:t>
       </w:r>
-      <w:proofErr w:type="spellEnd"/>
       <w:r>
         <w:t xml:space="preserve">, I </w:t>
       </w:r>
@@ -783,7 +777,6 @@
       <w:r>
         <w:t xml:space="preserve">The prototype was based on </w:t>
       </w:r>
-      <w:proofErr w:type="spellStart"/>
       <w:r>
         <w:rPr>
           <w:b/>
@@ -802,7 +795,6 @@
         </w:rPr>
         <w:t>’s</w:t>
       </w:r>
-      <w:proofErr w:type="spellEnd"/>
       <w:r>
         <w:t xml:space="preserve"> </w:t>
       </w:r>
@@ -2513,7 +2505,6 @@
       <w:r>
         <w:t xml:space="preserve"> and </w:t>
       </w:r>
-      <w:proofErr w:type="spellStart"/>
       <w:r>
         <w:rPr>
           <w:b/>
@@ -2532,7 +2523,6 @@
         </w:rPr>
         <w:t>lekAnimate</w:t>
       </w:r>
-      <w:proofErr w:type="spellEnd"/>
       <w:r>
         <w:t xml:space="preserve"> </w:t>
       </w:r>
@@ -2859,7 +2849,6 @@
       <w:r>
         <w:t xml:space="preserve"> using the </w:t>
       </w:r>
-      <w:proofErr w:type="spellStart"/>
       <w:r>
         <w:rPr>
           <w:b/>
@@ -2874,15 +2863,7 @@
           <w:b/>
           <w:bCs/>
         </w:rPr>
-        <w:t>’s</w:t>
-      </w:r>
-      <w:proofErr w:type="spellEnd"/>
-      <w:r>
-        <w:rPr>
-          <w:b/>
-          <w:bCs/>
-        </w:rPr>
-        <w:t xml:space="preserve"> </w:t>
+        <w:t xml:space="preserve">’s </w:t>
       </w:r>
       <w:r>
         <w:rPr>
@@ -4546,7 +4527,6 @@
           <w:bCs/>
         </w:rPr>
       </w:pPr>
-      <w:proofErr w:type="spellStart"/>
       <w:r>
         <w:rPr>
           <w:b/>
@@ -4554,7 +4534,6 @@
         </w:rPr>
         <w:t>objectXLo</w:t>
       </w:r>
-      <w:proofErr w:type="spellEnd"/>
       <w:r>
         <w:rPr>
           <w:b/>
@@ -4562,7 +4541,6 @@
         </w:rPr>
         <w:t xml:space="preserve"> &amp; </w:t>
       </w:r>
-      <w:proofErr w:type="spellStart"/>
       <w:r>
         <w:rPr>
           <w:b/>
@@ -4570,7 +4548,6 @@
         </w:rPr>
         <w:t>objectXHi</w:t>
       </w:r>
-      <w:proofErr w:type="spellEnd"/>
       <w:r>
         <w:rPr>
           <w:b/>
@@ -4603,39 +4580,28 @@
           <w:bCs/>
         </w:rPr>
       </w:pPr>
-      <w:proofErr w:type="spellStart"/>
       <w:r>
         <w:rPr>
           <w:b/>
           <w:bCs/>
         </w:rPr>
         <w:lastRenderedPageBreak/>
-        <w:t>objectYLo</w:t>
-      </w:r>
-      <w:proofErr w:type="spellEnd"/>
+        <w:t xml:space="preserve">objectYLo </w:t>
+      </w:r>
       <w:r>
         <w:rPr>
           <w:b/>
           <w:bCs/>
         </w:rPr>
-        <w:t xml:space="preserve"> </w:t>
+        <w:t xml:space="preserve">&amp; </w:t>
       </w:r>
       <w:r>
         <w:rPr>
           <w:b/>
           <w:bCs/>
         </w:rPr>
-        <w:t xml:space="preserve">&amp; </w:t>
-      </w:r>
-      <w:proofErr w:type="spellStart"/>
-      <w:r>
-        <w:rPr>
-          <w:b/>
-          <w:bCs/>
-        </w:rPr>
         <w:t>objectYHi</w:t>
       </w:r>
-      <w:proofErr w:type="spellEnd"/>
       <w:r>
         <w:rPr>
           <w:b/>
@@ -4676,31 +4642,13 @@
           <w:bCs/>
         </w:rPr>
       </w:pPr>
-      <w:proofErr w:type="spellStart"/>
       <w:r>
         <w:rPr>
           <w:b/>
           <w:bCs/>
         </w:rPr>
-        <w:t>objectWidth</w:t>
-      </w:r>
-      <w:proofErr w:type="spellEnd"/>
-      <w:r>
-        <w:rPr>
-          <w:b/>
-          <w:bCs/>
-        </w:rPr>
-        <w:t xml:space="preserve"> &amp; </w:t>
-      </w:r>
-      <w:proofErr w:type="spellStart"/>
-      <w:r>
-        <w:rPr>
-          <w:b/>
-          <w:bCs/>
-        </w:rPr>
-        <w:t>objectHeight</w:t>
-      </w:r>
-      <w:proofErr w:type="spellEnd"/>
+        <w:t>objectWidth &amp; objectHeight</w:t>
+      </w:r>
       <w:r>
         <w:rPr>
           <w:b/>
@@ -4727,7 +4675,6 @@
           <w:bCs/>
         </w:rPr>
       </w:pPr>
-      <w:proofErr w:type="spellStart"/>
       <w:r>
         <w:rPr>
           <w:b/>
@@ -4735,7 +4682,6 @@
         </w:rPr>
         <w:t>objectAnimation</w:t>
       </w:r>
-      <w:proofErr w:type="spellEnd"/>
       <w:r>
         <w:rPr>
           <w:b/>
@@ -4768,7 +4714,6 @@
           <w:bCs/>
         </w:rPr>
       </w:pPr>
-      <w:proofErr w:type="spellStart"/>
       <w:r>
         <w:rPr>
           <w:b/>
@@ -4776,7 +4721,6 @@
         </w:rPr>
         <w:t>objectState</w:t>
       </w:r>
-      <w:proofErr w:type="spellEnd"/>
       <w:r>
         <w:rPr>
           <w:b/>
@@ -4868,7 +4812,6 @@
           <w:bCs/>
         </w:rPr>
       </w:pPr>
-      <w:proofErr w:type="spellStart"/>
       <w:r>
         <w:rPr>
           <w:b/>
@@ -4876,7 +4819,6 @@
         </w:rPr>
         <w:t>objectSpriteIndex</w:t>
       </w:r>
-      <w:proofErr w:type="spellEnd"/>
       <w:r>
         <w:rPr>
           <w:b/>
@@ -4911,31 +4853,13 @@
           <w:numId w:val="8"/>
         </w:numPr>
       </w:pPr>
-      <w:proofErr w:type="spellStart"/>
       <w:r>
         <w:rPr>
           <w:b/>
           <w:bCs/>
         </w:rPr>
-        <w:t>objectFrameCallbackLo</w:t>
-      </w:r>
-      <w:proofErr w:type="spellEnd"/>
-      <w:r>
-        <w:rPr>
-          <w:b/>
-          <w:bCs/>
-        </w:rPr>
-        <w:t xml:space="preserve"> &amp; </w:t>
-      </w:r>
-      <w:proofErr w:type="spellStart"/>
-      <w:r>
-        <w:rPr>
-          <w:b/>
-          <w:bCs/>
-        </w:rPr>
-        <w:t>objectFrameCallbackHi</w:t>
-      </w:r>
-      <w:proofErr w:type="spellEnd"/>
+        <w:t>objectFrameCallbackLo &amp; objectFrameCallbackHi</w:t>
+      </w:r>
       <w:r>
         <w:rPr>
           <w:b/>
@@ -4983,7 +4907,6 @@
           <w:bCs/>
         </w:rPr>
       </w:pPr>
-      <w:proofErr w:type="spellStart"/>
       <w:r>
         <w:rPr>
           <w:b/>
@@ -4991,7 +4914,6 @@
         </w:rPr>
         <w:t>objectFrameCounter</w:t>
       </w:r>
-      <w:proofErr w:type="spellEnd"/>
       <w:r>
         <w:rPr>
           <w:b/>
@@ -6309,7 +6231,6 @@
       <w:r>
         <w:t xml:space="preserve">setting </w:t>
       </w:r>
-      <w:proofErr w:type="spellStart"/>
       <w:r>
         <w:rPr>
           <w:i/>
@@ -6331,7 +6252,6 @@
         </w:rPr>
         <w:t>Addr</w:t>
       </w:r>
-      <w:proofErr w:type="spellEnd"/>
       <w:r>
         <w:t xml:space="preserve"> </w:t>
       </w:r>
@@ -6431,7 +6351,6 @@
       <w:r>
         <w:t xml:space="preserve">in the low nibble of </w:t>
       </w:r>
-      <w:proofErr w:type="spellStart"/>
       <w:r>
         <w:rPr>
           <w:i/>
@@ -6439,7 +6358,6 @@
         </w:rPr>
         <w:t>objectState</w:t>
       </w:r>
-      <w:proofErr w:type="spellEnd"/>
       <w:r>
         <w:t xml:space="preserve"> array</w:t>
       </w:r>
@@ -6706,7 +6624,6 @@
       <w:r>
         <w:t xml:space="preserve"> </w:t>
       </w:r>
-      <w:proofErr w:type="spellStart"/>
       <w:r>
         <w:rPr>
           <w:i/>
@@ -6714,7 +6631,6 @@
         </w:rPr>
         <w:t>clearTile</w:t>
       </w:r>
-      <w:proofErr w:type="spellEnd"/>
       <w:r>
         <w:t xml:space="preserve"> </w:t>
       </w:r>
@@ -6729,7 +6645,6 @@
       <w:r>
         <w:t xml:space="preserve">The </w:t>
       </w:r>
-      <w:proofErr w:type="spellStart"/>
       <w:r>
         <w:rPr>
           <w:i/>
@@ -6737,7 +6652,6 @@
         </w:rPr>
         <w:t>clearTile</w:t>
       </w:r>
-      <w:proofErr w:type="spellEnd"/>
       <w:r>
         <w:t xml:space="preserve"> </w:t>
       </w:r>
@@ -7440,15 +7354,7 @@
         <w:t>the elevator stops.</w:t>
       </w:r>
       <w:r>
-        <w:t xml:space="preserve">  The </w:t>
-      </w:r>
-      <w:proofErr w:type="spellStart"/>
-      <w:r>
-        <w:t>objectFrameCount</w:t>
-      </w:r>
-      <w:proofErr w:type="spellEnd"/>
-      <w:r>
-        <w:t xml:space="preserve"> is repurposed for this.</w:t>
+        <w:t xml:space="preserve">  The objectFrameCount is repurposed for this.</w:t>
       </w:r>
     </w:p>
     <w:p>
@@ -7460,15 +7366,7 @@
         </w:numPr>
       </w:pPr>
       <w:r>
-        <w:t xml:space="preserve">Mark K9 and the elevator game objects as both ascending or descending by populating their respective </w:t>
-      </w:r>
-      <w:proofErr w:type="spellStart"/>
-      <w:r>
-        <w:t>objectState’s</w:t>
-      </w:r>
-      <w:proofErr w:type="spellEnd"/>
-      <w:r>
-        <w:t xml:space="preserve"> </w:t>
+        <w:t xml:space="preserve">Mark K9 and the elevator game objects as both ascending or descending by populating their respective objectState’s </w:t>
       </w:r>
       <w:r>
         <w:rPr>
@@ -7852,7 +7750,6 @@
       <w:r>
         <w:t xml:space="preserve">stored in </w:t>
       </w:r>
-      <w:proofErr w:type="spellStart"/>
       <w:r>
         <w:rPr>
           <w:i/>
@@ -7861,7 +7758,6 @@
         </w:rPr>
         <w:t>objectFrameCounter</w:t>
       </w:r>
-      <w:proofErr w:type="spellEnd"/>
       <w:r>
         <w:t xml:space="preserve"> variable</w:t>
       </w:r>
@@ -8025,7 +7921,6 @@
       <w:r>
         <w:t xml:space="preserve">checking the erase-above and erase-below </w:t>
       </w:r>
-      <w:proofErr w:type="spellStart"/>
       <w:r>
         <w:rPr>
           <w:i/>
@@ -8040,7 +7935,6 @@
         </w:rPr>
         <w:t>’s</w:t>
       </w:r>
-      <w:proofErr w:type="spellEnd"/>
       <w:r>
         <w:t xml:space="preserve"> render flags</w:t>
       </w:r>
@@ -8646,7 +8540,6 @@
       <w:r>
         <w:t xml:space="preserve">A zero-page </w:t>
       </w:r>
-      <w:proofErr w:type="spellStart"/>
       <w:r>
         <w:rPr>
           <w:i/>
@@ -8654,7 +8547,6 @@
         </w:rPr>
         <w:t>laserFrameCount</w:t>
       </w:r>
-      <w:proofErr w:type="spellEnd"/>
       <w:r>
         <w:t xml:space="preserve"> variable was introduced which controls laser rendering.  </w:t>
       </w:r>
@@ -8682,7 +8574,6 @@
       <w:r>
         <w:t xml:space="preserve">sets </w:t>
       </w:r>
-      <w:proofErr w:type="spellStart"/>
       <w:r>
         <w:rPr>
           <w:i/>
@@ -8690,7 +8581,6 @@
         </w:rPr>
         <w:t>laserFrameCount</w:t>
       </w:r>
-      <w:proofErr w:type="spellEnd"/>
       <w:r>
         <w:rPr>
           <w:i/>
@@ -8707,7 +8597,6 @@
       <w:r>
         <w:t xml:space="preserve">and </w:t>
       </w:r>
-      <w:proofErr w:type="spellStart"/>
       <w:r>
         <w:rPr>
           <w:i/>
@@ -8715,7 +8604,6 @@
         </w:rPr>
         <w:t>laserFrameCount</w:t>
       </w:r>
-      <w:proofErr w:type="spellEnd"/>
       <w:r>
         <w:rPr>
           <w:i/>
@@ -8766,7 +8654,6 @@
       <w:r>
         <w:t xml:space="preserve">the </w:t>
       </w:r>
-      <w:proofErr w:type="spellStart"/>
       <w:proofErr w:type="gramStart"/>
       <w:r>
         <w:rPr>
@@ -8775,7 +8662,6 @@
         </w:rPr>
         <w:t>objectState</w:t>
       </w:r>
-      <w:proofErr w:type="spellEnd"/>
       <w:proofErr w:type="gramEnd"/>
       <w:r>
         <w:t xml:space="preserve"> variable</w:t>
@@ -8880,7 +8766,6 @@
       <w:r>
         <w:t xml:space="preserve"> above. This is the fourth render flag in the high nibble of the </w:t>
       </w:r>
-      <w:proofErr w:type="spellStart"/>
       <w:r>
         <w:rPr>
           <w:i/>
@@ -8888,7 +8773,6 @@
         </w:rPr>
         <w:t>objectState</w:t>
       </w:r>
-      <w:proofErr w:type="spellEnd"/>
       <w:r>
         <w:t xml:space="preserve"> variable.</w:t>
       </w:r>
@@ -9012,7 +8896,6 @@
       <w:r>
         <w:t xml:space="preserve"> </w:t>
       </w:r>
-      <w:proofErr w:type="spellStart"/>
       <w:r>
         <w:rPr>
           <w:i/>
@@ -9020,7 +8903,6 @@
         </w:rPr>
         <w:t>debugTileGridFlags</w:t>
       </w:r>
-      <w:proofErr w:type="spellEnd"/>
       <w:r>
         <w:t xml:space="preserve"> routine that rendered a little box </w:t>
       </w:r>
@@ -9110,7 +8992,6 @@
       <w:r>
         <w:t xml:space="preserve">to allow </w:t>
       </w:r>
-      <w:proofErr w:type="spellStart"/>
       <w:r>
         <w:rPr>
           <w:i/>
@@ -9118,7 +8999,6 @@
         </w:rPr>
         <w:t>debugTileGridFlags</w:t>
       </w:r>
-      <w:proofErr w:type="spellEnd"/>
       <w:r>
         <w:rPr>
           <w:i/>
@@ -10251,6 +10131,37 @@
           </w:p>
         </w:tc>
       </w:tr>
+      <w:tr>
+        <w:trPr>
+          <w:cnfStyle w:val="000000100000" w:firstRow="0" w:lastRow="0" w:firstColumn="0" w:lastColumn="0" w:oddVBand="0" w:evenVBand="0" w:oddHBand="1" w:evenHBand="0" w:firstRowFirstColumn="0" w:firstRowLastColumn="0" w:lastRowFirstColumn="0" w:lastRowLastColumn="0"/>
+        </w:trPr>
+        <w:tc>
+          <w:tcPr>
+            <w:cnfStyle w:val="001000000000" w:firstRow="0" w:lastRow="0" w:firstColumn="1" w:lastColumn="0" w:oddVBand="0" w:evenVBand="0" w:oddHBand="0" w:evenHBand="0" w:firstRowFirstColumn="0" w:firstRowLastColumn="0" w:lastRowFirstColumn="0" w:lastRowLastColumn="0"/>
+            <w:tcW w:w="2245" w:type="dxa"/>
+            <w:shd w:val="clear" w:color="auto" w:fill="auto"/>
+          </w:tcPr>
+          <w:p>
+            <w:r>
+              <w:t>Mode7.6502</w:t>
+            </w:r>
+          </w:p>
+        </w:tc>
+        <w:tc>
+          <w:tcPr>
+            <w:tcW w:w="3600" w:type="dxa"/>
+            <w:shd w:val="clear" w:color="auto" w:fill="auto"/>
+          </w:tcPr>
+          <w:p>
+            <w:pPr>
+              <w:cnfStyle w:val="000000100000" w:firstRow="0" w:lastRow="0" w:firstColumn="0" w:lastColumn="0" w:oddVBand="0" w:evenVBand="0" w:oddHBand="1" w:evenHBand="0" w:firstRowFirstColumn="0" w:firstRowLastColumn="0" w:lastRowFirstColumn="0" w:lastRowLastColumn="0"/>
+            </w:pPr>
+            <w:r>
+              <w:t>Mode 7 utility routines</w:t>
+            </w:r>
+          </w:p>
+        </w:tc>
+      </w:tr>
     </w:tbl>
     <w:p>
       <w:pPr>
@@ -10595,7 +10506,6 @@
       <w:r>
         <w:t xml:space="preserve">replaced </w:t>
       </w:r>
-      <w:proofErr w:type="spellStart"/>
       <w:r>
         <w:rPr>
           <w:i/>
@@ -10603,11 +10513,9 @@
         </w:rPr>
         <w:t>objectWidth</w:t>
       </w:r>
-      <w:proofErr w:type="spellEnd"/>
       <w:r>
         <w:t xml:space="preserve"> and </w:t>
       </w:r>
-      <w:proofErr w:type="spellStart"/>
       <w:r>
         <w:rPr>
           <w:i/>
@@ -10615,7 +10523,6 @@
         </w:rPr>
         <w:t>objectHeight</w:t>
       </w:r>
-      <w:proofErr w:type="spellEnd"/>
       <w:r>
         <w:t xml:space="preserve"> game object arrays with a function</w:t>
       </w:r>
@@ -10651,7 +10558,6 @@
       <w:r>
         <w:t xml:space="preserve">, and </w:t>
       </w:r>
-      <w:proofErr w:type="spellStart"/>
       <w:r>
         <w:rPr>
           <w:i/>
@@ -10659,11 +10565,9 @@
         </w:rPr>
         <w:t>widthMinusOne</w:t>
       </w:r>
-      <w:proofErr w:type="spellEnd"/>
       <w:r>
         <w:t xml:space="preserve"> and </w:t>
       </w:r>
-      <w:proofErr w:type="spellStart"/>
       <w:r>
         <w:rPr>
           <w:i/>
@@ -10671,7 +10575,6 @@
         </w:rPr>
         <w:t>heightMinisOne</w:t>
       </w:r>
-      <w:proofErr w:type="spellEnd"/>
       <w:r>
         <w:t>.</w:t>
       </w:r>
@@ -10721,15 +10624,7 @@
         <w:t xml:space="preserve"> I </w:t>
       </w:r>
       <w:r>
-        <w:t xml:space="preserve">stored the object type in the </w:t>
-      </w:r>
-      <w:proofErr w:type="spellStart"/>
-      <w:r>
-        <w:t>objectAnimation</w:t>
-      </w:r>
-      <w:proofErr w:type="spellEnd"/>
-      <w:r>
-        <w:t xml:space="preserve"> game object array, </w:t>
+        <w:t xml:space="preserve">stored the object type in the objectAnimation game object array, </w:t>
       </w:r>
       <w:r>
         <w:t xml:space="preserve">shifting up the other values, and </w:t>
@@ -10747,13 +10642,8 @@
         <w:t xml:space="preserve">array </w:t>
       </w:r>
       <w:r>
-        <w:t xml:space="preserve">to </w:t>
-      </w:r>
-      <w:proofErr w:type="spellStart"/>
-      <w:r>
-        <w:t>objectType</w:t>
-      </w:r>
-      <w:proofErr w:type="spellEnd"/>
+        <w:t>to objectType</w:t>
+      </w:r>
       <w:r>
         <w:t>.</w:t>
       </w:r>
@@ -11574,7 +11464,6 @@
       <w:r>
         <w:t xml:space="preserve">I then wrote a </w:t>
       </w:r>
-      <w:proofErr w:type="spellStart"/>
       <w:r>
         <w:rPr>
           <w:i/>
@@ -11582,7 +11471,6 @@
         </w:rPr>
         <w:t>loadLevel</w:t>
       </w:r>
-      <w:proofErr w:type="spellEnd"/>
       <w:r>
         <w:t xml:space="preserve"> </w:t>
       </w:r>
@@ -11613,7 +11501,6 @@
       <w:r>
         <w:t xml:space="preserve">the loaded </w:t>
       </w:r>
-      <w:proofErr w:type="spellStart"/>
       <w:r>
         <w:rPr>
           <w:i/>
@@ -11621,7 +11508,6 @@
         </w:rPr>
         <w:t>initializeLevel</w:t>
       </w:r>
-      <w:proofErr w:type="spellEnd"/>
       <w:r>
         <w:t xml:space="preserve"> </w:t>
       </w:r>
@@ -11634,7 +11520,6 @@
       <w:r>
         <w:t xml:space="preserve">  A </w:t>
       </w:r>
-      <w:proofErr w:type="spellStart"/>
       <w:r>
         <w:rPr>
           <w:i/>
@@ -11642,7 +11527,6 @@
         </w:rPr>
         <w:t>showLevel</w:t>
       </w:r>
-      <w:proofErr w:type="spellEnd"/>
       <w:r>
         <w:t xml:space="preserve"> routine </w:t>
       </w:r>
@@ -11831,7 +11715,6 @@
       <w:r>
         <w:t xml:space="preserve"> a level, and a ‘R’ key handler was implemented to call the </w:t>
       </w:r>
-      <w:proofErr w:type="spellStart"/>
       <w:r>
         <w:rPr>
           <w:i/>
@@ -11839,14 +11722,12 @@
         </w:rPr>
         <w:t>loadLevel</w:t>
       </w:r>
-      <w:proofErr w:type="spellEnd"/>
       <w:r>
         <w:t xml:space="preserve"> </w:t>
       </w:r>
       <w:r>
         <w:t xml:space="preserve">routine indirectly through a </w:t>
       </w:r>
-      <w:proofErr w:type="spellStart"/>
       <w:r>
         <w:rPr>
           <w:i/>
@@ -11854,7 +11735,6 @@
         </w:rPr>
         <w:t>reloadLevel</w:t>
       </w:r>
-      <w:proofErr w:type="spellEnd"/>
       <w:r>
         <w:t xml:space="preserve"> routine.</w:t>
       </w:r>
@@ -12390,7 +12270,6 @@
       <w:r>
         <w:t xml:space="preserve"> action became </w:t>
       </w:r>
-      <w:proofErr w:type="spellStart"/>
       <w:r>
         <w:rPr>
           <w:b/>
@@ -12400,11 +12279,9 @@
         </w:rPr>
         <w:t>PursueLeft</w:t>
       </w:r>
-      <w:proofErr w:type="spellEnd"/>
       <w:r>
         <w:t xml:space="preserve">, </w:t>
       </w:r>
-      <w:proofErr w:type="spellStart"/>
       <w:r>
         <w:rPr>
           <w:b/>
@@ -12414,11 +12291,9 @@
         </w:rPr>
         <w:t>PursueRight</w:t>
       </w:r>
-      <w:proofErr w:type="spellEnd"/>
       <w:r>
         <w:t xml:space="preserve">, </w:t>
       </w:r>
-      <w:proofErr w:type="spellStart"/>
       <w:r>
         <w:rPr>
           <w:b/>
@@ -12428,14 +12303,12 @@
         </w:rPr>
         <w:t>PursueUp</w:t>
       </w:r>
-      <w:proofErr w:type="spellEnd"/>
       <w:r>
         <w:t xml:space="preserve">, </w:t>
       </w:r>
       <w:r>
         <w:t xml:space="preserve">or </w:t>
       </w:r>
-      <w:proofErr w:type="spellStart"/>
       <w:r>
         <w:rPr>
           <w:b/>
@@ -12445,7 +12318,6 @@
         </w:rPr>
         <w:t>PursueDown</w:t>
       </w:r>
-      <w:proofErr w:type="spellEnd"/>
       <w:r>
         <w:t>.</w:t>
       </w:r>
@@ -12497,7 +12369,6 @@
         </w:rPr>
         <w:tab/>
       </w:r>
-      <w:proofErr w:type="spellStart"/>
       <w:r>
         <w:rPr>
           <w:b/>
@@ -12514,9 +12385,11 @@
           <w:i/>
           <w:iCs/>
         </w:rPr>
-        <w:t>Left</w:t>
-      </w:r>
-      <w:proofErr w:type="spellEnd"/>
+        <w:t xml:space="preserve">Left </w:t>
+      </w:r>
+      <w:r>
+        <w:t>and</w:t>
+      </w:r>
       <w:r>
         <w:rPr>
           <w:b/>
@@ -12526,9 +12399,7 @@
         </w:rPr>
         <w:t xml:space="preserve"> </w:t>
       </w:r>
-      <w:r>
-        <w:t>and</w:t>
-      </w:r>
+      <w:proofErr w:type="gramStart"/>
       <w:r>
         <w:rPr>
           <w:b/>
@@ -12536,10 +12407,8 @@
           <w:i/>
           <w:iCs/>
         </w:rPr>
-        <w:t xml:space="preserve"> </w:t>
-      </w:r>
-      <w:proofErr w:type="spellStart"/>
-      <w:proofErr w:type="gramStart"/>
+        <w:t>PursueRight</w:t>
+      </w:r>
       <w:r>
         <w:rPr>
           <w:b/>
@@ -12547,9 +12416,63 @@
           <w:i/>
           <w:iCs/>
         </w:rPr>
-        <w:t>PursueRight</w:t>
-      </w:r>
-      <w:proofErr w:type="spellEnd"/>
+        <w:t xml:space="preserve"> </w:t>
+      </w:r>
+      <w:r>
+        <w:t xml:space="preserve"> –</w:t>
+      </w:r>
+      <w:proofErr w:type="gramEnd"/>
+      <w:r>
+        <w:t xml:space="preserve"> </w:t>
+      </w:r>
+      <w:r>
+        <w:t xml:space="preserve">Daleks </w:t>
+      </w:r>
+      <w:r>
+        <w:t>move quickly left or right</w:t>
+      </w:r>
+      <w:r>
+        <w:t>, or vice versa</w:t>
+      </w:r>
+      <w:r>
+        <w:t xml:space="preserve">. </w:t>
+      </w:r>
+      <w:r>
+        <w:t xml:space="preserve">If </w:t>
+      </w:r>
+      <w:r>
+        <w:t>a Dalek</w:t>
+      </w:r>
+      <w:r>
+        <w:t xml:space="preserve"> encounters a wall, the </w:t>
+      </w:r>
+      <w:r>
+        <w:t xml:space="preserve">Dalek </w:t>
+      </w:r>
+      <w:r>
+        <w:t>turns</w:t>
+      </w:r>
+      <w:r>
+        <w:t>,</w:t>
+      </w:r>
+      <w:r>
+        <w:t xml:space="preserve"> and the </w:t>
+      </w:r>
+      <w:r>
+        <w:t xml:space="preserve">action </w:t>
+      </w:r>
+      <w:r>
+        <w:t xml:space="preserve">is </w:t>
+      </w:r>
+      <w:r>
+        <w:t>change</w:t>
+      </w:r>
+      <w:r>
+        <w:t xml:space="preserve">d </w:t>
+      </w:r>
+      <w:r>
+        <w:t xml:space="preserve">to </w:t>
+      </w:r>
       <w:r>
         <w:rPr>
           <w:b/>
@@ -12557,64 +12480,11 @@
           <w:i/>
           <w:iCs/>
         </w:rPr>
-        <w:t xml:space="preserve"> </w:t>
-      </w:r>
-      <w:r>
-        <w:t xml:space="preserve"> –</w:t>
-      </w:r>
-      <w:proofErr w:type="gramEnd"/>
-      <w:r>
-        <w:t xml:space="preserve"> </w:t>
-      </w:r>
-      <w:r>
-        <w:t xml:space="preserve">Daleks </w:t>
-      </w:r>
-      <w:r>
-        <w:t>move quickly left or right</w:t>
-      </w:r>
-      <w:r>
-        <w:t>, or vice versa</w:t>
-      </w:r>
-      <w:r>
-        <w:t xml:space="preserve">. </w:t>
-      </w:r>
-      <w:r>
-        <w:t xml:space="preserve">If </w:t>
-      </w:r>
-      <w:r>
-        <w:t>a Dalek</w:t>
-      </w:r>
-      <w:r>
-        <w:t xml:space="preserve"> encounters a wall, the </w:t>
-      </w:r>
-      <w:r>
-        <w:t xml:space="preserve">Dalek </w:t>
-      </w:r>
-      <w:r>
-        <w:t>turns</w:t>
-      </w:r>
-      <w:r>
-        <w:t>,</w:t>
-      </w:r>
-      <w:r>
-        <w:t xml:space="preserve"> and the </w:t>
-      </w:r>
-      <w:r>
-        <w:t xml:space="preserve">action </w:t>
-      </w:r>
-      <w:r>
-        <w:t xml:space="preserve">is </w:t>
-      </w:r>
-      <w:r>
-        <w:t>change</w:t>
-      </w:r>
-      <w:r>
-        <w:t xml:space="preserve">d </w:t>
-      </w:r>
-      <w:r>
-        <w:t xml:space="preserve">to </w:t>
-      </w:r>
-      <w:proofErr w:type="spellStart"/>
+        <w:t>PursueUp</w:t>
+      </w:r>
+      <w:r>
+        <w:t xml:space="preserve"> or </w:t>
+      </w:r>
       <w:r>
         <w:rPr>
           <w:b/>
@@ -12622,13 +12492,16 @@
           <w:i/>
           <w:iCs/>
         </w:rPr>
-        <w:t>PursueUp</w:t>
-      </w:r>
-      <w:proofErr w:type="spellEnd"/>
-      <w:r>
-        <w:t xml:space="preserve"> or </w:t>
-      </w:r>
-      <w:proofErr w:type="spellStart"/>
+        <w:t>PursueDown</w:t>
+      </w:r>
+      <w:r>
+        <w:t>.</w:t>
+      </w:r>
+    </w:p>
+    <w:p>
+      <w:pPr>
+        <w:ind w:left="720"/>
+      </w:pPr>
       <w:r>
         <w:rPr>
           <w:b/>
@@ -12636,18 +12509,8 @@
           <w:i/>
           <w:iCs/>
         </w:rPr>
-        <w:t>PursueDown</w:t>
-      </w:r>
-      <w:proofErr w:type="spellEnd"/>
-      <w:r>
-        <w:t>.</w:t>
-      </w:r>
-    </w:p>
-    <w:p>
-      <w:pPr>
-        <w:ind w:left="720"/>
-      </w:pPr>
-      <w:proofErr w:type="spellStart"/>
+        <w:t>Pursue</w:t>
+      </w:r>
       <w:r>
         <w:rPr>
           <w:b/>
@@ -12655,7 +12518,10 @@
           <w:i/>
           <w:iCs/>
         </w:rPr>
-        <w:t>Pursue</w:t>
+        <w:t xml:space="preserve">Up </w:t>
+      </w:r>
+      <w:r>
+        <w:t>and</w:t>
       </w:r>
       <w:r>
         <w:rPr>
@@ -12664,9 +12530,9 @@
           <w:i/>
           <w:iCs/>
         </w:rPr>
-        <w:t>Up</w:t>
-      </w:r>
-      <w:proofErr w:type="spellEnd"/>
+        <w:t xml:space="preserve"> </w:t>
+      </w:r>
+      <w:proofErr w:type="gramStart"/>
       <w:r>
         <w:rPr>
           <w:b/>
@@ -12674,10 +12540,38 @@
           <w:i/>
           <w:iCs/>
         </w:rPr>
-        <w:t xml:space="preserve"> </w:t>
-      </w:r>
-      <w:r>
-        <w:t>and</w:t>
+        <w:t xml:space="preserve">PursueDown </w:t>
+      </w:r>
+      <w:r>
+        <w:t xml:space="preserve"> –</w:t>
+      </w:r>
+      <w:proofErr w:type="gramEnd"/>
+      <w:r>
+        <w:t xml:space="preserve"> Daleks </w:t>
+      </w:r>
+      <w:r>
+        <w:t>move quickly left or right</w:t>
+      </w:r>
+      <w:r>
+        <w:t xml:space="preserve">, or vice versa, looking for an elevator to ride up or down. </w:t>
+      </w:r>
+      <w:r>
+        <w:t xml:space="preserve">If a Dalek encounters a wall, </w:t>
+      </w:r>
+      <w:r>
+        <w:t xml:space="preserve">the Dalek </w:t>
+      </w:r>
+      <w:r>
+        <w:t>turns,</w:t>
+      </w:r>
+      <w:r>
+        <w:t xml:space="preserve"> and the </w:t>
+      </w:r>
+      <w:r>
+        <w:t xml:space="preserve">action </w:t>
+      </w:r>
+      <w:r>
+        <w:t xml:space="preserve">is toggled between </w:t>
       </w:r>
       <w:r>
         <w:rPr>
@@ -12686,10 +12580,17 @@
           <w:i/>
           <w:iCs/>
         </w:rPr>
+        <w:t>PursueUp</w:t>
+      </w:r>
+      <w:r>
         <w:t xml:space="preserve"> </w:t>
       </w:r>
-      <w:proofErr w:type="spellStart"/>
-      <w:proofErr w:type="gramStart"/>
+      <w:r>
+        <w:t>and</w:t>
+      </w:r>
+      <w:r>
+        <w:t xml:space="preserve"> </w:t>
+      </w:r>
       <w:r>
         <w:rPr>
           <w:b/>
@@ -12699,78 +12600,6 @@
         </w:rPr>
         <w:t>PursueDown</w:t>
       </w:r>
-      <w:proofErr w:type="spellEnd"/>
-      <w:r>
-        <w:rPr>
-          <w:b/>
-          <w:bCs/>
-          <w:i/>
-          <w:iCs/>
-        </w:rPr>
-        <w:t xml:space="preserve"> </w:t>
-      </w:r>
-      <w:r>
-        <w:t xml:space="preserve"> –</w:t>
-      </w:r>
-      <w:proofErr w:type="gramEnd"/>
-      <w:r>
-        <w:t xml:space="preserve"> Daleks </w:t>
-      </w:r>
-      <w:r>
-        <w:t>move quickly left or right</w:t>
-      </w:r>
-      <w:r>
-        <w:t xml:space="preserve">, or vice versa, looking for an elevator to ride up or down. </w:t>
-      </w:r>
-      <w:r>
-        <w:t xml:space="preserve">If a Dalek encounters a wall, </w:t>
-      </w:r>
-      <w:r>
-        <w:t xml:space="preserve">the Dalek </w:t>
-      </w:r>
-      <w:r>
-        <w:t>turns,</w:t>
-      </w:r>
-      <w:r>
-        <w:t xml:space="preserve"> and the </w:t>
-      </w:r>
-      <w:r>
-        <w:t xml:space="preserve">action </w:t>
-      </w:r>
-      <w:r>
-        <w:t xml:space="preserve">is toggled between </w:t>
-      </w:r>
-      <w:proofErr w:type="spellStart"/>
-      <w:r>
-        <w:rPr>
-          <w:b/>
-          <w:bCs/>
-          <w:i/>
-          <w:iCs/>
-        </w:rPr>
-        <w:t>PursueUp</w:t>
-      </w:r>
-      <w:proofErr w:type="spellEnd"/>
-      <w:r>
-        <w:t xml:space="preserve"> </w:t>
-      </w:r>
-      <w:r>
-        <w:t>and</w:t>
-      </w:r>
-      <w:r>
-        <w:t xml:space="preserve"> </w:t>
-      </w:r>
-      <w:proofErr w:type="spellStart"/>
-      <w:r>
-        <w:rPr>
-          <w:b/>
-          <w:bCs/>
-          <w:i/>
-          <w:iCs/>
-        </w:rPr>
-        <w:t>PursueDown</w:t>
-      </w:r>
-      <w:proofErr w:type="spellEnd"/>
       <w:r>
         <w:rPr>
           <w:b/>
@@ -12900,7 +12729,6 @@
       <w:r>
         <w:t xml:space="preserve">set to </w:t>
       </w:r>
-      <w:proofErr w:type="spellStart"/>
       <w:r>
         <w:rPr>
           <w:b/>
@@ -12910,11 +12738,9 @@
         </w:rPr>
         <w:t>pursueLeft</w:t>
       </w:r>
-      <w:proofErr w:type="spellEnd"/>
       <w:r>
         <w:t xml:space="preserve"> or </w:t>
       </w:r>
-      <w:proofErr w:type="spellStart"/>
       <w:r>
         <w:rPr>
           <w:b/>
@@ -12933,7 +12759,6 @@
         </w:rPr>
         <w:t>ueRight</w:t>
       </w:r>
-      <w:proofErr w:type="spellEnd"/>
       <w:r>
         <w:t>.</w:t>
       </w:r>
@@ -12943,7 +12768,6 @@
       <w:r>
         <w:t xml:space="preserve">action is set to </w:t>
       </w:r>
-      <w:proofErr w:type="spellStart"/>
       <w:r>
         <w:rPr>
           <w:b/>
@@ -12962,11 +12786,9 @@
         </w:rPr>
         <w:t>Up</w:t>
       </w:r>
-      <w:proofErr w:type="spellEnd"/>
       <w:r>
         <w:t xml:space="preserve"> or </w:t>
       </w:r>
-      <w:proofErr w:type="spellStart"/>
       <w:r>
         <w:rPr>
           <w:b/>
@@ -12985,7 +12807,6 @@
         </w:rPr>
         <w:t>Down</w:t>
       </w:r>
-      <w:proofErr w:type="spellEnd"/>
       <w:r>
         <w:t>.</w:t>
       </w:r>
@@ -13284,7 +13105,6 @@
       <w:r>
         <w:t xml:space="preserve">, </w:t>
       </w:r>
-      <w:proofErr w:type="spellStart"/>
       <w:r>
         <w:rPr>
           <w:b/>
@@ -13294,7 +13114,6 @@
         </w:rPr>
         <w:t>pursueLeft</w:t>
       </w:r>
-      <w:proofErr w:type="spellEnd"/>
       <w:r>
         <w:rPr>
           <w:b/>
@@ -13316,7 +13135,6 @@
         </w:rPr>
         <w:t xml:space="preserve"> </w:t>
       </w:r>
-      <w:proofErr w:type="spellStart"/>
       <w:r>
         <w:rPr>
           <w:b/>
@@ -13333,9 +13151,11 @@
           <w:i/>
           <w:iCs/>
         </w:rPr>
-        <w:t>Right</w:t>
-      </w:r>
-      <w:proofErr w:type="spellEnd"/>
+        <w:t xml:space="preserve">Right </w:t>
+      </w:r>
+      <w:r>
+        <w:t>related</w:t>
+      </w:r>
       <w:r>
         <w:rPr>
           <w:b/>
@@ -13346,7 +13166,104 @@
         <w:t xml:space="preserve"> </w:t>
       </w:r>
       <w:r>
-        <w:t>related</w:t>
+        <w:t>rules</w:t>
+      </w:r>
+      <w:r>
+        <w:t>.</w:t>
+      </w:r>
+    </w:p>
+    <w:p>
+      <w:r>
+        <w:t xml:space="preserve">I </w:t>
+      </w:r>
+      <w:r>
+        <w:t xml:space="preserve">implemented </w:t>
+      </w:r>
+      <w:r>
+        <w:t xml:space="preserve">a </w:t>
+      </w:r>
+      <w:r>
+        <w:rPr>
+          <w:i/>
+          <w:iCs/>
+        </w:rPr>
+        <w:t>dalekAI</w:t>
+      </w:r>
+      <w:r>
+        <w:t xml:space="preserve"> function that </w:t>
+      </w:r>
+      <w:r>
+        <w:t xml:space="preserve">encapsulated the </w:t>
+      </w:r>
+      <w:r>
+        <w:t xml:space="preserve">common </w:t>
+      </w:r>
+      <w:r>
+        <w:t>behavioral rules</w:t>
+      </w:r>
+      <w:r>
+        <w:t xml:space="preserve">, </w:t>
+      </w:r>
+      <w:r>
+        <w:t xml:space="preserve">running these against </w:t>
+      </w:r>
+      <w:r>
+        <w:t xml:space="preserve">each </w:t>
+      </w:r>
+      <w:r>
+        <w:t>Dalek every 16 frames.</w:t>
+      </w:r>
+      <w:r>
+        <w:t xml:space="preserve">  </w:t>
+      </w:r>
+      <w:r>
+        <w:t xml:space="preserve">It’s invoked from the game loop. </w:t>
+      </w:r>
+    </w:p>
+    <w:p>
+      <w:r>
+        <w:t xml:space="preserve">The </w:t>
+      </w:r>
+      <w:r>
+        <w:t xml:space="preserve">routine checks </w:t>
+      </w:r>
+      <w:r>
+        <w:t xml:space="preserve">to see if K9 </w:t>
+      </w:r>
+      <w:r>
+        <w:t xml:space="preserve">is </w:t>
+      </w:r>
+      <w:r>
+        <w:t>in sight</w:t>
+      </w:r>
+      <w:r>
+        <w:t xml:space="preserve"> (using a helper routine)</w:t>
+      </w:r>
+      <w:r>
+        <w:t>,</w:t>
+      </w:r>
+      <w:r>
+        <w:t xml:space="preserve"> promot</w:t>
+      </w:r>
+      <w:r>
+        <w:t>ing</w:t>
+      </w:r>
+      <w:r>
+        <w:t xml:space="preserve"> </w:t>
+      </w:r>
+      <w:proofErr w:type="gramStart"/>
+      <w:r>
+        <w:t xml:space="preserve">the </w:t>
+      </w:r>
+      <w:r>
+        <w:t>Dalek’s</w:t>
+      </w:r>
+      <w:proofErr w:type="gramEnd"/>
+      <w:r>
+        <w:t xml:space="preserve"> </w:t>
+      </w:r>
+      <w:r>
+        <w:t xml:space="preserve">action to </w:t>
       </w:r>
       <w:r>
         <w:rPr>
@@ -13355,111 +13272,8 @@
           <w:i/>
           <w:iCs/>
         </w:rPr>
-        <w:t xml:space="preserve"> </w:t>
-      </w:r>
-      <w:r>
-        <w:t>rules</w:t>
-      </w:r>
-      <w:r>
-        <w:t>.</w:t>
-      </w:r>
-    </w:p>
-    <w:p>
-      <w:r>
-        <w:t xml:space="preserve">I </w:t>
-      </w:r>
-      <w:r>
-        <w:t xml:space="preserve">implemented </w:t>
-      </w:r>
-      <w:r>
-        <w:t xml:space="preserve">a </w:t>
-      </w:r>
-      <w:proofErr w:type="spellStart"/>
-      <w:r>
-        <w:rPr>
-          <w:i/>
-          <w:iCs/>
-        </w:rPr>
-        <w:t>dalekAI</w:t>
-      </w:r>
-      <w:proofErr w:type="spellEnd"/>
-      <w:r>
-        <w:t xml:space="preserve"> function that </w:t>
-      </w:r>
-      <w:r>
-        <w:t xml:space="preserve">encapsulated the </w:t>
-      </w:r>
-      <w:r>
-        <w:t xml:space="preserve">common </w:t>
-      </w:r>
-      <w:r>
-        <w:t>behavioral rules</w:t>
-      </w:r>
-      <w:r>
-        <w:t xml:space="preserve">, </w:t>
-      </w:r>
-      <w:r>
-        <w:t xml:space="preserve">running these against </w:t>
-      </w:r>
-      <w:r>
-        <w:t xml:space="preserve">each </w:t>
-      </w:r>
-      <w:r>
-        <w:t>Dalek every 16 frames.</w:t>
-      </w:r>
-      <w:r>
-        <w:t xml:space="preserve">  </w:t>
-      </w:r>
-      <w:r>
-        <w:t xml:space="preserve">It’s invoked from the game loop. </w:t>
-      </w:r>
-    </w:p>
-    <w:p>
-      <w:r>
-        <w:t xml:space="preserve">The </w:t>
-      </w:r>
-      <w:r>
-        <w:t xml:space="preserve">routine checks </w:t>
-      </w:r>
-      <w:r>
-        <w:t xml:space="preserve">to see if K9 </w:t>
-      </w:r>
-      <w:r>
-        <w:t xml:space="preserve">is </w:t>
-      </w:r>
-      <w:r>
-        <w:t>in sight</w:t>
-      </w:r>
-      <w:r>
-        <w:t xml:space="preserve"> (using a helper routine)</w:t>
-      </w:r>
-      <w:r>
-        <w:t>,</w:t>
-      </w:r>
-      <w:r>
-        <w:t xml:space="preserve"> promot</w:t>
-      </w:r>
-      <w:r>
-        <w:t>ing</w:t>
-      </w:r>
-      <w:r>
-        <w:t xml:space="preserve"> </w:t>
-      </w:r>
-      <w:proofErr w:type="gramStart"/>
-      <w:r>
-        <w:t xml:space="preserve">the </w:t>
-      </w:r>
-      <w:r>
-        <w:t>Dalek’s</w:t>
-      </w:r>
-      <w:proofErr w:type="gramEnd"/>
-      <w:r>
-        <w:t xml:space="preserve"> </w:t>
-      </w:r>
-      <w:r>
-        <w:t xml:space="preserve">action to </w:t>
-      </w:r>
-      <w:proofErr w:type="spellStart"/>
+        <w:t>PursueLeft</w:t>
+      </w:r>
       <w:r>
         <w:rPr>
           <w:b/>
@@ -13467,9 +13281,11 @@
           <w:i/>
           <w:iCs/>
         </w:rPr>
-        <w:t>PursueLeft</w:t>
-      </w:r>
-      <w:proofErr w:type="spellEnd"/>
+        <w:t xml:space="preserve"> </w:t>
+      </w:r>
+      <w:r>
+        <w:t>or</w:t>
+      </w:r>
       <w:r>
         <w:rPr>
           <w:b/>
@@ -13477,10 +13293,208 @@
           <w:i/>
           <w:iCs/>
         </w:rPr>
+        <w:t xml:space="preserve"> PursueRight</w:t>
+      </w:r>
+      <w:r>
+        <w:t xml:space="preserve"> if so.</w:t>
+      </w:r>
+      <w:r>
+        <w:t xml:space="preserve"> The function also </w:t>
+      </w:r>
+      <w:r>
+        <w:t>checks to see if K9 is within weapon’s range</w:t>
+      </w:r>
+      <w:r>
+        <w:t>, firing its weapon if it is.</w:t>
+      </w:r>
+    </w:p>
+    <w:p>
+      <w:r>
+        <w:t xml:space="preserve">I then updated </w:t>
+      </w:r>
+      <w:r>
+        <w:t xml:space="preserve">the </w:t>
+      </w:r>
+      <w:r>
+        <w:rPr>
+          <w:i/>
+          <w:iCs/>
+        </w:rPr>
+        <w:t>dalekAnimate</w:t>
+      </w:r>
+      <w:r>
+        <w:t xml:space="preserve"> and all the </w:t>
+      </w:r>
+      <w:r>
+        <w:t xml:space="preserve">Dalek </w:t>
+      </w:r>
+      <w:r>
+        <w:t xml:space="preserve">frame callback functions </w:t>
+      </w:r>
+      <w:r>
+        <w:t xml:space="preserve">to </w:t>
+      </w:r>
+      <w:r>
+        <w:t xml:space="preserve">amend their </w:t>
+      </w:r>
+      <w:r>
+        <w:t>behaviors</w:t>
+      </w:r>
+      <w:r>
+        <w:t xml:space="preserve"> based on </w:t>
+      </w:r>
+      <w:r>
+        <w:t xml:space="preserve">the </w:t>
+      </w:r>
+      <w:r>
+        <w:t>current action.</w:t>
+      </w:r>
+      <w:r>
+        <w:t xml:space="preserve">  The challenge was keeping the impact (increased code-size) to a </w:t>
+      </w:r>
+      <w:r>
+        <w:t>minimum</w:t>
+      </w:r>
+      <w:r>
+        <w:t>.</w:t>
+      </w:r>
+      <w:r>
+        <w:t xml:space="preserve"> A lot of time was spent refactoring these functio</w:t>
+      </w:r>
+      <w:r>
+        <w:t>ns to use as few code bytes as possible.</w:t>
+      </w:r>
+    </w:p>
+    <w:p>
+      <w:r>
+        <w:t>On</w:t>
+      </w:r>
+      <w:r>
+        <w:t>e</w:t>
+      </w:r>
+      <w:r>
+        <w:t xml:space="preserve"> notable challenge was how best to </w:t>
+      </w:r>
+      <w:r>
+        <w:t xml:space="preserve">show </w:t>
+      </w:r>
+      <w:r>
+        <w:t>damage being inflicted on K9.</w:t>
+      </w:r>
+      <w:r>
+        <w:t xml:space="preserve">  After brainstorming many ideas, I ended up implementing a simple </w:t>
+      </w:r>
+      <w:r>
+        <w:t>first-person</w:t>
+      </w:r>
+      <w:r>
         <w:t xml:space="preserve"> </w:t>
       </w:r>
       <w:r>
-        <w:t>or</w:t>
+        <w:t xml:space="preserve">effect where </w:t>
+      </w:r>
+      <w:r>
+        <w:t xml:space="preserve">the </w:t>
+      </w:r>
+      <w:r>
+        <w:t xml:space="preserve">screen </w:t>
+      </w:r>
+      <w:r>
+        <w:t xml:space="preserve">is flashed </w:t>
+      </w:r>
+      <w:r>
+        <w:t>black</w:t>
+      </w:r>
+      <w:r>
+        <w:t>,</w:t>
+      </w:r>
+      <w:r>
+        <w:t xml:space="preserve"> </w:t>
+      </w:r>
+      <w:r>
+        <w:t>at a</w:t>
+      </w:r>
+      <w:r>
+        <w:t xml:space="preserve"> low frequence</w:t>
+      </w:r>
+      <w:r>
+        <w:t>,</w:t>
+      </w:r>
+      <w:r>
+        <w:t xml:space="preserve"> </w:t>
+      </w:r>
+      <w:r>
+        <w:t>and a</w:t>
+      </w:r>
+      <w:r>
+        <w:t>n obnoxious sound</w:t>
+      </w:r>
+      <w:r>
+        <w:t xml:space="preserve"> is </w:t>
+      </w:r>
+      <w:r>
+        <w:t>played</w:t>
+      </w:r>
+      <w:r>
+        <w:t>.</w:t>
+      </w:r>
+      <w:r>
+        <w:t xml:space="preserve">  The effect is quite </w:t>
+      </w:r>
+      <w:r>
+        <w:t>e</w:t>
+      </w:r>
+      <w:r>
+        <w:t>ffective</w:t>
+      </w:r>
+      <w:r>
+        <w:t>!</w:t>
+      </w:r>
+    </w:p>
+    <w:p>
+      <w:r>
+        <w:t xml:space="preserve">I also added a Mode 7 </w:t>
+      </w:r>
+      <w:r>
+        <w:t xml:space="preserve">incomplete level </w:t>
+      </w:r>
+      <w:r>
+        <w:t xml:space="preserve">screen, which </w:t>
+      </w:r>
+      <w:r>
+        <w:t>shows</w:t>
+      </w:r>
+      <w:r>
+        <w:t xml:space="preserve"> </w:t>
+      </w:r>
+      <w:r>
+        <w:t xml:space="preserve">if </w:t>
+      </w:r>
+      <w:r>
+        <w:t>K</w:t>
+      </w:r>
+      <w:r>
+        <w:t xml:space="preserve">9’s health </w:t>
+      </w:r>
+      <w:r>
+        <w:t xml:space="preserve">becomes </w:t>
+      </w:r>
+      <w:r>
+        <w:t>zero</w:t>
+      </w:r>
+      <w:r>
+        <w:t>.  Pressing space restarts the level.</w:t>
+      </w:r>
+    </w:p>
+    <w:p>
+      <w:r>
+        <w:t xml:space="preserve">I then turned to </w:t>
+      </w:r>
+      <w:r>
+        <w:t>implementing</w:t>
+      </w:r>
+      <w:r>
+        <w:t xml:space="preserve"> the </w:t>
       </w:r>
       <w:r>
         <w:rPr>
@@ -13489,9 +13503,11 @@
           <w:i/>
           <w:iCs/>
         </w:rPr>
-        <w:t xml:space="preserve"> </w:t>
-      </w:r>
-      <w:proofErr w:type="spellStart"/>
+        <w:t>PursueUp</w:t>
+      </w:r>
+      <w:r>
+        <w:t xml:space="preserve"> and </w:t>
+      </w:r>
       <w:r>
         <w:rPr>
           <w:b/>
@@ -13499,249 +13515,20 @@
           <w:i/>
           <w:iCs/>
         </w:rPr>
-        <w:t>PursueRight</w:t>
-      </w:r>
-      <w:proofErr w:type="spellEnd"/>
-      <w:r>
-        <w:t xml:space="preserve"> if so.</w:t>
-      </w:r>
-      <w:r>
-        <w:t xml:space="preserve"> The function also </w:t>
-      </w:r>
-      <w:r>
-        <w:t>checks to see if K9 is within weapon’s range</w:t>
-      </w:r>
-      <w:r>
-        <w:t>, firing its weapon if it is.</w:t>
-      </w:r>
-    </w:p>
-    <w:p>
-      <w:r>
-        <w:t xml:space="preserve">I then updated </w:t>
-      </w:r>
-      <w:r>
-        <w:t xml:space="preserve">the </w:t>
-      </w:r>
-      <w:proofErr w:type="spellStart"/>
-      <w:r>
-        <w:rPr>
-          <w:i/>
-          <w:iCs/>
-        </w:rPr>
-        <w:t>dalekAnimate</w:t>
-      </w:r>
-      <w:proofErr w:type="spellEnd"/>
-      <w:r>
-        <w:t xml:space="preserve"> and all the </w:t>
-      </w:r>
-      <w:r>
-        <w:t xml:space="preserve">Dalek </w:t>
-      </w:r>
-      <w:r>
-        <w:t xml:space="preserve">frame callback functions </w:t>
-      </w:r>
-      <w:r>
-        <w:t xml:space="preserve">to </w:t>
-      </w:r>
-      <w:r>
-        <w:t xml:space="preserve">amend their </w:t>
-      </w:r>
-      <w:r>
-        <w:t>behaviors</w:t>
-      </w:r>
-      <w:r>
-        <w:t xml:space="preserve"> based on </w:t>
-      </w:r>
-      <w:r>
-        <w:t xml:space="preserve">the </w:t>
-      </w:r>
-      <w:r>
-        <w:t>current action.</w:t>
-      </w:r>
-      <w:r>
-        <w:t xml:space="preserve">  The challenge was keeping the impact (increased code-size) to a </w:t>
-      </w:r>
-      <w:r>
-        <w:t>minimum</w:t>
+        <w:t>PursueDown</w:t>
+      </w:r>
+      <w:r>
+        <w:t xml:space="preserve"> behavior</w:t>
+      </w:r>
+      <w:r>
+        <w:t>al rule</w:t>
+      </w:r>
+      <w:r>
+        <w:t>s</w:t>
       </w:r>
       <w:r>
         <w:t>.</w:t>
       </w:r>
-      <w:r>
-        <w:t xml:space="preserve"> A lot of time was spent refactoring these functio</w:t>
-      </w:r>
-      <w:r>
-        <w:t>ns to use as few code bytes as possible.</w:t>
-      </w:r>
-    </w:p>
-    <w:p>
-      <w:r>
-        <w:t>On</w:t>
-      </w:r>
-      <w:r>
-        <w:t>e</w:t>
-      </w:r>
-      <w:r>
-        <w:t xml:space="preserve"> notable challenge was how best to </w:t>
-      </w:r>
-      <w:r>
-        <w:t xml:space="preserve">show </w:t>
-      </w:r>
-      <w:r>
-        <w:t>damage being inflicted on K9.</w:t>
-      </w:r>
-      <w:r>
-        <w:t xml:space="preserve">  After brainstorming many ideas, I ended up implementing a simple </w:t>
-      </w:r>
-      <w:r>
-        <w:t>first-person</w:t>
-      </w:r>
-      <w:r>
-        <w:t xml:space="preserve"> </w:t>
-      </w:r>
-      <w:r>
-        <w:t xml:space="preserve">effect where </w:t>
-      </w:r>
-      <w:r>
-        <w:t xml:space="preserve">the </w:t>
-      </w:r>
-      <w:r>
-        <w:t xml:space="preserve">screen </w:t>
-      </w:r>
-      <w:r>
-        <w:t xml:space="preserve">is flashed </w:t>
-      </w:r>
-      <w:r>
-        <w:t>black</w:t>
-      </w:r>
-      <w:r>
-        <w:t>,</w:t>
-      </w:r>
-      <w:r>
-        <w:t xml:space="preserve"> </w:t>
-      </w:r>
-      <w:r>
-        <w:t>at a</w:t>
-      </w:r>
-      <w:r>
-        <w:t xml:space="preserve"> low frequence</w:t>
-      </w:r>
-      <w:r>
-        <w:t>,</w:t>
-      </w:r>
-      <w:r>
-        <w:t xml:space="preserve"> </w:t>
-      </w:r>
-      <w:r>
-        <w:t>and a</w:t>
-      </w:r>
-      <w:r>
-        <w:t>n obnoxious sound</w:t>
-      </w:r>
-      <w:r>
-        <w:t xml:space="preserve"> is </w:t>
-      </w:r>
-      <w:r>
-        <w:t>played</w:t>
-      </w:r>
-      <w:r>
-        <w:t>.</w:t>
-      </w:r>
-      <w:r>
-        <w:t xml:space="preserve">  The effect is quite </w:t>
-      </w:r>
-      <w:r>
-        <w:t>e</w:t>
-      </w:r>
-      <w:r>
-        <w:t>ffective</w:t>
-      </w:r>
-      <w:r>
-        <w:t>!</w:t>
-      </w:r>
-    </w:p>
-    <w:p>
-      <w:r>
-        <w:t xml:space="preserve">I also added a Mode 7 </w:t>
-      </w:r>
-      <w:r>
-        <w:t xml:space="preserve">incomplete level </w:t>
-      </w:r>
-      <w:r>
-        <w:t xml:space="preserve">screen, which </w:t>
-      </w:r>
-      <w:r>
-        <w:t>shows</w:t>
-      </w:r>
-      <w:r>
-        <w:t xml:space="preserve"> </w:t>
-      </w:r>
-      <w:r>
-        <w:t xml:space="preserve">if </w:t>
-      </w:r>
-      <w:r>
-        <w:t>K</w:t>
-      </w:r>
-      <w:r>
-        <w:t xml:space="preserve">9’s health </w:t>
-      </w:r>
-      <w:r>
-        <w:t xml:space="preserve">becomes </w:t>
-      </w:r>
-      <w:r>
-        <w:t>zero</w:t>
-      </w:r>
-      <w:r>
-        <w:t>.  Pressing space restarts the level.</w:t>
-      </w:r>
-    </w:p>
-    <w:p>
-      <w:r>
-        <w:t xml:space="preserve">I then turned to </w:t>
-      </w:r>
-      <w:r>
-        <w:t>implementing</w:t>
-      </w:r>
-      <w:r>
-        <w:t xml:space="preserve"> the </w:t>
-      </w:r>
-      <w:proofErr w:type="spellStart"/>
-      <w:r>
-        <w:rPr>
-          <w:b/>
-          <w:bCs/>
-          <w:i/>
-          <w:iCs/>
-        </w:rPr>
-        <w:t>PursueUp</w:t>
-      </w:r>
-      <w:proofErr w:type="spellEnd"/>
-      <w:r>
-        <w:t xml:space="preserve"> and </w:t>
-      </w:r>
-      <w:proofErr w:type="spellStart"/>
-      <w:r>
-        <w:rPr>
-          <w:b/>
-          <w:bCs/>
-          <w:i/>
-          <w:iCs/>
-        </w:rPr>
-        <w:t>PursueDown</w:t>
-      </w:r>
-      <w:proofErr w:type="spellEnd"/>
-      <w:r>
-        <w:t xml:space="preserve"> behavior</w:t>
-      </w:r>
-      <w:r>
-        <w:t>al rule</w:t>
-      </w:r>
-      <w:r>
-        <w:t>s</w:t>
-      </w:r>
-      <w:r>
-        <w:t>.</w:t>
-      </w:r>
     </w:p>
     <w:p>
       <w:r>
@@ -13762,7 +13549,6 @@
       <w:r>
         <w:t xml:space="preserve">e to support this.  Fortunately, the low nibble of the elevator’s </w:t>
       </w:r>
-      <w:proofErr w:type="spellStart"/>
       <w:proofErr w:type="gramStart"/>
       <w:r>
         <w:rPr>
@@ -13771,7 +13557,6 @@
         </w:rPr>
         <w:t>objectState</w:t>
       </w:r>
-      <w:proofErr w:type="spellEnd"/>
       <w:proofErr w:type="gramEnd"/>
       <w:r>
         <w:t xml:space="preserve"> variable </w:t>
@@ -14003,14 +13788,9 @@
       <w:r>
         <w:t xml:space="preserve"> - When one or more Daleks are in pursuit of K9, a </w:t>
       </w:r>
-      <w:proofErr w:type="spellStart"/>
       <w:proofErr w:type="gramStart"/>
       <w:r>
-        <w:t>PacMan</w:t>
-      </w:r>
-      <w:proofErr w:type="spellEnd"/>
-      <w:r>
-        <w:t xml:space="preserve"> like</w:t>
+        <w:t>PacMan like</w:t>
       </w:r>
       <w:proofErr w:type="gramEnd"/>
       <w:r>
@@ -14263,7 +14043,6 @@
       <w:r>
         <w:t xml:space="preserve">Channel 2 is used for the collect key/jewel, door locked, and K9 movement sound effects.  These sound effects are mutually exclusive except for the movement sound effect.  The game uses a </w:t>
       </w:r>
-      <w:proofErr w:type="spellStart"/>
       <w:r>
         <w:rPr>
           <w:i/>
@@ -14271,7 +14050,6 @@
         </w:rPr>
         <w:t>frameCount</w:t>
       </w:r>
-      <w:proofErr w:type="spellEnd"/>
       <w:r>
         <w:t xml:space="preserve"> based timer to inhibit playing the movement sound effect when the other sound effects are playing.</w:t>
       </w:r>
@@ -15377,7 +15155,6 @@
       <w:r>
         <w:t xml:space="preserve"> into the sprite data and let the </w:t>
       </w:r>
-      <w:proofErr w:type="spellStart"/>
       <w:r>
         <w:rPr>
           <w:i/>
@@ -15385,7 +15162,6 @@
         </w:rPr>
         <w:t>drawSprite</w:t>
       </w:r>
-      <w:proofErr w:type="spellEnd"/>
       <w:r>
         <w:t xml:space="preserve"> routine do all the work of putting the pixels on the screen, however this would result in the ‘</w:t>
       </w:r>
@@ -15816,7 +15592,6 @@
       <w:r>
         <w:t xml:space="preserve">from </w:t>
       </w:r>
-      <w:proofErr w:type="spellStart"/>
       <w:r>
         <w:rPr>
           <w:i/>
@@ -15824,11 +15599,9 @@
         </w:rPr>
         <w:t>drawObject</w:t>
       </w:r>
-      <w:proofErr w:type="spellEnd"/>
       <w:r>
         <w:t xml:space="preserve"> and </w:t>
       </w:r>
-      <w:proofErr w:type="spellStart"/>
       <w:r>
         <w:rPr>
           <w:i/>
@@ -15836,7 +15609,6 @@
         </w:rPr>
         <w:t>drawLaserOn</w:t>
       </w:r>
-      <w:proofErr w:type="spellEnd"/>
       <w:r>
         <w:rPr>
           <w:i/>
@@ -16987,7 +16759,6 @@
       <w:r>
         <w:t xml:space="preserve">The title functionality starts and stops playback by invoking the </w:t>
       </w:r>
-      <w:proofErr w:type="spellStart"/>
       <w:r>
         <w:rPr>
           <w:b/>
@@ -16997,11 +16768,9 @@
         </w:rPr>
         <w:t>playMusic</w:t>
       </w:r>
-      <w:proofErr w:type="spellEnd"/>
       <w:r>
         <w:t xml:space="preserve"> and </w:t>
       </w:r>
-      <w:proofErr w:type="spellStart"/>
       <w:r>
         <w:rPr>
           <w:b/>
@@ -17011,7 +16780,6 @@
         </w:rPr>
         <w:t>stopMusic</w:t>
       </w:r>
-      <w:proofErr w:type="spellEnd"/>
       <w:r>
         <w:t xml:space="preserve"> routines.  These routines start and stop the music, which is played in the </w:t>
       </w:r>
@@ -19062,11 +18830,9 @@
             <w:tcW w:w="3116" w:type="dxa"/>
           </w:tcPr>
           <w:p>
-            <w:proofErr w:type="spellStart"/>
             <w:r>
               <w:t>soundVector_beginPursuit</w:t>
             </w:r>
-            <w:proofErr w:type="spellEnd"/>
           </w:p>
         </w:tc>
         <w:tc>
@@ -19077,14 +18843,12 @@
             <w:pPr>
               <w:cnfStyle w:val="000000100000" w:firstRow="0" w:lastRow="0" w:firstColumn="0" w:lastColumn="0" w:oddVBand="0" w:evenVBand="0" w:oddHBand="1" w:evenHBand="0" w:firstRowFirstColumn="0" w:firstRowLastColumn="0" w:lastRowFirstColumn="0" w:lastRowLastColumn="0"/>
             </w:pPr>
-            <w:proofErr w:type="spellStart"/>
             <w:r>
               <w:t>soundEffect_pursuitO</w:t>
             </w:r>
             <w:r>
               <w:t>n</w:t>
             </w:r>
-            <w:proofErr w:type="spellEnd"/>
           </w:p>
         </w:tc>
         <w:tc>
@@ -19095,14 +18859,12 @@
             <w:pPr>
               <w:cnfStyle w:val="000000100000" w:firstRow="0" w:lastRow="0" w:firstColumn="0" w:lastColumn="0" w:oddVBand="0" w:evenVBand="0" w:oddHBand="1" w:evenHBand="0" w:firstRowFirstColumn="0" w:firstRowLastColumn="0" w:lastRowFirstColumn="0" w:lastRowLastColumn="0"/>
             </w:pPr>
-            <w:proofErr w:type="spellStart"/>
             <w:r>
               <w:t>sample_</w:t>
             </w:r>
             <w:r>
               <w:t>soundExterminate</w:t>
             </w:r>
-            <w:proofErr w:type="spellEnd"/>
           </w:p>
         </w:tc>
       </w:tr>
@@ -19113,11 +18875,9 @@
             <w:tcW w:w="3116" w:type="dxa"/>
           </w:tcPr>
           <w:p>
-            <w:proofErr w:type="spellStart"/>
             <w:r>
               <w:t>soundVector_updatePursuit</w:t>
             </w:r>
-            <w:proofErr w:type="spellEnd"/>
           </w:p>
         </w:tc>
         <w:tc>
@@ -19144,11 +18904,9 @@
             <w:pPr>
               <w:cnfStyle w:val="000000000000" w:firstRow="0" w:lastRow="0" w:firstColumn="0" w:lastColumn="0" w:oddVBand="0" w:evenVBand="0" w:oddHBand="0" w:evenHBand="0" w:firstRowFirstColumn="0" w:firstRowLastColumn="0" w:lastRowFirstColumn="0" w:lastRowLastColumn="0"/>
             </w:pPr>
-            <w:proofErr w:type="spellStart"/>
             <w:r>
               <w:t>sample_updatePursuit</w:t>
             </w:r>
-            <w:proofErr w:type="spellEnd"/>
           </w:p>
         </w:tc>
       </w:tr>
@@ -19162,12 +18920,10 @@
             <w:tcW w:w="3116" w:type="dxa"/>
           </w:tcPr>
           <w:p>
-            <w:proofErr w:type="spellStart"/>
             <w:r>
               <w:lastRenderedPageBreak/>
               <w:t>soundVector_endPursuit</w:t>
             </w:r>
-            <w:proofErr w:type="spellEnd"/>
           </w:p>
         </w:tc>
         <w:tc>
@@ -19178,11 +18934,9 @@
             <w:pPr>
               <w:cnfStyle w:val="000000100000" w:firstRow="0" w:lastRow="0" w:firstColumn="0" w:lastColumn="0" w:oddVBand="0" w:evenVBand="0" w:oddHBand="1" w:evenHBand="0" w:firstRowFirstColumn="0" w:firstRowLastColumn="0" w:lastRowFirstColumn="0" w:lastRowLastColumn="0"/>
             </w:pPr>
-            <w:proofErr w:type="spellStart"/>
             <w:r>
               <w:t>soundEffect_pursuitOff</w:t>
             </w:r>
-            <w:proofErr w:type="spellEnd"/>
           </w:p>
         </w:tc>
         <w:tc>
@@ -19193,11 +18947,9 @@
             <w:pPr>
               <w:cnfStyle w:val="000000100000" w:firstRow="0" w:lastRow="0" w:firstColumn="0" w:lastColumn="0" w:oddVBand="0" w:evenVBand="0" w:oddHBand="1" w:evenHBand="0" w:firstRowFirstColumn="0" w:firstRowLastColumn="0" w:lastRowFirstColumn="0" w:lastRowLastColumn="0"/>
             </w:pPr>
-            <w:proofErr w:type="spellStart"/>
             <w:r>
               <w:t>sample_stop</w:t>
             </w:r>
-            <w:proofErr w:type="spellEnd"/>
           </w:p>
         </w:tc>
       </w:tr>
@@ -19208,11 +18960,9 @@
             <w:tcW w:w="3116" w:type="dxa"/>
           </w:tcPr>
           <w:p>
-            <w:proofErr w:type="spellStart"/>
             <w:r>
               <w:t>soundVector_enemyLasered</w:t>
             </w:r>
-            <w:proofErr w:type="spellEnd"/>
           </w:p>
         </w:tc>
         <w:tc>
@@ -19239,11 +18989,9 @@
             <w:pPr>
               <w:cnfStyle w:val="000000000000" w:firstRow="0" w:lastRow="0" w:firstColumn="0" w:lastColumn="0" w:oddVBand="0" w:evenVBand="0" w:oddHBand="0" w:evenHBand="0" w:firstRowFirstColumn="0" w:firstRowLastColumn="0" w:lastRowFirstColumn="0" w:lastRowLastColumn="0"/>
             </w:pPr>
-            <w:proofErr w:type="spellStart"/>
             <w:r>
               <w:t>sample_soundGrown</w:t>
             </w:r>
-            <w:proofErr w:type="spellEnd"/>
           </w:p>
         </w:tc>
       </w:tr>
@@ -19257,11 +19005,9 @@
             <w:tcW w:w="3116" w:type="dxa"/>
           </w:tcPr>
           <w:p>
-            <w:proofErr w:type="spellStart"/>
             <w:r>
               <w:t>soundVector_weaponFired</w:t>
             </w:r>
-            <w:proofErr w:type="spellEnd"/>
           </w:p>
         </w:tc>
         <w:tc>
@@ -19272,11 +19018,9 @@
             <w:pPr>
               <w:cnfStyle w:val="000000100000" w:firstRow="0" w:lastRow="0" w:firstColumn="0" w:lastColumn="0" w:oddVBand="0" w:evenVBand="0" w:oddHBand="1" w:evenHBand="0" w:firstRowFirstColumn="0" w:firstRowLastColumn="0" w:lastRowFirstColumn="0" w:lastRowLastColumn="0"/>
             </w:pPr>
-            <w:proofErr w:type="spellStart"/>
             <w:r>
               <w:t>soundEffect_pain</w:t>
             </w:r>
-            <w:proofErr w:type="spellEnd"/>
           </w:p>
         </w:tc>
         <w:tc>
@@ -19287,11 +19031,9 @@
             <w:pPr>
               <w:cnfStyle w:val="000000100000" w:firstRow="0" w:lastRow="0" w:firstColumn="0" w:lastColumn="0" w:oddVBand="0" w:evenVBand="0" w:oddHBand="1" w:evenHBand="0" w:firstRowFirstColumn="0" w:firstRowLastColumn="0" w:lastRowFirstColumn="0" w:lastRowLastColumn="0"/>
             </w:pPr>
-            <w:proofErr w:type="spellStart"/>
             <w:r>
               <w:t>sample_soundWeapon</w:t>
             </w:r>
-            <w:proofErr w:type="spellEnd"/>
           </w:p>
         </w:tc>
       </w:tr>
@@ -19557,11 +19299,9 @@
       <w:r>
         <w:t xml:space="preserve">in </w:t>
       </w:r>
-      <w:proofErr w:type="spellStart"/>
       <w:r>
         <w:t>BeebEm</w:t>
       </w:r>
-      <w:proofErr w:type="spellEnd"/>
       <w:r>
         <w:t xml:space="preserve">, though there was a </w:t>
       </w:r>
@@ -19765,11 +19505,9 @@
             <w:tcW w:w="2586" w:type="dxa"/>
           </w:tcPr>
           <w:p>
-            <w:proofErr w:type="spellStart"/>
             <w:r>
               <w:t>enemyDestroyed</w:t>
             </w:r>
-            <w:proofErr w:type="spellEnd"/>
           </w:p>
         </w:tc>
         <w:tc>
@@ -19806,11 +19544,9 @@
             <w:tcW w:w="2586" w:type="dxa"/>
           </w:tcPr>
           <w:p>
-            <w:proofErr w:type="spellStart"/>
             <w:r>
               <w:t>startLevel</w:t>
             </w:r>
-            <w:proofErr w:type="spellEnd"/>
           </w:p>
         </w:tc>
         <w:tc>
@@ -19850,11 +19586,9 @@
             <w:tcW w:w="2586" w:type="dxa"/>
           </w:tcPr>
           <w:p>
-            <w:proofErr w:type="spellStart"/>
             <w:r>
               <w:t>completeLevel</w:t>
             </w:r>
-            <w:proofErr w:type="spellEnd"/>
           </w:p>
         </w:tc>
         <w:tc>
@@ -19865,11 +19599,9 @@
             <w:pPr>
               <w:cnfStyle w:val="000000100000" w:firstRow="0" w:lastRow="0" w:firstColumn="0" w:lastColumn="0" w:oddVBand="0" w:evenVBand="0" w:oddHBand="1" w:evenHBand="0" w:firstRowFirstColumn="0" w:firstRowLastColumn="0" w:lastRowFirstColumn="0" w:lastRowLastColumn="0"/>
             </w:pPr>
-            <w:proofErr w:type="spellStart"/>
             <w:r>
               <w:t>soundEffect_levelComplete</w:t>
             </w:r>
-            <w:proofErr w:type="spellEnd"/>
           </w:p>
         </w:tc>
         <w:tc>
@@ -19880,14 +19612,12 @@
             <w:pPr>
               <w:cnfStyle w:val="000000100000" w:firstRow="0" w:lastRow="0" w:firstColumn="0" w:lastColumn="0" w:oddVBand="0" w:evenVBand="0" w:oddHBand="1" w:evenHBand="0" w:firstRowFirstColumn="0" w:firstRowLastColumn="0" w:lastRowFirstColumn="0" w:lastRowLastColumn="0"/>
             </w:pPr>
-            <w:proofErr w:type="spellStart"/>
             <w:r>
               <w:t>sample_</w:t>
             </w:r>
             <w:r>
               <w:t>soundTardisDoor</w:t>
             </w:r>
-            <w:proofErr w:type="spellEnd"/>
           </w:p>
         </w:tc>
       </w:tr>
@@ -20887,7 +20617,6 @@
       <w:r>
         <w:t xml:space="preserve"> travel. Since adding a new dynamic type would require nine bits in </w:t>
       </w:r>
-      <w:proofErr w:type="spellStart"/>
       <w:r>
         <w:rPr>
           <w:b/>
@@ -20896,7 +20625,6 @@
         <w:lastRenderedPageBreak/>
         <w:t>objectState</w:t>
       </w:r>
-      <w:proofErr w:type="spellEnd"/>
       <w:r>
         <w:t xml:space="preserve">, I </w:t>
       </w:r>
@@ -20918,7 +20646,6 @@
       <w:r>
         <w:t xml:space="preserve">elevator, using </w:t>
       </w:r>
-      <w:proofErr w:type="spellStart"/>
       <w:r>
         <w:rPr>
           <w:b/>
@@ -20926,7 +20653,6 @@
         </w:rPr>
         <w:t>objectFrameCounter</w:t>
       </w:r>
-      <w:proofErr w:type="spellEnd"/>
       <w:r>
         <w:t xml:space="preserve"> </w:t>
       </w:r>
@@ -20993,7 +20719,6 @@
       <w:r>
         <w:t xml:space="preserve">in </w:t>
       </w:r>
-      <w:proofErr w:type="spellStart"/>
       <w:r>
         <w:rPr>
           <w:b/>
@@ -21003,7 +20728,6 @@
         </w:rPr>
         <w:t>objectFrameCounter</w:t>
       </w:r>
-      <w:proofErr w:type="spellEnd"/>
       <w:r>
         <w:rPr>
           <w:b/>
@@ -21178,7 +20902,6 @@
       <w:r>
         <w:t xml:space="preserve">files were created in the level asset folders, with the </w:t>
       </w:r>
-      <w:proofErr w:type="spellStart"/>
       <w:r>
         <w:rPr>
           <w:b/>
@@ -21186,7 +20909,6 @@
         </w:rPr>
         <w:t>BMPConverter</w:t>
       </w:r>
-      <w:proofErr w:type="spellEnd"/>
       <w:r>
         <w:t xml:space="preserve"> console app updated to convert and include these in the generated level atlas data files.</w:t>
       </w:r>
@@ -21243,7 +20965,6 @@
       <w:r>
         <w:t xml:space="preserve">A new </w:t>
       </w:r>
-      <w:proofErr w:type="spellStart"/>
       <w:r>
         <w:rPr>
           <w:b/>
@@ -21251,7 +20972,6 @@
         </w:rPr>
         <w:t>rideTeleport</w:t>
       </w:r>
-      <w:proofErr w:type="spellEnd"/>
       <w:r>
         <w:t xml:space="preserve"> routine was introduced </w:t>
       </w:r>
@@ -21319,7 +21039,6 @@
       <w:r>
         <w:t xml:space="preserve">Find the destination teleport object (elevator), held in </w:t>
       </w:r>
-      <w:proofErr w:type="spellStart"/>
       <w:r>
         <w:rPr>
           <w:b/>
@@ -21329,7 +21048,6 @@
         </w:rPr>
         <w:t>objectFrameCounter</w:t>
       </w:r>
-      <w:proofErr w:type="spellEnd"/>
       <w:r>
         <w:t>.</w:t>
       </w:r>
@@ -21652,6 +21370,241 @@
     </w:p>
     <w:p>
       <w:pPr>
+        <w:pStyle w:val="Heading2"/>
+      </w:pPr>
+      <w:r>
+        <w:t>Destructible walls</w:t>
+      </w:r>
+    </w:p>
+    <w:p>
+      <w:r>
+        <w:t>I was now at the point where I’d didn’t think I’d be able to implement any more features as I’d pretty much exhausted ways to free up more memory, or so I thought.</w:t>
+      </w:r>
+    </w:p>
+    <w:p>
+      <w:r>
+        <w:t xml:space="preserve">I </w:t>
+      </w:r>
+      <w:r>
+        <w:t xml:space="preserve">then remembered </w:t>
+      </w:r>
+      <w:r>
+        <w:t xml:space="preserve">that additional memory could be freed by </w:t>
+      </w:r>
+      <w:r>
+        <w:t>moving</w:t>
+      </w:r>
+      <w:r>
+        <w:t xml:space="preserve"> the Mode-7 interstitial experiences into the level files. Although I had previously considered this approach, I initially decided against it due to concerns about the user experience. However, following </w:t>
+      </w:r>
+      <w:r>
+        <w:lastRenderedPageBreak/>
+        <w:t xml:space="preserve">the implementation of crop transitions, which provide a seamless transition between experiences, I determined that spinning the disc after a crop transition would be </w:t>
+      </w:r>
+      <w:r>
+        <w:t>fine</w:t>
+      </w:r>
+      <w:r>
+        <w:t>.</w:t>
+      </w:r>
+    </w:p>
+    <w:p>
+      <w:r>
+        <w:t xml:space="preserve">The changes were straightforward to implement.  I moved all the Mode 7 utility routines into a new source file (mode7.6502) and included this after the level initialization code (level.6502).  I then updated how the </w:t>
+      </w:r>
+      <w:r>
+        <w:rPr>
+          <w:b/>
+          <w:bCs/>
+        </w:rPr>
+        <w:t>game</w:t>
+      </w:r>
+      <w:r>
+        <w:t xml:space="preserve">, </w:t>
+      </w:r>
+      <w:r>
+        <w:rPr>
+          <w:b/>
+          <w:bCs/>
+        </w:rPr>
+        <w:t>levels</w:t>
+      </w:r>
+      <w:r>
+        <w:t xml:space="preserve">, and the </w:t>
+      </w:r>
+      <w:r>
+        <w:rPr>
+          <w:b/>
+          <w:bCs/>
+        </w:rPr>
+        <w:t>finale</w:t>
+      </w:r>
+      <w:r>
+        <w:t xml:space="preserve"> </w:t>
+      </w:r>
+      <w:r>
+        <w:t>files were</w:t>
+      </w:r>
+      <w:r>
+        <w:t xml:space="preserve"> packaged to include th</w:t>
+      </w:r>
+      <w:r>
+        <w:t>e mode seven code</w:t>
+      </w:r>
+      <w:r>
+        <w:t>.</w:t>
+      </w:r>
+      <w:r>
+        <w:t xml:space="preserve">  The changes freed up </w:t>
+      </w:r>
+      <w:r>
+        <w:rPr>
+          <w:b/>
+          <w:bCs/>
+        </w:rPr>
+        <w:t>361</w:t>
+      </w:r>
+      <w:r>
+        <w:t xml:space="preserve"> bytes!</w:t>
+      </w:r>
+    </w:p>
+    <w:p>
+      <w:r>
+        <w:t xml:space="preserve">I then set out </w:t>
+      </w:r>
+      <w:r>
+        <w:t xml:space="preserve">to </w:t>
+      </w:r>
+      <w:r>
+        <w:t>implement</w:t>
+      </w:r>
+      <w:r>
+        <w:t xml:space="preserve"> </w:t>
+      </w:r>
+      <w:r>
+        <w:t xml:space="preserve">destructible walls, </w:t>
+      </w:r>
+      <w:r>
+        <w:t xml:space="preserve">a feature </w:t>
+      </w:r>
+      <w:r>
+        <w:t xml:space="preserve">that </w:t>
+      </w:r>
+      <w:r>
+        <w:t>allow</w:t>
+      </w:r>
+      <w:r>
+        <w:t>s</w:t>
+      </w:r>
+      <w:r>
+        <w:t xml:space="preserve"> K9 to destroy a wall using his laser.</w:t>
+      </w:r>
+    </w:p>
+    <w:p>
+      <w:pPr>
+        <w:pStyle w:val="Heading3"/>
+      </w:pPr>
+      <w:r>
+        <w:t>Implementation</w:t>
+      </w:r>
+    </w:p>
+    <w:p>
+      <w:r>
+        <w:t>Destructible walls are implemented using a new tile type</w:t>
+      </w:r>
+      <w:r>
+        <w:t>: DESTRUCTIBLE_WALL.  The level editor was updated to allow tiles to be tagged using the new tile type.</w:t>
+      </w:r>
+    </w:p>
+    <w:p>
+      <w:r>
+        <w:t xml:space="preserve">The laser hit testing code was then updated to detect destructible walls.  If the laser hits a destructible wall the </w:t>
+      </w:r>
+      <w:r>
+        <w:t xml:space="preserve">wall’s </w:t>
+      </w:r>
+      <w:r>
+        <w:t xml:space="preserve">strength is reduced, and if </w:t>
+      </w:r>
+      <w:r>
+        <w:t xml:space="preserve">this </w:t>
+      </w:r>
+      <w:r>
+        <w:t xml:space="preserve">reaches zero, the </w:t>
+      </w:r>
+      <w:r>
+        <w:t xml:space="preserve">wall </w:t>
+      </w:r>
+      <w:r>
+        <w:t xml:space="preserve">tile is </w:t>
+      </w:r>
+      <w:r>
+        <w:t xml:space="preserve">destroyed by </w:t>
+      </w:r>
+      <w:r>
+        <w:t>convert</w:t>
+      </w:r>
+      <w:r>
+        <w:t>ing it</w:t>
+      </w:r>
+      <w:r>
+        <w:t xml:space="preserve"> to a blank tile</w:t>
+      </w:r>
+      <w:r>
+        <w:t>.  Otherwise, t</w:t>
+      </w:r>
+      <w:r>
+        <w:t xml:space="preserve">he </w:t>
+      </w:r>
+      <w:r>
+        <w:t xml:space="preserve">wall </w:t>
+      </w:r>
+      <w:r>
+        <w:t>tile is drawn the next frame with a ‘lasered’ effect applied.</w:t>
+      </w:r>
+    </w:p>
+    <w:p>
+      <w:r>
+        <w:t xml:space="preserve">A new </w:t>
+      </w:r>
+      <w:r>
+        <w:rPr>
+          <w:b/>
+          <w:bCs/>
+          <w:i/>
+          <w:iCs/>
+        </w:rPr>
+        <w:t>drawTile</w:t>
+      </w:r>
+      <w:r>
+        <w:t xml:space="preserve"> routine was created to draw a tile, with or without a laser effect applied.  This replaces the existing </w:t>
+      </w:r>
+      <w:r>
+        <w:rPr>
+          <w:b/>
+          <w:bCs/>
+          <w:i/>
+          <w:iCs/>
+        </w:rPr>
+        <w:t>drawBlankTile</w:t>
+      </w:r>
+      <w:r>
+        <w:t xml:space="preserve"> routine.</w:t>
+      </w:r>
+    </w:p>
+    <w:p>
+      <w:r>
+        <w:t xml:space="preserve">The following </w:t>
+      </w:r>
+      <w:r>
+        <w:t xml:space="preserve">zero-page variables are used to track the current destructible wall’s strength and redraw properties: </w:t>
+      </w:r>
+      <w:r>
+        <w:t>TBD</w:t>
+      </w:r>
+    </w:p>
+    <w:p>
+      <w:pPr>
         <w:pStyle w:val="Heading1"/>
       </w:pPr>
       <w:r>
@@ -21692,81 +21645,78 @@
         <w:pStyle w:val="Heading2"/>
       </w:pPr>
       <w:r>
+        <w:t>M</w:t>
+      </w:r>
+      <w:r>
+        <w:t xml:space="preserve">emory </w:t>
+      </w:r>
+      <w:r>
+        <w:t>usage and layout</w:t>
+      </w:r>
+    </w:p>
+    <w:p>
+      <w:r>
+        <w:t xml:space="preserve">This </w:t>
+      </w:r>
+      <w:r>
+        <w:t xml:space="preserve">section </w:t>
+      </w:r>
+      <w:r>
+        <w:t>describe</w:t>
+      </w:r>
+      <w:r>
+        <w:t>s</w:t>
+      </w:r>
+      <w:r>
+        <w:t xml:space="preserve"> the game’s memory layout, which was designed for a disc version of the game, where levels </w:t>
+      </w:r>
+      <w:r>
+        <w:t>are</w:t>
+      </w:r>
+      <w:r>
+        <w:t xml:space="preserve"> loaded/reloaded from disc.</w:t>
+      </w:r>
+    </w:p>
+    <w:p>
+      <w:r>
+        <w:t>The limited memory on the BBC micro creates a lot of challenges, so finding ways to eke out and repurpose memory is essential.  Thankfully, there are great resources online that help here.</w:t>
+      </w:r>
+      <w:r>
+        <w:t xml:space="preserve">  The Elite </w:t>
+      </w:r>
+      <w:r>
+        <w:t xml:space="preserve">documentation </w:t>
+      </w:r>
+      <w:r>
+        <w:t xml:space="preserve">by </w:t>
+      </w:r>
+      <w:r>
+        <w:t>Mark Moxon</w:t>
+      </w:r>
+      <w:r>
+        <w:t xml:space="preserve"> </w:t>
+      </w:r>
+      <w:r>
+        <w:t xml:space="preserve">is </w:t>
+      </w:r>
+      <w:r>
+        <w:t>noteworthy</w:t>
+      </w:r>
+      <w:r>
+        <w:t>.</w:t>
+      </w:r>
+    </w:p>
+    <w:p>
+      <w:r>
+        <w:t>The memory layout evolved during the development of the game, with allocations moved as needed.  This section shows the current layout.</w:t>
+      </w:r>
+    </w:p>
+    <w:p>
+      <w:pPr>
+        <w:pStyle w:val="Heading3"/>
+      </w:pPr>
+      <w:r>
         <w:lastRenderedPageBreak/>
-        <w:t>M</w:t>
-      </w:r>
-      <w:r>
-        <w:t xml:space="preserve">emory </w:t>
-      </w:r>
-      <w:r>
-        <w:t>usage and layout</w:t>
-      </w:r>
-    </w:p>
-    <w:p>
-      <w:r>
-        <w:t xml:space="preserve">This </w:t>
-      </w:r>
-      <w:r>
-        <w:t xml:space="preserve">section </w:t>
-      </w:r>
-      <w:r>
-        <w:t>describe</w:t>
-      </w:r>
-      <w:r>
-        <w:t>s</w:t>
-      </w:r>
-      <w:r>
-        <w:t xml:space="preserve"> the game’s memory layout, which was designed for a disc version of the game, where levels </w:t>
-      </w:r>
-      <w:r>
-        <w:t>are</w:t>
-      </w:r>
-      <w:r>
-        <w:t xml:space="preserve"> loaded/reloaded from disc.</w:t>
-      </w:r>
-    </w:p>
-    <w:p>
-      <w:r>
-        <w:t>The limited memory on the BBC micro creates a lot of challenges, so finding ways to eke out and repurpose memory is essential.  Thankfully, there are great resources online that help here.</w:t>
-      </w:r>
-      <w:r>
-        <w:t xml:space="preserve">  The Elite </w:t>
-      </w:r>
-      <w:r>
-        <w:t xml:space="preserve">documentation </w:t>
-      </w:r>
-      <w:r>
-        <w:t xml:space="preserve">by </w:t>
-      </w:r>
-      <w:r>
-        <w:t>Mark Moxon</w:t>
-      </w:r>
-      <w:r>
-        <w:t xml:space="preserve"> </w:t>
-      </w:r>
-      <w:r>
-        <w:t xml:space="preserve">is </w:t>
-      </w:r>
-      <w:r>
-        <w:t>noteworthy</w:t>
-      </w:r>
-      <w:r>
-        <w:t>.</w:t>
-      </w:r>
-    </w:p>
-    <w:p>
-      <w:r>
-        <w:t>The memory layout evolved during the development of the game, with allocations moved as needed.</w:t>
-      </w:r>
-      <w:r>
-        <w:t xml:space="preserve">  This section shows the current layout.</w:t>
-      </w:r>
-    </w:p>
-    <w:p>
-      <w:pPr>
-        <w:pStyle w:val="Heading3"/>
-      </w:pPr>
-      <w:r>
         <w:t>Game play</w:t>
       </w:r>
     </w:p>
@@ -22882,7 +22832,6 @@
               <w:jc w:val="center"/>
             </w:pPr>
             <w:r>
-              <w:lastRenderedPageBreak/>
               <w:t>1100</w:t>
             </w:r>
           </w:p>
@@ -23261,6 +23210,7 @@
         </w:numPr>
       </w:pPr>
       <w:r>
+        <w:lastRenderedPageBreak/>
         <w:t xml:space="preserve">Blue rows depict memory MOS and DFS uses but </w:t>
       </w:r>
       <w:r>
@@ -24090,7 +24040,6 @@
               <w:jc w:val="center"/>
             </w:pPr>
             <w:r>
-              <w:lastRenderedPageBreak/>
               <w:t>60</w:t>
             </w:r>
             <w:r>
@@ -24359,6 +24308,7 @@
     </w:p>
     <w:p>
       <w:r>
+        <w:lastRenderedPageBreak/>
         <w:t>The light blue row</w:t>
       </w:r>
       <w:r>
@@ -24985,7 +24935,6 @@
               <w:jc w:val="center"/>
             </w:pPr>
             <w:r>
-              <w:lastRenderedPageBreak/>
               <w:t>40</w:t>
             </w:r>
             <w:r>
@@ -25294,16 +25243,7 @@
         <w:br/>
       </w:r>
       <w:r>
-        <w:t xml:space="preserve">A level file is </w:t>
-      </w:r>
-      <w:r>
-        <w:t xml:space="preserve">simply loaded at </w:t>
-      </w:r>
-      <w:r>
-        <w:t>address &amp;30B0</w:t>
-      </w:r>
-      <w:r>
-        <w:t>, populating the memory space as depicted by the white, gray, and light blue rows</w:t>
+        <w:t>A level file is simply loaded at address &amp;30B0, populating the memory space as depicted by the white, gray, and light blue rows</w:t>
       </w:r>
       <w:r>
         <w:t xml:space="preserve"> abo</w:t>
@@ -25314,6 +25254,7 @@
     </w:p>
     <w:p>
       <w:r>
+        <w:lastRenderedPageBreak/>
         <w:t>The white and grey rows are identical to how memory is arranged during game titles and startup.</w:t>
       </w:r>
     </w:p>
@@ -25907,7 +25848,6 @@
         </w:numPr>
       </w:pPr>
       <w:r>
-        <w:lastRenderedPageBreak/>
         <w:t xml:space="preserve">Broad clipping is performed </w:t>
       </w:r>
       <w:r>
@@ -26016,6 +25956,7 @@
         </w:numPr>
       </w:pPr>
       <w:r>
+        <w:lastRenderedPageBreak/>
         <w:t xml:space="preserve">Used an optimized </w:t>
       </w:r>
       <w:r>
@@ -26214,7 +26155,6 @@
       <w:r>
         <w:t xml:space="preserve">Removed </w:t>
       </w:r>
-      <w:proofErr w:type="spellStart"/>
       <w:r>
         <w:rPr>
           <w:i/>
@@ -26222,11 +26162,9 @@
         </w:rPr>
         <w:t>objectWidth</w:t>
       </w:r>
-      <w:proofErr w:type="spellEnd"/>
       <w:r>
         <w:t xml:space="preserve"> &amp; </w:t>
       </w:r>
-      <w:proofErr w:type="spellStart"/>
       <w:r>
         <w:rPr>
           <w:i/>
@@ -26234,7 +26172,6 @@
         </w:rPr>
         <w:t>objectHeight</w:t>
       </w:r>
-      <w:proofErr w:type="spellEnd"/>
       <w:r>
         <w:t xml:space="preserve"> arrays</w:t>
       </w:r>
@@ -26264,7 +26201,6 @@
       <w:r>
         <w:t xml:space="preserve">, </w:t>
       </w:r>
-      <w:proofErr w:type="spellStart"/>
       <w:r>
         <w:rPr>
           <w:i/>
@@ -26272,14 +26208,12 @@
         </w:rPr>
         <w:t>widthMinusOne</w:t>
       </w:r>
-      <w:proofErr w:type="spellEnd"/>
       <w:r>
         <w:t xml:space="preserve">, </w:t>
       </w:r>
       <w:r>
         <w:t xml:space="preserve">and </w:t>
       </w:r>
-      <w:proofErr w:type="spellStart"/>
       <w:r>
         <w:rPr>
           <w:i/>
@@ -26287,7 +26221,6 @@
         </w:rPr>
         <w:t>heightMinusOne</w:t>
       </w:r>
-      <w:proofErr w:type="spellEnd"/>
       <w:r>
         <w:t xml:space="preserve">.  </w:t>
       </w:r>
@@ -26309,7 +26242,6 @@
       <w:r>
         <w:t xml:space="preserve"> which were previously subtracting one from </w:t>
       </w:r>
-      <w:proofErr w:type="spellStart"/>
       <w:r>
         <w:rPr>
           <w:i/>
@@ -26317,11 +26249,9 @@
         </w:rPr>
         <w:t>objectWidth</w:t>
       </w:r>
-      <w:proofErr w:type="spellEnd"/>
       <w:r>
         <w:t xml:space="preserve"> &amp; </w:t>
       </w:r>
-      <w:proofErr w:type="spellStart"/>
       <w:r>
         <w:rPr>
           <w:i/>
@@ -26343,7 +26273,6 @@
         </w:rPr>
         <w:t>ght</w:t>
       </w:r>
-      <w:proofErr w:type="spellEnd"/>
       <w:r>
         <w:t xml:space="preserve">.  </w:t>
       </w:r>
@@ -26359,7 +26288,6 @@
       <w:r>
         <w:t xml:space="preserve">Bit-packed </w:t>
       </w:r>
-      <w:proofErr w:type="spellStart"/>
       <w:r>
         <w:rPr>
           <w:i/>
@@ -26367,11 +26295,9 @@
         </w:rPr>
         <w:t>objectType</w:t>
       </w:r>
-      <w:proofErr w:type="spellEnd"/>
       <w:r>
         <w:t xml:space="preserve"> and </w:t>
       </w:r>
-      <w:proofErr w:type="spellStart"/>
       <w:r>
         <w:rPr>
           <w:i/>
@@ -26379,7 +26305,6 @@
         </w:rPr>
         <w:t>objectState</w:t>
       </w:r>
-      <w:proofErr w:type="spellEnd"/>
       <w:r>
         <w:t xml:space="preserve"> array</w:t>
       </w:r>
@@ -26510,7 +26435,6 @@
         </w:numPr>
       </w:pPr>
       <w:r>
-        <w:lastRenderedPageBreak/>
         <w:t>Only c</w:t>
       </w:r>
       <w:r>
@@ -26669,6 +26593,7 @@
         </w:numPr>
       </w:pPr>
       <w:r>
+        <w:lastRenderedPageBreak/>
         <w:t>Used conditional branching whenever possible, instead of jumps.</w:t>
       </w:r>
       <w:r>
@@ -26719,7 +26644,6 @@
       <w:r>
         <w:t xml:space="preserve">JMP </w:t>
       </w:r>
-      <w:proofErr w:type="spellStart"/>
       <w:r>
         <w:rPr>
           <w:i/>
@@ -26728,13 +26652,8 @@
         <w:t>xxx</w:t>
       </w:r>
       <w:r>
-        <w:t>x</w:t>
-      </w:r>
-      <w:proofErr w:type="spellEnd"/>
-      <w:r>
-        <w:t xml:space="preserve"> instead of JSR </w:t>
-      </w:r>
-      <w:proofErr w:type="spellStart"/>
+        <w:t xml:space="preserve">x instead of JSR </w:t>
+      </w:r>
       <w:r>
         <w:rPr>
           <w:i/>
@@ -26742,7 +26661,6 @@
         </w:rPr>
         <w:t>xxxx</w:t>
       </w:r>
-      <w:proofErr w:type="spellEnd"/>
       <w:r>
         <w:t xml:space="preserve">, </w:t>
       </w:r>
@@ -26918,7 +26836,6 @@
       <w:r>
         <w:t xml:space="preserve"> and </w:t>
       </w:r>
-      <w:proofErr w:type="spellStart"/>
       <w:r>
         <w:rPr>
           <w:i/>
@@ -26926,7 +26843,6 @@
         </w:rPr>
         <w:t>dalekAnimate</w:t>
       </w:r>
-      <w:proofErr w:type="spellEnd"/>
       <w:r>
         <w:t xml:space="preserve"> routines do this.</w:t>
       </w:r>
@@ -27069,18 +26985,8 @@
           <w:sz w:val="18"/>
           <w:szCs w:val="18"/>
         </w:rPr>
-        <w:t xml:space="preserve"> </w:t>
-      </w:r>
-      <w:proofErr w:type="spellStart"/>
-      <w:r>
-        <w:rPr>
-          <w:rFonts w:ascii="Cascadia Code" w:hAnsi="Cascadia Code"/>
-          <w:sz w:val="18"/>
-          <w:szCs w:val="18"/>
-        </w:rPr>
-        <w:t>Bh</w:t>
-      </w:r>
-      <w:proofErr w:type="spellEnd"/>
+        <w:t xml:space="preserve"> Bh</w:t>
+      </w:r>
       <w:r>
         <w:rPr>
           <w:rFonts w:ascii="Cascadia Code" w:hAnsi="Cascadia Code"/>
@@ -27185,7 +27091,6 @@
       <w:r>
         <w:t xml:space="preserve">Routines always define a new scope (a wonderful </w:t>
       </w:r>
-      <w:proofErr w:type="spellStart"/>
       <w:r>
         <w:rPr>
           <w:b/>
@@ -27195,14 +27100,12 @@
         </w:rPr>
         <w:t>BeebAsm</w:t>
       </w:r>
-      <w:proofErr w:type="spellEnd"/>
       <w:r>
         <w:t xml:space="preserve"> feature) to limit the scope of contained labels and local data. Nested scopes are not used.</w:t>
       </w:r>
     </w:p>
     <w:p>
       <w:r>
-        <w:lastRenderedPageBreak/>
         <w:t xml:space="preserve">Control flow </w:t>
       </w:r>
       <w:r>
@@ -27437,6 +27340,7 @@
     </w:p>
     <w:p>
       <w:r>
+        <w:lastRenderedPageBreak/>
         <w:t xml:space="preserve">The accumulator is </w:t>
       </w:r>
       <w:r>
@@ -27830,108 +27734,108 @@
     </w:p>
     <w:p>
       <w:r>
+        <w:t>And unlike many 1980’s games, t</w:t>
+      </w:r>
+      <w:r>
+        <w:t xml:space="preserve">he player </w:t>
+      </w:r>
+      <w:r>
+        <w:t xml:space="preserve">direction </w:t>
+      </w:r>
+      <w:r>
+        <w:t xml:space="preserve">keys </w:t>
+      </w:r>
+      <w:r>
+        <w:t xml:space="preserve">are </w:t>
+      </w:r>
+      <w:r>
+        <w:t>W</w:t>
+      </w:r>
+      <w:r>
+        <w:t>ASD</w:t>
+      </w:r>
+      <w:r>
+        <w:t>.</w:t>
+      </w:r>
+    </w:p>
+    <w:p>
+      <w:r>
+        <w:t>Locked doors and keys are used to add a puzzle element to the game.</w:t>
+      </w:r>
+      <w:r>
+        <w:t xml:space="preserve">  Key</w:t>
+      </w:r>
+      <w:r>
+        <w:t>s</w:t>
+      </w:r>
+      <w:r>
+        <w:t xml:space="preserve"> can be collected and then used to </w:t>
+      </w:r>
+      <w:r>
+        <w:t xml:space="preserve">pass </w:t>
+      </w:r>
+      <w:r>
+        <w:t xml:space="preserve">through </w:t>
+      </w:r>
+      <w:r>
+        <w:t xml:space="preserve">locked </w:t>
+      </w:r>
+      <w:r>
+        <w:t xml:space="preserve">doors, </w:t>
+      </w:r>
+      <w:r>
+        <w:t>after which they are used.</w:t>
+      </w:r>
+      <w:r>
+        <w:t xml:space="preserve">  </w:t>
+      </w:r>
+      <w:r>
+        <w:t xml:space="preserve">Doors stay unlocked until a Darek uses them.  </w:t>
+      </w:r>
+      <w:r>
+        <w:t>Alternatively</w:t>
+      </w:r>
+      <w:r>
+        <w:t xml:space="preserve">, </w:t>
+      </w:r>
+      <w:r>
+        <w:t xml:space="preserve">K9 can follow a Dalek </w:t>
+      </w:r>
+      <w:r>
+        <w:t>through a door.</w:t>
+      </w:r>
+    </w:p>
+    <w:p>
+      <w:r>
+        <w:t>Other</w:t>
+      </w:r>
+      <w:r>
+        <w:t xml:space="preserve"> puzzle element</w:t>
+      </w:r>
+      <w:r>
+        <w:t>s</w:t>
+      </w:r>
+      <w:r>
+        <w:t xml:space="preserve"> of the game </w:t>
+      </w:r>
+      <w:r>
+        <w:t xml:space="preserve">include getting a Dalek to follow K9, and then hiding K9 behind a door, blocking a Dalek from using an elevator for a specific amount of time, </w:t>
+      </w:r>
+      <w:r>
+        <w:t>and using a Dalek to hide from another one.</w:t>
+      </w:r>
+    </w:p>
+    <w:p>
+      <w:r>
+        <w:t>To hold the attention of the player, each level can have its own palette and sprite definitions.</w:t>
+      </w:r>
+      <w:r>
+        <w:t xml:space="preserve">  The relative strength of jewels and Daleks can also be configured.</w:t>
+      </w:r>
+    </w:p>
+    <w:p>
+      <w:r>
         <w:lastRenderedPageBreak/>
-        <w:t>And unlike many 1980’s games, t</w:t>
-      </w:r>
-      <w:r>
-        <w:t xml:space="preserve">he player </w:t>
-      </w:r>
-      <w:r>
-        <w:t xml:space="preserve">direction </w:t>
-      </w:r>
-      <w:r>
-        <w:t xml:space="preserve">keys </w:t>
-      </w:r>
-      <w:r>
-        <w:t xml:space="preserve">are </w:t>
-      </w:r>
-      <w:r>
-        <w:t>W</w:t>
-      </w:r>
-      <w:r>
-        <w:t>ASD</w:t>
-      </w:r>
-      <w:r>
-        <w:t>.</w:t>
-      </w:r>
-    </w:p>
-    <w:p>
-      <w:r>
-        <w:t>Locked doors and keys are used to add a puzzle element to the game.</w:t>
-      </w:r>
-      <w:r>
-        <w:t xml:space="preserve">  Key</w:t>
-      </w:r>
-      <w:r>
-        <w:t>s</w:t>
-      </w:r>
-      <w:r>
-        <w:t xml:space="preserve"> can be collected and then used to </w:t>
-      </w:r>
-      <w:r>
-        <w:t xml:space="preserve">pass </w:t>
-      </w:r>
-      <w:r>
-        <w:t xml:space="preserve">through </w:t>
-      </w:r>
-      <w:r>
-        <w:t xml:space="preserve">locked </w:t>
-      </w:r>
-      <w:r>
-        <w:t xml:space="preserve">doors, </w:t>
-      </w:r>
-      <w:r>
-        <w:t>after which they are used.</w:t>
-      </w:r>
-      <w:r>
-        <w:t xml:space="preserve">  </w:t>
-      </w:r>
-      <w:r>
-        <w:t xml:space="preserve">Doors stay unlocked until a Darek uses them.  </w:t>
-      </w:r>
-      <w:r>
-        <w:t>Alternatively</w:t>
-      </w:r>
-      <w:r>
-        <w:t xml:space="preserve">, </w:t>
-      </w:r>
-      <w:r>
-        <w:t xml:space="preserve">K9 can follow a Dalek </w:t>
-      </w:r>
-      <w:r>
-        <w:t>through a door.</w:t>
-      </w:r>
-    </w:p>
-    <w:p>
-      <w:r>
-        <w:t>Other</w:t>
-      </w:r>
-      <w:r>
-        <w:t xml:space="preserve"> puzzle element</w:t>
-      </w:r>
-      <w:r>
-        <w:t>s</w:t>
-      </w:r>
-      <w:r>
-        <w:t xml:space="preserve"> of the game </w:t>
-      </w:r>
-      <w:r>
-        <w:t xml:space="preserve">include getting a Dalek to follow K9, and then hiding K9 behind a door, blocking a Dalek from using an elevator for a specific amount of time, </w:t>
-      </w:r>
-      <w:r>
-        <w:t>and using a Dalek to hide from another one.</w:t>
-      </w:r>
-    </w:p>
-    <w:p>
-      <w:r>
-        <w:t>To hold the attention of the player, each level can have its own palette and sprite definitions.</w:t>
-      </w:r>
-      <w:r>
-        <w:t xml:space="preserve">  The relative strength of jewels and Daleks can also be configured.</w:t>
-      </w:r>
-    </w:p>
-    <w:p>
-      <w:r>
         <w:t xml:space="preserve">Teleports were later added to allow K9 to </w:t>
       </w:r>
       <w:proofErr w:type="gramStart"/>
@@ -28046,20 +27950,20 @@
         <w:t>Page grids</w:t>
       </w:r>
       <w:r>
-        <w:t xml:space="preserve">.  Early in the development of the game I came up with a level model that allowed for an arbitrary arrangement of pages.  From a data structure perspective, the model was simple and provided for a wide range of interesting level topologies.  </w:t>
+        <w:t xml:space="preserve">.  Early in the development of the game I came up with a level model that allowed for an arbitrary arrangement of pages.  From a data structure perspective, the model was simple and provided for a wide range of interesting level topologies.  However, any code that traversed tiles had to deal with potential page boundaries.  The mistake I made was not realizing that choosing such a data structure would require that I adopt an abstraction (function-based or macro-based) to traverse it, which was something I was </w:t>
+      </w:r>
+      <w:r>
+        <w:t xml:space="preserve">not </w:t>
+      </w:r>
+      <w:r>
+        <w:t xml:space="preserve">willing </w:t>
+      </w:r>
+      <w:r>
+        <w:t xml:space="preserve">to do.  In trying to avoid this I ended up with complex code in several key areas of functionality… drawing tile strips when scrolling, collision detection, laser hit detection, and elevator operations.  After spending considerable time fixing several nasty bugs, I stepped back and asked myself if the benefits of the page grid design outweighed all the added code complexity.  I concluded it wasn’t and removed the page grid, opting instead to go with a single large rectangular tile grid which could be either 16x128, 32x64, 64x32, </w:t>
       </w:r>
       <w:r>
         <w:lastRenderedPageBreak/>
-        <w:t xml:space="preserve">However, any code that traversed tiles had to deal with potential page boundaries.  The mistake I made was not realizing that choosing such a data structure would require that I adopt an abstraction (function-based or macro-based) to traverse it, which was something I was </w:t>
-      </w:r>
-      <w:r>
-        <w:t xml:space="preserve">not </w:t>
-      </w:r>
-      <w:r>
-        <w:t xml:space="preserve">willing </w:t>
-      </w:r>
-      <w:r>
-        <w:t>to do.  In trying to avoid this I ended up with complex code in several key areas of functionality… drawing tile strips when scrolling, collision detection, laser hit detection, and elevator operations.  After spending considerable time fixing several nasty bugs, I stepped back and asked myself if the benefits of the page grid design outweighed all the added code complexity.  I concluded it wasn’t and removed the page grid, opting instead to go with a single large rectangular tile grid which could be either 16x128, 32x64, 64x32, or 128x16 tiles in size.  The change resulted in a significant reduction in code size, and much simpler tile traversal logic throughout the code base.</w:t>
+        <w:t>or 128x16 tiles in size.  The change resulted in a significant reduction in code size, and much simpler tile traversal logic throughout the code base.</w:t>
       </w:r>
     </w:p>
     <w:p>
@@ -28104,15 +28008,7 @@
         <w:t xml:space="preserve"> </w:t>
       </w:r>
       <w:r>
-        <w:t xml:space="preserve">1 overlays, rendering the graphics and text directly over the gameplay screen.  To do this I needed to write custom </w:t>
-      </w:r>
-      <w:proofErr w:type="spellStart"/>
-      <w:r>
-        <w:t>drawText</w:t>
-      </w:r>
-      <w:proofErr w:type="spellEnd"/>
-      <w:r>
-        <w:t xml:space="preserve"> routines that used the MOS’s character definitions stored at &amp;8000.  Although this worked well, the draw code took up precious bytes and I was forced to</w:t>
+        <w:t>1 overlays, rendering the graphics and text directly over the gameplay screen.  To do this I needed to write custom drawText routines that used the MOS’s character definitions stored at &amp;8000.  Although this worked well, the draw code took up precious bytes and I was forced to</w:t>
       </w:r>
       <w:r>
         <w:t xml:space="preserve"> </w:t>
@@ -28358,7 +28254,6 @@
         <w:pStyle w:val="Heading2"/>
       </w:pPr>
       <w:r>
-        <w:lastRenderedPageBreak/>
         <w:t>Resources</w:t>
       </w:r>
     </w:p>
@@ -28421,16 +28316,8 @@
           <w:rPr>
             <w:rStyle w:val="Hyperlink"/>
           </w:rPr>
-          <w:t>mdfs.net/Docs/Comp/BBC/</w:t>
+          <w:t>mdfs.net/Docs/Comp/BBC/AllMem</w:t>
         </w:r>
-        <w:proofErr w:type="spellStart"/>
-        <w:r>
-          <w:rPr>
-            <w:rStyle w:val="Hyperlink"/>
-          </w:rPr>
-          <w:t>AllMem</w:t>
-        </w:r>
-        <w:proofErr w:type="spellEnd"/>
       </w:hyperlink>
     </w:p>
     <w:p>
@@ -28448,20 +28335,13 @@
           <w:rPr>
             <w:rStyle w:val="Hyperlink"/>
           </w:rPr>
-          <w:t>mdfs.net/Docs/Comp/BBC/Disk/</w:t>
+          <w:t>mdfs.net/Docs/Comp/BBC/Disk/DFSMem</w:t>
         </w:r>
-        <w:proofErr w:type="spellStart"/>
-        <w:r>
-          <w:rPr>
-            <w:rStyle w:val="Hyperlink"/>
-          </w:rPr>
-          <w:t>DFSMem</w:t>
-        </w:r>
-        <w:proofErr w:type="spellEnd"/>
       </w:hyperlink>
     </w:p>
     <w:p>
       <w:r>
+        <w:lastRenderedPageBreak/>
         <w:t xml:space="preserve">Elite disc </w:t>
       </w:r>
       <w:r>
@@ -28495,7 +28375,7 @@
     <mc:AlternateContent>
       <mc:Choice Requires="v">
         <w:pict>
-          <v:shapetype w14:anchorId="2F93A398" id="_x0000_t75" coordsize="21600,21600" o:spt="75" o:preferrelative="t" path="m@4@5l@4@11@9@11@9@5xe" filled="f" stroked="f">
+          <v:shapetype w14:anchorId="6110DF57" id="_x0000_t75" coordsize="21600,21600" o:spt="75" o:preferrelative="t" path="m@4@5l@4@11@9@11@9@5xe" filled="f" stroked="f">
             <v:stroke joinstyle="miter"/>
             <v:formulas>
               <v:f eqn="if lineDrawn pixelLineWidth 0"/>
@@ -28521,10 +28401,10 @@
       </mc:Choice>
       <mc:Fallback>
         <w:drawing>
-          <wp:inline distT="0" distB="0" distL="0" distR="0" wp14:anchorId="20CA04A3" wp14:editId="0120B417">
+          <wp:inline distT="0" distB="0" distL="0" distR="0" wp14:anchorId="3E69E836" wp14:editId="7FFE3854">
             <wp:extent cx="194650" cy="145988"/>
             <wp:effectExtent l="0" t="0" r="0" b="6985"/>
-            <wp:docPr id="1015689231" name="Picture 1"/>
+            <wp:docPr id="297005148" name="Picture 1"/>
             <wp:cNvGraphicFramePr>
               <a:graphicFrameLocks xmlns:a="http://schemas.openxmlformats.org/drawingml/2006/main" noChangeAspect="1"/>
             </wp:cNvGraphicFramePr>
@@ -28562,17 +28442,17 @@
     <mc:AlternateContent>
       <mc:Choice Requires="v">
         <w:pict>
-          <v:shape w14:anchorId="2772AABF" id="Picture 1" o:spid="_x0000_i1025" type="#_x0000_t75" style="width:15.7pt;height:11.75pt;visibility:visible;mso-wrap-style:square">
+          <v:shape w14:anchorId="61919558" id="Picture 1" o:spid="_x0000_i1025" type="#_x0000_t75" style="width:15.7pt;height:11.75pt;visibility:visible;mso-wrap-style:square">
             <v:imagedata r:id="rId3" o:title=""/>
           </v:shape>
         </w:pict>
       </mc:Choice>
       <mc:Fallback>
         <w:drawing>
-          <wp:inline distT="0" distB="0" distL="0" distR="0" wp14:anchorId="5EA985C9" wp14:editId="287E490A">
+          <wp:inline distT="0" distB="0" distL="0" distR="0" wp14:anchorId="56C3F11D" wp14:editId="3605D674">
             <wp:extent cx="199177" cy="149383"/>
             <wp:effectExtent l="0" t="0" r="0" b="3175"/>
-            <wp:docPr id="894842258" name="Picture 1"/>
+            <wp:docPr id="75788734" name="Picture 1"/>
             <wp:cNvGraphicFramePr>
               <a:graphicFrameLocks xmlns:a="http://schemas.openxmlformats.org/drawingml/2006/main" noChangeAspect="1"/>
             </wp:cNvGraphicFramePr>
@@ -31254,6 +31134,95 @@
     </w:lvl>
   </w:abstractNum>
   <w:abstractNum w:abstractNumId="25" w15:restartNumberingAfterBreak="0">
+    <w:nsid w:val="73EF61E6"/>
+    <w:multiLevelType w:val="hybridMultilevel"/>
+    <w:tmpl w:val="99B8CF16"/>
+    <w:lvl w:ilvl="0" w:tplc="04090011">
+      <w:start w:val="1"/>
+      <w:numFmt w:val="decimal"/>
+      <w:lvlText w:val="%1)"/>
+      <w:lvlJc w:val="left"/>
+      <w:pPr>
+        <w:ind w:left="720" w:hanging="360"/>
+      </w:pPr>
+      <w:rPr>
+        <w:rFonts w:hint="default"/>
+      </w:rPr>
+    </w:lvl>
+    <w:lvl w:ilvl="1" w:tplc="04090019" w:tentative="1">
+      <w:start w:val="1"/>
+      <w:numFmt w:val="lowerLetter"/>
+      <w:lvlText w:val="%2."/>
+      <w:lvlJc w:val="left"/>
+      <w:pPr>
+        <w:ind w:left="1440" w:hanging="360"/>
+      </w:pPr>
+    </w:lvl>
+    <w:lvl w:ilvl="2" w:tplc="0409001B" w:tentative="1">
+      <w:start w:val="1"/>
+      <w:numFmt w:val="lowerRoman"/>
+      <w:lvlText w:val="%3."/>
+      <w:lvlJc w:val="right"/>
+      <w:pPr>
+        <w:ind w:left="2160" w:hanging="180"/>
+      </w:pPr>
+    </w:lvl>
+    <w:lvl w:ilvl="3" w:tplc="0409000F" w:tentative="1">
+      <w:start w:val="1"/>
+      <w:numFmt w:val="decimal"/>
+      <w:lvlText w:val="%4."/>
+      <w:lvlJc w:val="left"/>
+      <w:pPr>
+        <w:ind w:left="2880" w:hanging="360"/>
+      </w:pPr>
+    </w:lvl>
+    <w:lvl w:ilvl="4" w:tplc="04090019" w:tentative="1">
+      <w:start w:val="1"/>
+      <w:numFmt w:val="lowerLetter"/>
+      <w:lvlText w:val="%5."/>
+      <w:lvlJc w:val="left"/>
+      <w:pPr>
+        <w:ind w:left="3600" w:hanging="360"/>
+      </w:pPr>
+    </w:lvl>
+    <w:lvl w:ilvl="5" w:tplc="0409001B" w:tentative="1">
+      <w:start w:val="1"/>
+      <w:numFmt w:val="lowerRoman"/>
+      <w:lvlText w:val="%6."/>
+      <w:lvlJc w:val="right"/>
+      <w:pPr>
+        <w:ind w:left="4320" w:hanging="180"/>
+      </w:pPr>
+    </w:lvl>
+    <w:lvl w:ilvl="6" w:tplc="0409000F" w:tentative="1">
+      <w:start w:val="1"/>
+      <w:numFmt w:val="decimal"/>
+      <w:lvlText w:val="%7."/>
+      <w:lvlJc w:val="left"/>
+      <w:pPr>
+        <w:ind w:left="5040" w:hanging="360"/>
+      </w:pPr>
+    </w:lvl>
+    <w:lvl w:ilvl="7" w:tplc="04090019" w:tentative="1">
+      <w:start w:val="1"/>
+      <w:numFmt w:val="lowerLetter"/>
+      <w:lvlText w:val="%8."/>
+      <w:lvlJc w:val="left"/>
+      <w:pPr>
+        <w:ind w:left="5760" w:hanging="360"/>
+      </w:pPr>
+    </w:lvl>
+    <w:lvl w:ilvl="8" w:tplc="0409001B" w:tentative="1">
+      <w:start w:val="1"/>
+      <w:numFmt w:val="lowerRoman"/>
+      <w:lvlText w:val="%9."/>
+      <w:lvlJc w:val="right"/>
+      <w:pPr>
+        <w:ind w:left="6480" w:hanging="180"/>
+      </w:pPr>
+    </w:lvl>
+  </w:abstractNum>
+  <w:abstractNum w:abstractNumId="26" w15:restartNumberingAfterBreak="0">
     <w:nsid w:val="7525577B"/>
     <w:multiLevelType w:val="hybridMultilevel"/>
     <w:tmpl w:val="B830AF46"/>
@@ -31366,7 +31335,7 @@
       </w:rPr>
     </w:lvl>
   </w:abstractNum>
-  <w:abstractNum w:abstractNumId="26" w15:restartNumberingAfterBreak="0">
+  <w:abstractNum w:abstractNumId="27" w15:restartNumberingAfterBreak="0">
     <w:nsid w:val="7ACB2100"/>
     <w:multiLevelType w:val="hybridMultilevel"/>
     <w:tmpl w:val="6BEA828E"/>
@@ -31503,7 +31472,7 @@
     <w:abstractNumId w:val="5"/>
   </w:num>
   <w:num w:numId="9" w16cid:durableId="1465924744">
-    <w:abstractNumId w:val="26"/>
+    <w:abstractNumId w:val="27"/>
   </w:num>
   <w:num w:numId="10" w16cid:durableId="320810464">
     <w:abstractNumId w:val="13"/>
@@ -31512,7 +31481,7 @@
     <w:abstractNumId w:val="20"/>
   </w:num>
   <w:num w:numId="12" w16cid:durableId="1713075570">
-    <w:abstractNumId w:val="25"/>
+    <w:abstractNumId w:val="26"/>
   </w:num>
   <w:num w:numId="13" w16cid:durableId="1666863145">
     <w:abstractNumId w:val="2"/>
@@ -31558,6 +31527,9 @@
   </w:num>
   <w:num w:numId="27" w16cid:durableId="1880436652">
     <w:abstractNumId w:val="14"/>
+  </w:num>
+  <w:num w:numId="28" w16cid:durableId="756484431">
+    <w:abstractNumId w:val="25"/>
   </w:num>
 </w:numbering>
 </file>
@@ -32162,7 +32134,6 @@
   <w:style w:type="character" w:default="1" w:styleId="DefaultParagraphFont">
     <w:name w:val="Default Paragraph Font"/>
     <w:uiPriority w:val="1"/>
-    <w:semiHidden/>
     <w:unhideWhenUsed/>
   </w:style>
   <w:style w:type="table" w:default="1" w:styleId="TableNormal">

--- a/docs/Development.docx
+++ b/docs/Development.docx
@@ -607,15 +607,7 @@
         <w:t>d</w:t>
       </w:r>
       <w:r>
-        <w:t xml:space="preserve"> the </w:t>
-      </w:r>
-      <w:proofErr w:type="gramStart"/>
-      <w:r>
-        <w:t>repro</w:t>
-      </w:r>
-      <w:proofErr w:type="gramEnd"/>
-      <w:r>
-        <w:t xml:space="preserve"> to </w:t>
+        <w:t xml:space="preserve"> the repro to </w:t>
       </w:r>
       <w:r>
         <w:rPr>
@@ -3801,15 +3793,7 @@
     <w:p>
       <w:r>
         <w:lastRenderedPageBreak/>
-        <w:t xml:space="preserve">I updated the level model to hold this occupancy information directly within the page tile grids, which up until this point just held tile indices (values </w:t>
-      </w:r>
-      <w:proofErr w:type="gramStart"/>
-      <w:r>
-        <w:t>0..</w:t>
-      </w:r>
-      <w:proofErr w:type="gramEnd"/>
-      <w:r>
-        <w:t xml:space="preserve">31).  I used one of the three unused </w:t>
+        <w:t xml:space="preserve">I updated the level model to hold this occupancy information directly within the page tile grids, which up until this point just held tile indices (values 0..31).  I used one of the three unused </w:t>
       </w:r>
       <w:r>
         <w:t xml:space="preserve">high </w:t>
@@ -4612,16 +4596,11 @@
       <w:r>
         <w:t xml:space="preserve">Object’s </w:t>
       </w:r>
-      <w:proofErr w:type="gramStart"/>
       <w:r>
         <w:t xml:space="preserve">top </w:t>
       </w:r>
       <w:r>
-        <w:t>level</w:t>
-      </w:r>
-      <w:proofErr w:type="gramEnd"/>
-      <w:r>
-        <w:t xml:space="preserve"> </w:t>
+        <w:t xml:space="preserve">level </w:t>
       </w:r>
       <w:r>
         <w:t>coordinate</w:t>
@@ -6044,23 +6023,7 @@
         <w:t>by something</w:t>
       </w:r>
       <w:r>
-        <w:t xml:space="preserve">, and bits </w:t>
-      </w:r>
-      <w:proofErr w:type="gramStart"/>
-      <w:r>
-        <w:t>0..</w:t>
-      </w:r>
-      <w:proofErr w:type="gramEnd"/>
-      <w:r>
-        <w:t xml:space="preserve">5 hold the tile index (values </w:t>
-      </w:r>
-      <w:proofErr w:type="gramStart"/>
-      <w:r>
-        <w:t>0..</w:t>
-      </w:r>
-      <w:proofErr w:type="gramEnd"/>
-      <w:r>
-        <w:t>31).</w:t>
+        <w:t>, and bits 0..5 hold the tile index (values 0..31).</w:t>
       </w:r>
       <w:r>
         <w:t xml:space="preserve"> </w:t>
@@ -6883,37 +6846,16 @@
         <w:t xml:space="preserve">code to show the </w:t>
       </w:r>
       <w:r>
-        <w:t xml:space="preserve">current level </w:t>
-      </w:r>
-      <w:proofErr w:type="gramStart"/>
-      <w:r>
-        <w:t>number</w:t>
-      </w:r>
-      <w:r>
-        <w:t>, and</w:t>
-      </w:r>
-      <w:proofErr w:type="gramEnd"/>
-      <w:r>
-        <w:t xml:space="preserve"> </w:t>
-      </w:r>
-      <w:r>
-        <w:t>extended the number of supported digits from four (</w:t>
-      </w:r>
-      <w:proofErr w:type="gramStart"/>
-      <w:r>
-        <w:t>0..</w:t>
-      </w:r>
-      <w:proofErr w:type="gramEnd"/>
-      <w:r>
-        <w:t>3) to ten (</w:t>
-      </w:r>
-      <w:proofErr w:type="gramStart"/>
-      <w:r>
-        <w:t>0..</w:t>
-      </w:r>
-      <w:proofErr w:type="gramEnd"/>
-      <w:r>
-        <w:t>9).</w:t>
+        <w:t>current level number</w:t>
+      </w:r>
+      <w:r>
+        <w:t xml:space="preserve">, and </w:t>
+      </w:r>
+      <w:r>
+        <w:t>extended the number of supported digits from four (0..3) to ten (</w:t>
+      </w:r>
+      <w:r>
+        <w:t>0..9).</w:t>
       </w:r>
       <w:r>
         <w:t xml:space="preserve">  Numerous code size optimizations were needed to free up sufficient space for the</w:t>
@@ -8003,18 +7945,10 @@
         <w:t xml:space="preserve">also </w:t>
       </w:r>
       <w:r>
-        <w:t xml:space="preserve">ride </w:t>
-      </w:r>
-      <w:proofErr w:type="gramStart"/>
-      <w:r>
-        <w:t>elevators</w:t>
-      </w:r>
-      <w:r>
-        <w:t>, and</w:t>
-      </w:r>
-      <w:proofErr w:type="gramEnd"/>
-      <w:r>
-        <w:t xml:space="preserve"> later specialized for teleports.</w:t>
+        <w:t>ride elevators</w:t>
+      </w:r>
+      <w:r>
+        <w:t>, and later specialized for teleports.</w:t>
       </w:r>
     </w:p>
     <w:p>
@@ -8654,7 +8588,6 @@
       <w:r>
         <w:t xml:space="preserve">the </w:t>
       </w:r>
-      <w:proofErr w:type="gramStart"/>
       <w:r>
         <w:rPr>
           <w:i/>
@@ -8662,7 +8595,6 @@
         </w:rPr>
         <w:t>objectState</w:t>
       </w:r>
-      <w:proofErr w:type="gramEnd"/>
       <w:r>
         <w:t xml:space="preserve"> variable</w:t>
       </w:r>
@@ -10374,15 +10306,7 @@
         <w:t>As an aside, my earlier explorations driving the sound chip directly turned out to be very useful when I later added code to play the Doctor Who theme when the title screen is shown.</w:t>
       </w:r>
       <w:r>
-        <w:t xml:space="preserve">  The exploration was also helpful in </w:t>
-      </w:r>
-      <w:proofErr w:type="gramStart"/>
-      <w:r>
-        <w:t>implemented</w:t>
-      </w:r>
-      <w:proofErr w:type="gramEnd"/>
-      <w:r>
-        <w:t xml:space="preserve"> sample-based sounds, which were later implemented and enabled when 16+K sideways RAM is present.</w:t>
+        <w:t xml:space="preserve">  The exploration was also helpful in implemented sample-based sounds, which were later implemented and enabled when 16+K sideways RAM is present.</w:t>
       </w:r>
     </w:p>
     <w:p>
@@ -10777,15 +10701,7 @@
     </w:p>
     <w:p>
       <w:r>
-        <w:t xml:space="preserve">The simplest way to achieve this is for the game-loop to wait on the v-sync </w:t>
-      </w:r>
-      <w:proofErr w:type="gramStart"/>
-      <w:r>
-        <w:t>interrupt</w:t>
-      </w:r>
-      <w:proofErr w:type="gramEnd"/>
-      <w:r>
-        <w:t xml:space="preserve"> signal, which occurs shortly after </w:t>
+        <w:t xml:space="preserve">The simplest way to achieve this is for the game-loop to wait on the v-sync interrupt signal, which occurs shortly after </w:t>
       </w:r>
       <w:r>
         <w:t xml:space="preserve">the beam reaches </w:t>
@@ -10919,15 +10835,7 @@
         <w:t>which is a very efficient algorithm that can be coded in relatively few instructions.</w:t>
       </w:r>
       <w:r>
-        <w:t xml:space="preserve">  I </w:t>
-      </w:r>
-      <w:proofErr w:type="gramStart"/>
-      <w:r>
-        <w:t>repurposed</w:t>
-      </w:r>
-      <w:proofErr w:type="gramEnd"/>
-      <w:r>
-        <w:t xml:space="preserve"> a section of ze</w:t>
+        <w:t xml:space="preserve">  I repurposed a section of ze</w:t>
       </w:r>
       <w:r>
         <w:t>r</w:t>
@@ -11272,13 +11180,8 @@
         <w:t xml:space="preserve"> a slight </w:t>
       </w:r>
       <w:r>
-        <w:t xml:space="preserve">head </w:t>
-      </w:r>
-      <w:proofErr w:type="gramStart"/>
-      <w:r>
-        <w:t>start</w:t>
-      </w:r>
-      <w:proofErr w:type="gramEnd"/>
+        <w:t>head start</w:t>
+      </w:r>
       <w:r>
         <w:t xml:space="preserve"> which helped minimize tearing effects </w:t>
       </w:r>
@@ -12338,13 +12241,8 @@
       <w:r>
         <w:t xml:space="preserve">final list of </w:t>
       </w:r>
-      <w:proofErr w:type="gramStart"/>
-      <w:r>
-        <w:t>pursue</w:t>
-      </w:r>
-      <w:proofErr w:type="gramEnd"/>
-      <w:r>
-        <w:t xml:space="preserve"> behavior</w:t>
+      <w:r>
+        <w:t>pursue behavior</w:t>
       </w:r>
       <w:r>
         <w:t>al</w:t>
@@ -12397,9 +12295,8 @@
           <w:i/>
           <w:iCs/>
         </w:rPr>
-        <w:t xml:space="preserve"> </w:t>
-      </w:r>
-      <w:proofErr w:type="gramStart"/>
+        <w:t xml:space="preserve"> PursueRight</w:t>
+      </w:r>
       <w:r>
         <w:rPr>
           <w:b/>
@@ -12407,7 +12304,58 @@
           <w:i/>
           <w:iCs/>
         </w:rPr>
-        <w:t>PursueRight</w:t>
+        <w:t xml:space="preserve"> </w:t>
+      </w:r>
+      <w:r>
+        <w:t xml:space="preserve"> – </w:t>
+      </w:r>
+      <w:r>
+        <w:t xml:space="preserve">Daleks </w:t>
+      </w:r>
+      <w:r>
+        <w:t>move quickly left or right</w:t>
+      </w:r>
+      <w:r>
+        <w:t>, or vice versa</w:t>
+      </w:r>
+      <w:r>
+        <w:t xml:space="preserve">. </w:t>
+      </w:r>
+      <w:r>
+        <w:t xml:space="preserve">If </w:t>
+      </w:r>
+      <w:r>
+        <w:t>a Dalek</w:t>
+      </w:r>
+      <w:r>
+        <w:t xml:space="preserve"> encounters a wall, the </w:t>
+      </w:r>
+      <w:r>
+        <w:t xml:space="preserve">Dalek </w:t>
+      </w:r>
+      <w:r>
+        <w:t>turns</w:t>
+      </w:r>
+      <w:r>
+        <w:t>,</w:t>
+      </w:r>
+      <w:r>
+        <w:t xml:space="preserve"> and the </w:t>
+      </w:r>
+      <w:r>
+        <w:t xml:space="preserve">action </w:t>
+      </w:r>
+      <w:r>
+        <w:t xml:space="preserve">is </w:t>
+      </w:r>
+      <w:r>
+        <w:t>change</w:t>
+      </w:r>
+      <w:r>
+        <w:t xml:space="preserve">d </w:t>
+      </w:r>
+      <w:r>
+        <w:t xml:space="preserve">to </w:t>
       </w:r>
       <w:r>
         <w:rPr>
@@ -12416,62 +12364,10 @@
           <w:i/>
           <w:iCs/>
         </w:rPr>
-        <w:t xml:space="preserve"> </w:t>
-      </w:r>
-      <w:r>
-        <w:t xml:space="preserve"> –</w:t>
-      </w:r>
-      <w:proofErr w:type="gramEnd"/>
-      <w:r>
-        <w:t xml:space="preserve"> </w:t>
-      </w:r>
-      <w:r>
-        <w:t xml:space="preserve">Daleks </w:t>
-      </w:r>
-      <w:r>
-        <w:t>move quickly left or right</w:t>
-      </w:r>
-      <w:r>
-        <w:t>, or vice versa</w:t>
-      </w:r>
-      <w:r>
-        <w:t xml:space="preserve">. </w:t>
-      </w:r>
-      <w:r>
-        <w:t xml:space="preserve">If </w:t>
-      </w:r>
-      <w:r>
-        <w:t>a Dalek</w:t>
-      </w:r>
-      <w:r>
-        <w:t xml:space="preserve"> encounters a wall, the </w:t>
-      </w:r>
-      <w:r>
-        <w:t xml:space="preserve">Dalek </w:t>
-      </w:r>
-      <w:r>
-        <w:t>turns</w:t>
-      </w:r>
-      <w:r>
-        <w:t>,</w:t>
-      </w:r>
-      <w:r>
-        <w:t xml:space="preserve"> and the </w:t>
-      </w:r>
-      <w:r>
-        <w:t xml:space="preserve">action </w:t>
-      </w:r>
-      <w:r>
-        <w:t xml:space="preserve">is </w:t>
-      </w:r>
-      <w:r>
-        <w:t>change</w:t>
-      </w:r>
-      <w:r>
-        <w:t xml:space="preserve">d </w:t>
-      </w:r>
-      <w:r>
-        <w:t xml:space="preserve">to </w:t>
+        <w:t>PursueUp</w:t>
+      </w:r>
+      <w:r>
+        <w:t xml:space="preserve"> or </w:t>
       </w:r>
       <w:r>
         <w:rPr>
@@ -12480,11 +12376,16 @@
           <w:i/>
           <w:iCs/>
         </w:rPr>
-        <w:t>PursueUp</w:t>
-      </w:r>
-      <w:r>
-        <w:t xml:space="preserve"> or </w:t>
-      </w:r>
+        <w:t>PursueDown</w:t>
+      </w:r>
+      <w:r>
+        <w:t>.</w:t>
+      </w:r>
+    </w:p>
+    <w:p>
+      <w:pPr>
+        <w:ind w:left="720"/>
+      </w:pPr>
       <w:r>
         <w:rPr>
           <w:b/>
@@ -12492,16 +12393,8 @@
           <w:i/>
           <w:iCs/>
         </w:rPr>
-        <w:t>PursueDown</w:t>
-      </w:r>
-      <w:r>
-        <w:t>.</w:t>
-      </w:r>
-    </w:p>
-    <w:p>
-      <w:pPr>
-        <w:ind w:left="720"/>
-      </w:pPr>
+        <w:t>Pursue</w:t>
+      </w:r>
       <w:r>
         <w:rPr>
           <w:b/>
@@ -12509,7 +12402,10 @@
           <w:i/>
           <w:iCs/>
         </w:rPr>
-        <w:t>Pursue</w:t>
+        <w:t xml:space="preserve">Up </w:t>
+      </w:r>
+      <w:r>
+        <w:t>and</w:t>
       </w:r>
       <w:r>
         <w:rPr>
@@ -12518,36 +12414,10 @@
           <w:i/>
           <w:iCs/>
         </w:rPr>
-        <w:t xml:space="preserve">Up </w:t>
-      </w:r>
-      <w:r>
-        <w:t>and</w:t>
-      </w:r>
-      <w:r>
-        <w:rPr>
-          <w:b/>
-          <w:bCs/>
-          <w:i/>
-          <w:iCs/>
-        </w:rPr>
-        <w:t xml:space="preserve"> </w:t>
-      </w:r>
-      <w:proofErr w:type="gramStart"/>
-      <w:r>
-        <w:rPr>
-          <w:b/>
-          <w:bCs/>
-          <w:i/>
-          <w:iCs/>
-        </w:rPr>
-        <w:t xml:space="preserve">PursueDown </w:t>
-      </w:r>
-      <w:r>
-        <w:t xml:space="preserve"> –</w:t>
-      </w:r>
-      <w:proofErr w:type="gramEnd"/>
-      <w:r>
-        <w:t xml:space="preserve"> Daleks </w:t>
+        <w:t xml:space="preserve"> PursueDown </w:t>
+      </w:r>
+      <w:r>
+        <w:t xml:space="preserve"> – Daleks </w:t>
       </w:r>
       <w:r>
         <w:t>move quickly left or right</w:t>
@@ -13032,7 +12902,6 @@
       <w:r>
         <w:t xml:space="preserve">Daleks whose action is </w:t>
       </w:r>
-      <w:proofErr w:type="gramStart"/>
       <w:r>
         <w:rPr>
           <w:b/>
@@ -13042,7 +12911,6 @@
         </w:rPr>
         <w:t>pursue</w:t>
       </w:r>
-      <w:proofErr w:type="gramEnd"/>
       <w:r>
         <w:t xml:space="preserve"> are downgraded to </w:t>
       </w:r>
@@ -13251,14 +13119,12 @@
       <w:r>
         <w:t xml:space="preserve"> </w:t>
       </w:r>
-      <w:proofErr w:type="gramStart"/>
       <w:r>
         <w:t xml:space="preserve">the </w:t>
       </w:r>
       <w:r>
         <w:t>Dalek’s</w:t>
       </w:r>
-      <w:proofErr w:type="gramEnd"/>
       <w:r>
         <w:t xml:space="preserve"> </w:t>
       </w:r>
@@ -13549,7 +13415,6 @@
       <w:r>
         <w:t xml:space="preserve">e to support this.  Fortunately, the low nibble of the elevator’s </w:t>
       </w:r>
-      <w:proofErr w:type="gramStart"/>
       <w:r>
         <w:rPr>
           <w:i/>
@@ -13557,7 +13422,6 @@
         </w:rPr>
         <w:t>objectState</w:t>
       </w:r>
-      <w:proofErr w:type="gramEnd"/>
       <w:r>
         <w:t xml:space="preserve"> variable </w:t>
       </w:r>
@@ -13637,15 +13501,7 @@
         <w:t>s</w:t>
       </w:r>
       <w:r>
-        <w:t xml:space="preserve"> in their </w:t>
-      </w:r>
-      <w:proofErr w:type="gramStart"/>
-      <w:r>
-        <w:t>draw</w:t>
-      </w:r>
-      <w:proofErr w:type="gramEnd"/>
-      <w:r>
-        <w:t xml:space="preserve"> order</w:t>
+        <w:t xml:space="preserve"> in their draw order</w:t>
       </w:r>
       <w:r>
         <w:t xml:space="preserve">, as descending elevators need to be rendered before </w:t>
@@ -13786,29 +13642,13 @@
         <w:t>Daleks in pursuit</w:t>
       </w:r>
       <w:r>
-        <w:t xml:space="preserve"> - When one or more Daleks are in pursuit of K9, a </w:t>
-      </w:r>
-      <w:proofErr w:type="gramStart"/>
-      <w:r>
-        <w:t>PacMan like</w:t>
-      </w:r>
-      <w:proofErr w:type="gramEnd"/>
-      <w:r>
-        <w:t xml:space="preserve"> sound effect plays, giving the player a sense of pressure.  The sound effect provide</w:t>
+        <w:t xml:space="preserve"> - When one or more Daleks are in pursuit of K9, a PacMan like sound effect plays, giving the player a sense of pressure.  The sound effect provide</w:t>
       </w:r>
       <w:r>
         <w:t>s</w:t>
       </w:r>
       <w:r>
-        <w:t xml:space="preserve"> an important </w:t>
-      </w:r>
-      <w:proofErr w:type="gramStart"/>
-      <w:r>
-        <w:t>que</w:t>
-      </w:r>
-      <w:proofErr w:type="gramEnd"/>
-      <w:r>
-        <w:t xml:space="preserve"> as there may be times when a Dalek sees K9 before the player sees the Dalek!</w:t>
+        <w:t xml:space="preserve"> an important que as there may be times when a Dalek sees K9 before the player sees the Dalek!</w:t>
       </w:r>
     </w:p>
     <w:p>
@@ -13910,15 +13750,7 @@
         <w:t>Laser activated</w:t>
       </w:r>
       <w:r>
-        <w:t xml:space="preserve"> – when K9’s laser is </w:t>
-      </w:r>
-      <w:proofErr w:type="gramStart"/>
-      <w:r>
-        <w:t>active,</w:t>
-      </w:r>
-      <w:proofErr w:type="gramEnd"/>
-      <w:r>
-        <w:t xml:space="preserve"> a low oscillating tone is sounded.</w:t>
+        <w:t xml:space="preserve"> – when K9’s laser is active, a low oscillating tone is sounded.</w:t>
       </w:r>
     </w:p>
     <w:p>
@@ -13937,15 +13769,7 @@
         <w:t>K9 is hurt</w:t>
       </w:r>
       <w:r>
-        <w:t xml:space="preserve"> – when K9 is damaged by </w:t>
-      </w:r>
-      <w:proofErr w:type="gramStart"/>
-      <w:r>
-        <w:t>an</w:t>
-      </w:r>
-      <w:proofErr w:type="gramEnd"/>
-      <w:r>
-        <w:t xml:space="preserve"> Dalek weapon, an annoying white noise sound effect is played, which is quite unpleasant.  It </w:t>
+        <w:t xml:space="preserve"> – when K9 is damaged by an Dalek weapon, an annoying white noise sound effect is played, which is quite unpleasant.  It </w:t>
       </w:r>
       <w:r>
         <w:t xml:space="preserve">is </w:t>
@@ -14081,16 +13905,11 @@
         <w:t>‘</w:t>
       </w:r>
       <w:r>
-        <w:t xml:space="preserve">in </w:t>
-      </w:r>
-      <w:proofErr w:type="gramStart"/>
-      <w:r>
-        <w:t>pursuit</w:t>
+        <w:t>in pursuit</w:t>
       </w:r>
       <w:r>
         <w:t>’</w:t>
       </w:r>
-      <w:proofErr w:type="gramEnd"/>
       <w:r>
         <w:t xml:space="preserve"> sound effect.</w:t>
       </w:r>
@@ -14581,23 +14400,7 @@
                 <w:b w:val="0"/>
                 <w:bCs w:val="0"/>
               </w:rPr>
-              <w:t xml:space="preserve">Have K9 </w:t>
-            </w:r>
-            <w:proofErr w:type="gramStart"/>
-            <w:r>
-              <w:rPr>
-                <w:b w:val="0"/>
-                <w:bCs w:val="0"/>
-              </w:rPr>
-              <w:t>collect</w:t>
-            </w:r>
-            <w:proofErr w:type="gramEnd"/>
-            <w:r>
-              <w:rPr>
-                <w:b w:val="0"/>
-                <w:bCs w:val="0"/>
-              </w:rPr>
-              <w:t xml:space="preserve"> bomb parts in each level, which he uses in the final level</w:t>
+              <w:t>Have K9 collect bomb parts in each level, which he uses in the final level</w:t>
             </w:r>
           </w:p>
         </w:tc>
@@ -15202,15 +15005,7 @@
         <w:t xml:space="preserve">in size </w:t>
       </w:r>
       <w:r>
-        <w:t xml:space="preserve">and uses 41 bytes of data (health bar atlas + </w:t>
-      </w:r>
-      <w:proofErr w:type="gramStart"/>
-      <w:r>
-        <w:t>sprite</w:t>
-      </w:r>
-      <w:proofErr w:type="gramEnd"/>
-      <w:r>
-        <w:t xml:space="preserve"> array).  The total memory required was 226 bytes</w:t>
+        <w:t>and uses 41 bytes of data (health bar atlas + sprite array).  The total memory required was 226 bytes</w:t>
       </w:r>
       <w:r>
         <w:t>.</w:t>
@@ -16424,15 +16219,7 @@
         <w:t>SN76489</w:t>
       </w:r>
       <w:r>
-        <w:t xml:space="preserve"> to output its highest frequency (125KHz), and 2) toggle the volume at twice the desired frequency.  </w:t>
-      </w:r>
-      <w:proofErr w:type="gramStart"/>
-      <w:r>
-        <w:t>Timer2</w:t>
-      </w:r>
-      <w:proofErr w:type="gramEnd"/>
-      <w:r>
-        <w:t xml:space="preserve"> can be used for the latter, in one-shot mode.</w:t>
+        <w:t xml:space="preserve"> to output its highest frequency (125KHz), and 2) toggle the volume at twice the desired frequency.  Timer2 can be used for the latter, in one-shot mode.</w:t>
       </w:r>
     </w:p>
     <w:p>
@@ -16879,11 +16666,9 @@
         <w:lastRenderedPageBreak/>
         <w:t xml:space="preserve">I spent quite a bit of time tweaking the envelope definitions to get a more interesting sound. Of course, I was not able to replicate the original sound given </w:t>
       </w:r>
-      <w:proofErr w:type="gramStart"/>
       <w:r>
         <w:t>the Beeb’s</w:t>
       </w:r>
-      <w:proofErr w:type="gramEnd"/>
       <w:r>
         <w:t xml:space="preserve"> limited capabilities.  </w:t>
       </w:r>
@@ -16930,14 +16715,12 @@
       <w:r>
         <w:t xml:space="preserve">which </w:t>
       </w:r>
-      <w:proofErr w:type="gramStart"/>
       <w:r>
         <w:t>appear</w:t>
       </w:r>
       <w:r>
         <w:t>s</w:t>
       </w:r>
-      <w:proofErr w:type="gramEnd"/>
       <w:r>
         <w:t xml:space="preserve"> before the </w:t>
       </w:r>
@@ -17111,13 +16894,8 @@
       <w:r>
         <w:t xml:space="preserve">ly there was </w:t>
       </w:r>
-      <w:proofErr w:type="gramStart"/>
-      <w:r>
-        <w:t>no</w:t>
-      </w:r>
-      <w:proofErr w:type="gramEnd"/>
-      <w:r>
-        <w:t xml:space="preserve"> enough</w:t>
+      <w:r>
+        <w:t>no enough</w:t>
       </w:r>
       <w:r>
         <w:t xml:space="preserve"> room to fit </w:t>
@@ -17437,11 +17215,9 @@
       <w:r>
         <w:t xml:space="preserve">While doable, it’s quite hard to reproduce samples </w:t>
       </w:r>
-      <w:proofErr w:type="gramStart"/>
       <w:r>
         <w:t>at</w:t>
       </w:r>
-      <w:proofErr w:type="gramEnd"/>
       <w:r>
         <w:t xml:space="preserve"> good </w:t>
       </w:r>
@@ -17780,18 +17556,10 @@
         <w:t xml:space="preserve">be loaded </w:t>
       </w:r>
       <w:r>
-        <w:t xml:space="preserve">to regular </w:t>
-      </w:r>
-      <w:proofErr w:type="gramStart"/>
-      <w:r>
-        <w:t>memory</w:t>
-      </w:r>
-      <w:r>
-        <w:t>, and</w:t>
-      </w:r>
-      <w:proofErr w:type="gramEnd"/>
-      <w:r>
-        <w:t xml:space="preserve"> then</w:t>
+        <w:t>to regular memory</w:t>
+      </w:r>
+      <w:r>
+        <w:t>, and then</w:t>
       </w:r>
       <w:r>
         <w:t xml:space="preserve"> </w:t>
@@ -17851,15 +17619,7 @@
         <w:t xml:space="preserve"> distinct files </w:t>
       </w:r>
       <w:r>
-        <w:t>(pcm</w:t>
-      </w:r>
-      <w:proofErr w:type="gramStart"/>
-      <w:r>
-        <w:t>1..</w:t>
-      </w:r>
-      <w:proofErr w:type="gramEnd"/>
-      <w:r>
-        <w:t>pcn5)</w:t>
+        <w:t>(pcm1..pcn5)</w:t>
       </w:r>
       <w:r>
         <w:t xml:space="preserve"> in the disc image.</w:t>
@@ -17955,15 +17715,7 @@
         <w:t xml:space="preserve">is set </w:t>
       </w:r>
       <w:r>
-        <w:t xml:space="preserve">to </w:t>
-      </w:r>
-      <w:proofErr w:type="gramStart"/>
-      <w:r>
-        <w:t>125KHz</w:t>
-      </w:r>
-      <w:proofErr w:type="gramEnd"/>
-      <w:r>
-        <w:t xml:space="preserve"> and its volume </w:t>
+        <w:t xml:space="preserve">to 125KHz and its volume </w:t>
       </w:r>
       <w:r>
         <w:t xml:space="preserve">is set </w:t>
@@ -18016,15 +17768,7 @@
         <w:t>.</w:t>
       </w:r>
       <w:r>
-        <w:t xml:space="preserve">  There was a little </w:t>
-      </w:r>
-      <w:proofErr w:type="gramStart"/>
-      <w:r>
-        <w:t>tearing</w:t>
-      </w:r>
-      <w:proofErr w:type="gramEnd"/>
-      <w:r>
-        <w:t xml:space="preserve"> but no detectable slowdown or control latency.</w:t>
+        <w:t xml:space="preserve">  There was a little tearing but no detectable slowdown or control latency.</w:t>
       </w:r>
       <w:r>
         <w:t xml:space="preserve">  </w:t>
@@ -18210,343 +17954,252 @@
         <w:lastRenderedPageBreak/>
         <w:t xml:space="preserve">In the first pass, </w:t>
       </w:r>
-      <w:proofErr w:type="gramStart"/>
       <w:r>
         <w:rPr>
           <w:b/>
           <w:bCs/>
         </w:rPr>
-        <w:t>AND #&amp;</w:t>
-      </w:r>
-      <w:proofErr w:type="gramEnd"/>
+        <w:t>AND #&amp;0F</w:t>
+      </w:r>
       <w:r>
         <w:rPr>
           <w:b/>
           <w:bCs/>
         </w:rPr>
-        <w:t>0</w:t>
-      </w:r>
-      <w:proofErr w:type="gramStart"/>
+        <w:t xml:space="preserve"> : </w:t>
+      </w:r>
       <w:r>
         <w:rPr>
           <w:b/>
           <w:bCs/>
         </w:rPr>
-        <w:t>F</w:t>
+        <w:t>AND #&amp;0F</w:t>
+      </w:r>
+      <w:r>
+        <w:t xml:space="preserve"> is </w:t>
+      </w:r>
+      <w:r>
+        <w:t>written</w:t>
+      </w:r>
+      <w:r>
+        <w:t xml:space="preserve"> </w:t>
+      </w:r>
+      <w:r>
+        <w:t xml:space="preserve">and used </w:t>
+      </w:r>
+      <w:r>
+        <w:t>to extract the low nibbles</w:t>
+      </w:r>
+      <w:r>
+        <w:t xml:space="preserve">, in the second pass, </w:t>
       </w:r>
       <w:r>
         <w:rPr>
           <w:b/>
           <w:bCs/>
         </w:rPr>
-        <w:t xml:space="preserve"> :</w:t>
-      </w:r>
-      <w:proofErr w:type="gramEnd"/>
+        <w:t>LSR A : LSR A : LSR A : LSR A</w:t>
+      </w:r>
+      <w:r>
+        <w:t xml:space="preserve"> is </w:t>
+      </w:r>
+      <w:r>
+        <w:t>written</w:t>
+      </w:r>
+      <w:r>
+        <w:t xml:space="preserve"> </w:t>
+      </w:r>
+      <w:r>
+        <w:t xml:space="preserve">and used </w:t>
+      </w:r>
+      <w:r>
+        <w:t>to extract the high nibbles.</w:t>
+      </w:r>
+      <w:r>
+        <w:t xml:space="preserve">  </w:t>
+      </w:r>
       <w:r>
         <w:rPr>
           <w:b/>
           <w:bCs/>
         </w:rPr>
+        <w:t>AND #&amp;0F</w:t>
+      </w:r>
+      <w:r>
+        <w:t xml:space="preserve"> is repeated</w:t>
+      </w:r>
+      <w:r>
+        <w:t xml:space="preserve"> to fill </w:t>
+      </w:r>
+      <w:r>
+        <w:t xml:space="preserve">the </w:t>
+      </w:r>
+      <w:r>
+        <w:t>4 code bytes</w:t>
+      </w:r>
+      <w:r>
         <w:t xml:space="preserve"> </w:t>
       </w:r>
-      <w:proofErr w:type="gramStart"/>
+      <w:r>
+        <w:t xml:space="preserve">that </w:t>
+      </w:r>
+      <w:r>
+        <w:t>four</w:t>
+      </w:r>
       <w:r>
         <w:rPr>
           <w:b/>
           <w:bCs/>
         </w:rPr>
-        <w:t>AND #&amp;</w:t>
-      </w:r>
-      <w:proofErr w:type="gramEnd"/>
+        <w:t xml:space="preserve"> </w:t>
+      </w:r>
       <w:r>
         <w:rPr>
           <w:b/>
           <w:bCs/>
         </w:rPr>
-        <w:t>0F</w:t>
-      </w:r>
-      <w:r>
-        <w:t xml:space="preserve"> is </w:t>
-      </w:r>
-      <w:r>
-        <w:t>written</w:t>
-      </w:r>
-      <w:r>
-        <w:t xml:space="preserve"> </w:t>
-      </w:r>
-      <w:r>
-        <w:t xml:space="preserve">and used </w:t>
-      </w:r>
-      <w:r>
-        <w:t>to extract the low nibbles</w:t>
-      </w:r>
-      <w:r>
-        <w:t xml:space="preserve">, in the second pass, </w:t>
+        <w:t>LSR A</w:t>
       </w:r>
       <w:r>
         <w:rPr>
           <w:b/>
           <w:bCs/>
         </w:rPr>
-        <w:t xml:space="preserve">LSR </w:t>
-      </w:r>
-      <w:proofErr w:type="gramStart"/>
+        <w:t xml:space="preserve"> </w:t>
+      </w:r>
+      <w:r>
+        <w:t>instructions</w:t>
+      </w:r>
       <w:r>
         <w:rPr>
           <w:b/>
           <w:bCs/>
         </w:rPr>
-        <w:t>A :</w:t>
-      </w:r>
-      <w:proofErr w:type="gramEnd"/>
+        <w:t xml:space="preserve"> </w:t>
+      </w:r>
+      <w:r>
+        <w:t>use.</w:t>
+      </w:r>
+    </w:p>
+    <w:p>
+      <w:r>
+        <w:t xml:space="preserve">The WAV converter console app was then updated to read the additional WAV files that I </w:t>
+      </w:r>
+      <w:r>
+        <w:t xml:space="preserve">also </w:t>
+      </w:r>
+      <w:r>
+        <w:t xml:space="preserve">created in Audacity, stacking these in the generated </w:t>
+      </w:r>
       <w:r>
         <w:rPr>
           <w:b/>
           <w:bCs/>
         </w:rPr>
-        <w:t xml:space="preserve"> LSR </w:t>
-      </w:r>
-      <w:proofErr w:type="gramStart"/>
+        <w:t>pcm.dat</w:t>
+      </w:r>
+      <w:r>
+        <w:t xml:space="preserve"> file.  The app was also updated to write </w:t>
+      </w:r>
+      <w:r>
+        <w:t xml:space="preserve">a </w:t>
+      </w:r>
       <w:r>
         <w:rPr>
           <w:b/>
           <w:bCs/>
         </w:rPr>
-        <w:t>A :</w:t>
-      </w:r>
-      <w:proofErr w:type="gramEnd"/>
+        <w:t>start</w:t>
+      </w:r>
       <w:r>
         <w:rPr>
           <w:b/>
           <w:bCs/>
         </w:rPr>
-        <w:t xml:space="preserve"> LSR </w:t>
-      </w:r>
-      <w:proofErr w:type="gramStart"/>
+        <w:t>/</w:t>
+      </w:r>
       <w:r>
         <w:rPr>
           <w:b/>
           <w:bCs/>
         </w:rPr>
-        <w:t>A :</w:t>
-      </w:r>
-      <w:proofErr w:type="gramEnd"/>
+        <w:t>end address</w:t>
+      </w:r>
       <w:r>
         <w:rPr>
           <w:b/>
           <w:bCs/>
         </w:rPr>
-        <w:t xml:space="preserve"> LSR A</w:t>
-      </w:r>
-      <w:r>
-        <w:t xml:space="preserve"> is </w:t>
-      </w:r>
-      <w:r>
-        <w:t>written</w:t>
-      </w:r>
-      <w:r>
-        <w:t xml:space="preserve"> </w:t>
-      </w:r>
-      <w:r>
-        <w:t xml:space="preserve">and used </w:t>
-      </w:r>
-      <w:r>
-        <w:t>to extract the high nibbles.</w:t>
-      </w:r>
-      <w:r>
-        <w:t xml:space="preserve">  </w:t>
-      </w:r>
-      <w:proofErr w:type="gramStart"/>
+        <w:t xml:space="preserve"> table</w:t>
+      </w:r>
+      <w:r>
+        <w:t xml:space="preserve"> for </w:t>
+      </w:r>
+      <w:r>
+        <w:t xml:space="preserve">the encoded </w:t>
+      </w:r>
+      <w:r>
+        <w:t>sample</w:t>
+      </w:r>
+      <w:r>
+        <w:t>s</w:t>
+      </w:r>
+      <w:r>
+        <w:t>, which the runtime use</w:t>
+      </w:r>
+      <w:r>
+        <w:t>s</w:t>
+      </w:r>
+      <w:r>
+        <w:t xml:space="preserve"> to play the appropriate sample.</w:t>
+      </w:r>
+    </w:p>
+    <w:p>
+      <w:pPr>
+        <w:pStyle w:val="Heading3"/>
+      </w:pPr>
+      <w:r>
+        <w:t>Optimizations</w:t>
+      </w:r>
+    </w:p>
+    <w:p>
+      <w:r>
+        <w:t xml:space="preserve">Modulating a tone generator’s volume at 8K (160 times a frame) </w:t>
+      </w:r>
+      <w:r>
+        <w:t xml:space="preserve">without impacting game performance </w:t>
+      </w:r>
+      <w:r>
+        <w:t xml:space="preserve">was </w:t>
+      </w:r>
+      <w:r>
+        <w:t>essential</w:t>
+      </w:r>
+      <w:r>
+        <w:t xml:space="preserve">.  Every instruction executed in the interrupt routine is executed 160 times </w:t>
+      </w:r>
+      <w:r>
+        <w:t xml:space="preserve">a </w:t>
+      </w:r>
+      <w:r>
+        <w:t xml:space="preserve">frame.  Minimizing the number of instructions </w:t>
+      </w:r>
+      <w:r>
+        <w:t>was</w:t>
+      </w:r>
+      <w:r>
+        <w:t xml:space="preserve"> thus paramount.</w:t>
+      </w:r>
+    </w:p>
+    <w:p>
+      <w:r>
+        <w:t xml:space="preserve">The first thing I did was to ensure that the </w:t>
+      </w:r>
       <w:r>
         <w:rPr>
           <w:b/>
           <w:bCs/>
         </w:rPr>
-        <w:t>AND #&amp;</w:t>
-      </w:r>
-      <w:proofErr w:type="gramEnd"/>
-      <w:r>
-        <w:rPr>
-          <w:b/>
-          <w:bCs/>
-        </w:rPr>
-        <w:t>0F</w:t>
-      </w:r>
-      <w:r>
-        <w:t xml:space="preserve"> is repeated</w:t>
-      </w:r>
-      <w:r>
-        <w:t xml:space="preserve"> to fill </w:t>
-      </w:r>
-      <w:r>
-        <w:t xml:space="preserve">the </w:t>
-      </w:r>
-      <w:r>
-        <w:t>4 code bytes</w:t>
-      </w:r>
-      <w:r>
-        <w:t xml:space="preserve"> </w:t>
-      </w:r>
-      <w:r>
-        <w:t xml:space="preserve">that </w:t>
-      </w:r>
-      <w:r>
-        <w:t>four</w:t>
-      </w:r>
-      <w:r>
-        <w:rPr>
-          <w:b/>
-          <w:bCs/>
-        </w:rPr>
-        <w:t xml:space="preserve"> </w:t>
-      </w:r>
-      <w:r>
-        <w:rPr>
-          <w:b/>
-          <w:bCs/>
-        </w:rPr>
-        <w:t>LSR A</w:t>
-      </w:r>
-      <w:r>
-        <w:rPr>
-          <w:b/>
-          <w:bCs/>
-        </w:rPr>
-        <w:t xml:space="preserve"> </w:t>
-      </w:r>
-      <w:r>
-        <w:t>instructions</w:t>
-      </w:r>
-      <w:r>
-        <w:rPr>
-          <w:b/>
-          <w:bCs/>
-        </w:rPr>
-        <w:t xml:space="preserve"> </w:t>
-      </w:r>
-      <w:r>
-        <w:t>use.</w:t>
-      </w:r>
-    </w:p>
-    <w:p>
-      <w:r>
-        <w:t xml:space="preserve">The WAV converter console app was then updated to read the additional WAV files that I </w:t>
-      </w:r>
-      <w:r>
-        <w:t xml:space="preserve">also </w:t>
-      </w:r>
-      <w:r>
-        <w:t xml:space="preserve">created in Audacity, stacking these in the generated </w:t>
-      </w:r>
-      <w:r>
-        <w:rPr>
-          <w:b/>
-          <w:bCs/>
-        </w:rPr>
-        <w:t>pcm.dat</w:t>
-      </w:r>
-      <w:r>
-        <w:t xml:space="preserve"> file.  The app was also updated to write </w:t>
-      </w:r>
-      <w:r>
-        <w:t xml:space="preserve">a </w:t>
-      </w:r>
-      <w:r>
-        <w:rPr>
-          <w:b/>
-          <w:bCs/>
-        </w:rPr>
-        <w:t>start</w:t>
-      </w:r>
-      <w:r>
-        <w:rPr>
-          <w:b/>
-          <w:bCs/>
-        </w:rPr>
-        <w:t>/</w:t>
-      </w:r>
-      <w:r>
-        <w:rPr>
-          <w:b/>
-          <w:bCs/>
-        </w:rPr>
-        <w:t>end address</w:t>
-      </w:r>
-      <w:r>
-        <w:rPr>
-          <w:b/>
-          <w:bCs/>
-        </w:rPr>
-        <w:t xml:space="preserve"> table</w:t>
-      </w:r>
-      <w:r>
-        <w:t xml:space="preserve"> for </w:t>
-      </w:r>
-      <w:r>
-        <w:t xml:space="preserve">the encoded </w:t>
-      </w:r>
-      <w:r>
-        <w:t>sample</w:t>
-      </w:r>
-      <w:r>
-        <w:t>s</w:t>
-      </w:r>
-      <w:r>
-        <w:t>, which the runtime use</w:t>
-      </w:r>
-      <w:r>
-        <w:t>s</w:t>
-      </w:r>
-      <w:r>
-        <w:t xml:space="preserve"> to play the appropriate sample.</w:t>
-      </w:r>
-    </w:p>
-    <w:p>
-      <w:pPr>
-        <w:pStyle w:val="Heading3"/>
-      </w:pPr>
-      <w:r>
-        <w:t>Optimizations</w:t>
-      </w:r>
-    </w:p>
-    <w:p>
-      <w:r>
-        <w:t xml:space="preserve">Modulating a tone generator’s volume at 8K (160 times a frame) </w:t>
-      </w:r>
-      <w:r>
-        <w:t xml:space="preserve">without impacting game performance </w:t>
-      </w:r>
-      <w:r>
-        <w:t xml:space="preserve">was </w:t>
-      </w:r>
-      <w:r>
-        <w:t>essential</w:t>
-      </w:r>
-      <w:r>
-        <w:t xml:space="preserve">.  Every instruction executed in the interrupt routine is executed 160 times </w:t>
-      </w:r>
-      <w:r>
-        <w:t xml:space="preserve">a </w:t>
-      </w:r>
-      <w:r>
-        <w:t xml:space="preserve">frame.  Minimizing the number of instructions </w:t>
-      </w:r>
-      <w:r>
-        <w:t>was</w:t>
-      </w:r>
-      <w:r>
-        <w:t xml:space="preserve"> thus paramount.</w:t>
-      </w:r>
-    </w:p>
-    <w:p>
-      <w:r>
-        <w:t xml:space="preserve">The first thing I did was to ensure that the </w:t>
-      </w:r>
-      <w:r>
-        <w:rPr>
-          <w:b/>
-          <w:bCs/>
-        </w:rPr>
         <w:t>User-VIA Timer1</w:t>
       </w:r>
       <w:r>
@@ -18556,15 +18209,7 @@
         <w:t xml:space="preserve">routine first tests </w:t>
       </w:r>
       <w:r>
-        <w:t xml:space="preserve">for the 8KHz timer, only branching if the </w:t>
-      </w:r>
-      <w:proofErr w:type="gramStart"/>
-      <w:r>
-        <w:t>interrupt</w:t>
-      </w:r>
-      <w:proofErr w:type="gramEnd"/>
-      <w:r>
-        <w:t xml:space="preserve"> </w:t>
+        <w:t xml:space="preserve">for the 8KHz timer, only branching if the interrupt </w:t>
       </w:r>
       <w:r>
         <w:t xml:space="preserve">is </w:t>
@@ -19067,49 +18712,59 @@
         <w:t>.</w:t>
       </w:r>
       <w:r>
-        <w:t xml:space="preserve">  This includes an alternative in-game </w:t>
-      </w:r>
-      <w:proofErr w:type="gramStart"/>
-      <w:r>
-        <w:t>interrupt</w:t>
-      </w:r>
-      <w:proofErr w:type="gramEnd"/>
+        <w:t xml:space="preserve">  This includes an alternative in-game interrupt </w:t>
+      </w:r>
+      <w:r>
+        <w:t xml:space="preserve">service </w:t>
+      </w:r>
+      <w:r>
+        <w:t>routine which contains the sampling functionality. The routine jumps into the regular in-game interrupt routine to process other interrupts.  The routine is installed in place of the regular in-game routine when sideways RAM is detected.</w:t>
+      </w:r>
+    </w:p>
+    <w:p>
+      <w:r>
+        <w:t xml:space="preserve">With the game bar </w:t>
+      </w:r>
+      <w:r>
+        <w:t xml:space="preserve">code reinstated (it was </w:t>
+      </w:r>
+      <w:r>
+        <w:t xml:space="preserve">previously </w:t>
+      </w:r>
+      <w:r>
+        <w:t>commented out</w:t>
+      </w:r>
+      <w:r>
+        <w:t>)</w:t>
+      </w:r>
+      <w:r>
+        <w:t xml:space="preserve">, there </w:t>
+      </w:r>
+      <w:r>
+        <w:t>was</w:t>
+      </w:r>
       <w:r>
         <w:t xml:space="preserve"> </w:t>
       </w:r>
       <w:r>
-        <w:t xml:space="preserve">service </w:t>
-      </w:r>
-      <w:r>
-        <w:t xml:space="preserve">routine which contains the sampling functionality. The routine jumps into the regular in-game interrupt routine to process other </w:t>
-      </w:r>
-      <w:proofErr w:type="gramStart"/>
-      <w:r>
-        <w:t>interrupts</w:t>
-      </w:r>
-      <w:proofErr w:type="gramEnd"/>
-      <w:r>
-        <w:t>.  The routine is installed in place of the regular in-game routine when sideways RAM is detected.</w:t>
-      </w:r>
-    </w:p>
-    <w:p>
-      <w:r>
-        <w:t xml:space="preserve">With the game bar </w:t>
-      </w:r>
-      <w:r>
-        <w:t xml:space="preserve">code reinstated (it was </w:t>
-      </w:r>
-      <w:r>
-        <w:t xml:space="preserve">previously </w:t>
-      </w:r>
-      <w:r>
-        <w:t>commented out</w:t>
-      </w:r>
-      <w:r>
-        <w:t>)</w:t>
-      </w:r>
-      <w:r>
-        <w:t xml:space="preserve">, there </w:t>
+        <w:t>in</w:t>
+      </w:r>
+      <w:r>
+        <w:t xml:space="preserve">sufficient memory for sample.6502 to be </w:t>
+      </w:r>
+      <w:r>
+        <w:t>loaded.  This was not a surprise as there were only a few bytes available before all the sample code was written.</w:t>
+      </w:r>
+    </w:p>
+    <w:p>
+      <w:r>
+        <w:t>One option would be to load sample.6502 in sideways RAM</w:t>
+      </w:r>
+      <w:r>
+        <w:t xml:space="preserve"> and execute the code from there.</w:t>
+      </w:r>
+      <w:r>
+        <w:t xml:space="preserve">  A better option </w:t>
       </w:r>
       <w:r>
         <w:t>was</w:t>
@@ -19118,32 +18773,6 @@
         <w:t xml:space="preserve"> </w:t>
       </w:r>
       <w:r>
-        <w:t>in</w:t>
-      </w:r>
-      <w:r>
-        <w:t xml:space="preserve">sufficient memory for sample.6502 to be </w:t>
-      </w:r>
-      <w:r>
-        <w:t>loaded.  This was not a surprise as there were only a few bytes available before all the sample code was written.</w:t>
-      </w:r>
-    </w:p>
-    <w:p>
-      <w:r>
-        <w:t>One option would be to load sample.6502 in sideways RAM</w:t>
-      </w:r>
-      <w:r>
-        <w:t xml:space="preserve"> and execute the code from there.</w:t>
-      </w:r>
-      <w:r>
-        <w:t xml:space="preserve">  A better option </w:t>
-      </w:r>
-      <w:r>
-        <w:t>was</w:t>
-      </w:r>
-      <w:r>
-        <w:t xml:space="preserve"> </w:t>
-      </w:r>
-      <w:r>
         <w:t xml:space="preserve">to move a game </w:t>
       </w:r>
       <w:r>
@@ -19200,15 +18829,7 @@
     </w:p>
     <w:p>
       <w:r>
-        <w:t xml:space="preserve">Another suggestion was to improve the </w:t>
-      </w:r>
-      <w:proofErr w:type="gramStart"/>
-      <w:r>
-        <w:t>level</w:t>
-      </w:r>
-      <w:proofErr w:type="gramEnd"/>
-      <w:r>
-        <w:t xml:space="preserve"> entry and exit experiences, by showing some </w:t>
+        <w:t xml:space="preserve">Another suggestion was to improve the level entry and exit experiences, by showing some </w:t>
       </w:r>
       <w:r>
         <w:t xml:space="preserve">form of </w:t>
@@ -20071,67 +19692,38 @@
         <w:t>has</w:t>
       </w:r>
       <w:r>
-        <w:t xml:space="preserve"> completed (a countdown counter is used for this), restoring everything back if it has.  The code then determines whether the </w:t>
-      </w:r>
-      <w:proofErr w:type="gramStart"/>
-      <w:r>
-        <w:t>interrupt</w:t>
-      </w:r>
-      <w:proofErr w:type="gramEnd"/>
+        <w:t xml:space="preserve"> completed (a countdown counter is used for this), restoring everything back if it has.  The code then determines whether the interrupt </w:t>
+      </w:r>
+      <w:r>
+        <w:t xml:space="preserve">request </w:t>
+      </w:r>
+      <w:r>
+        <w:t>is for the top or bottom crop boundary.</w:t>
+      </w:r>
+    </w:p>
+    <w:p>
+      <w:r>
+        <w:t xml:space="preserve">If the interrupt request is for the top </w:t>
+      </w:r>
+      <w:r>
+        <w:t xml:space="preserve">crop </w:t>
+      </w:r>
+      <w:r>
+        <w:t xml:space="preserve">boundary, the palette is switched to the level’s palette and the </w:t>
+      </w:r>
+      <w:r>
+        <w:t>interrupt is passed on</w:t>
+      </w:r>
       <w:r>
         <w:t xml:space="preserve"> </w:t>
       </w:r>
       <w:r>
-        <w:t xml:space="preserve">request </w:t>
-      </w:r>
-      <w:r>
-        <w:t>is for the top or bottom crop boundary.</w:t>
-      </w:r>
-    </w:p>
-    <w:p>
-      <w:r>
-        <w:t xml:space="preserve">If the </w:t>
-      </w:r>
-      <w:proofErr w:type="gramStart"/>
-      <w:r>
-        <w:t>interrupt</w:t>
-      </w:r>
-      <w:proofErr w:type="gramEnd"/>
-      <w:r>
-        <w:t xml:space="preserve"> request is for the top </w:t>
-      </w:r>
-      <w:r>
-        <w:t xml:space="preserve">crop </w:t>
-      </w:r>
-      <w:r>
-        <w:t xml:space="preserve">boundary, the palette is switched to the level’s palette and the </w:t>
-      </w:r>
-      <w:proofErr w:type="gramStart"/>
-      <w:r>
-        <w:t>interrupt</w:t>
-      </w:r>
-      <w:proofErr w:type="gramEnd"/>
-      <w:r>
-        <w:t xml:space="preserve"> is passed on</w:t>
-      </w:r>
-      <w:r>
-        <w:t xml:space="preserve"> </w:t>
-      </w:r>
-      <w:r>
         <w:t>to MOS, allowing MOS to process sounds.</w:t>
       </w:r>
     </w:p>
     <w:p>
       <w:r>
-        <w:t xml:space="preserve">If the </w:t>
-      </w:r>
-      <w:proofErr w:type="gramStart"/>
-      <w:r>
-        <w:t>interrupt</w:t>
-      </w:r>
-      <w:proofErr w:type="gramEnd"/>
-      <w:r>
-        <w:t xml:space="preserve"> request is for the bottom </w:t>
+        <w:t xml:space="preserve">If the interrupt request is for the bottom </w:t>
       </w:r>
       <w:r>
         <w:t xml:space="preserve">crop </w:t>
@@ -20320,15 +19912,7 @@
         <w:t xml:space="preserve"> a more graphical screen</w:t>
       </w:r>
       <w:r>
-        <w:t xml:space="preserve">, whilst playing </w:t>
-      </w:r>
-      <w:proofErr w:type="gramStart"/>
-      <w:r>
-        <w:t>the Doctor</w:t>
-      </w:r>
-      <w:proofErr w:type="gramEnd"/>
-      <w:r>
-        <w:t xml:space="preserve"> Who theme music</w:t>
+        <w:t>, whilst playing the Doctor Who theme music</w:t>
       </w:r>
       <w:r>
         <w:t xml:space="preserve"> in the background.</w:t>
@@ -20913,15 +20497,7 @@
         <w:t xml:space="preserve"> console app updated to convert and include these in the generated level atlas data files.</w:t>
       </w:r>
       <w:r>
-        <w:t xml:space="preserve">  The </w:t>
-      </w:r>
-      <w:proofErr w:type="gramStart"/>
-      <w:r>
-        <w:t>generated files</w:t>
-      </w:r>
-      <w:proofErr w:type="gramEnd"/>
-      <w:r>
-        <w:t xml:space="preserve"> </w:t>
+        <w:t xml:space="preserve">  The generated files </w:t>
       </w:r>
       <w:r>
         <w:t>were</w:t>
@@ -21449,7 +21025,19 @@
         <w:t xml:space="preserve"> packaged to include th</w:t>
       </w:r>
       <w:r>
-        <w:t>e mode seven code</w:t>
+        <w:t xml:space="preserve">e </w:t>
+      </w:r>
+      <w:r>
+        <w:t>M</w:t>
+      </w:r>
+      <w:r>
+        <w:t xml:space="preserve">ode </w:t>
+      </w:r>
+      <w:r>
+        <w:t>7</w:t>
+      </w:r>
+      <w:r>
+        <w:t xml:space="preserve"> code</w:t>
       </w:r>
       <w:r>
         <w:t>.</w:t>
@@ -21513,7 +21101,13 @@
         <w:t>Destructible walls are implemented using a new tile type</w:t>
       </w:r>
       <w:r>
-        <w:t>: DESTRUCTIBLE_WALL.  The level editor was updated to allow tiles to be tagged using the new tile type.</w:t>
+        <w:t>: DESTRUCTIBLE_WALL.  The level editor was updated to allow tiles to be tagged using th</w:t>
+      </w:r>
+      <w:r>
+        <w:t>is</w:t>
+      </w:r>
+      <w:r>
+        <w:t xml:space="preserve"> new tile type.</w:t>
       </w:r>
     </w:p>
     <w:p>
@@ -21521,46 +21115,35 @@
         <w:t xml:space="preserve">The laser hit testing code was then updated to detect destructible walls.  If the laser hits a destructible wall the </w:t>
       </w:r>
       <w:r>
-        <w:t xml:space="preserve">wall’s </w:t>
-      </w:r>
-      <w:r>
-        <w:t xml:space="preserve">strength is reduced, and if </w:t>
-      </w:r>
-      <w:r>
-        <w:t xml:space="preserve">this </w:t>
-      </w:r>
-      <w:r>
-        <w:t xml:space="preserve">reaches zero, the </w:t>
+        <w:t xml:space="preserve">wall’s strength is reduced, and if </w:t>
+      </w:r>
+      <w:r>
+        <w:t>it</w:t>
+      </w:r>
+      <w:r>
+        <w:t xml:space="preserve"> reaches zero, the wall tile is destroyed by converting it to a blank tile.  Otherwise, t</w:t>
+      </w:r>
+      <w:r>
+        <w:t xml:space="preserve">he </w:t>
       </w:r>
       <w:r>
         <w:t xml:space="preserve">wall </w:t>
       </w:r>
       <w:r>
-        <w:t xml:space="preserve">tile is </w:t>
-      </w:r>
-      <w:r>
-        <w:t xml:space="preserve">destroyed by </w:t>
-      </w:r>
-      <w:r>
-        <w:t>convert</w:t>
-      </w:r>
-      <w:r>
-        <w:t>ing it</w:t>
-      </w:r>
-      <w:r>
-        <w:t xml:space="preserve"> to a blank tile</w:t>
-      </w:r>
-      <w:r>
-        <w:t>.  Otherwise, t</w:t>
-      </w:r>
-      <w:r>
-        <w:t xml:space="preserve">he </w:t>
-      </w:r>
-      <w:r>
-        <w:t xml:space="preserve">wall </w:t>
-      </w:r>
-      <w:r>
-        <w:t>tile is drawn the next frame with a ‘lasered’ effect applied.</w:t>
+        <w:t xml:space="preserve">tile is drawn </w:t>
+      </w:r>
+      <w:r>
+        <w:t xml:space="preserve">with a </w:t>
+      </w:r>
+      <w:r>
+        <w:rPr>
+          <w:i/>
+          <w:iCs/>
+        </w:rPr>
+        <w:t>lasered</w:t>
+      </w:r>
+      <w:r>
+        <w:t xml:space="preserve"> effect applied.</w:t>
       </w:r>
     </w:p>
     <w:p>
@@ -21577,30 +21160,18 @@
         <w:t>drawTile</w:t>
       </w:r>
       <w:r>
-        <w:t xml:space="preserve"> routine was created to draw a tile, with or without a laser effect applied.  This replaces the existing </w:t>
-      </w:r>
-      <w:r>
-        <w:rPr>
-          <w:b/>
-          <w:bCs/>
-          <w:i/>
-          <w:iCs/>
-        </w:rPr>
-        <w:t>drawBlankTile</w:t>
-      </w:r>
-      <w:r>
-        <w:t xml:space="preserve"> routine.</w:t>
-      </w:r>
-    </w:p>
-    <w:p>
-      <w:r>
-        <w:t xml:space="preserve">The following </w:t>
-      </w:r>
-      <w:r>
-        <w:t xml:space="preserve">zero-page variables are used to track the current destructible wall’s strength and redraw properties: </w:t>
-      </w:r>
-      <w:r>
-        <w:t>TBD</w:t>
+        <w:t xml:space="preserve"> routine was created to draw a tile, with or without a laser effect applied.</w:t>
+      </w:r>
+    </w:p>
+    <w:p>
+      <w:r>
+        <w:t xml:space="preserve">Four </w:t>
+      </w:r>
+      <w:r>
+        <w:t xml:space="preserve">zero-page variables </w:t>
+      </w:r>
+      <w:r>
+        <w:t>were added to remember a destructible wall’s screen location, it remaining strength, and whether it should be redrawn.</w:t>
       </w:r>
     </w:p>
     <w:p>
@@ -22320,11 +21891,9 @@
             <w:r>
               <w:t xml:space="preserve"> </w:t>
             </w:r>
-            <w:proofErr w:type="gramStart"/>
             <w:r>
               <w:t>sprite</w:t>
             </w:r>
-            <w:proofErr w:type="gramEnd"/>
             <w:r>
               <w:t xml:space="preserve"> </w:t>
             </w:r>
@@ -22935,14 +22504,12 @@
             <w:r>
               <w:t xml:space="preserve">Game </w:t>
             </w:r>
-            <w:proofErr w:type="gramStart"/>
             <w:r>
               <w:t>s</w:t>
             </w:r>
             <w:r>
               <w:t>prite data</w:t>
             </w:r>
-            <w:proofErr w:type="gramEnd"/>
             <w:r>
               <w:t>*</w:t>
             </w:r>
@@ -23342,15 +22909,7 @@
         <w:t>available</w:t>
       </w:r>
       <w:r>
-        <w:t xml:space="preserve">.  MOS/DFS </w:t>
-      </w:r>
-      <w:proofErr w:type="gramStart"/>
-      <w:r>
-        <w:t>use</w:t>
-      </w:r>
-      <w:proofErr w:type="gramEnd"/>
-      <w:r>
-        <w:t xml:space="preserve"> 896 bytes</w:t>
+        <w:t>.  MOS/DFS use 896 bytes</w:t>
       </w:r>
       <w:r>
         <w:t>.</w:t>
@@ -23368,15 +22927,7 @@
         <w:t>*</w:t>
       </w:r>
       <w:r>
-        <w:t xml:space="preserve">On machines with 16K+ of sideways RAM, sampling code (sample.6502) </w:t>
-      </w:r>
-      <w:proofErr w:type="gramStart"/>
-      <w:r>
-        <w:t>replaces</w:t>
-      </w:r>
-      <w:proofErr w:type="gramEnd"/>
-      <w:r>
-        <w:t xml:space="preserve"> the </w:t>
+        <w:t xml:space="preserve">On machines with 16K+ of sideways RAM, sampling code (sample.6502) replaces the </w:t>
       </w:r>
       <w:r>
         <w:rPr>
@@ -24339,18 +23890,10 @@
         <w:t xml:space="preserve"> </w:t>
       </w:r>
       <w:r>
-        <w:t xml:space="preserve">functionality, which includes common Mode 7 routines, </w:t>
-      </w:r>
-      <w:proofErr w:type="gramStart"/>
-      <w:r>
-        <w:t xml:space="preserve">the </w:t>
-      </w:r>
-      <w:r>
-        <w:t>Doctor</w:t>
-      </w:r>
-      <w:proofErr w:type="gramEnd"/>
-      <w:r>
-        <w:t xml:space="preserve"> Who</w:t>
+        <w:t xml:space="preserve">functionality, which includes common Mode 7 routines, the </w:t>
+      </w:r>
+      <w:r>
+        <w:t>Doctor Who</w:t>
       </w:r>
       <w:r>
         <w:t xml:space="preserve"> theme music</w:t>
@@ -25674,15 +25217,7 @@
         <w:br/>
       </w:r>
       <w:r>
-        <w:t xml:space="preserve">The finale file is loaded at address &amp;55E7, </w:t>
-      </w:r>
-      <w:proofErr w:type="gramStart"/>
-      <w:r>
-        <w:t>populated</w:t>
-      </w:r>
-      <w:proofErr w:type="gramEnd"/>
-      <w:r>
-        <w:t xml:space="preserve"> the light blue rows depicted above.</w:t>
+        <w:t>The finale file is loaded at address &amp;55E7, populated the light blue rows depicted above.</w:t>
       </w:r>
     </w:p>
     <w:p>
@@ -25820,7 +25355,6 @@
       <w:r>
         <w:t xml:space="preserve">The use of an object </w:t>
       </w:r>
-      <w:proofErr w:type="gramStart"/>
       <w:r>
         <w:rPr>
           <w:i/>
@@ -25828,7 +25362,6 @@
         </w:rPr>
         <w:t>redraw</w:t>
       </w:r>
-      <w:proofErr w:type="gramEnd"/>
       <w:r>
         <w:t xml:space="preserve"> flag ensure</w:t>
       </w:r>
@@ -25987,15 +25520,7 @@
         <w:t xml:space="preserve"> that sweeps across screen memory</w:t>
       </w:r>
       <w:r>
-        <w:t>. The code is executed every 32 frames (approx. twice a second</w:t>
-      </w:r>
-      <w:proofErr w:type="gramStart"/>
-      <w:r>
-        <w:t>)</w:t>
-      </w:r>
-      <w:proofErr w:type="gramEnd"/>
-      <w:r>
-        <w:t xml:space="preserve"> so it has a negligible impact on overall performance.  The algorithm is also quite efficient over small datasets which are already sorted, or close to being sorted.  Tests showed that the algorithm re-sorts the </w:t>
+        <w:t xml:space="preserve">. The code is executed every 32 frames (approx. twice a second) so it has a negligible impact on overall performance.  The algorithm is also quite efficient over small datasets which are already sorted, or close to being sorted.  Tests showed that the algorithm re-sorts the </w:t>
       </w:r>
       <w:r>
         <w:rPr>
@@ -27605,15 +27130,7 @@
         <w:t xml:space="preserve">  The game must </w:t>
       </w:r>
       <w:r>
-        <w:t>be robust (not crash</w:t>
-      </w:r>
-      <w:proofErr w:type="gramStart"/>
-      <w:r>
-        <w:t>)</w:t>
-      </w:r>
-      <w:proofErr w:type="gramEnd"/>
-      <w:r>
-        <w:t xml:space="preserve"> and </w:t>
+        <w:t xml:space="preserve">be robust (not crash) and </w:t>
       </w:r>
       <w:r>
         <w:t xml:space="preserve">its difficulty should </w:t>
@@ -27836,15 +27353,7 @@
     <w:p>
       <w:r>
         <w:lastRenderedPageBreak/>
-        <w:t xml:space="preserve">Teleports were later added to allow K9 to </w:t>
-      </w:r>
-      <w:proofErr w:type="gramStart"/>
-      <w:r>
-        <w:t>traverse</w:t>
-      </w:r>
-      <w:proofErr w:type="gramEnd"/>
-      <w:r>
-        <w:t xml:space="preserve"> a level in a non-linear manner.</w:t>
+        <w:t>Teleports were later added to allow K9 to traverse a level in a non-linear manner.</w:t>
       </w:r>
     </w:p>
     <w:p>
@@ -27886,15 +27395,7 @@
     </w:p>
     <w:p>
       <w:r>
-        <w:t xml:space="preserve">From reading this document, it may appear that every decision taken was a good one, and things were fully thought though before implementation began, and that coding was purely a </w:t>
-      </w:r>
-      <w:proofErr w:type="gramStart"/>
-      <w:r>
-        <w:t>typing exercise</w:t>
-      </w:r>
-      <w:proofErr w:type="gramEnd"/>
-      <w:r>
-        <w:t>, and that development proceeded without detours or missteps.  This was not the case.</w:t>
+        <w:t>From reading this document, it may appear that every decision taken was a good one, and things were fully thought though before implementation began, and that coding was purely a typing exercise, and that development proceeded without detours or missteps.  This was not the case.</w:t>
       </w:r>
     </w:p>
     <w:p>
@@ -28229,24 +27730,14 @@
       <w:r>
         <w:t>#</w:t>
       </w:r>
-      <w:proofErr w:type="gramStart"/>
-      <w:r>
-        <w:t>HI(</w:t>
-      </w:r>
-      <w:proofErr w:type="gramEnd"/>
-      <w:r>
-        <w:t xml:space="preserve">…) or </w:t>
+      <w:r>
+        <w:t xml:space="preserve">HI(…) or </w:t>
       </w:r>
       <w:r>
         <w:t>#</w:t>
       </w:r>
-      <w:proofErr w:type="gramStart"/>
-      <w:r>
-        <w:t>LO(</w:t>
-      </w:r>
-      <w:proofErr w:type="gramEnd"/>
-      <w:r>
-        <w:t>…).</w:t>
+      <w:r>
+        <w:t>LO(…).</w:t>
       </w:r>
     </w:p>
     <w:p>
@@ -28261,16 +27752,11 @@
       <w:r>
         <w:t xml:space="preserve">6502 </w:t>
       </w:r>
-      <w:proofErr w:type="gramStart"/>
       <w:r>
         <w:t>i</w:t>
       </w:r>
       <w:r>
-        <w:t>nstruction</w:t>
-      </w:r>
-      <w:proofErr w:type="gramEnd"/>
-      <w:r>
-        <w:t xml:space="preserve"> set - </w:t>
+        <w:t xml:space="preserve">nstruction set - </w:t>
       </w:r>
       <w:hyperlink r:id="rId28" w:history="1">
         <w:r>
@@ -28375,7 +27861,7 @@
     <mc:AlternateContent>
       <mc:Choice Requires="v">
         <w:pict>
-          <v:shapetype w14:anchorId="6110DF57" id="_x0000_t75" coordsize="21600,21600" o:spt="75" o:preferrelative="t" path="m@4@5l@4@11@9@11@9@5xe" filled="f" stroked="f">
+          <v:shapetype w14:anchorId="2CB29384" id="_x0000_t75" coordsize="21600,21600" o:spt="75" o:preferrelative="t" path="m@4@5l@4@11@9@11@9@5xe" filled="f" stroked="f">
             <v:stroke joinstyle="miter"/>
             <v:formulas>
               <v:f eqn="if lineDrawn pixelLineWidth 0"/>
@@ -28401,10 +27887,10 @@
       </mc:Choice>
       <mc:Fallback>
         <w:drawing>
-          <wp:inline distT="0" distB="0" distL="0" distR="0" wp14:anchorId="3E69E836" wp14:editId="7FFE3854">
+          <wp:inline distT="0" distB="0" distL="0" distR="0" wp14:anchorId="6568EB5F" wp14:editId="051A87DD">
             <wp:extent cx="194650" cy="145988"/>
             <wp:effectExtent l="0" t="0" r="0" b="6985"/>
-            <wp:docPr id="297005148" name="Picture 1"/>
+            <wp:docPr id="1457984072" name="Picture 1"/>
             <wp:cNvGraphicFramePr>
               <a:graphicFrameLocks xmlns:a="http://schemas.openxmlformats.org/drawingml/2006/main" noChangeAspect="1"/>
             </wp:cNvGraphicFramePr>
@@ -28442,17 +27928,17 @@
     <mc:AlternateContent>
       <mc:Choice Requires="v">
         <w:pict>
-          <v:shape w14:anchorId="61919558" id="Picture 1" o:spid="_x0000_i1025" type="#_x0000_t75" style="width:15.7pt;height:11.75pt;visibility:visible;mso-wrap-style:square">
+          <v:shape w14:anchorId="7394451B" id="Picture 1" o:spid="_x0000_i1025" type="#_x0000_t75" style="width:15.7pt;height:11.75pt;visibility:visible;mso-wrap-style:square">
             <v:imagedata r:id="rId3" o:title=""/>
           </v:shape>
         </w:pict>
       </mc:Choice>
       <mc:Fallback>
         <w:drawing>
-          <wp:inline distT="0" distB="0" distL="0" distR="0" wp14:anchorId="56C3F11D" wp14:editId="3605D674">
+          <wp:inline distT="0" distB="0" distL="0" distR="0" wp14:anchorId="65DACF6C" wp14:editId="16544D89">
             <wp:extent cx="199177" cy="149383"/>
             <wp:effectExtent l="0" t="0" r="0" b="3175"/>
-            <wp:docPr id="75788734" name="Picture 1"/>
+            <wp:docPr id="2124243786" name="Picture 1"/>
             <wp:cNvGraphicFramePr>
               <a:graphicFrameLocks xmlns:a="http://schemas.openxmlformats.org/drawingml/2006/main" noChangeAspect="1"/>
             </wp:cNvGraphicFramePr>
@@ -32134,6 +31620,7 @@
   <w:style w:type="character" w:default="1" w:styleId="DefaultParagraphFont">
     <w:name w:val="Default Paragraph Font"/>
     <w:uiPriority w:val="1"/>
+    <w:semiHidden/>
     <w:unhideWhenUsed/>
   </w:style>
   <w:style w:type="table" w:default="1" w:styleId="TableNormal">

--- a/docs/Development.docx
+++ b/docs/Development.docx
@@ -14306,7 +14306,7 @@
               <w:cnfStyle w:val="000000100000" w:firstRow="0" w:lastRow="0" w:firstColumn="0" w:lastColumn="0" w:oddVBand="0" w:evenVBand="0" w:oddHBand="1" w:evenHBand="0" w:firstRowFirstColumn="0" w:firstRowLastColumn="0" w:lastRowFirstColumn="0" w:lastRowLastColumn="0"/>
             </w:pPr>
             <w:r>
-              <w:t>No</w:t>
+              <w:t>Yes</w:t>
             </w:r>
           </w:p>
         </w:tc>
@@ -21176,9 +21176,332 @@
     </w:p>
     <w:p>
       <w:pPr>
+        <w:pStyle w:val="Heading2"/>
+      </w:pPr>
+      <w:r>
+        <w:t>SWITCHES</w:t>
+      </w:r>
+    </w:p>
+    <w:p>
+      <w:r>
+        <w:t xml:space="preserve">With 190 bytes of memory left after adding destructible walls, </w:t>
+      </w:r>
+      <w:r>
+        <w:t>I could add a new feature</w:t>
+      </w:r>
+      <w:r>
+        <w:t>.</w:t>
+      </w:r>
+    </w:p>
+    <w:p>
+      <w:r>
+        <w:t>One of the suggestions was to add switches, which could be toggled using K9’s laser, to open doors, wall</w:t>
+      </w:r>
+      <w:r>
+        <w:t>s</w:t>
+      </w:r>
+      <w:r>
+        <w:t xml:space="preserve"> etc.</w:t>
+      </w:r>
+      <w:r>
+        <w:t xml:space="preserve"> </w:t>
+      </w:r>
+    </w:p>
+    <w:p>
+      <w:r>
+        <w:t>Switches are modelled using</w:t>
+      </w:r>
+      <w:r>
+        <w:t xml:space="preserve"> two </w:t>
+      </w:r>
+      <w:r>
+        <w:t xml:space="preserve">new </w:t>
+      </w:r>
+      <w:r>
+        <w:t>tile types</w:t>
+      </w:r>
+      <w:r>
+        <w:t>: SWITCH_OFF and SWITCH_ON.</w:t>
+      </w:r>
+      <w:r>
+        <w:t xml:space="preserve">  Switches </w:t>
+      </w:r>
+      <w:r>
+        <w:t xml:space="preserve">are </w:t>
+      </w:r>
+      <w:r>
+        <w:t xml:space="preserve">turned on by a </w:t>
+      </w:r>
+      <w:r>
+        <w:t xml:space="preserve">two second </w:t>
+      </w:r>
+      <w:r>
+        <w:t>blast of K9’s laser.</w:t>
+      </w:r>
+    </w:p>
+    <w:p>
+      <w:r>
+        <w:t>Daleks, d</w:t>
+      </w:r>
+      <w:r>
+        <w:t xml:space="preserve">oors, </w:t>
+      </w:r>
+      <w:r>
+        <w:t>e</w:t>
+      </w:r>
+      <w:r>
+        <w:t xml:space="preserve">levators, </w:t>
+      </w:r>
+      <w:r>
+        <w:t>t</w:t>
+      </w:r>
+      <w:r>
+        <w:t xml:space="preserve">eleports, </w:t>
+      </w:r>
+      <w:r>
+        <w:t xml:space="preserve">and tiles, can </w:t>
+      </w:r>
+      <w:r>
+        <w:t xml:space="preserve">all </w:t>
+      </w:r>
+      <w:r>
+        <w:t xml:space="preserve">be paired with to a switch.  </w:t>
+      </w:r>
+      <w:r>
+        <w:t>Multiple objects can also be paired with the same switch, but an object cannot be paired with more than one switch.</w:t>
+      </w:r>
+    </w:p>
+    <w:p>
+      <w:r>
+        <w:t xml:space="preserve"> </w:t>
+      </w:r>
+      <w:r>
+        <w:t xml:space="preserve">The following </w:t>
+      </w:r>
+      <w:r>
+        <w:t xml:space="preserve">behaviors </w:t>
+      </w:r>
+      <w:r>
+        <w:t>occur when the switch is turned on:</w:t>
+      </w:r>
+    </w:p>
+    <w:p>
+      <w:pPr>
+        <w:pStyle w:val="ListParagraph"/>
+        <w:numPr>
+          <w:ilvl w:val="0"/>
+          <w:numId w:val="2"/>
+        </w:numPr>
+      </w:pPr>
+      <w:r>
+        <w:t>Paired s</w:t>
+      </w:r>
+      <w:r>
+        <w:t>tationary D</w:t>
+      </w:r>
+      <w:r>
+        <w:t>alek</w:t>
+      </w:r>
+      <w:r>
+        <w:t>s</w:t>
+      </w:r>
+      <w:r>
+        <w:t xml:space="preserve"> start</w:t>
+      </w:r>
+      <w:r>
+        <w:t xml:space="preserve"> m</w:t>
+      </w:r>
+      <w:r>
+        <w:t>oving</w:t>
+      </w:r>
+      <w:r>
+        <w:t xml:space="preserve">.  Their </w:t>
+      </w:r>
+      <w:r>
+        <w:t xml:space="preserve">action </w:t>
+      </w:r>
+      <w:r>
+        <w:t xml:space="preserve">is </w:t>
+      </w:r>
+      <w:r>
+        <w:t>promoted to ‘PACE’</w:t>
+      </w:r>
+      <w:r>
+        <w:t>.</w:t>
+      </w:r>
+    </w:p>
+    <w:p>
+      <w:pPr>
+        <w:pStyle w:val="ListParagraph"/>
+        <w:numPr>
+          <w:ilvl w:val="0"/>
+          <w:numId w:val="2"/>
+        </w:numPr>
+      </w:pPr>
+      <w:r>
+        <w:t xml:space="preserve">Paired </w:t>
+      </w:r>
+      <w:r>
+        <w:t>d</w:t>
+      </w:r>
+      <w:r>
+        <w:t>oors become operational.  A key will now open the door.</w:t>
+      </w:r>
+    </w:p>
+    <w:p>
+      <w:pPr>
+        <w:pStyle w:val="ListParagraph"/>
+        <w:numPr>
+          <w:ilvl w:val="0"/>
+          <w:numId w:val="2"/>
+        </w:numPr>
+      </w:pPr>
+      <w:r>
+        <w:t>Paired e</w:t>
+      </w:r>
+      <w:r>
+        <w:t xml:space="preserve">levators </w:t>
+      </w:r>
+      <w:r>
+        <w:t>and t</w:t>
+      </w:r>
+      <w:r>
+        <w:t xml:space="preserve">eleports </w:t>
+      </w:r>
+      <w:r>
+        <w:t>become operational</w:t>
+      </w:r>
+      <w:r>
+        <w:t>.</w:t>
+      </w:r>
+    </w:p>
+    <w:p>
+      <w:pPr>
+        <w:pStyle w:val="ListParagraph"/>
+        <w:numPr>
+          <w:ilvl w:val="0"/>
+          <w:numId w:val="2"/>
+        </w:numPr>
+      </w:pPr>
+      <w:r>
+        <w:lastRenderedPageBreak/>
+        <w:t>Paired t</w:t>
+      </w:r>
+      <w:r>
+        <w:t xml:space="preserve">iles </w:t>
+      </w:r>
+      <w:r>
+        <w:t xml:space="preserve">are replaced with </w:t>
+      </w:r>
+      <w:r>
+        <w:t>space.</w:t>
+      </w:r>
+    </w:p>
+    <w:p>
+      <w:r>
+        <w:t>Objects are paired with switche</w:t>
+      </w:r>
+      <w:r>
+        <w:t>s</w:t>
+      </w:r>
+      <w:r>
+        <w:t xml:space="preserve"> in the level editor by</w:t>
+      </w:r>
+      <w:r>
+        <w:t xml:space="preserve"> control clicking on the switch and then control clicking on the object(s) to pair.  Numbers are shown to depict the pairings.</w:t>
+      </w:r>
+    </w:p>
+    <w:p>
+      <w:pPr>
+        <w:pStyle w:val="Heading3"/>
+      </w:pPr>
+      <w:r>
+        <w:t>Implementation</w:t>
+      </w:r>
+    </w:p>
+    <w:p>
+      <w:r>
+        <w:t>We need a data structure that maps switch -&gt; objects (or vice versa).</w:t>
+      </w:r>
+    </w:p>
+    <w:p>
+      <w:r>
+        <w:t>We only need to determine the index when a switch is activated</w:t>
+      </w:r>
+      <w:r>
+        <w:t>.  If we have the tile address ptr, we can get the index by counting or looked up the address in a table.</w:t>
+      </w:r>
+    </w:p>
+    <w:p>
+      <w:r>
+        <w:t>Switch tile grid address -&gt;</w:t>
+      </w:r>
+    </w:p>
+    <w:p>
+      <w:r>
+        <w:tab/>
+        <w:t>Count, Dynamic object indices</w:t>
+      </w:r>
+    </w:p>
+    <w:p>
+      <w:r>
+        <w:tab/>
+      </w:r>
+      <w:r>
+        <w:t>Count,</w:t>
+      </w:r>
+      <w:r>
+        <w:t xml:space="preserve"> Tile locations (x, y)</w:t>
+      </w:r>
+    </w:p>
+    <w:p/>
+    <w:p/>
+    <w:p>
+      <w:r>
+        <w:t>And how do we tie walls to switches? Two bytes needed.</w:t>
+      </w:r>
+    </w:p>
+    <w:p>
+      <w:r>
+        <w:t>Each switch has a list of paired objects</w:t>
+      </w:r>
+      <w:r>
+        <w:t>, identified by their level position.  We can find the dynamic objects and get tile locations for tiles.</w:t>
+      </w:r>
+    </w:p>
+    <w:p>
+      <w:r>
+        <w:t>Switches are static objects, so a separate data structure is needed to encode the pairings.</w:t>
+      </w:r>
+    </w:p>
+    <w:p>
+      <w:r>
+        <w:t>For dynamic objects, a list of object indices is sufficient.  For tiles, x, y level coordinates are needed.</w:t>
+      </w:r>
+    </w:p>
+    <w:p>
+      <w:r>
+        <w:t>Indices count, … count, … count, …</w:t>
+      </w:r>
+    </w:p>
+    <w:p/>
+    <w:p/>
+    <w:p>
+      <w:r>
+        <w:t>We could have a separate data structure.  A switch’s states low nibble could record how many paired objects there are.  It’s frame count could index into data structure. 32 bytes could be allocated, allowing up to 32 objects to be paired with switches.</w:t>
+      </w:r>
+    </w:p>
+    <w:p>
+      <w:r>
+        <w:t>We need a way to disable elevators and teleports. Teleports can use a flag.  Elevators have passenger (4 bits), and remember their position using frameCounter.  Could we use the lasered flag? True indicates disabled (we don’t draw it).</w:t>
+      </w:r>
+    </w:p>
+    <w:p>
+      <w:pPr>
         <w:pStyle w:val="Heading1"/>
       </w:pPr>
       <w:r>
+        <w:lastRenderedPageBreak/>
         <w:t>Miscellaneous</w:t>
       </w:r>
     </w:p>
@@ -21287,7 +21610,6 @@
         <w:pStyle w:val="Heading3"/>
       </w:pPr>
       <w:r>
-        <w:lastRenderedPageBreak/>
         <w:t>Game play</w:t>
       </w:r>
     </w:p>
@@ -22145,6 +22467,7 @@
               <w:jc w:val="center"/>
             </w:pPr>
             <w:r>
+              <w:lastRenderedPageBreak/>
               <w:t>0</w:t>
             </w:r>
             <w:r>
@@ -22777,7 +23100,6 @@
         </w:numPr>
       </w:pPr>
       <w:r>
-        <w:lastRenderedPageBreak/>
         <w:t xml:space="preserve">Blue rows depict memory MOS and DFS uses but </w:t>
       </w:r>
       <w:r>
@@ -23337,6 +23659,7 @@
               <w:jc w:val="center"/>
             </w:pPr>
             <w:r>
+              <w:lastRenderedPageBreak/>
               <w:t>40</w:t>
             </w:r>
             <w:r>
@@ -23859,7 +24182,6 @@
     </w:p>
     <w:p>
       <w:r>
-        <w:lastRenderedPageBreak/>
         <w:t>The light blue row</w:t>
       </w:r>
       <w:r>
@@ -24241,6 +24563,7 @@
               <w:jc w:val="center"/>
             </w:pPr>
             <w:r>
+              <w:lastRenderedPageBreak/>
               <w:t>3800</w:t>
             </w:r>
           </w:p>
@@ -24797,7 +25120,6 @@
     </w:p>
     <w:p>
       <w:r>
-        <w:lastRenderedPageBreak/>
         <w:t>The white and grey rows are identical to how memory is arranged during game titles and startup.</w:t>
       </w:r>
     </w:p>
@@ -25287,6 +25609,7 @@
         </w:numPr>
       </w:pPr>
       <w:r>
+        <w:lastRenderedPageBreak/>
         <w:t xml:space="preserve">Used tile grid flags </w:t>
       </w:r>
       <w:r>
@@ -25489,7 +25812,6 @@
         </w:numPr>
       </w:pPr>
       <w:r>
-        <w:lastRenderedPageBreak/>
         <w:t xml:space="preserve">Used an optimized </w:t>
       </w:r>
       <w:r>
@@ -25861,6 +26183,7 @@
         </w:numPr>
       </w:pPr>
       <w:r>
+        <w:lastRenderedPageBreak/>
         <w:t>Reduced the use of the stack by u</w:t>
       </w:r>
       <w:r>
@@ -26118,7 +26441,6 @@
         </w:numPr>
       </w:pPr>
       <w:r>
-        <w:lastRenderedPageBreak/>
         <w:t>Used conditional branching whenever possible, instead of jumps.</w:t>
       </w:r>
       <w:r>
@@ -26614,6 +26936,7 @@
     </w:p>
     <w:p>
       <w:r>
+        <w:lastRenderedPageBreak/>
         <w:t xml:space="preserve">Routines always define a new scope (a wonderful </w:t>
       </w:r>
       <w:r>
@@ -26865,474 +27188,474 @@
     </w:p>
     <w:p>
       <w:r>
+        <w:t xml:space="preserve">The accumulator is </w:t>
+      </w:r>
+      <w:r>
+        <w:t xml:space="preserve">typically </w:t>
+      </w:r>
+      <w:r>
+        <w:t xml:space="preserve">used to pass arguments to routines that </w:t>
+      </w:r>
+      <w:r>
+        <w:t>accept</w:t>
+      </w:r>
+      <w:r>
+        <w:t xml:space="preserve"> a </w:t>
+      </w:r>
+      <w:r>
+        <w:t xml:space="preserve">single </w:t>
+      </w:r>
+      <w:r>
+        <w:t>argument</w:t>
+      </w:r>
+      <w:r>
+        <w:t>,</w:t>
+      </w:r>
+      <w:r>
+        <w:t xml:space="preserve"> and the </w:t>
+      </w:r>
+      <w:r>
+        <w:t xml:space="preserve">X register </w:t>
+      </w:r>
+      <w:r>
+        <w:t xml:space="preserve">is </w:t>
+      </w:r>
+      <w:r>
+        <w:t xml:space="preserve">exclusively </w:t>
+      </w:r>
+      <w:r>
+        <w:t xml:space="preserve">used to </w:t>
+      </w:r>
+      <w:r>
+        <w:t>pass game object</w:t>
+      </w:r>
+      <w:r>
+        <w:t xml:space="preserve">s, </w:t>
+      </w:r>
+      <w:r>
+        <w:t>as</w:t>
+      </w:r>
+      <w:r>
+        <w:t xml:space="preserve"> an </w:t>
+      </w:r>
+      <w:r>
+        <w:t>index</w:t>
+      </w:r>
+      <w:r>
+        <w:t xml:space="preserve">.  </w:t>
+      </w:r>
+      <w:r>
+        <w:t xml:space="preserve">In other situations, </w:t>
+      </w:r>
+      <w:r>
+        <w:t>z</w:t>
+      </w:r>
+      <w:r>
+        <w:t xml:space="preserve">ero-page variables are </w:t>
+      </w:r>
+      <w:r>
+        <w:t xml:space="preserve">used to </w:t>
+      </w:r>
+      <w:r>
+        <w:t>pass argument</w:t>
+      </w:r>
+      <w:r>
+        <w:t>s</w:t>
+      </w:r>
+      <w:r>
+        <w:t>.</w:t>
+      </w:r>
+      <w:r>
+        <w:t xml:space="preserve">  </w:t>
+      </w:r>
+      <w:r>
+        <w:t xml:space="preserve">The </w:t>
+      </w:r>
+      <w:r>
+        <w:t xml:space="preserve">Y register </w:t>
+      </w:r>
+      <w:r>
+        <w:t>is rarely</w:t>
+      </w:r>
+      <w:r>
+        <w:t xml:space="preserve"> </w:t>
+      </w:r>
+      <w:r>
+        <w:t>used</w:t>
+      </w:r>
+      <w:r>
+        <w:t>.</w:t>
+      </w:r>
+    </w:p>
+    <w:p>
+      <w:r>
+        <w:t>As for the stack</w:t>
+      </w:r>
+      <w:r>
+        <w:t>…</w:t>
+      </w:r>
+      <w:r>
+        <w:t xml:space="preserve"> r</w:t>
+      </w:r>
+      <w:r>
+        <w:t xml:space="preserve">outines occasionally push and pop values, </w:t>
+      </w:r>
+      <w:r>
+        <w:t xml:space="preserve">but </w:t>
+      </w:r>
+      <w:r>
+        <w:t xml:space="preserve">this is </w:t>
+      </w:r>
+      <w:r>
+        <w:t>rare</w:t>
+      </w:r>
+      <w:r>
+        <w:t xml:space="preserve">. </w:t>
+      </w:r>
+      <w:r>
+        <w:t xml:space="preserve"> Z</w:t>
+      </w:r>
+      <w:r>
+        <w:t xml:space="preserve">ero-page </w:t>
+      </w:r>
+      <w:r>
+        <w:t xml:space="preserve">variables </w:t>
+      </w:r>
+      <w:r>
+        <w:t xml:space="preserve">are typically used </w:t>
+      </w:r>
+      <w:r>
+        <w:t>to hold temporary values as this avoids issues where control flow can result in push/pop mismatches.</w:t>
+      </w:r>
+      <w:r>
+        <w:t xml:space="preserve"> </w:t>
+      </w:r>
+    </w:p>
+    <w:p>
+      <w:pPr>
+        <w:pStyle w:val="Heading2"/>
+      </w:pPr>
+      <w:r>
+        <w:t>Game design</w:t>
+      </w:r>
+    </w:p>
+    <w:p>
+      <w:r>
+        <w:t xml:space="preserve">The playability of a game is determined by many </w:t>
+      </w:r>
+      <w:r>
+        <w:t>factors.  The player needs to be challenged</w:t>
+      </w:r>
+      <w:r>
+        <w:t xml:space="preserve">, and </w:t>
+      </w:r>
+      <w:r>
+        <w:t xml:space="preserve">needs to </w:t>
+      </w:r>
+      <w:r>
+        <w:t xml:space="preserve">work, to </w:t>
+      </w:r>
+      <w:r>
+        <w:t xml:space="preserve">feel a </w:t>
+      </w:r>
+      <w:r>
+        <w:t xml:space="preserve">real </w:t>
+      </w:r>
+      <w:r>
+        <w:t xml:space="preserve">sense of </w:t>
+      </w:r>
+      <w:r>
+        <w:t>gratification</w:t>
+      </w:r>
+      <w:r>
+        <w:t xml:space="preserve"> and reward</w:t>
+      </w:r>
+      <w:r>
+        <w:t xml:space="preserve"> later</w:t>
+      </w:r>
+      <w:r>
+        <w:t>.</w:t>
+      </w:r>
+      <w:r>
+        <w:t xml:space="preserve">  The </w:t>
+      </w:r>
+      <w:r>
+        <w:t>players’</w:t>
+      </w:r>
+      <w:r>
+        <w:t xml:space="preserve"> </w:t>
+      </w:r>
+      <w:r>
+        <w:t>attention mu</w:t>
+      </w:r>
+      <w:r>
+        <w:t>st</w:t>
+      </w:r>
+      <w:r>
+        <w:t xml:space="preserve"> also be held</w:t>
+      </w:r>
+      <w:r>
+        <w:t xml:space="preserve"> by the game</w:t>
+      </w:r>
+      <w:r>
+        <w:t>,</w:t>
+      </w:r>
+      <w:r>
+        <w:t xml:space="preserve"> by </w:t>
+      </w:r>
+      <w:r>
+        <w:t>presenting occasional surprises</w:t>
+      </w:r>
+      <w:r>
+        <w:t xml:space="preserve"> and changing thi</w:t>
+      </w:r>
+      <w:r>
+        <w:t>ng</w:t>
+      </w:r>
+      <w:r>
+        <w:t>s</w:t>
+      </w:r>
+      <w:r>
+        <w:t xml:space="preserve"> up</w:t>
+      </w:r>
+      <w:r>
+        <w:t xml:space="preserve"> on the player</w:t>
+      </w:r>
+      <w:r>
+        <w:t>.</w:t>
+      </w:r>
+      <w:r>
+        <w:t xml:space="preserve">  </w:t>
+      </w:r>
+      <w:r>
+        <w:t xml:space="preserve">And </w:t>
+      </w:r>
+      <w:r>
+        <w:t xml:space="preserve">above all, the </w:t>
+      </w:r>
+      <w:r>
+        <w:t xml:space="preserve">player </w:t>
+      </w:r>
+      <w:r>
+        <w:t xml:space="preserve">should not be </w:t>
+      </w:r>
+      <w:r>
+        <w:t>punished</w:t>
+      </w:r>
+      <w:r>
+        <w:t xml:space="preserve"> for playing the game</w:t>
+      </w:r>
+      <w:r>
+        <w:t>.</w:t>
+      </w:r>
+      <w:r>
+        <w:t xml:space="preserve">  The game must </w:t>
+      </w:r>
+      <w:r>
+        <w:t xml:space="preserve">be robust (not crash) and </w:t>
+      </w:r>
+      <w:r>
+        <w:t xml:space="preserve">its difficulty should </w:t>
+      </w:r>
+      <w:r>
+        <w:t xml:space="preserve">increase </w:t>
+      </w:r>
+      <w:r>
+        <w:t>in a reasonable manner.</w:t>
+      </w:r>
+    </w:p>
+    <w:p>
+      <w:r>
+        <w:t>The following choices were made to make th</w:t>
+      </w:r>
+      <w:r>
+        <w:t>is</w:t>
+      </w:r>
+      <w:r>
+        <w:t xml:space="preserve"> game feel more </w:t>
+      </w:r>
+      <w:r>
+        <w:t>current</w:t>
+      </w:r>
+      <w:r>
+        <w:t>.</w:t>
+      </w:r>
+    </w:p>
+    <w:p>
+      <w:r>
+        <w:t xml:space="preserve">Unlike many 1980’s games, </w:t>
+      </w:r>
+      <w:r>
+        <w:t>K9 does not have three lives</w:t>
+      </w:r>
+      <w:r>
+        <w:t xml:space="preserve"> and there isn’t a notion of </w:t>
+      </w:r>
+      <w:r>
+        <w:t xml:space="preserve">score or points.   The goal of the game is </w:t>
+      </w:r>
+      <w:r>
+        <w:t xml:space="preserve">to </w:t>
+      </w:r>
+      <w:r>
+        <w:t xml:space="preserve">just successfully </w:t>
+      </w:r>
+      <w:r>
+        <w:t>navigate</w:t>
+      </w:r>
+      <w:r>
+        <w:t xml:space="preserve"> K9 t</w:t>
+      </w:r>
+      <w:r>
+        <w:t>h</w:t>
+      </w:r>
+      <w:r>
+        <w:t>r</w:t>
+      </w:r>
+      <w:r>
+        <w:t xml:space="preserve">ough all the </w:t>
+      </w:r>
+      <w:r>
+        <w:t>levels</w:t>
+      </w:r>
+      <w:r>
+        <w:t>.</w:t>
+      </w:r>
+    </w:p>
+    <w:p>
+      <w:r>
+        <w:t xml:space="preserve">K9 dies when </w:t>
+      </w:r>
+      <w:r>
+        <w:t xml:space="preserve">K9’s </w:t>
+      </w:r>
+      <w:r>
+        <w:t xml:space="preserve">health </w:t>
+      </w:r>
+      <w:r>
+        <w:t xml:space="preserve">becomes zero.  K9 gains health by collecting jewels, and loses health when using </w:t>
+      </w:r>
+      <w:r>
+        <w:t xml:space="preserve">the laser, or </w:t>
+      </w:r>
+      <w:r>
+        <w:t xml:space="preserve">when </w:t>
+      </w:r>
+      <w:r>
+        <w:t>attacked</w:t>
+      </w:r>
+      <w:r>
+        <w:t xml:space="preserve"> by a Dalek</w:t>
+      </w:r>
+      <w:r>
+        <w:t>.</w:t>
+      </w:r>
+      <w:r>
+        <w:t xml:space="preserve">  When K9’s health is low, the laser cannot be used and the health bar in the game bar changes color.  To reinforce low health, a </w:t>
+      </w:r>
+      <w:r>
+        <w:t>heart rate monitor beep is sounded every second or so.  This becomes a continuous tone if K9</w:t>
+      </w:r>
+      <w:r>
+        <w:t>’s battery is flat</w:t>
+      </w:r>
+      <w:r>
+        <w:t>.</w:t>
+      </w:r>
+    </w:p>
+    <w:p>
+      <w:r>
         <w:lastRenderedPageBreak/>
-        <w:t xml:space="preserve">The accumulator is </w:t>
-      </w:r>
-      <w:r>
-        <w:t xml:space="preserve">typically </w:t>
-      </w:r>
-      <w:r>
-        <w:t xml:space="preserve">used to pass arguments to routines that </w:t>
-      </w:r>
-      <w:r>
-        <w:t>accept</w:t>
-      </w:r>
-      <w:r>
-        <w:t xml:space="preserve"> a </w:t>
-      </w:r>
-      <w:r>
-        <w:t xml:space="preserve">single </w:t>
-      </w:r>
-      <w:r>
-        <w:t>argument</w:t>
-      </w:r>
-      <w:r>
-        <w:t>,</w:t>
-      </w:r>
-      <w:r>
-        <w:t xml:space="preserve"> and the </w:t>
-      </w:r>
-      <w:r>
-        <w:t xml:space="preserve">X register </w:t>
-      </w:r>
-      <w:r>
-        <w:t xml:space="preserve">is </w:t>
-      </w:r>
-      <w:r>
-        <w:t xml:space="preserve">exclusively </w:t>
-      </w:r>
-      <w:r>
-        <w:t xml:space="preserve">used to </w:t>
-      </w:r>
-      <w:r>
-        <w:t>pass game object</w:t>
-      </w:r>
-      <w:r>
-        <w:t xml:space="preserve">s, </w:t>
-      </w:r>
-      <w:r>
-        <w:t>as</w:t>
-      </w:r>
-      <w:r>
-        <w:t xml:space="preserve"> an </w:t>
-      </w:r>
-      <w:r>
-        <w:t>index</w:t>
-      </w:r>
-      <w:r>
-        <w:t xml:space="preserve">.  </w:t>
-      </w:r>
-      <w:r>
-        <w:t xml:space="preserve">In other situations, </w:t>
-      </w:r>
-      <w:r>
-        <w:t>z</w:t>
-      </w:r>
-      <w:r>
-        <w:t xml:space="preserve">ero-page variables are </w:t>
-      </w:r>
-      <w:r>
-        <w:t xml:space="preserve">used to </w:t>
-      </w:r>
-      <w:r>
-        <w:t>pass argument</w:t>
+        <w:t>If K9 dies, the current level is restated.  The user can also choose to restart the current level if they become stuck</w:t>
+      </w:r>
+      <w:r>
+        <w:t>, by pressing the ‘R’ key.</w:t>
+      </w:r>
+    </w:p>
+    <w:p>
+      <w:r>
+        <w:t>And unlike many 1980’s games, t</w:t>
+      </w:r>
+      <w:r>
+        <w:t xml:space="preserve">he player </w:t>
+      </w:r>
+      <w:r>
+        <w:t xml:space="preserve">direction </w:t>
+      </w:r>
+      <w:r>
+        <w:t xml:space="preserve">keys </w:t>
+      </w:r>
+      <w:r>
+        <w:t xml:space="preserve">are </w:t>
+      </w:r>
+      <w:r>
+        <w:t>W</w:t>
+      </w:r>
+      <w:r>
+        <w:t>ASD</w:t>
+      </w:r>
+      <w:r>
+        <w:t>.</w:t>
+      </w:r>
+    </w:p>
+    <w:p>
+      <w:r>
+        <w:t>Locked doors and keys are used to add a puzzle element to the game.</w:t>
+      </w:r>
+      <w:r>
+        <w:t xml:space="preserve">  Key</w:t>
       </w:r>
       <w:r>
         <w:t>s</w:t>
       </w:r>
       <w:r>
-        <w:t>.</w:t>
+        <w:t xml:space="preserve"> can be collected and then used to </w:t>
+      </w:r>
+      <w:r>
+        <w:t xml:space="preserve">pass </w:t>
+      </w:r>
+      <w:r>
+        <w:t xml:space="preserve">through </w:t>
+      </w:r>
+      <w:r>
+        <w:t xml:space="preserve">locked </w:t>
+      </w:r>
+      <w:r>
+        <w:t xml:space="preserve">doors, </w:t>
+      </w:r>
+      <w:r>
+        <w:t>after which they are used.</w:t>
       </w:r>
       <w:r>
         <w:t xml:space="preserve">  </w:t>
       </w:r>
       <w:r>
-        <w:t xml:space="preserve">The </w:t>
-      </w:r>
-      <w:r>
-        <w:t xml:space="preserve">Y register </w:t>
-      </w:r>
-      <w:r>
-        <w:t>is rarely</w:t>
-      </w:r>
-      <w:r>
-        <w:t xml:space="preserve"> </w:t>
-      </w:r>
-      <w:r>
-        <w:t>used</w:t>
-      </w:r>
-      <w:r>
-        <w:t>.</w:t>
-      </w:r>
-    </w:p>
-    <w:p>
-      <w:r>
-        <w:t>As for the stack</w:t>
-      </w:r>
-      <w:r>
-        <w:t>…</w:t>
-      </w:r>
-      <w:r>
-        <w:t xml:space="preserve"> r</w:t>
-      </w:r>
-      <w:r>
-        <w:t xml:space="preserve">outines occasionally push and pop values, </w:t>
-      </w:r>
-      <w:r>
-        <w:t xml:space="preserve">but </w:t>
-      </w:r>
-      <w:r>
-        <w:t xml:space="preserve">this is </w:t>
-      </w:r>
-      <w:r>
-        <w:t>rare</w:t>
-      </w:r>
-      <w:r>
-        <w:t xml:space="preserve">. </w:t>
-      </w:r>
-      <w:r>
-        <w:t xml:space="preserve"> Z</w:t>
-      </w:r>
-      <w:r>
-        <w:t xml:space="preserve">ero-page </w:t>
-      </w:r>
-      <w:r>
-        <w:t xml:space="preserve">variables </w:t>
-      </w:r>
-      <w:r>
-        <w:t xml:space="preserve">are typically used </w:t>
-      </w:r>
-      <w:r>
-        <w:t>to hold temporary values as this avoids issues where control flow can result in push/pop mismatches.</w:t>
-      </w:r>
-      <w:r>
-        <w:t xml:space="preserve"> </w:t>
-      </w:r>
-    </w:p>
-    <w:p>
-      <w:pPr>
-        <w:pStyle w:val="Heading2"/>
-      </w:pPr>
-      <w:r>
-        <w:t>Game design</w:t>
-      </w:r>
-    </w:p>
-    <w:p>
-      <w:r>
-        <w:t xml:space="preserve">The playability of a game is determined by many </w:t>
-      </w:r>
-      <w:r>
-        <w:t>factors.  The player needs to be challenged</w:t>
-      </w:r>
-      <w:r>
-        <w:t xml:space="preserve">, and </w:t>
-      </w:r>
-      <w:r>
-        <w:t xml:space="preserve">needs to </w:t>
-      </w:r>
-      <w:r>
-        <w:t xml:space="preserve">work, to </w:t>
-      </w:r>
-      <w:r>
-        <w:t xml:space="preserve">feel a </w:t>
-      </w:r>
-      <w:r>
-        <w:t xml:space="preserve">real </w:t>
-      </w:r>
-      <w:r>
-        <w:t xml:space="preserve">sense of </w:t>
-      </w:r>
-      <w:r>
-        <w:t>gratification</w:t>
-      </w:r>
-      <w:r>
-        <w:t xml:space="preserve"> and reward</w:t>
-      </w:r>
-      <w:r>
-        <w:t xml:space="preserve"> later</w:t>
-      </w:r>
-      <w:r>
-        <w:t>.</w:t>
-      </w:r>
-      <w:r>
-        <w:t xml:space="preserve">  The </w:t>
-      </w:r>
-      <w:r>
-        <w:t>players’</w:t>
-      </w:r>
-      <w:r>
-        <w:t xml:space="preserve"> </w:t>
-      </w:r>
-      <w:r>
-        <w:t>attention mu</w:t>
-      </w:r>
-      <w:r>
-        <w:t>st</w:t>
-      </w:r>
-      <w:r>
-        <w:t xml:space="preserve"> also be held</w:t>
-      </w:r>
-      <w:r>
-        <w:t xml:space="preserve"> by the game</w:t>
-      </w:r>
-      <w:r>
-        <w:t>,</w:t>
-      </w:r>
-      <w:r>
-        <w:t xml:space="preserve"> by </w:t>
-      </w:r>
-      <w:r>
-        <w:t>presenting occasional surprises</w:t>
-      </w:r>
-      <w:r>
-        <w:t xml:space="preserve"> and changing thi</w:t>
-      </w:r>
-      <w:r>
-        <w:t>ng</w:t>
+        <w:t xml:space="preserve">Doors stay unlocked until a Darek uses them.  </w:t>
+      </w:r>
+      <w:r>
+        <w:t>Alternatively</w:t>
+      </w:r>
+      <w:r>
+        <w:t xml:space="preserve">, </w:t>
+      </w:r>
+      <w:r>
+        <w:t xml:space="preserve">K9 can follow a Dalek </w:t>
+      </w:r>
+      <w:r>
+        <w:t>through a door.</w:t>
+      </w:r>
+    </w:p>
+    <w:p>
+      <w:r>
+        <w:t>Other</w:t>
+      </w:r>
+      <w:r>
+        <w:t xml:space="preserve"> puzzle element</w:t>
       </w:r>
       <w:r>
         <w:t>s</w:t>
       </w:r>
       <w:r>
-        <w:t xml:space="preserve"> up</w:t>
-      </w:r>
-      <w:r>
-        <w:t xml:space="preserve"> on the player</w:t>
-      </w:r>
-      <w:r>
-        <w:t>.</w:t>
-      </w:r>
-      <w:r>
-        <w:t xml:space="preserve">  </w:t>
-      </w:r>
-      <w:r>
-        <w:t xml:space="preserve">And </w:t>
-      </w:r>
-      <w:r>
-        <w:t xml:space="preserve">above all, the </w:t>
-      </w:r>
-      <w:r>
-        <w:t xml:space="preserve">player </w:t>
-      </w:r>
-      <w:r>
-        <w:t xml:space="preserve">should not be </w:t>
-      </w:r>
-      <w:r>
-        <w:t>punished</w:t>
-      </w:r>
-      <w:r>
-        <w:t xml:space="preserve"> for playing the game</w:t>
-      </w:r>
-      <w:r>
-        <w:t>.</w:t>
-      </w:r>
-      <w:r>
-        <w:t xml:space="preserve">  The game must </w:t>
-      </w:r>
-      <w:r>
-        <w:t xml:space="preserve">be robust (not crash) and </w:t>
-      </w:r>
-      <w:r>
-        <w:t xml:space="preserve">its difficulty should </w:t>
-      </w:r>
-      <w:r>
-        <w:t xml:space="preserve">increase </w:t>
-      </w:r>
-      <w:r>
-        <w:t>in a reasonable manner.</w:t>
-      </w:r>
-    </w:p>
-    <w:p>
-      <w:r>
-        <w:t>The following choices were made to make th</w:t>
-      </w:r>
-      <w:r>
-        <w:t>is</w:t>
-      </w:r>
-      <w:r>
-        <w:t xml:space="preserve"> game feel more </w:t>
-      </w:r>
-      <w:r>
-        <w:t>current</w:t>
-      </w:r>
-      <w:r>
-        <w:t>.</w:t>
-      </w:r>
-    </w:p>
-    <w:p>
-      <w:r>
-        <w:t xml:space="preserve">Unlike many 1980’s games, </w:t>
-      </w:r>
-      <w:r>
-        <w:t>K9 does not have three lives</w:t>
-      </w:r>
-      <w:r>
-        <w:t xml:space="preserve"> and there isn’t a notion of </w:t>
-      </w:r>
-      <w:r>
-        <w:t xml:space="preserve">score or points.   The goal of the game is </w:t>
-      </w:r>
-      <w:r>
-        <w:t xml:space="preserve">to </w:t>
-      </w:r>
-      <w:r>
-        <w:t xml:space="preserve">just successfully </w:t>
-      </w:r>
-      <w:r>
-        <w:t>navigate</w:t>
-      </w:r>
-      <w:r>
-        <w:t xml:space="preserve"> K9 t</w:t>
-      </w:r>
-      <w:r>
-        <w:t>h</w:t>
-      </w:r>
-      <w:r>
-        <w:t>r</w:t>
-      </w:r>
-      <w:r>
-        <w:t xml:space="preserve">ough all the </w:t>
-      </w:r>
-      <w:r>
-        <w:t>levels</w:t>
-      </w:r>
-      <w:r>
-        <w:t>.</w:t>
-      </w:r>
-    </w:p>
-    <w:p>
-      <w:r>
-        <w:t xml:space="preserve">K9 dies when </w:t>
-      </w:r>
-      <w:r>
-        <w:t xml:space="preserve">K9’s </w:t>
-      </w:r>
-      <w:r>
-        <w:t xml:space="preserve">health </w:t>
-      </w:r>
-      <w:r>
-        <w:t xml:space="preserve">becomes zero.  K9 gains health by collecting jewels, and loses health when using </w:t>
-      </w:r>
-      <w:r>
-        <w:t xml:space="preserve">the laser, or </w:t>
-      </w:r>
-      <w:r>
-        <w:t xml:space="preserve">when </w:t>
-      </w:r>
-      <w:r>
-        <w:t>attacked</w:t>
-      </w:r>
-      <w:r>
-        <w:t xml:space="preserve"> by a Dalek</w:t>
-      </w:r>
-      <w:r>
-        <w:t>.</w:t>
-      </w:r>
-      <w:r>
-        <w:t xml:space="preserve">  When K9’s health is low, the laser cannot be used and the health bar in the game bar changes color.  To reinforce low health, a </w:t>
-      </w:r>
-      <w:r>
-        <w:t>heart rate monitor beep is sounded every second or so.  This becomes a continuous tone if K9</w:t>
-      </w:r>
-      <w:r>
-        <w:t>’s battery is flat</w:t>
-      </w:r>
-      <w:r>
-        <w:t>.</w:t>
-      </w:r>
-    </w:p>
-    <w:p>
-      <w:r>
-        <w:t>If K9 dies, the current level is restated.  The user can also choose to restart the current level if they become stuck</w:t>
-      </w:r>
-      <w:r>
-        <w:t>, by pressing the ‘R’ key.</w:t>
-      </w:r>
-    </w:p>
-    <w:p>
-      <w:r>
-        <w:t>And unlike many 1980’s games, t</w:t>
-      </w:r>
-      <w:r>
-        <w:t xml:space="preserve">he player </w:t>
-      </w:r>
-      <w:r>
-        <w:t xml:space="preserve">direction </w:t>
-      </w:r>
-      <w:r>
-        <w:t xml:space="preserve">keys </w:t>
-      </w:r>
-      <w:r>
-        <w:t xml:space="preserve">are </w:t>
-      </w:r>
-      <w:r>
-        <w:t>W</w:t>
-      </w:r>
-      <w:r>
-        <w:t>ASD</w:t>
-      </w:r>
-      <w:r>
-        <w:t>.</w:t>
-      </w:r>
-    </w:p>
-    <w:p>
-      <w:r>
-        <w:t>Locked doors and keys are used to add a puzzle element to the game.</w:t>
-      </w:r>
-      <w:r>
-        <w:t xml:space="preserve">  Key</w:t>
-      </w:r>
-      <w:r>
-        <w:t>s</w:t>
-      </w:r>
-      <w:r>
-        <w:t xml:space="preserve"> can be collected and then used to </w:t>
-      </w:r>
-      <w:r>
-        <w:t xml:space="preserve">pass </w:t>
-      </w:r>
-      <w:r>
-        <w:t xml:space="preserve">through </w:t>
-      </w:r>
-      <w:r>
-        <w:t xml:space="preserve">locked </w:t>
-      </w:r>
-      <w:r>
-        <w:t xml:space="preserve">doors, </w:t>
-      </w:r>
-      <w:r>
-        <w:t>after which they are used.</w:t>
-      </w:r>
-      <w:r>
-        <w:t xml:space="preserve">  </w:t>
-      </w:r>
-      <w:r>
-        <w:t xml:space="preserve">Doors stay unlocked until a Darek uses them.  </w:t>
-      </w:r>
-      <w:r>
-        <w:t>Alternatively</w:t>
-      </w:r>
-      <w:r>
-        <w:t xml:space="preserve">, </w:t>
-      </w:r>
-      <w:r>
-        <w:t xml:space="preserve">K9 can follow a Dalek </w:t>
-      </w:r>
-      <w:r>
-        <w:t>through a door.</w:t>
-      </w:r>
-    </w:p>
-    <w:p>
-      <w:r>
-        <w:t>Other</w:t>
-      </w:r>
-      <w:r>
-        <w:t xml:space="preserve"> puzzle element</w:t>
-      </w:r>
-      <w:r>
-        <w:t>s</w:t>
-      </w:r>
-      <w:r>
         <w:t xml:space="preserve"> of the game </w:t>
       </w:r>
       <w:r>
@@ -27352,7 +27675,6 @@
     </w:p>
     <w:p>
       <w:r>
-        <w:lastRenderedPageBreak/>
         <w:t>Teleports were later added to allow K9 to traverse a level in a non-linear manner.</w:t>
       </w:r>
     </w:p>
@@ -27448,6 +27770,7 @@
           <w:b/>
           <w:bCs/>
         </w:rPr>
+        <w:lastRenderedPageBreak/>
         <w:t>Page grids</w:t>
       </w:r>
       <w:r>
@@ -27460,11 +27783,7 @@
         <w:t xml:space="preserve">willing </w:t>
       </w:r>
       <w:r>
-        <w:t xml:space="preserve">to do.  In trying to avoid this I ended up with complex code in several key areas of functionality… drawing tile strips when scrolling, collision detection, laser hit detection, and elevator operations.  After spending considerable time fixing several nasty bugs, I stepped back and asked myself if the benefits of the page grid design outweighed all the added code complexity.  I concluded it wasn’t and removed the page grid, opting instead to go with a single large rectangular tile grid which could be either 16x128, 32x64, 64x32, </w:t>
-      </w:r>
-      <w:r>
-        <w:lastRenderedPageBreak/>
-        <w:t>or 128x16 tiles in size.  The change resulted in a significant reduction in code size, and much simpler tile traversal logic throughout the code base.</w:t>
+        <w:t>to do.  In trying to avoid this I ended up with complex code in several key areas of functionality… drawing tile strips when scrolling, collision detection, laser hit detection, and elevator operations.  After spending considerable time fixing several nasty bugs, I stepped back and asked myself if the benefits of the page grid design outweighed all the added code complexity.  I concluded it wasn’t and removed the page grid, opting instead to go with a single large rectangular tile grid which could be either 16x128, 32x64, 64x32, or 128x16 tiles in size.  The change resulted in a significant reduction in code size, and much simpler tile traversal logic throughout the code base.</w:t>
       </w:r>
     </w:p>
     <w:p>
@@ -27725,7 +28044,11 @@
         <w:t>rule</w:t>
       </w:r>
       <w:r>
-        <w:t xml:space="preserve"> made spotting address mode mistakes far easier.  All uppercase constants should be proceeded with a ‘#’ and all camel-case constants should not, unless they are being used within </w:t>
+        <w:t xml:space="preserve"> made spotting address mode mistakes far easier.  All uppercase constants should be </w:t>
+      </w:r>
+      <w:r>
+        <w:lastRenderedPageBreak/>
+        <w:t xml:space="preserve">proceeded with a ‘#’ and all camel-case constants should not, unless they are being used within </w:t>
       </w:r>
       <w:r>
         <w:t>#</w:t>
@@ -27827,7 +28150,6 @@
     </w:p>
     <w:p>
       <w:r>
-        <w:lastRenderedPageBreak/>
         <w:t xml:space="preserve">Elite disc </w:t>
       </w:r>
       <w:r>
@@ -27861,7 +28183,7 @@
     <mc:AlternateContent>
       <mc:Choice Requires="v">
         <w:pict>
-          <v:shapetype w14:anchorId="2CB29384" id="_x0000_t75" coordsize="21600,21600" o:spt="75" o:preferrelative="t" path="m@4@5l@4@11@9@11@9@5xe" filled="f" stroked="f">
+          <v:shapetype w14:anchorId="6C6404C4" id="_x0000_t75" coordsize="21600,21600" o:spt="75" o:preferrelative="t" path="m@4@5l@4@11@9@11@9@5xe" filled="f" stroked="f">
             <v:stroke joinstyle="miter"/>
             <v:formulas>
               <v:f eqn="if lineDrawn pixelLineWidth 0"/>
@@ -27887,10 +28209,10 @@
       </mc:Choice>
       <mc:Fallback>
         <w:drawing>
-          <wp:inline distT="0" distB="0" distL="0" distR="0" wp14:anchorId="6568EB5F" wp14:editId="051A87DD">
+          <wp:inline distT="0" distB="0" distL="0" distR="0" wp14:anchorId="3ED53CF3" wp14:editId="158FFAEA">
             <wp:extent cx="194650" cy="145988"/>
             <wp:effectExtent l="0" t="0" r="0" b="6985"/>
-            <wp:docPr id="1457984072" name="Picture 1"/>
+            <wp:docPr id="1531121027" name="Picture 1"/>
             <wp:cNvGraphicFramePr>
               <a:graphicFrameLocks xmlns:a="http://schemas.openxmlformats.org/drawingml/2006/main" noChangeAspect="1"/>
             </wp:cNvGraphicFramePr>
@@ -27928,17 +28250,17 @@
     <mc:AlternateContent>
       <mc:Choice Requires="v">
         <w:pict>
-          <v:shape w14:anchorId="7394451B" id="Picture 1" o:spid="_x0000_i1025" type="#_x0000_t75" style="width:15.7pt;height:11.75pt;visibility:visible;mso-wrap-style:square">
+          <v:shape w14:anchorId="1A0684AE" id="Picture 1" o:spid="_x0000_i1025" type="#_x0000_t75" style="width:15.7pt;height:11.75pt;visibility:visible;mso-wrap-style:square">
             <v:imagedata r:id="rId3" o:title=""/>
           </v:shape>
         </w:pict>
       </mc:Choice>
       <mc:Fallback>
         <w:drawing>
-          <wp:inline distT="0" distB="0" distL="0" distR="0" wp14:anchorId="65DACF6C" wp14:editId="16544D89">
+          <wp:inline distT="0" distB="0" distL="0" distR="0" wp14:anchorId="4F99A52B" wp14:editId="54624B5F">
             <wp:extent cx="199177" cy="149383"/>
             <wp:effectExtent l="0" t="0" r="0" b="3175"/>
-            <wp:docPr id="2124243786" name="Picture 1"/>
+            <wp:docPr id="525468685" name="Picture 1"/>
             <wp:cNvGraphicFramePr>
               <a:graphicFrameLocks xmlns:a="http://schemas.openxmlformats.org/drawingml/2006/main" noChangeAspect="1"/>
             </wp:cNvGraphicFramePr>
@@ -31620,7 +31942,6 @@
   <w:style w:type="character" w:default="1" w:styleId="DefaultParagraphFont">
     <w:name w:val="Default Paragraph Font"/>
     <w:uiPriority w:val="1"/>
-    <w:semiHidden/>
     <w:unhideWhenUsed/>
   </w:style>
   <w:style w:type="table" w:default="1" w:styleId="TableNormal">

--- a/docs/Development.docx
+++ b/docs/Development.docx
@@ -473,6 +473,7 @@
       <w:r>
         <w:t xml:space="preserve"> </w:t>
       </w:r>
+      <w:proofErr w:type="spellStart"/>
       <w:r>
         <w:rPr>
           <w:b/>
@@ -482,6 +483,7 @@
         </w:rPr>
         <w:t>BeebAsm</w:t>
       </w:r>
+      <w:proofErr w:type="spellEnd"/>
       <w:r>
         <w:t>, an excellent assembler th</w:t>
       </w:r>
@@ -491,6 +493,7 @@
       <w:r>
         <w:t xml:space="preserve">I could use on Windows to produce an SSD, which I could then run in </w:t>
       </w:r>
+      <w:proofErr w:type="spellStart"/>
       <w:r>
         <w:rPr>
           <w:b/>
@@ -501,6 +504,7 @@
         <w:lastRenderedPageBreak/>
         <w:t>BeebEm</w:t>
       </w:r>
+      <w:proofErr w:type="spellEnd"/>
       <w:r>
         <w:t>, an emulator</w:t>
       </w:r>
@@ -607,7 +611,15 @@
         <w:t>d</w:t>
       </w:r>
       <w:r>
-        <w:t xml:space="preserve"> the repro to </w:t>
+        <w:t xml:space="preserve"> the </w:t>
+      </w:r>
+      <w:proofErr w:type="gramStart"/>
+      <w:r>
+        <w:t>repro</w:t>
+      </w:r>
+      <w:proofErr w:type="gramEnd"/>
+      <w:r>
+        <w:t xml:space="preserve"> to </w:t>
       </w:r>
       <w:r>
         <w:rPr>
@@ -626,6 +638,7 @@
       <w:r>
         <w:t xml:space="preserve">After looking at some examples that were installed with </w:t>
       </w:r>
+      <w:proofErr w:type="spellStart"/>
       <w:r>
         <w:rPr>
           <w:b/>
@@ -635,6 +648,7 @@
         </w:rPr>
         <w:t>BeebAsm</w:t>
       </w:r>
+      <w:proofErr w:type="spellEnd"/>
       <w:r>
         <w:t xml:space="preserve">, I </w:t>
       </w:r>
@@ -769,6 +783,7 @@
       <w:r>
         <w:t xml:space="preserve">The prototype was based on </w:t>
       </w:r>
+      <w:proofErr w:type="spellStart"/>
       <w:r>
         <w:rPr>
           <w:b/>
@@ -787,6 +802,7 @@
         </w:rPr>
         <w:t>’s</w:t>
       </w:r>
+      <w:proofErr w:type="spellEnd"/>
       <w:r>
         <w:t xml:space="preserve"> </w:t>
       </w:r>
@@ -2497,6 +2513,7 @@
       <w:r>
         <w:t xml:space="preserve"> and </w:t>
       </w:r>
+      <w:proofErr w:type="spellStart"/>
       <w:r>
         <w:rPr>
           <w:b/>
@@ -2515,6 +2532,7 @@
         </w:rPr>
         <w:t>lekAnimate</w:t>
       </w:r>
+      <w:proofErr w:type="spellEnd"/>
       <w:r>
         <w:t xml:space="preserve"> </w:t>
       </w:r>
@@ -2841,6 +2859,7 @@
       <w:r>
         <w:t xml:space="preserve"> using the </w:t>
       </w:r>
+      <w:proofErr w:type="spellStart"/>
       <w:r>
         <w:rPr>
           <w:b/>
@@ -2855,12 +2874,20 @@
           <w:b/>
           <w:bCs/>
         </w:rPr>
-        <w:t xml:space="preserve">’s </w:t>
-      </w:r>
+        <w:t>’s</w:t>
+      </w:r>
+      <w:proofErr w:type="spellEnd"/>
       <w:r>
         <w:rPr>
           <w:b/>
           <w:bCs/>
+        </w:rPr>
+        <w:t xml:space="preserve"> </w:t>
+      </w:r>
+      <w:r>
+        <w:rPr>
+          <w:b/>
+          <w:bCs/>
           <w:i/>
           <w:iCs/>
         </w:rPr>
@@ -3793,7 +3820,15 @@
     <w:p>
       <w:r>
         <w:lastRenderedPageBreak/>
-        <w:t xml:space="preserve">I updated the level model to hold this occupancy information directly within the page tile grids, which up until this point just held tile indices (values 0..31).  I used one of the three unused </w:t>
+        <w:t xml:space="preserve">I updated the level model to hold this occupancy information directly within the page tile grids, which up until this point just held tile indices (values </w:t>
+      </w:r>
+      <w:proofErr w:type="gramStart"/>
+      <w:r>
+        <w:t>0..</w:t>
+      </w:r>
+      <w:proofErr w:type="gramEnd"/>
+      <w:r>
+        <w:t xml:space="preserve">31).  I used one of the three unused </w:t>
       </w:r>
       <w:r>
         <w:t xml:space="preserve">high </w:t>
@@ -4511,6 +4546,7 @@
           <w:bCs/>
         </w:rPr>
       </w:pPr>
+      <w:proofErr w:type="spellStart"/>
       <w:r>
         <w:rPr>
           <w:b/>
@@ -4518,6 +4554,7 @@
         </w:rPr>
         <w:t>objectXLo</w:t>
       </w:r>
+      <w:proofErr w:type="spellEnd"/>
       <w:r>
         <w:rPr>
           <w:b/>
@@ -4525,6 +4562,7 @@
         </w:rPr>
         <w:t xml:space="preserve"> &amp; </w:t>
       </w:r>
+      <w:proofErr w:type="spellStart"/>
       <w:r>
         <w:rPr>
           <w:b/>
@@ -4532,6 +4570,7 @@
         </w:rPr>
         <w:t>objectXHi</w:t>
       </w:r>
+      <w:proofErr w:type="spellEnd"/>
       <w:r>
         <w:rPr>
           <w:b/>
@@ -4564,43 +4603,59 @@
           <w:bCs/>
         </w:rPr>
       </w:pPr>
+      <w:proofErr w:type="spellStart"/>
       <w:r>
         <w:rPr>
           <w:b/>
           <w:bCs/>
         </w:rPr>
         <w:lastRenderedPageBreak/>
-        <w:t xml:space="preserve">objectYLo </w:t>
-      </w:r>
+        <w:t>objectYLo</w:t>
+      </w:r>
+      <w:proofErr w:type="spellEnd"/>
       <w:r>
         <w:rPr>
           <w:b/>
           <w:bCs/>
         </w:rPr>
-        <w:t xml:space="preserve">&amp; </w:t>
+        <w:t xml:space="preserve"> </w:t>
       </w:r>
       <w:r>
         <w:rPr>
           <w:b/>
           <w:bCs/>
         </w:rPr>
-        <w:t>objectYHi</w:t>
-      </w:r>
+        <w:t xml:space="preserve">&amp; </w:t>
+      </w:r>
+      <w:proofErr w:type="spellStart"/>
       <w:r>
         <w:rPr>
           <w:b/>
           <w:bCs/>
         </w:rPr>
+        <w:t>objectYHi</w:t>
+      </w:r>
+      <w:proofErr w:type="spellEnd"/>
+      <w:r>
+        <w:rPr>
+          <w:b/>
+          <w:bCs/>
+        </w:rPr>
         <w:t xml:space="preserve"> - </w:t>
       </w:r>
       <w:r>
         <w:t xml:space="preserve">Object’s </w:t>
       </w:r>
+      <w:proofErr w:type="gramStart"/>
       <w:r>
         <w:t xml:space="preserve">top </w:t>
       </w:r>
       <w:r>
-        <w:t xml:space="preserve">level </w:t>
+        <w:t>level</w:t>
+      </w:r>
+      <w:proofErr w:type="gramEnd"/>
+      <w:r>
+        <w:t xml:space="preserve"> </w:t>
       </w:r>
       <w:r>
         <w:t>coordinate</w:t>
@@ -4621,13 +4676,31 @@
           <w:bCs/>
         </w:rPr>
       </w:pPr>
+      <w:proofErr w:type="spellStart"/>
       <w:r>
         <w:rPr>
           <w:b/>
           <w:bCs/>
         </w:rPr>
-        <w:t>objectWidth &amp; objectHeight</w:t>
-      </w:r>
+        <w:t>objectWidth</w:t>
+      </w:r>
+      <w:proofErr w:type="spellEnd"/>
+      <w:r>
+        <w:rPr>
+          <w:b/>
+          <w:bCs/>
+        </w:rPr>
+        <w:t xml:space="preserve"> &amp; </w:t>
+      </w:r>
+      <w:proofErr w:type="spellStart"/>
+      <w:r>
+        <w:rPr>
+          <w:b/>
+          <w:bCs/>
+        </w:rPr>
+        <w:t>objectHeight</w:t>
+      </w:r>
+      <w:proofErr w:type="spellEnd"/>
       <w:r>
         <w:rPr>
           <w:b/>
@@ -4654,6 +4727,7 @@
           <w:bCs/>
         </w:rPr>
       </w:pPr>
+      <w:proofErr w:type="spellStart"/>
       <w:r>
         <w:rPr>
           <w:b/>
@@ -4661,6 +4735,7 @@
         </w:rPr>
         <w:t>objectAnimation</w:t>
       </w:r>
+      <w:proofErr w:type="spellEnd"/>
       <w:r>
         <w:rPr>
           <w:b/>
@@ -4693,6 +4768,7 @@
           <w:bCs/>
         </w:rPr>
       </w:pPr>
+      <w:proofErr w:type="spellStart"/>
       <w:r>
         <w:rPr>
           <w:b/>
@@ -4700,6 +4776,7 @@
         </w:rPr>
         <w:t>objectState</w:t>
       </w:r>
+      <w:proofErr w:type="spellEnd"/>
       <w:r>
         <w:rPr>
           <w:b/>
@@ -4791,6 +4868,7 @@
           <w:bCs/>
         </w:rPr>
       </w:pPr>
+      <w:proofErr w:type="spellStart"/>
       <w:r>
         <w:rPr>
           <w:b/>
@@ -4798,6 +4876,7 @@
         </w:rPr>
         <w:t>objectSpriteIndex</w:t>
       </w:r>
+      <w:proofErr w:type="spellEnd"/>
       <w:r>
         <w:rPr>
           <w:b/>
@@ -4832,13 +4911,31 @@
           <w:numId w:val="8"/>
         </w:numPr>
       </w:pPr>
+      <w:proofErr w:type="spellStart"/>
       <w:r>
         <w:rPr>
           <w:b/>
           <w:bCs/>
         </w:rPr>
-        <w:t>objectFrameCallbackLo &amp; objectFrameCallbackHi</w:t>
-      </w:r>
+        <w:t>objectFrameCallbackLo</w:t>
+      </w:r>
+      <w:proofErr w:type="spellEnd"/>
+      <w:r>
+        <w:rPr>
+          <w:b/>
+          <w:bCs/>
+        </w:rPr>
+        <w:t xml:space="preserve"> &amp; </w:t>
+      </w:r>
+      <w:proofErr w:type="spellStart"/>
+      <w:r>
+        <w:rPr>
+          <w:b/>
+          <w:bCs/>
+        </w:rPr>
+        <w:t>objectFrameCallbackHi</w:t>
+      </w:r>
+      <w:proofErr w:type="spellEnd"/>
       <w:r>
         <w:rPr>
           <w:b/>
@@ -4886,6 +4983,7 @@
           <w:bCs/>
         </w:rPr>
       </w:pPr>
+      <w:proofErr w:type="spellStart"/>
       <w:r>
         <w:rPr>
           <w:b/>
@@ -4893,6 +4991,7 @@
         </w:rPr>
         <w:t>objectFrameCounter</w:t>
       </w:r>
+      <w:proofErr w:type="spellEnd"/>
       <w:r>
         <w:rPr>
           <w:b/>
@@ -6023,7 +6122,23 @@
         <w:t>by something</w:t>
       </w:r>
       <w:r>
-        <w:t>, and bits 0..5 hold the tile index (values 0..31).</w:t>
+        <w:t xml:space="preserve">, and bits </w:t>
+      </w:r>
+      <w:proofErr w:type="gramStart"/>
+      <w:r>
+        <w:t>0..</w:t>
+      </w:r>
+      <w:proofErr w:type="gramEnd"/>
+      <w:r>
+        <w:t xml:space="preserve">5 hold the tile index (values </w:t>
+      </w:r>
+      <w:proofErr w:type="gramStart"/>
+      <w:r>
+        <w:t>0..</w:t>
+      </w:r>
+      <w:proofErr w:type="gramEnd"/>
+      <w:r>
+        <w:t>31).</w:t>
       </w:r>
       <w:r>
         <w:t xml:space="preserve"> </w:t>
@@ -6194,6 +6309,7 @@
       <w:r>
         <w:t xml:space="preserve">setting </w:t>
       </w:r>
+      <w:proofErr w:type="spellStart"/>
       <w:r>
         <w:rPr>
           <w:i/>
@@ -6215,6 +6331,7 @@
         </w:rPr>
         <w:t>Addr</w:t>
       </w:r>
+      <w:proofErr w:type="spellEnd"/>
       <w:r>
         <w:t xml:space="preserve"> </w:t>
       </w:r>
@@ -6314,6 +6431,7 @@
       <w:r>
         <w:t xml:space="preserve">in the low nibble of </w:t>
       </w:r>
+      <w:proofErr w:type="spellStart"/>
       <w:r>
         <w:rPr>
           <w:i/>
@@ -6321,6 +6439,7 @@
         </w:rPr>
         <w:t>objectState</w:t>
       </w:r>
+      <w:proofErr w:type="spellEnd"/>
       <w:r>
         <w:t xml:space="preserve"> array</w:t>
       </w:r>
@@ -6587,6 +6706,7 @@
       <w:r>
         <w:t xml:space="preserve"> </w:t>
       </w:r>
+      <w:proofErr w:type="spellStart"/>
       <w:r>
         <w:rPr>
           <w:i/>
@@ -6594,6 +6714,7 @@
         </w:rPr>
         <w:t>clearTile</w:t>
       </w:r>
+      <w:proofErr w:type="spellEnd"/>
       <w:r>
         <w:t xml:space="preserve"> </w:t>
       </w:r>
@@ -6608,6 +6729,7 @@
       <w:r>
         <w:t xml:space="preserve">The </w:t>
       </w:r>
+      <w:proofErr w:type="spellStart"/>
       <w:r>
         <w:rPr>
           <w:i/>
@@ -6615,6 +6737,7 @@
         </w:rPr>
         <w:t>clearTile</w:t>
       </w:r>
+      <w:proofErr w:type="spellEnd"/>
       <w:r>
         <w:t xml:space="preserve"> </w:t>
       </w:r>
@@ -6846,16 +6969,37 @@
         <w:t xml:space="preserve">code to show the </w:t>
       </w:r>
       <w:r>
-        <w:t>current level number</w:t>
-      </w:r>
-      <w:r>
-        <w:t xml:space="preserve">, and </w:t>
-      </w:r>
-      <w:r>
-        <w:t>extended the number of supported digits from four (0..3) to ten (</w:t>
-      </w:r>
-      <w:r>
-        <w:t>0..9).</w:t>
+        <w:t xml:space="preserve">current level </w:t>
+      </w:r>
+      <w:proofErr w:type="gramStart"/>
+      <w:r>
+        <w:t>number</w:t>
+      </w:r>
+      <w:r>
+        <w:t>, and</w:t>
+      </w:r>
+      <w:proofErr w:type="gramEnd"/>
+      <w:r>
+        <w:t xml:space="preserve"> </w:t>
+      </w:r>
+      <w:r>
+        <w:t>extended the number of supported digits from four (</w:t>
+      </w:r>
+      <w:proofErr w:type="gramStart"/>
+      <w:r>
+        <w:t>0..</w:t>
+      </w:r>
+      <w:proofErr w:type="gramEnd"/>
+      <w:r>
+        <w:t>3) to ten (</w:t>
+      </w:r>
+      <w:proofErr w:type="gramStart"/>
+      <w:r>
+        <w:t>0..</w:t>
+      </w:r>
+      <w:proofErr w:type="gramEnd"/>
+      <w:r>
+        <w:t>9).</w:t>
       </w:r>
       <w:r>
         <w:t xml:space="preserve">  Numerous code size optimizations were needed to free up sufficient space for the</w:t>
@@ -7296,7 +7440,15 @@
         <w:t>the elevator stops.</w:t>
       </w:r>
       <w:r>
-        <w:t xml:space="preserve">  The objectFrameCount is repurposed for this.</w:t>
+        <w:t xml:space="preserve">  The </w:t>
+      </w:r>
+      <w:proofErr w:type="spellStart"/>
+      <w:r>
+        <w:t>objectFrameCount</w:t>
+      </w:r>
+      <w:proofErr w:type="spellEnd"/>
+      <w:r>
+        <w:t xml:space="preserve"> is repurposed for this.</w:t>
       </w:r>
     </w:p>
     <w:p>
@@ -7308,7 +7460,15 @@
         </w:numPr>
       </w:pPr>
       <w:r>
-        <w:t xml:space="preserve">Mark K9 and the elevator game objects as both ascending or descending by populating their respective objectState’s </w:t>
+        <w:t xml:space="preserve">Mark K9 and the elevator game objects as both ascending or descending by populating their respective </w:t>
+      </w:r>
+      <w:proofErr w:type="spellStart"/>
+      <w:r>
+        <w:t>objectState’s</w:t>
+      </w:r>
+      <w:proofErr w:type="spellEnd"/>
+      <w:r>
+        <w:t xml:space="preserve"> </w:t>
       </w:r>
       <w:r>
         <w:rPr>
@@ -7692,6 +7852,7 @@
       <w:r>
         <w:t xml:space="preserve">stored in </w:t>
       </w:r>
+      <w:proofErr w:type="spellStart"/>
       <w:r>
         <w:rPr>
           <w:i/>
@@ -7700,6 +7861,7 @@
         </w:rPr>
         <w:t>objectFrameCounter</w:t>
       </w:r>
+      <w:proofErr w:type="spellEnd"/>
       <w:r>
         <w:t xml:space="preserve"> variable</w:t>
       </w:r>
@@ -7863,6 +8025,7 @@
       <w:r>
         <w:t xml:space="preserve">checking the erase-above and erase-below </w:t>
       </w:r>
+      <w:proofErr w:type="spellStart"/>
       <w:r>
         <w:rPr>
           <w:i/>
@@ -7877,6 +8040,7 @@
         </w:rPr>
         <w:t>’s</w:t>
       </w:r>
+      <w:proofErr w:type="spellEnd"/>
       <w:r>
         <w:t xml:space="preserve"> render flags</w:t>
       </w:r>
@@ -7945,10 +8109,18 @@
         <w:t xml:space="preserve">also </w:t>
       </w:r>
       <w:r>
-        <w:t>ride elevators</w:t>
-      </w:r>
-      <w:r>
-        <w:t>, and later specialized for teleports.</w:t>
+        <w:t xml:space="preserve">ride </w:t>
+      </w:r>
+      <w:proofErr w:type="gramStart"/>
+      <w:r>
+        <w:t>elevators</w:t>
+      </w:r>
+      <w:r>
+        <w:t>, and</w:t>
+      </w:r>
+      <w:proofErr w:type="gramEnd"/>
+      <w:r>
+        <w:t xml:space="preserve"> later specialized for teleports.</w:t>
       </w:r>
     </w:p>
     <w:p>
@@ -8474,6 +8646,7 @@
       <w:r>
         <w:t xml:space="preserve">A zero-page </w:t>
       </w:r>
+      <w:proofErr w:type="spellStart"/>
       <w:r>
         <w:rPr>
           <w:i/>
@@ -8481,6 +8654,7 @@
         </w:rPr>
         <w:t>laserFrameCount</w:t>
       </w:r>
+      <w:proofErr w:type="spellEnd"/>
       <w:r>
         <w:t xml:space="preserve"> variable was introduced which controls laser rendering.  </w:t>
       </w:r>
@@ -8508,6 +8682,7 @@
       <w:r>
         <w:t xml:space="preserve">sets </w:t>
       </w:r>
+      <w:proofErr w:type="spellStart"/>
       <w:r>
         <w:rPr>
           <w:i/>
@@ -8515,6 +8690,7 @@
         </w:rPr>
         <w:t>laserFrameCount</w:t>
       </w:r>
+      <w:proofErr w:type="spellEnd"/>
       <w:r>
         <w:rPr>
           <w:i/>
@@ -8531,6 +8707,7 @@
       <w:r>
         <w:t xml:space="preserve">and </w:t>
       </w:r>
+      <w:proofErr w:type="spellStart"/>
       <w:r>
         <w:rPr>
           <w:i/>
@@ -8538,6 +8715,7 @@
         </w:rPr>
         <w:t>laserFrameCount</w:t>
       </w:r>
+      <w:proofErr w:type="spellEnd"/>
       <w:r>
         <w:rPr>
           <w:i/>
@@ -8588,6 +8766,8 @@
       <w:r>
         <w:t xml:space="preserve">the </w:t>
       </w:r>
+      <w:proofErr w:type="spellStart"/>
+      <w:proofErr w:type="gramStart"/>
       <w:r>
         <w:rPr>
           <w:i/>
@@ -8595,6 +8775,8 @@
         </w:rPr>
         <w:t>objectState</w:t>
       </w:r>
+      <w:proofErr w:type="spellEnd"/>
+      <w:proofErr w:type="gramEnd"/>
       <w:r>
         <w:t xml:space="preserve"> variable</w:t>
       </w:r>
@@ -8698,6 +8880,7 @@
       <w:r>
         <w:t xml:space="preserve"> above. This is the fourth render flag in the high nibble of the </w:t>
       </w:r>
+      <w:proofErr w:type="spellStart"/>
       <w:r>
         <w:rPr>
           <w:i/>
@@ -8705,6 +8888,7 @@
         </w:rPr>
         <w:t>objectState</w:t>
       </w:r>
+      <w:proofErr w:type="spellEnd"/>
       <w:r>
         <w:t xml:space="preserve"> variable.</w:t>
       </w:r>
@@ -8828,6 +9012,7 @@
       <w:r>
         <w:t xml:space="preserve"> </w:t>
       </w:r>
+      <w:proofErr w:type="spellStart"/>
       <w:r>
         <w:rPr>
           <w:i/>
@@ -8835,6 +9020,7 @@
         </w:rPr>
         <w:t>debugTileGridFlags</w:t>
       </w:r>
+      <w:proofErr w:type="spellEnd"/>
       <w:r>
         <w:t xml:space="preserve"> routine that rendered a little box </w:t>
       </w:r>
@@ -8924,6 +9110,7 @@
       <w:r>
         <w:t xml:space="preserve">to allow </w:t>
       </w:r>
+      <w:proofErr w:type="spellStart"/>
       <w:r>
         <w:rPr>
           <w:i/>
@@ -8931,6 +9118,7 @@
         </w:rPr>
         <w:t>debugTileGridFlags</w:t>
       </w:r>
+      <w:proofErr w:type="spellEnd"/>
       <w:r>
         <w:rPr>
           <w:i/>
@@ -10306,7 +10494,15 @@
         <w:t>As an aside, my earlier explorations driving the sound chip directly turned out to be very useful when I later added code to play the Doctor Who theme when the title screen is shown.</w:t>
       </w:r>
       <w:r>
-        <w:t xml:space="preserve">  The exploration was also helpful in implemented sample-based sounds, which were later implemented and enabled when 16+K sideways RAM is present.</w:t>
+        <w:t xml:space="preserve">  The exploration was also helpful in </w:t>
+      </w:r>
+      <w:proofErr w:type="gramStart"/>
+      <w:r>
+        <w:t>implemented</w:t>
+      </w:r>
+      <w:proofErr w:type="gramEnd"/>
+      <w:r>
+        <w:t xml:space="preserve"> sample-based sounds, which were later implemented and enabled when 16+K sideways RAM is present.</w:t>
       </w:r>
     </w:p>
     <w:p>
@@ -10430,6 +10626,7 @@
       <w:r>
         <w:t xml:space="preserve">replaced </w:t>
       </w:r>
+      <w:proofErr w:type="spellStart"/>
       <w:r>
         <w:rPr>
           <w:i/>
@@ -10437,9 +10634,11 @@
         </w:rPr>
         <w:t>objectWidth</w:t>
       </w:r>
+      <w:proofErr w:type="spellEnd"/>
       <w:r>
         <w:t xml:space="preserve"> and </w:t>
       </w:r>
+      <w:proofErr w:type="spellStart"/>
       <w:r>
         <w:rPr>
           <w:i/>
@@ -10447,6 +10646,7 @@
         </w:rPr>
         <w:t>objectHeight</w:t>
       </w:r>
+      <w:proofErr w:type="spellEnd"/>
       <w:r>
         <w:t xml:space="preserve"> game object arrays with a function</w:t>
       </w:r>
@@ -10482,6 +10682,7 @@
       <w:r>
         <w:t xml:space="preserve">, and </w:t>
       </w:r>
+      <w:proofErr w:type="spellStart"/>
       <w:r>
         <w:rPr>
           <w:i/>
@@ -10489,9 +10690,11 @@
         </w:rPr>
         <w:t>widthMinusOne</w:t>
       </w:r>
+      <w:proofErr w:type="spellEnd"/>
       <w:r>
         <w:t xml:space="preserve"> and </w:t>
       </w:r>
+      <w:proofErr w:type="spellStart"/>
       <w:r>
         <w:rPr>
           <w:i/>
@@ -10499,6 +10702,7 @@
         </w:rPr>
         <w:t>heightMinisOne</w:t>
       </w:r>
+      <w:proofErr w:type="spellEnd"/>
       <w:r>
         <w:t>.</w:t>
       </w:r>
@@ -10548,7 +10752,15 @@
         <w:t xml:space="preserve"> I </w:t>
       </w:r>
       <w:r>
-        <w:t xml:space="preserve">stored the object type in the objectAnimation game object array, </w:t>
+        <w:t xml:space="preserve">stored the object type in the </w:t>
+      </w:r>
+      <w:proofErr w:type="spellStart"/>
+      <w:r>
+        <w:t>objectAnimation</w:t>
+      </w:r>
+      <w:proofErr w:type="spellEnd"/>
+      <w:r>
+        <w:t xml:space="preserve"> game object array, </w:t>
       </w:r>
       <w:r>
         <w:t xml:space="preserve">shifting up the other values, and </w:t>
@@ -10566,8 +10778,13 @@
         <w:t xml:space="preserve">array </w:t>
       </w:r>
       <w:r>
-        <w:t>to objectType</w:t>
-      </w:r>
+        <w:t xml:space="preserve">to </w:t>
+      </w:r>
+      <w:proofErr w:type="spellStart"/>
+      <w:r>
+        <w:t>objectType</w:t>
+      </w:r>
+      <w:proofErr w:type="spellEnd"/>
       <w:r>
         <w:t>.</w:t>
       </w:r>
@@ -10701,7 +10918,15 @@
     </w:p>
     <w:p>
       <w:r>
-        <w:t xml:space="preserve">The simplest way to achieve this is for the game-loop to wait on the v-sync interrupt signal, which occurs shortly after </w:t>
+        <w:t xml:space="preserve">The simplest way to achieve this is for the game-loop to wait on the v-sync </w:t>
+      </w:r>
+      <w:proofErr w:type="gramStart"/>
+      <w:r>
+        <w:t>interrupt</w:t>
+      </w:r>
+      <w:proofErr w:type="gramEnd"/>
+      <w:r>
+        <w:t xml:space="preserve"> signal, which occurs shortly after </w:t>
       </w:r>
       <w:r>
         <w:t xml:space="preserve">the beam reaches </w:t>
@@ -10835,7 +11060,15 @@
         <w:t>which is a very efficient algorithm that can be coded in relatively few instructions.</w:t>
       </w:r>
       <w:r>
-        <w:t xml:space="preserve">  I repurposed a section of ze</w:t>
+        <w:t xml:space="preserve">  I </w:t>
+      </w:r>
+      <w:proofErr w:type="gramStart"/>
+      <w:r>
+        <w:t>repurposed</w:t>
+      </w:r>
+      <w:proofErr w:type="gramEnd"/>
+      <w:r>
+        <w:t xml:space="preserve"> a section of ze</w:t>
       </w:r>
       <w:r>
         <w:t>r</w:t>
@@ -11180,8 +11413,13 @@
         <w:t xml:space="preserve"> a slight </w:t>
       </w:r>
       <w:r>
-        <w:t>head start</w:t>
-      </w:r>
+        <w:t xml:space="preserve">head </w:t>
+      </w:r>
+      <w:proofErr w:type="gramStart"/>
+      <w:r>
+        <w:t>start</w:t>
+      </w:r>
+      <w:proofErr w:type="gramEnd"/>
       <w:r>
         <w:t xml:space="preserve"> which helped minimize tearing effects </w:t>
       </w:r>
@@ -11367,6 +11605,7 @@
       <w:r>
         <w:t xml:space="preserve">I then wrote a </w:t>
       </w:r>
+      <w:proofErr w:type="spellStart"/>
       <w:r>
         <w:rPr>
           <w:i/>
@@ -11374,6 +11613,7 @@
         </w:rPr>
         <w:t>loadLevel</w:t>
       </w:r>
+      <w:proofErr w:type="spellEnd"/>
       <w:r>
         <w:t xml:space="preserve"> </w:t>
       </w:r>
@@ -11404,6 +11644,7 @@
       <w:r>
         <w:t xml:space="preserve">the loaded </w:t>
       </w:r>
+      <w:proofErr w:type="spellStart"/>
       <w:r>
         <w:rPr>
           <w:i/>
@@ -11411,6 +11652,7 @@
         </w:rPr>
         <w:t>initializeLevel</w:t>
       </w:r>
+      <w:proofErr w:type="spellEnd"/>
       <w:r>
         <w:t xml:space="preserve"> </w:t>
       </w:r>
@@ -11423,6 +11665,7 @@
       <w:r>
         <w:t xml:space="preserve">  A </w:t>
       </w:r>
+      <w:proofErr w:type="spellStart"/>
       <w:r>
         <w:rPr>
           <w:i/>
@@ -11430,6 +11673,7 @@
         </w:rPr>
         <w:t>showLevel</w:t>
       </w:r>
+      <w:proofErr w:type="spellEnd"/>
       <w:r>
         <w:t xml:space="preserve"> routine </w:t>
       </w:r>
@@ -11618,6 +11862,7 @@
       <w:r>
         <w:t xml:space="preserve"> a level, and a ‘R’ key handler was implemented to call the </w:t>
       </w:r>
+      <w:proofErr w:type="spellStart"/>
       <w:r>
         <w:rPr>
           <w:i/>
@@ -11625,12 +11870,14 @@
         </w:rPr>
         <w:t>loadLevel</w:t>
       </w:r>
+      <w:proofErr w:type="spellEnd"/>
       <w:r>
         <w:t xml:space="preserve"> </w:t>
       </w:r>
       <w:r>
         <w:t xml:space="preserve">routine indirectly through a </w:t>
       </w:r>
+      <w:proofErr w:type="spellStart"/>
       <w:r>
         <w:rPr>
           <w:i/>
@@ -11638,6 +11885,7 @@
         </w:rPr>
         <w:t>reloadLevel</w:t>
       </w:r>
+      <w:proofErr w:type="spellEnd"/>
       <w:r>
         <w:t xml:space="preserve"> routine.</w:t>
       </w:r>
@@ -12173,6 +12421,7 @@
       <w:r>
         <w:t xml:space="preserve"> action became </w:t>
       </w:r>
+      <w:proofErr w:type="spellStart"/>
       <w:r>
         <w:rPr>
           <w:b/>
@@ -12182,9 +12431,11 @@
         </w:rPr>
         <w:t>PursueLeft</w:t>
       </w:r>
+      <w:proofErr w:type="spellEnd"/>
       <w:r>
         <w:t xml:space="preserve">, </w:t>
       </w:r>
+      <w:proofErr w:type="spellStart"/>
       <w:r>
         <w:rPr>
           <w:b/>
@@ -12194,9 +12445,11 @@
         </w:rPr>
         <w:t>PursueRight</w:t>
       </w:r>
+      <w:proofErr w:type="spellEnd"/>
       <w:r>
         <w:t xml:space="preserve">, </w:t>
       </w:r>
+      <w:proofErr w:type="spellStart"/>
       <w:r>
         <w:rPr>
           <w:b/>
@@ -12206,12 +12459,14 @@
         </w:rPr>
         <w:t>PursueUp</w:t>
       </w:r>
+      <w:proofErr w:type="spellEnd"/>
       <w:r>
         <w:t xml:space="preserve">, </w:t>
       </w:r>
       <w:r>
         <w:t xml:space="preserve">or </w:t>
       </w:r>
+      <w:proofErr w:type="spellStart"/>
       <w:r>
         <w:rPr>
           <w:b/>
@@ -12221,6 +12476,7 @@
         </w:rPr>
         <w:t>PursueDown</w:t>
       </w:r>
+      <w:proofErr w:type="spellEnd"/>
       <w:r>
         <w:t>.</w:t>
       </w:r>
@@ -12241,8 +12497,13 @@
       <w:r>
         <w:t xml:space="preserve">final list of </w:t>
       </w:r>
-      <w:r>
-        <w:t>pursue behavior</w:t>
+      <w:proofErr w:type="gramStart"/>
+      <w:r>
+        <w:t>pursue</w:t>
+      </w:r>
+      <w:proofErr w:type="gramEnd"/>
+      <w:r>
+        <w:t xml:space="preserve"> behavior</w:t>
       </w:r>
       <w:r>
         <w:t>al</w:t>
@@ -12267,6 +12528,7 @@
         </w:rPr>
         <w:tab/>
       </w:r>
+      <w:proofErr w:type="spellStart"/>
       <w:r>
         <w:rPr>
           <w:b/>
@@ -12283,11 +12545,9 @@
           <w:i/>
           <w:iCs/>
         </w:rPr>
-        <w:t xml:space="preserve">Left </w:t>
-      </w:r>
-      <w:r>
-        <w:t>and</w:t>
-      </w:r>
+        <w:t>Left</w:t>
+      </w:r>
+      <w:proofErr w:type="spellEnd"/>
       <w:r>
         <w:rPr>
           <w:b/>
@@ -12295,7 +12555,10 @@
           <w:i/>
           <w:iCs/>
         </w:rPr>
-        <w:t xml:space="preserve"> PursueRight</w:t>
+        <w:t xml:space="preserve"> </w:t>
+      </w:r>
+      <w:r>
+        <w:t>and</w:t>
       </w:r>
       <w:r>
         <w:rPr>
@@ -12306,57 +12569,8 @@
         </w:rPr>
         <w:t xml:space="preserve"> </w:t>
       </w:r>
-      <w:r>
-        <w:t xml:space="preserve"> – </w:t>
-      </w:r>
-      <w:r>
-        <w:t xml:space="preserve">Daleks </w:t>
-      </w:r>
-      <w:r>
-        <w:t>move quickly left or right</w:t>
-      </w:r>
-      <w:r>
-        <w:t>, or vice versa</w:t>
-      </w:r>
-      <w:r>
-        <w:t xml:space="preserve">. </w:t>
-      </w:r>
-      <w:r>
-        <w:t xml:space="preserve">If </w:t>
-      </w:r>
-      <w:r>
-        <w:t>a Dalek</w:t>
-      </w:r>
-      <w:r>
-        <w:t xml:space="preserve"> encounters a wall, the </w:t>
-      </w:r>
-      <w:r>
-        <w:t xml:space="preserve">Dalek </w:t>
-      </w:r>
-      <w:r>
-        <w:t>turns</w:t>
-      </w:r>
-      <w:r>
-        <w:t>,</w:t>
-      </w:r>
-      <w:r>
-        <w:t xml:space="preserve"> and the </w:t>
-      </w:r>
-      <w:r>
-        <w:t xml:space="preserve">action </w:t>
-      </w:r>
-      <w:r>
-        <w:t xml:space="preserve">is </w:t>
-      </w:r>
-      <w:r>
-        <w:t>change</w:t>
-      </w:r>
-      <w:r>
-        <w:t xml:space="preserve">d </w:t>
-      </w:r>
-      <w:r>
-        <w:t xml:space="preserve">to </w:t>
-      </w:r>
+      <w:proofErr w:type="spellStart"/>
+      <w:proofErr w:type="gramStart"/>
       <w:r>
         <w:rPr>
           <w:b/>
@@ -12364,11 +12578,9 @@
           <w:i/>
           <w:iCs/>
         </w:rPr>
-        <w:t>PursueUp</w:t>
-      </w:r>
-      <w:r>
-        <w:t xml:space="preserve"> or </w:t>
-      </w:r>
+        <w:t>PursueRight</w:t>
+      </w:r>
+      <w:proofErr w:type="spellEnd"/>
       <w:r>
         <w:rPr>
           <w:b/>
@@ -12376,16 +12588,64 @@
           <w:i/>
           <w:iCs/>
         </w:rPr>
-        <w:t>PursueDown</w:t>
-      </w:r>
-      <w:r>
-        <w:t>.</w:t>
-      </w:r>
-    </w:p>
-    <w:p>
-      <w:pPr>
-        <w:ind w:left="720"/>
-      </w:pPr>
+        <w:t xml:space="preserve"> </w:t>
+      </w:r>
+      <w:r>
+        <w:t xml:space="preserve"> –</w:t>
+      </w:r>
+      <w:proofErr w:type="gramEnd"/>
+      <w:r>
+        <w:t xml:space="preserve"> </w:t>
+      </w:r>
+      <w:r>
+        <w:t xml:space="preserve">Daleks </w:t>
+      </w:r>
+      <w:r>
+        <w:t>move quickly left or right</w:t>
+      </w:r>
+      <w:r>
+        <w:t>, or vice versa</w:t>
+      </w:r>
+      <w:r>
+        <w:t xml:space="preserve">. </w:t>
+      </w:r>
+      <w:r>
+        <w:t xml:space="preserve">If </w:t>
+      </w:r>
+      <w:r>
+        <w:t>a Dalek</w:t>
+      </w:r>
+      <w:r>
+        <w:t xml:space="preserve"> encounters a wall, the </w:t>
+      </w:r>
+      <w:r>
+        <w:t xml:space="preserve">Dalek </w:t>
+      </w:r>
+      <w:r>
+        <w:t>turns</w:t>
+      </w:r>
+      <w:r>
+        <w:t>,</w:t>
+      </w:r>
+      <w:r>
+        <w:t xml:space="preserve"> and the </w:t>
+      </w:r>
+      <w:r>
+        <w:t xml:space="preserve">action </w:t>
+      </w:r>
+      <w:r>
+        <w:t xml:space="preserve">is </w:t>
+      </w:r>
+      <w:r>
+        <w:t>change</w:t>
+      </w:r>
+      <w:r>
+        <w:t xml:space="preserve">d </w:t>
+      </w:r>
+      <w:r>
+        <w:t xml:space="preserve">to </w:t>
+      </w:r>
+      <w:proofErr w:type="spellStart"/>
       <w:r>
         <w:rPr>
           <w:b/>
@@ -12393,8 +12653,13 @@
           <w:i/>
           <w:iCs/>
         </w:rPr>
-        <w:t>Pursue</w:t>
-      </w:r>
+        <w:t>PursueUp</w:t>
+      </w:r>
+      <w:proofErr w:type="spellEnd"/>
+      <w:r>
+        <w:t xml:space="preserve"> or </w:t>
+      </w:r>
+      <w:proofErr w:type="spellStart"/>
       <w:r>
         <w:rPr>
           <w:b/>
@@ -12402,11 +12667,18 @@
           <w:i/>
           <w:iCs/>
         </w:rPr>
-        <w:t xml:space="preserve">Up </w:t>
-      </w:r>
-      <w:r>
-        <w:t>and</w:t>
-      </w:r>
+        <w:t>PursueDown</w:t>
+      </w:r>
+      <w:proofErr w:type="spellEnd"/>
+      <w:r>
+        <w:t>.</w:t>
+      </w:r>
+    </w:p>
+    <w:p>
+      <w:pPr>
+        <w:ind w:left="720"/>
+      </w:pPr>
+      <w:proofErr w:type="spellStart"/>
       <w:r>
         <w:rPr>
           <w:b/>
@@ -12414,34 +12686,7 @@
           <w:i/>
           <w:iCs/>
         </w:rPr>
-        <w:t xml:space="preserve"> PursueDown </w:t>
-      </w:r>
-      <w:r>
-        <w:t xml:space="preserve"> – Daleks </w:t>
-      </w:r>
-      <w:r>
-        <w:t>move quickly left or right</w:t>
-      </w:r>
-      <w:r>
-        <w:t xml:space="preserve">, or vice versa, looking for an elevator to ride up or down. </w:t>
-      </w:r>
-      <w:r>
-        <w:t xml:space="preserve">If a Dalek encounters a wall, </w:t>
-      </w:r>
-      <w:r>
-        <w:t xml:space="preserve">the Dalek </w:t>
-      </w:r>
-      <w:r>
-        <w:t>turns,</w:t>
-      </w:r>
-      <w:r>
-        <w:t xml:space="preserve"> and the </w:t>
-      </w:r>
-      <w:r>
-        <w:t xml:space="preserve">action </w:t>
-      </w:r>
-      <w:r>
-        <w:t xml:space="preserve">is toggled between </w:t>
+        <w:t>Pursue</w:t>
       </w:r>
       <w:r>
         <w:rPr>
@@ -12450,17 +12695,9 @@
           <w:i/>
           <w:iCs/>
         </w:rPr>
-        <w:t>PursueUp</w:t>
-      </w:r>
-      <w:r>
-        <w:t xml:space="preserve"> </w:t>
-      </w:r>
-      <w:r>
-        <w:t>and</w:t>
-      </w:r>
-      <w:r>
-        <w:t xml:space="preserve"> </w:t>
-      </w:r>
+        <w:t>Up</w:t>
+      </w:r>
+      <w:proofErr w:type="spellEnd"/>
       <w:r>
         <w:rPr>
           <w:b/>
@@ -12468,8 +12705,103 @@
           <w:i/>
           <w:iCs/>
         </w:rPr>
+        <w:t xml:space="preserve"> </w:t>
+      </w:r>
+      <w:r>
+        <w:t>and</w:t>
+      </w:r>
+      <w:r>
+        <w:rPr>
+          <w:b/>
+          <w:bCs/>
+          <w:i/>
+          <w:iCs/>
+        </w:rPr>
+        <w:t xml:space="preserve"> </w:t>
+      </w:r>
+      <w:proofErr w:type="spellStart"/>
+      <w:proofErr w:type="gramStart"/>
+      <w:r>
+        <w:rPr>
+          <w:b/>
+          <w:bCs/>
+          <w:i/>
+          <w:iCs/>
+        </w:rPr>
         <w:t>PursueDown</w:t>
       </w:r>
+      <w:proofErr w:type="spellEnd"/>
+      <w:r>
+        <w:rPr>
+          <w:b/>
+          <w:bCs/>
+          <w:i/>
+          <w:iCs/>
+        </w:rPr>
+        <w:t xml:space="preserve"> </w:t>
+      </w:r>
+      <w:r>
+        <w:t xml:space="preserve"> –</w:t>
+      </w:r>
+      <w:proofErr w:type="gramEnd"/>
+      <w:r>
+        <w:t xml:space="preserve"> Daleks </w:t>
+      </w:r>
+      <w:r>
+        <w:t>move quickly left or right</w:t>
+      </w:r>
+      <w:r>
+        <w:t xml:space="preserve">, or vice versa, looking for an elevator to ride up or down. </w:t>
+      </w:r>
+      <w:r>
+        <w:t xml:space="preserve">If a Dalek encounters a wall, </w:t>
+      </w:r>
+      <w:r>
+        <w:t xml:space="preserve">the Dalek </w:t>
+      </w:r>
+      <w:r>
+        <w:t>turns,</w:t>
+      </w:r>
+      <w:r>
+        <w:t xml:space="preserve"> and the </w:t>
+      </w:r>
+      <w:r>
+        <w:t xml:space="preserve">action </w:t>
+      </w:r>
+      <w:r>
+        <w:t xml:space="preserve">is toggled between </w:t>
+      </w:r>
+      <w:proofErr w:type="spellStart"/>
+      <w:r>
+        <w:rPr>
+          <w:b/>
+          <w:bCs/>
+          <w:i/>
+          <w:iCs/>
+        </w:rPr>
+        <w:t>PursueUp</w:t>
+      </w:r>
+      <w:proofErr w:type="spellEnd"/>
+      <w:r>
+        <w:t xml:space="preserve"> </w:t>
+      </w:r>
+      <w:r>
+        <w:t>and</w:t>
+      </w:r>
+      <w:r>
+        <w:t xml:space="preserve"> </w:t>
+      </w:r>
+      <w:proofErr w:type="spellStart"/>
+      <w:r>
+        <w:rPr>
+          <w:b/>
+          <w:bCs/>
+          <w:i/>
+          <w:iCs/>
+        </w:rPr>
+        <w:t>PursueDown</w:t>
+      </w:r>
+      <w:proofErr w:type="spellEnd"/>
       <w:r>
         <w:rPr>
           <w:b/>
@@ -12599,6 +12931,7 @@
       <w:r>
         <w:t xml:space="preserve">set to </w:t>
       </w:r>
+      <w:proofErr w:type="spellStart"/>
       <w:r>
         <w:rPr>
           <w:b/>
@@ -12608,9 +12941,11 @@
         </w:rPr>
         <w:t>pursueLeft</w:t>
       </w:r>
+      <w:proofErr w:type="spellEnd"/>
       <w:r>
         <w:t xml:space="preserve"> or </w:t>
       </w:r>
+      <w:proofErr w:type="spellStart"/>
       <w:r>
         <w:rPr>
           <w:b/>
@@ -12629,6 +12964,7 @@
         </w:rPr>
         <w:t>ueRight</w:t>
       </w:r>
+      <w:proofErr w:type="spellEnd"/>
       <w:r>
         <w:t>.</w:t>
       </w:r>
@@ -12638,6 +12974,7 @@
       <w:r>
         <w:t xml:space="preserve">action is set to </w:t>
       </w:r>
+      <w:proofErr w:type="spellStart"/>
       <w:r>
         <w:rPr>
           <w:b/>
@@ -12656,9 +12993,11 @@
         </w:rPr>
         <w:t>Up</w:t>
       </w:r>
+      <w:proofErr w:type="spellEnd"/>
       <w:r>
         <w:t xml:space="preserve"> or </w:t>
       </w:r>
+      <w:proofErr w:type="spellStart"/>
       <w:r>
         <w:rPr>
           <w:b/>
@@ -12677,6 +13016,7 @@
         </w:rPr>
         <w:t>Down</w:t>
       </w:r>
+      <w:proofErr w:type="spellEnd"/>
       <w:r>
         <w:t>.</w:t>
       </w:r>
@@ -12902,6 +13242,7 @@
       <w:r>
         <w:t xml:space="preserve">Daleks whose action is </w:t>
       </w:r>
+      <w:proofErr w:type="gramStart"/>
       <w:r>
         <w:rPr>
           <w:b/>
@@ -12911,6 +13252,7 @@
         </w:rPr>
         <w:t>pursue</w:t>
       </w:r>
+      <w:proofErr w:type="gramEnd"/>
       <w:r>
         <w:t xml:space="preserve"> are downgraded to </w:t>
       </w:r>
@@ -12973,6 +13315,7 @@
       <w:r>
         <w:t xml:space="preserve">, </w:t>
       </w:r>
+      <w:proofErr w:type="spellStart"/>
       <w:r>
         <w:rPr>
           <w:b/>
@@ -12982,6 +13325,7 @@
         </w:rPr>
         <w:t>pursueLeft</w:t>
       </w:r>
+      <w:proofErr w:type="spellEnd"/>
       <w:r>
         <w:rPr>
           <w:b/>
@@ -13003,6 +13347,7 @@
         </w:rPr>
         <w:t xml:space="preserve"> </w:t>
       </w:r>
+      <w:proofErr w:type="spellStart"/>
       <w:r>
         <w:rPr>
           <w:b/>
@@ -13019,11 +13364,9 @@
           <w:i/>
           <w:iCs/>
         </w:rPr>
-        <w:t xml:space="preserve">Right </w:t>
-      </w:r>
-      <w:r>
-        <w:t>related</w:t>
-      </w:r>
+        <w:t>Right</w:t>
+      </w:r>
+      <w:proofErr w:type="spellEnd"/>
       <w:r>
         <w:rPr>
           <w:b/>
@@ -13034,102 +13377,7 @@
         <w:t xml:space="preserve"> </w:t>
       </w:r>
       <w:r>
-        <w:t>rules</w:t>
-      </w:r>
-      <w:r>
-        <w:t>.</w:t>
-      </w:r>
-    </w:p>
-    <w:p>
-      <w:r>
-        <w:t xml:space="preserve">I </w:t>
-      </w:r>
-      <w:r>
-        <w:t xml:space="preserve">implemented </w:t>
-      </w:r>
-      <w:r>
-        <w:t xml:space="preserve">a </w:t>
-      </w:r>
-      <w:r>
-        <w:rPr>
-          <w:i/>
-          <w:iCs/>
-        </w:rPr>
-        <w:t>dalekAI</w:t>
-      </w:r>
-      <w:r>
-        <w:t xml:space="preserve"> function that </w:t>
-      </w:r>
-      <w:r>
-        <w:t xml:space="preserve">encapsulated the </w:t>
-      </w:r>
-      <w:r>
-        <w:t xml:space="preserve">common </w:t>
-      </w:r>
-      <w:r>
-        <w:t>behavioral rules</w:t>
-      </w:r>
-      <w:r>
-        <w:t xml:space="preserve">, </w:t>
-      </w:r>
-      <w:r>
-        <w:t xml:space="preserve">running these against </w:t>
-      </w:r>
-      <w:r>
-        <w:t xml:space="preserve">each </w:t>
-      </w:r>
-      <w:r>
-        <w:t>Dalek every 16 frames.</w:t>
-      </w:r>
-      <w:r>
-        <w:t xml:space="preserve">  </w:t>
-      </w:r>
-      <w:r>
-        <w:t xml:space="preserve">It’s invoked from the game loop. </w:t>
-      </w:r>
-    </w:p>
-    <w:p>
-      <w:r>
-        <w:t xml:space="preserve">The </w:t>
-      </w:r>
-      <w:r>
-        <w:t xml:space="preserve">routine checks </w:t>
-      </w:r>
-      <w:r>
-        <w:t xml:space="preserve">to see if K9 </w:t>
-      </w:r>
-      <w:r>
-        <w:t xml:space="preserve">is </w:t>
-      </w:r>
-      <w:r>
-        <w:t>in sight</w:t>
-      </w:r>
-      <w:r>
-        <w:t xml:space="preserve"> (using a helper routine)</w:t>
-      </w:r>
-      <w:r>
-        <w:t>,</w:t>
-      </w:r>
-      <w:r>
-        <w:t xml:space="preserve"> promot</w:t>
-      </w:r>
-      <w:r>
-        <w:t>ing</w:t>
-      </w:r>
-      <w:r>
-        <w:t xml:space="preserve"> </w:t>
-      </w:r>
-      <w:r>
-        <w:t xml:space="preserve">the </w:t>
-      </w:r>
-      <w:r>
-        <w:t>Dalek’s</w:t>
-      </w:r>
-      <w:r>
-        <w:t xml:space="preserve"> </w:t>
-      </w:r>
-      <w:r>
-        <w:t xml:space="preserve">action to </w:t>
+        <w:t>related</w:t>
       </w:r>
       <w:r>
         <w:rPr>
@@ -13138,8 +13386,111 @@
           <w:i/>
           <w:iCs/>
         </w:rPr>
-        <w:t>PursueLeft</w:t>
-      </w:r>
+        <w:t xml:space="preserve"> </w:t>
+      </w:r>
+      <w:r>
+        <w:t>rules</w:t>
+      </w:r>
+      <w:r>
+        <w:t>.</w:t>
+      </w:r>
+    </w:p>
+    <w:p>
+      <w:r>
+        <w:t xml:space="preserve">I </w:t>
+      </w:r>
+      <w:r>
+        <w:t xml:space="preserve">implemented </w:t>
+      </w:r>
+      <w:r>
+        <w:t xml:space="preserve">a </w:t>
+      </w:r>
+      <w:proofErr w:type="spellStart"/>
+      <w:r>
+        <w:rPr>
+          <w:i/>
+          <w:iCs/>
+        </w:rPr>
+        <w:t>dalekAI</w:t>
+      </w:r>
+      <w:proofErr w:type="spellEnd"/>
+      <w:r>
+        <w:t xml:space="preserve"> function that </w:t>
+      </w:r>
+      <w:r>
+        <w:t xml:space="preserve">encapsulated the </w:t>
+      </w:r>
+      <w:r>
+        <w:t xml:space="preserve">common </w:t>
+      </w:r>
+      <w:r>
+        <w:t>behavioral rules</w:t>
+      </w:r>
+      <w:r>
+        <w:t xml:space="preserve">, </w:t>
+      </w:r>
+      <w:r>
+        <w:t xml:space="preserve">running these against </w:t>
+      </w:r>
+      <w:r>
+        <w:t xml:space="preserve">each </w:t>
+      </w:r>
+      <w:r>
+        <w:t>Dalek every 16 frames.</w:t>
+      </w:r>
+      <w:r>
+        <w:t xml:space="preserve">  </w:t>
+      </w:r>
+      <w:r>
+        <w:t xml:space="preserve">It’s invoked from the game loop. </w:t>
+      </w:r>
+    </w:p>
+    <w:p>
+      <w:r>
+        <w:t xml:space="preserve">The </w:t>
+      </w:r>
+      <w:r>
+        <w:t xml:space="preserve">routine checks </w:t>
+      </w:r>
+      <w:r>
+        <w:t xml:space="preserve">to see if K9 </w:t>
+      </w:r>
+      <w:r>
+        <w:t xml:space="preserve">is </w:t>
+      </w:r>
+      <w:r>
+        <w:t>in sight</w:t>
+      </w:r>
+      <w:r>
+        <w:t xml:space="preserve"> (using a helper routine)</w:t>
+      </w:r>
+      <w:r>
+        <w:t>,</w:t>
+      </w:r>
+      <w:r>
+        <w:t xml:space="preserve"> promot</w:t>
+      </w:r>
+      <w:r>
+        <w:t>ing</w:t>
+      </w:r>
+      <w:r>
+        <w:t xml:space="preserve"> </w:t>
+      </w:r>
+      <w:proofErr w:type="gramStart"/>
+      <w:r>
+        <w:t xml:space="preserve">the </w:t>
+      </w:r>
+      <w:r>
+        <w:t>Dalek’s</w:t>
+      </w:r>
+      <w:proofErr w:type="gramEnd"/>
+      <w:r>
+        <w:t xml:space="preserve"> </w:t>
+      </w:r>
+      <w:r>
+        <w:t xml:space="preserve">action to </w:t>
+      </w:r>
+      <w:proofErr w:type="spellStart"/>
       <w:r>
         <w:rPr>
           <w:b/>
@@ -13147,11 +13498,9 @@
           <w:i/>
           <w:iCs/>
         </w:rPr>
-        <w:t xml:space="preserve"> </w:t>
-      </w:r>
-      <w:r>
-        <w:t>or</w:t>
-      </w:r>
+        <w:t>PursueLeft</w:t>
+      </w:r>
+      <w:proofErr w:type="spellEnd"/>
       <w:r>
         <w:rPr>
           <w:b/>
@@ -13159,208 +13508,10 @@
           <w:i/>
           <w:iCs/>
         </w:rPr>
-        <w:t xml:space="preserve"> PursueRight</w:t>
-      </w:r>
-      <w:r>
-        <w:t xml:space="preserve"> if so.</w:t>
-      </w:r>
-      <w:r>
-        <w:t xml:space="preserve"> The function also </w:t>
-      </w:r>
-      <w:r>
-        <w:t>checks to see if K9 is within weapon’s range</w:t>
-      </w:r>
-      <w:r>
-        <w:t>, firing its weapon if it is.</w:t>
-      </w:r>
-    </w:p>
-    <w:p>
-      <w:r>
-        <w:t xml:space="preserve">I then updated </w:t>
-      </w:r>
-      <w:r>
-        <w:t xml:space="preserve">the </w:t>
-      </w:r>
-      <w:r>
-        <w:rPr>
-          <w:i/>
-          <w:iCs/>
-        </w:rPr>
-        <w:t>dalekAnimate</w:t>
-      </w:r>
-      <w:r>
-        <w:t xml:space="preserve"> and all the </w:t>
-      </w:r>
-      <w:r>
-        <w:t xml:space="preserve">Dalek </w:t>
-      </w:r>
-      <w:r>
-        <w:t xml:space="preserve">frame callback functions </w:t>
-      </w:r>
-      <w:r>
-        <w:t xml:space="preserve">to </w:t>
-      </w:r>
-      <w:r>
-        <w:t xml:space="preserve">amend their </w:t>
-      </w:r>
-      <w:r>
-        <w:t>behaviors</w:t>
-      </w:r>
-      <w:r>
-        <w:t xml:space="preserve"> based on </w:t>
-      </w:r>
-      <w:r>
-        <w:t xml:space="preserve">the </w:t>
-      </w:r>
-      <w:r>
-        <w:t>current action.</w:t>
-      </w:r>
-      <w:r>
-        <w:t xml:space="preserve">  The challenge was keeping the impact (increased code-size) to a </w:t>
-      </w:r>
-      <w:r>
-        <w:t>minimum</w:t>
-      </w:r>
-      <w:r>
-        <w:t>.</w:t>
-      </w:r>
-      <w:r>
-        <w:t xml:space="preserve"> A lot of time was spent refactoring these functio</w:t>
-      </w:r>
-      <w:r>
-        <w:t>ns to use as few code bytes as possible.</w:t>
-      </w:r>
-    </w:p>
-    <w:p>
-      <w:r>
-        <w:t>On</w:t>
-      </w:r>
-      <w:r>
-        <w:t>e</w:t>
-      </w:r>
-      <w:r>
-        <w:t xml:space="preserve"> notable challenge was how best to </w:t>
-      </w:r>
-      <w:r>
-        <w:t xml:space="preserve">show </w:t>
-      </w:r>
-      <w:r>
-        <w:t>damage being inflicted on K9.</w:t>
-      </w:r>
-      <w:r>
-        <w:t xml:space="preserve">  After brainstorming many ideas, I ended up implementing a simple </w:t>
-      </w:r>
-      <w:r>
-        <w:t>first-person</w:t>
-      </w:r>
-      <w:r>
         <w:t xml:space="preserve"> </w:t>
       </w:r>
       <w:r>
-        <w:t xml:space="preserve">effect where </w:t>
-      </w:r>
-      <w:r>
-        <w:t xml:space="preserve">the </w:t>
-      </w:r>
-      <w:r>
-        <w:t xml:space="preserve">screen </w:t>
-      </w:r>
-      <w:r>
-        <w:t xml:space="preserve">is flashed </w:t>
-      </w:r>
-      <w:r>
-        <w:t>black</w:t>
-      </w:r>
-      <w:r>
-        <w:t>,</w:t>
-      </w:r>
-      <w:r>
-        <w:t xml:space="preserve"> </w:t>
-      </w:r>
-      <w:r>
-        <w:t>at a</w:t>
-      </w:r>
-      <w:r>
-        <w:t xml:space="preserve"> low frequence</w:t>
-      </w:r>
-      <w:r>
-        <w:t>,</w:t>
-      </w:r>
-      <w:r>
-        <w:t xml:space="preserve"> </w:t>
-      </w:r>
-      <w:r>
-        <w:t>and a</w:t>
-      </w:r>
-      <w:r>
-        <w:t>n obnoxious sound</w:t>
-      </w:r>
-      <w:r>
-        <w:t xml:space="preserve"> is </w:t>
-      </w:r>
-      <w:r>
-        <w:t>played</w:t>
-      </w:r>
-      <w:r>
-        <w:t>.</w:t>
-      </w:r>
-      <w:r>
-        <w:t xml:space="preserve">  The effect is quite </w:t>
-      </w:r>
-      <w:r>
-        <w:t>e</w:t>
-      </w:r>
-      <w:r>
-        <w:t>ffective</w:t>
-      </w:r>
-      <w:r>
-        <w:t>!</w:t>
-      </w:r>
-    </w:p>
-    <w:p>
-      <w:r>
-        <w:t xml:space="preserve">I also added a Mode 7 </w:t>
-      </w:r>
-      <w:r>
-        <w:t xml:space="preserve">incomplete level </w:t>
-      </w:r>
-      <w:r>
-        <w:t xml:space="preserve">screen, which </w:t>
-      </w:r>
-      <w:r>
-        <w:t>shows</w:t>
-      </w:r>
-      <w:r>
-        <w:t xml:space="preserve"> </w:t>
-      </w:r>
-      <w:r>
-        <w:t xml:space="preserve">if </w:t>
-      </w:r>
-      <w:r>
-        <w:t>K</w:t>
-      </w:r>
-      <w:r>
-        <w:t xml:space="preserve">9’s health </w:t>
-      </w:r>
-      <w:r>
-        <w:t xml:space="preserve">becomes </w:t>
-      </w:r>
-      <w:r>
-        <w:t>zero</w:t>
-      </w:r>
-      <w:r>
-        <w:t>.  Pressing space restarts the level.</w:t>
-      </w:r>
-    </w:p>
-    <w:p>
-      <w:r>
-        <w:t xml:space="preserve">I then turned to </w:t>
-      </w:r>
-      <w:r>
-        <w:t>implementing</w:t>
-      </w:r>
-      <w:r>
-        <w:t xml:space="preserve"> the </w:t>
+        <w:t>or</w:t>
       </w:r>
       <w:r>
         <w:rPr>
@@ -13369,11 +13520,9 @@
           <w:i/>
           <w:iCs/>
         </w:rPr>
-        <w:t>PursueUp</w:t>
-      </w:r>
-      <w:r>
-        <w:t xml:space="preserve"> and </w:t>
-      </w:r>
+        <w:t xml:space="preserve"> </w:t>
+      </w:r>
+      <w:proofErr w:type="spellStart"/>
       <w:r>
         <w:rPr>
           <w:b/>
@@ -13381,8 +13530,237 @@
           <w:i/>
           <w:iCs/>
         </w:rPr>
+        <w:t>PursueRight</w:t>
+      </w:r>
+      <w:proofErr w:type="spellEnd"/>
+      <w:r>
+        <w:t xml:space="preserve"> if so.</w:t>
+      </w:r>
+      <w:r>
+        <w:t xml:space="preserve"> The function also </w:t>
+      </w:r>
+      <w:r>
+        <w:t>checks to see if K9 is within weapon’s range</w:t>
+      </w:r>
+      <w:r>
+        <w:t>, firing its weapon if it is.</w:t>
+      </w:r>
+    </w:p>
+    <w:p>
+      <w:r>
+        <w:t xml:space="preserve">I then updated </w:t>
+      </w:r>
+      <w:r>
+        <w:t xml:space="preserve">the </w:t>
+      </w:r>
+      <w:proofErr w:type="spellStart"/>
+      <w:r>
+        <w:rPr>
+          <w:i/>
+          <w:iCs/>
+        </w:rPr>
+        <w:t>dalekAnimate</w:t>
+      </w:r>
+      <w:proofErr w:type="spellEnd"/>
+      <w:r>
+        <w:t xml:space="preserve"> and all the </w:t>
+      </w:r>
+      <w:r>
+        <w:t xml:space="preserve">Dalek </w:t>
+      </w:r>
+      <w:r>
+        <w:t xml:space="preserve">frame callback functions </w:t>
+      </w:r>
+      <w:r>
+        <w:t xml:space="preserve">to </w:t>
+      </w:r>
+      <w:r>
+        <w:t xml:space="preserve">amend their </w:t>
+      </w:r>
+      <w:r>
+        <w:t>behaviors</w:t>
+      </w:r>
+      <w:r>
+        <w:t xml:space="preserve"> based on </w:t>
+      </w:r>
+      <w:r>
+        <w:t xml:space="preserve">the </w:t>
+      </w:r>
+      <w:r>
+        <w:t>current action.</w:t>
+      </w:r>
+      <w:r>
+        <w:t xml:space="preserve">  The challenge was keeping the impact (increased code-size) to a </w:t>
+      </w:r>
+      <w:r>
+        <w:t>minimum</w:t>
+      </w:r>
+      <w:r>
+        <w:t>.</w:t>
+      </w:r>
+      <w:r>
+        <w:t xml:space="preserve"> A lot of time was spent refactoring these functio</w:t>
+      </w:r>
+      <w:r>
+        <w:t>ns to use as few code bytes as possible.</w:t>
+      </w:r>
+    </w:p>
+    <w:p>
+      <w:r>
+        <w:t>On</w:t>
+      </w:r>
+      <w:r>
+        <w:t>e</w:t>
+      </w:r>
+      <w:r>
+        <w:t xml:space="preserve"> notable challenge was how best to </w:t>
+      </w:r>
+      <w:r>
+        <w:t xml:space="preserve">show </w:t>
+      </w:r>
+      <w:r>
+        <w:t>damage being inflicted on K9.</w:t>
+      </w:r>
+      <w:r>
+        <w:t xml:space="preserve">  After brainstorming many ideas, I ended up implementing a simple </w:t>
+      </w:r>
+      <w:r>
+        <w:t>first-person</w:t>
+      </w:r>
+      <w:r>
+        <w:t xml:space="preserve"> </w:t>
+      </w:r>
+      <w:r>
+        <w:t xml:space="preserve">effect where </w:t>
+      </w:r>
+      <w:r>
+        <w:t xml:space="preserve">the </w:t>
+      </w:r>
+      <w:r>
+        <w:t xml:space="preserve">screen </w:t>
+      </w:r>
+      <w:r>
+        <w:t xml:space="preserve">is flashed </w:t>
+      </w:r>
+      <w:r>
+        <w:t>black</w:t>
+      </w:r>
+      <w:r>
+        <w:t>,</w:t>
+      </w:r>
+      <w:r>
+        <w:t xml:space="preserve"> </w:t>
+      </w:r>
+      <w:r>
+        <w:t>at a</w:t>
+      </w:r>
+      <w:r>
+        <w:t xml:space="preserve"> low frequence</w:t>
+      </w:r>
+      <w:r>
+        <w:t>,</w:t>
+      </w:r>
+      <w:r>
+        <w:t xml:space="preserve"> </w:t>
+      </w:r>
+      <w:r>
+        <w:t>and a</w:t>
+      </w:r>
+      <w:r>
+        <w:t>n obnoxious sound</w:t>
+      </w:r>
+      <w:r>
+        <w:t xml:space="preserve"> is </w:t>
+      </w:r>
+      <w:r>
+        <w:t>played</w:t>
+      </w:r>
+      <w:r>
+        <w:t>.</w:t>
+      </w:r>
+      <w:r>
+        <w:t xml:space="preserve">  The effect is quite </w:t>
+      </w:r>
+      <w:r>
+        <w:t>e</w:t>
+      </w:r>
+      <w:r>
+        <w:t>ffective</w:t>
+      </w:r>
+      <w:r>
+        <w:t>!</w:t>
+      </w:r>
+    </w:p>
+    <w:p>
+      <w:r>
+        <w:t xml:space="preserve">I also added a Mode 7 </w:t>
+      </w:r>
+      <w:r>
+        <w:t xml:space="preserve">incomplete level </w:t>
+      </w:r>
+      <w:r>
+        <w:t xml:space="preserve">screen, which </w:t>
+      </w:r>
+      <w:r>
+        <w:t>shows</w:t>
+      </w:r>
+      <w:r>
+        <w:t xml:space="preserve"> </w:t>
+      </w:r>
+      <w:r>
+        <w:t xml:space="preserve">if </w:t>
+      </w:r>
+      <w:r>
+        <w:t>K</w:t>
+      </w:r>
+      <w:r>
+        <w:t xml:space="preserve">9’s health </w:t>
+      </w:r>
+      <w:r>
+        <w:t xml:space="preserve">becomes </w:t>
+      </w:r>
+      <w:r>
+        <w:t>zero</w:t>
+      </w:r>
+      <w:r>
+        <w:t>.  Pressing space restarts the level.</w:t>
+      </w:r>
+    </w:p>
+    <w:p>
+      <w:r>
+        <w:t xml:space="preserve">I then turned to </w:t>
+      </w:r>
+      <w:r>
+        <w:t>implementing</w:t>
+      </w:r>
+      <w:r>
+        <w:t xml:space="preserve"> the </w:t>
+      </w:r>
+      <w:proofErr w:type="spellStart"/>
+      <w:r>
+        <w:rPr>
+          <w:b/>
+          <w:bCs/>
+          <w:i/>
+          <w:iCs/>
+        </w:rPr>
+        <w:t>PursueUp</w:t>
+      </w:r>
+      <w:proofErr w:type="spellEnd"/>
+      <w:r>
+        <w:t xml:space="preserve"> and </w:t>
+      </w:r>
+      <w:proofErr w:type="spellStart"/>
+      <w:r>
+        <w:rPr>
+          <w:b/>
+          <w:bCs/>
+          <w:i/>
+          <w:iCs/>
+        </w:rPr>
         <w:t>PursueDown</w:t>
       </w:r>
+      <w:proofErr w:type="spellEnd"/>
       <w:r>
         <w:t xml:space="preserve"> behavior</w:t>
       </w:r>
@@ -13415,6 +13793,8 @@
       <w:r>
         <w:t xml:space="preserve">e to support this.  Fortunately, the low nibble of the elevator’s </w:t>
       </w:r>
+      <w:proofErr w:type="spellStart"/>
+      <w:proofErr w:type="gramStart"/>
       <w:r>
         <w:rPr>
           <w:i/>
@@ -13422,6 +13802,8 @@
         </w:rPr>
         <w:t>objectState</w:t>
       </w:r>
+      <w:proofErr w:type="spellEnd"/>
+      <w:proofErr w:type="gramEnd"/>
       <w:r>
         <w:t xml:space="preserve"> variable </w:t>
       </w:r>
@@ -13501,7 +13883,15 @@
         <w:t>s</w:t>
       </w:r>
       <w:r>
-        <w:t xml:space="preserve"> in their draw order</w:t>
+        <w:t xml:space="preserve"> in their </w:t>
+      </w:r>
+      <w:proofErr w:type="gramStart"/>
+      <w:r>
+        <w:t>draw</w:t>
+      </w:r>
+      <w:proofErr w:type="gramEnd"/>
+      <w:r>
+        <w:t xml:space="preserve"> order</w:t>
       </w:r>
       <w:r>
         <w:t xml:space="preserve">, as descending elevators need to be rendered before </w:t>
@@ -13642,13 +14032,34 @@
         <w:t>Daleks in pursuit</w:t>
       </w:r>
       <w:r>
-        <w:t xml:space="preserve"> - When one or more Daleks are in pursuit of K9, a PacMan like sound effect plays, giving the player a sense of pressure.  The sound effect provide</w:t>
+        <w:t xml:space="preserve"> - When one or more Daleks are in pursuit of K9, a </w:t>
+      </w:r>
+      <w:proofErr w:type="spellStart"/>
+      <w:proofErr w:type="gramStart"/>
+      <w:r>
+        <w:t>PacMan</w:t>
+      </w:r>
+      <w:proofErr w:type="spellEnd"/>
+      <w:r>
+        <w:t xml:space="preserve"> like</w:t>
+      </w:r>
+      <w:proofErr w:type="gramEnd"/>
+      <w:r>
+        <w:t xml:space="preserve"> sound effect plays, giving the player a sense of pressure.  The sound effect provide</w:t>
       </w:r>
       <w:r>
         <w:t>s</w:t>
       </w:r>
       <w:r>
-        <w:t xml:space="preserve"> an important que as there may be times when a Dalek sees K9 before the player sees the Dalek!</w:t>
+        <w:t xml:space="preserve"> an important </w:t>
+      </w:r>
+      <w:proofErr w:type="gramStart"/>
+      <w:r>
+        <w:t>que</w:t>
+      </w:r>
+      <w:proofErr w:type="gramEnd"/>
+      <w:r>
+        <w:t xml:space="preserve"> as there may be times when a Dalek sees K9 before the player sees the Dalek!</w:t>
       </w:r>
     </w:p>
     <w:p>
@@ -13750,7 +14161,15 @@
         <w:t>Laser activated</w:t>
       </w:r>
       <w:r>
-        <w:t xml:space="preserve"> – when K9’s laser is active, a low oscillating tone is sounded.</w:t>
+        <w:t xml:space="preserve"> – when K9’s laser is </w:t>
+      </w:r>
+      <w:proofErr w:type="gramStart"/>
+      <w:r>
+        <w:t>active,</w:t>
+      </w:r>
+      <w:proofErr w:type="gramEnd"/>
+      <w:r>
+        <w:t xml:space="preserve"> a low oscillating tone is sounded.</w:t>
       </w:r>
     </w:p>
     <w:p>
@@ -13769,7 +14188,15 @@
         <w:t>K9 is hurt</w:t>
       </w:r>
       <w:r>
-        <w:t xml:space="preserve"> – when K9 is damaged by an Dalek weapon, an annoying white noise sound effect is played, which is quite unpleasant.  It </w:t>
+        <w:t xml:space="preserve"> – when K9 is damaged by </w:t>
+      </w:r>
+      <w:proofErr w:type="gramStart"/>
+      <w:r>
+        <w:t>an</w:t>
+      </w:r>
+      <w:proofErr w:type="gramEnd"/>
+      <w:r>
+        <w:t xml:space="preserve"> Dalek weapon, an annoying white noise sound effect is played, which is quite unpleasant.  It </w:t>
       </w:r>
       <w:r>
         <w:t xml:space="preserve">is </w:t>
@@ -13867,6 +14294,7 @@
       <w:r>
         <w:t xml:space="preserve">Channel 2 is used for the collect key/jewel, door locked, and K9 movement sound effects.  These sound effects are mutually exclusive except for the movement sound effect.  The game uses a </w:t>
       </w:r>
+      <w:proofErr w:type="spellStart"/>
       <w:r>
         <w:rPr>
           <w:i/>
@@ -13874,6 +14302,7 @@
         </w:rPr>
         <w:t>frameCount</w:t>
       </w:r>
+      <w:proofErr w:type="spellEnd"/>
       <w:r>
         <w:t xml:space="preserve"> based timer to inhibit playing the movement sound effect when the other sound effects are playing.</w:t>
       </w:r>
@@ -13905,11 +14334,16 @@
         <w:t>‘</w:t>
       </w:r>
       <w:r>
-        <w:t>in pursuit</w:t>
+        <w:t xml:space="preserve">in </w:t>
+      </w:r>
+      <w:proofErr w:type="gramStart"/>
+      <w:r>
+        <w:t>pursuit</w:t>
       </w:r>
       <w:r>
         <w:t>’</w:t>
       </w:r>
+      <w:proofErr w:type="gramEnd"/>
       <w:r>
         <w:t xml:space="preserve"> sound effect.</w:t>
       </w:r>
@@ -14400,7 +14834,23 @@
                 <w:b w:val="0"/>
                 <w:bCs w:val="0"/>
               </w:rPr>
-              <w:t>Have K9 collect bomb parts in each level, which he uses in the final level</w:t>
+              <w:t xml:space="preserve">Have K9 </w:t>
+            </w:r>
+            <w:proofErr w:type="gramStart"/>
+            <w:r>
+              <w:rPr>
+                <w:b w:val="0"/>
+                <w:bCs w:val="0"/>
+              </w:rPr>
+              <w:t>collect</w:t>
+            </w:r>
+            <w:proofErr w:type="gramEnd"/>
+            <w:r>
+              <w:rPr>
+                <w:b w:val="0"/>
+                <w:bCs w:val="0"/>
+              </w:rPr>
+              <w:t xml:space="preserve"> bomb parts in each level, which he uses in the final level</w:t>
             </w:r>
           </w:p>
         </w:tc>
@@ -14958,6 +15408,7 @@
       <w:r>
         <w:t xml:space="preserve"> into the sprite data and let the </w:t>
       </w:r>
+      <w:proofErr w:type="spellStart"/>
       <w:r>
         <w:rPr>
           <w:i/>
@@ -14965,6 +15416,7 @@
         </w:rPr>
         <w:t>drawSprite</w:t>
       </w:r>
+      <w:proofErr w:type="spellEnd"/>
       <w:r>
         <w:t xml:space="preserve"> routine do all the work of putting the pixels on the screen, however this would result in the ‘</w:t>
       </w:r>
@@ -15005,7 +15457,15 @@
         <w:t xml:space="preserve">in size </w:t>
       </w:r>
       <w:r>
-        <w:t>and uses 41 bytes of data (health bar atlas + sprite array).  The total memory required was 226 bytes</w:t>
+        <w:t xml:space="preserve">and uses 41 bytes of data (health bar atlas + </w:t>
+      </w:r>
+      <w:proofErr w:type="gramStart"/>
+      <w:r>
+        <w:t>sprite</w:t>
+      </w:r>
+      <w:proofErr w:type="gramEnd"/>
+      <w:r>
+        <w:t xml:space="preserve"> array).  The total memory required was 226 bytes</w:t>
       </w:r>
       <w:r>
         <w:t>.</w:t>
@@ -15387,6 +15847,7 @@
       <w:r>
         <w:t xml:space="preserve">from </w:t>
       </w:r>
+      <w:proofErr w:type="spellStart"/>
       <w:r>
         <w:rPr>
           <w:i/>
@@ -15394,9 +15855,11 @@
         </w:rPr>
         <w:t>drawObject</w:t>
       </w:r>
+      <w:proofErr w:type="spellEnd"/>
       <w:r>
         <w:t xml:space="preserve"> and </w:t>
       </w:r>
+      <w:proofErr w:type="spellStart"/>
       <w:r>
         <w:rPr>
           <w:i/>
@@ -15404,6 +15867,7 @@
         </w:rPr>
         <w:t>drawLaserOn</w:t>
       </w:r>
+      <w:proofErr w:type="spellEnd"/>
       <w:r>
         <w:rPr>
           <w:i/>
@@ -16219,7 +16683,15 @@
         <w:t>SN76489</w:t>
       </w:r>
       <w:r>
-        <w:t xml:space="preserve"> to output its highest frequency (125KHz), and 2) toggle the volume at twice the desired frequency.  Timer2 can be used for the latter, in one-shot mode.</w:t>
+        <w:t xml:space="preserve"> to output its highest frequency (125KHz), and 2) toggle the volume at twice the desired frequency.  </w:t>
+      </w:r>
+      <w:proofErr w:type="gramStart"/>
+      <w:r>
+        <w:t>Timer2</w:t>
+      </w:r>
+      <w:proofErr w:type="gramEnd"/>
+      <w:r>
+        <w:t xml:space="preserve"> can be used for the latter, in one-shot mode.</w:t>
       </w:r>
     </w:p>
     <w:p>
@@ -16546,6 +17018,7 @@
       <w:r>
         <w:t xml:space="preserve">The title functionality starts and stops playback by invoking the </w:t>
       </w:r>
+      <w:proofErr w:type="spellStart"/>
       <w:r>
         <w:rPr>
           <w:b/>
@@ -16555,9 +17028,11 @@
         </w:rPr>
         <w:t>playMusic</w:t>
       </w:r>
+      <w:proofErr w:type="spellEnd"/>
       <w:r>
         <w:t xml:space="preserve"> and </w:t>
       </w:r>
+      <w:proofErr w:type="spellStart"/>
       <w:r>
         <w:rPr>
           <w:b/>
@@ -16567,6 +17042,7 @@
         </w:rPr>
         <w:t>stopMusic</w:t>
       </w:r>
+      <w:proofErr w:type="spellEnd"/>
       <w:r>
         <w:t xml:space="preserve"> routines.  These routines start and stop the music, which is played in the </w:t>
       </w:r>
@@ -16666,9 +17142,11 @@
         <w:lastRenderedPageBreak/>
         <w:t xml:space="preserve">I spent quite a bit of time tweaking the envelope definitions to get a more interesting sound. Of course, I was not able to replicate the original sound given </w:t>
       </w:r>
+      <w:proofErr w:type="gramStart"/>
       <w:r>
         <w:t>the Beeb’s</w:t>
       </w:r>
+      <w:proofErr w:type="gramEnd"/>
       <w:r>
         <w:t xml:space="preserve"> limited capabilities.  </w:t>
       </w:r>
@@ -16715,12 +17193,14 @@
       <w:r>
         <w:t xml:space="preserve">which </w:t>
       </w:r>
+      <w:proofErr w:type="gramStart"/>
       <w:r>
         <w:t>appear</w:t>
       </w:r>
       <w:r>
         <w:t>s</w:t>
       </w:r>
+      <w:proofErr w:type="gramEnd"/>
       <w:r>
         <w:t xml:space="preserve"> before the </w:t>
       </w:r>
@@ -16894,8 +17374,13 @@
       <w:r>
         <w:t xml:space="preserve">ly there was </w:t>
       </w:r>
-      <w:r>
-        <w:t>no enough</w:t>
+      <w:proofErr w:type="gramStart"/>
+      <w:r>
+        <w:t>no</w:t>
+      </w:r>
+      <w:proofErr w:type="gramEnd"/>
+      <w:r>
+        <w:t xml:space="preserve"> enough</w:t>
       </w:r>
       <w:r>
         <w:t xml:space="preserve"> room to fit </w:t>
@@ -17215,9 +17700,11 @@
       <w:r>
         <w:t xml:space="preserve">While doable, it’s quite hard to reproduce samples </w:t>
       </w:r>
+      <w:proofErr w:type="gramStart"/>
       <w:r>
         <w:t>at</w:t>
       </w:r>
+      <w:proofErr w:type="gramEnd"/>
       <w:r>
         <w:t xml:space="preserve"> good </w:t>
       </w:r>
@@ -17556,10 +18043,18 @@
         <w:t xml:space="preserve">be loaded </w:t>
       </w:r>
       <w:r>
-        <w:t>to regular memory</w:t>
-      </w:r>
-      <w:r>
-        <w:t>, and then</w:t>
+        <w:t xml:space="preserve">to regular </w:t>
+      </w:r>
+      <w:proofErr w:type="gramStart"/>
+      <w:r>
+        <w:t>memory</w:t>
+      </w:r>
+      <w:r>
+        <w:t>, and</w:t>
+      </w:r>
+      <w:proofErr w:type="gramEnd"/>
+      <w:r>
+        <w:t xml:space="preserve"> then</w:t>
       </w:r>
       <w:r>
         <w:t xml:space="preserve"> </w:t>
@@ -17619,7 +18114,15 @@
         <w:t xml:space="preserve"> distinct files </w:t>
       </w:r>
       <w:r>
-        <w:t>(pcm1..pcn5)</w:t>
+        <w:t>(pcm</w:t>
+      </w:r>
+      <w:proofErr w:type="gramStart"/>
+      <w:r>
+        <w:t>1..</w:t>
+      </w:r>
+      <w:proofErr w:type="gramEnd"/>
+      <w:r>
+        <w:t>pcn5)</w:t>
       </w:r>
       <w:r>
         <w:t xml:space="preserve"> in the disc image.</w:t>
@@ -17715,7 +18218,15 @@
         <w:t xml:space="preserve">is set </w:t>
       </w:r>
       <w:r>
-        <w:t xml:space="preserve">to 125KHz and its volume </w:t>
+        <w:t xml:space="preserve">to </w:t>
+      </w:r>
+      <w:proofErr w:type="gramStart"/>
+      <w:r>
+        <w:t>125KHz</w:t>
+      </w:r>
+      <w:proofErr w:type="gramEnd"/>
+      <w:r>
+        <w:t xml:space="preserve"> and its volume </w:t>
       </w:r>
       <w:r>
         <w:t xml:space="preserve">is set </w:t>
@@ -17768,7 +18279,15 @@
         <w:t>.</w:t>
       </w:r>
       <w:r>
-        <w:t xml:space="preserve">  There was a little tearing but no detectable slowdown or control latency.</w:t>
+        <w:t xml:space="preserve">  There was a little </w:t>
+      </w:r>
+      <w:proofErr w:type="gramStart"/>
+      <w:r>
+        <w:t>tearing</w:t>
+      </w:r>
+      <w:proofErr w:type="gramEnd"/>
+      <w:r>
+        <w:t xml:space="preserve"> but no detectable slowdown or control latency.</w:t>
       </w:r>
       <w:r>
         <w:t xml:space="preserve">  </w:t>
@@ -17954,252 +18473,343 @@
         <w:lastRenderedPageBreak/>
         <w:t xml:space="preserve">In the first pass, </w:t>
       </w:r>
+      <w:proofErr w:type="gramStart"/>
       <w:r>
         <w:rPr>
           <w:b/>
           <w:bCs/>
         </w:rPr>
-        <w:t>AND #&amp;0F</w:t>
-      </w:r>
+        <w:t>AND #&amp;</w:t>
+      </w:r>
+      <w:proofErr w:type="gramEnd"/>
       <w:r>
         <w:rPr>
           <w:b/>
           <w:bCs/>
         </w:rPr>
-        <w:t xml:space="preserve"> : </w:t>
-      </w:r>
+        <w:t>0</w:t>
+      </w:r>
+      <w:proofErr w:type="gramStart"/>
       <w:r>
         <w:rPr>
           <w:b/>
           <w:bCs/>
         </w:rPr>
-        <w:t>AND #&amp;0F</w:t>
-      </w:r>
-      <w:r>
-        <w:t xml:space="preserve"> is </w:t>
-      </w:r>
-      <w:r>
-        <w:t>written</w:t>
-      </w:r>
-      <w:r>
-        <w:t xml:space="preserve"> </w:t>
-      </w:r>
-      <w:r>
-        <w:t xml:space="preserve">and used </w:t>
-      </w:r>
-      <w:r>
-        <w:t>to extract the low nibbles</w:t>
-      </w:r>
-      <w:r>
-        <w:t xml:space="preserve">, in the second pass, </w:t>
+        <w:t>F</w:t>
       </w:r>
       <w:r>
         <w:rPr>
           <w:b/>
           <w:bCs/>
         </w:rPr>
-        <w:t>LSR A : LSR A : LSR A : LSR A</w:t>
-      </w:r>
-      <w:r>
-        <w:t xml:space="preserve"> is </w:t>
-      </w:r>
-      <w:r>
-        <w:t>written</w:t>
-      </w:r>
-      <w:r>
-        <w:t xml:space="preserve"> </w:t>
-      </w:r>
-      <w:r>
-        <w:t xml:space="preserve">and used </w:t>
-      </w:r>
-      <w:r>
-        <w:t>to extract the high nibbles.</w:t>
-      </w:r>
-      <w:r>
-        <w:t xml:space="preserve">  </w:t>
-      </w:r>
+        <w:t xml:space="preserve"> :</w:t>
+      </w:r>
+      <w:proofErr w:type="gramEnd"/>
       <w:r>
         <w:rPr>
           <w:b/>
           <w:bCs/>
         </w:rPr>
-        <w:t>AND #&amp;0F</w:t>
-      </w:r>
-      <w:r>
-        <w:t xml:space="preserve"> is repeated</w:t>
-      </w:r>
-      <w:r>
-        <w:t xml:space="preserve"> to fill </w:t>
-      </w:r>
-      <w:r>
-        <w:t xml:space="preserve">the </w:t>
-      </w:r>
-      <w:r>
-        <w:t>4 code bytes</w:t>
-      </w:r>
-      <w:r>
         <w:t xml:space="preserve"> </w:t>
       </w:r>
-      <w:r>
-        <w:t xml:space="preserve">that </w:t>
-      </w:r>
-      <w:r>
-        <w:t>four</w:t>
-      </w:r>
+      <w:proofErr w:type="gramStart"/>
       <w:r>
         <w:rPr>
           <w:b/>
           <w:bCs/>
         </w:rPr>
-        <w:t xml:space="preserve"> </w:t>
-      </w:r>
+        <w:t>AND #&amp;</w:t>
+      </w:r>
+      <w:proofErr w:type="gramEnd"/>
       <w:r>
         <w:rPr>
           <w:b/>
           <w:bCs/>
         </w:rPr>
-        <w:t>LSR A</w:t>
+        <w:t>0F</w:t>
+      </w:r>
+      <w:r>
+        <w:t xml:space="preserve"> is </w:t>
+      </w:r>
+      <w:r>
+        <w:t>written</w:t>
+      </w:r>
+      <w:r>
+        <w:t xml:space="preserve"> </w:t>
+      </w:r>
+      <w:r>
+        <w:t xml:space="preserve">and used </w:t>
+      </w:r>
+      <w:r>
+        <w:t>to extract the low nibbles</w:t>
+      </w:r>
+      <w:r>
+        <w:t xml:space="preserve">, in the second pass, </w:t>
       </w:r>
       <w:r>
         <w:rPr>
           <w:b/>
           <w:bCs/>
         </w:rPr>
-        <w:t xml:space="preserve"> </w:t>
-      </w:r>
-      <w:r>
-        <w:t>instructions</w:t>
-      </w:r>
+        <w:t xml:space="preserve">LSR </w:t>
+      </w:r>
+      <w:proofErr w:type="gramStart"/>
       <w:r>
         <w:rPr>
           <w:b/>
           <w:bCs/>
         </w:rPr>
-        <w:t xml:space="preserve"> </w:t>
-      </w:r>
-      <w:r>
-        <w:t>use.</w:t>
-      </w:r>
-    </w:p>
-    <w:p>
-      <w:r>
-        <w:t xml:space="preserve">The WAV converter console app was then updated to read the additional WAV files that I </w:t>
-      </w:r>
-      <w:r>
-        <w:t xml:space="preserve">also </w:t>
-      </w:r>
-      <w:r>
-        <w:t xml:space="preserve">created in Audacity, stacking these in the generated </w:t>
-      </w:r>
+        <w:t>A :</w:t>
+      </w:r>
+      <w:proofErr w:type="gramEnd"/>
       <w:r>
         <w:rPr>
           <w:b/>
           <w:bCs/>
         </w:rPr>
-        <w:t>pcm.dat</w:t>
-      </w:r>
-      <w:r>
-        <w:t xml:space="preserve"> file.  The app was also updated to write </w:t>
-      </w:r>
-      <w:r>
-        <w:t xml:space="preserve">a </w:t>
-      </w:r>
+        <w:t xml:space="preserve"> LSR </w:t>
+      </w:r>
+      <w:proofErr w:type="gramStart"/>
       <w:r>
         <w:rPr>
           <w:b/>
           <w:bCs/>
         </w:rPr>
-        <w:t>start</w:t>
-      </w:r>
+        <w:t>A :</w:t>
+      </w:r>
+      <w:proofErr w:type="gramEnd"/>
       <w:r>
         <w:rPr>
           <w:b/>
           <w:bCs/>
         </w:rPr>
-        <w:t>/</w:t>
-      </w:r>
+        <w:t xml:space="preserve"> LSR </w:t>
+      </w:r>
+      <w:proofErr w:type="gramStart"/>
       <w:r>
         <w:rPr>
           <w:b/>
           <w:bCs/>
         </w:rPr>
-        <w:t>end address</w:t>
-      </w:r>
+        <w:t>A :</w:t>
+      </w:r>
+      <w:proofErr w:type="gramEnd"/>
       <w:r>
         <w:rPr>
           <w:b/>
           <w:bCs/>
         </w:rPr>
-        <w:t xml:space="preserve"> table</w:t>
-      </w:r>
-      <w:r>
-        <w:t xml:space="preserve"> for </w:t>
-      </w:r>
-      <w:r>
-        <w:t xml:space="preserve">the encoded </w:t>
-      </w:r>
-      <w:r>
-        <w:t>sample</w:t>
-      </w:r>
-      <w:r>
-        <w:t>s</w:t>
-      </w:r>
-      <w:r>
-        <w:t>, which the runtime use</w:t>
-      </w:r>
-      <w:r>
-        <w:t>s</w:t>
-      </w:r>
-      <w:r>
-        <w:t xml:space="preserve"> to play the appropriate sample.</w:t>
-      </w:r>
-    </w:p>
-    <w:p>
-      <w:pPr>
-        <w:pStyle w:val="Heading3"/>
-      </w:pPr>
-      <w:r>
-        <w:t>Optimizations</w:t>
-      </w:r>
-    </w:p>
-    <w:p>
-      <w:r>
-        <w:t xml:space="preserve">Modulating a tone generator’s volume at 8K (160 times a frame) </w:t>
-      </w:r>
-      <w:r>
-        <w:t xml:space="preserve">without impacting game performance </w:t>
-      </w:r>
-      <w:r>
-        <w:t xml:space="preserve">was </w:t>
-      </w:r>
-      <w:r>
-        <w:t>essential</w:t>
-      </w:r>
-      <w:r>
-        <w:t xml:space="preserve">.  Every instruction executed in the interrupt routine is executed 160 times </w:t>
-      </w:r>
-      <w:r>
-        <w:t xml:space="preserve">a </w:t>
-      </w:r>
-      <w:r>
-        <w:t xml:space="preserve">frame.  Minimizing the number of instructions </w:t>
-      </w:r>
-      <w:r>
-        <w:t>was</w:t>
-      </w:r>
-      <w:r>
-        <w:t xml:space="preserve"> thus paramount.</w:t>
-      </w:r>
-    </w:p>
-    <w:p>
-      <w:r>
-        <w:t xml:space="preserve">The first thing I did was to ensure that the </w:t>
-      </w:r>
+        <w:t xml:space="preserve"> LSR A</w:t>
+      </w:r>
+      <w:r>
+        <w:t xml:space="preserve"> is </w:t>
+      </w:r>
+      <w:r>
+        <w:t>written</w:t>
+      </w:r>
+      <w:r>
+        <w:t xml:space="preserve"> </w:t>
+      </w:r>
+      <w:r>
+        <w:t xml:space="preserve">and used </w:t>
+      </w:r>
+      <w:r>
+        <w:t>to extract the high nibbles.</w:t>
+      </w:r>
+      <w:r>
+        <w:t xml:space="preserve">  </w:t>
+      </w:r>
+      <w:proofErr w:type="gramStart"/>
       <w:r>
         <w:rPr>
           <w:b/>
           <w:bCs/>
         </w:rPr>
+        <w:t>AND #&amp;</w:t>
+      </w:r>
+      <w:proofErr w:type="gramEnd"/>
+      <w:r>
+        <w:rPr>
+          <w:b/>
+          <w:bCs/>
+        </w:rPr>
+        <w:t>0F</w:t>
+      </w:r>
+      <w:r>
+        <w:t xml:space="preserve"> is repeated</w:t>
+      </w:r>
+      <w:r>
+        <w:t xml:space="preserve"> to fill </w:t>
+      </w:r>
+      <w:r>
+        <w:t xml:space="preserve">the </w:t>
+      </w:r>
+      <w:r>
+        <w:t>4 code bytes</w:t>
+      </w:r>
+      <w:r>
+        <w:t xml:space="preserve"> </w:t>
+      </w:r>
+      <w:r>
+        <w:t xml:space="preserve">that </w:t>
+      </w:r>
+      <w:r>
+        <w:t>four</w:t>
+      </w:r>
+      <w:r>
+        <w:rPr>
+          <w:b/>
+          <w:bCs/>
+        </w:rPr>
+        <w:t xml:space="preserve"> </w:t>
+      </w:r>
+      <w:r>
+        <w:rPr>
+          <w:b/>
+          <w:bCs/>
+        </w:rPr>
+        <w:t>LSR A</w:t>
+      </w:r>
+      <w:r>
+        <w:rPr>
+          <w:b/>
+          <w:bCs/>
+        </w:rPr>
+        <w:t xml:space="preserve"> </w:t>
+      </w:r>
+      <w:r>
+        <w:t>instructions</w:t>
+      </w:r>
+      <w:r>
+        <w:rPr>
+          <w:b/>
+          <w:bCs/>
+        </w:rPr>
+        <w:t xml:space="preserve"> </w:t>
+      </w:r>
+      <w:r>
+        <w:t>use.</w:t>
+      </w:r>
+    </w:p>
+    <w:p>
+      <w:r>
+        <w:t xml:space="preserve">The WAV converter console app was then updated to read the additional WAV files that I </w:t>
+      </w:r>
+      <w:r>
+        <w:t xml:space="preserve">also </w:t>
+      </w:r>
+      <w:r>
+        <w:t xml:space="preserve">created in Audacity, stacking these in the generated </w:t>
+      </w:r>
+      <w:r>
+        <w:rPr>
+          <w:b/>
+          <w:bCs/>
+        </w:rPr>
+        <w:t>pcm.dat</w:t>
+      </w:r>
+      <w:r>
+        <w:t xml:space="preserve"> file.  The app was also updated to write </w:t>
+      </w:r>
+      <w:r>
+        <w:t xml:space="preserve">a </w:t>
+      </w:r>
+      <w:r>
+        <w:rPr>
+          <w:b/>
+          <w:bCs/>
+        </w:rPr>
+        <w:t>start</w:t>
+      </w:r>
+      <w:r>
+        <w:rPr>
+          <w:b/>
+          <w:bCs/>
+        </w:rPr>
+        <w:t>/</w:t>
+      </w:r>
+      <w:r>
+        <w:rPr>
+          <w:b/>
+          <w:bCs/>
+        </w:rPr>
+        <w:t>end address</w:t>
+      </w:r>
+      <w:r>
+        <w:rPr>
+          <w:b/>
+          <w:bCs/>
+        </w:rPr>
+        <w:t xml:space="preserve"> table</w:t>
+      </w:r>
+      <w:r>
+        <w:t xml:space="preserve"> for </w:t>
+      </w:r>
+      <w:r>
+        <w:t xml:space="preserve">the encoded </w:t>
+      </w:r>
+      <w:r>
+        <w:t>sample</w:t>
+      </w:r>
+      <w:r>
+        <w:t>s</w:t>
+      </w:r>
+      <w:r>
+        <w:t>, which the runtime use</w:t>
+      </w:r>
+      <w:r>
+        <w:t>s</w:t>
+      </w:r>
+      <w:r>
+        <w:t xml:space="preserve"> to play the appropriate sample.</w:t>
+      </w:r>
+    </w:p>
+    <w:p>
+      <w:pPr>
+        <w:pStyle w:val="Heading3"/>
+      </w:pPr>
+      <w:r>
+        <w:t>Optimizations</w:t>
+      </w:r>
+    </w:p>
+    <w:p>
+      <w:r>
+        <w:t xml:space="preserve">Modulating a tone generator’s volume at 8K (160 times a frame) </w:t>
+      </w:r>
+      <w:r>
+        <w:t xml:space="preserve">without impacting game performance </w:t>
+      </w:r>
+      <w:r>
+        <w:t xml:space="preserve">was </w:t>
+      </w:r>
+      <w:r>
+        <w:t>essential</w:t>
+      </w:r>
+      <w:r>
+        <w:t xml:space="preserve">.  Every instruction executed in the interrupt routine is executed 160 times </w:t>
+      </w:r>
+      <w:r>
+        <w:t xml:space="preserve">a </w:t>
+      </w:r>
+      <w:r>
+        <w:t xml:space="preserve">frame.  Minimizing the number of instructions </w:t>
+      </w:r>
+      <w:r>
+        <w:t>was</w:t>
+      </w:r>
+      <w:r>
+        <w:t xml:space="preserve"> thus paramount.</w:t>
+      </w:r>
+    </w:p>
+    <w:p>
+      <w:r>
+        <w:t xml:space="preserve">The first thing I did was to ensure that the </w:t>
+      </w:r>
+      <w:r>
+        <w:rPr>
+          <w:b/>
+          <w:bCs/>
+        </w:rPr>
         <w:t>User-VIA Timer1</w:t>
       </w:r>
       <w:r>
@@ -18209,7 +18819,15 @@
         <w:t xml:space="preserve">routine first tests </w:t>
       </w:r>
       <w:r>
-        <w:t xml:space="preserve">for the 8KHz timer, only branching if the interrupt </w:t>
+        <w:t xml:space="preserve">for the 8KHz timer, only branching if the </w:t>
+      </w:r>
+      <w:proofErr w:type="gramStart"/>
+      <w:r>
+        <w:t>interrupt</w:t>
+      </w:r>
+      <w:proofErr w:type="gramEnd"/>
+      <w:r>
+        <w:t xml:space="preserve"> </w:t>
       </w:r>
       <w:r>
         <w:t xml:space="preserve">is </w:t>
@@ -18475,9 +19093,11 @@
             <w:tcW w:w="3116" w:type="dxa"/>
           </w:tcPr>
           <w:p>
+            <w:proofErr w:type="spellStart"/>
             <w:r>
               <w:t>soundVector_beginPursuit</w:t>
             </w:r>
+            <w:proofErr w:type="spellEnd"/>
           </w:p>
         </w:tc>
         <w:tc>
@@ -18488,12 +19108,14 @@
             <w:pPr>
               <w:cnfStyle w:val="000000100000" w:firstRow="0" w:lastRow="0" w:firstColumn="0" w:lastColumn="0" w:oddVBand="0" w:evenVBand="0" w:oddHBand="1" w:evenHBand="0" w:firstRowFirstColumn="0" w:firstRowLastColumn="0" w:lastRowFirstColumn="0" w:lastRowLastColumn="0"/>
             </w:pPr>
+            <w:proofErr w:type="spellStart"/>
             <w:r>
               <w:t>soundEffect_pursuitO</w:t>
             </w:r>
             <w:r>
               <w:t>n</w:t>
             </w:r>
+            <w:proofErr w:type="spellEnd"/>
           </w:p>
         </w:tc>
         <w:tc>
@@ -18504,12 +19126,14 @@
             <w:pPr>
               <w:cnfStyle w:val="000000100000" w:firstRow="0" w:lastRow="0" w:firstColumn="0" w:lastColumn="0" w:oddVBand="0" w:evenVBand="0" w:oddHBand="1" w:evenHBand="0" w:firstRowFirstColumn="0" w:firstRowLastColumn="0" w:lastRowFirstColumn="0" w:lastRowLastColumn="0"/>
             </w:pPr>
+            <w:proofErr w:type="spellStart"/>
             <w:r>
               <w:t>sample_</w:t>
             </w:r>
             <w:r>
               <w:t>soundExterminate</w:t>
             </w:r>
+            <w:proofErr w:type="spellEnd"/>
           </w:p>
         </w:tc>
       </w:tr>
@@ -18520,9 +19144,11 @@
             <w:tcW w:w="3116" w:type="dxa"/>
           </w:tcPr>
           <w:p>
+            <w:proofErr w:type="spellStart"/>
             <w:r>
               <w:t>soundVector_updatePursuit</w:t>
             </w:r>
+            <w:proofErr w:type="spellEnd"/>
           </w:p>
         </w:tc>
         <w:tc>
@@ -18549,9 +19175,11 @@
             <w:pPr>
               <w:cnfStyle w:val="000000000000" w:firstRow="0" w:lastRow="0" w:firstColumn="0" w:lastColumn="0" w:oddVBand="0" w:evenVBand="0" w:oddHBand="0" w:evenHBand="0" w:firstRowFirstColumn="0" w:firstRowLastColumn="0" w:lastRowFirstColumn="0" w:lastRowLastColumn="0"/>
             </w:pPr>
+            <w:proofErr w:type="spellStart"/>
             <w:r>
               <w:t>sample_updatePursuit</w:t>
             </w:r>
+            <w:proofErr w:type="spellEnd"/>
           </w:p>
         </w:tc>
       </w:tr>
@@ -18565,10 +19193,12 @@
             <w:tcW w:w="3116" w:type="dxa"/>
           </w:tcPr>
           <w:p>
+            <w:proofErr w:type="spellStart"/>
             <w:r>
               <w:lastRenderedPageBreak/>
               <w:t>soundVector_endPursuit</w:t>
             </w:r>
+            <w:proofErr w:type="spellEnd"/>
           </w:p>
         </w:tc>
         <w:tc>
@@ -18579,9 +19209,11 @@
             <w:pPr>
               <w:cnfStyle w:val="000000100000" w:firstRow="0" w:lastRow="0" w:firstColumn="0" w:lastColumn="0" w:oddVBand="0" w:evenVBand="0" w:oddHBand="1" w:evenHBand="0" w:firstRowFirstColumn="0" w:firstRowLastColumn="0" w:lastRowFirstColumn="0" w:lastRowLastColumn="0"/>
             </w:pPr>
+            <w:proofErr w:type="spellStart"/>
             <w:r>
               <w:t>soundEffect_pursuitOff</w:t>
             </w:r>
+            <w:proofErr w:type="spellEnd"/>
           </w:p>
         </w:tc>
         <w:tc>
@@ -18592,9 +19224,11 @@
             <w:pPr>
               <w:cnfStyle w:val="000000100000" w:firstRow="0" w:lastRow="0" w:firstColumn="0" w:lastColumn="0" w:oddVBand="0" w:evenVBand="0" w:oddHBand="1" w:evenHBand="0" w:firstRowFirstColumn="0" w:firstRowLastColumn="0" w:lastRowFirstColumn="0" w:lastRowLastColumn="0"/>
             </w:pPr>
+            <w:proofErr w:type="spellStart"/>
             <w:r>
               <w:t>sample_stop</w:t>
             </w:r>
+            <w:proofErr w:type="spellEnd"/>
           </w:p>
         </w:tc>
       </w:tr>
@@ -18605,9 +19239,11 @@
             <w:tcW w:w="3116" w:type="dxa"/>
           </w:tcPr>
           <w:p>
+            <w:proofErr w:type="spellStart"/>
             <w:r>
               <w:t>soundVector_enemyLasered</w:t>
             </w:r>
+            <w:proofErr w:type="spellEnd"/>
           </w:p>
         </w:tc>
         <w:tc>
@@ -18634,9 +19270,11 @@
             <w:pPr>
               <w:cnfStyle w:val="000000000000" w:firstRow="0" w:lastRow="0" w:firstColumn="0" w:lastColumn="0" w:oddVBand="0" w:evenVBand="0" w:oddHBand="0" w:evenHBand="0" w:firstRowFirstColumn="0" w:firstRowLastColumn="0" w:lastRowFirstColumn="0" w:lastRowLastColumn="0"/>
             </w:pPr>
+            <w:proofErr w:type="spellStart"/>
             <w:r>
               <w:t>sample_soundGrown</w:t>
             </w:r>
+            <w:proofErr w:type="spellEnd"/>
           </w:p>
         </w:tc>
       </w:tr>
@@ -18650,9 +19288,11 @@
             <w:tcW w:w="3116" w:type="dxa"/>
           </w:tcPr>
           <w:p>
+            <w:proofErr w:type="spellStart"/>
             <w:r>
               <w:t>soundVector_weaponFired</w:t>
             </w:r>
+            <w:proofErr w:type="spellEnd"/>
           </w:p>
         </w:tc>
         <w:tc>
@@ -18663,9 +19303,11 @@
             <w:pPr>
               <w:cnfStyle w:val="000000100000" w:firstRow="0" w:lastRow="0" w:firstColumn="0" w:lastColumn="0" w:oddVBand="0" w:evenVBand="0" w:oddHBand="1" w:evenHBand="0" w:firstRowFirstColumn="0" w:firstRowLastColumn="0" w:lastRowFirstColumn="0" w:lastRowLastColumn="0"/>
             </w:pPr>
+            <w:proofErr w:type="spellStart"/>
             <w:r>
               <w:t>soundEffect_pain</w:t>
             </w:r>
+            <w:proofErr w:type="spellEnd"/>
           </w:p>
         </w:tc>
         <w:tc>
@@ -18676,9 +19318,11 @@
             <w:pPr>
               <w:cnfStyle w:val="000000100000" w:firstRow="0" w:lastRow="0" w:firstColumn="0" w:lastColumn="0" w:oddVBand="0" w:evenVBand="0" w:oddHBand="1" w:evenHBand="0" w:firstRowFirstColumn="0" w:firstRowLastColumn="0" w:lastRowFirstColumn="0" w:lastRowLastColumn="0"/>
             </w:pPr>
+            <w:proofErr w:type="spellStart"/>
             <w:r>
               <w:t>sample_soundWeapon</w:t>
             </w:r>
+            <w:proofErr w:type="spellEnd"/>
           </w:p>
         </w:tc>
       </w:tr>
@@ -18712,13 +19356,29 @@
         <w:t>.</w:t>
       </w:r>
       <w:r>
-        <w:t xml:space="preserve">  This includes an alternative in-game interrupt </w:t>
+        <w:t xml:space="preserve">  This includes an alternative in-game </w:t>
+      </w:r>
+      <w:proofErr w:type="gramStart"/>
+      <w:r>
+        <w:t>interrupt</w:t>
+      </w:r>
+      <w:proofErr w:type="gramEnd"/>
+      <w:r>
+        <w:t xml:space="preserve"> </w:t>
       </w:r>
       <w:r>
         <w:t xml:space="preserve">service </w:t>
       </w:r>
       <w:r>
-        <w:t>routine which contains the sampling functionality. The routine jumps into the regular in-game interrupt routine to process other interrupts.  The routine is installed in place of the regular in-game routine when sideways RAM is detected.</w:t>
+        <w:t xml:space="preserve">routine which contains the sampling functionality. The routine jumps into the regular in-game interrupt routine to process other </w:t>
+      </w:r>
+      <w:proofErr w:type="gramStart"/>
+      <w:r>
+        <w:t>interrupts</w:t>
+      </w:r>
+      <w:proofErr w:type="gramEnd"/>
+      <w:r>
+        <w:t>.  The routine is installed in place of the regular in-game routine when sideways RAM is detected.</w:t>
       </w:r>
     </w:p>
     <w:p>
@@ -18829,7 +19489,15 @@
     </w:p>
     <w:p>
       <w:r>
-        <w:t xml:space="preserve">Another suggestion was to improve the level entry and exit experiences, by showing some </w:t>
+        <w:t xml:space="preserve">Another suggestion was to improve the </w:t>
+      </w:r>
+      <w:proofErr w:type="gramStart"/>
+      <w:r>
+        <w:t>level</w:t>
+      </w:r>
+      <w:proofErr w:type="gramEnd"/>
+      <w:r>
+        <w:t xml:space="preserve"> entry and exit experiences, by showing some </w:t>
       </w:r>
       <w:r>
         <w:t xml:space="preserve">form of </w:t>
@@ -18920,9 +19588,11 @@
       <w:r>
         <w:t xml:space="preserve">in </w:t>
       </w:r>
+      <w:proofErr w:type="spellStart"/>
       <w:r>
         <w:t>BeebEm</w:t>
       </w:r>
+      <w:proofErr w:type="spellEnd"/>
       <w:r>
         <w:t xml:space="preserve">, though there was a </w:t>
       </w:r>
@@ -19126,9 +19796,11 @@
             <w:tcW w:w="2586" w:type="dxa"/>
           </w:tcPr>
           <w:p>
+            <w:proofErr w:type="spellStart"/>
             <w:r>
               <w:t>enemyDestroyed</w:t>
             </w:r>
+            <w:proofErr w:type="spellEnd"/>
           </w:p>
         </w:tc>
         <w:tc>
@@ -19165,9 +19837,11 @@
             <w:tcW w:w="2586" w:type="dxa"/>
           </w:tcPr>
           <w:p>
+            <w:proofErr w:type="spellStart"/>
             <w:r>
               <w:t>startLevel</w:t>
             </w:r>
+            <w:proofErr w:type="spellEnd"/>
           </w:p>
         </w:tc>
         <w:tc>
@@ -19207,9 +19881,11 @@
             <w:tcW w:w="2586" w:type="dxa"/>
           </w:tcPr>
           <w:p>
+            <w:proofErr w:type="spellStart"/>
             <w:r>
               <w:t>completeLevel</w:t>
             </w:r>
+            <w:proofErr w:type="spellEnd"/>
           </w:p>
         </w:tc>
         <w:tc>
@@ -19220,9 +19896,11 @@
             <w:pPr>
               <w:cnfStyle w:val="000000100000" w:firstRow="0" w:lastRow="0" w:firstColumn="0" w:lastColumn="0" w:oddVBand="0" w:evenVBand="0" w:oddHBand="1" w:evenHBand="0" w:firstRowFirstColumn="0" w:firstRowLastColumn="0" w:lastRowFirstColumn="0" w:lastRowLastColumn="0"/>
             </w:pPr>
+            <w:proofErr w:type="spellStart"/>
             <w:r>
               <w:t>soundEffect_levelComplete</w:t>
             </w:r>
+            <w:proofErr w:type="spellEnd"/>
           </w:p>
         </w:tc>
         <w:tc>
@@ -19233,12 +19911,14 @@
             <w:pPr>
               <w:cnfStyle w:val="000000100000" w:firstRow="0" w:lastRow="0" w:firstColumn="0" w:lastColumn="0" w:oddVBand="0" w:evenVBand="0" w:oddHBand="1" w:evenHBand="0" w:firstRowFirstColumn="0" w:firstRowLastColumn="0" w:lastRowFirstColumn="0" w:lastRowLastColumn="0"/>
             </w:pPr>
+            <w:proofErr w:type="spellStart"/>
             <w:r>
               <w:t>sample_</w:t>
             </w:r>
             <w:r>
               <w:t>soundTardisDoor</w:t>
             </w:r>
+            <w:proofErr w:type="spellEnd"/>
           </w:p>
         </w:tc>
       </w:tr>
@@ -19692,7 +20372,15 @@
         <w:t>has</w:t>
       </w:r>
       <w:r>
-        <w:t xml:space="preserve"> completed (a countdown counter is used for this), restoring everything back if it has.  The code then determines whether the interrupt </w:t>
+        <w:t xml:space="preserve"> completed (a countdown counter is used for this), restoring everything back if it has.  The code then determines whether the </w:t>
+      </w:r>
+      <w:proofErr w:type="gramStart"/>
+      <w:r>
+        <w:t>interrupt</w:t>
+      </w:r>
+      <w:proofErr w:type="gramEnd"/>
+      <w:r>
+        <w:t xml:space="preserve"> </w:t>
       </w:r>
       <w:r>
         <w:t xml:space="preserve">request </w:t>
@@ -19703,7 +20391,15 @@
     </w:p>
     <w:p>
       <w:r>
-        <w:t xml:space="preserve">If the interrupt request is for the top </w:t>
+        <w:t xml:space="preserve">If the </w:t>
+      </w:r>
+      <w:proofErr w:type="gramStart"/>
+      <w:r>
+        <w:t>interrupt</w:t>
+      </w:r>
+      <w:proofErr w:type="gramEnd"/>
+      <w:r>
+        <w:t xml:space="preserve"> request is for the top </w:t>
       </w:r>
       <w:r>
         <w:t xml:space="preserve">crop </w:t>
@@ -19711,8 +20407,13 @@
       <w:r>
         <w:t xml:space="preserve">boundary, the palette is switched to the level’s palette and the </w:t>
       </w:r>
-      <w:r>
-        <w:t>interrupt is passed on</w:t>
+      <w:proofErr w:type="gramStart"/>
+      <w:r>
+        <w:t>interrupt</w:t>
+      </w:r>
+      <w:proofErr w:type="gramEnd"/>
+      <w:r>
+        <w:t xml:space="preserve"> is passed on</w:t>
       </w:r>
       <w:r>
         <w:t xml:space="preserve"> </w:t>
@@ -19723,7 +20424,15 @@
     </w:p>
     <w:p>
       <w:r>
-        <w:t xml:space="preserve">If the interrupt request is for the bottom </w:t>
+        <w:t xml:space="preserve">If the </w:t>
+      </w:r>
+      <w:proofErr w:type="gramStart"/>
+      <w:r>
+        <w:t>interrupt</w:t>
+      </w:r>
+      <w:proofErr w:type="gramEnd"/>
+      <w:r>
+        <w:t xml:space="preserve"> request is for the bottom </w:t>
       </w:r>
       <w:r>
         <w:t xml:space="preserve">crop </w:t>
@@ -19912,7 +20621,15 @@
         <w:t xml:space="preserve"> a more graphical screen</w:t>
       </w:r>
       <w:r>
-        <w:t>, whilst playing the Doctor Who theme music</w:t>
+        <w:t xml:space="preserve">, whilst playing </w:t>
+      </w:r>
+      <w:proofErr w:type="gramStart"/>
+      <w:r>
+        <w:t>the Doctor</w:t>
+      </w:r>
+      <w:proofErr w:type="gramEnd"/>
+      <w:r>
+        <w:t xml:space="preserve"> Who theme music</w:t>
       </w:r>
       <w:r>
         <w:t xml:space="preserve"> in the background.</w:t>
@@ -20201,6 +20918,7 @@
       <w:r>
         <w:t xml:space="preserve"> travel. Since adding a new dynamic type would require nine bits in </w:t>
       </w:r>
+      <w:proofErr w:type="spellStart"/>
       <w:r>
         <w:rPr>
           <w:b/>
@@ -20209,6 +20927,7 @@
         <w:lastRenderedPageBreak/>
         <w:t>objectState</w:t>
       </w:r>
+      <w:proofErr w:type="spellEnd"/>
       <w:r>
         <w:t xml:space="preserve">, I </w:t>
       </w:r>
@@ -20230,6 +20949,7 @@
       <w:r>
         <w:t xml:space="preserve">elevator, using </w:t>
       </w:r>
+      <w:proofErr w:type="spellStart"/>
       <w:r>
         <w:rPr>
           <w:b/>
@@ -20237,6 +20957,7 @@
         </w:rPr>
         <w:t>objectFrameCounter</w:t>
       </w:r>
+      <w:proofErr w:type="spellEnd"/>
       <w:r>
         <w:t xml:space="preserve"> </w:t>
       </w:r>
@@ -20303,6 +21024,7 @@
       <w:r>
         <w:t xml:space="preserve">in </w:t>
       </w:r>
+      <w:proofErr w:type="spellStart"/>
       <w:r>
         <w:rPr>
           <w:b/>
@@ -20312,6 +21034,7 @@
         </w:rPr>
         <w:t>objectFrameCounter</w:t>
       </w:r>
+      <w:proofErr w:type="spellEnd"/>
       <w:r>
         <w:rPr>
           <w:b/>
@@ -20486,6 +21209,7 @@
       <w:r>
         <w:t xml:space="preserve">files were created in the level asset folders, with the </w:t>
       </w:r>
+      <w:proofErr w:type="spellStart"/>
       <w:r>
         <w:rPr>
           <w:b/>
@@ -20493,11 +21217,20 @@
         </w:rPr>
         <w:t>BMPConverter</w:t>
       </w:r>
+      <w:proofErr w:type="spellEnd"/>
       <w:r>
         <w:t xml:space="preserve"> console app updated to convert and include these in the generated level atlas data files.</w:t>
       </w:r>
       <w:r>
-        <w:t xml:space="preserve">  The generated files </w:t>
+        <w:t xml:space="preserve">  The </w:t>
+      </w:r>
+      <w:proofErr w:type="gramStart"/>
+      <w:r>
+        <w:t>generated files</w:t>
+      </w:r>
+      <w:proofErr w:type="gramEnd"/>
+      <w:r>
+        <w:t xml:space="preserve"> </w:t>
       </w:r>
       <w:r>
         <w:t>were</w:t>
@@ -20541,6 +21274,7 @@
       <w:r>
         <w:t xml:space="preserve">A new </w:t>
       </w:r>
+      <w:proofErr w:type="spellStart"/>
       <w:r>
         <w:rPr>
           <w:b/>
@@ -20548,6 +21282,7 @@
         </w:rPr>
         <w:t>rideTeleport</w:t>
       </w:r>
+      <w:proofErr w:type="spellEnd"/>
       <w:r>
         <w:t xml:space="preserve"> routine was introduced </w:t>
       </w:r>
@@ -20615,6 +21350,7 @@
       <w:r>
         <w:t xml:space="preserve">Find the destination teleport object (elevator), held in </w:t>
       </w:r>
+      <w:proofErr w:type="spellStart"/>
       <w:r>
         <w:rPr>
           <w:b/>
@@ -20624,6 +21360,7 @@
         </w:rPr>
         <w:t>objectFrameCounter</w:t>
       </w:r>
+      <w:proofErr w:type="spellEnd"/>
       <w:r>
         <w:t>.</w:t>
       </w:r>
@@ -21143,13 +21880,17 @@
         <w:t>lasered</w:t>
       </w:r>
       <w:r>
-        <w:t xml:space="preserve"> effect applied.</w:t>
+        <w:t xml:space="preserve"> effect applied</w:t>
+      </w:r>
+      <w:r>
+        <w:t>.</w:t>
       </w:r>
     </w:p>
     <w:p>
       <w:r>
         <w:t xml:space="preserve">A new </w:t>
       </w:r>
+      <w:proofErr w:type="spellStart"/>
       <w:r>
         <w:rPr>
           <w:b/>
@@ -21159,11 +21900,25 @@
         </w:rPr>
         <w:t>drawTile</w:t>
       </w:r>
-      <w:r>
-        <w:t xml:space="preserve"> routine was created to draw a tile, with or without a laser effect applied.</w:t>
-      </w:r>
-    </w:p>
-    <w:p>
+      <w:proofErr w:type="spellEnd"/>
+      <w:r>
+        <w:t xml:space="preserve"> routine was </w:t>
+      </w:r>
+      <w:r>
+        <w:t xml:space="preserve">needed to </w:t>
+      </w:r>
+      <w:r>
+        <w:t xml:space="preserve">draw a tile, </w:t>
+      </w:r>
+      <w:r>
+        <w:t xml:space="preserve">optionally </w:t>
+      </w:r>
+      <w:r>
+        <w:t>with laser effect applied.</w:t>
+      </w:r>
+      <w:r>
+        <w:t xml:space="preserve">  </w:t>
+      </w:r>
       <w:r>
         <w:t xml:space="preserve">Four </w:t>
       </w:r>
@@ -21171,7 +21926,19 @@
         <w:t xml:space="preserve">zero-page variables </w:t>
       </w:r>
       <w:r>
-        <w:t>were added to remember a destructible wall’s screen location, it remaining strength, and whether it should be redrawn.</w:t>
+        <w:t xml:space="preserve">were </w:t>
+      </w:r>
+      <w:r>
+        <w:t xml:space="preserve">also </w:t>
+      </w:r>
+      <w:r>
+        <w:t>added to remember a destructible wall’s screen location, it</w:t>
+      </w:r>
+      <w:r>
+        <w:t>s</w:t>
+      </w:r>
+      <w:r>
+        <w:t xml:space="preserve"> remaining strength, and whether it should be redrawn.</w:t>
       </w:r>
     </w:p>
     <w:p>
@@ -21179,96 +21946,105 @@
         <w:pStyle w:val="Heading2"/>
       </w:pPr>
       <w:r>
-        <w:t>SWITCHES</w:t>
-      </w:r>
-    </w:p>
-    <w:p>
-      <w:r>
-        <w:t xml:space="preserve">With 190 bytes of memory left after adding destructible walls, </w:t>
-      </w:r>
-      <w:r>
-        <w:t>I could add a new feature</w:t>
+        <w:t>S</w:t>
+      </w:r>
+      <w:r>
+        <w:t>witches</w:t>
+      </w:r>
+    </w:p>
+    <w:p>
+      <w:r>
+        <w:t xml:space="preserve">After implementing destructible walls, there were still 192 </w:t>
+      </w:r>
+      <w:r>
+        <w:t xml:space="preserve">bytes of </w:t>
+      </w:r>
+      <w:r>
+        <w:t xml:space="preserve">free </w:t>
+      </w:r>
+      <w:r>
+        <w:t>memory</w:t>
+      </w:r>
+      <w:r>
+        <w:t xml:space="preserve"> available.  Another feature could be implemented!</w:t>
+      </w:r>
+    </w:p>
+    <w:p>
+      <w:r>
+        <w:t>After reviewing the suggestion list, I decided to add switches, as more interesting levels could be created using them.</w:t>
+      </w:r>
+    </w:p>
+    <w:p>
+      <w:r>
+        <w:t>Switches are modelled using</w:t>
+      </w:r>
+      <w:r>
+        <w:t xml:space="preserve"> two </w:t>
+      </w:r>
+      <w:r>
+        <w:t xml:space="preserve">new </w:t>
+      </w:r>
+      <w:r>
+        <w:t>tile types</w:t>
+      </w:r>
+      <w:r>
+        <w:t>: SWITCH_OFF and SWITCH_ON.</w:t>
+      </w:r>
+      <w:r>
+        <w:t xml:space="preserve">  Switches </w:t>
+      </w:r>
+      <w:r>
+        <w:t xml:space="preserve">are </w:t>
+      </w:r>
+      <w:r>
+        <w:t xml:space="preserve">turned on by a </w:t>
+      </w:r>
+      <w:r>
+        <w:t xml:space="preserve">two second </w:t>
+      </w:r>
+      <w:r>
+        <w:t>blast of K9’s laser.</w:t>
+      </w:r>
+    </w:p>
+    <w:p>
+      <w:r>
+        <w:t>Daleks, d</w:t>
+      </w:r>
+      <w:r>
+        <w:t xml:space="preserve">oors, </w:t>
+      </w:r>
+      <w:r>
+        <w:t>e</w:t>
+      </w:r>
+      <w:r>
+        <w:t xml:space="preserve">levators, </w:t>
+      </w:r>
+      <w:r>
+        <w:t>t</w:t>
+      </w:r>
+      <w:r>
+        <w:t xml:space="preserve">eleports, </w:t>
+      </w:r>
+      <w:r>
+        <w:t xml:space="preserve">and tiles, can </w:t>
+      </w:r>
+      <w:r>
+        <w:t xml:space="preserve">all </w:t>
+      </w:r>
+      <w:r>
+        <w:t>be paired with to a switch</w:t>
+      </w:r>
+      <w:r>
+        <w:t>, allowing multiple objects to be activated by a switch.</w:t>
+      </w:r>
+      <w:r>
+        <w:t xml:space="preserve">  An object can only be paired with a single </w:t>
+      </w:r>
+      <w:r>
+        <w:t>switch</w:t>
       </w:r>
       <w:r>
         <w:t>.</w:t>
-      </w:r>
-    </w:p>
-    <w:p>
-      <w:r>
-        <w:t>One of the suggestions was to add switches, which could be toggled using K9’s laser, to open doors, wall</w:t>
-      </w:r>
-      <w:r>
-        <w:t>s</w:t>
-      </w:r>
-      <w:r>
-        <w:t xml:space="preserve"> etc.</w:t>
-      </w:r>
-      <w:r>
-        <w:t xml:space="preserve"> </w:t>
-      </w:r>
-    </w:p>
-    <w:p>
-      <w:r>
-        <w:t>Switches are modelled using</w:t>
-      </w:r>
-      <w:r>
-        <w:t xml:space="preserve"> two </w:t>
-      </w:r>
-      <w:r>
-        <w:t xml:space="preserve">new </w:t>
-      </w:r>
-      <w:r>
-        <w:t>tile types</w:t>
-      </w:r>
-      <w:r>
-        <w:t>: SWITCH_OFF and SWITCH_ON.</w:t>
-      </w:r>
-      <w:r>
-        <w:t xml:space="preserve">  Switches </w:t>
-      </w:r>
-      <w:r>
-        <w:t xml:space="preserve">are </w:t>
-      </w:r>
-      <w:r>
-        <w:t xml:space="preserve">turned on by a </w:t>
-      </w:r>
-      <w:r>
-        <w:t xml:space="preserve">two second </w:t>
-      </w:r>
-      <w:r>
-        <w:t>blast of K9’s laser.</w:t>
-      </w:r>
-    </w:p>
-    <w:p>
-      <w:r>
-        <w:t>Daleks, d</w:t>
-      </w:r>
-      <w:r>
-        <w:t xml:space="preserve">oors, </w:t>
-      </w:r>
-      <w:r>
-        <w:t>e</w:t>
-      </w:r>
-      <w:r>
-        <w:t xml:space="preserve">levators, </w:t>
-      </w:r>
-      <w:r>
-        <w:t>t</w:t>
-      </w:r>
-      <w:r>
-        <w:t xml:space="preserve">eleports, </w:t>
-      </w:r>
-      <w:r>
-        <w:t xml:space="preserve">and tiles, can </w:t>
-      </w:r>
-      <w:r>
-        <w:t xml:space="preserve">all </w:t>
-      </w:r>
-      <w:r>
-        <w:t xml:space="preserve">be paired with to a switch.  </w:t>
-      </w:r>
-      <w:r>
-        <w:t>Multiple objects can also be paired with the same switch, but an object cannot be paired with more than one switch.</w:t>
       </w:r>
     </w:p>
     <w:p>
@@ -21339,13 +22115,13 @@
         </w:numPr>
       </w:pPr>
       <w:r>
-        <w:t xml:space="preserve">Paired </w:t>
-      </w:r>
-      <w:r>
-        <w:t>d</w:t>
-      </w:r>
-      <w:r>
-        <w:t>oors become operational.  A key will now open the door.</w:t>
+        <w:t>Paired d</w:t>
+      </w:r>
+      <w:r>
+        <w:t>oors become operational.</w:t>
+      </w:r>
+      <w:r>
+        <w:t xml:space="preserve">  Disabled doors don’t animate.</w:t>
       </w:r>
     </w:p>
     <w:p>
@@ -21357,22 +22133,23 @@
         </w:numPr>
       </w:pPr>
       <w:r>
+        <w:lastRenderedPageBreak/>
         <w:t>Paired e</w:t>
       </w:r>
       <w:r>
         <w:t xml:space="preserve">levators </w:t>
       </w:r>
       <w:r>
-        <w:t>and t</w:t>
-      </w:r>
-      <w:r>
-        <w:t xml:space="preserve">eleports </w:t>
+        <w:t xml:space="preserve">and teleports </w:t>
       </w:r>
       <w:r>
         <w:t>become operational</w:t>
       </w:r>
       <w:r>
         <w:t>.</w:t>
+      </w:r>
+      <w:r>
+        <w:t xml:space="preserve">  Disabled elevators and teleports don’t animate.</w:t>
       </w:r>
     </w:p>
     <w:p>
@@ -21384,116 +22161,808 @@
         </w:numPr>
       </w:pPr>
       <w:r>
+        <w:t>Paired t</w:t>
+      </w:r>
+      <w:r>
+        <w:t xml:space="preserve">iles </w:t>
+      </w:r>
+      <w:r>
+        <w:t xml:space="preserve">are replaced with </w:t>
+      </w:r>
+      <w:r>
+        <w:t>space.</w:t>
+      </w:r>
+    </w:p>
+    <w:p>
+      <w:r>
+        <w:t xml:space="preserve">Objects and tiles are paired in the </w:t>
+      </w:r>
+      <w:r>
+        <w:t>level editor by</w:t>
+      </w:r>
+      <w:r>
+        <w:t>:</w:t>
+      </w:r>
+    </w:p>
+    <w:p>
+      <w:pPr>
+        <w:pStyle w:val="ListParagraph"/>
+        <w:numPr>
+          <w:ilvl w:val="0"/>
+          <w:numId w:val="2"/>
+        </w:numPr>
+      </w:pPr>
+      <w:r>
+        <w:t>C</w:t>
+      </w:r>
+      <w:r>
+        <w:t xml:space="preserve">ontrol clicking on the switch and then control clicking on objects </w:t>
+      </w:r>
+      <w:r>
+        <w:t xml:space="preserve">or tiles, </w:t>
+      </w:r>
+      <w:proofErr w:type="gramStart"/>
+      <w:r>
+        <w:t>pairs</w:t>
+      </w:r>
+      <w:proofErr w:type="gramEnd"/>
+      <w:r>
+        <w:t xml:space="preserve"> those objects or tiles with the switch.  Any existing pairings </w:t>
+      </w:r>
+    </w:p>
+    <w:p>
+      <w:pPr>
+        <w:pStyle w:val="ListParagraph"/>
+        <w:numPr>
+          <w:ilvl w:val="0"/>
+          <w:numId w:val="2"/>
+        </w:numPr>
+      </w:pPr>
+      <w:r>
+        <w:t xml:space="preserve">Control double clicking on a </w:t>
+      </w:r>
+      <w:r>
+        <w:t xml:space="preserve">paired </w:t>
+      </w:r>
+      <w:r>
+        <w:t>switch clears all paired objects and tiles.</w:t>
+      </w:r>
+    </w:p>
+    <w:p>
+      <w:pPr>
+        <w:pStyle w:val="ListParagraph"/>
+        <w:numPr>
+          <w:ilvl w:val="0"/>
+          <w:numId w:val="2"/>
+        </w:numPr>
+      </w:pPr>
+      <w:r>
+        <w:t xml:space="preserve">Control double clicking on a paired object or tile clears its </w:t>
+      </w:r>
+      <w:r>
+        <w:t>pairing.</w:t>
+      </w:r>
+    </w:p>
+    <w:p>
+      <w:pPr>
+        <w:pStyle w:val="Heading3"/>
+      </w:pPr>
+      <w:r>
+        <w:t>Implementation</w:t>
+      </w:r>
+    </w:p>
+    <w:p>
+      <w:r>
+        <w:t>Each level contains a 16</w:t>
+      </w:r>
+      <w:r>
+        <w:t>-</w:t>
+      </w:r>
+      <w:r>
+        <w:t>byte</w:t>
+      </w:r>
+      <w:r>
+        <w:t xml:space="preserve"> data block </w:t>
+      </w:r>
+      <w:r>
+        <w:t xml:space="preserve">which </w:t>
+      </w:r>
+      <w:r>
+        <w:t>encodes the levels’ switch pairings</w:t>
+      </w:r>
+      <w:r>
+        <w:t>.</w:t>
+      </w:r>
+      <w:r>
+        <w:t xml:space="preserve">  The pairings are encoded as follows:</w:t>
+      </w:r>
+    </w:p>
+    <w:p>
+      <w:pPr>
+        <w:ind w:firstLine="720"/>
+        <w:rPr>
+          <w:b/>
+          <w:bCs/>
+        </w:rPr>
+      </w:pPr>
+      <w:r>
+        <w:rPr>
+          <w:b/>
+          <w:bCs/>
+          <w:i/>
+          <w:iCs/>
+        </w:rPr>
+        <w:t>switch</w:t>
+      </w:r>
+      <w:r>
+        <w:rPr>
+          <w:b/>
+          <w:bCs/>
+          <w:i/>
+          <w:iCs/>
+        </w:rPr>
+        <w:t>-record</w:t>
+      </w:r>
+      <w:r>
+        <w:rPr>
+          <w:b/>
+          <w:bCs/>
+          <w:i/>
+          <w:iCs/>
+        </w:rPr>
+        <w:t xml:space="preserve"> </w:t>
+      </w:r>
+      <w:r>
+        <w:rPr>
+          <w:b/>
+          <w:bCs/>
+        </w:rPr>
+        <w:t>*</w:t>
+      </w:r>
+      <w:r>
+        <w:rPr>
+          <w:b/>
+          <w:bCs/>
+        </w:rPr>
+        <w:t xml:space="preserve">  </w:t>
+      </w:r>
+      <w:r>
+        <w:rPr>
+          <w:b/>
+          <w:bCs/>
+        </w:rPr>
+        <w:t xml:space="preserve">  </w:t>
+      </w:r>
+      <w:r>
+        <w:rPr>
+          <w:b/>
+          <w:bCs/>
+        </w:rPr>
+        <w:t>0</w:t>
+      </w:r>
+    </w:p>
+    <w:p>
+      <w:r>
+        <w:t>where:</w:t>
+      </w:r>
+    </w:p>
+    <w:p>
+      <w:pPr>
+        <w:rPr>
+          <w:b/>
+          <w:bCs/>
+          <w:i/>
+          <w:iCs/>
+        </w:rPr>
+      </w:pPr>
+      <w:r>
+        <w:tab/>
+      </w:r>
+      <w:r>
+        <w:rPr>
+          <w:b/>
+          <w:bCs/>
+          <w:i/>
+          <w:iCs/>
+        </w:rPr>
+        <w:t>switch</w:t>
+      </w:r>
+      <w:r>
+        <w:rPr>
+          <w:b/>
+          <w:bCs/>
+          <w:i/>
+          <w:iCs/>
+        </w:rPr>
+        <w:t>-record</w:t>
+      </w:r>
+      <w:r>
+        <w:rPr>
+          <w:b/>
+          <w:bCs/>
+          <w:i/>
+          <w:iCs/>
+        </w:rPr>
+        <w:t xml:space="preserve"> = </w:t>
+      </w:r>
+      <w:r>
+        <w:rPr>
+          <w:b/>
+          <w:bCs/>
+          <w:i/>
+          <w:iCs/>
+        </w:rPr>
+        <w:t>record-size</w:t>
+      </w:r>
+      <w:r>
+        <w:rPr>
+          <w:b/>
+          <w:bCs/>
+          <w:i/>
+          <w:iCs/>
+        </w:rPr>
+        <w:t xml:space="preserve"> </w:t>
+      </w:r>
+      <w:r>
+        <w:rPr>
+          <w:b/>
+          <w:bCs/>
+          <w:i/>
+          <w:iCs/>
+        </w:rPr>
+        <w:t xml:space="preserve">  </w:t>
+      </w:r>
+      <w:r>
+        <w:rPr>
+          <w:b/>
+          <w:bCs/>
+          <w:i/>
+          <w:iCs/>
+        </w:rPr>
+        <w:t>paired-object</w:t>
+      </w:r>
+      <w:r>
+        <w:rPr>
+          <w:b/>
+          <w:bCs/>
+          <w:i/>
+          <w:iCs/>
+        </w:rPr>
+        <w:t>s</w:t>
+      </w:r>
+      <w:r>
+        <w:rPr>
+          <w:b/>
+          <w:bCs/>
+          <w:i/>
+          <w:iCs/>
+        </w:rPr>
+        <w:t xml:space="preserve">   paired-tile</w:t>
+      </w:r>
+      <w:r>
+        <w:rPr>
+          <w:b/>
+          <w:bCs/>
+          <w:i/>
+          <w:iCs/>
+        </w:rPr>
+        <w:t>s</w:t>
+      </w:r>
+    </w:p>
+    <w:p>
+      <w:r>
+        <w:t>where</w:t>
+      </w:r>
+      <w:r>
+        <w:t>:</w:t>
+      </w:r>
+    </w:p>
+    <w:p>
+      <w:r>
+        <w:tab/>
+      </w:r>
+      <w:r>
+        <w:rPr>
+          <w:b/>
+          <w:bCs/>
+          <w:i/>
+          <w:iCs/>
+        </w:rPr>
+        <w:t xml:space="preserve">record-size </w:t>
+      </w:r>
+      <w:r>
+        <w:t xml:space="preserve">is </w:t>
+      </w:r>
+      <w:r>
+        <w:t xml:space="preserve">the size </w:t>
+      </w:r>
+      <w:r>
+        <w:t>of the record in bytes</w:t>
+      </w:r>
+    </w:p>
+    <w:p>
+      <w:pPr>
+        <w:ind w:firstLine="720"/>
+        <w:rPr>
+          <w:b/>
+          <w:bCs/>
+          <w:i/>
+          <w:iCs/>
+        </w:rPr>
+      </w:pPr>
+      <w:r>
+        <w:rPr>
+          <w:b/>
+          <w:bCs/>
+          <w:i/>
+          <w:iCs/>
+        </w:rPr>
+        <w:t xml:space="preserve">paired-objects = count   </w:t>
+      </w:r>
+      <w:r>
+        <w:rPr>
+          <w:b/>
+          <w:bCs/>
+          <w:i/>
+          <w:iCs/>
+        </w:rPr>
+        <w:t>object-index</w:t>
+      </w:r>
+      <w:r>
+        <w:rPr>
+          <w:b/>
+          <w:bCs/>
+          <w:i/>
+          <w:iCs/>
+        </w:rPr>
+        <w:t xml:space="preserve"> * </w:t>
+      </w:r>
+    </w:p>
+    <w:p>
+      <w:pPr>
+        <w:ind w:firstLine="720"/>
+      </w:pPr>
+      <w:r>
+        <w:rPr>
+          <w:b/>
+          <w:bCs/>
+          <w:i/>
+          <w:iCs/>
+        </w:rPr>
+        <w:t>paired-tiles</w:t>
+      </w:r>
+      <w:r>
+        <w:rPr>
+          <w:b/>
+          <w:bCs/>
+          <w:i/>
+          <w:iCs/>
+        </w:rPr>
+        <w:t xml:space="preserve"> </w:t>
+      </w:r>
+      <w:r>
+        <w:rPr>
+          <w:b/>
+          <w:bCs/>
+          <w:i/>
+          <w:iCs/>
+        </w:rPr>
+        <w:t>= count</w:t>
+      </w:r>
+      <w:proofErr w:type="gramStart"/>
+      <w:r>
+        <w:rPr>
+          <w:b/>
+          <w:bCs/>
+          <w:i/>
+          <w:iCs/>
+        </w:rPr>
+        <w:t xml:space="preserve">  </w:t>
+      </w:r>
+      <w:r>
+        <w:rPr>
+          <w:b/>
+          <w:bCs/>
+          <w:i/>
+          <w:iCs/>
+        </w:rPr>
+        <w:t xml:space="preserve"> </w:t>
+      </w:r>
+      <w:r>
+        <w:rPr>
+          <w:b/>
+          <w:bCs/>
+          <w:i/>
+          <w:iCs/>
+        </w:rPr>
+        <w:t>(</w:t>
+      </w:r>
+      <w:proofErr w:type="gramEnd"/>
+      <w:r>
+        <w:rPr>
+          <w:b/>
+          <w:bCs/>
+          <w:i/>
+          <w:iCs/>
+        </w:rPr>
+        <w:t xml:space="preserve"> tile</w:t>
+      </w:r>
+      <w:r>
+        <w:rPr>
+          <w:b/>
+          <w:bCs/>
+          <w:i/>
+          <w:iCs/>
+        </w:rPr>
+        <w:t>-x</w:t>
+      </w:r>
+      <w:r>
+        <w:rPr>
+          <w:b/>
+          <w:bCs/>
+          <w:i/>
+          <w:iCs/>
+        </w:rPr>
+        <w:t>-coord tile-</w:t>
+      </w:r>
+      <w:r>
+        <w:rPr>
+          <w:b/>
+          <w:bCs/>
+          <w:i/>
+          <w:iCs/>
+        </w:rPr>
+        <w:t>y-</w:t>
+      </w:r>
+      <w:proofErr w:type="gramStart"/>
+      <w:r>
+        <w:rPr>
+          <w:b/>
+          <w:bCs/>
+          <w:i/>
+          <w:iCs/>
+        </w:rPr>
+        <w:t xml:space="preserve">coord </w:t>
+      </w:r>
+      <w:r>
+        <w:rPr>
+          <w:b/>
+          <w:bCs/>
+          <w:i/>
+          <w:iCs/>
+        </w:rPr>
+        <w:t>)</w:t>
+      </w:r>
+      <w:proofErr w:type="gramEnd"/>
+      <w:r>
+        <w:rPr>
+          <w:b/>
+          <w:bCs/>
+          <w:i/>
+          <w:iCs/>
+        </w:rPr>
+        <w:t xml:space="preserve"> </w:t>
+      </w:r>
+      <w:r>
+        <w:rPr>
+          <w:b/>
+          <w:bCs/>
+          <w:i/>
+          <w:iCs/>
+        </w:rPr>
+        <w:t xml:space="preserve">* </w:t>
+      </w:r>
+    </w:p>
+    <w:p>
+      <w:r>
+        <w:t>where:</w:t>
+      </w:r>
+    </w:p>
+    <w:p>
+      <w:r>
+        <w:tab/>
+      </w:r>
+      <w:r>
+        <w:rPr>
+          <w:b/>
+          <w:bCs/>
+          <w:i/>
+          <w:iCs/>
+          <w:u w:val="single"/>
+        </w:rPr>
+        <w:t>count</w:t>
+      </w:r>
+      <w:r>
+        <w:t xml:space="preserve"> is the number of subsequent object indices or tile coord</w:t>
+      </w:r>
+      <w:r>
+        <w:t>inate</w:t>
+      </w:r>
+      <w:r>
+        <w:t xml:space="preserve"> tuples.</w:t>
+      </w:r>
+    </w:p>
+    <w:p>
+      <w:r>
+        <w:tab/>
+      </w:r>
+      <w:r>
+        <w:rPr>
+          <w:b/>
+          <w:bCs/>
+          <w:i/>
+          <w:iCs/>
+        </w:rPr>
+        <w:t xml:space="preserve">object-index </w:t>
+      </w:r>
+      <w:r>
+        <w:t>is the index of a</w:t>
+      </w:r>
+      <w:r>
+        <w:rPr>
+          <w:b/>
+          <w:bCs/>
+          <w:i/>
+          <w:iCs/>
+        </w:rPr>
+        <w:t xml:space="preserve"> </w:t>
+      </w:r>
+      <w:r>
+        <w:t>paired object.</w:t>
+      </w:r>
+    </w:p>
+    <w:p>
+      <w:r>
+        <w:tab/>
+      </w:r>
+      <w:r>
+        <w:rPr>
+          <w:b/>
+          <w:bCs/>
+          <w:i/>
+          <w:iCs/>
+        </w:rPr>
+        <w:t>tile-</w:t>
+      </w:r>
+      <w:r>
+        <w:rPr>
+          <w:b/>
+          <w:bCs/>
+          <w:i/>
+          <w:iCs/>
+        </w:rPr>
+        <w:t>x-</w:t>
+      </w:r>
+      <w:r>
+        <w:rPr>
+          <w:b/>
+          <w:bCs/>
+          <w:i/>
+          <w:iCs/>
+        </w:rPr>
+        <w:t>coord</w:t>
+      </w:r>
+      <w:r>
+        <w:t xml:space="preserve"> and </w:t>
+      </w:r>
+      <w:r>
+        <w:rPr>
+          <w:b/>
+          <w:bCs/>
+          <w:i/>
+          <w:iCs/>
+        </w:rPr>
+        <w:t>tile-</w:t>
+      </w:r>
+      <w:r>
+        <w:rPr>
+          <w:b/>
+          <w:bCs/>
+          <w:i/>
+          <w:iCs/>
+        </w:rPr>
+        <w:t>y-</w:t>
+      </w:r>
+      <w:r>
+        <w:rPr>
+          <w:b/>
+          <w:bCs/>
+          <w:i/>
+          <w:iCs/>
+        </w:rPr>
+        <w:t>coord</w:t>
+      </w:r>
+      <w:r>
+        <w:t xml:space="preserve"> are the tile coordinates of a paired tile.</w:t>
+      </w:r>
+    </w:p>
+    <w:p>
+      <w:r>
+        <w:t>And h</w:t>
+      </w:r>
+      <w:r>
+        <w:t>ere are some examples:</w:t>
+      </w:r>
+    </w:p>
+    <w:p>
+      <w:r>
+        <w:t xml:space="preserve">A single </w:t>
+      </w:r>
+      <w:r>
+        <w:t xml:space="preserve">switch </w:t>
+      </w:r>
+      <w:r>
+        <w:t xml:space="preserve">that is </w:t>
+      </w:r>
+      <w:r>
+        <w:t xml:space="preserve">paired </w:t>
+      </w:r>
+      <w:proofErr w:type="gramStart"/>
+      <w:r>
+        <w:t>to</w:t>
+      </w:r>
+      <w:proofErr w:type="gramEnd"/>
+      <w:r>
+        <w:t xml:space="preserve"> an object</w:t>
+      </w:r>
+      <w:r>
+        <w:t xml:space="preserve"> 12.</w:t>
+      </w:r>
+    </w:p>
+    <w:p>
+      <w:pPr>
+        <w:ind w:left="720"/>
+      </w:pPr>
+      <w:r>
+        <w:t>4, 1, 12, 0</w:t>
+      </w:r>
+      <w:r>
+        <w:br/>
+      </w:r>
+      <w:r>
+        <w:t>0</w:t>
+      </w:r>
+    </w:p>
+    <w:p>
+      <w:r>
+        <w:t xml:space="preserve">A single </w:t>
+      </w:r>
+      <w:r>
+        <w:t>switch</w:t>
+      </w:r>
+      <w:r>
+        <w:t xml:space="preserve"> </w:t>
+      </w:r>
+      <w:r>
+        <w:t xml:space="preserve">that </w:t>
+      </w:r>
+      <w:r>
+        <w:t>paired with tile</w:t>
+      </w:r>
+      <w:r>
+        <w:t xml:space="preserve"> </w:t>
+      </w:r>
+      <w:r>
+        <w:t xml:space="preserve">at </w:t>
+      </w:r>
+      <w:r>
+        <w:t xml:space="preserve">tile position: </w:t>
+      </w:r>
+      <w:r>
+        <w:t>3, 4</w:t>
+      </w:r>
+      <w:r>
+        <w:t>.</w:t>
+      </w:r>
+    </w:p>
+    <w:p>
+      <w:pPr>
+        <w:ind w:left="720"/>
+      </w:pPr>
+      <w:r>
         <w:lastRenderedPageBreak/>
-        <w:t>Paired t</w:t>
-      </w:r>
-      <w:r>
-        <w:t xml:space="preserve">iles </w:t>
-      </w:r>
-      <w:r>
-        <w:t xml:space="preserve">are replaced with </w:t>
-      </w:r>
-      <w:r>
-        <w:t>space.</w:t>
-      </w:r>
-    </w:p>
-    <w:p>
-      <w:r>
-        <w:t>Objects are paired with switche</w:t>
-      </w:r>
-      <w:r>
-        <w:t>s</w:t>
-      </w:r>
-      <w:r>
-        <w:t xml:space="preserve"> in the level editor by</w:t>
-      </w:r>
-      <w:r>
-        <w:t xml:space="preserve"> control clicking on the switch and then control clicking on the object(s) to pair.  Numbers are shown to depict the pairings.</w:t>
-      </w:r>
-    </w:p>
-    <w:p>
-      <w:pPr>
-        <w:pStyle w:val="Heading3"/>
-      </w:pPr>
-      <w:r>
-        <w:t>Implementation</w:t>
-      </w:r>
-    </w:p>
-    <w:p>
-      <w:r>
-        <w:t>We need a data structure that maps switch -&gt; objects (or vice versa).</w:t>
-      </w:r>
-    </w:p>
-    <w:p>
-      <w:r>
-        <w:t>We only need to determine the index when a switch is activated</w:t>
-      </w:r>
-      <w:r>
-        <w:t>.  If we have the tile address ptr, we can get the index by counting or looked up the address in a table.</w:t>
-      </w:r>
-    </w:p>
-    <w:p>
-      <w:r>
-        <w:t>Switch tile grid address -&gt;</w:t>
-      </w:r>
-    </w:p>
-    <w:p>
-      <w:r>
-        <w:tab/>
-        <w:t>Count, Dynamic object indices</w:t>
-      </w:r>
-    </w:p>
-    <w:p>
-      <w:r>
-        <w:tab/>
-      </w:r>
-      <w:r>
-        <w:t>Count,</w:t>
-      </w:r>
-      <w:r>
-        <w:t xml:space="preserve"> Tile locations (x, y)</w:t>
-      </w:r>
-    </w:p>
-    <w:p/>
-    <w:p/>
-    <w:p>
-      <w:r>
-        <w:t>And how do we tie walls to switches? Two bytes needed.</w:t>
-      </w:r>
-    </w:p>
-    <w:p>
-      <w:r>
-        <w:t>Each switch has a list of paired objects</w:t>
-      </w:r>
-      <w:r>
-        <w:t>, identified by their level position.  We can find the dynamic objects and get tile locations for tiles.</w:t>
-      </w:r>
-    </w:p>
-    <w:p>
-      <w:r>
-        <w:t>Switches are static objects, so a separate data structure is needed to encode the pairings.</w:t>
-      </w:r>
-    </w:p>
-    <w:p>
-      <w:r>
-        <w:t>For dynamic objects, a list of object indices is sufficient.  For tiles, x, y level coordinates are needed.</w:t>
-      </w:r>
-    </w:p>
-    <w:p>
-      <w:r>
-        <w:t>Indices count, … count, … count, …</w:t>
-      </w:r>
-    </w:p>
-    <w:p/>
-    <w:p/>
-    <w:p>
-      <w:r>
-        <w:t>We could have a separate data structure.  A switch’s states low nibble could record how many paired objects there are.  It’s frame count could index into data structure. 32 bytes could be allocated, allowing up to 32 objects to be paired with switches.</w:t>
-      </w:r>
-    </w:p>
-    <w:p>
-      <w:r>
-        <w:t>We need a way to disable elevators and teleports. Teleports can use a flag.  Elevators have passenger (4 bits), and remember their position using frameCounter.  Could we use the lasered flag? True indicates disabled (we don’t draw it).</w:t>
+        <w:t>5, 0, 1, 3, 4</w:t>
+      </w:r>
+      <w:r>
+        <w:br/>
+      </w:r>
+      <w:r>
+        <w:t>0</w:t>
+      </w:r>
+    </w:p>
+    <w:p>
+      <w:r>
+        <w:t xml:space="preserve">Two switches where the first is </w:t>
+      </w:r>
+      <w:r>
+        <w:t>paired with objects 1</w:t>
+      </w:r>
+      <w:r>
+        <w:t>5</w:t>
+      </w:r>
+      <w:r>
+        <w:t>, 1</w:t>
+      </w:r>
+      <w:r>
+        <w:t xml:space="preserve">6, </w:t>
+      </w:r>
+      <w:r>
+        <w:t>and</w:t>
+      </w:r>
+      <w:r>
+        <w:t xml:space="preserve"> </w:t>
+      </w:r>
+      <w:r>
+        <w:t>17</w:t>
+      </w:r>
+      <w:r>
+        <w:t>;</w:t>
+      </w:r>
+      <w:r>
+        <w:t xml:space="preserve"> and</w:t>
+      </w:r>
+      <w:r>
+        <w:t xml:space="preserve"> the second </w:t>
+      </w:r>
+      <w:r>
+        <w:t>switch</w:t>
+      </w:r>
+      <w:r>
+        <w:t xml:space="preserve"> is </w:t>
+      </w:r>
+      <w:r>
+        <w:t xml:space="preserve">paired with tile </w:t>
+      </w:r>
+      <w:r>
+        <w:t xml:space="preserve">located </w:t>
+      </w:r>
+      <w:r>
+        <w:t xml:space="preserve">at </w:t>
+      </w:r>
+      <w:r>
+        <w:t>tile position</w:t>
+      </w:r>
+      <w:r>
+        <w:t xml:space="preserve">: </w:t>
+      </w:r>
+      <w:r>
+        <w:t>9, 12</w:t>
+      </w:r>
+    </w:p>
+    <w:p>
+      <w:pPr>
+        <w:ind w:left="720"/>
+      </w:pPr>
+      <w:r>
+        <w:t>6</w:t>
+      </w:r>
+      <w:r>
+        <w:t xml:space="preserve">, </w:t>
+      </w:r>
+      <w:r>
+        <w:t>3</w:t>
+      </w:r>
+      <w:r>
+        <w:t>, 1</w:t>
+      </w:r>
+      <w:r>
+        <w:t>4</w:t>
+      </w:r>
+      <w:r>
+        <w:t xml:space="preserve">, </w:t>
+      </w:r>
+      <w:r>
+        <w:t>16, 17, 0</w:t>
+      </w:r>
+      <w:r>
+        <w:br/>
+      </w:r>
+      <w:r>
+        <w:t>5, 0, 1, 9, 12,</w:t>
+      </w:r>
+      <w:r>
+        <w:br/>
+        <w:t>0</w:t>
       </w:r>
     </w:p>
     <w:p>
@@ -21501,7 +22970,6 @@
         <w:pStyle w:val="Heading1"/>
       </w:pPr>
       <w:r>
-        <w:lastRenderedPageBreak/>
         <w:t>Miscellaneous</w:t>
       </w:r>
     </w:p>
@@ -21828,6 +23296,7 @@
               <w:jc w:val="center"/>
             </w:pPr>
             <w:r>
+              <w:lastRenderedPageBreak/>
               <w:t>0</w:t>
             </w:r>
             <w:r>
@@ -22213,9 +23682,11 @@
             <w:r>
               <w:t xml:space="preserve"> </w:t>
             </w:r>
+            <w:proofErr w:type="gramStart"/>
             <w:r>
               <w:t>sprite</w:t>
             </w:r>
+            <w:proofErr w:type="gramEnd"/>
             <w:r>
               <w:t xml:space="preserve"> </w:t>
             </w:r>
@@ -22467,7 +23938,6 @@
               <w:jc w:val="center"/>
             </w:pPr>
             <w:r>
-              <w:lastRenderedPageBreak/>
               <w:t>0</w:t>
             </w:r>
             <w:r>
@@ -22827,12 +24297,14 @@
             <w:r>
               <w:t xml:space="preserve">Game </w:t>
             </w:r>
+            <w:proofErr w:type="gramStart"/>
             <w:r>
               <w:t>s</w:t>
             </w:r>
             <w:r>
               <w:t>prite data</w:t>
             </w:r>
+            <w:proofErr w:type="gramEnd"/>
             <w:r>
               <w:t>*</w:t>
             </w:r>
@@ -23231,7 +24703,15 @@
         <w:t>available</w:t>
       </w:r>
       <w:r>
-        <w:t>.  MOS/DFS use 896 bytes</w:t>
+        <w:t xml:space="preserve">.  MOS/DFS </w:t>
+      </w:r>
+      <w:proofErr w:type="gramStart"/>
+      <w:r>
+        <w:t>use</w:t>
+      </w:r>
+      <w:proofErr w:type="gramEnd"/>
+      <w:r>
+        <w:t xml:space="preserve"> 896 bytes</w:t>
       </w:r>
       <w:r>
         <w:t>.</w:t>
@@ -23249,7 +24729,15 @@
         <w:t>*</w:t>
       </w:r>
       <w:r>
-        <w:t xml:space="preserve">On machines with 16K+ of sideways RAM, sampling code (sample.6502) replaces the </w:t>
+        <w:t xml:space="preserve">On machines with 16K+ of sideways RAM, sampling code (sample.6502) </w:t>
+      </w:r>
+      <w:proofErr w:type="gramStart"/>
+      <w:r>
+        <w:t>replaces</w:t>
+      </w:r>
+      <w:proofErr w:type="gramEnd"/>
+      <w:r>
+        <w:t xml:space="preserve"> the </w:t>
       </w:r>
       <w:r>
         <w:rPr>
@@ -23296,6 +24784,7 @@
         <w:pStyle w:val="Heading3"/>
       </w:pPr>
       <w:r>
+        <w:lastRenderedPageBreak/>
         <w:t xml:space="preserve">Startup &amp; </w:t>
       </w:r>
       <w:r>
@@ -23659,7 +25148,6 @@
               <w:jc w:val="center"/>
             </w:pPr>
             <w:r>
-              <w:lastRenderedPageBreak/>
               <w:t>40</w:t>
             </w:r>
             <w:r>
@@ -24212,10 +25700,18 @@
         <w:t xml:space="preserve"> </w:t>
       </w:r>
       <w:r>
-        <w:t xml:space="preserve">functionality, which includes common Mode 7 routines, the </w:t>
-      </w:r>
-      <w:r>
-        <w:t>Doctor Who</w:t>
+        <w:t xml:space="preserve">functionality, which includes common Mode 7 routines, </w:t>
+      </w:r>
+      <w:proofErr w:type="gramStart"/>
+      <w:r>
+        <w:t xml:space="preserve">the </w:t>
+      </w:r>
+      <w:r>
+        <w:t>Doctor</w:t>
+      </w:r>
+      <w:proofErr w:type="gramEnd"/>
+      <w:r>
+        <w:t xml:space="preserve"> Who</w:t>
       </w:r>
       <w:r>
         <w:t xml:space="preserve"> theme music</w:t>
@@ -24342,6 +25838,7 @@
     </w:p>
     <w:p>
       <w:r>
+        <w:lastRenderedPageBreak/>
         <w:t>Level files</w:t>
       </w:r>
       <w:r>
@@ -24563,7 +26060,6 @@
               <w:jc w:val="center"/>
             </w:pPr>
             <w:r>
-              <w:lastRenderedPageBreak/>
               <w:t>3800</w:t>
             </w:r>
           </w:p>
@@ -25499,6 +26995,7 @@
               <w:jc w:val="center"/>
             </w:pPr>
             <w:r>
+              <w:lastRenderedPageBreak/>
               <w:t>7C00</w:t>
             </w:r>
           </w:p>
@@ -25539,7 +27036,15 @@
         <w:br/>
       </w:r>
       <w:r>
-        <w:t>The finale file is loaded at address &amp;55E7, populated the light blue rows depicted above.</w:t>
+        <w:t xml:space="preserve">The finale file is loaded at address &amp;55E7, </w:t>
+      </w:r>
+      <w:proofErr w:type="gramStart"/>
+      <w:r>
+        <w:t>populated</w:t>
+      </w:r>
+      <w:proofErr w:type="gramEnd"/>
+      <w:r>
+        <w:t xml:space="preserve"> the light blue rows depicted above.</w:t>
       </w:r>
     </w:p>
     <w:p>
@@ -25609,7 +27114,6 @@
         </w:numPr>
       </w:pPr>
       <w:r>
-        <w:lastRenderedPageBreak/>
         <w:t xml:space="preserve">Used tile grid flags </w:t>
       </w:r>
       <w:r>
@@ -25678,6 +27182,7 @@
       <w:r>
         <w:t xml:space="preserve">The use of an object </w:t>
       </w:r>
+      <w:proofErr w:type="gramStart"/>
       <w:r>
         <w:rPr>
           <w:i/>
@@ -25685,6 +27190,7 @@
         </w:rPr>
         <w:t>redraw</w:t>
       </w:r>
+      <w:proofErr w:type="gramEnd"/>
       <w:r>
         <w:t xml:space="preserve"> flag ensure</w:t>
       </w:r>
@@ -25842,7 +27348,15 @@
         <w:t xml:space="preserve"> that sweeps across screen memory</w:t>
       </w:r>
       <w:r>
-        <w:t xml:space="preserve">. The code is executed every 32 frames (approx. twice a second) so it has a negligible impact on overall performance.  The algorithm is also quite efficient over small datasets which are already sorted, or close to being sorted.  Tests showed that the algorithm re-sorts the </w:t>
+        <w:t>. The code is executed every 32 frames (approx. twice a second</w:t>
+      </w:r>
+      <w:proofErr w:type="gramStart"/>
+      <w:r>
+        <w:t>)</w:t>
+      </w:r>
+      <w:proofErr w:type="gramEnd"/>
+      <w:r>
+        <w:t xml:space="preserve"> so it has a negligible impact on overall performance.  The algorithm is also quite efficient over small datasets which are already sorted, or close to being sorted.  Tests showed that the algorithm re-sorts the </w:t>
       </w:r>
       <w:r>
         <w:rPr>
@@ -25988,6 +27502,7 @@
         </w:numPr>
       </w:pPr>
       <w:r>
+        <w:lastRenderedPageBreak/>
         <w:t>Refactored program and level initialization, pushing as much code as possible out of the gameplay code area.</w:t>
       </w:r>
     </w:p>
@@ -26002,6 +27517,7 @@
       <w:r>
         <w:t xml:space="preserve">Removed </w:t>
       </w:r>
+      <w:proofErr w:type="spellStart"/>
       <w:r>
         <w:rPr>
           <w:i/>
@@ -26009,9 +27525,11 @@
         </w:rPr>
         <w:t>objectWidth</w:t>
       </w:r>
+      <w:proofErr w:type="spellEnd"/>
       <w:r>
         <w:t xml:space="preserve"> &amp; </w:t>
       </w:r>
+      <w:proofErr w:type="spellStart"/>
       <w:r>
         <w:rPr>
           <w:i/>
@@ -26019,6 +27537,7 @@
         </w:rPr>
         <w:t>objectHeight</w:t>
       </w:r>
+      <w:proofErr w:type="spellEnd"/>
       <w:r>
         <w:t xml:space="preserve"> arrays</w:t>
       </w:r>
@@ -26048,6 +27567,7 @@
       <w:r>
         <w:t xml:space="preserve">, </w:t>
       </w:r>
+      <w:proofErr w:type="spellStart"/>
       <w:r>
         <w:rPr>
           <w:i/>
@@ -26055,12 +27575,14 @@
         </w:rPr>
         <w:t>widthMinusOne</w:t>
       </w:r>
+      <w:proofErr w:type="spellEnd"/>
       <w:r>
         <w:t xml:space="preserve">, </w:t>
       </w:r>
       <w:r>
         <w:t xml:space="preserve">and </w:t>
       </w:r>
+      <w:proofErr w:type="spellStart"/>
       <w:r>
         <w:rPr>
           <w:i/>
@@ -26068,6 +27590,7 @@
         </w:rPr>
         <w:t>heightMinusOne</w:t>
       </w:r>
+      <w:proofErr w:type="spellEnd"/>
       <w:r>
         <w:t xml:space="preserve">.  </w:t>
       </w:r>
@@ -26089,6 +27612,7 @@
       <w:r>
         <w:t xml:space="preserve"> which were previously subtracting one from </w:t>
       </w:r>
+      <w:proofErr w:type="spellStart"/>
       <w:r>
         <w:rPr>
           <w:i/>
@@ -26096,9 +27620,11 @@
         </w:rPr>
         <w:t>objectWidth</w:t>
       </w:r>
+      <w:proofErr w:type="spellEnd"/>
       <w:r>
         <w:t xml:space="preserve"> &amp; </w:t>
       </w:r>
+      <w:proofErr w:type="spellStart"/>
       <w:r>
         <w:rPr>
           <w:i/>
@@ -26120,6 +27646,7 @@
         </w:rPr>
         <w:t>ght</w:t>
       </w:r>
+      <w:proofErr w:type="spellEnd"/>
       <w:r>
         <w:t xml:space="preserve">.  </w:t>
       </w:r>
@@ -26135,6 +27662,7 @@
       <w:r>
         <w:t xml:space="preserve">Bit-packed </w:t>
       </w:r>
+      <w:proofErr w:type="spellStart"/>
       <w:r>
         <w:rPr>
           <w:i/>
@@ -26142,9 +27670,11 @@
         </w:rPr>
         <w:t>objectType</w:t>
       </w:r>
+      <w:proofErr w:type="spellEnd"/>
       <w:r>
         <w:t xml:space="preserve"> and </w:t>
       </w:r>
+      <w:proofErr w:type="spellStart"/>
       <w:r>
         <w:rPr>
           <w:i/>
@@ -26152,6 +27682,7 @@
         </w:rPr>
         <w:t>objectState</w:t>
       </w:r>
+      <w:proofErr w:type="spellEnd"/>
       <w:r>
         <w:t xml:space="preserve"> array</w:t>
       </w:r>
@@ -26183,7 +27714,6 @@
         </w:numPr>
       </w:pPr>
       <w:r>
-        <w:lastRenderedPageBreak/>
         <w:t>Reduced the use of the stack by u</w:t>
       </w:r>
       <w:r>
@@ -26491,6 +28021,7 @@
       <w:r>
         <w:t xml:space="preserve">JMP </w:t>
       </w:r>
+      <w:proofErr w:type="spellStart"/>
       <w:r>
         <w:rPr>
           <w:i/>
@@ -26499,8 +28030,13 @@
         <w:t>xxx</w:t>
       </w:r>
       <w:r>
-        <w:t xml:space="preserve">x instead of JSR </w:t>
-      </w:r>
+        <w:t>x</w:t>
+      </w:r>
+      <w:proofErr w:type="spellEnd"/>
+      <w:r>
+        <w:t xml:space="preserve"> instead of JSR </w:t>
+      </w:r>
+      <w:proofErr w:type="spellStart"/>
       <w:r>
         <w:rPr>
           <w:i/>
@@ -26508,6 +28044,7 @@
         </w:rPr>
         <w:t>xxxx</w:t>
       </w:r>
+      <w:proofErr w:type="spellEnd"/>
       <w:r>
         <w:t xml:space="preserve">, </w:t>
       </w:r>
@@ -26683,6 +28220,7 @@
       <w:r>
         <w:t xml:space="preserve"> and </w:t>
       </w:r>
+      <w:proofErr w:type="spellStart"/>
       <w:r>
         <w:rPr>
           <w:i/>
@@ -26690,6 +28228,7 @@
         </w:rPr>
         <w:t>dalekAnimate</w:t>
       </w:r>
+      <w:proofErr w:type="spellEnd"/>
       <w:r>
         <w:t xml:space="preserve"> routines do this.</w:t>
       </w:r>
@@ -26708,6 +28247,7 @@
         </w:rPr>
       </w:pPr>
       <w:r>
+        <w:lastRenderedPageBreak/>
         <w:t>16-bit unsigned number</w:t>
       </w:r>
       <w:r>
@@ -26832,8 +28372,18 @@
           <w:sz w:val="18"/>
           <w:szCs w:val="18"/>
         </w:rPr>
-        <w:t xml:space="preserve"> Bh</w:t>
-      </w:r>
+        <w:t xml:space="preserve"> </w:t>
+      </w:r>
+      <w:proofErr w:type="spellStart"/>
+      <w:r>
+        <w:rPr>
+          <w:rFonts w:ascii="Cascadia Code" w:hAnsi="Cascadia Code"/>
+          <w:sz w:val="18"/>
+          <w:szCs w:val="18"/>
+        </w:rPr>
+        <w:t>Bh</w:t>
+      </w:r>
+      <w:proofErr w:type="spellEnd"/>
       <w:r>
         <w:rPr>
           <w:rFonts w:ascii="Cascadia Code" w:hAnsi="Cascadia Code"/>
@@ -26936,9 +28486,9 @@
     </w:p>
     <w:p>
       <w:r>
-        <w:lastRenderedPageBreak/>
         <w:t xml:space="preserve">Routines always define a new scope (a wonderful </w:t>
       </w:r>
+      <w:proofErr w:type="spellStart"/>
       <w:r>
         <w:rPr>
           <w:b/>
@@ -26948,6 +28498,7 @@
         </w:rPr>
         <w:t>BeebAsm</w:t>
       </w:r>
+      <w:proofErr w:type="spellEnd"/>
       <w:r>
         <w:t xml:space="preserve"> feature) to limit the scope of contained labels and local data. Nested scopes are not used.</w:t>
       </w:r>
@@ -27452,7 +29003,15 @@
         <w:t xml:space="preserve">  The game must </w:t>
       </w:r>
       <w:r>
-        <w:t xml:space="preserve">be robust (not crash) and </w:t>
+        <w:t>be robust (not crash</w:t>
+      </w:r>
+      <w:proofErr w:type="gramStart"/>
+      <w:r>
+        <w:t>)</w:t>
+      </w:r>
+      <w:proofErr w:type="gramEnd"/>
+      <w:r>
+        <w:t xml:space="preserve"> and </w:t>
       </w:r>
       <w:r>
         <w:t xml:space="preserve">its difficulty should </w:t>
@@ -27466,6 +29025,7 @@
     </w:p>
     <w:p>
       <w:r>
+        <w:lastRenderedPageBreak/>
         <w:t>The following choices were made to make th</w:t>
       </w:r>
       <w:r>
@@ -27565,167 +29125,186 @@
     </w:p>
     <w:p>
       <w:r>
+        <w:t>If K9 dies, the current level is restated.  The user can also choose to restart the current level if they become stuck</w:t>
+      </w:r>
+      <w:r>
+        <w:t>, by pressing the ‘R’ key.</w:t>
+      </w:r>
+    </w:p>
+    <w:p>
+      <w:r>
+        <w:t>And unlike many 1980’s games, t</w:t>
+      </w:r>
+      <w:r>
+        <w:t xml:space="preserve">he player </w:t>
+      </w:r>
+      <w:r>
+        <w:t xml:space="preserve">direction </w:t>
+      </w:r>
+      <w:r>
+        <w:t xml:space="preserve">keys </w:t>
+      </w:r>
+      <w:r>
+        <w:t xml:space="preserve">are </w:t>
+      </w:r>
+      <w:r>
+        <w:t>W</w:t>
+      </w:r>
+      <w:r>
+        <w:t>ASD</w:t>
+      </w:r>
+      <w:r>
+        <w:t>.</w:t>
+      </w:r>
+    </w:p>
+    <w:p>
+      <w:r>
+        <w:t>Locked doors and keys are used to add a puzzle element to the game.</w:t>
+      </w:r>
+      <w:r>
+        <w:t xml:space="preserve">  Key</w:t>
+      </w:r>
+      <w:r>
+        <w:t>s</w:t>
+      </w:r>
+      <w:r>
+        <w:t xml:space="preserve"> can be collected and then used to </w:t>
+      </w:r>
+      <w:r>
+        <w:t xml:space="preserve">pass </w:t>
+      </w:r>
+      <w:r>
+        <w:t xml:space="preserve">through </w:t>
+      </w:r>
+      <w:r>
+        <w:t xml:space="preserve">locked </w:t>
+      </w:r>
+      <w:r>
+        <w:t xml:space="preserve">doors, </w:t>
+      </w:r>
+      <w:r>
+        <w:t>after which they are used.</w:t>
+      </w:r>
+      <w:r>
+        <w:t xml:space="preserve">  </w:t>
+      </w:r>
+      <w:r>
+        <w:t xml:space="preserve">Doors stay unlocked until a Darek uses them.  </w:t>
+      </w:r>
+      <w:r>
+        <w:t>Alternatively</w:t>
+      </w:r>
+      <w:r>
+        <w:t xml:space="preserve">, </w:t>
+      </w:r>
+      <w:r>
+        <w:t xml:space="preserve">K9 can follow a Dalek </w:t>
+      </w:r>
+      <w:r>
+        <w:t>through a door.</w:t>
+      </w:r>
+    </w:p>
+    <w:p>
+      <w:r>
+        <w:t>Other</w:t>
+      </w:r>
+      <w:r>
+        <w:t xml:space="preserve"> puzzle element</w:t>
+      </w:r>
+      <w:r>
+        <w:t>s</w:t>
+      </w:r>
+      <w:r>
+        <w:t xml:space="preserve"> of the game </w:t>
+      </w:r>
+      <w:r>
+        <w:t xml:space="preserve">include getting a Dalek to follow K9, and then hiding K9 behind a door, blocking a Dalek from using an elevator for a specific amount of time, </w:t>
+      </w:r>
+      <w:r>
+        <w:t>and using a Dalek to hide from another one.</w:t>
+      </w:r>
+    </w:p>
+    <w:p>
+      <w:r>
+        <w:t>To hold the attention of the player, each level can have its own palette and sprite definitions.</w:t>
+      </w:r>
+      <w:r>
+        <w:t xml:space="preserve">  The relative strength of jewels and Daleks can also be configured.</w:t>
+      </w:r>
+    </w:p>
+    <w:p>
+      <w:r>
+        <w:t xml:space="preserve">Teleports were later added to allow K9 to </w:t>
+      </w:r>
+      <w:proofErr w:type="gramStart"/>
+      <w:r>
+        <w:t>traverse</w:t>
+      </w:r>
+      <w:proofErr w:type="gramEnd"/>
+      <w:r>
+        <w:t xml:space="preserve"> a level in a non-linear manner.</w:t>
+      </w:r>
+    </w:p>
+    <w:p>
+      <w:r>
+        <w:t xml:space="preserve">The above choices hopefully give the game a more modern feeling, where gameplay is more open, and the consequences of dying </w:t>
+      </w:r>
+      <w:r>
+        <w:t xml:space="preserve">less </w:t>
+      </w:r>
+      <w:r>
+        <w:t>severe.</w:t>
+      </w:r>
+      <w:r>
+        <w:t xml:space="preserve">  That said, there are no saved </w:t>
+      </w:r>
+      <w:r>
+        <w:t>checkpoints,</w:t>
+      </w:r>
+      <w:r>
+        <w:t xml:space="preserve"> </w:t>
+      </w:r>
+      <w:r>
+        <w:t xml:space="preserve">so the game </w:t>
+      </w:r>
+      <w:r>
+        <w:t>must</w:t>
+      </w:r>
+      <w:r>
+        <w:t xml:space="preserve"> be played from start to finish in one go (unless an emulator is used).</w:t>
+      </w:r>
+    </w:p>
+    <w:p>
+      <w:pPr>
+        <w:pStyle w:val="Heading2"/>
+      </w:pPr>
+      <w:r>
+        <w:t>Missteps</w:t>
+      </w:r>
+    </w:p>
+    <w:p>
+      <w:r>
+        <w:t xml:space="preserve">From reading this document, it may appear that every decision taken was a good one, and things were fully thought though before implementation began, and that coding was purely a </w:t>
+      </w:r>
+      <w:proofErr w:type="gramStart"/>
+      <w:r>
+        <w:t>typing exercise</w:t>
+      </w:r>
+      <w:proofErr w:type="gramEnd"/>
+      <w:r>
+        <w:t>, and that development proceeded without detours or missteps.  This was not the case.</w:t>
+      </w:r>
+    </w:p>
+    <w:p>
+      <w:r>
+        <w:t xml:space="preserve">The reality is that developing code is an iterative process (at least for me) where I build out a spike of functionality, flush it out, build on it, rework it, and then refine it.  I then pursue another area of functionality in a similar manner occasionally going back to </w:t>
+      </w:r>
+      <w:r>
+        <w:t xml:space="preserve">revisit and </w:t>
+      </w:r>
+      <w:r>
         <w:lastRenderedPageBreak/>
-        <w:t>If K9 dies, the current level is restated.  The user can also choose to restart the current level if they become stuck</w:t>
-      </w:r>
-      <w:r>
-        <w:t>, by pressing the ‘R’ key.</w:t>
-      </w:r>
-    </w:p>
-    <w:p>
-      <w:r>
-        <w:t>And unlike many 1980’s games, t</w:t>
-      </w:r>
-      <w:r>
-        <w:t xml:space="preserve">he player </w:t>
-      </w:r>
-      <w:r>
-        <w:t xml:space="preserve">direction </w:t>
-      </w:r>
-      <w:r>
-        <w:t xml:space="preserve">keys </w:t>
-      </w:r>
-      <w:r>
-        <w:t xml:space="preserve">are </w:t>
-      </w:r>
-      <w:r>
-        <w:t>W</w:t>
-      </w:r>
-      <w:r>
-        <w:t>ASD</w:t>
-      </w:r>
-      <w:r>
-        <w:t>.</w:t>
-      </w:r>
-    </w:p>
-    <w:p>
-      <w:r>
-        <w:t>Locked doors and keys are used to add a puzzle element to the game.</w:t>
-      </w:r>
-      <w:r>
-        <w:t xml:space="preserve">  Key</w:t>
-      </w:r>
-      <w:r>
-        <w:t>s</w:t>
-      </w:r>
-      <w:r>
-        <w:t xml:space="preserve"> can be collected and then used to </w:t>
-      </w:r>
-      <w:r>
-        <w:t xml:space="preserve">pass </w:t>
-      </w:r>
-      <w:r>
-        <w:t xml:space="preserve">through </w:t>
-      </w:r>
-      <w:r>
-        <w:t xml:space="preserve">locked </w:t>
-      </w:r>
-      <w:r>
-        <w:t xml:space="preserve">doors, </w:t>
-      </w:r>
-      <w:r>
-        <w:t>after which they are used.</w:t>
-      </w:r>
-      <w:r>
-        <w:t xml:space="preserve">  </w:t>
-      </w:r>
-      <w:r>
-        <w:t xml:space="preserve">Doors stay unlocked until a Darek uses them.  </w:t>
-      </w:r>
-      <w:r>
-        <w:t>Alternatively</w:t>
-      </w:r>
-      <w:r>
-        <w:t xml:space="preserve">, </w:t>
-      </w:r>
-      <w:r>
-        <w:t xml:space="preserve">K9 can follow a Dalek </w:t>
-      </w:r>
-      <w:r>
-        <w:t>through a door.</w:t>
-      </w:r>
-    </w:p>
-    <w:p>
-      <w:r>
-        <w:t>Other</w:t>
-      </w:r>
-      <w:r>
-        <w:t xml:space="preserve"> puzzle element</w:t>
-      </w:r>
-      <w:r>
-        <w:t>s</w:t>
-      </w:r>
-      <w:r>
-        <w:t xml:space="preserve"> of the game </w:t>
-      </w:r>
-      <w:r>
-        <w:t xml:space="preserve">include getting a Dalek to follow K9, and then hiding K9 behind a door, blocking a Dalek from using an elevator for a specific amount of time, </w:t>
-      </w:r>
-      <w:r>
-        <w:t>and using a Dalek to hide from another one.</w:t>
-      </w:r>
-    </w:p>
-    <w:p>
-      <w:r>
-        <w:t>To hold the attention of the player, each level can have its own palette and sprite definitions.</w:t>
-      </w:r>
-      <w:r>
-        <w:t xml:space="preserve">  The relative strength of jewels and Daleks can also be configured.</w:t>
-      </w:r>
-    </w:p>
-    <w:p>
-      <w:r>
-        <w:t>Teleports were later added to allow K9 to traverse a level in a non-linear manner.</w:t>
-      </w:r>
-    </w:p>
-    <w:p>
-      <w:r>
-        <w:t xml:space="preserve">The above choices hopefully give the game a more modern feeling, where gameplay is more open, and the consequences of dying </w:t>
-      </w:r>
-      <w:r>
-        <w:t xml:space="preserve">less </w:t>
-      </w:r>
-      <w:r>
-        <w:t>severe.</w:t>
-      </w:r>
-      <w:r>
-        <w:t xml:space="preserve">  That said, there are no saved </w:t>
-      </w:r>
-      <w:r>
-        <w:t>checkpoints,</w:t>
-      </w:r>
-      <w:r>
-        <w:t xml:space="preserve"> </w:t>
-      </w:r>
-      <w:r>
-        <w:t xml:space="preserve">so the game </w:t>
-      </w:r>
-      <w:r>
-        <w:t>must</w:t>
-      </w:r>
-      <w:r>
-        <w:t xml:space="preserve"> be played from start to finish in one go (unless an emulator is used).</w:t>
-      </w:r>
-    </w:p>
-    <w:p>
-      <w:pPr>
-        <w:pStyle w:val="Heading2"/>
-      </w:pPr>
-      <w:r>
-        <w:t>Missteps</w:t>
-      </w:r>
-    </w:p>
-    <w:p>
-      <w:r>
-        <w:t>From reading this document, it may appear that every decision taken was a good one, and things were fully thought though before implementation began, and that coding was purely a typing exercise, and that development proceeded without detours or missteps.  This was not the case.</w:t>
-      </w:r>
-    </w:p>
-    <w:p>
-      <w:r>
-        <w:t xml:space="preserve">The reality is that developing code is an iterative process (at least for me) where I build out a spike of functionality, flush it out, build on it, rework it, and then refine it.  I then pursue another area of functionality in a similar manner occasionally going back to </w:t>
-      </w:r>
-      <w:r>
-        <w:t>revisit and rework early work</w:t>
+        <w:t>rework early work</w:t>
       </w:r>
       <w:r>
         <w:t>, while always trying to improve on what I have.  Sometimes, the code becomes complex or convoluted, and the path forward is less clear</w:t>
@@ -27770,7 +29349,6 @@
           <w:b/>
           <w:bCs/>
         </w:rPr>
-        <w:lastRenderedPageBreak/>
         <w:t>Page grids</w:t>
       </w:r>
       <w:r>
@@ -27828,7 +29406,15 @@
         <w:t xml:space="preserve"> </w:t>
       </w:r>
       <w:r>
-        <w:t>1 overlays, rendering the graphics and text directly over the gameplay screen.  To do this I needed to write custom drawText routines that used the MOS’s character definitions stored at &amp;8000.  Although this worked well, the draw code took up precious bytes and I was forced to</w:t>
+        <w:t xml:space="preserve">1 overlays, rendering the graphics and text directly over the gameplay screen.  To do this I needed to write custom </w:t>
+      </w:r>
+      <w:proofErr w:type="spellStart"/>
+      <w:r>
+        <w:t>drawText</w:t>
+      </w:r>
+      <w:proofErr w:type="spellEnd"/>
+      <w:r>
+        <w:t xml:space="preserve"> routines that used the MOS’s character definitions stored at &amp;8000.  Although this worked well, the draw code took up precious bytes and I was forced to</w:t>
       </w:r>
       <w:r>
         <w:t xml:space="preserve"> </w:t>
@@ -27967,7 +29553,11 @@
       </w:r>
       <w:r>
         <w:br/>
-        <w:t>However, the exportation was not entirely wasted as the knowledge gained was invaluable when I later added the Doctor Who theme music to the title screen</w:t>
+        <w:t xml:space="preserve">However, the exportation was not entirely wasted as the knowledge gained was </w:t>
+      </w:r>
+      <w:r>
+        <w:lastRenderedPageBreak/>
+        <w:t>invaluable when I later added the Doctor Who theme music to the title screen</w:t>
       </w:r>
       <w:r>
         <w:t>, which couldn’t be played using the MOS sound and envelope functionality.</w:t>
@@ -28044,23 +29634,29 @@
     